--- a/SMS Manager for Power monitoring.docx
+++ b/SMS Manager for Power monitoring.docx
@@ -66,7 +66,6 @@
         </w:rPr>
         <w:t xml:space="preserve">  </w:t>
       </w:r>
-      <w:proofErr w:type="spellStart"/>
       <w:r>
         <w:rPr>
           <w:rFonts w:ascii="Arial" w:eastAsia="Times New Roman" w:hAnsi="Arial" w:cs="Arial"/>
@@ -77,684 +76,3579 @@
           <w:szCs w:val="28"/>
           <w:lang w:val="en-US" w:eastAsia="it-IT"/>
         </w:rPr>
-        <w:t>Specifiche</w:t>
-      </w:r>
-      <w:proofErr w:type="spellEnd"/>
-      <w:r>
+        <w:t>Specifiche:</w:t>
+      </w:r>
+    </w:p>
+    <w:p>
+      <w:pPr>
+        <w:spacing w:after="240" w:line="330" w:lineRule="atLeast"/>
+        <w:rPr>
+          <w:rFonts w:ascii="Arial" w:eastAsia="Times New Roman" w:hAnsi="Arial" w:cs="Arial"/>
+          <w:color w:val="000000" w:themeColor="text1"/>
+          <w:sz w:val="24"/>
+          <w:szCs w:val="24"/>
+          <w:lang w:eastAsia="it-IT"/>
+        </w:rPr>
+      </w:pPr>
+      <w:r>
+        <w:rPr>
+          <w:rFonts w:ascii="Arial" w:eastAsia="Times New Roman" w:hAnsi="Arial" w:cs="Arial"/>
+          <w:color w:val="000000" w:themeColor="text1"/>
+          <w:sz w:val="24"/>
+          <w:szCs w:val="24"/>
+          <w:lang w:eastAsia="it-IT"/>
+        </w:rPr>
+        <w:t>  -     Verifica corretta registrazione</w:t>
+      </w:r>
+    </w:p>
+    <w:p>
+      <w:pPr>
+        <w:spacing w:after="240" w:line="330" w:lineRule="atLeast"/>
+        <w:rPr>
+          <w:rFonts w:ascii="Arial" w:eastAsia="Times New Roman" w:hAnsi="Arial" w:cs="Arial"/>
+          <w:color w:val="000000" w:themeColor="text1"/>
+          <w:sz w:val="24"/>
+          <w:szCs w:val="24"/>
+          <w:lang w:eastAsia="it-IT"/>
+        </w:rPr>
+      </w:pPr>
+      <w:r>
+        <w:rPr>
+          <w:rFonts w:ascii="Arial" w:eastAsia="Times New Roman" w:hAnsi="Arial" w:cs="Arial"/>
+          <w:color w:val="000000" w:themeColor="text1"/>
+          <w:sz w:val="24"/>
+          <w:szCs w:val="24"/>
+          <w:lang w:eastAsia="it-IT"/>
+        </w:rPr>
+        <w:t>  -     Reinizializzazione ogni 24 ore (ogni giorno) ad ora prestabilita</w:t>
+      </w:r>
+    </w:p>
+    <w:p>
+      <w:pPr>
+        <w:spacing w:after="240" w:line="330" w:lineRule="atLeast"/>
+        <w:rPr>
+          <w:rFonts w:ascii="Arial" w:eastAsia="Times New Roman" w:hAnsi="Arial" w:cs="Arial"/>
+          <w:color w:val="000000" w:themeColor="text1"/>
+          <w:sz w:val="24"/>
+          <w:szCs w:val="24"/>
+          <w:lang w:eastAsia="it-IT"/>
+        </w:rPr>
+      </w:pPr>
+      <w:r>
+        <w:rPr>
+          <w:rFonts w:ascii="Arial" w:eastAsia="Times New Roman" w:hAnsi="Arial" w:cs="Arial"/>
+          <w:color w:val="000000" w:themeColor="text1"/>
+          <w:sz w:val="24"/>
+          <w:szCs w:val="24"/>
+          <w:lang w:eastAsia="it-IT"/>
+        </w:rPr>
+        <w:t>  -     invio SMS mancanza energia fino a 4 numeri</w:t>
+      </w:r>
+    </w:p>
+    <w:p>
+      <w:pPr>
+        <w:spacing w:after="240" w:line="330" w:lineRule="atLeast"/>
+        <w:rPr>
+          <w:rFonts w:ascii="Arial" w:eastAsia="Times New Roman" w:hAnsi="Arial" w:cs="Arial"/>
+          <w:color w:val="000000" w:themeColor="text1"/>
+          <w:sz w:val="24"/>
+          <w:szCs w:val="24"/>
+          <w:lang w:eastAsia="it-IT"/>
+        </w:rPr>
+      </w:pPr>
+      <w:r>
+        <w:rPr>
+          <w:rFonts w:ascii="Arial" w:eastAsia="Times New Roman" w:hAnsi="Arial" w:cs="Arial"/>
+          <w:color w:val="000000" w:themeColor="text1"/>
+          <w:sz w:val="24"/>
+          <w:szCs w:val="24"/>
+          <w:lang w:eastAsia="it-IT"/>
+        </w:rPr>
+        <w:t>  -     invio SMS riattivazione energia fino a 4 numeri</w:t>
+      </w:r>
+    </w:p>
+    <w:p>
+      <w:pPr>
+        <w:spacing w:after="240" w:line="330" w:lineRule="atLeast"/>
+        <w:rPr>
+          <w:rFonts w:ascii="Arial" w:eastAsia="Times New Roman" w:hAnsi="Arial" w:cs="Arial"/>
+          <w:color w:val="000000" w:themeColor="text1"/>
+          <w:sz w:val="24"/>
+          <w:szCs w:val="24"/>
+          <w:lang w:eastAsia="it-IT"/>
+        </w:rPr>
+      </w:pPr>
+      <w:r>
+        <w:rPr>
+          <w:rFonts w:ascii="Arial" w:eastAsia="Times New Roman" w:hAnsi="Arial" w:cs="Arial"/>
+          <w:color w:val="000000" w:themeColor="text1"/>
+          <w:sz w:val="24"/>
+          <w:szCs w:val="24"/>
+          <w:lang w:eastAsia="it-IT"/>
+        </w:rPr>
+        <w:t>  -    Comando SMS (S) per stato Power Supply e SMS a numero richiedente</w:t>
+      </w:r>
+    </w:p>
+    <w:p>
+      <w:pPr>
+        <w:pStyle w:val="Paragrafoelenco"/>
+        <w:numPr>
+          <w:ilvl w:val="0"/>
+          <w:numId w:val="10"/>
+        </w:numPr>
+        <w:spacing w:after="240" w:line="330" w:lineRule="atLeast"/>
+        <w:rPr>
+          <w:rFonts w:ascii="Arial" w:eastAsia="Times New Roman" w:hAnsi="Arial" w:cs="Arial"/>
+          <w:color w:val="000000" w:themeColor="text1"/>
+          <w:sz w:val="24"/>
+          <w:szCs w:val="24"/>
+          <w:lang w:eastAsia="it-IT"/>
+        </w:rPr>
+      </w:pPr>
+      <w:r>
+        <w:rPr>
+          <w:rFonts w:ascii="Arial" w:eastAsia="Times New Roman" w:hAnsi="Arial" w:cs="Arial"/>
+          <w:color w:val="000000" w:themeColor="text1"/>
+          <w:sz w:val="24"/>
+          <w:szCs w:val="24"/>
+          <w:lang w:eastAsia="it-IT"/>
+        </w:rPr>
+        <w:t>Messaggio SMS per richiedente non autorizzato</w:t>
+      </w:r>
+    </w:p>
+    <w:p>
+      <w:pPr>
+        <w:pStyle w:val="Paragrafoelenco"/>
+        <w:spacing w:after="240" w:line="330" w:lineRule="atLeast"/>
+        <w:ind w:left="492"/>
+        <w:rPr>
+          <w:rFonts w:ascii="Arial" w:eastAsia="Times New Roman" w:hAnsi="Arial" w:cs="Arial"/>
+          <w:color w:val="000000" w:themeColor="text1"/>
+          <w:sz w:val="24"/>
+          <w:szCs w:val="24"/>
+          <w:lang w:eastAsia="it-IT"/>
+        </w:rPr>
+      </w:pPr>
+      <w:r>
+        <w:rPr>
+          <w:rFonts w:ascii="Arial" w:eastAsia="Times New Roman" w:hAnsi="Arial" w:cs="Arial"/>
+          <w:color w:val="000000" w:themeColor="text1"/>
+          <w:sz w:val="24"/>
+          <w:szCs w:val="24"/>
+          <w:lang w:eastAsia="it-IT"/>
+        </w:rPr>
+        <w:t xml:space="preserve"> </w:t>
+      </w:r>
+    </w:p>
+    <w:p>
+      <w:pPr>
+        <w:pStyle w:val="Paragrafoelenco"/>
+        <w:numPr>
+          <w:ilvl w:val="0"/>
+          <w:numId w:val="10"/>
+        </w:numPr>
+        <w:spacing w:after="240" w:line="330" w:lineRule="atLeast"/>
+        <w:rPr>
+          <w:rFonts w:ascii="Arial" w:eastAsia="Times New Roman" w:hAnsi="Arial" w:cs="Arial"/>
+          <w:color w:val="000000" w:themeColor="text1"/>
+          <w:sz w:val="24"/>
+          <w:szCs w:val="24"/>
+          <w:lang w:eastAsia="it-IT"/>
+        </w:rPr>
+      </w:pPr>
+      <w:r>
+        <w:rPr>
+          <w:rFonts w:ascii="Arial" w:eastAsia="Times New Roman" w:hAnsi="Arial" w:cs="Arial"/>
+          <w:i/>
+          <w:iCs/>
+          <w:color w:val="000000" w:themeColor="text1"/>
+          <w:sz w:val="24"/>
+          <w:szCs w:val="24"/>
+          <w:lang w:eastAsia="it-IT"/>
+        </w:rPr>
+        <w:t>D</w:t>
+      </w:r>
+      <w:r>
+        <w:rPr>
+          <w:rFonts w:ascii="Arial" w:eastAsia="Times New Roman" w:hAnsi="Arial" w:cs="Arial"/>
+          <w:i/>
+          <w:iCs/>
+          <w:color w:val="000000" w:themeColor="text1"/>
+          <w:sz w:val="24"/>
+          <w:szCs w:val="24"/>
+          <w:lang w:eastAsia="it-IT"/>
+        </w:rPr>
+        <w:t>a Master</w:t>
+      </w:r>
+      <w:r>
+        <w:rPr>
+          <w:rFonts w:ascii="Arial" w:eastAsia="Times New Roman" w:hAnsi="Arial" w:cs="Arial"/>
+          <w:color w:val="000000" w:themeColor="text1"/>
+          <w:sz w:val="24"/>
+          <w:szCs w:val="24"/>
+          <w:lang w:eastAsia="it-IT"/>
+        </w:rPr>
+        <w:t xml:space="preserve">   Comando SMS (</w:t>
+      </w:r>
+      <w:r>
+        <w:rPr>
+          <w:rFonts w:ascii="Arial" w:eastAsia="Times New Roman" w:hAnsi="Arial" w:cs="Arial"/>
+          <w:color w:val="000000" w:themeColor="text1"/>
+          <w:sz w:val="24"/>
+          <w:szCs w:val="24"/>
+          <w:lang w:eastAsia="it-IT"/>
+        </w:rPr>
+        <w:t>N</w:t>
+      </w:r>
+      <w:r>
+        <w:rPr>
+          <w:rFonts w:ascii="Arial" w:eastAsia="Times New Roman" w:hAnsi="Arial" w:cs="Arial"/>
+          <w:color w:val="000000" w:themeColor="text1"/>
+          <w:sz w:val="24"/>
+          <w:szCs w:val="24"/>
+          <w:lang w:eastAsia="it-IT"/>
+        </w:rPr>
+        <w:t>) per vedere quanti e quali numeri sono impostati</w:t>
+      </w:r>
+    </w:p>
+    <w:p>
+      <w:pPr>
+        <w:pStyle w:val="Paragrafoelenco"/>
+        <w:spacing w:after="240" w:line="330" w:lineRule="atLeast"/>
+        <w:ind w:left="492"/>
+        <w:rPr>
+          <w:rFonts w:ascii="Arial" w:eastAsia="Times New Roman" w:hAnsi="Arial" w:cs="Arial"/>
+          <w:color w:val="000000" w:themeColor="text1"/>
+          <w:sz w:val="24"/>
+          <w:szCs w:val="24"/>
+          <w:lang w:eastAsia="it-IT"/>
+        </w:rPr>
+      </w:pPr>
+      <w:r>
+        <w:rPr>
+          <w:rFonts w:ascii="Arial" w:eastAsia="Times New Roman" w:hAnsi="Arial" w:cs="Arial"/>
+          <w:color w:val="000000" w:themeColor="text1"/>
+          <w:sz w:val="24"/>
+          <w:szCs w:val="24"/>
+          <w:lang w:eastAsia="it-IT"/>
+        </w:rPr>
+        <w:t xml:space="preserve"> </w:t>
+      </w:r>
+    </w:p>
+    <w:p>
+      <w:pPr>
+        <w:pStyle w:val="Paragrafoelenco"/>
+        <w:numPr>
+          <w:ilvl w:val="0"/>
+          <w:numId w:val="10"/>
+        </w:numPr>
+        <w:spacing w:after="240" w:line="330" w:lineRule="atLeast"/>
+        <w:rPr>
+          <w:rFonts w:ascii="Arial" w:eastAsia="Times New Roman" w:hAnsi="Arial" w:cs="Arial"/>
+          <w:color w:val="000000" w:themeColor="text1"/>
+          <w:sz w:val="24"/>
+          <w:szCs w:val="24"/>
+          <w:lang w:eastAsia="it-IT"/>
+        </w:rPr>
+      </w:pPr>
+      <w:r>
+        <w:rPr>
+          <w:rFonts w:ascii="Arial" w:eastAsia="Times New Roman" w:hAnsi="Arial" w:cs="Arial"/>
+          <w:color w:val="000000" w:themeColor="text1"/>
+          <w:sz w:val="24"/>
+          <w:szCs w:val="24"/>
+          <w:lang w:eastAsia="it-IT"/>
+        </w:rPr>
+        <w:t>(disabilitazione o abilitazione notifica a TUTTI i numeri da richiesta SMS)</w:t>
+      </w:r>
+      <w:r>
+        <w:rPr>
+          <w:rFonts w:ascii="Arial" w:eastAsia="Times New Roman" w:hAnsi="Arial" w:cs="Arial"/>
+          <w:color w:val="000000" w:themeColor="text1"/>
+          <w:sz w:val="24"/>
+          <w:szCs w:val="24"/>
+          <w:lang w:eastAsia="it-IT"/>
+        </w:rPr>
+        <w:t xml:space="preserve"> - comando E</w:t>
+      </w:r>
+    </w:p>
+    <w:p>
+      <w:pPr>
+        <w:pStyle w:val="Paragrafoelenco"/>
+        <w:rPr>
+          <w:rFonts w:ascii="Arial" w:eastAsia="Times New Roman" w:hAnsi="Arial" w:cs="Arial"/>
+          <w:color w:val="000000" w:themeColor="text1"/>
+          <w:sz w:val="24"/>
+          <w:szCs w:val="24"/>
+          <w:lang w:eastAsia="it-IT"/>
+        </w:rPr>
+      </w:pPr>
+    </w:p>
+    <w:p>
+      <w:pPr>
+        <w:pStyle w:val="Paragrafoelenco"/>
+        <w:numPr>
+          <w:ilvl w:val="0"/>
+          <w:numId w:val="10"/>
+        </w:numPr>
+        <w:spacing w:after="240" w:line="330" w:lineRule="atLeast"/>
+        <w:rPr>
+          <w:rFonts w:ascii="Arial" w:eastAsia="Times New Roman" w:hAnsi="Arial" w:cs="Arial"/>
+          <w:color w:val="000000" w:themeColor="text1"/>
+          <w:sz w:val="24"/>
+          <w:szCs w:val="24"/>
+          <w:lang w:eastAsia="it-IT"/>
+        </w:rPr>
+      </w:pPr>
+      <w:r>
+        <w:rPr>
+          <w:rFonts w:ascii="Arial" w:eastAsia="Times New Roman" w:hAnsi="Arial" w:cs="Arial"/>
+          <w:i/>
+          <w:iCs/>
+          <w:color w:val="000000" w:themeColor="text1"/>
+          <w:sz w:val="24"/>
+          <w:szCs w:val="24"/>
+          <w:lang w:eastAsia="it-IT"/>
+        </w:rPr>
+        <w:t>Da Master</w:t>
+      </w:r>
+      <w:r>
+        <w:rPr>
+          <w:rFonts w:ascii="Arial" w:eastAsia="Times New Roman" w:hAnsi="Arial" w:cs="Arial"/>
+          <w:color w:val="000000" w:themeColor="text1"/>
+          <w:sz w:val="24"/>
+          <w:szCs w:val="24"/>
+          <w:lang w:eastAsia="it-IT"/>
+        </w:rPr>
+        <w:t xml:space="preserve"> Comando SMS (</w:t>
+      </w:r>
+      <w:r>
+        <w:rPr>
+          <w:rFonts w:ascii="Arial" w:eastAsia="Times New Roman" w:hAnsi="Arial" w:cs="Arial"/>
+          <w:color w:val="000000" w:themeColor="text1"/>
+          <w:sz w:val="24"/>
+          <w:szCs w:val="24"/>
+          <w:lang w:eastAsia="it-IT"/>
+        </w:rPr>
+        <w:t>D</w:t>
+      </w:r>
+      <w:r>
+        <w:rPr>
+          <w:rFonts w:ascii="Arial" w:eastAsia="Times New Roman" w:hAnsi="Arial" w:cs="Arial"/>
+          <w:color w:val="000000" w:themeColor="text1"/>
+          <w:sz w:val="24"/>
+          <w:szCs w:val="24"/>
+          <w:lang w:eastAsia="it-IT"/>
+        </w:rPr>
+        <w:t>)  Cancellazione numeri ausiliari</w:t>
+      </w:r>
+    </w:p>
+    <w:p>
+      <w:pPr>
+        <w:pStyle w:val="Paragrafoelenco"/>
+        <w:spacing w:after="240" w:line="330" w:lineRule="atLeast"/>
+        <w:ind w:left="492"/>
+        <w:rPr>
+          <w:rFonts w:ascii="Arial" w:eastAsia="Times New Roman" w:hAnsi="Arial" w:cs="Arial"/>
+          <w:color w:val="000000" w:themeColor="text1"/>
+          <w:sz w:val="24"/>
+          <w:szCs w:val="24"/>
+          <w:lang w:eastAsia="it-IT"/>
+        </w:rPr>
+      </w:pPr>
+    </w:p>
+    <w:p>
+      <w:pPr>
+        <w:pStyle w:val="Paragrafoelenco"/>
+        <w:numPr>
+          <w:ilvl w:val="0"/>
+          <w:numId w:val="10"/>
+        </w:numPr>
+        <w:spacing w:after="240" w:line="330" w:lineRule="atLeast"/>
+        <w:rPr>
+          <w:rFonts w:ascii="Arial" w:eastAsia="Times New Roman" w:hAnsi="Arial" w:cs="Arial"/>
+          <w:color w:val="000000" w:themeColor="text1"/>
+          <w:sz w:val="24"/>
+          <w:szCs w:val="24"/>
+          <w:lang w:eastAsia="it-IT"/>
+        </w:rPr>
+      </w:pPr>
+      <w:r>
+        <w:rPr>
+          <w:rFonts w:ascii="Arial" w:eastAsia="Times New Roman" w:hAnsi="Arial" w:cs="Arial"/>
+          <w:i/>
+          <w:iCs/>
+          <w:color w:val="000000" w:themeColor="text1"/>
+          <w:sz w:val="24"/>
+          <w:szCs w:val="24"/>
+          <w:lang w:eastAsia="it-IT"/>
+        </w:rPr>
+        <w:t>Da</w:t>
+      </w:r>
+      <w:r>
+        <w:rPr>
+          <w:rFonts w:ascii="Arial" w:eastAsia="Times New Roman" w:hAnsi="Arial" w:cs="Arial"/>
+          <w:i/>
+          <w:iCs/>
+          <w:color w:val="000000" w:themeColor="text1"/>
+          <w:sz w:val="24"/>
+          <w:szCs w:val="24"/>
+          <w:lang w:eastAsia="it-IT"/>
+        </w:rPr>
+        <w:t xml:space="preserve"> </w:t>
+      </w:r>
+      <w:r>
+        <w:rPr>
+          <w:rFonts w:ascii="Arial" w:eastAsia="Times New Roman" w:hAnsi="Arial" w:cs="Arial"/>
+          <w:i/>
+          <w:iCs/>
+          <w:color w:val="000000" w:themeColor="text1"/>
+          <w:sz w:val="24"/>
+          <w:szCs w:val="24"/>
+          <w:lang w:eastAsia="it-IT"/>
+        </w:rPr>
+        <w:t>Master V</w:t>
+      </w:r>
+      <w:r>
+        <w:rPr>
+          <w:rFonts w:ascii="Arial" w:eastAsia="Times New Roman" w:hAnsi="Arial" w:cs="Arial"/>
+          <w:i/>
+          <w:iCs/>
+          <w:color w:val="000000" w:themeColor="text1"/>
+          <w:sz w:val="24"/>
+          <w:szCs w:val="24"/>
+          <w:lang w:eastAsia="it-IT"/>
+        </w:rPr>
+        <w:t>uoto</w:t>
+      </w:r>
+      <w:r>
+        <w:rPr>
+          <w:rFonts w:ascii="Arial" w:eastAsia="Times New Roman" w:hAnsi="Arial" w:cs="Arial"/>
+          <w:color w:val="000000" w:themeColor="text1"/>
+          <w:sz w:val="24"/>
+          <w:szCs w:val="24"/>
+          <w:lang w:eastAsia="it-IT"/>
+        </w:rPr>
+        <w:t xml:space="preserve">  Comando SMS (</w:t>
+      </w:r>
+      <w:r>
+        <w:rPr>
+          <w:rFonts w:ascii="Arial" w:eastAsia="Times New Roman" w:hAnsi="Arial" w:cs="Arial"/>
+          <w:color w:val="000000" w:themeColor="text1"/>
+          <w:sz w:val="24"/>
+          <w:szCs w:val="24"/>
+          <w:lang w:eastAsia="it-IT"/>
+        </w:rPr>
+        <w:t>M</w:t>
+      </w:r>
+      <w:r>
+        <w:rPr>
+          <w:rFonts w:ascii="Arial" w:eastAsia="Times New Roman" w:hAnsi="Arial" w:cs="Arial"/>
+          <w:color w:val="000000" w:themeColor="text1"/>
+          <w:sz w:val="24"/>
+          <w:szCs w:val="24"/>
+          <w:lang w:eastAsia="it-IT"/>
+        </w:rPr>
+        <w:t>+ PIN</w:t>
+      </w:r>
+      <w:r>
+        <w:rPr>
+          <w:rFonts w:ascii="Arial" w:eastAsia="Times New Roman" w:hAnsi="Arial" w:cs="Arial"/>
+          <w:color w:val="000000" w:themeColor="text1"/>
+          <w:sz w:val="24"/>
+          <w:szCs w:val="24"/>
+          <w:lang w:eastAsia="it-IT"/>
+        </w:rPr>
+        <w:t>)</w:t>
+      </w:r>
+      <w:r>
+        <w:rPr>
+          <w:rFonts w:ascii="Arial" w:eastAsia="Times New Roman" w:hAnsi="Arial" w:cs="Arial"/>
+          <w:color w:val="000000" w:themeColor="text1"/>
+          <w:sz w:val="24"/>
+          <w:szCs w:val="24"/>
+          <w:lang w:eastAsia="it-IT"/>
+        </w:rPr>
+        <w:t xml:space="preserve"> Comando i</w:t>
+      </w:r>
+      <w:r>
+        <w:rPr>
+          <w:rFonts w:ascii="Arial" w:eastAsia="Times New Roman" w:hAnsi="Arial" w:cs="Arial"/>
+          <w:color w:val="000000" w:themeColor="text1"/>
+          <w:sz w:val="24"/>
+          <w:szCs w:val="24"/>
+          <w:lang w:eastAsia="it-IT"/>
+        </w:rPr>
+        <w:t xml:space="preserve">nserimento </w:t>
+      </w:r>
+      <w:r>
+        <w:rPr>
+          <w:rFonts w:ascii="Arial" w:eastAsia="Times New Roman" w:hAnsi="Arial" w:cs="Arial"/>
+          <w:color w:val="000000" w:themeColor="text1"/>
+          <w:sz w:val="24"/>
+          <w:szCs w:val="24"/>
+          <w:lang w:eastAsia="it-IT"/>
+        </w:rPr>
+        <w:t xml:space="preserve">telefono MASTER </w:t>
+      </w:r>
+    </w:p>
+    <w:p>
+      <w:pPr>
+        <w:pStyle w:val="Paragrafoelenco"/>
+        <w:spacing w:after="240" w:line="330" w:lineRule="atLeast"/>
+        <w:ind w:left="492"/>
+        <w:rPr>
+          <w:rFonts w:ascii="Arial" w:eastAsia="Times New Roman" w:hAnsi="Arial" w:cs="Arial"/>
+          <w:color w:val="000000" w:themeColor="text1"/>
+          <w:sz w:val="24"/>
+          <w:szCs w:val="24"/>
+          <w:lang w:eastAsia="it-IT"/>
+        </w:rPr>
+      </w:pPr>
+      <w:r>
+        <w:rPr>
+          <w:rFonts w:ascii="Arial" w:eastAsia="Times New Roman" w:hAnsi="Arial" w:cs="Arial"/>
+          <w:color w:val="000000" w:themeColor="text1"/>
+          <w:sz w:val="24"/>
+          <w:szCs w:val="24"/>
+          <w:lang w:eastAsia="it-IT"/>
+        </w:rPr>
+        <w:t xml:space="preserve">con </w:t>
+      </w:r>
+      <w:r>
+        <w:rPr>
+          <w:rFonts w:ascii="Arial" w:eastAsia="Times New Roman" w:hAnsi="Arial" w:cs="Arial"/>
+          <w:color w:val="000000" w:themeColor="text1"/>
+          <w:sz w:val="24"/>
+          <w:szCs w:val="24"/>
+          <w:lang w:eastAsia="it-IT"/>
+        </w:rPr>
+        <w:t>PIN</w:t>
+      </w:r>
+    </w:p>
+    <w:p>
+      <w:pPr>
+        <w:pStyle w:val="Paragrafoelenco"/>
+        <w:spacing w:after="240" w:line="330" w:lineRule="atLeast"/>
+        <w:ind w:left="492"/>
+        <w:rPr>
+          <w:rFonts w:ascii="Arial" w:eastAsia="Times New Roman" w:hAnsi="Arial" w:cs="Arial"/>
+          <w:color w:val="000000" w:themeColor="text1"/>
+          <w:sz w:val="24"/>
+          <w:szCs w:val="24"/>
+          <w:lang w:eastAsia="it-IT"/>
+        </w:rPr>
+      </w:pPr>
+    </w:p>
+    <w:p>
+      <w:pPr>
+        <w:pStyle w:val="Paragrafoelenco"/>
+        <w:numPr>
+          <w:ilvl w:val="0"/>
+          <w:numId w:val="10"/>
+        </w:numPr>
+        <w:spacing w:after="240" w:line="330" w:lineRule="atLeast"/>
+        <w:rPr>
+          <w:rFonts w:ascii="Arial" w:eastAsia="Times New Roman" w:hAnsi="Arial" w:cs="Arial"/>
+          <w:color w:val="000000" w:themeColor="text1"/>
+          <w:sz w:val="24"/>
+          <w:szCs w:val="24"/>
+          <w:lang w:eastAsia="it-IT"/>
+        </w:rPr>
+      </w:pPr>
+      <w:r>
+        <w:rPr>
+          <w:rFonts w:ascii="Arial" w:eastAsia="Times New Roman" w:hAnsi="Arial" w:cs="Arial"/>
+          <w:i/>
+          <w:iCs/>
+          <w:color w:val="000000" w:themeColor="text1"/>
+          <w:sz w:val="24"/>
+          <w:szCs w:val="24"/>
+          <w:lang w:eastAsia="it-IT"/>
+        </w:rPr>
+        <w:t xml:space="preserve">Da </w:t>
+      </w:r>
+      <w:r>
+        <w:rPr>
+          <w:rFonts w:ascii="Arial" w:eastAsia="Times New Roman" w:hAnsi="Arial" w:cs="Arial"/>
+          <w:i/>
+          <w:iCs/>
+          <w:color w:val="000000" w:themeColor="text1"/>
+          <w:sz w:val="24"/>
+          <w:szCs w:val="24"/>
+          <w:lang w:eastAsia="it-IT"/>
+        </w:rPr>
+        <w:t>Master</w:t>
+      </w:r>
+      <w:r>
+        <w:rPr>
+          <w:rFonts w:ascii="Arial" w:eastAsia="Times New Roman" w:hAnsi="Arial" w:cs="Arial"/>
+          <w:color w:val="000000" w:themeColor="text1"/>
+          <w:sz w:val="24"/>
+          <w:szCs w:val="24"/>
+          <w:lang w:eastAsia="it-IT"/>
+        </w:rPr>
+        <w:t xml:space="preserve">  Comando SMS (</w:t>
+      </w:r>
+      <w:r>
+        <w:rPr>
+          <w:rFonts w:ascii="Arial" w:eastAsia="Times New Roman" w:hAnsi="Arial" w:cs="Arial"/>
+          <w:color w:val="000000" w:themeColor="text1"/>
+          <w:sz w:val="24"/>
+          <w:szCs w:val="24"/>
+          <w:lang w:eastAsia="it-IT"/>
+        </w:rPr>
+        <w:t>M</w:t>
+      </w:r>
+      <w:r>
+        <w:rPr>
+          <w:rFonts w:ascii="Arial" w:eastAsia="Times New Roman" w:hAnsi="Arial" w:cs="Arial"/>
+          <w:color w:val="000000" w:themeColor="text1"/>
+          <w:sz w:val="24"/>
+          <w:szCs w:val="24"/>
+          <w:lang w:eastAsia="it-IT"/>
+        </w:rPr>
+        <w:t>)</w:t>
+      </w:r>
+      <w:r>
+        <w:rPr>
+          <w:rFonts w:ascii="Arial" w:eastAsia="Times New Roman" w:hAnsi="Arial" w:cs="Arial"/>
+          <w:color w:val="000000" w:themeColor="text1"/>
+          <w:sz w:val="24"/>
+          <w:szCs w:val="24"/>
+          <w:lang w:eastAsia="it-IT"/>
+        </w:rPr>
+        <w:t xml:space="preserve"> Comando </w:t>
+      </w:r>
+      <w:r>
+        <w:rPr>
+          <w:rFonts w:ascii="Arial" w:eastAsia="Times New Roman" w:hAnsi="Arial" w:cs="Arial"/>
+          <w:color w:val="000000" w:themeColor="text1"/>
+          <w:sz w:val="24"/>
+          <w:szCs w:val="24"/>
+          <w:lang w:eastAsia="it-IT"/>
+        </w:rPr>
+        <w:t xml:space="preserve">sostituzione </w:t>
+      </w:r>
+      <w:r>
+        <w:rPr>
+          <w:rFonts w:ascii="Arial" w:eastAsia="Times New Roman" w:hAnsi="Arial" w:cs="Arial"/>
+          <w:color w:val="000000" w:themeColor="text1"/>
+          <w:sz w:val="24"/>
+          <w:szCs w:val="24"/>
+          <w:lang w:eastAsia="it-IT"/>
+        </w:rPr>
+        <w:t>telefono MASTER</w:t>
+      </w:r>
+      <w:r>
+        <w:rPr>
+          <w:rFonts w:ascii="Arial" w:eastAsia="Times New Roman" w:hAnsi="Arial" w:cs="Arial"/>
+          <w:color w:val="000000" w:themeColor="text1"/>
+          <w:sz w:val="24"/>
+          <w:szCs w:val="24"/>
+          <w:lang w:eastAsia="it-IT"/>
+        </w:rPr>
+        <w:t xml:space="preserve"> (senza </w:t>
+      </w:r>
+      <w:r>
+        <w:rPr>
+          <w:rFonts w:ascii="Arial" w:eastAsia="Times New Roman" w:hAnsi="Arial" w:cs="Arial"/>
+          <w:color w:val="000000" w:themeColor="text1"/>
+          <w:sz w:val="24"/>
+          <w:szCs w:val="24"/>
+          <w:lang w:eastAsia="it-IT"/>
+        </w:rPr>
+        <w:t>PIN</w:t>
+      </w:r>
+      <w:r>
+        <w:rPr>
+          <w:rFonts w:ascii="Arial" w:eastAsia="Times New Roman" w:hAnsi="Arial" w:cs="Arial"/>
+          <w:color w:val="000000" w:themeColor="text1"/>
+          <w:sz w:val="24"/>
+          <w:szCs w:val="24"/>
+          <w:lang w:eastAsia="it-IT"/>
+        </w:rPr>
+        <w:t>)</w:t>
+      </w:r>
+      <w:r>
+        <w:rPr>
+          <w:rFonts w:ascii="Arial" w:eastAsia="Times New Roman" w:hAnsi="Arial" w:cs="Arial"/>
+          <w:color w:val="000000" w:themeColor="text1"/>
+          <w:sz w:val="24"/>
+          <w:szCs w:val="24"/>
+          <w:lang w:eastAsia="it-IT"/>
+        </w:rPr>
+        <w:t xml:space="preserve"> </w:t>
+      </w:r>
+      <w:r>
+        <w:rPr>
+          <w:rFonts w:ascii="Arial" w:eastAsia="Times New Roman" w:hAnsi="Arial" w:cs="Arial"/>
+          <w:color w:val="000000" w:themeColor="text1"/>
+          <w:sz w:val="24"/>
+          <w:szCs w:val="24"/>
+          <w:lang w:eastAsia="it-IT"/>
+        </w:rPr>
+        <w:t>su comando M (per definizione Master da vuoto) o factory reset da comando M</w:t>
+      </w:r>
+    </w:p>
+    <w:p>
+      <w:pPr>
+        <w:pStyle w:val="Paragrafoelenco"/>
+        <w:spacing w:after="240" w:line="330" w:lineRule="atLeast"/>
+        <w:ind w:left="492"/>
+        <w:rPr>
+          <w:rFonts w:ascii="Arial" w:eastAsia="Times New Roman" w:hAnsi="Arial" w:cs="Arial"/>
+          <w:color w:val="000000" w:themeColor="text1"/>
+          <w:sz w:val="24"/>
+          <w:szCs w:val="24"/>
+          <w:lang w:eastAsia="it-IT"/>
+        </w:rPr>
+      </w:pPr>
+    </w:p>
+    <w:p>
+      <w:pPr>
+        <w:pStyle w:val="Paragrafoelenco"/>
+        <w:numPr>
+          <w:ilvl w:val="0"/>
+          <w:numId w:val="10"/>
+        </w:numPr>
+        <w:spacing w:after="240" w:line="330" w:lineRule="atLeast"/>
+        <w:rPr>
+          <w:rFonts w:ascii="Arial" w:eastAsia="Times New Roman" w:hAnsi="Arial" w:cs="Arial"/>
+          <w:color w:val="000000" w:themeColor="text1"/>
+          <w:sz w:val="24"/>
+          <w:szCs w:val="24"/>
+          <w:lang w:eastAsia="it-IT"/>
+        </w:rPr>
+      </w:pPr>
+      <w:r>
+        <w:rPr>
+          <w:rFonts w:ascii="Arial" w:eastAsia="Times New Roman" w:hAnsi="Arial" w:cs="Arial"/>
+          <w:color w:val="000000" w:themeColor="text1"/>
+          <w:sz w:val="24"/>
+          <w:szCs w:val="24"/>
+          <w:lang w:eastAsia="it-IT"/>
+        </w:rPr>
+        <w:t>Da Master Comando SMS (</w:t>
+      </w:r>
+      <w:r>
+        <w:rPr>
+          <w:rFonts w:ascii="Arial" w:eastAsia="Times New Roman" w:hAnsi="Arial" w:cs="Arial"/>
+          <w:color w:val="000000" w:themeColor="text1"/>
+          <w:sz w:val="24"/>
+          <w:szCs w:val="24"/>
+          <w:lang w:eastAsia="it-IT"/>
+        </w:rPr>
+        <w:t>F+PIN</w:t>
+      </w:r>
+      <w:r>
+        <w:rPr>
+          <w:rFonts w:ascii="Arial" w:eastAsia="Times New Roman" w:hAnsi="Arial" w:cs="Arial"/>
+          <w:color w:val="000000" w:themeColor="text1"/>
+          <w:sz w:val="24"/>
+          <w:szCs w:val="24"/>
+          <w:lang w:eastAsia="it-IT"/>
+        </w:rPr>
+        <w:t xml:space="preserve">) </w:t>
+      </w:r>
+      <w:r>
+        <w:rPr>
+          <w:rFonts w:ascii="Arial" w:eastAsia="Times New Roman" w:hAnsi="Arial" w:cs="Arial"/>
+          <w:color w:val="000000" w:themeColor="text1"/>
+          <w:sz w:val="24"/>
+          <w:szCs w:val="24"/>
+          <w:lang w:eastAsia="it-IT"/>
+        </w:rPr>
+        <w:t>- Ripristino a condizioni di fabbrica con PIN</w:t>
+      </w:r>
+    </w:p>
+    <w:p>
+      <w:pPr>
+        <w:pStyle w:val="Paragrafoelenco"/>
+        <w:rPr>
+          <w:rFonts w:ascii="Arial" w:eastAsia="Times New Roman" w:hAnsi="Arial" w:cs="Arial"/>
+          <w:color w:val="000000" w:themeColor="text1"/>
+          <w:sz w:val="24"/>
+          <w:szCs w:val="24"/>
+          <w:lang w:eastAsia="it-IT"/>
+        </w:rPr>
+      </w:pPr>
+    </w:p>
+    <w:p>
+      <w:pPr>
+        <w:pStyle w:val="Paragrafoelenco"/>
+        <w:numPr>
+          <w:ilvl w:val="0"/>
+          <w:numId w:val="10"/>
+        </w:numPr>
+        <w:spacing w:after="240" w:line="330" w:lineRule="atLeast"/>
+        <w:rPr>
+          <w:rFonts w:ascii="Arial" w:eastAsia="Times New Roman" w:hAnsi="Arial" w:cs="Arial"/>
+          <w:color w:val="000000" w:themeColor="text1"/>
+          <w:sz w:val="24"/>
+          <w:szCs w:val="24"/>
+          <w:lang w:eastAsia="it-IT"/>
+        </w:rPr>
+      </w:pPr>
+      <w:r>
+        <w:rPr>
+          <w:rFonts w:ascii="Arial" w:eastAsia="Times New Roman" w:hAnsi="Arial" w:cs="Arial"/>
+          <w:i/>
+          <w:iCs/>
+          <w:color w:val="000000" w:themeColor="text1"/>
+          <w:sz w:val="24"/>
+          <w:szCs w:val="24"/>
+          <w:lang w:eastAsia="it-IT"/>
+        </w:rPr>
+        <w:t>Da Master</w:t>
+      </w:r>
+      <w:r>
+        <w:rPr>
+          <w:rFonts w:ascii="Arial" w:eastAsia="Times New Roman" w:hAnsi="Arial" w:cs="Arial"/>
+          <w:color w:val="000000" w:themeColor="text1"/>
+          <w:sz w:val="24"/>
+          <w:szCs w:val="24"/>
+          <w:lang w:eastAsia="it-IT"/>
+        </w:rPr>
+        <w:t xml:space="preserve"> Comando SMS (</w:t>
+      </w:r>
+      <w:r>
+        <w:rPr>
+          <w:rFonts w:ascii="Arial" w:eastAsia="Times New Roman" w:hAnsi="Arial" w:cs="Arial"/>
+          <w:color w:val="000000" w:themeColor="text1"/>
+          <w:sz w:val="24"/>
+          <w:szCs w:val="24"/>
+          <w:lang w:eastAsia="it-IT"/>
+        </w:rPr>
+        <w:t>P</w:t>
+      </w:r>
+      <w:r>
+        <w:rPr>
+          <w:rFonts w:ascii="Arial" w:eastAsia="Times New Roman" w:hAnsi="Arial" w:cs="Arial"/>
+          <w:color w:val="000000" w:themeColor="text1"/>
+          <w:sz w:val="24"/>
+          <w:szCs w:val="24"/>
+          <w:lang w:eastAsia="it-IT"/>
+        </w:rPr>
+        <w:t>+</w:t>
+      </w:r>
+      <w:r>
+        <w:rPr>
+          <w:rFonts w:ascii="Arial" w:eastAsia="Times New Roman" w:hAnsi="Arial" w:cs="Arial"/>
+          <w:color w:val="000000" w:themeColor="text1"/>
+          <w:sz w:val="24"/>
+          <w:szCs w:val="24"/>
+          <w:lang w:eastAsia="it-IT"/>
+        </w:rPr>
+        <w:t>PinVecchio+PinNuovo</w:t>
+      </w:r>
+      <w:r>
+        <w:rPr>
+          <w:rFonts w:ascii="Arial" w:eastAsia="Times New Roman" w:hAnsi="Arial" w:cs="Arial"/>
+          <w:color w:val="000000" w:themeColor="text1"/>
+          <w:sz w:val="24"/>
+          <w:szCs w:val="24"/>
+          <w:lang w:eastAsia="it-IT"/>
+        </w:rPr>
+        <w:t xml:space="preserve">) </w:t>
+      </w:r>
+      <w:r>
+        <w:rPr>
+          <w:rFonts w:ascii="Arial" w:eastAsia="Times New Roman" w:hAnsi="Arial" w:cs="Arial"/>
+          <w:color w:val="000000" w:themeColor="text1"/>
+          <w:sz w:val="24"/>
+          <w:szCs w:val="24"/>
+          <w:lang w:eastAsia="it-IT"/>
+        </w:rPr>
+        <w:t>–</w:t>
+      </w:r>
+      <w:r>
+        <w:rPr>
+          <w:rFonts w:ascii="Arial" w:eastAsia="Times New Roman" w:hAnsi="Arial" w:cs="Arial"/>
+          <w:color w:val="000000" w:themeColor="text1"/>
+          <w:sz w:val="24"/>
+          <w:szCs w:val="24"/>
+          <w:lang w:eastAsia="it-IT"/>
+        </w:rPr>
+        <w:t xml:space="preserve"> </w:t>
+      </w:r>
+      <w:r>
+        <w:rPr>
+          <w:rFonts w:ascii="Arial" w:eastAsia="Times New Roman" w:hAnsi="Arial" w:cs="Arial"/>
+          <w:color w:val="000000" w:themeColor="text1"/>
+          <w:sz w:val="24"/>
+          <w:szCs w:val="24"/>
+          <w:lang w:eastAsia="it-IT"/>
+        </w:rPr>
+        <w:t>Sostituzione PIN</w:t>
+      </w:r>
+    </w:p>
+    <w:p>
+      <w:pPr>
+        <w:pStyle w:val="Paragrafoelenco"/>
+        <w:spacing w:after="240" w:line="330" w:lineRule="atLeast"/>
+        <w:ind w:left="492"/>
+        <w:rPr>
+          <w:rFonts w:ascii="Arial" w:eastAsia="Times New Roman" w:hAnsi="Arial" w:cs="Arial"/>
+          <w:color w:val="000000" w:themeColor="text1"/>
+          <w:sz w:val="24"/>
+          <w:szCs w:val="24"/>
+          <w:lang w:eastAsia="it-IT"/>
+        </w:rPr>
+      </w:pPr>
+    </w:p>
+    <w:p>
+      <w:pPr>
+        <w:pStyle w:val="Paragrafoelenco"/>
+        <w:numPr>
+          <w:ilvl w:val="0"/>
+          <w:numId w:val="10"/>
+        </w:numPr>
+        <w:spacing w:after="240" w:line="330" w:lineRule="atLeast"/>
+        <w:rPr>
+          <w:rFonts w:ascii="Arial" w:eastAsia="Times New Roman" w:hAnsi="Arial" w:cs="Arial"/>
+          <w:color w:val="000000" w:themeColor="text1"/>
+          <w:sz w:val="24"/>
+          <w:szCs w:val="24"/>
+          <w:lang w:eastAsia="it-IT"/>
+        </w:rPr>
+      </w:pPr>
+      <w:r>
+        <w:rPr>
+          <w:rFonts w:ascii="Arial" w:eastAsia="Times New Roman" w:hAnsi="Arial" w:cs="Arial"/>
+          <w:color w:val="000000" w:themeColor="text1"/>
+          <w:sz w:val="24"/>
+          <w:szCs w:val="24"/>
+          <w:lang w:eastAsia="it-IT"/>
+        </w:rPr>
+        <w:t xml:space="preserve">(NON Implementato)    Salvataggio STATO </w:t>
+      </w:r>
+      <w:r>
+        <w:rPr>
+          <w:rFonts w:ascii="Arial" w:eastAsia="Times New Roman" w:hAnsi="Arial" w:cs="Arial"/>
+          <w:color w:val="000000" w:themeColor="text1"/>
+          <w:sz w:val="24"/>
+          <w:szCs w:val="24"/>
+          <w:lang w:eastAsia="it-IT"/>
+        </w:rPr>
+        <w:t xml:space="preserve">Pwr </w:t>
+      </w:r>
+      <w:r>
+        <w:rPr>
+          <w:rFonts w:ascii="Arial" w:eastAsia="Times New Roman" w:hAnsi="Arial" w:cs="Arial"/>
+          <w:color w:val="000000" w:themeColor="text1"/>
+          <w:sz w:val="24"/>
+          <w:szCs w:val="24"/>
+          <w:lang w:eastAsia="it-IT"/>
+        </w:rPr>
+        <w:t>in memoria non volatile (EEPROM O FLASH)</w:t>
+      </w:r>
+    </w:p>
+    <w:p>
+      <w:pPr>
+        <w:pStyle w:val="Paragrafoelenco"/>
+        <w:spacing w:after="240" w:line="330" w:lineRule="atLeast"/>
+        <w:ind w:left="492"/>
+        <w:rPr>
+          <w:rFonts w:ascii="Arial" w:eastAsia="Times New Roman" w:hAnsi="Arial" w:cs="Arial"/>
+          <w:color w:val="000000" w:themeColor="text1"/>
+          <w:sz w:val="24"/>
+          <w:szCs w:val="24"/>
+          <w:lang w:eastAsia="it-IT"/>
+        </w:rPr>
+      </w:pPr>
+    </w:p>
+    <w:p>
+      <w:pPr>
+        <w:spacing w:after="240" w:line="330" w:lineRule="atLeast"/>
+        <w:rPr>
+          <w:rFonts w:ascii="Arial" w:eastAsia="Times New Roman" w:hAnsi="Arial" w:cs="Arial"/>
+          <w:color w:val="000000" w:themeColor="text1"/>
+          <w:sz w:val="24"/>
+          <w:szCs w:val="24"/>
+          <w:lang w:eastAsia="it-IT"/>
+        </w:rPr>
+      </w:pPr>
+      <w:r>
+        <w:rPr>
+          <w:rFonts w:ascii="Arial" w:eastAsia="Times New Roman" w:hAnsi="Arial" w:cs="Arial"/>
+          <w:color w:val="000000" w:themeColor="text1"/>
+          <w:sz w:val="24"/>
+          <w:szCs w:val="24"/>
+          <w:lang w:eastAsia="it-IT"/>
+        </w:rPr>
+        <w:t>TO DO:</w:t>
+      </w:r>
+    </w:p>
+    <w:p>
+      <w:pPr>
+        <w:spacing w:after="240" w:line="330" w:lineRule="atLeast"/>
+        <w:rPr>
+          <w:rFonts w:ascii="Arial" w:eastAsia="Times New Roman" w:hAnsi="Arial" w:cs="Arial"/>
+          <w:color w:val="000000" w:themeColor="text1"/>
+          <w:sz w:val="24"/>
+          <w:szCs w:val="24"/>
+          <w:lang w:eastAsia="it-IT"/>
+        </w:rPr>
+      </w:pPr>
+      <w:r>
+        <w:rPr>
+          <w:rFonts w:ascii="Arial" w:eastAsia="Times New Roman" w:hAnsi="Arial" w:cs="Arial"/>
+          <w:color w:val="000000" w:themeColor="text1"/>
+          <w:sz w:val="24"/>
+          <w:szCs w:val="24"/>
+          <w:lang w:eastAsia="it-IT"/>
+        </w:rPr>
+        <w:t>  - NON Ancora set/reset pin uscita da SMS numero richiedente abilitato</w:t>
+      </w:r>
+    </w:p>
+    <w:p>
+      <w:pPr>
+        <w:spacing w:after="240" w:line="330" w:lineRule="atLeast"/>
+        <w:rPr>
+          <w:rFonts w:ascii="Arial" w:eastAsia="Times New Roman" w:hAnsi="Arial" w:cs="Arial"/>
+          <w:color w:val="000000" w:themeColor="text1"/>
+          <w:sz w:val="24"/>
+          <w:szCs w:val="24"/>
+          <w:lang w:eastAsia="it-IT"/>
+        </w:rPr>
+      </w:pPr>
+      <w:r>
+        <w:rPr>
+          <w:rFonts w:ascii="Arial" w:eastAsia="Times New Roman" w:hAnsi="Arial" w:cs="Arial"/>
+          <w:color w:val="000000" w:themeColor="text1"/>
+          <w:sz w:val="24"/>
+          <w:szCs w:val="24"/>
+          <w:lang w:eastAsia="it-IT"/>
+        </w:rPr>
+        <w:t>  - NON Ancora Stato pin ingresso su richiesta SMS a numero richiedente abilitato</w:t>
+      </w:r>
+    </w:p>
+    <w:p>
+      <w:pPr>
+        <w:rPr>
+          <w:rFonts w:ascii="Arial" w:eastAsia="Times New Roman" w:hAnsi="Arial" w:cs="Arial"/>
+          <w:color w:val="000000" w:themeColor="text1"/>
+          <w:sz w:val="24"/>
+          <w:szCs w:val="24"/>
+          <w:lang w:eastAsia="it-IT"/>
+        </w:rPr>
+      </w:pPr>
+      <w:r>
+        <w:rPr>
+          <w:rFonts w:ascii="Arial" w:eastAsia="Times New Roman" w:hAnsi="Arial" w:cs="Arial"/>
+          <w:color w:val="000000" w:themeColor="text1"/>
+          <w:sz w:val="24"/>
+          <w:szCs w:val="24"/>
+          <w:lang w:eastAsia="it-IT"/>
+        </w:rPr>
+        <w:br w:type="page"/>
+      </w:r>
+    </w:p>
+    <w:p>
+      <w:pPr>
+        <w:spacing w:after="240" w:line="330" w:lineRule="atLeast"/>
+        <w:rPr>
+          <w:rFonts w:ascii="Arial" w:eastAsia="Times New Roman" w:hAnsi="Arial" w:cs="Arial"/>
+          <w:color w:val="000000" w:themeColor="text1"/>
+          <w:sz w:val="24"/>
+          <w:szCs w:val="24"/>
+          <w:lang w:eastAsia="it-IT"/>
+        </w:rPr>
+      </w:pPr>
+      <w:r>
+        <w:rPr>
+          <w:rFonts w:ascii="Arial" w:eastAsia="Times New Roman" w:hAnsi="Arial" w:cs="Arial"/>
+          <w:color w:val="000000" w:themeColor="text1"/>
+          <w:sz w:val="24"/>
+          <w:szCs w:val="24"/>
+          <w:lang w:eastAsia="it-IT"/>
+        </w:rPr>
+        <w:lastRenderedPageBreak/>
+        <w:t>     .......................... Scopo del codice</w:t>
+      </w:r>
+    </w:p>
+    <w:p>
+      <w:pPr>
+        <w:spacing w:after="240" w:line="330" w:lineRule="atLeast"/>
+        <w:rPr>
+          <w:rFonts w:ascii="Arial" w:eastAsia="Times New Roman" w:hAnsi="Arial" w:cs="Arial"/>
+          <w:color w:val="000000" w:themeColor="text1"/>
+          <w:sz w:val="24"/>
+          <w:szCs w:val="24"/>
+          <w:lang w:eastAsia="it-IT"/>
+        </w:rPr>
+      </w:pPr>
+    </w:p>
+    <w:p>
+      <w:pPr>
+        <w:spacing w:after="240" w:line="330" w:lineRule="atLeast"/>
         <w:rPr>
           <w:rFonts w:ascii="Arial" w:eastAsia="Times New Roman" w:hAnsi="Arial" w:cs="Arial"/>
           <w:b/>
           <w:bCs/>
           <w:color w:val="000000" w:themeColor="text1"/>
-          <w:sz w:val="28"/>
-          <w:szCs w:val="28"/>
-          <w:lang w:val="en-US" w:eastAsia="it-IT"/>
-        </w:rPr>
-        <w:t>:</w:t>
-      </w:r>
-    </w:p>
-    <w:p>
-      <w:pPr>
-        <w:spacing w:after="0" w:line="330" w:lineRule="atLeast"/>
-        <w:rPr>
-          <w:rFonts w:ascii="Arial" w:eastAsia="Times New Roman" w:hAnsi="Arial" w:cs="Arial"/>
-          <w:color w:val="000000" w:themeColor="text1"/>
-          <w:sz w:val="24"/>
-          <w:szCs w:val="24"/>
-          <w:lang w:eastAsia="it-IT"/>
-        </w:rPr>
-      </w:pPr>
-      <w:r>
-        <w:rPr>
-          <w:rFonts w:ascii="Arial" w:eastAsia="Times New Roman" w:hAnsi="Arial" w:cs="Arial"/>
-          <w:color w:val="000000" w:themeColor="text1"/>
-          <w:sz w:val="24"/>
-          <w:szCs w:val="24"/>
-          <w:lang w:val="en-US" w:eastAsia="it-IT"/>
-        </w:rPr>
-        <w:t xml:space="preserve">  </w:t>
-      </w:r>
-      <w:r>
-        <w:rPr>
-          <w:rFonts w:ascii="Arial" w:eastAsia="Times New Roman" w:hAnsi="Arial" w:cs="Arial"/>
-          <w:color w:val="000000" w:themeColor="text1"/>
-          <w:sz w:val="24"/>
-          <w:szCs w:val="24"/>
-          <w:lang w:eastAsia="it-IT"/>
-        </w:rPr>
-        <w:t>- OK    Verifica corretta registrazione</w:t>
-      </w:r>
-    </w:p>
-    <w:p>
-      <w:pPr>
-        <w:spacing w:after="0" w:line="330" w:lineRule="atLeast"/>
-        <w:rPr>
-          <w:rFonts w:ascii="Arial" w:eastAsia="Times New Roman" w:hAnsi="Arial" w:cs="Arial"/>
-          <w:color w:val="000000" w:themeColor="text1"/>
-          <w:sz w:val="24"/>
-          <w:szCs w:val="24"/>
-          <w:lang w:eastAsia="it-IT"/>
-        </w:rPr>
-      </w:pPr>
-      <w:r>
-        <w:rPr>
-          <w:rFonts w:ascii="Arial" w:eastAsia="Times New Roman" w:hAnsi="Arial" w:cs="Arial"/>
-          <w:color w:val="000000" w:themeColor="text1"/>
-          <w:sz w:val="24"/>
-          <w:szCs w:val="24"/>
-          <w:lang w:eastAsia="it-IT"/>
-        </w:rPr>
-        <w:t>  - OK    </w:t>
-      </w:r>
-      <w:proofErr w:type="spellStart"/>
-      <w:r>
-        <w:rPr>
-          <w:rFonts w:ascii="Arial" w:eastAsia="Times New Roman" w:hAnsi="Arial" w:cs="Arial"/>
-          <w:color w:val="000000" w:themeColor="text1"/>
-          <w:sz w:val="24"/>
-          <w:szCs w:val="24"/>
-          <w:lang w:eastAsia="it-IT"/>
-        </w:rPr>
-        <w:t>Reinizializzazione</w:t>
-      </w:r>
-      <w:proofErr w:type="spellEnd"/>
-      <w:r>
-        <w:rPr>
-          <w:rFonts w:ascii="Arial" w:eastAsia="Times New Roman" w:hAnsi="Arial" w:cs="Arial"/>
-          <w:color w:val="000000" w:themeColor="text1"/>
-          <w:sz w:val="24"/>
-          <w:szCs w:val="24"/>
-          <w:lang w:eastAsia="it-IT"/>
-        </w:rPr>
-        <w:t xml:space="preserve"> ogni 24 ore (ogni giorno) ad ora prestabilita</w:t>
-      </w:r>
-    </w:p>
-    <w:p>
-      <w:pPr>
-        <w:spacing w:after="0" w:line="330" w:lineRule="atLeast"/>
-        <w:rPr>
-          <w:rFonts w:ascii="Arial" w:eastAsia="Times New Roman" w:hAnsi="Arial" w:cs="Arial"/>
-          <w:color w:val="000000" w:themeColor="text1"/>
-          <w:sz w:val="24"/>
-          <w:szCs w:val="24"/>
-          <w:lang w:eastAsia="it-IT"/>
-        </w:rPr>
-      </w:pPr>
-      <w:r>
-        <w:rPr>
-          <w:rFonts w:ascii="Arial" w:eastAsia="Times New Roman" w:hAnsi="Arial" w:cs="Arial"/>
-          <w:color w:val="000000" w:themeColor="text1"/>
-          <w:sz w:val="24"/>
-          <w:szCs w:val="24"/>
-          <w:lang w:eastAsia="it-IT"/>
-        </w:rPr>
-        <w:t xml:space="preserve">  - OK    invio SMS mancanza energia fino a </w:t>
-      </w:r>
-      <w:r>
-        <w:rPr>
-          <w:rFonts w:ascii="Arial" w:eastAsia="Times New Roman" w:hAnsi="Arial" w:cs="Arial"/>
-          <w:color w:val="000000" w:themeColor="text1"/>
-          <w:sz w:val="24"/>
-          <w:szCs w:val="24"/>
-          <w:lang w:eastAsia="it-IT"/>
-        </w:rPr>
-        <w:t>4</w:t>
-      </w:r>
-      <w:r>
-        <w:rPr>
-          <w:rFonts w:ascii="Arial" w:eastAsia="Times New Roman" w:hAnsi="Arial" w:cs="Arial"/>
-          <w:color w:val="000000" w:themeColor="text1"/>
-          <w:sz w:val="24"/>
-          <w:szCs w:val="24"/>
-          <w:lang w:eastAsia="it-IT"/>
-        </w:rPr>
-        <w:t xml:space="preserve"> numeri</w:t>
-      </w:r>
-    </w:p>
-    <w:p>
-      <w:pPr>
-        <w:spacing w:after="0" w:line="330" w:lineRule="atLeast"/>
-        <w:rPr>
-          <w:rFonts w:ascii="Arial" w:eastAsia="Times New Roman" w:hAnsi="Arial" w:cs="Arial"/>
-          <w:color w:val="000000" w:themeColor="text1"/>
-          <w:sz w:val="24"/>
-          <w:szCs w:val="24"/>
-          <w:lang w:eastAsia="it-IT"/>
-        </w:rPr>
-      </w:pPr>
-      <w:r>
-        <w:rPr>
-          <w:rFonts w:ascii="Arial" w:eastAsia="Times New Roman" w:hAnsi="Arial" w:cs="Arial"/>
-          <w:color w:val="000000" w:themeColor="text1"/>
-          <w:sz w:val="24"/>
-          <w:szCs w:val="24"/>
-          <w:lang w:eastAsia="it-IT"/>
-        </w:rPr>
-        <w:t xml:space="preserve">  - OK    invio SMS riattivazione energia fino a </w:t>
-      </w:r>
-      <w:r>
-        <w:rPr>
-          <w:rFonts w:ascii="Arial" w:eastAsia="Times New Roman" w:hAnsi="Arial" w:cs="Arial"/>
-          <w:color w:val="000000" w:themeColor="text1"/>
-          <w:sz w:val="24"/>
-          <w:szCs w:val="24"/>
-          <w:lang w:eastAsia="it-IT"/>
-        </w:rPr>
-        <w:t>4</w:t>
-      </w:r>
-      <w:r>
-        <w:rPr>
-          <w:rFonts w:ascii="Arial" w:eastAsia="Times New Roman" w:hAnsi="Arial" w:cs="Arial"/>
-          <w:color w:val="000000" w:themeColor="text1"/>
-          <w:sz w:val="24"/>
-          <w:szCs w:val="24"/>
-          <w:lang w:eastAsia="it-IT"/>
-        </w:rPr>
-        <w:t xml:space="preserve"> numeri</w:t>
-      </w:r>
-    </w:p>
-    <w:p>
-      <w:pPr>
-        <w:spacing w:after="0" w:line="330" w:lineRule="atLeast"/>
-        <w:rPr>
-          <w:rFonts w:ascii="Arial" w:eastAsia="Times New Roman" w:hAnsi="Arial" w:cs="Arial"/>
-          <w:color w:val="000000" w:themeColor="text1"/>
-          <w:sz w:val="24"/>
-          <w:szCs w:val="24"/>
-          <w:lang w:eastAsia="it-IT"/>
-        </w:rPr>
-      </w:pPr>
-      <w:r>
-        <w:rPr>
-          <w:rFonts w:ascii="Arial" w:eastAsia="Times New Roman" w:hAnsi="Arial" w:cs="Arial"/>
-          <w:color w:val="000000" w:themeColor="text1"/>
-          <w:sz w:val="24"/>
-          <w:szCs w:val="24"/>
-          <w:lang w:eastAsia="it-IT"/>
-        </w:rPr>
-        <w:t>  - OK    Comando SMS (S) per stato Power Supply e SMS a numero richiedente</w:t>
-      </w:r>
-    </w:p>
-    <w:p>
-      <w:pPr>
-        <w:spacing w:after="0" w:line="330" w:lineRule="atLeast"/>
-        <w:rPr>
-          <w:rFonts w:ascii="Arial" w:eastAsia="Times New Roman" w:hAnsi="Arial" w:cs="Arial"/>
-          <w:color w:val="000000" w:themeColor="text1"/>
-          <w:sz w:val="24"/>
-          <w:szCs w:val="24"/>
-          <w:lang w:eastAsia="it-IT"/>
-        </w:rPr>
-      </w:pPr>
-      <w:r>
-        <w:rPr>
-          <w:rFonts w:ascii="Arial" w:eastAsia="Times New Roman" w:hAnsi="Arial" w:cs="Arial"/>
-          <w:color w:val="000000" w:themeColor="text1"/>
-          <w:sz w:val="24"/>
-          <w:szCs w:val="24"/>
-          <w:lang w:eastAsia="it-IT"/>
-        </w:rPr>
-        <w:t xml:space="preserve">          + Messaggio SMS per richiedente non autorizzato </w:t>
-      </w:r>
-    </w:p>
-    <w:p>
-      <w:pPr>
-        <w:spacing w:after="0" w:line="330" w:lineRule="atLeast"/>
-        <w:rPr>
-          <w:rFonts w:ascii="Arial" w:eastAsia="Times New Roman" w:hAnsi="Arial" w:cs="Arial"/>
-          <w:color w:val="000000" w:themeColor="text1"/>
-          <w:sz w:val="24"/>
-          <w:szCs w:val="24"/>
-          <w:lang w:eastAsia="it-IT"/>
-        </w:rPr>
-      </w:pPr>
-      <w:r>
-        <w:rPr>
-          <w:rFonts w:ascii="Arial" w:eastAsia="Times New Roman" w:hAnsi="Arial" w:cs="Arial"/>
-          <w:color w:val="000000" w:themeColor="text1"/>
-          <w:sz w:val="24"/>
-          <w:szCs w:val="24"/>
-          <w:lang w:eastAsia="it-IT"/>
-        </w:rPr>
-        <w:t>  - OK    Salvataggio stato in memoria non volatile (EEPROM O FLASH)</w:t>
-      </w:r>
-    </w:p>
-    <w:p>
-      <w:pPr>
-        <w:spacing w:after="0" w:line="330" w:lineRule="atLeast"/>
-        <w:ind w:left="142"/>
-        <w:rPr>
-          <w:rFonts w:ascii="Arial" w:eastAsia="Times New Roman" w:hAnsi="Arial" w:cs="Arial"/>
-          <w:color w:val="000000" w:themeColor="text1"/>
-          <w:sz w:val="24"/>
-          <w:szCs w:val="24"/>
-          <w:lang w:eastAsia="it-IT"/>
-        </w:rPr>
-      </w:pPr>
-      <w:r>
-        <w:rPr>
-          <w:rFonts w:ascii="Arial" w:eastAsia="Times New Roman" w:hAnsi="Arial" w:cs="Arial"/>
-          <w:color w:val="000000" w:themeColor="text1"/>
-          <w:sz w:val="24"/>
-          <w:szCs w:val="24"/>
-          <w:lang w:eastAsia="it-IT"/>
-        </w:rPr>
-        <w:t xml:space="preserve">- OK </w:t>
-      </w:r>
-      <w:r>
-        <w:rPr>
-          <w:rFonts w:ascii="Arial" w:eastAsia="Times New Roman" w:hAnsi="Arial" w:cs="Arial"/>
-          <w:color w:val="000000" w:themeColor="text1"/>
-          <w:sz w:val="24"/>
-          <w:szCs w:val="24"/>
-          <w:lang w:eastAsia="it-IT"/>
-        </w:rPr>
-        <w:tab/>
-        <w:t xml:space="preserve">  </w:t>
-      </w:r>
-      <w:r>
-        <w:rPr>
-          <w:rFonts w:ascii="Arial" w:eastAsia="Times New Roman" w:hAnsi="Arial" w:cs="Arial"/>
-          <w:color w:val="000000" w:themeColor="text1"/>
-          <w:sz w:val="24"/>
-          <w:szCs w:val="24"/>
-          <w:lang w:eastAsia="it-IT"/>
-        </w:rPr>
-        <w:t>da Master</w:t>
-      </w:r>
-      <w:r>
-        <w:rPr>
-          <w:rFonts w:ascii="Arial" w:eastAsia="Times New Roman" w:hAnsi="Arial" w:cs="Arial"/>
-          <w:color w:val="000000" w:themeColor="text1"/>
-          <w:sz w:val="24"/>
-          <w:szCs w:val="24"/>
-          <w:lang w:eastAsia="it-IT"/>
-        </w:rPr>
-        <w:t xml:space="preserve">. </w:t>
-      </w:r>
-      <w:r>
-        <w:rPr>
-          <w:rFonts w:ascii="Arial" w:eastAsia="Times New Roman" w:hAnsi="Arial" w:cs="Arial"/>
-          <w:color w:val="000000" w:themeColor="text1"/>
-          <w:sz w:val="24"/>
-          <w:szCs w:val="24"/>
-          <w:lang w:eastAsia="it-IT"/>
-        </w:rPr>
-        <w:t xml:space="preserve">Prevedere la richiesta SMS (CMD N) per vedere quanti e quali numeri </w:t>
-      </w:r>
-      <w:r>
-        <w:rPr>
-          <w:rFonts w:ascii="Arial" w:eastAsia="Times New Roman" w:hAnsi="Arial" w:cs="Arial"/>
-          <w:color w:val="000000" w:themeColor="text1"/>
-          <w:sz w:val="24"/>
-          <w:szCs w:val="24"/>
-          <w:lang w:eastAsia="it-IT"/>
-        </w:rPr>
-        <w:tab/>
-        <w:t xml:space="preserve">  </w:t>
-      </w:r>
-      <w:r>
-        <w:rPr>
-          <w:rFonts w:ascii="Arial" w:eastAsia="Times New Roman" w:hAnsi="Arial" w:cs="Arial"/>
-          <w:color w:val="000000" w:themeColor="text1"/>
-          <w:sz w:val="24"/>
-          <w:szCs w:val="24"/>
-          <w:lang w:eastAsia="it-IT"/>
-        </w:rPr>
-        <w:t xml:space="preserve">sono impostati + Messaggio SMS per richiedente non autorizzato </w:t>
-      </w:r>
-    </w:p>
-    <w:p>
-      <w:pPr>
-        <w:spacing w:after="0" w:line="330" w:lineRule="atLeast"/>
-        <w:rPr>
-          <w:rFonts w:ascii="Arial" w:eastAsia="Times New Roman" w:hAnsi="Arial" w:cs="Arial"/>
-          <w:color w:val="000000" w:themeColor="text1"/>
-          <w:sz w:val="24"/>
-          <w:szCs w:val="24"/>
-          <w:lang w:eastAsia="it-IT"/>
-        </w:rPr>
-      </w:pPr>
-      <w:r>
-        <w:rPr>
-          <w:rFonts w:ascii="Arial" w:eastAsia="Times New Roman" w:hAnsi="Arial" w:cs="Arial"/>
-          <w:color w:val="000000" w:themeColor="text1"/>
-          <w:sz w:val="24"/>
-          <w:szCs w:val="24"/>
-          <w:lang w:eastAsia="it-IT"/>
-        </w:rPr>
-        <w:t>  - NON Ancora (disabilitazione o abilitazione notifica a numero da richiesta SMS)</w:t>
-      </w:r>
-    </w:p>
-    <w:p>
-      <w:pPr>
-        <w:spacing w:after="0" w:line="330" w:lineRule="atLeast"/>
-        <w:rPr>
-          <w:rFonts w:ascii="Arial" w:eastAsia="Times New Roman" w:hAnsi="Arial" w:cs="Arial"/>
-          <w:color w:val="000000" w:themeColor="text1"/>
-          <w:sz w:val="24"/>
-          <w:szCs w:val="24"/>
-          <w:lang w:eastAsia="it-IT"/>
-        </w:rPr>
-      </w:pPr>
-      <w:r>
-        <w:rPr>
-          <w:rFonts w:ascii="Arial" w:eastAsia="Times New Roman" w:hAnsi="Arial" w:cs="Arial"/>
-          <w:color w:val="000000" w:themeColor="text1"/>
-          <w:sz w:val="24"/>
-          <w:szCs w:val="24"/>
-          <w:lang w:eastAsia="it-IT"/>
-        </w:rPr>
-        <w:t xml:space="preserve">  -</w:t>
-      </w:r>
-      <w:r>
-        <w:rPr>
-          <w:rFonts w:ascii="Arial" w:eastAsia="Times New Roman" w:hAnsi="Arial" w:cs="Arial"/>
-          <w:color w:val="000000" w:themeColor="text1"/>
-          <w:sz w:val="24"/>
-          <w:szCs w:val="24"/>
-          <w:lang w:eastAsia="it-IT"/>
-        </w:rPr>
-        <w:t xml:space="preserve"> OK Cancellazione numeri ausiliari (disabilitazione o abilitazione notifica a TUTTI i </w:t>
-      </w:r>
-      <w:r>
-        <w:rPr>
-          <w:rFonts w:ascii="Arial" w:eastAsia="Times New Roman" w:hAnsi="Arial" w:cs="Arial"/>
-          <w:color w:val="000000" w:themeColor="text1"/>
-          <w:sz w:val="24"/>
-          <w:szCs w:val="24"/>
-          <w:lang w:eastAsia="it-IT"/>
-        </w:rPr>
-        <w:t xml:space="preserve">          </w:t>
-      </w:r>
-      <w:r>
-        <w:rPr>
-          <w:rFonts w:ascii="Arial" w:eastAsia="Times New Roman" w:hAnsi="Arial" w:cs="Arial"/>
-          <w:color w:val="000000" w:themeColor="text1"/>
-          <w:sz w:val="24"/>
-          <w:szCs w:val="24"/>
-          <w:lang w:eastAsia="it-IT"/>
-        </w:rPr>
-        <w:t>numeri da richiesta SMS)</w:t>
-      </w:r>
-    </w:p>
-    <w:p>
-      <w:pPr>
-        <w:spacing w:after="0" w:line="330" w:lineRule="atLeast"/>
-        <w:rPr>
-          <w:rFonts w:ascii="Arial" w:eastAsia="Times New Roman" w:hAnsi="Arial" w:cs="Arial"/>
-          <w:color w:val="000000" w:themeColor="text1"/>
-          <w:sz w:val="24"/>
-          <w:szCs w:val="24"/>
-          <w:lang w:eastAsia="it-IT"/>
-        </w:rPr>
-      </w:pPr>
-      <w:r>
-        <w:rPr>
-          <w:rFonts w:ascii="Arial" w:eastAsia="Times New Roman" w:hAnsi="Arial" w:cs="Arial"/>
-          <w:color w:val="000000" w:themeColor="text1"/>
-          <w:sz w:val="24"/>
-          <w:szCs w:val="24"/>
-          <w:lang w:eastAsia="it-IT"/>
-        </w:rPr>
-        <w:t>  - OK Cancellazione numeri ausiliari</w:t>
-      </w:r>
-    </w:p>
-    <w:p>
-      <w:pPr>
-        <w:spacing w:after="0" w:line="330" w:lineRule="atLeast"/>
-        <w:rPr>
-          <w:rFonts w:ascii="Arial" w:eastAsia="Times New Roman" w:hAnsi="Arial" w:cs="Arial"/>
-          <w:color w:val="000000" w:themeColor="text1"/>
-          <w:sz w:val="24"/>
-          <w:szCs w:val="24"/>
-          <w:lang w:eastAsia="it-IT"/>
-        </w:rPr>
-      </w:pPr>
-      <w:r>
-        <w:rPr>
-          <w:rFonts w:ascii="Arial" w:eastAsia="Times New Roman" w:hAnsi="Arial" w:cs="Arial"/>
-          <w:color w:val="000000" w:themeColor="text1"/>
-          <w:sz w:val="24"/>
-          <w:szCs w:val="24"/>
-          <w:lang w:eastAsia="it-IT"/>
-        </w:rPr>
-        <w:t>  - NON Ancora set/reset pin uscita da SMS numero richiedente abilitato</w:t>
-      </w:r>
-    </w:p>
-    <w:p>
-      <w:pPr>
-        <w:spacing w:after="0" w:line="330" w:lineRule="atLeast"/>
-        <w:rPr>
-          <w:rFonts w:ascii="Arial" w:eastAsia="Times New Roman" w:hAnsi="Arial" w:cs="Arial"/>
-          <w:color w:val="000000" w:themeColor="text1"/>
-          <w:sz w:val="24"/>
-          <w:szCs w:val="24"/>
-          <w:lang w:eastAsia="it-IT"/>
-        </w:rPr>
-      </w:pPr>
-      <w:r>
-        <w:rPr>
-          <w:rFonts w:ascii="Arial" w:eastAsia="Times New Roman" w:hAnsi="Arial" w:cs="Arial"/>
-          <w:color w:val="000000" w:themeColor="text1"/>
-          <w:sz w:val="24"/>
-          <w:szCs w:val="24"/>
-          <w:lang w:eastAsia="it-IT"/>
-        </w:rPr>
-        <w:t>  - NON Ancora Stato pin ingresso su richiesta SMS a numero richiedente abilitato</w:t>
-      </w:r>
-    </w:p>
-    <w:p>
-      <w:pPr>
-        <w:spacing w:after="0" w:line="330" w:lineRule="atLeast"/>
-        <w:rPr>
-          <w:rFonts w:ascii="Arial" w:eastAsia="Times New Roman" w:hAnsi="Arial" w:cs="Arial"/>
-          <w:color w:val="000000" w:themeColor="text1"/>
-          <w:sz w:val="24"/>
-          <w:szCs w:val="24"/>
-          <w:lang w:eastAsia="it-IT"/>
-        </w:rPr>
-      </w:pPr>
-      <w:r>
-        <w:rPr>
-          <w:rFonts w:ascii="Arial" w:eastAsia="Times New Roman" w:hAnsi="Arial" w:cs="Arial"/>
-          <w:color w:val="000000" w:themeColor="text1"/>
-          <w:sz w:val="24"/>
-          <w:szCs w:val="24"/>
-          <w:lang w:eastAsia="it-IT"/>
-        </w:rPr>
-        <w:t>  - OK Verifica Indice telefoni ausiliari per evitare sovrapposizioni in input (INDEX OVERLAP)</w:t>
-      </w:r>
-    </w:p>
-    <w:p>
-      <w:pPr>
-        <w:spacing w:after="0" w:line="330" w:lineRule="atLeast"/>
-        <w:rPr>
-          <w:rFonts w:ascii="Arial" w:eastAsia="Times New Roman" w:hAnsi="Arial" w:cs="Arial"/>
-          <w:color w:val="000000" w:themeColor="text1"/>
-          <w:sz w:val="24"/>
-          <w:szCs w:val="24"/>
-          <w:lang w:eastAsia="it-IT"/>
-        </w:rPr>
-      </w:pPr>
-      <w:r>
-        <w:rPr>
-          <w:rFonts w:ascii="Arial" w:eastAsia="Times New Roman" w:hAnsi="Arial" w:cs="Arial"/>
-          <w:color w:val="000000" w:themeColor="text1"/>
-          <w:sz w:val="24"/>
-          <w:szCs w:val="24"/>
-          <w:lang w:eastAsia="it-IT"/>
-        </w:rPr>
-        <w:t>  - OK Prevedere SMS di conferma comandi (richiesta eseguita per il n.)</w:t>
-      </w:r>
-    </w:p>
-    <w:p>
-      <w:pPr>
-        <w:spacing w:after="0" w:line="330" w:lineRule="atLeast"/>
-        <w:ind w:left="142"/>
-        <w:rPr>
-          <w:rFonts w:ascii="Arial" w:eastAsia="Times New Roman" w:hAnsi="Arial" w:cs="Arial"/>
-          <w:color w:val="000000" w:themeColor="text1"/>
-          <w:sz w:val="24"/>
-          <w:szCs w:val="24"/>
-          <w:lang w:eastAsia="it-IT"/>
-        </w:rPr>
-      </w:pPr>
-      <w:r>
-        <w:rPr>
-          <w:rFonts w:ascii="Arial" w:eastAsia="Times New Roman" w:hAnsi="Arial" w:cs="Arial"/>
-          <w:color w:val="000000" w:themeColor="text1"/>
-          <w:sz w:val="24"/>
-          <w:szCs w:val="24"/>
-          <w:lang w:eastAsia="it-IT"/>
-        </w:rPr>
-        <w:t>- OK</w:t>
-      </w:r>
-      <w:r>
-        <w:rPr>
-          <w:rFonts w:ascii="Arial" w:eastAsia="Times New Roman" w:hAnsi="Arial" w:cs="Arial"/>
-          <w:color w:val="000000" w:themeColor="text1"/>
-          <w:sz w:val="24"/>
-          <w:szCs w:val="24"/>
-          <w:lang w:eastAsia="it-IT"/>
-        </w:rPr>
-        <w:t xml:space="preserve"> Gestione PIN permette di cambiare il PIN da telefono anonimo per impostare il numero Master</w:t>
-      </w:r>
-      <w:r>
-        <w:rPr>
-          <w:rFonts w:ascii="Arial" w:eastAsia="Times New Roman" w:hAnsi="Arial" w:cs="Arial"/>
-          <w:color w:val="000000" w:themeColor="text1"/>
-          <w:sz w:val="24"/>
-          <w:szCs w:val="24"/>
-          <w:lang w:eastAsia="it-IT"/>
-        </w:rPr>
-        <w:t xml:space="preserve"> (</w:t>
-      </w:r>
-      <w:proofErr w:type="spellStart"/>
-      <w:r>
-        <w:rPr>
-          <w:rFonts w:ascii="Arial" w:eastAsia="Times New Roman" w:hAnsi="Arial" w:cs="Arial"/>
-          <w:color w:val="000000" w:themeColor="text1"/>
-          <w:sz w:val="24"/>
-          <w:szCs w:val="24"/>
-          <w:lang w:eastAsia="it-IT"/>
-        </w:rPr>
-        <w:t>cmd</w:t>
-      </w:r>
-      <w:proofErr w:type="spellEnd"/>
-      <w:r>
-        <w:rPr>
-          <w:rFonts w:ascii="Arial" w:eastAsia="Times New Roman" w:hAnsi="Arial" w:cs="Arial"/>
-          <w:color w:val="000000" w:themeColor="text1"/>
-          <w:sz w:val="24"/>
-          <w:szCs w:val="24"/>
-          <w:lang w:eastAsia="it-IT"/>
-        </w:rPr>
-        <w:t xml:space="preserve"> M) </w:t>
-      </w:r>
-      <w:r>
-        <w:rPr>
-          <w:rFonts w:ascii="Arial" w:eastAsia="Times New Roman" w:hAnsi="Arial" w:cs="Arial"/>
-          <w:color w:val="000000" w:themeColor="text1"/>
-          <w:sz w:val="24"/>
-          <w:szCs w:val="24"/>
-          <w:lang w:eastAsia="it-IT"/>
-        </w:rPr>
-        <w:t xml:space="preserve">- </w:t>
-      </w:r>
-      <w:r>
-        <w:rPr>
-          <w:rFonts w:ascii="Arial" w:eastAsia="Times New Roman" w:hAnsi="Arial" w:cs="Arial"/>
-          <w:color w:val="EE0000"/>
-          <w:sz w:val="24"/>
-          <w:szCs w:val="24"/>
-          <w:lang w:eastAsia="it-IT"/>
-        </w:rPr>
-        <w:t>Fare lo stesso con i</w:t>
-      </w:r>
-      <w:r>
-        <w:rPr>
-          <w:rFonts w:ascii="Arial" w:eastAsia="Times New Roman" w:hAnsi="Arial" w:cs="Arial"/>
-          <w:color w:val="EE0000"/>
-          <w:sz w:val="24"/>
-          <w:szCs w:val="24"/>
-          <w:lang w:eastAsia="it-IT"/>
-        </w:rPr>
-        <w:t>l</w:t>
-      </w:r>
-      <w:r>
-        <w:rPr>
-          <w:rFonts w:ascii="Arial" w:eastAsia="Times New Roman" w:hAnsi="Arial" w:cs="Arial"/>
-          <w:color w:val="EE0000"/>
-          <w:sz w:val="24"/>
-          <w:szCs w:val="24"/>
-          <w:lang w:eastAsia="it-IT"/>
-        </w:rPr>
-        <w:t xml:space="preserve"> comand</w:t>
-      </w:r>
-      <w:r>
-        <w:rPr>
-          <w:rFonts w:ascii="Arial" w:eastAsia="Times New Roman" w:hAnsi="Arial" w:cs="Arial"/>
-          <w:color w:val="EE0000"/>
-          <w:sz w:val="24"/>
-          <w:szCs w:val="24"/>
-          <w:lang w:eastAsia="it-IT"/>
-        </w:rPr>
-        <w:t>o</w:t>
-      </w:r>
-      <w:r>
-        <w:rPr>
-          <w:rFonts w:ascii="Arial" w:eastAsia="Times New Roman" w:hAnsi="Arial" w:cs="Arial"/>
-          <w:color w:val="EE0000"/>
-          <w:sz w:val="24"/>
-          <w:szCs w:val="24"/>
-          <w:lang w:eastAsia="it-IT"/>
-        </w:rPr>
-        <w:t xml:space="preserve"> E</w:t>
-      </w:r>
-    </w:p>
-    <w:p>
-      <w:pPr>
-        <w:spacing w:after="240" w:line="330" w:lineRule="atLeast"/>
-        <w:rPr>
-          <w:rFonts w:ascii="Arial" w:eastAsia="Times New Roman" w:hAnsi="Arial" w:cs="Arial"/>
-          <w:color w:val="000000" w:themeColor="text1"/>
-          <w:sz w:val="24"/>
-          <w:szCs w:val="24"/>
-          <w:lang w:eastAsia="it-IT"/>
-        </w:rPr>
-      </w:pPr>
-    </w:p>
-    <w:p>
-      <w:pPr>
-        <w:spacing w:after="0" w:line="330" w:lineRule="atLeast"/>
-        <w:rPr>
-          <w:rFonts w:ascii="Arial" w:eastAsia="Times New Roman" w:hAnsi="Arial" w:cs="Arial"/>
-          <w:color w:val="000000" w:themeColor="text1"/>
-          <w:sz w:val="24"/>
-          <w:szCs w:val="24"/>
-          <w:lang w:eastAsia="it-IT"/>
-        </w:rPr>
-      </w:pPr>
-      <w:r>
-        <w:rPr>
-          <w:rFonts w:ascii="Arial" w:eastAsia="Times New Roman" w:hAnsi="Arial" w:cs="Arial"/>
-          <w:color w:val="000000" w:themeColor="text1"/>
-          <w:sz w:val="24"/>
-          <w:szCs w:val="24"/>
-          <w:lang w:eastAsia="it-IT"/>
-        </w:rPr>
-        <w:t>     ..........................</w:t>
-      </w:r>
-    </w:p>
-    <w:p>
-      <w:pPr>
-        <w:spacing w:after="0" w:line="330" w:lineRule="atLeast"/>
+          <w:sz w:val="24"/>
+          <w:szCs w:val="24"/>
+          <w:lang w:eastAsia="it-IT"/>
+        </w:rPr>
+      </w:pPr>
+      <w:r>
         <w:rPr>
           <w:rFonts w:ascii="Arial" w:eastAsia="Times New Roman" w:hAnsi="Arial" w:cs="Arial"/>
           <w:b/>
           <w:bCs/>
           <w:color w:val="000000" w:themeColor="text1"/>
+          <w:sz w:val="24"/>
+          <w:szCs w:val="24"/>
+          <w:lang w:eastAsia="it-IT"/>
+        </w:rPr>
+        <w:t>Il programma:</w:t>
+      </w:r>
+    </w:p>
+    <w:p>
+      <w:pPr>
+        <w:spacing w:after="240" w:line="330" w:lineRule="atLeast"/>
+        <w:rPr>
+          <w:rFonts w:ascii="Arial" w:eastAsia="Times New Roman" w:hAnsi="Arial" w:cs="Arial"/>
+          <w:color w:val="000000" w:themeColor="text1"/>
+          <w:sz w:val="24"/>
+          <w:szCs w:val="24"/>
+          <w:lang w:eastAsia="it-IT"/>
+        </w:rPr>
+      </w:pPr>
+      <w:r>
+        <w:rPr>
+          <w:rFonts w:ascii="Arial" w:eastAsia="Times New Roman" w:hAnsi="Arial" w:cs="Arial"/>
+          <w:color w:val="000000" w:themeColor="text1"/>
+          <w:sz w:val="24"/>
+          <w:szCs w:val="24"/>
+          <w:lang w:eastAsia="it-IT"/>
+        </w:rPr>
+        <w:t>- Monitora la tensione di rete tramite un trasformatore e la libreria EmonLib.</w:t>
+      </w:r>
+    </w:p>
+    <w:p>
+      <w:pPr>
+        <w:spacing w:after="240" w:line="330" w:lineRule="atLeast"/>
+        <w:rPr>
+          <w:rFonts w:ascii="Arial" w:eastAsia="Times New Roman" w:hAnsi="Arial" w:cs="Arial"/>
+          <w:color w:val="000000" w:themeColor="text1"/>
+          <w:sz w:val="24"/>
+          <w:szCs w:val="24"/>
+          <w:lang w:eastAsia="it-IT"/>
+        </w:rPr>
+      </w:pPr>
+      <w:r>
+        <w:rPr>
+          <w:rFonts w:ascii="Arial" w:eastAsia="Times New Roman" w:hAnsi="Arial" w:cs="Arial"/>
+          <w:color w:val="000000" w:themeColor="text1"/>
+          <w:sz w:val="24"/>
+          <w:szCs w:val="24"/>
+          <w:lang w:eastAsia="it-IT"/>
+        </w:rPr>
+        <w:t>- Notifica via SMS a numeri autorizzati (Master + fino a 3 ausiliari) i seguenti eventi:</w:t>
+      </w:r>
+    </w:p>
+    <w:p>
+      <w:pPr>
+        <w:spacing w:after="240" w:line="330" w:lineRule="atLeast"/>
+        <w:rPr>
+          <w:rFonts w:ascii="Arial" w:eastAsia="Times New Roman" w:hAnsi="Arial" w:cs="Arial"/>
+          <w:color w:val="000000" w:themeColor="text1"/>
+          <w:sz w:val="24"/>
+          <w:szCs w:val="24"/>
+          <w:lang w:eastAsia="it-IT"/>
+        </w:rPr>
+      </w:pPr>
+      <w:r>
+        <w:rPr>
+          <w:rFonts w:ascii="Arial" w:eastAsia="Times New Roman" w:hAnsi="Arial" w:cs="Arial"/>
+          <w:color w:val="000000" w:themeColor="text1"/>
+          <w:sz w:val="24"/>
+          <w:szCs w:val="24"/>
+          <w:lang w:eastAsia="it-IT"/>
+        </w:rPr>
+        <w:t>- Mancanza di rete (tensione &lt; 100V)</w:t>
+      </w:r>
+    </w:p>
+    <w:p>
+      <w:pPr>
+        <w:spacing w:after="240" w:line="330" w:lineRule="atLeast"/>
+        <w:rPr>
+          <w:rFonts w:ascii="Arial" w:eastAsia="Times New Roman" w:hAnsi="Arial" w:cs="Arial"/>
+          <w:color w:val="000000" w:themeColor="text1"/>
+          <w:sz w:val="24"/>
+          <w:szCs w:val="24"/>
+          <w:lang w:eastAsia="it-IT"/>
+        </w:rPr>
+      </w:pPr>
+      <w:r>
+        <w:rPr>
+          <w:rFonts w:ascii="Arial" w:eastAsia="Times New Roman" w:hAnsi="Arial" w:cs="Arial"/>
+          <w:color w:val="000000" w:themeColor="text1"/>
+          <w:sz w:val="24"/>
+          <w:szCs w:val="24"/>
+          <w:lang w:eastAsia="it-IT"/>
+        </w:rPr>
+        <w:t>- Ripresa rete (tensione &gt; 200V)</w:t>
+      </w:r>
+    </w:p>
+    <w:p>
+      <w:pPr>
+        <w:spacing w:after="240" w:line="330" w:lineRule="atLeast"/>
+        <w:rPr>
+          <w:rFonts w:ascii="Arial" w:eastAsia="Times New Roman" w:hAnsi="Arial" w:cs="Arial"/>
+          <w:b/>
+          <w:bCs/>
+          <w:color w:val="000000" w:themeColor="text1"/>
+          <w:sz w:val="24"/>
+          <w:szCs w:val="24"/>
+          <w:lang w:eastAsia="it-IT"/>
+        </w:rPr>
+      </w:pPr>
+      <w:r>
+        <w:rPr>
+          <w:rFonts w:ascii="Arial" w:eastAsia="Times New Roman" w:hAnsi="Arial" w:cs="Arial"/>
+          <w:b/>
+          <w:bCs/>
+          <w:color w:val="000000" w:themeColor="text1"/>
+          <w:sz w:val="24"/>
+          <w:szCs w:val="24"/>
+          <w:lang w:eastAsia="it-IT"/>
+        </w:rPr>
+        <w:t>Gestisce comandi via SMS</w:t>
+      </w:r>
+    </w:p>
+    <w:p>
+      <w:pPr>
+        <w:spacing w:after="240" w:line="330" w:lineRule="atLeast"/>
+        <w:rPr>
+          <w:rFonts w:ascii="Arial" w:eastAsia="Times New Roman" w:hAnsi="Arial" w:cs="Arial"/>
+          <w:color w:val="000000" w:themeColor="text1"/>
+          <w:sz w:val="24"/>
+          <w:szCs w:val="24"/>
+          <w:lang w:eastAsia="it-IT"/>
+        </w:rPr>
+      </w:pPr>
+      <w:r>
+        <w:rPr>
+          <w:rFonts w:ascii="Arial" w:eastAsia="Times New Roman" w:hAnsi="Arial" w:cs="Arial"/>
+          <w:color w:val="000000" w:themeColor="text1"/>
+          <w:sz w:val="24"/>
+          <w:szCs w:val="24"/>
+          <w:lang w:eastAsia="it-IT"/>
+        </w:rPr>
+        <w:t>- M+numero → Modifica numero Master. Se mai definito, necessita di PIN</w:t>
+      </w:r>
+    </w:p>
+    <w:p>
+      <w:pPr>
+        <w:spacing w:after="240" w:line="330" w:lineRule="atLeast"/>
+        <w:rPr>
+          <w:rFonts w:ascii="Arial" w:eastAsia="Times New Roman" w:hAnsi="Arial" w:cs="Arial"/>
+          <w:color w:val="000000" w:themeColor="text1"/>
+          <w:sz w:val="24"/>
+          <w:szCs w:val="24"/>
+          <w:lang w:eastAsia="it-IT"/>
+        </w:rPr>
+      </w:pPr>
+      <w:r>
+        <w:rPr>
+          <w:rFonts w:ascii="Arial" w:eastAsia="Times New Roman" w:hAnsi="Arial" w:cs="Arial"/>
+          <w:color w:val="000000" w:themeColor="text1"/>
+          <w:sz w:val="24"/>
+          <w:szCs w:val="24"/>
+          <w:lang w:eastAsia="it-IT"/>
+        </w:rPr>
+        <w:t>- A[n]+numero → Aggiunge/Sostituisce numero ausiliario</w:t>
+      </w:r>
+    </w:p>
+    <w:p>
+      <w:pPr>
+        <w:spacing w:after="240" w:line="330" w:lineRule="atLeast"/>
+        <w:rPr>
+          <w:rFonts w:ascii="Arial" w:eastAsia="Times New Roman" w:hAnsi="Arial" w:cs="Arial"/>
+          <w:color w:val="000000" w:themeColor="text1"/>
+          <w:sz w:val="24"/>
+          <w:szCs w:val="24"/>
+          <w:lang w:eastAsia="it-IT"/>
+        </w:rPr>
+      </w:pPr>
+      <w:r>
+        <w:rPr>
+          <w:rFonts w:ascii="Arial" w:eastAsia="Times New Roman" w:hAnsi="Arial" w:cs="Arial"/>
+          <w:color w:val="000000" w:themeColor="text1"/>
+          <w:sz w:val="24"/>
+          <w:szCs w:val="24"/>
+          <w:lang w:eastAsia="it-IT"/>
+        </w:rPr>
+        <w:t>- D → Cancella numeri ausiliari</w:t>
+      </w:r>
+    </w:p>
+    <w:p>
+      <w:pPr>
+        <w:spacing w:after="240" w:line="330" w:lineRule="atLeast"/>
+        <w:rPr>
+          <w:rFonts w:ascii="Arial" w:eastAsia="Times New Roman" w:hAnsi="Arial" w:cs="Arial"/>
+          <w:color w:val="000000" w:themeColor="text1"/>
+          <w:sz w:val="24"/>
+          <w:szCs w:val="24"/>
+          <w:lang w:eastAsia="it-IT"/>
+        </w:rPr>
+      </w:pPr>
+      <w:r>
+        <w:rPr>
+          <w:rFonts w:ascii="Arial" w:eastAsia="Times New Roman" w:hAnsi="Arial" w:cs="Arial"/>
+          <w:color w:val="000000" w:themeColor="text1"/>
+          <w:sz w:val="24"/>
+          <w:szCs w:val="24"/>
+          <w:lang w:eastAsia="it-IT"/>
+        </w:rPr>
+        <w:t>- N → Elenca numeri autorizzati -  OK</w:t>
+      </w:r>
+    </w:p>
+    <w:p>
+      <w:pPr>
+        <w:spacing w:after="240" w:line="330" w:lineRule="atLeast"/>
+        <w:rPr>
+          <w:rFonts w:ascii="Arial" w:eastAsia="Times New Roman" w:hAnsi="Arial" w:cs="Arial"/>
+          <w:color w:val="000000" w:themeColor="text1"/>
+          <w:sz w:val="24"/>
+          <w:szCs w:val="24"/>
+          <w:lang w:eastAsia="it-IT"/>
+        </w:rPr>
+      </w:pPr>
+      <w:r>
+        <w:rPr>
+          <w:rFonts w:ascii="Arial" w:eastAsia="Times New Roman" w:hAnsi="Arial" w:cs="Arial"/>
+          <w:color w:val="000000" w:themeColor="text1"/>
+          <w:sz w:val="24"/>
+          <w:szCs w:val="24"/>
+          <w:lang w:eastAsia="it-IT"/>
+        </w:rPr>
+        <w:t>- S → Invia stato tensione      -  OK</w:t>
+      </w:r>
+    </w:p>
+    <w:p>
+      <w:pPr>
+        <w:spacing w:after="240" w:line="330" w:lineRule="atLeast"/>
+        <w:rPr>
+          <w:rFonts w:ascii="Arial" w:eastAsia="Times New Roman" w:hAnsi="Arial" w:cs="Arial"/>
+          <w:color w:val="000000" w:themeColor="text1"/>
+          <w:sz w:val="24"/>
+          <w:szCs w:val="24"/>
+          <w:lang w:eastAsia="it-IT"/>
+        </w:rPr>
+      </w:pPr>
+      <w:r>
+        <w:rPr>
+          <w:rFonts w:ascii="Arial" w:eastAsia="Times New Roman" w:hAnsi="Arial" w:cs="Arial"/>
+          <w:color w:val="000000" w:themeColor="text1"/>
+          <w:sz w:val="24"/>
+          <w:szCs w:val="24"/>
+          <w:lang w:eastAsia="it-IT"/>
+        </w:rPr>
+        <w:t>- E → Comando con PIN riservato, cancella tutti i numeri</w:t>
+      </w:r>
+    </w:p>
+    <w:p>
+      <w:pPr>
+        <w:spacing w:after="240" w:line="330" w:lineRule="atLeast"/>
+        <w:rPr>
+          <w:rFonts w:ascii="Arial" w:eastAsia="Times New Roman" w:hAnsi="Arial" w:cs="Arial"/>
+          <w:color w:val="000000" w:themeColor="text1"/>
+          <w:sz w:val="24"/>
+          <w:szCs w:val="24"/>
+          <w:lang w:eastAsia="it-IT"/>
+        </w:rPr>
+      </w:pPr>
+      <w:r>
+        <w:rPr>
+          <w:rFonts w:ascii="Arial" w:eastAsia="Times New Roman" w:hAnsi="Arial" w:cs="Arial"/>
+          <w:color w:val="000000" w:themeColor="text1"/>
+          <w:sz w:val="24"/>
+          <w:szCs w:val="24"/>
+          <w:lang w:eastAsia="it-IT"/>
+        </w:rPr>
+        <w:t>- P Cambia PIN / richiede precedente</w:t>
+      </w:r>
+    </w:p>
+    <w:p>
+      <w:pPr>
+        <w:spacing w:after="240" w:line="330" w:lineRule="atLeast"/>
+        <w:rPr>
+          <w:rFonts w:ascii="Arial" w:eastAsia="Times New Roman" w:hAnsi="Arial" w:cs="Arial"/>
+          <w:color w:val="000000" w:themeColor="text1"/>
+          <w:sz w:val="24"/>
+          <w:szCs w:val="24"/>
+          <w:lang w:eastAsia="it-IT"/>
+        </w:rPr>
+      </w:pPr>
+      <w:r>
+        <w:rPr>
+          <w:rFonts w:ascii="Arial" w:eastAsia="Times New Roman" w:hAnsi="Arial" w:cs="Arial"/>
+          <w:color w:val="000000" w:themeColor="text1"/>
+          <w:sz w:val="24"/>
+          <w:szCs w:val="24"/>
+          <w:lang w:eastAsia="it-IT"/>
+        </w:rPr>
+        <w:t>- F Factory reset - Solo Master con PIN - cancella tutti i numeri (sostituisce E )</w:t>
+      </w:r>
+    </w:p>
+    <w:p>
+      <w:pPr>
+        <w:spacing w:after="240" w:line="330" w:lineRule="atLeast"/>
+        <w:rPr>
+          <w:rFonts w:ascii="Arial" w:eastAsia="Times New Roman" w:hAnsi="Arial" w:cs="Arial"/>
+          <w:color w:val="000000" w:themeColor="text1"/>
+          <w:sz w:val="24"/>
+          <w:szCs w:val="24"/>
+          <w:lang w:eastAsia="it-IT"/>
+        </w:rPr>
+      </w:pPr>
+      <w:r>
+        <w:rPr>
+          <w:rFonts w:ascii="Arial" w:eastAsia="Times New Roman" w:hAnsi="Arial" w:cs="Arial"/>
+          <w:color w:val="000000" w:themeColor="text1"/>
+          <w:sz w:val="24"/>
+          <w:szCs w:val="24"/>
+          <w:lang w:eastAsia="it-IT"/>
+        </w:rPr>
+        <w:t xml:space="preserve">- Salva e legge i numeri autorizzati </w:t>
+      </w:r>
+      <w:r>
+        <w:rPr>
+          <w:rFonts w:ascii="Arial" w:eastAsia="Times New Roman" w:hAnsi="Arial" w:cs="Arial"/>
+          <w:color w:val="000000" w:themeColor="text1"/>
+          <w:sz w:val="24"/>
+          <w:szCs w:val="24"/>
+          <w:lang w:eastAsia="it-IT"/>
+        </w:rPr>
+        <w:t>da</w:t>
+      </w:r>
+      <w:r>
+        <w:rPr>
+          <w:rFonts w:ascii="Arial" w:eastAsia="Times New Roman" w:hAnsi="Arial" w:cs="Arial"/>
+          <w:color w:val="000000" w:themeColor="text1"/>
+          <w:sz w:val="24"/>
+          <w:szCs w:val="24"/>
+          <w:lang w:eastAsia="it-IT"/>
+        </w:rPr>
+        <w:t xml:space="preserve"> EEPROM per persistenza.</w:t>
+      </w:r>
+    </w:p>
+    <w:p>
+      <w:pPr>
+        <w:spacing w:after="240" w:line="330" w:lineRule="atLeast"/>
+        <w:rPr>
+          <w:rFonts w:ascii="Arial" w:eastAsia="Times New Roman" w:hAnsi="Arial" w:cs="Arial"/>
+          <w:color w:val="000000" w:themeColor="text1"/>
+          <w:sz w:val="24"/>
+          <w:szCs w:val="24"/>
+          <w:lang w:eastAsia="it-IT"/>
+        </w:rPr>
+      </w:pPr>
+      <w:r>
+        <w:rPr>
+          <w:rFonts w:ascii="Arial" w:eastAsia="Times New Roman" w:hAnsi="Arial" w:cs="Arial"/>
+          <w:color w:val="000000" w:themeColor="text1"/>
+          <w:sz w:val="24"/>
+          <w:szCs w:val="24"/>
+          <w:lang w:eastAsia="it-IT"/>
+        </w:rPr>
+        <w:t xml:space="preserve">  </w:t>
+      </w:r>
+      <w:r>
+        <w:rPr>
+          <w:rFonts w:ascii="Arial" w:eastAsia="Times New Roman" w:hAnsi="Arial" w:cs="Arial"/>
+          <w:color w:val="000000" w:themeColor="text1"/>
+          <w:sz w:val="24"/>
+          <w:szCs w:val="24"/>
+          <w:lang w:eastAsia="it-IT"/>
+        </w:rPr>
+        <w:t>-</w:t>
+      </w:r>
+      <w:r>
+        <w:rPr>
+          <w:rFonts w:ascii="Arial" w:eastAsia="Times New Roman" w:hAnsi="Arial" w:cs="Arial"/>
+          <w:color w:val="000000" w:themeColor="text1"/>
+          <w:sz w:val="24"/>
+          <w:szCs w:val="24"/>
+          <w:lang w:eastAsia="it-IT"/>
+        </w:rPr>
+        <w:t>Gesti</w:t>
+      </w:r>
+      <w:r>
+        <w:rPr>
+          <w:rFonts w:ascii="Arial" w:eastAsia="Times New Roman" w:hAnsi="Arial" w:cs="Arial"/>
+          <w:color w:val="000000" w:themeColor="text1"/>
+          <w:sz w:val="24"/>
+          <w:szCs w:val="24"/>
+          <w:lang w:eastAsia="it-IT"/>
+        </w:rPr>
+        <w:t>sc</w:t>
+      </w:r>
+      <w:r>
+        <w:rPr>
+          <w:rFonts w:ascii="Arial" w:eastAsia="Times New Roman" w:hAnsi="Arial" w:cs="Arial"/>
+          <w:color w:val="000000" w:themeColor="text1"/>
+          <w:sz w:val="24"/>
+          <w:szCs w:val="24"/>
+          <w:lang w:eastAsia="it-IT"/>
+        </w:rPr>
+        <w:t>e più SMS in ricezione (SCANDI</w:t>
+      </w:r>
+      <w:r>
+        <w:rPr>
+          <w:rFonts w:ascii="Arial" w:eastAsia="Times New Roman" w:hAnsi="Arial" w:cs="Arial"/>
+          <w:color w:val="000000" w:themeColor="text1"/>
+          <w:sz w:val="24"/>
+          <w:szCs w:val="24"/>
+          <w:lang w:eastAsia="it-IT"/>
+        </w:rPr>
+        <w:t>SCE</w:t>
+      </w:r>
+      <w:r>
+        <w:rPr>
+          <w:rFonts w:ascii="Arial" w:eastAsia="Times New Roman" w:hAnsi="Arial" w:cs="Arial"/>
+          <w:color w:val="000000" w:themeColor="text1"/>
+          <w:sz w:val="24"/>
+          <w:szCs w:val="24"/>
+          <w:lang w:eastAsia="it-IT"/>
+        </w:rPr>
+        <w:t xml:space="preserve"> TUTTI) e processarli uno alla volta (FIFO)</w:t>
+      </w:r>
+    </w:p>
+    <w:p>
+      <w:pPr>
+        <w:spacing w:after="240" w:line="330" w:lineRule="atLeast"/>
+        <w:rPr>
+          <w:rFonts w:ascii="Arial" w:eastAsia="Times New Roman" w:hAnsi="Arial" w:cs="Arial"/>
+          <w:color w:val="000000" w:themeColor="text1"/>
+          <w:sz w:val="24"/>
+          <w:szCs w:val="24"/>
+          <w:lang w:eastAsia="it-IT"/>
+        </w:rPr>
+      </w:pPr>
+    </w:p>
+    <w:p>
+      <w:pPr>
+        <w:rPr>
+          <w:rFonts w:ascii="Arial" w:eastAsia="Times New Roman" w:hAnsi="Arial" w:cs="Arial"/>
+          <w:b/>
+          <w:bCs/>
+          <w:color w:val="000000" w:themeColor="text1"/>
+          <w:sz w:val="24"/>
+          <w:szCs w:val="24"/>
+          <w:lang w:eastAsia="it-IT"/>
+        </w:rPr>
+      </w:pPr>
+      <w:r>
+        <w:rPr>
+          <w:rFonts w:ascii="Arial" w:eastAsia="Times New Roman" w:hAnsi="Arial" w:cs="Arial"/>
+          <w:b/>
+          <w:bCs/>
+          <w:color w:val="000000" w:themeColor="text1"/>
+          <w:sz w:val="24"/>
+          <w:szCs w:val="24"/>
+          <w:lang w:eastAsia="it-IT"/>
+        </w:rPr>
+        <w:br w:type="page"/>
+      </w:r>
+    </w:p>
+    <w:p>
+      <w:pPr>
+        <w:spacing w:after="240" w:line="330" w:lineRule="atLeast"/>
+        <w:rPr>
+          <w:rFonts w:ascii="Arial" w:eastAsia="Times New Roman" w:hAnsi="Arial" w:cs="Arial"/>
+          <w:b/>
+          <w:bCs/>
+          <w:color w:val="000000" w:themeColor="text1"/>
+          <w:sz w:val="24"/>
+          <w:szCs w:val="24"/>
+          <w:lang w:eastAsia="it-IT"/>
+        </w:rPr>
+      </w:pPr>
+      <w:r>
+        <w:rPr>
+          <w:rFonts w:ascii="Arial" w:eastAsia="Times New Roman" w:hAnsi="Arial" w:cs="Arial"/>
+          <w:b/>
+          <w:bCs/>
+          <w:color w:val="000000" w:themeColor="text1"/>
+          <w:sz w:val="24"/>
+          <w:szCs w:val="24"/>
+          <w:lang w:eastAsia="it-IT"/>
+        </w:rPr>
+        <w:lastRenderedPageBreak/>
+        <w:t xml:space="preserve">Lunghezza </w:t>
+      </w:r>
+      <w:r>
+        <w:rPr>
+          <w:rFonts w:ascii="Arial" w:eastAsia="Times New Roman" w:hAnsi="Arial" w:cs="Arial"/>
+          <w:b/>
+          <w:bCs/>
+          <w:color w:val="000000" w:themeColor="text1"/>
+          <w:sz w:val="24"/>
+          <w:szCs w:val="24"/>
+          <w:lang w:eastAsia="it-IT"/>
+        </w:rPr>
+        <w:t xml:space="preserve">Numeri GSM </w:t>
+      </w:r>
+    </w:p>
+    <w:p>
+      <w:pPr>
+        <w:spacing w:after="240" w:line="330" w:lineRule="atLeast"/>
+        <w:rPr>
+          <w:rFonts w:ascii="Arial" w:eastAsia="Times New Roman" w:hAnsi="Arial" w:cs="Arial"/>
+          <w:b/>
+          <w:bCs/>
+          <w:color w:val="000000" w:themeColor="text1"/>
+          <w:sz w:val="24"/>
+          <w:szCs w:val="24"/>
+          <w:lang w:eastAsia="it-IT"/>
+        </w:rPr>
+      </w:pPr>
+      <w:r>
+        <w:rPr>
+          <w:rFonts w:ascii="Arial" w:eastAsia="Times New Roman" w:hAnsi="Arial" w:cs="Arial"/>
+          <w:b/>
+          <w:bCs/>
+          <w:color w:val="000000" w:themeColor="text1"/>
+          <w:sz w:val="24"/>
+          <w:szCs w:val="24"/>
+          <w:lang w:eastAsia="it-IT"/>
+        </w:rPr>
+        <w:t>Paese       Prefisso  Esempio internazionale  Cifre numeriche*  Caratteri con +</w:t>
+      </w:r>
+    </w:p>
+    <w:p>
+      <w:pPr>
+        <w:spacing w:after="240" w:line="330" w:lineRule="atLeast"/>
+        <w:rPr>
+          <w:rFonts w:ascii="Arial" w:eastAsia="Times New Roman" w:hAnsi="Arial" w:cs="Arial"/>
+          <w:color w:val="000000" w:themeColor="text1"/>
+          <w:sz w:val="24"/>
+          <w:szCs w:val="24"/>
+          <w:lang w:eastAsia="it-IT"/>
+        </w:rPr>
+      </w:pPr>
+      <w:r>
+        <w:rPr>
+          <w:rFonts w:ascii="Segoe UI Emoji" w:eastAsia="Times New Roman" w:hAnsi="Segoe UI Emoji" w:cs="Segoe UI Emoji"/>
+          <w:color w:val="000000" w:themeColor="text1"/>
+          <w:sz w:val="24"/>
+          <w:szCs w:val="24"/>
+          <w:lang w:eastAsia="it-IT"/>
+        </w:rPr>
+        <w:t>🇮🇹</w:t>
+      </w:r>
+      <w:r>
+        <w:rPr>
+          <w:rFonts w:ascii="Arial" w:eastAsia="Times New Roman" w:hAnsi="Arial" w:cs="Arial"/>
+          <w:color w:val="000000" w:themeColor="text1"/>
+          <w:sz w:val="24"/>
+          <w:szCs w:val="24"/>
+          <w:lang w:eastAsia="it-IT"/>
+        </w:rPr>
+        <w:t xml:space="preserve"> Italia     </w:t>
+      </w:r>
+      <w:r>
+        <w:rPr>
+          <w:rFonts w:ascii="Arial" w:eastAsia="Times New Roman" w:hAnsi="Arial" w:cs="Arial"/>
+          <w:color w:val="000000" w:themeColor="text1"/>
+          <w:sz w:val="24"/>
+          <w:szCs w:val="24"/>
+          <w:lang w:eastAsia="it-IT"/>
+        </w:rPr>
+        <w:tab/>
+      </w:r>
+      <w:r>
+        <w:rPr>
+          <w:rFonts w:ascii="Arial" w:eastAsia="Times New Roman" w:hAnsi="Arial" w:cs="Arial"/>
+          <w:color w:val="000000" w:themeColor="text1"/>
+          <w:sz w:val="24"/>
+          <w:szCs w:val="24"/>
+          <w:lang w:eastAsia="it-IT"/>
+        </w:rPr>
+        <w:tab/>
+      </w:r>
+      <w:r>
+        <w:rPr>
+          <w:rFonts w:ascii="Arial" w:eastAsia="Times New Roman" w:hAnsi="Arial" w:cs="Arial"/>
+          <w:color w:val="000000" w:themeColor="text1"/>
+          <w:sz w:val="24"/>
+          <w:szCs w:val="24"/>
+          <w:lang w:eastAsia="it-IT"/>
+        </w:rPr>
+        <w:t>+39     +393391255597</w:t>
+      </w:r>
+      <w:r>
+        <w:rPr>
+          <w:rFonts w:ascii="Arial" w:eastAsia="Times New Roman" w:hAnsi="Arial" w:cs="Arial"/>
+          <w:color w:val="000000" w:themeColor="text1"/>
+          <w:sz w:val="24"/>
+          <w:szCs w:val="24"/>
+          <w:lang w:eastAsia="it-IT"/>
+        </w:rPr>
+        <w:tab/>
+      </w:r>
+      <w:r>
+        <w:rPr>
+          <w:rFonts w:ascii="Arial" w:eastAsia="Times New Roman" w:hAnsi="Arial" w:cs="Arial"/>
+          <w:color w:val="000000" w:themeColor="text1"/>
+          <w:sz w:val="24"/>
+          <w:szCs w:val="24"/>
+          <w:lang w:eastAsia="it-IT"/>
+        </w:rPr>
+        <w:tab/>
+      </w:r>
+      <w:r>
+        <w:rPr>
+          <w:rFonts w:ascii="Arial" w:eastAsia="Times New Roman" w:hAnsi="Arial" w:cs="Arial"/>
+          <w:color w:val="000000" w:themeColor="text1"/>
+          <w:sz w:val="24"/>
+          <w:szCs w:val="24"/>
+          <w:lang w:eastAsia="it-IT"/>
+        </w:rPr>
+        <w:tab/>
+      </w:r>
+      <w:r>
+        <w:rPr>
+          <w:rFonts w:ascii="Arial" w:eastAsia="Times New Roman" w:hAnsi="Arial" w:cs="Arial"/>
+          <w:color w:val="000000" w:themeColor="text1"/>
+          <w:sz w:val="24"/>
+          <w:szCs w:val="24"/>
+          <w:lang w:eastAsia="it-IT"/>
+        </w:rPr>
+        <w:t>12</w:t>
+      </w:r>
+      <w:r>
+        <w:rPr>
+          <w:rFonts w:ascii="Arial" w:eastAsia="Times New Roman" w:hAnsi="Arial" w:cs="Arial"/>
+          <w:color w:val="000000" w:themeColor="text1"/>
+          <w:sz w:val="24"/>
+          <w:szCs w:val="24"/>
+          <w:lang w:eastAsia="it-IT"/>
+        </w:rPr>
+        <w:tab/>
+      </w:r>
+      <w:r>
+        <w:rPr>
+          <w:rFonts w:ascii="Arial" w:eastAsia="Times New Roman" w:hAnsi="Arial" w:cs="Arial"/>
+          <w:color w:val="000000" w:themeColor="text1"/>
+          <w:sz w:val="24"/>
+          <w:szCs w:val="24"/>
+          <w:lang w:eastAsia="it-IT"/>
+        </w:rPr>
+        <w:tab/>
+      </w:r>
+      <w:r>
+        <w:rPr>
+          <w:rFonts w:ascii="Arial" w:eastAsia="Times New Roman" w:hAnsi="Arial" w:cs="Arial"/>
+          <w:color w:val="000000" w:themeColor="text1"/>
+          <w:sz w:val="24"/>
+          <w:szCs w:val="24"/>
+          <w:lang w:eastAsia="it-IT"/>
+        </w:rPr>
+        <w:t>13</w:t>
+      </w:r>
+    </w:p>
+    <w:p>
+      <w:pPr>
+        <w:spacing w:after="240" w:line="330" w:lineRule="atLeast"/>
+        <w:rPr>
+          <w:rFonts w:ascii="Arial" w:eastAsia="Times New Roman" w:hAnsi="Arial" w:cs="Arial"/>
+          <w:color w:val="000000" w:themeColor="text1"/>
+          <w:sz w:val="24"/>
+          <w:szCs w:val="24"/>
+          <w:lang w:eastAsia="it-IT"/>
+        </w:rPr>
+      </w:pPr>
+      <w:r>
+        <w:rPr>
+          <w:rFonts w:ascii="Segoe UI Emoji" w:eastAsia="Times New Roman" w:hAnsi="Segoe UI Emoji" w:cs="Segoe UI Emoji"/>
+          <w:color w:val="000000" w:themeColor="text1"/>
+          <w:sz w:val="24"/>
+          <w:szCs w:val="24"/>
+          <w:lang w:eastAsia="it-IT"/>
+        </w:rPr>
+        <w:t>🇩🇪</w:t>
+      </w:r>
+      <w:r>
+        <w:rPr>
+          <w:rFonts w:ascii="Arial" w:eastAsia="Times New Roman" w:hAnsi="Arial" w:cs="Arial"/>
+          <w:color w:val="000000" w:themeColor="text1"/>
+          <w:sz w:val="24"/>
+          <w:szCs w:val="24"/>
+          <w:lang w:eastAsia="it-IT"/>
+        </w:rPr>
+        <w:t xml:space="preserve"> Germania </w:t>
+      </w:r>
+      <w:r>
+        <w:rPr>
+          <w:rFonts w:ascii="Arial" w:eastAsia="Times New Roman" w:hAnsi="Arial" w:cs="Arial"/>
+          <w:color w:val="000000" w:themeColor="text1"/>
+          <w:sz w:val="24"/>
+          <w:szCs w:val="24"/>
+          <w:lang w:eastAsia="it-IT"/>
+        </w:rPr>
+        <w:tab/>
+      </w:r>
+      <w:r>
+        <w:rPr>
+          <w:rFonts w:ascii="Arial" w:eastAsia="Times New Roman" w:hAnsi="Arial" w:cs="Arial"/>
+          <w:color w:val="000000" w:themeColor="text1"/>
+          <w:sz w:val="24"/>
+          <w:szCs w:val="24"/>
+          <w:lang w:eastAsia="it-IT"/>
+        </w:rPr>
+        <w:t>+49     +4915123456789</w:t>
+      </w:r>
+      <w:r>
+        <w:rPr>
+          <w:rFonts w:ascii="Arial" w:eastAsia="Times New Roman" w:hAnsi="Arial" w:cs="Arial"/>
+          <w:color w:val="000000" w:themeColor="text1"/>
+          <w:sz w:val="24"/>
+          <w:szCs w:val="24"/>
+          <w:lang w:eastAsia="it-IT"/>
+        </w:rPr>
+        <w:tab/>
+      </w:r>
+      <w:r>
+        <w:rPr>
+          <w:rFonts w:ascii="Arial" w:eastAsia="Times New Roman" w:hAnsi="Arial" w:cs="Arial"/>
+          <w:color w:val="000000" w:themeColor="text1"/>
+          <w:sz w:val="24"/>
+          <w:szCs w:val="24"/>
+          <w:lang w:eastAsia="it-IT"/>
+        </w:rPr>
+        <w:tab/>
+      </w:r>
+      <w:r>
+        <w:rPr>
+          <w:rFonts w:ascii="Arial" w:eastAsia="Times New Roman" w:hAnsi="Arial" w:cs="Arial"/>
+          <w:color w:val="000000" w:themeColor="text1"/>
+          <w:sz w:val="24"/>
+          <w:szCs w:val="24"/>
+          <w:lang w:eastAsia="it-IT"/>
+        </w:rPr>
+        <w:tab/>
+      </w:r>
+      <w:r>
+        <w:rPr>
+          <w:rFonts w:ascii="Arial" w:eastAsia="Times New Roman" w:hAnsi="Arial" w:cs="Arial"/>
+          <w:color w:val="000000" w:themeColor="text1"/>
+          <w:sz w:val="24"/>
+          <w:szCs w:val="24"/>
+          <w:lang w:eastAsia="it-IT"/>
+        </w:rPr>
+        <w:t>13              </w:t>
+      </w:r>
+      <w:r>
+        <w:rPr>
+          <w:rFonts w:ascii="Arial" w:eastAsia="Times New Roman" w:hAnsi="Arial" w:cs="Arial"/>
+          <w:color w:val="000000" w:themeColor="text1"/>
+          <w:sz w:val="24"/>
+          <w:szCs w:val="24"/>
+          <w:lang w:eastAsia="it-IT"/>
+        </w:rPr>
+        <w:tab/>
+      </w:r>
+      <w:r>
+        <w:rPr>
+          <w:rFonts w:ascii="Arial" w:eastAsia="Times New Roman" w:hAnsi="Arial" w:cs="Arial"/>
+          <w:color w:val="000000" w:themeColor="text1"/>
+          <w:sz w:val="24"/>
+          <w:szCs w:val="24"/>
+          <w:lang w:eastAsia="it-IT"/>
+        </w:rPr>
+        <w:t>14</w:t>
+      </w:r>
+    </w:p>
+    <w:p>
+      <w:pPr>
+        <w:spacing w:after="240" w:line="330" w:lineRule="atLeast"/>
+        <w:rPr>
+          <w:rFonts w:ascii="Arial" w:eastAsia="Times New Roman" w:hAnsi="Arial" w:cs="Arial"/>
+          <w:color w:val="000000" w:themeColor="text1"/>
+          <w:sz w:val="24"/>
+          <w:szCs w:val="24"/>
+          <w:lang w:eastAsia="it-IT"/>
+        </w:rPr>
+      </w:pPr>
+      <w:r>
+        <w:rPr>
+          <w:rFonts w:ascii="Segoe UI Emoji" w:eastAsia="Times New Roman" w:hAnsi="Segoe UI Emoji" w:cs="Segoe UI Emoji"/>
+          <w:color w:val="000000" w:themeColor="text1"/>
+          <w:sz w:val="24"/>
+          <w:szCs w:val="24"/>
+          <w:lang w:eastAsia="it-IT"/>
+        </w:rPr>
+        <w:t>🇸🇪</w:t>
+      </w:r>
+      <w:r>
+        <w:rPr>
+          <w:rFonts w:ascii="Arial" w:eastAsia="Times New Roman" w:hAnsi="Arial" w:cs="Arial"/>
+          <w:color w:val="000000" w:themeColor="text1"/>
+          <w:sz w:val="24"/>
+          <w:szCs w:val="24"/>
+          <w:lang w:eastAsia="it-IT"/>
+        </w:rPr>
+        <w:t xml:space="preserve"> Svezia     </w:t>
+      </w:r>
+      <w:r>
+        <w:rPr>
+          <w:rFonts w:ascii="Arial" w:eastAsia="Times New Roman" w:hAnsi="Arial" w:cs="Arial"/>
+          <w:color w:val="000000" w:themeColor="text1"/>
+          <w:sz w:val="24"/>
+          <w:szCs w:val="24"/>
+          <w:lang w:eastAsia="it-IT"/>
+        </w:rPr>
+        <w:tab/>
+      </w:r>
+      <w:r>
+        <w:rPr>
+          <w:rFonts w:ascii="Arial" w:eastAsia="Times New Roman" w:hAnsi="Arial" w:cs="Arial"/>
+          <w:color w:val="000000" w:themeColor="text1"/>
+          <w:sz w:val="24"/>
+          <w:szCs w:val="24"/>
+          <w:lang w:eastAsia="it-IT"/>
+        </w:rPr>
+        <w:tab/>
+      </w:r>
+      <w:r>
+        <w:rPr>
+          <w:rFonts w:ascii="Arial" w:eastAsia="Times New Roman" w:hAnsi="Arial" w:cs="Arial"/>
+          <w:color w:val="000000" w:themeColor="text1"/>
+          <w:sz w:val="24"/>
+          <w:szCs w:val="24"/>
+          <w:lang w:eastAsia="it-IT"/>
+        </w:rPr>
+        <w:t>+46     +46701234567</w:t>
+      </w:r>
+      <w:r>
+        <w:rPr>
+          <w:rFonts w:ascii="Arial" w:eastAsia="Times New Roman" w:hAnsi="Arial" w:cs="Arial"/>
+          <w:color w:val="000000" w:themeColor="text1"/>
+          <w:sz w:val="24"/>
+          <w:szCs w:val="24"/>
+          <w:lang w:eastAsia="it-IT"/>
+        </w:rPr>
+        <w:tab/>
+      </w:r>
+      <w:r>
+        <w:rPr>
+          <w:rFonts w:ascii="Arial" w:eastAsia="Times New Roman" w:hAnsi="Arial" w:cs="Arial"/>
+          <w:color w:val="000000" w:themeColor="text1"/>
+          <w:sz w:val="24"/>
+          <w:szCs w:val="24"/>
+          <w:lang w:eastAsia="it-IT"/>
+        </w:rPr>
+        <w:tab/>
+      </w:r>
+      <w:r>
+        <w:rPr>
+          <w:rFonts w:ascii="Arial" w:eastAsia="Times New Roman" w:hAnsi="Arial" w:cs="Arial"/>
+          <w:color w:val="000000" w:themeColor="text1"/>
+          <w:sz w:val="24"/>
+          <w:szCs w:val="24"/>
+          <w:lang w:eastAsia="it-IT"/>
+        </w:rPr>
+        <w:tab/>
+      </w:r>
+      <w:r>
+        <w:rPr>
+          <w:rFonts w:ascii="Arial" w:eastAsia="Times New Roman" w:hAnsi="Arial" w:cs="Arial"/>
+          <w:color w:val="000000" w:themeColor="text1"/>
+          <w:sz w:val="24"/>
+          <w:szCs w:val="24"/>
+          <w:lang w:eastAsia="it-IT"/>
+        </w:rPr>
+        <w:t>11              </w:t>
+      </w:r>
+      <w:r>
+        <w:rPr>
+          <w:rFonts w:ascii="Arial" w:eastAsia="Times New Roman" w:hAnsi="Arial" w:cs="Arial"/>
+          <w:color w:val="000000" w:themeColor="text1"/>
+          <w:sz w:val="24"/>
+          <w:szCs w:val="24"/>
+          <w:lang w:eastAsia="it-IT"/>
+        </w:rPr>
+        <w:tab/>
+      </w:r>
+      <w:r>
+        <w:rPr>
+          <w:rFonts w:ascii="Arial" w:eastAsia="Times New Roman" w:hAnsi="Arial" w:cs="Arial"/>
+          <w:color w:val="000000" w:themeColor="text1"/>
+          <w:sz w:val="24"/>
+          <w:szCs w:val="24"/>
+          <w:lang w:eastAsia="it-IT"/>
+        </w:rPr>
+        <w:t>12</w:t>
+      </w:r>
+    </w:p>
+    <w:p>
+      <w:pPr>
+        <w:spacing w:after="240" w:line="330" w:lineRule="atLeast"/>
+        <w:rPr>
+          <w:rFonts w:ascii="Arial" w:eastAsia="Times New Roman" w:hAnsi="Arial" w:cs="Arial"/>
+          <w:color w:val="000000" w:themeColor="text1"/>
+          <w:sz w:val="24"/>
+          <w:szCs w:val="24"/>
+          <w:lang w:eastAsia="it-IT"/>
+        </w:rPr>
+      </w:pPr>
+      <w:r>
+        <w:rPr>
+          <w:rFonts w:ascii="Segoe UI Emoji" w:eastAsia="Times New Roman" w:hAnsi="Segoe UI Emoji" w:cs="Segoe UI Emoji"/>
+          <w:color w:val="000000" w:themeColor="text1"/>
+          <w:sz w:val="24"/>
+          <w:szCs w:val="24"/>
+          <w:lang w:eastAsia="it-IT"/>
+        </w:rPr>
+        <w:t>🇫🇮</w:t>
+      </w:r>
+      <w:r>
+        <w:rPr>
+          <w:rFonts w:ascii="Arial" w:eastAsia="Times New Roman" w:hAnsi="Arial" w:cs="Arial"/>
+          <w:color w:val="000000" w:themeColor="text1"/>
+          <w:sz w:val="24"/>
+          <w:szCs w:val="24"/>
+          <w:lang w:eastAsia="it-IT"/>
+        </w:rPr>
+        <w:t xml:space="preserve"> Finlandia</w:t>
+      </w:r>
+      <w:r>
+        <w:rPr>
+          <w:rFonts w:ascii="Arial" w:eastAsia="Times New Roman" w:hAnsi="Arial" w:cs="Arial"/>
+          <w:color w:val="000000" w:themeColor="text1"/>
+          <w:sz w:val="24"/>
+          <w:szCs w:val="24"/>
+          <w:lang w:eastAsia="it-IT"/>
+        </w:rPr>
+        <w:tab/>
+      </w:r>
+      <w:r>
+        <w:rPr>
+          <w:rFonts w:ascii="Arial" w:eastAsia="Times New Roman" w:hAnsi="Arial" w:cs="Arial"/>
+          <w:color w:val="000000" w:themeColor="text1"/>
+          <w:sz w:val="24"/>
+          <w:szCs w:val="24"/>
+          <w:lang w:eastAsia="it-IT"/>
+        </w:rPr>
+        <w:tab/>
+      </w:r>
+      <w:r>
+        <w:rPr>
+          <w:rFonts w:ascii="Arial" w:eastAsia="Times New Roman" w:hAnsi="Arial" w:cs="Arial"/>
+          <w:color w:val="000000" w:themeColor="text1"/>
+          <w:sz w:val="24"/>
+          <w:szCs w:val="24"/>
+          <w:lang w:eastAsia="it-IT"/>
+        </w:rPr>
+        <w:t>+358  +358451234567</w:t>
+      </w:r>
+      <w:r>
+        <w:rPr>
+          <w:rFonts w:ascii="Arial" w:eastAsia="Times New Roman" w:hAnsi="Arial" w:cs="Arial"/>
+          <w:color w:val="000000" w:themeColor="text1"/>
+          <w:sz w:val="24"/>
+          <w:szCs w:val="24"/>
+          <w:lang w:eastAsia="it-IT"/>
+        </w:rPr>
+        <w:tab/>
+      </w:r>
+      <w:r>
+        <w:rPr>
+          <w:rFonts w:ascii="Arial" w:eastAsia="Times New Roman" w:hAnsi="Arial" w:cs="Arial"/>
+          <w:color w:val="000000" w:themeColor="text1"/>
+          <w:sz w:val="24"/>
+          <w:szCs w:val="24"/>
+          <w:lang w:eastAsia="it-IT"/>
+        </w:rPr>
+        <w:tab/>
+      </w:r>
+      <w:r>
+        <w:rPr>
+          <w:rFonts w:ascii="Arial" w:eastAsia="Times New Roman" w:hAnsi="Arial" w:cs="Arial"/>
+          <w:color w:val="000000" w:themeColor="text1"/>
+          <w:sz w:val="24"/>
+          <w:szCs w:val="24"/>
+          <w:lang w:eastAsia="it-IT"/>
+        </w:rPr>
+        <w:tab/>
+      </w:r>
+      <w:r>
+        <w:rPr>
+          <w:rFonts w:ascii="Arial" w:eastAsia="Times New Roman" w:hAnsi="Arial" w:cs="Arial"/>
+          <w:color w:val="000000" w:themeColor="text1"/>
+          <w:sz w:val="24"/>
+          <w:szCs w:val="24"/>
+          <w:lang w:eastAsia="it-IT"/>
+        </w:rPr>
+        <w:t>12              </w:t>
+      </w:r>
+      <w:r>
+        <w:rPr>
+          <w:rFonts w:ascii="Arial" w:eastAsia="Times New Roman" w:hAnsi="Arial" w:cs="Arial"/>
+          <w:color w:val="000000" w:themeColor="text1"/>
+          <w:sz w:val="24"/>
+          <w:szCs w:val="24"/>
+          <w:lang w:eastAsia="it-IT"/>
+        </w:rPr>
+        <w:tab/>
+      </w:r>
+      <w:r>
+        <w:rPr>
+          <w:rFonts w:ascii="Arial" w:eastAsia="Times New Roman" w:hAnsi="Arial" w:cs="Arial"/>
+          <w:color w:val="000000" w:themeColor="text1"/>
+          <w:sz w:val="24"/>
+          <w:szCs w:val="24"/>
+          <w:lang w:eastAsia="it-IT"/>
+        </w:rPr>
+        <w:t>13</w:t>
+      </w:r>
+    </w:p>
+    <w:p>
+      <w:pPr>
+        <w:spacing w:after="240" w:line="330" w:lineRule="atLeast"/>
+        <w:rPr>
+          <w:rFonts w:ascii="Arial" w:eastAsia="Times New Roman" w:hAnsi="Arial" w:cs="Arial"/>
+          <w:color w:val="000000" w:themeColor="text1"/>
+          <w:sz w:val="24"/>
+          <w:szCs w:val="24"/>
+          <w:lang w:eastAsia="it-IT"/>
+        </w:rPr>
+      </w:pPr>
+      <w:r>
+        <w:rPr>
+          <w:rFonts w:ascii="Segoe UI Emoji" w:eastAsia="Times New Roman" w:hAnsi="Segoe UI Emoji" w:cs="Segoe UI Emoji"/>
+          <w:color w:val="000000" w:themeColor="text1"/>
+          <w:sz w:val="24"/>
+          <w:szCs w:val="24"/>
+          <w:lang w:eastAsia="it-IT"/>
+        </w:rPr>
+        <w:t>🇮🇸</w:t>
+      </w:r>
+      <w:r>
+        <w:rPr>
+          <w:rFonts w:ascii="Arial" w:eastAsia="Times New Roman" w:hAnsi="Arial" w:cs="Arial"/>
+          <w:color w:val="000000" w:themeColor="text1"/>
+          <w:sz w:val="24"/>
+          <w:szCs w:val="24"/>
+          <w:lang w:eastAsia="it-IT"/>
+        </w:rPr>
+        <w:t xml:space="preserve"> Islanda</w:t>
+      </w:r>
+      <w:r>
+        <w:rPr>
+          <w:rFonts w:ascii="Arial" w:eastAsia="Times New Roman" w:hAnsi="Arial" w:cs="Arial"/>
+          <w:color w:val="000000" w:themeColor="text1"/>
+          <w:sz w:val="24"/>
+          <w:szCs w:val="24"/>
+          <w:lang w:eastAsia="it-IT"/>
+        </w:rPr>
+        <w:tab/>
+      </w:r>
+      <w:r>
+        <w:rPr>
+          <w:rFonts w:ascii="Arial" w:eastAsia="Times New Roman" w:hAnsi="Arial" w:cs="Arial"/>
+          <w:color w:val="000000" w:themeColor="text1"/>
+          <w:sz w:val="24"/>
+          <w:szCs w:val="24"/>
+          <w:lang w:eastAsia="it-IT"/>
+        </w:rPr>
+        <w:tab/>
+      </w:r>
+      <w:r>
+        <w:rPr>
+          <w:rFonts w:ascii="Arial" w:eastAsia="Times New Roman" w:hAnsi="Arial" w:cs="Arial"/>
+          <w:color w:val="000000" w:themeColor="text1"/>
+          <w:sz w:val="24"/>
+          <w:szCs w:val="24"/>
+          <w:lang w:eastAsia="it-IT"/>
+        </w:rPr>
+        <w:t>+354</w:t>
+      </w:r>
+      <w:r>
+        <w:rPr>
+          <w:rFonts w:ascii="Arial" w:eastAsia="Times New Roman" w:hAnsi="Arial" w:cs="Arial"/>
+          <w:color w:val="000000" w:themeColor="text1"/>
+          <w:sz w:val="24"/>
+          <w:szCs w:val="24"/>
+          <w:lang w:eastAsia="it-IT"/>
+        </w:rPr>
+        <w:tab/>
+        <w:t>+354 611 1234</w:t>
+      </w:r>
+      <w:r>
+        <w:rPr>
+          <w:rFonts w:ascii="Arial" w:eastAsia="Times New Roman" w:hAnsi="Arial" w:cs="Arial"/>
+          <w:color w:val="000000" w:themeColor="text1"/>
+          <w:sz w:val="24"/>
+          <w:szCs w:val="24"/>
+          <w:lang w:eastAsia="it-IT"/>
+        </w:rPr>
+        <w:tab/>
+      </w:r>
+      <w:r>
+        <w:rPr>
+          <w:rFonts w:ascii="Arial" w:eastAsia="Times New Roman" w:hAnsi="Arial" w:cs="Arial"/>
+          <w:color w:val="000000" w:themeColor="text1"/>
+          <w:sz w:val="24"/>
+          <w:szCs w:val="24"/>
+          <w:lang w:eastAsia="it-IT"/>
+        </w:rPr>
+        <w:tab/>
+      </w:r>
+      <w:r>
+        <w:rPr>
+          <w:rFonts w:ascii="Arial" w:eastAsia="Times New Roman" w:hAnsi="Arial" w:cs="Arial"/>
+          <w:color w:val="000000" w:themeColor="text1"/>
+          <w:sz w:val="24"/>
+          <w:szCs w:val="24"/>
+          <w:lang w:eastAsia="it-IT"/>
+        </w:rPr>
+        <w:tab/>
+      </w:r>
+      <w:r>
+        <w:rPr>
+          <w:rFonts w:ascii="Arial" w:eastAsia="Times New Roman" w:hAnsi="Arial" w:cs="Arial"/>
+          <w:color w:val="000000" w:themeColor="text1"/>
+          <w:sz w:val="24"/>
+          <w:szCs w:val="24"/>
+          <w:lang w:eastAsia="it-IT"/>
+        </w:rPr>
+        <w:t xml:space="preserve">10     </w:t>
+      </w:r>
+      <w:r>
+        <w:rPr>
+          <w:rFonts w:ascii="Arial" w:eastAsia="Times New Roman" w:hAnsi="Arial" w:cs="Arial"/>
+          <w:color w:val="000000" w:themeColor="text1"/>
+          <w:sz w:val="24"/>
+          <w:szCs w:val="24"/>
+          <w:lang w:eastAsia="it-IT"/>
+        </w:rPr>
+        <w:tab/>
+      </w:r>
+      <w:r>
+        <w:rPr>
+          <w:rFonts w:ascii="Arial" w:eastAsia="Times New Roman" w:hAnsi="Arial" w:cs="Arial"/>
+          <w:color w:val="000000" w:themeColor="text1"/>
+          <w:sz w:val="24"/>
+          <w:szCs w:val="24"/>
+          <w:lang w:eastAsia="it-IT"/>
+        </w:rPr>
+        <w:tab/>
+      </w:r>
+      <w:r>
+        <w:rPr>
+          <w:rFonts w:ascii="Arial" w:eastAsia="Times New Roman" w:hAnsi="Arial" w:cs="Arial"/>
+          <w:color w:val="000000" w:themeColor="text1"/>
+          <w:sz w:val="24"/>
+          <w:szCs w:val="24"/>
+          <w:lang w:eastAsia="it-IT"/>
+        </w:rPr>
+        <w:t>11</w:t>
+      </w:r>
+    </w:p>
+    <w:p>
+      <w:pPr>
+        <w:spacing w:after="240" w:line="330" w:lineRule="atLeast"/>
+        <w:rPr>
+          <w:rFonts w:ascii="Arial" w:eastAsia="Times New Roman" w:hAnsi="Arial" w:cs="Arial"/>
+          <w:color w:val="000000" w:themeColor="text1"/>
+          <w:sz w:val="24"/>
+          <w:szCs w:val="24"/>
+          <w:lang w:eastAsia="it-IT"/>
+        </w:rPr>
+      </w:pPr>
+      <w:r>
+        <w:rPr>
+          <w:rFonts w:ascii="Segoe UI Emoji" w:eastAsia="Times New Roman" w:hAnsi="Segoe UI Emoji" w:cs="Segoe UI Emoji"/>
+          <w:color w:val="000000" w:themeColor="text1"/>
+          <w:sz w:val="24"/>
+          <w:szCs w:val="24"/>
+          <w:lang w:eastAsia="it-IT"/>
+        </w:rPr>
+        <w:t>🇳🇴</w:t>
+      </w:r>
+      <w:r>
+        <w:rPr>
+          <w:rFonts w:ascii="Arial" w:eastAsia="Times New Roman" w:hAnsi="Arial" w:cs="Arial"/>
+          <w:color w:val="000000" w:themeColor="text1"/>
+          <w:sz w:val="24"/>
+          <w:szCs w:val="24"/>
+          <w:lang w:eastAsia="it-IT"/>
+        </w:rPr>
+        <w:t xml:space="preserve"> Norvegia</w:t>
+      </w:r>
+      <w:r>
+        <w:rPr>
+          <w:rFonts w:ascii="Arial" w:eastAsia="Times New Roman" w:hAnsi="Arial" w:cs="Arial"/>
+          <w:color w:val="000000" w:themeColor="text1"/>
+          <w:sz w:val="24"/>
+          <w:szCs w:val="24"/>
+          <w:lang w:eastAsia="it-IT"/>
+        </w:rPr>
+        <w:tab/>
+      </w:r>
+      <w:r>
+        <w:rPr>
+          <w:rFonts w:ascii="Arial" w:eastAsia="Times New Roman" w:hAnsi="Arial" w:cs="Arial"/>
+          <w:color w:val="000000" w:themeColor="text1"/>
+          <w:sz w:val="24"/>
+          <w:szCs w:val="24"/>
+          <w:lang w:eastAsia="it-IT"/>
+        </w:rPr>
+        <w:tab/>
+      </w:r>
+      <w:r>
+        <w:rPr>
+          <w:rFonts w:ascii="Arial" w:eastAsia="Times New Roman" w:hAnsi="Arial" w:cs="Arial"/>
+          <w:color w:val="000000" w:themeColor="text1"/>
+          <w:sz w:val="24"/>
+          <w:szCs w:val="24"/>
+          <w:lang w:eastAsia="it-IT"/>
+        </w:rPr>
+        <w:t>+47</w:t>
+      </w:r>
+      <w:r>
+        <w:rPr>
+          <w:rFonts w:ascii="Arial" w:eastAsia="Times New Roman" w:hAnsi="Arial" w:cs="Arial"/>
+          <w:color w:val="000000" w:themeColor="text1"/>
+          <w:sz w:val="24"/>
+          <w:szCs w:val="24"/>
+          <w:lang w:eastAsia="it-IT"/>
+        </w:rPr>
+        <w:tab/>
+        <w:t>+47 912 34 567</w:t>
+      </w:r>
+      <w:r>
+        <w:rPr>
+          <w:rFonts w:ascii="Arial" w:eastAsia="Times New Roman" w:hAnsi="Arial" w:cs="Arial"/>
+          <w:color w:val="000000" w:themeColor="text1"/>
+          <w:sz w:val="24"/>
+          <w:szCs w:val="24"/>
+          <w:lang w:eastAsia="it-IT"/>
+        </w:rPr>
+        <w:tab/>
+      </w:r>
+      <w:r>
+        <w:rPr>
+          <w:rFonts w:ascii="Arial" w:eastAsia="Times New Roman" w:hAnsi="Arial" w:cs="Arial"/>
+          <w:color w:val="000000" w:themeColor="text1"/>
+          <w:sz w:val="24"/>
+          <w:szCs w:val="24"/>
+          <w:lang w:eastAsia="it-IT"/>
+        </w:rPr>
+        <w:tab/>
+      </w:r>
+      <w:r>
+        <w:rPr>
+          <w:rFonts w:ascii="Arial" w:eastAsia="Times New Roman" w:hAnsi="Arial" w:cs="Arial"/>
+          <w:color w:val="000000" w:themeColor="text1"/>
+          <w:sz w:val="24"/>
+          <w:szCs w:val="24"/>
+          <w:lang w:eastAsia="it-IT"/>
+        </w:rPr>
+        <w:tab/>
+      </w:r>
+      <w:r>
+        <w:rPr>
+          <w:rFonts w:ascii="Arial" w:eastAsia="Times New Roman" w:hAnsi="Arial" w:cs="Arial"/>
+          <w:color w:val="000000" w:themeColor="text1"/>
+          <w:sz w:val="24"/>
+          <w:szCs w:val="24"/>
+          <w:lang w:eastAsia="it-IT"/>
+        </w:rPr>
+        <w:t xml:space="preserve">10     </w:t>
+      </w:r>
+      <w:r>
+        <w:rPr>
+          <w:rFonts w:ascii="Arial" w:eastAsia="Times New Roman" w:hAnsi="Arial" w:cs="Arial"/>
+          <w:color w:val="000000" w:themeColor="text1"/>
+          <w:sz w:val="24"/>
+          <w:szCs w:val="24"/>
+          <w:lang w:eastAsia="it-IT"/>
+        </w:rPr>
+        <w:tab/>
+      </w:r>
+      <w:r>
+        <w:rPr>
+          <w:rFonts w:ascii="Arial" w:eastAsia="Times New Roman" w:hAnsi="Arial" w:cs="Arial"/>
+          <w:color w:val="000000" w:themeColor="text1"/>
+          <w:sz w:val="24"/>
+          <w:szCs w:val="24"/>
+          <w:lang w:eastAsia="it-IT"/>
+        </w:rPr>
+        <w:tab/>
+      </w:r>
+      <w:r>
+        <w:rPr>
+          <w:rFonts w:ascii="Arial" w:eastAsia="Times New Roman" w:hAnsi="Arial" w:cs="Arial"/>
+          <w:color w:val="000000" w:themeColor="text1"/>
+          <w:sz w:val="24"/>
+          <w:szCs w:val="24"/>
+          <w:lang w:eastAsia="it-IT"/>
+        </w:rPr>
+        <w:t>11</w:t>
+      </w:r>
+    </w:p>
+    <w:p>
+      <w:pPr>
+        <w:spacing w:after="240" w:line="330" w:lineRule="atLeast"/>
+        <w:rPr>
+          <w:rFonts w:ascii="Arial" w:eastAsia="Times New Roman" w:hAnsi="Arial" w:cs="Arial"/>
+          <w:color w:val="000000" w:themeColor="text1"/>
+          <w:sz w:val="24"/>
+          <w:szCs w:val="24"/>
+          <w:lang w:eastAsia="it-IT"/>
+        </w:rPr>
+      </w:pPr>
+      <w:r>
+        <w:rPr>
+          <w:rFonts w:ascii="Segoe UI Emoji" w:eastAsia="Times New Roman" w:hAnsi="Segoe UI Emoji" w:cs="Segoe UI Emoji"/>
+          <w:color w:val="000000" w:themeColor="text1"/>
+          <w:sz w:val="24"/>
+          <w:szCs w:val="24"/>
+          <w:lang w:eastAsia="it-IT"/>
+        </w:rPr>
+        <w:t>🇩🇰</w:t>
+      </w:r>
+      <w:r>
+        <w:rPr>
+          <w:rFonts w:ascii="Arial" w:eastAsia="Times New Roman" w:hAnsi="Arial" w:cs="Arial"/>
+          <w:color w:val="000000" w:themeColor="text1"/>
+          <w:sz w:val="24"/>
+          <w:szCs w:val="24"/>
+          <w:lang w:eastAsia="it-IT"/>
+        </w:rPr>
+        <w:t xml:space="preserve"> Danimarca</w:t>
+      </w:r>
+      <w:r>
+        <w:rPr>
+          <w:rFonts w:ascii="Arial" w:eastAsia="Times New Roman" w:hAnsi="Arial" w:cs="Arial"/>
+          <w:color w:val="000000" w:themeColor="text1"/>
+          <w:sz w:val="24"/>
+          <w:szCs w:val="24"/>
+          <w:lang w:eastAsia="it-IT"/>
+        </w:rPr>
+        <w:tab/>
+      </w:r>
+      <w:r>
+        <w:rPr>
+          <w:rFonts w:ascii="Arial" w:eastAsia="Times New Roman" w:hAnsi="Arial" w:cs="Arial"/>
+          <w:color w:val="000000" w:themeColor="text1"/>
+          <w:sz w:val="24"/>
+          <w:szCs w:val="24"/>
+          <w:lang w:eastAsia="it-IT"/>
+        </w:rPr>
+        <w:t>+45</w:t>
+      </w:r>
+      <w:r>
+        <w:rPr>
+          <w:rFonts w:ascii="Arial" w:eastAsia="Times New Roman" w:hAnsi="Arial" w:cs="Arial"/>
+          <w:color w:val="000000" w:themeColor="text1"/>
+          <w:sz w:val="24"/>
+          <w:szCs w:val="24"/>
+          <w:lang w:eastAsia="it-IT"/>
+        </w:rPr>
+        <w:tab/>
+        <w:t>+45 20 12 34 56</w:t>
+      </w:r>
+      <w:r>
+        <w:rPr>
+          <w:rFonts w:ascii="Arial" w:eastAsia="Times New Roman" w:hAnsi="Arial" w:cs="Arial"/>
+          <w:color w:val="000000" w:themeColor="text1"/>
+          <w:sz w:val="24"/>
+          <w:szCs w:val="24"/>
+          <w:lang w:eastAsia="it-IT"/>
+        </w:rPr>
+        <w:tab/>
+      </w:r>
+      <w:r>
+        <w:rPr>
+          <w:rFonts w:ascii="Arial" w:eastAsia="Times New Roman" w:hAnsi="Arial" w:cs="Arial"/>
+          <w:color w:val="000000" w:themeColor="text1"/>
+          <w:sz w:val="24"/>
+          <w:szCs w:val="24"/>
+          <w:lang w:eastAsia="it-IT"/>
+        </w:rPr>
+        <w:tab/>
+      </w:r>
+      <w:r>
+        <w:rPr>
+          <w:rFonts w:ascii="Arial" w:eastAsia="Times New Roman" w:hAnsi="Arial" w:cs="Arial"/>
+          <w:color w:val="000000" w:themeColor="text1"/>
+          <w:sz w:val="24"/>
+          <w:szCs w:val="24"/>
+          <w:lang w:eastAsia="it-IT"/>
+        </w:rPr>
+        <w:tab/>
+      </w:r>
+      <w:r>
+        <w:rPr>
+          <w:rFonts w:ascii="Arial" w:eastAsia="Times New Roman" w:hAnsi="Arial" w:cs="Arial"/>
+          <w:color w:val="000000" w:themeColor="text1"/>
+          <w:sz w:val="24"/>
+          <w:szCs w:val="24"/>
+          <w:lang w:eastAsia="it-IT"/>
+        </w:rPr>
+        <w:t xml:space="preserve">10     </w:t>
+      </w:r>
+      <w:r>
+        <w:rPr>
+          <w:rFonts w:ascii="Arial" w:eastAsia="Times New Roman" w:hAnsi="Arial" w:cs="Arial"/>
+          <w:color w:val="000000" w:themeColor="text1"/>
+          <w:sz w:val="24"/>
+          <w:szCs w:val="24"/>
+          <w:lang w:eastAsia="it-IT"/>
+        </w:rPr>
+        <w:tab/>
+      </w:r>
+      <w:r>
+        <w:rPr>
+          <w:rFonts w:ascii="Arial" w:eastAsia="Times New Roman" w:hAnsi="Arial" w:cs="Arial"/>
+          <w:color w:val="000000" w:themeColor="text1"/>
+          <w:sz w:val="24"/>
+          <w:szCs w:val="24"/>
+          <w:lang w:eastAsia="it-IT"/>
+        </w:rPr>
+        <w:tab/>
+      </w:r>
+      <w:r>
+        <w:rPr>
+          <w:rFonts w:ascii="Arial" w:eastAsia="Times New Roman" w:hAnsi="Arial" w:cs="Arial"/>
+          <w:color w:val="000000" w:themeColor="text1"/>
+          <w:sz w:val="24"/>
+          <w:szCs w:val="24"/>
+          <w:lang w:eastAsia="it-IT"/>
+        </w:rPr>
+        <w:t>11</w:t>
+      </w:r>
+    </w:p>
+    <w:p>
+      <w:pPr>
+        <w:spacing w:after="240" w:line="330" w:lineRule="atLeast"/>
+        <w:rPr>
+          <w:rFonts w:ascii="Arial" w:eastAsia="Times New Roman" w:hAnsi="Arial" w:cs="Arial"/>
+          <w:color w:val="000000" w:themeColor="text1"/>
+          <w:sz w:val="24"/>
+          <w:szCs w:val="24"/>
+          <w:lang w:eastAsia="it-IT"/>
+        </w:rPr>
+      </w:pPr>
+      <w:r>
+        <w:rPr>
+          <w:rFonts w:ascii="Segoe UI Emoji" w:eastAsia="Times New Roman" w:hAnsi="Segoe UI Emoji" w:cs="Segoe UI Emoji"/>
+          <w:color w:val="000000" w:themeColor="text1"/>
+          <w:sz w:val="24"/>
+          <w:szCs w:val="24"/>
+          <w:lang w:eastAsia="it-IT"/>
+        </w:rPr>
+        <w:t>🇱🇮</w:t>
+      </w:r>
+      <w:r>
+        <w:rPr>
+          <w:rFonts w:ascii="Arial" w:eastAsia="Times New Roman" w:hAnsi="Arial" w:cs="Arial"/>
+          <w:color w:val="000000" w:themeColor="text1"/>
+          <w:sz w:val="24"/>
+          <w:szCs w:val="24"/>
+          <w:lang w:eastAsia="it-IT"/>
+        </w:rPr>
+        <w:t xml:space="preserve"> Liechtenstein</w:t>
+      </w:r>
+      <w:r>
+        <w:rPr>
+          <w:rFonts w:ascii="Arial" w:eastAsia="Times New Roman" w:hAnsi="Arial" w:cs="Arial"/>
+          <w:color w:val="000000" w:themeColor="text1"/>
+          <w:sz w:val="24"/>
+          <w:szCs w:val="24"/>
+          <w:lang w:eastAsia="it-IT"/>
+        </w:rPr>
+        <w:tab/>
+        <w:t>+423</w:t>
+      </w:r>
+      <w:r>
+        <w:rPr>
+          <w:rFonts w:ascii="Arial" w:eastAsia="Times New Roman" w:hAnsi="Arial" w:cs="Arial"/>
+          <w:color w:val="000000" w:themeColor="text1"/>
+          <w:sz w:val="24"/>
+          <w:szCs w:val="24"/>
+          <w:lang w:eastAsia="it-IT"/>
+        </w:rPr>
+        <w:tab/>
+        <w:t>+423 661 12 34</w:t>
+      </w:r>
+      <w:r>
+        <w:rPr>
+          <w:rFonts w:ascii="Arial" w:eastAsia="Times New Roman" w:hAnsi="Arial" w:cs="Arial"/>
+          <w:color w:val="000000" w:themeColor="text1"/>
+          <w:sz w:val="24"/>
+          <w:szCs w:val="24"/>
+          <w:lang w:eastAsia="it-IT"/>
+        </w:rPr>
+        <w:tab/>
+      </w:r>
+      <w:r>
+        <w:rPr>
+          <w:rFonts w:ascii="Arial" w:eastAsia="Times New Roman" w:hAnsi="Arial" w:cs="Arial"/>
+          <w:color w:val="000000" w:themeColor="text1"/>
+          <w:sz w:val="24"/>
+          <w:szCs w:val="24"/>
+          <w:lang w:eastAsia="it-IT"/>
+        </w:rPr>
+        <w:tab/>
+      </w:r>
+      <w:r>
+        <w:rPr>
+          <w:rFonts w:ascii="Arial" w:eastAsia="Times New Roman" w:hAnsi="Arial" w:cs="Arial"/>
+          <w:color w:val="000000" w:themeColor="text1"/>
+          <w:sz w:val="24"/>
+          <w:szCs w:val="24"/>
+          <w:lang w:eastAsia="it-IT"/>
+        </w:rPr>
+        <w:tab/>
+      </w:r>
+      <w:r>
+        <w:rPr>
+          <w:rFonts w:ascii="Arial" w:eastAsia="Times New Roman" w:hAnsi="Arial" w:cs="Arial"/>
+          <w:color w:val="000000" w:themeColor="text1"/>
+          <w:sz w:val="24"/>
+          <w:szCs w:val="24"/>
+          <w:lang w:eastAsia="it-IT"/>
+        </w:rPr>
+        <w:t xml:space="preserve">10     </w:t>
+      </w:r>
+      <w:r>
+        <w:rPr>
+          <w:rFonts w:ascii="Arial" w:eastAsia="Times New Roman" w:hAnsi="Arial" w:cs="Arial"/>
+          <w:color w:val="000000" w:themeColor="text1"/>
+          <w:sz w:val="24"/>
+          <w:szCs w:val="24"/>
+          <w:lang w:eastAsia="it-IT"/>
+        </w:rPr>
+        <w:tab/>
+      </w:r>
+      <w:r>
+        <w:rPr>
+          <w:rFonts w:ascii="Arial" w:eastAsia="Times New Roman" w:hAnsi="Arial" w:cs="Arial"/>
+          <w:color w:val="000000" w:themeColor="text1"/>
+          <w:sz w:val="24"/>
+          <w:szCs w:val="24"/>
+          <w:lang w:eastAsia="it-IT"/>
+        </w:rPr>
+        <w:tab/>
+      </w:r>
+      <w:r>
+        <w:rPr>
+          <w:rFonts w:ascii="Arial" w:eastAsia="Times New Roman" w:hAnsi="Arial" w:cs="Arial"/>
+          <w:color w:val="000000" w:themeColor="text1"/>
+          <w:sz w:val="24"/>
+          <w:szCs w:val="24"/>
+          <w:lang w:eastAsia="it-IT"/>
+        </w:rPr>
+        <w:t>11</w:t>
+      </w:r>
+    </w:p>
+    <w:p>
+      <w:pPr>
+        <w:spacing w:after="240" w:line="330" w:lineRule="atLeast"/>
+        <w:rPr>
+          <w:lang w:eastAsia="it-IT"/>
+        </w:rPr>
+      </w:pPr>
+    </w:p>
+    <w:p>
+      <w:pPr>
+        <w:spacing w:after="240" w:line="330" w:lineRule="atLeast"/>
+        <w:rPr>
+          <w:rFonts w:ascii="Arial" w:eastAsia="Times New Roman" w:hAnsi="Arial" w:cs="Arial"/>
+          <w:color w:val="000000" w:themeColor="text1"/>
+          <w:sz w:val="24"/>
+          <w:szCs w:val="24"/>
+          <w:lang w:eastAsia="it-IT"/>
+        </w:rPr>
+      </w:pPr>
+      <w:r>
+        <w:rPr>
+          <w:rFonts w:ascii="Arial" w:eastAsia="Times New Roman" w:hAnsi="Arial" w:cs="Arial"/>
+          <w:color w:val="000000" w:themeColor="text1"/>
+          <w:sz w:val="24"/>
+          <w:szCs w:val="24"/>
+          <w:lang w:eastAsia="it-IT"/>
+        </w:rPr>
+        <w:t xml:space="preserve">  </w:t>
+      </w:r>
+    </w:p>
+    <w:p>
+      <w:pPr>
+        <w:spacing w:after="240" w:line="330" w:lineRule="atLeast"/>
+        <w:rPr>
+          <w:rFonts w:ascii="Arial" w:eastAsia="Times New Roman" w:hAnsi="Arial" w:cs="Arial"/>
+          <w:color w:val="000000" w:themeColor="text1"/>
+          <w:sz w:val="24"/>
+          <w:szCs w:val="24"/>
+          <w:lang w:eastAsia="it-IT"/>
+        </w:rPr>
+      </w:pPr>
+    </w:p>
+    <w:p>
+      <w:pPr>
+        <w:spacing w:after="240" w:line="330" w:lineRule="atLeast"/>
+        <w:rPr>
+          <w:rFonts w:ascii="Arial" w:eastAsia="Times New Roman" w:hAnsi="Arial" w:cs="Arial"/>
+          <w:color w:val="000000" w:themeColor="text1"/>
+          <w:sz w:val="24"/>
+          <w:szCs w:val="24"/>
+          <w:lang w:eastAsia="it-IT"/>
+        </w:rPr>
+      </w:pPr>
+      <w:r>
+        <w:rPr>
+          <w:rFonts w:ascii="Arial" w:eastAsia="Times New Roman" w:hAnsi="Arial" w:cs="Arial"/>
+          <w:color w:val="000000" w:themeColor="text1"/>
+          <w:sz w:val="24"/>
+          <w:szCs w:val="24"/>
+          <w:lang w:eastAsia="it-IT"/>
+        </w:rPr>
+        <w:t>Comandi SMS</w:t>
+      </w:r>
+    </w:p>
+    <w:p>
+      <w:pPr>
+        <w:spacing w:after="240" w:line="330" w:lineRule="atLeast"/>
+        <w:rPr>
+          <w:rFonts w:ascii="Arial" w:eastAsia="Times New Roman" w:hAnsi="Arial" w:cs="Arial"/>
+          <w:color w:val="000000" w:themeColor="text1"/>
+          <w:sz w:val="24"/>
+          <w:szCs w:val="24"/>
+          <w:lang w:eastAsia="it-IT"/>
+        </w:rPr>
+      </w:pPr>
+      <w:r>
+        <w:rPr>
+          <w:rFonts w:ascii="Arial" w:eastAsia="Times New Roman" w:hAnsi="Arial" w:cs="Arial"/>
+          <w:color w:val="000000" w:themeColor="text1"/>
+          <w:sz w:val="24"/>
+          <w:szCs w:val="24"/>
+          <w:lang w:eastAsia="it-IT"/>
+        </w:rPr>
+        <w:t>  "M+393391255597" Sostituisci cellulare autorizzato Master con un altro</w:t>
+      </w:r>
+    </w:p>
+    <w:p>
+      <w:pPr>
+        <w:spacing w:after="240" w:line="330" w:lineRule="atLeast"/>
+        <w:rPr>
+          <w:rFonts w:ascii="Arial" w:eastAsia="Times New Roman" w:hAnsi="Arial" w:cs="Arial"/>
+          <w:color w:val="000000" w:themeColor="text1"/>
+          <w:sz w:val="24"/>
+          <w:szCs w:val="24"/>
+          <w:lang w:eastAsia="it-IT"/>
+        </w:rPr>
+      </w:pPr>
+      <w:r>
+        <w:rPr>
+          <w:rFonts w:ascii="Arial" w:eastAsia="Times New Roman" w:hAnsi="Arial" w:cs="Arial"/>
+          <w:color w:val="000000" w:themeColor="text1"/>
+          <w:sz w:val="24"/>
+          <w:szCs w:val="24"/>
+          <w:lang w:eastAsia="it-IT"/>
+        </w:rPr>
+        <w:t>  "A1+393391255597" AGGIUNGI/SOSTITUISCI cellulare in posizione....</w:t>
+      </w:r>
+    </w:p>
+    <w:p>
+      <w:pPr>
+        <w:spacing w:after="240" w:line="330" w:lineRule="atLeast"/>
+        <w:rPr>
+          <w:rFonts w:ascii="Arial" w:eastAsia="Times New Roman" w:hAnsi="Arial" w:cs="Arial"/>
+          <w:color w:val="000000" w:themeColor="text1"/>
+          <w:sz w:val="24"/>
+          <w:szCs w:val="24"/>
+          <w:lang w:eastAsia="it-IT"/>
+        </w:rPr>
+      </w:pPr>
+      <w:r>
+        <w:rPr>
+          <w:rFonts w:ascii="Arial" w:eastAsia="Times New Roman" w:hAnsi="Arial" w:cs="Arial"/>
+          <w:color w:val="000000" w:themeColor="text1"/>
+          <w:sz w:val="24"/>
+          <w:szCs w:val="24"/>
+          <w:lang w:eastAsia="it-IT"/>
+        </w:rPr>
+        <w:t>  "D" CANCELLA tutti i cellulari ausiliari (non il Master)</w:t>
+      </w:r>
+    </w:p>
+    <w:p>
+      <w:pPr>
+        <w:spacing w:after="240" w:line="330" w:lineRule="atLeast"/>
+        <w:rPr>
+          <w:rFonts w:ascii="Arial" w:eastAsia="Times New Roman" w:hAnsi="Arial" w:cs="Arial"/>
+          <w:color w:val="000000" w:themeColor="text1"/>
+          <w:sz w:val="24"/>
+          <w:szCs w:val="24"/>
+          <w:lang w:eastAsia="it-IT"/>
+        </w:rPr>
+      </w:pPr>
+    </w:p>
+    <w:p>
+      <w:pPr>
+        <w:spacing w:after="240" w:line="330" w:lineRule="atLeast"/>
+        <w:rPr>
+          <w:rFonts w:ascii="Arial" w:eastAsia="Times New Roman" w:hAnsi="Arial" w:cs="Arial"/>
+          <w:color w:val="000000" w:themeColor="text1"/>
+          <w:sz w:val="24"/>
+          <w:szCs w:val="24"/>
+          <w:lang w:eastAsia="it-IT"/>
+        </w:rPr>
+      </w:pPr>
+      <w:r>
+        <w:rPr>
+          <w:rFonts w:ascii="Arial" w:eastAsia="Times New Roman" w:hAnsi="Arial" w:cs="Arial"/>
+          <w:color w:val="000000" w:themeColor="text1"/>
+          <w:sz w:val="24"/>
+          <w:szCs w:val="24"/>
+          <w:lang w:eastAsia="it-IT"/>
+        </w:rPr>
+        <w:t>  "N" Elenca tutti i numeri autorizzati - solo per il Master</w:t>
+      </w:r>
+    </w:p>
+    <w:p>
+      <w:pPr>
+        <w:spacing w:after="240" w:line="330" w:lineRule="atLeast"/>
+        <w:rPr>
+          <w:rFonts w:ascii="Arial" w:eastAsia="Times New Roman" w:hAnsi="Arial" w:cs="Arial"/>
+          <w:color w:val="000000" w:themeColor="text1"/>
+          <w:sz w:val="24"/>
+          <w:szCs w:val="24"/>
+          <w:lang w:eastAsia="it-IT"/>
+        </w:rPr>
+      </w:pPr>
+      <w:r>
+        <w:rPr>
+          <w:rFonts w:ascii="Arial" w:eastAsia="Times New Roman" w:hAnsi="Arial" w:cs="Arial"/>
+          <w:color w:val="000000" w:themeColor="text1"/>
+          <w:sz w:val="24"/>
+          <w:szCs w:val="24"/>
+          <w:lang w:eastAsia="it-IT"/>
+        </w:rPr>
+        <w:t>  "E" Cancella tutti i numeri incluso il Master - NON DOCUMENTATO. Solo con PIN - Accetta qualsiasi numero.</w:t>
+      </w:r>
+    </w:p>
+    <w:p>
+      <w:pPr>
+        <w:spacing w:after="240" w:line="330" w:lineRule="atLeast"/>
+        <w:rPr>
+          <w:rFonts w:ascii="Arial" w:eastAsia="Times New Roman" w:hAnsi="Arial" w:cs="Arial"/>
+          <w:color w:val="000000" w:themeColor="text1"/>
+          <w:sz w:val="24"/>
+          <w:szCs w:val="24"/>
+          <w:lang w:eastAsia="it-IT"/>
+        </w:rPr>
+      </w:pPr>
+    </w:p>
+    <w:p>
+      <w:pPr>
+        <w:spacing w:after="240" w:line="330" w:lineRule="atLeast"/>
+        <w:rPr>
+          <w:rFonts w:ascii="Arial" w:eastAsia="Times New Roman" w:hAnsi="Arial" w:cs="Arial"/>
+          <w:color w:val="000000" w:themeColor="text1"/>
+          <w:sz w:val="24"/>
+          <w:szCs w:val="24"/>
+          <w:lang w:eastAsia="it-IT"/>
+        </w:rPr>
+      </w:pPr>
+      <w:r>
+        <w:rPr>
+          <w:rFonts w:ascii="Arial" w:eastAsia="Times New Roman" w:hAnsi="Arial" w:cs="Arial"/>
+          <w:color w:val="000000" w:themeColor="text1"/>
+          <w:sz w:val="24"/>
+          <w:szCs w:val="24"/>
+          <w:lang w:eastAsia="it-IT"/>
+        </w:rPr>
+        <w:t>  D → Cancella numeri ausiliari</w:t>
+      </w:r>
+    </w:p>
+    <w:p>
+      <w:pPr>
+        <w:spacing w:after="240" w:line="330" w:lineRule="atLeast"/>
+        <w:rPr>
+          <w:rFonts w:ascii="Arial" w:eastAsia="Times New Roman" w:hAnsi="Arial" w:cs="Arial"/>
+          <w:color w:val="000000" w:themeColor="text1"/>
+          <w:sz w:val="24"/>
+          <w:szCs w:val="24"/>
+          <w:lang w:eastAsia="it-IT"/>
+        </w:rPr>
+      </w:pPr>
+      <w:r>
+        <w:rPr>
+          <w:rFonts w:ascii="Arial" w:eastAsia="Times New Roman" w:hAnsi="Arial" w:cs="Arial"/>
+          <w:color w:val="000000" w:themeColor="text1"/>
+          <w:sz w:val="24"/>
+          <w:szCs w:val="24"/>
+          <w:lang w:eastAsia="it-IT"/>
+        </w:rPr>
+        <w:t>- N → Elenca numeri autorizzati</w:t>
+      </w:r>
+    </w:p>
+    <w:p>
+      <w:pPr>
+        <w:spacing w:after="240" w:line="330" w:lineRule="atLeast"/>
+        <w:rPr>
+          <w:rFonts w:ascii="Arial" w:eastAsia="Times New Roman" w:hAnsi="Arial" w:cs="Arial"/>
+          <w:color w:val="000000" w:themeColor="text1"/>
+          <w:sz w:val="24"/>
+          <w:szCs w:val="24"/>
+          <w:lang w:eastAsia="it-IT"/>
+        </w:rPr>
+      </w:pPr>
+      <w:r>
+        <w:rPr>
+          <w:rFonts w:ascii="Arial" w:eastAsia="Times New Roman" w:hAnsi="Arial" w:cs="Arial"/>
+          <w:color w:val="000000" w:themeColor="text1"/>
+          <w:sz w:val="24"/>
+          <w:szCs w:val="24"/>
+          <w:lang w:eastAsia="it-IT"/>
+        </w:rPr>
+        <w:t>- S → Invia stato tensione</w:t>
+      </w:r>
+    </w:p>
+    <w:p>
+      <w:pPr>
+        <w:spacing w:after="240" w:line="330" w:lineRule="atLeast"/>
+        <w:rPr>
+          <w:rFonts w:ascii="Arial" w:eastAsia="Times New Roman" w:hAnsi="Arial" w:cs="Arial"/>
+          <w:color w:val="000000" w:themeColor="text1"/>
+          <w:sz w:val="24"/>
+          <w:szCs w:val="24"/>
+          <w:lang w:eastAsia="it-IT"/>
+        </w:rPr>
+      </w:pPr>
+      <w:r>
+        <w:rPr>
+          <w:rFonts w:ascii="Arial" w:eastAsia="Times New Roman" w:hAnsi="Arial" w:cs="Arial"/>
+          <w:color w:val="000000" w:themeColor="text1"/>
+          <w:sz w:val="24"/>
+          <w:szCs w:val="24"/>
+          <w:lang w:eastAsia="it-IT"/>
+        </w:rPr>
+        <w:lastRenderedPageBreak/>
+        <w:t>- E → Comando con PIN riservato, cancella tutti i numeri</w:t>
+      </w:r>
+    </w:p>
+    <w:p>
+      <w:pPr>
+        <w:spacing w:after="240" w:line="330" w:lineRule="atLeast"/>
+        <w:rPr>
+          <w:rFonts w:ascii="Arial" w:eastAsia="Times New Roman" w:hAnsi="Arial" w:cs="Arial"/>
+          <w:color w:val="000000" w:themeColor="text1"/>
+          <w:sz w:val="24"/>
+          <w:szCs w:val="24"/>
+          <w:lang w:eastAsia="it-IT"/>
+        </w:rPr>
+      </w:pPr>
+      <w:r>
+        <w:rPr>
+          <w:rFonts w:ascii="Arial" w:eastAsia="Times New Roman" w:hAnsi="Arial" w:cs="Arial"/>
+          <w:color w:val="000000" w:themeColor="text1"/>
+          <w:sz w:val="24"/>
+          <w:szCs w:val="24"/>
+          <w:lang w:eastAsia="it-IT"/>
+        </w:rPr>
+        <w:t>- P Cambia PIN /richiede precedente</w:t>
+      </w:r>
+    </w:p>
+    <w:p>
+      <w:pPr>
+        <w:spacing w:after="240" w:line="330" w:lineRule="atLeast"/>
+        <w:rPr>
+          <w:rFonts w:ascii="Arial" w:eastAsia="Times New Roman" w:hAnsi="Arial" w:cs="Arial"/>
+          <w:color w:val="000000" w:themeColor="text1"/>
+          <w:sz w:val="24"/>
+          <w:szCs w:val="24"/>
+          <w:lang w:eastAsia="it-IT"/>
+        </w:rPr>
+      </w:pPr>
+      <w:r>
+        <w:rPr>
+          <w:rFonts w:ascii="Arial" w:eastAsia="Times New Roman" w:hAnsi="Arial" w:cs="Arial"/>
+          <w:color w:val="000000" w:themeColor="text1"/>
+          <w:sz w:val="24"/>
+          <w:szCs w:val="24"/>
+          <w:lang w:eastAsia="it-IT"/>
+        </w:rPr>
+        <w:t>- F Factory reset - Solo Master</w:t>
+      </w:r>
+    </w:p>
+    <w:p>
+      <w:pPr>
+        <w:spacing w:after="240" w:line="330" w:lineRule="atLeast"/>
+        <w:rPr>
+          <w:rFonts w:ascii="Arial" w:eastAsia="Times New Roman" w:hAnsi="Arial" w:cs="Arial"/>
+          <w:color w:val="000000" w:themeColor="text1"/>
+          <w:sz w:val="24"/>
+          <w:szCs w:val="24"/>
+          <w:lang w:eastAsia="it-IT"/>
+        </w:rPr>
+      </w:pPr>
+    </w:p>
+    <w:p>
+      <w:pPr>
+        <w:spacing w:after="240" w:line="330" w:lineRule="atLeast"/>
+        <w:rPr>
+          <w:rFonts w:ascii="Arial" w:eastAsia="Times New Roman" w:hAnsi="Arial" w:cs="Arial"/>
+          <w:color w:val="000000" w:themeColor="text1"/>
+          <w:sz w:val="24"/>
+          <w:szCs w:val="24"/>
+          <w:lang w:eastAsia="it-IT"/>
+        </w:rPr>
+      </w:pPr>
+      <w:r>
+        <w:rPr>
+          <w:rFonts w:ascii="Arial" w:eastAsia="Times New Roman" w:hAnsi="Arial" w:cs="Arial"/>
+          <w:color w:val="000000" w:themeColor="text1"/>
+          <w:sz w:val="24"/>
+          <w:szCs w:val="24"/>
+          <w:lang w:eastAsia="it-IT"/>
+        </w:rPr>
+        <w:t>Struttura EEPROM</w:t>
+      </w:r>
+    </w:p>
+    <w:p>
+      <w:pPr>
+        <w:spacing w:after="240" w:line="330" w:lineRule="atLeast"/>
+        <w:rPr>
+          <w:rFonts w:ascii="Arial" w:eastAsia="Times New Roman" w:hAnsi="Arial" w:cs="Arial"/>
+          <w:color w:val="000000" w:themeColor="text1"/>
+          <w:sz w:val="24"/>
+          <w:szCs w:val="24"/>
+          <w:lang w:eastAsia="it-IT"/>
+        </w:rPr>
+      </w:pPr>
+      <w:r>
+        <w:rPr>
+          <w:rFonts w:ascii="Arial" w:eastAsia="Times New Roman" w:hAnsi="Arial" w:cs="Arial"/>
+          <w:color w:val="000000" w:themeColor="text1"/>
+          <w:sz w:val="24"/>
+          <w:szCs w:val="24"/>
+          <w:lang w:eastAsia="it-IT"/>
+        </w:rPr>
+        <w:t>PIN (5 Char)                    I -F    Profondità</w:t>
+      </w:r>
+    </w:p>
+    <w:p>
+      <w:pPr>
+        <w:spacing w:after="240" w:line="330" w:lineRule="atLeast"/>
+        <w:rPr>
+          <w:rFonts w:ascii="Arial" w:eastAsia="Times New Roman" w:hAnsi="Arial" w:cs="Arial"/>
+          <w:color w:val="000000" w:themeColor="text1"/>
+          <w:sz w:val="24"/>
+          <w:szCs w:val="24"/>
+          <w:lang w:eastAsia="it-IT"/>
+        </w:rPr>
+      </w:pPr>
+      <w:r>
+        <w:rPr>
+          <w:rFonts w:ascii="Arial" w:eastAsia="Times New Roman" w:hAnsi="Arial" w:cs="Arial"/>
+          <w:color w:val="000000" w:themeColor="text1"/>
+          <w:sz w:val="24"/>
+          <w:szCs w:val="24"/>
+          <w:lang w:eastAsia="it-IT"/>
+        </w:rPr>
+        <w:t>          6      Inizio PIN     06-11   6 (5 cifre+\0)=6 caratteri</w:t>
+      </w:r>
+    </w:p>
+    <w:p>
+      <w:pPr>
+        <w:spacing w:after="240" w:line="330" w:lineRule="atLeast"/>
+        <w:rPr>
+          <w:rFonts w:ascii="Arial" w:eastAsia="Times New Roman" w:hAnsi="Arial" w:cs="Arial"/>
+          <w:color w:val="000000" w:themeColor="text1"/>
+          <w:sz w:val="24"/>
+          <w:szCs w:val="24"/>
+          <w:lang w:eastAsia="it-IT"/>
+        </w:rPr>
+      </w:pPr>
+      <w:r>
+        <w:rPr>
+          <w:rFonts w:ascii="Arial" w:eastAsia="Times New Roman" w:hAnsi="Arial" w:cs="Arial"/>
+          <w:color w:val="000000" w:themeColor="text1"/>
+          <w:sz w:val="24"/>
+          <w:szCs w:val="24"/>
+          <w:lang w:eastAsia="it-IT"/>
+        </w:rPr>
+        <w:t>EPINPIN=6 EPPINPRO=6</w:t>
+      </w:r>
+    </w:p>
+    <w:p>
+      <w:pPr>
+        <w:spacing w:after="240" w:line="330" w:lineRule="atLeast"/>
+        <w:rPr>
+          <w:rFonts w:ascii="Arial" w:eastAsia="Times New Roman" w:hAnsi="Arial" w:cs="Arial"/>
+          <w:color w:val="000000" w:themeColor="text1"/>
+          <w:sz w:val="24"/>
+          <w:szCs w:val="24"/>
+          <w:lang w:eastAsia="it-IT"/>
+        </w:rPr>
+      </w:pPr>
+    </w:p>
+    <w:p>
+      <w:pPr>
+        <w:spacing w:after="240" w:line="330" w:lineRule="atLeast"/>
+        <w:rPr>
+          <w:rFonts w:ascii="Arial" w:eastAsia="Times New Roman" w:hAnsi="Arial" w:cs="Arial"/>
+          <w:color w:val="000000" w:themeColor="text1"/>
+          <w:sz w:val="24"/>
+          <w:szCs w:val="24"/>
+          <w:lang w:val="en-US" w:eastAsia="it-IT"/>
+        </w:rPr>
+      </w:pPr>
+      <w:r>
+        <w:rPr>
+          <w:rFonts w:ascii="Arial" w:eastAsia="Times New Roman" w:hAnsi="Arial" w:cs="Arial"/>
+          <w:color w:val="000000" w:themeColor="text1"/>
+          <w:sz w:val="24"/>
+          <w:szCs w:val="24"/>
+          <w:lang w:val="en-US" w:eastAsia="it-IT"/>
+        </w:rPr>
+        <w:t>OLD</w:t>
+      </w:r>
+    </w:p>
+    <w:p>
+      <w:pPr>
+        <w:spacing w:after="240" w:line="330" w:lineRule="atLeast"/>
+        <w:rPr>
+          <w:rFonts w:ascii="Arial" w:eastAsia="Times New Roman" w:hAnsi="Arial" w:cs="Arial"/>
+          <w:color w:val="000000" w:themeColor="text1"/>
+          <w:sz w:val="24"/>
+          <w:szCs w:val="24"/>
+          <w:lang w:val="en-US" w:eastAsia="it-IT"/>
+        </w:rPr>
+      </w:pPr>
+      <w:r>
+        <w:rPr>
+          <w:rFonts w:ascii="Arial" w:eastAsia="Times New Roman" w:hAnsi="Arial" w:cs="Arial"/>
+          <w:color w:val="000000" w:themeColor="text1"/>
+          <w:sz w:val="24"/>
+          <w:szCs w:val="24"/>
+          <w:lang w:val="en-US" w:eastAsia="it-IT"/>
+        </w:rPr>
+        <w:t>n. telefono:</w:t>
+      </w:r>
+    </w:p>
+    <w:p>
+      <w:pPr>
+        <w:spacing w:after="240" w:line="330" w:lineRule="atLeast"/>
+        <w:rPr>
+          <w:rFonts w:ascii="Arial" w:eastAsia="Times New Roman" w:hAnsi="Arial" w:cs="Arial"/>
+          <w:color w:val="000000" w:themeColor="text1"/>
+          <w:sz w:val="24"/>
+          <w:szCs w:val="24"/>
+          <w:lang w:val="en-US" w:eastAsia="it-IT"/>
+        </w:rPr>
+      </w:pPr>
+      <w:r>
+        <w:rPr>
+          <w:rFonts w:ascii="Arial" w:eastAsia="Times New Roman" w:hAnsi="Arial" w:cs="Arial"/>
+          <w:color w:val="000000" w:themeColor="text1"/>
+          <w:sz w:val="24"/>
+          <w:szCs w:val="24"/>
+          <w:lang w:val="en-US" w:eastAsia="it-IT"/>
+        </w:rPr>
+        <w:t>write_String((12+i*16), "");</w:t>
+      </w:r>
+    </w:p>
+    <w:p>
+      <w:pPr>
+        <w:spacing w:after="240" w:line="330" w:lineRule="atLeast"/>
+        <w:rPr>
+          <w:rFonts w:ascii="Arial" w:eastAsia="Times New Roman" w:hAnsi="Arial" w:cs="Arial"/>
+          <w:color w:val="000000" w:themeColor="text1"/>
+          <w:sz w:val="24"/>
+          <w:szCs w:val="24"/>
+          <w:lang w:val="en-US" w:eastAsia="it-IT"/>
+        </w:rPr>
+      </w:pPr>
+      <w:r>
+        <w:rPr>
+          <w:rFonts w:ascii="Arial" w:eastAsia="Times New Roman" w:hAnsi="Arial" w:cs="Arial"/>
+          <w:color w:val="000000" w:themeColor="text1"/>
+          <w:sz w:val="24"/>
+          <w:szCs w:val="24"/>
+          <w:lang w:val="en-US" w:eastAsia="it-IT"/>
+        </w:rPr>
+        <w:t>write_StringTel((EPTELIN+i*EPTELPRO), "");</w:t>
+      </w:r>
+    </w:p>
+    <w:p>
+      <w:pPr>
+        <w:spacing w:after="240" w:line="330" w:lineRule="atLeast"/>
+        <w:rPr>
+          <w:rFonts w:ascii="Arial" w:eastAsia="Times New Roman" w:hAnsi="Arial" w:cs="Arial"/>
+          <w:color w:val="000000" w:themeColor="text1"/>
+          <w:sz w:val="24"/>
+          <w:szCs w:val="24"/>
+          <w:lang w:val="en-US" w:eastAsia="it-IT"/>
+        </w:rPr>
+      </w:pPr>
+    </w:p>
+    <w:p>
+      <w:pPr>
+        <w:spacing w:after="240" w:line="330" w:lineRule="atLeast"/>
+        <w:rPr>
+          <w:rFonts w:ascii="Arial" w:eastAsia="Times New Roman" w:hAnsi="Arial" w:cs="Arial"/>
+          <w:color w:val="000000" w:themeColor="text1"/>
+          <w:sz w:val="24"/>
+          <w:szCs w:val="24"/>
+          <w:lang w:eastAsia="it-IT"/>
+        </w:rPr>
+      </w:pPr>
+      <w:r>
+        <w:rPr>
+          <w:rFonts w:ascii="Arial" w:eastAsia="Times New Roman" w:hAnsi="Arial" w:cs="Arial"/>
+          <w:color w:val="000000" w:themeColor="text1"/>
+          <w:sz w:val="24"/>
+          <w:szCs w:val="24"/>
+          <w:lang w:eastAsia="it-IT"/>
+        </w:rPr>
+        <w:t>con EPTELIN=12 ed EPTELPRO=16:</w:t>
+      </w:r>
+    </w:p>
+    <w:p>
+      <w:pPr>
+        <w:spacing w:after="240" w:line="330" w:lineRule="atLeast"/>
+        <w:rPr>
+          <w:rFonts w:ascii="Arial" w:eastAsia="Times New Roman" w:hAnsi="Arial" w:cs="Arial"/>
+          <w:color w:val="000000" w:themeColor="text1"/>
+          <w:sz w:val="24"/>
+          <w:szCs w:val="24"/>
+          <w:lang w:eastAsia="it-IT"/>
+        </w:rPr>
+      </w:pPr>
+      <w:r>
+        <w:rPr>
+          <w:rFonts w:ascii="Arial" w:eastAsia="Times New Roman" w:hAnsi="Arial" w:cs="Arial"/>
+          <w:color w:val="000000" w:themeColor="text1"/>
+          <w:sz w:val="24"/>
+          <w:szCs w:val="24"/>
+          <w:lang w:eastAsia="it-IT"/>
+        </w:rPr>
+        <w:t>        I         I- F      Profondità</w:t>
+      </w:r>
+    </w:p>
+    <w:p>
+      <w:pPr>
+        <w:spacing w:after="240" w:line="330" w:lineRule="atLeast"/>
+        <w:rPr>
+          <w:rFonts w:ascii="Arial" w:eastAsia="Times New Roman" w:hAnsi="Arial" w:cs="Arial"/>
+          <w:color w:val="000000" w:themeColor="text1"/>
+          <w:sz w:val="24"/>
+          <w:szCs w:val="24"/>
+          <w:lang w:eastAsia="it-IT"/>
+        </w:rPr>
+      </w:pPr>
+      <w:r>
+        <w:rPr>
+          <w:rFonts w:ascii="Arial" w:eastAsia="Times New Roman" w:hAnsi="Arial" w:cs="Arial"/>
+          <w:color w:val="000000" w:themeColor="text1"/>
+          <w:sz w:val="24"/>
+          <w:szCs w:val="24"/>
+          <w:lang w:eastAsia="it-IT"/>
+        </w:rPr>
+        <w:t>0 12+0 12   Inizio MASTER   12-27     16  (14 cifre+"+"+"\0")=16 caratteri</w:t>
+      </w:r>
+    </w:p>
+    <w:p>
+      <w:pPr>
+        <w:spacing w:after="240" w:line="330" w:lineRule="atLeast"/>
+        <w:rPr>
+          <w:rFonts w:ascii="Arial" w:eastAsia="Times New Roman" w:hAnsi="Arial" w:cs="Arial"/>
+          <w:color w:val="000000" w:themeColor="text1"/>
+          <w:sz w:val="24"/>
+          <w:szCs w:val="24"/>
+          <w:lang w:eastAsia="it-IT"/>
+        </w:rPr>
+      </w:pPr>
+      <w:r>
+        <w:rPr>
+          <w:rFonts w:ascii="Arial" w:eastAsia="Times New Roman" w:hAnsi="Arial" w:cs="Arial"/>
+          <w:color w:val="000000" w:themeColor="text1"/>
+          <w:sz w:val="24"/>
+          <w:szCs w:val="24"/>
+          <w:lang w:eastAsia="it-IT"/>
+        </w:rPr>
+        <w:t>1 12+16 28  Inizio A1       28-43     16</w:t>
+      </w:r>
+    </w:p>
+    <w:p>
+      <w:pPr>
+        <w:spacing w:after="240" w:line="330" w:lineRule="atLeast"/>
+        <w:rPr>
+          <w:rFonts w:ascii="Arial" w:eastAsia="Times New Roman" w:hAnsi="Arial" w:cs="Arial"/>
+          <w:color w:val="000000" w:themeColor="text1"/>
+          <w:sz w:val="24"/>
+          <w:szCs w:val="24"/>
+          <w:lang w:eastAsia="it-IT"/>
+        </w:rPr>
+      </w:pPr>
+      <w:r>
+        <w:rPr>
+          <w:rFonts w:ascii="Arial" w:eastAsia="Times New Roman" w:hAnsi="Arial" w:cs="Arial"/>
+          <w:color w:val="000000" w:themeColor="text1"/>
+          <w:sz w:val="24"/>
+          <w:szCs w:val="24"/>
+          <w:lang w:eastAsia="it-IT"/>
+        </w:rPr>
+        <w:t>2 12+32 44  Inizio A2       44-59     16</w:t>
+      </w:r>
+    </w:p>
+    <w:p>
+      <w:pPr>
+        <w:spacing w:after="240" w:line="330" w:lineRule="atLeast"/>
+        <w:rPr>
+          <w:rFonts w:ascii="Arial" w:eastAsia="Times New Roman" w:hAnsi="Arial" w:cs="Arial"/>
+          <w:color w:val="000000" w:themeColor="text1"/>
+          <w:sz w:val="24"/>
+          <w:szCs w:val="24"/>
+          <w:lang w:eastAsia="it-IT"/>
+        </w:rPr>
+      </w:pPr>
+      <w:r>
+        <w:rPr>
+          <w:rFonts w:ascii="Arial" w:eastAsia="Times New Roman" w:hAnsi="Arial" w:cs="Arial"/>
+          <w:color w:val="000000" w:themeColor="text1"/>
+          <w:sz w:val="24"/>
+          <w:szCs w:val="24"/>
+          <w:lang w:eastAsia="it-IT"/>
+        </w:rPr>
+        <w:t>3 12+48 60  Inizio A3       60-75     16</w:t>
+      </w:r>
+    </w:p>
+    <w:p>
+      <w:pPr>
+        <w:spacing w:after="240" w:line="330" w:lineRule="atLeast"/>
+        <w:rPr>
+          <w:rFonts w:ascii="Arial" w:eastAsia="Times New Roman" w:hAnsi="Arial" w:cs="Arial"/>
+          <w:color w:val="000000" w:themeColor="text1"/>
+          <w:sz w:val="24"/>
+          <w:szCs w:val="24"/>
+          <w:lang w:eastAsia="it-IT"/>
+        </w:rPr>
+      </w:pPr>
+    </w:p>
+    <w:p>
+      <w:pPr>
+        <w:spacing w:after="240" w:line="330" w:lineRule="atLeast"/>
+        <w:rPr>
+          <w:rFonts w:ascii="Arial" w:eastAsia="Times New Roman" w:hAnsi="Arial" w:cs="Arial"/>
+          <w:color w:val="000000" w:themeColor="text1"/>
+          <w:sz w:val="24"/>
+          <w:szCs w:val="24"/>
+          <w:lang w:eastAsia="it-IT"/>
+        </w:rPr>
+      </w:pPr>
+      <w:r>
+        <w:rPr>
+          <w:rFonts w:ascii="Arial" w:eastAsia="Times New Roman" w:hAnsi="Arial" w:cs="Arial"/>
+          <w:color w:val="000000" w:themeColor="text1"/>
+          <w:sz w:val="24"/>
+          <w:szCs w:val="24"/>
+          <w:lang w:eastAsia="it-IT"/>
+        </w:rPr>
+        <w:t>  EEPROM.read(5) Indicatore Rete presente (0) Rete assente (1) - NON PIU' UTILIZZATO</w:t>
+      </w:r>
+    </w:p>
+    <w:p>
+      <w:pPr>
+        <w:spacing w:after="240" w:line="330" w:lineRule="atLeast"/>
+        <w:rPr>
+          <w:rFonts w:ascii="Arial" w:eastAsia="Times New Roman" w:hAnsi="Arial" w:cs="Arial"/>
+          <w:color w:val="000000" w:themeColor="text1"/>
+          <w:sz w:val="24"/>
+          <w:szCs w:val="24"/>
+          <w:lang w:eastAsia="it-IT"/>
+        </w:rPr>
+      </w:pPr>
+    </w:p>
+    <w:p>
+      <w:pPr>
+        <w:spacing w:after="240" w:line="330" w:lineRule="atLeast"/>
+        <w:rPr>
+          <w:rFonts w:ascii="Arial" w:eastAsia="Times New Roman" w:hAnsi="Arial" w:cs="Arial"/>
+          <w:color w:val="000000" w:themeColor="text1"/>
+          <w:sz w:val="24"/>
+          <w:szCs w:val="24"/>
+          <w:lang w:eastAsia="it-IT"/>
+        </w:rPr>
+      </w:pPr>
+      <w:r>
+        <w:rPr>
+          <w:rFonts w:ascii="Arial" w:eastAsia="Times New Roman" w:hAnsi="Arial" w:cs="Arial"/>
+          <w:color w:val="000000" w:themeColor="text1"/>
+          <w:sz w:val="24"/>
+          <w:szCs w:val="24"/>
+          <w:lang w:eastAsia="it-IT"/>
+        </w:rPr>
+        <w:t>  1st Power On</w:t>
+      </w:r>
+    </w:p>
+    <w:p>
+      <w:pPr>
+        <w:spacing w:after="240" w:line="330" w:lineRule="atLeast"/>
+        <w:rPr>
+          <w:rFonts w:ascii="Arial" w:eastAsia="Times New Roman" w:hAnsi="Arial" w:cs="Arial"/>
+          <w:color w:val="000000" w:themeColor="text1"/>
+          <w:sz w:val="24"/>
+          <w:szCs w:val="24"/>
+          <w:lang w:eastAsia="it-IT"/>
+        </w:rPr>
+      </w:pPr>
+      <w:r>
+        <w:rPr>
+          <w:rFonts w:ascii="Arial" w:eastAsia="Times New Roman" w:hAnsi="Arial" w:cs="Arial"/>
+          <w:color w:val="000000" w:themeColor="text1"/>
+          <w:sz w:val="24"/>
+          <w:szCs w:val="24"/>
+          <w:lang w:eastAsia="it-IT"/>
+        </w:rPr>
+        <w:t xml:space="preserve">  -  inizialmente la EEPROM non ha numeri (tutti "") </w:t>
+      </w:r>
+    </w:p>
+    <w:p>
+      <w:pPr>
+        <w:spacing w:after="240" w:line="330" w:lineRule="atLeast"/>
+        <w:rPr>
+          <w:rFonts w:ascii="Arial" w:eastAsia="Times New Roman" w:hAnsi="Arial" w:cs="Arial"/>
+          <w:color w:val="000000" w:themeColor="text1"/>
+          <w:sz w:val="24"/>
+          <w:szCs w:val="24"/>
+          <w:lang w:eastAsia="it-IT"/>
+        </w:rPr>
+      </w:pPr>
+      <w:r>
+        <w:rPr>
+          <w:rFonts w:ascii="Arial" w:eastAsia="Times New Roman" w:hAnsi="Arial" w:cs="Arial"/>
+          <w:color w:val="000000" w:themeColor="text1"/>
+          <w:sz w:val="24"/>
+          <w:szCs w:val="24"/>
+          <w:lang w:eastAsia="it-IT"/>
+        </w:rPr>
+        <w:lastRenderedPageBreak/>
+        <w:t>  -  Definire il numero Master (M)</w:t>
+      </w:r>
+    </w:p>
+    <w:p>
+      <w:pPr>
+        <w:spacing w:after="240" w:line="330" w:lineRule="atLeast"/>
+        <w:rPr>
+          <w:rFonts w:ascii="Arial" w:eastAsia="Times New Roman" w:hAnsi="Arial" w:cs="Arial"/>
+          <w:color w:val="000000" w:themeColor="text1"/>
+          <w:sz w:val="24"/>
+          <w:szCs w:val="24"/>
+          <w:lang w:eastAsia="it-IT"/>
+        </w:rPr>
+      </w:pPr>
+      <w:r>
+        <w:rPr>
+          <w:rFonts w:ascii="Arial" w:eastAsia="Times New Roman" w:hAnsi="Arial" w:cs="Arial"/>
+          <w:color w:val="000000" w:themeColor="text1"/>
+          <w:sz w:val="24"/>
+          <w:szCs w:val="24"/>
+          <w:lang w:eastAsia="it-IT"/>
+        </w:rPr>
+        <w:t>  -  Una volta definito il numero master è possibile definire il primo numero ausiliario (A1)</w:t>
+      </w:r>
+    </w:p>
+    <w:p>
+      <w:pPr>
+        <w:spacing w:after="240" w:line="330" w:lineRule="atLeast"/>
+        <w:rPr>
+          <w:rFonts w:ascii="Arial" w:eastAsia="Times New Roman" w:hAnsi="Arial" w:cs="Arial"/>
+          <w:color w:val="000000" w:themeColor="text1"/>
+          <w:sz w:val="24"/>
+          <w:szCs w:val="24"/>
+          <w:lang w:eastAsia="it-IT"/>
+        </w:rPr>
+      </w:pPr>
+      <w:r>
+        <w:rPr>
+          <w:rFonts w:ascii="Arial" w:eastAsia="Times New Roman" w:hAnsi="Arial" w:cs="Arial"/>
+          <w:color w:val="000000" w:themeColor="text1"/>
+          <w:sz w:val="24"/>
+          <w:szCs w:val="24"/>
+          <w:lang w:eastAsia="it-IT"/>
+        </w:rPr>
+        <w:t>     e poi il secondo numero Ausiliario (A2)</w:t>
+      </w:r>
+    </w:p>
+    <w:p>
+      <w:pPr>
+        <w:spacing w:after="240" w:line="330" w:lineRule="atLeast"/>
+        <w:rPr>
+          <w:rFonts w:ascii="Arial" w:eastAsia="Times New Roman" w:hAnsi="Arial" w:cs="Arial"/>
+          <w:color w:val="000000" w:themeColor="text1"/>
+          <w:sz w:val="24"/>
+          <w:szCs w:val="24"/>
+          <w:lang w:eastAsia="it-IT"/>
+        </w:rPr>
+      </w:pPr>
+      <w:r>
+        <w:rPr>
+          <w:rFonts w:ascii="Arial" w:eastAsia="Times New Roman" w:hAnsi="Arial" w:cs="Arial"/>
+          <w:color w:val="000000" w:themeColor="text1"/>
+          <w:sz w:val="24"/>
+          <w:szCs w:val="24"/>
+          <w:lang w:eastAsia="it-IT"/>
+        </w:rPr>
+        <w:t>  -  Con "D" il MASTER può CANCELLARE tutti i cellulari eccetto il numero Master autorizzato (0)</w:t>
+      </w:r>
+    </w:p>
+    <w:p>
+      <w:pPr>
+        <w:spacing w:after="240" w:line="330" w:lineRule="atLeast"/>
+        <w:rPr>
+          <w:rFonts w:ascii="Arial" w:eastAsia="Times New Roman" w:hAnsi="Arial" w:cs="Arial"/>
+          <w:color w:val="000000" w:themeColor="text1"/>
+          <w:sz w:val="24"/>
+          <w:szCs w:val="24"/>
+          <w:lang w:eastAsia="it-IT"/>
+        </w:rPr>
+      </w:pPr>
+    </w:p>
+    <w:p>
+      <w:pPr>
+        <w:spacing w:after="0" w:line="330" w:lineRule="atLeast"/>
+        <w:rPr>
+          <w:rFonts w:ascii="Arial" w:eastAsia="Times New Roman" w:hAnsi="Arial" w:cs="Arial"/>
+          <w:color w:val="000000" w:themeColor="text1"/>
+          <w:sz w:val="24"/>
+          <w:szCs w:val="24"/>
+          <w:lang w:eastAsia="it-IT"/>
+        </w:rPr>
+      </w:pPr>
+      <w:r>
+        <w:rPr>
+          <w:rFonts w:ascii="Arial" w:eastAsia="Times New Roman" w:hAnsi="Arial" w:cs="Arial"/>
+          <w:color w:val="000000" w:themeColor="text1"/>
+          <w:sz w:val="24"/>
+          <w:szCs w:val="24"/>
+          <w:lang w:eastAsia="it-IT"/>
+        </w:rPr>
+        <w:t>     ..........................</w:t>
+      </w:r>
+    </w:p>
+    <w:p>
+      <w:pPr>
+        <w:spacing w:after="0" w:line="330" w:lineRule="atLeast"/>
+        <w:rPr>
+          <w:rFonts w:ascii="Arial" w:eastAsia="Times New Roman" w:hAnsi="Arial" w:cs="Arial"/>
+          <w:b/>
+          <w:bCs/>
+          <w:color w:val="000000" w:themeColor="text1"/>
           <w:sz w:val="32"/>
           <w:szCs w:val="32"/>
           <w:lang w:eastAsia="it-IT"/>
@@ -827,31 +3721,7 @@
           <w:u w:val="single"/>
           <w:lang w:eastAsia="it-IT"/>
         </w:rPr>
-        <w:t xml:space="preserve">Monitora la tensione di rete tramite un trasformatore e la libreria </w:t>
-      </w:r>
-      <w:proofErr w:type="spellStart"/>
-      <w:r>
-        <w:rPr>
-          <w:rFonts w:ascii="Arial" w:eastAsia="Times New Roman" w:hAnsi="Arial" w:cs="Arial"/>
-          <w:color w:val="000000" w:themeColor="text1"/>
-          <w:sz w:val="24"/>
-          <w:szCs w:val="24"/>
-          <w:u w:val="single"/>
-          <w:lang w:eastAsia="it-IT"/>
-        </w:rPr>
-        <w:t>EmonLib</w:t>
-      </w:r>
-      <w:proofErr w:type="spellEnd"/>
-      <w:r>
-        <w:rPr>
-          <w:rFonts w:ascii="Arial" w:eastAsia="Times New Roman" w:hAnsi="Arial" w:cs="Arial"/>
-          <w:color w:val="000000" w:themeColor="text1"/>
-          <w:sz w:val="24"/>
-          <w:szCs w:val="24"/>
-          <w:u w:val="single"/>
-          <w:lang w:eastAsia="it-IT"/>
-        </w:rPr>
-        <w:t>.</w:t>
+        <w:t>Monitora la tensione di rete tramite un trasformatore e la libreria EmonLib.</w:t>
       </w:r>
     </w:p>
     <w:p>
@@ -993,7 +3863,6 @@
         </w:rPr>
         <w:t xml:space="preserve">- </w:t>
       </w:r>
-      <w:proofErr w:type="spellStart"/>
       <w:r>
         <w:rPr>
           <w:rFonts w:ascii="Arial" w:eastAsia="Times New Roman" w:hAnsi="Arial" w:cs="Arial"/>
@@ -1006,7 +3875,6 @@
         </w:rPr>
         <w:t>M+numero</w:t>
       </w:r>
-      <w:proofErr w:type="spellEnd"/>
       <w:r>
         <w:rPr>
           <w:rFonts w:ascii="Arial" w:eastAsia="Times New Roman" w:hAnsi="Arial" w:cs="Arial"/>
@@ -1326,7 +4194,6 @@
           <w:szCs w:val="24"/>
           <w:lang w:eastAsia="it-IT"/>
         </w:rPr>
-        <w:lastRenderedPageBreak/>
         <w:t xml:space="preserve">- </w:t>
       </w:r>
       <w:r>
@@ -1842,29 +4709,7 @@
           <w:szCs w:val="24"/>
           <w:lang w:val="en-US" w:eastAsia="it-IT"/>
         </w:rPr>
-        <w:t xml:space="preserve">→ </w:t>
-      </w:r>
-      <w:proofErr w:type="spellStart"/>
-      <w:r>
-        <w:rPr>
-          <w:rFonts w:ascii="Arial" w:eastAsia="Times New Roman" w:hAnsi="Arial" w:cs="Arial"/>
-          <w:color w:val="000000" w:themeColor="text1"/>
-          <w:sz w:val="24"/>
-          <w:szCs w:val="24"/>
-          <w:lang w:val="en-US" w:eastAsia="it-IT"/>
-        </w:rPr>
-        <w:t>Aggiorna</w:t>
-      </w:r>
-      <w:proofErr w:type="spellEnd"/>
-      <w:r>
-        <w:rPr>
-          <w:rFonts w:ascii="Arial" w:eastAsia="Times New Roman" w:hAnsi="Arial" w:cs="Arial"/>
-          <w:color w:val="000000" w:themeColor="text1"/>
-          <w:sz w:val="24"/>
-          <w:szCs w:val="24"/>
-          <w:lang w:val="en-US" w:eastAsia="it-IT"/>
-        </w:rPr>
-        <w:t xml:space="preserve"> PIN</w:t>
+        <w:t>→ Aggiorna PIN</w:t>
       </w:r>
     </w:p>
     <w:p>
@@ -2057,6 +4902,7 @@
           <w:szCs w:val="24"/>
           <w:lang w:eastAsia="it-IT"/>
         </w:rPr>
+        <w:lastRenderedPageBreak/>
         <w:t xml:space="preserve">- </w:t>
       </w:r>
       <w:r>
@@ -2479,7 +5325,6 @@
                 <w:lang w:eastAsia="it-IT"/>
               </w:rPr>
             </w:pPr>
-            <w:proofErr w:type="spellStart"/>
             <w:r>
               <w:rPr>
                 <w:rFonts w:ascii="Arial" w:eastAsia="Times New Roman" w:hAnsi="Arial" w:cs="Arial"/>
@@ -2490,7 +5335,6 @@
               </w:rPr>
               <w:t>Command</w:t>
             </w:r>
-            <w:proofErr w:type="spellEnd"/>
           </w:p>
         </w:tc>
         <w:tc>
@@ -2934,29 +5778,7 @@
                 <w:szCs w:val="24"/>
                 <w:lang w:val="en-US" w:eastAsia="it-IT"/>
               </w:rPr>
-              <w:t xml:space="preserve">Delete in EEPROM and </w:t>
-            </w:r>
-            <w:proofErr w:type="spellStart"/>
-            <w:r>
-              <w:rPr>
-                <w:rFonts w:ascii="Arial" w:eastAsia="Times New Roman" w:hAnsi="Arial" w:cs="Arial"/>
-                <w:color w:val="000000" w:themeColor="text1"/>
-                <w:sz w:val="24"/>
-                <w:szCs w:val="24"/>
-                <w:lang w:val="en-US" w:eastAsia="it-IT"/>
-              </w:rPr>
-              <w:t>phoneAut</w:t>
-            </w:r>
-            <w:proofErr w:type="spellEnd"/>
-            <w:r>
-              <w:rPr>
-                <w:rFonts w:ascii="Arial" w:eastAsia="Times New Roman" w:hAnsi="Arial" w:cs="Arial"/>
-                <w:color w:val="000000" w:themeColor="text1"/>
-                <w:sz w:val="24"/>
-                <w:szCs w:val="24"/>
-                <w:lang w:val="en-US" w:eastAsia="it-IT"/>
-              </w:rPr>
-              <w:t xml:space="preserve"> auxiliaries phone numbers except the Authorized MASTER[0]</w:t>
+              <w:t>Delete in EEPROM and phoneAut auxiliaries phone numbers except the Authorized MASTER[0]</w:t>
             </w:r>
           </w:p>
           <w:p>
@@ -3863,27 +6685,15 @@
           <w:lang w:eastAsia="it-IT"/>
         </w:rPr>
       </w:pPr>
-      <w:proofErr w:type="spellStart"/>
-      <w:r>
-        <w:rPr>
-          <w:rFonts w:ascii="Arial" w:eastAsia="Times New Roman" w:hAnsi="Arial" w:cs="Arial"/>
-          <w:color w:val="000000" w:themeColor="text1"/>
-          <w:sz w:val="24"/>
-          <w:szCs w:val="24"/>
-          <w:lang w:eastAsia="it-IT"/>
-        </w:rPr>
-        <w:t>EEPROM.read</w:t>
-      </w:r>
-      <w:proofErr w:type="spellEnd"/>
-      <w:r>
-        <w:rPr>
-          <w:rFonts w:ascii="Arial" w:eastAsia="Times New Roman" w:hAnsi="Arial" w:cs="Arial"/>
-          <w:color w:val="000000" w:themeColor="text1"/>
-          <w:sz w:val="24"/>
-          <w:szCs w:val="24"/>
-          <w:lang w:eastAsia="it-IT"/>
-        </w:rPr>
-        <w:t>(5) Indicatore Rete presente (0) Rete assente (1)</w:t>
+      <w:r>
+        <w:rPr>
+          <w:rFonts w:ascii="Arial" w:eastAsia="Times New Roman" w:hAnsi="Arial" w:cs="Arial"/>
+          <w:color w:val="000000" w:themeColor="text1"/>
+          <w:sz w:val="24"/>
+          <w:szCs w:val="24"/>
+          <w:lang w:eastAsia="it-IT"/>
+        </w:rPr>
+        <w:t>EEPROM.read(5) Indicatore Rete presente (0) Rete assente (1)</w:t>
       </w:r>
     </w:p>
     <w:p>
@@ -4175,42 +6985,19 @@
         </w:rPr>
         <w:t>chiama </w:t>
       </w:r>
-      <w:proofErr w:type="spellStart"/>
-      <w:r>
-        <w:fldChar w:fldCharType="begin"/>
-      </w:r>
-      <w:r>
-        <w:instrText>HYPERLINK "vscode-file://vscode-app/c:/Users/Massimo/AppData/Local/Programs/Microsoft%20VS%20Code/f6cfa2ea24/resources/app/out/vs/code/electron-browser/workbench/workbench.html"</w:instrText>
-      </w:r>
-      <w:r>
-        <w:fldChar w:fldCharType="separate"/>
-      </w:r>
-      <w:r>
-        <w:rPr>
-          <w:rFonts w:ascii="Segoe UI" w:eastAsia="Times New Roman" w:hAnsi="Segoe UI" w:cs="Segoe UI"/>
-          <w:color w:val="000000" w:themeColor="text1"/>
-          <w:sz w:val="18"/>
-          <w:szCs w:val="18"/>
-          <w:bdr w:val="single" w:sz="4" w:space="1" w:color="auto" w:frame="1"/>
-          <w:lang w:eastAsia="it-IT"/>
-        </w:rPr>
-        <w:t>initgsm</w:t>
-      </w:r>
-      <w:proofErr w:type="spellEnd"/>
-      <w:r>
-        <w:rPr>
-          <w:rFonts w:ascii="Segoe UI" w:eastAsia="Times New Roman" w:hAnsi="Segoe UI" w:cs="Segoe UI"/>
-          <w:color w:val="000000" w:themeColor="text1"/>
-          <w:sz w:val="18"/>
-          <w:szCs w:val="18"/>
-          <w:bdr w:val="single" w:sz="4" w:space="1" w:color="auto" w:frame="1"/>
-          <w:lang w:eastAsia="it-IT"/>
-        </w:rPr>
-        <w:t>()</w:t>
-      </w:r>
-      <w:r>
-        <w:fldChar w:fldCharType="end"/>
-      </w:r>
+      <w:hyperlink r:id="rId7" w:history="1">
+        <w:r>
+          <w:rPr>
+            <w:rFonts w:ascii="Segoe UI" w:eastAsia="Times New Roman" w:hAnsi="Segoe UI" w:cs="Segoe UI"/>
+            <w:color w:val="000000" w:themeColor="text1"/>
+            <w:sz w:val="18"/>
+            <w:szCs w:val="18"/>
+            <w:bdr w:val="single" w:sz="4" w:space="1" w:color="auto" w:frame="1"/>
+            <w:lang w:eastAsia="it-IT"/>
+          </w:rPr>
+          <w:t>initgsm()</w:t>
+        </w:r>
+      </w:hyperlink>
     </w:p>
     <w:p>
       <w:pPr>
@@ -4237,42 +7024,19 @@
         </w:rPr>
         <w:t>imposta </w:t>
       </w:r>
-      <w:proofErr w:type="spellStart"/>
-      <w:r>
-        <w:fldChar w:fldCharType="begin"/>
-      </w:r>
-      <w:r>
-        <w:instrText>HYPERLINK "vscode-file://vscode-app/c:/Users/Massimo/AppData/Local/Programs/Microsoft%20VS%20Code/f6cfa2ea24/resources/app/out/vs/code/electron-browser/workbench/workbench.html"</w:instrText>
-      </w:r>
-      <w:r>
-        <w:fldChar w:fldCharType="separate"/>
-      </w:r>
-      <w:r>
-        <w:rPr>
-          <w:rFonts w:ascii="Segoe UI" w:eastAsia="Times New Roman" w:hAnsi="Segoe UI" w:cs="Segoe UI"/>
-          <w:color w:val="000000" w:themeColor="text1"/>
-          <w:sz w:val="18"/>
-          <w:szCs w:val="18"/>
-          <w:bdr w:val="single" w:sz="4" w:space="1" w:color="auto" w:frame="1"/>
-          <w:lang w:eastAsia="it-IT"/>
-        </w:rPr>
-        <w:t>EEPROM.update</w:t>
-      </w:r>
-      <w:proofErr w:type="spellEnd"/>
-      <w:r>
-        <w:rPr>
-          <w:rFonts w:ascii="Segoe UI" w:eastAsia="Times New Roman" w:hAnsi="Segoe UI" w:cs="Segoe UI"/>
-          <w:color w:val="000000" w:themeColor="text1"/>
-          <w:sz w:val="18"/>
-          <w:szCs w:val="18"/>
-          <w:bdr w:val="single" w:sz="4" w:space="1" w:color="auto" w:frame="1"/>
-          <w:lang w:eastAsia="it-IT"/>
-        </w:rPr>
-        <w:t>(5, 0)</w:t>
-      </w:r>
-      <w:r>
-        <w:fldChar w:fldCharType="end"/>
-      </w:r>
+      <w:hyperlink r:id="rId8" w:history="1">
+        <w:r>
+          <w:rPr>
+            <w:rFonts w:ascii="Segoe UI" w:eastAsia="Times New Roman" w:hAnsi="Segoe UI" w:cs="Segoe UI"/>
+            <w:color w:val="000000" w:themeColor="text1"/>
+            <w:sz w:val="18"/>
+            <w:szCs w:val="18"/>
+            <w:bdr w:val="single" w:sz="4" w:space="1" w:color="auto" w:frame="1"/>
+            <w:lang w:eastAsia="it-IT"/>
+          </w:rPr>
+          <w:t>EEPROM.update(5, 0)</w:t>
+        </w:r>
+      </w:hyperlink>
     </w:p>
     <w:p>
       <w:pPr>
@@ -4299,42 +7063,19 @@
         </w:rPr>
         <w:t>carica numeri autorizzati con </w:t>
       </w:r>
-      <w:proofErr w:type="spellStart"/>
-      <w:r>
-        <w:fldChar w:fldCharType="begin"/>
-      </w:r>
-      <w:r>
-        <w:instrText>HYPERLINK "vscode-file://vscode-app/c:/Users/Massimo/AppData/Local/Programs/Microsoft%20VS%20Code/f6cfa2ea24/resources/app/out/vs/code/electron-browser/workbench/workbench.html"</w:instrText>
-      </w:r>
-      <w:r>
-        <w:fldChar w:fldCharType="separate"/>
-      </w:r>
-      <w:r>
-        <w:rPr>
-          <w:rFonts w:ascii="Segoe UI" w:eastAsia="Times New Roman" w:hAnsi="Segoe UI" w:cs="Segoe UI"/>
-          <w:color w:val="000000" w:themeColor="text1"/>
-          <w:sz w:val="18"/>
-          <w:szCs w:val="18"/>
-          <w:bdr w:val="single" w:sz="4" w:space="1" w:color="auto" w:frame="1"/>
-          <w:lang w:eastAsia="it-IT"/>
-        </w:rPr>
-        <w:t>RestorePhones</w:t>
-      </w:r>
-      <w:proofErr w:type="spellEnd"/>
-      <w:r>
-        <w:rPr>
-          <w:rFonts w:ascii="Segoe UI" w:eastAsia="Times New Roman" w:hAnsi="Segoe UI" w:cs="Segoe UI"/>
-          <w:color w:val="000000" w:themeColor="text1"/>
-          <w:sz w:val="18"/>
-          <w:szCs w:val="18"/>
-          <w:bdr w:val="single" w:sz="4" w:space="1" w:color="auto" w:frame="1"/>
-          <w:lang w:eastAsia="it-IT"/>
-        </w:rPr>
-        <w:t>()</w:t>
-      </w:r>
-      <w:r>
-        <w:fldChar w:fldCharType="end"/>
-      </w:r>
+      <w:hyperlink r:id="rId9" w:history="1">
+        <w:r>
+          <w:rPr>
+            <w:rFonts w:ascii="Segoe UI" w:eastAsia="Times New Roman" w:hAnsi="Segoe UI" w:cs="Segoe UI"/>
+            <w:color w:val="000000" w:themeColor="text1"/>
+            <w:sz w:val="18"/>
+            <w:szCs w:val="18"/>
+            <w:bdr w:val="single" w:sz="4" w:space="1" w:color="auto" w:frame="1"/>
+            <w:lang w:eastAsia="it-IT"/>
+          </w:rPr>
+          <w:t>RestorePhones()</w:t>
+        </w:r>
+      </w:hyperlink>
     </w:p>
     <w:p>
       <w:pPr>
@@ -4351,7 +7092,7 @@
           <w:lang w:eastAsia="it-IT"/>
         </w:rPr>
       </w:pPr>
-      <w:hyperlink r:id="rId7" w:history="1">
+      <w:hyperlink r:id="rId10" w:history="1">
         <w:r>
           <w:rPr>
             <w:rFonts w:ascii="Segoe UI" w:eastAsia="Times New Roman" w:hAnsi="Segoe UI" w:cs="Segoe UI"/>
@@ -4685,42 +7426,19 @@
         </w:rPr>
         <w:t>ogni 15 minuti verifica reset giornaliero e chiama </w:t>
       </w:r>
-      <w:proofErr w:type="spellStart"/>
-      <w:r>
-        <w:fldChar w:fldCharType="begin"/>
-      </w:r>
-      <w:r>
-        <w:instrText>HYPERLINK "vscode-file://vscode-app/c:/Users/Massimo/AppData/Local/Programs/Microsoft%20VS%20Code/f6cfa2ea24/resources/app/out/vs/code/electron-browser/workbench/workbench.html"</w:instrText>
-      </w:r>
-      <w:r>
-        <w:fldChar w:fldCharType="separate"/>
-      </w:r>
-      <w:r>
-        <w:rPr>
-          <w:rFonts w:ascii="Segoe UI" w:eastAsia="Times New Roman" w:hAnsi="Segoe UI" w:cs="Segoe UI"/>
-          <w:color w:val="000000" w:themeColor="text1"/>
-          <w:sz w:val="18"/>
-          <w:szCs w:val="18"/>
-          <w:bdr w:val="single" w:sz="4" w:space="1" w:color="auto" w:frame="1"/>
-          <w:lang w:eastAsia="it-IT"/>
-        </w:rPr>
-        <w:t>initgsm</w:t>
-      </w:r>
-      <w:proofErr w:type="spellEnd"/>
-      <w:r>
-        <w:rPr>
-          <w:rFonts w:ascii="Segoe UI" w:eastAsia="Times New Roman" w:hAnsi="Segoe UI" w:cs="Segoe UI"/>
-          <w:color w:val="000000" w:themeColor="text1"/>
-          <w:sz w:val="18"/>
-          <w:szCs w:val="18"/>
-          <w:bdr w:val="single" w:sz="4" w:space="1" w:color="auto" w:frame="1"/>
-          <w:lang w:eastAsia="it-IT"/>
-        </w:rPr>
-        <w:t>()</w:t>
-      </w:r>
-      <w:r>
-        <w:fldChar w:fldCharType="end"/>
-      </w:r>
+      <w:hyperlink r:id="rId11" w:history="1">
+        <w:r>
+          <w:rPr>
+            <w:rFonts w:ascii="Segoe UI" w:eastAsia="Times New Roman" w:hAnsi="Segoe UI" w:cs="Segoe UI"/>
+            <w:color w:val="000000" w:themeColor="text1"/>
+            <w:sz w:val="18"/>
+            <w:szCs w:val="18"/>
+            <w:bdr w:val="single" w:sz="4" w:space="1" w:color="auto" w:frame="1"/>
+            <w:lang w:eastAsia="it-IT"/>
+          </w:rPr>
+          <w:t>initgsm()</w:t>
+        </w:r>
+      </w:hyperlink>
       <w:r>
         <w:rPr>
           <w:rFonts w:ascii="Segoe UI" w:eastAsia="Times New Roman" w:hAnsi="Segoe UI" w:cs="Segoe UI"/>
@@ -5713,10 +8431,9 @@
           <w:bCs/>
           <w:sz w:val="24"/>
           <w:szCs w:val="24"/>
-          <w:lang w:val="en-US" w:eastAsia="it-IT"/>
-        </w:rPr>
-      </w:pPr>
-      <w:proofErr w:type="spellStart"/>
+          <w:lang w:eastAsia="it-IT"/>
+        </w:rPr>
+      </w:pPr>
       <w:r>
         <w:rPr>
           <w:rFonts w:ascii="Arial" w:eastAsia="Times New Roman" w:hAnsi="Arial" w:cs="Arial"/>
@@ -5724,54 +8441,9 @@
           <w:bCs/>
           <w:sz w:val="24"/>
           <w:szCs w:val="24"/>
-          <w:lang w:val="en-US" w:eastAsia="it-IT"/>
-        </w:rPr>
-        <w:t>Comando</w:t>
-      </w:r>
-      <w:proofErr w:type="spellEnd"/>
-      <w:r>
-        <w:rPr>
-          <w:rFonts w:ascii="Arial" w:eastAsia="Times New Roman" w:hAnsi="Arial" w:cs="Arial"/>
-          <w:b/>
-          <w:bCs/>
-          <w:sz w:val="24"/>
-          <w:szCs w:val="24"/>
-          <w:lang w:val="en-US" w:eastAsia="it-IT"/>
-        </w:rPr>
-        <w:t xml:space="preserve"> </w:t>
-      </w:r>
-      <w:r>
-        <w:rPr>
-          <w:rFonts w:ascii="Arial" w:eastAsia="Times New Roman" w:hAnsi="Arial" w:cs="Arial"/>
-          <w:b/>
-          <w:bCs/>
-          <w:sz w:val="24"/>
-          <w:szCs w:val="24"/>
-          <w:lang w:val="en-US" w:eastAsia="it-IT"/>
-        </w:rPr>
-        <w:t>P</w:t>
-      </w:r>
-      <w:r>
-        <w:rPr>
-          <w:rFonts w:ascii="Arial" w:eastAsia="Times New Roman" w:hAnsi="Arial" w:cs="Arial"/>
-          <w:b/>
-          <w:bCs/>
-          <w:sz w:val="24"/>
-          <w:szCs w:val="24"/>
-          <w:lang w:val="en-US" w:eastAsia="it-IT"/>
-        </w:rPr>
-        <w:t xml:space="preserve"> – </w:t>
-      </w:r>
-      <w:r>
-        <w:rPr>
-          <w:rFonts w:ascii="Arial" w:eastAsia="Times New Roman" w:hAnsi="Arial" w:cs="Arial"/>
-          <w:b/>
-          <w:bCs/>
-          <w:sz w:val="24"/>
-          <w:szCs w:val="24"/>
-          <w:lang w:val="en-US" w:eastAsia="it-IT"/>
-        </w:rPr>
-        <w:t>Set New PIN</w:t>
+          <w:lang w:eastAsia="it-IT"/>
+        </w:rPr>
+        <w:t>Comando P – Set New PIN</w:t>
       </w:r>
     </w:p>
     <w:p>
@@ -5792,19 +8464,7 @@
         <w:rPr>
           <w:rFonts w:ascii="Arial" w:hAnsi="Arial" w:cs="Arial"/>
         </w:rPr>
-        <w:t>Solo d</w:t>
-      </w:r>
-      <w:r>
-        <w:rPr>
-          <w:rFonts w:ascii="Arial" w:hAnsi="Arial" w:cs="Arial"/>
-        </w:rPr>
-        <w:t xml:space="preserve">a numero Master </w:t>
-      </w:r>
-      <w:r>
-        <w:rPr>
-          <w:rFonts w:ascii="Arial" w:hAnsi="Arial" w:cs="Arial"/>
-        </w:rPr>
-        <w:t xml:space="preserve">per impostare nuovo PIN per operazioni da qualsiasi numero </w:t>
+        <w:t xml:space="preserve">Solo da numero Master per impostare nuovo PIN per operazioni da qualsiasi numero </w:t>
       </w:r>
       <w:r>
         <w:rPr>
@@ -5897,48 +8557,8 @@
           <w:szCs w:val="24"/>
           <w:lang w:eastAsia="it-IT"/>
         </w:rPr>
-        <w:t xml:space="preserve">P </w:t>
-      </w:r>
-      <w:proofErr w:type="spellStart"/>
-      <w:r>
-        <w:rPr>
-          <w:rFonts w:ascii="Arial" w:eastAsia="Times New Roman" w:hAnsi="Arial" w:cs="Arial"/>
-          <w:i/>
-          <w:iCs/>
-          <w:color w:val="000000" w:themeColor="text1"/>
-          <w:sz w:val="24"/>
-          <w:szCs w:val="24"/>
-          <w:lang w:eastAsia="it-IT"/>
-        </w:rPr>
-        <w:t>OldPIN</w:t>
-      </w:r>
-      <w:proofErr w:type="spellEnd"/>
-      <w:r>
-        <w:rPr>
-          <w:rFonts w:ascii="Arial" w:eastAsia="Times New Roman" w:hAnsi="Arial" w:cs="Arial"/>
-          <w:i/>
-          <w:iCs/>
-          <w:color w:val="000000" w:themeColor="text1"/>
-          <w:sz w:val="24"/>
-          <w:szCs w:val="24"/>
-          <w:lang w:eastAsia="it-IT"/>
-        </w:rPr>
-        <w:t xml:space="preserve"> </w:t>
-      </w:r>
-      <w:proofErr w:type="spellStart"/>
-      <w:r>
-        <w:rPr>
-          <w:rFonts w:ascii="Arial" w:eastAsia="Times New Roman" w:hAnsi="Arial" w:cs="Arial"/>
-          <w:i/>
-          <w:iCs/>
-          <w:color w:val="000000" w:themeColor="text1"/>
-          <w:sz w:val="24"/>
-          <w:szCs w:val="24"/>
-          <w:lang w:eastAsia="it-IT"/>
-        </w:rPr>
-        <w:t>NewPIN</w:t>
-      </w:r>
-      <w:proofErr w:type="spellEnd"/>
+        <w:t>P OldPIN NewPIN</w:t>
+      </w:r>
     </w:p>
     <w:p>
       <w:pPr>
@@ -6449,58 +9069,16 @@
                 <w:szCs w:val="16"/>
                 <w:lang w:eastAsia="it-IT"/>
               </w:rPr>
-              <w:t xml:space="preserve">Attualmente il </w:t>
-            </w:r>
-            <w:proofErr w:type="spellStart"/>
-            <w:r>
-              <w:rPr>
-                <w:rFonts w:ascii="Arial" w:eastAsia="Times New Roman" w:hAnsi="Arial" w:cs="Arial"/>
-                <w:color w:val="000000" w:themeColor="text1"/>
-                <w:sz w:val="16"/>
-                <w:szCs w:val="16"/>
-                <w:lang w:eastAsia="it-IT"/>
-              </w:rPr>
-              <w:t>Fw</w:t>
-            </w:r>
-            <w:proofErr w:type="spellEnd"/>
-            <w:r>
-              <w:rPr>
-                <w:rFonts w:ascii="Arial" w:eastAsia="Times New Roman" w:hAnsi="Arial" w:cs="Arial"/>
-                <w:color w:val="000000" w:themeColor="text1"/>
-                <w:sz w:val="16"/>
-                <w:szCs w:val="16"/>
-                <w:lang w:eastAsia="it-IT"/>
-              </w:rPr>
-              <w:t xml:space="preserve"> </w:t>
-            </w:r>
-            <w:r>
-              <w:rPr>
-                <w:rFonts w:ascii="Arial" w:eastAsia="Times New Roman" w:hAnsi="Arial" w:cs="Arial"/>
-                <w:sz w:val="16"/>
-                <w:szCs w:val="16"/>
-                <w:lang w:eastAsia="it-IT"/>
-              </w:rPr>
-              <w:t xml:space="preserve">prevede il Master già inserito nel codice (usare n. fittizio per poi cambiarlo </w:t>
-            </w:r>
-            <w:proofErr w:type="spellStart"/>
-            <w:r>
-              <w:rPr>
-                <w:rFonts w:ascii="Arial" w:eastAsia="Times New Roman" w:hAnsi="Arial" w:cs="Arial"/>
-                <w:sz w:val="16"/>
-                <w:szCs w:val="16"/>
-                <w:lang w:eastAsia="it-IT"/>
-              </w:rPr>
-              <w:t>cn</w:t>
-            </w:r>
-            <w:proofErr w:type="spellEnd"/>
-            <w:r>
-              <w:rPr>
-                <w:rFonts w:ascii="Arial" w:eastAsia="Times New Roman" w:hAnsi="Arial" w:cs="Arial"/>
-                <w:sz w:val="16"/>
-                <w:szCs w:val="16"/>
-                <w:lang w:eastAsia="it-IT"/>
-              </w:rPr>
-              <w:t xml:space="preserve"> i comandi)</w:t>
+              <w:t xml:space="preserve">Attualmente il Fw </w:t>
+            </w:r>
+            <w:r>
+              <w:rPr>
+                <w:rFonts w:ascii="Arial" w:eastAsia="Times New Roman" w:hAnsi="Arial" w:cs="Arial"/>
+                <w:sz w:val="16"/>
+                <w:szCs w:val="16"/>
+                <w:lang w:eastAsia="it-IT"/>
+              </w:rPr>
+              <w:t>prevede il Master già inserito nel codice (usare n. fittizio per poi cambiarlo cn i comandi)</w:t>
             </w:r>
           </w:p>
         </w:tc>
@@ -8787,7 +11365,6 @@
                 <w:lang w:eastAsia="it-IT"/>
               </w:rPr>
             </w:pPr>
-            <w:proofErr w:type="spellStart"/>
             <w:r>
               <w:rPr>
                 <w:rFonts w:ascii="Arial" w:eastAsia="Times New Roman" w:hAnsi="Arial" w:cs="Arial"/>
@@ -8797,7 +11374,6 @@
               </w:rPr>
               <w:t>Operation</w:t>
             </w:r>
-            <w:proofErr w:type="spellEnd"/>
           </w:p>
         </w:tc>
         <w:tc>
@@ -9071,7 +11647,6 @@
                 <w:lang w:eastAsia="it-IT"/>
               </w:rPr>
             </w:pPr>
-            <w:proofErr w:type="spellStart"/>
             <w:r>
               <w:rPr>
                 <w:rFonts w:ascii="Arial" w:eastAsia="Times New Roman" w:hAnsi="Arial" w:cs="Arial"/>
@@ -9081,7 +11656,6 @@
               </w:rPr>
               <w:t>Operation</w:t>
             </w:r>
-            <w:proofErr w:type="spellEnd"/>
           </w:p>
         </w:tc>
         <w:tc>
@@ -9382,7 +11956,6 @@
                 <w:lang w:eastAsia="it-IT"/>
               </w:rPr>
             </w:pPr>
-            <w:proofErr w:type="spellStart"/>
             <w:r>
               <w:rPr>
                 <w:rFonts w:ascii="Arial" w:eastAsia="Times New Roman" w:hAnsi="Arial" w:cs="Arial"/>
@@ -9392,7 +11965,6 @@
               </w:rPr>
               <w:t>Operation</w:t>
             </w:r>
-            <w:proofErr w:type="spellEnd"/>
           </w:p>
         </w:tc>
         <w:tc>
@@ -9499,27 +12071,7 @@
                 <w:szCs w:val="16"/>
                 <w:lang w:val="en-US" w:eastAsia="it-IT"/>
               </w:rPr>
-              <w:t xml:space="preserve">SMS a </w:t>
-            </w:r>
-            <w:proofErr w:type="spellStart"/>
-            <w:r>
-              <w:rPr>
-                <w:rFonts w:ascii="Arial" w:eastAsia="Times New Roman" w:hAnsi="Arial" w:cs="Arial"/>
-                <w:sz w:val="16"/>
-                <w:szCs w:val="16"/>
-                <w:lang w:val="en-US" w:eastAsia="it-IT"/>
-              </w:rPr>
-              <w:t>Richiedente</w:t>
-            </w:r>
-            <w:proofErr w:type="spellEnd"/>
-            <w:r>
-              <w:rPr>
-                <w:rFonts w:ascii="Arial" w:eastAsia="Times New Roman" w:hAnsi="Arial" w:cs="Arial"/>
-                <w:sz w:val="16"/>
-                <w:szCs w:val="16"/>
-                <w:lang w:val="en-US" w:eastAsia="it-IT"/>
-              </w:rPr>
-              <w:t xml:space="preserve">; </w:t>
+              <w:t xml:space="preserve">SMS a Richiedente; </w:t>
             </w:r>
             <w:r>
               <w:rPr>
@@ -9610,7 +12162,6 @@
                 <w:lang w:eastAsia="it-IT"/>
               </w:rPr>
             </w:pPr>
-            <w:proofErr w:type="spellStart"/>
             <w:r>
               <w:rPr>
                 <w:rFonts w:ascii="Arial" w:eastAsia="Times New Roman" w:hAnsi="Arial" w:cs="Arial"/>
@@ -9620,7 +12171,6 @@
               </w:rPr>
               <w:t>Operation</w:t>
             </w:r>
-            <w:proofErr w:type="spellEnd"/>
           </w:p>
         </w:tc>
         <w:tc>
@@ -9646,19 +12196,8 @@
                 <w:szCs w:val="16"/>
                 <w:lang w:eastAsia="it-IT"/>
               </w:rPr>
-              <w:t xml:space="preserve">Ritorna il valore di Tensione + </w:t>
-            </w:r>
-            <w:proofErr w:type="spellStart"/>
-            <w:r>
-              <w:rPr>
-                <w:rFonts w:ascii="Arial" w:eastAsia="Times New Roman" w:hAnsi="Arial" w:cs="Arial"/>
-                <w:sz w:val="16"/>
-                <w:szCs w:val="16"/>
-                <w:lang w:eastAsia="it-IT"/>
-              </w:rPr>
-              <w:t>Timestamp</w:t>
-            </w:r>
-            <w:proofErr w:type="spellEnd"/>
+              <w:t>Ritorna il valore di Tensione + Timestamp</w:t>
+            </w:r>
           </w:p>
         </w:tc>
         <w:tc>
@@ -9751,7 +12290,6 @@
                 <w:lang w:eastAsia="it-IT"/>
               </w:rPr>
             </w:pPr>
-            <w:proofErr w:type="spellStart"/>
             <w:r>
               <w:rPr>
                 <w:rFonts w:ascii="Arial" w:eastAsia="Times New Roman" w:hAnsi="Arial" w:cs="Arial"/>
@@ -9763,7 +12301,6 @@
               </w:rPr>
               <w:t>timestamp</w:t>
             </w:r>
-            <w:proofErr w:type="spellEnd"/>
             <w:r>
               <w:rPr>
                 <w:rFonts w:ascii="Arial" w:eastAsia="Times New Roman" w:hAnsi="Arial" w:cs="Arial"/>
@@ -9773,7 +12310,6 @@
               </w:rPr>
               <w:t xml:space="preserve"> “Current Voltage: “</w:t>
             </w:r>
-            <w:proofErr w:type="spellStart"/>
             <w:r>
               <w:rPr>
                 <w:rFonts w:ascii="Arial" w:eastAsia="Times New Roman" w:hAnsi="Arial" w:cs="Arial"/>
@@ -9785,35 +12321,14 @@
               </w:rPr>
               <w:t>voltage</w:t>
             </w:r>
-            <w:proofErr w:type="spellEnd"/>
-            <w:r>
-              <w:rPr>
-                <w:rFonts w:ascii="Arial" w:eastAsia="Times New Roman" w:hAnsi="Arial" w:cs="Arial"/>
-                <w:sz w:val="16"/>
-                <w:szCs w:val="16"/>
-                <w:lang w:eastAsia="it-IT"/>
-              </w:rPr>
-              <w:t xml:space="preserve"> “</w:t>
-            </w:r>
-            <w:proofErr w:type="spellStart"/>
-            <w:r>
-              <w:rPr>
-                <w:rFonts w:ascii="Arial" w:eastAsia="Times New Roman" w:hAnsi="Arial" w:cs="Arial"/>
-                <w:sz w:val="16"/>
-                <w:szCs w:val="16"/>
-                <w:lang w:eastAsia="it-IT"/>
-              </w:rPr>
-              <w:t>Vac</w:t>
-            </w:r>
-            <w:proofErr w:type="spellEnd"/>
-            <w:r>
-              <w:rPr>
-                <w:rFonts w:ascii="Arial" w:eastAsia="Times New Roman" w:hAnsi="Arial" w:cs="Arial"/>
-                <w:sz w:val="16"/>
-                <w:szCs w:val="16"/>
-                <w:lang w:eastAsia="it-IT"/>
-              </w:rPr>
-              <w:t>"</w:t>
+            <w:r>
+              <w:rPr>
+                <w:rFonts w:ascii="Arial" w:eastAsia="Times New Roman" w:hAnsi="Arial" w:cs="Arial"/>
+                <w:sz w:val="16"/>
+                <w:szCs w:val="16"/>
+                <w:lang w:eastAsia="it-IT"/>
+              </w:rPr>
+              <w:t xml:space="preserve"> “Vac"</w:t>
             </w:r>
           </w:p>
         </w:tc>
@@ -9883,7 +12398,6 @@
                 <w:lang w:eastAsia="it-IT"/>
               </w:rPr>
             </w:pPr>
-            <w:proofErr w:type="spellStart"/>
             <w:r>
               <w:rPr>
                 <w:rFonts w:ascii="Arial" w:eastAsia="Times New Roman" w:hAnsi="Arial" w:cs="Arial"/>
@@ -9893,7 +12407,6 @@
               </w:rPr>
               <w:t>Operation</w:t>
             </w:r>
-            <w:proofErr w:type="spellEnd"/>
           </w:p>
         </w:tc>
         <w:tc>
@@ -9919,19 +12432,8 @@
                 <w:szCs w:val="16"/>
                 <w:lang w:eastAsia="it-IT"/>
               </w:rPr>
-              <w:t xml:space="preserve">Ritorna il valore di Tensione + </w:t>
-            </w:r>
-            <w:proofErr w:type="spellStart"/>
-            <w:r>
-              <w:rPr>
-                <w:rFonts w:ascii="Arial" w:eastAsia="Times New Roman" w:hAnsi="Arial" w:cs="Arial"/>
-                <w:sz w:val="16"/>
-                <w:szCs w:val="16"/>
-                <w:lang w:eastAsia="it-IT"/>
-              </w:rPr>
-              <w:t>Timestamp</w:t>
-            </w:r>
-            <w:proofErr w:type="spellEnd"/>
+              <w:t>Ritorna il valore di Tensione + Timestamp</w:t>
+            </w:r>
           </w:p>
         </w:tc>
         <w:tc>
@@ -10024,7 +12526,6 @@
                 <w:lang w:eastAsia="it-IT"/>
               </w:rPr>
             </w:pPr>
-            <w:proofErr w:type="spellStart"/>
             <w:r>
               <w:rPr>
                 <w:rFonts w:ascii="Arial" w:eastAsia="Times New Roman" w:hAnsi="Arial" w:cs="Arial"/>
@@ -10036,7 +12537,6 @@
               </w:rPr>
               <w:t>timestamp</w:t>
             </w:r>
-            <w:proofErr w:type="spellEnd"/>
             <w:r>
               <w:rPr>
                 <w:rFonts w:ascii="Arial" w:eastAsia="Times New Roman" w:hAnsi="Arial" w:cs="Arial"/>
@@ -10046,7 +12546,6 @@
               </w:rPr>
               <w:t xml:space="preserve"> “Current Voltage: “</w:t>
             </w:r>
-            <w:proofErr w:type="spellStart"/>
             <w:r>
               <w:rPr>
                 <w:rFonts w:ascii="Arial" w:eastAsia="Times New Roman" w:hAnsi="Arial" w:cs="Arial"/>
@@ -10058,35 +12557,14 @@
               </w:rPr>
               <w:t>voltage</w:t>
             </w:r>
-            <w:proofErr w:type="spellEnd"/>
-            <w:r>
-              <w:rPr>
-                <w:rFonts w:ascii="Arial" w:eastAsia="Times New Roman" w:hAnsi="Arial" w:cs="Arial"/>
-                <w:sz w:val="16"/>
-                <w:szCs w:val="16"/>
-                <w:lang w:eastAsia="it-IT"/>
-              </w:rPr>
-              <w:t xml:space="preserve"> “</w:t>
-            </w:r>
-            <w:proofErr w:type="spellStart"/>
-            <w:r>
-              <w:rPr>
-                <w:rFonts w:ascii="Arial" w:eastAsia="Times New Roman" w:hAnsi="Arial" w:cs="Arial"/>
-                <w:sz w:val="16"/>
-                <w:szCs w:val="16"/>
-                <w:lang w:eastAsia="it-IT"/>
-              </w:rPr>
-              <w:t>Vac</w:t>
-            </w:r>
-            <w:proofErr w:type="spellEnd"/>
-            <w:r>
-              <w:rPr>
-                <w:rFonts w:ascii="Arial" w:eastAsia="Times New Roman" w:hAnsi="Arial" w:cs="Arial"/>
-                <w:sz w:val="16"/>
-                <w:szCs w:val="16"/>
-                <w:lang w:eastAsia="it-IT"/>
-              </w:rPr>
-              <w:t>"</w:t>
+            <w:r>
+              <w:rPr>
+                <w:rFonts w:ascii="Arial" w:eastAsia="Times New Roman" w:hAnsi="Arial" w:cs="Arial"/>
+                <w:sz w:val="16"/>
+                <w:szCs w:val="16"/>
+                <w:lang w:eastAsia="it-IT"/>
+              </w:rPr>
+              <w:t xml:space="preserve"> “Vac"</w:t>
             </w:r>
           </w:p>
         </w:tc>
@@ -10156,7 +12634,6 @@
                 <w:lang w:eastAsia="it-IT"/>
               </w:rPr>
             </w:pPr>
-            <w:proofErr w:type="spellStart"/>
             <w:r>
               <w:rPr>
                 <w:rFonts w:ascii="Arial" w:eastAsia="Times New Roman" w:hAnsi="Arial" w:cs="Arial"/>
@@ -10166,7 +12643,6 @@
               </w:rPr>
               <w:t>Operation</w:t>
             </w:r>
-            <w:proofErr w:type="spellEnd"/>
           </w:p>
         </w:tc>
         <w:tc>
@@ -10192,19 +12668,8 @@
                 <w:szCs w:val="16"/>
                 <w:lang w:eastAsia="it-IT"/>
               </w:rPr>
-              <w:t xml:space="preserve">Ritorna il valore di Tensione + </w:t>
-            </w:r>
-            <w:proofErr w:type="spellStart"/>
-            <w:r>
-              <w:rPr>
-                <w:rFonts w:ascii="Arial" w:eastAsia="Times New Roman" w:hAnsi="Arial" w:cs="Arial"/>
-                <w:sz w:val="16"/>
-                <w:szCs w:val="16"/>
-                <w:lang w:eastAsia="it-IT"/>
-              </w:rPr>
-              <w:t>Timestamp</w:t>
-            </w:r>
-            <w:proofErr w:type="spellEnd"/>
+              <w:t>Ritorna il valore di Tensione + Timestamp</w:t>
+            </w:r>
           </w:p>
         </w:tc>
         <w:tc>
@@ -10387,7 +12852,6 @@
                 <w:lang w:val="en-US" w:eastAsia="it-IT"/>
               </w:rPr>
             </w:pPr>
-            <w:proofErr w:type="spellStart"/>
             <w:r>
               <w:rPr>
                 <w:rFonts w:ascii="Arial" w:eastAsia="Times New Roman" w:hAnsi="Arial" w:cs="Arial"/>
@@ -10397,7 +12861,6 @@
               </w:rPr>
               <w:t>Operation</w:t>
             </w:r>
-            <w:proofErr w:type="spellEnd"/>
           </w:p>
         </w:tc>
         <w:tc>
@@ -10601,7 +13064,6 @@
                 <w:lang w:eastAsia="it-IT"/>
               </w:rPr>
             </w:pPr>
-            <w:proofErr w:type="spellStart"/>
             <w:r>
               <w:rPr>
                 <w:rFonts w:ascii="Arial" w:eastAsia="Times New Roman" w:hAnsi="Arial" w:cs="Arial"/>
@@ -10611,7 +13073,6 @@
               </w:rPr>
               <w:t>Operation</w:t>
             </w:r>
-            <w:proofErr w:type="spellEnd"/>
           </w:p>
         </w:tc>
         <w:tc>
@@ -10736,27 +13197,7 @@
                 <w:szCs w:val="16"/>
                 <w:lang w:val="en-US" w:eastAsia="it-IT"/>
               </w:rPr>
-              <w:t xml:space="preserve">SMS a </w:t>
-            </w:r>
-            <w:proofErr w:type="spellStart"/>
-            <w:r>
-              <w:rPr>
-                <w:rFonts w:ascii="Arial" w:eastAsia="Times New Roman" w:hAnsi="Arial" w:cs="Arial"/>
-                <w:sz w:val="16"/>
-                <w:szCs w:val="16"/>
-                <w:lang w:val="en-US" w:eastAsia="it-IT"/>
-              </w:rPr>
-              <w:t>Richiedente</w:t>
-            </w:r>
-            <w:proofErr w:type="spellEnd"/>
-            <w:r>
-              <w:rPr>
-                <w:rFonts w:ascii="Arial" w:eastAsia="Times New Roman" w:hAnsi="Arial" w:cs="Arial"/>
-                <w:sz w:val="16"/>
-                <w:szCs w:val="16"/>
-                <w:lang w:val="en-US" w:eastAsia="it-IT"/>
-              </w:rPr>
-              <w:t xml:space="preserve">; </w:t>
+              <w:t xml:space="preserve">SMS a Richiedente; </w:t>
             </w:r>
             <w:r>
               <w:rPr>
@@ -10835,7 +13276,6 @@
                 <w:lang w:val="en-US" w:eastAsia="it-IT"/>
               </w:rPr>
             </w:pPr>
-            <w:proofErr w:type="spellStart"/>
             <w:r>
               <w:rPr>
                 <w:rFonts w:ascii="Arial" w:eastAsia="Times New Roman" w:hAnsi="Arial" w:cs="Arial"/>
@@ -10845,7 +13285,6 @@
               </w:rPr>
               <w:t>Operation</w:t>
             </w:r>
-            <w:proofErr w:type="spellEnd"/>
           </w:p>
         </w:tc>
         <w:tc>
@@ -11107,7 +13546,7 @@
                     <pic:cNvPicPr/>
                   </pic:nvPicPr>
                   <pic:blipFill>
-                    <a:blip r:embed="rId8"/>
+                    <a:blip r:embed="rId12"/>
                     <a:stretch>
                       <a:fillRect/>
                     </a:stretch>
@@ -11497,7 +13936,6 @@
               </w:rPr>
               <w:t>Master (</w:t>
             </w:r>
-            <w:proofErr w:type="spellStart"/>
             <w:r>
               <w:rPr>
                 <w:rFonts w:ascii="Courier New" w:eastAsia="Times New Roman" w:hAnsi="Courier New" w:cs="Courier New"/>
@@ -11505,17 +13943,7 @@
                 <w:szCs w:val="20"/>
                 <w:lang w:eastAsia="it-IT"/>
               </w:rPr>
-              <w:t>phoneAut</w:t>
-            </w:r>
-            <w:proofErr w:type="spellEnd"/>
-            <w:r>
-              <w:rPr>
-                <w:rFonts w:ascii="Courier New" w:eastAsia="Times New Roman" w:hAnsi="Courier New" w:cs="Courier New"/>
-                <w:sz w:val="20"/>
-                <w:szCs w:val="20"/>
-                <w:lang w:eastAsia="it-IT"/>
-              </w:rPr>
-              <w:t>[0]</w:t>
+              <w:t>phoneAut[0]</w:t>
             </w:r>
             <w:r>
               <w:rPr>
@@ -11585,7 +14013,6 @@
               </w:rPr>
               <w:t>A1 (</w:t>
             </w:r>
-            <w:proofErr w:type="spellStart"/>
             <w:r>
               <w:rPr>
                 <w:rFonts w:ascii="Courier New" w:eastAsia="Times New Roman" w:hAnsi="Courier New" w:cs="Courier New"/>
@@ -11593,17 +14020,7 @@
                 <w:szCs w:val="20"/>
                 <w:lang w:eastAsia="it-IT"/>
               </w:rPr>
-              <w:t>phoneAut</w:t>
-            </w:r>
-            <w:proofErr w:type="spellEnd"/>
-            <w:r>
-              <w:rPr>
-                <w:rFonts w:ascii="Courier New" w:eastAsia="Times New Roman" w:hAnsi="Courier New" w:cs="Courier New"/>
-                <w:sz w:val="20"/>
-                <w:szCs w:val="20"/>
-                <w:lang w:eastAsia="it-IT"/>
-              </w:rPr>
-              <w:t>[1]</w:t>
+              <w:t>phoneAut[1]</w:t>
             </w:r>
             <w:r>
               <w:rPr>
@@ -11673,7 +14090,6 @@
               </w:rPr>
               <w:t>A2 (</w:t>
             </w:r>
-            <w:proofErr w:type="spellStart"/>
             <w:r>
               <w:rPr>
                 <w:rFonts w:ascii="Courier New" w:eastAsia="Times New Roman" w:hAnsi="Courier New" w:cs="Courier New"/>
@@ -11681,17 +14097,7 @@
                 <w:szCs w:val="20"/>
                 <w:lang w:eastAsia="it-IT"/>
               </w:rPr>
-              <w:t>phoneAut</w:t>
-            </w:r>
-            <w:proofErr w:type="spellEnd"/>
-            <w:r>
-              <w:rPr>
-                <w:rFonts w:ascii="Courier New" w:eastAsia="Times New Roman" w:hAnsi="Courier New" w:cs="Courier New"/>
-                <w:sz w:val="20"/>
-                <w:szCs w:val="20"/>
-                <w:lang w:eastAsia="it-IT"/>
-              </w:rPr>
-              <w:t>[2]</w:t>
+              <w:t>phoneAut[2]</w:t>
             </w:r>
             <w:r>
               <w:rPr>
@@ -11761,7 +14167,6 @@
               </w:rPr>
               <w:t>A3 (</w:t>
             </w:r>
-            <w:proofErr w:type="spellStart"/>
             <w:r>
               <w:rPr>
                 <w:rFonts w:ascii="Courier New" w:eastAsia="Times New Roman" w:hAnsi="Courier New" w:cs="Courier New"/>
@@ -11769,17 +14174,7 @@
                 <w:szCs w:val="20"/>
                 <w:lang w:eastAsia="it-IT"/>
               </w:rPr>
-              <w:t>phoneAut</w:t>
-            </w:r>
-            <w:proofErr w:type="spellEnd"/>
-            <w:r>
-              <w:rPr>
-                <w:rFonts w:ascii="Courier New" w:eastAsia="Times New Roman" w:hAnsi="Courier New" w:cs="Courier New"/>
-                <w:sz w:val="20"/>
-                <w:szCs w:val="20"/>
-                <w:lang w:eastAsia="it-IT"/>
-              </w:rPr>
-              <w:t>[3]</w:t>
+              <w:t>phoneAut[3]</w:t>
             </w:r>
             <w:r>
               <w:rPr>
@@ -11907,47 +14302,7 @@
           <w:szCs w:val="20"/>
           <w:lang w:val="en-US" w:eastAsia="it-IT"/>
         </w:rPr>
-        <w:t xml:space="preserve">char phone[16], </w:t>
-      </w:r>
-      <w:proofErr w:type="spellStart"/>
-      <w:r>
-        <w:rPr>
-          <w:rFonts w:ascii="Courier New" w:eastAsia="Times New Roman" w:hAnsi="Courier New" w:cs="Courier New"/>
-          <w:sz w:val="20"/>
-          <w:szCs w:val="20"/>
-          <w:lang w:val="en-US" w:eastAsia="it-IT"/>
-        </w:rPr>
-        <w:t>phoneT</w:t>
-      </w:r>
-      <w:proofErr w:type="spellEnd"/>
-      <w:r>
-        <w:rPr>
-          <w:rFonts w:ascii="Courier New" w:eastAsia="Times New Roman" w:hAnsi="Courier New" w:cs="Courier New"/>
-          <w:sz w:val="20"/>
-          <w:szCs w:val="20"/>
-          <w:lang w:val="en-US" w:eastAsia="it-IT"/>
-        </w:rPr>
-        <w:t xml:space="preserve">[16], </w:t>
-      </w:r>
-      <w:proofErr w:type="spellStart"/>
-      <w:r>
-        <w:rPr>
-          <w:rFonts w:ascii="Courier New" w:eastAsia="Times New Roman" w:hAnsi="Courier New" w:cs="Courier New"/>
-          <w:sz w:val="20"/>
-          <w:szCs w:val="20"/>
-          <w:lang w:val="en-US" w:eastAsia="it-IT"/>
-        </w:rPr>
-        <w:t>EStr</w:t>
-      </w:r>
-      <w:proofErr w:type="spellEnd"/>
-      <w:r>
-        <w:rPr>
-          <w:rFonts w:ascii="Courier New" w:eastAsia="Times New Roman" w:hAnsi="Courier New" w:cs="Courier New"/>
-          <w:sz w:val="20"/>
-          <w:szCs w:val="20"/>
-          <w:lang w:val="en-US" w:eastAsia="it-IT"/>
-        </w:rPr>
-        <w:t>[4][16];</w:t>
+        <w:t>char phone[16], phoneT[16], EStr[4][16];</w:t>
       </w:r>
     </w:p>
     <w:p>
@@ -12014,27 +14369,7 @@
           <w:szCs w:val="20"/>
           <w:lang w:val="en-US" w:eastAsia="it-IT"/>
         </w:rPr>
-        <w:t xml:space="preserve">char </w:t>
-      </w:r>
-      <w:proofErr w:type="spellStart"/>
-      <w:r>
-        <w:rPr>
-          <w:rFonts w:ascii="Courier New" w:eastAsia="Times New Roman" w:hAnsi="Courier New" w:cs="Courier New"/>
-          <w:sz w:val="20"/>
-          <w:szCs w:val="20"/>
-          <w:lang w:val="en-US" w:eastAsia="it-IT"/>
-        </w:rPr>
-        <w:t>phoneAut</w:t>
-      </w:r>
-      <w:proofErr w:type="spellEnd"/>
-      <w:r>
-        <w:rPr>
-          <w:rFonts w:ascii="Courier New" w:eastAsia="Times New Roman" w:hAnsi="Courier New" w:cs="Courier New"/>
-          <w:sz w:val="20"/>
-          <w:szCs w:val="20"/>
-          <w:lang w:val="en-US" w:eastAsia="it-IT"/>
-        </w:rPr>
-        <w:t>[][16] = {</w:t>
+        <w:t>char phoneAut[][16] = {</w:t>
       </w:r>
     </w:p>
     <w:p>
@@ -12293,27 +14628,7 @@
           <w:szCs w:val="24"/>
           <w:lang w:val="en-US" w:eastAsia="it-IT"/>
         </w:rPr>
-        <w:t xml:space="preserve">La </w:t>
-      </w:r>
-      <w:proofErr w:type="spellStart"/>
-      <w:r>
-        <w:rPr>
-          <w:rFonts w:ascii="Times New Roman" w:eastAsia="Times New Roman" w:hAnsi="Times New Roman" w:cs="Times New Roman"/>
-          <w:sz w:val="24"/>
-          <w:szCs w:val="24"/>
-          <w:lang w:val="en-US" w:eastAsia="it-IT"/>
-        </w:rPr>
-        <w:t>funzione</w:t>
-      </w:r>
-      <w:proofErr w:type="spellEnd"/>
-      <w:r>
-        <w:rPr>
-          <w:rFonts w:ascii="Times New Roman" w:eastAsia="Times New Roman" w:hAnsi="Times New Roman" w:cs="Times New Roman"/>
-          <w:sz w:val="24"/>
-          <w:szCs w:val="24"/>
-          <w:lang w:val="en-US" w:eastAsia="it-IT"/>
-        </w:rPr>
-        <w:t>:</w:t>
+        <w:t>La funzione:</w:t>
       </w:r>
     </w:p>
     <w:p>
@@ -12344,7 +14659,6 @@
           <w:lang w:val="en-US" w:eastAsia="it-IT"/>
         </w:rPr>
       </w:pPr>
-      <w:proofErr w:type="spellStart"/>
       <w:r>
         <w:rPr>
           <w:rFonts w:ascii="Courier New" w:eastAsia="Times New Roman" w:hAnsi="Courier New" w:cs="Courier New"/>
@@ -12352,37 +14666,7 @@
           <w:szCs w:val="20"/>
           <w:lang w:val="en-US" w:eastAsia="it-IT"/>
         </w:rPr>
-        <w:t>writeString</w:t>
-      </w:r>
-      <w:proofErr w:type="spellEnd"/>
-      <w:r>
-        <w:rPr>
-          <w:rFonts w:ascii="Courier New" w:eastAsia="Times New Roman" w:hAnsi="Courier New" w:cs="Courier New"/>
-          <w:sz w:val="20"/>
-          <w:szCs w:val="20"/>
-          <w:lang w:val="en-US" w:eastAsia="it-IT"/>
-        </w:rPr>
-        <w:t>(uint8_t offs, const char *</w:t>
-      </w:r>
-      <w:proofErr w:type="spellStart"/>
-      <w:r>
-        <w:rPr>
-          <w:rFonts w:ascii="Courier New" w:eastAsia="Times New Roman" w:hAnsi="Courier New" w:cs="Courier New"/>
-          <w:sz w:val="20"/>
-          <w:szCs w:val="20"/>
-          <w:lang w:val="en-US" w:eastAsia="it-IT"/>
-        </w:rPr>
-        <w:t>edata</w:t>
-      </w:r>
-      <w:proofErr w:type="spellEnd"/>
-      <w:r>
-        <w:rPr>
-          <w:rFonts w:ascii="Courier New" w:eastAsia="Times New Roman" w:hAnsi="Courier New" w:cs="Courier New"/>
-          <w:sz w:val="20"/>
-          <w:szCs w:val="20"/>
-          <w:lang w:val="en-US" w:eastAsia="it-IT"/>
-        </w:rPr>
-        <w:t>)</w:t>
+        <w:t>writeString(uint8_t offs, const char *edata)</w:t>
       </w:r>
     </w:p>
     <w:p>
@@ -12433,7 +14717,6 @@
           <w:lang w:eastAsia="it-IT"/>
         </w:rPr>
       </w:pPr>
-      <w:proofErr w:type="spellStart"/>
       <w:r>
         <w:rPr>
           <w:rFonts w:ascii="Courier New" w:eastAsia="Times New Roman" w:hAnsi="Courier New" w:cs="Courier New"/>
@@ -12441,9 +14724,89 @@
           <w:szCs w:val="20"/>
           <w:lang w:eastAsia="it-IT"/>
         </w:rPr>
-        <w:t>while</w:t>
-      </w:r>
-      <w:proofErr w:type="spellEnd"/>
+        <w:t>while (edata[i] != '\0' &amp;&amp; i &lt; 20)</w:t>
+      </w:r>
+    </w:p>
+    <w:p>
+      <w:pPr>
+        <w:spacing w:before="100" w:beforeAutospacing="1" w:after="100" w:afterAutospacing="1" w:line="240" w:lineRule="auto"/>
+        <w:rPr>
+          <w:rFonts w:ascii="Times New Roman" w:eastAsia="Times New Roman" w:hAnsi="Times New Roman" w:cs="Times New Roman"/>
+          <w:sz w:val="24"/>
+          <w:szCs w:val="24"/>
+          <w:lang w:eastAsia="it-IT"/>
+        </w:rPr>
+      </w:pPr>
+      <w:r>
+        <w:rPr>
+          <w:rFonts w:ascii="Times New Roman" w:eastAsia="Times New Roman" w:hAnsi="Times New Roman" w:cs="Times New Roman"/>
+          <w:sz w:val="24"/>
+          <w:szCs w:val="24"/>
+          <w:lang w:eastAsia="it-IT"/>
+        </w:rPr>
+        <w:lastRenderedPageBreak/>
+        <w:t xml:space="preserve">e quindi può scrivere fino a </w:t>
+      </w:r>
+      <w:r>
+        <w:rPr>
+          <w:rFonts w:ascii="Times New Roman" w:eastAsia="Times New Roman" w:hAnsi="Times New Roman" w:cs="Times New Roman"/>
+          <w:b/>
+          <w:bCs/>
+          <w:sz w:val="24"/>
+          <w:szCs w:val="24"/>
+          <w:lang w:eastAsia="it-IT"/>
+        </w:rPr>
+        <w:t>20 caratteri</w:t>
+      </w:r>
+      <w:r>
+        <w:rPr>
+          <w:rFonts w:ascii="Times New Roman" w:eastAsia="Times New Roman" w:hAnsi="Times New Roman" w:cs="Times New Roman"/>
+          <w:sz w:val="24"/>
+          <w:szCs w:val="24"/>
+          <w:lang w:eastAsia="it-IT"/>
+        </w:rPr>
+        <w:t xml:space="preserve">, mentre i buffer che ricevono i dati sono di soli </w:t>
+      </w:r>
+      <w:r>
+        <w:rPr>
+          <w:rFonts w:ascii="Times New Roman" w:eastAsia="Times New Roman" w:hAnsi="Times New Roman" w:cs="Times New Roman"/>
+          <w:b/>
+          <w:bCs/>
+          <w:sz w:val="24"/>
+          <w:szCs w:val="24"/>
+          <w:lang w:eastAsia="it-IT"/>
+        </w:rPr>
+        <w:t>16 byte</w:t>
+      </w:r>
+      <w:r>
+        <w:rPr>
+          <w:rFonts w:ascii="Times New Roman" w:eastAsia="Times New Roman" w:hAnsi="Times New Roman" w:cs="Times New Roman"/>
+          <w:sz w:val="24"/>
+          <w:szCs w:val="24"/>
+          <w:lang w:eastAsia="it-IT"/>
+        </w:rPr>
+        <w:t>. Questo è uno dei punti che va corretto/verificato con particolare attenzione.</w:t>
+      </w:r>
+    </w:p>
+    <w:p>
+      <w:pPr>
+        <w:spacing w:before="100" w:beforeAutospacing="1" w:after="100" w:afterAutospacing="1" w:line="240" w:lineRule="auto"/>
+        <w:rPr>
+          <w:rFonts w:ascii="Times New Roman" w:eastAsia="Times New Roman" w:hAnsi="Times New Roman" w:cs="Times New Roman"/>
+          <w:sz w:val="24"/>
+          <w:szCs w:val="24"/>
+          <w:lang w:eastAsia="it-IT"/>
+        </w:rPr>
+      </w:pPr>
+      <w:r>
+        <w:rPr>
+          <w:rFonts w:ascii="Times New Roman" w:eastAsia="Times New Roman" w:hAnsi="Times New Roman" w:cs="Times New Roman"/>
+          <w:sz w:val="24"/>
+          <w:szCs w:val="24"/>
+          <w:lang w:eastAsia="it-IT"/>
+        </w:rPr>
+        <w:t xml:space="preserve">Inoltre, nel tuo schema </w:t>
+      </w:r>
       <w:r>
         <w:rPr>
           <w:rFonts w:ascii="Courier New" w:eastAsia="Times New Roman" w:hAnsi="Courier New" w:cs="Courier New"/>
@@ -12451,9 +14814,37 @@
           <w:szCs w:val="20"/>
           <w:lang w:eastAsia="it-IT"/>
         </w:rPr>
-        <w:t xml:space="preserve"> (</w:t>
-      </w:r>
-      <w:proofErr w:type="spellStart"/>
+        <w:t>6 + i*17</w:t>
+      </w:r>
+      <w:r>
+        <w:rPr>
+          <w:rFonts w:ascii="Times New Roman" w:eastAsia="Times New Roman" w:hAnsi="Times New Roman" w:cs="Times New Roman"/>
+          <w:sz w:val="24"/>
+          <w:szCs w:val="24"/>
+          <w:lang w:eastAsia="it-IT"/>
+        </w:rPr>
+        <w:t xml:space="preserve"> lasci </w:t>
+      </w:r>
+      <w:r>
+        <w:rPr>
+          <w:rFonts w:ascii="Times New Roman" w:eastAsia="Times New Roman" w:hAnsi="Times New Roman" w:cs="Times New Roman"/>
+          <w:b/>
+          <w:bCs/>
+          <w:sz w:val="24"/>
+          <w:szCs w:val="24"/>
+          <w:lang w:eastAsia="it-IT"/>
+        </w:rPr>
+        <w:t>17 byte per ogni telefono</w:t>
+      </w:r>
+      <w:r>
+        <w:rPr>
+          <w:rFonts w:ascii="Times New Roman" w:eastAsia="Times New Roman" w:hAnsi="Times New Roman" w:cs="Times New Roman"/>
+          <w:sz w:val="24"/>
+          <w:szCs w:val="24"/>
+          <w:lang w:eastAsia="it-IT"/>
+        </w:rPr>
+        <w:t xml:space="preserve">, mentre </w:t>
+      </w:r>
       <w:r>
         <w:rPr>
           <w:rFonts w:ascii="Courier New" w:eastAsia="Times New Roman" w:hAnsi="Courier New" w:cs="Courier New"/>
@@ -12461,156 +14852,7 @@
           <w:szCs w:val="20"/>
           <w:lang w:eastAsia="it-IT"/>
         </w:rPr>
-        <w:t>edata</w:t>
-      </w:r>
-      <w:proofErr w:type="spellEnd"/>
-      <w:r>
-        <w:rPr>
-          <w:rFonts w:ascii="Courier New" w:eastAsia="Times New Roman" w:hAnsi="Courier New" w:cs="Courier New"/>
-          <w:sz w:val="20"/>
-          <w:szCs w:val="20"/>
-          <w:lang w:eastAsia="it-IT"/>
-        </w:rPr>
-        <w:t>[i] != '\0' &amp;&amp; i &lt; 20)</w:t>
-      </w:r>
-    </w:p>
-    <w:p>
-      <w:pPr>
-        <w:spacing w:before="100" w:beforeAutospacing="1" w:after="100" w:afterAutospacing="1" w:line="240" w:lineRule="auto"/>
-        <w:rPr>
-          <w:rFonts w:ascii="Times New Roman" w:eastAsia="Times New Roman" w:hAnsi="Times New Roman" w:cs="Times New Roman"/>
-          <w:sz w:val="24"/>
-          <w:szCs w:val="24"/>
-          <w:lang w:eastAsia="it-IT"/>
-        </w:rPr>
-      </w:pPr>
-      <w:r>
-        <w:rPr>
-          <w:rFonts w:ascii="Times New Roman" w:eastAsia="Times New Roman" w:hAnsi="Times New Roman" w:cs="Times New Roman"/>
-          <w:sz w:val="24"/>
-          <w:szCs w:val="24"/>
-          <w:lang w:eastAsia="it-IT"/>
-        </w:rPr>
-        <w:lastRenderedPageBreak/>
-        <w:t xml:space="preserve">e quindi può scrivere fino a </w:t>
-      </w:r>
-      <w:r>
-        <w:rPr>
-          <w:rFonts w:ascii="Times New Roman" w:eastAsia="Times New Roman" w:hAnsi="Times New Roman" w:cs="Times New Roman"/>
-          <w:b/>
-          <w:bCs/>
-          <w:sz w:val="24"/>
-          <w:szCs w:val="24"/>
-          <w:lang w:eastAsia="it-IT"/>
-        </w:rPr>
-        <w:t>20 caratteri</w:t>
-      </w:r>
-      <w:r>
-        <w:rPr>
-          <w:rFonts w:ascii="Times New Roman" w:eastAsia="Times New Roman" w:hAnsi="Times New Roman" w:cs="Times New Roman"/>
-          <w:sz w:val="24"/>
-          <w:szCs w:val="24"/>
-          <w:lang w:eastAsia="it-IT"/>
-        </w:rPr>
-        <w:t xml:space="preserve">, mentre i buffer che ricevono i dati sono di soli </w:t>
-      </w:r>
-      <w:r>
-        <w:rPr>
-          <w:rFonts w:ascii="Times New Roman" w:eastAsia="Times New Roman" w:hAnsi="Times New Roman" w:cs="Times New Roman"/>
-          <w:b/>
-          <w:bCs/>
-          <w:sz w:val="24"/>
-          <w:szCs w:val="24"/>
-          <w:lang w:eastAsia="it-IT"/>
-        </w:rPr>
-        <w:t>16 byte</w:t>
-      </w:r>
-      <w:r>
-        <w:rPr>
-          <w:rFonts w:ascii="Times New Roman" w:eastAsia="Times New Roman" w:hAnsi="Times New Roman" w:cs="Times New Roman"/>
-          <w:sz w:val="24"/>
-          <w:szCs w:val="24"/>
-          <w:lang w:eastAsia="it-IT"/>
-        </w:rPr>
-        <w:t>. Questo è uno dei punti che va corretto/verificato con particolare attenzione.</w:t>
-      </w:r>
-    </w:p>
-    <w:p>
-      <w:pPr>
-        <w:spacing w:before="100" w:beforeAutospacing="1" w:after="100" w:afterAutospacing="1" w:line="240" w:lineRule="auto"/>
-        <w:rPr>
-          <w:rFonts w:ascii="Times New Roman" w:eastAsia="Times New Roman" w:hAnsi="Times New Roman" w:cs="Times New Roman"/>
-          <w:sz w:val="24"/>
-          <w:szCs w:val="24"/>
-          <w:lang w:eastAsia="it-IT"/>
-        </w:rPr>
-      </w:pPr>
-      <w:r>
-        <w:rPr>
-          <w:rFonts w:ascii="Times New Roman" w:eastAsia="Times New Roman" w:hAnsi="Times New Roman" w:cs="Times New Roman"/>
-          <w:sz w:val="24"/>
-          <w:szCs w:val="24"/>
-          <w:lang w:eastAsia="it-IT"/>
-        </w:rPr>
-        <w:t xml:space="preserve">Inoltre, nel tuo schema </w:t>
-      </w:r>
-      <w:r>
-        <w:rPr>
-          <w:rFonts w:ascii="Courier New" w:eastAsia="Times New Roman" w:hAnsi="Courier New" w:cs="Courier New"/>
-          <w:sz w:val="20"/>
-          <w:szCs w:val="20"/>
-          <w:lang w:eastAsia="it-IT"/>
-        </w:rPr>
-        <w:t>6 + i*17</w:t>
-      </w:r>
-      <w:r>
-        <w:rPr>
-          <w:rFonts w:ascii="Times New Roman" w:eastAsia="Times New Roman" w:hAnsi="Times New Roman" w:cs="Times New Roman"/>
-          <w:sz w:val="24"/>
-          <w:szCs w:val="24"/>
-          <w:lang w:eastAsia="it-IT"/>
-        </w:rPr>
-        <w:t xml:space="preserve"> lasci </w:t>
-      </w:r>
-      <w:r>
-        <w:rPr>
-          <w:rFonts w:ascii="Times New Roman" w:eastAsia="Times New Roman" w:hAnsi="Times New Roman" w:cs="Times New Roman"/>
-          <w:b/>
-          <w:bCs/>
-          <w:sz w:val="24"/>
-          <w:szCs w:val="24"/>
-          <w:lang w:eastAsia="it-IT"/>
-        </w:rPr>
-        <w:t>17 byte per ogni telefono</w:t>
-      </w:r>
-      <w:r>
-        <w:rPr>
-          <w:rFonts w:ascii="Times New Roman" w:eastAsia="Times New Roman" w:hAnsi="Times New Roman" w:cs="Times New Roman"/>
-          <w:sz w:val="24"/>
-          <w:szCs w:val="24"/>
-          <w:lang w:eastAsia="it-IT"/>
-        </w:rPr>
-        <w:t xml:space="preserve">, mentre </w:t>
-      </w:r>
-      <w:proofErr w:type="spellStart"/>
-      <w:r>
-        <w:rPr>
-          <w:rFonts w:ascii="Courier New" w:eastAsia="Times New Roman" w:hAnsi="Courier New" w:cs="Courier New"/>
-          <w:sz w:val="20"/>
-          <w:szCs w:val="20"/>
-          <w:lang w:eastAsia="it-IT"/>
-        </w:rPr>
-        <w:t>phoneAut</w:t>
-      </w:r>
-      <w:proofErr w:type="spellEnd"/>
-      <w:r>
-        <w:rPr>
-          <w:rFonts w:ascii="Courier New" w:eastAsia="Times New Roman" w:hAnsi="Courier New" w:cs="Courier New"/>
-          <w:sz w:val="20"/>
-          <w:szCs w:val="20"/>
-          <w:lang w:eastAsia="it-IT"/>
-        </w:rPr>
-        <w:t>[i]</w:t>
+        <w:t>phoneAut[i]</w:t>
       </w:r>
       <w:r>
         <w:rPr>
@@ -13030,7 +15272,6 @@
               </w:rPr>
               <w:t xml:space="preserve">Reset giornaliero </w:t>
             </w:r>
-            <w:proofErr w:type="spellStart"/>
             <w:r>
               <w:rPr>
                 <w:rFonts w:ascii="Courier New" w:eastAsia="Times New Roman" w:hAnsi="Courier New" w:cs="Courier New"/>
@@ -13038,17 +15279,7 @@
                 <w:szCs w:val="20"/>
                 <w:lang w:eastAsia="it-IT"/>
               </w:rPr>
-              <w:t>initapp</w:t>
-            </w:r>
-            <w:proofErr w:type="spellEnd"/>
-            <w:r>
-              <w:rPr>
-                <w:rFonts w:ascii="Courier New" w:eastAsia="Times New Roman" w:hAnsi="Courier New" w:cs="Courier New"/>
-                <w:sz w:val="20"/>
-                <w:szCs w:val="20"/>
-                <w:lang w:eastAsia="it-IT"/>
-              </w:rPr>
-              <w:t>()</w:t>
+              <w:t>initapp()</w:t>
             </w:r>
           </w:p>
         </w:tc>
@@ -13501,80 +15732,44 @@
           <w:rFonts w:ascii="Arial" w:hAnsi="Arial" w:cs="Arial"/>
         </w:rPr>
         <w:tab/>
-        <w:t xml:space="preserve">Copia numeri da EEPROM e li mette in </w:t>
-      </w:r>
-      <w:proofErr w:type="spellStart"/>
-      <w:r>
+        <w:t>Copia numeri da EEPROM e li mette in EStr e phoneAut</w:t>
+      </w:r>
+    </w:p>
+    <w:p>
+      <w:pPr>
         <w:rPr>
           <w:rFonts w:ascii="Arial" w:hAnsi="Arial" w:cs="Arial"/>
         </w:rPr>
-        <w:t>EStr</w:t>
-      </w:r>
-      <w:proofErr w:type="spellEnd"/>
+      </w:pPr>
       <w:r>
         <w:rPr>
           <w:rFonts w:ascii="Arial" w:hAnsi="Arial" w:cs="Arial"/>
         </w:rPr>
-        <w:t xml:space="preserve"> e </w:t>
-      </w:r>
-      <w:proofErr w:type="spellStart"/>
+        <w:t>Comando M</w:t>
+      </w:r>
       <w:r>
         <w:rPr>
           <w:rFonts w:ascii="Arial" w:hAnsi="Arial" w:cs="Arial"/>
         </w:rPr>
-        <w:t>phoneAut</w:t>
-      </w:r>
-      <w:proofErr w:type="spellEnd"/>
-    </w:p>
-    <w:p>
-      <w:pPr>
+        <w:tab/>
+      </w:r>
+      <w:r>
         <w:rPr>
           <w:rFonts w:ascii="Arial" w:hAnsi="Arial" w:cs="Arial"/>
         </w:rPr>
-      </w:pPr>
+        <w:t>Copia numer</w:t>
+      </w:r>
       <w:r>
         <w:rPr>
           <w:rFonts w:ascii="Arial" w:hAnsi="Arial" w:cs="Arial"/>
         </w:rPr>
-        <w:t>Comando M</w:t>
+        <w:t>o MASTER</w:t>
       </w:r>
       <w:r>
         <w:rPr>
           <w:rFonts w:ascii="Arial" w:hAnsi="Arial" w:cs="Arial"/>
         </w:rPr>
-        <w:tab/>
-      </w:r>
-      <w:r>
-        <w:rPr>
-          <w:rFonts w:ascii="Arial" w:hAnsi="Arial" w:cs="Arial"/>
-        </w:rPr>
-        <w:t>Copia numer</w:t>
-      </w:r>
-      <w:r>
-        <w:rPr>
-          <w:rFonts w:ascii="Arial" w:hAnsi="Arial" w:cs="Arial"/>
-        </w:rPr>
-        <w:t>o MASTER</w:t>
-      </w:r>
-      <w:r>
-        <w:rPr>
-          <w:rFonts w:ascii="Arial" w:hAnsi="Arial" w:cs="Arial"/>
-        </w:rPr>
-        <w:t xml:space="preserve"> da </w:t>
-      </w:r>
-      <w:proofErr w:type="spellStart"/>
-      <w:r>
-        <w:rPr>
-          <w:rFonts w:ascii="Arial" w:hAnsi="Arial" w:cs="Arial"/>
-        </w:rPr>
-        <w:t>phoneAut</w:t>
-      </w:r>
-      <w:proofErr w:type="spellEnd"/>
-      <w:r>
-        <w:rPr>
-          <w:rFonts w:ascii="Arial" w:hAnsi="Arial" w:cs="Arial"/>
-        </w:rPr>
-        <w:t xml:space="preserve"> e l</w:t>
+        <w:t xml:space="preserve"> da phoneAut e l</w:t>
       </w:r>
       <w:r>
         <w:rPr>
@@ -13632,14 +15827,12 @@
         </w:rPr>
         <w:t xml:space="preserve">EEPROM e </w:t>
       </w:r>
-      <w:proofErr w:type="spellStart"/>
       <w:r>
         <w:rPr>
           <w:rFonts w:ascii="Arial" w:hAnsi="Arial" w:cs="Arial"/>
         </w:rPr>
         <w:t>phoneAut</w:t>
       </w:r>
-      <w:proofErr w:type="spellEnd"/>
       <w:r>
         <w:rPr>
           <w:rFonts w:ascii="Arial" w:hAnsi="Arial" w:cs="Arial"/>
@@ -13656,67 +15849,57 @@
         <w:rPr>
           <w:rFonts w:ascii="Arial" w:hAnsi="Arial" w:cs="Arial"/>
         </w:rPr>
-        <w:t xml:space="preserve"> </w:t>
-      </w:r>
-      <w:proofErr w:type="spellStart"/>
-      <w:r>
+        <w:t xml:space="preserve"> Auxnphone</w:t>
+      </w:r>
+    </w:p>
+    <w:p>
+      <w:pPr>
         <w:rPr>
           <w:rFonts w:ascii="Arial" w:hAnsi="Arial" w:cs="Arial"/>
         </w:rPr>
-        <w:t>Auxnphone</w:t>
-      </w:r>
-      <w:proofErr w:type="spellEnd"/>
-    </w:p>
-    <w:p>
-      <w:pPr>
+      </w:pPr>
+      <w:r>
         <w:rPr>
           <w:rFonts w:ascii="Arial" w:hAnsi="Arial" w:cs="Arial"/>
         </w:rPr>
-      </w:pPr>
+        <w:t>Comando E</w:t>
+      </w:r>
       <w:r>
         <w:rPr>
           <w:rFonts w:ascii="Arial" w:hAnsi="Arial" w:cs="Arial"/>
         </w:rPr>
-        <w:t>Comando E</w:t>
+        <w:tab/>
       </w:r>
       <w:r>
         <w:rPr>
           <w:rFonts w:ascii="Arial" w:hAnsi="Arial" w:cs="Arial"/>
         </w:rPr>
-        <w:tab/>
+        <w:t>C</w:t>
       </w:r>
       <w:r>
         <w:rPr>
           <w:rFonts w:ascii="Arial" w:hAnsi="Arial" w:cs="Arial"/>
         </w:rPr>
-        <w:t>C</w:t>
+        <w:t xml:space="preserve">ancella tutti i numeri </w:t>
       </w:r>
       <w:r>
         <w:rPr>
           <w:rFonts w:ascii="Arial" w:hAnsi="Arial" w:cs="Arial"/>
         </w:rPr>
-        <w:t xml:space="preserve">ancella tutti i numeri </w:t>
+        <w:t xml:space="preserve">da </w:t>
       </w:r>
       <w:r>
         <w:rPr>
           <w:rFonts w:ascii="Arial" w:hAnsi="Arial" w:cs="Arial"/>
         </w:rPr>
-        <w:t xml:space="preserve">da </w:t>
+        <w:t xml:space="preserve">EEPROM e </w:t>
       </w:r>
       <w:r>
         <w:rPr>
           <w:rFonts w:ascii="Arial" w:hAnsi="Arial" w:cs="Arial"/>
         </w:rPr>
-        <w:t xml:space="preserve">EEPROM e </w:t>
-      </w:r>
-      <w:proofErr w:type="spellStart"/>
-      <w:r>
-        <w:rPr>
-          <w:rFonts w:ascii="Arial" w:hAnsi="Arial" w:cs="Arial"/>
-        </w:rPr>
         <w:t>phoneAut</w:t>
       </w:r>
-      <w:proofErr w:type="spellEnd"/>
       <w:r>
         <w:rPr>
           <w:rFonts w:ascii="Arial" w:hAnsi="Arial" w:cs="Arial"/>
@@ -13743,14 +15926,12 @@
         <w:tab/>
         <w:t xml:space="preserve">Inserisce in EEPROM e </w:t>
       </w:r>
-      <w:proofErr w:type="spellStart"/>
       <w:r>
         <w:rPr>
           <w:rFonts w:ascii="Arial" w:hAnsi="Arial" w:cs="Arial"/>
         </w:rPr>
         <w:t>phoneAut</w:t>
       </w:r>
-      <w:proofErr w:type="spellEnd"/>
       <w:r>
         <w:rPr>
           <w:rFonts w:ascii="Arial" w:hAnsi="Arial" w:cs="Arial"/>
@@ -13790,7 +15971,6 @@
           <w:lang w:val="en-US" w:eastAsia="it-IT"/>
         </w:rPr>
       </w:pPr>
-      <w:proofErr w:type="spellStart"/>
       <w:r>
         <w:rPr>
           <w:rFonts w:ascii="Consolas" w:eastAsia="Times New Roman" w:hAnsi="Consolas" w:cs="Times New Roman"/>
@@ -13801,7 +15981,6 @@
         </w:rPr>
         <w:t>EStr</w:t>
       </w:r>
-      <w:proofErr w:type="spellEnd"/>
       <w:r>
         <w:rPr>
           <w:rFonts w:ascii="Consolas" w:eastAsia="Times New Roman" w:hAnsi="Consolas" w:cs="Times New Roman"/>
@@ -13893,7 +16072,6 @@
         </w:rPr>
         <w:t xml:space="preserve"> </w:t>
       </w:r>
-      <w:proofErr w:type="spellStart"/>
       <w:r>
         <w:rPr>
           <w:rFonts w:ascii="Consolas" w:eastAsia="Times New Roman" w:hAnsi="Consolas" w:cs="Times New Roman"/>
@@ -13904,7 +16082,6 @@
         </w:rPr>
         <w:t>phoneAut</w:t>
       </w:r>
-      <w:proofErr w:type="spellEnd"/>
       <w:r>
         <w:rPr>
           <w:rFonts w:ascii="Consolas" w:eastAsia="Times New Roman" w:hAnsi="Consolas" w:cs="Times New Roman"/>
@@ -14206,29 +16383,20 @@
           <w:lang w:val="en-US"/>
         </w:rPr>
       </w:pPr>
-      <w:proofErr w:type="spellStart"/>
       <w:r>
         <w:rPr>
           <w:rFonts w:ascii="Arial" w:hAnsi="Arial" w:cs="Arial"/>
           <w:lang w:val="en-US"/>
         </w:rPr>
-        <w:t>phoneAut</w:t>
-      </w:r>
-      <w:proofErr w:type="spellEnd"/>
-      <w:r>
+        <w:t>phoneAut 15 char+”/0” =&gt; 16 char</w:t>
+      </w:r>
+    </w:p>
+    <w:p>
+      <w:pPr>
         <w:rPr>
           <w:rFonts w:ascii="Arial" w:hAnsi="Arial" w:cs="Arial"/>
           <w:lang w:val="en-US"/>
         </w:rPr>
-        <w:t xml:space="preserve"> 15 char+”/0” =&gt; 16 char</w:t>
-      </w:r>
-    </w:p>
-    <w:p>
-      <w:pPr>
-        <w:rPr>
-          <w:rFonts w:ascii="Arial" w:hAnsi="Arial" w:cs="Arial"/>
-          <w:lang w:val="en-US"/>
-        </w:rPr>
       </w:pPr>
     </w:p>
     <w:p>
@@ -14253,7 +16421,6 @@
         </w:rPr>
         <w:t> </w:t>
       </w:r>
-      <w:proofErr w:type="spellStart"/>
       <w:r>
         <w:rPr>
           <w:rFonts w:ascii="Consolas" w:eastAsia="Times New Roman" w:hAnsi="Consolas" w:cs="Times New Roman"/>
@@ -14264,7 +16431,6 @@
         </w:rPr>
         <w:t>writeString</w:t>
       </w:r>
-      <w:proofErr w:type="spellEnd"/>
       <w:r>
         <w:rPr>
           <w:rFonts w:ascii="Consolas" w:eastAsia="Times New Roman" w:hAnsi="Consolas" w:cs="Times New Roman"/>
@@ -14392,7 +16558,6 @@
           <w:rFonts w:ascii="Arial" w:hAnsi="Arial" w:cs="Arial"/>
         </w:rPr>
       </w:pPr>
-      <w:proofErr w:type="spellStart"/>
       <w:r>
         <w:rPr>
           <w:rFonts w:ascii="Consolas" w:eastAsia="Times New Roman" w:hAnsi="Consolas" w:cs="Times New Roman"/>
@@ -14400,17 +16565,7 @@
           <w:szCs w:val="24"/>
           <w:lang w:eastAsia="it-IT"/>
         </w:rPr>
-        <w:t>writeString</w:t>
-      </w:r>
-      <w:proofErr w:type="spellEnd"/>
-      <w:r>
-        <w:rPr>
-          <w:rFonts w:ascii="Consolas" w:eastAsia="Times New Roman" w:hAnsi="Consolas" w:cs="Times New Roman"/>
-          <w:sz w:val="24"/>
-          <w:szCs w:val="24"/>
-          <w:lang w:eastAsia="it-IT"/>
-        </w:rPr>
-        <w:t>((6+i*17), "");  </w:t>
+        <w:t>writeString((6+i*17), "");  </w:t>
       </w:r>
     </w:p>
     <w:p>
@@ -14764,14 +16919,12 @@
           <w:rFonts w:ascii="Arial" w:hAnsi="Arial" w:cs="Arial"/>
         </w:rPr>
       </w:pPr>
-      <w:proofErr w:type="spellStart"/>
       <w:r>
         <w:rPr>
           <w:rFonts w:ascii="Arial" w:hAnsi="Arial" w:cs="Arial"/>
         </w:rPr>
         <w:t>EStr</w:t>
       </w:r>
-      <w:proofErr w:type="spellEnd"/>
     </w:p>
     <w:p>
       <w:pPr>
@@ -14779,14 +16932,12 @@
           <w:rFonts w:ascii="Arial" w:hAnsi="Arial" w:cs="Arial"/>
         </w:rPr>
       </w:pPr>
-      <w:proofErr w:type="spellStart"/>
       <w:r>
         <w:rPr>
           <w:rFonts w:ascii="Arial" w:hAnsi="Arial" w:cs="Arial"/>
         </w:rPr>
         <w:t>phoneAuth</w:t>
       </w:r>
-      <w:proofErr w:type="spellEnd"/>
     </w:p>
     <w:p>
       <w:pPr>
@@ -15816,6 +17967,118 @@
     </w:lvl>
   </w:abstractNum>
   <w:abstractNum w:abstractNumId="8" w15:restartNumberingAfterBreak="0">
+    <w:nsid w:val="5236380D"/>
+    <w:multiLevelType w:val="hybridMultilevel"/>
+    <w:tmpl w:val="A59A784C"/>
+    <w:lvl w:ilvl="0" w:tplc="A8124334">
+      <w:numFmt w:val="bullet"/>
+      <w:lvlText w:val="-"/>
+      <w:lvlJc w:val="left"/>
+      <w:pPr>
+        <w:ind w:left="492" w:hanging="360"/>
+      </w:pPr>
+      <w:rPr>
+        <w:rFonts w:ascii="Arial" w:eastAsia="Times New Roman" w:hAnsi="Arial" w:cs="Arial" w:hint="default"/>
+      </w:rPr>
+    </w:lvl>
+    <w:lvl w:ilvl="1" w:tplc="04100003" w:tentative="1">
+      <w:start w:val="1"/>
+      <w:numFmt w:val="bullet"/>
+      <w:lvlText w:val="o"/>
+      <w:lvlJc w:val="left"/>
+      <w:pPr>
+        <w:ind w:left="1212" w:hanging="360"/>
+      </w:pPr>
+      <w:rPr>
+        <w:rFonts w:ascii="Courier New" w:hAnsi="Courier New" w:cs="Courier New" w:hint="default"/>
+      </w:rPr>
+    </w:lvl>
+    <w:lvl w:ilvl="2" w:tplc="04100005" w:tentative="1">
+      <w:start w:val="1"/>
+      <w:numFmt w:val="bullet"/>
+      <w:lvlText w:val=""/>
+      <w:lvlJc w:val="left"/>
+      <w:pPr>
+        <w:ind w:left="1932" w:hanging="360"/>
+      </w:pPr>
+      <w:rPr>
+        <w:rFonts w:ascii="Wingdings" w:hAnsi="Wingdings" w:hint="default"/>
+      </w:rPr>
+    </w:lvl>
+    <w:lvl w:ilvl="3" w:tplc="04100001" w:tentative="1">
+      <w:start w:val="1"/>
+      <w:numFmt w:val="bullet"/>
+      <w:lvlText w:val=""/>
+      <w:lvlJc w:val="left"/>
+      <w:pPr>
+        <w:ind w:left="2652" w:hanging="360"/>
+      </w:pPr>
+      <w:rPr>
+        <w:rFonts w:ascii="Symbol" w:hAnsi="Symbol" w:hint="default"/>
+      </w:rPr>
+    </w:lvl>
+    <w:lvl w:ilvl="4" w:tplc="04100003" w:tentative="1">
+      <w:start w:val="1"/>
+      <w:numFmt w:val="bullet"/>
+      <w:lvlText w:val="o"/>
+      <w:lvlJc w:val="left"/>
+      <w:pPr>
+        <w:ind w:left="3372" w:hanging="360"/>
+      </w:pPr>
+      <w:rPr>
+        <w:rFonts w:ascii="Courier New" w:hAnsi="Courier New" w:cs="Courier New" w:hint="default"/>
+      </w:rPr>
+    </w:lvl>
+    <w:lvl w:ilvl="5" w:tplc="04100005" w:tentative="1">
+      <w:start w:val="1"/>
+      <w:numFmt w:val="bullet"/>
+      <w:lvlText w:val=""/>
+      <w:lvlJc w:val="left"/>
+      <w:pPr>
+        <w:ind w:left="4092" w:hanging="360"/>
+      </w:pPr>
+      <w:rPr>
+        <w:rFonts w:ascii="Wingdings" w:hAnsi="Wingdings" w:hint="default"/>
+      </w:rPr>
+    </w:lvl>
+    <w:lvl w:ilvl="6" w:tplc="04100001" w:tentative="1">
+      <w:start w:val="1"/>
+      <w:numFmt w:val="bullet"/>
+      <w:lvlText w:val=""/>
+      <w:lvlJc w:val="left"/>
+      <w:pPr>
+        <w:ind w:left="4812" w:hanging="360"/>
+      </w:pPr>
+      <w:rPr>
+        <w:rFonts w:ascii="Symbol" w:hAnsi="Symbol" w:hint="default"/>
+      </w:rPr>
+    </w:lvl>
+    <w:lvl w:ilvl="7" w:tplc="04100003" w:tentative="1">
+      <w:start w:val="1"/>
+      <w:numFmt w:val="bullet"/>
+      <w:lvlText w:val="o"/>
+      <w:lvlJc w:val="left"/>
+      <w:pPr>
+        <w:ind w:left="5532" w:hanging="360"/>
+      </w:pPr>
+      <w:rPr>
+        <w:rFonts w:ascii="Courier New" w:hAnsi="Courier New" w:cs="Courier New" w:hint="default"/>
+      </w:rPr>
+    </w:lvl>
+    <w:lvl w:ilvl="8" w:tplc="04100005" w:tentative="1">
+      <w:start w:val="1"/>
+      <w:numFmt w:val="bullet"/>
+      <w:lvlText w:val=""/>
+      <w:lvlJc w:val="left"/>
+      <w:pPr>
+        <w:ind w:left="6252" w:hanging="360"/>
+      </w:pPr>
+      <w:rPr>
+        <w:rFonts w:ascii="Wingdings" w:hAnsi="Wingdings" w:hint="default"/>
+      </w:rPr>
+    </w:lvl>
+  </w:abstractNum>
+  <w:abstractNum w:abstractNumId="9" w15:restartNumberingAfterBreak="0">
     <w:nsid w:val="575237AF"/>
     <w:multiLevelType w:val="hybridMultilevel"/>
     <w:tmpl w:val="FFCE2A40"/>
@@ -15937,7 +18200,7 @@
     <w:abstractNumId w:val="4"/>
   </w:num>
   <w:num w:numId="4" w16cid:durableId="200090854">
-    <w:abstractNumId w:val="8"/>
+    <w:abstractNumId w:val="9"/>
   </w:num>
   <w:num w:numId="5" w16cid:durableId="1526823890">
     <w:abstractNumId w:val="7"/>
@@ -15953,6 +18216,9 @@
   </w:num>
   <w:num w:numId="9" w16cid:durableId="1382629933">
     <w:abstractNumId w:val="0"/>
+  </w:num>
+  <w:num w:numId="10" w16cid:durableId="762146885">
+    <w:abstractNumId w:val="8"/>
   </w:num>
 </w:numbering>
 </file>
@@ -16355,7 +18621,7 @@
   <w:style w:type="paragraph" w:default="1" w:styleId="Normale">
     <w:name w:val="Normal"/>
     <w:qFormat/>
-    <w:rsid w:val="005E414C"/>
+    <w:rsid w:val="00856C45"/>
   </w:style>
   <w:style w:type="paragraph" w:styleId="Titolo3">
     <w:name w:val="heading 3"/>
@@ -16380,7 +18646,6 @@
   <w:style w:type="character" w:default="1" w:styleId="Carpredefinitoparagrafo">
     <w:name w:val="Default Paragraph Font"/>
     <w:uiPriority w:val="1"/>
-    <w:semiHidden/>
     <w:unhideWhenUsed/>
   </w:style>
   <w:style w:type="table" w:default="1" w:styleId="Tabellanormale">

--- a/SMS Manager for Power monitoring.docx
+++ b/SMS Manager for Power monitoring.docx
@@ -96,9 +96,19 @@
           <w:color w:val="000000" w:themeColor="text1"/>
           <w:sz w:val="24"/>
           <w:szCs w:val="24"/>
-          <w:lang w:eastAsia="it-IT"/>
-        </w:rPr>
-        <w:t>  -     Verifica corretta registrazione</w:t>
+          <w:lang w:val="en-US" w:eastAsia="it-IT"/>
+        </w:rPr>
+        <w:t xml:space="preserve">  </w:t>
+      </w:r>
+      <w:r>
+        <w:rPr>
+          <w:rFonts w:ascii="Arial" w:eastAsia="Times New Roman" w:hAnsi="Arial" w:cs="Arial"/>
+          <w:color w:val="000000" w:themeColor="text1"/>
+          <w:sz w:val="24"/>
+          <w:szCs w:val="24"/>
+          <w:lang w:eastAsia="it-IT"/>
+        </w:rPr>
+        <w:t>-     Verifica corretta registrazione</w:t>
       </w:r>
     </w:p>
     <w:p>
@@ -121,6 +131,16 @@
           <w:lang w:eastAsia="it-IT"/>
         </w:rPr>
         <w:t>  -     Reinizializzazione ogni 24 ore (ogni giorno) ad ora prestabilita</w:t>
+      </w:r>
+      <w:r>
+        <w:rPr>
+          <w:rFonts w:ascii="Arial" w:eastAsia="Times New Roman" w:hAnsi="Arial" w:cs="Arial"/>
+          <w:color w:val="000000" w:themeColor="text1"/>
+          <w:sz w:val="24"/>
+          <w:szCs w:val="24"/>
+          <w:lang w:eastAsia="it-IT"/>
+        </w:rPr>
+        <w:t xml:space="preserve"> (03.00 03.15)</w:t>
       </w:r>
     </w:p>
     <w:p>
@@ -266,49 +286,17 @@
           <w:szCs w:val="24"/>
           <w:lang w:eastAsia="it-IT"/>
         </w:rPr>
-        <w:t>D</w:t>
-      </w:r>
-      <w:r>
-        <w:rPr>
-          <w:rFonts w:ascii="Arial" w:eastAsia="Times New Roman" w:hAnsi="Arial" w:cs="Arial"/>
-          <w:i/>
-          <w:iCs/>
-          <w:color w:val="000000" w:themeColor="text1"/>
-          <w:sz w:val="24"/>
-          <w:szCs w:val="24"/>
-          <w:lang w:eastAsia="it-IT"/>
-        </w:rPr>
-        <w:t>a Master</w:t>
-      </w:r>
-      <w:r>
-        <w:rPr>
-          <w:rFonts w:ascii="Arial" w:eastAsia="Times New Roman" w:hAnsi="Arial" w:cs="Arial"/>
-          <w:color w:val="000000" w:themeColor="text1"/>
-          <w:sz w:val="24"/>
-          <w:szCs w:val="24"/>
-          <w:lang w:eastAsia="it-IT"/>
-        </w:rPr>
-        <w:t xml:space="preserve">   Comando SMS (</w:t>
-      </w:r>
-      <w:r>
-        <w:rPr>
-          <w:rFonts w:ascii="Arial" w:eastAsia="Times New Roman" w:hAnsi="Arial" w:cs="Arial"/>
-          <w:color w:val="000000" w:themeColor="text1"/>
-          <w:sz w:val="24"/>
-          <w:szCs w:val="24"/>
-          <w:lang w:eastAsia="it-IT"/>
-        </w:rPr>
-        <w:t>N</w:t>
-      </w:r>
-      <w:r>
-        <w:rPr>
-          <w:rFonts w:ascii="Arial" w:eastAsia="Times New Roman" w:hAnsi="Arial" w:cs="Arial"/>
-          <w:color w:val="000000" w:themeColor="text1"/>
-          <w:sz w:val="24"/>
-          <w:szCs w:val="24"/>
-          <w:lang w:eastAsia="it-IT"/>
-        </w:rPr>
-        <w:t>) per vedere quanti e quali numeri sono impostati</w:t>
+        <w:t>Da Master</w:t>
+      </w:r>
+      <w:r>
+        <w:rPr>
+          <w:rFonts w:ascii="Arial" w:eastAsia="Times New Roman" w:hAnsi="Arial" w:cs="Arial"/>
+          <w:color w:val="000000" w:themeColor="text1"/>
+          <w:sz w:val="24"/>
+          <w:szCs w:val="24"/>
+          <w:lang w:eastAsia="it-IT"/>
+        </w:rPr>
+        <w:t xml:space="preserve">   Comando SMS (N) per vedere quanti e quali numeri sono impostati</w:t>
       </w:r>
     </w:p>
     <w:p>
@@ -359,17 +347,7 @@
           <w:szCs w:val="24"/>
           <w:lang w:eastAsia="it-IT"/>
         </w:rPr>
-        <w:t>(disabilitazione o abilitazione notifica a TUTTI i numeri da richiesta SMS)</w:t>
-      </w:r>
-      <w:r>
-        <w:rPr>
-          <w:rFonts w:ascii="Arial" w:eastAsia="Times New Roman" w:hAnsi="Arial" w:cs="Arial"/>
-          <w:color w:val="000000" w:themeColor="text1"/>
-          <w:sz w:val="24"/>
-          <w:szCs w:val="24"/>
-          <w:lang w:eastAsia="it-IT"/>
-        </w:rPr>
-        <w:t xml:space="preserve"> - comando E</w:t>
+        <w:t>(disabilitazione o abilitazione notifica a TUTTI i numeri da richiesta SMS) - comando E</w:t>
       </w:r>
     </w:p>
     <w:p>
@@ -420,27 +398,7 @@
           <w:szCs w:val="24"/>
           <w:lang w:eastAsia="it-IT"/>
         </w:rPr>
-        <w:t xml:space="preserve"> Comando SMS (</w:t>
-      </w:r>
-      <w:r>
-        <w:rPr>
-          <w:rFonts w:ascii="Arial" w:eastAsia="Times New Roman" w:hAnsi="Arial" w:cs="Arial"/>
-          <w:color w:val="000000" w:themeColor="text1"/>
-          <w:sz w:val="24"/>
-          <w:szCs w:val="24"/>
-          <w:lang w:eastAsia="it-IT"/>
-        </w:rPr>
-        <w:t>D</w:t>
-      </w:r>
-      <w:r>
-        <w:rPr>
-          <w:rFonts w:ascii="Arial" w:eastAsia="Times New Roman" w:hAnsi="Arial" w:cs="Arial"/>
-          <w:color w:val="000000" w:themeColor="text1"/>
-          <w:sz w:val="24"/>
-          <w:szCs w:val="24"/>
-          <w:lang w:eastAsia="it-IT"/>
-        </w:rPr>
-        <w:t>)  Cancellazione numeri ausiliari</w:t>
+        <w:t xml:space="preserve"> Comando SMS (D)  Cancellazione numeri ausiliari</w:t>
       </w:r>
     </w:p>
     <w:p>
@@ -483,19 +441,7 @@
           <w:szCs w:val="24"/>
           <w:lang w:eastAsia="it-IT"/>
         </w:rPr>
-        <w:t>Da</w:t>
-      </w:r>
-      <w:r>
-        <w:rPr>
-          <w:rFonts w:ascii="Arial" w:eastAsia="Times New Roman" w:hAnsi="Arial" w:cs="Arial"/>
-          <w:i/>
-          <w:iCs/>
-          <w:color w:val="000000" w:themeColor="text1"/>
-          <w:sz w:val="24"/>
-          <w:szCs w:val="24"/>
-          <w:lang w:eastAsia="it-IT"/>
-        </w:rPr>
-        <w:t xml:space="preserve"> </w:t>
+        <w:t xml:space="preserve">Da </w:t>
       </w:r>
       <w:r>
         <w:rPr>
@@ -666,19 +612,7 @@
           <w:szCs w:val="24"/>
           <w:lang w:eastAsia="it-IT"/>
         </w:rPr>
-        <w:t xml:space="preserve">Da </w:t>
-      </w:r>
-      <w:r>
-        <w:rPr>
-          <w:rFonts w:ascii="Arial" w:eastAsia="Times New Roman" w:hAnsi="Arial" w:cs="Arial"/>
-          <w:i/>
-          <w:iCs/>
-          <w:color w:val="000000" w:themeColor="text1"/>
-          <w:sz w:val="24"/>
-          <w:szCs w:val="24"/>
-          <w:lang w:eastAsia="it-IT"/>
-        </w:rPr>
-        <w:t>Master</w:t>
+        <w:t>Da Master</w:t>
       </w:r>
       <w:r>
         <w:rPr>
@@ -718,37 +652,7 @@
           <w:szCs w:val="24"/>
           <w:lang w:eastAsia="it-IT"/>
         </w:rPr>
-        <w:t xml:space="preserve"> Comando </w:t>
-      </w:r>
-      <w:r>
-        <w:rPr>
-          <w:rFonts w:ascii="Arial" w:eastAsia="Times New Roman" w:hAnsi="Arial" w:cs="Arial"/>
-          <w:color w:val="000000" w:themeColor="text1"/>
-          <w:sz w:val="24"/>
-          <w:szCs w:val="24"/>
-          <w:lang w:eastAsia="it-IT"/>
-        </w:rPr>
-        <w:t xml:space="preserve">sostituzione </w:t>
-      </w:r>
-      <w:r>
-        <w:rPr>
-          <w:rFonts w:ascii="Arial" w:eastAsia="Times New Roman" w:hAnsi="Arial" w:cs="Arial"/>
-          <w:color w:val="000000" w:themeColor="text1"/>
-          <w:sz w:val="24"/>
-          <w:szCs w:val="24"/>
-          <w:lang w:eastAsia="it-IT"/>
-        </w:rPr>
-        <w:t>telefono MASTER</w:t>
-      </w:r>
-      <w:r>
-        <w:rPr>
-          <w:rFonts w:ascii="Arial" w:eastAsia="Times New Roman" w:hAnsi="Arial" w:cs="Arial"/>
-          <w:color w:val="000000" w:themeColor="text1"/>
-          <w:sz w:val="24"/>
-          <w:szCs w:val="24"/>
-          <w:lang w:eastAsia="it-IT"/>
-        </w:rPr>
-        <w:t xml:space="preserve"> (senza </w:t>
+        <w:t xml:space="preserve"> Comando sostituzione telefono MASTER (senza </w:t>
       </w:r>
       <w:r>
         <w:rPr>
@@ -829,27 +733,7 @@
           <w:szCs w:val="24"/>
           <w:lang w:eastAsia="it-IT"/>
         </w:rPr>
-        <w:t>Da Master Comando SMS (</w:t>
-      </w:r>
-      <w:r>
-        <w:rPr>
-          <w:rFonts w:ascii="Arial" w:eastAsia="Times New Roman" w:hAnsi="Arial" w:cs="Arial"/>
-          <w:color w:val="000000" w:themeColor="text1"/>
-          <w:sz w:val="24"/>
-          <w:szCs w:val="24"/>
-          <w:lang w:eastAsia="it-IT"/>
-        </w:rPr>
-        <w:t>F+PIN</w:t>
-      </w:r>
-      <w:r>
-        <w:rPr>
-          <w:rFonts w:ascii="Arial" w:eastAsia="Times New Roman" w:hAnsi="Arial" w:cs="Arial"/>
-          <w:color w:val="000000" w:themeColor="text1"/>
-          <w:sz w:val="24"/>
-          <w:szCs w:val="24"/>
-          <w:lang w:eastAsia="it-IT"/>
-        </w:rPr>
-        <w:t xml:space="preserve">) </w:t>
+        <w:t xml:space="preserve">Da Master Comando SMS (F+PIN) </w:t>
       </w:r>
       <w:r>
         <w:rPr>
@@ -1299,6 +1183,132 @@
         <w:spacing w:after="240" w:line="330" w:lineRule="atLeast"/>
         <w:rPr>
           <w:rFonts w:ascii="Arial" w:eastAsia="Times New Roman" w:hAnsi="Arial" w:cs="Arial"/>
+          <w:color w:val="000000" w:themeColor="text1"/>
+          <w:sz w:val="24"/>
+          <w:szCs w:val="24"/>
+          <w:lang w:eastAsia="it-IT"/>
+        </w:rPr>
+      </w:pPr>
+      <w:r>
+        <w:rPr>
+          <w:rFonts w:ascii="Arial" w:eastAsia="Times New Roman" w:hAnsi="Arial" w:cs="Arial"/>
+          <w:color w:val="000000" w:themeColor="text1"/>
+          <w:sz w:val="24"/>
+          <w:szCs w:val="24"/>
+          <w:lang w:eastAsia="it-IT"/>
+        </w:rPr>
+        <w:t xml:space="preserve">- Salva e legge i numeri autorizzati </w:t>
+      </w:r>
+      <w:r>
+        <w:rPr>
+          <w:rFonts w:ascii="Arial" w:eastAsia="Times New Roman" w:hAnsi="Arial" w:cs="Arial"/>
+          <w:color w:val="000000" w:themeColor="text1"/>
+          <w:sz w:val="24"/>
+          <w:szCs w:val="24"/>
+          <w:lang w:eastAsia="it-IT"/>
+        </w:rPr>
+        <w:t>da</w:t>
+      </w:r>
+      <w:r>
+        <w:rPr>
+          <w:rFonts w:ascii="Arial" w:eastAsia="Times New Roman" w:hAnsi="Arial" w:cs="Arial"/>
+          <w:color w:val="000000" w:themeColor="text1"/>
+          <w:sz w:val="24"/>
+          <w:szCs w:val="24"/>
+          <w:lang w:eastAsia="it-IT"/>
+        </w:rPr>
+        <w:t xml:space="preserve"> EEPROM per persistenza.</w:t>
+      </w:r>
+    </w:p>
+    <w:p>
+      <w:pPr>
+        <w:spacing w:after="240" w:line="330" w:lineRule="atLeast"/>
+        <w:rPr>
+          <w:rFonts w:ascii="Arial" w:eastAsia="Times New Roman" w:hAnsi="Arial" w:cs="Arial"/>
+          <w:color w:val="000000" w:themeColor="text1"/>
+          <w:sz w:val="24"/>
+          <w:szCs w:val="24"/>
+          <w:lang w:eastAsia="it-IT"/>
+        </w:rPr>
+      </w:pPr>
+      <w:r>
+        <w:rPr>
+          <w:rFonts w:ascii="Arial" w:eastAsia="Times New Roman" w:hAnsi="Arial" w:cs="Arial"/>
+          <w:color w:val="000000" w:themeColor="text1"/>
+          <w:sz w:val="24"/>
+          <w:szCs w:val="24"/>
+          <w:lang w:eastAsia="it-IT"/>
+        </w:rPr>
+        <w:t xml:space="preserve">- </w:t>
+      </w:r>
+      <w:r>
+        <w:rPr>
+          <w:rFonts w:ascii="Arial" w:eastAsia="Times New Roman" w:hAnsi="Arial" w:cs="Arial"/>
+          <w:color w:val="000000" w:themeColor="text1"/>
+          <w:sz w:val="24"/>
+          <w:szCs w:val="24"/>
+          <w:lang w:eastAsia="it-IT"/>
+        </w:rPr>
+        <w:t>Gesti</w:t>
+      </w:r>
+      <w:r>
+        <w:rPr>
+          <w:rFonts w:ascii="Arial" w:eastAsia="Times New Roman" w:hAnsi="Arial" w:cs="Arial"/>
+          <w:color w:val="000000" w:themeColor="text1"/>
+          <w:sz w:val="24"/>
+          <w:szCs w:val="24"/>
+          <w:lang w:eastAsia="it-IT"/>
+        </w:rPr>
+        <w:t>sc</w:t>
+      </w:r>
+      <w:r>
+        <w:rPr>
+          <w:rFonts w:ascii="Arial" w:eastAsia="Times New Roman" w:hAnsi="Arial" w:cs="Arial"/>
+          <w:color w:val="000000" w:themeColor="text1"/>
+          <w:sz w:val="24"/>
+          <w:szCs w:val="24"/>
+          <w:lang w:eastAsia="it-IT"/>
+        </w:rPr>
+        <w:t>e più SMS in ricezione (SCANDI</w:t>
+      </w:r>
+      <w:r>
+        <w:rPr>
+          <w:rFonts w:ascii="Arial" w:eastAsia="Times New Roman" w:hAnsi="Arial" w:cs="Arial"/>
+          <w:color w:val="000000" w:themeColor="text1"/>
+          <w:sz w:val="24"/>
+          <w:szCs w:val="24"/>
+          <w:lang w:eastAsia="it-IT"/>
+        </w:rPr>
+        <w:t>SCE</w:t>
+      </w:r>
+      <w:r>
+        <w:rPr>
+          <w:rFonts w:ascii="Arial" w:eastAsia="Times New Roman" w:hAnsi="Arial" w:cs="Arial"/>
+          <w:color w:val="000000" w:themeColor="text1"/>
+          <w:sz w:val="24"/>
+          <w:szCs w:val="24"/>
+          <w:lang w:eastAsia="it-IT"/>
+        </w:rPr>
+        <w:t xml:space="preserve"> TUTTI) e processarli uno alla volta (FIFO)</w:t>
+      </w:r>
+    </w:p>
+    <w:p>
+      <w:pPr>
+        <w:spacing w:after="240" w:line="330" w:lineRule="atLeast"/>
+        <w:rPr>
+          <w:rFonts w:ascii="Arial" w:eastAsia="Times New Roman" w:hAnsi="Arial" w:cs="Arial"/>
+          <w:color w:val="000000" w:themeColor="text1"/>
+          <w:sz w:val="24"/>
+          <w:szCs w:val="24"/>
+          <w:lang w:eastAsia="it-IT"/>
+        </w:rPr>
+      </w:pPr>
+    </w:p>
+    <w:p>
+      <w:pPr>
+        <w:spacing w:after="240" w:line="330" w:lineRule="atLeast"/>
+        <w:rPr>
+          <w:rFonts w:ascii="Arial" w:eastAsia="Times New Roman" w:hAnsi="Arial" w:cs="Arial"/>
           <w:b/>
           <w:bCs/>
           <w:color w:val="000000" w:themeColor="text1"/>
@@ -1339,7 +1349,7 @@
           <w:szCs w:val="24"/>
           <w:lang w:eastAsia="it-IT"/>
         </w:rPr>
-        <w:t>- M+numero → Modifica numero Master. Se mai definito, necessita di PIN</w:t>
+        <w:t>- "M+393391255597"→ Modifica numero Master</w:t>
       </w:r>
     </w:p>
     <w:p>
@@ -1361,7 +1371,67 @@
           <w:szCs w:val="24"/>
           <w:lang w:eastAsia="it-IT"/>
         </w:rPr>
-        <w:t>- A[n]+numero → Aggiunge/Sostituisce numero ausiliario</w:t>
+        <w:t>- "M+393391255597</w:t>
+      </w:r>
+      <w:r>
+        <w:rPr>
+          <w:rFonts w:ascii="Arial" w:eastAsia="Times New Roman" w:hAnsi="Arial" w:cs="Arial"/>
+          <w:color w:val="000000" w:themeColor="text1"/>
+          <w:sz w:val="24"/>
+          <w:szCs w:val="24"/>
+          <w:lang w:eastAsia="it-IT"/>
+        </w:rPr>
+        <w:t xml:space="preserve"> 12345</w:t>
+      </w:r>
+      <w:r>
+        <w:rPr>
+          <w:rFonts w:ascii="Arial" w:eastAsia="Times New Roman" w:hAnsi="Arial" w:cs="Arial"/>
+          <w:color w:val="000000" w:themeColor="text1"/>
+          <w:sz w:val="24"/>
+          <w:szCs w:val="24"/>
+          <w:lang w:eastAsia="it-IT"/>
+        </w:rPr>
+        <w:t xml:space="preserve">"→ </w:t>
+      </w:r>
+      <w:r>
+        <w:rPr>
+          <w:rFonts w:ascii="Arial" w:eastAsia="Times New Roman" w:hAnsi="Arial" w:cs="Arial"/>
+          <w:color w:val="000000" w:themeColor="text1"/>
+          <w:sz w:val="24"/>
+          <w:szCs w:val="24"/>
+          <w:lang w:eastAsia="it-IT"/>
+        </w:rPr>
+        <w:t>Inserisce</w:t>
+      </w:r>
+      <w:r>
+        <w:rPr>
+          <w:rFonts w:ascii="Arial" w:eastAsia="Times New Roman" w:hAnsi="Arial" w:cs="Arial"/>
+          <w:color w:val="000000" w:themeColor="text1"/>
+          <w:sz w:val="24"/>
+          <w:szCs w:val="24"/>
+          <w:lang w:eastAsia="it-IT"/>
+        </w:rPr>
+        <w:t xml:space="preserve"> numero Master</w:t>
+      </w:r>
+      <w:r>
+        <w:rPr>
+          <w:rFonts w:ascii="Arial" w:eastAsia="Times New Roman" w:hAnsi="Arial" w:cs="Arial"/>
+          <w:color w:val="000000" w:themeColor="text1"/>
+          <w:sz w:val="24"/>
+          <w:szCs w:val="24"/>
+          <w:lang w:eastAsia="it-IT"/>
+        </w:rPr>
+        <w:t>,</w:t>
+      </w:r>
+      <w:r>
+        <w:rPr>
+          <w:rFonts w:ascii="Arial" w:eastAsia="Times New Roman" w:hAnsi="Arial" w:cs="Arial"/>
+          <w:color w:val="000000" w:themeColor="text1"/>
+          <w:sz w:val="24"/>
+          <w:szCs w:val="24"/>
+          <w:lang w:eastAsia="it-IT"/>
+        </w:rPr>
+        <w:t xml:space="preserve"> necessita di PIN</w:t>
       </w:r>
     </w:p>
     <w:p>
@@ -1383,7 +1453,7 @@
           <w:szCs w:val="24"/>
           <w:lang w:eastAsia="it-IT"/>
         </w:rPr>
-        <w:t>- D → Cancella numeri ausiliari</w:t>
+        <w:t>- "A1+393391255597" → Aggiunge/Sostituisce numero ausiliario</w:t>
       </w:r>
     </w:p>
     <w:p>
@@ -1405,7 +1475,77 @@
           <w:szCs w:val="24"/>
           <w:lang w:eastAsia="it-IT"/>
         </w:rPr>
-        <w:t>- N → Elenca numeri autorizzati -  OK</w:t>
+        <w:t xml:space="preserve">- </w:t>
+      </w:r>
+      <w:r>
+        <w:rPr>
+          <w:rFonts w:ascii="Arial" w:eastAsia="Times New Roman" w:hAnsi="Arial" w:cs="Arial"/>
+          <w:color w:val="000000" w:themeColor="text1"/>
+          <w:sz w:val="24"/>
+          <w:szCs w:val="24"/>
+          <w:lang w:eastAsia="it-IT"/>
+        </w:rPr>
+        <w:t>“</w:t>
+      </w:r>
+      <w:r>
+        <w:rPr>
+          <w:rFonts w:ascii="Arial" w:eastAsia="Times New Roman" w:hAnsi="Arial" w:cs="Arial"/>
+          <w:color w:val="000000" w:themeColor="text1"/>
+          <w:sz w:val="24"/>
+          <w:szCs w:val="24"/>
+          <w:lang w:eastAsia="it-IT"/>
+        </w:rPr>
+        <w:t>D</w:t>
+      </w:r>
+      <w:r>
+        <w:rPr>
+          <w:rFonts w:ascii="Arial" w:eastAsia="Times New Roman" w:hAnsi="Arial" w:cs="Arial"/>
+          <w:color w:val="000000" w:themeColor="text1"/>
+          <w:sz w:val="24"/>
+          <w:szCs w:val="24"/>
+          <w:lang w:eastAsia="it-IT"/>
+        </w:rPr>
+        <w:t>”</w:t>
+      </w:r>
+      <w:r>
+        <w:rPr>
+          <w:rFonts w:ascii="Arial" w:eastAsia="Times New Roman" w:hAnsi="Arial" w:cs="Arial"/>
+          <w:color w:val="000000" w:themeColor="text1"/>
+          <w:sz w:val="24"/>
+          <w:szCs w:val="24"/>
+          <w:lang w:eastAsia="it-IT"/>
+        </w:rPr>
+        <w:t xml:space="preserve"> → Cancella </w:t>
+      </w:r>
+      <w:r>
+        <w:rPr>
+          <w:rFonts w:ascii="Arial" w:eastAsia="Times New Roman" w:hAnsi="Arial" w:cs="Arial"/>
+          <w:color w:val="000000" w:themeColor="text1"/>
+          <w:sz w:val="24"/>
+          <w:szCs w:val="24"/>
+          <w:lang w:eastAsia="it-IT"/>
+        </w:rPr>
+        <w:t xml:space="preserve">tutti i </w:t>
+      </w:r>
+      <w:r>
+        <w:rPr>
+          <w:rFonts w:ascii="Arial" w:eastAsia="Times New Roman" w:hAnsi="Arial" w:cs="Arial"/>
+          <w:color w:val="000000" w:themeColor="text1"/>
+          <w:sz w:val="24"/>
+          <w:szCs w:val="24"/>
+          <w:lang w:eastAsia="it-IT"/>
+        </w:rPr>
+        <w:t>numeri ausiliari</w:t>
+      </w:r>
+      <w:r>
+        <w:rPr>
+          <w:rFonts w:ascii="Arial" w:eastAsia="Times New Roman" w:hAnsi="Arial" w:cs="Arial"/>
+          <w:color w:val="000000" w:themeColor="text1"/>
+          <w:sz w:val="24"/>
+          <w:szCs w:val="24"/>
+          <w:lang w:eastAsia="it-IT"/>
+        </w:rPr>
+        <w:t xml:space="preserve"> – Non il Master – SOLO DA MASTER</w:t>
       </w:r>
     </w:p>
     <w:p>
@@ -1427,7 +1567,57 @@
           <w:szCs w:val="24"/>
           <w:lang w:eastAsia="it-IT"/>
         </w:rPr>
-        <w:t>- S → Invia stato tensione      -  OK</w:t>
+        <w:t xml:space="preserve">- </w:t>
+      </w:r>
+      <w:r>
+        <w:rPr>
+          <w:rFonts w:ascii="Arial" w:eastAsia="Times New Roman" w:hAnsi="Arial" w:cs="Arial"/>
+          <w:color w:val="000000" w:themeColor="text1"/>
+          <w:sz w:val="24"/>
+          <w:szCs w:val="24"/>
+          <w:lang w:eastAsia="it-IT"/>
+        </w:rPr>
+        <w:t>“</w:t>
+      </w:r>
+      <w:r>
+        <w:rPr>
+          <w:rFonts w:ascii="Arial" w:eastAsia="Times New Roman" w:hAnsi="Arial" w:cs="Arial"/>
+          <w:color w:val="000000" w:themeColor="text1"/>
+          <w:sz w:val="24"/>
+          <w:szCs w:val="24"/>
+          <w:lang w:eastAsia="it-IT"/>
+        </w:rPr>
+        <w:t>N</w:t>
+      </w:r>
+      <w:r>
+        <w:rPr>
+          <w:rFonts w:ascii="Arial" w:eastAsia="Times New Roman" w:hAnsi="Arial" w:cs="Arial"/>
+          <w:color w:val="000000" w:themeColor="text1"/>
+          <w:sz w:val="24"/>
+          <w:szCs w:val="24"/>
+          <w:lang w:eastAsia="it-IT"/>
+        </w:rPr>
+        <w:t>”</w:t>
+      </w:r>
+      <w:r>
+        <w:rPr>
+          <w:rFonts w:ascii="Arial" w:eastAsia="Times New Roman" w:hAnsi="Arial" w:cs="Arial"/>
+          <w:color w:val="000000" w:themeColor="text1"/>
+          <w:sz w:val="24"/>
+          <w:szCs w:val="24"/>
+          <w:lang w:eastAsia="it-IT"/>
+        </w:rPr>
+        <w:t xml:space="preserve"> → Elenca numeri autorizzati </w:t>
+      </w:r>
+      <w:r>
+        <w:rPr>
+          <w:rFonts w:ascii="Arial" w:eastAsia="Times New Roman" w:hAnsi="Arial" w:cs="Arial"/>
+          <w:color w:val="000000" w:themeColor="text1"/>
+          <w:sz w:val="24"/>
+          <w:szCs w:val="24"/>
+          <w:lang w:eastAsia="it-IT"/>
+        </w:rPr>
+        <w:t>– SOLO MASTER</w:t>
       </w:r>
     </w:p>
     <w:p>
@@ -1449,7 +1639,57 @@
           <w:szCs w:val="24"/>
           <w:lang w:eastAsia="it-IT"/>
         </w:rPr>
-        <w:t>- E → Comando con PIN riservato, cancella tutti i numeri</w:t>
+        <w:t xml:space="preserve">- </w:t>
+      </w:r>
+      <w:r>
+        <w:rPr>
+          <w:rFonts w:ascii="Arial" w:eastAsia="Times New Roman" w:hAnsi="Arial" w:cs="Arial"/>
+          <w:color w:val="000000" w:themeColor="text1"/>
+          <w:sz w:val="24"/>
+          <w:szCs w:val="24"/>
+          <w:lang w:eastAsia="it-IT"/>
+        </w:rPr>
+        <w:t>“</w:t>
+      </w:r>
+      <w:r>
+        <w:rPr>
+          <w:rFonts w:ascii="Arial" w:eastAsia="Times New Roman" w:hAnsi="Arial" w:cs="Arial"/>
+          <w:color w:val="000000" w:themeColor="text1"/>
+          <w:sz w:val="24"/>
+          <w:szCs w:val="24"/>
+          <w:lang w:eastAsia="it-IT"/>
+        </w:rPr>
+        <w:t>S</w:t>
+      </w:r>
+      <w:r>
+        <w:rPr>
+          <w:rFonts w:ascii="Arial" w:eastAsia="Times New Roman" w:hAnsi="Arial" w:cs="Arial"/>
+          <w:color w:val="000000" w:themeColor="text1"/>
+          <w:sz w:val="24"/>
+          <w:szCs w:val="24"/>
+          <w:lang w:eastAsia="it-IT"/>
+        </w:rPr>
+        <w:t>”</w:t>
+      </w:r>
+      <w:r>
+        <w:rPr>
+          <w:rFonts w:ascii="Arial" w:eastAsia="Times New Roman" w:hAnsi="Arial" w:cs="Arial"/>
+          <w:color w:val="000000" w:themeColor="text1"/>
+          <w:sz w:val="24"/>
+          <w:szCs w:val="24"/>
+          <w:lang w:eastAsia="it-IT"/>
+        </w:rPr>
+        <w:t xml:space="preserve"> → Invia stato tensione      - </w:t>
+      </w:r>
+      <w:r>
+        <w:rPr>
+          <w:rFonts w:ascii="Arial" w:eastAsia="Times New Roman" w:hAnsi="Arial" w:cs="Arial"/>
+          <w:color w:val="000000" w:themeColor="text1"/>
+          <w:sz w:val="24"/>
+          <w:szCs w:val="24"/>
+          <w:lang w:eastAsia="it-IT"/>
+        </w:rPr>
+        <w:t>Tutti i numeri</w:t>
       </w:r>
     </w:p>
     <w:p>
@@ -1471,7 +1711,37 @@
           <w:szCs w:val="24"/>
           <w:lang w:eastAsia="it-IT"/>
         </w:rPr>
-        <w:t>- P Cambia PIN / richiede precedente</w:t>
+        <w:t xml:space="preserve">- </w:t>
+      </w:r>
+      <w:r>
+        <w:rPr>
+          <w:rFonts w:ascii="Arial" w:eastAsia="Times New Roman" w:hAnsi="Arial" w:cs="Arial"/>
+          <w:color w:val="000000" w:themeColor="text1"/>
+          <w:sz w:val="24"/>
+          <w:szCs w:val="24"/>
+          <w:lang w:eastAsia="it-IT"/>
+        </w:rPr>
+        <w:t xml:space="preserve">“P 12345 54321” </w:t>
+      </w:r>
+      <w:r>
+        <w:rPr>
+          <w:rFonts w:ascii="Arial" w:eastAsia="Times New Roman" w:hAnsi="Arial" w:cs="Arial"/>
+          <w:color w:val="000000" w:themeColor="text1"/>
+          <w:sz w:val="24"/>
+          <w:szCs w:val="24"/>
+          <w:lang w:eastAsia="it-IT"/>
+        </w:rPr>
+        <w:t>Cambia PIN / richiede precedente</w:t>
+      </w:r>
+      <w:r>
+        <w:rPr>
+          <w:rFonts w:ascii="Arial" w:eastAsia="Times New Roman" w:hAnsi="Arial" w:cs="Arial"/>
+          <w:color w:val="000000" w:themeColor="text1"/>
+          <w:sz w:val="24"/>
+          <w:szCs w:val="24"/>
+          <w:lang w:eastAsia="it-IT"/>
+        </w:rPr>
+        <w:t xml:space="preserve"> – SOLO DA MASTER</w:t>
       </w:r>
     </w:p>
     <w:p>
@@ -1493,131 +1763,188 @@
           <w:szCs w:val="24"/>
           <w:lang w:eastAsia="it-IT"/>
         </w:rPr>
-        <w:t>- F Factory reset - Solo Master con PIN - cancella tutti i numeri (sostituisce E )</w:t>
-      </w:r>
-    </w:p>
-    <w:p>
-      <w:pPr>
-        <w:spacing w:after="240" w:line="330" w:lineRule="atLeast"/>
-        <w:rPr>
-          <w:rFonts w:ascii="Arial" w:eastAsia="Times New Roman" w:hAnsi="Arial" w:cs="Arial"/>
-          <w:color w:val="000000" w:themeColor="text1"/>
-          <w:sz w:val="24"/>
-          <w:szCs w:val="24"/>
-          <w:lang w:eastAsia="it-IT"/>
-        </w:rPr>
-      </w:pPr>
-      <w:r>
-        <w:rPr>
-          <w:rFonts w:ascii="Arial" w:eastAsia="Times New Roman" w:hAnsi="Arial" w:cs="Arial"/>
-          <w:color w:val="000000" w:themeColor="text1"/>
-          <w:sz w:val="24"/>
-          <w:szCs w:val="24"/>
-          <w:lang w:eastAsia="it-IT"/>
-        </w:rPr>
-        <w:t xml:space="preserve">- Salva e legge i numeri autorizzati </w:t>
-      </w:r>
-      <w:r>
-        <w:rPr>
-          <w:rFonts w:ascii="Arial" w:eastAsia="Times New Roman" w:hAnsi="Arial" w:cs="Arial"/>
-          <w:color w:val="000000" w:themeColor="text1"/>
-          <w:sz w:val="24"/>
-          <w:szCs w:val="24"/>
-          <w:lang w:eastAsia="it-IT"/>
-        </w:rPr>
-        <w:t>da</w:t>
-      </w:r>
-      <w:r>
-        <w:rPr>
-          <w:rFonts w:ascii="Arial" w:eastAsia="Times New Roman" w:hAnsi="Arial" w:cs="Arial"/>
-          <w:color w:val="000000" w:themeColor="text1"/>
-          <w:sz w:val="24"/>
-          <w:szCs w:val="24"/>
-          <w:lang w:eastAsia="it-IT"/>
-        </w:rPr>
-        <w:t xml:space="preserve"> EEPROM per persistenza.</w:t>
-      </w:r>
-    </w:p>
-    <w:p>
-      <w:pPr>
-        <w:spacing w:after="240" w:line="330" w:lineRule="atLeast"/>
-        <w:rPr>
-          <w:rFonts w:ascii="Arial" w:eastAsia="Times New Roman" w:hAnsi="Arial" w:cs="Arial"/>
-          <w:color w:val="000000" w:themeColor="text1"/>
-          <w:sz w:val="24"/>
-          <w:szCs w:val="24"/>
-          <w:lang w:eastAsia="it-IT"/>
-        </w:rPr>
-      </w:pPr>
-      <w:r>
-        <w:rPr>
-          <w:rFonts w:ascii="Arial" w:eastAsia="Times New Roman" w:hAnsi="Arial" w:cs="Arial"/>
-          <w:color w:val="000000" w:themeColor="text1"/>
-          <w:sz w:val="24"/>
-          <w:szCs w:val="24"/>
-          <w:lang w:eastAsia="it-IT"/>
-        </w:rPr>
-        <w:t xml:space="preserve">  </w:t>
-      </w:r>
-      <w:r>
-        <w:rPr>
-          <w:rFonts w:ascii="Arial" w:eastAsia="Times New Roman" w:hAnsi="Arial" w:cs="Arial"/>
-          <w:color w:val="000000" w:themeColor="text1"/>
-          <w:sz w:val="24"/>
-          <w:szCs w:val="24"/>
-          <w:lang w:eastAsia="it-IT"/>
-        </w:rPr>
-        <w:t>-</w:t>
-      </w:r>
-      <w:r>
-        <w:rPr>
-          <w:rFonts w:ascii="Arial" w:eastAsia="Times New Roman" w:hAnsi="Arial" w:cs="Arial"/>
-          <w:color w:val="000000" w:themeColor="text1"/>
-          <w:sz w:val="24"/>
-          <w:szCs w:val="24"/>
-          <w:lang w:eastAsia="it-IT"/>
-        </w:rPr>
-        <w:t>Gesti</w:t>
-      </w:r>
-      <w:r>
-        <w:rPr>
-          <w:rFonts w:ascii="Arial" w:eastAsia="Times New Roman" w:hAnsi="Arial" w:cs="Arial"/>
-          <w:color w:val="000000" w:themeColor="text1"/>
-          <w:sz w:val="24"/>
-          <w:szCs w:val="24"/>
-          <w:lang w:eastAsia="it-IT"/>
-        </w:rPr>
-        <w:t>sc</w:t>
-      </w:r>
-      <w:r>
-        <w:rPr>
-          <w:rFonts w:ascii="Arial" w:eastAsia="Times New Roman" w:hAnsi="Arial" w:cs="Arial"/>
-          <w:color w:val="000000" w:themeColor="text1"/>
-          <w:sz w:val="24"/>
-          <w:szCs w:val="24"/>
-          <w:lang w:eastAsia="it-IT"/>
-        </w:rPr>
-        <w:t>e più SMS in ricezione (SCANDI</w:t>
-      </w:r>
-      <w:r>
-        <w:rPr>
-          <w:rFonts w:ascii="Arial" w:eastAsia="Times New Roman" w:hAnsi="Arial" w:cs="Arial"/>
-          <w:color w:val="000000" w:themeColor="text1"/>
-          <w:sz w:val="24"/>
-          <w:szCs w:val="24"/>
-          <w:lang w:eastAsia="it-IT"/>
-        </w:rPr>
-        <w:t>SCE</w:t>
-      </w:r>
-      <w:r>
-        <w:rPr>
-          <w:rFonts w:ascii="Arial" w:eastAsia="Times New Roman" w:hAnsi="Arial" w:cs="Arial"/>
-          <w:color w:val="000000" w:themeColor="text1"/>
-          <w:sz w:val="24"/>
-          <w:szCs w:val="24"/>
-          <w:lang w:eastAsia="it-IT"/>
-        </w:rPr>
-        <w:t xml:space="preserve"> TUTTI) e processarli uno alla volta (FIFO)</w:t>
+        <w:t xml:space="preserve">- </w:t>
+      </w:r>
+      <w:r>
+        <w:rPr>
+          <w:rFonts w:ascii="Arial" w:eastAsia="Times New Roman" w:hAnsi="Arial" w:cs="Arial"/>
+          <w:color w:val="000000" w:themeColor="text1"/>
+          <w:sz w:val="24"/>
+          <w:szCs w:val="24"/>
+          <w:lang w:eastAsia="it-IT"/>
+        </w:rPr>
+        <w:t>“</w:t>
+      </w:r>
+      <w:r>
+        <w:rPr>
+          <w:rFonts w:ascii="Arial" w:eastAsia="Times New Roman" w:hAnsi="Arial" w:cs="Arial"/>
+          <w:color w:val="000000" w:themeColor="text1"/>
+          <w:sz w:val="24"/>
+          <w:szCs w:val="24"/>
+          <w:lang w:eastAsia="it-IT"/>
+        </w:rPr>
+        <w:t>F</w:t>
+      </w:r>
+      <w:r>
+        <w:rPr>
+          <w:rFonts w:ascii="Arial" w:eastAsia="Times New Roman" w:hAnsi="Arial" w:cs="Arial"/>
+          <w:color w:val="000000" w:themeColor="text1"/>
+          <w:sz w:val="24"/>
+          <w:szCs w:val="24"/>
+          <w:lang w:eastAsia="it-IT"/>
+        </w:rPr>
+        <w:t>12345”</w:t>
+      </w:r>
+      <w:r>
+        <w:rPr>
+          <w:rFonts w:ascii="Arial" w:eastAsia="Times New Roman" w:hAnsi="Arial" w:cs="Arial"/>
+          <w:color w:val="000000" w:themeColor="text1"/>
+          <w:sz w:val="24"/>
+          <w:szCs w:val="24"/>
+          <w:lang w:eastAsia="it-IT"/>
+        </w:rPr>
+        <w:t xml:space="preserve"> Factory reset - </w:t>
+      </w:r>
+      <w:r>
+        <w:rPr>
+          <w:rFonts w:ascii="Arial" w:eastAsia="Times New Roman" w:hAnsi="Arial" w:cs="Arial"/>
+          <w:color w:val="000000" w:themeColor="text1"/>
+          <w:sz w:val="24"/>
+          <w:szCs w:val="24"/>
+          <w:lang w:eastAsia="it-IT"/>
+        </w:rPr>
+        <w:t>C</w:t>
+      </w:r>
+      <w:r>
+        <w:rPr>
+          <w:rFonts w:ascii="Arial" w:eastAsia="Times New Roman" w:hAnsi="Arial" w:cs="Arial"/>
+          <w:color w:val="000000" w:themeColor="text1"/>
+          <w:sz w:val="24"/>
+          <w:szCs w:val="24"/>
+          <w:lang w:eastAsia="it-IT"/>
+        </w:rPr>
+        <w:t>on PIN - cancella tutti i numeri</w:t>
+      </w:r>
+      <w:r>
+        <w:rPr>
+          <w:rFonts w:ascii="Arial" w:eastAsia="Times New Roman" w:hAnsi="Arial" w:cs="Arial"/>
+          <w:color w:val="000000" w:themeColor="text1"/>
+          <w:sz w:val="24"/>
+          <w:szCs w:val="24"/>
+          <w:lang w:eastAsia="it-IT"/>
+        </w:rPr>
+        <w:t xml:space="preserve"> </w:t>
+      </w:r>
+      <w:r>
+        <w:rPr>
+          <w:rFonts w:ascii="Arial" w:eastAsia="Times New Roman" w:hAnsi="Arial" w:cs="Arial"/>
+          <w:color w:val="000000" w:themeColor="text1"/>
+          <w:sz w:val="24"/>
+          <w:szCs w:val="24"/>
+          <w:lang w:eastAsia="it-IT"/>
+        </w:rPr>
+        <w:t xml:space="preserve">e ripristina il PIN di fabbrica.    </w:t>
+      </w:r>
+      <w:r>
+        <w:rPr>
+          <w:rFonts w:ascii="Arial" w:eastAsia="Times New Roman" w:hAnsi="Arial" w:cs="Arial"/>
+          <w:color w:val="000000" w:themeColor="text1"/>
+          <w:sz w:val="24"/>
+          <w:szCs w:val="24"/>
+          <w:lang w:eastAsia="it-IT"/>
+        </w:rPr>
+        <w:tab/>
+      </w:r>
+      <w:r>
+        <w:rPr>
+          <w:rFonts w:ascii="Arial" w:eastAsia="Times New Roman" w:hAnsi="Arial" w:cs="Arial"/>
+          <w:color w:val="000000" w:themeColor="text1"/>
+          <w:sz w:val="24"/>
+          <w:szCs w:val="24"/>
+          <w:lang w:eastAsia="it-IT"/>
+        </w:rPr>
+        <w:tab/>
+      </w:r>
+      <w:r>
+        <w:rPr>
+          <w:rFonts w:ascii="Arial" w:eastAsia="Times New Roman" w:hAnsi="Arial" w:cs="Arial"/>
+          <w:color w:val="000000" w:themeColor="text1"/>
+          <w:sz w:val="24"/>
+          <w:szCs w:val="24"/>
+          <w:lang w:eastAsia="it-IT"/>
+        </w:rPr>
+        <w:tab/>
+      </w:r>
+      <w:r>
+        <w:rPr>
+          <w:rFonts w:ascii="Arial" w:eastAsia="Times New Roman" w:hAnsi="Arial" w:cs="Arial"/>
+          <w:color w:val="000000" w:themeColor="text1"/>
+          <w:sz w:val="24"/>
+          <w:szCs w:val="24"/>
+          <w:lang w:eastAsia="it-IT"/>
+        </w:rPr>
+        <w:tab/>
+      </w:r>
+      <w:r>
+        <w:rPr>
+          <w:rFonts w:ascii="Arial" w:eastAsia="Times New Roman" w:hAnsi="Arial" w:cs="Arial"/>
+          <w:color w:val="000000" w:themeColor="text1"/>
+          <w:sz w:val="24"/>
+          <w:szCs w:val="24"/>
+          <w:lang w:eastAsia="it-IT"/>
+        </w:rPr>
+        <w:tab/>
+      </w:r>
+      <w:r>
+        <w:rPr>
+          <w:rFonts w:ascii="Arial" w:eastAsia="Times New Roman" w:hAnsi="Arial" w:cs="Arial"/>
+          <w:color w:val="000000" w:themeColor="text1"/>
+          <w:sz w:val="24"/>
+          <w:szCs w:val="24"/>
+          <w:lang w:eastAsia="it-IT"/>
+        </w:rPr>
+        <w:tab/>
+      </w:r>
+      <w:r>
+        <w:rPr>
+          <w:rFonts w:ascii="Arial" w:eastAsia="Times New Roman" w:hAnsi="Arial" w:cs="Arial"/>
+          <w:color w:val="000000" w:themeColor="text1"/>
+          <w:sz w:val="24"/>
+          <w:szCs w:val="24"/>
+          <w:lang w:eastAsia="it-IT"/>
+        </w:rPr>
+        <w:tab/>
+      </w:r>
+      <w:r>
+        <w:rPr>
+          <w:rFonts w:ascii="Arial" w:eastAsia="Times New Roman" w:hAnsi="Arial" w:cs="Arial"/>
+          <w:color w:val="000000" w:themeColor="text1"/>
+          <w:sz w:val="24"/>
+          <w:szCs w:val="24"/>
+          <w:lang w:eastAsia="it-IT"/>
+        </w:rPr>
+        <w:tab/>
+      </w:r>
+      <w:r>
+        <w:rPr>
+          <w:rFonts w:ascii="Arial" w:eastAsia="Times New Roman" w:hAnsi="Arial" w:cs="Arial"/>
+          <w:color w:val="000000" w:themeColor="text1"/>
+          <w:sz w:val="24"/>
+          <w:szCs w:val="24"/>
+          <w:lang w:eastAsia="it-IT"/>
+        </w:rPr>
+        <w:tab/>
+      </w:r>
+      <w:r>
+        <w:rPr>
+          <w:rFonts w:ascii="Arial" w:eastAsia="Times New Roman" w:hAnsi="Arial" w:cs="Arial"/>
+          <w:color w:val="000000" w:themeColor="text1"/>
+          <w:sz w:val="24"/>
+          <w:szCs w:val="24"/>
+          <w:lang w:eastAsia="it-IT"/>
+        </w:rPr>
+        <w:tab/>
+        <w:t>SOLO DA MASTER</w:t>
       </w:r>
     </w:p>
     <w:p>
@@ -2788,12 +3115,26 @@
         <w:spacing w:after="240" w:line="330" w:lineRule="atLeast"/>
         <w:rPr>
           <w:rFonts w:ascii="Arial" w:eastAsia="Times New Roman" w:hAnsi="Arial" w:cs="Arial"/>
-          <w:color w:val="000000" w:themeColor="text1"/>
-          <w:sz w:val="24"/>
-          <w:szCs w:val="24"/>
-          <w:lang w:eastAsia="it-IT"/>
-        </w:rPr>
-      </w:pPr>
+          <w:b/>
+          <w:bCs/>
+          <w:color w:val="000000" w:themeColor="text1"/>
+          <w:sz w:val="24"/>
+          <w:szCs w:val="24"/>
+          <w:lang w:eastAsia="it-IT"/>
+        </w:rPr>
+      </w:pPr>
+      <w:r>
+        <w:rPr>
+          <w:rFonts w:ascii="Arial" w:eastAsia="Times New Roman" w:hAnsi="Arial" w:cs="Arial"/>
+          <w:b/>
+          <w:bCs/>
+          <w:color w:val="000000" w:themeColor="text1"/>
+          <w:sz w:val="24"/>
+          <w:szCs w:val="24"/>
+          <w:lang w:eastAsia="it-IT"/>
+        </w:rPr>
+        <w:t>Struttura EEPROM</w:t>
+      </w:r>
     </w:p>
     <w:p>
       <w:pPr>
@@ -2814,7 +3155,7 @@
           <w:szCs w:val="24"/>
           <w:lang w:eastAsia="it-IT"/>
         </w:rPr>
-        <w:t>Comandi SMS</w:t>
+        <w:t>PIN (5 Char)                    I -F    Profondità</w:t>
       </w:r>
     </w:p>
     <w:p>
@@ -2836,7 +3177,7 @@
           <w:szCs w:val="24"/>
           <w:lang w:eastAsia="it-IT"/>
         </w:rPr>
-        <w:t>  "M+393391255597" Sostituisci cellulare autorizzato Master con un altro</w:t>
+        <w:t>          6      Inizio PIN     06-11   6 (5 cifre+\0)=6 caratteri</w:t>
       </w:r>
     </w:p>
     <w:p>
@@ -2858,7 +3199,7 @@
           <w:szCs w:val="24"/>
           <w:lang w:eastAsia="it-IT"/>
         </w:rPr>
-        <w:t>  "A1+393391255597" AGGIUNGI/SOSTITUISCI cellulare in posizione....</w:t>
+        <w:t>EPINPIN=6 EPPINPRO=6</w:t>
       </w:r>
     </w:p>
     <w:p>
@@ -2872,49 +3213,57 @@
           <w:lang w:eastAsia="it-IT"/>
         </w:rPr>
       </w:pPr>
-      <w:r>
-        <w:rPr>
-          <w:rFonts w:ascii="Arial" w:eastAsia="Times New Roman" w:hAnsi="Arial" w:cs="Arial"/>
-          <w:color w:val="000000" w:themeColor="text1"/>
-          <w:sz w:val="24"/>
-          <w:szCs w:val="24"/>
-          <w:lang w:eastAsia="it-IT"/>
-        </w:rPr>
-        <w:t>  "D" CANCELLA tutti i cellulari ausiliari (non il Master)</w:t>
-      </w:r>
     </w:p>
     <w:p>
       <w:pPr>
         <w:spacing w:after="240" w:line="330" w:lineRule="atLeast"/>
         <w:rPr>
           <w:rFonts w:ascii="Arial" w:eastAsia="Times New Roman" w:hAnsi="Arial" w:cs="Arial"/>
-          <w:color w:val="000000" w:themeColor="text1"/>
-          <w:sz w:val="24"/>
-          <w:szCs w:val="24"/>
-          <w:lang w:eastAsia="it-IT"/>
-        </w:rPr>
-      </w:pPr>
+          <w:i/>
+          <w:iCs/>
+          <w:color w:val="000000" w:themeColor="text1"/>
+          <w:sz w:val="24"/>
+          <w:szCs w:val="24"/>
+          <w:lang w:val="en-US" w:eastAsia="it-IT"/>
+        </w:rPr>
+      </w:pPr>
+      <w:r>
+        <w:rPr>
+          <w:rFonts w:ascii="Arial" w:eastAsia="Times New Roman" w:hAnsi="Arial" w:cs="Arial"/>
+          <w:i/>
+          <w:iCs/>
+          <w:color w:val="000000" w:themeColor="text1"/>
+          <w:sz w:val="24"/>
+          <w:szCs w:val="24"/>
+          <w:lang w:val="en-US" w:eastAsia="it-IT"/>
+        </w:rPr>
+        <w:t>OLD</w:t>
+      </w:r>
     </w:p>
     <w:p>
       <w:pPr>
         <w:spacing w:after="240" w:line="330" w:lineRule="atLeast"/>
         <w:rPr>
           <w:rFonts w:ascii="Arial" w:eastAsia="Times New Roman" w:hAnsi="Arial" w:cs="Arial"/>
-          <w:color w:val="000000" w:themeColor="text1"/>
-          <w:sz w:val="24"/>
-          <w:szCs w:val="24"/>
-          <w:lang w:eastAsia="it-IT"/>
-        </w:rPr>
-      </w:pPr>
-      <w:r>
-        <w:rPr>
-          <w:rFonts w:ascii="Arial" w:eastAsia="Times New Roman" w:hAnsi="Arial" w:cs="Arial"/>
-          <w:color w:val="000000" w:themeColor="text1"/>
-          <w:sz w:val="24"/>
-          <w:szCs w:val="24"/>
-          <w:lang w:eastAsia="it-IT"/>
-        </w:rPr>
-        <w:t>  "N" Elenca tutti i numeri autorizzati - solo per il Master</w:t>
+          <w:i/>
+          <w:iCs/>
+          <w:color w:val="000000" w:themeColor="text1"/>
+          <w:sz w:val="24"/>
+          <w:szCs w:val="24"/>
+          <w:lang w:val="en-US" w:eastAsia="it-IT"/>
+        </w:rPr>
+      </w:pPr>
+      <w:r>
+        <w:rPr>
+          <w:rFonts w:ascii="Arial" w:eastAsia="Times New Roman" w:hAnsi="Arial" w:cs="Arial"/>
+          <w:i/>
+          <w:iCs/>
+          <w:color w:val="000000" w:themeColor="text1"/>
+          <w:sz w:val="24"/>
+          <w:szCs w:val="24"/>
+          <w:lang w:val="en-US" w:eastAsia="it-IT"/>
+        </w:rPr>
+        <w:t>n. telefono:</w:t>
       </w:r>
     </w:p>
     <w:p>
@@ -2922,21 +3271,25 @@
         <w:spacing w:after="240" w:line="330" w:lineRule="atLeast"/>
         <w:rPr>
           <w:rFonts w:ascii="Arial" w:eastAsia="Times New Roman" w:hAnsi="Arial" w:cs="Arial"/>
-          <w:color w:val="000000" w:themeColor="text1"/>
-          <w:sz w:val="24"/>
-          <w:szCs w:val="24"/>
-          <w:lang w:eastAsia="it-IT"/>
-        </w:rPr>
-      </w:pPr>
-      <w:r>
-        <w:rPr>
-          <w:rFonts w:ascii="Arial" w:eastAsia="Times New Roman" w:hAnsi="Arial" w:cs="Arial"/>
-          <w:color w:val="000000" w:themeColor="text1"/>
-          <w:sz w:val="24"/>
-          <w:szCs w:val="24"/>
-          <w:lang w:eastAsia="it-IT"/>
-        </w:rPr>
-        <w:t>  "E" Cancella tutti i numeri incluso il Master - NON DOCUMENTATO. Solo con PIN - Accetta qualsiasi numero.</w:t>
+          <w:i/>
+          <w:iCs/>
+          <w:color w:val="000000" w:themeColor="text1"/>
+          <w:sz w:val="24"/>
+          <w:szCs w:val="24"/>
+          <w:lang w:val="en-US" w:eastAsia="it-IT"/>
+        </w:rPr>
+      </w:pPr>
+      <w:r>
+        <w:rPr>
+          <w:rFonts w:ascii="Arial" w:eastAsia="Times New Roman" w:hAnsi="Arial" w:cs="Arial"/>
+          <w:i/>
+          <w:iCs/>
+          <w:color w:val="000000" w:themeColor="text1"/>
+          <w:sz w:val="24"/>
+          <w:szCs w:val="24"/>
+          <w:lang w:val="en-US" w:eastAsia="it-IT"/>
+        </w:rPr>
+        <w:t>write_String((12+i*16), "");</w:t>
       </w:r>
     </w:p>
     <w:p>
@@ -2944,12 +3297,26 @@
         <w:spacing w:after="240" w:line="330" w:lineRule="atLeast"/>
         <w:rPr>
           <w:rFonts w:ascii="Arial" w:eastAsia="Times New Roman" w:hAnsi="Arial" w:cs="Arial"/>
-          <w:color w:val="000000" w:themeColor="text1"/>
-          <w:sz w:val="24"/>
-          <w:szCs w:val="24"/>
-          <w:lang w:eastAsia="it-IT"/>
-        </w:rPr>
-      </w:pPr>
+          <w:i/>
+          <w:iCs/>
+          <w:color w:val="000000" w:themeColor="text1"/>
+          <w:sz w:val="24"/>
+          <w:szCs w:val="24"/>
+          <w:lang w:val="en-US" w:eastAsia="it-IT"/>
+        </w:rPr>
+      </w:pPr>
+      <w:r>
+        <w:rPr>
+          <w:rFonts w:ascii="Arial" w:eastAsia="Times New Roman" w:hAnsi="Arial" w:cs="Arial"/>
+          <w:i/>
+          <w:iCs/>
+          <w:color w:val="000000" w:themeColor="text1"/>
+          <w:sz w:val="24"/>
+          <w:szCs w:val="24"/>
+          <w:lang w:val="en-US" w:eastAsia="it-IT"/>
+        </w:rPr>
+        <w:t>write_StringTel((EPTELIN+i*EPTELPRO), "");</w:t>
+      </w:r>
     </w:p>
     <w:p>
       <w:pPr>
@@ -2959,19 +3326,9 @@
           <w:color w:val="000000" w:themeColor="text1"/>
           <w:sz w:val="24"/>
           <w:szCs w:val="24"/>
-          <w:lang w:eastAsia="it-IT"/>
-        </w:rPr>
-      </w:pPr>
-      <w:r>
-        <w:rPr>
-          <w:rFonts w:ascii="Arial" w:eastAsia="Times New Roman" w:hAnsi="Arial" w:cs="Arial"/>
-          <w:color w:val="000000" w:themeColor="text1"/>
-          <w:sz w:val="24"/>
-          <w:szCs w:val="24"/>
-          <w:lang w:eastAsia="it-IT"/>
-        </w:rPr>
-        <w:t>  D → Cancella numeri ausiliari</w:t>
-      </w:r>
+          <w:lang w:val="en-US" w:eastAsia="it-IT"/>
+        </w:rPr>
+      </w:pPr>
     </w:p>
     <w:p>
       <w:pPr>
@@ -2992,7 +3349,7 @@
           <w:szCs w:val="24"/>
           <w:lang w:eastAsia="it-IT"/>
         </w:rPr>
-        <w:t>- N → Elenca numeri autorizzati</w:t>
+        <w:t>con EPTELIN=12 ed EPTELPRO=16:</w:t>
       </w:r>
     </w:p>
     <w:p>
@@ -3014,7 +3371,7 @@
           <w:szCs w:val="24"/>
           <w:lang w:eastAsia="it-IT"/>
         </w:rPr>
-        <w:t>- S → Invia stato tensione</w:t>
+        <w:t>        I         I- F      Profondità</w:t>
       </w:r>
     </w:p>
     <w:p>
@@ -3036,8 +3393,30 @@
           <w:szCs w:val="24"/>
           <w:lang w:eastAsia="it-IT"/>
         </w:rPr>
+        <w:t>0 12+0 12   Inizio MASTER   12-27     16  (14 cifre+"+"+"\0")=16 caratteri</w:t>
+      </w:r>
+    </w:p>
+    <w:p>
+      <w:pPr>
+        <w:spacing w:after="240" w:line="330" w:lineRule="atLeast"/>
+        <w:rPr>
+          <w:rFonts w:ascii="Arial" w:eastAsia="Times New Roman" w:hAnsi="Arial" w:cs="Arial"/>
+          <w:color w:val="000000" w:themeColor="text1"/>
+          <w:sz w:val="24"/>
+          <w:szCs w:val="24"/>
+          <w:lang w:eastAsia="it-IT"/>
+        </w:rPr>
+      </w:pPr>
+      <w:r>
+        <w:rPr>
+          <w:rFonts w:ascii="Arial" w:eastAsia="Times New Roman" w:hAnsi="Arial" w:cs="Arial"/>
+          <w:color w:val="000000" w:themeColor="text1"/>
+          <w:sz w:val="24"/>
+          <w:szCs w:val="24"/>
+          <w:lang w:eastAsia="it-IT"/>
+        </w:rPr>
         <w:lastRenderedPageBreak/>
-        <w:t>- E → Comando con PIN riservato, cancella tutti i numeri</w:t>
+        <w:t>1 12+16 28  Inizio A1       28-43     16</w:t>
       </w:r>
     </w:p>
     <w:p>
@@ -3059,7 +3438,7 @@
           <w:szCs w:val="24"/>
           <w:lang w:eastAsia="it-IT"/>
         </w:rPr>
-        <w:t>- P Cambia PIN /richiede precedente</w:t>
+        <w:t>2 12+32 44  Inizio A2       44-59     16</w:t>
       </w:r>
     </w:p>
     <w:p>
@@ -3081,7 +3460,7 @@
           <w:szCs w:val="24"/>
           <w:lang w:eastAsia="it-IT"/>
         </w:rPr>
-        <w:t>- F Factory reset - Solo Master</w:t>
+        <w:t>3 12+48 60  Inizio A3       60-75     16</w:t>
       </w:r>
     </w:p>
     <w:p>
@@ -3101,21 +3480,25 @@
         <w:spacing w:after="240" w:line="330" w:lineRule="atLeast"/>
         <w:rPr>
           <w:rFonts w:ascii="Arial" w:eastAsia="Times New Roman" w:hAnsi="Arial" w:cs="Arial"/>
-          <w:color w:val="000000" w:themeColor="text1"/>
-          <w:sz w:val="24"/>
-          <w:szCs w:val="24"/>
-          <w:lang w:eastAsia="it-IT"/>
-        </w:rPr>
-      </w:pPr>
-      <w:r>
-        <w:rPr>
-          <w:rFonts w:ascii="Arial" w:eastAsia="Times New Roman" w:hAnsi="Arial" w:cs="Arial"/>
-          <w:color w:val="000000" w:themeColor="text1"/>
-          <w:sz w:val="24"/>
-          <w:szCs w:val="24"/>
-          <w:lang w:eastAsia="it-IT"/>
-        </w:rPr>
-        <w:t>Struttura EEPROM</w:t>
+          <w:i/>
+          <w:iCs/>
+          <w:color w:val="000000" w:themeColor="text1"/>
+          <w:sz w:val="24"/>
+          <w:szCs w:val="24"/>
+          <w:lang w:eastAsia="it-IT"/>
+        </w:rPr>
+      </w:pPr>
+      <w:r>
+        <w:rPr>
+          <w:rFonts w:ascii="Arial" w:eastAsia="Times New Roman" w:hAnsi="Arial" w:cs="Arial"/>
+          <w:i/>
+          <w:iCs/>
+          <w:color w:val="000000" w:themeColor="text1"/>
+          <w:sz w:val="24"/>
+          <w:szCs w:val="24"/>
+          <w:lang w:eastAsia="it-IT"/>
+        </w:rPr>
+        <w:t>OLD</w:t>
       </w:r>
     </w:p>
     <w:p>
@@ -3123,21 +3506,25 @@
         <w:spacing w:after="240" w:line="330" w:lineRule="atLeast"/>
         <w:rPr>
           <w:rFonts w:ascii="Arial" w:eastAsia="Times New Roman" w:hAnsi="Arial" w:cs="Arial"/>
-          <w:color w:val="000000" w:themeColor="text1"/>
-          <w:sz w:val="24"/>
-          <w:szCs w:val="24"/>
-          <w:lang w:eastAsia="it-IT"/>
-        </w:rPr>
-      </w:pPr>
-      <w:r>
-        <w:rPr>
-          <w:rFonts w:ascii="Arial" w:eastAsia="Times New Roman" w:hAnsi="Arial" w:cs="Arial"/>
-          <w:color w:val="000000" w:themeColor="text1"/>
-          <w:sz w:val="24"/>
-          <w:szCs w:val="24"/>
-          <w:lang w:eastAsia="it-IT"/>
-        </w:rPr>
-        <w:t>PIN (5 Char)                    I -F    Profondità</w:t>
+          <w:i/>
+          <w:iCs/>
+          <w:color w:val="000000" w:themeColor="text1"/>
+          <w:sz w:val="24"/>
+          <w:szCs w:val="24"/>
+          <w:lang w:eastAsia="it-IT"/>
+        </w:rPr>
+      </w:pPr>
+      <w:r>
+        <w:rPr>
+          <w:rFonts w:ascii="Arial" w:eastAsia="Times New Roman" w:hAnsi="Arial" w:cs="Arial"/>
+          <w:i/>
+          <w:iCs/>
+          <w:color w:val="000000" w:themeColor="text1"/>
+          <w:sz w:val="24"/>
+          <w:szCs w:val="24"/>
+          <w:lang w:eastAsia="it-IT"/>
+        </w:rPr>
+        <w:t>EEPROM.read(5) Indicatore Rete presente (0) Rete assente (1) - NON PIU' UTILIZZATO</w:t>
       </w:r>
     </w:p>
     <w:p>
@@ -3151,16 +3538,6 @@
           <w:lang w:eastAsia="it-IT"/>
         </w:rPr>
       </w:pPr>
-      <w:r>
-        <w:rPr>
-          <w:rFonts w:ascii="Arial" w:eastAsia="Times New Roman" w:hAnsi="Arial" w:cs="Arial"/>
-          <w:color w:val="000000" w:themeColor="text1"/>
-          <w:sz w:val="24"/>
-          <w:szCs w:val="24"/>
-          <w:lang w:eastAsia="it-IT"/>
-        </w:rPr>
-        <w:t>          6      Inizio PIN     06-11   6 (5 cifre+\0)=6 caratteri</w:t>
-      </w:r>
     </w:p>
     <w:p>
       <w:pPr>
@@ -3181,7 +3558,7 @@
           <w:szCs w:val="24"/>
           <w:lang w:eastAsia="it-IT"/>
         </w:rPr>
-        <w:t>EPINPIN=6 EPPINPRO=6</w:t>
+        <w:t>  1st Power On</w:t>
       </w:r>
     </w:p>
     <w:p>
@@ -3195,6 +3572,16 @@
           <w:lang w:eastAsia="it-IT"/>
         </w:rPr>
       </w:pPr>
+      <w:r>
+        <w:rPr>
+          <w:rFonts w:ascii="Arial" w:eastAsia="Times New Roman" w:hAnsi="Arial" w:cs="Arial"/>
+          <w:color w:val="000000" w:themeColor="text1"/>
+          <w:sz w:val="24"/>
+          <w:szCs w:val="24"/>
+          <w:lang w:eastAsia="it-IT"/>
+        </w:rPr>
+        <w:t xml:space="preserve">  -  inizialmente la EEPROM non ha numeri (tutti "") </w:t>
+      </w:r>
     </w:p>
     <w:p>
       <w:pPr>
@@ -3204,18 +3591,28 @@
           <w:color w:val="000000" w:themeColor="text1"/>
           <w:sz w:val="24"/>
           <w:szCs w:val="24"/>
-          <w:lang w:val="en-US" w:eastAsia="it-IT"/>
-        </w:rPr>
-      </w:pPr>
-      <w:r>
-        <w:rPr>
-          <w:rFonts w:ascii="Arial" w:eastAsia="Times New Roman" w:hAnsi="Arial" w:cs="Arial"/>
-          <w:color w:val="000000" w:themeColor="text1"/>
-          <w:sz w:val="24"/>
-          <w:szCs w:val="24"/>
-          <w:lang w:val="en-US" w:eastAsia="it-IT"/>
-        </w:rPr>
-        <w:t>OLD</w:t>
+          <w:lang w:eastAsia="it-IT"/>
+        </w:rPr>
+      </w:pPr>
+      <w:r>
+        <w:rPr>
+          <w:rFonts w:ascii="Arial" w:eastAsia="Times New Roman" w:hAnsi="Arial" w:cs="Arial"/>
+          <w:color w:val="000000" w:themeColor="text1"/>
+          <w:sz w:val="24"/>
+          <w:szCs w:val="24"/>
+          <w:lang w:eastAsia="it-IT"/>
+        </w:rPr>
+        <w:t>  -  Definire il numero Master (M)</w:t>
+      </w:r>
+      <w:r>
+        <w:rPr>
+          <w:rFonts w:ascii="Arial" w:eastAsia="Times New Roman" w:hAnsi="Arial" w:cs="Arial"/>
+          <w:color w:val="000000" w:themeColor="text1"/>
+          <w:sz w:val="24"/>
+          <w:szCs w:val="24"/>
+          <w:lang w:eastAsia="it-IT"/>
+        </w:rPr>
+        <w:t xml:space="preserve"> con il PIN</w:t>
       </w:r>
     </w:p>
     <w:p>
@@ -3226,341 +3623,38 @@
           <w:color w:val="000000" w:themeColor="text1"/>
           <w:sz w:val="24"/>
           <w:szCs w:val="24"/>
-          <w:lang w:val="en-US" w:eastAsia="it-IT"/>
-        </w:rPr>
-      </w:pPr>
-      <w:r>
-        <w:rPr>
-          <w:rFonts w:ascii="Arial" w:eastAsia="Times New Roman" w:hAnsi="Arial" w:cs="Arial"/>
-          <w:color w:val="000000" w:themeColor="text1"/>
-          <w:sz w:val="24"/>
-          <w:szCs w:val="24"/>
-          <w:lang w:val="en-US" w:eastAsia="it-IT"/>
-        </w:rPr>
-        <w:t>n. telefono:</w:t>
-      </w:r>
-    </w:p>
-    <w:p>
-      <w:pPr>
-        <w:spacing w:after="240" w:line="330" w:lineRule="atLeast"/>
-        <w:rPr>
-          <w:rFonts w:ascii="Arial" w:eastAsia="Times New Roman" w:hAnsi="Arial" w:cs="Arial"/>
-          <w:color w:val="000000" w:themeColor="text1"/>
-          <w:sz w:val="24"/>
-          <w:szCs w:val="24"/>
-          <w:lang w:val="en-US" w:eastAsia="it-IT"/>
-        </w:rPr>
-      </w:pPr>
-      <w:r>
-        <w:rPr>
-          <w:rFonts w:ascii="Arial" w:eastAsia="Times New Roman" w:hAnsi="Arial" w:cs="Arial"/>
-          <w:color w:val="000000" w:themeColor="text1"/>
-          <w:sz w:val="24"/>
-          <w:szCs w:val="24"/>
-          <w:lang w:val="en-US" w:eastAsia="it-IT"/>
-        </w:rPr>
-        <w:t>write_String((12+i*16), "");</w:t>
-      </w:r>
-    </w:p>
-    <w:p>
-      <w:pPr>
-        <w:spacing w:after="240" w:line="330" w:lineRule="atLeast"/>
-        <w:rPr>
-          <w:rFonts w:ascii="Arial" w:eastAsia="Times New Roman" w:hAnsi="Arial" w:cs="Arial"/>
-          <w:color w:val="000000" w:themeColor="text1"/>
-          <w:sz w:val="24"/>
-          <w:szCs w:val="24"/>
-          <w:lang w:val="en-US" w:eastAsia="it-IT"/>
-        </w:rPr>
-      </w:pPr>
-      <w:r>
-        <w:rPr>
-          <w:rFonts w:ascii="Arial" w:eastAsia="Times New Roman" w:hAnsi="Arial" w:cs="Arial"/>
-          <w:color w:val="000000" w:themeColor="text1"/>
-          <w:sz w:val="24"/>
-          <w:szCs w:val="24"/>
-          <w:lang w:val="en-US" w:eastAsia="it-IT"/>
-        </w:rPr>
-        <w:t>write_StringTel((EPTELIN+i*EPTELPRO), "");</w:t>
-      </w:r>
-    </w:p>
-    <w:p>
-      <w:pPr>
-        <w:spacing w:after="240" w:line="330" w:lineRule="atLeast"/>
-        <w:rPr>
-          <w:rFonts w:ascii="Arial" w:eastAsia="Times New Roman" w:hAnsi="Arial" w:cs="Arial"/>
-          <w:color w:val="000000" w:themeColor="text1"/>
-          <w:sz w:val="24"/>
-          <w:szCs w:val="24"/>
-          <w:lang w:val="en-US" w:eastAsia="it-IT"/>
-        </w:rPr>
-      </w:pPr>
-    </w:p>
-    <w:p>
-      <w:pPr>
-        <w:spacing w:after="240" w:line="330" w:lineRule="atLeast"/>
-        <w:rPr>
-          <w:rFonts w:ascii="Arial" w:eastAsia="Times New Roman" w:hAnsi="Arial" w:cs="Arial"/>
-          <w:color w:val="000000" w:themeColor="text1"/>
-          <w:sz w:val="24"/>
-          <w:szCs w:val="24"/>
-          <w:lang w:eastAsia="it-IT"/>
-        </w:rPr>
-      </w:pPr>
-      <w:r>
-        <w:rPr>
-          <w:rFonts w:ascii="Arial" w:eastAsia="Times New Roman" w:hAnsi="Arial" w:cs="Arial"/>
-          <w:color w:val="000000" w:themeColor="text1"/>
-          <w:sz w:val="24"/>
-          <w:szCs w:val="24"/>
-          <w:lang w:eastAsia="it-IT"/>
-        </w:rPr>
-        <w:t>con EPTELIN=12 ed EPTELPRO=16:</w:t>
-      </w:r>
-    </w:p>
-    <w:p>
-      <w:pPr>
-        <w:spacing w:after="240" w:line="330" w:lineRule="atLeast"/>
-        <w:rPr>
-          <w:rFonts w:ascii="Arial" w:eastAsia="Times New Roman" w:hAnsi="Arial" w:cs="Arial"/>
-          <w:color w:val="000000" w:themeColor="text1"/>
-          <w:sz w:val="24"/>
-          <w:szCs w:val="24"/>
-          <w:lang w:eastAsia="it-IT"/>
-        </w:rPr>
-      </w:pPr>
-      <w:r>
-        <w:rPr>
-          <w:rFonts w:ascii="Arial" w:eastAsia="Times New Roman" w:hAnsi="Arial" w:cs="Arial"/>
-          <w:color w:val="000000" w:themeColor="text1"/>
-          <w:sz w:val="24"/>
-          <w:szCs w:val="24"/>
-          <w:lang w:eastAsia="it-IT"/>
-        </w:rPr>
-        <w:t>        I         I- F      Profondità</w:t>
-      </w:r>
-    </w:p>
-    <w:p>
-      <w:pPr>
-        <w:spacing w:after="240" w:line="330" w:lineRule="atLeast"/>
-        <w:rPr>
-          <w:rFonts w:ascii="Arial" w:eastAsia="Times New Roman" w:hAnsi="Arial" w:cs="Arial"/>
-          <w:color w:val="000000" w:themeColor="text1"/>
-          <w:sz w:val="24"/>
-          <w:szCs w:val="24"/>
-          <w:lang w:eastAsia="it-IT"/>
-        </w:rPr>
-      </w:pPr>
-      <w:r>
-        <w:rPr>
-          <w:rFonts w:ascii="Arial" w:eastAsia="Times New Roman" w:hAnsi="Arial" w:cs="Arial"/>
-          <w:color w:val="000000" w:themeColor="text1"/>
-          <w:sz w:val="24"/>
-          <w:szCs w:val="24"/>
-          <w:lang w:eastAsia="it-IT"/>
-        </w:rPr>
-        <w:t>0 12+0 12   Inizio MASTER   12-27     16  (14 cifre+"+"+"\0")=16 caratteri</w:t>
-      </w:r>
-    </w:p>
-    <w:p>
-      <w:pPr>
-        <w:spacing w:after="240" w:line="330" w:lineRule="atLeast"/>
-        <w:rPr>
-          <w:rFonts w:ascii="Arial" w:eastAsia="Times New Roman" w:hAnsi="Arial" w:cs="Arial"/>
-          <w:color w:val="000000" w:themeColor="text1"/>
-          <w:sz w:val="24"/>
-          <w:szCs w:val="24"/>
-          <w:lang w:eastAsia="it-IT"/>
-        </w:rPr>
-      </w:pPr>
-      <w:r>
-        <w:rPr>
-          <w:rFonts w:ascii="Arial" w:eastAsia="Times New Roman" w:hAnsi="Arial" w:cs="Arial"/>
-          <w:color w:val="000000" w:themeColor="text1"/>
-          <w:sz w:val="24"/>
-          <w:szCs w:val="24"/>
-          <w:lang w:eastAsia="it-IT"/>
-        </w:rPr>
-        <w:t>1 12+16 28  Inizio A1       28-43     16</w:t>
-      </w:r>
-    </w:p>
-    <w:p>
-      <w:pPr>
-        <w:spacing w:after="240" w:line="330" w:lineRule="atLeast"/>
-        <w:rPr>
-          <w:rFonts w:ascii="Arial" w:eastAsia="Times New Roman" w:hAnsi="Arial" w:cs="Arial"/>
-          <w:color w:val="000000" w:themeColor="text1"/>
-          <w:sz w:val="24"/>
-          <w:szCs w:val="24"/>
-          <w:lang w:eastAsia="it-IT"/>
-        </w:rPr>
-      </w:pPr>
-      <w:r>
-        <w:rPr>
-          <w:rFonts w:ascii="Arial" w:eastAsia="Times New Roman" w:hAnsi="Arial" w:cs="Arial"/>
-          <w:color w:val="000000" w:themeColor="text1"/>
-          <w:sz w:val="24"/>
-          <w:szCs w:val="24"/>
-          <w:lang w:eastAsia="it-IT"/>
-        </w:rPr>
-        <w:t>2 12+32 44  Inizio A2       44-59     16</w:t>
-      </w:r>
-    </w:p>
-    <w:p>
-      <w:pPr>
-        <w:spacing w:after="240" w:line="330" w:lineRule="atLeast"/>
-        <w:rPr>
-          <w:rFonts w:ascii="Arial" w:eastAsia="Times New Roman" w:hAnsi="Arial" w:cs="Arial"/>
-          <w:color w:val="000000" w:themeColor="text1"/>
-          <w:sz w:val="24"/>
-          <w:szCs w:val="24"/>
-          <w:lang w:eastAsia="it-IT"/>
-        </w:rPr>
-      </w:pPr>
-      <w:r>
-        <w:rPr>
-          <w:rFonts w:ascii="Arial" w:eastAsia="Times New Roman" w:hAnsi="Arial" w:cs="Arial"/>
-          <w:color w:val="000000" w:themeColor="text1"/>
-          <w:sz w:val="24"/>
-          <w:szCs w:val="24"/>
-          <w:lang w:eastAsia="it-IT"/>
-        </w:rPr>
-        <w:t>3 12+48 60  Inizio A3       60-75     16</w:t>
-      </w:r>
-    </w:p>
-    <w:p>
-      <w:pPr>
-        <w:spacing w:after="240" w:line="330" w:lineRule="atLeast"/>
-        <w:rPr>
-          <w:rFonts w:ascii="Arial" w:eastAsia="Times New Roman" w:hAnsi="Arial" w:cs="Arial"/>
-          <w:color w:val="000000" w:themeColor="text1"/>
-          <w:sz w:val="24"/>
-          <w:szCs w:val="24"/>
-          <w:lang w:eastAsia="it-IT"/>
-        </w:rPr>
-      </w:pPr>
-    </w:p>
-    <w:p>
-      <w:pPr>
-        <w:spacing w:after="240" w:line="330" w:lineRule="atLeast"/>
-        <w:rPr>
-          <w:rFonts w:ascii="Arial" w:eastAsia="Times New Roman" w:hAnsi="Arial" w:cs="Arial"/>
-          <w:color w:val="000000" w:themeColor="text1"/>
-          <w:sz w:val="24"/>
-          <w:szCs w:val="24"/>
-          <w:lang w:eastAsia="it-IT"/>
-        </w:rPr>
-      </w:pPr>
-      <w:r>
-        <w:rPr>
-          <w:rFonts w:ascii="Arial" w:eastAsia="Times New Roman" w:hAnsi="Arial" w:cs="Arial"/>
-          <w:color w:val="000000" w:themeColor="text1"/>
-          <w:sz w:val="24"/>
-          <w:szCs w:val="24"/>
-          <w:lang w:eastAsia="it-IT"/>
-        </w:rPr>
-        <w:t>  EEPROM.read(5) Indicatore Rete presente (0) Rete assente (1) - NON PIU' UTILIZZATO</w:t>
-      </w:r>
-    </w:p>
-    <w:p>
-      <w:pPr>
-        <w:spacing w:after="240" w:line="330" w:lineRule="atLeast"/>
-        <w:rPr>
-          <w:rFonts w:ascii="Arial" w:eastAsia="Times New Roman" w:hAnsi="Arial" w:cs="Arial"/>
-          <w:color w:val="000000" w:themeColor="text1"/>
-          <w:sz w:val="24"/>
-          <w:szCs w:val="24"/>
-          <w:lang w:eastAsia="it-IT"/>
-        </w:rPr>
-      </w:pPr>
-    </w:p>
-    <w:p>
-      <w:pPr>
-        <w:spacing w:after="240" w:line="330" w:lineRule="atLeast"/>
-        <w:rPr>
-          <w:rFonts w:ascii="Arial" w:eastAsia="Times New Roman" w:hAnsi="Arial" w:cs="Arial"/>
-          <w:color w:val="000000" w:themeColor="text1"/>
-          <w:sz w:val="24"/>
-          <w:szCs w:val="24"/>
-          <w:lang w:eastAsia="it-IT"/>
-        </w:rPr>
-      </w:pPr>
-      <w:r>
-        <w:rPr>
-          <w:rFonts w:ascii="Arial" w:eastAsia="Times New Roman" w:hAnsi="Arial" w:cs="Arial"/>
-          <w:color w:val="000000" w:themeColor="text1"/>
-          <w:sz w:val="24"/>
-          <w:szCs w:val="24"/>
-          <w:lang w:eastAsia="it-IT"/>
-        </w:rPr>
-        <w:t>  1st Power On</w:t>
-      </w:r>
-    </w:p>
-    <w:p>
-      <w:pPr>
-        <w:spacing w:after="240" w:line="330" w:lineRule="atLeast"/>
-        <w:rPr>
-          <w:rFonts w:ascii="Arial" w:eastAsia="Times New Roman" w:hAnsi="Arial" w:cs="Arial"/>
-          <w:color w:val="000000" w:themeColor="text1"/>
-          <w:sz w:val="24"/>
-          <w:szCs w:val="24"/>
-          <w:lang w:eastAsia="it-IT"/>
-        </w:rPr>
-      </w:pPr>
-      <w:r>
-        <w:rPr>
-          <w:rFonts w:ascii="Arial" w:eastAsia="Times New Roman" w:hAnsi="Arial" w:cs="Arial"/>
-          <w:color w:val="000000" w:themeColor="text1"/>
-          <w:sz w:val="24"/>
-          <w:szCs w:val="24"/>
-          <w:lang w:eastAsia="it-IT"/>
-        </w:rPr>
-        <w:t xml:space="preserve">  -  inizialmente la EEPROM non ha numeri (tutti "") </w:t>
-      </w:r>
-    </w:p>
-    <w:p>
-      <w:pPr>
-        <w:spacing w:after="240" w:line="330" w:lineRule="atLeast"/>
-        <w:rPr>
-          <w:rFonts w:ascii="Arial" w:eastAsia="Times New Roman" w:hAnsi="Arial" w:cs="Arial"/>
-          <w:color w:val="000000" w:themeColor="text1"/>
-          <w:sz w:val="24"/>
-          <w:szCs w:val="24"/>
-          <w:lang w:eastAsia="it-IT"/>
-        </w:rPr>
-      </w:pPr>
-      <w:r>
-        <w:rPr>
-          <w:rFonts w:ascii="Arial" w:eastAsia="Times New Roman" w:hAnsi="Arial" w:cs="Arial"/>
-          <w:color w:val="000000" w:themeColor="text1"/>
-          <w:sz w:val="24"/>
-          <w:szCs w:val="24"/>
-          <w:lang w:eastAsia="it-IT"/>
-        </w:rPr>
-        <w:lastRenderedPageBreak/>
-        <w:t>  -  Definire il numero Master (M)</w:t>
-      </w:r>
-    </w:p>
-    <w:p>
-      <w:pPr>
-        <w:spacing w:after="240" w:line="330" w:lineRule="atLeast"/>
-        <w:rPr>
-          <w:rFonts w:ascii="Arial" w:eastAsia="Times New Roman" w:hAnsi="Arial" w:cs="Arial"/>
-          <w:color w:val="000000" w:themeColor="text1"/>
-          <w:sz w:val="24"/>
-          <w:szCs w:val="24"/>
-          <w:lang w:eastAsia="it-IT"/>
-        </w:rPr>
-      </w:pPr>
-      <w:r>
-        <w:rPr>
-          <w:rFonts w:ascii="Arial" w:eastAsia="Times New Roman" w:hAnsi="Arial" w:cs="Arial"/>
-          <w:color w:val="000000" w:themeColor="text1"/>
-          <w:sz w:val="24"/>
-          <w:szCs w:val="24"/>
-          <w:lang w:eastAsia="it-IT"/>
-        </w:rPr>
-        <w:t>  -  Una volta definito il numero master è possibile definire il primo numero ausiliario (A1)</w:t>
+          <w:lang w:eastAsia="it-IT"/>
+        </w:rPr>
+      </w:pPr>
+      <w:r>
+        <w:rPr>
+          <w:rFonts w:ascii="Arial" w:eastAsia="Times New Roman" w:hAnsi="Arial" w:cs="Arial"/>
+          <w:color w:val="000000" w:themeColor="text1"/>
+          <w:sz w:val="24"/>
+          <w:szCs w:val="24"/>
+          <w:lang w:eastAsia="it-IT"/>
+        </w:rPr>
+        <w:t xml:space="preserve">  -  Una volta definito il numero </w:t>
+      </w:r>
+      <w:r>
+        <w:rPr>
+          <w:rFonts w:ascii="Arial" w:eastAsia="Times New Roman" w:hAnsi="Arial" w:cs="Arial"/>
+          <w:color w:val="000000" w:themeColor="text1"/>
+          <w:sz w:val="24"/>
+          <w:szCs w:val="24"/>
+          <w:lang w:eastAsia="it-IT"/>
+        </w:rPr>
+        <w:t>M</w:t>
+      </w:r>
+      <w:r>
+        <w:rPr>
+          <w:rFonts w:ascii="Arial" w:eastAsia="Times New Roman" w:hAnsi="Arial" w:cs="Arial"/>
+          <w:color w:val="000000" w:themeColor="text1"/>
+          <w:sz w:val="24"/>
+          <w:szCs w:val="24"/>
+          <w:lang w:eastAsia="it-IT"/>
+        </w:rPr>
+        <w:t>aster è possibile definire il primo numero ausiliario (A1)</w:t>
       </w:r>
     </w:p>
     <w:p>
@@ -4119,6 +4213,7 @@
           <w:szCs w:val="24"/>
           <w:lang w:eastAsia="it-IT"/>
         </w:rPr>
+        <w:lastRenderedPageBreak/>
         <w:t xml:space="preserve">- </w:t>
       </w:r>
       <w:r>
@@ -4807,16 +4902,16 @@
         <w:ind w:left="708"/>
         <w:rPr>
           <w:rFonts w:ascii="Arial" w:eastAsia="Times New Roman" w:hAnsi="Arial" w:cs="Arial"/>
-          <w:color w:val="A6A6A6" w:themeColor="background1" w:themeShade="A6"/>
-          <w:sz w:val="24"/>
-          <w:szCs w:val="24"/>
-          <w:lang w:eastAsia="it-IT"/>
-        </w:rPr>
-      </w:pPr>
-      <w:r>
-        <w:rPr>
-          <w:rFonts w:ascii="Arial" w:eastAsia="Times New Roman" w:hAnsi="Arial" w:cs="Arial"/>
-          <w:color w:val="A6A6A6" w:themeColor="background1" w:themeShade="A6"/>
+          <w:color w:val="000000" w:themeColor="text1"/>
+          <w:sz w:val="24"/>
+          <w:szCs w:val="24"/>
+          <w:lang w:eastAsia="it-IT"/>
+        </w:rPr>
+      </w:pPr>
+      <w:r>
+        <w:rPr>
+          <w:rFonts w:ascii="Arial" w:eastAsia="Times New Roman" w:hAnsi="Arial" w:cs="Arial"/>
+          <w:color w:val="000000" w:themeColor="text1"/>
           <w:sz w:val="24"/>
           <w:szCs w:val="24"/>
           <w:lang w:eastAsia="it-IT"/>
@@ -4828,17 +4923,17 @@
           <w:rFonts w:ascii="Arial" w:eastAsia="Times New Roman" w:hAnsi="Arial" w:cs="Arial"/>
           <w:b/>
           <w:bCs/>
-          <w:color w:val="A6A6A6" w:themeColor="background1" w:themeShade="A6"/>
-          <w:sz w:val="24"/>
-          <w:szCs w:val="24"/>
-          <w:lang w:eastAsia="it-IT"/>
-        </w:rPr>
-        <w:t>E</w:t>
-      </w:r>
-      <w:r>
-        <w:rPr>
-          <w:rFonts w:ascii="Arial" w:eastAsia="Times New Roman" w:hAnsi="Arial" w:cs="Arial"/>
-          <w:color w:val="A6A6A6" w:themeColor="background1" w:themeShade="A6"/>
+          <w:color w:val="000000" w:themeColor="text1"/>
+          <w:sz w:val="24"/>
+          <w:szCs w:val="24"/>
+          <w:lang w:eastAsia="it-IT"/>
+        </w:rPr>
+        <w:t>F</w:t>
+      </w:r>
+      <w:r>
+        <w:rPr>
+          <w:rFonts w:ascii="Arial" w:eastAsia="Times New Roman" w:hAnsi="Arial" w:cs="Arial"/>
+          <w:color w:val="000000" w:themeColor="text1"/>
           <w:sz w:val="24"/>
           <w:szCs w:val="24"/>
           <w:lang w:eastAsia="it-IT"/>
@@ -4848,34 +4943,12 @@
       <w:r>
         <w:rPr>
           <w:rFonts w:ascii="Arial" w:eastAsia="Times New Roman" w:hAnsi="Arial" w:cs="Arial"/>
-          <w:b/>
-          <w:bCs/>
-          <w:color w:val="A6A6A6" w:themeColor="background1" w:themeShade="A6"/>
-          <w:sz w:val="24"/>
-          <w:szCs w:val="24"/>
-          <w:lang w:eastAsia="it-IT"/>
-        </w:rPr>
-        <w:t>Comando riservato</w:t>
-      </w:r>
-      <w:r>
-        <w:rPr>
-          <w:rFonts w:ascii="Arial" w:eastAsia="Times New Roman" w:hAnsi="Arial" w:cs="Arial"/>
-          <w:color w:val="A6A6A6" w:themeColor="background1" w:themeShade="A6"/>
-          <w:sz w:val="24"/>
-          <w:szCs w:val="24"/>
-          <w:lang w:eastAsia="it-IT"/>
-        </w:rPr>
-        <w:t>, cancella tutti i numeri</w:t>
-      </w:r>
-      <w:r>
-        <w:rPr>
-          <w:rFonts w:ascii="Arial" w:eastAsia="Times New Roman" w:hAnsi="Arial" w:cs="Arial"/>
-          <w:color w:val="A6A6A6" w:themeColor="background1" w:themeShade="A6"/>
-          <w:sz w:val="24"/>
-          <w:szCs w:val="24"/>
-          <w:lang w:eastAsia="it-IT"/>
-        </w:rPr>
-        <w:t xml:space="preserve"> incluso il Master</w:t>
+          <w:color w:val="000000" w:themeColor="text1"/>
+          <w:sz w:val="24"/>
+          <w:szCs w:val="24"/>
+          <w:lang w:eastAsia="it-IT"/>
+        </w:rPr>
+        <w:t>- “F12345” Factory reset - Con PIN - cancella tutti i numeri e ripristina il PIN di fabbrica.</w:t>
       </w:r>
     </w:p>
     <w:p>
@@ -4897,13 +4970,60 @@
           <w:rFonts w:ascii="Arial" w:eastAsia="Times New Roman" w:hAnsi="Arial" w:cs="Arial"/>
           <w:b/>
           <w:bCs/>
-          <w:color w:val="A8D08D" w:themeColor="accent6" w:themeTint="99"/>
-          <w:sz w:val="24"/>
-          <w:szCs w:val="24"/>
-          <w:lang w:eastAsia="it-IT"/>
-        </w:rPr>
-        <w:lastRenderedPageBreak/>
+          <w:color w:val="00B050"/>
+          <w:sz w:val="24"/>
+          <w:szCs w:val="24"/>
+          <w:lang w:eastAsia="it-IT"/>
+        </w:rPr>
         <w:t xml:space="preserve">- </w:t>
+      </w:r>
+      <w:r>
+        <w:rPr>
+          <w:rFonts w:ascii="Arial" w:eastAsia="Times New Roman" w:hAnsi="Arial" w:cs="Arial"/>
+          <w:b/>
+          <w:bCs/>
+          <w:color w:val="00B050"/>
+          <w:sz w:val="24"/>
+          <w:szCs w:val="24"/>
+          <w:lang w:eastAsia="it-IT"/>
+        </w:rPr>
+        <w:t>S</w:t>
+      </w:r>
+      <w:r>
+        <w:rPr>
+          <w:rFonts w:ascii="Arial" w:eastAsia="Times New Roman" w:hAnsi="Arial" w:cs="Arial"/>
+          <w:b/>
+          <w:bCs/>
+          <w:color w:val="00B050"/>
+          <w:sz w:val="24"/>
+          <w:szCs w:val="24"/>
+          <w:lang w:eastAsia="it-IT"/>
+        </w:rPr>
+        <w:t xml:space="preserve">olo se numero </w:t>
+      </w:r>
+      <w:r>
+        <w:rPr>
+          <w:rFonts w:ascii="Arial" w:eastAsia="Times New Roman" w:hAnsi="Arial" w:cs="Arial"/>
+          <w:b/>
+          <w:bCs/>
+          <w:color w:val="00B050"/>
+          <w:sz w:val="24"/>
+          <w:szCs w:val="24"/>
+          <w:lang w:eastAsia="it-IT"/>
+        </w:rPr>
+        <w:t>M</w:t>
+      </w:r>
+      <w:r>
+        <w:rPr>
+          <w:rFonts w:ascii="Arial" w:eastAsia="Times New Roman" w:hAnsi="Arial" w:cs="Arial"/>
+          <w:b/>
+          <w:bCs/>
+          <w:color w:val="00B050"/>
+          <w:sz w:val="24"/>
+          <w:szCs w:val="24"/>
+          <w:lang w:eastAsia="it-IT"/>
+        </w:rPr>
+        <w:t>aster</w:t>
       </w:r>
       <w:r>
         <w:rPr>
@@ -4915,18 +5035,6 @@
           <w:szCs w:val="24"/>
           <w:lang w:eastAsia="it-IT"/>
         </w:rPr>
-        <w:t>Accetta qualsiasi numero</w:t>
-      </w:r>
-      <w:r>
-        <w:rPr>
-          <w:rFonts w:ascii="Arial" w:eastAsia="Times New Roman" w:hAnsi="Arial" w:cs="Arial"/>
-          <w:b/>
-          <w:bCs/>
-          <w:color w:val="A8D08D" w:themeColor="accent6" w:themeTint="99"/>
-          <w:sz w:val="24"/>
-          <w:szCs w:val="24"/>
-          <w:lang w:eastAsia="it-IT"/>
-        </w:rPr>
         <w:t xml:space="preserve"> </w:t>
       </w:r>
       <w:r>
@@ -5097,120 +5205,6 @@
           <w:lang w:eastAsia="it-IT"/>
         </w:rPr>
       </w:pPr>
-    </w:p>
-    <w:p>
-      <w:pPr>
-        <w:spacing w:after="0" w:line="330" w:lineRule="atLeast"/>
-        <w:rPr>
-          <w:rFonts w:ascii="Arial" w:eastAsia="Times New Roman" w:hAnsi="Arial" w:cs="Arial"/>
-          <w:b/>
-          <w:bCs/>
-          <w:color w:val="000000" w:themeColor="text1"/>
-          <w:sz w:val="24"/>
-          <w:szCs w:val="24"/>
-          <w:lang w:eastAsia="it-IT"/>
-        </w:rPr>
-      </w:pPr>
-      <w:r>
-        <w:rPr>
-          <w:rFonts w:ascii="Arial" w:eastAsia="Times New Roman" w:hAnsi="Arial" w:cs="Arial"/>
-          <w:b/>
-          <w:bCs/>
-          <w:color w:val="000000" w:themeColor="text1"/>
-          <w:sz w:val="24"/>
-          <w:szCs w:val="24"/>
-          <w:lang w:eastAsia="it-IT"/>
-        </w:rPr>
-        <w:t xml:space="preserve">  Numeri GSM </w:t>
-      </w:r>
-    </w:p>
-    <w:p>
-      <w:pPr>
-        <w:spacing w:after="0" w:line="330" w:lineRule="atLeast"/>
-        <w:rPr>
-          <w:rFonts w:ascii="Arial" w:eastAsia="Times New Roman" w:hAnsi="Arial" w:cs="Arial"/>
-          <w:color w:val="000000" w:themeColor="text1"/>
-          <w:sz w:val="24"/>
-          <w:szCs w:val="24"/>
-          <w:lang w:eastAsia="it-IT"/>
-        </w:rPr>
-      </w:pPr>
-      <w:r>
-        <w:rPr>
-          <w:rFonts w:ascii="Arial" w:eastAsia="Times New Roman" w:hAnsi="Arial" w:cs="Arial"/>
-          <w:color w:val="000000" w:themeColor="text1"/>
-          <w:sz w:val="24"/>
-          <w:szCs w:val="24"/>
-          <w:lang w:eastAsia="it-IT"/>
-        </w:rPr>
-        <w:t>  Italia    totale cifre 12 senza +</w:t>
-      </w:r>
-    </w:p>
-    <w:p>
-      <w:pPr>
-        <w:spacing w:after="0" w:line="330" w:lineRule="atLeast"/>
-        <w:rPr>
-          <w:rFonts w:ascii="Arial" w:eastAsia="Times New Roman" w:hAnsi="Arial" w:cs="Arial"/>
-          <w:color w:val="000000" w:themeColor="text1"/>
-          <w:sz w:val="24"/>
-          <w:szCs w:val="24"/>
-          <w:lang w:eastAsia="it-IT"/>
-        </w:rPr>
-      </w:pPr>
-      <w:r>
-        <w:rPr>
-          <w:rFonts w:ascii="Arial" w:eastAsia="Times New Roman" w:hAnsi="Arial" w:cs="Arial"/>
-          <w:color w:val="000000" w:themeColor="text1"/>
-          <w:sz w:val="24"/>
-          <w:szCs w:val="24"/>
-          <w:lang w:eastAsia="it-IT"/>
-        </w:rPr>
-        <w:t>  Germania  totale cifre 13 senza +</w:t>
-      </w:r>
-    </w:p>
-    <w:p>
-      <w:pPr>
-        <w:spacing w:after="0" w:line="330" w:lineRule="atLeast"/>
-        <w:rPr>
-          <w:rFonts w:ascii="Arial" w:eastAsia="Times New Roman" w:hAnsi="Arial" w:cs="Arial"/>
-          <w:color w:val="000000" w:themeColor="text1"/>
-          <w:sz w:val="24"/>
-          <w:szCs w:val="24"/>
-          <w:lang w:eastAsia="it-IT"/>
-        </w:rPr>
-      </w:pPr>
-      <w:r>
-        <w:rPr>
-          <w:rFonts w:ascii="Arial" w:eastAsia="Times New Roman" w:hAnsi="Arial" w:cs="Arial"/>
-          <w:color w:val="000000" w:themeColor="text1"/>
-          <w:sz w:val="24"/>
-          <w:szCs w:val="24"/>
-          <w:lang w:eastAsia="it-IT"/>
-        </w:rPr>
-        <w:t>  Svezia    totale cifre 11 senza +</w:t>
-      </w:r>
-    </w:p>
-    <w:p>
-      <w:pPr>
-        <w:spacing w:after="0" w:line="330" w:lineRule="atLeast"/>
-        <w:rPr>
-          <w:rFonts w:ascii="Arial" w:eastAsia="Times New Roman" w:hAnsi="Arial" w:cs="Arial"/>
-          <w:color w:val="000000" w:themeColor="text1"/>
-          <w:sz w:val="24"/>
-          <w:szCs w:val="24"/>
-          <w:lang w:eastAsia="it-IT"/>
-        </w:rPr>
-      </w:pPr>
-      <w:r>
-        <w:rPr>
-          <w:rFonts w:ascii="Arial" w:eastAsia="Times New Roman" w:hAnsi="Arial" w:cs="Arial"/>
-          <w:color w:val="000000" w:themeColor="text1"/>
-          <w:sz w:val="24"/>
-          <w:szCs w:val="24"/>
-          <w:lang w:eastAsia="it-IT"/>
-        </w:rPr>
-        <w:t>  Finlandia totale cifre 10 senza +</w:t>
-      </w:r>
     </w:p>
     <w:p>
       <w:pPr>
@@ -5531,7 +5525,6 @@
           <w:p>
             <w:pPr>
               <w:spacing w:line="330" w:lineRule="atLeast"/>
-              <w:jc w:val="center"/>
               <w:rPr>
                 <w:rFonts w:ascii="Arial" w:eastAsia="Times New Roman" w:hAnsi="Arial" w:cs="Arial"/>
                 <w:b/>
@@ -5542,7 +5535,16 @@
                 <w:lang w:eastAsia="it-IT"/>
               </w:rPr>
             </w:pPr>
-            <w:r>
+          </w:p>
+        </w:tc>
+        <w:tc>
+          <w:tcPr>
+            <w:tcW w:w="1276" w:type="dxa"/>
+            <w:vAlign w:val="center"/>
+          </w:tcPr>
+          <w:p>
+            <w:pPr>
+              <w:spacing w:line="330" w:lineRule="atLeast"/>
               <w:rPr>
                 <w:rFonts w:ascii="Arial" w:eastAsia="Times New Roman" w:hAnsi="Arial" w:cs="Arial"/>
                 <w:b/>
@@ -5552,9 +5554,92 @@
                 <w:szCs w:val="24"/>
                 <w:lang w:eastAsia="it-IT"/>
               </w:rPr>
-              <w:t>(</w:t>
-            </w:r>
-            <w:r>
+            </w:pPr>
+          </w:p>
+        </w:tc>
+        <w:tc>
+          <w:tcPr>
+            <w:tcW w:w="4104" w:type="dxa"/>
+          </w:tcPr>
+          <w:p>
+            <w:pPr>
+              <w:spacing w:line="330" w:lineRule="atLeast"/>
+              <w:rPr>
+                <w:rFonts w:ascii="Arial" w:eastAsia="Times New Roman" w:hAnsi="Arial" w:cs="Arial"/>
+                <w:sz w:val="24"/>
+                <w:szCs w:val="24"/>
+                <w:lang w:eastAsia="it-IT"/>
+              </w:rPr>
+            </w:pPr>
+            <w:r>
+              <w:rPr>
+                <w:rFonts w:ascii="Arial" w:eastAsia="Times New Roman" w:hAnsi="Arial" w:cs="Arial"/>
+                <w:color w:val="000000" w:themeColor="text1"/>
+                <w:sz w:val="24"/>
+                <w:szCs w:val="24"/>
+                <w:lang w:eastAsia="it-IT"/>
+              </w:rPr>
+              <w:t>Imposta cellulare Autorizzato MASTER</w:t>
+            </w:r>
+            <w:r>
+              <w:rPr>
+                <w:rFonts w:ascii="Arial" w:eastAsia="Times New Roman" w:hAnsi="Arial" w:cs="Arial"/>
+                <w:color w:val="000000" w:themeColor="text1"/>
+                <w:sz w:val="24"/>
+                <w:szCs w:val="24"/>
+                <w:lang w:eastAsia="it-IT"/>
+              </w:rPr>
+              <w:t xml:space="preserve"> usando il PIN</w:t>
+            </w:r>
+          </w:p>
+        </w:tc>
+      </w:tr>
+      <w:tr>
+        <w:trPr>
+          <w:trHeight w:val="785"/>
+        </w:trPr>
+        <w:tc>
+          <w:tcPr>
+            <w:tcW w:w="1324" w:type="dxa"/>
+            <w:vAlign w:val="center"/>
+          </w:tcPr>
+          <w:p>
+            <w:pPr>
+              <w:spacing w:line="330" w:lineRule="atLeast"/>
+              <w:jc w:val="center"/>
+              <w:rPr>
+                <w:rFonts w:ascii="Arial" w:eastAsia="Times New Roman" w:hAnsi="Arial" w:cs="Arial"/>
+                <w:b/>
+                <w:bCs/>
+                <w:color w:val="000000" w:themeColor="text1"/>
+                <w:sz w:val="32"/>
+                <w:szCs w:val="32"/>
+                <w:lang w:eastAsia="it-IT"/>
+              </w:rPr>
+            </w:pPr>
+            <w:r>
+              <w:rPr>
+                <w:rFonts w:ascii="Arial" w:eastAsia="Times New Roman" w:hAnsi="Arial" w:cs="Arial"/>
+                <w:b/>
+                <w:bCs/>
+                <w:color w:val="000000" w:themeColor="text1"/>
+                <w:sz w:val="32"/>
+                <w:szCs w:val="32"/>
+                <w:lang w:eastAsia="it-IT"/>
+              </w:rPr>
+              <w:t>M</w:t>
+            </w:r>
+          </w:p>
+        </w:tc>
+        <w:tc>
+          <w:tcPr>
+            <w:tcW w:w="1365" w:type="dxa"/>
+            <w:vAlign w:val="center"/>
+          </w:tcPr>
+          <w:p>
+            <w:pPr>
+              <w:spacing w:line="330" w:lineRule="atLeast"/>
+              <w:jc w:val="center"/>
               <w:rPr>
                 <w:rFonts w:ascii="Arial" w:eastAsia="Times New Roman" w:hAnsi="Arial" w:cs="Arial"/>
                 <w:b/>
@@ -5564,8 +5649,7 @@
                 <w:szCs w:val="24"/>
                 <w:lang w:eastAsia="it-IT"/>
               </w:rPr>
-              <w:t>x</w:t>
-            </w:r>
+            </w:pPr>
             <w:r>
               <w:rPr>
                 <w:rFonts w:ascii="Arial" w:eastAsia="Times New Roman" w:hAnsi="Arial" w:cs="Arial"/>
@@ -5576,19 +5660,18 @@
                 <w:szCs w:val="24"/>
                 <w:lang w:eastAsia="it-IT"/>
               </w:rPr>
-              <w:t>)</w:t>
-            </w:r>
-          </w:p>
-        </w:tc>
-        <w:tc>
-          <w:tcPr>
-            <w:tcW w:w="1276" w:type="dxa"/>
-            <w:vAlign w:val="center"/>
-          </w:tcPr>
-          <w:p>
-            <w:pPr>
-              <w:spacing w:line="330" w:lineRule="atLeast"/>
-              <w:jc w:val="center"/>
+              <w:t>x</w:t>
+            </w:r>
+          </w:p>
+        </w:tc>
+        <w:tc>
+          <w:tcPr>
+            <w:tcW w:w="1559" w:type="dxa"/>
+            <w:vAlign w:val="center"/>
+          </w:tcPr>
+          <w:p>
+            <w:pPr>
+              <w:spacing w:line="330" w:lineRule="atLeast"/>
               <w:rPr>
                 <w:rFonts w:ascii="Arial" w:eastAsia="Times New Roman" w:hAnsi="Arial" w:cs="Arial"/>
                 <w:b/>
@@ -5599,7 +5682,16 @@
                 <w:lang w:eastAsia="it-IT"/>
               </w:rPr>
             </w:pPr>
-            <w:r>
+          </w:p>
+        </w:tc>
+        <w:tc>
+          <w:tcPr>
+            <w:tcW w:w="1276" w:type="dxa"/>
+            <w:vAlign w:val="center"/>
+          </w:tcPr>
+          <w:p>
+            <w:pPr>
+              <w:spacing w:line="330" w:lineRule="atLeast"/>
               <w:rPr>
                 <w:rFonts w:ascii="Arial" w:eastAsia="Times New Roman" w:hAnsi="Arial" w:cs="Arial"/>
                 <w:b/>
@@ -5609,8 +5701,7 @@
                 <w:szCs w:val="24"/>
                 <w:lang w:eastAsia="it-IT"/>
               </w:rPr>
-              <w:t>x</w:t>
-            </w:r>
+            </w:pPr>
           </w:p>
         </w:tc>
         <w:tc>
@@ -5623,6 +5714,7 @@
               <w:jc w:val="center"/>
               <w:rPr>
                 <w:rFonts w:ascii="Arial" w:eastAsia="Times New Roman" w:hAnsi="Arial" w:cs="Arial"/>
+                <w:color w:val="000000" w:themeColor="text1"/>
                 <w:sz w:val="24"/>
                 <w:szCs w:val="24"/>
                 <w:lang w:eastAsia="it-IT"/>
@@ -6100,12 +6192,11 @@
                 <w:rFonts w:ascii="Arial" w:eastAsia="Times New Roman" w:hAnsi="Arial" w:cs="Arial"/>
                 <w:b/>
                 <w:bCs/>
-                <w:color w:val="A6A6A6" w:themeColor="background1" w:themeShade="A6"/>
                 <w:sz w:val="32"/>
                 <w:szCs w:val="32"/>
                 <w:lang w:eastAsia="it-IT"/>
               </w:rPr>
-              <w:t>E</w:t>
+              <w:t>F</w:t>
             </w:r>
           </w:p>
         </w:tc>
@@ -6133,7 +6224,6 @@
                 <w:rFonts w:ascii="Arial" w:eastAsia="Times New Roman" w:hAnsi="Arial" w:cs="Arial"/>
                 <w:b/>
                 <w:bCs/>
-                <w:color w:val="A6A6A6" w:themeColor="background1" w:themeShade="A6"/>
                 <w:sz w:val="24"/>
                 <w:szCs w:val="24"/>
                 <w:lang w:eastAsia="it-IT"/>
@@ -6161,7 +6251,17 @@
                 <w:lang w:eastAsia="it-IT"/>
               </w:rPr>
             </w:pPr>
-            <w:r>
+          </w:p>
+        </w:tc>
+        <w:tc>
+          <w:tcPr>
+            <w:tcW w:w="1276" w:type="dxa"/>
+            <w:vAlign w:val="center"/>
+          </w:tcPr>
+          <w:p>
+            <w:pPr>
+              <w:spacing w:line="330" w:lineRule="atLeast"/>
+              <w:jc w:val="center"/>
               <w:rPr>
                 <w:rFonts w:ascii="Arial" w:eastAsia="Times New Roman" w:hAnsi="Arial" w:cs="Arial"/>
                 <w:b/>
@@ -6171,23 +6271,77 @@
                 <w:szCs w:val="24"/>
                 <w:lang w:eastAsia="it-IT"/>
               </w:rPr>
-              <w:t>x</w:t>
-            </w:r>
-          </w:p>
-        </w:tc>
-        <w:tc>
-          <w:tcPr>
-            <w:tcW w:w="1276" w:type="dxa"/>
-            <w:vAlign w:val="center"/>
-          </w:tcPr>
-          <w:p>
-            <w:pPr>
-              <w:spacing w:line="330" w:lineRule="atLeast"/>
-              <w:jc w:val="center"/>
-              <w:rPr>
-                <w:rFonts w:ascii="Arial" w:eastAsia="Times New Roman" w:hAnsi="Arial" w:cs="Arial"/>
-                <w:b/>
-                <w:bCs/>
+            </w:pPr>
+          </w:p>
+        </w:tc>
+        <w:tc>
+          <w:tcPr>
+            <w:tcW w:w="4104" w:type="dxa"/>
+            <w:vAlign w:val="center"/>
+          </w:tcPr>
+          <w:p>
+            <w:pPr>
+              <w:spacing w:line="330" w:lineRule="atLeast"/>
+              <w:rPr>
+                <w:rFonts w:ascii="Arial" w:eastAsia="Times New Roman" w:hAnsi="Arial" w:cs="Arial"/>
+                <w:sz w:val="24"/>
+                <w:szCs w:val="24"/>
+                <w:lang w:eastAsia="it-IT"/>
+              </w:rPr>
+            </w:pPr>
+            <w:r>
+              <w:rPr>
+                <w:rFonts w:ascii="Arial" w:eastAsia="Times New Roman" w:hAnsi="Arial" w:cs="Arial"/>
+                <w:sz w:val="24"/>
+                <w:szCs w:val="24"/>
+                <w:lang w:eastAsia="it-IT"/>
+              </w:rPr>
+              <w:t xml:space="preserve"> Riporta alle condizioni di Fabbrica</w:t>
+            </w:r>
+          </w:p>
+          <w:p>
+            <w:pPr>
+              <w:spacing w:line="330" w:lineRule="atLeast"/>
+              <w:rPr>
+                <w:rFonts w:ascii="Arial" w:eastAsia="Times New Roman" w:hAnsi="Arial" w:cs="Arial"/>
+                <w:sz w:val="24"/>
+                <w:szCs w:val="24"/>
+                <w:lang w:eastAsia="it-IT"/>
+              </w:rPr>
+            </w:pPr>
+            <w:r>
+              <w:rPr>
+                <w:rFonts w:ascii="Arial" w:eastAsia="Times New Roman" w:hAnsi="Arial" w:cs="Arial"/>
+                <w:sz w:val="24"/>
+                <w:szCs w:val="24"/>
+                <w:lang w:eastAsia="it-IT"/>
+              </w:rPr>
+              <w:t>-</w:t>
+            </w:r>
+            <w:r>
+              <w:rPr>
+                <w:rFonts w:ascii="Arial" w:eastAsia="Times New Roman" w:hAnsi="Arial" w:cs="Arial"/>
+                <w:sz w:val="24"/>
+                <w:szCs w:val="24"/>
+                <w:lang w:eastAsia="it-IT"/>
+              </w:rPr>
+              <w:t xml:space="preserve"> </w:t>
+            </w:r>
+            <w:r>
+              <w:rPr>
+                <w:rFonts w:ascii="Arial" w:eastAsia="Times New Roman" w:hAnsi="Arial" w:cs="Arial"/>
+                <w:sz w:val="24"/>
+                <w:szCs w:val="24"/>
+                <w:lang w:eastAsia="it-IT"/>
+              </w:rPr>
+              <w:t>cancella tutti i numeri incluso il Master</w:t>
+            </w:r>
+          </w:p>
+          <w:p>
+            <w:pPr>
+              <w:spacing w:line="330" w:lineRule="atLeast"/>
+              <w:rPr>
+                <w:rFonts w:ascii="Arial" w:eastAsia="Times New Roman" w:hAnsi="Arial" w:cs="Arial"/>
                 <w:color w:val="A6A6A6" w:themeColor="background1" w:themeShade="A6"/>
                 <w:sz w:val="24"/>
                 <w:szCs w:val="24"/>
@@ -6197,98 +6351,20 @@
             <w:r>
               <w:rPr>
                 <w:rFonts w:ascii="Arial" w:eastAsia="Times New Roman" w:hAnsi="Arial" w:cs="Arial"/>
-                <w:b/>
-                <w:bCs/>
-                <w:color w:val="A6A6A6" w:themeColor="background1" w:themeShade="A6"/>
                 <w:sz w:val="24"/>
                 <w:szCs w:val="24"/>
                 <w:lang w:eastAsia="it-IT"/>
               </w:rPr>
-              <w:t>x</w:t>
-            </w:r>
-          </w:p>
-        </w:tc>
-        <w:tc>
-          <w:tcPr>
-            <w:tcW w:w="4104" w:type="dxa"/>
-            <w:vAlign w:val="center"/>
-          </w:tcPr>
-          <w:p>
-            <w:pPr>
-              <w:spacing w:line="330" w:lineRule="atLeast"/>
-              <w:rPr>
-                <w:rFonts w:ascii="Arial" w:eastAsia="Times New Roman" w:hAnsi="Arial" w:cs="Arial"/>
-                <w:color w:val="A6A6A6" w:themeColor="background1" w:themeShade="A6"/>
+              <w:t xml:space="preserve">- </w:t>
+            </w:r>
+            <w:r>
+              <w:rPr>
+                <w:rFonts w:ascii="Arial" w:eastAsia="Times New Roman" w:hAnsi="Arial" w:cs="Arial"/>
                 <w:sz w:val="24"/>
                 <w:szCs w:val="24"/>
                 <w:lang w:eastAsia="it-IT"/>
               </w:rPr>
-            </w:pPr>
-            <w:r>
-              <w:rPr>
-                <w:rFonts w:ascii="Arial" w:eastAsia="Times New Roman" w:hAnsi="Arial" w:cs="Arial"/>
-                <w:color w:val="A6A6A6" w:themeColor="background1" w:themeShade="A6"/>
-                <w:sz w:val="24"/>
-                <w:szCs w:val="24"/>
-                <w:lang w:eastAsia="it-IT"/>
-              </w:rPr>
-              <w:t xml:space="preserve"> </w:t>
-            </w:r>
-            <w:r>
-              <w:rPr>
-                <w:rFonts w:ascii="Arial" w:eastAsia="Times New Roman" w:hAnsi="Arial" w:cs="Arial"/>
-                <w:color w:val="A6A6A6" w:themeColor="background1" w:themeShade="A6"/>
-                <w:sz w:val="24"/>
-                <w:szCs w:val="24"/>
-                <w:lang w:eastAsia="it-IT"/>
-              </w:rPr>
-              <w:t>Cancella tutti i numeri incluso il Master - Accetta qualsiasi numero</w:t>
-            </w:r>
-            <w:r>
-              <w:rPr>
-                <w:rFonts w:ascii="Arial" w:eastAsia="Times New Roman" w:hAnsi="Arial" w:cs="Arial"/>
-                <w:color w:val="A6A6A6" w:themeColor="background1" w:themeShade="A6"/>
-                <w:sz w:val="24"/>
-                <w:szCs w:val="24"/>
-                <w:lang w:eastAsia="it-IT"/>
-              </w:rPr>
-              <w:t xml:space="preserve"> </w:t>
-            </w:r>
-          </w:p>
-          <w:p>
-            <w:pPr>
-              <w:spacing w:line="330" w:lineRule="atLeast"/>
-              <w:jc w:val="center"/>
-              <w:rPr>
-                <w:rFonts w:ascii="Arial" w:eastAsia="Times New Roman" w:hAnsi="Arial" w:cs="Arial"/>
-                <w:color w:val="A6A6A6" w:themeColor="background1" w:themeShade="A6"/>
-                <w:sz w:val="24"/>
-                <w:szCs w:val="24"/>
-                <w:lang w:eastAsia="it-IT"/>
-              </w:rPr>
-            </w:pPr>
-          </w:p>
-          <w:p>
-            <w:pPr>
-              <w:spacing w:line="330" w:lineRule="atLeast"/>
-              <w:jc w:val="center"/>
-              <w:rPr>
-                <w:rFonts w:ascii="Arial" w:eastAsia="Times New Roman" w:hAnsi="Arial" w:cs="Arial"/>
-                <w:color w:val="A6A6A6" w:themeColor="background1" w:themeShade="A6"/>
-                <w:sz w:val="24"/>
-                <w:szCs w:val="24"/>
-                <w:lang w:eastAsia="it-IT"/>
-              </w:rPr>
-            </w:pPr>
-            <w:r>
-              <w:rPr>
-                <w:rFonts w:ascii="Arial" w:eastAsia="Times New Roman" w:hAnsi="Arial" w:cs="Arial"/>
-                <w:color w:val="A6A6A6" w:themeColor="background1" w:themeShade="A6"/>
-                <w:sz w:val="24"/>
-                <w:szCs w:val="24"/>
-                <w:lang w:eastAsia="it-IT"/>
-              </w:rPr>
-              <w:t>COMANDO NON DOCUMENTATO</w:t>
+              <w:t>ripristina il PIN di fabbrica</w:t>
             </w:r>
           </w:p>
         </w:tc>
@@ -7022,48 +7098,9 @@
           <w:szCs w:val="20"/>
           <w:lang w:eastAsia="it-IT"/>
         </w:rPr>
-        <w:t>imposta </w:t>
+        <w:t>carica numeri autorizzati con </w:t>
       </w:r>
       <w:hyperlink r:id="rId8" w:history="1">
-        <w:r>
-          <w:rPr>
-            <w:rFonts w:ascii="Segoe UI" w:eastAsia="Times New Roman" w:hAnsi="Segoe UI" w:cs="Segoe UI"/>
-            <w:color w:val="000000" w:themeColor="text1"/>
-            <w:sz w:val="18"/>
-            <w:szCs w:val="18"/>
-            <w:bdr w:val="single" w:sz="4" w:space="1" w:color="auto" w:frame="1"/>
-            <w:lang w:eastAsia="it-IT"/>
-          </w:rPr>
-          <w:t>EEPROM.update(5, 0)</w:t>
-        </w:r>
-      </w:hyperlink>
-    </w:p>
-    <w:p>
-      <w:pPr>
-        <w:numPr>
-          <w:ilvl w:val="1"/>
-          <w:numId w:val="1"/>
-        </w:numPr>
-        <w:spacing w:after="0" w:line="240" w:lineRule="auto"/>
-        <w:rPr>
-          <w:rFonts w:ascii="Segoe UI" w:eastAsia="Times New Roman" w:hAnsi="Segoe UI" w:cs="Segoe UI"/>
-          <w:color w:val="000000" w:themeColor="text1"/>
-          <w:sz w:val="20"/>
-          <w:szCs w:val="20"/>
-          <w:lang w:eastAsia="it-IT"/>
-        </w:rPr>
-      </w:pPr>
-      <w:r>
-        <w:rPr>
-          <w:rFonts w:ascii="Segoe UI" w:eastAsia="Times New Roman" w:hAnsi="Segoe UI" w:cs="Segoe UI"/>
-          <w:color w:val="000000" w:themeColor="text1"/>
-          <w:sz w:val="20"/>
-          <w:szCs w:val="20"/>
-          <w:lang w:eastAsia="it-IT"/>
-        </w:rPr>
-        <w:t>carica numeri autorizzati con </w:t>
-      </w:r>
-      <w:hyperlink r:id="rId9" w:history="1">
         <w:r>
           <w:rPr>
             <w:rFonts w:ascii="Segoe UI" w:eastAsia="Times New Roman" w:hAnsi="Segoe UI" w:cs="Segoe UI"/>
@@ -7092,7 +7129,7 @@
           <w:lang w:eastAsia="it-IT"/>
         </w:rPr>
       </w:pPr>
-      <w:hyperlink r:id="rId10" w:history="1">
+      <w:hyperlink r:id="rId9" w:history="1">
         <w:r>
           <w:rPr>
             <w:rFonts w:ascii="Segoe UI" w:eastAsia="Times New Roman" w:hAnsi="Segoe UI" w:cs="Segoe UI"/>
@@ -7291,7 +7328,27 @@
           <w:szCs w:val="20"/>
           <w:lang w:eastAsia="it-IT"/>
         </w:rPr>
-        <w:t>E = cancella tutti i numeri</w:t>
+        <w:t>F</w:t>
+      </w:r>
+      <w:r>
+        <w:rPr>
+          <w:rFonts w:ascii="Segoe UI" w:eastAsia="Times New Roman" w:hAnsi="Segoe UI" w:cs="Segoe UI"/>
+          <w:color w:val="000000" w:themeColor="text1"/>
+          <w:sz w:val="20"/>
+          <w:szCs w:val="20"/>
+          <w:lang w:eastAsia="it-IT"/>
+        </w:rPr>
+        <w:t xml:space="preserve"> = </w:t>
+      </w:r>
+      <w:r>
+        <w:rPr>
+          <w:rFonts w:ascii="Segoe UI" w:eastAsia="Times New Roman" w:hAnsi="Segoe UI" w:cs="Segoe UI"/>
+          <w:color w:val="000000" w:themeColor="text1"/>
+          <w:sz w:val="20"/>
+          <w:szCs w:val="20"/>
+          <w:lang w:eastAsia="it-IT"/>
+        </w:rPr>
+        <w:t>factory reset</w:t>
       </w:r>
     </w:p>
     <w:p>
@@ -7426,7 +7483,7 @@
         </w:rPr>
         <w:t>ogni 15 minuti verifica reset giornaliero e chiama </w:t>
       </w:r>
-      <w:hyperlink r:id="rId11" w:history="1">
+      <w:hyperlink r:id="rId10" w:history="1">
         <w:r>
           <w:rPr>
             <w:rFonts w:ascii="Segoe UI" w:eastAsia="Times New Roman" w:hAnsi="Segoe UI" w:cs="Segoe UI"/>
@@ -13546,7 +13603,7 @@
                     <pic:cNvPicPr/>
                   </pic:nvPicPr>
                   <pic:blipFill>
-                    <a:blip r:embed="rId12"/>
+                    <a:blip r:embed="rId11"/>
                     <a:stretch>
                       <a:fillRect/>
                     </a:stretch>
@@ -18621,7 +18678,7 @@
   <w:style w:type="paragraph" w:default="1" w:styleId="Normale">
     <w:name w:val="Normal"/>
     <w:qFormat/>
-    <w:rsid w:val="00856C45"/>
+    <w:rsid w:val="00E35DE6"/>
   </w:style>
   <w:style w:type="paragraph" w:styleId="Titolo3">
     <w:name w:val="heading 3"/>
@@ -18646,6 +18703,7 @@
   <w:style w:type="character" w:default="1" w:styleId="Carpredefinitoparagrafo">
     <w:name w:val="Default Paragraph Font"/>
     <w:uiPriority w:val="1"/>
+    <w:semiHidden/>
     <w:unhideWhenUsed/>
   </w:style>
   <w:style w:type="table" w:default="1" w:styleId="Tabellanormale">

--- a/SMS Manager for Power monitoring.docx
+++ b/SMS Manager for Power monitoring.docx
@@ -66,6 +66,7 @@
         </w:rPr>
         <w:t xml:space="preserve">  </w:t>
       </w:r>
+      <w:proofErr w:type="spellStart"/>
       <w:r>
         <w:rPr>
           <w:rFonts w:ascii="Arial" w:eastAsia="Times New Roman" w:hAnsi="Arial" w:cs="Arial"/>
@@ -76,7 +77,20 @@
           <w:szCs w:val="28"/>
           <w:lang w:val="en-US" w:eastAsia="it-IT"/>
         </w:rPr>
-        <w:t>Specifiche:</w:t>
+        <w:t>Specifiche</w:t>
+      </w:r>
+      <w:proofErr w:type="spellEnd"/>
+      <w:r>
+        <w:rPr>
+          <w:rFonts w:ascii="Arial" w:eastAsia="Times New Roman" w:hAnsi="Arial" w:cs="Arial"/>
+          <w:b/>
+          <w:bCs/>
+          <w:color w:val="000000" w:themeColor="text1"/>
+          <w:sz w:val="28"/>
+          <w:szCs w:val="28"/>
+          <w:lang w:val="en-US" w:eastAsia="it-IT"/>
+        </w:rPr>
+        <w:t>:</w:t>
       </w:r>
     </w:p>
     <w:p>
@@ -130,7 +144,29 @@
           <w:szCs w:val="24"/>
           <w:lang w:eastAsia="it-IT"/>
         </w:rPr>
-        <w:t>  -     Reinizializzazione ogni 24 ore (ogni giorno) ad ora prestabilita</w:t>
+        <w:t>  -     </w:t>
+      </w:r>
+      <w:proofErr w:type="spellStart"/>
+      <w:r>
+        <w:rPr>
+          <w:rFonts w:ascii="Arial" w:eastAsia="Times New Roman" w:hAnsi="Arial" w:cs="Arial"/>
+          <w:color w:val="000000" w:themeColor="text1"/>
+          <w:sz w:val="24"/>
+          <w:szCs w:val="24"/>
+          <w:lang w:eastAsia="it-IT"/>
+        </w:rPr>
+        <w:t>Reinizializzazione</w:t>
+      </w:r>
+      <w:proofErr w:type="spellEnd"/>
+      <w:r>
+        <w:rPr>
+          <w:rFonts w:ascii="Arial" w:eastAsia="Times New Roman" w:hAnsi="Arial" w:cs="Arial"/>
+          <w:color w:val="000000" w:themeColor="text1"/>
+          <w:sz w:val="24"/>
+          <w:szCs w:val="24"/>
+          <w:lang w:eastAsia="it-IT"/>
+        </w:rPr>
+        <w:t xml:space="preserve"> ogni 24 ore (ogni giorno) ad ora prestabilita</w:t>
       </w:r>
       <w:r>
         <w:rPr>
@@ -692,7 +728,29 @@
           <w:szCs w:val="24"/>
           <w:lang w:eastAsia="it-IT"/>
         </w:rPr>
-        <w:t>su comando M (per definizione Master da vuoto) o factory reset da comando M</w:t>
+        <w:t xml:space="preserve">su comando M (per definizione Master da vuoto) o </w:t>
+      </w:r>
+      <w:proofErr w:type="spellStart"/>
+      <w:r>
+        <w:rPr>
+          <w:rFonts w:ascii="Arial" w:eastAsia="Times New Roman" w:hAnsi="Arial" w:cs="Arial"/>
+          <w:color w:val="000000" w:themeColor="text1"/>
+          <w:sz w:val="24"/>
+          <w:szCs w:val="24"/>
+          <w:lang w:eastAsia="it-IT"/>
+        </w:rPr>
+        <w:t>factory</w:t>
+      </w:r>
+      <w:proofErr w:type="spellEnd"/>
+      <w:r>
+        <w:rPr>
+          <w:rFonts w:ascii="Arial" w:eastAsia="Times New Roman" w:hAnsi="Arial" w:cs="Arial"/>
+          <w:color w:val="000000" w:themeColor="text1"/>
+          <w:sz w:val="24"/>
+          <w:szCs w:val="24"/>
+          <w:lang w:eastAsia="it-IT"/>
+        </w:rPr>
+        <w:t xml:space="preserve"> reset da comando M</w:t>
       </w:r>
     </w:p>
     <w:p>
@@ -796,6 +854,7 @@
         </w:rPr>
         <w:t xml:space="preserve"> Comando SMS (</w:t>
       </w:r>
+      <w:proofErr w:type="spellStart"/>
       <w:r>
         <w:rPr>
           <w:rFonts w:ascii="Arial" w:eastAsia="Times New Roman" w:hAnsi="Arial" w:cs="Arial"/>
@@ -826,6 +885,7 @@
         </w:rPr>
         <w:t>PinVecchio+PinNuovo</w:t>
       </w:r>
+      <w:proofErr w:type="spellEnd"/>
       <w:r>
         <w:rPr>
           <w:rFonts w:ascii="Arial" w:eastAsia="Times New Roman" w:hAnsi="Arial" w:cs="Arial"/>
@@ -907,15 +967,27 @@
         </w:rPr>
         <w:t xml:space="preserve">(NON Implementato)    Salvataggio STATO </w:t>
       </w:r>
-      <w:r>
-        <w:rPr>
-          <w:rFonts w:ascii="Arial" w:eastAsia="Times New Roman" w:hAnsi="Arial" w:cs="Arial"/>
-          <w:color w:val="000000" w:themeColor="text1"/>
-          <w:sz w:val="24"/>
-          <w:szCs w:val="24"/>
-          <w:lang w:eastAsia="it-IT"/>
-        </w:rPr>
-        <w:t xml:space="preserve">Pwr </w:t>
+      <w:proofErr w:type="spellStart"/>
+      <w:r>
+        <w:rPr>
+          <w:rFonts w:ascii="Arial" w:eastAsia="Times New Roman" w:hAnsi="Arial" w:cs="Arial"/>
+          <w:color w:val="000000" w:themeColor="text1"/>
+          <w:sz w:val="24"/>
+          <w:szCs w:val="24"/>
+          <w:lang w:eastAsia="it-IT"/>
+        </w:rPr>
+        <w:t>Pwr</w:t>
+      </w:r>
+      <w:proofErr w:type="spellEnd"/>
+      <w:r>
+        <w:rPr>
+          <w:rFonts w:ascii="Arial" w:eastAsia="Times New Roman" w:hAnsi="Arial" w:cs="Arial"/>
+          <w:color w:val="000000" w:themeColor="text1"/>
+          <w:sz w:val="24"/>
+          <w:szCs w:val="24"/>
+          <w:lang w:eastAsia="it-IT"/>
+        </w:rPr>
+        <w:t xml:space="preserve"> </w:t>
       </w:r>
       <w:r>
         <w:rPr>
@@ -1109,7 +1181,29 @@
           <w:szCs w:val="24"/>
           <w:lang w:eastAsia="it-IT"/>
         </w:rPr>
-        <w:t>- Monitora la tensione di rete tramite un trasformatore e la libreria EmonLib.</w:t>
+        <w:t xml:space="preserve">- Monitora la tensione di rete tramite un trasformatore e la libreria </w:t>
+      </w:r>
+      <w:proofErr w:type="spellStart"/>
+      <w:r>
+        <w:rPr>
+          <w:rFonts w:ascii="Arial" w:eastAsia="Times New Roman" w:hAnsi="Arial" w:cs="Arial"/>
+          <w:color w:val="000000" w:themeColor="text1"/>
+          <w:sz w:val="24"/>
+          <w:szCs w:val="24"/>
+          <w:lang w:eastAsia="it-IT"/>
+        </w:rPr>
+        <w:t>EmonLib</w:t>
+      </w:r>
+      <w:proofErr w:type="spellEnd"/>
+      <w:r>
+        <w:rPr>
+          <w:rFonts w:ascii="Arial" w:eastAsia="Times New Roman" w:hAnsi="Arial" w:cs="Arial"/>
+          <w:color w:val="000000" w:themeColor="text1"/>
+          <w:sz w:val="24"/>
+          <w:szCs w:val="24"/>
+          <w:lang w:eastAsia="it-IT"/>
+        </w:rPr>
+        <w:t>.</w:t>
       </w:r>
     </w:p>
     <w:p>
@@ -1803,7 +1897,29 @@
           <w:szCs w:val="24"/>
           <w:lang w:eastAsia="it-IT"/>
         </w:rPr>
-        <w:t xml:space="preserve"> Factory reset - </w:t>
+        <w:t xml:space="preserve"> </w:t>
+      </w:r>
+      <w:proofErr w:type="spellStart"/>
+      <w:r>
+        <w:rPr>
+          <w:rFonts w:ascii="Arial" w:eastAsia="Times New Roman" w:hAnsi="Arial" w:cs="Arial"/>
+          <w:color w:val="000000" w:themeColor="text1"/>
+          <w:sz w:val="24"/>
+          <w:szCs w:val="24"/>
+          <w:lang w:eastAsia="it-IT"/>
+        </w:rPr>
+        <w:t>Factory</w:t>
+      </w:r>
+      <w:proofErr w:type="spellEnd"/>
+      <w:r>
+        <w:rPr>
+          <w:rFonts w:ascii="Arial" w:eastAsia="Times New Roman" w:hAnsi="Arial" w:cs="Arial"/>
+          <w:color w:val="000000" w:themeColor="text1"/>
+          <w:sz w:val="24"/>
+          <w:szCs w:val="24"/>
+          <w:lang w:eastAsia="it-IT"/>
+        </w:rPr>
+        <w:t xml:space="preserve"> reset - </w:t>
       </w:r>
       <w:r>
         <w:rPr>
@@ -3263,12 +3379,10 @@
           <w:szCs w:val="24"/>
           <w:lang w:val="en-US" w:eastAsia="it-IT"/>
         </w:rPr>
-        <w:t>n. telefono:</w:t>
-      </w:r>
-    </w:p>
-    <w:p>
-      <w:pPr>
-        <w:spacing w:after="240" w:line="330" w:lineRule="atLeast"/>
+        <w:t xml:space="preserve">n. </w:t>
+      </w:r>
+      <w:proofErr w:type="spellStart"/>
+      <w:r>
         <w:rPr>
           <w:rFonts w:ascii="Arial" w:eastAsia="Times New Roman" w:hAnsi="Arial" w:cs="Arial"/>
           <w:i/>
@@ -3278,7 +3392,9 @@
           <w:szCs w:val="24"/>
           <w:lang w:val="en-US" w:eastAsia="it-IT"/>
         </w:rPr>
-      </w:pPr>
+        <w:t>telefono</w:t>
+      </w:r>
+      <w:proofErr w:type="spellEnd"/>
       <w:r>
         <w:rPr>
           <w:rFonts w:ascii="Arial" w:eastAsia="Times New Roman" w:hAnsi="Arial" w:cs="Arial"/>
@@ -3289,7 +3405,7 @@
           <w:szCs w:val="24"/>
           <w:lang w:val="en-US" w:eastAsia="it-IT"/>
         </w:rPr>
-        <w:t>write_String((12+i*16), "");</w:t>
+        <w:t>:</w:t>
       </w:r>
     </w:p>
     <w:p>
@@ -3305,6 +3421,7 @@
           <w:lang w:val="en-US" w:eastAsia="it-IT"/>
         </w:rPr>
       </w:pPr>
+      <w:proofErr w:type="spellStart"/>
       <w:r>
         <w:rPr>
           <w:rFonts w:ascii="Arial" w:eastAsia="Times New Roman" w:hAnsi="Arial" w:cs="Arial"/>
@@ -3315,7 +3432,86 @@
           <w:szCs w:val="24"/>
           <w:lang w:val="en-US" w:eastAsia="it-IT"/>
         </w:rPr>
-        <w:t>write_StringTel((EPTELIN+i*EPTELPRO), "");</w:t>
+        <w:t>write_String</w:t>
+      </w:r>
+      <w:proofErr w:type="spellEnd"/>
+      <w:r>
+        <w:rPr>
+          <w:rFonts w:ascii="Arial" w:eastAsia="Times New Roman" w:hAnsi="Arial" w:cs="Arial"/>
+          <w:i/>
+          <w:iCs/>
+          <w:color w:val="000000" w:themeColor="text1"/>
+          <w:sz w:val="24"/>
+          <w:szCs w:val="24"/>
+          <w:lang w:val="en-US" w:eastAsia="it-IT"/>
+        </w:rPr>
+        <w:t>((12+i*16), "");</w:t>
+      </w:r>
+    </w:p>
+    <w:p>
+      <w:pPr>
+        <w:spacing w:after="240" w:line="330" w:lineRule="atLeast"/>
+        <w:rPr>
+          <w:rFonts w:ascii="Arial" w:eastAsia="Times New Roman" w:hAnsi="Arial" w:cs="Arial"/>
+          <w:i/>
+          <w:iCs/>
+          <w:color w:val="000000" w:themeColor="text1"/>
+          <w:sz w:val="24"/>
+          <w:szCs w:val="24"/>
+          <w:lang w:val="en-US" w:eastAsia="it-IT"/>
+        </w:rPr>
+      </w:pPr>
+      <w:proofErr w:type="spellStart"/>
+      <w:r>
+        <w:rPr>
+          <w:rFonts w:ascii="Arial" w:eastAsia="Times New Roman" w:hAnsi="Arial" w:cs="Arial"/>
+          <w:i/>
+          <w:iCs/>
+          <w:color w:val="000000" w:themeColor="text1"/>
+          <w:sz w:val="24"/>
+          <w:szCs w:val="24"/>
+          <w:lang w:val="en-US" w:eastAsia="it-IT"/>
+        </w:rPr>
+        <w:t>write_StringTel</w:t>
+      </w:r>
+      <w:proofErr w:type="spellEnd"/>
+      <w:r>
+        <w:rPr>
+          <w:rFonts w:ascii="Arial" w:eastAsia="Times New Roman" w:hAnsi="Arial" w:cs="Arial"/>
+          <w:i/>
+          <w:iCs/>
+          <w:color w:val="000000" w:themeColor="text1"/>
+          <w:sz w:val="24"/>
+          <w:szCs w:val="24"/>
+          <w:lang w:val="en-US" w:eastAsia="it-IT"/>
+        </w:rPr>
+        <w:t>((</w:t>
+      </w:r>
+      <w:proofErr w:type="spellStart"/>
+      <w:r>
+        <w:rPr>
+          <w:rFonts w:ascii="Arial" w:eastAsia="Times New Roman" w:hAnsi="Arial" w:cs="Arial"/>
+          <w:i/>
+          <w:iCs/>
+          <w:color w:val="000000" w:themeColor="text1"/>
+          <w:sz w:val="24"/>
+          <w:szCs w:val="24"/>
+          <w:lang w:val="en-US" w:eastAsia="it-IT"/>
+        </w:rPr>
+        <w:t>EPTELIN+i</w:t>
+      </w:r>
+      <w:proofErr w:type="spellEnd"/>
+      <w:r>
+        <w:rPr>
+          <w:rFonts w:ascii="Arial" w:eastAsia="Times New Roman" w:hAnsi="Arial" w:cs="Arial"/>
+          <w:i/>
+          <w:iCs/>
+          <w:color w:val="000000" w:themeColor="text1"/>
+          <w:sz w:val="24"/>
+          <w:szCs w:val="24"/>
+          <w:lang w:val="en-US" w:eastAsia="it-IT"/>
+        </w:rPr>
+        <w:t>*EPTELPRO), "");</w:t>
       </w:r>
     </w:p>
     <w:p>
@@ -3514,6 +3710,7 @@
           <w:lang w:eastAsia="it-IT"/>
         </w:rPr>
       </w:pPr>
+      <w:proofErr w:type="spellStart"/>
       <w:r>
         <w:rPr>
           <w:rFonts w:ascii="Arial" w:eastAsia="Times New Roman" w:hAnsi="Arial" w:cs="Arial"/>
@@ -3524,7 +3721,20 @@
           <w:szCs w:val="24"/>
           <w:lang w:eastAsia="it-IT"/>
         </w:rPr>
-        <w:t>EEPROM.read(5) Indicatore Rete presente (0) Rete assente (1) - NON PIU' UTILIZZATO</w:t>
+        <w:t>EEPROM.read</w:t>
+      </w:r>
+      <w:proofErr w:type="spellEnd"/>
+      <w:r>
+        <w:rPr>
+          <w:rFonts w:ascii="Arial" w:eastAsia="Times New Roman" w:hAnsi="Arial" w:cs="Arial"/>
+          <w:i/>
+          <w:iCs/>
+          <w:color w:val="000000" w:themeColor="text1"/>
+          <w:sz w:val="24"/>
+          <w:szCs w:val="24"/>
+          <w:lang w:eastAsia="it-IT"/>
+        </w:rPr>
+        <w:t>(5) Indicatore Rete presente (0) Rete assente (1) - NON PIU' UTILIZZATO</w:t>
       </w:r>
     </w:p>
     <w:p>
@@ -3815,7 +4025,31 @@
           <w:u w:val="single"/>
           <w:lang w:eastAsia="it-IT"/>
         </w:rPr>
-        <w:t>Monitora la tensione di rete tramite un trasformatore e la libreria EmonLib.</w:t>
+        <w:t xml:space="preserve">Monitora la tensione di rete tramite un trasformatore e la libreria </w:t>
+      </w:r>
+      <w:proofErr w:type="spellStart"/>
+      <w:r>
+        <w:rPr>
+          <w:rFonts w:ascii="Arial" w:eastAsia="Times New Roman" w:hAnsi="Arial" w:cs="Arial"/>
+          <w:color w:val="000000" w:themeColor="text1"/>
+          <w:sz w:val="24"/>
+          <w:szCs w:val="24"/>
+          <w:u w:val="single"/>
+          <w:lang w:eastAsia="it-IT"/>
+        </w:rPr>
+        <w:t>EmonLib</w:t>
+      </w:r>
+      <w:proofErr w:type="spellEnd"/>
+      <w:r>
+        <w:rPr>
+          <w:rFonts w:ascii="Arial" w:eastAsia="Times New Roman" w:hAnsi="Arial" w:cs="Arial"/>
+          <w:color w:val="000000" w:themeColor="text1"/>
+          <w:sz w:val="24"/>
+          <w:szCs w:val="24"/>
+          <w:u w:val="single"/>
+          <w:lang w:eastAsia="it-IT"/>
+        </w:rPr>
+        <w:t>.</w:t>
       </w:r>
     </w:p>
     <w:p>
@@ -3957,6 +4191,7 @@
         </w:rPr>
         <w:t xml:space="preserve">- </w:t>
       </w:r>
+      <w:proofErr w:type="spellStart"/>
       <w:r>
         <w:rPr>
           <w:rFonts w:ascii="Arial" w:eastAsia="Times New Roman" w:hAnsi="Arial" w:cs="Arial"/>
@@ -3969,6 +4204,7 @@
         </w:rPr>
         <w:t>M+numero</w:t>
       </w:r>
+      <w:proofErr w:type="spellEnd"/>
       <w:r>
         <w:rPr>
           <w:rFonts w:ascii="Arial" w:eastAsia="Times New Roman" w:hAnsi="Arial" w:cs="Arial"/>
@@ -4804,7 +5040,29 @@
           <w:szCs w:val="24"/>
           <w:lang w:val="en-US" w:eastAsia="it-IT"/>
         </w:rPr>
-        <w:t>→ Aggiorna PIN</w:t>
+        <w:t xml:space="preserve">→ </w:t>
+      </w:r>
+      <w:proofErr w:type="spellStart"/>
+      <w:r>
+        <w:rPr>
+          <w:rFonts w:ascii="Arial" w:eastAsia="Times New Roman" w:hAnsi="Arial" w:cs="Arial"/>
+          <w:color w:val="000000" w:themeColor="text1"/>
+          <w:sz w:val="24"/>
+          <w:szCs w:val="24"/>
+          <w:lang w:val="en-US" w:eastAsia="it-IT"/>
+        </w:rPr>
+        <w:t>Aggiorna</w:t>
+      </w:r>
+      <w:proofErr w:type="spellEnd"/>
+      <w:r>
+        <w:rPr>
+          <w:rFonts w:ascii="Arial" w:eastAsia="Times New Roman" w:hAnsi="Arial" w:cs="Arial"/>
+          <w:color w:val="000000" w:themeColor="text1"/>
+          <w:sz w:val="24"/>
+          <w:szCs w:val="24"/>
+          <w:lang w:val="en-US" w:eastAsia="it-IT"/>
+        </w:rPr>
+        <w:t xml:space="preserve"> PIN</w:t>
       </w:r>
     </w:p>
     <w:p>
@@ -4948,7 +5206,29 @@
           <w:szCs w:val="24"/>
           <w:lang w:eastAsia="it-IT"/>
         </w:rPr>
-        <w:t>- “F12345” Factory reset - Con PIN - cancella tutti i numeri e ripristina il PIN di fabbrica.</w:t>
+        <w:t xml:space="preserve">- “F12345” </w:t>
+      </w:r>
+      <w:proofErr w:type="spellStart"/>
+      <w:r>
+        <w:rPr>
+          <w:rFonts w:ascii="Arial" w:eastAsia="Times New Roman" w:hAnsi="Arial" w:cs="Arial"/>
+          <w:color w:val="000000" w:themeColor="text1"/>
+          <w:sz w:val="24"/>
+          <w:szCs w:val="24"/>
+          <w:lang w:eastAsia="it-IT"/>
+        </w:rPr>
+        <w:t>Factory</w:t>
+      </w:r>
+      <w:proofErr w:type="spellEnd"/>
+      <w:r>
+        <w:rPr>
+          <w:rFonts w:ascii="Arial" w:eastAsia="Times New Roman" w:hAnsi="Arial" w:cs="Arial"/>
+          <w:color w:val="000000" w:themeColor="text1"/>
+          <w:sz w:val="24"/>
+          <w:szCs w:val="24"/>
+          <w:lang w:eastAsia="it-IT"/>
+        </w:rPr>
+        <w:t xml:space="preserve"> reset - Con PIN - cancella tutti i numeri e ripristina il PIN di fabbrica.</w:t>
       </w:r>
     </w:p>
     <w:p>
@@ -5047,7 +5327,7 @@
           <w:szCs w:val="24"/>
           <w:lang w:eastAsia="it-IT"/>
         </w:rPr>
-        <w:t>Da g</w:t>
+        <w:t>G</w:t>
       </w:r>
       <w:r>
         <w:rPr>
@@ -5071,7 +5351,7 @@
           <w:szCs w:val="24"/>
           <w:lang w:eastAsia="it-IT"/>
         </w:rPr>
-        <w:t>re</w:t>
+        <w:t>to</w:t>
       </w:r>
       <w:r>
         <w:rPr>
@@ -5319,6 +5599,7 @@
                 <w:lang w:eastAsia="it-IT"/>
               </w:rPr>
             </w:pPr>
+            <w:proofErr w:type="spellStart"/>
             <w:r>
               <w:rPr>
                 <w:rFonts w:ascii="Arial" w:eastAsia="Times New Roman" w:hAnsi="Arial" w:cs="Arial"/>
@@ -5329,6 +5610,7 @@
               </w:rPr>
               <w:t>Command</w:t>
             </w:r>
+            <w:proofErr w:type="spellEnd"/>
           </w:p>
         </w:tc>
         <w:tc>
@@ -5870,7 +6152,29 @@
                 <w:szCs w:val="24"/>
                 <w:lang w:val="en-US" w:eastAsia="it-IT"/>
               </w:rPr>
-              <w:t>Delete in EEPROM and phoneAut auxiliaries phone numbers except the Authorized MASTER[0]</w:t>
+              <w:t xml:space="preserve">Delete in EEPROM and </w:t>
+            </w:r>
+            <w:proofErr w:type="spellStart"/>
+            <w:r>
+              <w:rPr>
+                <w:rFonts w:ascii="Arial" w:eastAsia="Times New Roman" w:hAnsi="Arial" w:cs="Arial"/>
+                <w:color w:val="000000" w:themeColor="text1"/>
+                <w:sz w:val="24"/>
+                <w:szCs w:val="24"/>
+                <w:lang w:val="en-US" w:eastAsia="it-IT"/>
+              </w:rPr>
+              <w:t>phoneAut</w:t>
+            </w:r>
+            <w:proofErr w:type="spellEnd"/>
+            <w:r>
+              <w:rPr>
+                <w:rFonts w:ascii="Arial" w:eastAsia="Times New Roman" w:hAnsi="Arial" w:cs="Arial"/>
+                <w:color w:val="000000" w:themeColor="text1"/>
+                <w:sz w:val="24"/>
+                <w:szCs w:val="24"/>
+                <w:lang w:val="en-US" w:eastAsia="it-IT"/>
+              </w:rPr>
+              <w:t xml:space="preserve"> auxiliaries phone numbers except the Authorized MASTER[0]</w:t>
             </w:r>
           </w:p>
           <w:p>
@@ -6761,15 +7065,27 @@
           <w:lang w:eastAsia="it-IT"/>
         </w:rPr>
       </w:pPr>
-      <w:r>
-        <w:rPr>
-          <w:rFonts w:ascii="Arial" w:eastAsia="Times New Roman" w:hAnsi="Arial" w:cs="Arial"/>
-          <w:color w:val="000000" w:themeColor="text1"/>
-          <w:sz w:val="24"/>
-          <w:szCs w:val="24"/>
-          <w:lang w:eastAsia="it-IT"/>
-        </w:rPr>
-        <w:t>EEPROM.read(5) Indicatore Rete presente (0) Rete assente (1)</w:t>
+      <w:proofErr w:type="spellStart"/>
+      <w:r>
+        <w:rPr>
+          <w:rFonts w:ascii="Arial" w:eastAsia="Times New Roman" w:hAnsi="Arial" w:cs="Arial"/>
+          <w:color w:val="000000" w:themeColor="text1"/>
+          <w:sz w:val="24"/>
+          <w:szCs w:val="24"/>
+          <w:lang w:eastAsia="it-IT"/>
+        </w:rPr>
+        <w:t>EEPROM.read</w:t>
+      </w:r>
+      <w:proofErr w:type="spellEnd"/>
+      <w:r>
+        <w:rPr>
+          <w:rFonts w:ascii="Arial" w:eastAsia="Times New Roman" w:hAnsi="Arial" w:cs="Arial"/>
+          <w:color w:val="000000" w:themeColor="text1"/>
+          <w:sz w:val="24"/>
+          <w:szCs w:val="24"/>
+          <w:lang w:eastAsia="it-IT"/>
+        </w:rPr>
+        <w:t>(5) Indicatore Rete presente (0) Rete assente (1)</w:t>
       </w:r>
     </w:p>
     <w:p>
@@ -7061,19 +7377,42 @@
         </w:rPr>
         <w:t>chiama </w:t>
       </w:r>
-      <w:hyperlink r:id="rId7" w:history="1">
-        <w:r>
-          <w:rPr>
-            <w:rFonts w:ascii="Segoe UI" w:eastAsia="Times New Roman" w:hAnsi="Segoe UI" w:cs="Segoe UI"/>
-            <w:color w:val="000000" w:themeColor="text1"/>
-            <w:sz w:val="18"/>
-            <w:szCs w:val="18"/>
-            <w:bdr w:val="single" w:sz="4" w:space="1" w:color="auto" w:frame="1"/>
-            <w:lang w:eastAsia="it-IT"/>
-          </w:rPr>
-          <w:t>initgsm()</w:t>
-        </w:r>
-      </w:hyperlink>
+      <w:proofErr w:type="spellStart"/>
+      <w:r>
+        <w:fldChar w:fldCharType="begin"/>
+      </w:r>
+      <w:r>
+        <w:instrText>HYPERLINK "vscode-file://vscode-app/c:/Users/Massimo/AppData/Local/Programs/Microsoft%20VS%20Code/f6cfa2ea24/resources/app/out/vs/code/electron-browser/workbench/workbench.html"</w:instrText>
+      </w:r>
+      <w:r>
+        <w:fldChar w:fldCharType="separate"/>
+      </w:r>
+      <w:r>
+        <w:rPr>
+          <w:rFonts w:ascii="Segoe UI" w:eastAsia="Times New Roman" w:hAnsi="Segoe UI" w:cs="Segoe UI"/>
+          <w:color w:val="000000" w:themeColor="text1"/>
+          <w:sz w:val="18"/>
+          <w:szCs w:val="18"/>
+          <w:bdr w:val="single" w:sz="4" w:space="1" w:color="auto" w:frame="1"/>
+          <w:lang w:eastAsia="it-IT"/>
+        </w:rPr>
+        <w:t>initgsm</w:t>
+      </w:r>
+      <w:proofErr w:type="spellEnd"/>
+      <w:r>
+        <w:rPr>
+          <w:rFonts w:ascii="Segoe UI" w:eastAsia="Times New Roman" w:hAnsi="Segoe UI" w:cs="Segoe UI"/>
+          <w:color w:val="000000" w:themeColor="text1"/>
+          <w:sz w:val="18"/>
+          <w:szCs w:val="18"/>
+          <w:bdr w:val="single" w:sz="4" w:space="1" w:color="auto" w:frame="1"/>
+          <w:lang w:eastAsia="it-IT"/>
+        </w:rPr>
+        <w:t>()</w:t>
+      </w:r>
+      <w:r>
+        <w:fldChar w:fldCharType="end"/>
+      </w:r>
     </w:p>
     <w:p>
       <w:pPr>
@@ -7100,19 +7439,42 @@
         </w:rPr>
         <w:t>carica numeri autorizzati con </w:t>
       </w:r>
-      <w:hyperlink r:id="rId8" w:history="1">
-        <w:r>
-          <w:rPr>
-            <w:rFonts w:ascii="Segoe UI" w:eastAsia="Times New Roman" w:hAnsi="Segoe UI" w:cs="Segoe UI"/>
-            <w:color w:val="000000" w:themeColor="text1"/>
-            <w:sz w:val="18"/>
-            <w:szCs w:val="18"/>
-            <w:bdr w:val="single" w:sz="4" w:space="1" w:color="auto" w:frame="1"/>
-            <w:lang w:eastAsia="it-IT"/>
-          </w:rPr>
-          <w:t>RestorePhones()</w:t>
-        </w:r>
-      </w:hyperlink>
+      <w:proofErr w:type="spellStart"/>
+      <w:r>
+        <w:fldChar w:fldCharType="begin"/>
+      </w:r>
+      <w:r>
+        <w:instrText>HYPERLINK "vscode-file://vscode-app/c:/Users/Massimo/AppData/Local/Programs/Microsoft%20VS%20Code/f6cfa2ea24/resources/app/out/vs/code/electron-browser/workbench/workbench.html"</w:instrText>
+      </w:r>
+      <w:r>
+        <w:fldChar w:fldCharType="separate"/>
+      </w:r>
+      <w:r>
+        <w:rPr>
+          <w:rFonts w:ascii="Segoe UI" w:eastAsia="Times New Roman" w:hAnsi="Segoe UI" w:cs="Segoe UI"/>
+          <w:color w:val="000000" w:themeColor="text1"/>
+          <w:sz w:val="18"/>
+          <w:szCs w:val="18"/>
+          <w:bdr w:val="single" w:sz="4" w:space="1" w:color="auto" w:frame="1"/>
+          <w:lang w:eastAsia="it-IT"/>
+        </w:rPr>
+        <w:t>RestorePhones</w:t>
+      </w:r>
+      <w:proofErr w:type="spellEnd"/>
+      <w:r>
+        <w:rPr>
+          <w:rFonts w:ascii="Segoe UI" w:eastAsia="Times New Roman" w:hAnsi="Segoe UI" w:cs="Segoe UI"/>
+          <w:color w:val="000000" w:themeColor="text1"/>
+          <w:sz w:val="18"/>
+          <w:szCs w:val="18"/>
+          <w:bdr w:val="single" w:sz="4" w:space="1" w:color="auto" w:frame="1"/>
+          <w:lang w:eastAsia="it-IT"/>
+        </w:rPr>
+        <w:t>()</w:t>
+      </w:r>
+      <w:r>
+        <w:fldChar w:fldCharType="end"/>
+      </w:r>
     </w:p>
     <w:p>
       <w:pPr>
@@ -7129,7 +7491,7 @@
           <w:lang w:eastAsia="it-IT"/>
         </w:rPr>
       </w:pPr>
-      <w:hyperlink r:id="rId9" w:history="1">
+      <w:hyperlink r:id="rId7" w:history="1">
         <w:r>
           <w:rPr>
             <w:rFonts w:ascii="Segoe UI" w:eastAsia="Times New Roman" w:hAnsi="Segoe UI" w:cs="Segoe UI"/>
@@ -7340,6 +7702,7 @@
         </w:rPr>
         <w:t xml:space="preserve"> = </w:t>
       </w:r>
+      <w:proofErr w:type="spellStart"/>
       <w:r>
         <w:rPr>
           <w:rFonts w:ascii="Segoe UI" w:eastAsia="Times New Roman" w:hAnsi="Segoe UI" w:cs="Segoe UI"/>
@@ -7348,7 +7711,18 @@
           <w:szCs w:val="20"/>
           <w:lang w:eastAsia="it-IT"/>
         </w:rPr>
-        <w:t>factory reset</w:t>
+        <w:t>factory</w:t>
+      </w:r>
+      <w:proofErr w:type="spellEnd"/>
+      <w:r>
+        <w:rPr>
+          <w:rFonts w:ascii="Segoe UI" w:eastAsia="Times New Roman" w:hAnsi="Segoe UI" w:cs="Segoe UI"/>
+          <w:color w:val="000000" w:themeColor="text1"/>
+          <w:sz w:val="20"/>
+          <w:szCs w:val="20"/>
+          <w:lang w:eastAsia="it-IT"/>
+        </w:rPr>
+        <w:t xml:space="preserve"> reset</w:t>
       </w:r>
     </w:p>
     <w:p>
@@ -7483,19 +7857,42 @@
         </w:rPr>
         <w:t>ogni 15 minuti verifica reset giornaliero e chiama </w:t>
       </w:r>
-      <w:hyperlink r:id="rId10" w:history="1">
-        <w:r>
-          <w:rPr>
-            <w:rFonts w:ascii="Segoe UI" w:eastAsia="Times New Roman" w:hAnsi="Segoe UI" w:cs="Segoe UI"/>
-            <w:color w:val="000000" w:themeColor="text1"/>
-            <w:sz w:val="18"/>
-            <w:szCs w:val="18"/>
-            <w:bdr w:val="single" w:sz="4" w:space="1" w:color="auto" w:frame="1"/>
-            <w:lang w:eastAsia="it-IT"/>
-          </w:rPr>
-          <w:t>initgsm()</w:t>
-        </w:r>
-      </w:hyperlink>
+      <w:proofErr w:type="spellStart"/>
+      <w:r>
+        <w:fldChar w:fldCharType="begin"/>
+      </w:r>
+      <w:r>
+        <w:instrText>HYPERLINK "vscode-file://vscode-app/c:/Users/Massimo/AppData/Local/Programs/Microsoft%20VS%20Code/f6cfa2ea24/resources/app/out/vs/code/electron-browser/workbench/workbench.html"</w:instrText>
+      </w:r>
+      <w:r>
+        <w:fldChar w:fldCharType="separate"/>
+      </w:r>
+      <w:r>
+        <w:rPr>
+          <w:rFonts w:ascii="Segoe UI" w:eastAsia="Times New Roman" w:hAnsi="Segoe UI" w:cs="Segoe UI"/>
+          <w:color w:val="000000" w:themeColor="text1"/>
+          <w:sz w:val="18"/>
+          <w:szCs w:val="18"/>
+          <w:bdr w:val="single" w:sz="4" w:space="1" w:color="auto" w:frame="1"/>
+          <w:lang w:eastAsia="it-IT"/>
+        </w:rPr>
+        <w:t>initgsm</w:t>
+      </w:r>
+      <w:proofErr w:type="spellEnd"/>
+      <w:r>
+        <w:rPr>
+          <w:rFonts w:ascii="Segoe UI" w:eastAsia="Times New Roman" w:hAnsi="Segoe UI" w:cs="Segoe UI"/>
+          <w:color w:val="000000" w:themeColor="text1"/>
+          <w:sz w:val="18"/>
+          <w:szCs w:val="18"/>
+          <w:bdr w:val="single" w:sz="4" w:space="1" w:color="auto" w:frame="1"/>
+          <w:lang w:eastAsia="it-IT"/>
+        </w:rPr>
+        <w:t>()</w:t>
+      </w:r>
+      <w:r>
+        <w:fldChar w:fldCharType="end"/>
+      </w:r>
       <w:r>
         <w:rPr>
           <w:rFonts w:ascii="Segoe UI" w:eastAsia="Times New Roman" w:hAnsi="Segoe UI" w:cs="Segoe UI"/>
@@ -7555,6 +7952,18 @@
         <w:lastRenderedPageBreak/>
         <w:t>Testing</w:t>
       </w:r>
+      <w:r>
+        <w:rPr>
+          <w:rFonts w:ascii="Arial" w:eastAsia="Times New Roman" w:hAnsi="Arial" w:cs="Arial"/>
+          <w:b/>
+          <w:bCs/>
+          <w:color w:val="000000" w:themeColor="text1"/>
+          <w:sz w:val="36"/>
+          <w:szCs w:val="36"/>
+          <w:lang w:eastAsia="it-IT"/>
+        </w:rPr>
+        <w:t xml:space="preserve"> – Sequenza di comandi da verificare</w:t>
+      </w:r>
     </w:p>
     <w:p>
       <w:pPr>
@@ -7621,58 +8030,6 @@
     <w:p>
       <w:pPr>
         <w:spacing w:after="0" w:line="330" w:lineRule="atLeast"/>
-        <w:rPr>
-          <w:rFonts w:ascii="Arial" w:eastAsia="Times New Roman" w:hAnsi="Arial" w:cs="Arial"/>
-          <w:color w:val="BFBFBF" w:themeColor="background1" w:themeShade="BF"/>
-          <w:sz w:val="24"/>
-          <w:szCs w:val="24"/>
-          <w:lang w:eastAsia="it-IT"/>
-        </w:rPr>
-      </w:pPr>
-      <w:r>
-        <w:rPr>
-          <w:rFonts w:ascii="Arial" w:eastAsia="Times New Roman" w:hAnsi="Arial" w:cs="Arial"/>
-          <w:color w:val="BFBFBF" w:themeColor="background1" w:themeShade="BF"/>
-          <w:sz w:val="24"/>
-          <w:szCs w:val="24"/>
-          <w:lang w:eastAsia="it-IT"/>
-        </w:rPr>
-        <w:t xml:space="preserve">Cancellare preventivamente tutti i numeri con </w:t>
-      </w:r>
-      <w:r>
-        <w:rPr>
-          <w:rFonts w:ascii="Arial" w:eastAsia="Times New Roman" w:hAnsi="Arial" w:cs="Arial"/>
-          <w:color w:val="BFBFBF" w:themeColor="background1" w:themeShade="BF"/>
-          <w:sz w:val="24"/>
-          <w:szCs w:val="24"/>
-          <w:lang w:eastAsia="it-IT"/>
-        </w:rPr>
-        <w:t xml:space="preserve">il comando </w:t>
-      </w:r>
-      <w:r>
-        <w:rPr>
-          <w:rFonts w:ascii="Arial" w:eastAsia="Times New Roman" w:hAnsi="Arial" w:cs="Arial"/>
-          <w:color w:val="BFBFBF" w:themeColor="background1" w:themeShade="BF"/>
-          <w:sz w:val="24"/>
-          <w:szCs w:val="24"/>
-          <w:lang w:eastAsia="it-IT"/>
-        </w:rPr>
-        <w:t>E per ottenere la pulizia della RAM e della EEPROM</w:t>
-      </w:r>
-      <w:r>
-        <w:rPr>
-          <w:rFonts w:ascii="Arial" w:eastAsia="Times New Roman" w:hAnsi="Arial" w:cs="Arial"/>
-          <w:color w:val="BFBFBF" w:themeColor="background1" w:themeShade="BF"/>
-          <w:sz w:val="24"/>
-          <w:szCs w:val="24"/>
-          <w:lang w:eastAsia="it-IT"/>
-        </w:rPr>
-        <w:t xml:space="preserve"> (vedi comando E)</w:t>
-      </w:r>
-    </w:p>
-    <w:p>
-      <w:pPr>
-        <w:spacing w:after="0" w:line="330" w:lineRule="atLeast"/>
         <w:ind w:left="708"/>
         <w:rPr>
           <w:rFonts w:ascii="Arial" w:eastAsia="Times New Roman" w:hAnsi="Arial" w:cs="Arial"/>
@@ -7686,7 +8043,19 @@
         <w:rPr>
           <w:rFonts w:ascii="Arial" w:hAnsi="Arial" w:cs="Arial"/>
         </w:rPr>
-        <w:t>Da qualsiasi numero (Master o non registrato), i</w:t>
+        <w:t xml:space="preserve">Da </w:t>
+      </w:r>
+      <w:r>
+        <w:rPr>
+          <w:rFonts w:ascii="Arial" w:hAnsi="Arial" w:cs="Arial"/>
+        </w:rPr>
+        <w:t xml:space="preserve">numero </w:t>
+      </w:r>
+      <w:r>
+        <w:rPr>
+          <w:rFonts w:ascii="Arial" w:hAnsi="Arial" w:cs="Arial"/>
+        </w:rPr>
+        <w:t>Master i</w:t>
       </w:r>
       <w:r>
         <w:rPr>
@@ -7732,6 +8101,128 @@
     <w:p>
       <w:pPr>
         <w:spacing w:after="0" w:line="330" w:lineRule="atLeast"/>
+        <w:rPr>
+          <w:rFonts w:ascii="Arial" w:eastAsia="Times New Roman" w:hAnsi="Arial" w:cs="Arial"/>
+          <w:b/>
+          <w:bCs/>
+          <w:sz w:val="24"/>
+          <w:szCs w:val="24"/>
+          <w:lang w:eastAsia="it-IT"/>
+        </w:rPr>
+      </w:pPr>
+    </w:p>
+    <w:p>
+      <w:pPr>
+        <w:spacing w:after="0" w:line="330" w:lineRule="atLeast"/>
+        <w:rPr>
+          <w:rFonts w:ascii="Arial" w:eastAsia="Times New Roman" w:hAnsi="Arial" w:cs="Arial"/>
+          <w:b/>
+          <w:bCs/>
+          <w:sz w:val="24"/>
+          <w:szCs w:val="24"/>
+          <w:lang w:eastAsia="it-IT"/>
+        </w:rPr>
+      </w:pPr>
+      <w:r>
+        <w:rPr>
+          <w:rFonts w:ascii="Arial" w:eastAsia="Times New Roman" w:hAnsi="Arial" w:cs="Arial"/>
+          <w:b/>
+          <w:bCs/>
+          <w:sz w:val="24"/>
+          <w:szCs w:val="24"/>
+          <w:lang w:eastAsia="it-IT"/>
+        </w:rPr>
+        <w:t>Comando M</w:t>
+      </w:r>
+      <w:r>
+        <w:rPr>
+          <w:rFonts w:ascii="Arial" w:eastAsia="Times New Roman" w:hAnsi="Arial" w:cs="Arial"/>
+          <w:b/>
+          <w:bCs/>
+          <w:sz w:val="24"/>
+          <w:szCs w:val="24"/>
+          <w:lang w:eastAsia="it-IT"/>
+        </w:rPr>
+        <w:t>+PIN</w:t>
+      </w:r>
+      <w:r>
+        <w:rPr>
+          <w:rFonts w:ascii="Arial" w:eastAsia="Times New Roman" w:hAnsi="Arial" w:cs="Arial"/>
+          <w:b/>
+          <w:bCs/>
+          <w:sz w:val="24"/>
+          <w:szCs w:val="24"/>
+          <w:lang w:eastAsia="it-IT"/>
+        </w:rPr>
+        <w:t xml:space="preserve"> – </w:t>
+      </w:r>
+      <w:r>
+        <w:rPr>
+          <w:rFonts w:ascii="Arial" w:eastAsia="Times New Roman" w:hAnsi="Arial" w:cs="Arial"/>
+          <w:b/>
+          <w:bCs/>
+          <w:sz w:val="24"/>
+          <w:szCs w:val="24"/>
+          <w:lang w:eastAsia="it-IT"/>
+        </w:rPr>
+        <w:t>Inserisci</w:t>
+      </w:r>
+      <w:r>
+        <w:rPr>
+          <w:rFonts w:ascii="Arial" w:eastAsia="Times New Roman" w:hAnsi="Arial" w:cs="Arial"/>
+          <w:b/>
+          <w:bCs/>
+          <w:sz w:val="24"/>
+          <w:szCs w:val="24"/>
+          <w:lang w:eastAsia="it-IT"/>
+        </w:rPr>
+        <w:t xml:space="preserve"> numero Master</w:t>
+      </w:r>
+    </w:p>
+    <w:p>
+      <w:pPr>
+        <w:spacing w:after="0" w:line="330" w:lineRule="atLeast"/>
+        <w:ind w:left="708"/>
+        <w:rPr>
+          <w:rFonts w:ascii="Arial" w:hAnsi="Arial" w:cs="Arial"/>
+        </w:rPr>
+      </w:pPr>
+      <w:r>
+        <w:rPr>
+          <w:rFonts w:ascii="Arial" w:hAnsi="Arial" w:cs="Arial"/>
+        </w:rPr>
+        <w:t xml:space="preserve">Dopo un </w:t>
+      </w:r>
+      <w:proofErr w:type="spellStart"/>
+      <w:r>
+        <w:rPr>
+          <w:rFonts w:ascii="Arial" w:hAnsi="Arial" w:cs="Arial"/>
+        </w:rPr>
+        <w:t>Factory</w:t>
+      </w:r>
+      <w:proofErr w:type="spellEnd"/>
+      <w:r>
+        <w:rPr>
+          <w:rFonts w:ascii="Arial" w:hAnsi="Arial" w:cs="Arial"/>
+        </w:rPr>
+        <w:t xml:space="preserve"> Reset (c</w:t>
+      </w:r>
+      <w:r>
+        <w:rPr>
+          <w:rFonts w:ascii="Arial" w:hAnsi="Arial" w:cs="Arial"/>
+        </w:rPr>
+        <w:t xml:space="preserve">ancella tutti i numeri </w:t>
+      </w:r>
+      <w:r>
+        <w:rPr>
+          <w:rFonts w:ascii="Arial" w:hAnsi="Arial" w:cs="Arial"/>
+        </w:rPr>
+        <w:t>e ripristina il PIN di fabbrica) inserisce in EEPROM il numero telefonico del MASTER.</w:t>
+      </w:r>
+    </w:p>
+    <w:p>
+      <w:pPr>
+        <w:spacing w:after="0" w:line="330" w:lineRule="atLeast"/>
         <w:ind w:left="708"/>
         <w:rPr>
           <w:rFonts w:ascii="Arial" w:eastAsia="Times New Roman" w:hAnsi="Arial" w:cs="Arial"/>
@@ -8227,131 +8718,6 @@
           <w:rFonts w:ascii="Arial" w:eastAsia="Times New Roman" w:hAnsi="Arial" w:cs="Arial"/>
           <w:b/>
           <w:bCs/>
-          <w:color w:val="A6A6A6" w:themeColor="background1" w:themeShade="A6"/>
-          <w:sz w:val="24"/>
-          <w:szCs w:val="24"/>
-          <w:lang w:eastAsia="it-IT"/>
-        </w:rPr>
-      </w:pPr>
-      <w:r>
-        <w:rPr>
-          <w:rFonts w:ascii="Arial" w:eastAsia="Times New Roman" w:hAnsi="Arial" w:cs="Arial"/>
-          <w:b/>
-          <w:bCs/>
-          <w:color w:val="A6A6A6" w:themeColor="background1" w:themeShade="A6"/>
-          <w:sz w:val="24"/>
-          <w:szCs w:val="24"/>
-          <w:lang w:eastAsia="it-IT"/>
-        </w:rPr>
-        <w:t>Comando E</w:t>
-      </w:r>
-      <w:r>
-        <w:rPr>
-          <w:rFonts w:ascii="Arial" w:eastAsia="Times New Roman" w:hAnsi="Arial" w:cs="Arial"/>
-          <w:b/>
-          <w:bCs/>
-          <w:color w:val="A6A6A6" w:themeColor="background1" w:themeShade="A6"/>
-          <w:sz w:val="24"/>
-          <w:szCs w:val="24"/>
-          <w:lang w:eastAsia="it-IT"/>
-        </w:rPr>
-        <w:t xml:space="preserve"> – Cancella tutti i numeri</w:t>
-      </w:r>
-    </w:p>
-    <w:p>
-      <w:pPr>
-        <w:spacing w:after="0" w:line="330" w:lineRule="atLeast"/>
-        <w:rPr>
-          <w:rFonts w:ascii="Arial" w:eastAsia="Times New Roman" w:hAnsi="Arial" w:cs="Arial"/>
-          <w:color w:val="A6A6A6" w:themeColor="background1" w:themeShade="A6"/>
-          <w:sz w:val="24"/>
-          <w:szCs w:val="24"/>
-          <w:u w:val="single"/>
-          <w:lang w:eastAsia="it-IT"/>
-        </w:rPr>
-      </w:pPr>
-      <w:r>
-        <w:rPr>
-          <w:rFonts w:ascii="Arial" w:hAnsi="Arial" w:cs="Arial"/>
-          <w:color w:val="A6A6A6" w:themeColor="background1" w:themeShade="A6"/>
-        </w:rPr>
-        <w:t xml:space="preserve">Da qualsiasi numero, inviare il Comando </w:t>
-      </w:r>
-      <w:r>
-        <w:rPr>
-          <w:rFonts w:ascii="Arial" w:eastAsia="Times New Roman" w:hAnsi="Arial" w:cs="Arial"/>
-          <w:color w:val="A6A6A6" w:themeColor="background1" w:themeShade="A6"/>
-          <w:sz w:val="24"/>
-          <w:szCs w:val="24"/>
-          <w:lang w:eastAsia="it-IT"/>
-        </w:rPr>
-        <w:t>–</w:t>
-      </w:r>
-      <w:r>
-        <w:rPr>
-          <w:rFonts w:ascii="Arial" w:eastAsia="Times New Roman" w:hAnsi="Arial" w:cs="Arial"/>
-          <w:color w:val="A6A6A6" w:themeColor="background1" w:themeShade="A6"/>
-          <w:sz w:val="24"/>
-          <w:szCs w:val="24"/>
-          <w:lang w:eastAsia="it-IT"/>
-        </w:rPr>
-        <w:t xml:space="preserve"> </w:t>
-      </w:r>
-      <w:r>
-        <w:rPr>
-          <w:rFonts w:ascii="Arial" w:eastAsia="Times New Roman" w:hAnsi="Arial" w:cs="Arial"/>
-          <w:b/>
-          <w:bCs/>
-          <w:color w:val="A6A6A6" w:themeColor="background1" w:themeShade="A6"/>
-          <w:sz w:val="24"/>
-          <w:szCs w:val="24"/>
-          <w:lang w:eastAsia="it-IT"/>
-        </w:rPr>
-        <w:t>E</w:t>
-      </w:r>
-    </w:p>
-    <w:p>
-      <w:pPr>
-        <w:spacing w:after="0" w:line="330" w:lineRule="atLeast"/>
-        <w:rPr>
-          <w:rFonts w:ascii="Arial" w:eastAsia="Times New Roman" w:hAnsi="Arial" w:cs="Arial"/>
-          <w:color w:val="A6A6A6" w:themeColor="background1" w:themeShade="A6"/>
-          <w:sz w:val="24"/>
-          <w:szCs w:val="24"/>
-          <w:lang w:eastAsia="it-IT"/>
-        </w:rPr>
-      </w:pPr>
-      <w:r>
-        <w:rPr>
-          <w:rFonts w:ascii="Arial" w:eastAsia="Times New Roman" w:hAnsi="Arial" w:cs="Arial"/>
-          <w:color w:val="A6A6A6" w:themeColor="background1" w:themeShade="A6"/>
-          <w:sz w:val="24"/>
-          <w:szCs w:val="24"/>
-          <w:lang w:eastAsia="it-IT"/>
-        </w:rPr>
-        <w:t>COMANDO NON DOCUMENTATO</w:t>
-      </w:r>
-    </w:p>
-    <w:p>
-      <w:pPr>
-        <w:spacing w:after="0" w:line="330" w:lineRule="atLeast"/>
-        <w:rPr>
-          <w:rFonts w:ascii="Arial" w:eastAsia="Times New Roman" w:hAnsi="Arial" w:cs="Arial"/>
-          <w:b/>
-          <w:bCs/>
-          <w:sz w:val="24"/>
-          <w:szCs w:val="24"/>
-          <w:lang w:eastAsia="it-IT"/>
-        </w:rPr>
-      </w:pPr>
-    </w:p>
-    <w:p>
-      <w:pPr>
-        <w:spacing w:after="0" w:line="330" w:lineRule="atLeast"/>
-        <w:rPr>
-          <w:rFonts w:ascii="Arial" w:eastAsia="Times New Roman" w:hAnsi="Arial" w:cs="Arial"/>
-          <w:b/>
-          <w:bCs/>
           <w:sz w:val="24"/>
           <w:szCs w:val="24"/>
           <w:lang w:eastAsia="it-IT"/>
@@ -8586,15 +8952,6 @@
         <w:ind w:left="1416"/>
         <w:rPr>
           <w:rFonts w:ascii="Arial" w:eastAsia="Times New Roman" w:hAnsi="Arial" w:cs="Arial"/>
-          <w:color w:val="000000" w:themeColor="text1"/>
-          <w:sz w:val="24"/>
-          <w:szCs w:val="24"/>
-          <w:lang w:eastAsia="it-IT"/>
-        </w:rPr>
-      </w:pPr>
-      <w:r>
-        <w:rPr>
-          <w:rFonts w:ascii="Arial" w:eastAsia="Times New Roman" w:hAnsi="Arial" w:cs="Arial"/>
           <w:i/>
           <w:iCs/>
           <w:color w:val="000000" w:themeColor="text1"/>
@@ -8602,8 +8959,7 @@
           <w:szCs w:val="24"/>
           <w:lang w:eastAsia="it-IT"/>
         </w:rPr>
-        <w:t xml:space="preserve">         </w:t>
-      </w:r>
+      </w:pPr>
       <w:r>
         <w:rPr>
           <w:rFonts w:ascii="Arial" w:eastAsia="Times New Roman" w:hAnsi="Arial" w:cs="Arial"/>
@@ -8614,66 +8970,260 @@
           <w:szCs w:val="24"/>
           <w:lang w:eastAsia="it-IT"/>
         </w:rPr>
-        <w:t>P OldPIN NewPIN</w:t>
-      </w:r>
+        <w:t xml:space="preserve">         </w:t>
+      </w:r>
+      <w:r>
+        <w:rPr>
+          <w:rFonts w:ascii="Arial" w:eastAsia="Times New Roman" w:hAnsi="Arial" w:cs="Arial"/>
+          <w:i/>
+          <w:iCs/>
+          <w:color w:val="000000" w:themeColor="text1"/>
+          <w:sz w:val="24"/>
+          <w:szCs w:val="24"/>
+          <w:lang w:eastAsia="it-IT"/>
+        </w:rPr>
+        <w:t xml:space="preserve">P </w:t>
+      </w:r>
+      <w:proofErr w:type="spellStart"/>
+      <w:r>
+        <w:rPr>
+          <w:rFonts w:ascii="Arial" w:eastAsia="Times New Roman" w:hAnsi="Arial" w:cs="Arial"/>
+          <w:i/>
+          <w:iCs/>
+          <w:color w:val="000000" w:themeColor="text1"/>
+          <w:sz w:val="24"/>
+          <w:szCs w:val="24"/>
+          <w:lang w:eastAsia="it-IT"/>
+        </w:rPr>
+        <w:t>OldPIN</w:t>
+      </w:r>
+      <w:proofErr w:type="spellEnd"/>
+      <w:r>
+        <w:rPr>
+          <w:rFonts w:ascii="Arial" w:eastAsia="Times New Roman" w:hAnsi="Arial" w:cs="Arial"/>
+          <w:i/>
+          <w:iCs/>
+          <w:color w:val="000000" w:themeColor="text1"/>
+          <w:sz w:val="24"/>
+          <w:szCs w:val="24"/>
+          <w:lang w:eastAsia="it-IT"/>
+        </w:rPr>
+        <w:t xml:space="preserve"> </w:t>
+      </w:r>
+      <w:proofErr w:type="spellStart"/>
+      <w:r>
+        <w:rPr>
+          <w:rFonts w:ascii="Arial" w:eastAsia="Times New Roman" w:hAnsi="Arial" w:cs="Arial"/>
+          <w:i/>
+          <w:iCs/>
+          <w:color w:val="000000" w:themeColor="text1"/>
+          <w:sz w:val="24"/>
+          <w:szCs w:val="24"/>
+          <w:lang w:eastAsia="it-IT"/>
+        </w:rPr>
+        <w:t>NewPIN</w:t>
+      </w:r>
+      <w:proofErr w:type="spellEnd"/>
     </w:p>
     <w:p>
       <w:pPr>
         <w:spacing w:after="0" w:line="330" w:lineRule="atLeast"/>
         <w:rPr>
           <w:rFonts w:ascii="Arial" w:eastAsia="Times New Roman" w:hAnsi="Arial" w:cs="Arial"/>
-          <w:color w:val="000000" w:themeColor="text1"/>
-          <w:sz w:val="24"/>
-          <w:szCs w:val="24"/>
-          <w:lang w:eastAsia="it-IT"/>
-        </w:rPr>
-      </w:pPr>
+          <w:b/>
+          <w:bCs/>
+          <w:sz w:val="24"/>
+          <w:szCs w:val="24"/>
+          <w:lang w:eastAsia="it-IT"/>
+        </w:rPr>
+      </w:pPr>
+    </w:p>
+    <w:p>
+      <w:pPr>
+        <w:spacing w:after="0" w:line="330" w:lineRule="atLeast"/>
+        <w:rPr>
+          <w:rFonts w:ascii="Arial" w:eastAsia="Times New Roman" w:hAnsi="Arial" w:cs="Arial"/>
+          <w:b/>
+          <w:bCs/>
+          <w:sz w:val="24"/>
+          <w:szCs w:val="24"/>
+          <w:lang w:eastAsia="it-IT"/>
+        </w:rPr>
+      </w:pPr>
+      <w:r>
+        <w:rPr>
+          <w:rFonts w:ascii="Arial" w:eastAsia="Times New Roman" w:hAnsi="Arial" w:cs="Arial"/>
+          <w:b/>
+          <w:bCs/>
+          <w:sz w:val="24"/>
+          <w:szCs w:val="24"/>
+          <w:lang w:eastAsia="it-IT"/>
+        </w:rPr>
+        <w:t xml:space="preserve">Comando </w:t>
+      </w:r>
+      <w:r>
+        <w:rPr>
+          <w:rFonts w:ascii="Arial" w:eastAsia="Times New Roman" w:hAnsi="Arial" w:cs="Arial"/>
+          <w:b/>
+          <w:bCs/>
+          <w:sz w:val="24"/>
+          <w:szCs w:val="24"/>
+          <w:lang w:eastAsia="it-IT"/>
+        </w:rPr>
+        <w:t>F</w:t>
+      </w:r>
+      <w:r>
+        <w:rPr>
+          <w:rFonts w:ascii="Arial" w:eastAsia="Times New Roman" w:hAnsi="Arial" w:cs="Arial"/>
+          <w:b/>
+          <w:bCs/>
+          <w:sz w:val="24"/>
+          <w:szCs w:val="24"/>
+          <w:lang w:eastAsia="it-IT"/>
+        </w:rPr>
+        <w:t xml:space="preserve"> – </w:t>
+      </w:r>
+      <w:proofErr w:type="spellStart"/>
+      <w:r>
+        <w:rPr>
+          <w:rFonts w:ascii="Arial" w:eastAsia="Times New Roman" w:hAnsi="Arial" w:cs="Arial"/>
+          <w:b/>
+          <w:bCs/>
+          <w:sz w:val="24"/>
+          <w:szCs w:val="24"/>
+          <w:lang w:eastAsia="it-IT"/>
+        </w:rPr>
+        <w:t>Factory</w:t>
+      </w:r>
+      <w:proofErr w:type="spellEnd"/>
+      <w:r>
+        <w:rPr>
+          <w:rFonts w:ascii="Arial" w:eastAsia="Times New Roman" w:hAnsi="Arial" w:cs="Arial"/>
+          <w:b/>
+          <w:bCs/>
+          <w:sz w:val="24"/>
+          <w:szCs w:val="24"/>
+          <w:lang w:eastAsia="it-IT"/>
+        </w:rPr>
+        <w:t xml:space="preserve"> Reset</w:t>
+      </w:r>
     </w:p>
     <w:p>
       <w:pPr>
         <w:spacing w:after="0" w:line="330" w:lineRule="atLeast"/>
         <w:ind w:left="708"/>
         <w:rPr>
-          <w:rFonts w:ascii="Arial" w:eastAsia="Times New Roman" w:hAnsi="Arial" w:cs="Arial"/>
-          <w:color w:val="000000" w:themeColor="text1"/>
-          <w:sz w:val="24"/>
-          <w:szCs w:val="24"/>
-          <w:lang w:eastAsia="it-IT"/>
-        </w:rPr>
-      </w:pPr>
-    </w:p>
-    <w:p>
-      <w:pPr>
+          <w:rFonts w:ascii="Arial" w:hAnsi="Arial" w:cs="Arial"/>
+        </w:rPr>
+      </w:pPr>
+      <w:r>
+        <w:rPr>
+          <w:rFonts w:ascii="Arial" w:hAnsi="Arial" w:cs="Arial"/>
+        </w:rPr>
+        <w:t>Solo da numero Master</w:t>
+      </w:r>
+      <w:r>
+        <w:rPr>
+          <w:rFonts w:ascii="Arial" w:hAnsi="Arial" w:cs="Arial"/>
+        </w:rPr>
+        <w:t xml:space="preserve">, </w:t>
+      </w:r>
+      <w:r>
+        <w:rPr>
+          <w:rFonts w:ascii="Arial" w:hAnsi="Arial" w:cs="Arial"/>
+        </w:rPr>
+        <w:t>c</w:t>
+      </w:r>
+      <w:r>
+        <w:rPr>
+          <w:rFonts w:ascii="Arial" w:hAnsi="Arial" w:cs="Arial"/>
+        </w:rPr>
+        <w:t xml:space="preserve">ancella tutti i numeri </w:t>
+      </w:r>
+      <w:r>
+        <w:rPr>
+          <w:rFonts w:ascii="Arial" w:hAnsi="Arial" w:cs="Arial"/>
+        </w:rPr>
+        <w:t>e ripristina il PIN di fabbrica)</w:t>
+      </w:r>
+    </w:p>
+    <w:p>
+      <w:pPr>
+        <w:spacing w:after="0" w:line="330" w:lineRule="atLeast"/>
+        <w:ind w:left="708"/>
+        <w:rPr>
+          <w:rFonts w:ascii="Arial" w:eastAsia="Times New Roman" w:hAnsi="Arial" w:cs="Arial"/>
+          <w:i/>
+          <w:iCs/>
+          <w:color w:val="000000" w:themeColor="text1"/>
+          <w:sz w:val="24"/>
+          <w:szCs w:val="24"/>
+          <w:lang w:eastAsia="it-IT"/>
+        </w:rPr>
+      </w:pPr>
+      <w:r>
         <w:rPr>
           <w:rFonts w:ascii="Arial" w:eastAsia="Times New Roman" w:hAnsi="Arial" w:cs="Arial"/>
           <w:b/>
           <w:bCs/>
+          <w:i/>
+          <w:iCs/>
+          <w:color w:val="000000" w:themeColor="text1"/>
+          <w:sz w:val="24"/>
+          <w:szCs w:val="24"/>
+          <w:lang w:eastAsia="it-IT"/>
+        </w:rPr>
+        <w:t>F</w:t>
+      </w:r>
+      <w:r>
+        <w:rPr>
+          <w:rFonts w:ascii="Arial" w:eastAsia="Times New Roman" w:hAnsi="Arial" w:cs="Arial"/>
+          <w:b/>
+          <w:bCs/>
+          <w:i/>
+          <w:iCs/>
+          <w:color w:val="000000" w:themeColor="text1"/>
+          <w:sz w:val="24"/>
+          <w:szCs w:val="24"/>
+          <w:lang w:eastAsia="it-IT"/>
+        </w:rPr>
+        <w:t>123A5</w:t>
+      </w:r>
+    </w:p>
+    <w:p>
+      <w:pPr>
+        <w:spacing w:after="0" w:line="330" w:lineRule="atLeast"/>
+        <w:rPr>
+          <w:rFonts w:ascii="Arial" w:eastAsia="Times New Roman" w:hAnsi="Arial" w:cs="Arial"/>
+          <w:color w:val="000000" w:themeColor="text1"/>
+          <w:sz w:val="24"/>
+          <w:szCs w:val="24"/>
+          <w:lang w:eastAsia="it-IT"/>
+        </w:rPr>
+      </w:pPr>
+    </w:p>
+    <w:p>
+      <w:pPr>
+        <w:spacing w:after="0" w:line="330" w:lineRule="atLeast"/>
+        <w:ind w:left="708"/>
+        <w:rPr>
+          <w:rFonts w:ascii="Arial" w:eastAsia="Times New Roman" w:hAnsi="Arial" w:cs="Arial"/>
+          <w:color w:val="000000" w:themeColor="text1"/>
+          <w:sz w:val="24"/>
+          <w:szCs w:val="24"/>
+          <w:lang w:eastAsia="it-IT"/>
+        </w:rPr>
+      </w:pPr>
+    </w:p>
+    <w:p>
+      <w:pPr>
+        <w:rPr>
+          <w:rFonts w:ascii="Arial" w:eastAsia="Times New Roman" w:hAnsi="Arial" w:cs="Arial"/>
+          <w:b/>
+          <w:bCs/>
           <w:color w:val="000000" w:themeColor="text1"/>
           <w:sz w:val="36"/>
           <w:szCs w:val="36"/>
-          <w:lang w:eastAsia="it-IT"/>
-        </w:rPr>
-      </w:pPr>
-      <w:r>
-        <w:rPr>
-          <w:rFonts w:ascii="Arial" w:eastAsia="Times New Roman" w:hAnsi="Arial" w:cs="Arial"/>
-          <w:b/>
-          <w:bCs/>
-          <w:color w:val="000000" w:themeColor="text1"/>
-          <w:sz w:val="36"/>
-          <w:szCs w:val="36"/>
-          <w:lang w:eastAsia="it-IT"/>
-        </w:rPr>
-        <w:br w:type="page"/>
-      </w:r>
-    </w:p>
-    <w:p>
-      <w:pPr>
-        <w:spacing w:after="0" w:line="330" w:lineRule="atLeast"/>
-        <w:rPr>
-          <w:rFonts w:ascii="Arial" w:eastAsia="Times New Roman" w:hAnsi="Arial" w:cs="Arial"/>
-          <w:sz w:val="24"/>
-          <w:szCs w:val="24"/>
           <w:lang w:eastAsia="it-IT"/>
         </w:rPr>
         <w:sectPr>
@@ -8683,6 +9233,18 @@
           <w:docGrid w:linePitch="360"/>
         </w:sectPr>
       </w:pPr>
+      <w:r>
+        <w:rPr>
+          <w:rFonts w:ascii="Arial" w:eastAsia="Times New Roman" w:hAnsi="Arial" w:cs="Arial"/>
+          <w:b/>
+          <w:bCs/>
+          <w:color w:val="000000" w:themeColor="text1"/>
+          <w:sz w:val="36"/>
+          <w:szCs w:val="36"/>
+          <w:lang w:eastAsia="it-IT"/>
+        </w:rPr>
+        <w:br w:type="page"/>
+      </w:r>
     </w:p>
     <w:p>
       <w:pPr>
@@ -8695,6 +9257,18 @@
           <w:lang w:val="en-US" w:eastAsia="it-IT"/>
         </w:rPr>
       </w:pPr>
+    </w:p>
+    <w:p>
+      <w:pPr>
+        <w:spacing w:after="0" w:line="330" w:lineRule="atLeast"/>
+        <w:jc w:val="center"/>
+        <w:rPr>
+          <w:rFonts w:ascii="Arial" w:eastAsia="Times New Roman" w:hAnsi="Arial" w:cs="Arial"/>
+          <w:sz w:val="24"/>
+          <w:szCs w:val="24"/>
+          <w:lang w:val="en-US" w:eastAsia="it-IT"/>
+        </w:rPr>
+      </w:pPr>
       <w:r>
         <w:rPr>
           <w:rFonts w:ascii="Arial" w:eastAsia="Times New Roman" w:hAnsi="Arial" w:cs="Arial"/>
@@ -8704,31 +9278,6 @@
           <w:szCs w:val="32"/>
           <w:lang w:val="en-US" w:eastAsia="it-IT"/>
         </w:rPr>
-        <w:lastRenderedPageBreak/>
-        <w:br w:type="page"/>
-      </w:r>
-    </w:p>
-    <w:p>
-      <w:pPr>
-        <w:spacing w:after="0" w:line="330" w:lineRule="atLeast"/>
-        <w:jc w:val="center"/>
-        <w:rPr>
-          <w:rFonts w:ascii="Arial" w:eastAsia="Times New Roman" w:hAnsi="Arial" w:cs="Arial"/>
-          <w:sz w:val="24"/>
-          <w:szCs w:val="24"/>
-          <w:lang w:val="en-US" w:eastAsia="it-IT"/>
-        </w:rPr>
-      </w:pPr>
-      <w:r>
-        <w:rPr>
-          <w:rFonts w:ascii="Arial" w:eastAsia="Times New Roman" w:hAnsi="Arial" w:cs="Arial"/>
-          <w:b/>
-          <w:bCs/>
-          <w:sz w:val="32"/>
-          <w:szCs w:val="32"/>
-          <w:lang w:val="en-US" w:eastAsia="it-IT"/>
-        </w:rPr>
-        <w:lastRenderedPageBreak/>
         <w:t>TEST PLAN</w:t>
       </w:r>
     </w:p>
@@ -9025,7 +9574,7 @@
         <w:tc>
           <w:tcPr>
             <w:tcW w:w="704" w:type="dxa"/>
-            <w:shd w:val="clear" w:color="auto" w:fill="FFC000"/>
+            <w:shd w:val="clear" w:color="auto" w:fill="A6A6A6" w:themeFill="background1" w:themeFillShade="A6"/>
             <w:vAlign w:val="center"/>
           </w:tcPr>
           <w:p>
@@ -9053,7 +9602,7 @@
         <w:tc>
           <w:tcPr>
             <w:tcW w:w="1559" w:type="dxa"/>
-            <w:shd w:val="clear" w:color="auto" w:fill="FFC000"/>
+            <w:shd w:val="clear" w:color="auto" w:fill="A6A6A6" w:themeFill="background1" w:themeFillShade="A6"/>
             <w:vAlign w:val="center"/>
           </w:tcPr>
           <w:p>
@@ -9081,35 +9630,46 @@
         <w:tc>
           <w:tcPr>
             <w:tcW w:w="3828" w:type="dxa"/>
-            <w:shd w:val="clear" w:color="auto" w:fill="FFC000"/>
-            <w:vAlign w:val="center"/>
-          </w:tcPr>
-          <w:p>
-            <w:pPr>
-              <w:spacing w:line="330" w:lineRule="atLeast"/>
-              <w:jc w:val="center"/>
-              <w:rPr>
-                <w:rFonts w:ascii="Arial" w:eastAsia="Times New Roman" w:hAnsi="Arial" w:cs="Arial"/>
-                <w:sz w:val="16"/>
-                <w:szCs w:val="16"/>
-                <w:lang w:eastAsia="it-IT"/>
-              </w:rPr>
-            </w:pPr>
-            <w:r>
-              <w:rPr>
-                <w:rFonts w:ascii="Arial" w:eastAsia="Times New Roman" w:hAnsi="Arial" w:cs="Arial"/>
-                <w:sz w:val="16"/>
-                <w:szCs w:val="16"/>
-                <w:lang w:eastAsia="it-IT"/>
-              </w:rPr>
-              <w:t>Factory Reset</w:t>
+            <w:shd w:val="clear" w:color="auto" w:fill="A6A6A6" w:themeFill="background1" w:themeFillShade="A6"/>
+            <w:vAlign w:val="center"/>
+          </w:tcPr>
+          <w:p>
+            <w:pPr>
+              <w:spacing w:line="330" w:lineRule="atLeast"/>
+              <w:jc w:val="center"/>
+              <w:rPr>
+                <w:rFonts w:ascii="Arial" w:eastAsia="Times New Roman" w:hAnsi="Arial" w:cs="Arial"/>
+                <w:sz w:val="16"/>
+                <w:szCs w:val="16"/>
+                <w:lang w:eastAsia="it-IT"/>
+              </w:rPr>
+            </w:pPr>
+            <w:proofErr w:type="spellStart"/>
+            <w:r>
+              <w:rPr>
+                <w:rFonts w:ascii="Arial" w:eastAsia="Times New Roman" w:hAnsi="Arial" w:cs="Arial"/>
+                <w:sz w:val="16"/>
+                <w:szCs w:val="16"/>
+                <w:lang w:eastAsia="it-IT"/>
+              </w:rPr>
+              <w:t>Factory</w:t>
+            </w:r>
+            <w:proofErr w:type="spellEnd"/>
+            <w:r>
+              <w:rPr>
+                <w:rFonts w:ascii="Arial" w:eastAsia="Times New Roman" w:hAnsi="Arial" w:cs="Arial"/>
+                <w:sz w:val="16"/>
+                <w:szCs w:val="16"/>
+                <w:lang w:eastAsia="it-IT"/>
+              </w:rPr>
+              <w:t xml:space="preserve"> Reset</w:t>
             </w:r>
           </w:p>
         </w:tc>
         <w:tc>
           <w:tcPr>
             <w:tcW w:w="2409" w:type="dxa"/>
-            <w:shd w:val="clear" w:color="auto" w:fill="FFC000"/>
+            <w:shd w:val="clear" w:color="auto" w:fill="A6A6A6" w:themeFill="background1" w:themeFillShade="A6"/>
             <w:vAlign w:val="center"/>
           </w:tcPr>
           <w:p>
@@ -9133,11 +9693,32 @@
               <w:t>Power On</w:t>
             </w:r>
           </w:p>
+          <w:p>
+            <w:pPr>
+              <w:spacing w:line="330" w:lineRule="atLeast"/>
+              <w:jc w:val="center"/>
+              <w:rPr>
+                <w:rFonts w:ascii="Arial" w:eastAsia="Times New Roman" w:hAnsi="Arial" w:cs="Arial"/>
+                <w:sz w:val="16"/>
+                <w:szCs w:val="16"/>
+                <w:lang w:eastAsia="it-IT"/>
+              </w:rPr>
+            </w:pPr>
+            <w:r>
+              <w:rPr>
+                <w:rFonts w:ascii="Arial" w:eastAsia="Times New Roman" w:hAnsi="Arial" w:cs="Arial"/>
+                <w:sz w:val="16"/>
+                <w:szCs w:val="16"/>
+                <w:lang w:eastAsia="it-IT"/>
+              </w:rPr>
+              <w:t>Nel caso esista già un numero MASTER precaricato – solo testing</w:t>
+            </w:r>
+          </w:p>
         </w:tc>
         <w:tc>
           <w:tcPr>
             <w:tcW w:w="1701" w:type="dxa"/>
-            <w:shd w:val="clear" w:color="auto" w:fill="FFC000"/>
+            <w:shd w:val="clear" w:color="auto" w:fill="A6A6A6" w:themeFill="background1" w:themeFillShade="A6"/>
             <w:vAlign w:val="center"/>
           </w:tcPr>
           <w:p>
@@ -9176,7 +9757,7 @@
         <w:tc>
           <w:tcPr>
             <w:tcW w:w="3828" w:type="dxa"/>
-            <w:shd w:val="clear" w:color="auto" w:fill="FFC000"/>
+            <w:shd w:val="clear" w:color="auto" w:fill="A6A6A6" w:themeFill="background1" w:themeFillShade="A6"/>
             <w:vAlign w:val="center"/>
           </w:tcPr>
           <w:p>
@@ -9342,7 +9923,27 @@
                 <w:szCs w:val="16"/>
                 <w:lang w:eastAsia="it-IT"/>
               </w:rPr>
-              <w:t xml:space="preserve"> (da Factory Reset)</w:t>
+              <w:t xml:space="preserve"> (da </w:t>
+            </w:r>
+            <w:proofErr w:type="spellStart"/>
+            <w:r>
+              <w:rPr>
+                <w:rFonts w:ascii="Arial" w:eastAsia="Times New Roman" w:hAnsi="Arial" w:cs="Arial"/>
+                <w:sz w:val="16"/>
+                <w:szCs w:val="16"/>
+                <w:lang w:eastAsia="it-IT"/>
+              </w:rPr>
+              <w:t>Factory</w:t>
+            </w:r>
+            <w:proofErr w:type="spellEnd"/>
+            <w:r>
+              <w:rPr>
+                <w:rFonts w:ascii="Arial" w:eastAsia="Times New Roman" w:hAnsi="Arial" w:cs="Arial"/>
+                <w:sz w:val="16"/>
+                <w:szCs w:val="16"/>
+                <w:lang w:eastAsia="it-IT"/>
+              </w:rPr>
+              <w:t xml:space="preserve"> Reset)</w:t>
             </w:r>
           </w:p>
         </w:tc>
@@ -9363,14 +9964,25 @@
                 <w:lang w:eastAsia="it-IT"/>
               </w:rPr>
             </w:pPr>
-            <w:r>
-              <w:rPr>
-                <w:rFonts w:ascii="Arial" w:eastAsia="Times New Roman" w:hAnsi="Arial" w:cs="Arial"/>
-                <w:sz w:val="16"/>
-                <w:szCs w:val="16"/>
-                <w:lang w:eastAsia="it-IT"/>
-              </w:rPr>
-              <w:t>Factory Reset</w:t>
+            <w:proofErr w:type="spellStart"/>
+            <w:r>
+              <w:rPr>
+                <w:rFonts w:ascii="Arial" w:eastAsia="Times New Roman" w:hAnsi="Arial" w:cs="Arial"/>
+                <w:sz w:val="16"/>
+                <w:szCs w:val="16"/>
+                <w:lang w:eastAsia="it-IT"/>
+              </w:rPr>
+              <w:t>Factory</w:t>
+            </w:r>
+            <w:proofErr w:type="spellEnd"/>
+            <w:r>
+              <w:rPr>
+                <w:rFonts w:ascii="Arial" w:eastAsia="Times New Roman" w:hAnsi="Arial" w:cs="Arial"/>
+                <w:sz w:val="16"/>
+                <w:szCs w:val="16"/>
+                <w:lang w:eastAsia="it-IT"/>
+              </w:rPr>
+              <w:t xml:space="preserve"> Reset</w:t>
             </w:r>
           </w:p>
         </w:tc>
@@ -9493,7 +10105,25 @@
                 <w:szCs w:val="16"/>
                 <w:lang w:val="en-US" w:eastAsia="it-IT"/>
               </w:rPr>
-              <w:t xml:space="preserve">"M TELEPHONE NUMBER SAVED </w:t>
+              <w:t xml:space="preserve">"M TELEPHONE NUMBER </w:t>
+            </w:r>
+            <w:r>
+              <w:rPr>
+                <w:rFonts w:ascii="Arial" w:eastAsia="Times New Roman" w:hAnsi="Arial" w:cs="Arial"/>
+                <w:sz w:val="16"/>
+                <w:szCs w:val="16"/>
+                <w:lang w:val="en-US" w:eastAsia="it-IT"/>
+              </w:rPr>
+              <w:t xml:space="preserve">+ PIN </w:t>
+            </w:r>
+            <w:r>
+              <w:rPr>
+                <w:rFonts w:ascii="Arial" w:eastAsia="Times New Roman" w:hAnsi="Arial" w:cs="Arial"/>
+                <w:sz w:val="16"/>
+                <w:szCs w:val="16"/>
+                <w:lang w:val="en-US" w:eastAsia="it-IT"/>
+              </w:rPr>
+              <w:t xml:space="preserve">SAVED </w:t>
             </w:r>
             <w:r>
               <w:rPr>
@@ -9914,32 +10544,45 @@
                 <w:lang w:eastAsia="it-IT"/>
               </w:rPr>
             </w:pPr>
-            <w:r>
-              <w:rPr>
-                <w:rFonts w:ascii="Arial" w:eastAsia="Times New Roman" w:hAnsi="Arial" w:cs="Arial"/>
-                <w:sz w:val="16"/>
-                <w:szCs w:val="16"/>
-                <w:lang w:eastAsia="it-IT"/>
-              </w:rPr>
-              <w:t>n.t</w:t>
-            </w:r>
-            <w:r>
-              <w:rPr>
-                <w:rFonts w:ascii="Arial" w:eastAsia="Times New Roman" w:hAnsi="Arial" w:cs="Arial"/>
-                <w:sz w:val="16"/>
-                <w:szCs w:val="16"/>
-                <w:lang w:eastAsia="it-IT"/>
-              </w:rPr>
-              <w:t>el</w:t>
-            </w:r>
-            <w:r>
-              <w:rPr>
-                <w:rFonts w:ascii="Arial" w:eastAsia="Times New Roman" w:hAnsi="Arial" w:cs="Arial"/>
-                <w:sz w:val="16"/>
-                <w:szCs w:val="16"/>
-                <w:lang w:eastAsia="it-IT"/>
-              </w:rPr>
-              <w:t>efonico MASTER gìà definito</w:t>
+            <w:proofErr w:type="spellStart"/>
+            <w:r>
+              <w:rPr>
+                <w:rFonts w:ascii="Arial" w:eastAsia="Times New Roman" w:hAnsi="Arial" w:cs="Arial"/>
+                <w:sz w:val="16"/>
+                <w:szCs w:val="16"/>
+                <w:lang w:eastAsia="it-IT"/>
+              </w:rPr>
+              <w:t>n.telefonico</w:t>
+            </w:r>
+            <w:proofErr w:type="spellEnd"/>
+            <w:r>
+              <w:rPr>
+                <w:rFonts w:ascii="Arial" w:eastAsia="Times New Roman" w:hAnsi="Arial" w:cs="Arial"/>
+                <w:sz w:val="16"/>
+                <w:szCs w:val="16"/>
+                <w:lang w:eastAsia="it-IT"/>
+              </w:rPr>
+              <w:t xml:space="preserve"> MASTER </w:t>
+            </w:r>
+            <w:proofErr w:type="spellStart"/>
+            <w:r>
+              <w:rPr>
+                <w:rFonts w:ascii="Arial" w:eastAsia="Times New Roman" w:hAnsi="Arial" w:cs="Arial"/>
+                <w:sz w:val="16"/>
+                <w:szCs w:val="16"/>
+                <w:lang w:eastAsia="it-IT"/>
+              </w:rPr>
+              <w:t>gìà</w:t>
+            </w:r>
+            <w:proofErr w:type="spellEnd"/>
+            <w:r>
+              <w:rPr>
+                <w:rFonts w:ascii="Arial" w:eastAsia="Times New Roman" w:hAnsi="Arial" w:cs="Arial"/>
+                <w:sz w:val="16"/>
+                <w:szCs w:val="16"/>
+                <w:lang w:eastAsia="it-IT"/>
+              </w:rPr>
+              <w:t xml:space="preserve"> definito</w:t>
             </w:r>
           </w:p>
         </w:tc>
@@ -11153,6 +11796,7 @@
                 <w:szCs w:val="16"/>
                 <w:lang w:eastAsia="it-IT"/>
               </w:rPr>
+              <w:lastRenderedPageBreak/>
               <w:t>2.</w:t>
             </w:r>
             <w:r>
@@ -11451,7 +12095,6 @@
                 <w:szCs w:val="20"/>
                 <w:lang w:val="en-US" w:eastAsia="it-IT"/>
               </w:rPr>
-              <w:lastRenderedPageBreak/>
               <w:t>Test  #</w:t>
             </w:r>
           </w:p>
@@ -12792,6 +13435,7 @@
                 <w:lang w:eastAsia="it-IT"/>
               </w:rPr>
             </w:pPr>
+            <w:proofErr w:type="spellStart"/>
             <w:r>
               <w:rPr>
                 <w:rFonts w:ascii="Arial" w:eastAsia="Times New Roman" w:hAnsi="Arial" w:cs="Arial"/>
@@ -12801,6 +13445,7 @@
               </w:rPr>
               <w:t>Operation</w:t>
             </w:r>
+            <w:proofErr w:type="spellEnd"/>
             <w:r>
               <w:rPr>
                 <w:rFonts w:ascii="Arial" w:eastAsia="Times New Roman" w:hAnsi="Arial" w:cs="Arial"/>
@@ -13061,25 +13706,7 @@
                 <w:szCs w:val="16"/>
                 <w:lang w:eastAsia="it-IT"/>
               </w:rPr>
-              <w:t>4</w:t>
-            </w:r>
-            <w:r>
-              <w:rPr>
-                <w:rFonts w:ascii="Arial" w:eastAsia="Times New Roman" w:hAnsi="Arial" w:cs="Arial"/>
-                <w:sz w:val="16"/>
-                <w:szCs w:val="16"/>
-                <w:lang w:eastAsia="it-IT"/>
-              </w:rPr>
-              <w:t>.</w:t>
-            </w:r>
-            <w:r>
-              <w:rPr>
-                <w:rFonts w:ascii="Arial" w:eastAsia="Times New Roman" w:hAnsi="Arial" w:cs="Arial"/>
-                <w:sz w:val="16"/>
-                <w:szCs w:val="16"/>
-                <w:lang w:eastAsia="it-IT"/>
-              </w:rPr>
-              <w:t>1</w:t>
+              <w:t>4.1</w:t>
             </w:r>
           </w:p>
         </w:tc>
@@ -13100,14 +13727,25 @@
                 <w:lang w:eastAsia="it-IT"/>
               </w:rPr>
             </w:pPr>
-            <w:r>
-              <w:rPr>
-                <w:rFonts w:ascii="Arial" w:eastAsia="Times New Roman" w:hAnsi="Arial" w:cs="Arial"/>
-                <w:sz w:val="16"/>
-                <w:szCs w:val="16"/>
-                <w:lang w:eastAsia="it-IT"/>
-              </w:rPr>
-              <w:t>Operation SET</w:t>
+            <w:proofErr w:type="spellStart"/>
+            <w:r>
+              <w:rPr>
+                <w:rFonts w:ascii="Arial" w:eastAsia="Times New Roman" w:hAnsi="Arial" w:cs="Arial"/>
+                <w:sz w:val="16"/>
+                <w:szCs w:val="16"/>
+                <w:lang w:eastAsia="it-IT"/>
+              </w:rPr>
+              <w:t>Operation</w:t>
+            </w:r>
+            <w:proofErr w:type="spellEnd"/>
+            <w:r>
+              <w:rPr>
+                <w:rFonts w:ascii="Arial" w:eastAsia="Times New Roman" w:hAnsi="Arial" w:cs="Arial"/>
+                <w:sz w:val="16"/>
+                <w:szCs w:val="16"/>
+                <w:lang w:eastAsia="it-IT"/>
+              </w:rPr>
+              <w:t xml:space="preserve"> SET</w:t>
             </w:r>
           </w:p>
         </w:tc>
@@ -13223,7 +13861,27 @@
                 <w:szCs w:val="16"/>
                 <w:lang w:val="en-US" w:eastAsia="it-IT"/>
               </w:rPr>
-              <w:t xml:space="preserve">SMS a Richiedente; </w:t>
+              <w:t xml:space="preserve">SMS a </w:t>
+            </w:r>
+            <w:proofErr w:type="spellStart"/>
+            <w:r>
+              <w:rPr>
+                <w:rFonts w:ascii="Arial" w:eastAsia="Times New Roman" w:hAnsi="Arial" w:cs="Arial"/>
+                <w:sz w:val="16"/>
+                <w:szCs w:val="16"/>
+                <w:lang w:val="en-US" w:eastAsia="it-IT"/>
+              </w:rPr>
+              <w:t>Richiedente</w:t>
+            </w:r>
+            <w:proofErr w:type="spellEnd"/>
+            <w:r>
+              <w:rPr>
+                <w:rFonts w:ascii="Arial" w:eastAsia="Times New Roman" w:hAnsi="Arial" w:cs="Arial"/>
+                <w:sz w:val="16"/>
+                <w:szCs w:val="16"/>
+                <w:lang w:val="en-US" w:eastAsia="it-IT"/>
+              </w:rPr>
+              <w:t xml:space="preserve">; </w:t>
             </w:r>
             <w:r>
               <w:rPr>
@@ -13296,25 +13954,7 @@
                 <w:szCs w:val="16"/>
                 <w:lang w:eastAsia="it-IT"/>
               </w:rPr>
-              <w:t>4</w:t>
-            </w:r>
-            <w:r>
-              <w:rPr>
-                <w:rFonts w:ascii="Arial" w:eastAsia="Times New Roman" w:hAnsi="Arial" w:cs="Arial"/>
-                <w:sz w:val="16"/>
-                <w:szCs w:val="16"/>
-                <w:lang w:eastAsia="it-IT"/>
-              </w:rPr>
-              <w:t>.</w:t>
-            </w:r>
-            <w:r>
-              <w:rPr>
-                <w:rFonts w:ascii="Arial" w:eastAsia="Times New Roman" w:hAnsi="Arial" w:cs="Arial"/>
-                <w:sz w:val="16"/>
-                <w:szCs w:val="16"/>
-                <w:lang w:eastAsia="it-IT"/>
-              </w:rPr>
-              <w:t>2</w:t>
+              <w:t>4.2</w:t>
             </w:r>
           </w:p>
         </w:tc>
@@ -13335,14 +13975,25 @@
                 <w:lang w:eastAsia="it-IT"/>
               </w:rPr>
             </w:pPr>
-            <w:r>
-              <w:rPr>
-                <w:rFonts w:ascii="Arial" w:eastAsia="Times New Roman" w:hAnsi="Arial" w:cs="Arial"/>
-                <w:sz w:val="16"/>
-                <w:szCs w:val="16"/>
-                <w:lang w:eastAsia="it-IT"/>
-              </w:rPr>
-              <w:t>Operation SET</w:t>
+            <w:proofErr w:type="spellStart"/>
+            <w:r>
+              <w:rPr>
+                <w:rFonts w:ascii="Arial" w:eastAsia="Times New Roman" w:hAnsi="Arial" w:cs="Arial"/>
+                <w:sz w:val="16"/>
+                <w:szCs w:val="16"/>
+                <w:lang w:eastAsia="it-IT"/>
+              </w:rPr>
+              <w:t>Operation</w:t>
+            </w:r>
+            <w:proofErr w:type="spellEnd"/>
+            <w:r>
+              <w:rPr>
+                <w:rFonts w:ascii="Arial" w:eastAsia="Times New Roman" w:hAnsi="Arial" w:cs="Arial"/>
+                <w:sz w:val="16"/>
+                <w:szCs w:val="16"/>
+                <w:lang w:eastAsia="it-IT"/>
+              </w:rPr>
+              <w:t xml:space="preserve"> SET</w:t>
             </w:r>
           </w:p>
         </w:tc>
@@ -13370,8 +14021,19 @@
                 <w:szCs w:val="16"/>
                 <w:lang w:eastAsia="it-IT"/>
               </w:rPr>
-              <w:t>Ritorna il valore di Tensione + Timestamp</w:t>
-            </w:r>
+              <w:t xml:space="preserve">Ritorna il valore di Tensione + </w:t>
+            </w:r>
+            <w:proofErr w:type="spellStart"/>
+            <w:r>
+              <w:rPr>
+                <w:rFonts w:ascii="Arial" w:eastAsia="Times New Roman" w:hAnsi="Arial" w:cs="Arial"/>
+                <w:sz w:val="16"/>
+                <w:szCs w:val="16"/>
+                <w:lang w:eastAsia="it-IT"/>
+              </w:rPr>
+              <w:t>Timestamp</w:t>
+            </w:r>
+            <w:proofErr w:type="spellEnd"/>
           </w:p>
         </w:tc>
         <w:tc>
@@ -13471,6 +14133,7 @@
                 <w:lang w:eastAsia="it-IT"/>
               </w:rPr>
             </w:pPr>
+            <w:proofErr w:type="spellStart"/>
             <w:r>
               <w:rPr>
                 <w:rFonts w:ascii="Arial" w:eastAsia="Times New Roman" w:hAnsi="Arial" w:cs="Arial"/>
@@ -13482,6 +14145,7 @@
               </w:rPr>
               <w:t>timestamp</w:t>
             </w:r>
+            <w:proofErr w:type="spellEnd"/>
             <w:r>
               <w:rPr>
                 <w:rFonts w:ascii="Arial" w:eastAsia="Times New Roman" w:hAnsi="Arial" w:cs="Arial"/>
@@ -13491,6 +14155,7 @@
               </w:rPr>
               <w:t xml:space="preserve"> “Current Voltage: “</w:t>
             </w:r>
+            <w:proofErr w:type="spellStart"/>
             <w:r>
               <w:rPr>
                 <w:rFonts w:ascii="Arial" w:eastAsia="Times New Roman" w:hAnsi="Arial" w:cs="Arial"/>
@@ -13502,14 +14167,35 @@
               </w:rPr>
               <w:t>voltage</w:t>
             </w:r>
-            <w:r>
-              <w:rPr>
-                <w:rFonts w:ascii="Arial" w:eastAsia="Times New Roman" w:hAnsi="Arial" w:cs="Arial"/>
-                <w:sz w:val="16"/>
-                <w:szCs w:val="16"/>
-                <w:lang w:eastAsia="it-IT"/>
-              </w:rPr>
-              <w:t xml:space="preserve"> “Vac"</w:t>
+            <w:proofErr w:type="spellEnd"/>
+            <w:r>
+              <w:rPr>
+                <w:rFonts w:ascii="Arial" w:eastAsia="Times New Roman" w:hAnsi="Arial" w:cs="Arial"/>
+                <w:sz w:val="16"/>
+                <w:szCs w:val="16"/>
+                <w:lang w:eastAsia="it-IT"/>
+              </w:rPr>
+              <w:t xml:space="preserve"> “</w:t>
+            </w:r>
+            <w:proofErr w:type="spellStart"/>
+            <w:r>
+              <w:rPr>
+                <w:rFonts w:ascii="Arial" w:eastAsia="Times New Roman" w:hAnsi="Arial" w:cs="Arial"/>
+                <w:sz w:val="16"/>
+                <w:szCs w:val="16"/>
+                <w:lang w:eastAsia="it-IT"/>
+              </w:rPr>
+              <w:t>Vac</w:t>
+            </w:r>
+            <w:proofErr w:type="spellEnd"/>
+            <w:r>
+              <w:rPr>
+                <w:rFonts w:ascii="Arial" w:eastAsia="Times New Roman" w:hAnsi="Arial" w:cs="Arial"/>
+                <w:sz w:val="16"/>
+                <w:szCs w:val="16"/>
+                <w:lang w:eastAsia="it-IT"/>
+              </w:rPr>
+              <w:t>"</w:t>
             </w:r>
           </w:p>
         </w:tc>
@@ -13561,16 +14247,7 @@
                 <w:szCs w:val="16"/>
                 <w:lang w:eastAsia="it-IT"/>
               </w:rPr>
-              <w:t>4</w:t>
-            </w:r>
-            <w:r>
-              <w:rPr>
-                <w:rFonts w:ascii="Arial" w:eastAsia="Times New Roman" w:hAnsi="Arial" w:cs="Arial"/>
-                <w:sz w:val="16"/>
-                <w:szCs w:val="16"/>
-                <w:lang w:eastAsia="it-IT"/>
-              </w:rPr>
-              <w:t>.3</w:t>
+              <w:t>4.3</w:t>
             </w:r>
           </w:p>
         </w:tc>
@@ -13591,14 +14268,25 @@
                 <w:lang w:eastAsia="it-IT"/>
               </w:rPr>
             </w:pPr>
-            <w:r>
-              <w:rPr>
-                <w:rFonts w:ascii="Arial" w:eastAsia="Times New Roman" w:hAnsi="Arial" w:cs="Arial"/>
-                <w:sz w:val="16"/>
-                <w:szCs w:val="16"/>
-                <w:lang w:eastAsia="it-IT"/>
-              </w:rPr>
-              <w:t>Operation SET</w:t>
+            <w:proofErr w:type="spellStart"/>
+            <w:r>
+              <w:rPr>
+                <w:rFonts w:ascii="Arial" w:eastAsia="Times New Roman" w:hAnsi="Arial" w:cs="Arial"/>
+                <w:sz w:val="16"/>
+                <w:szCs w:val="16"/>
+                <w:lang w:eastAsia="it-IT"/>
+              </w:rPr>
+              <w:t>Operation</w:t>
+            </w:r>
+            <w:proofErr w:type="spellEnd"/>
+            <w:r>
+              <w:rPr>
+                <w:rFonts w:ascii="Arial" w:eastAsia="Times New Roman" w:hAnsi="Arial" w:cs="Arial"/>
+                <w:sz w:val="16"/>
+                <w:szCs w:val="16"/>
+                <w:lang w:eastAsia="it-IT"/>
+              </w:rPr>
+              <w:t xml:space="preserve"> SET</w:t>
             </w:r>
           </w:p>
         </w:tc>
@@ -13626,8 +14314,19 @@
                 <w:szCs w:val="16"/>
                 <w:lang w:eastAsia="it-IT"/>
               </w:rPr>
-              <w:t>Ritorna il valore di Tensione + Timestamp</w:t>
-            </w:r>
+              <w:t xml:space="preserve">Ritorna il valore di Tensione + </w:t>
+            </w:r>
+            <w:proofErr w:type="spellStart"/>
+            <w:r>
+              <w:rPr>
+                <w:rFonts w:ascii="Arial" w:eastAsia="Times New Roman" w:hAnsi="Arial" w:cs="Arial"/>
+                <w:sz w:val="16"/>
+                <w:szCs w:val="16"/>
+                <w:lang w:eastAsia="it-IT"/>
+              </w:rPr>
+              <w:t>Timestamp</w:t>
+            </w:r>
+            <w:proofErr w:type="spellEnd"/>
           </w:p>
         </w:tc>
         <w:tc>
@@ -13727,6 +14426,7 @@
                 <w:lang w:eastAsia="it-IT"/>
               </w:rPr>
             </w:pPr>
+            <w:proofErr w:type="spellStart"/>
             <w:r>
               <w:rPr>
                 <w:rFonts w:ascii="Arial" w:eastAsia="Times New Roman" w:hAnsi="Arial" w:cs="Arial"/>
@@ -13738,6 +14438,7 @@
               </w:rPr>
               <w:t>timestamp</w:t>
             </w:r>
+            <w:proofErr w:type="spellEnd"/>
             <w:r>
               <w:rPr>
                 <w:rFonts w:ascii="Arial" w:eastAsia="Times New Roman" w:hAnsi="Arial" w:cs="Arial"/>
@@ -13747,6 +14448,7 @@
               </w:rPr>
               <w:t xml:space="preserve"> “Current Voltage: “</w:t>
             </w:r>
+            <w:proofErr w:type="spellStart"/>
             <w:r>
               <w:rPr>
                 <w:rFonts w:ascii="Arial" w:eastAsia="Times New Roman" w:hAnsi="Arial" w:cs="Arial"/>
@@ -13758,14 +14460,35 @@
               </w:rPr>
               <w:t>voltage</w:t>
             </w:r>
-            <w:r>
-              <w:rPr>
-                <w:rFonts w:ascii="Arial" w:eastAsia="Times New Roman" w:hAnsi="Arial" w:cs="Arial"/>
-                <w:sz w:val="16"/>
-                <w:szCs w:val="16"/>
-                <w:lang w:eastAsia="it-IT"/>
-              </w:rPr>
-              <w:t xml:space="preserve"> “Vac"</w:t>
+            <w:proofErr w:type="spellEnd"/>
+            <w:r>
+              <w:rPr>
+                <w:rFonts w:ascii="Arial" w:eastAsia="Times New Roman" w:hAnsi="Arial" w:cs="Arial"/>
+                <w:sz w:val="16"/>
+                <w:szCs w:val="16"/>
+                <w:lang w:eastAsia="it-IT"/>
+              </w:rPr>
+              <w:t xml:space="preserve"> “</w:t>
+            </w:r>
+            <w:proofErr w:type="spellStart"/>
+            <w:r>
+              <w:rPr>
+                <w:rFonts w:ascii="Arial" w:eastAsia="Times New Roman" w:hAnsi="Arial" w:cs="Arial"/>
+                <w:sz w:val="16"/>
+                <w:szCs w:val="16"/>
+                <w:lang w:eastAsia="it-IT"/>
+              </w:rPr>
+              <w:t>Vac</w:t>
+            </w:r>
+            <w:proofErr w:type="spellEnd"/>
+            <w:r>
+              <w:rPr>
+                <w:rFonts w:ascii="Arial" w:eastAsia="Times New Roman" w:hAnsi="Arial" w:cs="Arial"/>
+                <w:sz w:val="16"/>
+                <w:szCs w:val="16"/>
+                <w:lang w:eastAsia="it-IT"/>
+              </w:rPr>
+              <w:t>"</w:t>
             </w:r>
           </w:p>
         </w:tc>
@@ -13816,25 +14539,7 @@
                 <w:szCs w:val="16"/>
                 <w:lang w:eastAsia="it-IT"/>
               </w:rPr>
-              <w:t>4</w:t>
-            </w:r>
-            <w:r>
-              <w:rPr>
-                <w:rFonts w:ascii="Arial" w:eastAsia="Times New Roman" w:hAnsi="Arial" w:cs="Arial"/>
-                <w:sz w:val="16"/>
-                <w:szCs w:val="16"/>
-                <w:lang w:eastAsia="it-IT"/>
-              </w:rPr>
-              <w:t>.</w:t>
-            </w:r>
-            <w:r>
-              <w:rPr>
-                <w:rFonts w:ascii="Arial" w:eastAsia="Times New Roman" w:hAnsi="Arial" w:cs="Arial"/>
-                <w:sz w:val="16"/>
-                <w:szCs w:val="16"/>
-                <w:lang w:eastAsia="it-IT"/>
-              </w:rPr>
-              <w:t>4</w:t>
+              <w:t>4.4</w:t>
             </w:r>
           </w:p>
         </w:tc>
@@ -13855,14 +14560,25 @@
                 <w:lang w:eastAsia="it-IT"/>
               </w:rPr>
             </w:pPr>
-            <w:r>
-              <w:rPr>
-                <w:rFonts w:ascii="Arial" w:eastAsia="Times New Roman" w:hAnsi="Arial" w:cs="Arial"/>
-                <w:sz w:val="16"/>
-                <w:szCs w:val="16"/>
-                <w:lang w:eastAsia="it-IT"/>
-              </w:rPr>
-              <w:t>Operation SET</w:t>
+            <w:proofErr w:type="spellStart"/>
+            <w:r>
+              <w:rPr>
+                <w:rFonts w:ascii="Arial" w:eastAsia="Times New Roman" w:hAnsi="Arial" w:cs="Arial"/>
+                <w:sz w:val="16"/>
+                <w:szCs w:val="16"/>
+                <w:lang w:eastAsia="it-IT"/>
+              </w:rPr>
+              <w:t>Operation</w:t>
+            </w:r>
+            <w:proofErr w:type="spellEnd"/>
+            <w:r>
+              <w:rPr>
+                <w:rFonts w:ascii="Arial" w:eastAsia="Times New Roman" w:hAnsi="Arial" w:cs="Arial"/>
+                <w:sz w:val="16"/>
+                <w:szCs w:val="16"/>
+                <w:lang w:eastAsia="it-IT"/>
+              </w:rPr>
+              <w:t xml:space="preserve"> SET</w:t>
             </w:r>
           </w:p>
         </w:tc>
@@ -13890,8 +14606,19 @@
                 <w:szCs w:val="16"/>
                 <w:lang w:eastAsia="it-IT"/>
               </w:rPr>
-              <w:t>Ritorna il valore di Tensione + Timestamp</w:t>
-            </w:r>
+              <w:t xml:space="preserve">Ritorna il valore di Tensione + </w:t>
+            </w:r>
+            <w:proofErr w:type="spellStart"/>
+            <w:r>
+              <w:rPr>
+                <w:rFonts w:ascii="Arial" w:eastAsia="Times New Roman" w:hAnsi="Arial" w:cs="Arial"/>
+                <w:sz w:val="16"/>
+                <w:szCs w:val="16"/>
+                <w:lang w:eastAsia="it-IT"/>
+              </w:rPr>
+              <w:t>Timestamp</w:t>
+            </w:r>
+            <w:proofErr w:type="spellEnd"/>
           </w:p>
         </w:tc>
         <w:tc>
@@ -14050,25 +14777,8 @@
                 <w:szCs w:val="16"/>
                 <w:lang w:val="en-US" w:eastAsia="it-IT"/>
               </w:rPr>
-              <w:t>4</w:t>
-            </w:r>
-            <w:r>
-              <w:rPr>
-                <w:rFonts w:ascii="Arial" w:eastAsia="Times New Roman" w:hAnsi="Arial" w:cs="Arial"/>
-                <w:sz w:val="16"/>
-                <w:szCs w:val="16"/>
-                <w:lang w:val="en-US" w:eastAsia="it-IT"/>
-              </w:rPr>
-              <w:t>.</w:t>
-            </w:r>
-            <w:r>
-              <w:rPr>
-                <w:rFonts w:ascii="Arial" w:eastAsia="Times New Roman" w:hAnsi="Arial" w:cs="Arial"/>
-                <w:sz w:val="16"/>
-                <w:szCs w:val="16"/>
-                <w:lang w:val="en-US" w:eastAsia="it-IT"/>
-              </w:rPr>
-              <w:t>5</w:t>
+              <w:lastRenderedPageBreak/>
+              <w:t>4.5</w:t>
             </w:r>
           </w:p>
           <w:p>
@@ -14101,14 +14811,25 @@
                 <w:lang w:val="en-US" w:eastAsia="it-IT"/>
               </w:rPr>
             </w:pPr>
-            <w:r>
-              <w:rPr>
-                <w:rFonts w:ascii="Arial" w:eastAsia="Times New Roman" w:hAnsi="Arial" w:cs="Arial"/>
-                <w:sz w:val="16"/>
-                <w:szCs w:val="16"/>
-                <w:lang w:eastAsia="it-IT"/>
-              </w:rPr>
-              <w:t>Operation SET</w:t>
+            <w:proofErr w:type="spellStart"/>
+            <w:r>
+              <w:rPr>
+                <w:rFonts w:ascii="Arial" w:eastAsia="Times New Roman" w:hAnsi="Arial" w:cs="Arial"/>
+                <w:sz w:val="16"/>
+                <w:szCs w:val="16"/>
+                <w:lang w:eastAsia="it-IT"/>
+              </w:rPr>
+              <w:t>Operation</w:t>
+            </w:r>
+            <w:proofErr w:type="spellEnd"/>
+            <w:r>
+              <w:rPr>
+                <w:rFonts w:ascii="Arial" w:eastAsia="Times New Roman" w:hAnsi="Arial" w:cs="Arial"/>
+                <w:sz w:val="16"/>
+                <w:szCs w:val="16"/>
+                <w:lang w:eastAsia="it-IT"/>
+              </w:rPr>
+              <w:t xml:space="preserve"> SET</w:t>
             </w:r>
           </w:p>
         </w:tc>
@@ -14302,25 +15023,7 @@
                 <w:szCs w:val="16"/>
                 <w:lang w:val="en-US" w:eastAsia="it-IT"/>
               </w:rPr>
-              <w:t>4</w:t>
-            </w:r>
-            <w:r>
-              <w:rPr>
-                <w:rFonts w:ascii="Arial" w:eastAsia="Times New Roman" w:hAnsi="Arial" w:cs="Arial"/>
-                <w:sz w:val="16"/>
-                <w:szCs w:val="16"/>
-                <w:lang w:val="en-US" w:eastAsia="it-IT"/>
-              </w:rPr>
-              <w:t>.</w:t>
-            </w:r>
-            <w:r>
-              <w:rPr>
-                <w:rFonts w:ascii="Arial" w:eastAsia="Times New Roman" w:hAnsi="Arial" w:cs="Arial"/>
-                <w:sz w:val="16"/>
-                <w:szCs w:val="16"/>
-                <w:lang w:val="en-US" w:eastAsia="it-IT"/>
-              </w:rPr>
-              <w:t>6</w:t>
+              <w:t>4.6</w:t>
             </w:r>
           </w:p>
         </w:tc>
@@ -14341,14 +15044,25 @@
                 <w:lang w:eastAsia="it-IT"/>
               </w:rPr>
             </w:pPr>
-            <w:r>
-              <w:rPr>
-                <w:rFonts w:ascii="Arial" w:eastAsia="Times New Roman" w:hAnsi="Arial" w:cs="Arial"/>
-                <w:sz w:val="16"/>
-                <w:szCs w:val="16"/>
-                <w:lang w:eastAsia="it-IT"/>
-              </w:rPr>
-              <w:t>Operation SET</w:t>
+            <w:proofErr w:type="spellStart"/>
+            <w:r>
+              <w:rPr>
+                <w:rFonts w:ascii="Arial" w:eastAsia="Times New Roman" w:hAnsi="Arial" w:cs="Arial"/>
+                <w:sz w:val="16"/>
+                <w:szCs w:val="16"/>
+                <w:lang w:eastAsia="it-IT"/>
+              </w:rPr>
+              <w:t>Operation</w:t>
+            </w:r>
+            <w:proofErr w:type="spellEnd"/>
+            <w:r>
+              <w:rPr>
+                <w:rFonts w:ascii="Arial" w:eastAsia="Times New Roman" w:hAnsi="Arial" w:cs="Arial"/>
+                <w:sz w:val="16"/>
+                <w:szCs w:val="16"/>
+                <w:lang w:eastAsia="it-IT"/>
+              </w:rPr>
+              <w:t xml:space="preserve"> SET</w:t>
             </w:r>
           </w:p>
         </w:tc>
@@ -14482,7 +15196,27 @@
                 <w:szCs w:val="16"/>
                 <w:lang w:val="en-US" w:eastAsia="it-IT"/>
               </w:rPr>
-              <w:t xml:space="preserve">SMS a Richiedente; </w:t>
+              <w:t xml:space="preserve">SMS a </w:t>
+            </w:r>
+            <w:proofErr w:type="spellStart"/>
+            <w:r>
+              <w:rPr>
+                <w:rFonts w:ascii="Arial" w:eastAsia="Times New Roman" w:hAnsi="Arial" w:cs="Arial"/>
+                <w:sz w:val="16"/>
+                <w:szCs w:val="16"/>
+                <w:lang w:val="en-US" w:eastAsia="it-IT"/>
+              </w:rPr>
+              <w:t>Richiedente</w:t>
+            </w:r>
+            <w:proofErr w:type="spellEnd"/>
+            <w:r>
+              <w:rPr>
+                <w:rFonts w:ascii="Arial" w:eastAsia="Times New Roman" w:hAnsi="Arial" w:cs="Arial"/>
+                <w:sz w:val="16"/>
+                <w:szCs w:val="16"/>
+                <w:lang w:val="en-US" w:eastAsia="it-IT"/>
+              </w:rPr>
+              <w:t xml:space="preserve">; </w:t>
             </w:r>
             <w:r>
               <w:rPr>
@@ -14542,26 +15276,7 @@
                 <w:szCs w:val="16"/>
                 <w:lang w:val="en-US" w:eastAsia="it-IT"/>
               </w:rPr>
-              <w:lastRenderedPageBreak/>
-              <w:t>4</w:t>
-            </w:r>
-            <w:r>
-              <w:rPr>
-                <w:rFonts w:ascii="Arial" w:eastAsia="Times New Roman" w:hAnsi="Arial" w:cs="Arial"/>
-                <w:sz w:val="16"/>
-                <w:szCs w:val="16"/>
-                <w:lang w:val="en-US" w:eastAsia="it-IT"/>
-              </w:rPr>
-              <w:t>.</w:t>
-            </w:r>
-            <w:r>
-              <w:rPr>
-                <w:rFonts w:ascii="Arial" w:eastAsia="Times New Roman" w:hAnsi="Arial" w:cs="Arial"/>
-                <w:sz w:val="16"/>
-                <w:szCs w:val="16"/>
-                <w:lang w:val="en-US" w:eastAsia="it-IT"/>
-              </w:rPr>
-              <w:t>7</w:t>
+              <w:t>4.7</w:t>
             </w:r>
           </w:p>
         </w:tc>
@@ -14582,6 +15297,7 @@
                 <w:lang w:val="en-US" w:eastAsia="it-IT"/>
               </w:rPr>
             </w:pPr>
+            <w:proofErr w:type="spellStart"/>
             <w:r>
               <w:rPr>
                 <w:rFonts w:ascii="Arial" w:eastAsia="Times New Roman" w:hAnsi="Arial" w:cs="Arial"/>
@@ -14591,6 +15307,7 @@
               </w:rPr>
               <w:t>Operation</w:t>
             </w:r>
+            <w:proofErr w:type="spellEnd"/>
             <w:r>
               <w:rPr>
                 <w:rFonts w:ascii="Arial" w:eastAsia="Times New Roman" w:hAnsi="Arial" w:cs="Arial"/>
@@ -15066,25 +15783,7 @@
                 <w:szCs w:val="16"/>
                 <w:lang w:val="en-US" w:eastAsia="it-IT"/>
               </w:rPr>
-              <w:t>5</w:t>
-            </w:r>
-            <w:r>
-              <w:rPr>
-                <w:rFonts w:ascii="Arial" w:eastAsia="Times New Roman" w:hAnsi="Arial" w:cs="Arial"/>
-                <w:sz w:val="16"/>
-                <w:szCs w:val="16"/>
-                <w:lang w:val="en-US" w:eastAsia="it-IT"/>
-              </w:rPr>
-              <w:t>.</w:t>
-            </w:r>
-            <w:r>
-              <w:rPr>
-                <w:rFonts w:ascii="Arial" w:eastAsia="Times New Roman" w:hAnsi="Arial" w:cs="Arial"/>
-                <w:sz w:val="16"/>
-                <w:szCs w:val="16"/>
-                <w:lang w:val="en-US" w:eastAsia="it-IT"/>
-              </w:rPr>
-              <w:t>1</w:t>
+              <w:t>5.1</w:t>
             </w:r>
           </w:p>
         </w:tc>
@@ -15133,14 +15832,25 @@
                 <w:lang w:eastAsia="it-IT"/>
               </w:rPr>
             </w:pPr>
-            <w:r>
-              <w:rPr>
-                <w:rFonts w:ascii="Arial" w:eastAsia="Times New Roman" w:hAnsi="Arial" w:cs="Arial"/>
-                <w:sz w:val="16"/>
-                <w:szCs w:val="16"/>
-                <w:lang w:eastAsia="it-IT"/>
-              </w:rPr>
-              <w:t>Factory Reset</w:t>
+            <w:proofErr w:type="spellStart"/>
+            <w:r>
+              <w:rPr>
+                <w:rFonts w:ascii="Arial" w:eastAsia="Times New Roman" w:hAnsi="Arial" w:cs="Arial"/>
+                <w:sz w:val="16"/>
+                <w:szCs w:val="16"/>
+                <w:lang w:eastAsia="it-IT"/>
+              </w:rPr>
+              <w:t>Factory</w:t>
+            </w:r>
+            <w:proofErr w:type="spellEnd"/>
+            <w:r>
+              <w:rPr>
+                <w:rFonts w:ascii="Arial" w:eastAsia="Times New Roman" w:hAnsi="Arial" w:cs="Arial"/>
+                <w:sz w:val="16"/>
+                <w:szCs w:val="16"/>
+                <w:lang w:eastAsia="it-IT"/>
+              </w:rPr>
+              <w:t xml:space="preserve"> Reset</w:t>
             </w:r>
           </w:p>
         </w:tc>
@@ -15209,16 +15919,7 @@
                 <w:szCs w:val="16"/>
                 <w:lang w:eastAsia="it-IT"/>
               </w:rPr>
-              <w:t>5</w:t>
-            </w:r>
-            <w:r>
-              <w:rPr>
-                <w:rFonts w:ascii="Arial" w:eastAsia="Times New Roman" w:hAnsi="Arial" w:cs="Arial"/>
-                <w:sz w:val="16"/>
-                <w:szCs w:val="16"/>
-                <w:lang w:eastAsia="it-IT"/>
-              </w:rPr>
-              <w:t>4321</w:t>
+              <w:t>54321</w:t>
             </w:r>
           </w:p>
         </w:tc>
@@ -15297,25 +15998,25 @@
           <w:rFonts w:ascii="Arial" w:eastAsia="Times New Roman" w:hAnsi="Arial" w:cs="Arial"/>
           <w:sz w:val="24"/>
           <w:szCs w:val="24"/>
-          <w:lang w:eastAsia="it-IT"/>
-        </w:rPr>
-      </w:pPr>
-    </w:p>
-    <w:p>
-      <w:pPr>
-        <w:rPr>
-          <w:rFonts w:ascii="Arial" w:eastAsia="Times New Roman" w:hAnsi="Arial" w:cs="Arial"/>
-          <w:sz w:val="24"/>
-          <w:szCs w:val="24"/>
-          <w:lang w:eastAsia="it-IT"/>
-        </w:rPr>
-      </w:pPr>
-      <w:r>
-        <w:rPr>
-          <w:rFonts w:ascii="Arial" w:eastAsia="Times New Roman" w:hAnsi="Arial" w:cs="Arial"/>
-          <w:sz w:val="24"/>
-          <w:szCs w:val="24"/>
-          <w:lang w:eastAsia="it-IT"/>
+          <w:lang w:val="en-US" w:eastAsia="it-IT"/>
+        </w:rPr>
+      </w:pPr>
+    </w:p>
+    <w:p>
+      <w:pPr>
+        <w:rPr>
+          <w:rFonts w:ascii="Arial" w:eastAsia="Times New Roman" w:hAnsi="Arial" w:cs="Arial"/>
+          <w:sz w:val="24"/>
+          <w:szCs w:val="24"/>
+          <w:lang w:val="en-US" w:eastAsia="it-IT"/>
+        </w:rPr>
+      </w:pPr>
+      <w:r>
+        <w:rPr>
+          <w:rFonts w:ascii="Arial" w:eastAsia="Times New Roman" w:hAnsi="Arial" w:cs="Arial"/>
+          <w:sz w:val="24"/>
+          <w:szCs w:val="24"/>
+          <w:lang w:val="en-US" w:eastAsia="it-IT"/>
         </w:rPr>
         <w:br w:type="page"/>
       </w:r>
@@ -15327,7 +16028,7 @@
           <w:rFonts w:ascii="Arial" w:eastAsia="Times New Roman" w:hAnsi="Arial" w:cs="Arial"/>
           <w:sz w:val="24"/>
           <w:szCs w:val="24"/>
-          <w:lang w:eastAsia="it-IT"/>
+          <w:lang w:val="en-US" w:eastAsia="it-IT"/>
         </w:rPr>
       </w:pPr>
     </w:p>
@@ -15361,7 +16062,7 @@
                     <pic:cNvPicPr/>
                   </pic:nvPicPr>
                   <pic:blipFill>
-                    <a:blip r:embed="rId11"/>
+                    <a:blip r:embed="rId8"/>
                     <a:stretch>
                       <a:fillRect/>
                     </a:stretch>
@@ -15761,6 +16462,7 @@
               </w:rPr>
               <w:t xml:space="preserve">Reset giornaliero </w:t>
             </w:r>
+            <w:proofErr w:type="spellStart"/>
             <w:r>
               <w:rPr>
                 <w:rFonts w:ascii="Courier New" w:eastAsia="Times New Roman" w:hAnsi="Courier New" w:cs="Courier New"/>
@@ -15768,7 +16470,17 @@
                 <w:szCs w:val="20"/>
                 <w:lang w:eastAsia="it-IT"/>
               </w:rPr>
-              <w:t>initapp()</w:t>
+              <w:t>initapp</w:t>
+            </w:r>
+            <w:proofErr w:type="spellEnd"/>
+            <w:r>
+              <w:rPr>
+                <w:rFonts w:ascii="Courier New" w:eastAsia="Times New Roman" w:hAnsi="Courier New" w:cs="Courier New"/>
+                <w:sz w:val="20"/>
+                <w:szCs w:val="20"/>
+                <w:lang w:eastAsia="it-IT"/>
+              </w:rPr>
+              <w:t>()</w:t>
             </w:r>
           </w:p>
         </w:tc>
@@ -16089,6 +16801,7 @@
           <w:lang w:val="en-US" w:eastAsia="it-IT"/>
         </w:rPr>
       </w:pPr>
+      <w:proofErr w:type="spellStart"/>
       <w:r>
         <w:rPr>
           <w:rFonts w:ascii="Consolas" w:eastAsia="Times New Roman" w:hAnsi="Consolas" w:cs="Times New Roman"/>
@@ -16099,6 +16812,7 @@
         </w:rPr>
         <w:t>EStr</w:t>
       </w:r>
+      <w:proofErr w:type="spellEnd"/>
       <w:r>
         <w:rPr>
           <w:rFonts w:ascii="Consolas" w:eastAsia="Times New Roman" w:hAnsi="Consolas" w:cs="Times New Roman"/>
@@ -16190,6 +16904,7 @@
         </w:rPr>
         <w:t xml:space="preserve"> </w:t>
       </w:r>
+      <w:proofErr w:type="spellStart"/>
       <w:r>
         <w:rPr>
           <w:rFonts w:ascii="Consolas" w:eastAsia="Times New Roman" w:hAnsi="Consolas" w:cs="Times New Roman"/>
@@ -16200,6 +16915,7 @@
         </w:rPr>
         <w:t>phoneAut</w:t>
       </w:r>
+      <w:proofErr w:type="spellEnd"/>
       <w:r>
         <w:rPr>
           <w:rFonts w:ascii="Consolas" w:eastAsia="Times New Roman" w:hAnsi="Consolas" w:cs="Times New Roman"/>
@@ -16501,20 +17217,29 @@
           <w:lang w:val="en-US"/>
         </w:rPr>
       </w:pPr>
+      <w:proofErr w:type="spellStart"/>
       <w:r>
         <w:rPr>
           <w:rFonts w:ascii="Arial" w:hAnsi="Arial" w:cs="Arial"/>
           <w:lang w:val="en-US"/>
         </w:rPr>
-        <w:t>phoneAut 15 char+”/0” =&gt; 16 char</w:t>
-      </w:r>
-    </w:p>
-    <w:p>
-      <w:pPr>
+        <w:t>phoneAut</w:t>
+      </w:r>
+      <w:proofErr w:type="spellEnd"/>
+      <w:r>
         <w:rPr>
           <w:rFonts w:ascii="Arial" w:hAnsi="Arial" w:cs="Arial"/>
           <w:lang w:val="en-US"/>
         </w:rPr>
+        <w:t xml:space="preserve"> 15 char+”/0” =&gt; 16 char</w:t>
+      </w:r>
+    </w:p>
+    <w:p>
+      <w:pPr>
+        <w:rPr>
+          <w:rFonts w:ascii="Arial" w:hAnsi="Arial" w:cs="Arial"/>
+          <w:lang w:val="en-US"/>
+        </w:rPr>
       </w:pPr>
     </w:p>
     <w:p>
@@ -16539,6 +17264,7 @@
         </w:rPr>
         <w:t> </w:t>
       </w:r>
+      <w:proofErr w:type="spellStart"/>
       <w:r>
         <w:rPr>
           <w:rFonts w:ascii="Consolas" w:eastAsia="Times New Roman" w:hAnsi="Consolas" w:cs="Times New Roman"/>
@@ -16549,6 +17275,7 @@
         </w:rPr>
         <w:t>writeString</w:t>
       </w:r>
+      <w:proofErr w:type="spellEnd"/>
       <w:r>
         <w:rPr>
           <w:rFonts w:ascii="Consolas" w:eastAsia="Times New Roman" w:hAnsi="Consolas" w:cs="Times New Roman"/>
@@ -16676,6 +17403,7 @@
           <w:rFonts w:ascii="Arial" w:hAnsi="Arial" w:cs="Arial"/>
         </w:rPr>
       </w:pPr>
+      <w:proofErr w:type="spellStart"/>
       <w:r>
         <w:rPr>
           <w:rFonts w:ascii="Consolas" w:eastAsia="Times New Roman" w:hAnsi="Consolas" w:cs="Times New Roman"/>
@@ -16683,7 +17411,17 @@
           <w:szCs w:val="24"/>
           <w:lang w:eastAsia="it-IT"/>
         </w:rPr>
-        <w:t>writeString((6+i*17), "");  </w:t>
+        <w:t>writeString</w:t>
+      </w:r>
+      <w:proofErr w:type="spellEnd"/>
+      <w:r>
+        <w:rPr>
+          <w:rFonts w:ascii="Consolas" w:eastAsia="Times New Roman" w:hAnsi="Consolas" w:cs="Times New Roman"/>
+          <w:sz w:val="24"/>
+          <w:szCs w:val="24"/>
+          <w:lang w:eastAsia="it-IT"/>
+        </w:rPr>
+        <w:t>((6+i*17), "");  </w:t>
       </w:r>
     </w:p>
     <w:p>
@@ -17037,12 +17775,14 @@
           <w:rFonts w:ascii="Arial" w:hAnsi="Arial" w:cs="Arial"/>
         </w:rPr>
       </w:pPr>
+      <w:proofErr w:type="spellStart"/>
       <w:r>
         <w:rPr>
           <w:rFonts w:ascii="Arial" w:hAnsi="Arial" w:cs="Arial"/>
         </w:rPr>
         <w:t>EStr</w:t>
       </w:r>
+      <w:proofErr w:type="spellEnd"/>
     </w:p>
     <w:p>
       <w:pPr>
@@ -17050,12 +17790,14 @@
           <w:rFonts w:ascii="Arial" w:hAnsi="Arial" w:cs="Arial"/>
         </w:rPr>
       </w:pPr>
+      <w:proofErr w:type="spellStart"/>
       <w:r>
         <w:rPr>
           <w:rFonts w:ascii="Arial" w:hAnsi="Arial" w:cs="Arial"/>
         </w:rPr>
         <w:t>phoneAuth</w:t>
       </w:r>
+      <w:proofErr w:type="spellEnd"/>
     </w:p>
     <w:p>
       <w:pPr>
@@ -18764,6 +19506,7 @@
   <w:style w:type="character" w:default="1" w:styleId="Carpredefinitoparagrafo">
     <w:name w:val="Default Paragraph Font"/>
     <w:uiPriority w:val="1"/>
+    <w:semiHidden/>
     <w:unhideWhenUsed/>
   </w:style>
   <w:style w:type="table" w:default="1" w:styleId="Tabellanormale">

--- a/SMS Manager for Power monitoring.docx
+++ b/SMS Manager for Power monitoring.docx
@@ -9595,7 +9595,16 @@
                 <w:szCs w:val="16"/>
                 <w:lang w:val="en-US" w:eastAsia="it-IT"/>
               </w:rPr>
-              <w:t>1.0</w:t>
+              <w:t>1.</w:t>
+            </w:r>
+            <w:r>
+              <w:rPr>
+                <w:rFonts w:ascii="Arial" w:eastAsia="Times New Roman" w:hAnsi="Arial" w:cs="Arial"/>
+                <w:sz w:val="16"/>
+                <w:szCs w:val="16"/>
+                <w:lang w:val="en-US" w:eastAsia="it-IT"/>
+              </w:rPr>
+              <w:t>2</w:t>
             </w:r>
           </w:p>
         </w:tc>
@@ -9644,25 +9653,14 @@
                 <w:lang w:eastAsia="it-IT"/>
               </w:rPr>
             </w:pPr>
-            <w:proofErr w:type="spellStart"/>
-            <w:r>
-              <w:rPr>
-                <w:rFonts w:ascii="Arial" w:eastAsia="Times New Roman" w:hAnsi="Arial" w:cs="Arial"/>
-                <w:sz w:val="16"/>
-                <w:szCs w:val="16"/>
-                <w:lang w:eastAsia="it-IT"/>
-              </w:rPr>
-              <w:t>Factory</w:t>
-            </w:r>
-            <w:proofErr w:type="spellEnd"/>
-            <w:r>
-              <w:rPr>
-                <w:rFonts w:ascii="Arial" w:eastAsia="Times New Roman" w:hAnsi="Arial" w:cs="Arial"/>
-                <w:sz w:val="16"/>
-                <w:szCs w:val="16"/>
-                <w:lang w:eastAsia="it-IT"/>
-              </w:rPr>
-              <w:t xml:space="preserve"> Reset</w:t>
+            <w:r>
+              <w:rPr>
+                <w:rFonts w:ascii="Arial" w:eastAsia="Times New Roman" w:hAnsi="Arial" w:cs="Arial"/>
+                <w:sz w:val="16"/>
+                <w:szCs w:val="16"/>
+                <w:lang w:eastAsia="it-IT"/>
+              </w:rPr>
+              <w:t>Ritorna i numeri autorizzati</w:t>
             </w:r>
           </w:p>
         </w:tc>
@@ -9690,28 +9688,7 @@
                 <w:szCs w:val="16"/>
                 <w:lang w:eastAsia="it-IT"/>
               </w:rPr>
-              <w:t>Power On</w:t>
-            </w:r>
-          </w:p>
-          <w:p>
-            <w:pPr>
-              <w:spacing w:line="330" w:lineRule="atLeast"/>
-              <w:jc w:val="center"/>
-              <w:rPr>
-                <w:rFonts w:ascii="Arial" w:eastAsia="Times New Roman" w:hAnsi="Arial" w:cs="Arial"/>
-                <w:sz w:val="16"/>
-                <w:szCs w:val="16"/>
-                <w:lang w:eastAsia="it-IT"/>
-              </w:rPr>
-            </w:pPr>
-            <w:r>
-              <w:rPr>
-                <w:rFonts w:ascii="Arial" w:eastAsia="Times New Roman" w:hAnsi="Arial" w:cs="Arial"/>
-                <w:sz w:val="16"/>
-                <w:szCs w:val="16"/>
-                <w:lang w:eastAsia="it-IT"/>
-              </w:rPr>
-              <w:t>Nel caso esista già un numero MASTER precaricato – solo testing</w:t>
+              <w:t>Solo da Tel. MASTER</w:t>
             </w:r>
           </w:p>
         </w:tc>
@@ -9727,30 +9704,23 @@
               <w:jc w:val="center"/>
               <w:rPr>
                 <w:rFonts w:ascii="Arial" w:eastAsia="Times New Roman" w:hAnsi="Arial" w:cs="Arial"/>
-                <w:sz w:val="16"/>
-                <w:szCs w:val="16"/>
-                <w:lang w:eastAsia="it-IT"/>
-              </w:rPr>
-            </w:pPr>
-            <w:r>
-              <w:rPr>
-                <w:rFonts w:ascii="Arial" w:eastAsia="Times New Roman" w:hAnsi="Arial" w:cs="Arial"/>
                 <w:b/>
                 <w:bCs/>
                 <w:sz w:val="16"/>
                 <w:szCs w:val="16"/>
                 <w:lang w:eastAsia="it-IT"/>
               </w:rPr>
-              <w:t>F</w:t>
-            </w:r>
-            <w:r>
-              <w:rPr>
-                <w:rFonts w:ascii="Arial" w:eastAsia="Times New Roman" w:hAnsi="Arial" w:cs="Arial"/>
-                <w:sz w:val="16"/>
-                <w:szCs w:val="16"/>
-                <w:lang w:eastAsia="it-IT"/>
-              </w:rPr>
-              <w:t>12345</w:t>
+            </w:pPr>
+            <w:r>
+              <w:rPr>
+                <w:rFonts w:ascii="Arial" w:eastAsia="Times New Roman" w:hAnsi="Arial" w:cs="Arial"/>
+                <w:b/>
+                <w:bCs/>
+                <w:sz w:val="16"/>
+                <w:szCs w:val="16"/>
+                <w:lang w:eastAsia="it-IT"/>
+              </w:rPr>
+              <w:t>N</w:t>
             </w:r>
           </w:p>
         </w:tc>
@@ -9777,7 +9747,7 @@
                 <w:szCs w:val="16"/>
                 <w:lang w:val="en-US" w:eastAsia="it-IT"/>
               </w:rPr>
-              <w:t>SMS:</w:t>
+              <w:t xml:space="preserve">SMS: </w:t>
             </w:r>
           </w:p>
           <w:p>
@@ -9797,7 +9767,74 @@
                 <w:szCs w:val="16"/>
                 <w:lang w:val="en-US" w:eastAsia="it-IT"/>
               </w:rPr>
-              <w:t>"ALL NUMBERS DELETED &amp; PIN SET TO FACTORY"</w:t>
+              <w:t>”Authorized phone n." con:</w:t>
+            </w:r>
+          </w:p>
+          <w:p>
+            <w:pPr>
+              <w:spacing w:line="330" w:lineRule="atLeast"/>
+              <w:rPr>
+                <w:rFonts w:ascii="Arial" w:eastAsia="Times New Roman" w:hAnsi="Arial" w:cs="Arial"/>
+                <w:sz w:val="16"/>
+                <w:szCs w:val="16"/>
+                <w:lang w:eastAsia="it-IT"/>
+              </w:rPr>
+            </w:pPr>
+            <w:r>
+              <w:rPr>
+                <w:rFonts w:ascii="Arial" w:eastAsia="Times New Roman" w:hAnsi="Arial" w:cs="Arial"/>
+                <w:sz w:val="16"/>
+                <w:szCs w:val="16"/>
+                <w:lang w:eastAsia="it-IT"/>
+              </w:rPr>
+              <w:t>solo n</w:t>
+            </w:r>
+            <w:r>
+              <w:rPr>
+                <w:rFonts w:ascii="Arial" w:eastAsia="Times New Roman" w:hAnsi="Arial" w:cs="Arial"/>
+                <w:sz w:val="16"/>
+                <w:szCs w:val="16"/>
+                <w:lang w:eastAsia="it-IT"/>
+              </w:rPr>
+              <w:t xml:space="preserve">umero </w:t>
+            </w:r>
+            <w:r>
+              <w:rPr>
+                <w:rFonts w:ascii="Arial" w:eastAsia="Times New Roman" w:hAnsi="Arial" w:cs="Arial"/>
+                <w:sz w:val="16"/>
+                <w:szCs w:val="16"/>
+                <w:lang w:eastAsia="it-IT"/>
+              </w:rPr>
+              <w:t xml:space="preserve">telefonico del </w:t>
+            </w:r>
+            <w:r>
+              <w:rPr>
+                <w:rFonts w:ascii="Arial" w:eastAsia="Times New Roman" w:hAnsi="Arial" w:cs="Arial"/>
+                <w:sz w:val="16"/>
+                <w:szCs w:val="16"/>
+                <w:lang w:eastAsia="it-IT"/>
+              </w:rPr>
+              <w:t>Master</w:t>
+            </w:r>
+          </w:p>
+          <w:p>
+            <w:pPr>
+              <w:spacing w:line="330" w:lineRule="atLeast"/>
+              <w:rPr>
+                <w:rFonts w:ascii="Arial" w:eastAsia="Times New Roman" w:hAnsi="Arial" w:cs="Arial"/>
+                <w:sz w:val="16"/>
+                <w:szCs w:val="16"/>
+                <w:lang w:eastAsia="it-IT"/>
+              </w:rPr>
+            </w:pPr>
+            <w:r>
+              <w:rPr>
+                <w:rFonts w:ascii="Arial" w:eastAsia="Times New Roman" w:hAnsi="Arial" w:cs="Arial"/>
+                <w:sz w:val="16"/>
+                <w:szCs w:val="16"/>
+                <w:lang w:eastAsia="it-IT"/>
+              </w:rPr>
+              <w:t>Verifica presenza n. telefonico MASTER</w:t>
             </w:r>
           </w:p>
         </w:tc>
@@ -9815,7 +9852,7 @@
                 <w:rFonts w:ascii="Arial" w:eastAsia="Times New Roman" w:hAnsi="Arial" w:cs="Arial"/>
                 <w:sz w:val="16"/>
                 <w:szCs w:val="16"/>
-                <w:lang w:val="en-US" w:eastAsia="it-IT"/>
+                <w:lang w:eastAsia="it-IT"/>
               </w:rPr>
             </w:pPr>
           </w:p>
@@ -9828,6 +9865,260 @@
         <w:tc>
           <w:tcPr>
             <w:tcW w:w="704" w:type="dxa"/>
+            <w:shd w:val="clear" w:color="auto" w:fill="A6A6A6" w:themeFill="background1" w:themeFillShade="A6"/>
+            <w:vAlign w:val="center"/>
+          </w:tcPr>
+          <w:p>
+            <w:pPr>
+              <w:spacing w:line="330" w:lineRule="atLeast"/>
+              <w:jc w:val="center"/>
+              <w:rPr>
+                <w:rFonts w:ascii="Arial" w:eastAsia="Times New Roman" w:hAnsi="Arial" w:cs="Arial"/>
+                <w:sz w:val="16"/>
+                <w:szCs w:val="16"/>
+                <w:lang w:val="en-US" w:eastAsia="it-IT"/>
+              </w:rPr>
+            </w:pPr>
+            <w:r>
+              <w:rPr>
+                <w:rFonts w:ascii="Arial" w:eastAsia="Times New Roman" w:hAnsi="Arial" w:cs="Arial"/>
+                <w:sz w:val="16"/>
+                <w:szCs w:val="16"/>
+                <w:lang w:val="en-US" w:eastAsia="it-IT"/>
+              </w:rPr>
+              <w:t>1.0</w:t>
+            </w:r>
+          </w:p>
+        </w:tc>
+        <w:tc>
+          <w:tcPr>
+            <w:tcW w:w="1559" w:type="dxa"/>
+            <w:shd w:val="clear" w:color="auto" w:fill="A6A6A6" w:themeFill="background1" w:themeFillShade="A6"/>
+            <w:vAlign w:val="center"/>
+          </w:tcPr>
+          <w:p>
+            <w:pPr>
+              <w:spacing w:line="330" w:lineRule="atLeast"/>
+              <w:jc w:val="center"/>
+              <w:rPr>
+                <w:rFonts w:ascii="Arial" w:eastAsia="Times New Roman" w:hAnsi="Arial" w:cs="Arial"/>
+                <w:sz w:val="16"/>
+                <w:szCs w:val="16"/>
+                <w:lang w:eastAsia="it-IT"/>
+              </w:rPr>
+            </w:pPr>
+            <w:r>
+              <w:rPr>
+                <w:rFonts w:ascii="Arial" w:eastAsia="Times New Roman" w:hAnsi="Arial" w:cs="Arial"/>
+                <w:sz w:val="16"/>
+                <w:szCs w:val="16"/>
+                <w:lang w:eastAsia="it-IT"/>
+              </w:rPr>
+              <w:t>Primi LAB TESTS</w:t>
+            </w:r>
+          </w:p>
+        </w:tc>
+        <w:tc>
+          <w:tcPr>
+            <w:tcW w:w="3828" w:type="dxa"/>
+            <w:shd w:val="clear" w:color="auto" w:fill="A6A6A6" w:themeFill="background1" w:themeFillShade="A6"/>
+            <w:vAlign w:val="center"/>
+          </w:tcPr>
+          <w:p>
+            <w:pPr>
+              <w:spacing w:line="330" w:lineRule="atLeast"/>
+              <w:jc w:val="center"/>
+              <w:rPr>
+                <w:rFonts w:ascii="Arial" w:eastAsia="Times New Roman" w:hAnsi="Arial" w:cs="Arial"/>
+                <w:sz w:val="16"/>
+                <w:szCs w:val="16"/>
+                <w:lang w:eastAsia="it-IT"/>
+              </w:rPr>
+            </w:pPr>
+            <w:proofErr w:type="spellStart"/>
+            <w:r>
+              <w:rPr>
+                <w:rFonts w:ascii="Arial" w:eastAsia="Times New Roman" w:hAnsi="Arial" w:cs="Arial"/>
+                <w:sz w:val="16"/>
+                <w:szCs w:val="16"/>
+                <w:lang w:eastAsia="it-IT"/>
+              </w:rPr>
+              <w:t>Factory</w:t>
+            </w:r>
+            <w:proofErr w:type="spellEnd"/>
+            <w:r>
+              <w:rPr>
+                <w:rFonts w:ascii="Arial" w:eastAsia="Times New Roman" w:hAnsi="Arial" w:cs="Arial"/>
+                <w:sz w:val="16"/>
+                <w:szCs w:val="16"/>
+                <w:lang w:eastAsia="it-IT"/>
+              </w:rPr>
+              <w:t xml:space="preserve"> Reset</w:t>
+            </w:r>
+          </w:p>
+        </w:tc>
+        <w:tc>
+          <w:tcPr>
+            <w:tcW w:w="2409" w:type="dxa"/>
+            <w:shd w:val="clear" w:color="auto" w:fill="A6A6A6" w:themeFill="background1" w:themeFillShade="A6"/>
+            <w:vAlign w:val="center"/>
+          </w:tcPr>
+          <w:p>
+            <w:pPr>
+              <w:spacing w:line="330" w:lineRule="atLeast"/>
+              <w:jc w:val="center"/>
+              <w:rPr>
+                <w:rFonts w:ascii="Arial" w:eastAsia="Times New Roman" w:hAnsi="Arial" w:cs="Arial"/>
+                <w:sz w:val="16"/>
+                <w:szCs w:val="16"/>
+                <w:lang w:eastAsia="it-IT"/>
+              </w:rPr>
+            </w:pPr>
+            <w:r>
+              <w:rPr>
+                <w:rFonts w:ascii="Arial" w:eastAsia="Times New Roman" w:hAnsi="Arial" w:cs="Arial"/>
+                <w:sz w:val="16"/>
+                <w:szCs w:val="16"/>
+                <w:lang w:eastAsia="it-IT"/>
+              </w:rPr>
+              <w:t>Power On</w:t>
+            </w:r>
+          </w:p>
+          <w:p>
+            <w:pPr>
+              <w:spacing w:line="330" w:lineRule="atLeast"/>
+              <w:jc w:val="center"/>
+              <w:rPr>
+                <w:rFonts w:ascii="Arial" w:eastAsia="Times New Roman" w:hAnsi="Arial" w:cs="Arial"/>
+                <w:sz w:val="16"/>
+                <w:szCs w:val="16"/>
+                <w:lang w:eastAsia="it-IT"/>
+              </w:rPr>
+            </w:pPr>
+            <w:r>
+              <w:rPr>
+                <w:rFonts w:ascii="Arial" w:eastAsia="Times New Roman" w:hAnsi="Arial" w:cs="Arial"/>
+                <w:sz w:val="16"/>
+                <w:szCs w:val="16"/>
+                <w:lang w:eastAsia="it-IT"/>
+              </w:rPr>
+              <w:t>Nel caso esista già un numero MASTER precaricato – solo testing</w:t>
+            </w:r>
+          </w:p>
+        </w:tc>
+        <w:tc>
+          <w:tcPr>
+            <w:tcW w:w="1701" w:type="dxa"/>
+            <w:shd w:val="clear" w:color="auto" w:fill="A6A6A6" w:themeFill="background1" w:themeFillShade="A6"/>
+            <w:vAlign w:val="center"/>
+          </w:tcPr>
+          <w:p>
+            <w:pPr>
+              <w:spacing w:line="330" w:lineRule="atLeast"/>
+              <w:jc w:val="center"/>
+              <w:rPr>
+                <w:rFonts w:ascii="Arial" w:eastAsia="Times New Roman" w:hAnsi="Arial" w:cs="Arial"/>
+                <w:sz w:val="16"/>
+                <w:szCs w:val="16"/>
+                <w:lang w:eastAsia="it-IT"/>
+              </w:rPr>
+            </w:pPr>
+            <w:r>
+              <w:rPr>
+                <w:rFonts w:ascii="Arial" w:eastAsia="Times New Roman" w:hAnsi="Arial" w:cs="Arial"/>
+                <w:b/>
+                <w:bCs/>
+                <w:sz w:val="16"/>
+                <w:szCs w:val="16"/>
+                <w:lang w:eastAsia="it-IT"/>
+              </w:rPr>
+              <w:t>F</w:t>
+            </w:r>
+            <w:r>
+              <w:rPr>
+                <w:rFonts w:ascii="Arial" w:eastAsia="Times New Roman" w:hAnsi="Arial" w:cs="Arial"/>
+                <w:sz w:val="16"/>
+                <w:szCs w:val="16"/>
+                <w:lang w:eastAsia="it-IT"/>
+              </w:rPr>
+              <w:t>12345</w:t>
+            </w:r>
+          </w:p>
+        </w:tc>
+        <w:tc>
+          <w:tcPr>
+            <w:tcW w:w="3828" w:type="dxa"/>
+            <w:shd w:val="clear" w:color="auto" w:fill="A6A6A6" w:themeFill="background1" w:themeFillShade="A6"/>
+            <w:vAlign w:val="center"/>
+          </w:tcPr>
+          <w:p>
+            <w:pPr>
+              <w:spacing w:line="330" w:lineRule="atLeast"/>
+              <w:rPr>
+                <w:rFonts w:ascii="Arial" w:eastAsia="Times New Roman" w:hAnsi="Arial" w:cs="Arial"/>
+                <w:sz w:val="16"/>
+                <w:szCs w:val="16"/>
+                <w:lang w:val="en-US" w:eastAsia="it-IT"/>
+              </w:rPr>
+            </w:pPr>
+            <w:r>
+              <w:rPr>
+                <w:rFonts w:ascii="Arial" w:eastAsia="Times New Roman" w:hAnsi="Arial" w:cs="Arial"/>
+                <w:sz w:val="16"/>
+                <w:szCs w:val="16"/>
+                <w:lang w:val="en-US" w:eastAsia="it-IT"/>
+              </w:rPr>
+              <w:t>SMS:</w:t>
+            </w:r>
+          </w:p>
+          <w:p>
+            <w:pPr>
+              <w:spacing w:line="330" w:lineRule="atLeast"/>
+              <w:rPr>
+                <w:rFonts w:ascii="Arial" w:eastAsia="Times New Roman" w:hAnsi="Arial" w:cs="Arial"/>
+                <w:sz w:val="16"/>
+                <w:szCs w:val="16"/>
+                <w:lang w:val="en-US" w:eastAsia="it-IT"/>
+              </w:rPr>
+            </w:pPr>
+            <w:r>
+              <w:rPr>
+                <w:rFonts w:ascii="Arial" w:eastAsia="Times New Roman" w:hAnsi="Arial" w:cs="Arial"/>
+                <w:sz w:val="16"/>
+                <w:szCs w:val="16"/>
+                <w:lang w:val="en-US" w:eastAsia="it-IT"/>
+              </w:rPr>
+              <w:t>"ALL NUMBERS DELETED &amp; PIN SET TO FACTORY"</w:t>
+            </w:r>
+          </w:p>
+        </w:tc>
+        <w:tc>
+          <w:tcPr>
+            <w:tcW w:w="992" w:type="dxa"/>
+            <w:shd w:val="clear" w:color="auto" w:fill="FFFFFF" w:themeFill="background1"/>
+            <w:vAlign w:val="center"/>
+          </w:tcPr>
+          <w:p>
+            <w:pPr>
+              <w:spacing w:line="330" w:lineRule="atLeast"/>
+              <w:jc w:val="center"/>
+              <w:rPr>
+                <w:rFonts w:ascii="Arial" w:eastAsia="Times New Roman" w:hAnsi="Arial" w:cs="Arial"/>
+                <w:sz w:val="16"/>
+                <w:szCs w:val="16"/>
+                <w:lang w:val="en-US" w:eastAsia="it-IT"/>
+              </w:rPr>
+            </w:pPr>
+          </w:p>
+        </w:tc>
+      </w:tr>
+      <w:tr>
+        <w:trPr>
+          <w:jc w:val="center"/>
+        </w:trPr>
+        <w:tc>
+          <w:tcPr>
+            <w:tcW w:w="704" w:type="dxa"/>
             <w:shd w:val="clear" w:color="auto" w:fill="FFC000"/>
             <w:vAlign w:val="center"/>
           </w:tcPr>
@@ -11472,6 +11763,7 @@
                 <w:szCs w:val="16"/>
                 <w:lang w:eastAsia="it-IT"/>
               </w:rPr>
+              <w:lastRenderedPageBreak/>
               <w:t>solo n</w:t>
             </w:r>
             <w:r>
@@ -11796,7 +12088,6 @@
                 <w:szCs w:val="16"/>
                 <w:lang w:eastAsia="it-IT"/>
               </w:rPr>
-              <w:lastRenderedPageBreak/>
               <w:t>2.</w:t>
             </w:r>
             <w:r>
@@ -14539,6 +14830,7 @@
                 <w:szCs w:val="16"/>
                 <w:lang w:eastAsia="it-IT"/>
               </w:rPr>
+              <w:lastRenderedPageBreak/>
               <w:t>4.4</w:t>
             </w:r>
           </w:p>
@@ -14777,7 +15069,6 @@
                 <w:szCs w:val="16"/>
                 <w:lang w:val="en-US" w:eastAsia="it-IT"/>
               </w:rPr>
-              <w:lastRenderedPageBreak/>
               <w:t>4.5</w:t>
             </w:r>
           </w:p>

--- a/SMS Manager for Power monitoring.docx
+++ b/SMS Manager for Power monitoring.docx
@@ -66,7 +66,6 @@
         </w:rPr>
         <w:t xml:space="preserve">  </w:t>
       </w:r>
-      <w:proofErr w:type="spellStart"/>
       <w:r>
         <w:rPr>
           <w:rFonts w:ascii="Arial" w:eastAsia="Times New Roman" w:hAnsi="Arial" w:cs="Arial"/>
@@ -77,20 +76,39 @@
           <w:szCs w:val="28"/>
           <w:lang w:val="en-US" w:eastAsia="it-IT"/>
         </w:rPr>
-        <w:t>Specifiche</w:t>
-      </w:r>
-      <w:proofErr w:type="spellEnd"/>
-      <w:r>
-        <w:rPr>
-          <w:rFonts w:ascii="Arial" w:eastAsia="Times New Roman" w:hAnsi="Arial" w:cs="Arial"/>
-          <w:b/>
-          <w:bCs/>
-          <w:color w:val="000000" w:themeColor="text1"/>
-          <w:sz w:val="28"/>
-          <w:szCs w:val="28"/>
+        <w:t>Specifiche:</w:t>
+      </w:r>
+    </w:p>
+    <w:p>
+      <w:pPr>
+        <w:spacing w:after="240" w:line="330" w:lineRule="atLeast"/>
+        <w:rPr>
+          <w:rFonts w:ascii="Arial" w:eastAsia="Times New Roman" w:hAnsi="Arial" w:cs="Arial"/>
+          <w:color w:val="000000" w:themeColor="text1"/>
+          <w:sz w:val="24"/>
+          <w:szCs w:val="24"/>
+          <w:lang w:eastAsia="it-IT"/>
+        </w:rPr>
+      </w:pPr>
+      <w:r>
+        <w:rPr>
+          <w:rFonts w:ascii="Arial" w:eastAsia="Times New Roman" w:hAnsi="Arial" w:cs="Arial"/>
+          <w:color w:val="000000" w:themeColor="text1"/>
+          <w:sz w:val="24"/>
+          <w:szCs w:val="24"/>
           <w:lang w:val="en-US" w:eastAsia="it-IT"/>
         </w:rPr>
-        <w:t>:</w:t>
+        <w:t xml:space="preserve">  </w:t>
+      </w:r>
+      <w:r>
+        <w:rPr>
+          <w:rFonts w:ascii="Arial" w:eastAsia="Times New Roman" w:hAnsi="Arial" w:cs="Arial"/>
+          <w:color w:val="000000" w:themeColor="text1"/>
+          <w:sz w:val="24"/>
+          <w:szCs w:val="24"/>
+          <w:lang w:eastAsia="it-IT"/>
+        </w:rPr>
+        <w:t>-     Verifica corretta registrazione</w:t>
       </w:r>
     </w:p>
     <w:p>
@@ -110,63 +128,9 @@
           <w:color w:val="000000" w:themeColor="text1"/>
           <w:sz w:val="24"/>
           <w:szCs w:val="24"/>
-          <w:lang w:val="en-US" w:eastAsia="it-IT"/>
-        </w:rPr>
-        <w:t xml:space="preserve">  </w:t>
-      </w:r>
-      <w:r>
-        <w:rPr>
-          <w:rFonts w:ascii="Arial" w:eastAsia="Times New Roman" w:hAnsi="Arial" w:cs="Arial"/>
-          <w:color w:val="000000" w:themeColor="text1"/>
-          <w:sz w:val="24"/>
-          <w:szCs w:val="24"/>
-          <w:lang w:eastAsia="it-IT"/>
-        </w:rPr>
-        <w:t>-     Verifica corretta registrazione</w:t>
-      </w:r>
-    </w:p>
-    <w:p>
-      <w:pPr>
-        <w:spacing w:after="240" w:line="330" w:lineRule="atLeast"/>
-        <w:rPr>
-          <w:rFonts w:ascii="Arial" w:eastAsia="Times New Roman" w:hAnsi="Arial" w:cs="Arial"/>
-          <w:color w:val="000000" w:themeColor="text1"/>
-          <w:sz w:val="24"/>
-          <w:szCs w:val="24"/>
-          <w:lang w:eastAsia="it-IT"/>
-        </w:rPr>
-      </w:pPr>
-      <w:r>
-        <w:rPr>
-          <w:rFonts w:ascii="Arial" w:eastAsia="Times New Roman" w:hAnsi="Arial" w:cs="Arial"/>
-          <w:color w:val="000000" w:themeColor="text1"/>
-          <w:sz w:val="24"/>
-          <w:szCs w:val="24"/>
-          <w:lang w:eastAsia="it-IT"/>
-        </w:rPr>
-        <w:t>  -     </w:t>
-      </w:r>
-      <w:proofErr w:type="spellStart"/>
-      <w:r>
-        <w:rPr>
-          <w:rFonts w:ascii="Arial" w:eastAsia="Times New Roman" w:hAnsi="Arial" w:cs="Arial"/>
-          <w:color w:val="000000" w:themeColor="text1"/>
-          <w:sz w:val="24"/>
-          <w:szCs w:val="24"/>
-          <w:lang w:eastAsia="it-IT"/>
-        </w:rPr>
-        <w:t>Reinizializzazione</w:t>
-      </w:r>
-      <w:proofErr w:type="spellEnd"/>
-      <w:r>
-        <w:rPr>
-          <w:rFonts w:ascii="Arial" w:eastAsia="Times New Roman" w:hAnsi="Arial" w:cs="Arial"/>
-          <w:color w:val="000000" w:themeColor="text1"/>
-          <w:sz w:val="24"/>
-          <w:szCs w:val="24"/>
-          <w:lang w:eastAsia="it-IT"/>
-        </w:rPr>
-        <w:t xml:space="preserve"> ogni 24 ore (ogni giorno) ad ora prestabilita</w:t>
+          <w:lang w:eastAsia="it-IT"/>
+        </w:rPr>
+        <w:t>  -     Reinizializzazione ogni 24 ore (ogni giorno) ad ora prestabilita</w:t>
       </w:r>
       <w:r>
         <w:rPr>
@@ -728,29 +692,7 @@
           <w:szCs w:val="24"/>
           <w:lang w:eastAsia="it-IT"/>
         </w:rPr>
-        <w:t xml:space="preserve">su comando M (per definizione Master da vuoto) o </w:t>
-      </w:r>
-      <w:proofErr w:type="spellStart"/>
-      <w:r>
-        <w:rPr>
-          <w:rFonts w:ascii="Arial" w:eastAsia="Times New Roman" w:hAnsi="Arial" w:cs="Arial"/>
-          <w:color w:val="000000" w:themeColor="text1"/>
-          <w:sz w:val="24"/>
-          <w:szCs w:val="24"/>
-          <w:lang w:eastAsia="it-IT"/>
-        </w:rPr>
-        <w:t>factory</w:t>
-      </w:r>
-      <w:proofErr w:type="spellEnd"/>
-      <w:r>
-        <w:rPr>
-          <w:rFonts w:ascii="Arial" w:eastAsia="Times New Roman" w:hAnsi="Arial" w:cs="Arial"/>
-          <w:color w:val="000000" w:themeColor="text1"/>
-          <w:sz w:val="24"/>
-          <w:szCs w:val="24"/>
-          <w:lang w:eastAsia="it-IT"/>
-        </w:rPr>
-        <w:t xml:space="preserve"> reset da comando M</w:t>
+        <w:t>su comando M (per definizione Master da vuoto) o factory reset da comando M</w:t>
       </w:r>
     </w:p>
     <w:p>
@@ -854,7 +796,6 @@
         </w:rPr>
         <w:t xml:space="preserve"> Comando SMS (</w:t>
       </w:r>
-      <w:proofErr w:type="spellStart"/>
       <w:r>
         <w:rPr>
           <w:rFonts w:ascii="Arial" w:eastAsia="Times New Roman" w:hAnsi="Arial" w:cs="Arial"/>
@@ -885,7 +826,6 @@
         </w:rPr>
         <w:t>PinVecchio+PinNuovo</w:t>
       </w:r>
-      <w:proofErr w:type="spellEnd"/>
       <w:r>
         <w:rPr>
           <w:rFonts w:ascii="Arial" w:eastAsia="Times New Roman" w:hAnsi="Arial" w:cs="Arial"/>
@@ -967,27 +907,15 @@
         </w:rPr>
         <w:t xml:space="preserve">(NON Implementato)    Salvataggio STATO </w:t>
       </w:r>
-      <w:proofErr w:type="spellStart"/>
-      <w:r>
-        <w:rPr>
-          <w:rFonts w:ascii="Arial" w:eastAsia="Times New Roman" w:hAnsi="Arial" w:cs="Arial"/>
-          <w:color w:val="000000" w:themeColor="text1"/>
-          <w:sz w:val="24"/>
-          <w:szCs w:val="24"/>
-          <w:lang w:eastAsia="it-IT"/>
-        </w:rPr>
-        <w:t>Pwr</w:t>
-      </w:r>
-      <w:proofErr w:type="spellEnd"/>
-      <w:r>
-        <w:rPr>
-          <w:rFonts w:ascii="Arial" w:eastAsia="Times New Roman" w:hAnsi="Arial" w:cs="Arial"/>
-          <w:color w:val="000000" w:themeColor="text1"/>
-          <w:sz w:val="24"/>
-          <w:szCs w:val="24"/>
-          <w:lang w:eastAsia="it-IT"/>
-        </w:rPr>
-        <w:t xml:space="preserve"> </w:t>
+      <w:r>
+        <w:rPr>
+          <w:rFonts w:ascii="Arial" w:eastAsia="Times New Roman" w:hAnsi="Arial" w:cs="Arial"/>
+          <w:color w:val="000000" w:themeColor="text1"/>
+          <w:sz w:val="24"/>
+          <w:szCs w:val="24"/>
+          <w:lang w:eastAsia="it-IT"/>
+        </w:rPr>
+        <w:t xml:space="preserve">Pwr </w:t>
       </w:r>
       <w:r>
         <w:rPr>
@@ -1181,29 +1109,7 @@
           <w:szCs w:val="24"/>
           <w:lang w:eastAsia="it-IT"/>
         </w:rPr>
-        <w:t xml:space="preserve">- Monitora la tensione di rete tramite un trasformatore e la libreria </w:t>
-      </w:r>
-      <w:proofErr w:type="spellStart"/>
-      <w:r>
-        <w:rPr>
-          <w:rFonts w:ascii="Arial" w:eastAsia="Times New Roman" w:hAnsi="Arial" w:cs="Arial"/>
-          <w:color w:val="000000" w:themeColor="text1"/>
-          <w:sz w:val="24"/>
-          <w:szCs w:val="24"/>
-          <w:lang w:eastAsia="it-IT"/>
-        </w:rPr>
-        <w:t>EmonLib</w:t>
-      </w:r>
-      <w:proofErr w:type="spellEnd"/>
-      <w:r>
-        <w:rPr>
-          <w:rFonts w:ascii="Arial" w:eastAsia="Times New Roman" w:hAnsi="Arial" w:cs="Arial"/>
-          <w:color w:val="000000" w:themeColor="text1"/>
-          <w:sz w:val="24"/>
-          <w:szCs w:val="24"/>
-          <w:lang w:eastAsia="it-IT"/>
-        </w:rPr>
-        <w:t>.</w:t>
+        <w:t>- Monitora la tensione di rete tramite un trasformatore e la libreria EmonLib.</w:t>
       </w:r>
     </w:p>
     <w:p>
@@ -1897,29 +1803,7 @@
           <w:szCs w:val="24"/>
           <w:lang w:eastAsia="it-IT"/>
         </w:rPr>
-        <w:t xml:space="preserve"> </w:t>
-      </w:r>
-      <w:proofErr w:type="spellStart"/>
-      <w:r>
-        <w:rPr>
-          <w:rFonts w:ascii="Arial" w:eastAsia="Times New Roman" w:hAnsi="Arial" w:cs="Arial"/>
-          <w:color w:val="000000" w:themeColor="text1"/>
-          <w:sz w:val="24"/>
-          <w:szCs w:val="24"/>
-          <w:lang w:eastAsia="it-IT"/>
-        </w:rPr>
-        <w:t>Factory</w:t>
-      </w:r>
-      <w:proofErr w:type="spellEnd"/>
-      <w:r>
-        <w:rPr>
-          <w:rFonts w:ascii="Arial" w:eastAsia="Times New Roman" w:hAnsi="Arial" w:cs="Arial"/>
-          <w:color w:val="000000" w:themeColor="text1"/>
-          <w:sz w:val="24"/>
-          <w:szCs w:val="24"/>
-          <w:lang w:eastAsia="it-IT"/>
-        </w:rPr>
-        <w:t xml:space="preserve"> reset - </w:t>
+        <w:t xml:space="preserve"> Factory reset - </w:t>
       </w:r>
       <w:r>
         <w:rPr>
@@ -3379,10 +3263,12 @@
           <w:szCs w:val="24"/>
           <w:lang w:val="en-US" w:eastAsia="it-IT"/>
         </w:rPr>
-        <w:t xml:space="preserve">n. </w:t>
-      </w:r>
-      <w:proofErr w:type="spellStart"/>
-      <w:r>
+        <w:t>n. telefono:</w:t>
+      </w:r>
+    </w:p>
+    <w:p>
+      <w:pPr>
+        <w:spacing w:after="240" w:line="330" w:lineRule="atLeast"/>
         <w:rPr>
           <w:rFonts w:ascii="Arial" w:eastAsia="Times New Roman" w:hAnsi="Arial" w:cs="Arial"/>
           <w:i/>
@@ -3392,9 +3278,7 @@
           <w:szCs w:val="24"/>
           <w:lang w:val="en-US" w:eastAsia="it-IT"/>
         </w:rPr>
-        <w:t>telefono</w:t>
-      </w:r>
-      <w:proofErr w:type="spellEnd"/>
+      </w:pPr>
       <w:r>
         <w:rPr>
           <w:rFonts w:ascii="Arial" w:eastAsia="Times New Roman" w:hAnsi="Arial" w:cs="Arial"/>
@@ -3405,7 +3289,7 @@
           <w:szCs w:val="24"/>
           <w:lang w:val="en-US" w:eastAsia="it-IT"/>
         </w:rPr>
-        <w:t>:</w:t>
+        <w:t>write_String((12+i*16), "");</w:t>
       </w:r>
     </w:p>
     <w:p>
@@ -3421,7 +3305,6 @@
           <w:lang w:val="en-US" w:eastAsia="it-IT"/>
         </w:rPr>
       </w:pPr>
-      <w:proofErr w:type="spellStart"/>
       <w:r>
         <w:rPr>
           <w:rFonts w:ascii="Arial" w:eastAsia="Times New Roman" w:hAnsi="Arial" w:cs="Arial"/>
@@ -3432,10 +3315,169 @@
           <w:szCs w:val="24"/>
           <w:lang w:val="en-US" w:eastAsia="it-IT"/>
         </w:rPr>
-        <w:t>write_String</w:t>
-      </w:r>
-      <w:proofErr w:type="spellEnd"/>
-      <w:r>
+        <w:t>write_StringTel((EPTELIN+i*EPTELPRO), "");</w:t>
+      </w:r>
+    </w:p>
+    <w:p>
+      <w:pPr>
+        <w:spacing w:after="240" w:line="330" w:lineRule="atLeast"/>
+        <w:rPr>
+          <w:rFonts w:ascii="Arial" w:eastAsia="Times New Roman" w:hAnsi="Arial" w:cs="Arial"/>
+          <w:color w:val="000000" w:themeColor="text1"/>
+          <w:sz w:val="24"/>
+          <w:szCs w:val="24"/>
+          <w:lang w:val="en-US" w:eastAsia="it-IT"/>
+        </w:rPr>
+      </w:pPr>
+    </w:p>
+    <w:p>
+      <w:pPr>
+        <w:spacing w:after="240" w:line="330" w:lineRule="atLeast"/>
+        <w:rPr>
+          <w:rFonts w:ascii="Arial" w:eastAsia="Times New Roman" w:hAnsi="Arial" w:cs="Arial"/>
+          <w:color w:val="000000" w:themeColor="text1"/>
+          <w:sz w:val="24"/>
+          <w:szCs w:val="24"/>
+          <w:lang w:eastAsia="it-IT"/>
+        </w:rPr>
+      </w:pPr>
+      <w:r>
+        <w:rPr>
+          <w:rFonts w:ascii="Arial" w:eastAsia="Times New Roman" w:hAnsi="Arial" w:cs="Arial"/>
+          <w:color w:val="000000" w:themeColor="text1"/>
+          <w:sz w:val="24"/>
+          <w:szCs w:val="24"/>
+          <w:lang w:eastAsia="it-IT"/>
+        </w:rPr>
+        <w:t>con EPTELIN=12 ed EPTELPRO=16:</w:t>
+      </w:r>
+    </w:p>
+    <w:p>
+      <w:pPr>
+        <w:spacing w:after="240" w:line="330" w:lineRule="atLeast"/>
+        <w:rPr>
+          <w:rFonts w:ascii="Arial" w:eastAsia="Times New Roman" w:hAnsi="Arial" w:cs="Arial"/>
+          <w:color w:val="000000" w:themeColor="text1"/>
+          <w:sz w:val="24"/>
+          <w:szCs w:val="24"/>
+          <w:lang w:eastAsia="it-IT"/>
+        </w:rPr>
+      </w:pPr>
+      <w:r>
+        <w:rPr>
+          <w:rFonts w:ascii="Arial" w:eastAsia="Times New Roman" w:hAnsi="Arial" w:cs="Arial"/>
+          <w:color w:val="000000" w:themeColor="text1"/>
+          <w:sz w:val="24"/>
+          <w:szCs w:val="24"/>
+          <w:lang w:eastAsia="it-IT"/>
+        </w:rPr>
+        <w:t>        I         I- F      Profondità</w:t>
+      </w:r>
+    </w:p>
+    <w:p>
+      <w:pPr>
+        <w:spacing w:after="240" w:line="330" w:lineRule="atLeast"/>
+        <w:rPr>
+          <w:rFonts w:ascii="Arial" w:eastAsia="Times New Roman" w:hAnsi="Arial" w:cs="Arial"/>
+          <w:color w:val="000000" w:themeColor="text1"/>
+          <w:sz w:val="24"/>
+          <w:szCs w:val="24"/>
+          <w:lang w:eastAsia="it-IT"/>
+        </w:rPr>
+      </w:pPr>
+      <w:r>
+        <w:rPr>
+          <w:rFonts w:ascii="Arial" w:eastAsia="Times New Roman" w:hAnsi="Arial" w:cs="Arial"/>
+          <w:color w:val="000000" w:themeColor="text1"/>
+          <w:sz w:val="24"/>
+          <w:szCs w:val="24"/>
+          <w:lang w:eastAsia="it-IT"/>
+        </w:rPr>
+        <w:t>0 12+0 12   Inizio MASTER   12-27     16  (14 cifre+"+"+"\0")=16 caratteri</w:t>
+      </w:r>
+    </w:p>
+    <w:p>
+      <w:pPr>
+        <w:spacing w:after="240" w:line="330" w:lineRule="atLeast"/>
+        <w:rPr>
+          <w:rFonts w:ascii="Arial" w:eastAsia="Times New Roman" w:hAnsi="Arial" w:cs="Arial"/>
+          <w:color w:val="000000" w:themeColor="text1"/>
+          <w:sz w:val="24"/>
+          <w:szCs w:val="24"/>
+          <w:lang w:eastAsia="it-IT"/>
+        </w:rPr>
+      </w:pPr>
+      <w:r>
+        <w:rPr>
+          <w:rFonts w:ascii="Arial" w:eastAsia="Times New Roman" w:hAnsi="Arial" w:cs="Arial"/>
+          <w:color w:val="000000" w:themeColor="text1"/>
+          <w:sz w:val="24"/>
+          <w:szCs w:val="24"/>
+          <w:lang w:eastAsia="it-IT"/>
+        </w:rPr>
+        <w:lastRenderedPageBreak/>
+        <w:t>1 12+16 28  Inizio A1       28-43     16</w:t>
+      </w:r>
+    </w:p>
+    <w:p>
+      <w:pPr>
+        <w:spacing w:after="240" w:line="330" w:lineRule="atLeast"/>
+        <w:rPr>
+          <w:rFonts w:ascii="Arial" w:eastAsia="Times New Roman" w:hAnsi="Arial" w:cs="Arial"/>
+          <w:color w:val="000000" w:themeColor="text1"/>
+          <w:sz w:val="24"/>
+          <w:szCs w:val="24"/>
+          <w:lang w:eastAsia="it-IT"/>
+        </w:rPr>
+      </w:pPr>
+      <w:r>
+        <w:rPr>
+          <w:rFonts w:ascii="Arial" w:eastAsia="Times New Roman" w:hAnsi="Arial" w:cs="Arial"/>
+          <w:color w:val="000000" w:themeColor="text1"/>
+          <w:sz w:val="24"/>
+          <w:szCs w:val="24"/>
+          <w:lang w:eastAsia="it-IT"/>
+        </w:rPr>
+        <w:t>2 12+32 44  Inizio A2       44-59     16</w:t>
+      </w:r>
+    </w:p>
+    <w:p>
+      <w:pPr>
+        <w:spacing w:after="240" w:line="330" w:lineRule="atLeast"/>
+        <w:rPr>
+          <w:rFonts w:ascii="Arial" w:eastAsia="Times New Roman" w:hAnsi="Arial" w:cs="Arial"/>
+          <w:color w:val="000000" w:themeColor="text1"/>
+          <w:sz w:val="24"/>
+          <w:szCs w:val="24"/>
+          <w:lang w:eastAsia="it-IT"/>
+        </w:rPr>
+      </w:pPr>
+      <w:r>
+        <w:rPr>
+          <w:rFonts w:ascii="Arial" w:eastAsia="Times New Roman" w:hAnsi="Arial" w:cs="Arial"/>
+          <w:color w:val="000000" w:themeColor="text1"/>
+          <w:sz w:val="24"/>
+          <w:szCs w:val="24"/>
+          <w:lang w:eastAsia="it-IT"/>
+        </w:rPr>
+        <w:t>3 12+48 60  Inizio A3       60-75     16</w:t>
+      </w:r>
+    </w:p>
+    <w:p>
+      <w:pPr>
+        <w:spacing w:after="240" w:line="330" w:lineRule="atLeast"/>
+        <w:rPr>
+          <w:rFonts w:ascii="Arial" w:eastAsia="Times New Roman" w:hAnsi="Arial" w:cs="Arial"/>
+          <w:color w:val="000000" w:themeColor="text1"/>
+          <w:sz w:val="24"/>
+          <w:szCs w:val="24"/>
+          <w:lang w:eastAsia="it-IT"/>
+        </w:rPr>
+      </w:pPr>
+    </w:p>
+    <w:p>
+      <w:pPr>
+        <w:spacing w:after="240" w:line="330" w:lineRule="atLeast"/>
         <w:rPr>
           <w:rFonts w:ascii="Arial" w:eastAsia="Times New Roman" w:hAnsi="Arial" w:cs="Arial"/>
           <w:i/>
@@ -3443,14 +3485,10 @@
           <w:color w:val="000000" w:themeColor="text1"/>
           <w:sz w:val="24"/>
           <w:szCs w:val="24"/>
-          <w:lang w:val="en-US" w:eastAsia="it-IT"/>
-        </w:rPr>
-        <w:t>((12+i*16), "");</w:t>
-      </w:r>
-    </w:p>
-    <w:p>
-      <w:pPr>
-        <w:spacing w:after="240" w:line="330" w:lineRule="atLeast"/>
+          <w:lang w:eastAsia="it-IT"/>
+        </w:rPr>
+      </w:pPr>
+      <w:r>
         <w:rPr>
           <w:rFonts w:ascii="Arial" w:eastAsia="Times New Roman" w:hAnsi="Arial" w:cs="Arial"/>
           <w:i/>
@@ -3458,11 +3496,14 @@
           <w:color w:val="000000" w:themeColor="text1"/>
           <w:sz w:val="24"/>
           <w:szCs w:val="24"/>
-          <w:lang w:val="en-US" w:eastAsia="it-IT"/>
-        </w:rPr>
-      </w:pPr>
-      <w:proofErr w:type="spellStart"/>
-      <w:r>
+          <w:lang w:eastAsia="it-IT"/>
+        </w:rPr>
+        <w:t>OLD</w:t>
+      </w:r>
+    </w:p>
+    <w:p>
+      <w:pPr>
+        <w:spacing w:after="240" w:line="330" w:lineRule="atLeast"/>
         <w:rPr>
           <w:rFonts w:ascii="Arial" w:eastAsia="Times New Roman" w:hAnsi="Arial" w:cs="Arial"/>
           <w:i/>
@@ -3470,11 +3511,9 @@
           <w:color w:val="000000" w:themeColor="text1"/>
           <w:sz w:val="24"/>
           <w:szCs w:val="24"/>
-          <w:lang w:val="en-US" w:eastAsia="it-IT"/>
-        </w:rPr>
-        <w:t>write_StringTel</w:t>
-      </w:r>
-      <w:proofErr w:type="spellEnd"/>
+          <w:lang w:eastAsia="it-IT"/>
+        </w:rPr>
+      </w:pPr>
       <w:r>
         <w:rPr>
           <w:rFonts w:ascii="Arial" w:eastAsia="Times New Roman" w:hAnsi="Arial" w:cs="Arial"/>
@@ -3483,258 +3522,9 @@
           <w:color w:val="000000" w:themeColor="text1"/>
           <w:sz w:val="24"/>
           <w:szCs w:val="24"/>
-          <w:lang w:val="en-US" w:eastAsia="it-IT"/>
-        </w:rPr>
-        <w:t>((</w:t>
-      </w:r>
-      <w:proofErr w:type="spellStart"/>
-      <w:r>
-        <w:rPr>
-          <w:rFonts w:ascii="Arial" w:eastAsia="Times New Roman" w:hAnsi="Arial" w:cs="Arial"/>
-          <w:i/>
-          <w:iCs/>
-          <w:color w:val="000000" w:themeColor="text1"/>
-          <w:sz w:val="24"/>
-          <w:szCs w:val="24"/>
-          <w:lang w:val="en-US" w:eastAsia="it-IT"/>
-        </w:rPr>
-        <w:t>EPTELIN+i</w:t>
-      </w:r>
-      <w:proofErr w:type="spellEnd"/>
-      <w:r>
-        <w:rPr>
-          <w:rFonts w:ascii="Arial" w:eastAsia="Times New Roman" w:hAnsi="Arial" w:cs="Arial"/>
-          <w:i/>
-          <w:iCs/>
-          <w:color w:val="000000" w:themeColor="text1"/>
-          <w:sz w:val="24"/>
-          <w:szCs w:val="24"/>
-          <w:lang w:val="en-US" w:eastAsia="it-IT"/>
-        </w:rPr>
-        <w:t>*EPTELPRO), "");</w:t>
-      </w:r>
-    </w:p>
-    <w:p>
-      <w:pPr>
-        <w:spacing w:after="240" w:line="330" w:lineRule="atLeast"/>
-        <w:rPr>
-          <w:rFonts w:ascii="Arial" w:eastAsia="Times New Roman" w:hAnsi="Arial" w:cs="Arial"/>
-          <w:color w:val="000000" w:themeColor="text1"/>
-          <w:sz w:val="24"/>
-          <w:szCs w:val="24"/>
-          <w:lang w:val="en-US" w:eastAsia="it-IT"/>
-        </w:rPr>
-      </w:pPr>
-    </w:p>
-    <w:p>
-      <w:pPr>
-        <w:spacing w:after="240" w:line="330" w:lineRule="atLeast"/>
-        <w:rPr>
-          <w:rFonts w:ascii="Arial" w:eastAsia="Times New Roman" w:hAnsi="Arial" w:cs="Arial"/>
-          <w:color w:val="000000" w:themeColor="text1"/>
-          <w:sz w:val="24"/>
-          <w:szCs w:val="24"/>
-          <w:lang w:eastAsia="it-IT"/>
-        </w:rPr>
-      </w:pPr>
-      <w:r>
-        <w:rPr>
-          <w:rFonts w:ascii="Arial" w:eastAsia="Times New Roman" w:hAnsi="Arial" w:cs="Arial"/>
-          <w:color w:val="000000" w:themeColor="text1"/>
-          <w:sz w:val="24"/>
-          <w:szCs w:val="24"/>
-          <w:lang w:eastAsia="it-IT"/>
-        </w:rPr>
-        <w:t>con EPTELIN=12 ed EPTELPRO=16:</w:t>
-      </w:r>
-    </w:p>
-    <w:p>
-      <w:pPr>
-        <w:spacing w:after="240" w:line="330" w:lineRule="atLeast"/>
-        <w:rPr>
-          <w:rFonts w:ascii="Arial" w:eastAsia="Times New Roman" w:hAnsi="Arial" w:cs="Arial"/>
-          <w:color w:val="000000" w:themeColor="text1"/>
-          <w:sz w:val="24"/>
-          <w:szCs w:val="24"/>
-          <w:lang w:eastAsia="it-IT"/>
-        </w:rPr>
-      </w:pPr>
-      <w:r>
-        <w:rPr>
-          <w:rFonts w:ascii="Arial" w:eastAsia="Times New Roman" w:hAnsi="Arial" w:cs="Arial"/>
-          <w:color w:val="000000" w:themeColor="text1"/>
-          <w:sz w:val="24"/>
-          <w:szCs w:val="24"/>
-          <w:lang w:eastAsia="it-IT"/>
-        </w:rPr>
-        <w:t>        I         I- F      Profondità</w:t>
-      </w:r>
-    </w:p>
-    <w:p>
-      <w:pPr>
-        <w:spacing w:after="240" w:line="330" w:lineRule="atLeast"/>
-        <w:rPr>
-          <w:rFonts w:ascii="Arial" w:eastAsia="Times New Roman" w:hAnsi="Arial" w:cs="Arial"/>
-          <w:color w:val="000000" w:themeColor="text1"/>
-          <w:sz w:val="24"/>
-          <w:szCs w:val="24"/>
-          <w:lang w:eastAsia="it-IT"/>
-        </w:rPr>
-      </w:pPr>
-      <w:r>
-        <w:rPr>
-          <w:rFonts w:ascii="Arial" w:eastAsia="Times New Roman" w:hAnsi="Arial" w:cs="Arial"/>
-          <w:color w:val="000000" w:themeColor="text1"/>
-          <w:sz w:val="24"/>
-          <w:szCs w:val="24"/>
-          <w:lang w:eastAsia="it-IT"/>
-        </w:rPr>
-        <w:t>0 12+0 12   Inizio MASTER   12-27     16  (14 cifre+"+"+"\0")=16 caratteri</w:t>
-      </w:r>
-    </w:p>
-    <w:p>
-      <w:pPr>
-        <w:spacing w:after="240" w:line="330" w:lineRule="atLeast"/>
-        <w:rPr>
-          <w:rFonts w:ascii="Arial" w:eastAsia="Times New Roman" w:hAnsi="Arial" w:cs="Arial"/>
-          <w:color w:val="000000" w:themeColor="text1"/>
-          <w:sz w:val="24"/>
-          <w:szCs w:val="24"/>
-          <w:lang w:eastAsia="it-IT"/>
-        </w:rPr>
-      </w:pPr>
-      <w:r>
-        <w:rPr>
-          <w:rFonts w:ascii="Arial" w:eastAsia="Times New Roman" w:hAnsi="Arial" w:cs="Arial"/>
-          <w:color w:val="000000" w:themeColor="text1"/>
-          <w:sz w:val="24"/>
-          <w:szCs w:val="24"/>
-          <w:lang w:eastAsia="it-IT"/>
-        </w:rPr>
-        <w:lastRenderedPageBreak/>
-        <w:t>1 12+16 28  Inizio A1       28-43     16</w:t>
-      </w:r>
-    </w:p>
-    <w:p>
-      <w:pPr>
-        <w:spacing w:after="240" w:line="330" w:lineRule="atLeast"/>
-        <w:rPr>
-          <w:rFonts w:ascii="Arial" w:eastAsia="Times New Roman" w:hAnsi="Arial" w:cs="Arial"/>
-          <w:color w:val="000000" w:themeColor="text1"/>
-          <w:sz w:val="24"/>
-          <w:szCs w:val="24"/>
-          <w:lang w:eastAsia="it-IT"/>
-        </w:rPr>
-      </w:pPr>
-      <w:r>
-        <w:rPr>
-          <w:rFonts w:ascii="Arial" w:eastAsia="Times New Roman" w:hAnsi="Arial" w:cs="Arial"/>
-          <w:color w:val="000000" w:themeColor="text1"/>
-          <w:sz w:val="24"/>
-          <w:szCs w:val="24"/>
-          <w:lang w:eastAsia="it-IT"/>
-        </w:rPr>
-        <w:t>2 12+32 44  Inizio A2       44-59     16</w:t>
-      </w:r>
-    </w:p>
-    <w:p>
-      <w:pPr>
-        <w:spacing w:after="240" w:line="330" w:lineRule="atLeast"/>
-        <w:rPr>
-          <w:rFonts w:ascii="Arial" w:eastAsia="Times New Roman" w:hAnsi="Arial" w:cs="Arial"/>
-          <w:color w:val="000000" w:themeColor="text1"/>
-          <w:sz w:val="24"/>
-          <w:szCs w:val="24"/>
-          <w:lang w:eastAsia="it-IT"/>
-        </w:rPr>
-      </w:pPr>
-      <w:r>
-        <w:rPr>
-          <w:rFonts w:ascii="Arial" w:eastAsia="Times New Roman" w:hAnsi="Arial" w:cs="Arial"/>
-          <w:color w:val="000000" w:themeColor="text1"/>
-          <w:sz w:val="24"/>
-          <w:szCs w:val="24"/>
-          <w:lang w:eastAsia="it-IT"/>
-        </w:rPr>
-        <w:t>3 12+48 60  Inizio A3       60-75     16</w:t>
-      </w:r>
-    </w:p>
-    <w:p>
-      <w:pPr>
-        <w:spacing w:after="240" w:line="330" w:lineRule="atLeast"/>
-        <w:rPr>
-          <w:rFonts w:ascii="Arial" w:eastAsia="Times New Roman" w:hAnsi="Arial" w:cs="Arial"/>
-          <w:color w:val="000000" w:themeColor="text1"/>
-          <w:sz w:val="24"/>
-          <w:szCs w:val="24"/>
-          <w:lang w:eastAsia="it-IT"/>
-        </w:rPr>
-      </w:pPr>
-    </w:p>
-    <w:p>
-      <w:pPr>
-        <w:spacing w:after="240" w:line="330" w:lineRule="atLeast"/>
-        <w:rPr>
-          <w:rFonts w:ascii="Arial" w:eastAsia="Times New Roman" w:hAnsi="Arial" w:cs="Arial"/>
-          <w:i/>
-          <w:iCs/>
-          <w:color w:val="000000" w:themeColor="text1"/>
-          <w:sz w:val="24"/>
-          <w:szCs w:val="24"/>
-          <w:lang w:eastAsia="it-IT"/>
-        </w:rPr>
-      </w:pPr>
-      <w:r>
-        <w:rPr>
-          <w:rFonts w:ascii="Arial" w:eastAsia="Times New Roman" w:hAnsi="Arial" w:cs="Arial"/>
-          <w:i/>
-          <w:iCs/>
-          <w:color w:val="000000" w:themeColor="text1"/>
-          <w:sz w:val="24"/>
-          <w:szCs w:val="24"/>
-          <w:lang w:eastAsia="it-IT"/>
-        </w:rPr>
-        <w:t>OLD</w:t>
-      </w:r>
-    </w:p>
-    <w:p>
-      <w:pPr>
-        <w:spacing w:after="240" w:line="330" w:lineRule="atLeast"/>
-        <w:rPr>
-          <w:rFonts w:ascii="Arial" w:eastAsia="Times New Roman" w:hAnsi="Arial" w:cs="Arial"/>
-          <w:i/>
-          <w:iCs/>
-          <w:color w:val="000000" w:themeColor="text1"/>
-          <w:sz w:val="24"/>
-          <w:szCs w:val="24"/>
-          <w:lang w:eastAsia="it-IT"/>
-        </w:rPr>
-      </w:pPr>
-      <w:proofErr w:type="spellStart"/>
-      <w:r>
-        <w:rPr>
-          <w:rFonts w:ascii="Arial" w:eastAsia="Times New Roman" w:hAnsi="Arial" w:cs="Arial"/>
-          <w:i/>
-          <w:iCs/>
-          <w:color w:val="000000" w:themeColor="text1"/>
-          <w:sz w:val="24"/>
-          <w:szCs w:val="24"/>
-          <w:lang w:eastAsia="it-IT"/>
-        </w:rPr>
-        <w:t>EEPROM.read</w:t>
-      </w:r>
-      <w:proofErr w:type="spellEnd"/>
-      <w:r>
-        <w:rPr>
-          <w:rFonts w:ascii="Arial" w:eastAsia="Times New Roman" w:hAnsi="Arial" w:cs="Arial"/>
-          <w:i/>
-          <w:iCs/>
-          <w:color w:val="000000" w:themeColor="text1"/>
-          <w:sz w:val="24"/>
-          <w:szCs w:val="24"/>
-          <w:lang w:eastAsia="it-IT"/>
-        </w:rPr>
-        <w:t>(5) Indicatore Rete presente (0) Rete assente (1) - NON PIU' UTILIZZATO</w:t>
+          <w:lang w:eastAsia="it-IT"/>
+        </w:rPr>
+        <w:t>EEPROM.read(5) Indicatore Rete presente (0) Rete assente (1) - NON PIU' UTILIZZATO</w:t>
       </w:r>
     </w:p>
     <w:p>
@@ -4025,31 +3815,7 @@
           <w:u w:val="single"/>
           <w:lang w:eastAsia="it-IT"/>
         </w:rPr>
-        <w:t xml:space="preserve">Monitora la tensione di rete tramite un trasformatore e la libreria </w:t>
-      </w:r>
-      <w:proofErr w:type="spellStart"/>
-      <w:r>
-        <w:rPr>
-          <w:rFonts w:ascii="Arial" w:eastAsia="Times New Roman" w:hAnsi="Arial" w:cs="Arial"/>
-          <w:color w:val="000000" w:themeColor="text1"/>
-          <w:sz w:val="24"/>
-          <w:szCs w:val="24"/>
-          <w:u w:val="single"/>
-          <w:lang w:eastAsia="it-IT"/>
-        </w:rPr>
-        <w:t>EmonLib</w:t>
-      </w:r>
-      <w:proofErr w:type="spellEnd"/>
-      <w:r>
-        <w:rPr>
-          <w:rFonts w:ascii="Arial" w:eastAsia="Times New Roman" w:hAnsi="Arial" w:cs="Arial"/>
-          <w:color w:val="000000" w:themeColor="text1"/>
-          <w:sz w:val="24"/>
-          <w:szCs w:val="24"/>
-          <w:u w:val="single"/>
-          <w:lang w:eastAsia="it-IT"/>
-        </w:rPr>
-        <w:t>.</w:t>
+        <w:t>Monitora la tensione di rete tramite un trasformatore e la libreria EmonLib.</w:t>
       </w:r>
     </w:p>
     <w:p>
@@ -4191,7 +3957,6 @@
         </w:rPr>
         <w:t xml:space="preserve">- </w:t>
       </w:r>
-      <w:proofErr w:type="spellStart"/>
       <w:r>
         <w:rPr>
           <w:rFonts w:ascii="Arial" w:eastAsia="Times New Roman" w:hAnsi="Arial" w:cs="Arial"/>
@@ -4204,7 +3969,6 @@
         </w:rPr>
         <w:t>M+numero</w:t>
       </w:r>
-      <w:proofErr w:type="spellEnd"/>
       <w:r>
         <w:rPr>
           <w:rFonts w:ascii="Arial" w:eastAsia="Times New Roman" w:hAnsi="Arial" w:cs="Arial"/>
@@ -5040,29 +4804,7 @@
           <w:szCs w:val="24"/>
           <w:lang w:val="en-US" w:eastAsia="it-IT"/>
         </w:rPr>
-        <w:t xml:space="preserve">→ </w:t>
-      </w:r>
-      <w:proofErr w:type="spellStart"/>
-      <w:r>
-        <w:rPr>
-          <w:rFonts w:ascii="Arial" w:eastAsia="Times New Roman" w:hAnsi="Arial" w:cs="Arial"/>
-          <w:color w:val="000000" w:themeColor="text1"/>
-          <w:sz w:val="24"/>
-          <w:szCs w:val="24"/>
-          <w:lang w:val="en-US" w:eastAsia="it-IT"/>
-        </w:rPr>
-        <w:t>Aggiorna</w:t>
-      </w:r>
-      <w:proofErr w:type="spellEnd"/>
-      <w:r>
-        <w:rPr>
-          <w:rFonts w:ascii="Arial" w:eastAsia="Times New Roman" w:hAnsi="Arial" w:cs="Arial"/>
-          <w:color w:val="000000" w:themeColor="text1"/>
-          <w:sz w:val="24"/>
-          <w:szCs w:val="24"/>
-          <w:lang w:val="en-US" w:eastAsia="it-IT"/>
-        </w:rPr>
-        <w:t xml:space="preserve"> PIN</w:t>
+        <w:t>→ Aggiorna PIN</w:t>
       </w:r>
     </w:p>
     <w:p>
@@ -5206,29 +4948,7 @@
           <w:szCs w:val="24"/>
           <w:lang w:eastAsia="it-IT"/>
         </w:rPr>
-        <w:t xml:space="preserve">- “F12345” </w:t>
-      </w:r>
-      <w:proofErr w:type="spellStart"/>
-      <w:r>
-        <w:rPr>
-          <w:rFonts w:ascii="Arial" w:eastAsia="Times New Roman" w:hAnsi="Arial" w:cs="Arial"/>
-          <w:color w:val="000000" w:themeColor="text1"/>
-          <w:sz w:val="24"/>
-          <w:szCs w:val="24"/>
-          <w:lang w:eastAsia="it-IT"/>
-        </w:rPr>
-        <w:t>Factory</w:t>
-      </w:r>
-      <w:proofErr w:type="spellEnd"/>
-      <w:r>
-        <w:rPr>
-          <w:rFonts w:ascii="Arial" w:eastAsia="Times New Roman" w:hAnsi="Arial" w:cs="Arial"/>
-          <w:color w:val="000000" w:themeColor="text1"/>
-          <w:sz w:val="24"/>
-          <w:szCs w:val="24"/>
-          <w:lang w:eastAsia="it-IT"/>
-        </w:rPr>
-        <w:t xml:space="preserve"> reset - Con PIN - cancella tutti i numeri e ripristina il PIN di fabbrica.</w:t>
+        <w:t>- “F12345” Factory reset - Con PIN - cancella tutti i numeri e ripristina il PIN di fabbrica.</w:t>
       </w:r>
     </w:p>
     <w:p>
@@ -5599,7 +5319,6 @@
                 <w:lang w:eastAsia="it-IT"/>
               </w:rPr>
             </w:pPr>
-            <w:proofErr w:type="spellStart"/>
             <w:r>
               <w:rPr>
                 <w:rFonts w:ascii="Arial" w:eastAsia="Times New Roman" w:hAnsi="Arial" w:cs="Arial"/>
@@ -5610,7 +5329,6 @@
               </w:rPr>
               <w:t>Command</w:t>
             </w:r>
-            <w:proofErr w:type="spellEnd"/>
           </w:p>
         </w:tc>
         <w:tc>
@@ -6152,29 +5870,7 @@
                 <w:szCs w:val="24"/>
                 <w:lang w:val="en-US" w:eastAsia="it-IT"/>
               </w:rPr>
-              <w:t xml:space="preserve">Delete in EEPROM and </w:t>
-            </w:r>
-            <w:proofErr w:type="spellStart"/>
-            <w:r>
-              <w:rPr>
-                <w:rFonts w:ascii="Arial" w:eastAsia="Times New Roman" w:hAnsi="Arial" w:cs="Arial"/>
-                <w:color w:val="000000" w:themeColor="text1"/>
-                <w:sz w:val="24"/>
-                <w:szCs w:val="24"/>
-                <w:lang w:val="en-US" w:eastAsia="it-IT"/>
-              </w:rPr>
-              <w:t>phoneAut</w:t>
-            </w:r>
-            <w:proofErr w:type="spellEnd"/>
-            <w:r>
-              <w:rPr>
-                <w:rFonts w:ascii="Arial" w:eastAsia="Times New Roman" w:hAnsi="Arial" w:cs="Arial"/>
-                <w:color w:val="000000" w:themeColor="text1"/>
-                <w:sz w:val="24"/>
-                <w:szCs w:val="24"/>
-                <w:lang w:val="en-US" w:eastAsia="it-IT"/>
-              </w:rPr>
-              <w:t xml:space="preserve"> auxiliaries phone numbers except the Authorized MASTER[0]</w:t>
+              <w:t>Delete in EEPROM and phoneAut auxiliaries phone numbers except the Authorized MASTER[0]</w:t>
             </w:r>
           </w:p>
           <w:p>
@@ -7065,27 +6761,15 @@
           <w:lang w:eastAsia="it-IT"/>
         </w:rPr>
       </w:pPr>
-      <w:proofErr w:type="spellStart"/>
-      <w:r>
-        <w:rPr>
-          <w:rFonts w:ascii="Arial" w:eastAsia="Times New Roman" w:hAnsi="Arial" w:cs="Arial"/>
-          <w:color w:val="000000" w:themeColor="text1"/>
-          <w:sz w:val="24"/>
-          <w:szCs w:val="24"/>
-          <w:lang w:eastAsia="it-IT"/>
-        </w:rPr>
-        <w:t>EEPROM.read</w:t>
-      </w:r>
-      <w:proofErr w:type="spellEnd"/>
-      <w:r>
-        <w:rPr>
-          <w:rFonts w:ascii="Arial" w:eastAsia="Times New Roman" w:hAnsi="Arial" w:cs="Arial"/>
-          <w:color w:val="000000" w:themeColor="text1"/>
-          <w:sz w:val="24"/>
-          <w:szCs w:val="24"/>
-          <w:lang w:eastAsia="it-IT"/>
-        </w:rPr>
-        <w:t>(5) Indicatore Rete presente (0) Rete assente (1)</w:t>
+      <w:r>
+        <w:rPr>
+          <w:rFonts w:ascii="Arial" w:eastAsia="Times New Roman" w:hAnsi="Arial" w:cs="Arial"/>
+          <w:color w:val="000000" w:themeColor="text1"/>
+          <w:sz w:val="24"/>
+          <w:szCs w:val="24"/>
+          <w:lang w:eastAsia="it-IT"/>
+        </w:rPr>
+        <w:t>EEPROM.read(5) Indicatore Rete presente (0) Rete assente (1)</w:t>
       </w:r>
     </w:p>
     <w:p>
@@ -7377,42 +7061,19 @@
         </w:rPr>
         <w:t>chiama </w:t>
       </w:r>
-      <w:proofErr w:type="spellStart"/>
-      <w:r>
-        <w:fldChar w:fldCharType="begin"/>
-      </w:r>
-      <w:r>
-        <w:instrText>HYPERLINK "vscode-file://vscode-app/c:/Users/Massimo/AppData/Local/Programs/Microsoft%20VS%20Code/f6cfa2ea24/resources/app/out/vs/code/electron-browser/workbench/workbench.html"</w:instrText>
-      </w:r>
-      <w:r>
-        <w:fldChar w:fldCharType="separate"/>
-      </w:r>
-      <w:r>
-        <w:rPr>
-          <w:rFonts w:ascii="Segoe UI" w:eastAsia="Times New Roman" w:hAnsi="Segoe UI" w:cs="Segoe UI"/>
-          <w:color w:val="000000" w:themeColor="text1"/>
-          <w:sz w:val="18"/>
-          <w:szCs w:val="18"/>
-          <w:bdr w:val="single" w:sz="4" w:space="1" w:color="auto" w:frame="1"/>
-          <w:lang w:eastAsia="it-IT"/>
-        </w:rPr>
-        <w:t>initgsm</w:t>
-      </w:r>
-      <w:proofErr w:type="spellEnd"/>
-      <w:r>
-        <w:rPr>
-          <w:rFonts w:ascii="Segoe UI" w:eastAsia="Times New Roman" w:hAnsi="Segoe UI" w:cs="Segoe UI"/>
-          <w:color w:val="000000" w:themeColor="text1"/>
-          <w:sz w:val="18"/>
-          <w:szCs w:val="18"/>
-          <w:bdr w:val="single" w:sz="4" w:space="1" w:color="auto" w:frame="1"/>
-          <w:lang w:eastAsia="it-IT"/>
-        </w:rPr>
-        <w:t>()</w:t>
-      </w:r>
-      <w:r>
-        <w:fldChar w:fldCharType="end"/>
-      </w:r>
+      <w:hyperlink r:id="rId7" w:history="1">
+        <w:r>
+          <w:rPr>
+            <w:rFonts w:ascii="Segoe UI" w:eastAsia="Times New Roman" w:hAnsi="Segoe UI" w:cs="Segoe UI"/>
+            <w:color w:val="000000" w:themeColor="text1"/>
+            <w:sz w:val="18"/>
+            <w:szCs w:val="18"/>
+            <w:bdr w:val="single" w:sz="4" w:space="1" w:color="auto" w:frame="1"/>
+            <w:lang w:eastAsia="it-IT"/>
+          </w:rPr>
+          <w:t>initgsm()</w:t>
+        </w:r>
+      </w:hyperlink>
     </w:p>
     <w:p>
       <w:pPr>
@@ -7439,42 +7100,19 @@
         </w:rPr>
         <w:t>carica numeri autorizzati con </w:t>
       </w:r>
-      <w:proofErr w:type="spellStart"/>
-      <w:r>
-        <w:fldChar w:fldCharType="begin"/>
-      </w:r>
-      <w:r>
-        <w:instrText>HYPERLINK "vscode-file://vscode-app/c:/Users/Massimo/AppData/Local/Programs/Microsoft%20VS%20Code/f6cfa2ea24/resources/app/out/vs/code/electron-browser/workbench/workbench.html"</w:instrText>
-      </w:r>
-      <w:r>
-        <w:fldChar w:fldCharType="separate"/>
-      </w:r>
-      <w:r>
-        <w:rPr>
-          <w:rFonts w:ascii="Segoe UI" w:eastAsia="Times New Roman" w:hAnsi="Segoe UI" w:cs="Segoe UI"/>
-          <w:color w:val="000000" w:themeColor="text1"/>
-          <w:sz w:val="18"/>
-          <w:szCs w:val="18"/>
-          <w:bdr w:val="single" w:sz="4" w:space="1" w:color="auto" w:frame="1"/>
-          <w:lang w:eastAsia="it-IT"/>
-        </w:rPr>
-        <w:t>RestorePhones</w:t>
-      </w:r>
-      <w:proofErr w:type="spellEnd"/>
-      <w:r>
-        <w:rPr>
-          <w:rFonts w:ascii="Segoe UI" w:eastAsia="Times New Roman" w:hAnsi="Segoe UI" w:cs="Segoe UI"/>
-          <w:color w:val="000000" w:themeColor="text1"/>
-          <w:sz w:val="18"/>
-          <w:szCs w:val="18"/>
-          <w:bdr w:val="single" w:sz="4" w:space="1" w:color="auto" w:frame="1"/>
-          <w:lang w:eastAsia="it-IT"/>
-        </w:rPr>
-        <w:t>()</w:t>
-      </w:r>
-      <w:r>
-        <w:fldChar w:fldCharType="end"/>
-      </w:r>
+      <w:hyperlink r:id="rId8" w:history="1">
+        <w:r>
+          <w:rPr>
+            <w:rFonts w:ascii="Segoe UI" w:eastAsia="Times New Roman" w:hAnsi="Segoe UI" w:cs="Segoe UI"/>
+            <w:color w:val="000000" w:themeColor="text1"/>
+            <w:sz w:val="18"/>
+            <w:szCs w:val="18"/>
+            <w:bdr w:val="single" w:sz="4" w:space="1" w:color="auto" w:frame="1"/>
+            <w:lang w:eastAsia="it-IT"/>
+          </w:rPr>
+          <w:t>RestorePhones()</w:t>
+        </w:r>
+      </w:hyperlink>
     </w:p>
     <w:p>
       <w:pPr>
@@ -7491,7 +7129,7 @@
           <w:lang w:eastAsia="it-IT"/>
         </w:rPr>
       </w:pPr>
-      <w:hyperlink r:id="rId7" w:history="1">
+      <w:hyperlink r:id="rId9" w:history="1">
         <w:r>
           <w:rPr>
             <w:rFonts w:ascii="Segoe UI" w:eastAsia="Times New Roman" w:hAnsi="Segoe UI" w:cs="Segoe UI"/>
@@ -7702,7 +7340,6 @@
         </w:rPr>
         <w:t xml:space="preserve"> = </w:t>
       </w:r>
-      <w:proofErr w:type="spellStart"/>
       <w:r>
         <w:rPr>
           <w:rFonts w:ascii="Segoe UI" w:eastAsia="Times New Roman" w:hAnsi="Segoe UI" w:cs="Segoe UI"/>
@@ -7711,18 +7348,7 @@
           <w:szCs w:val="20"/>
           <w:lang w:eastAsia="it-IT"/>
         </w:rPr>
-        <w:t>factory</w:t>
-      </w:r>
-      <w:proofErr w:type="spellEnd"/>
-      <w:r>
-        <w:rPr>
-          <w:rFonts w:ascii="Segoe UI" w:eastAsia="Times New Roman" w:hAnsi="Segoe UI" w:cs="Segoe UI"/>
-          <w:color w:val="000000" w:themeColor="text1"/>
-          <w:sz w:val="20"/>
-          <w:szCs w:val="20"/>
-          <w:lang w:eastAsia="it-IT"/>
-        </w:rPr>
-        <w:t xml:space="preserve"> reset</w:t>
+        <w:t>factory reset</w:t>
       </w:r>
     </w:p>
     <w:p>
@@ -7857,42 +7483,19 @@
         </w:rPr>
         <w:t>ogni 15 minuti verifica reset giornaliero e chiama </w:t>
       </w:r>
-      <w:proofErr w:type="spellStart"/>
-      <w:r>
-        <w:fldChar w:fldCharType="begin"/>
-      </w:r>
-      <w:r>
-        <w:instrText>HYPERLINK "vscode-file://vscode-app/c:/Users/Massimo/AppData/Local/Programs/Microsoft%20VS%20Code/f6cfa2ea24/resources/app/out/vs/code/electron-browser/workbench/workbench.html"</w:instrText>
-      </w:r>
-      <w:r>
-        <w:fldChar w:fldCharType="separate"/>
-      </w:r>
-      <w:r>
-        <w:rPr>
-          <w:rFonts w:ascii="Segoe UI" w:eastAsia="Times New Roman" w:hAnsi="Segoe UI" w:cs="Segoe UI"/>
-          <w:color w:val="000000" w:themeColor="text1"/>
-          <w:sz w:val="18"/>
-          <w:szCs w:val="18"/>
-          <w:bdr w:val="single" w:sz="4" w:space="1" w:color="auto" w:frame="1"/>
-          <w:lang w:eastAsia="it-IT"/>
-        </w:rPr>
-        <w:t>initgsm</w:t>
-      </w:r>
-      <w:proofErr w:type="spellEnd"/>
-      <w:r>
-        <w:rPr>
-          <w:rFonts w:ascii="Segoe UI" w:eastAsia="Times New Roman" w:hAnsi="Segoe UI" w:cs="Segoe UI"/>
-          <w:color w:val="000000" w:themeColor="text1"/>
-          <w:sz w:val="18"/>
-          <w:szCs w:val="18"/>
-          <w:bdr w:val="single" w:sz="4" w:space="1" w:color="auto" w:frame="1"/>
-          <w:lang w:eastAsia="it-IT"/>
-        </w:rPr>
-        <w:t>()</w:t>
-      </w:r>
-      <w:r>
-        <w:fldChar w:fldCharType="end"/>
-      </w:r>
+      <w:hyperlink r:id="rId10" w:history="1">
+        <w:r>
+          <w:rPr>
+            <w:rFonts w:ascii="Segoe UI" w:eastAsia="Times New Roman" w:hAnsi="Segoe UI" w:cs="Segoe UI"/>
+            <w:color w:val="000000" w:themeColor="text1"/>
+            <w:sz w:val="18"/>
+            <w:szCs w:val="18"/>
+            <w:bdr w:val="single" w:sz="4" w:space="1" w:color="auto" w:frame="1"/>
+            <w:lang w:eastAsia="it-IT"/>
+          </w:rPr>
+          <w:t>initgsm()</w:t>
+        </w:r>
+      </w:hyperlink>
       <w:r>
         <w:rPr>
           <w:rFonts w:ascii="Segoe UI" w:eastAsia="Times New Roman" w:hAnsi="Segoe UI" w:cs="Segoe UI"/>
@@ -8043,19 +7646,7 @@
         <w:rPr>
           <w:rFonts w:ascii="Arial" w:hAnsi="Arial" w:cs="Arial"/>
         </w:rPr>
-        <w:t xml:space="preserve">Da </w:t>
-      </w:r>
-      <w:r>
-        <w:rPr>
-          <w:rFonts w:ascii="Arial" w:hAnsi="Arial" w:cs="Arial"/>
-        </w:rPr>
-        <w:t xml:space="preserve">numero </w:t>
-      </w:r>
-      <w:r>
-        <w:rPr>
-          <w:rFonts w:ascii="Arial" w:hAnsi="Arial" w:cs="Arial"/>
-        </w:rPr>
-        <w:t>Master i</w:t>
+        <w:t>Da numero Master i</w:t>
       </w:r>
       <w:r>
         <w:rPr>
@@ -8191,21 +7782,7 @@
         <w:rPr>
           <w:rFonts w:ascii="Arial" w:hAnsi="Arial" w:cs="Arial"/>
         </w:rPr>
-        <w:t xml:space="preserve">Dopo un </w:t>
-      </w:r>
-      <w:proofErr w:type="spellStart"/>
-      <w:r>
-        <w:rPr>
-          <w:rFonts w:ascii="Arial" w:hAnsi="Arial" w:cs="Arial"/>
-        </w:rPr>
-        <w:t>Factory</w:t>
-      </w:r>
-      <w:proofErr w:type="spellEnd"/>
-      <w:r>
-        <w:rPr>
-          <w:rFonts w:ascii="Arial" w:hAnsi="Arial" w:cs="Arial"/>
-        </w:rPr>
-        <w:t xml:space="preserve"> Reset (c</w:t>
+        <w:t>Dopo un Factory Reset (c</w:t>
       </w:r>
       <w:r>
         <w:rPr>
@@ -8957,7 +8534,7 @@
           <w:color w:val="000000" w:themeColor="text1"/>
           <w:sz w:val="24"/>
           <w:szCs w:val="24"/>
-          <w:lang w:eastAsia="it-IT"/>
+          <w:lang w:val="en-US" w:eastAsia="it-IT"/>
         </w:rPr>
       </w:pPr>
       <w:r>
@@ -8980,50 +8557,10 @@
           <w:color w:val="000000" w:themeColor="text1"/>
           <w:sz w:val="24"/>
           <w:szCs w:val="24"/>
-          <w:lang w:eastAsia="it-IT"/>
-        </w:rPr>
-        <w:t xml:space="preserve">P </w:t>
-      </w:r>
-      <w:proofErr w:type="spellStart"/>
-      <w:r>
-        <w:rPr>
-          <w:rFonts w:ascii="Arial" w:eastAsia="Times New Roman" w:hAnsi="Arial" w:cs="Arial"/>
-          <w:i/>
-          <w:iCs/>
-          <w:color w:val="000000" w:themeColor="text1"/>
-          <w:sz w:val="24"/>
-          <w:szCs w:val="24"/>
-          <w:lang w:eastAsia="it-IT"/>
-        </w:rPr>
-        <w:t>OldPIN</w:t>
-      </w:r>
-      <w:proofErr w:type="spellEnd"/>
-      <w:r>
-        <w:rPr>
-          <w:rFonts w:ascii="Arial" w:eastAsia="Times New Roman" w:hAnsi="Arial" w:cs="Arial"/>
-          <w:i/>
-          <w:iCs/>
-          <w:color w:val="000000" w:themeColor="text1"/>
-          <w:sz w:val="24"/>
-          <w:szCs w:val="24"/>
-          <w:lang w:eastAsia="it-IT"/>
-        </w:rPr>
-        <w:t xml:space="preserve"> </w:t>
-      </w:r>
-      <w:proofErr w:type="spellStart"/>
-      <w:r>
-        <w:rPr>
-          <w:rFonts w:ascii="Arial" w:eastAsia="Times New Roman" w:hAnsi="Arial" w:cs="Arial"/>
-          <w:i/>
-          <w:iCs/>
-          <w:color w:val="000000" w:themeColor="text1"/>
-          <w:sz w:val="24"/>
-          <w:szCs w:val="24"/>
-          <w:lang w:eastAsia="it-IT"/>
-        </w:rPr>
-        <w:t>NewPIN</w:t>
-      </w:r>
-      <w:proofErr w:type="spellEnd"/>
+          <w:lang w:val="en-US" w:eastAsia="it-IT"/>
+        </w:rPr>
+        <w:t>P OldPIN NewPIN</w:t>
+      </w:r>
     </w:p>
     <w:p>
       <w:pPr>
@@ -9034,7 +8571,7 @@
           <w:bCs/>
           <w:sz w:val="24"/>
           <w:szCs w:val="24"/>
-          <w:lang w:eastAsia="it-IT"/>
+          <w:lang w:val="en-US" w:eastAsia="it-IT"/>
         </w:rPr>
       </w:pPr>
     </w:p>
@@ -9047,7 +8584,7 @@
           <w:bCs/>
           <w:sz w:val="24"/>
           <w:szCs w:val="24"/>
-          <w:lang w:eastAsia="it-IT"/>
+          <w:lang w:val="en-US" w:eastAsia="it-IT"/>
         </w:rPr>
       </w:pPr>
       <w:r>
@@ -9057,55 +8594,9 @@
           <w:bCs/>
           <w:sz w:val="24"/>
           <w:szCs w:val="24"/>
-          <w:lang w:eastAsia="it-IT"/>
-        </w:rPr>
-        <w:t xml:space="preserve">Comando </w:t>
-      </w:r>
-      <w:r>
-        <w:rPr>
-          <w:rFonts w:ascii="Arial" w:eastAsia="Times New Roman" w:hAnsi="Arial" w:cs="Arial"/>
-          <w:b/>
-          <w:bCs/>
-          <w:sz w:val="24"/>
-          <w:szCs w:val="24"/>
-          <w:lang w:eastAsia="it-IT"/>
-        </w:rPr>
-        <w:t>F</w:t>
-      </w:r>
-      <w:r>
-        <w:rPr>
-          <w:rFonts w:ascii="Arial" w:eastAsia="Times New Roman" w:hAnsi="Arial" w:cs="Arial"/>
-          <w:b/>
-          <w:bCs/>
-          <w:sz w:val="24"/>
-          <w:szCs w:val="24"/>
-          <w:lang w:eastAsia="it-IT"/>
-        </w:rPr>
-        <w:t xml:space="preserve"> – </w:t>
-      </w:r>
-      <w:proofErr w:type="spellStart"/>
-      <w:r>
-        <w:rPr>
-          <w:rFonts w:ascii="Arial" w:eastAsia="Times New Roman" w:hAnsi="Arial" w:cs="Arial"/>
-          <w:b/>
-          <w:bCs/>
-          <w:sz w:val="24"/>
-          <w:szCs w:val="24"/>
-          <w:lang w:eastAsia="it-IT"/>
-        </w:rPr>
-        <w:t>Factory</w:t>
-      </w:r>
-      <w:proofErr w:type="spellEnd"/>
-      <w:r>
-        <w:rPr>
-          <w:rFonts w:ascii="Arial" w:eastAsia="Times New Roman" w:hAnsi="Arial" w:cs="Arial"/>
-          <w:b/>
-          <w:bCs/>
-          <w:sz w:val="24"/>
-          <w:szCs w:val="24"/>
-          <w:lang w:eastAsia="it-IT"/>
-        </w:rPr>
-        <w:t xml:space="preserve"> Reset</w:t>
+          <w:lang w:val="en-US" w:eastAsia="it-IT"/>
+        </w:rPr>
+        <w:t>Comando F – Factory Reset</w:t>
       </w:r>
     </w:p>
     <w:p>
@@ -9126,13 +8617,7 @@
         <w:rPr>
           <w:rFonts w:ascii="Arial" w:hAnsi="Arial" w:cs="Arial"/>
         </w:rPr>
-        <w:t xml:space="preserve">, </w:t>
-      </w:r>
-      <w:r>
-        <w:rPr>
-          <w:rFonts w:ascii="Arial" w:hAnsi="Arial" w:cs="Arial"/>
-        </w:rPr>
-        <w:t>c</w:t>
+        <w:t>, c</w:t>
       </w:r>
       <w:r>
         <w:rPr>
@@ -9595,16 +9080,7 @@
                 <w:szCs w:val="16"/>
                 <w:lang w:val="en-US" w:eastAsia="it-IT"/>
               </w:rPr>
-              <w:t>1.</w:t>
-            </w:r>
-            <w:r>
-              <w:rPr>
-                <w:rFonts w:ascii="Arial" w:eastAsia="Times New Roman" w:hAnsi="Arial" w:cs="Arial"/>
-                <w:sz w:val="16"/>
-                <w:szCs w:val="16"/>
-                <w:lang w:val="en-US" w:eastAsia="it-IT"/>
-              </w:rPr>
-              <w:t>2</w:t>
+              <w:t>0.1</w:t>
             </w:r>
           </w:p>
         </w:tc>
@@ -9632,7 +9108,7 @@
                 <w:szCs w:val="16"/>
                 <w:lang w:eastAsia="it-IT"/>
               </w:rPr>
-              <w:t>Primi LAB TESTS</w:t>
+              <w:t>Impostazioni preliminari. Solo Dev</w:t>
             </w:r>
           </w:p>
         </w:tc>
@@ -9914,7 +9390,7 @@
                 <w:szCs w:val="16"/>
                 <w:lang w:eastAsia="it-IT"/>
               </w:rPr>
-              <w:t>Primi LAB TESTS</w:t>
+              <w:t>Impostazioni preliminari. Solo Dev</w:t>
             </w:r>
           </w:p>
         </w:tc>
@@ -9935,25 +9411,14 @@
                 <w:lang w:eastAsia="it-IT"/>
               </w:rPr>
             </w:pPr>
-            <w:proofErr w:type="spellStart"/>
-            <w:r>
-              <w:rPr>
-                <w:rFonts w:ascii="Arial" w:eastAsia="Times New Roman" w:hAnsi="Arial" w:cs="Arial"/>
-                <w:sz w:val="16"/>
-                <w:szCs w:val="16"/>
-                <w:lang w:eastAsia="it-IT"/>
-              </w:rPr>
-              <w:t>Factory</w:t>
-            </w:r>
-            <w:proofErr w:type="spellEnd"/>
-            <w:r>
-              <w:rPr>
-                <w:rFonts w:ascii="Arial" w:eastAsia="Times New Roman" w:hAnsi="Arial" w:cs="Arial"/>
-                <w:sz w:val="16"/>
-                <w:szCs w:val="16"/>
-                <w:lang w:eastAsia="it-IT"/>
-              </w:rPr>
-              <w:t xml:space="preserve"> Reset</w:t>
+            <w:r>
+              <w:rPr>
+                <w:rFonts w:ascii="Arial" w:eastAsia="Times New Roman" w:hAnsi="Arial" w:cs="Arial"/>
+                <w:sz w:val="16"/>
+                <w:szCs w:val="16"/>
+                <w:lang w:eastAsia="it-IT"/>
+              </w:rPr>
+              <w:t>Factory Reset</w:t>
             </w:r>
           </w:p>
         </w:tc>
@@ -10214,27 +9679,7 @@
                 <w:szCs w:val="16"/>
                 <w:lang w:eastAsia="it-IT"/>
               </w:rPr>
-              <w:t xml:space="preserve"> (da </w:t>
-            </w:r>
-            <w:proofErr w:type="spellStart"/>
-            <w:r>
-              <w:rPr>
-                <w:rFonts w:ascii="Arial" w:eastAsia="Times New Roman" w:hAnsi="Arial" w:cs="Arial"/>
-                <w:sz w:val="16"/>
-                <w:szCs w:val="16"/>
-                <w:lang w:eastAsia="it-IT"/>
-              </w:rPr>
-              <w:t>Factory</w:t>
-            </w:r>
-            <w:proofErr w:type="spellEnd"/>
-            <w:r>
-              <w:rPr>
-                <w:rFonts w:ascii="Arial" w:eastAsia="Times New Roman" w:hAnsi="Arial" w:cs="Arial"/>
-                <w:sz w:val="16"/>
-                <w:szCs w:val="16"/>
-                <w:lang w:eastAsia="it-IT"/>
-              </w:rPr>
-              <w:t xml:space="preserve"> Reset)</w:t>
+              <w:t xml:space="preserve"> (da Factory Reset)</w:t>
             </w:r>
           </w:p>
         </w:tc>
@@ -10255,25 +9700,14 @@
                 <w:lang w:eastAsia="it-IT"/>
               </w:rPr>
             </w:pPr>
-            <w:proofErr w:type="spellStart"/>
-            <w:r>
-              <w:rPr>
-                <w:rFonts w:ascii="Arial" w:eastAsia="Times New Roman" w:hAnsi="Arial" w:cs="Arial"/>
-                <w:sz w:val="16"/>
-                <w:szCs w:val="16"/>
-                <w:lang w:eastAsia="it-IT"/>
-              </w:rPr>
-              <w:t>Factory</w:t>
-            </w:r>
-            <w:proofErr w:type="spellEnd"/>
-            <w:r>
-              <w:rPr>
-                <w:rFonts w:ascii="Arial" w:eastAsia="Times New Roman" w:hAnsi="Arial" w:cs="Arial"/>
-                <w:sz w:val="16"/>
-                <w:szCs w:val="16"/>
-                <w:lang w:eastAsia="it-IT"/>
-              </w:rPr>
-              <w:t xml:space="preserve"> Reset</w:t>
+            <w:r>
+              <w:rPr>
+                <w:rFonts w:ascii="Arial" w:eastAsia="Times New Roman" w:hAnsi="Arial" w:cs="Arial"/>
+                <w:sz w:val="16"/>
+                <w:szCs w:val="16"/>
+                <w:lang w:eastAsia="it-IT"/>
+              </w:rPr>
+              <w:t>Factory Reset</w:t>
             </w:r>
           </w:p>
         </w:tc>
@@ -10835,45 +10269,14 @@
                 <w:lang w:eastAsia="it-IT"/>
               </w:rPr>
             </w:pPr>
-            <w:proofErr w:type="spellStart"/>
-            <w:r>
-              <w:rPr>
-                <w:rFonts w:ascii="Arial" w:eastAsia="Times New Roman" w:hAnsi="Arial" w:cs="Arial"/>
-                <w:sz w:val="16"/>
-                <w:szCs w:val="16"/>
-                <w:lang w:eastAsia="it-IT"/>
-              </w:rPr>
-              <w:t>n.telefonico</w:t>
-            </w:r>
-            <w:proofErr w:type="spellEnd"/>
-            <w:r>
-              <w:rPr>
-                <w:rFonts w:ascii="Arial" w:eastAsia="Times New Roman" w:hAnsi="Arial" w:cs="Arial"/>
-                <w:sz w:val="16"/>
-                <w:szCs w:val="16"/>
-                <w:lang w:eastAsia="it-IT"/>
-              </w:rPr>
-              <w:t xml:space="preserve"> MASTER </w:t>
-            </w:r>
-            <w:proofErr w:type="spellStart"/>
-            <w:r>
-              <w:rPr>
-                <w:rFonts w:ascii="Arial" w:eastAsia="Times New Roman" w:hAnsi="Arial" w:cs="Arial"/>
-                <w:sz w:val="16"/>
-                <w:szCs w:val="16"/>
-                <w:lang w:eastAsia="it-IT"/>
-              </w:rPr>
-              <w:t>gìà</w:t>
-            </w:r>
-            <w:proofErr w:type="spellEnd"/>
-            <w:r>
-              <w:rPr>
-                <w:rFonts w:ascii="Arial" w:eastAsia="Times New Roman" w:hAnsi="Arial" w:cs="Arial"/>
-                <w:sz w:val="16"/>
-                <w:szCs w:val="16"/>
-                <w:lang w:eastAsia="it-IT"/>
-              </w:rPr>
-              <w:t xml:space="preserve"> definito</w:t>
+            <w:r>
+              <w:rPr>
+                <w:rFonts w:ascii="Arial" w:eastAsia="Times New Roman" w:hAnsi="Arial" w:cs="Arial"/>
+                <w:sz w:val="16"/>
+                <w:szCs w:val="16"/>
+                <w:lang w:eastAsia="it-IT"/>
+              </w:rPr>
+              <w:t>n.telefonico MASTER gìà definito</w:t>
             </w:r>
           </w:p>
         </w:tc>
@@ -13726,25 +13129,14 @@
                 <w:lang w:eastAsia="it-IT"/>
               </w:rPr>
             </w:pPr>
-            <w:proofErr w:type="spellStart"/>
-            <w:r>
-              <w:rPr>
-                <w:rFonts w:ascii="Arial" w:eastAsia="Times New Roman" w:hAnsi="Arial" w:cs="Arial"/>
-                <w:sz w:val="16"/>
-                <w:szCs w:val="16"/>
-                <w:lang w:eastAsia="it-IT"/>
-              </w:rPr>
-              <w:t>Operation</w:t>
-            </w:r>
-            <w:proofErr w:type="spellEnd"/>
-            <w:r>
-              <w:rPr>
-                <w:rFonts w:ascii="Arial" w:eastAsia="Times New Roman" w:hAnsi="Arial" w:cs="Arial"/>
-                <w:sz w:val="16"/>
-                <w:szCs w:val="16"/>
-                <w:lang w:eastAsia="it-IT"/>
-              </w:rPr>
-              <w:t xml:space="preserve"> SET</w:t>
+            <w:r>
+              <w:rPr>
+                <w:rFonts w:ascii="Arial" w:eastAsia="Times New Roman" w:hAnsi="Arial" w:cs="Arial"/>
+                <w:sz w:val="16"/>
+                <w:szCs w:val="16"/>
+                <w:lang w:eastAsia="it-IT"/>
+              </w:rPr>
+              <w:t>Operation SET</w:t>
             </w:r>
           </w:p>
         </w:tc>
@@ -14018,25 +13410,14 @@
                 <w:lang w:eastAsia="it-IT"/>
               </w:rPr>
             </w:pPr>
-            <w:proofErr w:type="spellStart"/>
-            <w:r>
-              <w:rPr>
-                <w:rFonts w:ascii="Arial" w:eastAsia="Times New Roman" w:hAnsi="Arial" w:cs="Arial"/>
-                <w:sz w:val="16"/>
-                <w:szCs w:val="16"/>
-                <w:lang w:eastAsia="it-IT"/>
-              </w:rPr>
-              <w:t>Operation</w:t>
-            </w:r>
-            <w:proofErr w:type="spellEnd"/>
-            <w:r>
-              <w:rPr>
-                <w:rFonts w:ascii="Arial" w:eastAsia="Times New Roman" w:hAnsi="Arial" w:cs="Arial"/>
-                <w:sz w:val="16"/>
-                <w:szCs w:val="16"/>
-                <w:lang w:eastAsia="it-IT"/>
-              </w:rPr>
-              <w:t xml:space="preserve"> SET</w:t>
+            <w:r>
+              <w:rPr>
+                <w:rFonts w:ascii="Arial" w:eastAsia="Times New Roman" w:hAnsi="Arial" w:cs="Arial"/>
+                <w:sz w:val="16"/>
+                <w:szCs w:val="16"/>
+                <w:lang w:eastAsia="it-IT"/>
+              </w:rPr>
+              <w:t>Operation SET</w:t>
             </w:r>
           </w:p>
         </w:tc>
@@ -14152,27 +13533,7 @@
                 <w:szCs w:val="16"/>
                 <w:lang w:val="en-US" w:eastAsia="it-IT"/>
               </w:rPr>
-              <w:t xml:space="preserve">SMS a </w:t>
-            </w:r>
-            <w:proofErr w:type="spellStart"/>
-            <w:r>
-              <w:rPr>
-                <w:rFonts w:ascii="Arial" w:eastAsia="Times New Roman" w:hAnsi="Arial" w:cs="Arial"/>
-                <w:sz w:val="16"/>
-                <w:szCs w:val="16"/>
-                <w:lang w:val="en-US" w:eastAsia="it-IT"/>
-              </w:rPr>
-              <w:t>Richiedente</w:t>
-            </w:r>
-            <w:proofErr w:type="spellEnd"/>
-            <w:r>
-              <w:rPr>
-                <w:rFonts w:ascii="Arial" w:eastAsia="Times New Roman" w:hAnsi="Arial" w:cs="Arial"/>
-                <w:sz w:val="16"/>
-                <w:szCs w:val="16"/>
-                <w:lang w:val="en-US" w:eastAsia="it-IT"/>
-              </w:rPr>
-              <w:t xml:space="preserve">; </w:t>
+              <w:t xml:space="preserve">SMS a Richiedente; </w:t>
             </w:r>
             <w:r>
               <w:rPr>
@@ -14266,25 +13627,14 @@
                 <w:lang w:eastAsia="it-IT"/>
               </w:rPr>
             </w:pPr>
-            <w:proofErr w:type="spellStart"/>
-            <w:r>
-              <w:rPr>
-                <w:rFonts w:ascii="Arial" w:eastAsia="Times New Roman" w:hAnsi="Arial" w:cs="Arial"/>
-                <w:sz w:val="16"/>
-                <w:szCs w:val="16"/>
-                <w:lang w:eastAsia="it-IT"/>
-              </w:rPr>
-              <w:t>Operation</w:t>
-            </w:r>
-            <w:proofErr w:type="spellEnd"/>
-            <w:r>
-              <w:rPr>
-                <w:rFonts w:ascii="Arial" w:eastAsia="Times New Roman" w:hAnsi="Arial" w:cs="Arial"/>
-                <w:sz w:val="16"/>
-                <w:szCs w:val="16"/>
-                <w:lang w:eastAsia="it-IT"/>
-              </w:rPr>
-              <w:t xml:space="preserve"> SET</w:t>
+            <w:r>
+              <w:rPr>
+                <w:rFonts w:ascii="Arial" w:eastAsia="Times New Roman" w:hAnsi="Arial" w:cs="Arial"/>
+                <w:sz w:val="16"/>
+                <w:szCs w:val="16"/>
+                <w:lang w:eastAsia="it-IT"/>
+              </w:rPr>
+              <w:t>Operation SET</w:t>
             </w:r>
           </w:p>
         </w:tc>
@@ -14312,19 +13662,8 @@
                 <w:szCs w:val="16"/>
                 <w:lang w:eastAsia="it-IT"/>
               </w:rPr>
-              <w:t xml:space="preserve">Ritorna il valore di Tensione + </w:t>
-            </w:r>
-            <w:proofErr w:type="spellStart"/>
-            <w:r>
-              <w:rPr>
-                <w:rFonts w:ascii="Arial" w:eastAsia="Times New Roman" w:hAnsi="Arial" w:cs="Arial"/>
-                <w:sz w:val="16"/>
-                <w:szCs w:val="16"/>
-                <w:lang w:eastAsia="it-IT"/>
-              </w:rPr>
-              <w:t>Timestamp</w:t>
-            </w:r>
-            <w:proofErr w:type="spellEnd"/>
+              <w:t>Ritorna il valore di Tensione + Timestamp</w:t>
+            </w:r>
           </w:p>
         </w:tc>
         <w:tc>
@@ -14424,7 +13763,6 @@
                 <w:lang w:eastAsia="it-IT"/>
               </w:rPr>
             </w:pPr>
-            <w:proofErr w:type="spellStart"/>
             <w:r>
               <w:rPr>
                 <w:rFonts w:ascii="Arial" w:eastAsia="Times New Roman" w:hAnsi="Arial" w:cs="Arial"/>
@@ -14436,7 +13774,6 @@
               </w:rPr>
               <w:t>timestamp</w:t>
             </w:r>
-            <w:proofErr w:type="spellEnd"/>
             <w:r>
               <w:rPr>
                 <w:rFonts w:ascii="Arial" w:eastAsia="Times New Roman" w:hAnsi="Arial" w:cs="Arial"/>
@@ -14446,7 +13783,6 @@
               </w:rPr>
               <w:t xml:space="preserve"> “Current Voltage: “</w:t>
             </w:r>
-            <w:proofErr w:type="spellStart"/>
             <w:r>
               <w:rPr>
                 <w:rFonts w:ascii="Arial" w:eastAsia="Times New Roman" w:hAnsi="Arial" w:cs="Arial"/>
@@ -14458,35 +13794,14 @@
               </w:rPr>
               <w:t>voltage</w:t>
             </w:r>
-            <w:proofErr w:type="spellEnd"/>
-            <w:r>
-              <w:rPr>
-                <w:rFonts w:ascii="Arial" w:eastAsia="Times New Roman" w:hAnsi="Arial" w:cs="Arial"/>
-                <w:sz w:val="16"/>
-                <w:szCs w:val="16"/>
-                <w:lang w:eastAsia="it-IT"/>
-              </w:rPr>
-              <w:t xml:space="preserve"> “</w:t>
-            </w:r>
-            <w:proofErr w:type="spellStart"/>
-            <w:r>
-              <w:rPr>
-                <w:rFonts w:ascii="Arial" w:eastAsia="Times New Roman" w:hAnsi="Arial" w:cs="Arial"/>
-                <w:sz w:val="16"/>
-                <w:szCs w:val="16"/>
-                <w:lang w:eastAsia="it-IT"/>
-              </w:rPr>
-              <w:t>Vac</w:t>
-            </w:r>
-            <w:proofErr w:type="spellEnd"/>
-            <w:r>
-              <w:rPr>
-                <w:rFonts w:ascii="Arial" w:eastAsia="Times New Roman" w:hAnsi="Arial" w:cs="Arial"/>
-                <w:sz w:val="16"/>
-                <w:szCs w:val="16"/>
-                <w:lang w:eastAsia="it-IT"/>
-              </w:rPr>
-              <w:t>"</w:t>
+            <w:r>
+              <w:rPr>
+                <w:rFonts w:ascii="Arial" w:eastAsia="Times New Roman" w:hAnsi="Arial" w:cs="Arial"/>
+                <w:sz w:val="16"/>
+                <w:szCs w:val="16"/>
+                <w:lang w:eastAsia="it-IT"/>
+              </w:rPr>
+              <w:t xml:space="preserve"> “Vac"</w:t>
             </w:r>
           </w:p>
         </w:tc>
@@ -14559,25 +13874,14 @@
                 <w:lang w:eastAsia="it-IT"/>
               </w:rPr>
             </w:pPr>
-            <w:proofErr w:type="spellStart"/>
-            <w:r>
-              <w:rPr>
-                <w:rFonts w:ascii="Arial" w:eastAsia="Times New Roman" w:hAnsi="Arial" w:cs="Arial"/>
-                <w:sz w:val="16"/>
-                <w:szCs w:val="16"/>
-                <w:lang w:eastAsia="it-IT"/>
-              </w:rPr>
-              <w:t>Operation</w:t>
-            </w:r>
-            <w:proofErr w:type="spellEnd"/>
-            <w:r>
-              <w:rPr>
-                <w:rFonts w:ascii="Arial" w:eastAsia="Times New Roman" w:hAnsi="Arial" w:cs="Arial"/>
-                <w:sz w:val="16"/>
-                <w:szCs w:val="16"/>
-                <w:lang w:eastAsia="it-IT"/>
-              </w:rPr>
-              <w:t xml:space="preserve"> SET</w:t>
+            <w:r>
+              <w:rPr>
+                <w:rFonts w:ascii="Arial" w:eastAsia="Times New Roman" w:hAnsi="Arial" w:cs="Arial"/>
+                <w:sz w:val="16"/>
+                <w:szCs w:val="16"/>
+                <w:lang w:eastAsia="it-IT"/>
+              </w:rPr>
+              <w:t>Operation SET</w:t>
             </w:r>
           </w:p>
         </w:tc>
@@ -14605,19 +13909,8 @@
                 <w:szCs w:val="16"/>
                 <w:lang w:eastAsia="it-IT"/>
               </w:rPr>
-              <w:t xml:space="preserve">Ritorna il valore di Tensione + </w:t>
-            </w:r>
-            <w:proofErr w:type="spellStart"/>
-            <w:r>
-              <w:rPr>
-                <w:rFonts w:ascii="Arial" w:eastAsia="Times New Roman" w:hAnsi="Arial" w:cs="Arial"/>
-                <w:sz w:val="16"/>
-                <w:szCs w:val="16"/>
-                <w:lang w:eastAsia="it-IT"/>
-              </w:rPr>
-              <w:t>Timestamp</w:t>
-            </w:r>
-            <w:proofErr w:type="spellEnd"/>
+              <w:t>Ritorna il valore di Tensione + Timestamp</w:t>
+            </w:r>
           </w:p>
         </w:tc>
         <w:tc>
@@ -14717,7 +14010,6 @@
                 <w:lang w:eastAsia="it-IT"/>
               </w:rPr>
             </w:pPr>
-            <w:proofErr w:type="spellStart"/>
             <w:r>
               <w:rPr>
                 <w:rFonts w:ascii="Arial" w:eastAsia="Times New Roman" w:hAnsi="Arial" w:cs="Arial"/>
@@ -14729,7 +14021,6 @@
               </w:rPr>
               <w:t>timestamp</w:t>
             </w:r>
-            <w:proofErr w:type="spellEnd"/>
             <w:r>
               <w:rPr>
                 <w:rFonts w:ascii="Arial" w:eastAsia="Times New Roman" w:hAnsi="Arial" w:cs="Arial"/>
@@ -14739,7 +14030,6 @@
               </w:rPr>
               <w:t xml:space="preserve"> “Current Voltage: “</w:t>
             </w:r>
-            <w:proofErr w:type="spellStart"/>
             <w:r>
               <w:rPr>
                 <w:rFonts w:ascii="Arial" w:eastAsia="Times New Roman" w:hAnsi="Arial" w:cs="Arial"/>
@@ -14751,35 +14041,14 @@
               </w:rPr>
               <w:t>voltage</w:t>
             </w:r>
-            <w:proofErr w:type="spellEnd"/>
-            <w:r>
-              <w:rPr>
-                <w:rFonts w:ascii="Arial" w:eastAsia="Times New Roman" w:hAnsi="Arial" w:cs="Arial"/>
-                <w:sz w:val="16"/>
-                <w:szCs w:val="16"/>
-                <w:lang w:eastAsia="it-IT"/>
-              </w:rPr>
-              <w:t xml:space="preserve"> “</w:t>
-            </w:r>
-            <w:proofErr w:type="spellStart"/>
-            <w:r>
-              <w:rPr>
-                <w:rFonts w:ascii="Arial" w:eastAsia="Times New Roman" w:hAnsi="Arial" w:cs="Arial"/>
-                <w:sz w:val="16"/>
-                <w:szCs w:val="16"/>
-                <w:lang w:eastAsia="it-IT"/>
-              </w:rPr>
-              <w:t>Vac</w:t>
-            </w:r>
-            <w:proofErr w:type="spellEnd"/>
-            <w:r>
-              <w:rPr>
-                <w:rFonts w:ascii="Arial" w:eastAsia="Times New Roman" w:hAnsi="Arial" w:cs="Arial"/>
-                <w:sz w:val="16"/>
-                <w:szCs w:val="16"/>
-                <w:lang w:eastAsia="it-IT"/>
-              </w:rPr>
-              <w:t>"</w:t>
+            <w:r>
+              <w:rPr>
+                <w:rFonts w:ascii="Arial" w:eastAsia="Times New Roman" w:hAnsi="Arial" w:cs="Arial"/>
+                <w:sz w:val="16"/>
+                <w:szCs w:val="16"/>
+                <w:lang w:eastAsia="it-IT"/>
+              </w:rPr>
+              <w:t xml:space="preserve"> “Vac"</w:t>
             </w:r>
           </w:p>
         </w:tc>
@@ -14852,25 +14121,14 @@
                 <w:lang w:eastAsia="it-IT"/>
               </w:rPr>
             </w:pPr>
-            <w:proofErr w:type="spellStart"/>
-            <w:r>
-              <w:rPr>
-                <w:rFonts w:ascii="Arial" w:eastAsia="Times New Roman" w:hAnsi="Arial" w:cs="Arial"/>
-                <w:sz w:val="16"/>
-                <w:szCs w:val="16"/>
-                <w:lang w:eastAsia="it-IT"/>
-              </w:rPr>
-              <w:t>Operation</w:t>
-            </w:r>
-            <w:proofErr w:type="spellEnd"/>
-            <w:r>
-              <w:rPr>
-                <w:rFonts w:ascii="Arial" w:eastAsia="Times New Roman" w:hAnsi="Arial" w:cs="Arial"/>
-                <w:sz w:val="16"/>
-                <w:szCs w:val="16"/>
-                <w:lang w:eastAsia="it-IT"/>
-              </w:rPr>
-              <w:t xml:space="preserve"> SET</w:t>
+            <w:r>
+              <w:rPr>
+                <w:rFonts w:ascii="Arial" w:eastAsia="Times New Roman" w:hAnsi="Arial" w:cs="Arial"/>
+                <w:sz w:val="16"/>
+                <w:szCs w:val="16"/>
+                <w:lang w:eastAsia="it-IT"/>
+              </w:rPr>
+              <w:t>Operation SET</w:t>
             </w:r>
           </w:p>
         </w:tc>
@@ -14898,19 +14156,8 @@
                 <w:szCs w:val="16"/>
                 <w:lang w:eastAsia="it-IT"/>
               </w:rPr>
-              <w:t xml:space="preserve">Ritorna il valore di Tensione + </w:t>
-            </w:r>
-            <w:proofErr w:type="spellStart"/>
-            <w:r>
-              <w:rPr>
-                <w:rFonts w:ascii="Arial" w:eastAsia="Times New Roman" w:hAnsi="Arial" w:cs="Arial"/>
-                <w:sz w:val="16"/>
-                <w:szCs w:val="16"/>
-                <w:lang w:eastAsia="it-IT"/>
-              </w:rPr>
-              <w:t>Timestamp</w:t>
-            </w:r>
-            <w:proofErr w:type="spellEnd"/>
+              <w:t>Ritorna il valore di Tensione + Timestamp</w:t>
+            </w:r>
           </w:p>
         </w:tc>
         <w:tc>
@@ -15102,25 +14349,14 @@
                 <w:lang w:val="en-US" w:eastAsia="it-IT"/>
               </w:rPr>
             </w:pPr>
-            <w:proofErr w:type="spellStart"/>
-            <w:r>
-              <w:rPr>
-                <w:rFonts w:ascii="Arial" w:eastAsia="Times New Roman" w:hAnsi="Arial" w:cs="Arial"/>
-                <w:sz w:val="16"/>
-                <w:szCs w:val="16"/>
-                <w:lang w:eastAsia="it-IT"/>
-              </w:rPr>
-              <w:t>Operation</w:t>
-            </w:r>
-            <w:proofErr w:type="spellEnd"/>
-            <w:r>
-              <w:rPr>
-                <w:rFonts w:ascii="Arial" w:eastAsia="Times New Roman" w:hAnsi="Arial" w:cs="Arial"/>
-                <w:sz w:val="16"/>
-                <w:szCs w:val="16"/>
-                <w:lang w:eastAsia="it-IT"/>
-              </w:rPr>
-              <w:t xml:space="preserve"> SET</w:t>
+            <w:r>
+              <w:rPr>
+                <w:rFonts w:ascii="Arial" w:eastAsia="Times New Roman" w:hAnsi="Arial" w:cs="Arial"/>
+                <w:sz w:val="16"/>
+                <w:szCs w:val="16"/>
+                <w:lang w:eastAsia="it-IT"/>
+              </w:rPr>
+              <w:t>Operation SET</w:t>
             </w:r>
           </w:p>
         </w:tc>
@@ -15335,25 +14571,14 @@
                 <w:lang w:eastAsia="it-IT"/>
               </w:rPr>
             </w:pPr>
-            <w:proofErr w:type="spellStart"/>
-            <w:r>
-              <w:rPr>
-                <w:rFonts w:ascii="Arial" w:eastAsia="Times New Roman" w:hAnsi="Arial" w:cs="Arial"/>
-                <w:sz w:val="16"/>
-                <w:szCs w:val="16"/>
-                <w:lang w:eastAsia="it-IT"/>
-              </w:rPr>
-              <w:t>Operation</w:t>
-            </w:r>
-            <w:proofErr w:type="spellEnd"/>
-            <w:r>
-              <w:rPr>
-                <w:rFonts w:ascii="Arial" w:eastAsia="Times New Roman" w:hAnsi="Arial" w:cs="Arial"/>
-                <w:sz w:val="16"/>
-                <w:szCs w:val="16"/>
-                <w:lang w:eastAsia="it-IT"/>
-              </w:rPr>
-              <w:t xml:space="preserve"> SET</w:t>
+            <w:r>
+              <w:rPr>
+                <w:rFonts w:ascii="Arial" w:eastAsia="Times New Roman" w:hAnsi="Arial" w:cs="Arial"/>
+                <w:sz w:val="16"/>
+                <w:szCs w:val="16"/>
+                <w:lang w:eastAsia="it-IT"/>
+              </w:rPr>
+              <w:t>Operation SET</w:t>
             </w:r>
           </w:p>
         </w:tc>
@@ -15487,27 +14712,7 @@
                 <w:szCs w:val="16"/>
                 <w:lang w:val="en-US" w:eastAsia="it-IT"/>
               </w:rPr>
-              <w:t xml:space="preserve">SMS a </w:t>
-            </w:r>
-            <w:proofErr w:type="spellStart"/>
-            <w:r>
-              <w:rPr>
-                <w:rFonts w:ascii="Arial" w:eastAsia="Times New Roman" w:hAnsi="Arial" w:cs="Arial"/>
-                <w:sz w:val="16"/>
-                <w:szCs w:val="16"/>
-                <w:lang w:val="en-US" w:eastAsia="it-IT"/>
-              </w:rPr>
-              <w:t>Richiedente</w:t>
-            </w:r>
-            <w:proofErr w:type="spellEnd"/>
-            <w:r>
-              <w:rPr>
-                <w:rFonts w:ascii="Arial" w:eastAsia="Times New Roman" w:hAnsi="Arial" w:cs="Arial"/>
-                <w:sz w:val="16"/>
-                <w:szCs w:val="16"/>
-                <w:lang w:val="en-US" w:eastAsia="it-IT"/>
-              </w:rPr>
-              <w:t xml:space="preserve">; </w:t>
+              <w:t xml:space="preserve">SMS a Richiedente; </w:t>
             </w:r>
             <w:r>
               <w:rPr>
@@ -15588,25 +14793,14 @@
                 <w:lang w:val="en-US" w:eastAsia="it-IT"/>
               </w:rPr>
             </w:pPr>
-            <w:proofErr w:type="spellStart"/>
-            <w:r>
-              <w:rPr>
-                <w:rFonts w:ascii="Arial" w:eastAsia="Times New Roman" w:hAnsi="Arial" w:cs="Arial"/>
-                <w:sz w:val="16"/>
-                <w:szCs w:val="16"/>
-                <w:lang w:eastAsia="it-IT"/>
-              </w:rPr>
-              <w:t>Operation</w:t>
-            </w:r>
-            <w:proofErr w:type="spellEnd"/>
-            <w:r>
-              <w:rPr>
-                <w:rFonts w:ascii="Arial" w:eastAsia="Times New Roman" w:hAnsi="Arial" w:cs="Arial"/>
-                <w:sz w:val="16"/>
-                <w:szCs w:val="16"/>
-                <w:lang w:eastAsia="it-IT"/>
-              </w:rPr>
-              <w:t xml:space="preserve"> SET</w:t>
+            <w:r>
+              <w:rPr>
+                <w:rFonts w:ascii="Arial" w:eastAsia="Times New Roman" w:hAnsi="Arial" w:cs="Arial"/>
+                <w:sz w:val="16"/>
+                <w:szCs w:val="16"/>
+                <w:lang w:eastAsia="it-IT"/>
+              </w:rPr>
+              <w:t>Operation SET</w:t>
             </w:r>
           </w:p>
         </w:tc>
@@ -16123,25 +15317,14 @@
                 <w:lang w:eastAsia="it-IT"/>
               </w:rPr>
             </w:pPr>
-            <w:proofErr w:type="spellStart"/>
-            <w:r>
-              <w:rPr>
-                <w:rFonts w:ascii="Arial" w:eastAsia="Times New Roman" w:hAnsi="Arial" w:cs="Arial"/>
-                <w:sz w:val="16"/>
-                <w:szCs w:val="16"/>
-                <w:lang w:eastAsia="it-IT"/>
-              </w:rPr>
-              <w:t>Factory</w:t>
-            </w:r>
-            <w:proofErr w:type="spellEnd"/>
-            <w:r>
-              <w:rPr>
-                <w:rFonts w:ascii="Arial" w:eastAsia="Times New Roman" w:hAnsi="Arial" w:cs="Arial"/>
-                <w:sz w:val="16"/>
-                <w:szCs w:val="16"/>
-                <w:lang w:eastAsia="it-IT"/>
-              </w:rPr>
-              <w:t xml:space="preserve"> Reset</w:t>
+            <w:r>
+              <w:rPr>
+                <w:rFonts w:ascii="Arial" w:eastAsia="Times New Roman" w:hAnsi="Arial" w:cs="Arial"/>
+                <w:sz w:val="16"/>
+                <w:szCs w:val="16"/>
+                <w:lang w:eastAsia="it-IT"/>
+              </w:rPr>
+              <w:t>Factory Reset</w:t>
             </w:r>
           </w:p>
         </w:tc>
@@ -16353,7 +15536,7 @@
                     <pic:cNvPicPr/>
                   </pic:nvPicPr>
                   <pic:blipFill>
-                    <a:blip r:embed="rId8"/>
+                    <a:blip r:embed="rId11"/>
                     <a:stretch>
                       <a:fillRect/>
                     </a:stretch>
@@ -16753,7 +15936,6 @@
               </w:rPr>
               <w:t xml:space="preserve">Reset giornaliero </w:t>
             </w:r>
-            <w:proofErr w:type="spellStart"/>
             <w:r>
               <w:rPr>
                 <w:rFonts w:ascii="Courier New" w:eastAsia="Times New Roman" w:hAnsi="Courier New" w:cs="Courier New"/>
@@ -16761,17 +15943,7 @@
                 <w:szCs w:val="20"/>
                 <w:lang w:eastAsia="it-IT"/>
               </w:rPr>
-              <w:t>initapp</w:t>
-            </w:r>
-            <w:proofErr w:type="spellEnd"/>
-            <w:r>
-              <w:rPr>
-                <w:rFonts w:ascii="Courier New" w:eastAsia="Times New Roman" w:hAnsi="Courier New" w:cs="Courier New"/>
-                <w:sz w:val="20"/>
-                <w:szCs w:val="20"/>
-                <w:lang w:eastAsia="it-IT"/>
-              </w:rPr>
-              <w:t>()</w:t>
+              <w:t>initapp()</w:t>
             </w:r>
           </w:p>
         </w:tc>
@@ -17092,7 +16264,6 @@
           <w:lang w:val="en-US" w:eastAsia="it-IT"/>
         </w:rPr>
       </w:pPr>
-      <w:proofErr w:type="spellStart"/>
       <w:r>
         <w:rPr>
           <w:rFonts w:ascii="Consolas" w:eastAsia="Times New Roman" w:hAnsi="Consolas" w:cs="Times New Roman"/>
@@ -17103,7 +16274,6 @@
         </w:rPr>
         <w:t>EStr</w:t>
       </w:r>
-      <w:proofErr w:type="spellEnd"/>
       <w:r>
         <w:rPr>
           <w:rFonts w:ascii="Consolas" w:eastAsia="Times New Roman" w:hAnsi="Consolas" w:cs="Times New Roman"/>
@@ -17195,7 +16365,6 @@
         </w:rPr>
         <w:t xml:space="preserve"> </w:t>
       </w:r>
-      <w:proofErr w:type="spellStart"/>
       <w:r>
         <w:rPr>
           <w:rFonts w:ascii="Consolas" w:eastAsia="Times New Roman" w:hAnsi="Consolas" w:cs="Times New Roman"/>
@@ -17206,7 +16375,6 @@
         </w:rPr>
         <w:t>phoneAut</w:t>
       </w:r>
-      <w:proofErr w:type="spellEnd"/>
       <w:r>
         <w:rPr>
           <w:rFonts w:ascii="Consolas" w:eastAsia="Times New Roman" w:hAnsi="Consolas" w:cs="Times New Roman"/>
@@ -17508,29 +16676,20 @@
           <w:lang w:val="en-US"/>
         </w:rPr>
       </w:pPr>
-      <w:proofErr w:type="spellStart"/>
       <w:r>
         <w:rPr>
           <w:rFonts w:ascii="Arial" w:hAnsi="Arial" w:cs="Arial"/>
           <w:lang w:val="en-US"/>
         </w:rPr>
-        <w:t>phoneAut</w:t>
-      </w:r>
-      <w:proofErr w:type="spellEnd"/>
-      <w:r>
+        <w:t>phoneAut 15 char+”/0” =&gt; 16 char</w:t>
+      </w:r>
+    </w:p>
+    <w:p>
+      <w:pPr>
         <w:rPr>
           <w:rFonts w:ascii="Arial" w:hAnsi="Arial" w:cs="Arial"/>
           <w:lang w:val="en-US"/>
         </w:rPr>
-        <w:t xml:space="preserve"> 15 char+”/0” =&gt; 16 char</w:t>
-      </w:r>
-    </w:p>
-    <w:p>
-      <w:pPr>
-        <w:rPr>
-          <w:rFonts w:ascii="Arial" w:hAnsi="Arial" w:cs="Arial"/>
-          <w:lang w:val="en-US"/>
-        </w:rPr>
       </w:pPr>
     </w:p>
     <w:p>
@@ -17555,7 +16714,6 @@
         </w:rPr>
         <w:t> </w:t>
       </w:r>
-      <w:proofErr w:type="spellStart"/>
       <w:r>
         <w:rPr>
           <w:rFonts w:ascii="Consolas" w:eastAsia="Times New Roman" w:hAnsi="Consolas" w:cs="Times New Roman"/>
@@ -17566,7 +16724,6 @@
         </w:rPr>
         <w:t>writeString</w:t>
       </w:r>
-      <w:proofErr w:type="spellEnd"/>
       <w:r>
         <w:rPr>
           <w:rFonts w:ascii="Consolas" w:eastAsia="Times New Roman" w:hAnsi="Consolas" w:cs="Times New Roman"/>
@@ -17694,7 +16851,6 @@
           <w:rFonts w:ascii="Arial" w:hAnsi="Arial" w:cs="Arial"/>
         </w:rPr>
       </w:pPr>
-      <w:proofErr w:type="spellStart"/>
       <w:r>
         <w:rPr>
           <w:rFonts w:ascii="Consolas" w:eastAsia="Times New Roman" w:hAnsi="Consolas" w:cs="Times New Roman"/>
@@ -17702,17 +16858,7 @@
           <w:szCs w:val="24"/>
           <w:lang w:eastAsia="it-IT"/>
         </w:rPr>
-        <w:t>writeString</w:t>
-      </w:r>
-      <w:proofErr w:type="spellEnd"/>
-      <w:r>
-        <w:rPr>
-          <w:rFonts w:ascii="Consolas" w:eastAsia="Times New Roman" w:hAnsi="Consolas" w:cs="Times New Roman"/>
-          <w:sz w:val="24"/>
-          <w:szCs w:val="24"/>
-          <w:lang w:eastAsia="it-IT"/>
-        </w:rPr>
-        <w:t>((6+i*17), "");  </w:t>
+        <w:t>writeString((6+i*17), "");  </w:t>
       </w:r>
     </w:p>
     <w:p>
@@ -18066,14 +17212,12 @@
           <w:rFonts w:ascii="Arial" w:hAnsi="Arial" w:cs="Arial"/>
         </w:rPr>
       </w:pPr>
-      <w:proofErr w:type="spellStart"/>
       <w:r>
         <w:rPr>
           <w:rFonts w:ascii="Arial" w:hAnsi="Arial" w:cs="Arial"/>
         </w:rPr>
         <w:t>EStr</w:t>
       </w:r>
-      <w:proofErr w:type="spellEnd"/>
     </w:p>
     <w:p>
       <w:pPr>
@@ -18081,14 +17225,12 @@
           <w:rFonts w:ascii="Arial" w:hAnsi="Arial" w:cs="Arial"/>
         </w:rPr>
       </w:pPr>
-      <w:proofErr w:type="spellStart"/>
       <w:r>
         <w:rPr>
           <w:rFonts w:ascii="Arial" w:hAnsi="Arial" w:cs="Arial"/>
         </w:rPr>
         <w:t>phoneAuth</w:t>
       </w:r>
-      <w:proofErr w:type="spellEnd"/>
     </w:p>
     <w:p>
       <w:pPr>

--- a/SMS Manager for Power monitoring.docx
+++ b/SMS Manager for Power monitoring.docx
@@ -6727,77 +6727,44 @@
         <w:lastRenderedPageBreak/>
         <w:t>Indicazioni generali</w:t>
       </w:r>
-    </w:p>
-    <w:p>
-      <w:pPr>
-        <w:spacing w:after="0" w:line="330" w:lineRule="atLeast"/>
-        <w:rPr>
-          <w:rFonts w:ascii="Arial" w:eastAsia="Times New Roman" w:hAnsi="Arial" w:cs="Arial"/>
-          <w:color w:val="000000" w:themeColor="text1"/>
-          <w:sz w:val="24"/>
-          <w:szCs w:val="24"/>
-          <w:lang w:eastAsia="it-IT"/>
-        </w:rPr>
-      </w:pPr>
-      <w:r>
-        <w:rPr>
-          <w:rFonts w:ascii="Arial" w:eastAsia="Times New Roman" w:hAnsi="Arial" w:cs="Arial"/>
-          <w:color w:val="000000" w:themeColor="text1"/>
-          <w:sz w:val="24"/>
-          <w:szCs w:val="24"/>
-          <w:lang w:eastAsia="it-IT"/>
-        </w:rPr>
-        <w:t xml:space="preserve">  </w:t>
-      </w:r>
-    </w:p>
-    <w:p>
-      <w:pPr>
-        <w:spacing w:after="0" w:line="330" w:lineRule="atLeast"/>
-        <w:rPr>
-          <w:rFonts w:ascii="Arial" w:eastAsia="Times New Roman" w:hAnsi="Arial" w:cs="Arial"/>
-          <w:color w:val="000000" w:themeColor="text1"/>
-          <w:sz w:val="24"/>
-          <w:szCs w:val="24"/>
-          <w:lang w:eastAsia="it-IT"/>
-        </w:rPr>
-      </w:pPr>
-      <w:r>
-        <w:rPr>
-          <w:rFonts w:ascii="Arial" w:eastAsia="Times New Roman" w:hAnsi="Arial" w:cs="Arial"/>
-          <w:color w:val="000000" w:themeColor="text1"/>
-          <w:sz w:val="24"/>
-          <w:szCs w:val="24"/>
-          <w:lang w:eastAsia="it-IT"/>
-        </w:rPr>
-        <w:t>EEPROM.read(5) Indicatore Rete presente (0) Rete assente (1)</w:t>
-      </w:r>
-    </w:p>
-    <w:p>
-      <w:pPr>
-        <w:spacing w:after="0" w:line="330" w:lineRule="atLeast"/>
-        <w:rPr>
-          <w:rFonts w:ascii="Arial" w:eastAsia="Times New Roman" w:hAnsi="Arial" w:cs="Arial"/>
-          <w:color w:val="000000" w:themeColor="text1"/>
-          <w:sz w:val="24"/>
-          <w:szCs w:val="24"/>
-          <w:lang w:eastAsia="it-IT"/>
-        </w:rPr>
-      </w:pPr>
-    </w:p>
-    <w:p>
-      <w:pPr>
-        <w:spacing w:after="0" w:line="330" w:lineRule="atLeast"/>
+      <w:r>
         <w:rPr>
           <w:rFonts w:ascii="Arial" w:eastAsia="Times New Roman" w:hAnsi="Arial" w:cs="Arial"/>
           <w:b/>
           <w:bCs/>
           <w:color w:val="000000" w:themeColor="text1"/>
-          <w:sz w:val="24"/>
-          <w:szCs w:val="24"/>
-          <w:lang w:eastAsia="it-IT"/>
-        </w:rPr>
-      </w:pPr>
-      <w:r>
+          <w:sz w:val="32"/>
+          <w:szCs w:val="32"/>
+          <w:lang w:eastAsia="it-IT"/>
+        </w:rPr>
+        <w:t xml:space="preserve"> – Operatività utente</w:t>
+      </w:r>
+    </w:p>
+    <w:p>
+      <w:pPr>
+        <w:spacing w:after="0" w:line="330" w:lineRule="atLeast"/>
+        <w:rPr>
+          <w:rFonts w:ascii="Arial" w:eastAsia="Times New Roman" w:hAnsi="Arial" w:cs="Arial"/>
+          <w:color w:val="000000" w:themeColor="text1"/>
+          <w:sz w:val="24"/>
+          <w:szCs w:val="24"/>
+          <w:lang w:eastAsia="it-IT"/>
+        </w:rPr>
+      </w:pPr>
+      <w:r>
+        <w:rPr>
+          <w:rFonts w:ascii="Arial" w:eastAsia="Times New Roman" w:hAnsi="Arial" w:cs="Arial"/>
+          <w:color w:val="000000" w:themeColor="text1"/>
+          <w:sz w:val="24"/>
+          <w:szCs w:val="24"/>
+          <w:lang w:eastAsia="it-IT"/>
+        </w:rPr>
+        <w:t xml:space="preserve">  </w:t>
+      </w:r>
+    </w:p>
+    <w:p>
+      <w:pPr>
+        <w:spacing w:after="0" w:line="330" w:lineRule="atLeast"/>
         <w:rPr>
           <w:rFonts w:ascii="Arial" w:eastAsia="Times New Roman" w:hAnsi="Arial" w:cs="Arial"/>
           <w:b/>
@@ -6807,6 +6774,17 @@
           <w:szCs w:val="24"/>
           <w:lang w:eastAsia="it-IT"/>
         </w:rPr>
+      </w:pPr>
+      <w:r>
+        <w:rPr>
+          <w:rFonts w:ascii="Arial" w:eastAsia="Times New Roman" w:hAnsi="Arial" w:cs="Arial"/>
+          <w:b/>
+          <w:bCs/>
+          <w:color w:val="000000" w:themeColor="text1"/>
+          <w:sz w:val="24"/>
+          <w:szCs w:val="24"/>
+          <w:lang w:eastAsia="it-IT"/>
+        </w:rPr>
         <w:t>  1st Power On</w:t>
       </w:r>
     </w:p>
@@ -6829,7 +6807,37 @@
           <w:szCs w:val="24"/>
           <w:lang w:eastAsia="it-IT"/>
         </w:rPr>
-        <w:t>  -  inizialmente la EEPROM non ha numeri (tutti "")</w:t>
+        <w:t>  -  </w:t>
+      </w:r>
+      <w:r>
+        <w:rPr>
+          <w:rFonts w:ascii="Arial" w:eastAsia="Times New Roman" w:hAnsi="Arial" w:cs="Arial"/>
+          <w:color w:val="000000" w:themeColor="text1"/>
+          <w:sz w:val="24"/>
+          <w:szCs w:val="24"/>
+          <w:lang w:eastAsia="it-IT"/>
+        </w:rPr>
+        <w:t>I</w:t>
+      </w:r>
+      <w:r>
+        <w:rPr>
+          <w:rFonts w:ascii="Arial" w:eastAsia="Times New Roman" w:hAnsi="Arial" w:cs="Arial"/>
+          <w:color w:val="000000" w:themeColor="text1"/>
+          <w:sz w:val="24"/>
+          <w:szCs w:val="24"/>
+          <w:lang w:eastAsia="it-IT"/>
+        </w:rPr>
+        <w:t>nizialmente la EEPROM non ha numeri (tutti "")</w:t>
+      </w:r>
+      <w:r>
+        <w:rPr>
+          <w:rFonts w:ascii="Arial" w:eastAsia="Times New Roman" w:hAnsi="Arial" w:cs="Arial"/>
+          <w:color w:val="000000" w:themeColor="text1"/>
+          <w:sz w:val="24"/>
+          <w:szCs w:val="24"/>
+          <w:lang w:eastAsia="it-IT"/>
+        </w:rPr>
+        <w:t xml:space="preserve"> – equivale ad un Factory Reset</w:t>
       </w:r>
     </w:p>
     <w:p>
@@ -6837,21 +6845,81 @@
         <w:spacing w:after="0" w:line="330" w:lineRule="atLeast"/>
         <w:rPr>
           <w:rFonts w:ascii="Arial" w:eastAsia="Times New Roman" w:hAnsi="Arial" w:cs="Arial"/>
-          <w:color w:val="A6A6A6" w:themeColor="background1" w:themeShade="A6"/>
-          <w:sz w:val="24"/>
-          <w:szCs w:val="24"/>
-          <w:lang w:eastAsia="it-IT"/>
-        </w:rPr>
-      </w:pPr>
-      <w:r>
-        <w:rPr>
-          <w:rFonts w:ascii="Arial" w:eastAsia="Times New Roman" w:hAnsi="Arial" w:cs="Arial"/>
-          <w:color w:val="A6A6A6" w:themeColor="background1" w:themeShade="A6"/>
-          <w:sz w:val="24"/>
-          <w:szCs w:val="24"/>
-          <w:lang w:eastAsia="it-IT"/>
-        </w:rPr>
-        <w:t>  -  Eventualmente dare Comando E per cancellare tutti i numeri (Non documentato)</w:t>
+          <w:color w:val="000000" w:themeColor="text1"/>
+          <w:sz w:val="24"/>
+          <w:szCs w:val="24"/>
+          <w:lang w:eastAsia="it-IT"/>
+        </w:rPr>
+      </w:pPr>
+      <w:r>
+        <w:rPr>
+          <w:rFonts w:ascii="Arial" w:eastAsia="Times New Roman" w:hAnsi="Arial" w:cs="Arial"/>
+          <w:color w:val="000000" w:themeColor="text1"/>
+          <w:sz w:val="24"/>
+          <w:szCs w:val="24"/>
+          <w:lang w:eastAsia="it-IT"/>
+        </w:rPr>
+        <w:t>  -  Definire il numero Master M</w:t>
+      </w:r>
+      <w:r>
+        <w:rPr>
+          <w:rFonts w:ascii="Arial" w:eastAsia="Times New Roman" w:hAnsi="Arial" w:cs="Arial"/>
+          <w:color w:val="000000" w:themeColor="text1"/>
+          <w:sz w:val="24"/>
+          <w:szCs w:val="24"/>
+          <w:lang w:eastAsia="it-IT"/>
+        </w:rPr>
+        <w:t xml:space="preserve"> con PIN</w:t>
+      </w:r>
+      <w:r>
+        <w:rPr>
+          <w:rFonts w:ascii="Arial" w:eastAsia="Times New Roman" w:hAnsi="Arial" w:cs="Arial"/>
+          <w:color w:val="000000" w:themeColor="text1"/>
+          <w:sz w:val="24"/>
+          <w:szCs w:val="24"/>
+          <w:lang w:eastAsia="it-IT"/>
+        </w:rPr>
+        <w:t xml:space="preserve"> (es, </w:t>
+      </w:r>
+      <w:r>
+        <w:rPr>
+          <w:rFonts w:ascii="Arial" w:eastAsia="Times New Roman" w:hAnsi="Arial" w:cs="Arial"/>
+          <w:b/>
+          <w:bCs/>
+          <w:i/>
+          <w:iCs/>
+          <w:color w:val="000000" w:themeColor="text1"/>
+          <w:sz w:val="24"/>
+          <w:szCs w:val="24"/>
+          <w:lang w:eastAsia="it-IT"/>
+        </w:rPr>
+        <w:t>M+393334188263</w:t>
+      </w:r>
+      <w:r>
+        <w:rPr>
+          <w:rFonts w:ascii="Arial" w:eastAsia="Times New Roman" w:hAnsi="Arial" w:cs="Arial"/>
+          <w:b/>
+          <w:bCs/>
+          <w:i/>
+          <w:iCs/>
+          <w:color w:val="000000" w:themeColor="text1"/>
+          <w:sz w:val="24"/>
+          <w:szCs w:val="24"/>
+          <w:lang w:eastAsia="it-IT"/>
+        </w:rPr>
+        <w:t xml:space="preserve"> 123A5</w:t>
+      </w:r>
+      <w:r>
+        <w:rPr>
+          <w:rFonts w:ascii="Arial" w:eastAsia="Times New Roman" w:hAnsi="Arial" w:cs="Arial"/>
+          <w:i/>
+          <w:iCs/>
+          <w:color w:val="000000" w:themeColor="text1"/>
+          <w:sz w:val="24"/>
+          <w:szCs w:val="24"/>
+          <w:lang w:eastAsia="it-IT"/>
+        </w:rPr>
+        <w:t>)</w:t>
       </w:r>
     </w:p>
     <w:p>
@@ -6873,7 +6941,7 @@
           <w:szCs w:val="24"/>
           <w:lang w:eastAsia="it-IT"/>
         </w:rPr>
-        <w:t>  -  Definire il numero Master (M)</w:t>
+        <w:t>  -  Una volta definito il numero master è possibile definire il primo numero ausiliario (A1)</w:t>
       </w:r>
     </w:p>
     <w:p>
@@ -6881,21 +6949,21 @@
         <w:spacing w:after="0" w:line="330" w:lineRule="atLeast"/>
         <w:rPr>
           <w:rFonts w:ascii="Arial" w:eastAsia="Times New Roman" w:hAnsi="Arial" w:cs="Arial"/>
-          <w:color w:val="000000" w:themeColor="text1"/>
-          <w:sz w:val="24"/>
-          <w:szCs w:val="24"/>
-          <w:lang w:eastAsia="it-IT"/>
-        </w:rPr>
-      </w:pPr>
-      <w:r>
-        <w:rPr>
-          <w:rFonts w:ascii="Arial" w:eastAsia="Times New Roman" w:hAnsi="Arial" w:cs="Arial"/>
-          <w:color w:val="000000" w:themeColor="text1"/>
-          <w:sz w:val="24"/>
-          <w:szCs w:val="24"/>
-          <w:lang w:eastAsia="it-IT"/>
-        </w:rPr>
-        <w:t>  -  Una volta definito il numero master è possibile definire il primo numero ausiliario (A1)</w:t>
+          <w:color w:val="BBBEBF"/>
+          <w:sz w:val="24"/>
+          <w:szCs w:val="24"/>
+          <w:lang w:eastAsia="it-IT"/>
+        </w:rPr>
+      </w:pPr>
+      <w:r>
+        <w:rPr>
+          <w:rFonts w:ascii="Arial" w:eastAsia="Times New Roman" w:hAnsi="Arial" w:cs="Arial"/>
+          <w:color w:val="000000" w:themeColor="text1"/>
+          <w:sz w:val="24"/>
+          <w:szCs w:val="24"/>
+          <w:lang w:eastAsia="it-IT"/>
+        </w:rPr>
+        <w:t>     e poi il secondo numero Ausiliario (A2)</w:t>
       </w:r>
     </w:p>
     <w:p>
@@ -6903,25 +6971,30 @@
         <w:spacing w:after="0" w:line="330" w:lineRule="atLeast"/>
         <w:rPr>
           <w:rFonts w:ascii="Arial" w:eastAsia="Times New Roman" w:hAnsi="Arial" w:cs="Arial"/>
-          <w:color w:val="BBBEBF"/>
-          <w:sz w:val="24"/>
-          <w:szCs w:val="24"/>
-          <w:lang w:eastAsia="it-IT"/>
-        </w:rPr>
-      </w:pPr>
-      <w:r>
-        <w:rPr>
-          <w:rFonts w:ascii="Arial" w:eastAsia="Times New Roman" w:hAnsi="Arial" w:cs="Arial"/>
-          <w:color w:val="000000" w:themeColor="text1"/>
-          <w:sz w:val="24"/>
-          <w:szCs w:val="24"/>
-          <w:lang w:eastAsia="it-IT"/>
-        </w:rPr>
-        <w:t>     e poi il secondo numero Ausiliario (A2)</w:t>
-      </w:r>
-    </w:p>
-    <w:p>
-      <w:pPr>
+          <w:color w:val="000000" w:themeColor="text1"/>
+          <w:sz w:val="24"/>
+          <w:szCs w:val="24"/>
+          <w:lang w:eastAsia="it-IT"/>
+        </w:rPr>
+      </w:pPr>
+      <w:r>
+        <w:rPr>
+          <w:rFonts w:ascii="Arial" w:eastAsia="Times New Roman" w:hAnsi="Arial" w:cs="Arial"/>
+          <w:color w:val="000000" w:themeColor="text1"/>
+          <w:sz w:val="24"/>
+          <w:szCs w:val="24"/>
+          <w:lang w:eastAsia="it-IT"/>
+        </w:rPr>
+        <w:t>  -  Con "D" il MASTER può CANCELLARE tutti i cellulari eccetto il numero Master autorizzato (0)</w:t>
+      </w:r>
+    </w:p>
+    <w:p>
+      <w:pPr>
+        <w:pStyle w:val="Paragrafoelenco"/>
+        <w:numPr>
+          <w:ilvl w:val="0"/>
+          <w:numId w:val="10"/>
+        </w:numPr>
         <w:spacing w:after="0" w:line="330" w:lineRule="atLeast"/>
         <w:rPr>
           <w:rFonts w:ascii="Arial" w:eastAsia="Times New Roman" w:hAnsi="Arial" w:cs="Arial"/>
@@ -6939,7 +7012,27 @@
           <w:szCs w:val="24"/>
           <w:lang w:eastAsia="it-IT"/>
         </w:rPr>
-        <w:t>  -  Con "D" il MASTER può CANCELLARE tutti i cellulari eccetto il numero Master autorizzato (0)</w:t>
+        <w:t xml:space="preserve">Con “N” </w:t>
+      </w:r>
+      <w:r>
+        <w:rPr>
+          <w:rFonts w:ascii="Arial" w:eastAsia="Times New Roman" w:hAnsi="Arial" w:cs="Arial"/>
+          <w:color w:val="000000" w:themeColor="text1"/>
+          <w:sz w:val="24"/>
+          <w:szCs w:val="24"/>
+          <w:lang w:eastAsia="it-IT"/>
+        </w:rPr>
+        <w:t>il MASTER</w:t>
+      </w:r>
+      <w:r>
+        <w:rPr>
+          <w:rFonts w:ascii="Arial" w:eastAsia="Times New Roman" w:hAnsi="Arial" w:cs="Arial"/>
+          <w:color w:val="000000" w:themeColor="text1"/>
+          <w:sz w:val="24"/>
+          <w:szCs w:val="24"/>
+          <w:lang w:eastAsia="it-IT"/>
+        </w:rPr>
+        <w:t xml:space="preserve"> può ottenere la lista dei numeri autorizzati (Master + Ausiliari)</w:t>
       </w:r>
     </w:p>
     <w:p>
@@ -7167,7 +7260,27 @@
           <w:szCs w:val="20"/>
           <w:lang w:eastAsia="it-IT"/>
         </w:rPr>
-        <w:t>ogni 10s controlla SMS non letti</w:t>
+        <w:t xml:space="preserve">ogni </w:t>
+      </w:r>
+      <w:r>
+        <w:rPr>
+          <w:rFonts w:ascii="Segoe UI" w:eastAsia="Times New Roman" w:hAnsi="Segoe UI" w:cs="Segoe UI"/>
+          <w:color w:val="000000" w:themeColor="text1"/>
+          <w:sz w:val="20"/>
+          <w:szCs w:val="20"/>
+          <w:lang w:eastAsia="it-IT"/>
+        </w:rPr>
+        <w:t>5</w:t>
+      </w:r>
+      <w:r>
+        <w:rPr>
+          <w:rFonts w:ascii="Segoe UI" w:eastAsia="Times New Roman" w:hAnsi="Segoe UI" w:cs="Segoe UI"/>
+          <w:color w:val="000000" w:themeColor="text1"/>
+          <w:sz w:val="20"/>
+          <w:szCs w:val="20"/>
+          <w:lang w:eastAsia="it-IT"/>
+        </w:rPr>
+        <w:t>s controlla SMS non letti</w:t>
       </w:r>
     </w:p>
     <w:p>
@@ -7231,6 +7344,7 @@
           <w:numId w:val="1"/>
         </w:numPr>
         <w:spacing w:before="60" w:after="60" w:line="240" w:lineRule="auto"/>
+        <w:jc w:val="both"/>
         <w:rPr>
           <w:rFonts w:ascii="Segoe UI" w:eastAsia="Times New Roman" w:hAnsi="Segoe UI" w:cs="Segoe UI"/>
           <w:color w:val="000000" w:themeColor="text1"/>
@@ -7247,7 +7361,7 @@
           <w:szCs w:val="20"/>
           <w:lang w:eastAsia="it-IT"/>
         </w:rPr>
-        <w:t>A = aggiunge/sostituisce ausiliario</w:t>
+        <w:t xml:space="preserve">M+PIN = definisce da factory reset il Master </w:t>
       </w:r>
     </w:p>
     <w:p>
@@ -7274,7 +7388,7 @@
           <w:szCs w:val="20"/>
           <w:lang w:eastAsia="it-IT"/>
         </w:rPr>
-        <w:t>D = cancella ausiliari</w:t>
+        <w:t>A = aggiunge/sostituisce ausiliario</w:t>
       </w:r>
     </w:p>
     <w:p>
@@ -7301,7 +7415,7 @@
           <w:szCs w:val="20"/>
           <w:lang w:eastAsia="it-IT"/>
         </w:rPr>
-        <w:t>N = lista numeri autorizzati</w:t>
+        <w:t>D = cancella ausiliari</w:t>
       </w:r>
     </w:p>
     <w:p>
@@ -7328,27 +7442,7 @@
           <w:szCs w:val="20"/>
           <w:lang w:eastAsia="it-IT"/>
         </w:rPr>
-        <w:t>F</w:t>
-      </w:r>
-      <w:r>
-        <w:rPr>
-          <w:rFonts w:ascii="Segoe UI" w:eastAsia="Times New Roman" w:hAnsi="Segoe UI" w:cs="Segoe UI"/>
-          <w:color w:val="000000" w:themeColor="text1"/>
-          <w:sz w:val="20"/>
-          <w:szCs w:val="20"/>
-          <w:lang w:eastAsia="it-IT"/>
-        </w:rPr>
-        <w:t xml:space="preserve"> = </w:t>
-      </w:r>
-      <w:r>
-        <w:rPr>
-          <w:rFonts w:ascii="Segoe UI" w:eastAsia="Times New Roman" w:hAnsi="Segoe UI" w:cs="Segoe UI"/>
-          <w:color w:val="000000" w:themeColor="text1"/>
-          <w:sz w:val="20"/>
-          <w:szCs w:val="20"/>
-          <w:lang w:eastAsia="it-IT"/>
-        </w:rPr>
-        <w:t>factory reset</w:t>
+        <w:t>N = lista numeri autorizzati</w:t>
       </w:r>
     </w:p>
     <w:p>
@@ -7375,7 +7469,81 @@
           <w:szCs w:val="20"/>
           <w:lang w:eastAsia="it-IT"/>
         </w:rPr>
+        <w:t>F</w:t>
+      </w:r>
+      <w:r>
+        <w:rPr>
+          <w:rFonts w:ascii="Segoe UI" w:eastAsia="Times New Roman" w:hAnsi="Segoe UI" w:cs="Segoe UI"/>
+          <w:color w:val="000000" w:themeColor="text1"/>
+          <w:sz w:val="20"/>
+          <w:szCs w:val="20"/>
+          <w:lang w:eastAsia="it-IT"/>
+        </w:rPr>
+        <w:t xml:space="preserve"> = </w:t>
+      </w:r>
+      <w:r>
+        <w:rPr>
+          <w:rFonts w:ascii="Segoe UI" w:eastAsia="Times New Roman" w:hAnsi="Segoe UI" w:cs="Segoe UI"/>
+          <w:color w:val="000000" w:themeColor="text1"/>
+          <w:sz w:val="20"/>
+          <w:szCs w:val="20"/>
+          <w:lang w:eastAsia="it-IT"/>
+        </w:rPr>
+        <w:t>factory reset</w:t>
+      </w:r>
+    </w:p>
+    <w:p>
+      <w:pPr>
+        <w:pStyle w:val="Paragrafoelenco"/>
+        <w:numPr>
+          <w:ilvl w:val="2"/>
+          <w:numId w:val="1"/>
+        </w:numPr>
+        <w:spacing w:before="60" w:after="60" w:line="240" w:lineRule="auto"/>
+        <w:rPr>
+          <w:rFonts w:ascii="Segoe UI" w:eastAsia="Times New Roman" w:hAnsi="Segoe UI" w:cs="Segoe UI"/>
+          <w:color w:val="000000" w:themeColor="text1"/>
+          <w:sz w:val="20"/>
+          <w:szCs w:val="20"/>
+          <w:lang w:eastAsia="it-IT"/>
+        </w:rPr>
+      </w:pPr>
+      <w:r>
+        <w:rPr>
+          <w:rFonts w:ascii="Segoe UI" w:eastAsia="Times New Roman" w:hAnsi="Segoe UI" w:cs="Segoe UI"/>
+          <w:color w:val="000000" w:themeColor="text1"/>
+          <w:sz w:val="20"/>
+          <w:szCs w:val="20"/>
+          <w:lang w:eastAsia="it-IT"/>
+        </w:rPr>
         <w:t>S = invia stato tensione</w:t>
+      </w:r>
+    </w:p>
+    <w:p>
+      <w:pPr>
+        <w:pStyle w:val="Paragrafoelenco"/>
+        <w:numPr>
+          <w:ilvl w:val="2"/>
+          <w:numId w:val="1"/>
+        </w:numPr>
+        <w:spacing w:before="60" w:after="60" w:line="240" w:lineRule="auto"/>
+        <w:rPr>
+          <w:rFonts w:ascii="Segoe UI" w:eastAsia="Times New Roman" w:hAnsi="Segoe UI" w:cs="Segoe UI"/>
+          <w:color w:val="000000" w:themeColor="text1"/>
+          <w:sz w:val="20"/>
+          <w:szCs w:val="20"/>
+          <w:lang w:eastAsia="it-IT"/>
+        </w:rPr>
+      </w:pPr>
+      <w:r>
+        <w:rPr>
+          <w:rFonts w:ascii="Segoe UI" w:eastAsia="Times New Roman" w:hAnsi="Segoe UI" w:cs="Segoe UI"/>
+          <w:color w:val="000000" w:themeColor="text1"/>
+          <w:sz w:val="20"/>
+          <w:szCs w:val="20"/>
+          <w:lang w:eastAsia="it-IT"/>
+        </w:rPr>
+        <w:t>P = Modifica PIN</w:t>
       </w:r>
     </w:p>
     <w:p>
@@ -9887,6 +10055,15 @@
                 <w:lang w:val="en-US" w:eastAsia="it-IT"/>
               </w:rPr>
             </w:pPr>
+            <w:r>
+              <w:rPr>
+                <w:rFonts w:ascii="Arial" w:eastAsia="Times New Roman" w:hAnsi="Arial" w:cs="Arial"/>
+                <w:sz w:val="16"/>
+                <w:szCs w:val="16"/>
+                <w:lang w:val="en-US" w:eastAsia="it-IT"/>
+              </w:rPr>
+              <w:t>ok</w:t>
+            </w:r>
           </w:p>
         </w:tc>
       </w:tr>
@@ -10161,6 +10338,15 @@
                 <w:lang w:eastAsia="it-IT"/>
               </w:rPr>
             </w:pPr>
+            <w:r>
+              <w:rPr>
+                <w:rFonts w:ascii="Arial" w:eastAsia="Times New Roman" w:hAnsi="Arial" w:cs="Arial"/>
+                <w:sz w:val="16"/>
+                <w:szCs w:val="16"/>
+                <w:lang w:eastAsia="it-IT"/>
+              </w:rPr>
+              <w:t>ok</w:t>
+            </w:r>
           </w:p>
         </w:tc>
       </w:tr>
@@ -10429,6 +10615,15 @@
                 <w:lang w:val="en-US" w:eastAsia="it-IT"/>
               </w:rPr>
             </w:pPr>
+            <w:r>
+              <w:rPr>
+                <w:rFonts w:ascii="Arial" w:eastAsia="Times New Roman" w:hAnsi="Arial" w:cs="Arial"/>
+                <w:sz w:val="16"/>
+                <w:szCs w:val="16"/>
+                <w:lang w:val="en-US" w:eastAsia="it-IT"/>
+              </w:rPr>
+              <w:t>ok</w:t>
+            </w:r>
           </w:p>
         </w:tc>
       </w:tr>
@@ -10714,6 +10909,15 @@
                 <w:lang w:eastAsia="it-IT"/>
               </w:rPr>
             </w:pPr>
+            <w:r>
+              <w:rPr>
+                <w:rFonts w:ascii="Arial" w:eastAsia="Times New Roman" w:hAnsi="Arial" w:cs="Arial"/>
+                <w:sz w:val="16"/>
+                <w:szCs w:val="16"/>
+                <w:lang w:eastAsia="it-IT"/>
+              </w:rPr>
+              <w:t>ok</w:t>
+            </w:r>
           </w:p>
         </w:tc>
       </w:tr>
@@ -10943,6 +11147,15 @@
                 <w:lang w:val="en-US" w:eastAsia="it-IT"/>
               </w:rPr>
             </w:pPr>
+            <w:r>
+              <w:rPr>
+                <w:rFonts w:ascii="Arial" w:eastAsia="Times New Roman" w:hAnsi="Arial" w:cs="Arial"/>
+                <w:sz w:val="16"/>
+                <w:szCs w:val="16"/>
+                <w:lang w:val="en-US" w:eastAsia="it-IT"/>
+              </w:rPr>
+              <w:t>ok</w:t>
+            </w:r>
           </w:p>
         </w:tc>
       </w:tr>
@@ -11215,6 +11428,16 @@
                 <w:lang w:eastAsia="it-IT"/>
               </w:rPr>
             </w:pPr>
+            <w:r>
+              <w:rPr>
+                <w:rFonts w:ascii="Arial" w:eastAsia="Times New Roman" w:hAnsi="Arial" w:cs="Arial"/>
+                <w:sz w:val="16"/>
+                <w:szCs w:val="16"/>
+                <w:lang w:eastAsia="it-IT"/>
+              </w:rPr>
+              <w:lastRenderedPageBreak/>
+              <w:t>ok</w:t>
+            </w:r>
           </w:p>
         </w:tc>
       </w:tr>

--- a/SMS Manager for Power monitoring.docx
+++ b/SMS Manager for Power monitoring.docx
@@ -66,6 +66,7 @@
         </w:rPr>
         <w:t xml:space="preserve">  </w:t>
       </w:r>
+      <w:proofErr w:type="spellStart"/>
       <w:r>
         <w:rPr>
           <w:rFonts w:ascii="Arial" w:eastAsia="Times New Roman" w:hAnsi="Arial" w:cs="Arial"/>
@@ -76,7 +77,20 @@
           <w:szCs w:val="28"/>
           <w:lang w:val="en-US" w:eastAsia="it-IT"/>
         </w:rPr>
-        <w:t>Specifiche:</w:t>
+        <w:t>Specifiche</w:t>
+      </w:r>
+      <w:proofErr w:type="spellEnd"/>
+      <w:r>
+        <w:rPr>
+          <w:rFonts w:ascii="Arial" w:eastAsia="Times New Roman" w:hAnsi="Arial" w:cs="Arial"/>
+          <w:b/>
+          <w:bCs/>
+          <w:color w:val="000000" w:themeColor="text1"/>
+          <w:sz w:val="28"/>
+          <w:szCs w:val="28"/>
+          <w:lang w:val="en-US" w:eastAsia="it-IT"/>
+        </w:rPr>
+        <w:t>:</w:t>
       </w:r>
     </w:p>
     <w:p>
@@ -130,7 +144,29 @@
           <w:szCs w:val="24"/>
           <w:lang w:eastAsia="it-IT"/>
         </w:rPr>
-        <w:t>  -     Reinizializzazione ogni 24 ore (ogni giorno) ad ora prestabilita</w:t>
+        <w:t>  -     </w:t>
+      </w:r>
+      <w:proofErr w:type="spellStart"/>
+      <w:r>
+        <w:rPr>
+          <w:rFonts w:ascii="Arial" w:eastAsia="Times New Roman" w:hAnsi="Arial" w:cs="Arial"/>
+          <w:color w:val="000000" w:themeColor="text1"/>
+          <w:sz w:val="24"/>
+          <w:szCs w:val="24"/>
+          <w:lang w:eastAsia="it-IT"/>
+        </w:rPr>
+        <w:t>Reinizializzazione</w:t>
+      </w:r>
+      <w:proofErr w:type="spellEnd"/>
+      <w:r>
+        <w:rPr>
+          <w:rFonts w:ascii="Arial" w:eastAsia="Times New Roman" w:hAnsi="Arial" w:cs="Arial"/>
+          <w:color w:val="000000" w:themeColor="text1"/>
+          <w:sz w:val="24"/>
+          <w:szCs w:val="24"/>
+          <w:lang w:eastAsia="it-IT"/>
+        </w:rPr>
+        <w:t xml:space="preserve"> ogni 24 ore (ogni giorno) ad ora prestabilita</w:t>
       </w:r>
       <w:r>
         <w:rPr>
@@ -398,7 +434,29 @@
           <w:szCs w:val="24"/>
           <w:lang w:eastAsia="it-IT"/>
         </w:rPr>
-        <w:t xml:space="preserve"> Comando SMS (D)  Cancellazione numeri ausiliari</w:t>
+        <w:t xml:space="preserve"> Comando SMS (D</w:t>
+      </w:r>
+      <w:proofErr w:type="gramStart"/>
+      <w:r>
+        <w:rPr>
+          <w:rFonts w:ascii="Arial" w:eastAsia="Times New Roman" w:hAnsi="Arial" w:cs="Arial"/>
+          <w:color w:val="000000" w:themeColor="text1"/>
+          <w:sz w:val="24"/>
+          <w:szCs w:val="24"/>
+          <w:lang w:eastAsia="it-IT"/>
+        </w:rPr>
+        <w:t>)  Cancellazione</w:t>
+      </w:r>
+      <w:proofErr w:type="gramEnd"/>
+      <w:r>
+        <w:rPr>
+          <w:rFonts w:ascii="Arial" w:eastAsia="Times New Roman" w:hAnsi="Arial" w:cs="Arial"/>
+          <w:color w:val="000000" w:themeColor="text1"/>
+          <w:sz w:val="24"/>
+          <w:szCs w:val="24"/>
+          <w:lang w:eastAsia="it-IT"/>
+        </w:rPr>
+        <w:t xml:space="preserve"> numeri ausiliari</w:t>
       </w:r>
     </w:p>
     <w:p>
@@ -453,8 +511,9 @@
           <w:szCs w:val="24"/>
           <w:lang w:eastAsia="it-IT"/>
         </w:rPr>
-        <w:t>Master V</w:t>
-      </w:r>
+        <w:t xml:space="preserve">Master </w:t>
+      </w:r>
+      <w:proofErr w:type="gramStart"/>
       <w:r>
         <w:rPr>
           <w:rFonts w:ascii="Arial" w:eastAsia="Times New Roman" w:hAnsi="Arial" w:cs="Arial"/>
@@ -465,6 +524,18 @@
           <w:szCs w:val="24"/>
           <w:lang w:eastAsia="it-IT"/>
         </w:rPr>
+        <w:t>V</w:t>
+      </w:r>
+      <w:r>
+        <w:rPr>
+          <w:rFonts w:ascii="Arial" w:eastAsia="Times New Roman" w:hAnsi="Arial" w:cs="Arial"/>
+          <w:i/>
+          <w:iCs/>
+          <w:color w:val="000000" w:themeColor="text1"/>
+          <w:sz w:val="24"/>
+          <w:szCs w:val="24"/>
+          <w:lang w:eastAsia="it-IT"/>
+        </w:rPr>
         <w:t>uoto</w:t>
       </w:r>
       <w:r>
@@ -475,7 +546,18 @@
           <w:szCs w:val="24"/>
           <w:lang w:eastAsia="it-IT"/>
         </w:rPr>
-        <w:t xml:space="preserve">  Comando SMS (</w:t>
+        <w:t xml:space="preserve">  Comando</w:t>
+      </w:r>
+      <w:proofErr w:type="gramEnd"/>
+      <w:r>
+        <w:rPr>
+          <w:rFonts w:ascii="Arial" w:eastAsia="Times New Roman" w:hAnsi="Arial" w:cs="Arial"/>
+          <w:color w:val="000000" w:themeColor="text1"/>
+          <w:sz w:val="24"/>
+          <w:szCs w:val="24"/>
+          <w:lang w:eastAsia="it-IT"/>
+        </w:rPr>
+        <w:t xml:space="preserve"> SMS (</w:t>
       </w:r>
       <w:r>
         <w:rPr>
@@ -612,17 +694,41 @@
           <w:szCs w:val="24"/>
           <w:lang w:eastAsia="it-IT"/>
         </w:rPr>
-        <w:t>Da Master</w:t>
-      </w:r>
-      <w:r>
-        <w:rPr>
-          <w:rFonts w:ascii="Arial" w:eastAsia="Times New Roman" w:hAnsi="Arial" w:cs="Arial"/>
-          <w:color w:val="000000" w:themeColor="text1"/>
-          <w:sz w:val="24"/>
-          <w:szCs w:val="24"/>
-          <w:lang w:eastAsia="it-IT"/>
-        </w:rPr>
-        <w:t xml:space="preserve">  Comando SMS (</w:t>
+        <w:t xml:space="preserve">Da </w:t>
+      </w:r>
+      <w:proofErr w:type="gramStart"/>
+      <w:r>
+        <w:rPr>
+          <w:rFonts w:ascii="Arial" w:eastAsia="Times New Roman" w:hAnsi="Arial" w:cs="Arial"/>
+          <w:i/>
+          <w:iCs/>
+          <w:color w:val="000000" w:themeColor="text1"/>
+          <w:sz w:val="24"/>
+          <w:szCs w:val="24"/>
+          <w:lang w:eastAsia="it-IT"/>
+        </w:rPr>
+        <w:t>Master</w:t>
+      </w:r>
+      <w:r>
+        <w:rPr>
+          <w:rFonts w:ascii="Arial" w:eastAsia="Times New Roman" w:hAnsi="Arial" w:cs="Arial"/>
+          <w:color w:val="000000" w:themeColor="text1"/>
+          <w:sz w:val="24"/>
+          <w:szCs w:val="24"/>
+          <w:lang w:eastAsia="it-IT"/>
+        </w:rPr>
+        <w:t xml:space="preserve">  Comando</w:t>
+      </w:r>
+      <w:proofErr w:type="gramEnd"/>
+      <w:r>
+        <w:rPr>
+          <w:rFonts w:ascii="Arial" w:eastAsia="Times New Roman" w:hAnsi="Arial" w:cs="Arial"/>
+          <w:color w:val="000000" w:themeColor="text1"/>
+          <w:sz w:val="24"/>
+          <w:szCs w:val="24"/>
+          <w:lang w:eastAsia="it-IT"/>
+        </w:rPr>
+        <w:t xml:space="preserve"> SMS (</w:t>
       </w:r>
       <w:r>
         <w:rPr>
@@ -692,7 +798,29 @@
           <w:szCs w:val="24"/>
           <w:lang w:eastAsia="it-IT"/>
         </w:rPr>
-        <w:t>su comando M (per definizione Master da vuoto) o factory reset da comando M</w:t>
+        <w:t xml:space="preserve">su comando M (per definizione Master da vuoto) o </w:t>
+      </w:r>
+      <w:proofErr w:type="spellStart"/>
+      <w:r>
+        <w:rPr>
+          <w:rFonts w:ascii="Arial" w:eastAsia="Times New Roman" w:hAnsi="Arial" w:cs="Arial"/>
+          <w:color w:val="000000" w:themeColor="text1"/>
+          <w:sz w:val="24"/>
+          <w:szCs w:val="24"/>
+          <w:lang w:eastAsia="it-IT"/>
+        </w:rPr>
+        <w:t>factory</w:t>
+      </w:r>
+      <w:proofErr w:type="spellEnd"/>
+      <w:r>
+        <w:rPr>
+          <w:rFonts w:ascii="Arial" w:eastAsia="Times New Roman" w:hAnsi="Arial" w:cs="Arial"/>
+          <w:color w:val="000000" w:themeColor="text1"/>
+          <w:sz w:val="24"/>
+          <w:szCs w:val="24"/>
+          <w:lang w:eastAsia="it-IT"/>
+        </w:rPr>
+        <w:t xml:space="preserve"> reset da comando M</w:t>
       </w:r>
     </w:p>
     <w:p>
@@ -796,6 +924,7 @@
         </w:rPr>
         <w:t xml:space="preserve"> Comando SMS (</w:t>
       </w:r>
+      <w:proofErr w:type="spellStart"/>
       <w:r>
         <w:rPr>
           <w:rFonts w:ascii="Arial" w:eastAsia="Times New Roman" w:hAnsi="Arial" w:cs="Arial"/>
@@ -826,6 +955,7 @@
         </w:rPr>
         <w:t>PinVecchio+PinNuovo</w:t>
       </w:r>
+      <w:proofErr w:type="spellEnd"/>
       <w:r>
         <w:rPr>
           <w:rFonts w:ascii="Arial" w:eastAsia="Times New Roman" w:hAnsi="Arial" w:cs="Arial"/>
@@ -905,17 +1035,51 @@
           <w:szCs w:val="24"/>
           <w:lang w:eastAsia="it-IT"/>
         </w:rPr>
-        <w:t xml:space="preserve">(NON Implementato)    Salvataggio STATO </w:t>
-      </w:r>
-      <w:r>
-        <w:rPr>
-          <w:rFonts w:ascii="Arial" w:eastAsia="Times New Roman" w:hAnsi="Arial" w:cs="Arial"/>
-          <w:color w:val="000000" w:themeColor="text1"/>
-          <w:sz w:val="24"/>
-          <w:szCs w:val="24"/>
-          <w:lang w:eastAsia="it-IT"/>
-        </w:rPr>
-        <w:t xml:space="preserve">Pwr </w:t>
+        <w:t xml:space="preserve">(NON </w:t>
+      </w:r>
+      <w:proofErr w:type="gramStart"/>
+      <w:r>
+        <w:rPr>
+          <w:rFonts w:ascii="Arial" w:eastAsia="Times New Roman" w:hAnsi="Arial" w:cs="Arial"/>
+          <w:color w:val="000000" w:themeColor="text1"/>
+          <w:sz w:val="24"/>
+          <w:szCs w:val="24"/>
+          <w:lang w:eastAsia="it-IT"/>
+        </w:rPr>
+        <w:t xml:space="preserve">Implementato)   </w:t>
+      </w:r>
+      <w:proofErr w:type="gramEnd"/>
+      <w:r>
+        <w:rPr>
+          <w:rFonts w:ascii="Arial" w:eastAsia="Times New Roman" w:hAnsi="Arial" w:cs="Arial"/>
+          <w:color w:val="000000" w:themeColor="text1"/>
+          <w:sz w:val="24"/>
+          <w:szCs w:val="24"/>
+          <w:lang w:eastAsia="it-IT"/>
+        </w:rPr>
+        <w:t xml:space="preserve"> Salvataggio STATO </w:t>
+      </w:r>
+      <w:proofErr w:type="spellStart"/>
+      <w:r>
+        <w:rPr>
+          <w:rFonts w:ascii="Arial" w:eastAsia="Times New Roman" w:hAnsi="Arial" w:cs="Arial"/>
+          <w:color w:val="000000" w:themeColor="text1"/>
+          <w:sz w:val="24"/>
+          <w:szCs w:val="24"/>
+          <w:lang w:eastAsia="it-IT"/>
+        </w:rPr>
+        <w:t>Pwr</w:t>
+      </w:r>
+      <w:proofErr w:type="spellEnd"/>
+      <w:r>
+        <w:rPr>
+          <w:rFonts w:ascii="Arial" w:eastAsia="Times New Roman" w:hAnsi="Arial" w:cs="Arial"/>
+          <w:color w:val="000000" w:themeColor="text1"/>
+          <w:sz w:val="24"/>
+          <w:szCs w:val="24"/>
+          <w:lang w:eastAsia="it-IT"/>
+        </w:rPr>
+        <w:t xml:space="preserve"> </w:t>
       </w:r>
       <w:r>
         <w:rPr>
@@ -1109,7 +1273,29 @@
           <w:szCs w:val="24"/>
           <w:lang w:eastAsia="it-IT"/>
         </w:rPr>
-        <w:t>- Monitora la tensione di rete tramite un trasformatore e la libreria EmonLib.</w:t>
+        <w:t xml:space="preserve">- Monitora la tensione di rete tramite un trasformatore e la libreria </w:t>
+      </w:r>
+      <w:proofErr w:type="spellStart"/>
+      <w:r>
+        <w:rPr>
+          <w:rFonts w:ascii="Arial" w:eastAsia="Times New Roman" w:hAnsi="Arial" w:cs="Arial"/>
+          <w:color w:val="000000" w:themeColor="text1"/>
+          <w:sz w:val="24"/>
+          <w:szCs w:val="24"/>
+          <w:lang w:eastAsia="it-IT"/>
+        </w:rPr>
+        <w:t>EmonLib</w:t>
+      </w:r>
+      <w:proofErr w:type="spellEnd"/>
+      <w:r>
+        <w:rPr>
+          <w:rFonts w:ascii="Arial" w:eastAsia="Times New Roman" w:hAnsi="Arial" w:cs="Arial"/>
+          <w:color w:val="000000" w:themeColor="text1"/>
+          <w:sz w:val="24"/>
+          <w:szCs w:val="24"/>
+          <w:lang w:eastAsia="it-IT"/>
+        </w:rPr>
+        <w:t>.</w:t>
       </w:r>
     </w:p>
     <w:p>
@@ -1803,7 +1989,29 @@
           <w:szCs w:val="24"/>
           <w:lang w:eastAsia="it-IT"/>
         </w:rPr>
-        <w:t xml:space="preserve"> Factory reset - </w:t>
+        <w:t xml:space="preserve"> </w:t>
+      </w:r>
+      <w:proofErr w:type="spellStart"/>
+      <w:r>
+        <w:rPr>
+          <w:rFonts w:ascii="Arial" w:eastAsia="Times New Roman" w:hAnsi="Arial" w:cs="Arial"/>
+          <w:color w:val="000000" w:themeColor="text1"/>
+          <w:sz w:val="24"/>
+          <w:szCs w:val="24"/>
+          <w:lang w:eastAsia="it-IT"/>
+        </w:rPr>
+        <w:t>Factory</w:t>
+      </w:r>
+      <w:proofErr w:type="spellEnd"/>
+      <w:r>
+        <w:rPr>
+          <w:rFonts w:ascii="Arial" w:eastAsia="Times New Roman" w:hAnsi="Arial" w:cs="Arial"/>
+          <w:color w:val="000000" w:themeColor="text1"/>
+          <w:sz w:val="24"/>
+          <w:szCs w:val="24"/>
+          <w:lang w:eastAsia="it-IT"/>
+        </w:rPr>
+        <w:t xml:space="preserve"> reset - </w:t>
       </w:r>
       <w:r>
         <w:rPr>
@@ -2046,7 +2254,85 @@
           <w:szCs w:val="24"/>
           <w:lang w:eastAsia="it-IT"/>
         </w:rPr>
-        <w:t>Paese       Prefisso  Esempio internazionale  Cifre numeriche*  Caratteri con +</w:t>
+        <w:t xml:space="preserve">Paese       </w:t>
+      </w:r>
+      <w:proofErr w:type="gramStart"/>
+      <w:r>
+        <w:rPr>
+          <w:rFonts w:ascii="Arial" w:eastAsia="Times New Roman" w:hAnsi="Arial" w:cs="Arial"/>
+          <w:b/>
+          <w:bCs/>
+          <w:color w:val="000000" w:themeColor="text1"/>
+          <w:sz w:val="24"/>
+          <w:szCs w:val="24"/>
+          <w:lang w:eastAsia="it-IT"/>
+        </w:rPr>
+        <w:t>Prefisso  Esempio</w:t>
+      </w:r>
+      <w:proofErr w:type="gramEnd"/>
+      <w:r>
+        <w:rPr>
+          <w:rFonts w:ascii="Arial" w:eastAsia="Times New Roman" w:hAnsi="Arial" w:cs="Arial"/>
+          <w:b/>
+          <w:bCs/>
+          <w:color w:val="000000" w:themeColor="text1"/>
+          <w:sz w:val="24"/>
+          <w:szCs w:val="24"/>
+          <w:lang w:eastAsia="it-IT"/>
+        </w:rPr>
+        <w:t xml:space="preserve"> </w:t>
+      </w:r>
+      <w:proofErr w:type="gramStart"/>
+      <w:r>
+        <w:rPr>
+          <w:rFonts w:ascii="Arial" w:eastAsia="Times New Roman" w:hAnsi="Arial" w:cs="Arial"/>
+          <w:b/>
+          <w:bCs/>
+          <w:color w:val="000000" w:themeColor="text1"/>
+          <w:sz w:val="24"/>
+          <w:szCs w:val="24"/>
+          <w:lang w:eastAsia="it-IT"/>
+        </w:rPr>
+        <w:t>internazionale  Cifre</w:t>
+      </w:r>
+      <w:proofErr w:type="gramEnd"/>
+      <w:r>
+        <w:rPr>
+          <w:rFonts w:ascii="Arial" w:eastAsia="Times New Roman" w:hAnsi="Arial" w:cs="Arial"/>
+          <w:b/>
+          <w:bCs/>
+          <w:color w:val="000000" w:themeColor="text1"/>
+          <w:sz w:val="24"/>
+          <w:szCs w:val="24"/>
+          <w:lang w:eastAsia="it-IT"/>
+        </w:rPr>
+        <w:t xml:space="preserve"> numeriche</w:t>
+      </w:r>
+      <w:proofErr w:type="gramStart"/>
+      <w:r>
+        <w:rPr>
+          <w:rFonts w:ascii="Arial" w:eastAsia="Times New Roman" w:hAnsi="Arial" w:cs="Arial"/>
+          <w:b/>
+          <w:bCs/>
+          <w:color w:val="000000" w:themeColor="text1"/>
+          <w:sz w:val="24"/>
+          <w:szCs w:val="24"/>
+          <w:lang w:eastAsia="it-IT"/>
+        </w:rPr>
+        <w:t>*  Caratteri</w:t>
+      </w:r>
+      <w:proofErr w:type="gramEnd"/>
+      <w:r>
+        <w:rPr>
+          <w:rFonts w:ascii="Arial" w:eastAsia="Times New Roman" w:hAnsi="Arial" w:cs="Arial"/>
+          <w:b/>
+          <w:bCs/>
+          <w:color w:val="000000" w:themeColor="text1"/>
+          <w:sz w:val="24"/>
+          <w:szCs w:val="24"/>
+          <w:lang w:eastAsia="it-IT"/>
+        </w:rPr>
+        <w:t xml:space="preserve"> con +</w:t>
       </w:r>
     </w:p>
     <w:p>
@@ -2474,7 +2760,29 @@
           <w:szCs w:val="24"/>
           <w:lang w:eastAsia="it-IT"/>
         </w:rPr>
-        <w:t>+358  +358451234567</w:t>
+        <w:t>+</w:t>
+      </w:r>
+      <w:proofErr w:type="gramStart"/>
+      <w:r>
+        <w:rPr>
+          <w:rFonts w:ascii="Arial" w:eastAsia="Times New Roman" w:hAnsi="Arial" w:cs="Arial"/>
+          <w:color w:val="000000" w:themeColor="text1"/>
+          <w:sz w:val="24"/>
+          <w:szCs w:val="24"/>
+          <w:lang w:eastAsia="it-IT"/>
+        </w:rPr>
+        <w:t>358  +</w:t>
+      </w:r>
+      <w:proofErr w:type="gramEnd"/>
+      <w:r>
+        <w:rPr>
+          <w:rFonts w:ascii="Arial" w:eastAsia="Times New Roman" w:hAnsi="Arial" w:cs="Arial"/>
+          <w:color w:val="000000" w:themeColor="text1"/>
+          <w:sz w:val="24"/>
+          <w:szCs w:val="24"/>
+          <w:lang w:eastAsia="it-IT"/>
+        </w:rPr>
+        <w:t>358451234567</w:t>
       </w:r>
       <w:r>
         <w:rPr>
@@ -3155,7 +3463,29 @@
           <w:szCs w:val="24"/>
           <w:lang w:eastAsia="it-IT"/>
         </w:rPr>
-        <w:t>PIN (5 Char)                    I -F    Profondità</w:t>
+        <w:t xml:space="preserve">PIN (5 </w:t>
+      </w:r>
+      <w:proofErr w:type="gramStart"/>
+      <w:r>
+        <w:rPr>
+          <w:rFonts w:ascii="Arial" w:eastAsia="Times New Roman" w:hAnsi="Arial" w:cs="Arial"/>
+          <w:color w:val="000000" w:themeColor="text1"/>
+          <w:sz w:val="24"/>
+          <w:szCs w:val="24"/>
+          <w:lang w:eastAsia="it-IT"/>
+        </w:rPr>
+        <w:t xml:space="preserve">Char)   </w:t>
+      </w:r>
+      <w:proofErr w:type="gramEnd"/>
+      <w:r>
+        <w:rPr>
+          <w:rFonts w:ascii="Arial" w:eastAsia="Times New Roman" w:hAnsi="Arial" w:cs="Arial"/>
+          <w:color w:val="000000" w:themeColor="text1"/>
+          <w:sz w:val="24"/>
+          <w:szCs w:val="24"/>
+          <w:lang w:eastAsia="it-IT"/>
+        </w:rPr>
+        <w:t>                 I -F    Profondità</w:t>
       </w:r>
     </w:p>
     <w:p>
@@ -3177,7 +3507,29 @@
           <w:szCs w:val="24"/>
           <w:lang w:eastAsia="it-IT"/>
         </w:rPr>
-        <w:t>          6      Inizio PIN     06-11   6 (5 cifre+\0)=6 caratteri</w:t>
+        <w:t>          6      Inizio PIN     06-11   6 (5 cifre+\</w:t>
+      </w:r>
+      <w:proofErr w:type="gramStart"/>
+      <w:r>
+        <w:rPr>
+          <w:rFonts w:ascii="Arial" w:eastAsia="Times New Roman" w:hAnsi="Arial" w:cs="Arial"/>
+          <w:color w:val="000000" w:themeColor="text1"/>
+          <w:sz w:val="24"/>
+          <w:szCs w:val="24"/>
+          <w:lang w:eastAsia="it-IT"/>
+        </w:rPr>
+        <w:t>0)=</w:t>
+      </w:r>
+      <w:proofErr w:type="gramEnd"/>
+      <w:r>
+        <w:rPr>
+          <w:rFonts w:ascii="Arial" w:eastAsia="Times New Roman" w:hAnsi="Arial" w:cs="Arial"/>
+          <w:color w:val="000000" w:themeColor="text1"/>
+          <w:sz w:val="24"/>
+          <w:szCs w:val="24"/>
+          <w:lang w:eastAsia="it-IT"/>
+        </w:rPr>
+        <w:t>6 caratteri</w:t>
       </w:r>
     </w:p>
     <w:p>
@@ -3263,12 +3615,10 @@
           <w:szCs w:val="24"/>
           <w:lang w:val="en-US" w:eastAsia="it-IT"/>
         </w:rPr>
-        <w:t>n. telefono:</w:t>
-      </w:r>
-    </w:p>
-    <w:p>
-      <w:pPr>
-        <w:spacing w:after="240" w:line="330" w:lineRule="atLeast"/>
+        <w:t xml:space="preserve">n. </w:t>
+      </w:r>
+      <w:proofErr w:type="spellStart"/>
+      <w:r>
         <w:rPr>
           <w:rFonts w:ascii="Arial" w:eastAsia="Times New Roman" w:hAnsi="Arial" w:cs="Arial"/>
           <w:i/>
@@ -3278,7 +3628,9 @@
           <w:szCs w:val="24"/>
           <w:lang w:val="en-US" w:eastAsia="it-IT"/>
         </w:rPr>
-      </w:pPr>
+        <w:t>telefono</w:t>
+      </w:r>
+      <w:proofErr w:type="spellEnd"/>
       <w:r>
         <w:rPr>
           <w:rFonts w:ascii="Arial" w:eastAsia="Times New Roman" w:hAnsi="Arial" w:cs="Arial"/>
@@ -3289,7 +3641,7 @@
           <w:szCs w:val="24"/>
           <w:lang w:val="en-US" w:eastAsia="it-IT"/>
         </w:rPr>
-        <w:t>write_String((12+i*16), "");</w:t>
+        <w:t>:</w:t>
       </w:r>
     </w:p>
     <w:p>
@@ -3305,6 +3657,7 @@
           <w:lang w:val="en-US" w:eastAsia="it-IT"/>
         </w:rPr>
       </w:pPr>
+      <w:proofErr w:type="spellStart"/>
       <w:r>
         <w:rPr>
           <w:rFonts w:ascii="Arial" w:eastAsia="Times New Roman" w:hAnsi="Arial" w:cs="Arial"/>
@@ -3315,169 +3668,10 @@
           <w:szCs w:val="24"/>
           <w:lang w:val="en-US" w:eastAsia="it-IT"/>
         </w:rPr>
-        <w:t>write_StringTel((EPTELIN+i*EPTELPRO), "");</w:t>
-      </w:r>
-    </w:p>
-    <w:p>
-      <w:pPr>
-        <w:spacing w:after="240" w:line="330" w:lineRule="atLeast"/>
-        <w:rPr>
-          <w:rFonts w:ascii="Arial" w:eastAsia="Times New Roman" w:hAnsi="Arial" w:cs="Arial"/>
-          <w:color w:val="000000" w:themeColor="text1"/>
-          <w:sz w:val="24"/>
-          <w:szCs w:val="24"/>
-          <w:lang w:val="en-US" w:eastAsia="it-IT"/>
-        </w:rPr>
-      </w:pPr>
-    </w:p>
-    <w:p>
-      <w:pPr>
-        <w:spacing w:after="240" w:line="330" w:lineRule="atLeast"/>
-        <w:rPr>
-          <w:rFonts w:ascii="Arial" w:eastAsia="Times New Roman" w:hAnsi="Arial" w:cs="Arial"/>
-          <w:color w:val="000000" w:themeColor="text1"/>
-          <w:sz w:val="24"/>
-          <w:szCs w:val="24"/>
-          <w:lang w:eastAsia="it-IT"/>
-        </w:rPr>
-      </w:pPr>
-      <w:r>
-        <w:rPr>
-          <w:rFonts w:ascii="Arial" w:eastAsia="Times New Roman" w:hAnsi="Arial" w:cs="Arial"/>
-          <w:color w:val="000000" w:themeColor="text1"/>
-          <w:sz w:val="24"/>
-          <w:szCs w:val="24"/>
-          <w:lang w:eastAsia="it-IT"/>
-        </w:rPr>
-        <w:t>con EPTELIN=12 ed EPTELPRO=16:</w:t>
-      </w:r>
-    </w:p>
-    <w:p>
-      <w:pPr>
-        <w:spacing w:after="240" w:line="330" w:lineRule="atLeast"/>
-        <w:rPr>
-          <w:rFonts w:ascii="Arial" w:eastAsia="Times New Roman" w:hAnsi="Arial" w:cs="Arial"/>
-          <w:color w:val="000000" w:themeColor="text1"/>
-          <w:sz w:val="24"/>
-          <w:szCs w:val="24"/>
-          <w:lang w:eastAsia="it-IT"/>
-        </w:rPr>
-      </w:pPr>
-      <w:r>
-        <w:rPr>
-          <w:rFonts w:ascii="Arial" w:eastAsia="Times New Roman" w:hAnsi="Arial" w:cs="Arial"/>
-          <w:color w:val="000000" w:themeColor="text1"/>
-          <w:sz w:val="24"/>
-          <w:szCs w:val="24"/>
-          <w:lang w:eastAsia="it-IT"/>
-        </w:rPr>
-        <w:t>        I         I- F      Profondità</w:t>
-      </w:r>
-    </w:p>
-    <w:p>
-      <w:pPr>
-        <w:spacing w:after="240" w:line="330" w:lineRule="atLeast"/>
-        <w:rPr>
-          <w:rFonts w:ascii="Arial" w:eastAsia="Times New Roman" w:hAnsi="Arial" w:cs="Arial"/>
-          <w:color w:val="000000" w:themeColor="text1"/>
-          <w:sz w:val="24"/>
-          <w:szCs w:val="24"/>
-          <w:lang w:eastAsia="it-IT"/>
-        </w:rPr>
-      </w:pPr>
-      <w:r>
-        <w:rPr>
-          <w:rFonts w:ascii="Arial" w:eastAsia="Times New Roman" w:hAnsi="Arial" w:cs="Arial"/>
-          <w:color w:val="000000" w:themeColor="text1"/>
-          <w:sz w:val="24"/>
-          <w:szCs w:val="24"/>
-          <w:lang w:eastAsia="it-IT"/>
-        </w:rPr>
-        <w:t>0 12+0 12   Inizio MASTER   12-27     16  (14 cifre+"+"+"\0")=16 caratteri</w:t>
-      </w:r>
-    </w:p>
-    <w:p>
-      <w:pPr>
-        <w:spacing w:after="240" w:line="330" w:lineRule="atLeast"/>
-        <w:rPr>
-          <w:rFonts w:ascii="Arial" w:eastAsia="Times New Roman" w:hAnsi="Arial" w:cs="Arial"/>
-          <w:color w:val="000000" w:themeColor="text1"/>
-          <w:sz w:val="24"/>
-          <w:szCs w:val="24"/>
-          <w:lang w:eastAsia="it-IT"/>
-        </w:rPr>
-      </w:pPr>
-      <w:r>
-        <w:rPr>
-          <w:rFonts w:ascii="Arial" w:eastAsia="Times New Roman" w:hAnsi="Arial" w:cs="Arial"/>
-          <w:color w:val="000000" w:themeColor="text1"/>
-          <w:sz w:val="24"/>
-          <w:szCs w:val="24"/>
-          <w:lang w:eastAsia="it-IT"/>
-        </w:rPr>
-        <w:lastRenderedPageBreak/>
-        <w:t>1 12+16 28  Inizio A1       28-43     16</w:t>
-      </w:r>
-    </w:p>
-    <w:p>
-      <w:pPr>
-        <w:spacing w:after="240" w:line="330" w:lineRule="atLeast"/>
-        <w:rPr>
-          <w:rFonts w:ascii="Arial" w:eastAsia="Times New Roman" w:hAnsi="Arial" w:cs="Arial"/>
-          <w:color w:val="000000" w:themeColor="text1"/>
-          <w:sz w:val="24"/>
-          <w:szCs w:val="24"/>
-          <w:lang w:eastAsia="it-IT"/>
-        </w:rPr>
-      </w:pPr>
-      <w:r>
-        <w:rPr>
-          <w:rFonts w:ascii="Arial" w:eastAsia="Times New Roman" w:hAnsi="Arial" w:cs="Arial"/>
-          <w:color w:val="000000" w:themeColor="text1"/>
-          <w:sz w:val="24"/>
-          <w:szCs w:val="24"/>
-          <w:lang w:eastAsia="it-IT"/>
-        </w:rPr>
-        <w:t>2 12+32 44  Inizio A2       44-59     16</w:t>
-      </w:r>
-    </w:p>
-    <w:p>
-      <w:pPr>
-        <w:spacing w:after="240" w:line="330" w:lineRule="atLeast"/>
-        <w:rPr>
-          <w:rFonts w:ascii="Arial" w:eastAsia="Times New Roman" w:hAnsi="Arial" w:cs="Arial"/>
-          <w:color w:val="000000" w:themeColor="text1"/>
-          <w:sz w:val="24"/>
-          <w:szCs w:val="24"/>
-          <w:lang w:eastAsia="it-IT"/>
-        </w:rPr>
-      </w:pPr>
-      <w:r>
-        <w:rPr>
-          <w:rFonts w:ascii="Arial" w:eastAsia="Times New Roman" w:hAnsi="Arial" w:cs="Arial"/>
-          <w:color w:val="000000" w:themeColor="text1"/>
-          <w:sz w:val="24"/>
-          <w:szCs w:val="24"/>
-          <w:lang w:eastAsia="it-IT"/>
-        </w:rPr>
-        <w:t>3 12+48 60  Inizio A3       60-75     16</w:t>
-      </w:r>
-    </w:p>
-    <w:p>
-      <w:pPr>
-        <w:spacing w:after="240" w:line="330" w:lineRule="atLeast"/>
-        <w:rPr>
-          <w:rFonts w:ascii="Arial" w:eastAsia="Times New Roman" w:hAnsi="Arial" w:cs="Arial"/>
-          <w:color w:val="000000" w:themeColor="text1"/>
-          <w:sz w:val="24"/>
-          <w:szCs w:val="24"/>
-          <w:lang w:eastAsia="it-IT"/>
-        </w:rPr>
-      </w:pPr>
-    </w:p>
-    <w:p>
-      <w:pPr>
-        <w:spacing w:after="240" w:line="330" w:lineRule="atLeast"/>
+        <w:t>write_String</w:t>
+      </w:r>
+      <w:proofErr w:type="spellEnd"/>
+      <w:r>
         <w:rPr>
           <w:rFonts w:ascii="Arial" w:eastAsia="Times New Roman" w:hAnsi="Arial" w:cs="Arial"/>
           <w:i/>
@@ -3485,10 +3679,14 @@
           <w:color w:val="000000" w:themeColor="text1"/>
           <w:sz w:val="24"/>
           <w:szCs w:val="24"/>
-          <w:lang w:eastAsia="it-IT"/>
-        </w:rPr>
-      </w:pPr>
-      <w:r>
+          <w:lang w:val="en-US" w:eastAsia="it-IT"/>
+        </w:rPr>
+        <w:t>((12+i*16), "");</w:t>
+      </w:r>
+    </w:p>
+    <w:p>
+      <w:pPr>
+        <w:spacing w:after="240" w:line="330" w:lineRule="atLeast"/>
         <w:rPr>
           <w:rFonts w:ascii="Arial" w:eastAsia="Times New Roman" w:hAnsi="Arial" w:cs="Arial"/>
           <w:i/>
@@ -3496,14 +3694,11 @@
           <w:color w:val="000000" w:themeColor="text1"/>
           <w:sz w:val="24"/>
           <w:szCs w:val="24"/>
-          <w:lang w:eastAsia="it-IT"/>
-        </w:rPr>
-        <w:t>OLD</w:t>
-      </w:r>
-    </w:p>
-    <w:p>
-      <w:pPr>
-        <w:spacing w:after="240" w:line="330" w:lineRule="atLeast"/>
+          <w:lang w:val="en-US" w:eastAsia="it-IT"/>
+        </w:rPr>
+      </w:pPr>
+      <w:proofErr w:type="spellStart"/>
+      <w:r>
         <w:rPr>
           <w:rFonts w:ascii="Arial" w:eastAsia="Times New Roman" w:hAnsi="Arial" w:cs="Arial"/>
           <w:i/>
@@ -3511,9 +3706,11 @@
           <w:color w:val="000000" w:themeColor="text1"/>
           <w:sz w:val="24"/>
           <w:szCs w:val="24"/>
-          <w:lang w:eastAsia="it-IT"/>
-        </w:rPr>
-      </w:pPr>
+          <w:lang w:val="en-US" w:eastAsia="it-IT"/>
+        </w:rPr>
+        <w:t>write_StringTel</w:t>
+      </w:r>
+      <w:proofErr w:type="spellEnd"/>
       <w:r>
         <w:rPr>
           <w:rFonts w:ascii="Arial" w:eastAsia="Times New Roman" w:hAnsi="Arial" w:cs="Arial"/>
@@ -3522,9 +3719,368 @@
           <w:color w:val="000000" w:themeColor="text1"/>
           <w:sz w:val="24"/>
           <w:szCs w:val="24"/>
-          <w:lang w:eastAsia="it-IT"/>
-        </w:rPr>
-        <w:t>EEPROM.read(5) Indicatore Rete presente (0) Rete assente (1) - NON PIU' UTILIZZATO</w:t>
+          <w:lang w:val="en-US" w:eastAsia="it-IT"/>
+        </w:rPr>
+        <w:t>((</w:t>
+      </w:r>
+      <w:proofErr w:type="spellStart"/>
+      <w:r>
+        <w:rPr>
+          <w:rFonts w:ascii="Arial" w:eastAsia="Times New Roman" w:hAnsi="Arial" w:cs="Arial"/>
+          <w:i/>
+          <w:iCs/>
+          <w:color w:val="000000" w:themeColor="text1"/>
+          <w:sz w:val="24"/>
+          <w:szCs w:val="24"/>
+          <w:lang w:val="en-US" w:eastAsia="it-IT"/>
+        </w:rPr>
+        <w:t>EPTELIN+i</w:t>
+      </w:r>
+      <w:proofErr w:type="spellEnd"/>
+      <w:r>
+        <w:rPr>
+          <w:rFonts w:ascii="Arial" w:eastAsia="Times New Roman" w:hAnsi="Arial" w:cs="Arial"/>
+          <w:i/>
+          <w:iCs/>
+          <w:color w:val="000000" w:themeColor="text1"/>
+          <w:sz w:val="24"/>
+          <w:szCs w:val="24"/>
+          <w:lang w:val="en-US" w:eastAsia="it-IT"/>
+        </w:rPr>
+        <w:t>*EPTELPRO), "");</w:t>
+      </w:r>
+    </w:p>
+    <w:p>
+      <w:pPr>
+        <w:spacing w:after="240" w:line="330" w:lineRule="atLeast"/>
+        <w:rPr>
+          <w:rFonts w:ascii="Arial" w:eastAsia="Times New Roman" w:hAnsi="Arial" w:cs="Arial"/>
+          <w:color w:val="000000" w:themeColor="text1"/>
+          <w:sz w:val="24"/>
+          <w:szCs w:val="24"/>
+          <w:lang w:val="en-US" w:eastAsia="it-IT"/>
+        </w:rPr>
+      </w:pPr>
+    </w:p>
+    <w:p>
+      <w:pPr>
+        <w:spacing w:after="240" w:line="330" w:lineRule="atLeast"/>
+        <w:rPr>
+          <w:rFonts w:ascii="Arial" w:eastAsia="Times New Roman" w:hAnsi="Arial" w:cs="Arial"/>
+          <w:color w:val="000000" w:themeColor="text1"/>
+          <w:sz w:val="24"/>
+          <w:szCs w:val="24"/>
+          <w:lang w:eastAsia="it-IT"/>
+        </w:rPr>
+      </w:pPr>
+      <w:r>
+        <w:rPr>
+          <w:rFonts w:ascii="Arial" w:eastAsia="Times New Roman" w:hAnsi="Arial" w:cs="Arial"/>
+          <w:color w:val="000000" w:themeColor="text1"/>
+          <w:sz w:val="24"/>
+          <w:szCs w:val="24"/>
+          <w:lang w:eastAsia="it-IT"/>
+        </w:rPr>
+        <w:t>con EPTELIN=12 ed EPTELPRO=16:</w:t>
+      </w:r>
+    </w:p>
+    <w:p>
+      <w:pPr>
+        <w:spacing w:after="240" w:line="330" w:lineRule="atLeast"/>
+        <w:rPr>
+          <w:rFonts w:ascii="Arial" w:eastAsia="Times New Roman" w:hAnsi="Arial" w:cs="Arial"/>
+          <w:color w:val="000000" w:themeColor="text1"/>
+          <w:sz w:val="24"/>
+          <w:szCs w:val="24"/>
+          <w:lang w:eastAsia="it-IT"/>
+        </w:rPr>
+      </w:pPr>
+      <w:r>
+        <w:rPr>
+          <w:rFonts w:ascii="Arial" w:eastAsia="Times New Roman" w:hAnsi="Arial" w:cs="Arial"/>
+          <w:color w:val="000000" w:themeColor="text1"/>
+          <w:sz w:val="24"/>
+          <w:szCs w:val="24"/>
+          <w:lang w:eastAsia="it-IT"/>
+        </w:rPr>
+        <w:t>        I         I- F      Profondità</w:t>
+      </w:r>
+    </w:p>
+    <w:p>
+      <w:pPr>
+        <w:spacing w:after="240" w:line="330" w:lineRule="atLeast"/>
+        <w:rPr>
+          <w:rFonts w:ascii="Arial" w:eastAsia="Times New Roman" w:hAnsi="Arial" w:cs="Arial"/>
+          <w:color w:val="000000" w:themeColor="text1"/>
+          <w:sz w:val="24"/>
+          <w:szCs w:val="24"/>
+          <w:lang w:eastAsia="it-IT"/>
+        </w:rPr>
+      </w:pPr>
+      <w:r>
+        <w:rPr>
+          <w:rFonts w:ascii="Arial" w:eastAsia="Times New Roman" w:hAnsi="Arial" w:cs="Arial"/>
+          <w:color w:val="000000" w:themeColor="text1"/>
+          <w:sz w:val="24"/>
+          <w:szCs w:val="24"/>
+          <w:lang w:eastAsia="it-IT"/>
+        </w:rPr>
+        <w:t xml:space="preserve">0 12+0 12   Inizio MASTER   12-27     </w:t>
+      </w:r>
+      <w:proofErr w:type="gramStart"/>
+      <w:r>
+        <w:rPr>
+          <w:rFonts w:ascii="Arial" w:eastAsia="Times New Roman" w:hAnsi="Arial" w:cs="Arial"/>
+          <w:color w:val="000000" w:themeColor="text1"/>
+          <w:sz w:val="24"/>
+          <w:szCs w:val="24"/>
+          <w:lang w:eastAsia="it-IT"/>
+        </w:rPr>
+        <w:t>16  (</w:t>
+      </w:r>
+      <w:proofErr w:type="gramEnd"/>
+      <w:r>
+        <w:rPr>
+          <w:rFonts w:ascii="Arial" w:eastAsia="Times New Roman" w:hAnsi="Arial" w:cs="Arial"/>
+          <w:color w:val="000000" w:themeColor="text1"/>
+          <w:sz w:val="24"/>
+          <w:szCs w:val="24"/>
+          <w:lang w:eastAsia="it-IT"/>
+        </w:rPr>
+        <w:t>14 cifre+"+"+"\0</w:t>
+      </w:r>
+      <w:proofErr w:type="gramStart"/>
+      <w:r>
+        <w:rPr>
+          <w:rFonts w:ascii="Arial" w:eastAsia="Times New Roman" w:hAnsi="Arial" w:cs="Arial"/>
+          <w:color w:val="000000" w:themeColor="text1"/>
+          <w:sz w:val="24"/>
+          <w:szCs w:val="24"/>
+          <w:lang w:eastAsia="it-IT"/>
+        </w:rPr>
+        <w:t>")=</w:t>
+      </w:r>
+      <w:proofErr w:type="gramEnd"/>
+      <w:r>
+        <w:rPr>
+          <w:rFonts w:ascii="Arial" w:eastAsia="Times New Roman" w:hAnsi="Arial" w:cs="Arial"/>
+          <w:color w:val="000000" w:themeColor="text1"/>
+          <w:sz w:val="24"/>
+          <w:szCs w:val="24"/>
+          <w:lang w:eastAsia="it-IT"/>
+        </w:rPr>
+        <w:t>16 caratteri</w:t>
+      </w:r>
+    </w:p>
+    <w:p>
+      <w:pPr>
+        <w:spacing w:after="240" w:line="330" w:lineRule="atLeast"/>
+        <w:rPr>
+          <w:rFonts w:ascii="Arial" w:eastAsia="Times New Roman" w:hAnsi="Arial" w:cs="Arial"/>
+          <w:color w:val="000000" w:themeColor="text1"/>
+          <w:sz w:val="24"/>
+          <w:szCs w:val="24"/>
+          <w:lang w:eastAsia="it-IT"/>
+        </w:rPr>
+      </w:pPr>
+      <w:r>
+        <w:rPr>
+          <w:rFonts w:ascii="Arial" w:eastAsia="Times New Roman" w:hAnsi="Arial" w:cs="Arial"/>
+          <w:color w:val="000000" w:themeColor="text1"/>
+          <w:sz w:val="24"/>
+          <w:szCs w:val="24"/>
+          <w:lang w:eastAsia="it-IT"/>
+        </w:rPr>
+        <w:lastRenderedPageBreak/>
+        <w:t xml:space="preserve">1 12+16 </w:t>
+      </w:r>
+      <w:proofErr w:type="gramStart"/>
+      <w:r>
+        <w:rPr>
+          <w:rFonts w:ascii="Arial" w:eastAsia="Times New Roman" w:hAnsi="Arial" w:cs="Arial"/>
+          <w:color w:val="000000" w:themeColor="text1"/>
+          <w:sz w:val="24"/>
+          <w:szCs w:val="24"/>
+          <w:lang w:eastAsia="it-IT"/>
+        </w:rPr>
+        <w:t>28  Inizio</w:t>
+      </w:r>
+      <w:proofErr w:type="gramEnd"/>
+      <w:r>
+        <w:rPr>
+          <w:rFonts w:ascii="Arial" w:eastAsia="Times New Roman" w:hAnsi="Arial" w:cs="Arial"/>
+          <w:color w:val="000000" w:themeColor="text1"/>
+          <w:sz w:val="24"/>
+          <w:szCs w:val="24"/>
+          <w:lang w:eastAsia="it-IT"/>
+        </w:rPr>
+        <w:t xml:space="preserve"> A1       28-43     16</w:t>
+      </w:r>
+    </w:p>
+    <w:p>
+      <w:pPr>
+        <w:spacing w:after="240" w:line="330" w:lineRule="atLeast"/>
+        <w:rPr>
+          <w:rFonts w:ascii="Arial" w:eastAsia="Times New Roman" w:hAnsi="Arial" w:cs="Arial"/>
+          <w:color w:val="000000" w:themeColor="text1"/>
+          <w:sz w:val="24"/>
+          <w:szCs w:val="24"/>
+          <w:lang w:eastAsia="it-IT"/>
+        </w:rPr>
+      </w:pPr>
+      <w:r>
+        <w:rPr>
+          <w:rFonts w:ascii="Arial" w:eastAsia="Times New Roman" w:hAnsi="Arial" w:cs="Arial"/>
+          <w:color w:val="000000" w:themeColor="text1"/>
+          <w:sz w:val="24"/>
+          <w:szCs w:val="24"/>
+          <w:lang w:eastAsia="it-IT"/>
+        </w:rPr>
+        <w:t xml:space="preserve">2 12+32 </w:t>
+      </w:r>
+      <w:proofErr w:type="gramStart"/>
+      <w:r>
+        <w:rPr>
+          <w:rFonts w:ascii="Arial" w:eastAsia="Times New Roman" w:hAnsi="Arial" w:cs="Arial"/>
+          <w:color w:val="000000" w:themeColor="text1"/>
+          <w:sz w:val="24"/>
+          <w:szCs w:val="24"/>
+          <w:lang w:eastAsia="it-IT"/>
+        </w:rPr>
+        <w:t>44  Inizio</w:t>
+      </w:r>
+      <w:proofErr w:type="gramEnd"/>
+      <w:r>
+        <w:rPr>
+          <w:rFonts w:ascii="Arial" w:eastAsia="Times New Roman" w:hAnsi="Arial" w:cs="Arial"/>
+          <w:color w:val="000000" w:themeColor="text1"/>
+          <w:sz w:val="24"/>
+          <w:szCs w:val="24"/>
+          <w:lang w:eastAsia="it-IT"/>
+        </w:rPr>
+        <w:t xml:space="preserve"> A2       44-59     16</w:t>
+      </w:r>
+    </w:p>
+    <w:p>
+      <w:pPr>
+        <w:spacing w:after="240" w:line="330" w:lineRule="atLeast"/>
+        <w:rPr>
+          <w:rFonts w:ascii="Arial" w:eastAsia="Times New Roman" w:hAnsi="Arial" w:cs="Arial"/>
+          <w:color w:val="000000" w:themeColor="text1"/>
+          <w:sz w:val="24"/>
+          <w:szCs w:val="24"/>
+          <w:lang w:eastAsia="it-IT"/>
+        </w:rPr>
+      </w:pPr>
+      <w:r>
+        <w:rPr>
+          <w:rFonts w:ascii="Arial" w:eastAsia="Times New Roman" w:hAnsi="Arial" w:cs="Arial"/>
+          <w:color w:val="000000" w:themeColor="text1"/>
+          <w:sz w:val="24"/>
+          <w:szCs w:val="24"/>
+          <w:lang w:eastAsia="it-IT"/>
+        </w:rPr>
+        <w:t xml:space="preserve">3 12+48 </w:t>
+      </w:r>
+      <w:proofErr w:type="gramStart"/>
+      <w:r>
+        <w:rPr>
+          <w:rFonts w:ascii="Arial" w:eastAsia="Times New Roman" w:hAnsi="Arial" w:cs="Arial"/>
+          <w:color w:val="000000" w:themeColor="text1"/>
+          <w:sz w:val="24"/>
+          <w:szCs w:val="24"/>
+          <w:lang w:eastAsia="it-IT"/>
+        </w:rPr>
+        <w:t>60  Inizio</w:t>
+      </w:r>
+      <w:proofErr w:type="gramEnd"/>
+      <w:r>
+        <w:rPr>
+          <w:rFonts w:ascii="Arial" w:eastAsia="Times New Roman" w:hAnsi="Arial" w:cs="Arial"/>
+          <w:color w:val="000000" w:themeColor="text1"/>
+          <w:sz w:val="24"/>
+          <w:szCs w:val="24"/>
+          <w:lang w:eastAsia="it-IT"/>
+        </w:rPr>
+        <w:t xml:space="preserve"> A3       60-75     16</w:t>
+      </w:r>
+    </w:p>
+    <w:p>
+      <w:pPr>
+        <w:spacing w:after="240" w:line="330" w:lineRule="atLeast"/>
+        <w:rPr>
+          <w:rFonts w:ascii="Arial" w:eastAsia="Times New Roman" w:hAnsi="Arial" w:cs="Arial"/>
+          <w:color w:val="000000" w:themeColor="text1"/>
+          <w:sz w:val="24"/>
+          <w:szCs w:val="24"/>
+          <w:lang w:eastAsia="it-IT"/>
+        </w:rPr>
+      </w:pPr>
+    </w:p>
+    <w:p>
+      <w:pPr>
+        <w:spacing w:after="240" w:line="330" w:lineRule="atLeast"/>
+        <w:rPr>
+          <w:rFonts w:ascii="Arial" w:eastAsia="Times New Roman" w:hAnsi="Arial" w:cs="Arial"/>
+          <w:i/>
+          <w:iCs/>
+          <w:color w:val="000000" w:themeColor="text1"/>
+          <w:sz w:val="24"/>
+          <w:szCs w:val="24"/>
+          <w:lang w:eastAsia="it-IT"/>
+        </w:rPr>
+      </w:pPr>
+      <w:r>
+        <w:rPr>
+          <w:rFonts w:ascii="Arial" w:eastAsia="Times New Roman" w:hAnsi="Arial" w:cs="Arial"/>
+          <w:i/>
+          <w:iCs/>
+          <w:color w:val="000000" w:themeColor="text1"/>
+          <w:sz w:val="24"/>
+          <w:szCs w:val="24"/>
+          <w:lang w:eastAsia="it-IT"/>
+        </w:rPr>
+        <w:t>OLD</w:t>
+      </w:r>
+    </w:p>
+    <w:p>
+      <w:pPr>
+        <w:spacing w:after="240" w:line="330" w:lineRule="atLeast"/>
+        <w:rPr>
+          <w:rFonts w:ascii="Arial" w:eastAsia="Times New Roman" w:hAnsi="Arial" w:cs="Arial"/>
+          <w:i/>
+          <w:iCs/>
+          <w:color w:val="000000" w:themeColor="text1"/>
+          <w:sz w:val="24"/>
+          <w:szCs w:val="24"/>
+          <w:lang w:eastAsia="it-IT"/>
+        </w:rPr>
+      </w:pPr>
+      <w:proofErr w:type="spellStart"/>
+      <w:r>
+        <w:rPr>
+          <w:rFonts w:ascii="Arial" w:eastAsia="Times New Roman" w:hAnsi="Arial" w:cs="Arial"/>
+          <w:i/>
+          <w:iCs/>
+          <w:color w:val="000000" w:themeColor="text1"/>
+          <w:sz w:val="24"/>
+          <w:szCs w:val="24"/>
+          <w:lang w:eastAsia="it-IT"/>
+        </w:rPr>
+        <w:t>EEPROM.read</w:t>
+      </w:r>
+      <w:proofErr w:type="spellEnd"/>
+      <w:r>
+        <w:rPr>
+          <w:rFonts w:ascii="Arial" w:eastAsia="Times New Roman" w:hAnsi="Arial" w:cs="Arial"/>
+          <w:i/>
+          <w:iCs/>
+          <w:color w:val="000000" w:themeColor="text1"/>
+          <w:sz w:val="24"/>
+          <w:szCs w:val="24"/>
+          <w:lang w:eastAsia="it-IT"/>
+        </w:rPr>
+        <w:t>(5) Indicatore Rete presente (0) Rete assente (1) - NON PIU' UTILIZZATO</w:t>
       </w:r>
     </w:p>
     <w:p>
@@ -3815,7 +4371,31 @@
           <w:u w:val="single"/>
           <w:lang w:eastAsia="it-IT"/>
         </w:rPr>
-        <w:t>Monitora la tensione di rete tramite un trasformatore e la libreria EmonLib.</w:t>
+        <w:t xml:space="preserve">Monitora la tensione di rete tramite un trasformatore e la libreria </w:t>
+      </w:r>
+      <w:proofErr w:type="spellStart"/>
+      <w:r>
+        <w:rPr>
+          <w:rFonts w:ascii="Arial" w:eastAsia="Times New Roman" w:hAnsi="Arial" w:cs="Arial"/>
+          <w:color w:val="000000" w:themeColor="text1"/>
+          <w:sz w:val="24"/>
+          <w:szCs w:val="24"/>
+          <w:u w:val="single"/>
+          <w:lang w:eastAsia="it-IT"/>
+        </w:rPr>
+        <w:t>EmonLib</w:t>
+      </w:r>
+      <w:proofErr w:type="spellEnd"/>
+      <w:r>
+        <w:rPr>
+          <w:rFonts w:ascii="Arial" w:eastAsia="Times New Roman" w:hAnsi="Arial" w:cs="Arial"/>
+          <w:color w:val="000000" w:themeColor="text1"/>
+          <w:sz w:val="24"/>
+          <w:szCs w:val="24"/>
+          <w:u w:val="single"/>
+          <w:lang w:eastAsia="it-IT"/>
+        </w:rPr>
+        <w:t>.</w:t>
       </w:r>
     </w:p>
     <w:p>
@@ -3957,6 +4537,7 @@
         </w:rPr>
         <w:t xml:space="preserve">- </w:t>
       </w:r>
+      <w:proofErr w:type="spellStart"/>
       <w:r>
         <w:rPr>
           <w:rFonts w:ascii="Arial" w:eastAsia="Times New Roman" w:hAnsi="Arial" w:cs="Arial"/>
@@ -3969,6 +4550,7 @@
         </w:rPr>
         <w:t>M+numero</w:t>
       </w:r>
+      <w:proofErr w:type="spellEnd"/>
       <w:r>
         <w:rPr>
           <w:rFonts w:ascii="Arial" w:eastAsia="Times New Roman" w:hAnsi="Arial" w:cs="Arial"/>
@@ -4804,7 +5386,29 @@
           <w:szCs w:val="24"/>
           <w:lang w:val="en-US" w:eastAsia="it-IT"/>
         </w:rPr>
-        <w:t>→ Aggiorna PIN</w:t>
+        <w:t xml:space="preserve">→ </w:t>
+      </w:r>
+      <w:proofErr w:type="spellStart"/>
+      <w:r>
+        <w:rPr>
+          <w:rFonts w:ascii="Arial" w:eastAsia="Times New Roman" w:hAnsi="Arial" w:cs="Arial"/>
+          <w:color w:val="000000" w:themeColor="text1"/>
+          <w:sz w:val="24"/>
+          <w:szCs w:val="24"/>
+          <w:lang w:val="en-US" w:eastAsia="it-IT"/>
+        </w:rPr>
+        <w:t>Aggiorna</w:t>
+      </w:r>
+      <w:proofErr w:type="spellEnd"/>
+      <w:r>
+        <w:rPr>
+          <w:rFonts w:ascii="Arial" w:eastAsia="Times New Roman" w:hAnsi="Arial" w:cs="Arial"/>
+          <w:color w:val="000000" w:themeColor="text1"/>
+          <w:sz w:val="24"/>
+          <w:szCs w:val="24"/>
+          <w:lang w:val="en-US" w:eastAsia="it-IT"/>
+        </w:rPr>
+        <w:t xml:space="preserve"> PIN</w:t>
       </w:r>
     </w:p>
     <w:p>
@@ -4948,7 +5552,29 @@
           <w:szCs w:val="24"/>
           <w:lang w:eastAsia="it-IT"/>
         </w:rPr>
-        <w:t>- “F12345” Factory reset - Con PIN - cancella tutti i numeri e ripristina il PIN di fabbrica.</w:t>
+        <w:t xml:space="preserve">- “F12345” </w:t>
+      </w:r>
+      <w:proofErr w:type="spellStart"/>
+      <w:r>
+        <w:rPr>
+          <w:rFonts w:ascii="Arial" w:eastAsia="Times New Roman" w:hAnsi="Arial" w:cs="Arial"/>
+          <w:color w:val="000000" w:themeColor="text1"/>
+          <w:sz w:val="24"/>
+          <w:szCs w:val="24"/>
+          <w:lang w:eastAsia="it-IT"/>
+        </w:rPr>
+        <w:t>Factory</w:t>
+      </w:r>
+      <w:proofErr w:type="spellEnd"/>
+      <w:r>
+        <w:rPr>
+          <w:rFonts w:ascii="Arial" w:eastAsia="Times New Roman" w:hAnsi="Arial" w:cs="Arial"/>
+          <w:color w:val="000000" w:themeColor="text1"/>
+          <w:sz w:val="24"/>
+          <w:szCs w:val="24"/>
+          <w:lang w:eastAsia="it-IT"/>
+        </w:rPr>
+        <w:t xml:space="preserve"> reset - Con PIN - cancella tutti i numeri e ripristina il PIN di fabbrica.</w:t>
       </w:r>
     </w:p>
     <w:p>
@@ -5319,6 +5945,7 @@
                 <w:lang w:eastAsia="it-IT"/>
               </w:rPr>
             </w:pPr>
+            <w:proofErr w:type="spellStart"/>
             <w:r>
               <w:rPr>
                 <w:rFonts w:ascii="Arial" w:eastAsia="Times New Roman" w:hAnsi="Arial" w:cs="Arial"/>
@@ -5329,6 +5956,7 @@
               </w:rPr>
               <w:t>Command</w:t>
             </w:r>
+            <w:proofErr w:type="spellEnd"/>
           </w:p>
         </w:tc>
         <w:tc>
@@ -5870,7 +6498,51 @@
                 <w:szCs w:val="24"/>
                 <w:lang w:val="en-US" w:eastAsia="it-IT"/>
               </w:rPr>
-              <w:t>Delete in EEPROM and phoneAut auxiliaries phone numbers except the Authorized MASTER[0]</w:t>
+              <w:t xml:space="preserve">Delete in EEPROM and </w:t>
+            </w:r>
+            <w:proofErr w:type="spellStart"/>
+            <w:r>
+              <w:rPr>
+                <w:rFonts w:ascii="Arial" w:eastAsia="Times New Roman" w:hAnsi="Arial" w:cs="Arial"/>
+                <w:color w:val="000000" w:themeColor="text1"/>
+                <w:sz w:val="24"/>
+                <w:szCs w:val="24"/>
+                <w:lang w:val="en-US" w:eastAsia="it-IT"/>
+              </w:rPr>
+              <w:t>phoneAut</w:t>
+            </w:r>
+            <w:proofErr w:type="spellEnd"/>
+            <w:r>
+              <w:rPr>
+                <w:rFonts w:ascii="Arial" w:eastAsia="Times New Roman" w:hAnsi="Arial" w:cs="Arial"/>
+                <w:color w:val="000000" w:themeColor="text1"/>
+                <w:sz w:val="24"/>
+                <w:szCs w:val="24"/>
+                <w:lang w:val="en-US" w:eastAsia="it-IT"/>
+              </w:rPr>
+              <w:t xml:space="preserve"> auxiliaries phone numbers except the Authorized </w:t>
+            </w:r>
+            <w:proofErr w:type="gramStart"/>
+            <w:r>
+              <w:rPr>
+                <w:rFonts w:ascii="Arial" w:eastAsia="Times New Roman" w:hAnsi="Arial" w:cs="Arial"/>
+                <w:color w:val="000000" w:themeColor="text1"/>
+                <w:sz w:val="24"/>
+                <w:szCs w:val="24"/>
+                <w:lang w:val="en-US" w:eastAsia="it-IT"/>
+              </w:rPr>
+              <w:t>MASTER[</w:t>
+            </w:r>
+            <w:proofErr w:type="gramEnd"/>
+            <w:r>
+              <w:rPr>
+                <w:rFonts w:ascii="Arial" w:eastAsia="Times New Roman" w:hAnsi="Arial" w:cs="Arial"/>
+                <w:color w:val="000000" w:themeColor="text1"/>
+                <w:sz w:val="24"/>
+                <w:szCs w:val="24"/>
+                <w:lang w:val="en-US" w:eastAsia="it-IT"/>
+              </w:rPr>
+              <w:t>0]</w:t>
             </w:r>
           </w:p>
           <w:p>
@@ -6023,8 +6695,20 @@
                 <w:szCs w:val="24"/>
                 <w:lang w:eastAsia="it-IT"/>
               </w:rPr>
-              <w:t>AGGIUNGI/SOSTITUISCI cellulare AUSILIARIO in posizione....</w:t>
-            </w:r>
+              <w:t xml:space="preserve">AGGIUNGI/SOSTITUISCI cellulare AUSILIARIO in </w:t>
+            </w:r>
+            <w:proofErr w:type="gramStart"/>
+            <w:r>
+              <w:rPr>
+                <w:rFonts w:ascii="Arial" w:eastAsia="Times New Roman" w:hAnsi="Arial" w:cs="Arial"/>
+                <w:color w:val="000000" w:themeColor="text1"/>
+                <w:sz w:val="24"/>
+                <w:szCs w:val="24"/>
+                <w:lang w:eastAsia="it-IT"/>
+              </w:rPr>
+              <w:t>posizione....</w:t>
+            </w:r>
+            <w:proofErr w:type="gramEnd"/>
           </w:p>
         </w:tc>
       </w:tr>
@@ -6837,7 +7521,29 @@
           <w:szCs w:val="24"/>
           <w:lang w:eastAsia="it-IT"/>
         </w:rPr>
-        <w:t xml:space="preserve"> – equivale ad un Factory Reset</w:t>
+        <w:t xml:space="preserve"> – equivale ad un </w:t>
+      </w:r>
+      <w:proofErr w:type="spellStart"/>
+      <w:r>
+        <w:rPr>
+          <w:rFonts w:ascii="Arial" w:eastAsia="Times New Roman" w:hAnsi="Arial" w:cs="Arial"/>
+          <w:color w:val="000000" w:themeColor="text1"/>
+          <w:sz w:val="24"/>
+          <w:szCs w:val="24"/>
+          <w:lang w:eastAsia="it-IT"/>
+        </w:rPr>
+        <w:t>Factory</w:t>
+      </w:r>
+      <w:proofErr w:type="spellEnd"/>
+      <w:r>
+        <w:rPr>
+          <w:rFonts w:ascii="Arial" w:eastAsia="Times New Roman" w:hAnsi="Arial" w:cs="Arial"/>
+          <w:color w:val="000000" w:themeColor="text1"/>
+          <w:sz w:val="24"/>
+          <w:szCs w:val="24"/>
+          <w:lang w:eastAsia="it-IT"/>
+        </w:rPr>
+        <w:t xml:space="preserve"> Reset</w:t>
       </w:r>
     </w:p>
     <w:p>
@@ -7089,6 +7795,7 @@
         </w:rPr>
       </w:pPr>
       <w:hyperlink r:id="rId6" w:history="1">
+        <w:proofErr w:type="gramStart"/>
         <w:r>
           <w:rPr>
             <w:rFonts w:ascii="Segoe UI" w:eastAsia="Times New Roman" w:hAnsi="Segoe UI" w:cs="Segoe UI"/>
@@ -7099,130 +7806,9 @@
             <w:bdr w:val="single" w:sz="4" w:space="1" w:color="auto" w:frame="1"/>
             <w:lang w:eastAsia="it-IT"/>
           </w:rPr>
-          <w:t>setup()</w:t>
+          <w:t>setup(</w:t>
         </w:r>
-      </w:hyperlink>
-    </w:p>
-    <w:p>
-      <w:pPr>
-        <w:numPr>
-          <w:ilvl w:val="1"/>
-          <w:numId w:val="1"/>
-        </w:numPr>
-        <w:spacing w:before="60" w:after="60" w:line="240" w:lineRule="auto"/>
-        <w:rPr>
-          <w:rFonts w:ascii="Segoe UI" w:eastAsia="Times New Roman" w:hAnsi="Segoe UI" w:cs="Segoe UI"/>
-          <w:color w:val="000000" w:themeColor="text1"/>
-          <w:sz w:val="20"/>
-          <w:szCs w:val="20"/>
-          <w:lang w:eastAsia="it-IT"/>
-        </w:rPr>
-      </w:pPr>
-      <w:r>
-        <w:rPr>
-          <w:rFonts w:ascii="Segoe UI" w:eastAsia="Times New Roman" w:hAnsi="Segoe UI" w:cs="Segoe UI"/>
-          <w:color w:val="000000" w:themeColor="text1"/>
-          <w:sz w:val="20"/>
-          <w:szCs w:val="20"/>
-          <w:lang w:eastAsia="it-IT"/>
-        </w:rPr>
-        <w:t>inizializza reset pin</w:t>
-      </w:r>
-    </w:p>
-    <w:p>
-      <w:pPr>
-        <w:numPr>
-          <w:ilvl w:val="1"/>
-          <w:numId w:val="1"/>
-        </w:numPr>
-        <w:spacing w:after="0" w:line="240" w:lineRule="auto"/>
-        <w:rPr>
-          <w:rFonts w:ascii="Segoe UI" w:eastAsia="Times New Roman" w:hAnsi="Segoe UI" w:cs="Segoe UI"/>
-          <w:color w:val="000000" w:themeColor="text1"/>
-          <w:sz w:val="20"/>
-          <w:szCs w:val="20"/>
-          <w:lang w:eastAsia="it-IT"/>
-        </w:rPr>
-      </w:pPr>
-      <w:r>
-        <w:rPr>
-          <w:rFonts w:ascii="Segoe UI" w:eastAsia="Times New Roman" w:hAnsi="Segoe UI" w:cs="Segoe UI"/>
-          <w:color w:val="000000" w:themeColor="text1"/>
-          <w:sz w:val="20"/>
-          <w:szCs w:val="20"/>
-          <w:lang w:eastAsia="it-IT"/>
-        </w:rPr>
-        <w:t>chiama </w:t>
-      </w:r>
-      <w:hyperlink r:id="rId7" w:history="1">
-        <w:r>
-          <w:rPr>
-            <w:rFonts w:ascii="Segoe UI" w:eastAsia="Times New Roman" w:hAnsi="Segoe UI" w:cs="Segoe UI"/>
-            <w:color w:val="000000" w:themeColor="text1"/>
-            <w:sz w:val="18"/>
-            <w:szCs w:val="18"/>
-            <w:bdr w:val="single" w:sz="4" w:space="1" w:color="auto" w:frame="1"/>
-            <w:lang w:eastAsia="it-IT"/>
-          </w:rPr>
-          <w:t>initgsm()</w:t>
-        </w:r>
-      </w:hyperlink>
-    </w:p>
-    <w:p>
-      <w:pPr>
-        <w:numPr>
-          <w:ilvl w:val="1"/>
-          <w:numId w:val="1"/>
-        </w:numPr>
-        <w:spacing w:after="0" w:line="240" w:lineRule="auto"/>
-        <w:rPr>
-          <w:rFonts w:ascii="Segoe UI" w:eastAsia="Times New Roman" w:hAnsi="Segoe UI" w:cs="Segoe UI"/>
-          <w:color w:val="000000" w:themeColor="text1"/>
-          <w:sz w:val="20"/>
-          <w:szCs w:val="20"/>
-          <w:lang w:eastAsia="it-IT"/>
-        </w:rPr>
-      </w:pPr>
-      <w:r>
-        <w:rPr>
-          <w:rFonts w:ascii="Segoe UI" w:eastAsia="Times New Roman" w:hAnsi="Segoe UI" w:cs="Segoe UI"/>
-          <w:color w:val="000000" w:themeColor="text1"/>
-          <w:sz w:val="20"/>
-          <w:szCs w:val="20"/>
-          <w:lang w:eastAsia="it-IT"/>
-        </w:rPr>
-        <w:t>carica numeri autorizzati con </w:t>
-      </w:r>
-      <w:hyperlink r:id="rId8" w:history="1">
-        <w:r>
-          <w:rPr>
-            <w:rFonts w:ascii="Segoe UI" w:eastAsia="Times New Roman" w:hAnsi="Segoe UI" w:cs="Segoe UI"/>
-            <w:color w:val="000000" w:themeColor="text1"/>
-            <w:sz w:val="18"/>
-            <w:szCs w:val="18"/>
-            <w:bdr w:val="single" w:sz="4" w:space="1" w:color="auto" w:frame="1"/>
-            <w:lang w:eastAsia="it-IT"/>
-          </w:rPr>
-          <w:t>RestorePhones()</w:t>
-        </w:r>
-      </w:hyperlink>
-    </w:p>
-    <w:p>
-      <w:pPr>
-        <w:numPr>
-          <w:ilvl w:val="0"/>
-          <w:numId w:val="1"/>
-        </w:numPr>
-        <w:spacing w:after="0" w:line="240" w:lineRule="auto"/>
-        <w:rPr>
-          <w:rFonts w:ascii="Segoe UI" w:eastAsia="Times New Roman" w:hAnsi="Segoe UI" w:cs="Segoe UI"/>
-          <w:color w:val="000000" w:themeColor="text1"/>
-          <w:sz w:val="20"/>
-          <w:szCs w:val="20"/>
-          <w:lang w:eastAsia="it-IT"/>
-        </w:rPr>
-      </w:pPr>
-      <w:hyperlink r:id="rId9" w:history="1">
+        <w:proofErr w:type="gramEnd"/>
         <w:r>
           <w:rPr>
             <w:rFonts w:ascii="Segoe UI" w:eastAsia="Times New Roman" w:hAnsi="Segoe UI" w:cs="Segoe UI"/>
@@ -7233,7 +7819,227 @@
             <w:bdr w:val="single" w:sz="4" w:space="1" w:color="auto" w:frame="1"/>
             <w:lang w:eastAsia="it-IT"/>
           </w:rPr>
-          <w:t>loop()</w:t>
+          <w:t>)</w:t>
+        </w:r>
+      </w:hyperlink>
+    </w:p>
+    <w:p>
+      <w:pPr>
+        <w:numPr>
+          <w:ilvl w:val="1"/>
+          <w:numId w:val="1"/>
+        </w:numPr>
+        <w:spacing w:before="60" w:after="60" w:line="240" w:lineRule="auto"/>
+        <w:rPr>
+          <w:rFonts w:ascii="Segoe UI" w:eastAsia="Times New Roman" w:hAnsi="Segoe UI" w:cs="Segoe UI"/>
+          <w:color w:val="000000" w:themeColor="text1"/>
+          <w:sz w:val="20"/>
+          <w:szCs w:val="20"/>
+          <w:lang w:eastAsia="it-IT"/>
+        </w:rPr>
+      </w:pPr>
+      <w:r>
+        <w:rPr>
+          <w:rFonts w:ascii="Segoe UI" w:eastAsia="Times New Roman" w:hAnsi="Segoe UI" w:cs="Segoe UI"/>
+          <w:color w:val="000000" w:themeColor="text1"/>
+          <w:sz w:val="20"/>
+          <w:szCs w:val="20"/>
+          <w:lang w:eastAsia="it-IT"/>
+        </w:rPr>
+        <w:t>inizializza reset pin</w:t>
+      </w:r>
+    </w:p>
+    <w:p>
+      <w:pPr>
+        <w:numPr>
+          <w:ilvl w:val="1"/>
+          <w:numId w:val="1"/>
+        </w:numPr>
+        <w:spacing w:after="0" w:line="240" w:lineRule="auto"/>
+        <w:rPr>
+          <w:rFonts w:ascii="Segoe UI" w:eastAsia="Times New Roman" w:hAnsi="Segoe UI" w:cs="Segoe UI"/>
+          <w:color w:val="000000" w:themeColor="text1"/>
+          <w:sz w:val="20"/>
+          <w:szCs w:val="20"/>
+          <w:lang w:eastAsia="it-IT"/>
+        </w:rPr>
+      </w:pPr>
+      <w:r>
+        <w:rPr>
+          <w:rFonts w:ascii="Segoe UI" w:eastAsia="Times New Roman" w:hAnsi="Segoe UI" w:cs="Segoe UI"/>
+          <w:color w:val="000000" w:themeColor="text1"/>
+          <w:sz w:val="20"/>
+          <w:szCs w:val="20"/>
+          <w:lang w:eastAsia="it-IT"/>
+        </w:rPr>
+        <w:t>chiama </w:t>
+      </w:r>
+      <w:proofErr w:type="spellStart"/>
+      <w:r>
+        <w:fldChar w:fldCharType="begin"/>
+      </w:r>
+      <w:r>
+        <w:instrText>HYPERLINK "vscode-file://vscode-app/c:/Users/Massimo/AppData/Local/Programs/Microsoft%20VS%20Code/f6cfa2ea24/resources/app/out/vs/code/electron-browser/workbench/workbench.html"</w:instrText>
+      </w:r>
+      <w:r>
+        <w:fldChar w:fldCharType="separate"/>
+      </w:r>
+      <w:proofErr w:type="gramStart"/>
+      <w:r>
+        <w:rPr>
+          <w:rFonts w:ascii="Segoe UI" w:eastAsia="Times New Roman" w:hAnsi="Segoe UI" w:cs="Segoe UI"/>
+          <w:color w:val="000000" w:themeColor="text1"/>
+          <w:sz w:val="18"/>
+          <w:szCs w:val="18"/>
+          <w:bdr w:val="single" w:sz="4" w:space="1" w:color="auto" w:frame="1"/>
+          <w:lang w:eastAsia="it-IT"/>
+        </w:rPr>
+        <w:t>initgsm</w:t>
+      </w:r>
+      <w:proofErr w:type="spellEnd"/>
+      <w:r>
+        <w:rPr>
+          <w:rFonts w:ascii="Segoe UI" w:eastAsia="Times New Roman" w:hAnsi="Segoe UI" w:cs="Segoe UI"/>
+          <w:color w:val="000000" w:themeColor="text1"/>
+          <w:sz w:val="18"/>
+          <w:szCs w:val="18"/>
+          <w:bdr w:val="single" w:sz="4" w:space="1" w:color="auto" w:frame="1"/>
+          <w:lang w:eastAsia="it-IT"/>
+        </w:rPr>
+        <w:t>(</w:t>
+      </w:r>
+      <w:proofErr w:type="gramEnd"/>
+      <w:r>
+        <w:rPr>
+          <w:rFonts w:ascii="Segoe UI" w:eastAsia="Times New Roman" w:hAnsi="Segoe UI" w:cs="Segoe UI"/>
+          <w:color w:val="000000" w:themeColor="text1"/>
+          <w:sz w:val="18"/>
+          <w:szCs w:val="18"/>
+          <w:bdr w:val="single" w:sz="4" w:space="1" w:color="auto" w:frame="1"/>
+          <w:lang w:eastAsia="it-IT"/>
+        </w:rPr>
+        <w:t>)</w:t>
+      </w:r>
+      <w:r>
+        <w:fldChar w:fldCharType="end"/>
+      </w:r>
+    </w:p>
+    <w:p>
+      <w:pPr>
+        <w:numPr>
+          <w:ilvl w:val="1"/>
+          <w:numId w:val="1"/>
+        </w:numPr>
+        <w:spacing w:after="0" w:line="240" w:lineRule="auto"/>
+        <w:rPr>
+          <w:rFonts w:ascii="Segoe UI" w:eastAsia="Times New Roman" w:hAnsi="Segoe UI" w:cs="Segoe UI"/>
+          <w:color w:val="000000" w:themeColor="text1"/>
+          <w:sz w:val="20"/>
+          <w:szCs w:val="20"/>
+          <w:lang w:eastAsia="it-IT"/>
+        </w:rPr>
+      </w:pPr>
+      <w:r>
+        <w:rPr>
+          <w:rFonts w:ascii="Segoe UI" w:eastAsia="Times New Roman" w:hAnsi="Segoe UI" w:cs="Segoe UI"/>
+          <w:color w:val="000000" w:themeColor="text1"/>
+          <w:sz w:val="20"/>
+          <w:szCs w:val="20"/>
+          <w:lang w:eastAsia="it-IT"/>
+        </w:rPr>
+        <w:t>carica numeri autorizzati con </w:t>
+      </w:r>
+      <w:proofErr w:type="spellStart"/>
+      <w:r>
+        <w:fldChar w:fldCharType="begin"/>
+      </w:r>
+      <w:r>
+        <w:instrText>HYPERLINK "vscode-file://vscode-app/c:/Users/Massimo/AppData/Local/Programs/Microsoft%20VS%20Code/f6cfa2ea24/resources/app/out/vs/code/electron-browser/workbench/workbench.html"</w:instrText>
+      </w:r>
+      <w:r>
+        <w:fldChar w:fldCharType="separate"/>
+      </w:r>
+      <w:proofErr w:type="gramStart"/>
+      <w:r>
+        <w:rPr>
+          <w:rFonts w:ascii="Segoe UI" w:eastAsia="Times New Roman" w:hAnsi="Segoe UI" w:cs="Segoe UI"/>
+          <w:color w:val="000000" w:themeColor="text1"/>
+          <w:sz w:val="18"/>
+          <w:szCs w:val="18"/>
+          <w:bdr w:val="single" w:sz="4" w:space="1" w:color="auto" w:frame="1"/>
+          <w:lang w:eastAsia="it-IT"/>
+        </w:rPr>
+        <w:t>RestorePhones</w:t>
+      </w:r>
+      <w:proofErr w:type="spellEnd"/>
+      <w:r>
+        <w:rPr>
+          <w:rFonts w:ascii="Segoe UI" w:eastAsia="Times New Roman" w:hAnsi="Segoe UI" w:cs="Segoe UI"/>
+          <w:color w:val="000000" w:themeColor="text1"/>
+          <w:sz w:val="18"/>
+          <w:szCs w:val="18"/>
+          <w:bdr w:val="single" w:sz="4" w:space="1" w:color="auto" w:frame="1"/>
+          <w:lang w:eastAsia="it-IT"/>
+        </w:rPr>
+        <w:t>(</w:t>
+      </w:r>
+      <w:proofErr w:type="gramEnd"/>
+      <w:r>
+        <w:rPr>
+          <w:rFonts w:ascii="Segoe UI" w:eastAsia="Times New Roman" w:hAnsi="Segoe UI" w:cs="Segoe UI"/>
+          <w:color w:val="000000" w:themeColor="text1"/>
+          <w:sz w:val="18"/>
+          <w:szCs w:val="18"/>
+          <w:bdr w:val="single" w:sz="4" w:space="1" w:color="auto" w:frame="1"/>
+          <w:lang w:eastAsia="it-IT"/>
+        </w:rPr>
+        <w:t>)</w:t>
+      </w:r>
+      <w:r>
+        <w:fldChar w:fldCharType="end"/>
+      </w:r>
+    </w:p>
+    <w:p>
+      <w:pPr>
+        <w:numPr>
+          <w:ilvl w:val="0"/>
+          <w:numId w:val="1"/>
+        </w:numPr>
+        <w:spacing w:after="0" w:line="240" w:lineRule="auto"/>
+        <w:rPr>
+          <w:rFonts w:ascii="Segoe UI" w:eastAsia="Times New Roman" w:hAnsi="Segoe UI" w:cs="Segoe UI"/>
+          <w:color w:val="000000" w:themeColor="text1"/>
+          <w:sz w:val="20"/>
+          <w:szCs w:val="20"/>
+          <w:lang w:eastAsia="it-IT"/>
+        </w:rPr>
+      </w:pPr>
+      <w:hyperlink r:id="rId7" w:history="1">
+        <w:proofErr w:type="gramStart"/>
+        <w:r>
+          <w:rPr>
+            <w:rFonts w:ascii="Segoe UI" w:eastAsia="Times New Roman" w:hAnsi="Segoe UI" w:cs="Segoe UI"/>
+            <w:color w:val="000000" w:themeColor="text1"/>
+            <w:sz w:val="18"/>
+            <w:szCs w:val="18"/>
+            <w:u w:val="single"/>
+            <w:bdr w:val="single" w:sz="4" w:space="1" w:color="auto" w:frame="1"/>
+            <w:lang w:eastAsia="it-IT"/>
+          </w:rPr>
+          <w:t>loop(</w:t>
+        </w:r>
+        <w:proofErr w:type="gramEnd"/>
+        <w:r>
+          <w:rPr>
+            <w:rFonts w:ascii="Segoe UI" w:eastAsia="Times New Roman" w:hAnsi="Segoe UI" w:cs="Segoe UI"/>
+            <w:color w:val="000000" w:themeColor="text1"/>
+            <w:sz w:val="18"/>
+            <w:szCs w:val="18"/>
+            <w:u w:val="single"/>
+            <w:bdr w:val="single" w:sz="4" w:space="1" w:color="auto" w:frame="1"/>
+            <w:lang w:eastAsia="it-IT"/>
+          </w:rPr>
+          <w:t>)</w:t>
         </w:r>
       </w:hyperlink>
     </w:p>
@@ -7361,7 +8167,29 @@
           <w:szCs w:val="20"/>
           <w:lang w:eastAsia="it-IT"/>
         </w:rPr>
-        <w:t xml:space="preserve">M+PIN = definisce da factory reset il Master </w:t>
+        <w:t xml:space="preserve">M+PIN = definisce da </w:t>
+      </w:r>
+      <w:proofErr w:type="spellStart"/>
+      <w:r>
+        <w:rPr>
+          <w:rFonts w:ascii="Segoe UI" w:eastAsia="Times New Roman" w:hAnsi="Segoe UI" w:cs="Segoe UI"/>
+          <w:color w:val="000000" w:themeColor="text1"/>
+          <w:sz w:val="20"/>
+          <w:szCs w:val="20"/>
+          <w:lang w:eastAsia="it-IT"/>
+        </w:rPr>
+        <w:t>factory</w:t>
+      </w:r>
+      <w:proofErr w:type="spellEnd"/>
+      <w:r>
+        <w:rPr>
+          <w:rFonts w:ascii="Segoe UI" w:eastAsia="Times New Roman" w:hAnsi="Segoe UI" w:cs="Segoe UI"/>
+          <w:color w:val="000000" w:themeColor="text1"/>
+          <w:sz w:val="20"/>
+          <w:szCs w:val="20"/>
+          <w:lang w:eastAsia="it-IT"/>
+        </w:rPr>
+        <w:t xml:space="preserve"> reset il Master </w:t>
       </w:r>
     </w:p>
     <w:p>
@@ -7481,6 +8309,7 @@
         </w:rPr>
         <w:t xml:space="preserve"> = </w:t>
       </w:r>
+      <w:proofErr w:type="spellStart"/>
       <w:r>
         <w:rPr>
           <w:rFonts w:ascii="Segoe UI" w:eastAsia="Times New Roman" w:hAnsi="Segoe UI" w:cs="Segoe UI"/>
@@ -7489,7 +8318,18 @@
           <w:szCs w:val="20"/>
           <w:lang w:eastAsia="it-IT"/>
         </w:rPr>
-        <w:t>factory reset</w:t>
+        <w:t>factory</w:t>
+      </w:r>
+      <w:proofErr w:type="spellEnd"/>
+      <w:r>
+        <w:rPr>
+          <w:rFonts w:ascii="Segoe UI" w:eastAsia="Times New Roman" w:hAnsi="Segoe UI" w:cs="Segoe UI"/>
+          <w:color w:val="000000" w:themeColor="text1"/>
+          <w:sz w:val="20"/>
+          <w:szCs w:val="20"/>
+          <w:lang w:eastAsia="it-IT"/>
+        </w:rPr>
+        <w:t xml:space="preserve"> reset</w:t>
       </w:r>
     </w:p>
     <w:p>
@@ -7651,19 +8491,55 @@
         </w:rPr>
         <w:t>ogni 15 minuti verifica reset giornaliero e chiama </w:t>
       </w:r>
-      <w:hyperlink r:id="rId10" w:history="1">
-        <w:r>
-          <w:rPr>
-            <w:rFonts w:ascii="Segoe UI" w:eastAsia="Times New Roman" w:hAnsi="Segoe UI" w:cs="Segoe UI"/>
-            <w:color w:val="000000" w:themeColor="text1"/>
-            <w:sz w:val="18"/>
-            <w:szCs w:val="18"/>
-            <w:bdr w:val="single" w:sz="4" w:space="1" w:color="auto" w:frame="1"/>
-            <w:lang w:eastAsia="it-IT"/>
-          </w:rPr>
-          <w:t>initgsm()</w:t>
-        </w:r>
-      </w:hyperlink>
+      <w:proofErr w:type="spellStart"/>
+      <w:r>
+        <w:fldChar w:fldCharType="begin"/>
+      </w:r>
+      <w:r>
+        <w:instrText>HYPERLINK "vscode-file://vscode-app/c:/Users/Massimo/AppData/Local/Programs/Microsoft%20VS%20Code/f6cfa2ea24/resources/app/out/vs/code/electron-browser/workbench/workbench.html"</w:instrText>
+      </w:r>
+      <w:r>
+        <w:fldChar w:fldCharType="separate"/>
+      </w:r>
+      <w:proofErr w:type="gramStart"/>
+      <w:r>
+        <w:rPr>
+          <w:rFonts w:ascii="Segoe UI" w:eastAsia="Times New Roman" w:hAnsi="Segoe UI" w:cs="Segoe UI"/>
+          <w:color w:val="000000" w:themeColor="text1"/>
+          <w:sz w:val="18"/>
+          <w:szCs w:val="18"/>
+          <w:bdr w:val="single" w:sz="4" w:space="1" w:color="auto" w:frame="1"/>
+          <w:lang w:eastAsia="it-IT"/>
+        </w:rPr>
+        <w:t>initgsm</w:t>
+      </w:r>
+      <w:proofErr w:type="spellEnd"/>
+      <w:r>
+        <w:rPr>
+          <w:rFonts w:ascii="Segoe UI" w:eastAsia="Times New Roman" w:hAnsi="Segoe UI" w:cs="Segoe UI"/>
+          <w:color w:val="000000" w:themeColor="text1"/>
+          <w:sz w:val="18"/>
+          <w:szCs w:val="18"/>
+          <w:bdr w:val="single" w:sz="4" w:space="1" w:color="auto" w:frame="1"/>
+          <w:lang w:eastAsia="it-IT"/>
+        </w:rPr>
+        <w:t>(</w:t>
+      </w:r>
+      <w:proofErr w:type="gramEnd"/>
+      <w:r>
+        <w:rPr>
+          <w:rFonts w:ascii="Segoe UI" w:eastAsia="Times New Roman" w:hAnsi="Segoe UI" w:cs="Segoe UI"/>
+          <w:color w:val="000000" w:themeColor="text1"/>
+          <w:sz w:val="18"/>
+          <w:szCs w:val="18"/>
+          <w:bdr w:val="single" w:sz="4" w:space="1" w:color="auto" w:frame="1"/>
+          <w:lang w:eastAsia="it-IT"/>
+        </w:rPr>
+        <w:t>)</w:t>
+      </w:r>
+      <w:r>
+        <w:fldChar w:fldCharType="end"/>
+      </w:r>
       <w:r>
         <w:rPr>
           <w:rFonts w:ascii="Segoe UI" w:eastAsia="Times New Roman" w:hAnsi="Segoe UI" w:cs="Segoe UI"/>
@@ -7950,7 +8826,21 @@
         <w:rPr>
           <w:rFonts w:ascii="Arial" w:hAnsi="Arial" w:cs="Arial"/>
         </w:rPr>
-        <w:t>Dopo un Factory Reset (c</w:t>
+        <w:t xml:space="preserve">Dopo un </w:t>
+      </w:r>
+      <w:proofErr w:type="spellStart"/>
+      <w:r>
+        <w:rPr>
+          <w:rFonts w:ascii="Arial" w:hAnsi="Arial" w:cs="Arial"/>
+        </w:rPr>
+        <w:t>Factory</w:t>
+      </w:r>
+      <w:proofErr w:type="spellEnd"/>
+      <w:r>
+        <w:rPr>
+          <w:rFonts w:ascii="Arial" w:hAnsi="Arial" w:cs="Arial"/>
+        </w:rPr>
+        <w:t xml:space="preserve"> Reset (c</w:t>
       </w:r>
       <w:r>
         <w:rPr>
@@ -8727,8 +9617,48 @@
           <w:szCs w:val="24"/>
           <w:lang w:val="en-US" w:eastAsia="it-IT"/>
         </w:rPr>
-        <w:t>P OldPIN NewPIN</w:t>
-      </w:r>
+        <w:t xml:space="preserve">P </w:t>
+      </w:r>
+      <w:proofErr w:type="spellStart"/>
+      <w:r>
+        <w:rPr>
+          <w:rFonts w:ascii="Arial" w:eastAsia="Times New Roman" w:hAnsi="Arial" w:cs="Arial"/>
+          <w:i/>
+          <w:iCs/>
+          <w:color w:val="000000" w:themeColor="text1"/>
+          <w:sz w:val="24"/>
+          <w:szCs w:val="24"/>
+          <w:lang w:val="en-US" w:eastAsia="it-IT"/>
+        </w:rPr>
+        <w:t>OldPIN</w:t>
+      </w:r>
+      <w:proofErr w:type="spellEnd"/>
+      <w:r>
+        <w:rPr>
+          <w:rFonts w:ascii="Arial" w:eastAsia="Times New Roman" w:hAnsi="Arial" w:cs="Arial"/>
+          <w:i/>
+          <w:iCs/>
+          <w:color w:val="000000" w:themeColor="text1"/>
+          <w:sz w:val="24"/>
+          <w:szCs w:val="24"/>
+          <w:lang w:val="en-US" w:eastAsia="it-IT"/>
+        </w:rPr>
+        <w:t xml:space="preserve"> </w:t>
+      </w:r>
+      <w:proofErr w:type="spellStart"/>
+      <w:r>
+        <w:rPr>
+          <w:rFonts w:ascii="Arial" w:eastAsia="Times New Roman" w:hAnsi="Arial" w:cs="Arial"/>
+          <w:i/>
+          <w:iCs/>
+          <w:color w:val="000000" w:themeColor="text1"/>
+          <w:sz w:val="24"/>
+          <w:szCs w:val="24"/>
+          <w:lang w:val="en-US" w:eastAsia="it-IT"/>
+        </w:rPr>
+        <w:t>NewPIN</w:t>
+      </w:r>
+      <w:proofErr w:type="spellEnd"/>
     </w:p>
     <w:p>
       <w:pPr>
@@ -8755,6 +9685,7 @@
           <w:lang w:val="en-US" w:eastAsia="it-IT"/>
         </w:rPr>
       </w:pPr>
+      <w:proofErr w:type="spellStart"/>
       <w:r>
         <w:rPr>
           <w:rFonts w:ascii="Arial" w:eastAsia="Times New Roman" w:hAnsi="Arial" w:cs="Arial"/>
@@ -8764,7 +9695,19 @@
           <w:szCs w:val="24"/>
           <w:lang w:val="en-US" w:eastAsia="it-IT"/>
         </w:rPr>
-        <w:t>Comando F – Factory Reset</w:t>
+        <w:t>Comando</w:t>
+      </w:r>
+      <w:proofErr w:type="spellEnd"/>
+      <w:r>
+        <w:rPr>
+          <w:rFonts w:ascii="Arial" w:eastAsia="Times New Roman" w:hAnsi="Arial" w:cs="Arial"/>
+          <w:b/>
+          <w:bCs/>
+          <w:sz w:val="24"/>
+          <w:szCs w:val="24"/>
+          <w:lang w:val="en-US" w:eastAsia="it-IT"/>
+        </w:rPr>
+        <w:t xml:space="preserve"> F – Factory Reset</w:t>
       </w:r>
     </w:p>
     <w:p>
@@ -8901,6 +9844,16 @@
     </w:p>
     <w:p>
       <w:pPr>
+        <w:spacing w:after="0" w:line="330" w:lineRule="atLeast"/>
+        <w:jc w:val="center"/>
+        <w:rPr>
+          <w:rFonts w:ascii="Arial" w:eastAsia="Times New Roman" w:hAnsi="Arial" w:cs="Arial"/>
+          <w:sz w:val="24"/>
+          <w:szCs w:val="24"/>
+          <w:lang w:val="en-US" w:eastAsia="it-IT"/>
+        </w:rPr>
+      </w:pPr>
+      <w:r>
         <w:rPr>
           <w:rFonts w:ascii="Arial" w:eastAsia="Times New Roman" w:hAnsi="Arial" w:cs="Arial"/>
           <w:b/>
@@ -8909,28 +9862,7 @@
           <w:szCs w:val="32"/>
           <w:lang w:val="en-US" w:eastAsia="it-IT"/>
         </w:rPr>
-      </w:pPr>
-    </w:p>
-    <w:p>
-      <w:pPr>
-        <w:spacing w:after="0" w:line="330" w:lineRule="atLeast"/>
-        <w:jc w:val="center"/>
-        <w:rPr>
-          <w:rFonts w:ascii="Arial" w:eastAsia="Times New Roman" w:hAnsi="Arial" w:cs="Arial"/>
-          <w:sz w:val="24"/>
-          <w:szCs w:val="24"/>
-          <w:lang w:val="en-US" w:eastAsia="it-IT"/>
-        </w:rPr>
-      </w:pPr>
-      <w:r>
-        <w:rPr>
-          <w:rFonts w:ascii="Arial" w:eastAsia="Times New Roman" w:hAnsi="Arial" w:cs="Arial"/>
-          <w:b/>
-          <w:bCs/>
-          <w:sz w:val="32"/>
-          <w:szCs w:val="32"/>
-          <w:lang w:val="en-US" w:eastAsia="it-IT"/>
-        </w:rPr>
+        <w:lastRenderedPageBreak/>
         <w:t>TEST PLAN</w:t>
       </w:r>
     </w:p>
@@ -8975,6 +9907,7 @@
                 <w:lang w:val="en-US" w:eastAsia="it-IT"/>
               </w:rPr>
             </w:pPr>
+            <w:proofErr w:type="gramStart"/>
             <w:r>
               <w:rPr>
                 <w:rFonts w:ascii="Arial" w:eastAsia="Times New Roman" w:hAnsi="Arial" w:cs="Arial"/>
@@ -8987,6 +9920,7 @@
               </w:rPr>
               <w:t>Test  #</w:t>
             </w:r>
+            <w:proofErr w:type="gramEnd"/>
           </w:p>
         </w:tc>
         <w:tc>
@@ -9334,6 +10268,24 @@
               </w:rPr>
               <w:t>Solo da Tel. MASTER</w:t>
             </w:r>
+            <w:r>
+              <w:rPr>
+                <w:rFonts w:ascii="Arial" w:eastAsia="Times New Roman" w:hAnsi="Arial" w:cs="Arial"/>
+                <w:sz w:val="16"/>
+                <w:szCs w:val="16"/>
+                <w:lang w:eastAsia="it-IT"/>
+              </w:rPr>
+              <w:t xml:space="preserve"> Precaricato </w:t>
+            </w:r>
+            <w:r>
+              <w:rPr>
+                <w:rFonts w:ascii="Arial" w:eastAsia="Times New Roman" w:hAnsi="Arial" w:cs="Arial"/>
+                <w:sz w:val="16"/>
+                <w:szCs w:val="16"/>
+                <w:lang w:eastAsia="it-IT"/>
+              </w:rPr>
+              <w:t>– solo testing</w:t>
+            </w:r>
           </w:p>
         </w:tc>
         <w:tc>
@@ -9404,6 +10356,7 @@
                 <w:lang w:val="en-US" w:eastAsia="it-IT"/>
               </w:rPr>
             </w:pPr>
+            <w:proofErr w:type="gramStart"/>
             <w:r>
               <w:rPr>
                 <w:rFonts w:ascii="Arial" w:eastAsia="Times New Roman" w:hAnsi="Arial" w:cs="Arial"/>
@@ -9411,7 +10364,17 @@
                 <w:szCs w:val="16"/>
                 <w:lang w:val="en-US" w:eastAsia="it-IT"/>
               </w:rPr>
-              <w:t>”Authorized phone n." con:</w:t>
+              <w:t>”Authorized</w:t>
+            </w:r>
+            <w:proofErr w:type="gramEnd"/>
+            <w:r>
+              <w:rPr>
+                <w:rFonts w:ascii="Arial" w:eastAsia="Times New Roman" w:hAnsi="Arial" w:cs="Arial"/>
+                <w:sz w:val="16"/>
+                <w:szCs w:val="16"/>
+                <w:lang w:val="en-US" w:eastAsia="it-IT"/>
+              </w:rPr>
+              <w:t xml:space="preserve"> phone n." con:</w:t>
             </w:r>
           </w:p>
           <w:p>
@@ -9579,14 +10542,25 @@
                 <w:lang w:eastAsia="it-IT"/>
               </w:rPr>
             </w:pPr>
-            <w:r>
-              <w:rPr>
-                <w:rFonts w:ascii="Arial" w:eastAsia="Times New Roman" w:hAnsi="Arial" w:cs="Arial"/>
-                <w:sz w:val="16"/>
-                <w:szCs w:val="16"/>
-                <w:lang w:eastAsia="it-IT"/>
-              </w:rPr>
-              <w:t>Factory Reset</w:t>
+            <w:proofErr w:type="spellStart"/>
+            <w:r>
+              <w:rPr>
+                <w:rFonts w:ascii="Arial" w:eastAsia="Times New Roman" w:hAnsi="Arial" w:cs="Arial"/>
+                <w:sz w:val="16"/>
+                <w:szCs w:val="16"/>
+                <w:lang w:eastAsia="it-IT"/>
+              </w:rPr>
+              <w:t>Factory</w:t>
+            </w:r>
+            <w:proofErr w:type="spellEnd"/>
+            <w:r>
+              <w:rPr>
+                <w:rFonts w:ascii="Arial" w:eastAsia="Times New Roman" w:hAnsi="Arial" w:cs="Arial"/>
+                <w:sz w:val="16"/>
+                <w:szCs w:val="16"/>
+                <w:lang w:eastAsia="it-IT"/>
+              </w:rPr>
+              <w:t xml:space="preserve"> Reset</w:t>
             </w:r>
           </w:p>
         </w:tc>
@@ -9847,7 +10821,27 @@
                 <w:szCs w:val="16"/>
                 <w:lang w:eastAsia="it-IT"/>
               </w:rPr>
-              <w:t xml:space="preserve"> (da Factory Reset)</w:t>
+              <w:t xml:space="preserve"> (da </w:t>
+            </w:r>
+            <w:proofErr w:type="spellStart"/>
+            <w:r>
+              <w:rPr>
+                <w:rFonts w:ascii="Arial" w:eastAsia="Times New Roman" w:hAnsi="Arial" w:cs="Arial"/>
+                <w:sz w:val="16"/>
+                <w:szCs w:val="16"/>
+                <w:lang w:eastAsia="it-IT"/>
+              </w:rPr>
+              <w:t>Factory</w:t>
+            </w:r>
+            <w:proofErr w:type="spellEnd"/>
+            <w:r>
+              <w:rPr>
+                <w:rFonts w:ascii="Arial" w:eastAsia="Times New Roman" w:hAnsi="Arial" w:cs="Arial"/>
+                <w:sz w:val="16"/>
+                <w:szCs w:val="16"/>
+                <w:lang w:eastAsia="it-IT"/>
+              </w:rPr>
+              <w:t xml:space="preserve"> Reset)</w:t>
             </w:r>
           </w:p>
         </w:tc>
@@ -9868,14 +10862,25 @@
                 <w:lang w:eastAsia="it-IT"/>
               </w:rPr>
             </w:pPr>
-            <w:r>
-              <w:rPr>
-                <w:rFonts w:ascii="Arial" w:eastAsia="Times New Roman" w:hAnsi="Arial" w:cs="Arial"/>
-                <w:sz w:val="16"/>
-                <w:szCs w:val="16"/>
-                <w:lang w:eastAsia="it-IT"/>
-              </w:rPr>
-              <w:t>Factory Reset</w:t>
+            <w:proofErr w:type="spellStart"/>
+            <w:r>
+              <w:rPr>
+                <w:rFonts w:ascii="Arial" w:eastAsia="Times New Roman" w:hAnsi="Arial" w:cs="Arial"/>
+                <w:sz w:val="16"/>
+                <w:szCs w:val="16"/>
+                <w:lang w:eastAsia="it-IT"/>
+              </w:rPr>
+              <w:t>Factory</w:t>
+            </w:r>
+            <w:proofErr w:type="spellEnd"/>
+            <w:r>
+              <w:rPr>
+                <w:rFonts w:ascii="Arial" w:eastAsia="Times New Roman" w:hAnsi="Arial" w:cs="Arial"/>
+                <w:sz w:val="16"/>
+                <w:szCs w:val="16"/>
+                <w:lang w:eastAsia="it-IT"/>
+              </w:rPr>
+              <w:t xml:space="preserve"> Reset</w:t>
             </w:r>
           </w:p>
         </w:tc>
@@ -10263,6 +11268,7 @@
                 <w:lang w:val="en-US" w:eastAsia="it-IT"/>
               </w:rPr>
             </w:pPr>
+            <w:proofErr w:type="gramStart"/>
             <w:r>
               <w:rPr>
                 <w:rFonts w:ascii="Arial" w:eastAsia="Times New Roman" w:hAnsi="Arial" w:cs="Arial"/>
@@ -10270,7 +11276,17 @@
                 <w:szCs w:val="16"/>
                 <w:lang w:val="en-US" w:eastAsia="it-IT"/>
               </w:rPr>
-              <w:t>”Authorized phone n." con:</w:t>
+              <w:t>”Authorized</w:t>
+            </w:r>
+            <w:proofErr w:type="gramEnd"/>
+            <w:r>
+              <w:rPr>
+                <w:rFonts w:ascii="Arial" w:eastAsia="Times New Roman" w:hAnsi="Arial" w:cs="Arial"/>
+                <w:sz w:val="16"/>
+                <w:szCs w:val="16"/>
+                <w:lang w:val="en-US" w:eastAsia="it-IT"/>
+              </w:rPr>
+              <w:t xml:space="preserve"> phone n." con:</w:t>
             </w:r>
           </w:p>
           <w:p>
@@ -10455,14 +11471,47 @@
                 <w:lang w:eastAsia="it-IT"/>
               </w:rPr>
             </w:pPr>
-            <w:r>
-              <w:rPr>
-                <w:rFonts w:ascii="Arial" w:eastAsia="Times New Roman" w:hAnsi="Arial" w:cs="Arial"/>
-                <w:sz w:val="16"/>
-                <w:szCs w:val="16"/>
-                <w:lang w:eastAsia="it-IT"/>
-              </w:rPr>
-              <w:t>n.telefonico MASTER gìà definito</w:t>
+            <w:proofErr w:type="spellStart"/>
+            <w:proofErr w:type="gramStart"/>
+            <w:r>
+              <w:rPr>
+                <w:rFonts w:ascii="Arial" w:eastAsia="Times New Roman" w:hAnsi="Arial" w:cs="Arial"/>
+                <w:sz w:val="16"/>
+                <w:szCs w:val="16"/>
+                <w:lang w:eastAsia="it-IT"/>
+              </w:rPr>
+              <w:t>n.telefonico</w:t>
+            </w:r>
+            <w:proofErr w:type="spellEnd"/>
+            <w:proofErr w:type="gramEnd"/>
+            <w:r>
+              <w:rPr>
+                <w:rFonts w:ascii="Arial" w:eastAsia="Times New Roman" w:hAnsi="Arial" w:cs="Arial"/>
+                <w:sz w:val="16"/>
+                <w:szCs w:val="16"/>
+                <w:lang w:eastAsia="it-IT"/>
+              </w:rPr>
+              <w:t xml:space="preserve"> MASTER </w:t>
+            </w:r>
+            <w:proofErr w:type="spellStart"/>
+            <w:r>
+              <w:rPr>
+                <w:rFonts w:ascii="Arial" w:eastAsia="Times New Roman" w:hAnsi="Arial" w:cs="Arial"/>
+                <w:sz w:val="16"/>
+                <w:szCs w:val="16"/>
+                <w:lang w:eastAsia="it-IT"/>
+              </w:rPr>
+              <w:t>gìà</w:t>
+            </w:r>
+            <w:proofErr w:type="spellEnd"/>
+            <w:r>
+              <w:rPr>
+                <w:rFonts w:ascii="Arial" w:eastAsia="Times New Roman" w:hAnsi="Arial" w:cs="Arial"/>
+                <w:sz w:val="16"/>
+                <w:szCs w:val="16"/>
+                <w:lang w:eastAsia="it-IT"/>
+              </w:rPr>
+              <w:t xml:space="preserve"> definito</w:t>
             </w:r>
           </w:p>
         </w:tc>
@@ -10833,6 +11882,7 @@
                 <w:lang w:val="en-US" w:eastAsia="it-IT"/>
               </w:rPr>
             </w:pPr>
+            <w:proofErr w:type="gramStart"/>
             <w:r>
               <w:rPr>
                 <w:rFonts w:ascii="Arial" w:eastAsia="Times New Roman" w:hAnsi="Arial" w:cs="Arial"/>
@@ -10840,7 +11890,17 @@
                 <w:szCs w:val="16"/>
                 <w:lang w:val="en-US" w:eastAsia="it-IT"/>
               </w:rPr>
-              <w:t>”Authorized phone n." con:</w:t>
+              <w:t>”Authorized</w:t>
+            </w:r>
+            <w:proofErr w:type="gramEnd"/>
+            <w:r>
+              <w:rPr>
+                <w:rFonts w:ascii="Arial" w:eastAsia="Times New Roman" w:hAnsi="Arial" w:cs="Arial"/>
+                <w:sz w:val="16"/>
+                <w:szCs w:val="16"/>
+                <w:lang w:val="en-US" w:eastAsia="it-IT"/>
+              </w:rPr>
+              <w:t xml:space="preserve"> phone n." con:</w:t>
             </w:r>
           </w:p>
           <w:p>
@@ -11352,6 +12412,7 @@
                 <w:lang w:val="en-US" w:eastAsia="it-IT"/>
               </w:rPr>
             </w:pPr>
+            <w:proofErr w:type="gramStart"/>
             <w:r>
               <w:rPr>
                 <w:rFonts w:ascii="Arial" w:eastAsia="Times New Roman" w:hAnsi="Arial" w:cs="Arial"/>
@@ -11359,27 +12420,36 @@
                 <w:szCs w:val="16"/>
                 <w:lang w:val="en-US" w:eastAsia="it-IT"/>
               </w:rPr>
-              <w:t>”Authorized phone n." con:</w:t>
-            </w:r>
-          </w:p>
-          <w:p>
-            <w:pPr>
-              <w:spacing w:line="330" w:lineRule="atLeast"/>
-              <w:rPr>
-                <w:rFonts w:ascii="Arial" w:eastAsia="Times New Roman" w:hAnsi="Arial" w:cs="Arial"/>
-                <w:sz w:val="16"/>
-                <w:szCs w:val="16"/>
-                <w:lang w:eastAsia="it-IT"/>
-              </w:rPr>
-            </w:pPr>
-            <w:r>
-              <w:rPr>
-                <w:rFonts w:ascii="Arial" w:eastAsia="Times New Roman" w:hAnsi="Arial" w:cs="Arial"/>
-                <w:sz w:val="16"/>
-                <w:szCs w:val="16"/>
-                <w:lang w:eastAsia="it-IT"/>
-              </w:rPr>
-              <w:lastRenderedPageBreak/>
+              <w:t>”Authorized</w:t>
+            </w:r>
+            <w:proofErr w:type="gramEnd"/>
+            <w:r>
+              <w:rPr>
+                <w:rFonts w:ascii="Arial" w:eastAsia="Times New Roman" w:hAnsi="Arial" w:cs="Arial"/>
+                <w:sz w:val="16"/>
+                <w:szCs w:val="16"/>
+                <w:lang w:val="en-US" w:eastAsia="it-IT"/>
+              </w:rPr>
+              <w:t xml:space="preserve"> phone n." con:</w:t>
+            </w:r>
+          </w:p>
+          <w:p>
+            <w:pPr>
+              <w:spacing w:line="330" w:lineRule="atLeast"/>
+              <w:rPr>
+                <w:rFonts w:ascii="Arial" w:eastAsia="Times New Roman" w:hAnsi="Arial" w:cs="Arial"/>
+                <w:sz w:val="16"/>
+                <w:szCs w:val="16"/>
+                <w:lang w:eastAsia="it-IT"/>
+              </w:rPr>
+            </w:pPr>
+            <w:r>
+              <w:rPr>
+                <w:rFonts w:ascii="Arial" w:eastAsia="Times New Roman" w:hAnsi="Arial" w:cs="Arial"/>
+                <w:sz w:val="16"/>
+                <w:szCs w:val="16"/>
+                <w:lang w:eastAsia="it-IT"/>
+              </w:rPr>
               <w:t>solo n</w:t>
             </w:r>
             <w:r>
@@ -11435,546 +12505,8 @@
                 <w:szCs w:val="16"/>
                 <w:lang w:eastAsia="it-IT"/>
               </w:rPr>
-              <w:lastRenderedPageBreak/>
               <w:t>ok</w:t>
             </w:r>
-          </w:p>
-        </w:tc>
-      </w:tr>
-      <w:tr>
-        <w:trPr>
-          <w:jc w:val="center"/>
-        </w:trPr>
-        <w:tc>
-          <w:tcPr>
-            <w:tcW w:w="704" w:type="dxa"/>
-            <w:shd w:val="clear" w:color="auto" w:fill="C5E0B3" w:themeFill="accent6" w:themeFillTint="66"/>
-            <w:vAlign w:val="center"/>
-          </w:tcPr>
-          <w:p>
-            <w:pPr>
-              <w:spacing w:line="330" w:lineRule="atLeast"/>
-              <w:jc w:val="center"/>
-              <w:rPr>
-                <w:rFonts w:ascii="Arial" w:eastAsia="Times New Roman" w:hAnsi="Arial" w:cs="Arial"/>
-                <w:sz w:val="16"/>
-                <w:szCs w:val="16"/>
-                <w:lang w:eastAsia="it-IT"/>
-              </w:rPr>
-            </w:pPr>
-            <w:r>
-              <w:rPr>
-                <w:rFonts w:ascii="Arial" w:eastAsia="Times New Roman" w:hAnsi="Arial" w:cs="Arial"/>
-                <w:sz w:val="16"/>
-                <w:szCs w:val="16"/>
-                <w:lang w:eastAsia="it-IT"/>
-              </w:rPr>
-              <w:t>2.</w:t>
-            </w:r>
-            <w:r>
-              <w:rPr>
-                <w:rFonts w:ascii="Arial" w:eastAsia="Times New Roman" w:hAnsi="Arial" w:cs="Arial"/>
-                <w:sz w:val="16"/>
-                <w:szCs w:val="16"/>
-                <w:lang w:eastAsia="it-IT"/>
-              </w:rPr>
-              <w:t>0</w:t>
-            </w:r>
-          </w:p>
-        </w:tc>
-        <w:tc>
-          <w:tcPr>
-            <w:tcW w:w="1559" w:type="dxa"/>
-            <w:shd w:val="clear" w:color="auto" w:fill="C5E0B3" w:themeFill="accent6" w:themeFillTint="66"/>
-            <w:vAlign w:val="center"/>
-          </w:tcPr>
-          <w:p>
-            <w:pPr>
-              <w:spacing w:line="330" w:lineRule="atLeast"/>
-              <w:jc w:val="center"/>
-              <w:rPr>
-                <w:rFonts w:ascii="Arial" w:eastAsia="Times New Roman" w:hAnsi="Arial" w:cs="Arial"/>
-                <w:sz w:val="16"/>
-                <w:szCs w:val="16"/>
-                <w:lang w:eastAsia="it-IT"/>
-              </w:rPr>
-            </w:pPr>
-            <w:r>
-              <w:rPr>
-                <w:rFonts w:ascii="Arial" w:eastAsia="Times New Roman" w:hAnsi="Arial" w:cs="Arial"/>
-                <w:sz w:val="16"/>
-                <w:szCs w:val="16"/>
-                <w:lang w:eastAsia="it-IT"/>
-              </w:rPr>
-              <w:t>Da t</w:t>
-            </w:r>
-            <w:r>
-              <w:rPr>
-                <w:rFonts w:ascii="Arial" w:eastAsia="Times New Roman" w:hAnsi="Arial" w:cs="Arial"/>
-                <w:sz w:val="16"/>
-                <w:szCs w:val="16"/>
-                <w:lang w:eastAsia="it-IT"/>
-              </w:rPr>
-              <w:t xml:space="preserve">elefono Master </w:t>
-            </w:r>
-          </w:p>
-        </w:tc>
-        <w:tc>
-          <w:tcPr>
-            <w:tcW w:w="3828" w:type="dxa"/>
-            <w:shd w:val="clear" w:color="auto" w:fill="C5E0B3" w:themeFill="accent6" w:themeFillTint="66"/>
-            <w:vAlign w:val="center"/>
-          </w:tcPr>
-          <w:p>
-            <w:pPr>
-              <w:spacing w:line="330" w:lineRule="atLeast"/>
-              <w:jc w:val="center"/>
-              <w:rPr>
-                <w:rFonts w:ascii="Arial" w:eastAsia="Times New Roman" w:hAnsi="Arial" w:cs="Arial"/>
-                <w:sz w:val="16"/>
-                <w:szCs w:val="16"/>
-                <w:lang w:eastAsia="it-IT"/>
-              </w:rPr>
-            </w:pPr>
-            <w:r>
-              <w:rPr>
-                <w:rFonts w:ascii="Arial" w:eastAsia="Times New Roman" w:hAnsi="Arial" w:cs="Arial"/>
-                <w:sz w:val="16"/>
-                <w:szCs w:val="16"/>
-                <w:lang w:eastAsia="it-IT"/>
-              </w:rPr>
-              <w:t>Imposta il primo numero Ausiliario</w:t>
-            </w:r>
-          </w:p>
-        </w:tc>
-        <w:tc>
-          <w:tcPr>
-            <w:tcW w:w="2409" w:type="dxa"/>
-            <w:shd w:val="clear" w:color="auto" w:fill="C5E0B3" w:themeFill="accent6" w:themeFillTint="66"/>
-            <w:vAlign w:val="center"/>
-          </w:tcPr>
-          <w:p>
-            <w:pPr>
-              <w:spacing w:line="330" w:lineRule="atLeast"/>
-              <w:jc w:val="center"/>
-              <w:rPr>
-                <w:rFonts w:ascii="Arial" w:eastAsia="Times New Roman" w:hAnsi="Arial" w:cs="Arial"/>
-                <w:i/>
-                <w:iCs/>
-                <w:color w:val="000000" w:themeColor="text1"/>
-                <w:sz w:val="16"/>
-                <w:szCs w:val="16"/>
-                <w:lang w:eastAsia="it-IT"/>
-              </w:rPr>
-            </w:pPr>
-            <w:r>
-              <w:rPr>
-                <w:rFonts w:ascii="Arial" w:eastAsia="Times New Roman" w:hAnsi="Arial" w:cs="Arial"/>
-                <w:sz w:val="16"/>
-                <w:szCs w:val="16"/>
-                <w:lang w:eastAsia="it-IT"/>
-              </w:rPr>
-              <w:t>Solo da Tel. MASTER</w:t>
-            </w:r>
-          </w:p>
-        </w:tc>
-        <w:tc>
-          <w:tcPr>
-            <w:tcW w:w="1701" w:type="dxa"/>
-            <w:shd w:val="clear" w:color="auto" w:fill="C5E0B3" w:themeFill="accent6" w:themeFillTint="66"/>
-            <w:vAlign w:val="center"/>
-          </w:tcPr>
-          <w:p>
-            <w:pPr>
-              <w:spacing w:line="330" w:lineRule="atLeast"/>
-              <w:jc w:val="center"/>
-              <w:rPr>
-                <w:rFonts w:ascii="Arial" w:eastAsia="Times New Roman" w:hAnsi="Arial" w:cs="Arial"/>
-                <w:i/>
-                <w:iCs/>
-                <w:color w:val="000000" w:themeColor="text1"/>
-                <w:sz w:val="16"/>
-                <w:szCs w:val="16"/>
-                <w:lang w:eastAsia="it-IT"/>
-              </w:rPr>
-            </w:pPr>
-            <w:r>
-              <w:rPr>
-                <w:rFonts w:ascii="Arial" w:eastAsia="Times New Roman" w:hAnsi="Arial" w:cs="Arial"/>
-                <w:b/>
-                <w:bCs/>
-                <w:i/>
-                <w:iCs/>
-                <w:color w:val="000000" w:themeColor="text1"/>
-                <w:sz w:val="16"/>
-                <w:szCs w:val="16"/>
-                <w:lang w:eastAsia="it-IT"/>
-              </w:rPr>
-              <w:t>A1+</w:t>
-            </w:r>
-            <w:r>
-              <w:rPr>
-                <w:rFonts w:ascii="Arial" w:eastAsia="Times New Roman" w:hAnsi="Arial" w:cs="Arial"/>
-                <w:i/>
-                <w:iCs/>
-                <w:color w:val="000000" w:themeColor="text1"/>
-                <w:sz w:val="16"/>
-                <w:szCs w:val="16"/>
-                <w:lang w:eastAsia="it-IT"/>
-              </w:rPr>
-              <w:t xml:space="preserve">393334188263  </w:t>
-            </w:r>
-          </w:p>
-        </w:tc>
-        <w:tc>
-          <w:tcPr>
-            <w:tcW w:w="3828" w:type="dxa"/>
-            <w:shd w:val="clear" w:color="auto" w:fill="C5E0B3" w:themeFill="accent6" w:themeFillTint="66"/>
-            <w:vAlign w:val="center"/>
-          </w:tcPr>
-          <w:p>
-            <w:pPr>
-              <w:spacing w:line="330" w:lineRule="atLeast"/>
-              <w:jc w:val="center"/>
-              <w:rPr>
-                <w:rFonts w:ascii="Arial" w:eastAsia="Times New Roman" w:hAnsi="Arial" w:cs="Arial"/>
-                <w:sz w:val="16"/>
-                <w:szCs w:val="16"/>
-                <w:lang w:eastAsia="it-IT"/>
-              </w:rPr>
-            </w:pPr>
-            <w:r>
-              <w:rPr>
-                <w:rFonts w:ascii="Arial" w:eastAsia="Times New Roman" w:hAnsi="Arial" w:cs="Arial"/>
-                <w:sz w:val="16"/>
-                <w:szCs w:val="16"/>
-                <w:lang w:eastAsia="it-IT"/>
-              </w:rPr>
-              <w:t>SMS: "TELEPHONE NUMBER SAVED "</w:t>
-            </w:r>
-          </w:p>
-          <w:p>
-            <w:pPr>
-              <w:spacing w:line="330" w:lineRule="atLeast"/>
-              <w:jc w:val="center"/>
-              <w:rPr>
-                <w:rFonts w:ascii="Arial" w:eastAsia="Times New Roman" w:hAnsi="Arial" w:cs="Arial"/>
-                <w:sz w:val="16"/>
-                <w:szCs w:val="16"/>
-                <w:lang w:eastAsia="it-IT"/>
-              </w:rPr>
-            </w:pPr>
-          </w:p>
-        </w:tc>
-        <w:tc>
-          <w:tcPr>
-            <w:tcW w:w="992" w:type="dxa"/>
-            <w:shd w:val="clear" w:color="auto" w:fill="FFFFFF" w:themeFill="background1"/>
-            <w:vAlign w:val="center"/>
-          </w:tcPr>
-          <w:p>
-            <w:pPr>
-              <w:spacing w:line="330" w:lineRule="atLeast"/>
-              <w:jc w:val="center"/>
-              <w:rPr>
-                <w:rFonts w:ascii="Arial" w:eastAsia="Times New Roman" w:hAnsi="Arial" w:cs="Arial"/>
-                <w:sz w:val="16"/>
-                <w:szCs w:val="16"/>
-                <w:lang w:eastAsia="it-IT"/>
-              </w:rPr>
-            </w:pPr>
-          </w:p>
-        </w:tc>
-      </w:tr>
-      <w:tr>
-        <w:trPr>
-          <w:jc w:val="center"/>
-        </w:trPr>
-        <w:tc>
-          <w:tcPr>
-            <w:tcW w:w="704" w:type="dxa"/>
-            <w:shd w:val="clear" w:color="auto" w:fill="C5E0B3" w:themeFill="accent6" w:themeFillTint="66"/>
-            <w:vAlign w:val="center"/>
-          </w:tcPr>
-          <w:p>
-            <w:pPr>
-              <w:spacing w:line="330" w:lineRule="atLeast"/>
-              <w:jc w:val="center"/>
-              <w:rPr>
-                <w:rFonts w:ascii="Arial" w:eastAsia="Times New Roman" w:hAnsi="Arial" w:cs="Arial"/>
-                <w:sz w:val="16"/>
-                <w:szCs w:val="16"/>
-                <w:lang w:eastAsia="it-IT"/>
-              </w:rPr>
-            </w:pPr>
-            <w:r>
-              <w:rPr>
-                <w:rFonts w:ascii="Arial" w:eastAsia="Times New Roman" w:hAnsi="Arial" w:cs="Arial"/>
-                <w:sz w:val="16"/>
-                <w:szCs w:val="16"/>
-                <w:lang w:eastAsia="it-IT"/>
-              </w:rPr>
-              <w:t>2.</w:t>
-            </w:r>
-            <w:r>
-              <w:rPr>
-                <w:rFonts w:ascii="Arial" w:eastAsia="Times New Roman" w:hAnsi="Arial" w:cs="Arial"/>
-                <w:sz w:val="16"/>
-                <w:szCs w:val="16"/>
-                <w:lang w:eastAsia="it-IT"/>
-              </w:rPr>
-              <w:t>1</w:t>
-            </w:r>
-          </w:p>
-        </w:tc>
-        <w:tc>
-          <w:tcPr>
-            <w:tcW w:w="1559" w:type="dxa"/>
-            <w:shd w:val="clear" w:color="auto" w:fill="C5E0B3" w:themeFill="accent6" w:themeFillTint="66"/>
-            <w:vAlign w:val="center"/>
-          </w:tcPr>
-          <w:p>
-            <w:pPr>
-              <w:spacing w:line="330" w:lineRule="atLeast"/>
-              <w:jc w:val="center"/>
-              <w:rPr>
-                <w:rFonts w:ascii="Arial" w:eastAsia="Times New Roman" w:hAnsi="Arial" w:cs="Arial"/>
-                <w:sz w:val="16"/>
-                <w:szCs w:val="16"/>
-                <w:lang w:eastAsia="it-IT"/>
-              </w:rPr>
-            </w:pPr>
-            <w:r>
-              <w:rPr>
-                <w:rFonts w:ascii="Arial" w:eastAsia="Times New Roman" w:hAnsi="Arial" w:cs="Arial"/>
-                <w:sz w:val="16"/>
-                <w:szCs w:val="16"/>
-                <w:lang w:eastAsia="it-IT"/>
-              </w:rPr>
-              <w:t>Da t</w:t>
-            </w:r>
-            <w:r>
-              <w:rPr>
-                <w:rFonts w:ascii="Arial" w:eastAsia="Times New Roman" w:hAnsi="Arial" w:cs="Arial"/>
-                <w:sz w:val="16"/>
-                <w:szCs w:val="16"/>
-                <w:lang w:eastAsia="it-IT"/>
-              </w:rPr>
-              <w:t>elefono Master</w:t>
-            </w:r>
-          </w:p>
-        </w:tc>
-        <w:tc>
-          <w:tcPr>
-            <w:tcW w:w="3828" w:type="dxa"/>
-            <w:shd w:val="clear" w:color="auto" w:fill="C5E0B3" w:themeFill="accent6" w:themeFillTint="66"/>
-            <w:vAlign w:val="center"/>
-          </w:tcPr>
-          <w:p>
-            <w:pPr>
-              <w:spacing w:line="330" w:lineRule="atLeast"/>
-              <w:jc w:val="center"/>
-              <w:rPr>
-                <w:rFonts w:ascii="Arial" w:eastAsia="Times New Roman" w:hAnsi="Arial" w:cs="Arial"/>
-                <w:sz w:val="16"/>
-                <w:szCs w:val="16"/>
-                <w:lang w:eastAsia="it-IT"/>
-              </w:rPr>
-            </w:pPr>
-            <w:r>
-              <w:rPr>
-                <w:rFonts w:ascii="Arial" w:eastAsia="Times New Roman" w:hAnsi="Arial" w:cs="Arial"/>
-                <w:sz w:val="16"/>
-                <w:szCs w:val="16"/>
-                <w:lang w:eastAsia="it-IT"/>
-              </w:rPr>
-              <w:t>Ritorna i numeri autorizzati</w:t>
-            </w:r>
-          </w:p>
-        </w:tc>
-        <w:tc>
-          <w:tcPr>
-            <w:tcW w:w="2409" w:type="dxa"/>
-            <w:shd w:val="clear" w:color="auto" w:fill="C5E0B3" w:themeFill="accent6" w:themeFillTint="66"/>
-            <w:vAlign w:val="center"/>
-          </w:tcPr>
-          <w:p>
-            <w:pPr>
-              <w:spacing w:line="330" w:lineRule="atLeast"/>
-              <w:jc w:val="center"/>
-              <w:rPr>
-                <w:rFonts w:ascii="Arial" w:eastAsia="Times New Roman" w:hAnsi="Arial" w:cs="Arial"/>
-                <w:sz w:val="16"/>
-                <w:szCs w:val="16"/>
-                <w:lang w:eastAsia="it-IT"/>
-              </w:rPr>
-            </w:pPr>
-            <w:r>
-              <w:rPr>
-                <w:rFonts w:ascii="Arial" w:eastAsia="Times New Roman" w:hAnsi="Arial" w:cs="Arial"/>
-                <w:sz w:val="16"/>
-                <w:szCs w:val="16"/>
-                <w:lang w:eastAsia="it-IT"/>
-              </w:rPr>
-              <w:t>Solo da Tel. MASTER</w:t>
-            </w:r>
-          </w:p>
-        </w:tc>
-        <w:tc>
-          <w:tcPr>
-            <w:tcW w:w="1701" w:type="dxa"/>
-            <w:shd w:val="clear" w:color="auto" w:fill="C5E0B3" w:themeFill="accent6" w:themeFillTint="66"/>
-            <w:vAlign w:val="center"/>
-          </w:tcPr>
-          <w:p>
-            <w:pPr>
-              <w:spacing w:line="330" w:lineRule="atLeast"/>
-              <w:jc w:val="center"/>
-              <w:rPr>
-                <w:rFonts w:ascii="Arial" w:eastAsia="Times New Roman" w:hAnsi="Arial" w:cs="Arial"/>
-                <w:b/>
-                <w:bCs/>
-                <w:sz w:val="16"/>
-                <w:szCs w:val="16"/>
-                <w:lang w:eastAsia="it-IT"/>
-              </w:rPr>
-            </w:pPr>
-            <w:r>
-              <w:rPr>
-                <w:rFonts w:ascii="Arial" w:eastAsia="Times New Roman" w:hAnsi="Arial" w:cs="Arial"/>
-                <w:b/>
-                <w:bCs/>
-                <w:sz w:val="16"/>
-                <w:szCs w:val="16"/>
-                <w:lang w:eastAsia="it-IT"/>
-              </w:rPr>
-              <w:t>N</w:t>
-            </w:r>
-          </w:p>
-        </w:tc>
-        <w:tc>
-          <w:tcPr>
-            <w:tcW w:w="3828" w:type="dxa"/>
-            <w:shd w:val="clear" w:color="auto" w:fill="C5E0B3" w:themeFill="accent6" w:themeFillTint="66"/>
-            <w:vAlign w:val="center"/>
-          </w:tcPr>
-          <w:p>
-            <w:pPr>
-              <w:spacing w:line="330" w:lineRule="atLeast"/>
-              <w:jc w:val="center"/>
-              <w:rPr>
-                <w:rFonts w:ascii="Arial" w:eastAsia="Times New Roman" w:hAnsi="Arial" w:cs="Arial"/>
-                <w:sz w:val="16"/>
-                <w:szCs w:val="16"/>
-                <w:lang w:val="en-US" w:eastAsia="it-IT"/>
-              </w:rPr>
-            </w:pPr>
-            <w:r>
-              <w:rPr>
-                <w:rFonts w:ascii="Arial" w:eastAsia="Times New Roman" w:hAnsi="Arial" w:cs="Arial"/>
-                <w:sz w:val="16"/>
-                <w:szCs w:val="16"/>
-                <w:lang w:val="en-US" w:eastAsia="it-IT"/>
-              </w:rPr>
-              <w:t>SMS:</w:t>
-            </w:r>
-          </w:p>
-          <w:p>
-            <w:pPr>
-              <w:spacing w:line="330" w:lineRule="atLeast"/>
-              <w:jc w:val="center"/>
-              <w:rPr>
-                <w:rFonts w:ascii="Arial" w:eastAsia="Times New Roman" w:hAnsi="Arial" w:cs="Arial"/>
-                <w:sz w:val="16"/>
-                <w:szCs w:val="16"/>
-                <w:lang w:val="en-US" w:eastAsia="it-IT"/>
-              </w:rPr>
-            </w:pPr>
-            <w:r>
-              <w:rPr>
-                <w:rFonts w:ascii="Arial" w:eastAsia="Times New Roman" w:hAnsi="Arial" w:cs="Arial"/>
-                <w:sz w:val="16"/>
-                <w:szCs w:val="16"/>
-                <w:lang w:val="en-US" w:eastAsia="it-IT"/>
-              </w:rPr>
-              <w:t>”Authorized phone n." con:</w:t>
-            </w:r>
-          </w:p>
-          <w:p>
-            <w:pPr>
-              <w:spacing w:line="330" w:lineRule="atLeast"/>
-              <w:jc w:val="center"/>
-              <w:rPr>
-                <w:rFonts w:ascii="Arial" w:eastAsia="Times New Roman" w:hAnsi="Arial" w:cs="Arial"/>
-                <w:sz w:val="16"/>
-                <w:szCs w:val="16"/>
-                <w:lang w:eastAsia="it-IT"/>
-              </w:rPr>
-            </w:pPr>
-            <w:r>
-              <w:rPr>
-                <w:rFonts w:ascii="Arial" w:eastAsia="Times New Roman" w:hAnsi="Arial" w:cs="Arial"/>
-                <w:sz w:val="16"/>
-                <w:szCs w:val="16"/>
-                <w:lang w:eastAsia="it-IT"/>
-              </w:rPr>
-              <w:t>n</w:t>
-            </w:r>
-            <w:r>
-              <w:rPr>
-                <w:rFonts w:ascii="Arial" w:eastAsia="Times New Roman" w:hAnsi="Arial" w:cs="Arial"/>
-                <w:sz w:val="16"/>
-                <w:szCs w:val="16"/>
-                <w:lang w:eastAsia="it-IT"/>
-              </w:rPr>
-              <w:t xml:space="preserve">umero </w:t>
-            </w:r>
-            <w:r>
-              <w:rPr>
-                <w:rFonts w:ascii="Arial" w:eastAsia="Times New Roman" w:hAnsi="Arial" w:cs="Arial"/>
-                <w:sz w:val="16"/>
-                <w:szCs w:val="16"/>
-                <w:lang w:eastAsia="it-IT"/>
-              </w:rPr>
-              <w:t xml:space="preserve">telefonico del </w:t>
-            </w:r>
-            <w:r>
-              <w:rPr>
-                <w:rFonts w:ascii="Arial" w:eastAsia="Times New Roman" w:hAnsi="Arial" w:cs="Arial"/>
-                <w:sz w:val="16"/>
-                <w:szCs w:val="16"/>
-                <w:lang w:eastAsia="it-IT"/>
-              </w:rPr>
-              <w:t>Master</w:t>
-            </w:r>
-            <w:r>
-              <w:rPr>
-                <w:rFonts w:ascii="Arial" w:eastAsia="Times New Roman" w:hAnsi="Arial" w:cs="Arial"/>
-                <w:sz w:val="16"/>
-                <w:szCs w:val="16"/>
-                <w:lang w:eastAsia="it-IT"/>
-              </w:rPr>
-              <w:t xml:space="preserve"> e Aux1</w:t>
-            </w:r>
-          </w:p>
-        </w:tc>
-        <w:tc>
-          <w:tcPr>
-            <w:tcW w:w="992" w:type="dxa"/>
-            <w:shd w:val="clear" w:color="auto" w:fill="FFFFFF" w:themeFill="background1"/>
-            <w:vAlign w:val="center"/>
-          </w:tcPr>
-          <w:p>
-            <w:pPr>
-              <w:spacing w:line="330" w:lineRule="atLeast"/>
-              <w:jc w:val="center"/>
-              <w:rPr>
-                <w:rFonts w:ascii="Arial" w:eastAsia="Times New Roman" w:hAnsi="Arial" w:cs="Arial"/>
-                <w:sz w:val="16"/>
-                <w:szCs w:val="16"/>
-                <w:lang w:eastAsia="it-IT"/>
-              </w:rPr>
-            </w:pPr>
           </w:p>
         </w:tc>
       </w:tr>
@@ -12002,6 +12534,7 @@
                 <w:lang w:val="en-US" w:eastAsia="it-IT"/>
               </w:rPr>
             </w:pPr>
+            <w:proofErr w:type="gramStart"/>
             <w:r>
               <w:rPr>
                 <w:rFonts w:ascii="Arial" w:eastAsia="Times New Roman" w:hAnsi="Arial" w:cs="Arial"/>
@@ -12012,8 +12545,10 @@
                 <w:szCs w:val="20"/>
                 <w:lang w:val="en-US" w:eastAsia="it-IT"/>
               </w:rPr>
+              <w:lastRenderedPageBreak/>
               <w:t>Test  #</w:t>
             </w:r>
+            <w:proofErr w:type="gramEnd"/>
           </w:p>
         </w:tc>
         <w:tc>
@@ -12272,7 +12807,7 @@
                 <w:szCs w:val="16"/>
                 <w:lang w:eastAsia="it-IT"/>
               </w:rPr>
-              <w:t>2</w:t>
+              <w:t>0</w:t>
             </w:r>
           </w:p>
         </w:tc>
@@ -12309,7 +12844,7 @@
                 <w:szCs w:val="16"/>
                 <w:lang w:eastAsia="it-IT"/>
               </w:rPr>
-              <w:t>elefono Master</w:t>
+              <w:t xml:space="preserve">elefono Master </w:t>
             </w:r>
           </w:p>
         </w:tc>
@@ -12337,7 +12872,7 @@
                 <w:szCs w:val="16"/>
                 <w:lang w:eastAsia="it-IT"/>
               </w:rPr>
-              <w:t>Imposta il secondo numero Ausiliario</w:t>
+              <w:t>Imposta il primo numero Ausiliario</w:t>
             </w:r>
           </w:p>
         </w:tc>
@@ -12384,6 +12919,9 @@
               <w:jc w:val="center"/>
               <w:rPr>
                 <w:rFonts w:ascii="Arial" w:eastAsia="Times New Roman" w:hAnsi="Arial" w:cs="Arial"/>
+                <w:i/>
+                <w:iCs/>
+                <w:color w:val="000000" w:themeColor="text1"/>
                 <w:sz w:val="16"/>
                 <w:szCs w:val="16"/>
                 <w:lang w:eastAsia="it-IT"/>
@@ -12401,7 +12939,7 @@
                 <w:szCs w:val="16"/>
                 <w:lang w:eastAsia="it-IT"/>
               </w:rPr>
-              <w:t>A2+</w:t>
+              <w:t>A1+</w:t>
             </w:r>
             <w:r>
               <w:rPr>
@@ -12431,28 +12969,46 @@
                 <w:rFonts w:ascii="Arial" w:eastAsia="Times New Roman" w:hAnsi="Arial" w:cs="Arial"/>
                 <w:sz w:val="16"/>
                 <w:szCs w:val="16"/>
-                <w:lang w:eastAsia="it-IT"/>
-              </w:rPr>
-            </w:pPr>
-            <w:r>
-              <w:rPr>
-                <w:rFonts w:ascii="Arial" w:eastAsia="Times New Roman" w:hAnsi="Arial" w:cs="Arial"/>
-                <w:sz w:val="16"/>
-                <w:szCs w:val="16"/>
-                <w:lang w:eastAsia="it-IT"/>
-              </w:rPr>
-              <w:t>SMS: "TELEPHONE NUMBER SAVED "</w:t>
-            </w:r>
-          </w:p>
-          <w:p>
-            <w:pPr>
-              <w:spacing w:line="330" w:lineRule="atLeast"/>
-              <w:jc w:val="center"/>
-              <w:rPr>
-                <w:rFonts w:ascii="Arial" w:eastAsia="Times New Roman" w:hAnsi="Arial" w:cs="Arial"/>
-                <w:sz w:val="16"/>
-                <w:szCs w:val="16"/>
-                <w:lang w:eastAsia="it-IT"/>
+                <w:lang w:val="en-US" w:eastAsia="it-IT"/>
+              </w:rPr>
+            </w:pPr>
+            <w:r>
+              <w:rPr>
+                <w:rFonts w:ascii="Arial" w:eastAsia="Times New Roman" w:hAnsi="Arial" w:cs="Arial"/>
+                <w:sz w:val="16"/>
+                <w:szCs w:val="16"/>
+                <w:lang w:val="en-US" w:eastAsia="it-IT"/>
+              </w:rPr>
+              <w:t>SMS: "</w:t>
+            </w:r>
+            <w:r>
+              <w:rPr>
+                <w:rFonts w:ascii="Arial" w:eastAsia="Times New Roman" w:hAnsi="Arial" w:cs="Arial"/>
+                <w:sz w:val="16"/>
+                <w:szCs w:val="16"/>
+                <w:lang w:val="en-US" w:eastAsia="it-IT"/>
+              </w:rPr>
+              <w:t xml:space="preserve">A1 </w:t>
+            </w:r>
+            <w:r>
+              <w:rPr>
+                <w:rFonts w:ascii="Arial" w:eastAsia="Times New Roman" w:hAnsi="Arial" w:cs="Arial"/>
+                <w:sz w:val="16"/>
+                <w:szCs w:val="16"/>
+                <w:lang w:val="en-US" w:eastAsia="it-IT"/>
+              </w:rPr>
+              <w:t>TELEPHONE NUMBER SAVED "</w:t>
+            </w:r>
+          </w:p>
+          <w:p>
+            <w:pPr>
+              <w:spacing w:line="330" w:lineRule="atLeast"/>
+              <w:jc w:val="center"/>
+              <w:rPr>
+                <w:rFonts w:ascii="Arial" w:eastAsia="Times New Roman" w:hAnsi="Arial" w:cs="Arial"/>
+                <w:sz w:val="16"/>
+                <w:szCs w:val="16"/>
+                <w:lang w:val="en-US" w:eastAsia="it-IT"/>
               </w:rPr>
             </w:pPr>
           </w:p>
@@ -12471,9 +13027,18 @@
                 <w:rFonts w:ascii="Arial" w:eastAsia="Times New Roman" w:hAnsi="Arial" w:cs="Arial"/>
                 <w:sz w:val="16"/>
                 <w:szCs w:val="16"/>
-                <w:lang w:eastAsia="it-IT"/>
-              </w:rPr>
-            </w:pPr>
+                <w:lang w:val="en-US" w:eastAsia="it-IT"/>
+              </w:rPr>
+            </w:pPr>
+            <w:r>
+              <w:rPr>
+                <w:rFonts w:ascii="Arial" w:eastAsia="Times New Roman" w:hAnsi="Arial" w:cs="Arial"/>
+                <w:sz w:val="16"/>
+                <w:szCs w:val="16"/>
+                <w:lang w:val="en-US" w:eastAsia="it-IT"/>
+              </w:rPr>
+              <w:t>ok</w:t>
+            </w:r>
           </w:p>
         </w:tc>
       </w:tr>
@@ -12514,7 +13079,7 @@
                 <w:szCs w:val="16"/>
                 <w:lang w:eastAsia="it-IT"/>
               </w:rPr>
-              <w:t>3</w:t>
+              <w:t>1</w:t>
             </w:r>
           </w:p>
         </w:tc>
@@ -12681,6 +13246,7 @@
                 <w:lang w:val="en-US" w:eastAsia="it-IT"/>
               </w:rPr>
             </w:pPr>
+            <w:proofErr w:type="gramStart"/>
             <w:r>
               <w:rPr>
                 <w:rFonts w:ascii="Arial" w:eastAsia="Times New Roman" w:hAnsi="Arial" w:cs="Arial"/>
@@ -12688,20 +13254,134 @@
                 <w:szCs w:val="16"/>
                 <w:lang w:val="en-US" w:eastAsia="it-IT"/>
               </w:rPr>
-              <w:t>”Authorized phone n." con:</w:t>
-            </w:r>
-          </w:p>
-          <w:p>
-            <w:pPr>
-              <w:spacing w:line="330" w:lineRule="atLeast"/>
-              <w:jc w:val="center"/>
-              <w:rPr>
-                <w:rFonts w:ascii="Arial" w:eastAsia="Times New Roman" w:hAnsi="Arial" w:cs="Arial"/>
-                <w:sz w:val="16"/>
-                <w:szCs w:val="16"/>
-                <w:lang w:eastAsia="it-IT"/>
-              </w:rPr>
-            </w:pPr>
+              <w:t>”Authorized</w:t>
+            </w:r>
+            <w:proofErr w:type="gramEnd"/>
+            <w:r>
+              <w:rPr>
+                <w:rFonts w:ascii="Arial" w:eastAsia="Times New Roman" w:hAnsi="Arial" w:cs="Arial"/>
+                <w:sz w:val="16"/>
+                <w:szCs w:val="16"/>
+                <w:lang w:val="en-US" w:eastAsia="it-IT"/>
+              </w:rPr>
+              <w:t xml:space="preserve"> phone n.</w:t>
+            </w:r>
+            <w:r>
+              <w:rPr>
+                <w:rFonts w:ascii="Arial" w:eastAsia="Times New Roman" w:hAnsi="Arial" w:cs="Arial"/>
+                <w:sz w:val="16"/>
+                <w:szCs w:val="16"/>
+                <w:lang w:val="en-US" w:eastAsia="it-IT"/>
+              </w:rPr>
+              <w:t>0</w:t>
+            </w:r>
+            <w:r>
+              <w:rPr>
+                <w:rFonts w:ascii="Arial" w:eastAsia="Times New Roman" w:hAnsi="Arial" w:cs="Arial"/>
+                <w:sz w:val="16"/>
+                <w:szCs w:val="16"/>
+                <w:lang w:val="en-US" w:eastAsia="it-IT"/>
+              </w:rPr>
+              <w:t>"</w:t>
+            </w:r>
+          </w:p>
+          <w:p>
+            <w:pPr>
+              <w:spacing w:line="330" w:lineRule="atLeast"/>
+              <w:jc w:val="center"/>
+              <w:rPr>
+                <w:rFonts w:ascii="Arial" w:eastAsia="Times New Roman" w:hAnsi="Arial" w:cs="Arial"/>
+                <w:sz w:val="16"/>
+                <w:szCs w:val="16"/>
+                <w:lang w:eastAsia="it-IT"/>
+              </w:rPr>
+            </w:pPr>
+            <w:proofErr w:type="spellStart"/>
+            <w:r>
+              <w:rPr>
+                <w:rFonts w:ascii="Arial" w:eastAsia="Times New Roman" w:hAnsi="Arial" w:cs="Arial"/>
+                <w:sz w:val="16"/>
+                <w:szCs w:val="16"/>
+                <w:lang w:eastAsia="it-IT"/>
+              </w:rPr>
+              <w:t>Authorized</w:t>
+            </w:r>
+            <w:proofErr w:type="spellEnd"/>
+            <w:r>
+              <w:rPr>
+                <w:rFonts w:ascii="Arial" w:eastAsia="Times New Roman" w:hAnsi="Arial" w:cs="Arial"/>
+                <w:sz w:val="16"/>
+                <w:szCs w:val="16"/>
+                <w:lang w:eastAsia="it-IT"/>
+              </w:rPr>
+              <w:t xml:space="preserve"> phone n.</w:t>
+            </w:r>
+            <w:r>
+              <w:rPr>
+                <w:rFonts w:ascii="Arial" w:eastAsia="Times New Roman" w:hAnsi="Arial" w:cs="Arial"/>
+                <w:sz w:val="16"/>
+                <w:szCs w:val="16"/>
+                <w:lang w:eastAsia="it-IT"/>
+              </w:rPr>
+              <w:t>1</w:t>
+            </w:r>
+            <w:r>
+              <w:rPr>
+                <w:rFonts w:ascii="Arial" w:eastAsia="Times New Roman" w:hAnsi="Arial" w:cs="Arial"/>
+                <w:sz w:val="16"/>
+                <w:szCs w:val="16"/>
+                <w:lang w:eastAsia="it-IT"/>
+              </w:rPr>
+              <w:t>"</w:t>
+            </w:r>
+          </w:p>
+          <w:p>
+            <w:pPr>
+              <w:spacing w:line="330" w:lineRule="atLeast"/>
+              <w:jc w:val="center"/>
+              <w:rPr>
+                <w:rFonts w:ascii="Arial" w:eastAsia="Times New Roman" w:hAnsi="Arial" w:cs="Arial"/>
+                <w:sz w:val="16"/>
+                <w:szCs w:val="16"/>
+                <w:lang w:eastAsia="it-IT"/>
+              </w:rPr>
+            </w:pPr>
+            <w:r>
+              <w:rPr>
+                <w:rFonts w:ascii="Arial" w:eastAsia="Times New Roman" w:hAnsi="Arial" w:cs="Arial"/>
+                <w:sz w:val="16"/>
+                <w:szCs w:val="16"/>
+                <w:lang w:eastAsia="it-IT"/>
+              </w:rPr>
+              <w:t xml:space="preserve"> </w:t>
+            </w:r>
+            <w:r>
+              <w:rPr>
+                <w:rFonts w:ascii="Arial" w:eastAsia="Times New Roman" w:hAnsi="Arial" w:cs="Arial"/>
+                <w:sz w:val="16"/>
+                <w:szCs w:val="16"/>
+                <w:lang w:eastAsia="it-IT"/>
+              </w:rPr>
+              <w:t>c</w:t>
+            </w:r>
+            <w:r>
+              <w:rPr>
+                <w:rFonts w:ascii="Arial" w:eastAsia="Times New Roman" w:hAnsi="Arial" w:cs="Arial"/>
+                <w:sz w:val="16"/>
+                <w:szCs w:val="16"/>
+                <w:lang w:eastAsia="it-IT"/>
+              </w:rPr>
+              <w:t>on</w:t>
+            </w:r>
+            <w:r>
+              <w:rPr>
+                <w:rFonts w:ascii="Arial" w:eastAsia="Times New Roman" w:hAnsi="Arial" w:cs="Arial"/>
+                <w:sz w:val="16"/>
+                <w:szCs w:val="16"/>
+                <w:lang w:eastAsia="it-IT"/>
+              </w:rPr>
+              <w:t xml:space="preserve"> </w:t>
+            </w:r>
             <w:r>
               <w:rPr>
                 <w:rFonts w:ascii="Arial" w:eastAsia="Times New Roman" w:hAnsi="Arial" w:cs="Arial"/>
@@ -12727,7 +13407,25 @@
                 <w:szCs w:val="16"/>
                 <w:lang w:eastAsia="it-IT"/>
               </w:rPr>
-              <w:t xml:space="preserve">telefonico del </w:t>
+              <w:t>telefonic</w:t>
+            </w:r>
+            <w:r>
+              <w:rPr>
+                <w:rFonts w:ascii="Arial" w:eastAsia="Times New Roman" w:hAnsi="Arial" w:cs="Arial"/>
+                <w:sz w:val="16"/>
+                <w:szCs w:val="16"/>
+                <w:lang w:eastAsia="it-IT"/>
+              </w:rPr>
+              <w:t>i</w:t>
+            </w:r>
+            <w:r>
+              <w:rPr>
+                <w:rFonts w:ascii="Arial" w:eastAsia="Times New Roman" w:hAnsi="Arial" w:cs="Arial"/>
+                <w:sz w:val="16"/>
+                <w:szCs w:val="16"/>
+                <w:lang w:eastAsia="it-IT"/>
+              </w:rPr>
+              <w:t xml:space="preserve"> del </w:t>
             </w:r>
             <w:r>
               <w:rPr>
@@ -12745,7 +13443,7 @@
                 <w:szCs w:val="16"/>
                 <w:lang w:eastAsia="it-IT"/>
               </w:rPr>
-              <w:t>, Aux1e Aux2</w:t>
+              <w:t xml:space="preserve"> e Aux1</w:t>
             </w:r>
           </w:p>
         </w:tc>
@@ -12766,6 +13464,15 @@
                 <w:lang w:eastAsia="it-IT"/>
               </w:rPr>
             </w:pPr>
+            <w:r>
+              <w:rPr>
+                <w:rFonts w:ascii="Arial" w:eastAsia="Times New Roman" w:hAnsi="Arial" w:cs="Arial"/>
+                <w:sz w:val="16"/>
+                <w:szCs w:val="16"/>
+                <w:lang w:eastAsia="it-IT"/>
+              </w:rPr>
+              <w:t>ok</w:t>
+            </w:r>
           </w:p>
         </w:tc>
       </w:tr>
@@ -12806,7 +13513,7 @@
                 <w:szCs w:val="16"/>
                 <w:lang w:eastAsia="it-IT"/>
               </w:rPr>
-              <w:t>4</w:t>
+              <w:t>2</w:t>
             </w:r>
           </w:p>
         </w:tc>
@@ -12871,7 +13578,7 @@
                 <w:szCs w:val="16"/>
                 <w:lang w:eastAsia="it-IT"/>
               </w:rPr>
-              <w:t>Imposta il terzo numero Ausiliario</w:t>
+              <w:t>Imposta il secondo numero Ausiliario</w:t>
             </w:r>
           </w:p>
         </w:tc>
@@ -12935,7 +13642,7 @@
                 <w:szCs w:val="16"/>
                 <w:lang w:eastAsia="it-IT"/>
               </w:rPr>
-              <w:t>A3+</w:t>
+              <w:t>A2+</w:t>
             </w:r>
             <w:r>
               <w:rPr>
@@ -12965,28 +13672,46 @@
                 <w:rFonts w:ascii="Arial" w:eastAsia="Times New Roman" w:hAnsi="Arial" w:cs="Arial"/>
                 <w:sz w:val="16"/>
                 <w:szCs w:val="16"/>
-                <w:lang w:eastAsia="it-IT"/>
-              </w:rPr>
-            </w:pPr>
-            <w:r>
-              <w:rPr>
-                <w:rFonts w:ascii="Arial" w:eastAsia="Times New Roman" w:hAnsi="Arial" w:cs="Arial"/>
-                <w:sz w:val="16"/>
-                <w:szCs w:val="16"/>
-                <w:lang w:eastAsia="it-IT"/>
-              </w:rPr>
-              <w:t>SMS: "TELEPHONE NUMBER SAVED "</w:t>
-            </w:r>
-          </w:p>
-          <w:p>
-            <w:pPr>
-              <w:spacing w:line="330" w:lineRule="atLeast"/>
-              <w:jc w:val="center"/>
-              <w:rPr>
-                <w:rFonts w:ascii="Arial" w:eastAsia="Times New Roman" w:hAnsi="Arial" w:cs="Arial"/>
-                <w:sz w:val="16"/>
-                <w:szCs w:val="16"/>
-                <w:lang w:eastAsia="it-IT"/>
+                <w:lang w:val="en-US" w:eastAsia="it-IT"/>
+              </w:rPr>
+            </w:pPr>
+            <w:r>
+              <w:rPr>
+                <w:rFonts w:ascii="Arial" w:eastAsia="Times New Roman" w:hAnsi="Arial" w:cs="Arial"/>
+                <w:sz w:val="16"/>
+                <w:szCs w:val="16"/>
+                <w:lang w:val="en-US" w:eastAsia="it-IT"/>
+              </w:rPr>
+              <w:t>SMS: "</w:t>
+            </w:r>
+            <w:r>
+              <w:rPr>
+                <w:rFonts w:ascii="Arial" w:eastAsia="Times New Roman" w:hAnsi="Arial" w:cs="Arial"/>
+                <w:sz w:val="16"/>
+                <w:szCs w:val="16"/>
+                <w:lang w:val="en-US" w:eastAsia="it-IT"/>
+              </w:rPr>
+              <w:t xml:space="preserve">A2 </w:t>
+            </w:r>
+            <w:r>
+              <w:rPr>
+                <w:rFonts w:ascii="Arial" w:eastAsia="Times New Roman" w:hAnsi="Arial" w:cs="Arial"/>
+                <w:sz w:val="16"/>
+                <w:szCs w:val="16"/>
+                <w:lang w:val="en-US" w:eastAsia="it-IT"/>
+              </w:rPr>
+              <w:t>TELEPHONE NUMBER SAVED "</w:t>
+            </w:r>
+          </w:p>
+          <w:p>
+            <w:pPr>
+              <w:spacing w:line="330" w:lineRule="atLeast"/>
+              <w:jc w:val="center"/>
+              <w:rPr>
+                <w:rFonts w:ascii="Arial" w:eastAsia="Times New Roman" w:hAnsi="Arial" w:cs="Arial"/>
+                <w:sz w:val="16"/>
+                <w:szCs w:val="16"/>
+                <w:lang w:val="en-US" w:eastAsia="it-IT"/>
               </w:rPr>
             </w:pPr>
           </w:p>
@@ -13005,7 +13730,7 @@
                 <w:rFonts w:ascii="Arial" w:eastAsia="Times New Roman" w:hAnsi="Arial" w:cs="Arial"/>
                 <w:sz w:val="16"/>
                 <w:szCs w:val="16"/>
-                <w:lang w:eastAsia="it-IT"/>
+                <w:lang w:val="en-US" w:eastAsia="it-IT"/>
               </w:rPr>
             </w:pPr>
           </w:p>
@@ -13048,7 +13773,7 @@
                 <w:szCs w:val="16"/>
                 <w:lang w:eastAsia="it-IT"/>
               </w:rPr>
-              <w:t>5</w:t>
+              <w:t>3</w:t>
             </w:r>
           </w:p>
         </w:tc>
@@ -13215,6 +13940,7 @@
                 <w:lang w:val="en-US" w:eastAsia="it-IT"/>
               </w:rPr>
             </w:pPr>
+            <w:proofErr w:type="gramStart"/>
             <w:r>
               <w:rPr>
                 <w:rFonts w:ascii="Arial" w:eastAsia="Times New Roman" w:hAnsi="Arial" w:cs="Arial"/>
@@ -13222,7 +13948,17 @@
                 <w:szCs w:val="16"/>
                 <w:lang w:val="en-US" w:eastAsia="it-IT"/>
               </w:rPr>
-              <w:t>”Authorized phone n." con:</w:t>
+              <w:t>”Authorized</w:t>
+            </w:r>
+            <w:proofErr w:type="gramEnd"/>
+            <w:r>
+              <w:rPr>
+                <w:rFonts w:ascii="Arial" w:eastAsia="Times New Roman" w:hAnsi="Arial" w:cs="Arial"/>
+                <w:sz w:val="16"/>
+                <w:szCs w:val="16"/>
+                <w:lang w:val="en-US" w:eastAsia="it-IT"/>
+              </w:rPr>
+              <w:t xml:space="preserve"> phone n." con:</w:t>
             </w:r>
           </w:p>
           <w:p>
@@ -13279,14 +14015,14 @@
                 <w:szCs w:val="16"/>
                 <w:lang w:eastAsia="it-IT"/>
               </w:rPr>
-              <w:t>, Aux1, Aux2 e Aux3</w:t>
+              <w:t>, Aux1e Aux2</w:t>
             </w:r>
           </w:p>
         </w:tc>
         <w:tc>
           <w:tcPr>
             <w:tcW w:w="992" w:type="dxa"/>
-            <w:shd w:val="clear" w:color="auto" w:fill="C5E0B3" w:themeFill="accent6" w:themeFillTint="66"/>
+            <w:shd w:val="clear" w:color="auto" w:fill="FFFFFF" w:themeFill="background1"/>
             <w:vAlign w:val="center"/>
           </w:tcPr>
           <w:p>
@@ -13310,128 +14046,140 @@
         <w:tc>
           <w:tcPr>
             <w:tcW w:w="704" w:type="dxa"/>
-            <w:shd w:val="clear" w:color="auto" w:fill="D9E2F3" w:themeFill="accent1" w:themeFillTint="33"/>
-            <w:vAlign w:val="center"/>
-          </w:tcPr>
-          <w:p>
-            <w:pPr>
-              <w:spacing w:line="330" w:lineRule="atLeast"/>
-              <w:jc w:val="center"/>
-              <w:rPr>
-                <w:rFonts w:ascii="Arial" w:eastAsia="Times New Roman" w:hAnsi="Arial" w:cs="Arial"/>
-                <w:sz w:val="16"/>
-                <w:szCs w:val="16"/>
-                <w:lang w:eastAsia="it-IT"/>
-              </w:rPr>
-            </w:pPr>
-            <w:r>
-              <w:rPr>
-                <w:rFonts w:ascii="Arial" w:eastAsia="Times New Roman" w:hAnsi="Arial" w:cs="Arial"/>
-                <w:sz w:val="16"/>
-                <w:szCs w:val="16"/>
-                <w:lang w:eastAsia="it-IT"/>
-              </w:rPr>
-              <w:t>4.0</w:t>
+            <w:shd w:val="clear" w:color="auto" w:fill="C5E0B3" w:themeFill="accent6" w:themeFillTint="66"/>
+            <w:vAlign w:val="center"/>
+          </w:tcPr>
+          <w:p>
+            <w:pPr>
+              <w:spacing w:line="330" w:lineRule="atLeast"/>
+              <w:jc w:val="center"/>
+              <w:rPr>
+                <w:rFonts w:ascii="Arial" w:eastAsia="Times New Roman" w:hAnsi="Arial" w:cs="Arial"/>
+                <w:sz w:val="16"/>
+                <w:szCs w:val="16"/>
+                <w:lang w:eastAsia="it-IT"/>
+              </w:rPr>
+            </w:pPr>
+            <w:r>
+              <w:rPr>
+                <w:rFonts w:ascii="Arial" w:eastAsia="Times New Roman" w:hAnsi="Arial" w:cs="Arial"/>
+                <w:sz w:val="16"/>
+                <w:szCs w:val="16"/>
+                <w:lang w:eastAsia="it-IT"/>
+              </w:rPr>
+              <w:t>2.</w:t>
+            </w:r>
+            <w:r>
+              <w:rPr>
+                <w:rFonts w:ascii="Arial" w:eastAsia="Times New Roman" w:hAnsi="Arial" w:cs="Arial"/>
+                <w:sz w:val="16"/>
+                <w:szCs w:val="16"/>
+                <w:lang w:eastAsia="it-IT"/>
+              </w:rPr>
+              <w:t>4</w:t>
             </w:r>
           </w:p>
         </w:tc>
         <w:tc>
           <w:tcPr>
             <w:tcW w:w="1559" w:type="dxa"/>
-            <w:shd w:val="clear" w:color="auto" w:fill="D9E2F3" w:themeFill="accent1" w:themeFillTint="33"/>
-            <w:vAlign w:val="center"/>
-          </w:tcPr>
-          <w:p>
-            <w:pPr>
-              <w:spacing w:line="330" w:lineRule="atLeast"/>
-              <w:jc w:val="center"/>
-              <w:rPr>
-                <w:rFonts w:ascii="Arial" w:eastAsia="Times New Roman" w:hAnsi="Arial" w:cs="Arial"/>
-                <w:sz w:val="16"/>
-                <w:szCs w:val="16"/>
-                <w:lang w:eastAsia="it-IT"/>
-              </w:rPr>
-            </w:pPr>
-            <w:r>
-              <w:rPr>
-                <w:rFonts w:ascii="Arial" w:eastAsia="Times New Roman" w:hAnsi="Arial" w:cs="Arial"/>
-                <w:sz w:val="16"/>
-                <w:szCs w:val="16"/>
-                <w:lang w:eastAsia="it-IT"/>
-              </w:rPr>
-              <w:t>Operation SET</w:t>
+            <w:shd w:val="clear" w:color="auto" w:fill="C5E0B3" w:themeFill="accent6" w:themeFillTint="66"/>
+            <w:vAlign w:val="center"/>
+          </w:tcPr>
+          <w:p>
+            <w:pPr>
+              <w:spacing w:line="330" w:lineRule="atLeast"/>
+              <w:jc w:val="center"/>
+              <w:rPr>
+                <w:rFonts w:ascii="Arial" w:eastAsia="Times New Roman" w:hAnsi="Arial" w:cs="Arial"/>
+                <w:sz w:val="16"/>
+                <w:szCs w:val="16"/>
+                <w:lang w:eastAsia="it-IT"/>
+              </w:rPr>
+            </w:pPr>
+            <w:r>
+              <w:rPr>
+                <w:rFonts w:ascii="Arial" w:eastAsia="Times New Roman" w:hAnsi="Arial" w:cs="Arial"/>
+                <w:sz w:val="16"/>
+                <w:szCs w:val="16"/>
+                <w:lang w:eastAsia="it-IT"/>
+              </w:rPr>
+              <w:t>Da t</w:t>
+            </w:r>
+            <w:r>
+              <w:rPr>
+                <w:rFonts w:ascii="Arial" w:eastAsia="Times New Roman" w:hAnsi="Arial" w:cs="Arial"/>
+                <w:sz w:val="16"/>
+                <w:szCs w:val="16"/>
+                <w:lang w:eastAsia="it-IT"/>
+              </w:rPr>
+              <w:t>elefono Master</w:t>
             </w:r>
           </w:p>
         </w:tc>
         <w:tc>
           <w:tcPr>
             <w:tcW w:w="3828" w:type="dxa"/>
-            <w:shd w:val="clear" w:color="auto" w:fill="D9E2F3" w:themeFill="accent1" w:themeFillTint="33"/>
-            <w:vAlign w:val="center"/>
-          </w:tcPr>
-          <w:p>
-            <w:pPr>
-              <w:spacing w:line="330" w:lineRule="atLeast"/>
-              <w:jc w:val="center"/>
-              <w:rPr>
-                <w:rFonts w:ascii="Arial" w:eastAsia="Times New Roman" w:hAnsi="Arial" w:cs="Arial"/>
-                <w:sz w:val="16"/>
-                <w:szCs w:val="16"/>
-                <w:lang w:eastAsia="it-IT"/>
-              </w:rPr>
-            </w:pPr>
-            <w:r>
-              <w:rPr>
-                <w:rFonts w:ascii="Arial" w:eastAsia="Times New Roman" w:hAnsi="Arial" w:cs="Arial"/>
-                <w:sz w:val="16"/>
-                <w:szCs w:val="16"/>
-                <w:lang w:eastAsia="it-IT"/>
-              </w:rPr>
-              <w:t>Ritorna i numeri autorizzati</w:t>
-            </w:r>
-            <w:r>
-              <w:rPr>
-                <w:rFonts w:ascii="Arial" w:eastAsia="Times New Roman" w:hAnsi="Arial" w:cs="Arial"/>
-                <w:sz w:val="16"/>
-                <w:szCs w:val="16"/>
-                <w:lang w:eastAsia="it-IT"/>
-              </w:rPr>
-              <w:t xml:space="preserve"> dopo Power On</w:t>
+            <w:shd w:val="clear" w:color="auto" w:fill="C5E0B3" w:themeFill="accent6" w:themeFillTint="66"/>
+            <w:vAlign w:val="center"/>
+          </w:tcPr>
+          <w:p>
+            <w:pPr>
+              <w:spacing w:line="330" w:lineRule="atLeast"/>
+              <w:jc w:val="center"/>
+              <w:rPr>
+                <w:rFonts w:ascii="Arial" w:eastAsia="Times New Roman" w:hAnsi="Arial" w:cs="Arial"/>
+                <w:sz w:val="16"/>
+                <w:szCs w:val="16"/>
+                <w:lang w:eastAsia="it-IT"/>
+              </w:rPr>
+            </w:pPr>
+            <w:r>
+              <w:rPr>
+                <w:rFonts w:ascii="Arial" w:eastAsia="Times New Roman" w:hAnsi="Arial" w:cs="Arial"/>
+                <w:sz w:val="16"/>
+                <w:szCs w:val="16"/>
+                <w:lang w:eastAsia="it-IT"/>
+              </w:rPr>
+              <w:t>Imposta il terzo numero Ausiliario</w:t>
             </w:r>
           </w:p>
         </w:tc>
         <w:tc>
           <w:tcPr>
             <w:tcW w:w="2409" w:type="dxa"/>
-            <w:shd w:val="clear" w:color="auto" w:fill="D9E2F3" w:themeFill="accent1" w:themeFillTint="33"/>
-            <w:vAlign w:val="center"/>
-          </w:tcPr>
-          <w:p>
-            <w:pPr>
-              <w:spacing w:line="330" w:lineRule="atLeast"/>
-              <w:jc w:val="center"/>
-              <w:rPr>
-                <w:rFonts w:ascii="Arial" w:eastAsia="Times New Roman" w:hAnsi="Arial" w:cs="Arial"/>
-                <w:sz w:val="16"/>
-                <w:szCs w:val="16"/>
-                <w:lang w:eastAsia="it-IT"/>
-              </w:rPr>
-            </w:pPr>
-            <w:r>
-              <w:rPr>
-                <w:rFonts w:ascii="Arial" w:eastAsia="Times New Roman" w:hAnsi="Arial" w:cs="Arial"/>
-                <w:sz w:val="16"/>
-                <w:szCs w:val="16"/>
-                <w:lang w:eastAsia="it-IT"/>
-              </w:rPr>
-              <w:t>A seguito di Power On</w:t>
+            <w:shd w:val="clear" w:color="auto" w:fill="C5E0B3" w:themeFill="accent6" w:themeFillTint="66"/>
+            <w:vAlign w:val="center"/>
+          </w:tcPr>
+          <w:p>
+            <w:pPr>
+              <w:spacing w:line="330" w:lineRule="atLeast"/>
+              <w:jc w:val="center"/>
+              <w:rPr>
+                <w:rFonts w:ascii="Arial" w:eastAsia="Times New Roman" w:hAnsi="Arial" w:cs="Arial"/>
+                <w:i/>
+                <w:iCs/>
+                <w:color w:val="000000" w:themeColor="text1"/>
+                <w:sz w:val="16"/>
+                <w:szCs w:val="16"/>
+                <w:lang w:eastAsia="it-IT"/>
+              </w:rPr>
+            </w:pPr>
+            <w:r>
+              <w:rPr>
+                <w:rFonts w:ascii="Arial" w:eastAsia="Times New Roman" w:hAnsi="Arial" w:cs="Arial"/>
+                <w:sz w:val="16"/>
+                <w:szCs w:val="16"/>
+                <w:lang w:eastAsia="it-IT"/>
+              </w:rPr>
+              <w:t>Solo da Tel. MASTER</w:t>
             </w:r>
           </w:p>
         </w:tc>
         <w:tc>
           <w:tcPr>
             <w:tcW w:w="1701" w:type="dxa"/>
-            <w:shd w:val="clear" w:color="auto" w:fill="D9E2F3" w:themeFill="accent1" w:themeFillTint="33"/>
+            <w:shd w:val="clear" w:color="auto" w:fill="C5E0B3" w:themeFill="accent6" w:themeFillTint="66"/>
             <w:vAlign w:val="center"/>
           </w:tcPr>
           <w:p>
@@ -13450,118 +14198,67 @@
                 <w:rFonts w:ascii="Arial" w:eastAsia="Times New Roman" w:hAnsi="Arial" w:cs="Arial"/>
                 <w:b/>
                 <w:bCs/>
-                <w:sz w:val="16"/>
-                <w:szCs w:val="16"/>
-                <w:lang w:eastAsia="it-IT"/>
-              </w:rPr>
-              <w:t>N</w:t>
+                <w:i/>
+                <w:iCs/>
+                <w:color w:val="000000" w:themeColor="text1"/>
+                <w:sz w:val="16"/>
+                <w:szCs w:val="16"/>
+                <w:lang w:eastAsia="it-IT"/>
+              </w:rPr>
+              <w:t>A3+</w:t>
+            </w:r>
+            <w:r>
+              <w:rPr>
+                <w:rFonts w:ascii="Arial" w:eastAsia="Times New Roman" w:hAnsi="Arial" w:cs="Arial"/>
+                <w:i/>
+                <w:iCs/>
+                <w:color w:val="000000" w:themeColor="text1"/>
+                <w:sz w:val="16"/>
+                <w:szCs w:val="16"/>
+                <w:lang w:eastAsia="it-IT"/>
+              </w:rPr>
+              <w:t xml:space="preserve">393334188263  </w:t>
             </w:r>
           </w:p>
         </w:tc>
         <w:tc>
           <w:tcPr>
             <w:tcW w:w="3828" w:type="dxa"/>
-            <w:shd w:val="clear" w:color="auto" w:fill="D9E2F3" w:themeFill="accent1" w:themeFillTint="33"/>
-            <w:vAlign w:val="center"/>
-          </w:tcPr>
-          <w:p>
-            <w:pPr>
-              <w:spacing w:line="330" w:lineRule="atLeast"/>
-              <w:jc w:val="center"/>
-              <w:rPr>
-                <w:rFonts w:ascii="Arial" w:eastAsia="Times New Roman" w:hAnsi="Arial" w:cs="Arial"/>
-                <w:sz w:val="16"/>
-                <w:szCs w:val="16"/>
-                <w:lang w:val="en-US" w:eastAsia="it-IT"/>
-              </w:rPr>
-            </w:pPr>
-            <w:r>
-              <w:rPr>
-                <w:rFonts w:ascii="Arial" w:eastAsia="Times New Roman" w:hAnsi="Arial" w:cs="Arial"/>
-                <w:sz w:val="16"/>
-                <w:szCs w:val="16"/>
-                <w:lang w:val="en-US" w:eastAsia="it-IT"/>
-              </w:rPr>
-              <w:t>SMS:</w:t>
-            </w:r>
-          </w:p>
-          <w:p>
-            <w:pPr>
-              <w:spacing w:line="330" w:lineRule="atLeast"/>
-              <w:jc w:val="center"/>
-              <w:rPr>
-                <w:rFonts w:ascii="Arial" w:eastAsia="Times New Roman" w:hAnsi="Arial" w:cs="Arial"/>
-                <w:sz w:val="16"/>
-                <w:szCs w:val="16"/>
-                <w:lang w:val="en-US" w:eastAsia="it-IT"/>
-              </w:rPr>
-            </w:pPr>
-            <w:r>
-              <w:rPr>
-                <w:rFonts w:ascii="Arial" w:eastAsia="Times New Roman" w:hAnsi="Arial" w:cs="Arial"/>
-                <w:sz w:val="16"/>
-                <w:szCs w:val="16"/>
-                <w:lang w:val="en-US" w:eastAsia="it-IT"/>
-              </w:rPr>
-              <w:t>”Authorized phone n." con:</w:t>
-            </w:r>
-          </w:p>
-          <w:p>
-            <w:pPr>
-              <w:spacing w:line="330" w:lineRule="atLeast"/>
-              <w:jc w:val="center"/>
-              <w:rPr>
-                <w:rFonts w:ascii="Arial" w:eastAsia="Times New Roman" w:hAnsi="Arial" w:cs="Arial"/>
-                <w:sz w:val="16"/>
-                <w:szCs w:val="16"/>
-                <w:lang w:eastAsia="it-IT"/>
-              </w:rPr>
-            </w:pPr>
-            <w:r>
-              <w:rPr>
-                <w:rFonts w:ascii="Arial" w:eastAsia="Times New Roman" w:hAnsi="Arial" w:cs="Arial"/>
-                <w:sz w:val="16"/>
-                <w:szCs w:val="16"/>
-                <w:lang w:eastAsia="it-IT"/>
-              </w:rPr>
-              <w:t>n</w:t>
-            </w:r>
-            <w:r>
-              <w:rPr>
-                <w:rFonts w:ascii="Arial" w:eastAsia="Times New Roman" w:hAnsi="Arial" w:cs="Arial"/>
-                <w:sz w:val="16"/>
-                <w:szCs w:val="16"/>
-                <w:lang w:eastAsia="it-IT"/>
-              </w:rPr>
-              <w:t xml:space="preserve">umero </w:t>
-            </w:r>
-            <w:r>
-              <w:rPr>
-                <w:rFonts w:ascii="Arial" w:eastAsia="Times New Roman" w:hAnsi="Arial" w:cs="Arial"/>
-                <w:sz w:val="16"/>
-                <w:szCs w:val="16"/>
-                <w:lang w:eastAsia="it-IT"/>
-              </w:rPr>
-              <w:t xml:space="preserve">telefonico del </w:t>
-            </w:r>
-            <w:r>
-              <w:rPr>
-                <w:rFonts w:ascii="Arial" w:eastAsia="Times New Roman" w:hAnsi="Arial" w:cs="Arial"/>
-                <w:sz w:val="16"/>
-                <w:szCs w:val="16"/>
-                <w:lang w:eastAsia="it-IT"/>
-              </w:rPr>
-              <w:t>Master</w:t>
-            </w:r>
-            <w:r>
-              <w:rPr>
-                <w:rFonts w:ascii="Arial" w:eastAsia="Times New Roman" w:hAnsi="Arial" w:cs="Arial"/>
-                <w:sz w:val="16"/>
-                <w:szCs w:val="16"/>
-                <w:lang w:eastAsia="it-IT"/>
-              </w:rPr>
-              <w:t>, Aux1, Aux2 e Aux3</w:t>
-            </w:r>
+            <w:shd w:val="clear" w:color="auto" w:fill="C5E0B3" w:themeFill="accent6" w:themeFillTint="66"/>
+            <w:vAlign w:val="center"/>
+          </w:tcPr>
+          <w:p>
+            <w:pPr>
+              <w:spacing w:line="330" w:lineRule="atLeast"/>
+              <w:jc w:val="center"/>
+              <w:rPr>
+                <w:rFonts w:ascii="Arial" w:eastAsia="Times New Roman" w:hAnsi="Arial" w:cs="Arial"/>
+                <w:sz w:val="16"/>
+                <w:szCs w:val="16"/>
+                <w:lang w:eastAsia="it-IT"/>
+              </w:rPr>
+            </w:pPr>
+            <w:r>
+              <w:rPr>
+                <w:rFonts w:ascii="Arial" w:eastAsia="Times New Roman" w:hAnsi="Arial" w:cs="Arial"/>
+                <w:sz w:val="16"/>
+                <w:szCs w:val="16"/>
+                <w:lang w:eastAsia="it-IT"/>
+              </w:rPr>
+              <w:t>SMS: "TELEPHONE NUMBER SAVED "</w:t>
+            </w:r>
+          </w:p>
+          <w:p>
+            <w:pPr>
+              <w:spacing w:line="330" w:lineRule="atLeast"/>
+              <w:jc w:val="center"/>
+              <w:rPr>
+                <w:rFonts w:ascii="Arial" w:eastAsia="Times New Roman" w:hAnsi="Arial" w:cs="Arial"/>
+                <w:sz w:val="16"/>
+                <w:szCs w:val="16"/>
+                <w:lang w:eastAsia="it-IT"/>
+              </w:rPr>
+            </w:pPr>
           </w:p>
         </w:tc>
         <w:tc>
@@ -13591,63 +14288,81 @@
         <w:tc>
           <w:tcPr>
             <w:tcW w:w="704" w:type="dxa"/>
-            <w:shd w:val="clear" w:color="auto" w:fill="D9E2F3" w:themeFill="accent1" w:themeFillTint="33"/>
-            <w:vAlign w:val="center"/>
-          </w:tcPr>
-          <w:p>
-            <w:pPr>
-              <w:spacing w:line="330" w:lineRule="atLeast"/>
-              <w:jc w:val="center"/>
-              <w:rPr>
-                <w:rFonts w:ascii="Arial" w:eastAsia="Times New Roman" w:hAnsi="Arial" w:cs="Arial"/>
-                <w:sz w:val="16"/>
-                <w:szCs w:val="16"/>
-                <w:lang w:eastAsia="it-IT"/>
-              </w:rPr>
-            </w:pPr>
-            <w:r>
-              <w:rPr>
-                <w:rFonts w:ascii="Arial" w:eastAsia="Times New Roman" w:hAnsi="Arial" w:cs="Arial"/>
-                <w:sz w:val="16"/>
-                <w:szCs w:val="16"/>
-                <w:lang w:eastAsia="it-IT"/>
-              </w:rPr>
-              <w:t>4.1</w:t>
+            <w:shd w:val="clear" w:color="auto" w:fill="C5E0B3" w:themeFill="accent6" w:themeFillTint="66"/>
+            <w:vAlign w:val="center"/>
+          </w:tcPr>
+          <w:p>
+            <w:pPr>
+              <w:spacing w:line="330" w:lineRule="atLeast"/>
+              <w:jc w:val="center"/>
+              <w:rPr>
+                <w:rFonts w:ascii="Arial" w:eastAsia="Times New Roman" w:hAnsi="Arial" w:cs="Arial"/>
+                <w:sz w:val="16"/>
+                <w:szCs w:val="16"/>
+                <w:lang w:eastAsia="it-IT"/>
+              </w:rPr>
+            </w:pPr>
+            <w:r>
+              <w:rPr>
+                <w:rFonts w:ascii="Arial" w:eastAsia="Times New Roman" w:hAnsi="Arial" w:cs="Arial"/>
+                <w:sz w:val="16"/>
+                <w:szCs w:val="16"/>
+                <w:lang w:eastAsia="it-IT"/>
+              </w:rPr>
+              <w:t>2.</w:t>
+            </w:r>
+            <w:r>
+              <w:rPr>
+                <w:rFonts w:ascii="Arial" w:eastAsia="Times New Roman" w:hAnsi="Arial" w:cs="Arial"/>
+                <w:sz w:val="16"/>
+                <w:szCs w:val="16"/>
+                <w:lang w:eastAsia="it-IT"/>
+              </w:rPr>
+              <w:t>5</w:t>
             </w:r>
           </w:p>
         </w:tc>
         <w:tc>
           <w:tcPr>
             <w:tcW w:w="1559" w:type="dxa"/>
-            <w:shd w:val="clear" w:color="auto" w:fill="D9E2F3" w:themeFill="accent1" w:themeFillTint="33"/>
-            <w:vAlign w:val="center"/>
-          </w:tcPr>
-          <w:p>
-            <w:pPr>
-              <w:spacing w:line="330" w:lineRule="atLeast"/>
-              <w:jc w:val="center"/>
-              <w:rPr>
-                <w:rFonts w:ascii="Arial" w:eastAsia="Times New Roman" w:hAnsi="Arial" w:cs="Arial"/>
-                <w:sz w:val="16"/>
-                <w:szCs w:val="16"/>
-                <w:lang w:eastAsia="it-IT"/>
-              </w:rPr>
-            </w:pPr>
-            <w:r>
-              <w:rPr>
-                <w:rFonts w:ascii="Arial" w:eastAsia="Times New Roman" w:hAnsi="Arial" w:cs="Arial"/>
-                <w:sz w:val="16"/>
-                <w:szCs w:val="16"/>
-                <w:lang w:eastAsia="it-IT"/>
-              </w:rPr>
-              <w:t>Operation SET</w:t>
+            <w:shd w:val="clear" w:color="auto" w:fill="C5E0B3" w:themeFill="accent6" w:themeFillTint="66"/>
+            <w:vAlign w:val="center"/>
+          </w:tcPr>
+          <w:p>
+            <w:pPr>
+              <w:spacing w:line="330" w:lineRule="atLeast"/>
+              <w:jc w:val="center"/>
+              <w:rPr>
+                <w:rFonts w:ascii="Arial" w:eastAsia="Times New Roman" w:hAnsi="Arial" w:cs="Arial"/>
+                <w:sz w:val="16"/>
+                <w:szCs w:val="16"/>
+                <w:lang w:eastAsia="it-IT"/>
+              </w:rPr>
+            </w:pPr>
+            <w:r>
+              <w:rPr>
+                <w:rFonts w:ascii="Arial" w:eastAsia="Times New Roman" w:hAnsi="Arial" w:cs="Arial"/>
+                <w:sz w:val="16"/>
+                <w:szCs w:val="16"/>
+                <w:lang w:eastAsia="it-IT"/>
+              </w:rPr>
+              <w:t>Da t</w:t>
+            </w:r>
+            <w:r>
+              <w:rPr>
+                <w:rFonts w:ascii="Arial" w:eastAsia="Times New Roman" w:hAnsi="Arial" w:cs="Arial"/>
+                <w:sz w:val="16"/>
+                <w:szCs w:val="16"/>
+                <w:lang w:eastAsia="it-IT"/>
+              </w:rPr>
+              <w:t>elefono Master</w:t>
             </w:r>
           </w:p>
         </w:tc>
         <w:tc>
           <w:tcPr>
             <w:tcW w:w="3828" w:type="dxa"/>
-            <w:shd w:val="clear" w:color="auto" w:fill="D9E2F3" w:themeFill="accent1" w:themeFillTint="33"/>
+            <w:shd w:val="clear" w:color="auto" w:fill="C5E0B3" w:themeFill="accent6" w:themeFillTint="66"/>
             <w:vAlign w:val="center"/>
           </w:tcPr>
           <w:p>
@@ -13675,35 +14390,35 @@
         <w:tc>
           <w:tcPr>
             <w:tcW w:w="2409" w:type="dxa"/>
-            <w:shd w:val="clear" w:color="auto" w:fill="D9E2F3" w:themeFill="accent1" w:themeFillTint="33"/>
-            <w:vAlign w:val="center"/>
-          </w:tcPr>
-          <w:p>
-            <w:pPr>
-              <w:spacing w:line="330" w:lineRule="atLeast"/>
-              <w:jc w:val="center"/>
-              <w:rPr>
-                <w:rFonts w:ascii="Arial" w:eastAsia="Times New Roman" w:hAnsi="Arial" w:cs="Arial"/>
-                <w:sz w:val="16"/>
-                <w:szCs w:val="16"/>
-                <w:lang w:eastAsia="it-IT"/>
-              </w:rPr>
-            </w:pPr>
-            <w:r>
-              <w:rPr>
-                <w:rFonts w:ascii="Arial" w:eastAsia="Times New Roman" w:hAnsi="Arial" w:cs="Arial"/>
-                <w:sz w:val="16"/>
-                <w:szCs w:val="16"/>
-                <w:lang w:eastAsia="it-IT"/>
-              </w:rPr>
-              <w:t>Da telefono sconosciuto o AUX</w:t>
+            <w:shd w:val="clear" w:color="auto" w:fill="C5E0B3" w:themeFill="accent6" w:themeFillTint="66"/>
+            <w:vAlign w:val="center"/>
+          </w:tcPr>
+          <w:p>
+            <w:pPr>
+              <w:spacing w:line="330" w:lineRule="atLeast"/>
+              <w:jc w:val="center"/>
+              <w:rPr>
+                <w:rFonts w:ascii="Arial" w:eastAsia="Times New Roman" w:hAnsi="Arial" w:cs="Arial"/>
+                <w:sz w:val="16"/>
+                <w:szCs w:val="16"/>
+                <w:lang w:eastAsia="it-IT"/>
+              </w:rPr>
+            </w:pPr>
+            <w:r>
+              <w:rPr>
+                <w:rFonts w:ascii="Arial" w:eastAsia="Times New Roman" w:hAnsi="Arial" w:cs="Arial"/>
+                <w:sz w:val="16"/>
+                <w:szCs w:val="16"/>
+                <w:lang w:eastAsia="it-IT"/>
+              </w:rPr>
+              <w:t>Solo da Tel. MASTER</w:t>
             </w:r>
           </w:p>
         </w:tc>
         <w:tc>
           <w:tcPr>
             <w:tcW w:w="1701" w:type="dxa"/>
-            <w:shd w:val="clear" w:color="auto" w:fill="D9E2F3" w:themeFill="accent1" w:themeFillTint="33"/>
+            <w:shd w:val="clear" w:color="auto" w:fill="C5E0B3" w:themeFill="accent6" w:themeFillTint="66"/>
             <w:vAlign w:val="center"/>
           </w:tcPr>
           <w:p>
@@ -13735,7 +14450,7 @@
         <w:tc>
           <w:tcPr>
             <w:tcW w:w="3828" w:type="dxa"/>
-            <w:shd w:val="clear" w:color="auto" w:fill="D9E2F3" w:themeFill="accent1" w:themeFillTint="33"/>
+            <w:shd w:val="clear" w:color="auto" w:fill="C5E0B3" w:themeFill="accent6" w:themeFillTint="66"/>
             <w:vAlign w:val="center"/>
           </w:tcPr>
           <w:p>
@@ -13756,46 +14471,114 @@
                 <w:szCs w:val="16"/>
                 <w:lang w:val="en-US" w:eastAsia="it-IT"/>
               </w:rPr>
-              <w:t xml:space="preserve">SMS a Richiedente; </w:t>
-            </w:r>
-            <w:r>
+              <w:t>SMS:</w:t>
+            </w:r>
+          </w:p>
+          <w:p>
+            <w:pPr>
+              <w:spacing w:line="330" w:lineRule="atLeast"/>
+              <w:jc w:val="center"/>
               <w:rPr>
                 <w:rFonts w:ascii="Arial" w:eastAsia="Times New Roman" w:hAnsi="Arial" w:cs="Arial"/>
                 <w:sz w:val="16"/>
                 <w:szCs w:val="16"/>
                 <w:lang w:val="en-US" w:eastAsia="it-IT"/>
               </w:rPr>
-              <w:t>"Request from NOT AUTHORIZED number"</w:t>
-            </w:r>
-          </w:p>
-          <w:p>
-            <w:pPr>
-              <w:spacing w:line="330" w:lineRule="atLeast"/>
-              <w:jc w:val="center"/>
+            </w:pPr>
+            <w:proofErr w:type="gramStart"/>
+            <w:r>
               <w:rPr>
                 <w:rFonts w:ascii="Arial" w:eastAsia="Times New Roman" w:hAnsi="Arial" w:cs="Arial"/>
                 <w:sz w:val="16"/>
                 <w:szCs w:val="16"/>
                 <w:lang w:val="en-US" w:eastAsia="it-IT"/>
               </w:rPr>
-            </w:pPr>
+              <w:t>”Authorized</w:t>
+            </w:r>
+            <w:proofErr w:type="gramEnd"/>
+            <w:r>
+              <w:rPr>
+                <w:rFonts w:ascii="Arial" w:eastAsia="Times New Roman" w:hAnsi="Arial" w:cs="Arial"/>
+                <w:sz w:val="16"/>
+                <w:szCs w:val="16"/>
+                <w:lang w:val="en-US" w:eastAsia="it-IT"/>
+              </w:rPr>
+              <w:t xml:space="preserve"> phone n." con:</w:t>
+            </w:r>
+          </w:p>
+          <w:p>
+            <w:pPr>
+              <w:spacing w:line="330" w:lineRule="atLeast"/>
+              <w:jc w:val="center"/>
+              <w:rPr>
+                <w:rFonts w:ascii="Arial" w:eastAsia="Times New Roman" w:hAnsi="Arial" w:cs="Arial"/>
+                <w:sz w:val="16"/>
+                <w:szCs w:val="16"/>
+                <w:lang w:eastAsia="it-IT"/>
+              </w:rPr>
+            </w:pPr>
+            <w:r>
+              <w:rPr>
+                <w:rFonts w:ascii="Arial" w:eastAsia="Times New Roman" w:hAnsi="Arial" w:cs="Arial"/>
+                <w:sz w:val="16"/>
+                <w:szCs w:val="16"/>
+                <w:lang w:eastAsia="it-IT"/>
+              </w:rPr>
+              <w:t>n</w:t>
+            </w:r>
+            <w:r>
+              <w:rPr>
+                <w:rFonts w:ascii="Arial" w:eastAsia="Times New Roman" w:hAnsi="Arial" w:cs="Arial"/>
+                <w:sz w:val="16"/>
+                <w:szCs w:val="16"/>
+                <w:lang w:eastAsia="it-IT"/>
+              </w:rPr>
+              <w:t xml:space="preserve">umero </w:t>
+            </w:r>
+            <w:r>
+              <w:rPr>
+                <w:rFonts w:ascii="Arial" w:eastAsia="Times New Roman" w:hAnsi="Arial" w:cs="Arial"/>
+                <w:sz w:val="16"/>
+                <w:szCs w:val="16"/>
+                <w:lang w:eastAsia="it-IT"/>
+              </w:rPr>
+              <w:t xml:space="preserve">telefonico del </w:t>
+            </w:r>
+            <w:r>
+              <w:rPr>
+                <w:rFonts w:ascii="Arial" w:eastAsia="Times New Roman" w:hAnsi="Arial" w:cs="Arial"/>
+                <w:sz w:val="16"/>
+                <w:szCs w:val="16"/>
+                <w:lang w:eastAsia="it-IT"/>
+              </w:rPr>
+              <w:t>Master</w:t>
+            </w:r>
+            <w:r>
+              <w:rPr>
+                <w:rFonts w:ascii="Arial" w:eastAsia="Times New Roman" w:hAnsi="Arial" w:cs="Arial"/>
+                <w:sz w:val="16"/>
+                <w:szCs w:val="16"/>
+                <w:lang w:eastAsia="it-IT"/>
+              </w:rPr>
+              <w:t>, Aux1, Aux2 e Aux3</w:t>
+            </w:r>
           </w:p>
         </w:tc>
         <w:tc>
           <w:tcPr>
             <w:tcW w:w="992" w:type="dxa"/>
-            <w:shd w:val="clear" w:color="auto" w:fill="FFFFFF" w:themeFill="background1"/>
-            <w:vAlign w:val="center"/>
-          </w:tcPr>
-          <w:p>
-            <w:pPr>
-              <w:spacing w:line="330" w:lineRule="atLeast"/>
-              <w:jc w:val="center"/>
-              <w:rPr>
-                <w:rFonts w:ascii="Arial" w:eastAsia="Times New Roman" w:hAnsi="Arial" w:cs="Arial"/>
-                <w:sz w:val="16"/>
-                <w:szCs w:val="16"/>
-                <w:lang w:val="en-US" w:eastAsia="it-IT"/>
+            <w:shd w:val="clear" w:color="auto" w:fill="C5E0B3" w:themeFill="accent6" w:themeFillTint="66"/>
+            <w:vAlign w:val="center"/>
+          </w:tcPr>
+          <w:p>
+            <w:pPr>
+              <w:spacing w:line="330" w:lineRule="atLeast"/>
+              <w:jc w:val="center"/>
+              <w:rPr>
+                <w:rFonts w:ascii="Arial" w:eastAsia="Times New Roman" w:hAnsi="Arial" w:cs="Arial"/>
+                <w:sz w:val="16"/>
+                <w:szCs w:val="16"/>
+                <w:lang w:eastAsia="it-IT"/>
               </w:rPr>
             </w:pPr>
           </w:p>
@@ -13829,7 +14612,7 @@
                 <w:szCs w:val="16"/>
                 <w:lang w:eastAsia="it-IT"/>
               </w:rPr>
-              <w:t>4.2</w:t>
+              <w:t>4.0</w:t>
             </w:r>
           </w:p>
         </w:tc>
@@ -13850,14 +14633,25 @@
                 <w:lang w:eastAsia="it-IT"/>
               </w:rPr>
             </w:pPr>
-            <w:r>
-              <w:rPr>
-                <w:rFonts w:ascii="Arial" w:eastAsia="Times New Roman" w:hAnsi="Arial" w:cs="Arial"/>
-                <w:sz w:val="16"/>
-                <w:szCs w:val="16"/>
-                <w:lang w:eastAsia="it-IT"/>
-              </w:rPr>
-              <w:t>Operation SET</w:t>
+            <w:proofErr w:type="spellStart"/>
+            <w:r>
+              <w:rPr>
+                <w:rFonts w:ascii="Arial" w:eastAsia="Times New Roman" w:hAnsi="Arial" w:cs="Arial"/>
+                <w:sz w:val="16"/>
+                <w:szCs w:val="16"/>
+                <w:lang w:eastAsia="it-IT"/>
+              </w:rPr>
+              <w:t>Operation</w:t>
+            </w:r>
+            <w:proofErr w:type="spellEnd"/>
+            <w:r>
+              <w:rPr>
+                <w:rFonts w:ascii="Arial" w:eastAsia="Times New Roman" w:hAnsi="Arial" w:cs="Arial"/>
+                <w:sz w:val="16"/>
+                <w:szCs w:val="16"/>
+                <w:lang w:eastAsia="it-IT"/>
+              </w:rPr>
+              <w:t xml:space="preserve"> SET</w:t>
             </w:r>
           </w:p>
         </w:tc>
@@ -13885,7 +14679,16 @@
                 <w:szCs w:val="16"/>
                 <w:lang w:eastAsia="it-IT"/>
               </w:rPr>
-              <w:t>Ritorna il valore di Tensione + Timestamp</w:t>
+              <w:t>Ritorna i numeri autorizzati</w:t>
+            </w:r>
+            <w:r>
+              <w:rPr>
+                <w:rFonts w:ascii="Arial" w:eastAsia="Times New Roman" w:hAnsi="Arial" w:cs="Arial"/>
+                <w:sz w:val="16"/>
+                <w:szCs w:val="16"/>
+                <w:lang w:eastAsia="it-IT"/>
+              </w:rPr>
+              <w:t xml:space="preserve"> dopo Power On</w:t>
             </w:r>
           </w:p>
         </w:tc>
@@ -13893,26 +14696,27 @@
           <w:tcPr>
             <w:tcW w:w="2409" w:type="dxa"/>
             <w:shd w:val="clear" w:color="auto" w:fill="D9E2F3" w:themeFill="accent1" w:themeFillTint="33"/>
-          </w:tcPr>
-          <w:p>
-            <w:pPr>
-              <w:spacing w:line="330" w:lineRule="atLeast"/>
-              <w:jc w:val="center"/>
-              <w:rPr>
-                <w:rFonts w:ascii="Arial" w:eastAsia="Times New Roman" w:hAnsi="Arial" w:cs="Arial"/>
-                <w:sz w:val="16"/>
-                <w:szCs w:val="16"/>
-                <w:lang w:eastAsia="it-IT"/>
-              </w:rPr>
-            </w:pPr>
-            <w:r>
-              <w:rPr>
-                <w:rFonts w:ascii="Arial" w:eastAsia="Times New Roman" w:hAnsi="Arial" w:cs="Arial"/>
-                <w:sz w:val="16"/>
-                <w:szCs w:val="16"/>
-                <w:lang w:eastAsia="it-IT"/>
-              </w:rPr>
-              <w:t>Da telefono Master</w:t>
+            <w:vAlign w:val="center"/>
+          </w:tcPr>
+          <w:p>
+            <w:pPr>
+              <w:spacing w:line="330" w:lineRule="atLeast"/>
+              <w:jc w:val="center"/>
+              <w:rPr>
+                <w:rFonts w:ascii="Arial" w:eastAsia="Times New Roman" w:hAnsi="Arial" w:cs="Arial"/>
+                <w:sz w:val="16"/>
+                <w:szCs w:val="16"/>
+                <w:lang w:eastAsia="it-IT"/>
+              </w:rPr>
+            </w:pPr>
+            <w:r>
+              <w:rPr>
+                <w:rFonts w:ascii="Arial" w:eastAsia="Times New Roman" w:hAnsi="Arial" w:cs="Arial"/>
+                <w:sz w:val="16"/>
+                <w:szCs w:val="16"/>
+                <w:lang w:eastAsia="it-IT"/>
+              </w:rPr>
+              <w:t>A seguito di Power On</w:t>
             </w:r>
           </w:p>
         </w:tc>
@@ -13928,23 +14732,21 @@
               <w:jc w:val="center"/>
               <w:rPr>
                 <w:rFonts w:ascii="Arial" w:eastAsia="Times New Roman" w:hAnsi="Arial" w:cs="Arial"/>
+                <w:sz w:val="16"/>
+                <w:szCs w:val="16"/>
+                <w:lang w:eastAsia="it-IT"/>
+              </w:rPr>
+            </w:pPr>
+            <w:r>
+              <w:rPr>
+                <w:rFonts w:ascii="Arial" w:eastAsia="Times New Roman" w:hAnsi="Arial" w:cs="Arial"/>
                 <w:b/>
                 <w:bCs/>
                 <w:sz w:val="16"/>
                 <w:szCs w:val="16"/>
                 <w:lang w:eastAsia="it-IT"/>
               </w:rPr>
-            </w:pPr>
-            <w:r>
-              <w:rPr>
-                <w:rFonts w:ascii="Arial" w:eastAsia="Times New Roman" w:hAnsi="Arial" w:cs="Arial"/>
-                <w:b/>
-                <w:bCs/>
-                <w:sz w:val="16"/>
-                <w:szCs w:val="16"/>
-                <w:lang w:eastAsia="it-IT"/>
-              </w:rPr>
-              <w:t>S</w:t>
+              <w:t>N</w:t>
             </w:r>
           </w:p>
         </w:tc>
@@ -13962,69 +14764,106 @@
                 <w:rFonts w:ascii="Arial" w:eastAsia="Times New Roman" w:hAnsi="Arial" w:cs="Arial"/>
                 <w:sz w:val="16"/>
                 <w:szCs w:val="16"/>
-                <w:lang w:eastAsia="it-IT"/>
-              </w:rPr>
-            </w:pPr>
-            <w:r>
-              <w:rPr>
-                <w:rFonts w:ascii="Arial" w:eastAsia="Times New Roman" w:hAnsi="Arial" w:cs="Arial"/>
-                <w:sz w:val="16"/>
-                <w:szCs w:val="16"/>
-                <w:lang w:eastAsia="it-IT"/>
-              </w:rPr>
-              <w:t xml:space="preserve">SMS a Richiedente con: </w:t>
-            </w:r>
-          </w:p>
-          <w:p>
-            <w:pPr>
-              <w:spacing w:line="330" w:lineRule="atLeast"/>
-              <w:jc w:val="center"/>
-              <w:rPr>
-                <w:rFonts w:ascii="Arial" w:eastAsia="Times New Roman" w:hAnsi="Arial" w:cs="Arial"/>
-                <w:sz w:val="16"/>
-                <w:szCs w:val="16"/>
-                <w:lang w:eastAsia="it-IT"/>
-              </w:rPr>
-            </w:pPr>
-            <w:r>
-              <w:rPr>
-                <w:rFonts w:ascii="Arial" w:eastAsia="Times New Roman" w:hAnsi="Arial" w:cs="Arial"/>
-                <w:i/>
-                <w:iCs/>
-                <w:sz w:val="16"/>
-                <w:szCs w:val="16"/>
-                <w:lang w:eastAsia="it-IT"/>
-              </w:rPr>
-              <w:t>timestamp</w:t>
-            </w:r>
-            <w:r>
-              <w:rPr>
-                <w:rFonts w:ascii="Arial" w:eastAsia="Times New Roman" w:hAnsi="Arial" w:cs="Arial"/>
-                <w:sz w:val="16"/>
-                <w:szCs w:val="16"/>
-                <w:lang w:eastAsia="it-IT"/>
-              </w:rPr>
-              <w:t xml:space="preserve"> “Current Voltage: “</w:t>
-            </w:r>
-            <w:r>
-              <w:rPr>
-                <w:rFonts w:ascii="Arial" w:eastAsia="Times New Roman" w:hAnsi="Arial" w:cs="Arial"/>
-                <w:i/>
-                <w:iCs/>
-                <w:sz w:val="16"/>
-                <w:szCs w:val="16"/>
-                <w:lang w:eastAsia="it-IT"/>
-              </w:rPr>
-              <w:t>voltage</w:t>
-            </w:r>
-            <w:r>
-              <w:rPr>
-                <w:rFonts w:ascii="Arial" w:eastAsia="Times New Roman" w:hAnsi="Arial" w:cs="Arial"/>
-                <w:sz w:val="16"/>
-                <w:szCs w:val="16"/>
-                <w:lang w:eastAsia="it-IT"/>
-              </w:rPr>
-              <w:t xml:space="preserve"> “Vac"</w:t>
+                <w:lang w:val="en-US" w:eastAsia="it-IT"/>
+              </w:rPr>
+            </w:pPr>
+            <w:r>
+              <w:rPr>
+                <w:rFonts w:ascii="Arial" w:eastAsia="Times New Roman" w:hAnsi="Arial" w:cs="Arial"/>
+                <w:sz w:val="16"/>
+                <w:szCs w:val="16"/>
+                <w:lang w:val="en-US" w:eastAsia="it-IT"/>
+              </w:rPr>
+              <w:t>SMS:</w:t>
+            </w:r>
+          </w:p>
+          <w:p>
+            <w:pPr>
+              <w:spacing w:line="330" w:lineRule="atLeast"/>
+              <w:jc w:val="center"/>
+              <w:rPr>
+                <w:rFonts w:ascii="Arial" w:eastAsia="Times New Roman" w:hAnsi="Arial" w:cs="Arial"/>
+                <w:sz w:val="16"/>
+                <w:szCs w:val="16"/>
+                <w:lang w:val="en-US" w:eastAsia="it-IT"/>
+              </w:rPr>
+            </w:pPr>
+            <w:proofErr w:type="gramStart"/>
+            <w:r>
+              <w:rPr>
+                <w:rFonts w:ascii="Arial" w:eastAsia="Times New Roman" w:hAnsi="Arial" w:cs="Arial"/>
+                <w:sz w:val="16"/>
+                <w:szCs w:val="16"/>
+                <w:lang w:val="en-US" w:eastAsia="it-IT"/>
+              </w:rPr>
+              <w:t>”Authorized</w:t>
+            </w:r>
+            <w:proofErr w:type="gramEnd"/>
+            <w:r>
+              <w:rPr>
+                <w:rFonts w:ascii="Arial" w:eastAsia="Times New Roman" w:hAnsi="Arial" w:cs="Arial"/>
+                <w:sz w:val="16"/>
+                <w:szCs w:val="16"/>
+                <w:lang w:val="en-US" w:eastAsia="it-IT"/>
+              </w:rPr>
+              <w:t xml:space="preserve"> phone n." con:</w:t>
+            </w:r>
+          </w:p>
+          <w:p>
+            <w:pPr>
+              <w:spacing w:line="330" w:lineRule="atLeast"/>
+              <w:jc w:val="center"/>
+              <w:rPr>
+                <w:rFonts w:ascii="Arial" w:eastAsia="Times New Roman" w:hAnsi="Arial" w:cs="Arial"/>
+                <w:sz w:val="16"/>
+                <w:szCs w:val="16"/>
+                <w:lang w:eastAsia="it-IT"/>
+              </w:rPr>
+            </w:pPr>
+            <w:r>
+              <w:rPr>
+                <w:rFonts w:ascii="Arial" w:eastAsia="Times New Roman" w:hAnsi="Arial" w:cs="Arial"/>
+                <w:sz w:val="16"/>
+                <w:szCs w:val="16"/>
+                <w:lang w:eastAsia="it-IT"/>
+              </w:rPr>
+              <w:t>n</w:t>
+            </w:r>
+            <w:r>
+              <w:rPr>
+                <w:rFonts w:ascii="Arial" w:eastAsia="Times New Roman" w:hAnsi="Arial" w:cs="Arial"/>
+                <w:sz w:val="16"/>
+                <w:szCs w:val="16"/>
+                <w:lang w:eastAsia="it-IT"/>
+              </w:rPr>
+              <w:t xml:space="preserve">umero </w:t>
+            </w:r>
+            <w:r>
+              <w:rPr>
+                <w:rFonts w:ascii="Arial" w:eastAsia="Times New Roman" w:hAnsi="Arial" w:cs="Arial"/>
+                <w:sz w:val="16"/>
+                <w:szCs w:val="16"/>
+                <w:lang w:eastAsia="it-IT"/>
+              </w:rPr>
+              <w:t xml:space="preserve">telefonico del </w:t>
+            </w:r>
+            <w:r>
+              <w:rPr>
+                <w:rFonts w:ascii="Arial" w:eastAsia="Times New Roman" w:hAnsi="Arial" w:cs="Arial"/>
+                <w:sz w:val="16"/>
+                <w:szCs w:val="16"/>
+                <w:lang w:eastAsia="it-IT"/>
+              </w:rPr>
+              <w:t>Master</w:t>
+            </w:r>
+            <w:r>
+              <w:rPr>
+                <w:rFonts w:ascii="Arial" w:eastAsia="Times New Roman" w:hAnsi="Arial" w:cs="Arial"/>
+                <w:sz w:val="16"/>
+                <w:szCs w:val="16"/>
+                <w:lang w:eastAsia="it-IT"/>
+              </w:rPr>
+              <w:t>, Aux1, Aux2 e Aux3</w:t>
             </w:r>
           </w:p>
         </w:tc>
@@ -14076,7 +14915,7 @@
                 <w:szCs w:val="16"/>
                 <w:lang w:eastAsia="it-IT"/>
               </w:rPr>
-              <w:t>4.3</w:t>
+              <w:t>4.1</w:t>
             </w:r>
           </w:p>
         </w:tc>
@@ -14097,14 +14936,25 @@
                 <w:lang w:eastAsia="it-IT"/>
               </w:rPr>
             </w:pPr>
-            <w:r>
-              <w:rPr>
-                <w:rFonts w:ascii="Arial" w:eastAsia="Times New Roman" w:hAnsi="Arial" w:cs="Arial"/>
-                <w:sz w:val="16"/>
-                <w:szCs w:val="16"/>
-                <w:lang w:eastAsia="it-IT"/>
-              </w:rPr>
-              <w:t>Operation SET</w:t>
+            <w:proofErr w:type="spellStart"/>
+            <w:r>
+              <w:rPr>
+                <w:rFonts w:ascii="Arial" w:eastAsia="Times New Roman" w:hAnsi="Arial" w:cs="Arial"/>
+                <w:sz w:val="16"/>
+                <w:szCs w:val="16"/>
+                <w:lang w:eastAsia="it-IT"/>
+              </w:rPr>
+              <w:t>Operation</w:t>
+            </w:r>
+            <w:proofErr w:type="spellEnd"/>
+            <w:r>
+              <w:rPr>
+                <w:rFonts w:ascii="Arial" w:eastAsia="Times New Roman" w:hAnsi="Arial" w:cs="Arial"/>
+                <w:sz w:val="16"/>
+                <w:szCs w:val="16"/>
+                <w:lang w:eastAsia="it-IT"/>
+              </w:rPr>
+              <w:t xml:space="preserve"> SET</w:t>
             </w:r>
           </w:p>
         </w:tc>
@@ -14132,7 +14982,7 @@
                 <w:szCs w:val="16"/>
                 <w:lang w:eastAsia="it-IT"/>
               </w:rPr>
-              <w:t>Ritorna il valore di Tensione + Timestamp</w:t>
+              <w:t>Ritorna i numeri autorizzati</w:t>
             </w:r>
           </w:p>
         </w:tc>
@@ -14140,26 +14990,27 @@
           <w:tcPr>
             <w:tcW w:w="2409" w:type="dxa"/>
             <w:shd w:val="clear" w:color="auto" w:fill="D9E2F3" w:themeFill="accent1" w:themeFillTint="33"/>
-          </w:tcPr>
-          <w:p>
-            <w:pPr>
-              <w:spacing w:line="330" w:lineRule="atLeast"/>
-              <w:jc w:val="center"/>
-              <w:rPr>
-                <w:rFonts w:ascii="Arial" w:eastAsia="Times New Roman" w:hAnsi="Arial" w:cs="Arial"/>
-                <w:sz w:val="16"/>
-                <w:szCs w:val="16"/>
-                <w:lang w:eastAsia="it-IT"/>
-              </w:rPr>
-            </w:pPr>
-            <w:r>
-              <w:rPr>
-                <w:rFonts w:ascii="Arial" w:eastAsia="Times New Roman" w:hAnsi="Arial" w:cs="Arial"/>
-                <w:sz w:val="16"/>
-                <w:szCs w:val="16"/>
-                <w:lang w:eastAsia="it-IT"/>
-              </w:rPr>
-              <w:t>Da telefono AUX</w:t>
+            <w:vAlign w:val="center"/>
+          </w:tcPr>
+          <w:p>
+            <w:pPr>
+              <w:spacing w:line="330" w:lineRule="atLeast"/>
+              <w:jc w:val="center"/>
+              <w:rPr>
+                <w:rFonts w:ascii="Arial" w:eastAsia="Times New Roman" w:hAnsi="Arial" w:cs="Arial"/>
+                <w:sz w:val="16"/>
+                <w:szCs w:val="16"/>
+                <w:lang w:eastAsia="it-IT"/>
+              </w:rPr>
+            </w:pPr>
+            <w:r>
+              <w:rPr>
+                <w:rFonts w:ascii="Arial" w:eastAsia="Times New Roman" w:hAnsi="Arial" w:cs="Arial"/>
+                <w:sz w:val="16"/>
+                <w:szCs w:val="16"/>
+                <w:lang w:eastAsia="it-IT"/>
+              </w:rPr>
+              <w:t>Da telefono sconosciuto o AUX</w:t>
             </w:r>
           </w:p>
         </w:tc>
@@ -14191,7 +15042,7 @@
                 <w:szCs w:val="16"/>
                 <w:lang w:eastAsia="it-IT"/>
               </w:rPr>
-              <w:t>S</w:t>
+              <w:t>N</w:t>
             </w:r>
           </w:p>
         </w:tc>
@@ -14209,86 +15060,76 @@
                 <w:rFonts w:ascii="Arial" w:eastAsia="Times New Roman" w:hAnsi="Arial" w:cs="Arial"/>
                 <w:sz w:val="16"/>
                 <w:szCs w:val="16"/>
-                <w:lang w:eastAsia="it-IT"/>
-              </w:rPr>
-            </w:pPr>
-            <w:r>
-              <w:rPr>
-                <w:rFonts w:ascii="Arial" w:eastAsia="Times New Roman" w:hAnsi="Arial" w:cs="Arial"/>
-                <w:sz w:val="16"/>
-                <w:szCs w:val="16"/>
-                <w:lang w:eastAsia="it-IT"/>
-              </w:rPr>
-              <w:t xml:space="preserve">SMS a Richiedente con: </w:t>
-            </w:r>
-          </w:p>
-          <w:p>
-            <w:pPr>
-              <w:spacing w:line="330" w:lineRule="atLeast"/>
-              <w:jc w:val="center"/>
-              <w:rPr>
-                <w:rFonts w:ascii="Arial" w:eastAsia="Times New Roman" w:hAnsi="Arial" w:cs="Arial"/>
-                <w:sz w:val="16"/>
-                <w:szCs w:val="16"/>
-                <w:lang w:eastAsia="it-IT"/>
-              </w:rPr>
-            </w:pPr>
-            <w:r>
-              <w:rPr>
-                <w:rFonts w:ascii="Arial" w:eastAsia="Times New Roman" w:hAnsi="Arial" w:cs="Arial"/>
-                <w:i/>
-                <w:iCs/>
-                <w:sz w:val="16"/>
-                <w:szCs w:val="16"/>
-                <w:lang w:eastAsia="it-IT"/>
-              </w:rPr>
-              <w:t>timestamp</w:t>
-            </w:r>
-            <w:r>
-              <w:rPr>
-                <w:rFonts w:ascii="Arial" w:eastAsia="Times New Roman" w:hAnsi="Arial" w:cs="Arial"/>
-                <w:sz w:val="16"/>
-                <w:szCs w:val="16"/>
-                <w:lang w:eastAsia="it-IT"/>
-              </w:rPr>
-              <w:t xml:space="preserve"> “Current Voltage: “</w:t>
-            </w:r>
-            <w:r>
-              <w:rPr>
-                <w:rFonts w:ascii="Arial" w:eastAsia="Times New Roman" w:hAnsi="Arial" w:cs="Arial"/>
-                <w:i/>
-                <w:iCs/>
-                <w:sz w:val="16"/>
-                <w:szCs w:val="16"/>
-                <w:lang w:eastAsia="it-IT"/>
-              </w:rPr>
-              <w:t>voltage</w:t>
-            </w:r>
-            <w:r>
-              <w:rPr>
-                <w:rFonts w:ascii="Arial" w:eastAsia="Times New Roman" w:hAnsi="Arial" w:cs="Arial"/>
-                <w:sz w:val="16"/>
-                <w:szCs w:val="16"/>
-                <w:lang w:eastAsia="it-IT"/>
-              </w:rPr>
-              <w:t xml:space="preserve"> “Vac"</w:t>
-            </w:r>
+                <w:lang w:val="en-US" w:eastAsia="it-IT"/>
+              </w:rPr>
+            </w:pPr>
+            <w:r>
+              <w:rPr>
+                <w:rFonts w:ascii="Arial" w:eastAsia="Times New Roman" w:hAnsi="Arial" w:cs="Arial"/>
+                <w:sz w:val="16"/>
+                <w:szCs w:val="16"/>
+                <w:lang w:val="en-US" w:eastAsia="it-IT"/>
+              </w:rPr>
+              <w:t xml:space="preserve">SMS a </w:t>
+            </w:r>
+            <w:proofErr w:type="spellStart"/>
+            <w:r>
+              <w:rPr>
+                <w:rFonts w:ascii="Arial" w:eastAsia="Times New Roman" w:hAnsi="Arial" w:cs="Arial"/>
+                <w:sz w:val="16"/>
+                <w:szCs w:val="16"/>
+                <w:lang w:val="en-US" w:eastAsia="it-IT"/>
+              </w:rPr>
+              <w:t>Richiedente</w:t>
+            </w:r>
+            <w:proofErr w:type="spellEnd"/>
+            <w:r>
+              <w:rPr>
+                <w:rFonts w:ascii="Arial" w:eastAsia="Times New Roman" w:hAnsi="Arial" w:cs="Arial"/>
+                <w:sz w:val="16"/>
+                <w:szCs w:val="16"/>
+                <w:lang w:val="en-US" w:eastAsia="it-IT"/>
+              </w:rPr>
+              <w:t xml:space="preserve">; </w:t>
+            </w:r>
+            <w:r>
+              <w:rPr>
+                <w:rFonts w:ascii="Arial" w:eastAsia="Times New Roman" w:hAnsi="Arial" w:cs="Arial"/>
+                <w:sz w:val="16"/>
+                <w:szCs w:val="16"/>
+                <w:lang w:val="en-US" w:eastAsia="it-IT"/>
+              </w:rPr>
+              <w:t>"Request from NOT AUTHORIZED number"</w:t>
+            </w:r>
+          </w:p>
+          <w:p>
+            <w:pPr>
+              <w:spacing w:line="330" w:lineRule="atLeast"/>
+              <w:jc w:val="center"/>
+              <w:rPr>
+                <w:rFonts w:ascii="Arial" w:eastAsia="Times New Roman" w:hAnsi="Arial" w:cs="Arial"/>
+                <w:sz w:val="16"/>
+                <w:szCs w:val="16"/>
+                <w:lang w:val="en-US" w:eastAsia="it-IT"/>
+              </w:rPr>
+            </w:pPr>
           </w:p>
         </w:tc>
         <w:tc>
           <w:tcPr>
             <w:tcW w:w="992" w:type="dxa"/>
-            <w:vAlign w:val="center"/>
-          </w:tcPr>
-          <w:p>
-            <w:pPr>
-              <w:spacing w:line="330" w:lineRule="atLeast"/>
-              <w:jc w:val="center"/>
-              <w:rPr>
-                <w:rFonts w:ascii="Arial" w:eastAsia="Times New Roman" w:hAnsi="Arial" w:cs="Arial"/>
-                <w:sz w:val="16"/>
-                <w:szCs w:val="16"/>
-                <w:lang w:eastAsia="it-IT"/>
+            <w:shd w:val="clear" w:color="auto" w:fill="FFFFFF" w:themeFill="background1"/>
+            <w:vAlign w:val="center"/>
+          </w:tcPr>
+          <w:p>
+            <w:pPr>
+              <w:spacing w:line="330" w:lineRule="atLeast"/>
+              <w:jc w:val="center"/>
+              <w:rPr>
+                <w:rFonts w:ascii="Arial" w:eastAsia="Times New Roman" w:hAnsi="Arial" w:cs="Arial"/>
+                <w:sz w:val="16"/>
+                <w:szCs w:val="16"/>
+                <w:lang w:val="en-US" w:eastAsia="it-IT"/>
               </w:rPr>
             </w:pPr>
           </w:p>
@@ -14322,8 +15163,7 @@
                 <w:szCs w:val="16"/>
                 <w:lang w:eastAsia="it-IT"/>
               </w:rPr>
-              <w:lastRenderedPageBreak/>
-              <w:t>4.4</w:t>
+              <w:t>4.2</w:t>
             </w:r>
           </w:p>
         </w:tc>
@@ -14344,14 +15184,25 @@
                 <w:lang w:eastAsia="it-IT"/>
               </w:rPr>
             </w:pPr>
-            <w:r>
-              <w:rPr>
-                <w:rFonts w:ascii="Arial" w:eastAsia="Times New Roman" w:hAnsi="Arial" w:cs="Arial"/>
-                <w:sz w:val="16"/>
-                <w:szCs w:val="16"/>
-                <w:lang w:eastAsia="it-IT"/>
-              </w:rPr>
-              <w:t>Operation SET</w:t>
+            <w:proofErr w:type="spellStart"/>
+            <w:r>
+              <w:rPr>
+                <w:rFonts w:ascii="Arial" w:eastAsia="Times New Roman" w:hAnsi="Arial" w:cs="Arial"/>
+                <w:sz w:val="16"/>
+                <w:szCs w:val="16"/>
+                <w:lang w:eastAsia="it-IT"/>
+              </w:rPr>
+              <w:t>Operation</w:t>
+            </w:r>
+            <w:proofErr w:type="spellEnd"/>
+            <w:r>
+              <w:rPr>
+                <w:rFonts w:ascii="Arial" w:eastAsia="Times New Roman" w:hAnsi="Arial" w:cs="Arial"/>
+                <w:sz w:val="16"/>
+                <w:szCs w:val="16"/>
+                <w:lang w:eastAsia="it-IT"/>
+              </w:rPr>
+              <w:t xml:space="preserve"> SET</w:t>
             </w:r>
           </w:p>
         </w:tc>
@@ -14379,7 +15230,7 @@
                 <w:szCs w:val="16"/>
                 <w:lang w:eastAsia="it-IT"/>
               </w:rPr>
-              <w:t>Ritorna il valore di Tensione + Timestamp</w:t>
+              <w:t>Invia SMS Mancanza 220Vca</w:t>
             </w:r>
           </w:p>
         </w:tc>
@@ -14407,7 +15258,7 @@
                 <w:szCs w:val="16"/>
                 <w:lang w:eastAsia="it-IT"/>
               </w:rPr>
-              <w:t>Da Tel. Sconosciuto (non MASTER)</w:t>
+              <w:t>Rimozione Alimentazione</w:t>
             </w:r>
           </w:p>
         </w:tc>
@@ -14439,7 +15290,7 @@
                 <w:szCs w:val="16"/>
                 <w:lang w:eastAsia="it-IT"/>
               </w:rPr>
-              <w:t>S</w:t>
+              <w:t>-</w:t>
             </w:r>
           </w:p>
         </w:tc>
@@ -14467,47 +15318,170 @@
                 <w:szCs w:val="16"/>
                 <w:lang w:val="en-US" w:eastAsia="it-IT"/>
               </w:rPr>
-              <w:t xml:space="preserve">SMS; </w:t>
-            </w:r>
-            <w:r>
-              <w:rPr>
-                <w:rFonts w:ascii="Arial" w:eastAsia="Times New Roman" w:hAnsi="Arial" w:cs="Arial"/>
-                <w:sz w:val="16"/>
-                <w:szCs w:val="16"/>
-                <w:lang w:val="en-US" w:eastAsia="it-IT"/>
-              </w:rPr>
-              <w:t>"Request from NOT AUTHORIZED number"</w:t>
-            </w:r>
-          </w:p>
-          <w:p>
-            <w:pPr>
-              <w:spacing w:line="330" w:lineRule="atLeast"/>
-              <w:jc w:val="center"/>
-              <w:rPr>
-                <w:rFonts w:ascii="Arial" w:eastAsia="Times New Roman" w:hAnsi="Arial" w:cs="Arial"/>
-                <w:sz w:val="16"/>
-                <w:szCs w:val="16"/>
-                <w:lang w:val="en-US" w:eastAsia="it-IT"/>
-              </w:rPr>
-            </w:pPr>
+              <w:t>SMS:</w:t>
+            </w:r>
+          </w:p>
+          <w:p>
+            <w:pPr>
+              <w:spacing w:line="330" w:lineRule="atLeast"/>
+              <w:jc w:val="center"/>
+              <w:rPr>
+                <w:rFonts w:ascii="Arial" w:eastAsia="Times New Roman" w:hAnsi="Arial" w:cs="Arial"/>
+                <w:sz w:val="16"/>
+                <w:szCs w:val="16"/>
+                <w:lang w:eastAsia="it-IT"/>
+              </w:rPr>
+            </w:pPr>
+            <w:r>
+              <w:rPr>
+                <w:rFonts w:ascii="Arial" w:eastAsia="Times New Roman" w:hAnsi="Arial" w:cs="Arial"/>
+                <w:sz w:val="16"/>
+                <w:szCs w:val="16"/>
+                <w:lang w:eastAsia="it-IT"/>
+              </w:rPr>
+              <w:t>M</w:t>
+            </w:r>
+            <w:r>
+              <w:rPr>
+                <w:rFonts w:ascii="Arial" w:eastAsia="Times New Roman" w:hAnsi="Arial" w:cs="Arial"/>
+                <w:sz w:val="16"/>
+                <w:szCs w:val="16"/>
+                <w:lang w:eastAsia="it-IT"/>
+              </w:rPr>
+              <w:t xml:space="preserve">ANCANZA RETE, ultima lettura, X </w:t>
+            </w:r>
+            <w:proofErr w:type="spellStart"/>
+            <w:r>
+              <w:rPr>
+                <w:rFonts w:ascii="Arial" w:eastAsia="Times New Roman" w:hAnsi="Arial" w:cs="Arial"/>
+                <w:sz w:val="16"/>
+                <w:szCs w:val="16"/>
+                <w:lang w:eastAsia="it-IT"/>
+              </w:rPr>
+              <w:t>Vac</w:t>
+            </w:r>
+            <w:proofErr w:type="spellEnd"/>
+            <w:r>
+              <w:rPr>
+                <w:rFonts w:ascii="Arial" w:eastAsia="Times New Roman" w:hAnsi="Arial" w:cs="Arial"/>
+                <w:sz w:val="16"/>
+                <w:szCs w:val="16"/>
+                <w:lang w:eastAsia="it-IT"/>
+              </w:rPr>
+              <w:t xml:space="preserve"> </w:t>
+            </w:r>
+            <w:r>
+              <w:rPr>
+                <w:rFonts w:ascii="Arial" w:eastAsia="Times New Roman" w:hAnsi="Arial" w:cs="Arial"/>
+                <w:sz w:val="16"/>
+                <w:szCs w:val="16"/>
+                <w:lang w:eastAsia="it-IT"/>
+              </w:rPr>
+              <w:t xml:space="preserve">su tutti i numeri telefonici </w:t>
+            </w:r>
+            <w:r>
+              <w:rPr>
+                <w:rFonts w:ascii="Arial" w:eastAsia="Times New Roman" w:hAnsi="Arial" w:cs="Arial"/>
+                <w:sz w:val="16"/>
+                <w:szCs w:val="16"/>
+                <w:lang w:eastAsia="it-IT"/>
+              </w:rPr>
+              <w:t>Autoriz</w:t>
+            </w:r>
+            <w:r>
+              <w:rPr>
+                <w:rFonts w:ascii="Arial" w:eastAsia="Times New Roman" w:hAnsi="Arial" w:cs="Arial"/>
+                <w:sz w:val="16"/>
+                <w:szCs w:val="16"/>
+                <w:lang w:eastAsia="it-IT"/>
+              </w:rPr>
+              <w:t>zati:</w:t>
+            </w:r>
+          </w:p>
+          <w:p>
+            <w:pPr>
+              <w:spacing w:line="330" w:lineRule="atLeast"/>
+              <w:jc w:val="center"/>
+              <w:rPr>
+                <w:rFonts w:ascii="Arial" w:eastAsia="Times New Roman" w:hAnsi="Arial" w:cs="Arial"/>
+                <w:sz w:val="16"/>
+                <w:szCs w:val="16"/>
+                <w:lang w:eastAsia="it-IT"/>
+              </w:rPr>
+            </w:pPr>
+            <w:r>
+              <w:rPr>
+                <w:rFonts w:ascii="Arial" w:eastAsia="Times New Roman" w:hAnsi="Arial" w:cs="Arial"/>
+                <w:sz w:val="16"/>
+                <w:szCs w:val="16"/>
+                <w:lang w:eastAsia="it-IT"/>
+              </w:rPr>
+              <w:t xml:space="preserve"> Master, Aux1, Aux2 e Aux3</w:t>
+            </w:r>
+            <w:r>
+              <w:rPr>
+                <w:rFonts w:ascii="Arial" w:eastAsia="Times New Roman" w:hAnsi="Arial" w:cs="Arial"/>
+                <w:sz w:val="16"/>
+                <w:szCs w:val="16"/>
+                <w:lang w:eastAsia="it-IT"/>
+              </w:rPr>
+              <w:t xml:space="preserve"> </w:t>
+            </w:r>
+            <w:r>
+              <w:rPr>
+                <w:rFonts w:ascii="Arial" w:eastAsia="Times New Roman" w:hAnsi="Arial" w:cs="Arial"/>
+                <w:sz w:val="16"/>
+                <w:szCs w:val="16"/>
+                <w:lang w:eastAsia="it-IT"/>
+              </w:rPr>
+              <w:t>(Testato s</w:t>
+            </w:r>
+            <w:r>
+              <w:rPr>
+                <w:rFonts w:ascii="Arial" w:eastAsia="Times New Roman" w:hAnsi="Arial" w:cs="Arial"/>
+                <w:sz w:val="16"/>
+                <w:szCs w:val="16"/>
+                <w:lang w:eastAsia="it-IT"/>
+              </w:rPr>
+              <w:t>u</w:t>
+            </w:r>
+            <w:r>
+              <w:rPr>
+                <w:rFonts w:ascii="Arial" w:eastAsia="Times New Roman" w:hAnsi="Arial" w:cs="Arial"/>
+                <w:sz w:val="16"/>
+                <w:szCs w:val="16"/>
+                <w:lang w:eastAsia="it-IT"/>
+              </w:rPr>
+              <w:t xml:space="preserve"> M, A1)</w:t>
+            </w:r>
           </w:p>
         </w:tc>
         <w:tc>
           <w:tcPr>
             <w:tcW w:w="992" w:type="dxa"/>
-            <w:vAlign w:val="center"/>
-          </w:tcPr>
-          <w:p>
-            <w:pPr>
-              <w:spacing w:line="330" w:lineRule="atLeast"/>
-              <w:jc w:val="center"/>
-              <w:rPr>
-                <w:rFonts w:ascii="Arial" w:eastAsia="Times New Roman" w:hAnsi="Arial" w:cs="Arial"/>
-                <w:sz w:val="16"/>
-                <w:szCs w:val="16"/>
-                <w:lang w:val="en-US" w:eastAsia="it-IT"/>
-              </w:rPr>
-            </w:pPr>
+            <w:shd w:val="clear" w:color="auto" w:fill="FFFFFF" w:themeFill="background1"/>
+            <w:vAlign w:val="center"/>
+          </w:tcPr>
+          <w:p>
+            <w:pPr>
+              <w:spacing w:line="330" w:lineRule="atLeast"/>
+              <w:jc w:val="center"/>
+              <w:rPr>
+                <w:rFonts w:ascii="Arial" w:eastAsia="Times New Roman" w:hAnsi="Arial" w:cs="Arial"/>
+                <w:sz w:val="16"/>
+                <w:szCs w:val="16"/>
+                <w:lang w:eastAsia="it-IT"/>
+              </w:rPr>
+            </w:pPr>
+            <w:r>
+              <w:rPr>
+                <w:rFonts w:ascii="Arial" w:eastAsia="Times New Roman" w:hAnsi="Arial" w:cs="Arial"/>
+                <w:sz w:val="16"/>
+                <w:szCs w:val="16"/>
+                <w:lang w:eastAsia="it-IT"/>
+              </w:rPr>
+              <w:t>ok</w:t>
+            </w:r>
           </w:p>
         </w:tc>
       </w:tr>
@@ -14529,30 +15503,19 @@
                 <w:rFonts w:ascii="Arial" w:eastAsia="Times New Roman" w:hAnsi="Arial" w:cs="Arial"/>
                 <w:sz w:val="16"/>
                 <w:szCs w:val="16"/>
-                <w:lang w:val="en-US" w:eastAsia="it-IT"/>
-              </w:rPr>
-            </w:pPr>
-            <w:r>
-              <w:rPr>
-                <w:rFonts w:ascii="Arial" w:eastAsia="Times New Roman" w:hAnsi="Arial" w:cs="Arial"/>
-                <w:sz w:val="16"/>
-                <w:szCs w:val="16"/>
-                <w:lang w:val="en-US" w:eastAsia="it-IT"/>
-              </w:rPr>
-              <w:t>4.5</w:t>
-            </w:r>
-          </w:p>
-          <w:p>
-            <w:pPr>
-              <w:spacing w:line="330" w:lineRule="atLeast"/>
-              <w:jc w:val="center"/>
-              <w:rPr>
-                <w:rFonts w:ascii="Arial" w:eastAsia="Times New Roman" w:hAnsi="Arial" w:cs="Arial"/>
-                <w:sz w:val="16"/>
-                <w:szCs w:val="16"/>
-                <w:lang w:val="en-US" w:eastAsia="it-IT"/>
-              </w:rPr>
-            </w:pPr>
+                <w:lang w:eastAsia="it-IT"/>
+              </w:rPr>
+            </w:pPr>
+            <w:r>
+              <w:rPr>
+                <w:rFonts w:ascii="Arial" w:eastAsia="Times New Roman" w:hAnsi="Arial" w:cs="Arial"/>
+                <w:sz w:val="16"/>
+                <w:szCs w:val="16"/>
+                <w:lang w:eastAsia="it-IT"/>
+              </w:rPr>
+              <w:lastRenderedPageBreak/>
+              <w:t>4.3</w:t>
+            </w:r>
           </w:p>
         </w:tc>
         <w:tc>
@@ -14569,17 +15532,28 @@
                 <w:rFonts w:ascii="Arial" w:eastAsia="Times New Roman" w:hAnsi="Arial" w:cs="Arial"/>
                 <w:sz w:val="16"/>
                 <w:szCs w:val="16"/>
-                <w:lang w:val="en-US" w:eastAsia="it-IT"/>
-              </w:rPr>
-            </w:pPr>
-            <w:r>
-              <w:rPr>
-                <w:rFonts w:ascii="Arial" w:eastAsia="Times New Roman" w:hAnsi="Arial" w:cs="Arial"/>
-                <w:sz w:val="16"/>
-                <w:szCs w:val="16"/>
-                <w:lang w:eastAsia="it-IT"/>
-              </w:rPr>
-              <w:t>Operation SET</w:t>
+                <w:lang w:eastAsia="it-IT"/>
+              </w:rPr>
+            </w:pPr>
+            <w:proofErr w:type="spellStart"/>
+            <w:r>
+              <w:rPr>
+                <w:rFonts w:ascii="Arial" w:eastAsia="Times New Roman" w:hAnsi="Arial" w:cs="Arial"/>
+                <w:sz w:val="16"/>
+                <w:szCs w:val="16"/>
+                <w:lang w:eastAsia="it-IT"/>
+              </w:rPr>
+              <w:t>Operation</w:t>
+            </w:r>
+            <w:proofErr w:type="spellEnd"/>
+            <w:r>
+              <w:rPr>
+                <w:rFonts w:ascii="Arial" w:eastAsia="Times New Roman" w:hAnsi="Arial" w:cs="Arial"/>
+                <w:sz w:val="16"/>
+                <w:szCs w:val="16"/>
+                <w:lang w:eastAsia="it-IT"/>
+              </w:rPr>
+              <w:t xml:space="preserve"> SET</w:t>
             </w:r>
           </w:p>
         </w:tc>
@@ -14607,25 +15581,25 @@
                 <w:szCs w:val="16"/>
                 <w:lang w:eastAsia="it-IT"/>
               </w:rPr>
-              <w:t xml:space="preserve">Cancella tutti i numeri </w:t>
-            </w:r>
-            <w:r>
-              <w:rPr>
-                <w:rFonts w:ascii="Arial" w:eastAsia="Times New Roman" w:hAnsi="Arial" w:cs="Arial"/>
-                <w:sz w:val="16"/>
-                <w:szCs w:val="16"/>
-                <w:lang w:eastAsia="it-IT"/>
-              </w:rPr>
-              <w:t xml:space="preserve">ESCLUSO </w:t>
-            </w:r>
-            <w:r>
-              <w:rPr>
-                <w:rFonts w:ascii="Arial" w:eastAsia="Times New Roman" w:hAnsi="Arial" w:cs="Arial"/>
-                <w:sz w:val="16"/>
-                <w:szCs w:val="16"/>
-                <w:lang w:eastAsia="it-IT"/>
-              </w:rPr>
-              <w:t>il MASTER</w:t>
+              <w:t xml:space="preserve">Invia SMS </w:t>
+            </w:r>
+            <w:r>
+              <w:rPr>
+                <w:rFonts w:ascii="Arial" w:eastAsia="Times New Roman" w:hAnsi="Arial" w:cs="Arial"/>
+                <w:sz w:val="16"/>
+                <w:szCs w:val="16"/>
+                <w:lang w:eastAsia="it-IT"/>
+              </w:rPr>
+              <w:t>Ripresa</w:t>
+            </w:r>
+            <w:r>
+              <w:rPr>
+                <w:rFonts w:ascii="Arial" w:eastAsia="Times New Roman" w:hAnsi="Arial" w:cs="Arial"/>
+                <w:sz w:val="16"/>
+                <w:szCs w:val="16"/>
+                <w:lang w:eastAsia="it-IT"/>
+              </w:rPr>
+              <w:t xml:space="preserve"> 220Vca</w:t>
             </w:r>
           </w:p>
         </w:tc>
@@ -14653,7 +15627,34 @@
                 <w:szCs w:val="16"/>
                 <w:lang w:eastAsia="it-IT"/>
               </w:rPr>
-              <w:t>Solo da Tel. MASTER</w:t>
+              <w:t>Ri</w:t>
+            </w:r>
+            <w:r>
+              <w:rPr>
+                <w:rFonts w:ascii="Arial" w:eastAsia="Times New Roman" w:hAnsi="Arial" w:cs="Arial"/>
+                <w:sz w:val="16"/>
+                <w:szCs w:val="16"/>
+                <w:lang w:eastAsia="it-IT"/>
+              </w:rPr>
+              <w:t>presa</w:t>
+            </w:r>
+            <w:r>
+              <w:rPr>
+                <w:rFonts w:ascii="Arial" w:eastAsia="Times New Roman" w:hAnsi="Arial" w:cs="Arial"/>
+                <w:sz w:val="16"/>
+                <w:szCs w:val="16"/>
+                <w:lang w:eastAsia="it-IT"/>
+              </w:rPr>
+              <w:t xml:space="preserve"> </w:t>
+            </w:r>
+            <w:r>
+              <w:rPr>
+                <w:rFonts w:ascii="Arial" w:eastAsia="Times New Roman" w:hAnsi="Arial" w:cs="Arial"/>
+                <w:sz w:val="16"/>
+                <w:szCs w:val="16"/>
+                <w:lang w:eastAsia="it-IT"/>
+              </w:rPr>
+              <w:t>Alimentazione</w:t>
             </w:r>
           </w:p>
         </w:tc>
@@ -14673,7 +15674,7 @@
                 <w:bCs/>
                 <w:sz w:val="16"/>
                 <w:szCs w:val="16"/>
-                <w:lang w:val="en-US" w:eastAsia="it-IT"/>
+                <w:lang w:eastAsia="it-IT"/>
               </w:rPr>
             </w:pPr>
             <w:r>
@@ -14683,9 +15684,9 @@
                 <w:bCs/>
                 <w:sz w:val="16"/>
                 <w:szCs w:val="16"/>
-                <w:lang w:val="en-US" w:eastAsia="it-IT"/>
-              </w:rPr>
-              <w:t>D</w:t>
+                <w:lang w:eastAsia="it-IT"/>
+              </w:rPr>
+              <w:t>-</w:t>
             </w:r>
           </w:p>
         </w:tc>
@@ -14703,45 +15704,207 @@
                 <w:rFonts w:ascii="Arial" w:eastAsia="Times New Roman" w:hAnsi="Arial" w:cs="Arial"/>
                 <w:sz w:val="16"/>
                 <w:szCs w:val="16"/>
-                <w:lang w:val="en-US" w:eastAsia="it-IT"/>
-              </w:rPr>
-            </w:pPr>
-            <w:r>
-              <w:rPr>
-                <w:rFonts w:ascii="Arial" w:eastAsia="Times New Roman" w:hAnsi="Arial" w:cs="Arial"/>
-                <w:sz w:val="16"/>
-                <w:szCs w:val="16"/>
-                <w:lang w:val="en-US" w:eastAsia="it-IT"/>
-              </w:rPr>
-              <w:t xml:space="preserve">SMS: </w:t>
-            </w:r>
-            <w:r>
-              <w:rPr>
-                <w:rFonts w:ascii="Arial" w:eastAsia="Times New Roman" w:hAnsi="Arial" w:cs="Arial"/>
-                <w:sz w:val="16"/>
-                <w:szCs w:val="16"/>
-                <w:lang w:val="en-US" w:eastAsia="it-IT"/>
-              </w:rPr>
-              <w:t>"ALL THE AUXILIARY NUMBERS ARE DELETED"</w:t>
+                <w:lang w:eastAsia="it-IT"/>
+              </w:rPr>
+            </w:pPr>
+            <w:r>
+              <w:rPr>
+                <w:rFonts w:ascii="Arial" w:eastAsia="Times New Roman" w:hAnsi="Arial" w:cs="Arial"/>
+                <w:sz w:val="16"/>
+                <w:szCs w:val="16"/>
+                <w:lang w:eastAsia="it-IT"/>
+              </w:rPr>
+              <w:t>SMS:</w:t>
+            </w:r>
+          </w:p>
+          <w:p>
+            <w:pPr>
+              <w:spacing w:line="330" w:lineRule="atLeast"/>
+              <w:jc w:val="center"/>
+              <w:rPr>
+                <w:rFonts w:ascii="Arial" w:eastAsia="Times New Roman" w:hAnsi="Arial" w:cs="Arial"/>
+                <w:sz w:val="16"/>
+                <w:szCs w:val="16"/>
+                <w:lang w:eastAsia="it-IT"/>
+              </w:rPr>
+            </w:pPr>
+            <w:r>
+              <w:rPr>
+                <w:rFonts w:ascii="Arial" w:eastAsia="Times New Roman" w:hAnsi="Arial" w:cs="Arial"/>
+                <w:sz w:val="16"/>
+                <w:szCs w:val="16"/>
+                <w:lang w:eastAsia="it-IT"/>
+              </w:rPr>
+              <w:t>M</w:t>
+            </w:r>
+            <w:r>
+              <w:rPr>
+                <w:rFonts w:ascii="Arial" w:eastAsia="Times New Roman" w:hAnsi="Arial" w:cs="Arial"/>
+                <w:sz w:val="16"/>
+                <w:szCs w:val="16"/>
+                <w:lang w:eastAsia="it-IT"/>
+              </w:rPr>
+              <w:t>ANCANZA</w:t>
+            </w:r>
+            <w:r>
+              <w:rPr>
+                <w:rFonts w:ascii="Arial" w:eastAsia="Times New Roman" w:hAnsi="Arial" w:cs="Arial"/>
+                <w:sz w:val="16"/>
+                <w:szCs w:val="16"/>
+                <w:lang w:eastAsia="it-IT"/>
+              </w:rPr>
+              <w:t>RIPRESA</w:t>
+            </w:r>
+            <w:r>
+              <w:rPr>
+                <w:rFonts w:ascii="Arial" w:eastAsia="Times New Roman" w:hAnsi="Arial" w:cs="Arial"/>
+                <w:sz w:val="16"/>
+                <w:szCs w:val="16"/>
+                <w:lang w:eastAsia="it-IT"/>
+              </w:rPr>
+              <w:t xml:space="preserve">, ultima lettura, X </w:t>
+            </w:r>
+            <w:proofErr w:type="spellStart"/>
+            <w:r>
+              <w:rPr>
+                <w:rFonts w:ascii="Arial" w:eastAsia="Times New Roman" w:hAnsi="Arial" w:cs="Arial"/>
+                <w:sz w:val="16"/>
+                <w:szCs w:val="16"/>
+                <w:lang w:eastAsia="it-IT"/>
+              </w:rPr>
+              <w:t>Vac</w:t>
+            </w:r>
+            <w:proofErr w:type="spellEnd"/>
+            <w:r>
+              <w:rPr>
+                <w:rFonts w:ascii="Arial" w:eastAsia="Times New Roman" w:hAnsi="Arial" w:cs="Arial"/>
+                <w:sz w:val="16"/>
+                <w:szCs w:val="16"/>
+                <w:lang w:eastAsia="it-IT"/>
+              </w:rPr>
+              <w:t xml:space="preserve"> su tutti i numeri telefonici </w:t>
+            </w:r>
+            <w:r>
+              <w:rPr>
+                <w:rFonts w:ascii="Arial" w:eastAsia="Times New Roman" w:hAnsi="Arial" w:cs="Arial"/>
+                <w:sz w:val="16"/>
+                <w:szCs w:val="16"/>
+                <w:lang w:eastAsia="it-IT"/>
+              </w:rPr>
+              <w:t>Autoriz</w:t>
+            </w:r>
+            <w:r>
+              <w:rPr>
+                <w:rFonts w:ascii="Arial" w:eastAsia="Times New Roman" w:hAnsi="Arial" w:cs="Arial"/>
+                <w:sz w:val="16"/>
+                <w:szCs w:val="16"/>
+                <w:lang w:eastAsia="it-IT"/>
+              </w:rPr>
+              <w:t>zati:</w:t>
+            </w:r>
+          </w:p>
+          <w:p>
+            <w:pPr>
+              <w:spacing w:line="330" w:lineRule="atLeast"/>
+              <w:jc w:val="center"/>
+              <w:rPr>
+                <w:rFonts w:ascii="Arial" w:eastAsia="Times New Roman" w:hAnsi="Arial" w:cs="Arial"/>
+                <w:sz w:val="16"/>
+                <w:szCs w:val="16"/>
+                <w:lang w:eastAsia="it-IT"/>
+              </w:rPr>
+            </w:pPr>
+            <w:r>
+              <w:rPr>
+                <w:rFonts w:ascii="Arial" w:eastAsia="Times New Roman" w:hAnsi="Arial" w:cs="Arial"/>
+                <w:sz w:val="16"/>
+                <w:szCs w:val="16"/>
+                <w:lang w:eastAsia="it-IT"/>
+              </w:rPr>
+              <w:t xml:space="preserve"> </w:t>
+            </w:r>
+            <w:r>
+              <w:rPr>
+                <w:rFonts w:ascii="Arial" w:eastAsia="Times New Roman" w:hAnsi="Arial" w:cs="Arial"/>
+                <w:sz w:val="16"/>
+                <w:szCs w:val="16"/>
+                <w:lang w:eastAsia="it-IT"/>
+              </w:rPr>
+              <w:t>Master</w:t>
+            </w:r>
+            <w:r>
+              <w:rPr>
+                <w:rFonts w:ascii="Arial" w:eastAsia="Times New Roman" w:hAnsi="Arial" w:cs="Arial"/>
+                <w:sz w:val="16"/>
+                <w:szCs w:val="16"/>
+                <w:lang w:eastAsia="it-IT"/>
+              </w:rPr>
+              <w:t>, Aux1, Aux2 e Aux3</w:t>
+            </w:r>
+            <w:r>
+              <w:rPr>
+                <w:rFonts w:ascii="Arial" w:eastAsia="Times New Roman" w:hAnsi="Arial" w:cs="Arial"/>
+                <w:sz w:val="16"/>
+                <w:szCs w:val="16"/>
+                <w:lang w:eastAsia="it-IT"/>
+              </w:rPr>
+              <w:t xml:space="preserve"> </w:t>
+            </w:r>
+            <w:r>
+              <w:rPr>
+                <w:rFonts w:ascii="Arial" w:eastAsia="Times New Roman" w:hAnsi="Arial" w:cs="Arial"/>
+                <w:sz w:val="16"/>
+                <w:szCs w:val="16"/>
+                <w:lang w:eastAsia="it-IT"/>
+              </w:rPr>
+              <w:t>(Testato s</w:t>
+            </w:r>
+            <w:r>
+              <w:rPr>
+                <w:rFonts w:ascii="Arial" w:eastAsia="Times New Roman" w:hAnsi="Arial" w:cs="Arial"/>
+                <w:sz w:val="16"/>
+                <w:szCs w:val="16"/>
+                <w:lang w:eastAsia="it-IT"/>
+              </w:rPr>
+              <w:t>u</w:t>
+            </w:r>
+            <w:r>
+              <w:rPr>
+                <w:rFonts w:ascii="Arial" w:eastAsia="Times New Roman" w:hAnsi="Arial" w:cs="Arial"/>
+                <w:sz w:val="16"/>
+                <w:szCs w:val="16"/>
+                <w:lang w:eastAsia="it-IT"/>
+              </w:rPr>
+              <w:t xml:space="preserve"> M, A1)</w:t>
             </w:r>
           </w:p>
         </w:tc>
         <w:tc>
           <w:tcPr>
             <w:tcW w:w="992" w:type="dxa"/>
-            <w:vAlign w:val="center"/>
-          </w:tcPr>
-          <w:p>
-            <w:pPr>
-              <w:spacing w:line="330" w:lineRule="atLeast"/>
-              <w:jc w:val="center"/>
-              <w:rPr>
-                <w:rFonts w:ascii="Arial" w:eastAsia="Times New Roman" w:hAnsi="Arial" w:cs="Arial"/>
-                <w:sz w:val="16"/>
-                <w:szCs w:val="16"/>
-                <w:lang w:val="en-US" w:eastAsia="it-IT"/>
-              </w:rPr>
-            </w:pPr>
+            <w:shd w:val="clear" w:color="auto" w:fill="FFFFFF" w:themeFill="background1"/>
+            <w:vAlign w:val="center"/>
+          </w:tcPr>
+          <w:p>
+            <w:pPr>
+              <w:spacing w:line="330" w:lineRule="atLeast"/>
+              <w:jc w:val="center"/>
+              <w:rPr>
+                <w:rFonts w:ascii="Arial" w:eastAsia="Times New Roman" w:hAnsi="Arial" w:cs="Arial"/>
+                <w:sz w:val="16"/>
+                <w:szCs w:val="16"/>
+                <w:lang w:eastAsia="it-IT"/>
+              </w:rPr>
+            </w:pPr>
+            <w:r>
+              <w:rPr>
+                <w:rFonts w:ascii="Arial" w:eastAsia="Times New Roman" w:hAnsi="Arial" w:cs="Arial"/>
+                <w:sz w:val="16"/>
+                <w:szCs w:val="16"/>
+                <w:lang w:eastAsia="it-IT"/>
+              </w:rPr>
+              <w:t>ok</w:t>
+            </w:r>
           </w:p>
         </w:tc>
       </w:tr>
@@ -14763,17 +15926,17 @@
                 <w:rFonts w:ascii="Arial" w:eastAsia="Times New Roman" w:hAnsi="Arial" w:cs="Arial"/>
                 <w:sz w:val="16"/>
                 <w:szCs w:val="16"/>
-                <w:lang w:val="en-US" w:eastAsia="it-IT"/>
-              </w:rPr>
-            </w:pPr>
-            <w:r>
-              <w:rPr>
-                <w:rFonts w:ascii="Arial" w:eastAsia="Times New Roman" w:hAnsi="Arial" w:cs="Arial"/>
-                <w:sz w:val="16"/>
-                <w:szCs w:val="16"/>
-                <w:lang w:val="en-US" w:eastAsia="it-IT"/>
-              </w:rPr>
-              <w:t>4.6</w:t>
+                <w:lang w:eastAsia="it-IT"/>
+              </w:rPr>
+            </w:pPr>
+            <w:r>
+              <w:rPr>
+                <w:rFonts w:ascii="Arial" w:eastAsia="Times New Roman" w:hAnsi="Arial" w:cs="Arial"/>
+                <w:sz w:val="16"/>
+                <w:szCs w:val="16"/>
+                <w:lang w:eastAsia="it-IT"/>
+              </w:rPr>
+              <w:t>4.4</w:t>
             </w:r>
           </w:p>
         </w:tc>
@@ -14794,14 +15957,25 @@
                 <w:lang w:eastAsia="it-IT"/>
               </w:rPr>
             </w:pPr>
-            <w:r>
-              <w:rPr>
-                <w:rFonts w:ascii="Arial" w:eastAsia="Times New Roman" w:hAnsi="Arial" w:cs="Arial"/>
-                <w:sz w:val="16"/>
-                <w:szCs w:val="16"/>
-                <w:lang w:eastAsia="it-IT"/>
-              </w:rPr>
-              <w:t>Operation SET</w:t>
+            <w:proofErr w:type="spellStart"/>
+            <w:r>
+              <w:rPr>
+                <w:rFonts w:ascii="Arial" w:eastAsia="Times New Roman" w:hAnsi="Arial" w:cs="Arial"/>
+                <w:sz w:val="16"/>
+                <w:szCs w:val="16"/>
+                <w:lang w:eastAsia="it-IT"/>
+              </w:rPr>
+              <w:t>Operation</w:t>
+            </w:r>
+            <w:proofErr w:type="spellEnd"/>
+            <w:r>
+              <w:rPr>
+                <w:rFonts w:ascii="Arial" w:eastAsia="Times New Roman" w:hAnsi="Arial" w:cs="Arial"/>
+                <w:sz w:val="16"/>
+                <w:szCs w:val="16"/>
+                <w:lang w:eastAsia="it-IT"/>
+              </w:rPr>
+              <w:t xml:space="preserve"> SET</w:t>
             </w:r>
           </w:p>
         </w:tc>
@@ -14829,53 +16003,45 @@
                 <w:szCs w:val="16"/>
                 <w:lang w:eastAsia="it-IT"/>
               </w:rPr>
-              <w:t xml:space="preserve">Cancella tutti i numeri </w:t>
-            </w:r>
-            <w:r>
-              <w:rPr>
-                <w:rFonts w:ascii="Arial" w:eastAsia="Times New Roman" w:hAnsi="Arial" w:cs="Arial"/>
-                <w:sz w:val="16"/>
-                <w:szCs w:val="16"/>
-                <w:lang w:eastAsia="it-IT"/>
-              </w:rPr>
-              <w:t xml:space="preserve">ESCLUSO </w:t>
-            </w:r>
-            <w:r>
-              <w:rPr>
-                <w:rFonts w:ascii="Arial" w:eastAsia="Times New Roman" w:hAnsi="Arial" w:cs="Arial"/>
-                <w:sz w:val="16"/>
-                <w:szCs w:val="16"/>
-                <w:lang w:eastAsia="it-IT"/>
-              </w:rPr>
-              <w:t>il MASTER</w:t>
-            </w:r>
+              <w:t xml:space="preserve">Ritorna il valore di Tensione + </w:t>
+            </w:r>
+            <w:proofErr w:type="spellStart"/>
+            <w:r>
+              <w:rPr>
+                <w:rFonts w:ascii="Arial" w:eastAsia="Times New Roman" w:hAnsi="Arial" w:cs="Arial"/>
+                <w:sz w:val="16"/>
+                <w:szCs w:val="16"/>
+                <w:lang w:eastAsia="it-IT"/>
+              </w:rPr>
+              <w:t>Timestamp</w:t>
+            </w:r>
+            <w:proofErr w:type="spellEnd"/>
           </w:p>
         </w:tc>
         <w:tc>
           <w:tcPr>
             <w:tcW w:w="2409" w:type="dxa"/>
             <w:shd w:val="clear" w:color="auto" w:fill="D9E2F3" w:themeFill="accent1" w:themeFillTint="33"/>
-            <w:vAlign w:val="center"/>
-          </w:tcPr>
-          <w:p>
-            <w:pPr>
-              <w:spacing w:line="330" w:lineRule="atLeast"/>
-              <w:jc w:val="center"/>
-              <w:rPr>
-                <w:rFonts w:ascii="Arial" w:eastAsia="Times New Roman" w:hAnsi="Arial" w:cs="Arial"/>
-                <w:sz w:val="16"/>
-                <w:szCs w:val="16"/>
-                <w:lang w:eastAsia="it-IT"/>
-              </w:rPr>
-            </w:pPr>
-            <w:r>
-              <w:rPr>
-                <w:rFonts w:ascii="Arial" w:eastAsia="Times New Roman" w:hAnsi="Arial" w:cs="Arial"/>
-                <w:sz w:val="16"/>
-                <w:szCs w:val="16"/>
-                <w:lang w:eastAsia="it-IT"/>
-              </w:rPr>
-              <w:t>Da Tel. Sconosciuto (non MASTER)</w:t>
+          </w:tcPr>
+          <w:p>
+            <w:pPr>
+              <w:spacing w:line="330" w:lineRule="atLeast"/>
+              <w:jc w:val="center"/>
+              <w:rPr>
+                <w:rFonts w:ascii="Arial" w:eastAsia="Times New Roman" w:hAnsi="Arial" w:cs="Arial"/>
+                <w:sz w:val="16"/>
+                <w:szCs w:val="16"/>
+                <w:lang w:eastAsia="it-IT"/>
+              </w:rPr>
+            </w:pPr>
+            <w:r>
+              <w:rPr>
+                <w:rFonts w:ascii="Arial" w:eastAsia="Times New Roman" w:hAnsi="Arial" w:cs="Arial"/>
+                <w:sz w:val="16"/>
+                <w:szCs w:val="16"/>
+                <w:lang w:eastAsia="it-IT"/>
+              </w:rPr>
+              <w:t>Da telefono Master</w:t>
             </w:r>
           </w:p>
         </w:tc>
@@ -14895,7 +16061,7 @@
                 <w:bCs/>
                 <w:sz w:val="16"/>
                 <w:szCs w:val="16"/>
-                <w:lang w:val="en-US" w:eastAsia="it-IT"/>
+                <w:lang w:eastAsia="it-IT"/>
               </w:rPr>
             </w:pPr>
             <w:r>
@@ -14905,9 +16071,9 @@
                 <w:bCs/>
                 <w:sz w:val="16"/>
                 <w:szCs w:val="16"/>
-                <w:lang w:val="en-US" w:eastAsia="it-IT"/>
-              </w:rPr>
-              <w:t>D</w:t>
+                <w:lang w:eastAsia="it-IT"/>
+              </w:rPr>
+              <w:t>S</w:t>
             </w:r>
           </w:p>
         </w:tc>
@@ -14925,43 +16091,111 @@
                 <w:rFonts w:ascii="Arial" w:eastAsia="Times New Roman" w:hAnsi="Arial" w:cs="Arial"/>
                 <w:sz w:val="16"/>
                 <w:szCs w:val="16"/>
-                <w:lang w:val="en-US" w:eastAsia="it-IT"/>
-              </w:rPr>
-            </w:pPr>
-            <w:r>
-              <w:rPr>
-                <w:rFonts w:ascii="Arial" w:eastAsia="Times New Roman" w:hAnsi="Arial" w:cs="Arial"/>
-                <w:sz w:val="16"/>
-                <w:szCs w:val="16"/>
-                <w:lang w:val="en-US" w:eastAsia="it-IT"/>
-              </w:rPr>
-              <w:t xml:space="preserve">SMS a Richiedente; </w:t>
-            </w:r>
-            <w:r>
-              <w:rPr>
-                <w:rFonts w:ascii="Arial" w:eastAsia="Times New Roman" w:hAnsi="Arial" w:cs="Arial"/>
-                <w:sz w:val="16"/>
-                <w:szCs w:val="16"/>
-                <w:lang w:val="en-US" w:eastAsia="it-IT"/>
-              </w:rPr>
-              <w:t>"Request from NOT AUTHORIZED number"</w:t>
+                <w:lang w:eastAsia="it-IT"/>
+              </w:rPr>
+            </w:pPr>
+            <w:r>
+              <w:rPr>
+                <w:rFonts w:ascii="Arial" w:eastAsia="Times New Roman" w:hAnsi="Arial" w:cs="Arial"/>
+                <w:sz w:val="16"/>
+                <w:szCs w:val="16"/>
+                <w:lang w:eastAsia="it-IT"/>
+              </w:rPr>
+              <w:t xml:space="preserve">SMS a Richiedente con: </w:t>
+            </w:r>
+          </w:p>
+          <w:p>
+            <w:pPr>
+              <w:spacing w:line="330" w:lineRule="atLeast"/>
+              <w:jc w:val="center"/>
+              <w:rPr>
+                <w:rFonts w:ascii="Arial" w:eastAsia="Times New Roman" w:hAnsi="Arial" w:cs="Arial"/>
+                <w:sz w:val="16"/>
+                <w:szCs w:val="16"/>
+                <w:lang w:eastAsia="it-IT"/>
+              </w:rPr>
+            </w:pPr>
+            <w:proofErr w:type="spellStart"/>
+            <w:r>
+              <w:rPr>
+                <w:rFonts w:ascii="Arial" w:eastAsia="Times New Roman" w:hAnsi="Arial" w:cs="Arial"/>
+                <w:i/>
+                <w:iCs/>
+                <w:sz w:val="16"/>
+                <w:szCs w:val="16"/>
+                <w:lang w:eastAsia="it-IT"/>
+              </w:rPr>
+              <w:t>timestamp</w:t>
+            </w:r>
+            <w:proofErr w:type="spellEnd"/>
+            <w:r>
+              <w:rPr>
+                <w:rFonts w:ascii="Arial" w:eastAsia="Times New Roman" w:hAnsi="Arial" w:cs="Arial"/>
+                <w:sz w:val="16"/>
+                <w:szCs w:val="16"/>
+                <w:lang w:eastAsia="it-IT"/>
+              </w:rPr>
+              <w:t xml:space="preserve"> “Current Voltage: “</w:t>
+            </w:r>
+            <w:proofErr w:type="spellStart"/>
+            <w:r>
+              <w:rPr>
+                <w:rFonts w:ascii="Arial" w:eastAsia="Times New Roman" w:hAnsi="Arial" w:cs="Arial"/>
+                <w:i/>
+                <w:iCs/>
+                <w:sz w:val="16"/>
+                <w:szCs w:val="16"/>
+                <w:lang w:eastAsia="it-IT"/>
+              </w:rPr>
+              <w:t>voltage</w:t>
+            </w:r>
+            <w:proofErr w:type="spellEnd"/>
+            <w:r>
+              <w:rPr>
+                <w:rFonts w:ascii="Arial" w:eastAsia="Times New Roman" w:hAnsi="Arial" w:cs="Arial"/>
+                <w:sz w:val="16"/>
+                <w:szCs w:val="16"/>
+                <w:lang w:eastAsia="it-IT"/>
+              </w:rPr>
+              <w:t xml:space="preserve"> “</w:t>
+            </w:r>
+            <w:proofErr w:type="spellStart"/>
+            <w:r>
+              <w:rPr>
+                <w:rFonts w:ascii="Arial" w:eastAsia="Times New Roman" w:hAnsi="Arial" w:cs="Arial"/>
+                <w:sz w:val="16"/>
+                <w:szCs w:val="16"/>
+                <w:lang w:eastAsia="it-IT"/>
+              </w:rPr>
+              <w:t>Vac</w:t>
+            </w:r>
+            <w:proofErr w:type="spellEnd"/>
+            <w:r>
+              <w:rPr>
+                <w:rFonts w:ascii="Arial" w:eastAsia="Times New Roman" w:hAnsi="Arial" w:cs="Arial"/>
+                <w:sz w:val="16"/>
+                <w:szCs w:val="16"/>
+                <w:lang w:eastAsia="it-IT"/>
+              </w:rPr>
+              <w:t>"</w:t>
             </w:r>
           </w:p>
         </w:tc>
         <w:tc>
           <w:tcPr>
             <w:tcW w:w="992" w:type="dxa"/>
-            <w:vAlign w:val="center"/>
-          </w:tcPr>
-          <w:p>
-            <w:pPr>
-              <w:spacing w:line="330" w:lineRule="atLeast"/>
-              <w:jc w:val="center"/>
-              <w:rPr>
-                <w:rFonts w:ascii="Arial" w:eastAsia="Times New Roman" w:hAnsi="Arial" w:cs="Arial"/>
-                <w:sz w:val="16"/>
-                <w:szCs w:val="16"/>
-                <w:lang w:val="en-US" w:eastAsia="it-IT"/>
+            <w:shd w:val="clear" w:color="auto" w:fill="FFFFFF" w:themeFill="background1"/>
+            <w:vAlign w:val="center"/>
+          </w:tcPr>
+          <w:p>
+            <w:pPr>
+              <w:spacing w:line="330" w:lineRule="atLeast"/>
+              <w:jc w:val="center"/>
+              <w:rPr>
+                <w:rFonts w:ascii="Arial" w:eastAsia="Times New Roman" w:hAnsi="Arial" w:cs="Arial"/>
+                <w:sz w:val="16"/>
+                <w:szCs w:val="16"/>
+                <w:lang w:eastAsia="it-IT"/>
               </w:rPr>
             </w:pPr>
           </w:p>
@@ -14995,8 +16229,20 @@
                 <w:szCs w:val="16"/>
                 <w:lang w:val="en-US" w:eastAsia="it-IT"/>
               </w:rPr>
-              <w:t>4.7</w:t>
-            </w:r>
+              <w:t>4.5</w:t>
+            </w:r>
+          </w:p>
+          <w:p>
+            <w:pPr>
+              <w:spacing w:line="330" w:lineRule="atLeast"/>
+              <w:jc w:val="center"/>
+              <w:rPr>
+                <w:rFonts w:ascii="Arial" w:eastAsia="Times New Roman" w:hAnsi="Arial" w:cs="Arial"/>
+                <w:sz w:val="16"/>
+                <w:szCs w:val="16"/>
+                <w:lang w:eastAsia="it-IT"/>
+              </w:rPr>
+            </w:pPr>
           </w:p>
         </w:tc>
         <w:tc>
@@ -15013,17 +16259,28 @@
                 <w:rFonts w:ascii="Arial" w:eastAsia="Times New Roman" w:hAnsi="Arial" w:cs="Arial"/>
                 <w:sz w:val="16"/>
                 <w:szCs w:val="16"/>
-                <w:lang w:val="en-US" w:eastAsia="it-IT"/>
-              </w:rPr>
-            </w:pPr>
-            <w:r>
-              <w:rPr>
-                <w:rFonts w:ascii="Arial" w:eastAsia="Times New Roman" w:hAnsi="Arial" w:cs="Arial"/>
-                <w:sz w:val="16"/>
-                <w:szCs w:val="16"/>
-                <w:lang w:eastAsia="it-IT"/>
-              </w:rPr>
-              <w:t>Operation SET</w:t>
+                <w:lang w:eastAsia="it-IT"/>
+              </w:rPr>
+            </w:pPr>
+            <w:proofErr w:type="spellStart"/>
+            <w:r>
+              <w:rPr>
+                <w:rFonts w:ascii="Arial" w:eastAsia="Times New Roman" w:hAnsi="Arial" w:cs="Arial"/>
+                <w:sz w:val="16"/>
+                <w:szCs w:val="16"/>
+                <w:lang w:eastAsia="it-IT"/>
+              </w:rPr>
+              <w:t>Operation</w:t>
+            </w:r>
+            <w:proofErr w:type="spellEnd"/>
+            <w:r>
+              <w:rPr>
+                <w:rFonts w:ascii="Arial" w:eastAsia="Times New Roman" w:hAnsi="Arial" w:cs="Arial"/>
+                <w:sz w:val="16"/>
+                <w:szCs w:val="16"/>
+                <w:lang w:eastAsia="it-IT"/>
+              </w:rPr>
+              <w:t xml:space="preserve"> SET</w:t>
             </w:r>
           </w:p>
         </w:tc>
@@ -15041,45 +16298,55 @@
                 <w:rFonts w:ascii="Arial" w:eastAsia="Times New Roman" w:hAnsi="Arial" w:cs="Arial"/>
                 <w:sz w:val="16"/>
                 <w:szCs w:val="16"/>
-                <w:lang w:val="en-US" w:eastAsia="it-IT"/>
-              </w:rPr>
-            </w:pPr>
-            <w:r>
-              <w:rPr>
-                <w:rFonts w:ascii="Arial" w:eastAsia="Times New Roman" w:hAnsi="Arial" w:cs="Arial"/>
-                <w:sz w:val="16"/>
-                <w:szCs w:val="16"/>
-                <w:lang w:eastAsia="it-IT"/>
-              </w:rPr>
-              <w:t>Ritorna i numeri autorizzati</w:t>
-            </w:r>
+                <w:lang w:eastAsia="it-IT"/>
+              </w:rPr>
+            </w:pPr>
+            <w:r>
+              <w:rPr>
+                <w:rFonts w:ascii="Arial" w:eastAsia="Times New Roman" w:hAnsi="Arial" w:cs="Arial"/>
+                <w:sz w:val="16"/>
+                <w:szCs w:val="16"/>
+                <w:lang w:eastAsia="it-IT"/>
+              </w:rPr>
+              <w:t xml:space="preserve">Ritorna il valore di Tensione + </w:t>
+            </w:r>
+            <w:proofErr w:type="spellStart"/>
+            <w:r>
+              <w:rPr>
+                <w:rFonts w:ascii="Arial" w:eastAsia="Times New Roman" w:hAnsi="Arial" w:cs="Arial"/>
+                <w:sz w:val="16"/>
+                <w:szCs w:val="16"/>
+                <w:lang w:eastAsia="it-IT"/>
+              </w:rPr>
+              <w:t>Timestamp</w:t>
+            </w:r>
+            <w:proofErr w:type="spellEnd"/>
           </w:p>
         </w:tc>
         <w:tc>
           <w:tcPr>
             <w:tcW w:w="2409" w:type="dxa"/>
             <w:shd w:val="clear" w:color="auto" w:fill="D9E2F3" w:themeFill="accent1" w:themeFillTint="33"/>
-            <w:vAlign w:val="center"/>
-          </w:tcPr>
-          <w:p>
-            <w:pPr>
-              <w:spacing w:line="330" w:lineRule="atLeast"/>
-              <w:jc w:val="center"/>
-              <w:rPr>
-                <w:rFonts w:ascii="Arial" w:eastAsia="Times New Roman" w:hAnsi="Arial" w:cs="Arial"/>
-                <w:sz w:val="16"/>
-                <w:szCs w:val="16"/>
-                <w:lang w:val="en-US" w:eastAsia="it-IT"/>
-              </w:rPr>
-            </w:pPr>
-            <w:r>
-              <w:rPr>
-                <w:rFonts w:ascii="Arial" w:eastAsia="Times New Roman" w:hAnsi="Arial" w:cs="Arial"/>
-                <w:sz w:val="16"/>
-                <w:szCs w:val="16"/>
-                <w:lang w:eastAsia="it-IT"/>
-              </w:rPr>
-              <w:t>Solo da Tel. MASTER</w:t>
+          </w:tcPr>
+          <w:p>
+            <w:pPr>
+              <w:spacing w:line="330" w:lineRule="atLeast"/>
+              <w:jc w:val="center"/>
+              <w:rPr>
+                <w:rFonts w:ascii="Arial" w:eastAsia="Times New Roman" w:hAnsi="Arial" w:cs="Arial"/>
+                <w:sz w:val="16"/>
+                <w:szCs w:val="16"/>
+                <w:lang w:eastAsia="it-IT"/>
+              </w:rPr>
+            </w:pPr>
+            <w:r>
+              <w:rPr>
+                <w:rFonts w:ascii="Arial" w:eastAsia="Times New Roman" w:hAnsi="Arial" w:cs="Arial"/>
+                <w:sz w:val="16"/>
+                <w:szCs w:val="16"/>
+                <w:lang w:eastAsia="it-IT"/>
+              </w:rPr>
+              <w:t>Da telefono AUX</w:t>
             </w:r>
           </w:p>
         </w:tc>
@@ -15099,7 +16366,7 @@
                 <w:bCs/>
                 <w:sz w:val="16"/>
                 <w:szCs w:val="16"/>
-                <w:lang w:val="en-US" w:eastAsia="it-IT"/>
+                <w:lang w:eastAsia="it-IT"/>
               </w:rPr>
             </w:pPr>
             <w:r>
@@ -15111,7 +16378,7 @@
                 <w:szCs w:val="16"/>
                 <w:lang w:eastAsia="it-IT"/>
               </w:rPr>
-              <w:t>N</w:t>
+              <w:t>S</w:t>
             </w:r>
           </w:p>
         </w:tc>
@@ -15129,95 +16396,93 @@
                 <w:rFonts w:ascii="Arial" w:eastAsia="Times New Roman" w:hAnsi="Arial" w:cs="Arial"/>
                 <w:sz w:val="16"/>
                 <w:szCs w:val="16"/>
-                <w:lang w:val="en-US" w:eastAsia="it-IT"/>
-              </w:rPr>
-            </w:pPr>
-            <w:r>
-              <w:rPr>
-                <w:rFonts w:ascii="Arial" w:eastAsia="Times New Roman" w:hAnsi="Arial" w:cs="Arial"/>
-                <w:sz w:val="16"/>
-                <w:szCs w:val="16"/>
-                <w:lang w:val="en-US" w:eastAsia="it-IT"/>
-              </w:rPr>
-              <w:t>SMS:</w:t>
-            </w:r>
-          </w:p>
-          <w:p>
-            <w:pPr>
-              <w:spacing w:line="330" w:lineRule="atLeast"/>
-              <w:jc w:val="center"/>
-              <w:rPr>
-                <w:rFonts w:ascii="Arial" w:eastAsia="Times New Roman" w:hAnsi="Arial" w:cs="Arial"/>
-                <w:sz w:val="16"/>
-                <w:szCs w:val="16"/>
-                <w:lang w:val="en-US" w:eastAsia="it-IT"/>
-              </w:rPr>
-            </w:pPr>
-            <w:r>
-              <w:rPr>
-                <w:rFonts w:ascii="Arial" w:eastAsia="Times New Roman" w:hAnsi="Arial" w:cs="Arial"/>
-                <w:sz w:val="16"/>
-                <w:szCs w:val="16"/>
-                <w:lang w:val="en-US" w:eastAsia="it-IT"/>
-              </w:rPr>
-              <w:t>”Authorized phone n." con:</w:t>
-            </w:r>
-          </w:p>
-          <w:p>
-            <w:pPr>
-              <w:spacing w:line="330" w:lineRule="atLeast"/>
-              <w:jc w:val="center"/>
-              <w:rPr>
-                <w:rFonts w:ascii="Arial" w:eastAsia="Times New Roman" w:hAnsi="Arial" w:cs="Arial"/>
-                <w:sz w:val="16"/>
-                <w:szCs w:val="16"/>
-                <w:lang w:eastAsia="it-IT"/>
-              </w:rPr>
-            </w:pPr>
-            <w:r>
-              <w:rPr>
-                <w:rFonts w:ascii="Arial" w:eastAsia="Times New Roman" w:hAnsi="Arial" w:cs="Arial"/>
-                <w:sz w:val="16"/>
-                <w:szCs w:val="16"/>
-                <w:lang w:eastAsia="it-IT"/>
-              </w:rPr>
-              <w:t xml:space="preserve">SOLO </w:t>
-            </w:r>
-            <w:r>
-              <w:rPr>
-                <w:rFonts w:ascii="Arial" w:eastAsia="Times New Roman" w:hAnsi="Arial" w:cs="Arial"/>
-                <w:sz w:val="16"/>
-                <w:szCs w:val="16"/>
-                <w:lang w:eastAsia="it-IT"/>
-              </w:rPr>
-              <w:t>n</w:t>
-            </w:r>
-            <w:r>
-              <w:rPr>
-                <w:rFonts w:ascii="Arial" w:eastAsia="Times New Roman" w:hAnsi="Arial" w:cs="Arial"/>
-                <w:sz w:val="16"/>
-                <w:szCs w:val="16"/>
-                <w:lang w:eastAsia="it-IT"/>
-              </w:rPr>
-              <w:t xml:space="preserve">umero </w:t>
-            </w:r>
-            <w:r>
-              <w:rPr>
-                <w:rFonts w:ascii="Arial" w:eastAsia="Times New Roman" w:hAnsi="Arial" w:cs="Arial"/>
-                <w:sz w:val="16"/>
-                <w:szCs w:val="16"/>
-                <w:lang w:eastAsia="it-IT"/>
-              </w:rPr>
-              <w:t xml:space="preserve">telefonico del </w:t>
-            </w:r>
-            <w:r>
-              <w:rPr>
-                <w:rFonts w:ascii="Arial" w:eastAsia="Times New Roman" w:hAnsi="Arial" w:cs="Arial"/>
-                <w:sz w:val="16"/>
-                <w:szCs w:val="16"/>
-                <w:lang w:eastAsia="it-IT"/>
-              </w:rPr>
-              <w:t>Master</w:t>
+                <w:lang w:eastAsia="it-IT"/>
+              </w:rPr>
+            </w:pPr>
+            <w:r>
+              <w:rPr>
+                <w:rFonts w:ascii="Arial" w:eastAsia="Times New Roman" w:hAnsi="Arial" w:cs="Arial"/>
+                <w:sz w:val="16"/>
+                <w:szCs w:val="16"/>
+                <w:lang w:eastAsia="it-IT"/>
+              </w:rPr>
+              <w:t xml:space="preserve">SMS a Richiedente con: </w:t>
+            </w:r>
+          </w:p>
+          <w:p>
+            <w:pPr>
+              <w:spacing w:line="330" w:lineRule="atLeast"/>
+              <w:jc w:val="center"/>
+              <w:rPr>
+                <w:rFonts w:ascii="Arial" w:eastAsia="Times New Roman" w:hAnsi="Arial" w:cs="Arial"/>
+                <w:sz w:val="16"/>
+                <w:szCs w:val="16"/>
+                <w:lang w:eastAsia="it-IT"/>
+              </w:rPr>
+            </w:pPr>
+            <w:proofErr w:type="spellStart"/>
+            <w:r>
+              <w:rPr>
+                <w:rFonts w:ascii="Arial" w:eastAsia="Times New Roman" w:hAnsi="Arial" w:cs="Arial"/>
+                <w:i/>
+                <w:iCs/>
+                <w:sz w:val="16"/>
+                <w:szCs w:val="16"/>
+                <w:lang w:eastAsia="it-IT"/>
+              </w:rPr>
+              <w:t>timestamp</w:t>
+            </w:r>
+            <w:proofErr w:type="spellEnd"/>
+            <w:r>
+              <w:rPr>
+                <w:rFonts w:ascii="Arial" w:eastAsia="Times New Roman" w:hAnsi="Arial" w:cs="Arial"/>
+                <w:sz w:val="16"/>
+                <w:szCs w:val="16"/>
+                <w:lang w:eastAsia="it-IT"/>
+              </w:rPr>
+              <w:t xml:space="preserve"> “Current Voltage: “</w:t>
+            </w:r>
+            <w:proofErr w:type="spellStart"/>
+            <w:r>
+              <w:rPr>
+                <w:rFonts w:ascii="Arial" w:eastAsia="Times New Roman" w:hAnsi="Arial" w:cs="Arial"/>
+                <w:i/>
+                <w:iCs/>
+                <w:sz w:val="16"/>
+                <w:szCs w:val="16"/>
+                <w:lang w:eastAsia="it-IT"/>
+              </w:rPr>
+              <w:t>voltage</w:t>
+            </w:r>
+            <w:proofErr w:type="spellEnd"/>
+            <w:r>
+              <w:rPr>
+                <w:rFonts w:ascii="Arial" w:eastAsia="Times New Roman" w:hAnsi="Arial" w:cs="Arial"/>
+                <w:sz w:val="16"/>
+                <w:szCs w:val="16"/>
+                <w:lang w:eastAsia="it-IT"/>
+              </w:rPr>
+              <w:t xml:space="preserve"> “</w:t>
+            </w:r>
+            <w:proofErr w:type="spellStart"/>
+            <w:r>
+              <w:rPr>
+                <w:rFonts w:ascii="Arial" w:eastAsia="Times New Roman" w:hAnsi="Arial" w:cs="Arial"/>
+                <w:sz w:val="16"/>
+                <w:szCs w:val="16"/>
+                <w:lang w:eastAsia="it-IT"/>
+              </w:rPr>
+              <w:t>Vac</w:t>
+            </w:r>
+            <w:proofErr w:type="spellEnd"/>
+            <w:r>
+              <w:rPr>
+                <w:rFonts w:ascii="Arial" w:eastAsia="Times New Roman" w:hAnsi="Arial" w:cs="Arial"/>
+                <w:sz w:val="16"/>
+                <w:szCs w:val="16"/>
+                <w:lang w:eastAsia="it-IT"/>
+              </w:rPr>
+              <w:t>"</w:t>
             </w:r>
           </w:p>
         </w:tc>
@@ -15247,133 +16512,147 @@
         <w:tc>
           <w:tcPr>
             <w:tcW w:w="704" w:type="dxa"/>
-            <w:shd w:val="clear" w:color="auto" w:fill="F7CAAC" w:themeFill="accent2" w:themeFillTint="66"/>
-            <w:vAlign w:val="center"/>
-          </w:tcPr>
-          <w:p>
-            <w:pPr>
-              <w:spacing w:line="330" w:lineRule="atLeast"/>
-              <w:jc w:val="center"/>
+            <w:shd w:val="clear" w:color="auto" w:fill="D9E2F3" w:themeFill="accent1" w:themeFillTint="33"/>
+            <w:vAlign w:val="center"/>
+          </w:tcPr>
+          <w:p>
+            <w:pPr>
+              <w:spacing w:line="330" w:lineRule="atLeast"/>
+              <w:jc w:val="center"/>
+              <w:rPr>
+                <w:rFonts w:ascii="Arial" w:eastAsia="Times New Roman" w:hAnsi="Arial" w:cs="Arial"/>
+                <w:sz w:val="16"/>
+                <w:szCs w:val="16"/>
+                <w:lang w:eastAsia="it-IT"/>
+              </w:rPr>
+            </w:pPr>
+            <w:r>
               <w:rPr>
                 <w:rFonts w:ascii="Arial" w:eastAsia="Times New Roman" w:hAnsi="Arial" w:cs="Arial"/>
                 <w:sz w:val="16"/>
                 <w:szCs w:val="16"/>
                 <w:lang w:val="en-US" w:eastAsia="it-IT"/>
               </w:rPr>
-            </w:pPr>
-            <w:r>
-              <w:rPr>
-                <w:rFonts w:ascii="Arial" w:eastAsia="Times New Roman" w:hAnsi="Arial" w:cs="Arial"/>
-                <w:sz w:val="16"/>
-                <w:szCs w:val="16"/>
-                <w:lang w:val="en-US" w:eastAsia="it-IT"/>
-              </w:rPr>
-              <w:t>5.0</w:t>
+              <w:t>4.6</w:t>
             </w:r>
           </w:p>
         </w:tc>
         <w:tc>
           <w:tcPr>
             <w:tcW w:w="1559" w:type="dxa"/>
-            <w:shd w:val="clear" w:color="auto" w:fill="F7CAAC" w:themeFill="accent2" w:themeFillTint="66"/>
-            <w:vAlign w:val="center"/>
-          </w:tcPr>
-          <w:p>
-            <w:pPr>
-              <w:spacing w:line="330" w:lineRule="atLeast"/>
-              <w:jc w:val="center"/>
-              <w:rPr>
-                <w:rFonts w:ascii="Arial" w:eastAsia="Times New Roman" w:hAnsi="Arial" w:cs="Arial"/>
-                <w:sz w:val="16"/>
-                <w:szCs w:val="16"/>
-                <w:lang w:eastAsia="it-IT"/>
-              </w:rPr>
-            </w:pPr>
-            <w:r>
-              <w:rPr>
-                <w:rFonts w:ascii="Arial" w:eastAsia="Times New Roman" w:hAnsi="Arial" w:cs="Arial"/>
-                <w:sz w:val="16"/>
-                <w:szCs w:val="16"/>
-                <w:lang w:eastAsia="it-IT"/>
-              </w:rPr>
-              <w:t>PIN SET</w:t>
+            <w:shd w:val="clear" w:color="auto" w:fill="D9E2F3" w:themeFill="accent1" w:themeFillTint="33"/>
+            <w:vAlign w:val="center"/>
+          </w:tcPr>
+          <w:p>
+            <w:pPr>
+              <w:spacing w:line="330" w:lineRule="atLeast"/>
+              <w:jc w:val="center"/>
+              <w:rPr>
+                <w:rFonts w:ascii="Arial" w:eastAsia="Times New Roman" w:hAnsi="Arial" w:cs="Arial"/>
+                <w:sz w:val="16"/>
+                <w:szCs w:val="16"/>
+                <w:lang w:eastAsia="it-IT"/>
+              </w:rPr>
+            </w:pPr>
+            <w:proofErr w:type="spellStart"/>
+            <w:r>
+              <w:rPr>
+                <w:rFonts w:ascii="Arial" w:eastAsia="Times New Roman" w:hAnsi="Arial" w:cs="Arial"/>
+                <w:sz w:val="16"/>
+                <w:szCs w:val="16"/>
+                <w:lang w:eastAsia="it-IT"/>
+              </w:rPr>
+              <w:t>Operation</w:t>
+            </w:r>
+            <w:proofErr w:type="spellEnd"/>
+            <w:r>
+              <w:rPr>
+                <w:rFonts w:ascii="Arial" w:eastAsia="Times New Roman" w:hAnsi="Arial" w:cs="Arial"/>
+                <w:sz w:val="16"/>
+                <w:szCs w:val="16"/>
+                <w:lang w:eastAsia="it-IT"/>
+              </w:rPr>
+              <w:t xml:space="preserve"> SET</w:t>
             </w:r>
           </w:p>
         </w:tc>
         <w:tc>
           <w:tcPr>
             <w:tcW w:w="3828" w:type="dxa"/>
-            <w:shd w:val="clear" w:color="auto" w:fill="F7CAAC" w:themeFill="accent2" w:themeFillTint="66"/>
-            <w:vAlign w:val="center"/>
-          </w:tcPr>
-          <w:p>
-            <w:pPr>
-              <w:spacing w:line="330" w:lineRule="atLeast"/>
-              <w:jc w:val="center"/>
-              <w:rPr>
-                <w:rFonts w:ascii="Arial" w:eastAsia="Times New Roman" w:hAnsi="Arial" w:cs="Arial"/>
-                <w:sz w:val="16"/>
-                <w:szCs w:val="16"/>
-                <w:lang w:eastAsia="it-IT"/>
-              </w:rPr>
-            </w:pPr>
-            <w:r>
-              <w:rPr>
-                <w:rFonts w:ascii="Arial" w:eastAsia="Times New Roman" w:hAnsi="Arial" w:cs="Arial"/>
-                <w:sz w:val="16"/>
-                <w:szCs w:val="16"/>
-                <w:lang w:eastAsia="it-IT"/>
-              </w:rPr>
-              <w:t>Change PIN</w:t>
-            </w:r>
+            <w:shd w:val="clear" w:color="auto" w:fill="D9E2F3" w:themeFill="accent1" w:themeFillTint="33"/>
+            <w:vAlign w:val="center"/>
+          </w:tcPr>
+          <w:p>
+            <w:pPr>
+              <w:spacing w:line="330" w:lineRule="atLeast"/>
+              <w:jc w:val="center"/>
+              <w:rPr>
+                <w:rFonts w:ascii="Arial" w:eastAsia="Times New Roman" w:hAnsi="Arial" w:cs="Arial"/>
+                <w:sz w:val="16"/>
+                <w:szCs w:val="16"/>
+                <w:lang w:eastAsia="it-IT"/>
+              </w:rPr>
+            </w:pPr>
+            <w:r>
+              <w:rPr>
+                <w:rFonts w:ascii="Arial" w:eastAsia="Times New Roman" w:hAnsi="Arial" w:cs="Arial"/>
+                <w:sz w:val="16"/>
+                <w:szCs w:val="16"/>
+                <w:lang w:eastAsia="it-IT"/>
+              </w:rPr>
+              <w:t xml:space="preserve">Ritorna il valore di Tensione + </w:t>
+            </w:r>
+            <w:proofErr w:type="spellStart"/>
+            <w:r>
+              <w:rPr>
+                <w:rFonts w:ascii="Arial" w:eastAsia="Times New Roman" w:hAnsi="Arial" w:cs="Arial"/>
+                <w:sz w:val="16"/>
+                <w:szCs w:val="16"/>
+                <w:lang w:eastAsia="it-IT"/>
+              </w:rPr>
+              <w:t>Timestamp</w:t>
+            </w:r>
+            <w:proofErr w:type="spellEnd"/>
           </w:p>
         </w:tc>
         <w:tc>
           <w:tcPr>
             <w:tcW w:w="2409" w:type="dxa"/>
-            <w:shd w:val="clear" w:color="auto" w:fill="F7CAAC" w:themeFill="accent2" w:themeFillTint="66"/>
-            <w:vAlign w:val="center"/>
-          </w:tcPr>
-          <w:p>
-            <w:pPr>
-              <w:spacing w:line="330" w:lineRule="atLeast"/>
-              <w:jc w:val="center"/>
-              <w:rPr>
-                <w:rFonts w:ascii="Arial" w:eastAsia="Times New Roman" w:hAnsi="Arial" w:cs="Arial"/>
-                <w:sz w:val="16"/>
-                <w:szCs w:val="16"/>
-                <w:lang w:eastAsia="it-IT"/>
-              </w:rPr>
-            </w:pPr>
-            <w:r>
-              <w:rPr>
-                <w:rFonts w:ascii="Arial" w:eastAsia="Times New Roman" w:hAnsi="Arial" w:cs="Arial"/>
-                <w:sz w:val="16"/>
-                <w:szCs w:val="16"/>
-                <w:lang w:eastAsia="it-IT"/>
-              </w:rPr>
-              <w:t>Solo da Tel. MASTER</w:t>
+            <w:shd w:val="clear" w:color="auto" w:fill="D9E2F3" w:themeFill="accent1" w:themeFillTint="33"/>
+            <w:vAlign w:val="center"/>
+          </w:tcPr>
+          <w:p>
+            <w:pPr>
+              <w:spacing w:line="330" w:lineRule="atLeast"/>
+              <w:jc w:val="center"/>
+              <w:rPr>
+                <w:rFonts w:ascii="Arial" w:eastAsia="Times New Roman" w:hAnsi="Arial" w:cs="Arial"/>
+                <w:sz w:val="16"/>
+                <w:szCs w:val="16"/>
+                <w:lang w:eastAsia="it-IT"/>
+              </w:rPr>
+            </w:pPr>
+            <w:r>
+              <w:rPr>
+                <w:rFonts w:ascii="Arial" w:eastAsia="Times New Roman" w:hAnsi="Arial" w:cs="Arial"/>
+                <w:sz w:val="16"/>
+                <w:szCs w:val="16"/>
+                <w:lang w:eastAsia="it-IT"/>
+              </w:rPr>
+              <w:t>Da Tel. Sconosciuto (non MASTER)</w:t>
             </w:r>
           </w:p>
         </w:tc>
         <w:tc>
           <w:tcPr>
             <w:tcW w:w="1701" w:type="dxa"/>
-            <w:shd w:val="clear" w:color="auto" w:fill="F7CAAC" w:themeFill="accent2" w:themeFillTint="66"/>
-            <w:vAlign w:val="center"/>
-          </w:tcPr>
-          <w:p>
-            <w:pPr>
-              <w:spacing w:line="330" w:lineRule="atLeast"/>
-              <w:jc w:val="center"/>
-              <w:rPr>
-                <w:rFonts w:ascii="Arial" w:eastAsia="Times New Roman" w:hAnsi="Arial" w:cs="Arial"/>
-                <w:sz w:val="16"/>
-                <w:szCs w:val="16"/>
-                <w:lang w:eastAsia="it-IT"/>
-              </w:rPr>
-            </w:pPr>
-            <w:r>
+            <w:shd w:val="clear" w:color="auto" w:fill="D9E2F3" w:themeFill="accent1" w:themeFillTint="33"/>
+            <w:vAlign w:val="center"/>
+          </w:tcPr>
+          <w:p>
+            <w:pPr>
+              <w:spacing w:line="330" w:lineRule="atLeast"/>
+              <w:jc w:val="center"/>
               <w:rPr>
                 <w:rFonts w:ascii="Arial" w:eastAsia="Times New Roman" w:hAnsi="Arial" w:cs="Arial"/>
                 <w:b/>
@@ -15382,23 +16661,24 @@
                 <w:szCs w:val="16"/>
                 <w:lang w:eastAsia="it-IT"/>
               </w:rPr>
-              <w:t>P</w:t>
-            </w:r>
-            <w:r>
-              <w:rPr>
-                <w:rFonts w:ascii="Arial" w:eastAsia="Times New Roman" w:hAnsi="Arial" w:cs="Arial"/>
-                <w:sz w:val="16"/>
-                <w:szCs w:val="16"/>
-                <w:lang w:eastAsia="it-IT"/>
-              </w:rPr>
-              <w:t xml:space="preserve"> 12345 54321</w:t>
+            </w:pPr>
+            <w:r>
+              <w:rPr>
+                <w:rFonts w:ascii="Arial" w:eastAsia="Times New Roman" w:hAnsi="Arial" w:cs="Arial"/>
+                <w:b/>
+                <w:bCs/>
+                <w:sz w:val="16"/>
+                <w:szCs w:val="16"/>
+                <w:lang w:eastAsia="it-IT"/>
+              </w:rPr>
+              <w:t>S</w:t>
             </w:r>
           </w:p>
         </w:tc>
         <w:tc>
           <w:tcPr>
             <w:tcW w:w="3828" w:type="dxa"/>
-            <w:shd w:val="clear" w:color="auto" w:fill="F7CAAC" w:themeFill="accent2" w:themeFillTint="66"/>
+            <w:shd w:val="clear" w:color="auto" w:fill="D9E2F3" w:themeFill="accent1" w:themeFillTint="33"/>
             <w:vAlign w:val="center"/>
           </w:tcPr>
           <w:p>
@@ -15419,29 +16699,29 @@
                 <w:szCs w:val="16"/>
                 <w:lang w:val="en-US" w:eastAsia="it-IT"/>
               </w:rPr>
-              <w:t>SMS:</w:t>
-            </w:r>
-          </w:p>
-          <w:p>
-            <w:pPr>
-              <w:spacing w:line="330" w:lineRule="atLeast"/>
-              <w:jc w:val="center"/>
-              <w:rPr>
-                <w:rFonts w:ascii="Arial" w:eastAsia="Times New Roman" w:hAnsi="Arial" w:cs="Arial"/>
-                <w:sz w:val="16"/>
-                <w:szCs w:val="16"/>
-                <w:lang w:eastAsia="it-IT"/>
-              </w:rPr>
-            </w:pPr>
-            <w:r>
-              <w:rPr>
-                <w:rFonts w:ascii="Arial" w:eastAsia="Times New Roman" w:hAnsi="Arial" w:cs="Arial"/>
-                <w:sz w:val="16"/>
-                <w:szCs w:val="16"/>
-                <w:lang w:eastAsia="it-IT"/>
-              </w:rPr>
-              <w:t>"PIN SAVED"</w:t>
-            </w:r>
+              <w:t xml:space="preserve">SMS; </w:t>
+            </w:r>
+            <w:r>
+              <w:rPr>
+                <w:rFonts w:ascii="Arial" w:eastAsia="Times New Roman" w:hAnsi="Arial" w:cs="Arial"/>
+                <w:sz w:val="16"/>
+                <w:szCs w:val="16"/>
+                <w:lang w:val="en-US" w:eastAsia="it-IT"/>
+              </w:rPr>
+              <w:t>"Request from NOT AUTHORIZED number"</w:t>
+            </w:r>
+          </w:p>
+          <w:p>
+            <w:pPr>
+              <w:spacing w:line="330" w:lineRule="atLeast"/>
+              <w:jc w:val="center"/>
+              <w:rPr>
+                <w:rFonts w:ascii="Arial" w:eastAsia="Times New Roman" w:hAnsi="Arial" w:cs="Arial"/>
+                <w:sz w:val="16"/>
+                <w:szCs w:val="16"/>
+                <w:lang w:val="en-US" w:eastAsia="it-IT"/>
+              </w:rPr>
+            </w:pPr>
           </w:p>
         </w:tc>
         <w:tc>
@@ -15457,7 +16737,7 @@
                 <w:rFonts w:ascii="Arial" w:eastAsia="Times New Roman" w:hAnsi="Arial" w:cs="Arial"/>
                 <w:sz w:val="16"/>
                 <w:szCs w:val="16"/>
-                <w:lang w:eastAsia="it-IT"/>
+                <w:lang w:val="en-US" w:eastAsia="it-IT"/>
               </w:rPr>
             </w:pPr>
           </w:p>
@@ -15470,6 +16750,787 @@
         <w:tc>
           <w:tcPr>
             <w:tcW w:w="704" w:type="dxa"/>
+            <w:shd w:val="clear" w:color="auto" w:fill="D9E2F3" w:themeFill="accent1" w:themeFillTint="33"/>
+            <w:vAlign w:val="center"/>
+          </w:tcPr>
+          <w:p>
+            <w:pPr>
+              <w:spacing w:line="330" w:lineRule="atLeast"/>
+              <w:jc w:val="center"/>
+              <w:rPr>
+                <w:rFonts w:ascii="Arial" w:eastAsia="Times New Roman" w:hAnsi="Arial" w:cs="Arial"/>
+                <w:sz w:val="16"/>
+                <w:szCs w:val="16"/>
+                <w:lang w:val="en-US" w:eastAsia="it-IT"/>
+              </w:rPr>
+            </w:pPr>
+            <w:r>
+              <w:rPr>
+                <w:rFonts w:ascii="Arial" w:eastAsia="Times New Roman" w:hAnsi="Arial" w:cs="Arial"/>
+                <w:sz w:val="16"/>
+                <w:szCs w:val="16"/>
+                <w:lang w:val="en-US" w:eastAsia="it-IT"/>
+              </w:rPr>
+              <w:t>4.7</w:t>
+            </w:r>
+          </w:p>
+        </w:tc>
+        <w:tc>
+          <w:tcPr>
+            <w:tcW w:w="1559" w:type="dxa"/>
+            <w:shd w:val="clear" w:color="auto" w:fill="D9E2F3" w:themeFill="accent1" w:themeFillTint="33"/>
+            <w:vAlign w:val="center"/>
+          </w:tcPr>
+          <w:p>
+            <w:pPr>
+              <w:spacing w:line="330" w:lineRule="atLeast"/>
+              <w:jc w:val="center"/>
+              <w:rPr>
+                <w:rFonts w:ascii="Arial" w:eastAsia="Times New Roman" w:hAnsi="Arial" w:cs="Arial"/>
+                <w:sz w:val="16"/>
+                <w:szCs w:val="16"/>
+                <w:lang w:val="en-US" w:eastAsia="it-IT"/>
+              </w:rPr>
+            </w:pPr>
+            <w:proofErr w:type="spellStart"/>
+            <w:r>
+              <w:rPr>
+                <w:rFonts w:ascii="Arial" w:eastAsia="Times New Roman" w:hAnsi="Arial" w:cs="Arial"/>
+                <w:sz w:val="16"/>
+                <w:szCs w:val="16"/>
+                <w:lang w:eastAsia="it-IT"/>
+              </w:rPr>
+              <w:t>Operation</w:t>
+            </w:r>
+            <w:proofErr w:type="spellEnd"/>
+            <w:r>
+              <w:rPr>
+                <w:rFonts w:ascii="Arial" w:eastAsia="Times New Roman" w:hAnsi="Arial" w:cs="Arial"/>
+                <w:sz w:val="16"/>
+                <w:szCs w:val="16"/>
+                <w:lang w:eastAsia="it-IT"/>
+              </w:rPr>
+              <w:t xml:space="preserve"> SET</w:t>
+            </w:r>
+          </w:p>
+        </w:tc>
+        <w:tc>
+          <w:tcPr>
+            <w:tcW w:w="3828" w:type="dxa"/>
+            <w:shd w:val="clear" w:color="auto" w:fill="D9E2F3" w:themeFill="accent1" w:themeFillTint="33"/>
+            <w:vAlign w:val="center"/>
+          </w:tcPr>
+          <w:p>
+            <w:pPr>
+              <w:spacing w:line="330" w:lineRule="atLeast"/>
+              <w:jc w:val="center"/>
+              <w:rPr>
+                <w:rFonts w:ascii="Arial" w:eastAsia="Times New Roman" w:hAnsi="Arial" w:cs="Arial"/>
+                <w:sz w:val="16"/>
+                <w:szCs w:val="16"/>
+                <w:lang w:eastAsia="it-IT"/>
+              </w:rPr>
+            </w:pPr>
+            <w:r>
+              <w:rPr>
+                <w:rFonts w:ascii="Arial" w:eastAsia="Times New Roman" w:hAnsi="Arial" w:cs="Arial"/>
+                <w:sz w:val="16"/>
+                <w:szCs w:val="16"/>
+                <w:lang w:eastAsia="it-IT"/>
+              </w:rPr>
+              <w:t xml:space="preserve">Cancella tutti i numeri </w:t>
+            </w:r>
+            <w:r>
+              <w:rPr>
+                <w:rFonts w:ascii="Arial" w:eastAsia="Times New Roman" w:hAnsi="Arial" w:cs="Arial"/>
+                <w:sz w:val="16"/>
+                <w:szCs w:val="16"/>
+                <w:lang w:eastAsia="it-IT"/>
+              </w:rPr>
+              <w:t xml:space="preserve">ESCLUSO </w:t>
+            </w:r>
+            <w:r>
+              <w:rPr>
+                <w:rFonts w:ascii="Arial" w:eastAsia="Times New Roman" w:hAnsi="Arial" w:cs="Arial"/>
+                <w:sz w:val="16"/>
+                <w:szCs w:val="16"/>
+                <w:lang w:eastAsia="it-IT"/>
+              </w:rPr>
+              <w:t>il MASTER</w:t>
+            </w:r>
+          </w:p>
+        </w:tc>
+        <w:tc>
+          <w:tcPr>
+            <w:tcW w:w="2409" w:type="dxa"/>
+            <w:shd w:val="clear" w:color="auto" w:fill="D9E2F3" w:themeFill="accent1" w:themeFillTint="33"/>
+            <w:vAlign w:val="center"/>
+          </w:tcPr>
+          <w:p>
+            <w:pPr>
+              <w:spacing w:line="330" w:lineRule="atLeast"/>
+              <w:jc w:val="center"/>
+              <w:rPr>
+                <w:rFonts w:ascii="Arial" w:eastAsia="Times New Roman" w:hAnsi="Arial" w:cs="Arial"/>
+                <w:sz w:val="16"/>
+                <w:szCs w:val="16"/>
+                <w:lang w:eastAsia="it-IT"/>
+              </w:rPr>
+            </w:pPr>
+            <w:r>
+              <w:rPr>
+                <w:rFonts w:ascii="Arial" w:eastAsia="Times New Roman" w:hAnsi="Arial" w:cs="Arial"/>
+                <w:sz w:val="16"/>
+                <w:szCs w:val="16"/>
+                <w:lang w:eastAsia="it-IT"/>
+              </w:rPr>
+              <w:t>Solo da Tel. MASTER</w:t>
+            </w:r>
+          </w:p>
+        </w:tc>
+        <w:tc>
+          <w:tcPr>
+            <w:tcW w:w="1701" w:type="dxa"/>
+            <w:shd w:val="clear" w:color="auto" w:fill="D9E2F3" w:themeFill="accent1" w:themeFillTint="33"/>
+            <w:vAlign w:val="center"/>
+          </w:tcPr>
+          <w:p>
+            <w:pPr>
+              <w:spacing w:line="330" w:lineRule="atLeast"/>
+              <w:jc w:val="center"/>
+              <w:rPr>
+                <w:rFonts w:ascii="Arial" w:eastAsia="Times New Roman" w:hAnsi="Arial" w:cs="Arial"/>
+                <w:b/>
+                <w:bCs/>
+                <w:sz w:val="16"/>
+                <w:szCs w:val="16"/>
+                <w:lang w:val="en-US" w:eastAsia="it-IT"/>
+              </w:rPr>
+            </w:pPr>
+            <w:r>
+              <w:rPr>
+                <w:rFonts w:ascii="Arial" w:eastAsia="Times New Roman" w:hAnsi="Arial" w:cs="Arial"/>
+                <w:b/>
+                <w:bCs/>
+                <w:sz w:val="16"/>
+                <w:szCs w:val="16"/>
+                <w:lang w:val="en-US" w:eastAsia="it-IT"/>
+              </w:rPr>
+              <w:t>D</w:t>
+            </w:r>
+          </w:p>
+        </w:tc>
+        <w:tc>
+          <w:tcPr>
+            <w:tcW w:w="3828" w:type="dxa"/>
+            <w:shd w:val="clear" w:color="auto" w:fill="D9E2F3" w:themeFill="accent1" w:themeFillTint="33"/>
+            <w:vAlign w:val="center"/>
+          </w:tcPr>
+          <w:p>
+            <w:pPr>
+              <w:spacing w:line="330" w:lineRule="atLeast"/>
+              <w:jc w:val="center"/>
+              <w:rPr>
+                <w:rFonts w:ascii="Arial" w:eastAsia="Times New Roman" w:hAnsi="Arial" w:cs="Arial"/>
+                <w:sz w:val="16"/>
+                <w:szCs w:val="16"/>
+                <w:lang w:val="en-US" w:eastAsia="it-IT"/>
+              </w:rPr>
+            </w:pPr>
+            <w:r>
+              <w:rPr>
+                <w:rFonts w:ascii="Arial" w:eastAsia="Times New Roman" w:hAnsi="Arial" w:cs="Arial"/>
+                <w:sz w:val="16"/>
+                <w:szCs w:val="16"/>
+                <w:lang w:val="en-US" w:eastAsia="it-IT"/>
+              </w:rPr>
+              <w:t xml:space="preserve">SMS: </w:t>
+            </w:r>
+            <w:r>
+              <w:rPr>
+                <w:rFonts w:ascii="Arial" w:eastAsia="Times New Roman" w:hAnsi="Arial" w:cs="Arial"/>
+                <w:sz w:val="16"/>
+                <w:szCs w:val="16"/>
+                <w:lang w:val="en-US" w:eastAsia="it-IT"/>
+              </w:rPr>
+              <w:t>"ALL THE AUXILIARY NUMBERS ARE DELETED"</w:t>
+            </w:r>
+          </w:p>
+        </w:tc>
+        <w:tc>
+          <w:tcPr>
+            <w:tcW w:w="992" w:type="dxa"/>
+            <w:vAlign w:val="center"/>
+          </w:tcPr>
+          <w:p>
+            <w:pPr>
+              <w:spacing w:line="330" w:lineRule="atLeast"/>
+              <w:jc w:val="center"/>
+              <w:rPr>
+                <w:rFonts w:ascii="Arial" w:eastAsia="Times New Roman" w:hAnsi="Arial" w:cs="Arial"/>
+                <w:sz w:val="16"/>
+                <w:szCs w:val="16"/>
+                <w:lang w:val="en-US" w:eastAsia="it-IT"/>
+              </w:rPr>
+            </w:pPr>
+          </w:p>
+        </w:tc>
+      </w:tr>
+      <w:tr>
+        <w:trPr>
+          <w:jc w:val="center"/>
+        </w:trPr>
+        <w:tc>
+          <w:tcPr>
+            <w:tcW w:w="704" w:type="dxa"/>
+            <w:shd w:val="clear" w:color="auto" w:fill="D9E2F3" w:themeFill="accent1" w:themeFillTint="33"/>
+            <w:vAlign w:val="center"/>
+          </w:tcPr>
+          <w:p>
+            <w:pPr>
+              <w:spacing w:line="330" w:lineRule="atLeast"/>
+              <w:jc w:val="center"/>
+              <w:rPr>
+                <w:rFonts w:ascii="Arial" w:eastAsia="Times New Roman" w:hAnsi="Arial" w:cs="Arial"/>
+                <w:sz w:val="16"/>
+                <w:szCs w:val="16"/>
+                <w:lang w:val="en-US" w:eastAsia="it-IT"/>
+              </w:rPr>
+            </w:pPr>
+            <w:r>
+              <w:rPr>
+                <w:rFonts w:ascii="Arial" w:eastAsia="Times New Roman" w:hAnsi="Arial" w:cs="Arial"/>
+                <w:sz w:val="16"/>
+                <w:szCs w:val="16"/>
+                <w:lang w:val="en-US" w:eastAsia="it-IT"/>
+              </w:rPr>
+              <w:t>4.8</w:t>
+            </w:r>
+          </w:p>
+        </w:tc>
+        <w:tc>
+          <w:tcPr>
+            <w:tcW w:w="1559" w:type="dxa"/>
+            <w:shd w:val="clear" w:color="auto" w:fill="D9E2F3" w:themeFill="accent1" w:themeFillTint="33"/>
+            <w:vAlign w:val="center"/>
+          </w:tcPr>
+          <w:p>
+            <w:pPr>
+              <w:spacing w:line="330" w:lineRule="atLeast"/>
+              <w:jc w:val="center"/>
+              <w:rPr>
+                <w:rFonts w:ascii="Arial" w:eastAsia="Times New Roman" w:hAnsi="Arial" w:cs="Arial"/>
+                <w:sz w:val="16"/>
+                <w:szCs w:val="16"/>
+                <w:lang w:eastAsia="it-IT"/>
+              </w:rPr>
+            </w:pPr>
+            <w:proofErr w:type="spellStart"/>
+            <w:r>
+              <w:rPr>
+                <w:rFonts w:ascii="Arial" w:eastAsia="Times New Roman" w:hAnsi="Arial" w:cs="Arial"/>
+                <w:sz w:val="16"/>
+                <w:szCs w:val="16"/>
+                <w:lang w:eastAsia="it-IT"/>
+              </w:rPr>
+              <w:t>Operation</w:t>
+            </w:r>
+            <w:proofErr w:type="spellEnd"/>
+            <w:r>
+              <w:rPr>
+                <w:rFonts w:ascii="Arial" w:eastAsia="Times New Roman" w:hAnsi="Arial" w:cs="Arial"/>
+                <w:sz w:val="16"/>
+                <w:szCs w:val="16"/>
+                <w:lang w:eastAsia="it-IT"/>
+              </w:rPr>
+              <w:t xml:space="preserve"> SET</w:t>
+            </w:r>
+          </w:p>
+        </w:tc>
+        <w:tc>
+          <w:tcPr>
+            <w:tcW w:w="3828" w:type="dxa"/>
+            <w:shd w:val="clear" w:color="auto" w:fill="D9E2F3" w:themeFill="accent1" w:themeFillTint="33"/>
+            <w:vAlign w:val="center"/>
+          </w:tcPr>
+          <w:p>
+            <w:pPr>
+              <w:spacing w:line="330" w:lineRule="atLeast"/>
+              <w:jc w:val="center"/>
+              <w:rPr>
+                <w:rFonts w:ascii="Arial" w:eastAsia="Times New Roman" w:hAnsi="Arial" w:cs="Arial"/>
+                <w:sz w:val="16"/>
+                <w:szCs w:val="16"/>
+                <w:lang w:eastAsia="it-IT"/>
+              </w:rPr>
+            </w:pPr>
+            <w:r>
+              <w:rPr>
+                <w:rFonts w:ascii="Arial" w:eastAsia="Times New Roman" w:hAnsi="Arial" w:cs="Arial"/>
+                <w:sz w:val="16"/>
+                <w:szCs w:val="16"/>
+                <w:lang w:eastAsia="it-IT"/>
+              </w:rPr>
+              <w:t xml:space="preserve">Cancella tutti i numeri </w:t>
+            </w:r>
+            <w:r>
+              <w:rPr>
+                <w:rFonts w:ascii="Arial" w:eastAsia="Times New Roman" w:hAnsi="Arial" w:cs="Arial"/>
+                <w:sz w:val="16"/>
+                <w:szCs w:val="16"/>
+                <w:lang w:eastAsia="it-IT"/>
+              </w:rPr>
+              <w:t xml:space="preserve">ESCLUSO </w:t>
+            </w:r>
+            <w:r>
+              <w:rPr>
+                <w:rFonts w:ascii="Arial" w:eastAsia="Times New Roman" w:hAnsi="Arial" w:cs="Arial"/>
+                <w:sz w:val="16"/>
+                <w:szCs w:val="16"/>
+                <w:lang w:eastAsia="it-IT"/>
+              </w:rPr>
+              <w:t>il MASTER</w:t>
+            </w:r>
+          </w:p>
+        </w:tc>
+        <w:tc>
+          <w:tcPr>
+            <w:tcW w:w="2409" w:type="dxa"/>
+            <w:shd w:val="clear" w:color="auto" w:fill="D9E2F3" w:themeFill="accent1" w:themeFillTint="33"/>
+            <w:vAlign w:val="center"/>
+          </w:tcPr>
+          <w:p>
+            <w:pPr>
+              <w:spacing w:line="330" w:lineRule="atLeast"/>
+              <w:jc w:val="center"/>
+              <w:rPr>
+                <w:rFonts w:ascii="Arial" w:eastAsia="Times New Roman" w:hAnsi="Arial" w:cs="Arial"/>
+                <w:sz w:val="16"/>
+                <w:szCs w:val="16"/>
+                <w:lang w:eastAsia="it-IT"/>
+              </w:rPr>
+            </w:pPr>
+            <w:r>
+              <w:rPr>
+                <w:rFonts w:ascii="Arial" w:eastAsia="Times New Roman" w:hAnsi="Arial" w:cs="Arial"/>
+                <w:sz w:val="16"/>
+                <w:szCs w:val="16"/>
+                <w:lang w:eastAsia="it-IT"/>
+              </w:rPr>
+              <w:t>Da Tel. Sconosciuto (non MASTER)</w:t>
+            </w:r>
+          </w:p>
+        </w:tc>
+        <w:tc>
+          <w:tcPr>
+            <w:tcW w:w="1701" w:type="dxa"/>
+            <w:shd w:val="clear" w:color="auto" w:fill="D9E2F3" w:themeFill="accent1" w:themeFillTint="33"/>
+            <w:vAlign w:val="center"/>
+          </w:tcPr>
+          <w:p>
+            <w:pPr>
+              <w:spacing w:line="330" w:lineRule="atLeast"/>
+              <w:jc w:val="center"/>
+              <w:rPr>
+                <w:rFonts w:ascii="Arial" w:eastAsia="Times New Roman" w:hAnsi="Arial" w:cs="Arial"/>
+                <w:b/>
+                <w:bCs/>
+                <w:sz w:val="16"/>
+                <w:szCs w:val="16"/>
+                <w:lang w:val="en-US" w:eastAsia="it-IT"/>
+              </w:rPr>
+            </w:pPr>
+            <w:r>
+              <w:rPr>
+                <w:rFonts w:ascii="Arial" w:eastAsia="Times New Roman" w:hAnsi="Arial" w:cs="Arial"/>
+                <w:b/>
+                <w:bCs/>
+                <w:sz w:val="16"/>
+                <w:szCs w:val="16"/>
+                <w:lang w:val="en-US" w:eastAsia="it-IT"/>
+              </w:rPr>
+              <w:t>D</w:t>
+            </w:r>
+          </w:p>
+        </w:tc>
+        <w:tc>
+          <w:tcPr>
+            <w:tcW w:w="3828" w:type="dxa"/>
+            <w:shd w:val="clear" w:color="auto" w:fill="D9E2F3" w:themeFill="accent1" w:themeFillTint="33"/>
+            <w:vAlign w:val="center"/>
+          </w:tcPr>
+          <w:p>
+            <w:pPr>
+              <w:spacing w:line="330" w:lineRule="atLeast"/>
+              <w:jc w:val="center"/>
+              <w:rPr>
+                <w:rFonts w:ascii="Arial" w:eastAsia="Times New Roman" w:hAnsi="Arial" w:cs="Arial"/>
+                <w:sz w:val="16"/>
+                <w:szCs w:val="16"/>
+                <w:lang w:val="en-US" w:eastAsia="it-IT"/>
+              </w:rPr>
+            </w:pPr>
+            <w:r>
+              <w:rPr>
+                <w:rFonts w:ascii="Arial" w:eastAsia="Times New Roman" w:hAnsi="Arial" w:cs="Arial"/>
+                <w:sz w:val="16"/>
+                <w:szCs w:val="16"/>
+                <w:lang w:val="en-US" w:eastAsia="it-IT"/>
+              </w:rPr>
+              <w:t xml:space="preserve">SMS a </w:t>
+            </w:r>
+            <w:proofErr w:type="spellStart"/>
+            <w:r>
+              <w:rPr>
+                <w:rFonts w:ascii="Arial" w:eastAsia="Times New Roman" w:hAnsi="Arial" w:cs="Arial"/>
+                <w:sz w:val="16"/>
+                <w:szCs w:val="16"/>
+                <w:lang w:val="en-US" w:eastAsia="it-IT"/>
+              </w:rPr>
+              <w:t>Richiedente</w:t>
+            </w:r>
+            <w:proofErr w:type="spellEnd"/>
+            <w:r>
+              <w:rPr>
+                <w:rFonts w:ascii="Arial" w:eastAsia="Times New Roman" w:hAnsi="Arial" w:cs="Arial"/>
+                <w:sz w:val="16"/>
+                <w:szCs w:val="16"/>
+                <w:lang w:val="en-US" w:eastAsia="it-IT"/>
+              </w:rPr>
+              <w:t xml:space="preserve">; </w:t>
+            </w:r>
+            <w:r>
+              <w:rPr>
+                <w:rFonts w:ascii="Arial" w:eastAsia="Times New Roman" w:hAnsi="Arial" w:cs="Arial"/>
+                <w:sz w:val="16"/>
+                <w:szCs w:val="16"/>
+                <w:lang w:val="en-US" w:eastAsia="it-IT"/>
+              </w:rPr>
+              <w:t>"Request from NOT AUTHORIZED number"</w:t>
+            </w:r>
+          </w:p>
+        </w:tc>
+        <w:tc>
+          <w:tcPr>
+            <w:tcW w:w="992" w:type="dxa"/>
+            <w:vAlign w:val="center"/>
+          </w:tcPr>
+          <w:p>
+            <w:pPr>
+              <w:spacing w:line="330" w:lineRule="atLeast"/>
+              <w:jc w:val="center"/>
+              <w:rPr>
+                <w:rFonts w:ascii="Arial" w:eastAsia="Times New Roman" w:hAnsi="Arial" w:cs="Arial"/>
+                <w:sz w:val="16"/>
+                <w:szCs w:val="16"/>
+                <w:lang w:val="en-US" w:eastAsia="it-IT"/>
+              </w:rPr>
+            </w:pPr>
+          </w:p>
+        </w:tc>
+      </w:tr>
+      <w:tr>
+        <w:trPr>
+          <w:jc w:val="center"/>
+        </w:trPr>
+        <w:tc>
+          <w:tcPr>
+            <w:tcW w:w="704" w:type="dxa"/>
+            <w:shd w:val="clear" w:color="auto" w:fill="D9E2F3" w:themeFill="accent1" w:themeFillTint="33"/>
+            <w:vAlign w:val="center"/>
+          </w:tcPr>
+          <w:p>
+            <w:pPr>
+              <w:spacing w:line="330" w:lineRule="atLeast"/>
+              <w:jc w:val="center"/>
+              <w:rPr>
+                <w:rFonts w:ascii="Arial" w:eastAsia="Times New Roman" w:hAnsi="Arial" w:cs="Arial"/>
+                <w:sz w:val="16"/>
+                <w:szCs w:val="16"/>
+                <w:lang w:val="en-US" w:eastAsia="it-IT"/>
+              </w:rPr>
+            </w:pPr>
+            <w:r>
+              <w:rPr>
+                <w:rFonts w:ascii="Arial" w:eastAsia="Times New Roman" w:hAnsi="Arial" w:cs="Arial"/>
+                <w:sz w:val="16"/>
+                <w:szCs w:val="16"/>
+                <w:lang w:val="en-US" w:eastAsia="it-IT"/>
+              </w:rPr>
+              <w:t>4.9</w:t>
+            </w:r>
+          </w:p>
+        </w:tc>
+        <w:tc>
+          <w:tcPr>
+            <w:tcW w:w="1559" w:type="dxa"/>
+            <w:shd w:val="clear" w:color="auto" w:fill="D9E2F3" w:themeFill="accent1" w:themeFillTint="33"/>
+            <w:vAlign w:val="center"/>
+          </w:tcPr>
+          <w:p>
+            <w:pPr>
+              <w:spacing w:line="330" w:lineRule="atLeast"/>
+              <w:jc w:val="center"/>
+              <w:rPr>
+                <w:rFonts w:ascii="Arial" w:eastAsia="Times New Roman" w:hAnsi="Arial" w:cs="Arial"/>
+                <w:sz w:val="16"/>
+                <w:szCs w:val="16"/>
+                <w:lang w:val="en-US" w:eastAsia="it-IT"/>
+              </w:rPr>
+            </w:pPr>
+            <w:proofErr w:type="spellStart"/>
+            <w:r>
+              <w:rPr>
+                <w:rFonts w:ascii="Arial" w:eastAsia="Times New Roman" w:hAnsi="Arial" w:cs="Arial"/>
+                <w:sz w:val="16"/>
+                <w:szCs w:val="16"/>
+                <w:lang w:eastAsia="it-IT"/>
+              </w:rPr>
+              <w:t>Operation</w:t>
+            </w:r>
+            <w:proofErr w:type="spellEnd"/>
+            <w:r>
+              <w:rPr>
+                <w:rFonts w:ascii="Arial" w:eastAsia="Times New Roman" w:hAnsi="Arial" w:cs="Arial"/>
+                <w:sz w:val="16"/>
+                <w:szCs w:val="16"/>
+                <w:lang w:eastAsia="it-IT"/>
+              </w:rPr>
+              <w:t xml:space="preserve"> SET</w:t>
+            </w:r>
+          </w:p>
+        </w:tc>
+        <w:tc>
+          <w:tcPr>
+            <w:tcW w:w="3828" w:type="dxa"/>
+            <w:shd w:val="clear" w:color="auto" w:fill="D9E2F3" w:themeFill="accent1" w:themeFillTint="33"/>
+            <w:vAlign w:val="center"/>
+          </w:tcPr>
+          <w:p>
+            <w:pPr>
+              <w:spacing w:line="330" w:lineRule="atLeast"/>
+              <w:jc w:val="center"/>
+              <w:rPr>
+                <w:rFonts w:ascii="Arial" w:eastAsia="Times New Roman" w:hAnsi="Arial" w:cs="Arial"/>
+                <w:sz w:val="16"/>
+                <w:szCs w:val="16"/>
+                <w:lang w:val="en-US" w:eastAsia="it-IT"/>
+              </w:rPr>
+            </w:pPr>
+            <w:r>
+              <w:rPr>
+                <w:rFonts w:ascii="Arial" w:eastAsia="Times New Roman" w:hAnsi="Arial" w:cs="Arial"/>
+                <w:sz w:val="16"/>
+                <w:szCs w:val="16"/>
+                <w:lang w:eastAsia="it-IT"/>
+              </w:rPr>
+              <w:t>Ritorna i numeri autorizzati</w:t>
+            </w:r>
+          </w:p>
+        </w:tc>
+        <w:tc>
+          <w:tcPr>
+            <w:tcW w:w="2409" w:type="dxa"/>
+            <w:shd w:val="clear" w:color="auto" w:fill="D9E2F3" w:themeFill="accent1" w:themeFillTint="33"/>
+            <w:vAlign w:val="center"/>
+          </w:tcPr>
+          <w:p>
+            <w:pPr>
+              <w:spacing w:line="330" w:lineRule="atLeast"/>
+              <w:jc w:val="center"/>
+              <w:rPr>
+                <w:rFonts w:ascii="Arial" w:eastAsia="Times New Roman" w:hAnsi="Arial" w:cs="Arial"/>
+                <w:sz w:val="16"/>
+                <w:szCs w:val="16"/>
+                <w:lang w:val="en-US" w:eastAsia="it-IT"/>
+              </w:rPr>
+            </w:pPr>
+            <w:r>
+              <w:rPr>
+                <w:rFonts w:ascii="Arial" w:eastAsia="Times New Roman" w:hAnsi="Arial" w:cs="Arial"/>
+                <w:sz w:val="16"/>
+                <w:szCs w:val="16"/>
+                <w:lang w:eastAsia="it-IT"/>
+              </w:rPr>
+              <w:t>Solo da Tel. MASTER</w:t>
+            </w:r>
+          </w:p>
+        </w:tc>
+        <w:tc>
+          <w:tcPr>
+            <w:tcW w:w="1701" w:type="dxa"/>
+            <w:shd w:val="clear" w:color="auto" w:fill="D9E2F3" w:themeFill="accent1" w:themeFillTint="33"/>
+            <w:vAlign w:val="center"/>
+          </w:tcPr>
+          <w:p>
+            <w:pPr>
+              <w:spacing w:line="330" w:lineRule="atLeast"/>
+              <w:jc w:val="center"/>
+              <w:rPr>
+                <w:rFonts w:ascii="Arial" w:eastAsia="Times New Roman" w:hAnsi="Arial" w:cs="Arial"/>
+                <w:b/>
+                <w:bCs/>
+                <w:sz w:val="16"/>
+                <w:szCs w:val="16"/>
+                <w:lang w:val="en-US" w:eastAsia="it-IT"/>
+              </w:rPr>
+            </w:pPr>
+            <w:r>
+              <w:rPr>
+                <w:rFonts w:ascii="Arial" w:eastAsia="Times New Roman" w:hAnsi="Arial" w:cs="Arial"/>
+                <w:b/>
+                <w:bCs/>
+                <w:sz w:val="16"/>
+                <w:szCs w:val="16"/>
+                <w:lang w:eastAsia="it-IT"/>
+              </w:rPr>
+              <w:t>N</w:t>
+            </w:r>
+          </w:p>
+        </w:tc>
+        <w:tc>
+          <w:tcPr>
+            <w:tcW w:w="3828" w:type="dxa"/>
+            <w:shd w:val="clear" w:color="auto" w:fill="D9E2F3" w:themeFill="accent1" w:themeFillTint="33"/>
+            <w:vAlign w:val="center"/>
+          </w:tcPr>
+          <w:p>
+            <w:pPr>
+              <w:spacing w:line="330" w:lineRule="atLeast"/>
+              <w:jc w:val="center"/>
+              <w:rPr>
+                <w:rFonts w:ascii="Arial" w:eastAsia="Times New Roman" w:hAnsi="Arial" w:cs="Arial"/>
+                <w:sz w:val="16"/>
+                <w:szCs w:val="16"/>
+                <w:lang w:val="en-US" w:eastAsia="it-IT"/>
+              </w:rPr>
+            </w:pPr>
+            <w:r>
+              <w:rPr>
+                <w:rFonts w:ascii="Arial" w:eastAsia="Times New Roman" w:hAnsi="Arial" w:cs="Arial"/>
+                <w:sz w:val="16"/>
+                <w:szCs w:val="16"/>
+                <w:lang w:val="en-US" w:eastAsia="it-IT"/>
+              </w:rPr>
+              <w:t>SMS:</w:t>
+            </w:r>
+          </w:p>
+          <w:p>
+            <w:pPr>
+              <w:spacing w:line="330" w:lineRule="atLeast"/>
+              <w:jc w:val="center"/>
+              <w:rPr>
+                <w:rFonts w:ascii="Arial" w:eastAsia="Times New Roman" w:hAnsi="Arial" w:cs="Arial"/>
+                <w:sz w:val="16"/>
+                <w:szCs w:val="16"/>
+                <w:lang w:val="en-US" w:eastAsia="it-IT"/>
+              </w:rPr>
+            </w:pPr>
+            <w:proofErr w:type="gramStart"/>
+            <w:r>
+              <w:rPr>
+                <w:rFonts w:ascii="Arial" w:eastAsia="Times New Roman" w:hAnsi="Arial" w:cs="Arial"/>
+                <w:sz w:val="16"/>
+                <w:szCs w:val="16"/>
+                <w:lang w:val="en-US" w:eastAsia="it-IT"/>
+              </w:rPr>
+              <w:t>”Authorized</w:t>
+            </w:r>
+            <w:proofErr w:type="gramEnd"/>
+            <w:r>
+              <w:rPr>
+                <w:rFonts w:ascii="Arial" w:eastAsia="Times New Roman" w:hAnsi="Arial" w:cs="Arial"/>
+                <w:sz w:val="16"/>
+                <w:szCs w:val="16"/>
+                <w:lang w:val="en-US" w:eastAsia="it-IT"/>
+              </w:rPr>
+              <w:t xml:space="preserve"> phone n." con:</w:t>
+            </w:r>
+          </w:p>
+          <w:p>
+            <w:pPr>
+              <w:spacing w:line="330" w:lineRule="atLeast"/>
+              <w:jc w:val="center"/>
+              <w:rPr>
+                <w:rFonts w:ascii="Arial" w:eastAsia="Times New Roman" w:hAnsi="Arial" w:cs="Arial"/>
+                <w:sz w:val="16"/>
+                <w:szCs w:val="16"/>
+                <w:lang w:eastAsia="it-IT"/>
+              </w:rPr>
+            </w:pPr>
+            <w:r>
+              <w:rPr>
+                <w:rFonts w:ascii="Arial" w:eastAsia="Times New Roman" w:hAnsi="Arial" w:cs="Arial"/>
+                <w:sz w:val="16"/>
+                <w:szCs w:val="16"/>
+                <w:lang w:eastAsia="it-IT"/>
+              </w:rPr>
+              <w:t xml:space="preserve">SOLO </w:t>
+            </w:r>
+            <w:r>
+              <w:rPr>
+                <w:rFonts w:ascii="Arial" w:eastAsia="Times New Roman" w:hAnsi="Arial" w:cs="Arial"/>
+                <w:sz w:val="16"/>
+                <w:szCs w:val="16"/>
+                <w:lang w:eastAsia="it-IT"/>
+              </w:rPr>
+              <w:t>n</w:t>
+            </w:r>
+            <w:r>
+              <w:rPr>
+                <w:rFonts w:ascii="Arial" w:eastAsia="Times New Roman" w:hAnsi="Arial" w:cs="Arial"/>
+                <w:sz w:val="16"/>
+                <w:szCs w:val="16"/>
+                <w:lang w:eastAsia="it-IT"/>
+              </w:rPr>
+              <w:t xml:space="preserve">umero </w:t>
+            </w:r>
+            <w:r>
+              <w:rPr>
+                <w:rFonts w:ascii="Arial" w:eastAsia="Times New Roman" w:hAnsi="Arial" w:cs="Arial"/>
+                <w:sz w:val="16"/>
+                <w:szCs w:val="16"/>
+                <w:lang w:eastAsia="it-IT"/>
+              </w:rPr>
+              <w:t xml:space="preserve">telefonico del </w:t>
+            </w:r>
+            <w:r>
+              <w:rPr>
+                <w:rFonts w:ascii="Arial" w:eastAsia="Times New Roman" w:hAnsi="Arial" w:cs="Arial"/>
+                <w:sz w:val="16"/>
+                <w:szCs w:val="16"/>
+                <w:lang w:eastAsia="it-IT"/>
+              </w:rPr>
+              <w:t>Master</w:t>
+            </w:r>
+          </w:p>
+        </w:tc>
+        <w:tc>
+          <w:tcPr>
+            <w:tcW w:w="992" w:type="dxa"/>
+            <w:vAlign w:val="center"/>
+          </w:tcPr>
+          <w:p>
+            <w:pPr>
+              <w:spacing w:line="330" w:lineRule="atLeast"/>
+              <w:jc w:val="center"/>
+              <w:rPr>
+                <w:rFonts w:ascii="Arial" w:eastAsia="Times New Roman" w:hAnsi="Arial" w:cs="Arial"/>
+                <w:sz w:val="16"/>
+                <w:szCs w:val="16"/>
+                <w:lang w:eastAsia="it-IT"/>
+              </w:rPr>
+            </w:pPr>
+          </w:p>
+        </w:tc>
+      </w:tr>
+      <w:tr>
+        <w:trPr>
+          <w:jc w:val="center"/>
+        </w:trPr>
+        <w:tc>
+          <w:tcPr>
+            <w:tcW w:w="704" w:type="dxa"/>
             <w:shd w:val="clear" w:color="auto" w:fill="F7CAAC" w:themeFill="accent2" w:themeFillTint="66"/>
             <w:vAlign w:val="center"/>
           </w:tcPr>
@@ -15491,7 +17552,7 @@
                 <w:szCs w:val="16"/>
                 <w:lang w:val="en-US" w:eastAsia="it-IT"/>
               </w:rPr>
-              <w:t>5.1</w:t>
+              <w:t>5.0</w:t>
             </w:r>
           </w:p>
         </w:tc>
@@ -15547,7 +17608,241 @@
                 <w:szCs w:val="16"/>
                 <w:lang w:eastAsia="it-IT"/>
               </w:rPr>
-              <w:t>Factory Reset</w:t>
+              <w:t>Change PIN</w:t>
+            </w:r>
+          </w:p>
+        </w:tc>
+        <w:tc>
+          <w:tcPr>
+            <w:tcW w:w="2409" w:type="dxa"/>
+            <w:shd w:val="clear" w:color="auto" w:fill="F7CAAC" w:themeFill="accent2" w:themeFillTint="66"/>
+            <w:vAlign w:val="center"/>
+          </w:tcPr>
+          <w:p>
+            <w:pPr>
+              <w:spacing w:line="330" w:lineRule="atLeast"/>
+              <w:jc w:val="center"/>
+              <w:rPr>
+                <w:rFonts w:ascii="Arial" w:eastAsia="Times New Roman" w:hAnsi="Arial" w:cs="Arial"/>
+                <w:sz w:val="16"/>
+                <w:szCs w:val="16"/>
+                <w:lang w:eastAsia="it-IT"/>
+              </w:rPr>
+            </w:pPr>
+            <w:r>
+              <w:rPr>
+                <w:rFonts w:ascii="Arial" w:eastAsia="Times New Roman" w:hAnsi="Arial" w:cs="Arial"/>
+                <w:sz w:val="16"/>
+                <w:szCs w:val="16"/>
+                <w:lang w:eastAsia="it-IT"/>
+              </w:rPr>
+              <w:t>Solo da Tel. MASTER</w:t>
+            </w:r>
+          </w:p>
+        </w:tc>
+        <w:tc>
+          <w:tcPr>
+            <w:tcW w:w="1701" w:type="dxa"/>
+            <w:shd w:val="clear" w:color="auto" w:fill="F7CAAC" w:themeFill="accent2" w:themeFillTint="66"/>
+            <w:vAlign w:val="center"/>
+          </w:tcPr>
+          <w:p>
+            <w:pPr>
+              <w:spacing w:line="330" w:lineRule="atLeast"/>
+              <w:jc w:val="center"/>
+              <w:rPr>
+                <w:rFonts w:ascii="Arial" w:eastAsia="Times New Roman" w:hAnsi="Arial" w:cs="Arial"/>
+                <w:sz w:val="16"/>
+                <w:szCs w:val="16"/>
+                <w:lang w:eastAsia="it-IT"/>
+              </w:rPr>
+            </w:pPr>
+            <w:r>
+              <w:rPr>
+                <w:rFonts w:ascii="Arial" w:eastAsia="Times New Roman" w:hAnsi="Arial" w:cs="Arial"/>
+                <w:b/>
+                <w:bCs/>
+                <w:sz w:val="16"/>
+                <w:szCs w:val="16"/>
+                <w:lang w:eastAsia="it-IT"/>
+              </w:rPr>
+              <w:t>P</w:t>
+            </w:r>
+            <w:r>
+              <w:rPr>
+                <w:rFonts w:ascii="Arial" w:eastAsia="Times New Roman" w:hAnsi="Arial" w:cs="Arial"/>
+                <w:sz w:val="16"/>
+                <w:szCs w:val="16"/>
+                <w:lang w:eastAsia="it-IT"/>
+              </w:rPr>
+              <w:t xml:space="preserve"> 12345 54321</w:t>
+            </w:r>
+          </w:p>
+        </w:tc>
+        <w:tc>
+          <w:tcPr>
+            <w:tcW w:w="3828" w:type="dxa"/>
+            <w:shd w:val="clear" w:color="auto" w:fill="F7CAAC" w:themeFill="accent2" w:themeFillTint="66"/>
+            <w:vAlign w:val="center"/>
+          </w:tcPr>
+          <w:p>
+            <w:pPr>
+              <w:spacing w:line="330" w:lineRule="atLeast"/>
+              <w:jc w:val="center"/>
+              <w:rPr>
+                <w:rFonts w:ascii="Arial" w:eastAsia="Times New Roman" w:hAnsi="Arial" w:cs="Arial"/>
+                <w:sz w:val="16"/>
+                <w:szCs w:val="16"/>
+                <w:lang w:val="en-US" w:eastAsia="it-IT"/>
+              </w:rPr>
+            </w:pPr>
+            <w:r>
+              <w:rPr>
+                <w:rFonts w:ascii="Arial" w:eastAsia="Times New Roman" w:hAnsi="Arial" w:cs="Arial"/>
+                <w:sz w:val="16"/>
+                <w:szCs w:val="16"/>
+                <w:lang w:val="en-US" w:eastAsia="it-IT"/>
+              </w:rPr>
+              <w:t>SMS:</w:t>
+            </w:r>
+          </w:p>
+          <w:p>
+            <w:pPr>
+              <w:spacing w:line="330" w:lineRule="atLeast"/>
+              <w:jc w:val="center"/>
+              <w:rPr>
+                <w:rFonts w:ascii="Arial" w:eastAsia="Times New Roman" w:hAnsi="Arial" w:cs="Arial"/>
+                <w:sz w:val="16"/>
+                <w:szCs w:val="16"/>
+                <w:lang w:eastAsia="it-IT"/>
+              </w:rPr>
+            </w:pPr>
+            <w:r>
+              <w:rPr>
+                <w:rFonts w:ascii="Arial" w:eastAsia="Times New Roman" w:hAnsi="Arial" w:cs="Arial"/>
+                <w:sz w:val="16"/>
+                <w:szCs w:val="16"/>
+                <w:lang w:eastAsia="it-IT"/>
+              </w:rPr>
+              <w:t>"PIN SAVED"</w:t>
+            </w:r>
+          </w:p>
+        </w:tc>
+        <w:tc>
+          <w:tcPr>
+            <w:tcW w:w="992" w:type="dxa"/>
+            <w:vAlign w:val="center"/>
+          </w:tcPr>
+          <w:p>
+            <w:pPr>
+              <w:spacing w:line="330" w:lineRule="atLeast"/>
+              <w:jc w:val="center"/>
+              <w:rPr>
+                <w:rFonts w:ascii="Arial" w:eastAsia="Times New Roman" w:hAnsi="Arial" w:cs="Arial"/>
+                <w:sz w:val="16"/>
+                <w:szCs w:val="16"/>
+                <w:lang w:eastAsia="it-IT"/>
+              </w:rPr>
+            </w:pPr>
+          </w:p>
+        </w:tc>
+      </w:tr>
+      <w:tr>
+        <w:trPr>
+          <w:jc w:val="center"/>
+        </w:trPr>
+        <w:tc>
+          <w:tcPr>
+            <w:tcW w:w="704" w:type="dxa"/>
+            <w:shd w:val="clear" w:color="auto" w:fill="F7CAAC" w:themeFill="accent2" w:themeFillTint="66"/>
+            <w:vAlign w:val="center"/>
+          </w:tcPr>
+          <w:p>
+            <w:pPr>
+              <w:spacing w:line="330" w:lineRule="atLeast"/>
+              <w:jc w:val="center"/>
+              <w:rPr>
+                <w:rFonts w:ascii="Arial" w:eastAsia="Times New Roman" w:hAnsi="Arial" w:cs="Arial"/>
+                <w:sz w:val="16"/>
+                <w:szCs w:val="16"/>
+                <w:lang w:val="en-US" w:eastAsia="it-IT"/>
+              </w:rPr>
+            </w:pPr>
+            <w:r>
+              <w:rPr>
+                <w:rFonts w:ascii="Arial" w:eastAsia="Times New Roman" w:hAnsi="Arial" w:cs="Arial"/>
+                <w:sz w:val="16"/>
+                <w:szCs w:val="16"/>
+                <w:lang w:val="en-US" w:eastAsia="it-IT"/>
+              </w:rPr>
+              <w:t>5.1</w:t>
+            </w:r>
+          </w:p>
+        </w:tc>
+        <w:tc>
+          <w:tcPr>
+            <w:tcW w:w="1559" w:type="dxa"/>
+            <w:shd w:val="clear" w:color="auto" w:fill="F7CAAC" w:themeFill="accent2" w:themeFillTint="66"/>
+            <w:vAlign w:val="center"/>
+          </w:tcPr>
+          <w:p>
+            <w:pPr>
+              <w:spacing w:line="330" w:lineRule="atLeast"/>
+              <w:jc w:val="center"/>
+              <w:rPr>
+                <w:rFonts w:ascii="Arial" w:eastAsia="Times New Roman" w:hAnsi="Arial" w:cs="Arial"/>
+                <w:sz w:val="16"/>
+                <w:szCs w:val="16"/>
+                <w:lang w:eastAsia="it-IT"/>
+              </w:rPr>
+            </w:pPr>
+            <w:r>
+              <w:rPr>
+                <w:rFonts w:ascii="Arial" w:eastAsia="Times New Roman" w:hAnsi="Arial" w:cs="Arial"/>
+                <w:sz w:val="16"/>
+                <w:szCs w:val="16"/>
+                <w:lang w:eastAsia="it-IT"/>
+              </w:rPr>
+              <w:t>PIN SET</w:t>
+            </w:r>
+          </w:p>
+        </w:tc>
+        <w:tc>
+          <w:tcPr>
+            <w:tcW w:w="3828" w:type="dxa"/>
+            <w:shd w:val="clear" w:color="auto" w:fill="F7CAAC" w:themeFill="accent2" w:themeFillTint="66"/>
+            <w:vAlign w:val="center"/>
+          </w:tcPr>
+          <w:p>
+            <w:pPr>
+              <w:spacing w:line="330" w:lineRule="atLeast"/>
+              <w:jc w:val="center"/>
+              <w:rPr>
+                <w:rFonts w:ascii="Arial" w:eastAsia="Times New Roman" w:hAnsi="Arial" w:cs="Arial"/>
+                <w:sz w:val="16"/>
+                <w:szCs w:val="16"/>
+                <w:lang w:eastAsia="it-IT"/>
+              </w:rPr>
+            </w:pPr>
+            <w:proofErr w:type="spellStart"/>
+            <w:r>
+              <w:rPr>
+                <w:rFonts w:ascii="Arial" w:eastAsia="Times New Roman" w:hAnsi="Arial" w:cs="Arial"/>
+                <w:sz w:val="16"/>
+                <w:szCs w:val="16"/>
+                <w:lang w:eastAsia="it-IT"/>
+              </w:rPr>
+              <w:t>Factory</w:t>
+            </w:r>
+            <w:proofErr w:type="spellEnd"/>
+            <w:r>
+              <w:rPr>
+                <w:rFonts w:ascii="Arial" w:eastAsia="Times New Roman" w:hAnsi="Arial" w:cs="Arial"/>
+                <w:sz w:val="16"/>
+                <w:szCs w:val="16"/>
+                <w:lang w:eastAsia="it-IT"/>
+              </w:rPr>
+              <w:t xml:space="preserve"> Reset</w:t>
             </w:r>
           </w:p>
         </w:tc>
@@ -15759,7 +18054,7 @@
                     <pic:cNvPicPr/>
                   </pic:nvPicPr>
                   <pic:blipFill>
-                    <a:blip r:embed="rId11"/>
+                    <a:blip r:embed="rId8"/>
                     <a:stretch>
                       <a:fillRect/>
                     </a:stretch>
@@ -16159,6 +18454,8 @@
               </w:rPr>
               <w:t xml:space="preserve">Reset giornaliero </w:t>
             </w:r>
+            <w:proofErr w:type="spellStart"/>
+            <w:proofErr w:type="gramStart"/>
             <w:r>
               <w:rPr>
                 <w:rFonts w:ascii="Courier New" w:eastAsia="Times New Roman" w:hAnsi="Courier New" w:cs="Courier New"/>
@@ -16166,7 +18463,27 @@
                 <w:szCs w:val="20"/>
                 <w:lang w:eastAsia="it-IT"/>
               </w:rPr>
-              <w:t>initapp()</w:t>
+              <w:t>initapp</w:t>
+            </w:r>
+            <w:proofErr w:type="spellEnd"/>
+            <w:r>
+              <w:rPr>
+                <w:rFonts w:ascii="Courier New" w:eastAsia="Times New Roman" w:hAnsi="Courier New" w:cs="Courier New"/>
+                <w:sz w:val="20"/>
+                <w:szCs w:val="20"/>
+                <w:lang w:eastAsia="it-IT"/>
+              </w:rPr>
+              <w:t>(</w:t>
+            </w:r>
+            <w:proofErr w:type="gramEnd"/>
+            <w:r>
+              <w:rPr>
+                <w:rFonts w:ascii="Courier New" w:eastAsia="Times New Roman" w:hAnsi="Courier New" w:cs="Courier New"/>
+                <w:sz w:val="20"/>
+                <w:szCs w:val="20"/>
+                <w:lang w:eastAsia="it-IT"/>
+              </w:rPr>
+              <w:t>)</w:t>
             </w:r>
           </w:p>
         </w:tc>
@@ -16487,6 +18804,8 @@
           <w:lang w:val="en-US" w:eastAsia="it-IT"/>
         </w:rPr>
       </w:pPr>
+      <w:proofErr w:type="spellStart"/>
+      <w:proofErr w:type="gramStart"/>
       <w:r>
         <w:rPr>
           <w:rFonts w:ascii="Consolas" w:eastAsia="Times New Roman" w:hAnsi="Consolas" w:cs="Times New Roman"/>
@@ -16497,6 +18816,7 @@
         </w:rPr>
         <w:t>EStr</w:t>
       </w:r>
+      <w:proofErr w:type="spellEnd"/>
       <w:r>
         <w:rPr>
           <w:rFonts w:ascii="Consolas" w:eastAsia="Times New Roman" w:hAnsi="Consolas" w:cs="Times New Roman"/>
@@ -16507,6 +18827,7 @@
         </w:rPr>
         <w:t>[</w:t>
       </w:r>
+      <w:proofErr w:type="gramEnd"/>
       <w:r>
         <w:rPr>
           <w:rFonts w:ascii="Consolas" w:eastAsia="Times New Roman" w:hAnsi="Consolas" w:cs="Times New Roman"/>
@@ -16588,6 +18909,8 @@
         </w:rPr>
         <w:t xml:space="preserve"> </w:t>
       </w:r>
+      <w:proofErr w:type="spellStart"/>
+      <w:proofErr w:type="gramStart"/>
       <w:r>
         <w:rPr>
           <w:rFonts w:ascii="Consolas" w:eastAsia="Times New Roman" w:hAnsi="Consolas" w:cs="Times New Roman"/>
@@ -16598,6 +18921,7 @@
         </w:rPr>
         <w:t>phoneAut</w:t>
       </w:r>
+      <w:proofErr w:type="spellEnd"/>
       <w:r>
         <w:rPr>
           <w:rFonts w:ascii="Consolas" w:eastAsia="Times New Roman" w:hAnsi="Consolas" w:cs="Times New Roman"/>
@@ -16606,7 +18930,18 @@
           <w:szCs w:val="24"/>
           <w:lang w:val="en-US" w:eastAsia="it-IT"/>
         </w:rPr>
-        <w:t>[]</w:t>
+        <w:t>[</w:t>
+      </w:r>
+      <w:proofErr w:type="gramEnd"/>
+      <w:r>
+        <w:rPr>
+          <w:rFonts w:ascii="Consolas" w:eastAsia="Times New Roman" w:hAnsi="Consolas" w:cs="Times New Roman"/>
+          <w:color w:val="DADADA"/>
+          <w:sz w:val="24"/>
+          <w:szCs w:val="24"/>
+          <w:lang w:val="en-US" w:eastAsia="it-IT"/>
+        </w:rPr>
+        <w:t>]</w:t>
       </w:r>
       <w:r>
         <w:rPr>
@@ -16899,20 +19234,29 @@
           <w:lang w:val="en-US"/>
         </w:rPr>
       </w:pPr>
+      <w:proofErr w:type="spellStart"/>
       <w:r>
         <w:rPr>
           <w:rFonts w:ascii="Arial" w:hAnsi="Arial" w:cs="Arial"/>
           <w:lang w:val="en-US"/>
         </w:rPr>
-        <w:t>phoneAut 15 char+”/0” =&gt; 16 char</w:t>
-      </w:r>
-    </w:p>
-    <w:p>
-      <w:pPr>
+        <w:t>phoneAut</w:t>
+      </w:r>
+      <w:proofErr w:type="spellEnd"/>
+      <w:r>
         <w:rPr>
           <w:rFonts w:ascii="Arial" w:hAnsi="Arial" w:cs="Arial"/>
           <w:lang w:val="en-US"/>
         </w:rPr>
+        <w:t xml:space="preserve"> 15 char+”/0” =&gt; 16 char</w:t>
+      </w:r>
+    </w:p>
+    <w:p>
+      <w:pPr>
+        <w:rPr>
+          <w:rFonts w:ascii="Arial" w:hAnsi="Arial" w:cs="Arial"/>
+          <w:lang w:val="en-US"/>
+        </w:rPr>
       </w:pPr>
     </w:p>
     <w:p>
@@ -16937,6 +19281,7 @@
         </w:rPr>
         <w:t> </w:t>
       </w:r>
+      <w:proofErr w:type="spellStart"/>
       <w:r>
         <w:rPr>
           <w:rFonts w:ascii="Consolas" w:eastAsia="Times New Roman" w:hAnsi="Consolas" w:cs="Times New Roman"/>
@@ -16947,6 +19292,7 @@
         </w:rPr>
         <w:t>writeString</w:t>
       </w:r>
+      <w:proofErr w:type="spellEnd"/>
       <w:r>
         <w:rPr>
           <w:rFonts w:ascii="Consolas" w:eastAsia="Times New Roman" w:hAnsi="Consolas" w:cs="Times New Roman"/>
@@ -17037,6 +19383,7 @@
         </w:rPr>
         <w:t>""</w:t>
       </w:r>
+      <w:proofErr w:type="gramStart"/>
       <w:r>
         <w:rPr>
           <w:rFonts w:ascii="Consolas" w:eastAsia="Times New Roman" w:hAnsi="Consolas" w:cs="Times New Roman"/>
@@ -17055,17 +19402,28 @@
           <w:szCs w:val="24"/>
           <w:lang w:val="en-US" w:eastAsia="it-IT"/>
         </w:rPr>
-        <w:t xml:space="preserve">  //Initial Address 6 and String type data [16 char])</w:t>
-      </w:r>
-    </w:p>
-    <w:p>
-      <w:pPr>
+        <w:t xml:space="preserve">  /</w:t>
+      </w:r>
+      <w:proofErr w:type="gramEnd"/>
+      <w:r>
         <w:rPr>
           <w:rFonts w:ascii="Consolas" w:eastAsia="Times New Roman" w:hAnsi="Consolas" w:cs="Times New Roman"/>
+          <w:color w:val="57A64A"/>
           <w:sz w:val="24"/>
           <w:szCs w:val="24"/>
           <w:lang w:val="en-US" w:eastAsia="it-IT"/>
         </w:rPr>
+        <w:t>/Initial Address 6 and String type data [16 char])</w:t>
+      </w:r>
+    </w:p>
+    <w:p>
+      <w:pPr>
+        <w:rPr>
+          <w:rFonts w:ascii="Consolas" w:eastAsia="Times New Roman" w:hAnsi="Consolas" w:cs="Times New Roman"/>
+          <w:sz w:val="24"/>
+          <w:szCs w:val="24"/>
+          <w:lang w:val="en-US" w:eastAsia="it-IT"/>
+        </w:rPr>
       </w:pPr>
     </w:p>
     <w:p>
@@ -17074,6 +19432,7 @@
           <w:rFonts w:ascii="Arial" w:hAnsi="Arial" w:cs="Arial"/>
         </w:rPr>
       </w:pPr>
+      <w:proofErr w:type="spellStart"/>
       <w:r>
         <w:rPr>
           <w:rFonts w:ascii="Consolas" w:eastAsia="Times New Roman" w:hAnsi="Consolas" w:cs="Times New Roman"/>
@@ -17081,7 +19440,17 @@
           <w:szCs w:val="24"/>
           <w:lang w:eastAsia="it-IT"/>
         </w:rPr>
-        <w:t>writeString((6+i*17), "");  </w:t>
+        <w:t>writeString</w:t>
+      </w:r>
+      <w:proofErr w:type="spellEnd"/>
+      <w:r>
+        <w:rPr>
+          <w:rFonts w:ascii="Consolas" w:eastAsia="Times New Roman" w:hAnsi="Consolas" w:cs="Times New Roman"/>
+          <w:sz w:val="24"/>
+          <w:szCs w:val="24"/>
+          <w:lang w:eastAsia="it-IT"/>
+        </w:rPr>
+        <w:t>((6+i*17), "");  </w:t>
       </w:r>
     </w:p>
     <w:p>
@@ -17318,11 +19687,19 @@
           <w:rStyle w:val="CodiceHTML"/>
         </w:rPr>
       </w:pPr>
+      <w:proofErr w:type="gramStart"/>
       <w:r>
         <w:rPr>
           <w:rStyle w:val="CodiceHTML"/>
         </w:rPr>
-        <w:t>23  → inizio A1</w:t>
+        <w:t>23  →</w:t>
+      </w:r>
+      <w:proofErr w:type="gramEnd"/>
+      <w:r>
+        <w:rPr>
+          <w:rStyle w:val="CodiceHTML"/>
+        </w:rPr>
+        <w:t xml:space="preserve"> inizio A1</w:t>
       </w:r>
     </w:p>
     <w:p>
@@ -17332,23 +19709,39 @@
           <w:rStyle w:val="CodiceHTML"/>
         </w:rPr>
       </w:pPr>
+      <w:proofErr w:type="gramStart"/>
       <w:r>
         <w:rPr>
           <w:rStyle w:val="CodiceHTML"/>
         </w:rPr>
         <w:lastRenderedPageBreak/>
-        <w:t>40  → inizio A2</w:t>
+        <w:t>40  →</w:t>
+      </w:r>
+      <w:proofErr w:type="gramEnd"/>
+      <w:r>
+        <w:rPr>
+          <w:rStyle w:val="CodiceHTML"/>
+        </w:rPr>
+        <w:t xml:space="preserve"> inizio A2</w:t>
       </w:r>
     </w:p>
     <w:p>
       <w:pPr>
         <w:pStyle w:val="PreformattatoHTML"/>
       </w:pPr>
+      <w:proofErr w:type="gramStart"/>
       <w:r>
         <w:rPr>
           <w:rStyle w:val="CodiceHTML"/>
         </w:rPr>
-        <w:t>57  → inizio A3</w:t>
+        <w:t>57  →</w:t>
+      </w:r>
+      <w:proofErr w:type="gramEnd"/>
+      <w:r>
+        <w:rPr>
+          <w:rStyle w:val="CodiceHTML"/>
+        </w:rPr>
+        <w:t xml:space="preserve"> inizio A3</w:t>
       </w:r>
     </w:p>
     <w:p>
@@ -17366,11 +19759,19 @@
           <w:rStyle w:val="CodiceHTML"/>
         </w:rPr>
       </w:pPr>
+      <w:proofErr w:type="gramStart"/>
       <w:r>
         <w:rPr>
           <w:rStyle w:val="CodiceHTML"/>
         </w:rPr>
-        <w:t>6  ... 22   Master</w:t>
+        <w:t>6  ...</w:t>
+      </w:r>
+      <w:proofErr w:type="gramEnd"/>
+      <w:r>
+        <w:rPr>
+          <w:rStyle w:val="CodiceHTML"/>
+        </w:rPr>
+        <w:t xml:space="preserve"> 22   Master</w:t>
       </w:r>
     </w:p>
     <w:p>
@@ -17435,12 +19836,14 @@
           <w:rFonts w:ascii="Arial" w:hAnsi="Arial" w:cs="Arial"/>
         </w:rPr>
       </w:pPr>
+      <w:proofErr w:type="spellStart"/>
       <w:r>
         <w:rPr>
           <w:rFonts w:ascii="Arial" w:hAnsi="Arial" w:cs="Arial"/>
         </w:rPr>
         <w:t>EStr</w:t>
       </w:r>
+      <w:proofErr w:type="spellEnd"/>
     </w:p>
     <w:p>
       <w:pPr>
@@ -17448,12 +19851,14 @@
           <w:rFonts w:ascii="Arial" w:hAnsi="Arial" w:cs="Arial"/>
         </w:rPr>
       </w:pPr>
+      <w:proofErr w:type="spellStart"/>
       <w:r>
         <w:rPr>
           <w:rFonts w:ascii="Arial" w:hAnsi="Arial" w:cs="Arial"/>
         </w:rPr>
         <w:t>phoneAuth</w:t>
       </w:r>
+      <w:proofErr w:type="spellEnd"/>
     </w:p>
     <w:p>
       <w:pPr>
@@ -19137,7 +21542,7 @@
   <w:style w:type="paragraph" w:default="1" w:styleId="Normale">
     <w:name w:val="Normal"/>
     <w:qFormat/>
-    <w:rsid w:val="005A21A0"/>
+    <w:rsid w:val="0003154A"/>
   </w:style>
   <w:style w:type="paragraph" w:styleId="Titolo3">
     <w:name w:val="heading 3"/>

--- a/SMS Manager for Power monitoring.docx
+++ b/SMS Manager for Power monitoring.docx
@@ -66,7 +66,6 @@
         </w:rPr>
         <w:t xml:space="preserve">  </w:t>
       </w:r>
-      <w:proofErr w:type="spellStart"/>
       <w:r>
         <w:rPr>
           <w:rFonts w:ascii="Arial" w:eastAsia="Times New Roman" w:hAnsi="Arial" w:cs="Arial"/>
@@ -77,20 +76,39 @@
           <w:szCs w:val="28"/>
           <w:lang w:val="en-US" w:eastAsia="it-IT"/>
         </w:rPr>
-        <w:t>Specifiche</w:t>
-      </w:r>
-      <w:proofErr w:type="spellEnd"/>
-      <w:r>
-        <w:rPr>
-          <w:rFonts w:ascii="Arial" w:eastAsia="Times New Roman" w:hAnsi="Arial" w:cs="Arial"/>
-          <w:b/>
-          <w:bCs/>
-          <w:color w:val="000000" w:themeColor="text1"/>
-          <w:sz w:val="28"/>
-          <w:szCs w:val="28"/>
+        <w:t>Specifiche:</w:t>
+      </w:r>
+    </w:p>
+    <w:p>
+      <w:pPr>
+        <w:spacing w:after="240" w:line="330" w:lineRule="atLeast"/>
+        <w:rPr>
+          <w:rFonts w:ascii="Arial" w:eastAsia="Times New Roman" w:hAnsi="Arial" w:cs="Arial"/>
+          <w:color w:val="000000" w:themeColor="text1"/>
+          <w:sz w:val="24"/>
+          <w:szCs w:val="24"/>
+          <w:lang w:eastAsia="it-IT"/>
+        </w:rPr>
+      </w:pPr>
+      <w:r>
+        <w:rPr>
+          <w:rFonts w:ascii="Arial" w:eastAsia="Times New Roman" w:hAnsi="Arial" w:cs="Arial"/>
+          <w:color w:val="000000" w:themeColor="text1"/>
+          <w:sz w:val="24"/>
+          <w:szCs w:val="24"/>
           <w:lang w:val="en-US" w:eastAsia="it-IT"/>
         </w:rPr>
-        <w:t>:</w:t>
+        <w:t xml:space="preserve">  </w:t>
+      </w:r>
+      <w:r>
+        <w:rPr>
+          <w:rFonts w:ascii="Arial" w:eastAsia="Times New Roman" w:hAnsi="Arial" w:cs="Arial"/>
+          <w:color w:val="000000" w:themeColor="text1"/>
+          <w:sz w:val="24"/>
+          <w:szCs w:val="24"/>
+          <w:lang w:eastAsia="it-IT"/>
+        </w:rPr>
+        <w:t>-     Verifica corretta registrazione</w:t>
       </w:r>
     </w:p>
     <w:p>
@@ -110,63 +128,9 @@
           <w:color w:val="000000" w:themeColor="text1"/>
           <w:sz w:val="24"/>
           <w:szCs w:val="24"/>
-          <w:lang w:val="en-US" w:eastAsia="it-IT"/>
-        </w:rPr>
-        <w:t xml:space="preserve">  </w:t>
-      </w:r>
-      <w:r>
-        <w:rPr>
-          <w:rFonts w:ascii="Arial" w:eastAsia="Times New Roman" w:hAnsi="Arial" w:cs="Arial"/>
-          <w:color w:val="000000" w:themeColor="text1"/>
-          <w:sz w:val="24"/>
-          <w:szCs w:val="24"/>
-          <w:lang w:eastAsia="it-IT"/>
-        </w:rPr>
-        <w:t>-     Verifica corretta registrazione</w:t>
-      </w:r>
-    </w:p>
-    <w:p>
-      <w:pPr>
-        <w:spacing w:after="240" w:line="330" w:lineRule="atLeast"/>
-        <w:rPr>
-          <w:rFonts w:ascii="Arial" w:eastAsia="Times New Roman" w:hAnsi="Arial" w:cs="Arial"/>
-          <w:color w:val="000000" w:themeColor="text1"/>
-          <w:sz w:val="24"/>
-          <w:szCs w:val="24"/>
-          <w:lang w:eastAsia="it-IT"/>
-        </w:rPr>
-      </w:pPr>
-      <w:r>
-        <w:rPr>
-          <w:rFonts w:ascii="Arial" w:eastAsia="Times New Roman" w:hAnsi="Arial" w:cs="Arial"/>
-          <w:color w:val="000000" w:themeColor="text1"/>
-          <w:sz w:val="24"/>
-          <w:szCs w:val="24"/>
-          <w:lang w:eastAsia="it-IT"/>
-        </w:rPr>
-        <w:t>  -     </w:t>
-      </w:r>
-      <w:proofErr w:type="spellStart"/>
-      <w:r>
-        <w:rPr>
-          <w:rFonts w:ascii="Arial" w:eastAsia="Times New Roman" w:hAnsi="Arial" w:cs="Arial"/>
-          <w:color w:val="000000" w:themeColor="text1"/>
-          <w:sz w:val="24"/>
-          <w:szCs w:val="24"/>
-          <w:lang w:eastAsia="it-IT"/>
-        </w:rPr>
-        <w:t>Reinizializzazione</w:t>
-      </w:r>
-      <w:proofErr w:type="spellEnd"/>
-      <w:r>
-        <w:rPr>
-          <w:rFonts w:ascii="Arial" w:eastAsia="Times New Roman" w:hAnsi="Arial" w:cs="Arial"/>
-          <w:color w:val="000000" w:themeColor="text1"/>
-          <w:sz w:val="24"/>
-          <w:szCs w:val="24"/>
-          <w:lang w:eastAsia="it-IT"/>
-        </w:rPr>
-        <w:t xml:space="preserve"> ogni 24 ore (ogni giorno) ad ora prestabilita</w:t>
+          <w:lang w:eastAsia="it-IT"/>
+        </w:rPr>
+        <w:t>  -     Reinizializzazione ogni 24 ore (ogni giorno) ad ora prestabilita</w:t>
       </w:r>
       <w:r>
         <w:rPr>
@@ -434,29 +398,7 @@
           <w:szCs w:val="24"/>
           <w:lang w:eastAsia="it-IT"/>
         </w:rPr>
-        <w:t xml:space="preserve"> Comando SMS (D</w:t>
-      </w:r>
-      <w:proofErr w:type="gramStart"/>
-      <w:r>
-        <w:rPr>
-          <w:rFonts w:ascii="Arial" w:eastAsia="Times New Roman" w:hAnsi="Arial" w:cs="Arial"/>
-          <w:color w:val="000000" w:themeColor="text1"/>
-          <w:sz w:val="24"/>
-          <w:szCs w:val="24"/>
-          <w:lang w:eastAsia="it-IT"/>
-        </w:rPr>
-        <w:t>)  Cancellazione</w:t>
-      </w:r>
-      <w:proofErr w:type="gramEnd"/>
-      <w:r>
-        <w:rPr>
-          <w:rFonts w:ascii="Arial" w:eastAsia="Times New Roman" w:hAnsi="Arial" w:cs="Arial"/>
-          <w:color w:val="000000" w:themeColor="text1"/>
-          <w:sz w:val="24"/>
-          <w:szCs w:val="24"/>
-          <w:lang w:eastAsia="it-IT"/>
-        </w:rPr>
-        <w:t xml:space="preserve"> numeri ausiliari</w:t>
+        <w:t xml:space="preserve"> Comando SMS (D)  Cancellazione numeri ausiliari</w:t>
       </w:r>
     </w:p>
     <w:p>
@@ -511,9 +453,8 @@
           <w:szCs w:val="24"/>
           <w:lang w:eastAsia="it-IT"/>
         </w:rPr>
-        <w:t xml:space="preserve">Master </w:t>
-      </w:r>
-      <w:proofErr w:type="gramStart"/>
+        <w:t>Master V</w:t>
+      </w:r>
       <w:r>
         <w:rPr>
           <w:rFonts w:ascii="Arial" w:eastAsia="Times New Roman" w:hAnsi="Arial" w:cs="Arial"/>
@@ -524,18 +465,6 @@
           <w:szCs w:val="24"/>
           <w:lang w:eastAsia="it-IT"/>
         </w:rPr>
-        <w:t>V</w:t>
-      </w:r>
-      <w:r>
-        <w:rPr>
-          <w:rFonts w:ascii="Arial" w:eastAsia="Times New Roman" w:hAnsi="Arial" w:cs="Arial"/>
-          <w:i/>
-          <w:iCs/>
-          <w:color w:val="000000" w:themeColor="text1"/>
-          <w:sz w:val="24"/>
-          <w:szCs w:val="24"/>
-          <w:lang w:eastAsia="it-IT"/>
-        </w:rPr>
         <w:t>uoto</w:t>
       </w:r>
       <w:r>
@@ -546,18 +475,7 @@
           <w:szCs w:val="24"/>
           <w:lang w:eastAsia="it-IT"/>
         </w:rPr>
-        <w:t xml:space="preserve">  Comando</w:t>
-      </w:r>
-      <w:proofErr w:type="gramEnd"/>
-      <w:r>
-        <w:rPr>
-          <w:rFonts w:ascii="Arial" w:eastAsia="Times New Roman" w:hAnsi="Arial" w:cs="Arial"/>
-          <w:color w:val="000000" w:themeColor="text1"/>
-          <w:sz w:val="24"/>
-          <w:szCs w:val="24"/>
-          <w:lang w:eastAsia="it-IT"/>
-        </w:rPr>
-        <w:t xml:space="preserve"> SMS (</w:t>
+        <w:t xml:space="preserve">  Comando SMS (</w:t>
       </w:r>
       <w:r>
         <w:rPr>
@@ -694,41 +612,17 @@
           <w:szCs w:val="24"/>
           <w:lang w:eastAsia="it-IT"/>
         </w:rPr>
-        <w:t xml:space="preserve">Da </w:t>
-      </w:r>
-      <w:proofErr w:type="gramStart"/>
-      <w:r>
-        <w:rPr>
-          <w:rFonts w:ascii="Arial" w:eastAsia="Times New Roman" w:hAnsi="Arial" w:cs="Arial"/>
-          <w:i/>
-          <w:iCs/>
-          <w:color w:val="000000" w:themeColor="text1"/>
-          <w:sz w:val="24"/>
-          <w:szCs w:val="24"/>
-          <w:lang w:eastAsia="it-IT"/>
-        </w:rPr>
-        <w:t>Master</w:t>
-      </w:r>
-      <w:r>
-        <w:rPr>
-          <w:rFonts w:ascii="Arial" w:eastAsia="Times New Roman" w:hAnsi="Arial" w:cs="Arial"/>
-          <w:color w:val="000000" w:themeColor="text1"/>
-          <w:sz w:val="24"/>
-          <w:szCs w:val="24"/>
-          <w:lang w:eastAsia="it-IT"/>
-        </w:rPr>
-        <w:t xml:space="preserve">  Comando</w:t>
-      </w:r>
-      <w:proofErr w:type="gramEnd"/>
-      <w:r>
-        <w:rPr>
-          <w:rFonts w:ascii="Arial" w:eastAsia="Times New Roman" w:hAnsi="Arial" w:cs="Arial"/>
-          <w:color w:val="000000" w:themeColor="text1"/>
-          <w:sz w:val="24"/>
-          <w:szCs w:val="24"/>
-          <w:lang w:eastAsia="it-IT"/>
-        </w:rPr>
-        <w:t xml:space="preserve"> SMS (</w:t>
+        <w:t>Da Master</w:t>
+      </w:r>
+      <w:r>
+        <w:rPr>
+          <w:rFonts w:ascii="Arial" w:eastAsia="Times New Roman" w:hAnsi="Arial" w:cs="Arial"/>
+          <w:color w:val="000000" w:themeColor="text1"/>
+          <w:sz w:val="24"/>
+          <w:szCs w:val="24"/>
+          <w:lang w:eastAsia="it-IT"/>
+        </w:rPr>
+        <w:t xml:space="preserve">  Comando SMS (</w:t>
       </w:r>
       <w:r>
         <w:rPr>
@@ -798,29 +692,7 @@
           <w:szCs w:val="24"/>
           <w:lang w:eastAsia="it-IT"/>
         </w:rPr>
-        <w:t xml:space="preserve">su comando M (per definizione Master da vuoto) o </w:t>
-      </w:r>
-      <w:proofErr w:type="spellStart"/>
-      <w:r>
-        <w:rPr>
-          <w:rFonts w:ascii="Arial" w:eastAsia="Times New Roman" w:hAnsi="Arial" w:cs="Arial"/>
-          <w:color w:val="000000" w:themeColor="text1"/>
-          <w:sz w:val="24"/>
-          <w:szCs w:val="24"/>
-          <w:lang w:eastAsia="it-IT"/>
-        </w:rPr>
-        <w:t>factory</w:t>
-      </w:r>
-      <w:proofErr w:type="spellEnd"/>
-      <w:r>
-        <w:rPr>
-          <w:rFonts w:ascii="Arial" w:eastAsia="Times New Roman" w:hAnsi="Arial" w:cs="Arial"/>
-          <w:color w:val="000000" w:themeColor="text1"/>
-          <w:sz w:val="24"/>
-          <w:szCs w:val="24"/>
-          <w:lang w:eastAsia="it-IT"/>
-        </w:rPr>
-        <w:t xml:space="preserve"> reset da comando M</w:t>
+        <w:t>su comando M (per definizione Master da vuoto) o factory reset da comando M</w:t>
       </w:r>
     </w:p>
     <w:p>
@@ -924,7 +796,6 @@
         </w:rPr>
         <w:t xml:space="preserve"> Comando SMS (</w:t>
       </w:r>
-      <w:proofErr w:type="spellStart"/>
       <w:r>
         <w:rPr>
           <w:rFonts w:ascii="Arial" w:eastAsia="Times New Roman" w:hAnsi="Arial" w:cs="Arial"/>
@@ -955,7 +826,6 @@
         </w:rPr>
         <w:t>PinVecchio+PinNuovo</w:t>
       </w:r>
-      <w:proofErr w:type="spellEnd"/>
       <w:r>
         <w:rPr>
           <w:rFonts w:ascii="Arial" w:eastAsia="Times New Roman" w:hAnsi="Arial" w:cs="Arial"/>
@@ -1035,51 +905,17 @@
           <w:szCs w:val="24"/>
           <w:lang w:eastAsia="it-IT"/>
         </w:rPr>
-        <w:t xml:space="preserve">(NON </w:t>
-      </w:r>
-      <w:proofErr w:type="gramStart"/>
-      <w:r>
-        <w:rPr>
-          <w:rFonts w:ascii="Arial" w:eastAsia="Times New Roman" w:hAnsi="Arial" w:cs="Arial"/>
-          <w:color w:val="000000" w:themeColor="text1"/>
-          <w:sz w:val="24"/>
-          <w:szCs w:val="24"/>
-          <w:lang w:eastAsia="it-IT"/>
-        </w:rPr>
-        <w:t xml:space="preserve">Implementato)   </w:t>
-      </w:r>
-      <w:proofErr w:type="gramEnd"/>
-      <w:r>
-        <w:rPr>
-          <w:rFonts w:ascii="Arial" w:eastAsia="Times New Roman" w:hAnsi="Arial" w:cs="Arial"/>
-          <w:color w:val="000000" w:themeColor="text1"/>
-          <w:sz w:val="24"/>
-          <w:szCs w:val="24"/>
-          <w:lang w:eastAsia="it-IT"/>
-        </w:rPr>
-        <w:t xml:space="preserve"> Salvataggio STATO </w:t>
-      </w:r>
-      <w:proofErr w:type="spellStart"/>
-      <w:r>
-        <w:rPr>
-          <w:rFonts w:ascii="Arial" w:eastAsia="Times New Roman" w:hAnsi="Arial" w:cs="Arial"/>
-          <w:color w:val="000000" w:themeColor="text1"/>
-          <w:sz w:val="24"/>
-          <w:szCs w:val="24"/>
-          <w:lang w:eastAsia="it-IT"/>
-        </w:rPr>
-        <w:t>Pwr</w:t>
-      </w:r>
-      <w:proofErr w:type="spellEnd"/>
-      <w:r>
-        <w:rPr>
-          <w:rFonts w:ascii="Arial" w:eastAsia="Times New Roman" w:hAnsi="Arial" w:cs="Arial"/>
-          <w:color w:val="000000" w:themeColor="text1"/>
-          <w:sz w:val="24"/>
-          <w:szCs w:val="24"/>
-          <w:lang w:eastAsia="it-IT"/>
-        </w:rPr>
-        <w:t xml:space="preserve"> </w:t>
+        <w:t xml:space="preserve">(NON Implementato)    Salvataggio STATO </w:t>
+      </w:r>
+      <w:r>
+        <w:rPr>
+          <w:rFonts w:ascii="Arial" w:eastAsia="Times New Roman" w:hAnsi="Arial" w:cs="Arial"/>
+          <w:color w:val="000000" w:themeColor="text1"/>
+          <w:sz w:val="24"/>
+          <w:szCs w:val="24"/>
+          <w:lang w:eastAsia="it-IT"/>
+        </w:rPr>
+        <w:t xml:space="preserve">Pwr </w:t>
       </w:r>
       <w:r>
         <w:rPr>
@@ -1273,29 +1109,7 @@
           <w:szCs w:val="24"/>
           <w:lang w:eastAsia="it-IT"/>
         </w:rPr>
-        <w:t xml:space="preserve">- Monitora la tensione di rete tramite un trasformatore e la libreria </w:t>
-      </w:r>
-      <w:proofErr w:type="spellStart"/>
-      <w:r>
-        <w:rPr>
-          <w:rFonts w:ascii="Arial" w:eastAsia="Times New Roman" w:hAnsi="Arial" w:cs="Arial"/>
-          <w:color w:val="000000" w:themeColor="text1"/>
-          <w:sz w:val="24"/>
-          <w:szCs w:val="24"/>
-          <w:lang w:eastAsia="it-IT"/>
-        </w:rPr>
-        <w:t>EmonLib</w:t>
-      </w:r>
-      <w:proofErr w:type="spellEnd"/>
-      <w:r>
-        <w:rPr>
-          <w:rFonts w:ascii="Arial" w:eastAsia="Times New Roman" w:hAnsi="Arial" w:cs="Arial"/>
-          <w:color w:val="000000" w:themeColor="text1"/>
-          <w:sz w:val="24"/>
-          <w:szCs w:val="24"/>
-          <w:lang w:eastAsia="it-IT"/>
-        </w:rPr>
-        <w:t>.</w:t>
+        <w:t>- Monitora la tensione di rete tramite un trasformatore e la libreria EmonLib.</w:t>
       </w:r>
     </w:p>
     <w:p>
@@ -1989,29 +1803,7 @@
           <w:szCs w:val="24"/>
           <w:lang w:eastAsia="it-IT"/>
         </w:rPr>
-        <w:t xml:space="preserve"> </w:t>
-      </w:r>
-      <w:proofErr w:type="spellStart"/>
-      <w:r>
-        <w:rPr>
-          <w:rFonts w:ascii="Arial" w:eastAsia="Times New Roman" w:hAnsi="Arial" w:cs="Arial"/>
-          <w:color w:val="000000" w:themeColor="text1"/>
-          <w:sz w:val="24"/>
-          <w:szCs w:val="24"/>
-          <w:lang w:eastAsia="it-IT"/>
-        </w:rPr>
-        <w:t>Factory</w:t>
-      </w:r>
-      <w:proofErr w:type="spellEnd"/>
-      <w:r>
-        <w:rPr>
-          <w:rFonts w:ascii="Arial" w:eastAsia="Times New Roman" w:hAnsi="Arial" w:cs="Arial"/>
-          <w:color w:val="000000" w:themeColor="text1"/>
-          <w:sz w:val="24"/>
-          <w:szCs w:val="24"/>
-          <w:lang w:eastAsia="it-IT"/>
-        </w:rPr>
-        <w:t xml:space="preserve"> reset - </w:t>
+        <w:t xml:space="preserve"> Factory reset - </w:t>
       </w:r>
       <w:r>
         <w:rPr>
@@ -2254,10 +2046,1073 @@
           <w:szCs w:val="24"/>
           <w:lang w:eastAsia="it-IT"/>
         </w:rPr>
-        <w:t xml:space="preserve">Paese       </w:t>
-      </w:r>
-      <w:proofErr w:type="gramStart"/>
-      <w:r>
+        <w:t>Paese       Prefisso  Esempio internazionale  Cifre numeriche*  Caratteri con +</w:t>
+      </w:r>
+    </w:p>
+    <w:p>
+      <w:pPr>
+        <w:spacing w:after="240" w:line="330" w:lineRule="atLeast"/>
+        <w:rPr>
+          <w:rFonts w:ascii="Arial" w:eastAsia="Times New Roman" w:hAnsi="Arial" w:cs="Arial"/>
+          <w:color w:val="000000" w:themeColor="text1"/>
+          <w:sz w:val="24"/>
+          <w:szCs w:val="24"/>
+          <w:lang w:eastAsia="it-IT"/>
+        </w:rPr>
+      </w:pPr>
+      <w:r>
+        <w:rPr>
+          <w:rFonts w:ascii="Segoe UI Emoji" w:eastAsia="Times New Roman" w:hAnsi="Segoe UI Emoji" w:cs="Segoe UI Emoji"/>
+          <w:color w:val="000000" w:themeColor="text1"/>
+          <w:sz w:val="24"/>
+          <w:szCs w:val="24"/>
+          <w:lang w:eastAsia="it-IT"/>
+        </w:rPr>
+        <w:t>🇮🇹</w:t>
+      </w:r>
+      <w:r>
+        <w:rPr>
+          <w:rFonts w:ascii="Arial" w:eastAsia="Times New Roman" w:hAnsi="Arial" w:cs="Arial"/>
+          <w:color w:val="000000" w:themeColor="text1"/>
+          <w:sz w:val="24"/>
+          <w:szCs w:val="24"/>
+          <w:lang w:eastAsia="it-IT"/>
+        </w:rPr>
+        <w:t xml:space="preserve"> Italia     </w:t>
+      </w:r>
+      <w:r>
+        <w:rPr>
+          <w:rFonts w:ascii="Arial" w:eastAsia="Times New Roman" w:hAnsi="Arial" w:cs="Arial"/>
+          <w:color w:val="000000" w:themeColor="text1"/>
+          <w:sz w:val="24"/>
+          <w:szCs w:val="24"/>
+          <w:lang w:eastAsia="it-IT"/>
+        </w:rPr>
+        <w:tab/>
+      </w:r>
+      <w:r>
+        <w:rPr>
+          <w:rFonts w:ascii="Arial" w:eastAsia="Times New Roman" w:hAnsi="Arial" w:cs="Arial"/>
+          <w:color w:val="000000" w:themeColor="text1"/>
+          <w:sz w:val="24"/>
+          <w:szCs w:val="24"/>
+          <w:lang w:eastAsia="it-IT"/>
+        </w:rPr>
+        <w:tab/>
+      </w:r>
+      <w:r>
+        <w:rPr>
+          <w:rFonts w:ascii="Arial" w:eastAsia="Times New Roman" w:hAnsi="Arial" w:cs="Arial"/>
+          <w:color w:val="000000" w:themeColor="text1"/>
+          <w:sz w:val="24"/>
+          <w:szCs w:val="24"/>
+          <w:lang w:eastAsia="it-IT"/>
+        </w:rPr>
+        <w:t>+39     +393391255597</w:t>
+      </w:r>
+      <w:r>
+        <w:rPr>
+          <w:rFonts w:ascii="Arial" w:eastAsia="Times New Roman" w:hAnsi="Arial" w:cs="Arial"/>
+          <w:color w:val="000000" w:themeColor="text1"/>
+          <w:sz w:val="24"/>
+          <w:szCs w:val="24"/>
+          <w:lang w:eastAsia="it-IT"/>
+        </w:rPr>
+        <w:tab/>
+      </w:r>
+      <w:r>
+        <w:rPr>
+          <w:rFonts w:ascii="Arial" w:eastAsia="Times New Roman" w:hAnsi="Arial" w:cs="Arial"/>
+          <w:color w:val="000000" w:themeColor="text1"/>
+          <w:sz w:val="24"/>
+          <w:szCs w:val="24"/>
+          <w:lang w:eastAsia="it-IT"/>
+        </w:rPr>
+        <w:tab/>
+      </w:r>
+      <w:r>
+        <w:rPr>
+          <w:rFonts w:ascii="Arial" w:eastAsia="Times New Roman" w:hAnsi="Arial" w:cs="Arial"/>
+          <w:color w:val="000000" w:themeColor="text1"/>
+          <w:sz w:val="24"/>
+          <w:szCs w:val="24"/>
+          <w:lang w:eastAsia="it-IT"/>
+        </w:rPr>
+        <w:tab/>
+      </w:r>
+      <w:r>
+        <w:rPr>
+          <w:rFonts w:ascii="Arial" w:eastAsia="Times New Roman" w:hAnsi="Arial" w:cs="Arial"/>
+          <w:color w:val="000000" w:themeColor="text1"/>
+          <w:sz w:val="24"/>
+          <w:szCs w:val="24"/>
+          <w:lang w:eastAsia="it-IT"/>
+        </w:rPr>
+        <w:t>12</w:t>
+      </w:r>
+      <w:r>
+        <w:rPr>
+          <w:rFonts w:ascii="Arial" w:eastAsia="Times New Roman" w:hAnsi="Arial" w:cs="Arial"/>
+          <w:color w:val="000000" w:themeColor="text1"/>
+          <w:sz w:val="24"/>
+          <w:szCs w:val="24"/>
+          <w:lang w:eastAsia="it-IT"/>
+        </w:rPr>
+        <w:tab/>
+      </w:r>
+      <w:r>
+        <w:rPr>
+          <w:rFonts w:ascii="Arial" w:eastAsia="Times New Roman" w:hAnsi="Arial" w:cs="Arial"/>
+          <w:color w:val="000000" w:themeColor="text1"/>
+          <w:sz w:val="24"/>
+          <w:szCs w:val="24"/>
+          <w:lang w:eastAsia="it-IT"/>
+        </w:rPr>
+        <w:tab/>
+      </w:r>
+      <w:r>
+        <w:rPr>
+          <w:rFonts w:ascii="Arial" w:eastAsia="Times New Roman" w:hAnsi="Arial" w:cs="Arial"/>
+          <w:color w:val="000000" w:themeColor="text1"/>
+          <w:sz w:val="24"/>
+          <w:szCs w:val="24"/>
+          <w:lang w:eastAsia="it-IT"/>
+        </w:rPr>
+        <w:t>13</w:t>
+      </w:r>
+    </w:p>
+    <w:p>
+      <w:pPr>
+        <w:spacing w:after="240" w:line="330" w:lineRule="atLeast"/>
+        <w:rPr>
+          <w:rFonts w:ascii="Arial" w:eastAsia="Times New Roman" w:hAnsi="Arial" w:cs="Arial"/>
+          <w:color w:val="000000" w:themeColor="text1"/>
+          <w:sz w:val="24"/>
+          <w:szCs w:val="24"/>
+          <w:lang w:eastAsia="it-IT"/>
+        </w:rPr>
+      </w:pPr>
+      <w:r>
+        <w:rPr>
+          <w:rFonts w:ascii="Segoe UI Emoji" w:eastAsia="Times New Roman" w:hAnsi="Segoe UI Emoji" w:cs="Segoe UI Emoji"/>
+          <w:color w:val="000000" w:themeColor="text1"/>
+          <w:sz w:val="24"/>
+          <w:szCs w:val="24"/>
+          <w:lang w:eastAsia="it-IT"/>
+        </w:rPr>
+        <w:t>🇩🇪</w:t>
+      </w:r>
+      <w:r>
+        <w:rPr>
+          <w:rFonts w:ascii="Arial" w:eastAsia="Times New Roman" w:hAnsi="Arial" w:cs="Arial"/>
+          <w:color w:val="000000" w:themeColor="text1"/>
+          <w:sz w:val="24"/>
+          <w:szCs w:val="24"/>
+          <w:lang w:eastAsia="it-IT"/>
+        </w:rPr>
+        <w:t xml:space="preserve"> Germania </w:t>
+      </w:r>
+      <w:r>
+        <w:rPr>
+          <w:rFonts w:ascii="Arial" w:eastAsia="Times New Roman" w:hAnsi="Arial" w:cs="Arial"/>
+          <w:color w:val="000000" w:themeColor="text1"/>
+          <w:sz w:val="24"/>
+          <w:szCs w:val="24"/>
+          <w:lang w:eastAsia="it-IT"/>
+        </w:rPr>
+        <w:tab/>
+      </w:r>
+      <w:r>
+        <w:rPr>
+          <w:rFonts w:ascii="Arial" w:eastAsia="Times New Roman" w:hAnsi="Arial" w:cs="Arial"/>
+          <w:color w:val="000000" w:themeColor="text1"/>
+          <w:sz w:val="24"/>
+          <w:szCs w:val="24"/>
+          <w:lang w:eastAsia="it-IT"/>
+        </w:rPr>
+        <w:t>+49     +4915123456789</w:t>
+      </w:r>
+      <w:r>
+        <w:rPr>
+          <w:rFonts w:ascii="Arial" w:eastAsia="Times New Roman" w:hAnsi="Arial" w:cs="Arial"/>
+          <w:color w:val="000000" w:themeColor="text1"/>
+          <w:sz w:val="24"/>
+          <w:szCs w:val="24"/>
+          <w:lang w:eastAsia="it-IT"/>
+        </w:rPr>
+        <w:tab/>
+      </w:r>
+      <w:r>
+        <w:rPr>
+          <w:rFonts w:ascii="Arial" w:eastAsia="Times New Roman" w:hAnsi="Arial" w:cs="Arial"/>
+          <w:color w:val="000000" w:themeColor="text1"/>
+          <w:sz w:val="24"/>
+          <w:szCs w:val="24"/>
+          <w:lang w:eastAsia="it-IT"/>
+        </w:rPr>
+        <w:tab/>
+      </w:r>
+      <w:r>
+        <w:rPr>
+          <w:rFonts w:ascii="Arial" w:eastAsia="Times New Roman" w:hAnsi="Arial" w:cs="Arial"/>
+          <w:color w:val="000000" w:themeColor="text1"/>
+          <w:sz w:val="24"/>
+          <w:szCs w:val="24"/>
+          <w:lang w:eastAsia="it-IT"/>
+        </w:rPr>
+        <w:tab/>
+      </w:r>
+      <w:r>
+        <w:rPr>
+          <w:rFonts w:ascii="Arial" w:eastAsia="Times New Roman" w:hAnsi="Arial" w:cs="Arial"/>
+          <w:color w:val="000000" w:themeColor="text1"/>
+          <w:sz w:val="24"/>
+          <w:szCs w:val="24"/>
+          <w:lang w:eastAsia="it-IT"/>
+        </w:rPr>
+        <w:t>13              </w:t>
+      </w:r>
+      <w:r>
+        <w:rPr>
+          <w:rFonts w:ascii="Arial" w:eastAsia="Times New Roman" w:hAnsi="Arial" w:cs="Arial"/>
+          <w:color w:val="000000" w:themeColor="text1"/>
+          <w:sz w:val="24"/>
+          <w:szCs w:val="24"/>
+          <w:lang w:eastAsia="it-IT"/>
+        </w:rPr>
+        <w:tab/>
+      </w:r>
+      <w:r>
+        <w:rPr>
+          <w:rFonts w:ascii="Arial" w:eastAsia="Times New Roman" w:hAnsi="Arial" w:cs="Arial"/>
+          <w:color w:val="000000" w:themeColor="text1"/>
+          <w:sz w:val="24"/>
+          <w:szCs w:val="24"/>
+          <w:lang w:eastAsia="it-IT"/>
+        </w:rPr>
+        <w:t>14</w:t>
+      </w:r>
+    </w:p>
+    <w:p>
+      <w:pPr>
+        <w:spacing w:after="240" w:line="330" w:lineRule="atLeast"/>
+        <w:rPr>
+          <w:rFonts w:ascii="Arial" w:eastAsia="Times New Roman" w:hAnsi="Arial" w:cs="Arial"/>
+          <w:color w:val="000000" w:themeColor="text1"/>
+          <w:sz w:val="24"/>
+          <w:szCs w:val="24"/>
+          <w:lang w:eastAsia="it-IT"/>
+        </w:rPr>
+      </w:pPr>
+      <w:r>
+        <w:rPr>
+          <w:rFonts w:ascii="Segoe UI Emoji" w:eastAsia="Times New Roman" w:hAnsi="Segoe UI Emoji" w:cs="Segoe UI Emoji"/>
+          <w:color w:val="000000" w:themeColor="text1"/>
+          <w:sz w:val="24"/>
+          <w:szCs w:val="24"/>
+          <w:lang w:eastAsia="it-IT"/>
+        </w:rPr>
+        <w:t>🇸🇪</w:t>
+      </w:r>
+      <w:r>
+        <w:rPr>
+          <w:rFonts w:ascii="Arial" w:eastAsia="Times New Roman" w:hAnsi="Arial" w:cs="Arial"/>
+          <w:color w:val="000000" w:themeColor="text1"/>
+          <w:sz w:val="24"/>
+          <w:szCs w:val="24"/>
+          <w:lang w:eastAsia="it-IT"/>
+        </w:rPr>
+        <w:t xml:space="preserve"> Svezia     </w:t>
+      </w:r>
+      <w:r>
+        <w:rPr>
+          <w:rFonts w:ascii="Arial" w:eastAsia="Times New Roman" w:hAnsi="Arial" w:cs="Arial"/>
+          <w:color w:val="000000" w:themeColor="text1"/>
+          <w:sz w:val="24"/>
+          <w:szCs w:val="24"/>
+          <w:lang w:eastAsia="it-IT"/>
+        </w:rPr>
+        <w:tab/>
+      </w:r>
+      <w:r>
+        <w:rPr>
+          <w:rFonts w:ascii="Arial" w:eastAsia="Times New Roman" w:hAnsi="Arial" w:cs="Arial"/>
+          <w:color w:val="000000" w:themeColor="text1"/>
+          <w:sz w:val="24"/>
+          <w:szCs w:val="24"/>
+          <w:lang w:eastAsia="it-IT"/>
+        </w:rPr>
+        <w:tab/>
+      </w:r>
+      <w:r>
+        <w:rPr>
+          <w:rFonts w:ascii="Arial" w:eastAsia="Times New Roman" w:hAnsi="Arial" w:cs="Arial"/>
+          <w:color w:val="000000" w:themeColor="text1"/>
+          <w:sz w:val="24"/>
+          <w:szCs w:val="24"/>
+          <w:lang w:eastAsia="it-IT"/>
+        </w:rPr>
+        <w:t>+46     +46701234567</w:t>
+      </w:r>
+      <w:r>
+        <w:rPr>
+          <w:rFonts w:ascii="Arial" w:eastAsia="Times New Roman" w:hAnsi="Arial" w:cs="Arial"/>
+          <w:color w:val="000000" w:themeColor="text1"/>
+          <w:sz w:val="24"/>
+          <w:szCs w:val="24"/>
+          <w:lang w:eastAsia="it-IT"/>
+        </w:rPr>
+        <w:tab/>
+      </w:r>
+      <w:r>
+        <w:rPr>
+          <w:rFonts w:ascii="Arial" w:eastAsia="Times New Roman" w:hAnsi="Arial" w:cs="Arial"/>
+          <w:color w:val="000000" w:themeColor="text1"/>
+          <w:sz w:val="24"/>
+          <w:szCs w:val="24"/>
+          <w:lang w:eastAsia="it-IT"/>
+        </w:rPr>
+        <w:tab/>
+      </w:r>
+      <w:r>
+        <w:rPr>
+          <w:rFonts w:ascii="Arial" w:eastAsia="Times New Roman" w:hAnsi="Arial" w:cs="Arial"/>
+          <w:color w:val="000000" w:themeColor="text1"/>
+          <w:sz w:val="24"/>
+          <w:szCs w:val="24"/>
+          <w:lang w:eastAsia="it-IT"/>
+        </w:rPr>
+        <w:tab/>
+      </w:r>
+      <w:r>
+        <w:rPr>
+          <w:rFonts w:ascii="Arial" w:eastAsia="Times New Roman" w:hAnsi="Arial" w:cs="Arial"/>
+          <w:color w:val="000000" w:themeColor="text1"/>
+          <w:sz w:val="24"/>
+          <w:szCs w:val="24"/>
+          <w:lang w:eastAsia="it-IT"/>
+        </w:rPr>
+        <w:t>11              </w:t>
+      </w:r>
+      <w:r>
+        <w:rPr>
+          <w:rFonts w:ascii="Arial" w:eastAsia="Times New Roman" w:hAnsi="Arial" w:cs="Arial"/>
+          <w:color w:val="000000" w:themeColor="text1"/>
+          <w:sz w:val="24"/>
+          <w:szCs w:val="24"/>
+          <w:lang w:eastAsia="it-IT"/>
+        </w:rPr>
+        <w:tab/>
+      </w:r>
+      <w:r>
+        <w:rPr>
+          <w:rFonts w:ascii="Arial" w:eastAsia="Times New Roman" w:hAnsi="Arial" w:cs="Arial"/>
+          <w:color w:val="000000" w:themeColor="text1"/>
+          <w:sz w:val="24"/>
+          <w:szCs w:val="24"/>
+          <w:lang w:eastAsia="it-IT"/>
+        </w:rPr>
+        <w:t>12</w:t>
+      </w:r>
+    </w:p>
+    <w:p>
+      <w:pPr>
+        <w:spacing w:after="240" w:line="330" w:lineRule="atLeast"/>
+        <w:rPr>
+          <w:rFonts w:ascii="Arial" w:eastAsia="Times New Roman" w:hAnsi="Arial" w:cs="Arial"/>
+          <w:color w:val="000000" w:themeColor="text1"/>
+          <w:sz w:val="24"/>
+          <w:szCs w:val="24"/>
+          <w:lang w:eastAsia="it-IT"/>
+        </w:rPr>
+      </w:pPr>
+      <w:r>
+        <w:rPr>
+          <w:rFonts w:ascii="Segoe UI Emoji" w:eastAsia="Times New Roman" w:hAnsi="Segoe UI Emoji" w:cs="Segoe UI Emoji"/>
+          <w:color w:val="000000" w:themeColor="text1"/>
+          <w:sz w:val="24"/>
+          <w:szCs w:val="24"/>
+          <w:lang w:eastAsia="it-IT"/>
+        </w:rPr>
+        <w:t>🇫🇮</w:t>
+      </w:r>
+      <w:r>
+        <w:rPr>
+          <w:rFonts w:ascii="Arial" w:eastAsia="Times New Roman" w:hAnsi="Arial" w:cs="Arial"/>
+          <w:color w:val="000000" w:themeColor="text1"/>
+          <w:sz w:val="24"/>
+          <w:szCs w:val="24"/>
+          <w:lang w:eastAsia="it-IT"/>
+        </w:rPr>
+        <w:t xml:space="preserve"> Finlandia</w:t>
+      </w:r>
+      <w:r>
+        <w:rPr>
+          <w:rFonts w:ascii="Arial" w:eastAsia="Times New Roman" w:hAnsi="Arial" w:cs="Arial"/>
+          <w:color w:val="000000" w:themeColor="text1"/>
+          <w:sz w:val="24"/>
+          <w:szCs w:val="24"/>
+          <w:lang w:eastAsia="it-IT"/>
+        </w:rPr>
+        <w:tab/>
+      </w:r>
+      <w:r>
+        <w:rPr>
+          <w:rFonts w:ascii="Arial" w:eastAsia="Times New Roman" w:hAnsi="Arial" w:cs="Arial"/>
+          <w:color w:val="000000" w:themeColor="text1"/>
+          <w:sz w:val="24"/>
+          <w:szCs w:val="24"/>
+          <w:lang w:eastAsia="it-IT"/>
+        </w:rPr>
+        <w:tab/>
+      </w:r>
+      <w:r>
+        <w:rPr>
+          <w:rFonts w:ascii="Arial" w:eastAsia="Times New Roman" w:hAnsi="Arial" w:cs="Arial"/>
+          <w:color w:val="000000" w:themeColor="text1"/>
+          <w:sz w:val="24"/>
+          <w:szCs w:val="24"/>
+          <w:lang w:eastAsia="it-IT"/>
+        </w:rPr>
+        <w:t>+358  +358451234567</w:t>
+      </w:r>
+      <w:r>
+        <w:rPr>
+          <w:rFonts w:ascii="Arial" w:eastAsia="Times New Roman" w:hAnsi="Arial" w:cs="Arial"/>
+          <w:color w:val="000000" w:themeColor="text1"/>
+          <w:sz w:val="24"/>
+          <w:szCs w:val="24"/>
+          <w:lang w:eastAsia="it-IT"/>
+        </w:rPr>
+        <w:tab/>
+      </w:r>
+      <w:r>
+        <w:rPr>
+          <w:rFonts w:ascii="Arial" w:eastAsia="Times New Roman" w:hAnsi="Arial" w:cs="Arial"/>
+          <w:color w:val="000000" w:themeColor="text1"/>
+          <w:sz w:val="24"/>
+          <w:szCs w:val="24"/>
+          <w:lang w:eastAsia="it-IT"/>
+        </w:rPr>
+        <w:tab/>
+      </w:r>
+      <w:r>
+        <w:rPr>
+          <w:rFonts w:ascii="Arial" w:eastAsia="Times New Roman" w:hAnsi="Arial" w:cs="Arial"/>
+          <w:color w:val="000000" w:themeColor="text1"/>
+          <w:sz w:val="24"/>
+          <w:szCs w:val="24"/>
+          <w:lang w:eastAsia="it-IT"/>
+        </w:rPr>
+        <w:tab/>
+      </w:r>
+      <w:r>
+        <w:rPr>
+          <w:rFonts w:ascii="Arial" w:eastAsia="Times New Roman" w:hAnsi="Arial" w:cs="Arial"/>
+          <w:color w:val="000000" w:themeColor="text1"/>
+          <w:sz w:val="24"/>
+          <w:szCs w:val="24"/>
+          <w:lang w:eastAsia="it-IT"/>
+        </w:rPr>
+        <w:t>12              </w:t>
+      </w:r>
+      <w:r>
+        <w:rPr>
+          <w:rFonts w:ascii="Arial" w:eastAsia="Times New Roman" w:hAnsi="Arial" w:cs="Arial"/>
+          <w:color w:val="000000" w:themeColor="text1"/>
+          <w:sz w:val="24"/>
+          <w:szCs w:val="24"/>
+          <w:lang w:eastAsia="it-IT"/>
+        </w:rPr>
+        <w:tab/>
+      </w:r>
+      <w:r>
+        <w:rPr>
+          <w:rFonts w:ascii="Arial" w:eastAsia="Times New Roman" w:hAnsi="Arial" w:cs="Arial"/>
+          <w:color w:val="000000" w:themeColor="text1"/>
+          <w:sz w:val="24"/>
+          <w:szCs w:val="24"/>
+          <w:lang w:eastAsia="it-IT"/>
+        </w:rPr>
+        <w:t>13</w:t>
+      </w:r>
+    </w:p>
+    <w:p>
+      <w:pPr>
+        <w:spacing w:after="240" w:line="330" w:lineRule="atLeast"/>
+        <w:rPr>
+          <w:rFonts w:ascii="Arial" w:eastAsia="Times New Roman" w:hAnsi="Arial" w:cs="Arial"/>
+          <w:color w:val="000000" w:themeColor="text1"/>
+          <w:sz w:val="24"/>
+          <w:szCs w:val="24"/>
+          <w:lang w:eastAsia="it-IT"/>
+        </w:rPr>
+      </w:pPr>
+      <w:r>
+        <w:rPr>
+          <w:rFonts w:ascii="Segoe UI Emoji" w:eastAsia="Times New Roman" w:hAnsi="Segoe UI Emoji" w:cs="Segoe UI Emoji"/>
+          <w:color w:val="000000" w:themeColor="text1"/>
+          <w:sz w:val="24"/>
+          <w:szCs w:val="24"/>
+          <w:lang w:eastAsia="it-IT"/>
+        </w:rPr>
+        <w:t>🇮🇸</w:t>
+      </w:r>
+      <w:r>
+        <w:rPr>
+          <w:rFonts w:ascii="Arial" w:eastAsia="Times New Roman" w:hAnsi="Arial" w:cs="Arial"/>
+          <w:color w:val="000000" w:themeColor="text1"/>
+          <w:sz w:val="24"/>
+          <w:szCs w:val="24"/>
+          <w:lang w:eastAsia="it-IT"/>
+        </w:rPr>
+        <w:t xml:space="preserve"> Islanda</w:t>
+      </w:r>
+      <w:r>
+        <w:rPr>
+          <w:rFonts w:ascii="Arial" w:eastAsia="Times New Roman" w:hAnsi="Arial" w:cs="Arial"/>
+          <w:color w:val="000000" w:themeColor="text1"/>
+          <w:sz w:val="24"/>
+          <w:szCs w:val="24"/>
+          <w:lang w:eastAsia="it-IT"/>
+        </w:rPr>
+        <w:tab/>
+      </w:r>
+      <w:r>
+        <w:rPr>
+          <w:rFonts w:ascii="Arial" w:eastAsia="Times New Roman" w:hAnsi="Arial" w:cs="Arial"/>
+          <w:color w:val="000000" w:themeColor="text1"/>
+          <w:sz w:val="24"/>
+          <w:szCs w:val="24"/>
+          <w:lang w:eastAsia="it-IT"/>
+        </w:rPr>
+        <w:tab/>
+      </w:r>
+      <w:r>
+        <w:rPr>
+          <w:rFonts w:ascii="Arial" w:eastAsia="Times New Roman" w:hAnsi="Arial" w:cs="Arial"/>
+          <w:color w:val="000000" w:themeColor="text1"/>
+          <w:sz w:val="24"/>
+          <w:szCs w:val="24"/>
+          <w:lang w:eastAsia="it-IT"/>
+        </w:rPr>
+        <w:t>+354</w:t>
+      </w:r>
+      <w:r>
+        <w:rPr>
+          <w:rFonts w:ascii="Arial" w:eastAsia="Times New Roman" w:hAnsi="Arial" w:cs="Arial"/>
+          <w:color w:val="000000" w:themeColor="text1"/>
+          <w:sz w:val="24"/>
+          <w:szCs w:val="24"/>
+          <w:lang w:eastAsia="it-IT"/>
+        </w:rPr>
+        <w:tab/>
+        <w:t>+354 611 1234</w:t>
+      </w:r>
+      <w:r>
+        <w:rPr>
+          <w:rFonts w:ascii="Arial" w:eastAsia="Times New Roman" w:hAnsi="Arial" w:cs="Arial"/>
+          <w:color w:val="000000" w:themeColor="text1"/>
+          <w:sz w:val="24"/>
+          <w:szCs w:val="24"/>
+          <w:lang w:eastAsia="it-IT"/>
+        </w:rPr>
+        <w:tab/>
+      </w:r>
+      <w:r>
+        <w:rPr>
+          <w:rFonts w:ascii="Arial" w:eastAsia="Times New Roman" w:hAnsi="Arial" w:cs="Arial"/>
+          <w:color w:val="000000" w:themeColor="text1"/>
+          <w:sz w:val="24"/>
+          <w:szCs w:val="24"/>
+          <w:lang w:eastAsia="it-IT"/>
+        </w:rPr>
+        <w:tab/>
+      </w:r>
+      <w:r>
+        <w:rPr>
+          <w:rFonts w:ascii="Arial" w:eastAsia="Times New Roman" w:hAnsi="Arial" w:cs="Arial"/>
+          <w:color w:val="000000" w:themeColor="text1"/>
+          <w:sz w:val="24"/>
+          <w:szCs w:val="24"/>
+          <w:lang w:eastAsia="it-IT"/>
+        </w:rPr>
+        <w:tab/>
+      </w:r>
+      <w:r>
+        <w:rPr>
+          <w:rFonts w:ascii="Arial" w:eastAsia="Times New Roman" w:hAnsi="Arial" w:cs="Arial"/>
+          <w:color w:val="000000" w:themeColor="text1"/>
+          <w:sz w:val="24"/>
+          <w:szCs w:val="24"/>
+          <w:lang w:eastAsia="it-IT"/>
+        </w:rPr>
+        <w:t xml:space="preserve">10     </w:t>
+      </w:r>
+      <w:r>
+        <w:rPr>
+          <w:rFonts w:ascii="Arial" w:eastAsia="Times New Roman" w:hAnsi="Arial" w:cs="Arial"/>
+          <w:color w:val="000000" w:themeColor="text1"/>
+          <w:sz w:val="24"/>
+          <w:szCs w:val="24"/>
+          <w:lang w:eastAsia="it-IT"/>
+        </w:rPr>
+        <w:tab/>
+      </w:r>
+      <w:r>
+        <w:rPr>
+          <w:rFonts w:ascii="Arial" w:eastAsia="Times New Roman" w:hAnsi="Arial" w:cs="Arial"/>
+          <w:color w:val="000000" w:themeColor="text1"/>
+          <w:sz w:val="24"/>
+          <w:szCs w:val="24"/>
+          <w:lang w:eastAsia="it-IT"/>
+        </w:rPr>
+        <w:tab/>
+      </w:r>
+      <w:r>
+        <w:rPr>
+          <w:rFonts w:ascii="Arial" w:eastAsia="Times New Roman" w:hAnsi="Arial" w:cs="Arial"/>
+          <w:color w:val="000000" w:themeColor="text1"/>
+          <w:sz w:val="24"/>
+          <w:szCs w:val="24"/>
+          <w:lang w:eastAsia="it-IT"/>
+        </w:rPr>
+        <w:t>11</w:t>
+      </w:r>
+    </w:p>
+    <w:p>
+      <w:pPr>
+        <w:spacing w:after="240" w:line="330" w:lineRule="atLeast"/>
+        <w:rPr>
+          <w:rFonts w:ascii="Arial" w:eastAsia="Times New Roman" w:hAnsi="Arial" w:cs="Arial"/>
+          <w:color w:val="000000" w:themeColor="text1"/>
+          <w:sz w:val="24"/>
+          <w:szCs w:val="24"/>
+          <w:lang w:eastAsia="it-IT"/>
+        </w:rPr>
+      </w:pPr>
+      <w:r>
+        <w:rPr>
+          <w:rFonts w:ascii="Segoe UI Emoji" w:eastAsia="Times New Roman" w:hAnsi="Segoe UI Emoji" w:cs="Segoe UI Emoji"/>
+          <w:color w:val="000000" w:themeColor="text1"/>
+          <w:sz w:val="24"/>
+          <w:szCs w:val="24"/>
+          <w:lang w:eastAsia="it-IT"/>
+        </w:rPr>
+        <w:t>🇳🇴</w:t>
+      </w:r>
+      <w:r>
+        <w:rPr>
+          <w:rFonts w:ascii="Arial" w:eastAsia="Times New Roman" w:hAnsi="Arial" w:cs="Arial"/>
+          <w:color w:val="000000" w:themeColor="text1"/>
+          <w:sz w:val="24"/>
+          <w:szCs w:val="24"/>
+          <w:lang w:eastAsia="it-IT"/>
+        </w:rPr>
+        <w:t xml:space="preserve"> Norvegia</w:t>
+      </w:r>
+      <w:r>
+        <w:rPr>
+          <w:rFonts w:ascii="Arial" w:eastAsia="Times New Roman" w:hAnsi="Arial" w:cs="Arial"/>
+          <w:color w:val="000000" w:themeColor="text1"/>
+          <w:sz w:val="24"/>
+          <w:szCs w:val="24"/>
+          <w:lang w:eastAsia="it-IT"/>
+        </w:rPr>
+        <w:tab/>
+      </w:r>
+      <w:r>
+        <w:rPr>
+          <w:rFonts w:ascii="Arial" w:eastAsia="Times New Roman" w:hAnsi="Arial" w:cs="Arial"/>
+          <w:color w:val="000000" w:themeColor="text1"/>
+          <w:sz w:val="24"/>
+          <w:szCs w:val="24"/>
+          <w:lang w:eastAsia="it-IT"/>
+        </w:rPr>
+        <w:tab/>
+      </w:r>
+      <w:r>
+        <w:rPr>
+          <w:rFonts w:ascii="Arial" w:eastAsia="Times New Roman" w:hAnsi="Arial" w:cs="Arial"/>
+          <w:color w:val="000000" w:themeColor="text1"/>
+          <w:sz w:val="24"/>
+          <w:szCs w:val="24"/>
+          <w:lang w:eastAsia="it-IT"/>
+        </w:rPr>
+        <w:t>+47</w:t>
+      </w:r>
+      <w:r>
+        <w:rPr>
+          <w:rFonts w:ascii="Arial" w:eastAsia="Times New Roman" w:hAnsi="Arial" w:cs="Arial"/>
+          <w:color w:val="000000" w:themeColor="text1"/>
+          <w:sz w:val="24"/>
+          <w:szCs w:val="24"/>
+          <w:lang w:eastAsia="it-IT"/>
+        </w:rPr>
+        <w:tab/>
+        <w:t>+47 912 34 567</w:t>
+      </w:r>
+      <w:r>
+        <w:rPr>
+          <w:rFonts w:ascii="Arial" w:eastAsia="Times New Roman" w:hAnsi="Arial" w:cs="Arial"/>
+          <w:color w:val="000000" w:themeColor="text1"/>
+          <w:sz w:val="24"/>
+          <w:szCs w:val="24"/>
+          <w:lang w:eastAsia="it-IT"/>
+        </w:rPr>
+        <w:tab/>
+      </w:r>
+      <w:r>
+        <w:rPr>
+          <w:rFonts w:ascii="Arial" w:eastAsia="Times New Roman" w:hAnsi="Arial" w:cs="Arial"/>
+          <w:color w:val="000000" w:themeColor="text1"/>
+          <w:sz w:val="24"/>
+          <w:szCs w:val="24"/>
+          <w:lang w:eastAsia="it-IT"/>
+        </w:rPr>
+        <w:tab/>
+      </w:r>
+      <w:r>
+        <w:rPr>
+          <w:rFonts w:ascii="Arial" w:eastAsia="Times New Roman" w:hAnsi="Arial" w:cs="Arial"/>
+          <w:color w:val="000000" w:themeColor="text1"/>
+          <w:sz w:val="24"/>
+          <w:szCs w:val="24"/>
+          <w:lang w:eastAsia="it-IT"/>
+        </w:rPr>
+        <w:tab/>
+      </w:r>
+      <w:r>
+        <w:rPr>
+          <w:rFonts w:ascii="Arial" w:eastAsia="Times New Roman" w:hAnsi="Arial" w:cs="Arial"/>
+          <w:color w:val="000000" w:themeColor="text1"/>
+          <w:sz w:val="24"/>
+          <w:szCs w:val="24"/>
+          <w:lang w:eastAsia="it-IT"/>
+        </w:rPr>
+        <w:t xml:space="preserve">10     </w:t>
+      </w:r>
+      <w:r>
+        <w:rPr>
+          <w:rFonts w:ascii="Arial" w:eastAsia="Times New Roman" w:hAnsi="Arial" w:cs="Arial"/>
+          <w:color w:val="000000" w:themeColor="text1"/>
+          <w:sz w:val="24"/>
+          <w:szCs w:val="24"/>
+          <w:lang w:eastAsia="it-IT"/>
+        </w:rPr>
+        <w:tab/>
+      </w:r>
+      <w:r>
+        <w:rPr>
+          <w:rFonts w:ascii="Arial" w:eastAsia="Times New Roman" w:hAnsi="Arial" w:cs="Arial"/>
+          <w:color w:val="000000" w:themeColor="text1"/>
+          <w:sz w:val="24"/>
+          <w:szCs w:val="24"/>
+          <w:lang w:eastAsia="it-IT"/>
+        </w:rPr>
+        <w:tab/>
+      </w:r>
+      <w:r>
+        <w:rPr>
+          <w:rFonts w:ascii="Arial" w:eastAsia="Times New Roman" w:hAnsi="Arial" w:cs="Arial"/>
+          <w:color w:val="000000" w:themeColor="text1"/>
+          <w:sz w:val="24"/>
+          <w:szCs w:val="24"/>
+          <w:lang w:eastAsia="it-IT"/>
+        </w:rPr>
+        <w:t>11</w:t>
+      </w:r>
+    </w:p>
+    <w:p>
+      <w:pPr>
+        <w:spacing w:after="240" w:line="330" w:lineRule="atLeast"/>
+        <w:rPr>
+          <w:rFonts w:ascii="Arial" w:eastAsia="Times New Roman" w:hAnsi="Arial" w:cs="Arial"/>
+          <w:color w:val="000000" w:themeColor="text1"/>
+          <w:sz w:val="24"/>
+          <w:szCs w:val="24"/>
+          <w:lang w:eastAsia="it-IT"/>
+        </w:rPr>
+      </w:pPr>
+      <w:r>
+        <w:rPr>
+          <w:rFonts w:ascii="Segoe UI Emoji" w:eastAsia="Times New Roman" w:hAnsi="Segoe UI Emoji" w:cs="Segoe UI Emoji"/>
+          <w:color w:val="000000" w:themeColor="text1"/>
+          <w:sz w:val="24"/>
+          <w:szCs w:val="24"/>
+          <w:lang w:eastAsia="it-IT"/>
+        </w:rPr>
+        <w:t>🇩🇰</w:t>
+      </w:r>
+      <w:r>
+        <w:rPr>
+          <w:rFonts w:ascii="Arial" w:eastAsia="Times New Roman" w:hAnsi="Arial" w:cs="Arial"/>
+          <w:color w:val="000000" w:themeColor="text1"/>
+          <w:sz w:val="24"/>
+          <w:szCs w:val="24"/>
+          <w:lang w:eastAsia="it-IT"/>
+        </w:rPr>
+        <w:t xml:space="preserve"> Danimarca</w:t>
+      </w:r>
+      <w:r>
+        <w:rPr>
+          <w:rFonts w:ascii="Arial" w:eastAsia="Times New Roman" w:hAnsi="Arial" w:cs="Arial"/>
+          <w:color w:val="000000" w:themeColor="text1"/>
+          <w:sz w:val="24"/>
+          <w:szCs w:val="24"/>
+          <w:lang w:eastAsia="it-IT"/>
+        </w:rPr>
+        <w:tab/>
+      </w:r>
+      <w:r>
+        <w:rPr>
+          <w:rFonts w:ascii="Arial" w:eastAsia="Times New Roman" w:hAnsi="Arial" w:cs="Arial"/>
+          <w:color w:val="000000" w:themeColor="text1"/>
+          <w:sz w:val="24"/>
+          <w:szCs w:val="24"/>
+          <w:lang w:eastAsia="it-IT"/>
+        </w:rPr>
+        <w:t>+45</w:t>
+      </w:r>
+      <w:r>
+        <w:rPr>
+          <w:rFonts w:ascii="Arial" w:eastAsia="Times New Roman" w:hAnsi="Arial" w:cs="Arial"/>
+          <w:color w:val="000000" w:themeColor="text1"/>
+          <w:sz w:val="24"/>
+          <w:szCs w:val="24"/>
+          <w:lang w:eastAsia="it-IT"/>
+        </w:rPr>
+        <w:tab/>
+        <w:t>+45 20 12 34 56</w:t>
+      </w:r>
+      <w:r>
+        <w:rPr>
+          <w:rFonts w:ascii="Arial" w:eastAsia="Times New Roman" w:hAnsi="Arial" w:cs="Arial"/>
+          <w:color w:val="000000" w:themeColor="text1"/>
+          <w:sz w:val="24"/>
+          <w:szCs w:val="24"/>
+          <w:lang w:eastAsia="it-IT"/>
+        </w:rPr>
+        <w:tab/>
+      </w:r>
+      <w:r>
+        <w:rPr>
+          <w:rFonts w:ascii="Arial" w:eastAsia="Times New Roman" w:hAnsi="Arial" w:cs="Arial"/>
+          <w:color w:val="000000" w:themeColor="text1"/>
+          <w:sz w:val="24"/>
+          <w:szCs w:val="24"/>
+          <w:lang w:eastAsia="it-IT"/>
+        </w:rPr>
+        <w:tab/>
+      </w:r>
+      <w:r>
+        <w:rPr>
+          <w:rFonts w:ascii="Arial" w:eastAsia="Times New Roman" w:hAnsi="Arial" w:cs="Arial"/>
+          <w:color w:val="000000" w:themeColor="text1"/>
+          <w:sz w:val="24"/>
+          <w:szCs w:val="24"/>
+          <w:lang w:eastAsia="it-IT"/>
+        </w:rPr>
+        <w:tab/>
+      </w:r>
+      <w:r>
+        <w:rPr>
+          <w:rFonts w:ascii="Arial" w:eastAsia="Times New Roman" w:hAnsi="Arial" w:cs="Arial"/>
+          <w:color w:val="000000" w:themeColor="text1"/>
+          <w:sz w:val="24"/>
+          <w:szCs w:val="24"/>
+          <w:lang w:eastAsia="it-IT"/>
+        </w:rPr>
+        <w:t xml:space="preserve">10     </w:t>
+      </w:r>
+      <w:r>
+        <w:rPr>
+          <w:rFonts w:ascii="Arial" w:eastAsia="Times New Roman" w:hAnsi="Arial" w:cs="Arial"/>
+          <w:color w:val="000000" w:themeColor="text1"/>
+          <w:sz w:val="24"/>
+          <w:szCs w:val="24"/>
+          <w:lang w:eastAsia="it-IT"/>
+        </w:rPr>
+        <w:tab/>
+      </w:r>
+      <w:r>
+        <w:rPr>
+          <w:rFonts w:ascii="Arial" w:eastAsia="Times New Roman" w:hAnsi="Arial" w:cs="Arial"/>
+          <w:color w:val="000000" w:themeColor="text1"/>
+          <w:sz w:val="24"/>
+          <w:szCs w:val="24"/>
+          <w:lang w:eastAsia="it-IT"/>
+        </w:rPr>
+        <w:tab/>
+      </w:r>
+      <w:r>
+        <w:rPr>
+          <w:rFonts w:ascii="Arial" w:eastAsia="Times New Roman" w:hAnsi="Arial" w:cs="Arial"/>
+          <w:color w:val="000000" w:themeColor="text1"/>
+          <w:sz w:val="24"/>
+          <w:szCs w:val="24"/>
+          <w:lang w:eastAsia="it-IT"/>
+        </w:rPr>
+        <w:t>11</w:t>
+      </w:r>
+    </w:p>
+    <w:p>
+      <w:pPr>
+        <w:spacing w:after="240" w:line="330" w:lineRule="atLeast"/>
+        <w:rPr>
+          <w:rFonts w:ascii="Arial" w:eastAsia="Times New Roman" w:hAnsi="Arial" w:cs="Arial"/>
+          <w:color w:val="000000" w:themeColor="text1"/>
+          <w:sz w:val="24"/>
+          <w:szCs w:val="24"/>
+          <w:lang w:eastAsia="it-IT"/>
+        </w:rPr>
+      </w:pPr>
+      <w:r>
+        <w:rPr>
+          <w:rFonts w:ascii="Segoe UI Emoji" w:eastAsia="Times New Roman" w:hAnsi="Segoe UI Emoji" w:cs="Segoe UI Emoji"/>
+          <w:color w:val="000000" w:themeColor="text1"/>
+          <w:sz w:val="24"/>
+          <w:szCs w:val="24"/>
+          <w:lang w:eastAsia="it-IT"/>
+        </w:rPr>
+        <w:t>🇱🇮</w:t>
+      </w:r>
+      <w:r>
+        <w:rPr>
+          <w:rFonts w:ascii="Arial" w:eastAsia="Times New Roman" w:hAnsi="Arial" w:cs="Arial"/>
+          <w:color w:val="000000" w:themeColor="text1"/>
+          <w:sz w:val="24"/>
+          <w:szCs w:val="24"/>
+          <w:lang w:eastAsia="it-IT"/>
+        </w:rPr>
+        <w:t xml:space="preserve"> Liechtenstein</w:t>
+      </w:r>
+      <w:r>
+        <w:rPr>
+          <w:rFonts w:ascii="Arial" w:eastAsia="Times New Roman" w:hAnsi="Arial" w:cs="Arial"/>
+          <w:color w:val="000000" w:themeColor="text1"/>
+          <w:sz w:val="24"/>
+          <w:szCs w:val="24"/>
+          <w:lang w:eastAsia="it-IT"/>
+        </w:rPr>
+        <w:tab/>
+        <w:t>+423</w:t>
+      </w:r>
+      <w:r>
+        <w:rPr>
+          <w:rFonts w:ascii="Arial" w:eastAsia="Times New Roman" w:hAnsi="Arial" w:cs="Arial"/>
+          <w:color w:val="000000" w:themeColor="text1"/>
+          <w:sz w:val="24"/>
+          <w:szCs w:val="24"/>
+          <w:lang w:eastAsia="it-IT"/>
+        </w:rPr>
+        <w:tab/>
+        <w:t>+423 661 12 34</w:t>
+      </w:r>
+      <w:r>
+        <w:rPr>
+          <w:rFonts w:ascii="Arial" w:eastAsia="Times New Roman" w:hAnsi="Arial" w:cs="Arial"/>
+          <w:color w:val="000000" w:themeColor="text1"/>
+          <w:sz w:val="24"/>
+          <w:szCs w:val="24"/>
+          <w:lang w:eastAsia="it-IT"/>
+        </w:rPr>
+        <w:tab/>
+      </w:r>
+      <w:r>
+        <w:rPr>
+          <w:rFonts w:ascii="Arial" w:eastAsia="Times New Roman" w:hAnsi="Arial" w:cs="Arial"/>
+          <w:color w:val="000000" w:themeColor="text1"/>
+          <w:sz w:val="24"/>
+          <w:szCs w:val="24"/>
+          <w:lang w:eastAsia="it-IT"/>
+        </w:rPr>
+        <w:tab/>
+      </w:r>
+      <w:r>
+        <w:rPr>
+          <w:rFonts w:ascii="Arial" w:eastAsia="Times New Roman" w:hAnsi="Arial" w:cs="Arial"/>
+          <w:color w:val="000000" w:themeColor="text1"/>
+          <w:sz w:val="24"/>
+          <w:szCs w:val="24"/>
+          <w:lang w:eastAsia="it-IT"/>
+        </w:rPr>
+        <w:tab/>
+      </w:r>
+      <w:r>
+        <w:rPr>
+          <w:rFonts w:ascii="Arial" w:eastAsia="Times New Roman" w:hAnsi="Arial" w:cs="Arial"/>
+          <w:color w:val="000000" w:themeColor="text1"/>
+          <w:sz w:val="24"/>
+          <w:szCs w:val="24"/>
+          <w:lang w:eastAsia="it-IT"/>
+        </w:rPr>
+        <w:t xml:space="preserve">10     </w:t>
+      </w:r>
+      <w:r>
+        <w:rPr>
+          <w:rFonts w:ascii="Arial" w:eastAsia="Times New Roman" w:hAnsi="Arial" w:cs="Arial"/>
+          <w:color w:val="000000" w:themeColor="text1"/>
+          <w:sz w:val="24"/>
+          <w:szCs w:val="24"/>
+          <w:lang w:eastAsia="it-IT"/>
+        </w:rPr>
+        <w:tab/>
+      </w:r>
+      <w:r>
+        <w:rPr>
+          <w:rFonts w:ascii="Arial" w:eastAsia="Times New Roman" w:hAnsi="Arial" w:cs="Arial"/>
+          <w:color w:val="000000" w:themeColor="text1"/>
+          <w:sz w:val="24"/>
+          <w:szCs w:val="24"/>
+          <w:lang w:eastAsia="it-IT"/>
+        </w:rPr>
+        <w:tab/>
+      </w:r>
+      <w:r>
+        <w:rPr>
+          <w:rFonts w:ascii="Arial" w:eastAsia="Times New Roman" w:hAnsi="Arial" w:cs="Arial"/>
+          <w:color w:val="000000" w:themeColor="text1"/>
+          <w:sz w:val="24"/>
+          <w:szCs w:val="24"/>
+          <w:lang w:eastAsia="it-IT"/>
+        </w:rPr>
+        <w:t>11</w:t>
+      </w:r>
+    </w:p>
+    <w:p>
+      <w:pPr>
+        <w:spacing w:after="240" w:line="330" w:lineRule="atLeast"/>
+        <w:rPr>
+          <w:lang w:eastAsia="it-IT"/>
+        </w:rPr>
+      </w:pPr>
+    </w:p>
+    <w:p>
+      <w:pPr>
+        <w:spacing w:after="240" w:line="330" w:lineRule="atLeast"/>
+        <w:rPr>
+          <w:rFonts w:ascii="Arial" w:eastAsia="Times New Roman" w:hAnsi="Arial" w:cs="Arial"/>
+          <w:color w:val="000000" w:themeColor="text1"/>
+          <w:sz w:val="24"/>
+          <w:szCs w:val="24"/>
+          <w:lang w:eastAsia="it-IT"/>
+        </w:rPr>
+      </w:pPr>
+      <w:r>
+        <w:rPr>
+          <w:rFonts w:ascii="Arial" w:eastAsia="Times New Roman" w:hAnsi="Arial" w:cs="Arial"/>
+          <w:color w:val="000000" w:themeColor="text1"/>
+          <w:sz w:val="24"/>
+          <w:szCs w:val="24"/>
+          <w:lang w:eastAsia="it-IT"/>
+        </w:rPr>
+        <w:t xml:space="preserve">  </w:t>
+      </w:r>
+    </w:p>
+    <w:p>
+      <w:pPr>
+        <w:spacing w:after="240" w:line="330" w:lineRule="atLeast"/>
         <w:rPr>
           <w:rFonts w:ascii="Arial" w:eastAsia="Times New Roman" w:hAnsi="Arial" w:cs="Arial"/>
           <w:b/>
@@ -2267,9 +3122,7 @@
           <w:szCs w:val="24"/>
           <w:lang w:eastAsia="it-IT"/>
         </w:rPr>
-        <w:t>Prefisso  Esempio</w:t>
-      </w:r>
-      <w:proofErr w:type="gramEnd"/>
+      </w:pPr>
       <w:r>
         <w:rPr>
           <w:rFonts w:ascii="Arial" w:eastAsia="Times New Roman" w:hAnsi="Arial" w:cs="Arial"/>
@@ -2280,35 +3133,830 @@
           <w:szCs w:val="24"/>
           <w:lang w:eastAsia="it-IT"/>
         </w:rPr>
-        <w:t xml:space="preserve"> </w:t>
-      </w:r>
-      <w:proofErr w:type="gramStart"/>
-      <w:r>
+        <w:t>Struttura EEPROM</w:t>
+      </w:r>
+    </w:p>
+    <w:p>
+      <w:pPr>
+        <w:spacing w:after="240" w:line="330" w:lineRule="atLeast"/>
+        <w:rPr>
+          <w:rFonts w:ascii="Arial" w:eastAsia="Times New Roman" w:hAnsi="Arial" w:cs="Arial"/>
+          <w:color w:val="000000" w:themeColor="text1"/>
+          <w:sz w:val="24"/>
+          <w:szCs w:val="24"/>
+          <w:lang w:eastAsia="it-IT"/>
+        </w:rPr>
+      </w:pPr>
+      <w:r>
+        <w:rPr>
+          <w:rFonts w:ascii="Arial" w:eastAsia="Times New Roman" w:hAnsi="Arial" w:cs="Arial"/>
+          <w:color w:val="000000" w:themeColor="text1"/>
+          <w:sz w:val="24"/>
+          <w:szCs w:val="24"/>
+          <w:lang w:eastAsia="it-IT"/>
+        </w:rPr>
+        <w:t>PIN (5 Char)                    I -F    Profondità</w:t>
+      </w:r>
+    </w:p>
+    <w:p>
+      <w:pPr>
+        <w:spacing w:after="240" w:line="330" w:lineRule="atLeast"/>
+        <w:rPr>
+          <w:rFonts w:ascii="Arial" w:eastAsia="Times New Roman" w:hAnsi="Arial" w:cs="Arial"/>
+          <w:color w:val="000000" w:themeColor="text1"/>
+          <w:sz w:val="24"/>
+          <w:szCs w:val="24"/>
+          <w:lang w:eastAsia="it-IT"/>
+        </w:rPr>
+      </w:pPr>
+      <w:r>
+        <w:rPr>
+          <w:rFonts w:ascii="Arial" w:eastAsia="Times New Roman" w:hAnsi="Arial" w:cs="Arial"/>
+          <w:color w:val="000000" w:themeColor="text1"/>
+          <w:sz w:val="24"/>
+          <w:szCs w:val="24"/>
+          <w:lang w:eastAsia="it-IT"/>
+        </w:rPr>
+        <w:t>          6      Inizio PIN     06-11   6 (5 cifre+\0)=6 caratteri</w:t>
+      </w:r>
+    </w:p>
+    <w:p>
+      <w:pPr>
+        <w:spacing w:after="240" w:line="330" w:lineRule="atLeast"/>
+        <w:rPr>
+          <w:rFonts w:ascii="Arial" w:eastAsia="Times New Roman" w:hAnsi="Arial" w:cs="Arial"/>
+          <w:color w:val="000000" w:themeColor="text1"/>
+          <w:sz w:val="24"/>
+          <w:szCs w:val="24"/>
+          <w:lang w:val="en-US" w:eastAsia="it-IT"/>
+        </w:rPr>
+      </w:pPr>
+      <w:r>
+        <w:rPr>
+          <w:rFonts w:ascii="Arial" w:eastAsia="Times New Roman" w:hAnsi="Arial" w:cs="Arial"/>
+          <w:color w:val="000000" w:themeColor="text1"/>
+          <w:sz w:val="24"/>
+          <w:szCs w:val="24"/>
+          <w:lang w:val="en-US" w:eastAsia="it-IT"/>
+        </w:rPr>
+        <w:t>EPINPIN=6 EPPINPRO=6</w:t>
+      </w:r>
+    </w:p>
+    <w:p>
+      <w:pPr>
+        <w:spacing w:after="240" w:line="330" w:lineRule="atLeast"/>
+        <w:rPr>
+          <w:rFonts w:ascii="Arial" w:eastAsia="Times New Roman" w:hAnsi="Arial" w:cs="Arial"/>
+          <w:color w:val="000000" w:themeColor="text1"/>
+          <w:sz w:val="24"/>
+          <w:szCs w:val="24"/>
+          <w:lang w:val="en-US" w:eastAsia="it-IT"/>
+        </w:rPr>
+      </w:pPr>
+    </w:p>
+    <w:p>
+      <w:pPr>
+        <w:spacing w:after="240" w:line="330" w:lineRule="atLeast"/>
+        <w:rPr>
+          <w:rFonts w:ascii="Arial" w:eastAsia="Times New Roman" w:hAnsi="Arial" w:cs="Arial"/>
+          <w:i/>
+          <w:iCs/>
+          <w:color w:val="000000" w:themeColor="text1"/>
+          <w:sz w:val="24"/>
+          <w:szCs w:val="24"/>
+          <w:lang w:val="en-US" w:eastAsia="it-IT"/>
+        </w:rPr>
+      </w:pPr>
+      <w:r>
+        <w:rPr>
+          <w:rFonts w:ascii="Arial" w:eastAsia="Times New Roman" w:hAnsi="Arial" w:cs="Arial"/>
+          <w:i/>
+          <w:iCs/>
+          <w:color w:val="000000" w:themeColor="text1"/>
+          <w:sz w:val="24"/>
+          <w:szCs w:val="24"/>
+          <w:lang w:val="en-US" w:eastAsia="it-IT"/>
+        </w:rPr>
+        <w:t>OLD</w:t>
+      </w:r>
+    </w:p>
+    <w:p>
+      <w:pPr>
+        <w:spacing w:after="240" w:line="330" w:lineRule="atLeast"/>
+        <w:rPr>
+          <w:rFonts w:ascii="Arial" w:eastAsia="Times New Roman" w:hAnsi="Arial" w:cs="Arial"/>
+          <w:i/>
+          <w:iCs/>
+          <w:color w:val="000000" w:themeColor="text1"/>
+          <w:sz w:val="24"/>
+          <w:szCs w:val="24"/>
+          <w:lang w:val="en-US" w:eastAsia="it-IT"/>
+        </w:rPr>
+      </w:pPr>
+      <w:r>
+        <w:rPr>
+          <w:rFonts w:ascii="Arial" w:eastAsia="Times New Roman" w:hAnsi="Arial" w:cs="Arial"/>
+          <w:i/>
+          <w:iCs/>
+          <w:color w:val="000000" w:themeColor="text1"/>
+          <w:sz w:val="24"/>
+          <w:szCs w:val="24"/>
+          <w:lang w:val="en-US" w:eastAsia="it-IT"/>
+        </w:rPr>
+        <w:t>n. telefono:</w:t>
+      </w:r>
+    </w:p>
+    <w:p>
+      <w:pPr>
+        <w:spacing w:after="240" w:line="330" w:lineRule="atLeast"/>
+        <w:rPr>
+          <w:rFonts w:ascii="Arial" w:eastAsia="Times New Roman" w:hAnsi="Arial" w:cs="Arial"/>
+          <w:i/>
+          <w:iCs/>
+          <w:color w:val="000000" w:themeColor="text1"/>
+          <w:sz w:val="24"/>
+          <w:szCs w:val="24"/>
+          <w:lang w:val="en-US" w:eastAsia="it-IT"/>
+        </w:rPr>
+      </w:pPr>
+      <w:r>
+        <w:rPr>
+          <w:rFonts w:ascii="Arial" w:eastAsia="Times New Roman" w:hAnsi="Arial" w:cs="Arial"/>
+          <w:i/>
+          <w:iCs/>
+          <w:color w:val="000000" w:themeColor="text1"/>
+          <w:sz w:val="24"/>
+          <w:szCs w:val="24"/>
+          <w:lang w:val="en-US" w:eastAsia="it-IT"/>
+        </w:rPr>
+        <w:t>write_String((12+i*16), "");</w:t>
+      </w:r>
+    </w:p>
+    <w:p>
+      <w:pPr>
+        <w:spacing w:after="240" w:line="330" w:lineRule="atLeast"/>
+        <w:rPr>
+          <w:rFonts w:ascii="Arial" w:eastAsia="Times New Roman" w:hAnsi="Arial" w:cs="Arial"/>
+          <w:i/>
+          <w:iCs/>
+          <w:color w:val="000000" w:themeColor="text1"/>
+          <w:sz w:val="24"/>
+          <w:szCs w:val="24"/>
+          <w:lang w:val="en-US" w:eastAsia="it-IT"/>
+        </w:rPr>
+      </w:pPr>
+      <w:r>
+        <w:rPr>
+          <w:rFonts w:ascii="Arial" w:eastAsia="Times New Roman" w:hAnsi="Arial" w:cs="Arial"/>
+          <w:i/>
+          <w:iCs/>
+          <w:color w:val="000000" w:themeColor="text1"/>
+          <w:sz w:val="24"/>
+          <w:szCs w:val="24"/>
+          <w:lang w:val="en-US" w:eastAsia="it-IT"/>
+        </w:rPr>
+        <w:t>write_StringTel((EPTELIN+i*EPTELPRO), "");</w:t>
+      </w:r>
+    </w:p>
+    <w:p>
+      <w:pPr>
+        <w:spacing w:after="240" w:line="330" w:lineRule="atLeast"/>
+        <w:rPr>
+          <w:rFonts w:ascii="Arial" w:eastAsia="Times New Roman" w:hAnsi="Arial" w:cs="Arial"/>
+          <w:color w:val="000000" w:themeColor="text1"/>
+          <w:sz w:val="24"/>
+          <w:szCs w:val="24"/>
+          <w:lang w:val="en-US" w:eastAsia="it-IT"/>
+        </w:rPr>
+      </w:pPr>
+    </w:p>
+    <w:p>
+      <w:pPr>
+        <w:spacing w:after="240" w:line="330" w:lineRule="atLeast"/>
+        <w:rPr>
+          <w:rFonts w:ascii="Arial" w:eastAsia="Times New Roman" w:hAnsi="Arial" w:cs="Arial"/>
+          <w:color w:val="000000" w:themeColor="text1"/>
+          <w:sz w:val="24"/>
+          <w:szCs w:val="24"/>
+          <w:lang w:eastAsia="it-IT"/>
+        </w:rPr>
+      </w:pPr>
+      <w:r>
+        <w:rPr>
+          <w:rFonts w:ascii="Arial" w:eastAsia="Times New Roman" w:hAnsi="Arial" w:cs="Arial"/>
+          <w:color w:val="000000" w:themeColor="text1"/>
+          <w:sz w:val="24"/>
+          <w:szCs w:val="24"/>
+          <w:lang w:eastAsia="it-IT"/>
+        </w:rPr>
+        <w:t>con EPTELIN=12 ed EPTELPRO=16:</w:t>
+      </w:r>
+    </w:p>
+    <w:p>
+      <w:pPr>
+        <w:spacing w:after="240" w:line="330" w:lineRule="atLeast"/>
+        <w:rPr>
+          <w:rFonts w:ascii="Arial" w:eastAsia="Times New Roman" w:hAnsi="Arial" w:cs="Arial"/>
+          <w:color w:val="000000" w:themeColor="text1"/>
+          <w:sz w:val="24"/>
+          <w:szCs w:val="24"/>
+          <w:lang w:eastAsia="it-IT"/>
+        </w:rPr>
+      </w:pPr>
+      <w:r>
+        <w:rPr>
+          <w:rFonts w:ascii="Arial" w:eastAsia="Times New Roman" w:hAnsi="Arial" w:cs="Arial"/>
+          <w:color w:val="000000" w:themeColor="text1"/>
+          <w:sz w:val="24"/>
+          <w:szCs w:val="24"/>
+          <w:lang w:eastAsia="it-IT"/>
+        </w:rPr>
+        <w:t>        I         I- F      Profondità</w:t>
+      </w:r>
+    </w:p>
+    <w:p>
+      <w:pPr>
+        <w:spacing w:after="240" w:line="330" w:lineRule="atLeast"/>
+        <w:rPr>
+          <w:rFonts w:ascii="Arial" w:eastAsia="Times New Roman" w:hAnsi="Arial" w:cs="Arial"/>
+          <w:color w:val="000000" w:themeColor="text1"/>
+          <w:sz w:val="24"/>
+          <w:szCs w:val="24"/>
+          <w:lang w:eastAsia="it-IT"/>
+        </w:rPr>
+      </w:pPr>
+      <w:r>
+        <w:rPr>
+          <w:rFonts w:ascii="Arial" w:eastAsia="Times New Roman" w:hAnsi="Arial" w:cs="Arial"/>
+          <w:color w:val="000000" w:themeColor="text1"/>
+          <w:sz w:val="24"/>
+          <w:szCs w:val="24"/>
+          <w:lang w:eastAsia="it-IT"/>
+        </w:rPr>
+        <w:t>0 12+0 12   Inizio MASTER   12-27     16  (14 cifre+"+"+"\0")=16 caratteri</w:t>
+      </w:r>
+    </w:p>
+    <w:p>
+      <w:pPr>
+        <w:spacing w:after="240" w:line="330" w:lineRule="atLeast"/>
+        <w:rPr>
+          <w:rFonts w:ascii="Arial" w:eastAsia="Times New Roman" w:hAnsi="Arial" w:cs="Arial"/>
+          <w:color w:val="000000" w:themeColor="text1"/>
+          <w:sz w:val="24"/>
+          <w:szCs w:val="24"/>
+          <w:lang w:eastAsia="it-IT"/>
+        </w:rPr>
+      </w:pPr>
+      <w:r>
+        <w:rPr>
+          <w:rFonts w:ascii="Arial" w:eastAsia="Times New Roman" w:hAnsi="Arial" w:cs="Arial"/>
+          <w:color w:val="000000" w:themeColor="text1"/>
+          <w:sz w:val="24"/>
+          <w:szCs w:val="24"/>
+          <w:lang w:eastAsia="it-IT"/>
+        </w:rPr>
+        <w:lastRenderedPageBreak/>
+        <w:t>1 12+16 28  Inizio A1       28-43     16</w:t>
+      </w:r>
+    </w:p>
+    <w:p>
+      <w:pPr>
+        <w:spacing w:after="240" w:line="330" w:lineRule="atLeast"/>
+        <w:rPr>
+          <w:rFonts w:ascii="Arial" w:eastAsia="Times New Roman" w:hAnsi="Arial" w:cs="Arial"/>
+          <w:color w:val="000000" w:themeColor="text1"/>
+          <w:sz w:val="24"/>
+          <w:szCs w:val="24"/>
+          <w:lang w:eastAsia="it-IT"/>
+        </w:rPr>
+      </w:pPr>
+      <w:r>
+        <w:rPr>
+          <w:rFonts w:ascii="Arial" w:eastAsia="Times New Roman" w:hAnsi="Arial" w:cs="Arial"/>
+          <w:color w:val="000000" w:themeColor="text1"/>
+          <w:sz w:val="24"/>
+          <w:szCs w:val="24"/>
+          <w:lang w:eastAsia="it-IT"/>
+        </w:rPr>
+        <w:t>2 12+32 44  Inizio A2       44-59     16</w:t>
+      </w:r>
+    </w:p>
+    <w:p>
+      <w:pPr>
+        <w:spacing w:after="240" w:line="330" w:lineRule="atLeast"/>
+        <w:rPr>
+          <w:rFonts w:ascii="Arial" w:eastAsia="Times New Roman" w:hAnsi="Arial" w:cs="Arial"/>
+          <w:color w:val="000000" w:themeColor="text1"/>
+          <w:sz w:val="24"/>
+          <w:szCs w:val="24"/>
+          <w:lang w:eastAsia="it-IT"/>
+        </w:rPr>
+      </w:pPr>
+      <w:r>
+        <w:rPr>
+          <w:rFonts w:ascii="Arial" w:eastAsia="Times New Roman" w:hAnsi="Arial" w:cs="Arial"/>
+          <w:color w:val="000000" w:themeColor="text1"/>
+          <w:sz w:val="24"/>
+          <w:szCs w:val="24"/>
+          <w:lang w:eastAsia="it-IT"/>
+        </w:rPr>
+        <w:t>3 12+48 60  Inizio A3       60-75     16</w:t>
+      </w:r>
+    </w:p>
+    <w:p>
+      <w:pPr>
+        <w:spacing w:after="240" w:line="330" w:lineRule="atLeast"/>
+        <w:rPr>
+          <w:rFonts w:ascii="Arial" w:eastAsia="Times New Roman" w:hAnsi="Arial" w:cs="Arial"/>
+          <w:color w:val="000000" w:themeColor="text1"/>
+          <w:sz w:val="24"/>
+          <w:szCs w:val="24"/>
+          <w:lang w:eastAsia="it-IT"/>
+        </w:rPr>
+      </w:pPr>
+    </w:p>
+    <w:p>
+      <w:pPr>
+        <w:spacing w:after="240" w:line="330" w:lineRule="atLeast"/>
+        <w:rPr>
+          <w:rFonts w:ascii="Arial" w:eastAsia="Times New Roman" w:hAnsi="Arial" w:cs="Arial"/>
+          <w:i/>
+          <w:iCs/>
+          <w:color w:val="000000" w:themeColor="text1"/>
+          <w:sz w:val="24"/>
+          <w:szCs w:val="24"/>
+          <w:lang w:eastAsia="it-IT"/>
+        </w:rPr>
+      </w:pPr>
+      <w:r>
+        <w:rPr>
+          <w:rFonts w:ascii="Arial" w:eastAsia="Times New Roman" w:hAnsi="Arial" w:cs="Arial"/>
+          <w:i/>
+          <w:iCs/>
+          <w:color w:val="000000" w:themeColor="text1"/>
+          <w:sz w:val="24"/>
+          <w:szCs w:val="24"/>
+          <w:lang w:eastAsia="it-IT"/>
+        </w:rPr>
+        <w:t>OLD</w:t>
+      </w:r>
+    </w:p>
+    <w:p>
+      <w:pPr>
+        <w:spacing w:after="240" w:line="330" w:lineRule="atLeast"/>
+        <w:rPr>
+          <w:rFonts w:ascii="Arial" w:eastAsia="Times New Roman" w:hAnsi="Arial" w:cs="Arial"/>
+          <w:i/>
+          <w:iCs/>
+          <w:color w:val="000000" w:themeColor="text1"/>
+          <w:sz w:val="24"/>
+          <w:szCs w:val="24"/>
+          <w:lang w:eastAsia="it-IT"/>
+        </w:rPr>
+      </w:pPr>
+      <w:r>
+        <w:rPr>
+          <w:rFonts w:ascii="Arial" w:eastAsia="Times New Roman" w:hAnsi="Arial" w:cs="Arial"/>
+          <w:i/>
+          <w:iCs/>
+          <w:color w:val="000000" w:themeColor="text1"/>
+          <w:sz w:val="24"/>
+          <w:szCs w:val="24"/>
+          <w:lang w:eastAsia="it-IT"/>
+        </w:rPr>
+        <w:t>EEPROM.read(5) Indicatore Rete presente (0) Rete assente (1) - NON PIU' UTILIZZATO</w:t>
+      </w:r>
+    </w:p>
+    <w:p>
+      <w:pPr>
+        <w:spacing w:after="240" w:line="330" w:lineRule="atLeast"/>
+        <w:rPr>
+          <w:rFonts w:ascii="Arial" w:eastAsia="Times New Roman" w:hAnsi="Arial" w:cs="Arial"/>
+          <w:color w:val="000000" w:themeColor="text1"/>
+          <w:sz w:val="24"/>
+          <w:szCs w:val="24"/>
+          <w:lang w:eastAsia="it-IT"/>
+        </w:rPr>
+      </w:pPr>
+    </w:p>
+    <w:p>
+      <w:pPr>
+        <w:spacing w:after="240" w:line="330" w:lineRule="atLeast"/>
+        <w:rPr>
+          <w:rFonts w:ascii="Arial" w:eastAsia="Times New Roman" w:hAnsi="Arial" w:cs="Arial"/>
+          <w:color w:val="000000" w:themeColor="text1"/>
+          <w:sz w:val="24"/>
+          <w:szCs w:val="24"/>
+          <w:lang w:eastAsia="it-IT"/>
+        </w:rPr>
+      </w:pPr>
+      <w:r>
+        <w:rPr>
+          <w:rFonts w:ascii="Arial" w:eastAsia="Times New Roman" w:hAnsi="Arial" w:cs="Arial"/>
+          <w:color w:val="000000" w:themeColor="text1"/>
+          <w:sz w:val="24"/>
+          <w:szCs w:val="24"/>
+          <w:lang w:eastAsia="it-IT"/>
+        </w:rPr>
+        <w:t>  1st Power On</w:t>
+      </w:r>
+    </w:p>
+    <w:p>
+      <w:pPr>
+        <w:spacing w:after="240" w:line="330" w:lineRule="atLeast"/>
+        <w:rPr>
+          <w:rFonts w:ascii="Arial" w:eastAsia="Times New Roman" w:hAnsi="Arial" w:cs="Arial"/>
+          <w:color w:val="000000" w:themeColor="text1"/>
+          <w:sz w:val="24"/>
+          <w:szCs w:val="24"/>
+          <w:lang w:eastAsia="it-IT"/>
+        </w:rPr>
+      </w:pPr>
+      <w:r>
+        <w:rPr>
+          <w:rFonts w:ascii="Arial" w:eastAsia="Times New Roman" w:hAnsi="Arial" w:cs="Arial"/>
+          <w:color w:val="000000" w:themeColor="text1"/>
+          <w:sz w:val="24"/>
+          <w:szCs w:val="24"/>
+          <w:lang w:eastAsia="it-IT"/>
+        </w:rPr>
+        <w:t xml:space="preserve">  -  inizialmente la EEPROM non ha numeri (tutti "") </w:t>
+      </w:r>
+    </w:p>
+    <w:p>
+      <w:pPr>
+        <w:spacing w:after="240" w:line="330" w:lineRule="atLeast"/>
+        <w:rPr>
+          <w:rFonts w:ascii="Arial" w:eastAsia="Times New Roman" w:hAnsi="Arial" w:cs="Arial"/>
+          <w:color w:val="000000" w:themeColor="text1"/>
+          <w:sz w:val="24"/>
+          <w:szCs w:val="24"/>
+          <w:lang w:eastAsia="it-IT"/>
+        </w:rPr>
+      </w:pPr>
+      <w:r>
+        <w:rPr>
+          <w:rFonts w:ascii="Arial" w:eastAsia="Times New Roman" w:hAnsi="Arial" w:cs="Arial"/>
+          <w:color w:val="000000" w:themeColor="text1"/>
+          <w:sz w:val="24"/>
+          <w:szCs w:val="24"/>
+          <w:lang w:eastAsia="it-IT"/>
+        </w:rPr>
+        <w:t>  -  Definire il numero Master (M)</w:t>
+      </w:r>
+      <w:r>
+        <w:rPr>
+          <w:rFonts w:ascii="Arial" w:eastAsia="Times New Roman" w:hAnsi="Arial" w:cs="Arial"/>
+          <w:color w:val="000000" w:themeColor="text1"/>
+          <w:sz w:val="24"/>
+          <w:szCs w:val="24"/>
+          <w:lang w:eastAsia="it-IT"/>
+        </w:rPr>
+        <w:t xml:space="preserve"> con il PIN</w:t>
+      </w:r>
+    </w:p>
+    <w:p>
+      <w:pPr>
+        <w:spacing w:after="240" w:line="330" w:lineRule="atLeast"/>
+        <w:rPr>
+          <w:rFonts w:ascii="Arial" w:eastAsia="Times New Roman" w:hAnsi="Arial" w:cs="Arial"/>
+          <w:color w:val="000000" w:themeColor="text1"/>
+          <w:sz w:val="24"/>
+          <w:szCs w:val="24"/>
+          <w:lang w:eastAsia="it-IT"/>
+        </w:rPr>
+      </w:pPr>
+      <w:r>
+        <w:rPr>
+          <w:rFonts w:ascii="Arial" w:eastAsia="Times New Roman" w:hAnsi="Arial" w:cs="Arial"/>
+          <w:color w:val="000000" w:themeColor="text1"/>
+          <w:sz w:val="24"/>
+          <w:szCs w:val="24"/>
+          <w:lang w:eastAsia="it-IT"/>
+        </w:rPr>
+        <w:t xml:space="preserve">  -  Una volta definito il numero </w:t>
+      </w:r>
+      <w:r>
+        <w:rPr>
+          <w:rFonts w:ascii="Arial" w:eastAsia="Times New Roman" w:hAnsi="Arial" w:cs="Arial"/>
+          <w:color w:val="000000" w:themeColor="text1"/>
+          <w:sz w:val="24"/>
+          <w:szCs w:val="24"/>
+          <w:lang w:eastAsia="it-IT"/>
+        </w:rPr>
+        <w:t>M</w:t>
+      </w:r>
+      <w:r>
+        <w:rPr>
+          <w:rFonts w:ascii="Arial" w:eastAsia="Times New Roman" w:hAnsi="Arial" w:cs="Arial"/>
+          <w:color w:val="000000" w:themeColor="text1"/>
+          <w:sz w:val="24"/>
+          <w:szCs w:val="24"/>
+          <w:lang w:eastAsia="it-IT"/>
+        </w:rPr>
+        <w:t>aster è possibile definire il primo numero ausiliario (A1)</w:t>
+      </w:r>
+    </w:p>
+    <w:p>
+      <w:pPr>
+        <w:spacing w:after="240" w:line="330" w:lineRule="atLeast"/>
+        <w:rPr>
+          <w:rFonts w:ascii="Arial" w:eastAsia="Times New Roman" w:hAnsi="Arial" w:cs="Arial"/>
+          <w:color w:val="000000" w:themeColor="text1"/>
+          <w:sz w:val="24"/>
+          <w:szCs w:val="24"/>
+          <w:lang w:eastAsia="it-IT"/>
+        </w:rPr>
+      </w:pPr>
+      <w:r>
+        <w:rPr>
+          <w:rFonts w:ascii="Arial" w:eastAsia="Times New Roman" w:hAnsi="Arial" w:cs="Arial"/>
+          <w:color w:val="000000" w:themeColor="text1"/>
+          <w:sz w:val="24"/>
+          <w:szCs w:val="24"/>
+          <w:lang w:eastAsia="it-IT"/>
+        </w:rPr>
+        <w:t>     e poi il secondo numero Ausiliario (A2)</w:t>
+      </w:r>
+    </w:p>
+    <w:p>
+      <w:pPr>
+        <w:spacing w:after="240" w:line="330" w:lineRule="atLeast"/>
+        <w:rPr>
+          <w:rFonts w:ascii="Arial" w:eastAsia="Times New Roman" w:hAnsi="Arial" w:cs="Arial"/>
+          <w:color w:val="000000" w:themeColor="text1"/>
+          <w:sz w:val="24"/>
+          <w:szCs w:val="24"/>
+          <w:lang w:eastAsia="it-IT"/>
+        </w:rPr>
+      </w:pPr>
+      <w:r>
+        <w:rPr>
+          <w:rFonts w:ascii="Arial" w:eastAsia="Times New Roman" w:hAnsi="Arial" w:cs="Arial"/>
+          <w:color w:val="000000" w:themeColor="text1"/>
+          <w:sz w:val="24"/>
+          <w:szCs w:val="24"/>
+          <w:lang w:eastAsia="it-IT"/>
+        </w:rPr>
+        <w:t>  -  Con "D" il MASTER può CANCELLARE tutti i cellulari eccetto il numero Master autorizzato (0)</w:t>
+      </w:r>
+    </w:p>
+    <w:p>
+      <w:pPr>
+        <w:spacing w:after="240" w:line="330" w:lineRule="atLeast"/>
+        <w:rPr>
+          <w:rFonts w:ascii="Arial" w:eastAsia="Times New Roman" w:hAnsi="Arial" w:cs="Arial"/>
+          <w:color w:val="000000" w:themeColor="text1"/>
+          <w:sz w:val="24"/>
+          <w:szCs w:val="24"/>
+          <w:lang w:eastAsia="it-IT"/>
+        </w:rPr>
+      </w:pPr>
+    </w:p>
+    <w:p>
+      <w:pPr>
+        <w:spacing w:after="0" w:line="330" w:lineRule="atLeast"/>
+        <w:rPr>
+          <w:rFonts w:ascii="Arial" w:eastAsia="Times New Roman" w:hAnsi="Arial" w:cs="Arial"/>
+          <w:color w:val="000000" w:themeColor="text1"/>
+          <w:sz w:val="24"/>
+          <w:szCs w:val="24"/>
+          <w:lang w:eastAsia="it-IT"/>
+        </w:rPr>
+      </w:pPr>
+      <w:r>
+        <w:rPr>
+          <w:rFonts w:ascii="Arial" w:eastAsia="Times New Roman" w:hAnsi="Arial" w:cs="Arial"/>
+          <w:color w:val="000000" w:themeColor="text1"/>
+          <w:sz w:val="24"/>
+          <w:szCs w:val="24"/>
+          <w:lang w:eastAsia="it-IT"/>
+        </w:rPr>
+        <w:t>     ..........................</w:t>
+      </w:r>
+    </w:p>
+    <w:p>
+      <w:pPr>
+        <w:spacing w:after="0" w:line="330" w:lineRule="atLeast"/>
         <w:rPr>
           <w:rFonts w:ascii="Arial" w:eastAsia="Times New Roman" w:hAnsi="Arial" w:cs="Arial"/>
           <w:b/>
           <w:bCs/>
           <w:color w:val="000000" w:themeColor="text1"/>
-          <w:sz w:val="24"/>
-          <w:szCs w:val="24"/>
-          <w:lang w:eastAsia="it-IT"/>
-        </w:rPr>
-        <w:t>internazionale  Cifre</w:t>
-      </w:r>
-      <w:proofErr w:type="gramEnd"/>
+          <w:sz w:val="32"/>
+          <w:szCs w:val="32"/>
+          <w:lang w:eastAsia="it-IT"/>
+        </w:rPr>
+      </w:pPr>
       <w:r>
         <w:rPr>
           <w:rFonts w:ascii="Arial" w:eastAsia="Times New Roman" w:hAnsi="Arial" w:cs="Arial"/>
           <w:b/>
           <w:bCs/>
           <w:color w:val="000000" w:themeColor="text1"/>
-          <w:sz w:val="24"/>
-          <w:szCs w:val="24"/>
-          <w:lang w:eastAsia="it-IT"/>
-        </w:rPr>
-        <w:t xml:space="preserve"> numeriche</w:t>
-      </w:r>
-      <w:proofErr w:type="gramStart"/>
+          <w:sz w:val="32"/>
+          <w:szCs w:val="32"/>
+          <w:lang w:eastAsia="it-IT"/>
+        </w:rPr>
+        <w:t>Scopo del codice</w:t>
+      </w:r>
+    </w:p>
+    <w:p>
+      <w:pPr>
+        <w:spacing w:after="0" w:line="330" w:lineRule="atLeast"/>
+        <w:rPr>
+          <w:rFonts w:ascii="Arial" w:eastAsia="Times New Roman" w:hAnsi="Arial" w:cs="Arial"/>
+          <w:color w:val="000000" w:themeColor="text1"/>
+          <w:sz w:val="24"/>
+          <w:szCs w:val="24"/>
+          <w:lang w:eastAsia="it-IT"/>
+        </w:rPr>
+      </w:pPr>
+    </w:p>
+    <w:p>
+      <w:pPr>
+        <w:spacing w:after="0" w:line="330" w:lineRule="atLeast"/>
+        <w:rPr>
+          <w:rFonts w:ascii="Arial" w:eastAsia="Times New Roman" w:hAnsi="Arial" w:cs="Arial"/>
+          <w:color w:val="000000" w:themeColor="text1"/>
+          <w:sz w:val="24"/>
+          <w:szCs w:val="24"/>
+          <w:lang w:eastAsia="it-IT"/>
+        </w:rPr>
+      </w:pPr>
+      <w:r>
+        <w:rPr>
+          <w:rFonts w:ascii="Arial" w:eastAsia="Times New Roman" w:hAnsi="Arial" w:cs="Arial"/>
+          <w:color w:val="000000" w:themeColor="text1"/>
+          <w:sz w:val="24"/>
+          <w:szCs w:val="24"/>
+          <w:lang w:eastAsia="it-IT"/>
+        </w:rPr>
+        <w:t>Il programma:</w:t>
+      </w:r>
+    </w:p>
+    <w:p>
+      <w:pPr>
+        <w:spacing w:after="0" w:line="330" w:lineRule="atLeast"/>
+        <w:rPr>
+          <w:rFonts w:ascii="Arial" w:eastAsia="Times New Roman" w:hAnsi="Arial" w:cs="Arial"/>
+          <w:color w:val="000000" w:themeColor="text1"/>
+          <w:sz w:val="24"/>
+          <w:szCs w:val="24"/>
+          <w:lang w:eastAsia="it-IT"/>
+        </w:rPr>
+      </w:pPr>
+      <w:r>
+        <w:rPr>
+          <w:rFonts w:ascii="Arial" w:eastAsia="Times New Roman" w:hAnsi="Arial" w:cs="Arial"/>
+          <w:color w:val="000000" w:themeColor="text1"/>
+          <w:sz w:val="24"/>
+          <w:szCs w:val="24"/>
+          <w:u w:val="single"/>
+          <w:lang w:eastAsia="it-IT"/>
+        </w:rPr>
+        <w:t>Monitora la tensione di rete tramite un trasformatore e la libreria EmonLib.</w:t>
+      </w:r>
+    </w:p>
+    <w:p>
+      <w:pPr>
+        <w:spacing w:after="0" w:line="330" w:lineRule="atLeast"/>
+        <w:ind w:left="708"/>
+        <w:rPr>
+          <w:rFonts w:ascii="Arial" w:eastAsia="Times New Roman" w:hAnsi="Arial" w:cs="Arial"/>
+          <w:color w:val="000000" w:themeColor="text1"/>
+          <w:sz w:val="24"/>
+          <w:szCs w:val="24"/>
+          <w:lang w:eastAsia="it-IT"/>
+        </w:rPr>
+      </w:pPr>
+      <w:r>
+        <w:rPr>
+          <w:rFonts w:ascii="Arial" w:eastAsia="Times New Roman" w:hAnsi="Arial" w:cs="Arial"/>
+          <w:color w:val="000000" w:themeColor="text1"/>
+          <w:sz w:val="24"/>
+          <w:szCs w:val="24"/>
+          <w:lang w:eastAsia="it-IT"/>
+        </w:rPr>
+        <w:t>- Notifica via SMS a numeri autorizzati (Master + fino a 3 ausiliari) i seguenti eventi:</w:t>
+      </w:r>
+    </w:p>
+    <w:p>
+      <w:pPr>
+        <w:spacing w:after="0" w:line="330" w:lineRule="atLeast"/>
+        <w:ind w:left="1416"/>
+        <w:rPr>
+          <w:rFonts w:ascii="Arial" w:eastAsia="Times New Roman" w:hAnsi="Arial" w:cs="Arial"/>
+          <w:color w:val="000000" w:themeColor="text1"/>
+          <w:sz w:val="24"/>
+          <w:szCs w:val="24"/>
+          <w:lang w:eastAsia="it-IT"/>
+        </w:rPr>
+      </w:pPr>
+      <w:r>
+        <w:rPr>
+          <w:rFonts w:ascii="Arial" w:eastAsia="Times New Roman" w:hAnsi="Arial" w:cs="Arial"/>
+          <w:color w:val="000000" w:themeColor="text1"/>
+          <w:sz w:val="24"/>
+          <w:szCs w:val="24"/>
+          <w:lang w:eastAsia="it-IT"/>
+        </w:rPr>
+        <w:t>- Mancanza di rete (tensione &lt; 180V)</w:t>
+      </w:r>
+    </w:p>
+    <w:p>
+      <w:pPr>
+        <w:spacing w:after="0" w:line="330" w:lineRule="atLeast"/>
+        <w:ind w:left="1416"/>
+        <w:rPr>
+          <w:rFonts w:ascii="Arial" w:eastAsia="Times New Roman" w:hAnsi="Arial" w:cs="Arial"/>
+          <w:color w:val="000000" w:themeColor="text1"/>
+          <w:sz w:val="24"/>
+          <w:szCs w:val="24"/>
+          <w:lang w:eastAsia="it-IT"/>
+        </w:rPr>
+      </w:pPr>
+      <w:r>
+        <w:rPr>
+          <w:rFonts w:ascii="Arial" w:eastAsia="Times New Roman" w:hAnsi="Arial" w:cs="Arial"/>
+          <w:color w:val="000000" w:themeColor="text1"/>
+          <w:sz w:val="24"/>
+          <w:szCs w:val="24"/>
+          <w:lang w:eastAsia="it-IT"/>
+        </w:rPr>
+        <w:t>- Ripresa rete (tensione &gt; 200V)</w:t>
+      </w:r>
+    </w:p>
+    <w:p>
+      <w:pPr>
+        <w:spacing w:after="0" w:line="330" w:lineRule="atLeast"/>
+        <w:rPr>
+          <w:rFonts w:ascii="Arial" w:eastAsia="Times New Roman" w:hAnsi="Arial" w:cs="Arial"/>
+          <w:color w:val="000000" w:themeColor="text1"/>
+          <w:sz w:val="24"/>
+          <w:szCs w:val="24"/>
+          <w:lang w:eastAsia="it-IT"/>
+        </w:rPr>
+      </w:pPr>
+    </w:p>
+    <w:p>
+      <w:pPr>
+        <w:spacing w:after="0" w:line="330" w:lineRule="atLeast"/>
+        <w:rPr>
+          <w:rFonts w:ascii="Arial" w:eastAsia="Times New Roman" w:hAnsi="Arial" w:cs="Arial"/>
+          <w:color w:val="000000" w:themeColor="text1"/>
+          <w:sz w:val="24"/>
+          <w:szCs w:val="24"/>
+          <w:u w:val="single"/>
+          <w:lang w:eastAsia="it-IT"/>
+        </w:rPr>
+      </w:pPr>
+      <w:r>
+        <w:rPr>
+          <w:rFonts w:ascii="Arial" w:eastAsia="Times New Roman" w:hAnsi="Arial" w:cs="Arial"/>
+          <w:color w:val="000000" w:themeColor="text1"/>
+          <w:sz w:val="24"/>
+          <w:szCs w:val="24"/>
+          <w:u w:val="single"/>
+          <w:lang w:eastAsia="it-IT"/>
+        </w:rPr>
+        <w:t>Gestisce comandi via SMS:</w:t>
+      </w:r>
+    </w:p>
+    <w:p>
+      <w:pPr>
+        <w:spacing w:after="0" w:line="330" w:lineRule="atLeast"/>
+        <w:rPr>
+          <w:rFonts w:ascii="Arial" w:eastAsia="Times New Roman" w:hAnsi="Arial" w:cs="Arial"/>
+          <w:color w:val="000000" w:themeColor="text1"/>
+          <w:sz w:val="24"/>
+          <w:szCs w:val="24"/>
+          <w:lang w:eastAsia="it-IT"/>
+        </w:rPr>
+      </w:pPr>
+    </w:p>
+    <w:p>
+      <w:pPr>
+        <w:spacing w:after="0" w:line="330" w:lineRule="atLeast"/>
+        <w:ind w:left="708"/>
+        <w:rPr>
+          <w:rFonts w:ascii="Arial" w:eastAsia="Times New Roman" w:hAnsi="Arial" w:cs="Arial"/>
+          <w:color w:val="000000" w:themeColor="text1"/>
+          <w:sz w:val="24"/>
+          <w:szCs w:val="24"/>
+          <w:lang w:eastAsia="it-IT"/>
+        </w:rPr>
+      </w:pPr>
+      <w:r>
+        <w:rPr>
+          <w:rFonts w:ascii="Arial" w:eastAsia="Times New Roman" w:hAnsi="Arial" w:cs="Arial"/>
+          <w:color w:val="000000" w:themeColor="text1"/>
+          <w:sz w:val="24"/>
+          <w:szCs w:val="24"/>
+          <w:lang w:eastAsia="it-IT"/>
+        </w:rPr>
+        <w:t xml:space="preserve">- </w:t>
+      </w:r>
       <w:r>
         <w:rPr>
           <w:rFonts w:ascii="Arial" w:eastAsia="Times New Roman" w:hAnsi="Arial" w:cs="Arial"/>
@@ -2319,2238 +3967,8 @@
           <w:szCs w:val="24"/>
           <w:lang w:eastAsia="it-IT"/>
         </w:rPr>
-        <w:t>*  Caratteri</w:t>
-      </w:r>
-      <w:proofErr w:type="gramEnd"/>
-      <w:r>
-        <w:rPr>
-          <w:rFonts w:ascii="Arial" w:eastAsia="Times New Roman" w:hAnsi="Arial" w:cs="Arial"/>
-          <w:b/>
-          <w:bCs/>
-          <w:color w:val="000000" w:themeColor="text1"/>
-          <w:sz w:val="24"/>
-          <w:szCs w:val="24"/>
-          <w:lang w:eastAsia="it-IT"/>
-        </w:rPr>
-        <w:t xml:space="preserve"> con +</w:t>
-      </w:r>
-    </w:p>
-    <w:p>
-      <w:pPr>
-        <w:spacing w:after="240" w:line="330" w:lineRule="atLeast"/>
-        <w:rPr>
-          <w:rFonts w:ascii="Arial" w:eastAsia="Times New Roman" w:hAnsi="Arial" w:cs="Arial"/>
-          <w:color w:val="000000" w:themeColor="text1"/>
-          <w:sz w:val="24"/>
-          <w:szCs w:val="24"/>
-          <w:lang w:eastAsia="it-IT"/>
-        </w:rPr>
-      </w:pPr>
-      <w:r>
-        <w:rPr>
-          <w:rFonts w:ascii="Segoe UI Emoji" w:eastAsia="Times New Roman" w:hAnsi="Segoe UI Emoji" w:cs="Segoe UI Emoji"/>
-          <w:color w:val="000000" w:themeColor="text1"/>
-          <w:sz w:val="24"/>
-          <w:szCs w:val="24"/>
-          <w:lang w:eastAsia="it-IT"/>
-        </w:rPr>
-        <w:t>🇮🇹</w:t>
-      </w:r>
-      <w:r>
-        <w:rPr>
-          <w:rFonts w:ascii="Arial" w:eastAsia="Times New Roman" w:hAnsi="Arial" w:cs="Arial"/>
-          <w:color w:val="000000" w:themeColor="text1"/>
-          <w:sz w:val="24"/>
-          <w:szCs w:val="24"/>
-          <w:lang w:eastAsia="it-IT"/>
-        </w:rPr>
-        <w:t xml:space="preserve"> Italia     </w:t>
-      </w:r>
-      <w:r>
-        <w:rPr>
-          <w:rFonts w:ascii="Arial" w:eastAsia="Times New Roman" w:hAnsi="Arial" w:cs="Arial"/>
-          <w:color w:val="000000" w:themeColor="text1"/>
-          <w:sz w:val="24"/>
-          <w:szCs w:val="24"/>
-          <w:lang w:eastAsia="it-IT"/>
-        </w:rPr>
-        <w:tab/>
-      </w:r>
-      <w:r>
-        <w:rPr>
-          <w:rFonts w:ascii="Arial" w:eastAsia="Times New Roman" w:hAnsi="Arial" w:cs="Arial"/>
-          <w:color w:val="000000" w:themeColor="text1"/>
-          <w:sz w:val="24"/>
-          <w:szCs w:val="24"/>
-          <w:lang w:eastAsia="it-IT"/>
-        </w:rPr>
-        <w:tab/>
-      </w:r>
-      <w:r>
-        <w:rPr>
-          <w:rFonts w:ascii="Arial" w:eastAsia="Times New Roman" w:hAnsi="Arial" w:cs="Arial"/>
-          <w:color w:val="000000" w:themeColor="text1"/>
-          <w:sz w:val="24"/>
-          <w:szCs w:val="24"/>
-          <w:lang w:eastAsia="it-IT"/>
-        </w:rPr>
-        <w:t>+39     +393391255597</w:t>
-      </w:r>
-      <w:r>
-        <w:rPr>
-          <w:rFonts w:ascii="Arial" w:eastAsia="Times New Roman" w:hAnsi="Arial" w:cs="Arial"/>
-          <w:color w:val="000000" w:themeColor="text1"/>
-          <w:sz w:val="24"/>
-          <w:szCs w:val="24"/>
-          <w:lang w:eastAsia="it-IT"/>
-        </w:rPr>
-        <w:tab/>
-      </w:r>
-      <w:r>
-        <w:rPr>
-          <w:rFonts w:ascii="Arial" w:eastAsia="Times New Roman" w:hAnsi="Arial" w:cs="Arial"/>
-          <w:color w:val="000000" w:themeColor="text1"/>
-          <w:sz w:val="24"/>
-          <w:szCs w:val="24"/>
-          <w:lang w:eastAsia="it-IT"/>
-        </w:rPr>
-        <w:tab/>
-      </w:r>
-      <w:r>
-        <w:rPr>
-          <w:rFonts w:ascii="Arial" w:eastAsia="Times New Roman" w:hAnsi="Arial" w:cs="Arial"/>
-          <w:color w:val="000000" w:themeColor="text1"/>
-          <w:sz w:val="24"/>
-          <w:szCs w:val="24"/>
-          <w:lang w:eastAsia="it-IT"/>
-        </w:rPr>
-        <w:tab/>
-      </w:r>
-      <w:r>
-        <w:rPr>
-          <w:rFonts w:ascii="Arial" w:eastAsia="Times New Roman" w:hAnsi="Arial" w:cs="Arial"/>
-          <w:color w:val="000000" w:themeColor="text1"/>
-          <w:sz w:val="24"/>
-          <w:szCs w:val="24"/>
-          <w:lang w:eastAsia="it-IT"/>
-        </w:rPr>
-        <w:t>12</w:t>
-      </w:r>
-      <w:r>
-        <w:rPr>
-          <w:rFonts w:ascii="Arial" w:eastAsia="Times New Roman" w:hAnsi="Arial" w:cs="Arial"/>
-          <w:color w:val="000000" w:themeColor="text1"/>
-          <w:sz w:val="24"/>
-          <w:szCs w:val="24"/>
-          <w:lang w:eastAsia="it-IT"/>
-        </w:rPr>
-        <w:tab/>
-      </w:r>
-      <w:r>
-        <w:rPr>
-          <w:rFonts w:ascii="Arial" w:eastAsia="Times New Roman" w:hAnsi="Arial" w:cs="Arial"/>
-          <w:color w:val="000000" w:themeColor="text1"/>
-          <w:sz w:val="24"/>
-          <w:szCs w:val="24"/>
-          <w:lang w:eastAsia="it-IT"/>
-        </w:rPr>
-        <w:tab/>
-      </w:r>
-      <w:r>
-        <w:rPr>
-          <w:rFonts w:ascii="Arial" w:eastAsia="Times New Roman" w:hAnsi="Arial" w:cs="Arial"/>
-          <w:color w:val="000000" w:themeColor="text1"/>
-          <w:sz w:val="24"/>
-          <w:szCs w:val="24"/>
-          <w:lang w:eastAsia="it-IT"/>
-        </w:rPr>
-        <w:t>13</w:t>
-      </w:r>
-    </w:p>
-    <w:p>
-      <w:pPr>
-        <w:spacing w:after="240" w:line="330" w:lineRule="atLeast"/>
-        <w:rPr>
-          <w:rFonts w:ascii="Arial" w:eastAsia="Times New Roman" w:hAnsi="Arial" w:cs="Arial"/>
-          <w:color w:val="000000" w:themeColor="text1"/>
-          <w:sz w:val="24"/>
-          <w:szCs w:val="24"/>
-          <w:lang w:eastAsia="it-IT"/>
-        </w:rPr>
-      </w:pPr>
-      <w:r>
-        <w:rPr>
-          <w:rFonts w:ascii="Segoe UI Emoji" w:eastAsia="Times New Roman" w:hAnsi="Segoe UI Emoji" w:cs="Segoe UI Emoji"/>
-          <w:color w:val="000000" w:themeColor="text1"/>
-          <w:sz w:val="24"/>
-          <w:szCs w:val="24"/>
-          <w:lang w:eastAsia="it-IT"/>
-        </w:rPr>
-        <w:t>🇩🇪</w:t>
-      </w:r>
-      <w:r>
-        <w:rPr>
-          <w:rFonts w:ascii="Arial" w:eastAsia="Times New Roman" w:hAnsi="Arial" w:cs="Arial"/>
-          <w:color w:val="000000" w:themeColor="text1"/>
-          <w:sz w:val="24"/>
-          <w:szCs w:val="24"/>
-          <w:lang w:eastAsia="it-IT"/>
-        </w:rPr>
-        <w:t xml:space="preserve"> Germania </w:t>
-      </w:r>
-      <w:r>
-        <w:rPr>
-          <w:rFonts w:ascii="Arial" w:eastAsia="Times New Roman" w:hAnsi="Arial" w:cs="Arial"/>
-          <w:color w:val="000000" w:themeColor="text1"/>
-          <w:sz w:val="24"/>
-          <w:szCs w:val="24"/>
-          <w:lang w:eastAsia="it-IT"/>
-        </w:rPr>
-        <w:tab/>
-      </w:r>
-      <w:r>
-        <w:rPr>
-          <w:rFonts w:ascii="Arial" w:eastAsia="Times New Roman" w:hAnsi="Arial" w:cs="Arial"/>
-          <w:color w:val="000000" w:themeColor="text1"/>
-          <w:sz w:val="24"/>
-          <w:szCs w:val="24"/>
-          <w:lang w:eastAsia="it-IT"/>
-        </w:rPr>
-        <w:t>+49     +4915123456789</w:t>
-      </w:r>
-      <w:r>
-        <w:rPr>
-          <w:rFonts w:ascii="Arial" w:eastAsia="Times New Roman" w:hAnsi="Arial" w:cs="Arial"/>
-          <w:color w:val="000000" w:themeColor="text1"/>
-          <w:sz w:val="24"/>
-          <w:szCs w:val="24"/>
-          <w:lang w:eastAsia="it-IT"/>
-        </w:rPr>
-        <w:tab/>
-      </w:r>
-      <w:r>
-        <w:rPr>
-          <w:rFonts w:ascii="Arial" w:eastAsia="Times New Roman" w:hAnsi="Arial" w:cs="Arial"/>
-          <w:color w:val="000000" w:themeColor="text1"/>
-          <w:sz w:val="24"/>
-          <w:szCs w:val="24"/>
-          <w:lang w:eastAsia="it-IT"/>
-        </w:rPr>
-        <w:tab/>
-      </w:r>
-      <w:r>
-        <w:rPr>
-          <w:rFonts w:ascii="Arial" w:eastAsia="Times New Roman" w:hAnsi="Arial" w:cs="Arial"/>
-          <w:color w:val="000000" w:themeColor="text1"/>
-          <w:sz w:val="24"/>
-          <w:szCs w:val="24"/>
-          <w:lang w:eastAsia="it-IT"/>
-        </w:rPr>
-        <w:tab/>
-      </w:r>
-      <w:r>
-        <w:rPr>
-          <w:rFonts w:ascii="Arial" w:eastAsia="Times New Roman" w:hAnsi="Arial" w:cs="Arial"/>
-          <w:color w:val="000000" w:themeColor="text1"/>
-          <w:sz w:val="24"/>
-          <w:szCs w:val="24"/>
-          <w:lang w:eastAsia="it-IT"/>
-        </w:rPr>
-        <w:t>13              </w:t>
-      </w:r>
-      <w:r>
-        <w:rPr>
-          <w:rFonts w:ascii="Arial" w:eastAsia="Times New Roman" w:hAnsi="Arial" w:cs="Arial"/>
-          <w:color w:val="000000" w:themeColor="text1"/>
-          <w:sz w:val="24"/>
-          <w:szCs w:val="24"/>
-          <w:lang w:eastAsia="it-IT"/>
-        </w:rPr>
-        <w:tab/>
-      </w:r>
-      <w:r>
-        <w:rPr>
-          <w:rFonts w:ascii="Arial" w:eastAsia="Times New Roman" w:hAnsi="Arial" w:cs="Arial"/>
-          <w:color w:val="000000" w:themeColor="text1"/>
-          <w:sz w:val="24"/>
-          <w:szCs w:val="24"/>
-          <w:lang w:eastAsia="it-IT"/>
-        </w:rPr>
-        <w:t>14</w:t>
-      </w:r>
-    </w:p>
-    <w:p>
-      <w:pPr>
-        <w:spacing w:after="240" w:line="330" w:lineRule="atLeast"/>
-        <w:rPr>
-          <w:rFonts w:ascii="Arial" w:eastAsia="Times New Roman" w:hAnsi="Arial" w:cs="Arial"/>
-          <w:color w:val="000000" w:themeColor="text1"/>
-          <w:sz w:val="24"/>
-          <w:szCs w:val="24"/>
-          <w:lang w:eastAsia="it-IT"/>
-        </w:rPr>
-      </w:pPr>
-      <w:r>
-        <w:rPr>
-          <w:rFonts w:ascii="Segoe UI Emoji" w:eastAsia="Times New Roman" w:hAnsi="Segoe UI Emoji" w:cs="Segoe UI Emoji"/>
-          <w:color w:val="000000" w:themeColor="text1"/>
-          <w:sz w:val="24"/>
-          <w:szCs w:val="24"/>
-          <w:lang w:eastAsia="it-IT"/>
-        </w:rPr>
-        <w:t>🇸🇪</w:t>
-      </w:r>
-      <w:r>
-        <w:rPr>
-          <w:rFonts w:ascii="Arial" w:eastAsia="Times New Roman" w:hAnsi="Arial" w:cs="Arial"/>
-          <w:color w:val="000000" w:themeColor="text1"/>
-          <w:sz w:val="24"/>
-          <w:szCs w:val="24"/>
-          <w:lang w:eastAsia="it-IT"/>
-        </w:rPr>
-        <w:t xml:space="preserve"> Svezia     </w:t>
-      </w:r>
-      <w:r>
-        <w:rPr>
-          <w:rFonts w:ascii="Arial" w:eastAsia="Times New Roman" w:hAnsi="Arial" w:cs="Arial"/>
-          <w:color w:val="000000" w:themeColor="text1"/>
-          <w:sz w:val="24"/>
-          <w:szCs w:val="24"/>
-          <w:lang w:eastAsia="it-IT"/>
-        </w:rPr>
-        <w:tab/>
-      </w:r>
-      <w:r>
-        <w:rPr>
-          <w:rFonts w:ascii="Arial" w:eastAsia="Times New Roman" w:hAnsi="Arial" w:cs="Arial"/>
-          <w:color w:val="000000" w:themeColor="text1"/>
-          <w:sz w:val="24"/>
-          <w:szCs w:val="24"/>
-          <w:lang w:eastAsia="it-IT"/>
-        </w:rPr>
-        <w:tab/>
-      </w:r>
-      <w:r>
-        <w:rPr>
-          <w:rFonts w:ascii="Arial" w:eastAsia="Times New Roman" w:hAnsi="Arial" w:cs="Arial"/>
-          <w:color w:val="000000" w:themeColor="text1"/>
-          <w:sz w:val="24"/>
-          <w:szCs w:val="24"/>
-          <w:lang w:eastAsia="it-IT"/>
-        </w:rPr>
-        <w:t>+46     +46701234567</w:t>
-      </w:r>
-      <w:r>
-        <w:rPr>
-          <w:rFonts w:ascii="Arial" w:eastAsia="Times New Roman" w:hAnsi="Arial" w:cs="Arial"/>
-          <w:color w:val="000000" w:themeColor="text1"/>
-          <w:sz w:val="24"/>
-          <w:szCs w:val="24"/>
-          <w:lang w:eastAsia="it-IT"/>
-        </w:rPr>
-        <w:tab/>
-      </w:r>
-      <w:r>
-        <w:rPr>
-          <w:rFonts w:ascii="Arial" w:eastAsia="Times New Roman" w:hAnsi="Arial" w:cs="Arial"/>
-          <w:color w:val="000000" w:themeColor="text1"/>
-          <w:sz w:val="24"/>
-          <w:szCs w:val="24"/>
-          <w:lang w:eastAsia="it-IT"/>
-        </w:rPr>
-        <w:tab/>
-      </w:r>
-      <w:r>
-        <w:rPr>
-          <w:rFonts w:ascii="Arial" w:eastAsia="Times New Roman" w:hAnsi="Arial" w:cs="Arial"/>
-          <w:color w:val="000000" w:themeColor="text1"/>
-          <w:sz w:val="24"/>
-          <w:szCs w:val="24"/>
-          <w:lang w:eastAsia="it-IT"/>
-        </w:rPr>
-        <w:tab/>
-      </w:r>
-      <w:r>
-        <w:rPr>
-          <w:rFonts w:ascii="Arial" w:eastAsia="Times New Roman" w:hAnsi="Arial" w:cs="Arial"/>
-          <w:color w:val="000000" w:themeColor="text1"/>
-          <w:sz w:val="24"/>
-          <w:szCs w:val="24"/>
-          <w:lang w:eastAsia="it-IT"/>
-        </w:rPr>
-        <w:t>11              </w:t>
-      </w:r>
-      <w:r>
-        <w:rPr>
-          <w:rFonts w:ascii="Arial" w:eastAsia="Times New Roman" w:hAnsi="Arial" w:cs="Arial"/>
-          <w:color w:val="000000" w:themeColor="text1"/>
-          <w:sz w:val="24"/>
-          <w:szCs w:val="24"/>
-          <w:lang w:eastAsia="it-IT"/>
-        </w:rPr>
-        <w:tab/>
-      </w:r>
-      <w:r>
-        <w:rPr>
-          <w:rFonts w:ascii="Arial" w:eastAsia="Times New Roman" w:hAnsi="Arial" w:cs="Arial"/>
-          <w:color w:val="000000" w:themeColor="text1"/>
-          <w:sz w:val="24"/>
-          <w:szCs w:val="24"/>
-          <w:lang w:eastAsia="it-IT"/>
-        </w:rPr>
-        <w:t>12</w:t>
-      </w:r>
-    </w:p>
-    <w:p>
-      <w:pPr>
-        <w:spacing w:after="240" w:line="330" w:lineRule="atLeast"/>
-        <w:rPr>
-          <w:rFonts w:ascii="Arial" w:eastAsia="Times New Roman" w:hAnsi="Arial" w:cs="Arial"/>
-          <w:color w:val="000000" w:themeColor="text1"/>
-          <w:sz w:val="24"/>
-          <w:szCs w:val="24"/>
-          <w:lang w:eastAsia="it-IT"/>
-        </w:rPr>
-      </w:pPr>
-      <w:r>
-        <w:rPr>
-          <w:rFonts w:ascii="Segoe UI Emoji" w:eastAsia="Times New Roman" w:hAnsi="Segoe UI Emoji" w:cs="Segoe UI Emoji"/>
-          <w:color w:val="000000" w:themeColor="text1"/>
-          <w:sz w:val="24"/>
-          <w:szCs w:val="24"/>
-          <w:lang w:eastAsia="it-IT"/>
-        </w:rPr>
-        <w:t>🇫🇮</w:t>
-      </w:r>
-      <w:r>
-        <w:rPr>
-          <w:rFonts w:ascii="Arial" w:eastAsia="Times New Roman" w:hAnsi="Arial" w:cs="Arial"/>
-          <w:color w:val="000000" w:themeColor="text1"/>
-          <w:sz w:val="24"/>
-          <w:szCs w:val="24"/>
-          <w:lang w:eastAsia="it-IT"/>
-        </w:rPr>
-        <w:t xml:space="preserve"> Finlandia</w:t>
-      </w:r>
-      <w:r>
-        <w:rPr>
-          <w:rFonts w:ascii="Arial" w:eastAsia="Times New Roman" w:hAnsi="Arial" w:cs="Arial"/>
-          <w:color w:val="000000" w:themeColor="text1"/>
-          <w:sz w:val="24"/>
-          <w:szCs w:val="24"/>
-          <w:lang w:eastAsia="it-IT"/>
-        </w:rPr>
-        <w:tab/>
-      </w:r>
-      <w:r>
-        <w:rPr>
-          <w:rFonts w:ascii="Arial" w:eastAsia="Times New Roman" w:hAnsi="Arial" w:cs="Arial"/>
-          <w:color w:val="000000" w:themeColor="text1"/>
-          <w:sz w:val="24"/>
-          <w:szCs w:val="24"/>
-          <w:lang w:eastAsia="it-IT"/>
-        </w:rPr>
-        <w:tab/>
-      </w:r>
-      <w:r>
-        <w:rPr>
-          <w:rFonts w:ascii="Arial" w:eastAsia="Times New Roman" w:hAnsi="Arial" w:cs="Arial"/>
-          <w:color w:val="000000" w:themeColor="text1"/>
-          <w:sz w:val="24"/>
-          <w:szCs w:val="24"/>
-          <w:lang w:eastAsia="it-IT"/>
-        </w:rPr>
-        <w:t>+</w:t>
-      </w:r>
-      <w:proofErr w:type="gramStart"/>
-      <w:r>
-        <w:rPr>
-          <w:rFonts w:ascii="Arial" w:eastAsia="Times New Roman" w:hAnsi="Arial" w:cs="Arial"/>
-          <w:color w:val="000000" w:themeColor="text1"/>
-          <w:sz w:val="24"/>
-          <w:szCs w:val="24"/>
-          <w:lang w:eastAsia="it-IT"/>
-        </w:rPr>
-        <w:t>358  +</w:t>
-      </w:r>
-      <w:proofErr w:type="gramEnd"/>
-      <w:r>
-        <w:rPr>
-          <w:rFonts w:ascii="Arial" w:eastAsia="Times New Roman" w:hAnsi="Arial" w:cs="Arial"/>
-          <w:color w:val="000000" w:themeColor="text1"/>
-          <w:sz w:val="24"/>
-          <w:szCs w:val="24"/>
-          <w:lang w:eastAsia="it-IT"/>
-        </w:rPr>
-        <w:t>358451234567</w:t>
-      </w:r>
-      <w:r>
-        <w:rPr>
-          <w:rFonts w:ascii="Arial" w:eastAsia="Times New Roman" w:hAnsi="Arial" w:cs="Arial"/>
-          <w:color w:val="000000" w:themeColor="text1"/>
-          <w:sz w:val="24"/>
-          <w:szCs w:val="24"/>
-          <w:lang w:eastAsia="it-IT"/>
-        </w:rPr>
-        <w:tab/>
-      </w:r>
-      <w:r>
-        <w:rPr>
-          <w:rFonts w:ascii="Arial" w:eastAsia="Times New Roman" w:hAnsi="Arial" w:cs="Arial"/>
-          <w:color w:val="000000" w:themeColor="text1"/>
-          <w:sz w:val="24"/>
-          <w:szCs w:val="24"/>
-          <w:lang w:eastAsia="it-IT"/>
-        </w:rPr>
-        <w:tab/>
-      </w:r>
-      <w:r>
-        <w:rPr>
-          <w:rFonts w:ascii="Arial" w:eastAsia="Times New Roman" w:hAnsi="Arial" w:cs="Arial"/>
-          <w:color w:val="000000" w:themeColor="text1"/>
-          <w:sz w:val="24"/>
-          <w:szCs w:val="24"/>
-          <w:lang w:eastAsia="it-IT"/>
-        </w:rPr>
-        <w:tab/>
-      </w:r>
-      <w:r>
-        <w:rPr>
-          <w:rFonts w:ascii="Arial" w:eastAsia="Times New Roman" w:hAnsi="Arial" w:cs="Arial"/>
-          <w:color w:val="000000" w:themeColor="text1"/>
-          <w:sz w:val="24"/>
-          <w:szCs w:val="24"/>
-          <w:lang w:eastAsia="it-IT"/>
-        </w:rPr>
-        <w:t>12              </w:t>
-      </w:r>
-      <w:r>
-        <w:rPr>
-          <w:rFonts w:ascii="Arial" w:eastAsia="Times New Roman" w:hAnsi="Arial" w:cs="Arial"/>
-          <w:color w:val="000000" w:themeColor="text1"/>
-          <w:sz w:val="24"/>
-          <w:szCs w:val="24"/>
-          <w:lang w:eastAsia="it-IT"/>
-        </w:rPr>
-        <w:tab/>
-      </w:r>
-      <w:r>
-        <w:rPr>
-          <w:rFonts w:ascii="Arial" w:eastAsia="Times New Roman" w:hAnsi="Arial" w:cs="Arial"/>
-          <w:color w:val="000000" w:themeColor="text1"/>
-          <w:sz w:val="24"/>
-          <w:szCs w:val="24"/>
-          <w:lang w:eastAsia="it-IT"/>
-        </w:rPr>
-        <w:t>13</w:t>
-      </w:r>
-    </w:p>
-    <w:p>
-      <w:pPr>
-        <w:spacing w:after="240" w:line="330" w:lineRule="atLeast"/>
-        <w:rPr>
-          <w:rFonts w:ascii="Arial" w:eastAsia="Times New Roman" w:hAnsi="Arial" w:cs="Arial"/>
-          <w:color w:val="000000" w:themeColor="text1"/>
-          <w:sz w:val="24"/>
-          <w:szCs w:val="24"/>
-          <w:lang w:eastAsia="it-IT"/>
-        </w:rPr>
-      </w:pPr>
-      <w:r>
-        <w:rPr>
-          <w:rFonts w:ascii="Segoe UI Emoji" w:eastAsia="Times New Roman" w:hAnsi="Segoe UI Emoji" w:cs="Segoe UI Emoji"/>
-          <w:color w:val="000000" w:themeColor="text1"/>
-          <w:sz w:val="24"/>
-          <w:szCs w:val="24"/>
-          <w:lang w:eastAsia="it-IT"/>
-        </w:rPr>
-        <w:t>🇮🇸</w:t>
-      </w:r>
-      <w:r>
-        <w:rPr>
-          <w:rFonts w:ascii="Arial" w:eastAsia="Times New Roman" w:hAnsi="Arial" w:cs="Arial"/>
-          <w:color w:val="000000" w:themeColor="text1"/>
-          <w:sz w:val="24"/>
-          <w:szCs w:val="24"/>
-          <w:lang w:eastAsia="it-IT"/>
-        </w:rPr>
-        <w:t xml:space="preserve"> Islanda</w:t>
-      </w:r>
-      <w:r>
-        <w:rPr>
-          <w:rFonts w:ascii="Arial" w:eastAsia="Times New Roman" w:hAnsi="Arial" w:cs="Arial"/>
-          <w:color w:val="000000" w:themeColor="text1"/>
-          <w:sz w:val="24"/>
-          <w:szCs w:val="24"/>
-          <w:lang w:eastAsia="it-IT"/>
-        </w:rPr>
-        <w:tab/>
-      </w:r>
-      <w:r>
-        <w:rPr>
-          <w:rFonts w:ascii="Arial" w:eastAsia="Times New Roman" w:hAnsi="Arial" w:cs="Arial"/>
-          <w:color w:val="000000" w:themeColor="text1"/>
-          <w:sz w:val="24"/>
-          <w:szCs w:val="24"/>
-          <w:lang w:eastAsia="it-IT"/>
-        </w:rPr>
-        <w:tab/>
-      </w:r>
-      <w:r>
-        <w:rPr>
-          <w:rFonts w:ascii="Arial" w:eastAsia="Times New Roman" w:hAnsi="Arial" w:cs="Arial"/>
-          <w:color w:val="000000" w:themeColor="text1"/>
-          <w:sz w:val="24"/>
-          <w:szCs w:val="24"/>
-          <w:lang w:eastAsia="it-IT"/>
-        </w:rPr>
-        <w:t>+354</w:t>
-      </w:r>
-      <w:r>
-        <w:rPr>
-          <w:rFonts w:ascii="Arial" w:eastAsia="Times New Roman" w:hAnsi="Arial" w:cs="Arial"/>
-          <w:color w:val="000000" w:themeColor="text1"/>
-          <w:sz w:val="24"/>
-          <w:szCs w:val="24"/>
-          <w:lang w:eastAsia="it-IT"/>
-        </w:rPr>
-        <w:tab/>
-        <w:t>+354 611 1234</w:t>
-      </w:r>
-      <w:r>
-        <w:rPr>
-          <w:rFonts w:ascii="Arial" w:eastAsia="Times New Roman" w:hAnsi="Arial" w:cs="Arial"/>
-          <w:color w:val="000000" w:themeColor="text1"/>
-          <w:sz w:val="24"/>
-          <w:szCs w:val="24"/>
-          <w:lang w:eastAsia="it-IT"/>
-        </w:rPr>
-        <w:tab/>
-      </w:r>
-      <w:r>
-        <w:rPr>
-          <w:rFonts w:ascii="Arial" w:eastAsia="Times New Roman" w:hAnsi="Arial" w:cs="Arial"/>
-          <w:color w:val="000000" w:themeColor="text1"/>
-          <w:sz w:val="24"/>
-          <w:szCs w:val="24"/>
-          <w:lang w:eastAsia="it-IT"/>
-        </w:rPr>
-        <w:tab/>
-      </w:r>
-      <w:r>
-        <w:rPr>
-          <w:rFonts w:ascii="Arial" w:eastAsia="Times New Roman" w:hAnsi="Arial" w:cs="Arial"/>
-          <w:color w:val="000000" w:themeColor="text1"/>
-          <w:sz w:val="24"/>
-          <w:szCs w:val="24"/>
-          <w:lang w:eastAsia="it-IT"/>
-        </w:rPr>
-        <w:tab/>
-      </w:r>
-      <w:r>
-        <w:rPr>
-          <w:rFonts w:ascii="Arial" w:eastAsia="Times New Roman" w:hAnsi="Arial" w:cs="Arial"/>
-          <w:color w:val="000000" w:themeColor="text1"/>
-          <w:sz w:val="24"/>
-          <w:szCs w:val="24"/>
-          <w:lang w:eastAsia="it-IT"/>
-        </w:rPr>
-        <w:t xml:space="preserve">10     </w:t>
-      </w:r>
-      <w:r>
-        <w:rPr>
-          <w:rFonts w:ascii="Arial" w:eastAsia="Times New Roman" w:hAnsi="Arial" w:cs="Arial"/>
-          <w:color w:val="000000" w:themeColor="text1"/>
-          <w:sz w:val="24"/>
-          <w:szCs w:val="24"/>
-          <w:lang w:eastAsia="it-IT"/>
-        </w:rPr>
-        <w:tab/>
-      </w:r>
-      <w:r>
-        <w:rPr>
-          <w:rFonts w:ascii="Arial" w:eastAsia="Times New Roman" w:hAnsi="Arial" w:cs="Arial"/>
-          <w:color w:val="000000" w:themeColor="text1"/>
-          <w:sz w:val="24"/>
-          <w:szCs w:val="24"/>
-          <w:lang w:eastAsia="it-IT"/>
-        </w:rPr>
-        <w:tab/>
-      </w:r>
-      <w:r>
-        <w:rPr>
-          <w:rFonts w:ascii="Arial" w:eastAsia="Times New Roman" w:hAnsi="Arial" w:cs="Arial"/>
-          <w:color w:val="000000" w:themeColor="text1"/>
-          <w:sz w:val="24"/>
-          <w:szCs w:val="24"/>
-          <w:lang w:eastAsia="it-IT"/>
-        </w:rPr>
-        <w:t>11</w:t>
-      </w:r>
-    </w:p>
-    <w:p>
-      <w:pPr>
-        <w:spacing w:after="240" w:line="330" w:lineRule="atLeast"/>
-        <w:rPr>
-          <w:rFonts w:ascii="Arial" w:eastAsia="Times New Roman" w:hAnsi="Arial" w:cs="Arial"/>
-          <w:color w:val="000000" w:themeColor="text1"/>
-          <w:sz w:val="24"/>
-          <w:szCs w:val="24"/>
-          <w:lang w:eastAsia="it-IT"/>
-        </w:rPr>
-      </w:pPr>
-      <w:r>
-        <w:rPr>
-          <w:rFonts w:ascii="Segoe UI Emoji" w:eastAsia="Times New Roman" w:hAnsi="Segoe UI Emoji" w:cs="Segoe UI Emoji"/>
-          <w:color w:val="000000" w:themeColor="text1"/>
-          <w:sz w:val="24"/>
-          <w:szCs w:val="24"/>
-          <w:lang w:eastAsia="it-IT"/>
-        </w:rPr>
-        <w:t>🇳🇴</w:t>
-      </w:r>
-      <w:r>
-        <w:rPr>
-          <w:rFonts w:ascii="Arial" w:eastAsia="Times New Roman" w:hAnsi="Arial" w:cs="Arial"/>
-          <w:color w:val="000000" w:themeColor="text1"/>
-          <w:sz w:val="24"/>
-          <w:szCs w:val="24"/>
-          <w:lang w:eastAsia="it-IT"/>
-        </w:rPr>
-        <w:t xml:space="preserve"> Norvegia</w:t>
-      </w:r>
-      <w:r>
-        <w:rPr>
-          <w:rFonts w:ascii="Arial" w:eastAsia="Times New Roman" w:hAnsi="Arial" w:cs="Arial"/>
-          <w:color w:val="000000" w:themeColor="text1"/>
-          <w:sz w:val="24"/>
-          <w:szCs w:val="24"/>
-          <w:lang w:eastAsia="it-IT"/>
-        </w:rPr>
-        <w:tab/>
-      </w:r>
-      <w:r>
-        <w:rPr>
-          <w:rFonts w:ascii="Arial" w:eastAsia="Times New Roman" w:hAnsi="Arial" w:cs="Arial"/>
-          <w:color w:val="000000" w:themeColor="text1"/>
-          <w:sz w:val="24"/>
-          <w:szCs w:val="24"/>
-          <w:lang w:eastAsia="it-IT"/>
-        </w:rPr>
-        <w:tab/>
-      </w:r>
-      <w:r>
-        <w:rPr>
-          <w:rFonts w:ascii="Arial" w:eastAsia="Times New Roman" w:hAnsi="Arial" w:cs="Arial"/>
-          <w:color w:val="000000" w:themeColor="text1"/>
-          <w:sz w:val="24"/>
-          <w:szCs w:val="24"/>
-          <w:lang w:eastAsia="it-IT"/>
-        </w:rPr>
-        <w:t>+47</w:t>
-      </w:r>
-      <w:r>
-        <w:rPr>
-          <w:rFonts w:ascii="Arial" w:eastAsia="Times New Roman" w:hAnsi="Arial" w:cs="Arial"/>
-          <w:color w:val="000000" w:themeColor="text1"/>
-          <w:sz w:val="24"/>
-          <w:szCs w:val="24"/>
-          <w:lang w:eastAsia="it-IT"/>
-        </w:rPr>
-        <w:tab/>
-        <w:t>+47 912 34 567</w:t>
-      </w:r>
-      <w:r>
-        <w:rPr>
-          <w:rFonts w:ascii="Arial" w:eastAsia="Times New Roman" w:hAnsi="Arial" w:cs="Arial"/>
-          <w:color w:val="000000" w:themeColor="text1"/>
-          <w:sz w:val="24"/>
-          <w:szCs w:val="24"/>
-          <w:lang w:eastAsia="it-IT"/>
-        </w:rPr>
-        <w:tab/>
-      </w:r>
-      <w:r>
-        <w:rPr>
-          <w:rFonts w:ascii="Arial" w:eastAsia="Times New Roman" w:hAnsi="Arial" w:cs="Arial"/>
-          <w:color w:val="000000" w:themeColor="text1"/>
-          <w:sz w:val="24"/>
-          <w:szCs w:val="24"/>
-          <w:lang w:eastAsia="it-IT"/>
-        </w:rPr>
-        <w:tab/>
-      </w:r>
-      <w:r>
-        <w:rPr>
-          <w:rFonts w:ascii="Arial" w:eastAsia="Times New Roman" w:hAnsi="Arial" w:cs="Arial"/>
-          <w:color w:val="000000" w:themeColor="text1"/>
-          <w:sz w:val="24"/>
-          <w:szCs w:val="24"/>
-          <w:lang w:eastAsia="it-IT"/>
-        </w:rPr>
-        <w:tab/>
-      </w:r>
-      <w:r>
-        <w:rPr>
-          <w:rFonts w:ascii="Arial" w:eastAsia="Times New Roman" w:hAnsi="Arial" w:cs="Arial"/>
-          <w:color w:val="000000" w:themeColor="text1"/>
-          <w:sz w:val="24"/>
-          <w:szCs w:val="24"/>
-          <w:lang w:eastAsia="it-IT"/>
-        </w:rPr>
-        <w:t xml:space="preserve">10     </w:t>
-      </w:r>
-      <w:r>
-        <w:rPr>
-          <w:rFonts w:ascii="Arial" w:eastAsia="Times New Roman" w:hAnsi="Arial" w:cs="Arial"/>
-          <w:color w:val="000000" w:themeColor="text1"/>
-          <w:sz w:val="24"/>
-          <w:szCs w:val="24"/>
-          <w:lang w:eastAsia="it-IT"/>
-        </w:rPr>
-        <w:tab/>
-      </w:r>
-      <w:r>
-        <w:rPr>
-          <w:rFonts w:ascii="Arial" w:eastAsia="Times New Roman" w:hAnsi="Arial" w:cs="Arial"/>
-          <w:color w:val="000000" w:themeColor="text1"/>
-          <w:sz w:val="24"/>
-          <w:szCs w:val="24"/>
-          <w:lang w:eastAsia="it-IT"/>
-        </w:rPr>
-        <w:tab/>
-      </w:r>
-      <w:r>
-        <w:rPr>
-          <w:rFonts w:ascii="Arial" w:eastAsia="Times New Roman" w:hAnsi="Arial" w:cs="Arial"/>
-          <w:color w:val="000000" w:themeColor="text1"/>
-          <w:sz w:val="24"/>
-          <w:szCs w:val="24"/>
-          <w:lang w:eastAsia="it-IT"/>
-        </w:rPr>
-        <w:t>11</w:t>
-      </w:r>
-    </w:p>
-    <w:p>
-      <w:pPr>
-        <w:spacing w:after="240" w:line="330" w:lineRule="atLeast"/>
-        <w:rPr>
-          <w:rFonts w:ascii="Arial" w:eastAsia="Times New Roman" w:hAnsi="Arial" w:cs="Arial"/>
-          <w:color w:val="000000" w:themeColor="text1"/>
-          <w:sz w:val="24"/>
-          <w:szCs w:val="24"/>
-          <w:lang w:eastAsia="it-IT"/>
-        </w:rPr>
-      </w:pPr>
-      <w:r>
-        <w:rPr>
-          <w:rFonts w:ascii="Segoe UI Emoji" w:eastAsia="Times New Roman" w:hAnsi="Segoe UI Emoji" w:cs="Segoe UI Emoji"/>
-          <w:color w:val="000000" w:themeColor="text1"/>
-          <w:sz w:val="24"/>
-          <w:szCs w:val="24"/>
-          <w:lang w:eastAsia="it-IT"/>
-        </w:rPr>
-        <w:t>🇩🇰</w:t>
-      </w:r>
-      <w:r>
-        <w:rPr>
-          <w:rFonts w:ascii="Arial" w:eastAsia="Times New Roman" w:hAnsi="Arial" w:cs="Arial"/>
-          <w:color w:val="000000" w:themeColor="text1"/>
-          <w:sz w:val="24"/>
-          <w:szCs w:val="24"/>
-          <w:lang w:eastAsia="it-IT"/>
-        </w:rPr>
-        <w:t xml:space="preserve"> Danimarca</w:t>
-      </w:r>
-      <w:r>
-        <w:rPr>
-          <w:rFonts w:ascii="Arial" w:eastAsia="Times New Roman" w:hAnsi="Arial" w:cs="Arial"/>
-          <w:color w:val="000000" w:themeColor="text1"/>
-          <w:sz w:val="24"/>
-          <w:szCs w:val="24"/>
-          <w:lang w:eastAsia="it-IT"/>
-        </w:rPr>
-        <w:tab/>
-      </w:r>
-      <w:r>
-        <w:rPr>
-          <w:rFonts w:ascii="Arial" w:eastAsia="Times New Roman" w:hAnsi="Arial" w:cs="Arial"/>
-          <w:color w:val="000000" w:themeColor="text1"/>
-          <w:sz w:val="24"/>
-          <w:szCs w:val="24"/>
-          <w:lang w:eastAsia="it-IT"/>
-        </w:rPr>
-        <w:t>+45</w:t>
-      </w:r>
-      <w:r>
-        <w:rPr>
-          <w:rFonts w:ascii="Arial" w:eastAsia="Times New Roman" w:hAnsi="Arial" w:cs="Arial"/>
-          <w:color w:val="000000" w:themeColor="text1"/>
-          <w:sz w:val="24"/>
-          <w:szCs w:val="24"/>
-          <w:lang w:eastAsia="it-IT"/>
-        </w:rPr>
-        <w:tab/>
-        <w:t>+45 20 12 34 56</w:t>
-      </w:r>
-      <w:r>
-        <w:rPr>
-          <w:rFonts w:ascii="Arial" w:eastAsia="Times New Roman" w:hAnsi="Arial" w:cs="Arial"/>
-          <w:color w:val="000000" w:themeColor="text1"/>
-          <w:sz w:val="24"/>
-          <w:szCs w:val="24"/>
-          <w:lang w:eastAsia="it-IT"/>
-        </w:rPr>
-        <w:tab/>
-      </w:r>
-      <w:r>
-        <w:rPr>
-          <w:rFonts w:ascii="Arial" w:eastAsia="Times New Roman" w:hAnsi="Arial" w:cs="Arial"/>
-          <w:color w:val="000000" w:themeColor="text1"/>
-          <w:sz w:val="24"/>
-          <w:szCs w:val="24"/>
-          <w:lang w:eastAsia="it-IT"/>
-        </w:rPr>
-        <w:tab/>
-      </w:r>
-      <w:r>
-        <w:rPr>
-          <w:rFonts w:ascii="Arial" w:eastAsia="Times New Roman" w:hAnsi="Arial" w:cs="Arial"/>
-          <w:color w:val="000000" w:themeColor="text1"/>
-          <w:sz w:val="24"/>
-          <w:szCs w:val="24"/>
-          <w:lang w:eastAsia="it-IT"/>
-        </w:rPr>
-        <w:tab/>
-      </w:r>
-      <w:r>
-        <w:rPr>
-          <w:rFonts w:ascii="Arial" w:eastAsia="Times New Roman" w:hAnsi="Arial" w:cs="Arial"/>
-          <w:color w:val="000000" w:themeColor="text1"/>
-          <w:sz w:val="24"/>
-          <w:szCs w:val="24"/>
-          <w:lang w:eastAsia="it-IT"/>
-        </w:rPr>
-        <w:t xml:space="preserve">10     </w:t>
-      </w:r>
-      <w:r>
-        <w:rPr>
-          <w:rFonts w:ascii="Arial" w:eastAsia="Times New Roman" w:hAnsi="Arial" w:cs="Arial"/>
-          <w:color w:val="000000" w:themeColor="text1"/>
-          <w:sz w:val="24"/>
-          <w:szCs w:val="24"/>
-          <w:lang w:eastAsia="it-IT"/>
-        </w:rPr>
-        <w:tab/>
-      </w:r>
-      <w:r>
-        <w:rPr>
-          <w:rFonts w:ascii="Arial" w:eastAsia="Times New Roman" w:hAnsi="Arial" w:cs="Arial"/>
-          <w:color w:val="000000" w:themeColor="text1"/>
-          <w:sz w:val="24"/>
-          <w:szCs w:val="24"/>
-          <w:lang w:eastAsia="it-IT"/>
-        </w:rPr>
-        <w:tab/>
-      </w:r>
-      <w:r>
-        <w:rPr>
-          <w:rFonts w:ascii="Arial" w:eastAsia="Times New Roman" w:hAnsi="Arial" w:cs="Arial"/>
-          <w:color w:val="000000" w:themeColor="text1"/>
-          <w:sz w:val="24"/>
-          <w:szCs w:val="24"/>
-          <w:lang w:eastAsia="it-IT"/>
-        </w:rPr>
-        <w:t>11</w:t>
-      </w:r>
-    </w:p>
-    <w:p>
-      <w:pPr>
-        <w:spacing w:after="240" w:line="330" w:lineRule="atLeast"/>
-        <w:rPr>
-          <w:rFonts w:ascii="Arial" w:eastAsia="Times New Roman" w:hAnsi="Arial" w:cs="Arial"/>
-          <w:color w:val="000000" w:themeColor="text1"/>
-          <w:sz w:val="24"/>
-          <w:szCs w:val="24"/>
-          <w:lang w:eastAsia="it-IT"/>
-        </w:rPr>
-      </w:pPr>
-      <w:r>
-        <w:rPr>
-          <w:rFonts w:ascii="Segoe UI Emoji" w:eastAsia="Times New Roman" w:hAnsi="Segoe UI Emoji" w:cs="Segoe UI Emoji"/>
-          <w:color w:val="000000" w:themeColor="text1"/>
-          <w:sz w:val="24"/>
-          <w:szCs w:val="24"/>
-          <w:lang w:eastAsia="it-IT"/>
-        </w:rPr>
-        <w:t>🇱🇮</w:t>
-      </w:r>
-      <w:r>
-        <w:rPr>
-          <w:rFonts w:ascii="Arial" w:eastAsia="Times New Roman" w:hAnsi="Arial" w:cs="Arial"/>
-          <w:color w:val="000000" w:themeColor="text1"/>
-          <w:sz w:val="24"/>
-          <w:szCs w:val="24"/>
-          <w:lang w:eastAsia="it-IT"/>
-        </w:rPr>
-        <w:t xml:space="preserve"> Liechtenstein</w:t>
-      </w:r>
-      <w:r>
-        <w:rPr>
-          <w:rFonts w:ascii="Arial" w:eastAsia="Times New Roman" w:hAnsi="Arial" w:cs="Arial"/>
-          <w:color w:val="000000" w:themeColor="text1"/>
-          <w:sz w:val="24"/>
-          <w:szCs w:val="24"/>
-          <w:lang w:eastAsia="it-IT"/>
-        </w:rPr>
-        <w:tab/>
-        <w:t>+423</w:t>
-      </w:r>
-      <w:r>
-        <w:rPr>
-          <w:rFonts w:ascii="Arial" w:eastAsia="Times New Roman" w:hAnsi="Arial" w:cs="Arial"/>
-          <w:color w:val="000000" w:themeColor="text1"/>
-          <w:sz w:val="24"/>
-          <w:szCs w:val="24"/>
-          <w:lang w:eastAsia="it-IT"/>
-        </w:rPr>
-        <w:tab/>
-        <w:t>+423 661 12 34</w:t>
-      </w:r>
-      <w:r>
-        <w:rPr>
-          <w:rFonts w:ascii="Arial" w:eastAsia="Times New Roman" w:hAnsi="Arial" w:cs="Arial"/>
-          <w:color w:val="000000" w:themeColor="text1"/>
-          <w:sz w:val="24"/>
-          <w:szCs w:val="24"/>
-          <w:lang w:eastAsia="it-IT"/>
-        </w:rPr>
-        <w:tab/>
-      </w:r>
-      <w:r>
-        <w:rPr>
-          <w:rFonts w:ascii="Arial" w:eastAsia="Times New Roman" w:hAnsi="Arial" w:cs="Arial"/>
-          <w:color w:val="000000" w:themeColor="text1"/>
-          <w:sz w:val="24"/>
-          <w:szCs w:val="24"/>
-          <w:lang w:eastAsia="it-IT"/>
-        </w:rPr>
-        <w:tab/>
-      </w:r>
-      <w:r>
-        <w:rPr>
-          <w:rFonts w:ascii="Arial" w:eastAsia="Times New Roman" w:hAnsi="Arial" w:cs="Arial"/>
-          <w:color w:val="000000" w:themeColor="text1"/>
-          <w:sz w:val="24"/>
-          <w:szCs w:val="24"/>
-          <w:lang w:eastAsia="it-IT"/>
-        </w:rPr>
-        <w:tab/>
-      </w:r>
-      <w:r>
-        <w:rPr>
-          <w:rFonts w:ascii="Arial" w:eastAsia="Times New Roman" w:hAnsi="Arial" w:cs="Arial"/>
-          <w:color w:val="000000" w:themeColor="text1"/>
-          <w:sz w:val="24"/>
-          <w:szCs w:val="24"/>
-          <w:lang w:eastAsia="it-IT"/>
-        </w:rPr>
-        <w:t xml:space="preserve">10     </w:t>
-      </w:r>
-      <w:r>
-        <w:rPr>
-          <w:rFonts w:ascii="Arial" w:eastAsia="Times New Roman" w:hAnsi="Arial" w:cs="Arial"/>
-          <w:color w:val="000000" w:themeColor="text1"/>
-          <w:sz w:val="24"/>
-          <w:szCs w:val="24"/>
-          <w:lang w:eastAsia="it-IT"/>
-        </w:rPr>
-        <w:tab/>
-      </w:r>
-      <w:r>
-        <w:rPr>
-          <w:rFonts w:ascii="Arial" w:eastAsia="Times New Roman" w:hAnsi="Arial" w:cs="Arial"/>
-          <w:color w:val="000000" w:themeColor="text1"/>
-          <w:sz w:val="24"/>
-          <w:szCs w:val="24"/>
-          <w:lang w:eastAsia="it-IT"/>
-        </w:rPr>
-        <w:tab/>
-      </w:r>
-      <w:r>
-        <w:rPr>
-          <w:rFonts w:ascii="Arial" w:eastAsia="Times New Roman" w:hAnsi="Arial" w:cs="Arial"/>
-          <w:color w:val="000000" w:themeColor="text1"/>
-          <w:sz w:val="24"/>
-          <w:szCs w:val="24"/>
-          <w:lang w:eastAsia="it-IT"/>
-        </w:rPr>
-        <w:t>11</w:t>
-      </w:r>
-    </w:p>
-    <w:p>
-      <w:pPr>
-        <w:spacing w:after="240" w:line="330" w:lineRule="atLeast"/>
-        <w:rPr>
-          <w:lang w:eastAsia="it-IT"/>
-        </w:rPr>
-      </w:pPr>
-    </w:p>
-    <w:p>
-      <w:pPr>
-        <w:spacing w:after="240" w:line="330" w:lineRule="atLeast"/>
-        <w:rPr>
-          <w:rFonts w:ascii="Arial" w:eastAsia="Times New Roman" w:hAnsi="Arial" w:cs="Arial"/>
-          <w:color w:val="000000" w:themeColor="text1"/>
-          <w:sz w:val="24"/>
-          <w:szCs w:val="24"/>
-          <w:lang w:eastAsia="it-IT"/>
-        </w:rPr>
-      </w:pPr>
-      <w:r>
-        <w:rPr>
-          <w:rFonts w:ascii="Arial" w:eastAsia="Times New Roman" w:hAnsi="Arial" w:cs="Arial"/>
-          <w:color w:val="000000" w:themeColor="text1"/>
-          <w:sz w:val="24"/>
-          <w:szCs w:val="24"/>
-          <w:lang w:eastAsia="it-IT"/>
-        </w:rPr>
-        <w:t xml:space="preserve">  </w:t>
-      </w:r>
-    </w:p>
-    <w:p>
-      <w:pPr>
-        <w:spacing w:after="240" w:line="330" w:lineRule="atLeast"/>
-        <w:rPr>
-          <w:rFonts w:ascii="Arial" w:eastAsia="Times New Roman" w:hAnsi="Arial" w:cs="Arial"/>
-          <w:b/>
-          <w:bCs/>
-          <w:color w:val="000000" w:themeColor="text1"/>
-          <w:sz w:val="24"/>
-          <w:szCs w:val="24"/>
-          <w:lang w:eastAsia="it-IT"/>
-        </w:rPr>
-      </w:pPr>
-      <w:r>
-        <w:rPr>
-          <w:rFonts w:ascii="Arial" w:eastAsia="Times New Roman" w:hAnsi="Arial" w:cs="Arial"/>
-          <w:b/>
-          <w:bCs/>
-          <w:color w:val="000000" w:themeColor="text1"/>
-          <w:sz w:val="24"/>
-          <w:szCs w:val="24"/>
-          <w:lang w:eastAsia="it-IT"/>
-        </w:rPr>
-        <w:t>Struttura EEPROM</w:t>
-      </w:r>
-    </w:p>
-    <w:p>
-      <w:pPr>
-        <w:spacing w:after="240" w:line="330" w:lineRule="atLeast"/>
-        <w:rPr>
-          <w:rFonts w:ascii="Arial" w:eastAsia="Times New Roman" w:hAnsi="Arial" w:cs="Arial"/>
-          <w:color w:val="000000" w:themeColor="text1"/>
-          <w:sz w:val="24"/>
-          <w:szCs w:val="24"/>
-          <w:lang w:eastAsia="it-IT"/>
-        </w:rPr>
-      </w:pPr>
-      <w:r>
-        <w:rPr>
-          <w:rFonts w:ascii="Arial" w:eastAsia="Times New Roman" w:hAnsi="Arial" w:cs="Arial"/>
-          <w:color w:val="000000" w:themeColor="text1"/>
-          <w:sz w:val="24"/>
-          <w:szCs w:val="24"/>
-          <w:lang w:eastAsia="it-IT"/>
-        </w:rPr>
-        <w:t xml:space="preserve">PIN (5 </w:t>
-      </w:r>
-      <w:proofErr w:type="gramStart"/>
-      <w:r>
-        <w:rPr>
-          <w:rFonts w:ascii="Arial" w:eastAsia="Times New Roman" w:hAnsi="Arial" w:cs="Arial"/>
-          <w:color w:val="000000" w:themeColor="text1"/>
-          <w:sz w:val="24"/>
-          <w:szCs w:val="24"/>
-          <w:lang w:eastAsia="it-IT"/>
-        </w:rPr>
-        <w:t xml:space="preserve">Char)   </w:t>
-      </w:r>
-      <w:proofErr w:type="gramEnd"/>
-      <w:r>
-        <w:rPr>
-          <w:rFonts w:ascii="Arial" w:eastAsia="Times New Roman" w:hAnsi="Arial" w:cs="Arial"/>
-          <w:color w:val="000000" w:themeColor="text1"/>
-          <w:sz w:val="24"/>
-          <w:szCs w:val="24"/>
-          <w:lang w:eastAsia="it-IT"/>
-        </w:rPr>
-        <w:t>                 I -F    Profondità</w:t>
-      </w:r>
-    </w:p>
-    <w:p>
-      <w:pPr>
-        <w:spacing w:after="240" w:line="330" w:lineRule="atLeast"/>
-        <w:rPr>
-          <w:rFonts w:ascii="Arial" w:eastAsia="Times New Roman" w:hAnsi="Arial" w:cs="Arial"/>
-          <w:color w:val="000000" w:themeColor="text1"/>
-          <w:sz w:val="24"/>
-          <w:szCs w:val="24"/>
-          <w:lang w:eastAsia="it-IT"/>
-        </w:rPr>
-      </w:pPr>
-      <w:r>
-        <w:rPr>
-          <w:rFonts w:ascii="Arial" w:eastAsia="Times New Roman" w:hAnsi="Arial" w:cs="Arial"/>
-          <w:color w:val="000000" w:themeColor="text1"/>
-          <w:sz w:val="24"/>
-          <w:szCs w:val="24"/>
-          <w:lang w:eastAsia="it-IT"/>
-        </w:rPr>
-        <w:t>          6      Inizio PIN     06-11   6 (5 cifre+\</w:t>
-      </w:r>
-      <w:proofErr w:type="gramStart"/>
-      <w:r>
-        <w:rPr>
-          <w:rFonts w:ascii="Arial" w:eastAsia="Times New Roman" w:hAnsi="Arial" w:cs="Arial"/>
-          <w:color w:val="000000" w:themeColor="text1"/>
-          <w:sz w:val="24"/>
-          <w:szCs w:val="24"/>
-          <w:lang w:eastAsia="it-IT"/>
-        </w:rPr>
-        <w:t>0)=</w:t>
-      </w:r>
-      <w:proofErr w:type="gramEnd"/>
-      <w:r>
-        <w:rPr>
-          <w:rFonts w:ascii="Arial" w:eastAsia="Times New Roman" w:hAnsi="Arial" w:cs="Arial"/>
-          <w:color w:val="000000" w:themeColor="text1"/>
-          <w:sz w:val="24"/>
-          <w:szCs w:val="24"/>
-          <w:lang w:eastAsia="it-IT"/>
-        </w:rPr>
-        <w:t>6 caratteri</w:t>
-      </w:r>
-    </w:p>
-    <w:p>
-      <w:pPr>
-        <w:spacing w:after="240" w:line="330" w:lineRule="atLeast"/>
-        <w:rPr>
-          <w:rFonts w:ascii="Arial" w:eastAsia="Times New Roman" w:hAnsi="Arial" w:cs="Arial"/>
-          <w:color w:val="000000" w:themeColor="text1"/>
-          <w:sz w:val="24"/>
-          <w:szCs w:val="24"/>
-          <w:lang w:val="en-US" w:eastAsia="it-IT"/>
-        </w:rPr>
-      </w:pPr>
-      <w:r>
-        <w:rPr>
-          <w:rFonts w:ascii="Arial" w:eastAsia="Times New Roman" w:hAnsi="Arial" w:cs="Arial"/>
-          <w:color w:val="000000" w:themeColor="text1"/>
-          <w:sz w:val="24"/>
-          <w:szCs w:val="24"/>
-          <w:lang w:val="en-US" w:eastAsia="it-IT"/>
-        </w:rPr>
-        <w:t>EPINPIN=6 EPPINPRO=6</w:t>
-      </w:r>
-    </w:p>
-    <w:p>
-      <w:pPr>
-        <w:spacing w:after="240" w:line="330" w:lineRule="atLeast"/>
-        <w:rPr>
-          <w:rFonts w:ascii="Arial" w:eastAsia="Times New Roman" w:hAnsi="Arial" w:cs="Arial"/>
-          <w:color w:val="000000" w:themeColor="text1"/>
-          <w:sz w:val="24"/>
-          <w:szCs w:val="24"/>
-          <w:lang w:val="en-US" w:eastAsia="it-IT"/>
-        </w:rPr>
-      </w:pPr>
-    </w:p>
-    <w:p>
-      <w:pPr>
-        <w:spacing w:after="240" w:line="330" w:lineRule="atLeast"/>
-        <w:rPr>
-          <w:rFonts w:ascii="Arial" w:eastAsia="Times New Roman" w:hAnsi="Arial" w:cs="Arial"/>
-          <w:i/>
-          <w:iCs/>
-          <w:color w:val="000000" w:themeColor="text1"/>
-          <w:sz w:val="24"/>
-          <w:szCs w:val="24"/>
-          <w:lang w:val="en-US" w:eastAsia="it-IT"/>
-        </w:rPr>
-      </w:pPr>
-      <w:r>
-        <w:rPr>
-          <w:rFonts w:ascii="Arial" w:eastAsia="Times New Roman" w:hAnsi="Arial" w:cs="Arial"/>
-          <w:i/>
-          <w:iCs/>
-          <w:color w:val="000000" w:themeColor="text1"/>
-          <w:sz w:val="24"/>
-          <w:szCs w:val="24"/>
-          <w:lang w:val="en-US" w:eastAsia="it-IT"/>
-        </w:rPr>
-        <w:t>OLD</w:t>
-      </w:r>
-    </w:p>
-    <w:p>
-      <w:pPr>
-        <w:spacing w:after="240" w:line="330" w:lineRule="atLeast"/>
-        <w:rPr>
-          <w:rFonts w:ascii="Arial" w:eastAsia="Times New Roman" w:hAnsi="Arial" w:cs="Arial"/>
-          <w:i/>
-          <w:iCs/>
-          <w:color w:val="000000" w:themeColor="text1"/>
-          <w:sz w:val="24"/>
-          <w:szCs w:val="24"/>
-          <w:lang w:val="en-US" w:eastAsia="it-IT"/>
-        </w:rPr>
-      </w:pPr>
-      <w:r>
-        <w:rPr>
-          <w:rFonts w:ascii="Arial" w:eastAsia="Times New Roman" w:hAnsi="Arial" w:cs="Arial"/>
-          <w:i/>
-          <w:iCs/>
-          <w:color w:val="000000" w:themeColor="text1"/>
-          <w:sz w:val="24"/>
-          <w:szCs w:val="24"/>
-          <w:lang w:val="en-US" w:eastAsia="it-IT"/>
-        </w:rPr>
-        <w:t xml:space="preserve">n. </w:t>
-      </w:r>
-      <w:proofErr w:type="spellStart"/>
-      <w:r>
-        <w:rPr>
-          <w:rFonts w:ascii="Arial" w:eastAsia="Times New Roman" w:hAnsi="Arial" w:cs="Arial"/>
-          <w:i/>
-          <w:iCs/>
-          <w:color w:val="000000" w:themeColor="text1"/>
-          <w:sz w:val="24"/>
-          <w:szCs w:val="24"/>
-          <w:lang w:val="en-US" w:eastAsia="it-IT"/>
-        </w:rPr>
-        <w:t>telefono</w:t>
-      </w:r>
-      <w:proofErr w:type="spellEnd"/>
-      <w:r>
-        <w:rPr>
-          <w:rFonts w:ascii="Arial" w:eastAsia="Times New Roman" w:hAnsi="Arial" w:cs="Arial"/>
-          <w:i/>
-          <w:iCs/>
-          <w:color w:val="000000" w:themeColor="text1"/>
-          <w:sz w:val="24"/>
-          <w:szCs w:val="24"/>
-          <w:lang w:val="en-US" w:eastAsia="it-IT"/>
-        </w:rPr>
-        <w:t>:</w:t>
-      </w:r>
-    </w:p>
-    <w:p>
-      <w:pPr>
-        <w:spacing w:after="240" w:line="330" w:lineRule="atLeast"/>
-        <w:rPr>
-          <w:rFonts w:ascii="Arial" w:eastAsia="Times New Roman" w:hAnsi="Arial" w:cs="Arial"/>
-          <w:i/>
-          <w:iCs/>
-          <w:color w:val="000000" w:themeColor="text1"/>
-          <w:sz w:val="24"/>
-          <w:szCs w:val="24"/>
-          <w:lang w:val="en-US" w:eastAsia="it-IT"/>
-        </w:rPr>
-      </w:pPr>
-      <w:proofErr w:type="spellStart"/>
-      <w:r>
-        <w:rPr>
-          <w:rFonts w:ascii="Arial" w:eastAsia="Times New Roman" w:hAnsi="Arial" w:cs="Arial"/>
-          <w:i/>
-          <w:iCs/>
-          <w:color w:val="000000" w:themeColor="text1"/>
-          <w:sz w:val="24"/>
-          <w:szCs w:val="24"/>
-          <w:lang w:val="en-US" w:eastAsia="it-IT"/>
-        </w:rPr>
-        <w:t>write_String</w:t>
-      </w:r>
-      <w:proofErr w:type="spellEnd"/>
-      <w:r>
-        <w:rPr>
-          <w:rFonts w:ascii="Arial" w:eastAsia="Times New Roman" w:hAnsi="Arial" w:cs="Arial"/>
-          <w:i/>
-          <w:iCs/>
-          <w:color w:val="000000" w:themeColor="text1"/>
-          <w:sz w:val="24"/>
-          <w:szCs w:val="24"/>
-          <w:lang w:val="en-US" w:eastAsia="it-IT"/>
-        </w:rPr>
-        <w:t>((12+i*16), "");</w:t>
-      </w:r>
-    </w:p>
-    <w:p>
-      <w:pPr>
-        <w:spacing w:after="240" w:line="330" w:lineRule="atLeast"/>
-        <w:rPr>
-          <w:rFonts w:ascii="Arial" w:eastAsia="Times New Roman" w:hAnsi="Arial" w:cs="Arial"/>
-          <w:i/>
-          <w:iCs/>
-          <w:color w:val="000000" w:themeColor="text1"/>
-          <w:sz w:val="24"/>
-          <w:szCs w:val="24"/>
-          <w:lang w:val="en-US" w:eastAsia="it-IT"/>
-        </w:rPr>
-      </w:pPr>
-      <w:proofErr w:type="spellStart"/>
-      <w:r>
-        <w:rPr>
-          <w:rFonts w:ascii="Arial" w:eastAsia="Times New Roman" w:hAnsi="Arial" w:cs="Arial"/>
-          <w:i/>
-          <w:iCs/>
-          <w:color w:val="000000" w:themeColor="text1"/>
-          <w:sz w:val="24"/>
-          <w:szCs w:val="24"/>
-          <w:lang w:val="en-US" w:eastAsia="it-IT"/>
-        </w:rPr>
-        <w:t>write_StringTel</w:t>
-      </w:r>
-      <w:proofErr w:type="spellEnd"/>
-      <w:r>
-        <w:rPr>
-          <w:rFonts w:ascii="Arial" w:eastAsia="Times New Roman" w:hAnsi="Arial" w:cs="Arial"/>
-          <w:i/>
-          <w:iCs/>
-          <w:color w:val="000000" w:themeColor="text1"/>
-          <w:sz w:val="24"/>
-          <w:szCs w:val="24"/>
-          <w:lang w:val="en-US" w:eastAsia="it-IT"/>
-        </w:rPr>
-        <w:t>((</w:t>
-      </w:r>
-      <w:proofErr w:type="spellStart"/>
-      <w:r>
-        <w:rPr>
-          <w:rFonts w:ascii="Arial" w:eastAsia="Times New Roman" w:hAnsi="Arial" w:cs="Arial"/>
-          <w:i/>
-          <w:iCs/>
-          <w:color w:val="000000" w:themeColor="text1"/>
-          <w:sz w:val="24"/>
-          <w:szCs w:val="24"/>
-          <w:lang w:val="en-US" w:eastAsia="it-IT"/>
-        </w:rPr>
-        <w:t>EPTELIN+i</w:t>
-      </w:r>
-      <w:proofErr w:type="spellEnd"/>
-      <w:r>
-        <w:rPr>
-          <w:rFonts w:ascii="Arial" w:eastAsia="Times New Roman" w:hAnsi="Arial" w:cs="Arial"/>
-          <w:i/>
-          <w:iCs/>
-          <w:color w:val="000000" w:themeColor="text1"/>
-          <w:sz w:val="24"/>
-          <w:szCs w:val="24"/>
-          <w:lang w:val="en-US" w:eastAsia="it-IT"/>
-        </w:rPr>
-        <w:t>*EPTELPRO), "");</w:t>
-      </w:r>
-    </w:p>
-    <w:p>
-      <w:pPr>
-        <w:spacing w:after="240" w:line="330" w:lineRule="atLeast"/>
-        <w:rPr>
-          <w:rFonts w:ascii="Arial" w:eastAsia="Times New Roman" w:hAnsi="Arial" w:cs="Arial"/>
-          <w:color w:val="000000" w:themeColor="text1"/>
-          <w:sz w:val="24"/>
-          <w:szCs w:val="24"/>
-          <w:lang w:val="en-US" w:eastAsia="it-IT"/>
-        </w:rPr>
-      </w:pPr>
-    </w:p>
-    <w:p>
-      <w:pPr>
-        <w:spacing w:after="240" w:line="330" w:lineRule="atLeast"/>
-        <w:rPr>
-          <w:rFonts w:ascii="Arial" w:eastAsia="Times New Roman" w:hAnsi="Arial" w:cs="Arial"/>
-          <w:color w:val="000000" w:themeColor="text1"/>
-          <w:sz w:val="24"/>
-          <w:szCs w:val="24"/>
-          <w:lang w:eastAsia="it-IT"/>
-        </w:rPr>
-      </w:pPr>
-      <w:r>
-        <w:rPr>
-          <w:rFonts w:ascii="Arial" w:eastAsia="Times New Roman" w:hAnsi="Arial" w:cs="Arial"/>
-          <w:color w:val="000000" w:themeColor="text1"/>
-          <w:sz w:val="24"/>
-          <w:szCs w:val="24"/>
-          <w:lang w:eastAsia="it-IT"/>
-        </w:rPr>
-        <w:t>con EPTELIN=12 ed EPTELPRO=16:</w:t>
-      </w:r>
-    </w:p>
-    <w:p>
-      <w:pPr>
-        <w:spacing w:after="240" w:line="330" w:lineRule="atLeast"/>
-        <w:rPr>
-          <w:rFonts w:ascii="Arial" w:eastAsia="Times New Roman" w:hAnsi="Arial" w:cs="Arial"/>
-          <w:color w:val="000000" w:themeColor="text1"/>
-          <w:sz w:val="24"/>
-          <w:szCs w:val="24"/>
-          <w:lang w:eastAsia="it-IT"/>
-        </w:rPr>
-      </w:pPr>
-      <w:r>
-        <w:rPr>
-          <w:rFonts w:ascii="Arial" w:eastAsia="Times New Roman" w:hAnsi="Arial" w:cs="Arial"/>
-          <w:color w:val="000000" w:themeColor="text1"/>
-          <w:sz w:val="24"/>
-          <w:szCs w:val="24"/>
-          <w:lang w:eastAsia="it-IT"/>
-        </w:rPr>
-        <w:t>        I         I- F      Profondità</w:t>
-      </w:r>
-    </w:p>
-    <w:p>
-      <w:pPr>
-        <w:spacing w:after="240" w:line="330" w:lineRule="atLeast"/>
-        <w:rPr>
-          <w:rFonts w:ascii="Arial" w:eastAsia="Times New Roman" w:hAnsi="Arial" w:cs="Arial"/>
-          <w:color w:val="000000" w:themeColor="text1"/>
-          <w:sz w:val="24"/>
-          <w:szCs w:val="24"/>
-          <w:lang w:eastAsia="it-IT"/>
-        </w:rPr>
-      </w:pPr>
-      <w:r>
-        <w:rPr>
-          <w:rFonts w:ascii="Arial" w:eastAsia="Times New Roman" w:hAnsi="Arial" w:cs="Arial"/>
-          <w:color w:val="000000" w:themeColor="text1"/>
-          <w:sz w:val="24"/>
-          <w:szCs w:val="24"/>
-          <w:lang w:eastAsia="it-IT"/>
-        </w:rPr>
-        <w:t xml:space="preserve">0 12+0 12   Inizio MASTER   12-27     </w:t>
-      </w:r>
-      <w:proofErr w:type="gramStart"/>
-      <w:r>
-        <w:rPr>
-          <w:rFonts w:ascii="Arial" w:eastAsia="Times New Roman" w:hAnsi="Arial" w:cs="Arial"/>
-          <w:color w:val="000000" w:themeColor="text1"/>
-          <w:sz w:val="24"/>
-          <w:szCs w:val="24"/>
-          <w:lang w:eastAsia="it-IT"/>
-        </w:rPr>
-        <w:t>16  (</w:t>
-      </w:r>
-      <w:proofErr w:type="gramEnd"/>
-      <w:r>
-        <w:rPr>
-          <w:rFonts w:ascii="Arial" w:eastAsia="Times New Roman" w:hAnsi="Arial" w:cs="Arial"/>
-          <w:color w:val="000000" w:themeColor="text1"/>
-          <w:sz w:val="24"/>
-          <w:szCs w:val="24"/>
-          <w:lang w:eastAsia="it-IT"/>
-        </w:rPr>
-        <w:t>14 cifre+"+"+"\0</w:t>
-      </w:r>
-      <w:proofErr w:type="gramStart"/>
-      <w:r>
-        <w:rPr>
-          <w:rFonts w:ascii="Arial" w:eastAsia="Times New Roman" w:hAnsi="Arial" w:cs="Arial"/>
-          <w:color w:val="000000" w:themeColor="text1"/>
-          <w:sz w:val="24"/>
-          <w:szCs w:val="24"/>
-          <w:lang w:eastAsia="it-IT"/>
-        </w:rPr>
-        <w:t>")=</w:t>
-      </w:r>
-      <w:proofErr w:type="gramEnd"/>
-      <w:r>
-        <w:rPr>
-          <w:rFonts w:ascii="Arial" w:eastAsia="Times New Roman" w:hAnsi="Arial" w:cs="Arial"/>
-          <w:color w:val="000000" w:themeColor="text1"/>
-          <w:sz w:val="24"/>
-          <w:szCs w:val="24"/>
-          <w:lang w:eastAsia="it-IT"/>
-        </w:rPr>
-        <w:t>16 caratteri</w:t>
-      </w:r>
-    </w:p>
-    <w:p>
-      <w:pPr>
-        <w:spacing w:after="240" w:line="330" w:lineRule="atLeast"/>
-        <w:rPr>
-          <w:rFonts w:ascii="Arial" w:eastAsia="Times New Roman" w:hAnsi="Arial" w:cs="Arial"/>
-          <w:color w:val="000000" w:themeColor="text1"/>
-          <w:sz w:val="24"/>
-          <w:szCs w:val="24"/>
-          <w:lang w:eastAsia="it-IT"/>
-        </w:rPr>
-      </w:pPr>
-      <w:r>
-        <w:rPr>
-          <w:rFonts w:ascii="Arial" w:eastAsia="Times New Roman" w:hAnsi="Arial" w:cs="Arial"/>
-          <w:color w:val="000000" w:themeColor="text1"/>
-          <w:sz w:val="24"/>
-          <w:szCs w:val="24"/>
-          <w:lang w:eastAsia="it-IT"/>
-        </w:rPr>
-        <w:lastRenderedPageBreak/>
-        <w:t xml:space="preserve">1 12+16 </w:t>
-      </w:r>
-      <w:proofErr w:type="gramStart"/>
-      <w:r>
-        <w:rPr>
-          <w:rFonts w:ascii="Arial" w:eastAsia="Times New Roman" w:hAnsi="Arial" w:cs="Arial"/>
-          <w:color w:val="000000" w:themeColor="text1"/>
-          <w:sz w:val="24"/>
-          <w:szCs w:val="24"/>
-          <w:lang w:eastAsia="it-IT"/>
-        </w:rPr>
-        <w:t>28  Inizio</w:t>
-      </w:r>
-      <w:proofErr w:type="gramEnd"/>
-      <w:r>
-        <w:rPr>
-          <w:rFonts w:ascii="Arial" w:eastAsia="Times New Roman" w:hAnsi="Arial" w:cs="Arial"/>
-          <w:color w:val="000000" w:themeColor="text1"/>
-          <w:sz w:val="24"/>
-          <w:szCs w:val="24"/>
-          <w:lang w:eastAsia="it-IT"/>
-        </w:rPr>
-        <w:t xml:space="preserve"> A1       28-43     16</w:t>
-      </w:r>
-    </w:p>
-    <w:p>
-      <w:pPr>
-        <w:spacing w:after="240" w:line="330" w:lineRule="atLeast"/>
-        <w:rPr>
-          <w:rFonts w:ascii="Arial" w:eastAsia="Times New Roman" w:hAnsi="Arial" w:cs="Arial"/>
-          <w:color w:val="000000" w:themeColor="text1"/>
-          <w:sz w:val="24"/>
-          <w:szCs w:val="24"/>
-          <w:lang w:eastAsia="it-IT"/>
-        </w:rPr>
-      </w:pPr>
-      <w:r>
-        <w:rPr>
-          <w:rFonts w:ascii="Arial" w:eastAsia="Times New Roman" w:hAnsi="Arial" w:cs="Arial"/>
-          <w:color w:val="000000" w:themeColor="text1"/>
-          <w:sz w:val="24"/>
-          <w:szCs w:val="24"/>
-          <w:lang w:eastAsia="it-IT"/>
-        </w:rPr>
-        <w:t xml:space="preserve">2 12+32 </w:t>
-      </w:r>
-      <w:proofErr w:type="gramStart"/>
-      <w:r>
-        <w:rPr>
-          <w:rFonts w:ascii="Arial" w:eastAsia="Times New Roman" w:hAnsi="Arial" w:cs="Arial"/>
-          <w:color w:val="000000" w:themeColor="text1"/>
-          <w:sz w:val="24"/>
-          <w:szCs w:val="24"/>
-          <w:lang w:eastAsia="it-IT"/>
-        </w:rPr>
-        <w:t>44  Inizio</w:t>
-      </w:r>
-      <w:proofErr w:type="gramEnd"/>
-      <w:r>
-        <w:rPr>
-          <w:rFonts w:ascii="Arial" w:eastAsia="Times New Roman" w:hAnsi="Arial" w:cs="Arial"/>
-          <w:color w:val="000000" w:themeColor="text1"/>
-          <w:sz w:val="24"/>
-          <w:szCs w:val="24"/>
-          <w:lang w:eastAsia="it-IT"/>
-        </w:rPr>
-        <w:t xml:space="preserve"> A2       44-59     16</w:t>
-      </w:r>
-    </w:p>
-    <w:p>
-      <w:pPr>
-        <w:spacing w:after="240" w:line="330" w:lineRule="atLeast"/>
-        <w:rPr>
-          <w:rFonts w:ascii="Arial" w:eastAsia="Times New Roman" w:hAnsi="Arial" w:cs="Arial"/>
-          <w:color w:val="000000" w:themeColor="text1"/>
-          <w:sz w:val="24"/>
-          <w:szCs w:val="24"/>
-          <w:lang w:eastAsia="it-IT"/>
-        </w:rPr>
-      </w:pPr>
-      <w:r>
-        <w:rPr>
-          <w:rFonts w:ascii="Arial" w:eastAsia="Times New Roman" w:hAnsi="Arial" w:cs="Arial"/>
-          <w:color w:val="000000" w:themeColor="text1"/>
-          <w:sz w:val="24"/>
-          <w:szCs w:val="24"/>
-          <w:lang w:eastAsia="it-IT"/>
-        </w:rPr>
-        <w:t xml:space="preserve">3 12+48 </w:t>
-      </w:r>
-      <w:proofErr w:type="gramStart"/>
-      <w:r>
-        <w:rPr>
-          <w:rFonts w:ascii="Arial" w:eastAsia="Times New Roman" w:hAnsi="Arial" w:cs="Arial"/>
-          <w:color w:val="000000" w:themeColor="text1"/>
-          <w:sz w:val="24"/>
-          <w:szCs w:val="24"/>
-          <w:lang w:eastAsia="it-IT"/>
-        </w:rPr>
-        <w:t>60  Inizio</w:t>
-      </w:r>
-      <w:proofErr w:type="gramEnd"/>
-      <w:r>
-        <w:rPr>
-          <w:rFonts w:ascii="Arial" w:eastAsia="Times New Roman" w:hAnsi="Arial" w:cs="Arial"/>
-          <w:color w:val="000000" w:themeColor="text1"/>
-          <w:sz w:val="24"/>
-          <w:szCs w:val="24"/>
-          <w:lang w:eastAsia="it-IT"/>
-        </w:rPr>
-        <w:t xml:space="preserve"> A3       60-75     16</w:t>
-      </w:r>
-    </w:p>
-    <w:p>
-      <w:pPr>
-        <w:spacing w:after="240" w:line="330" w:lineRule="atLeast"/>
-        <w:rPr>
-          <w:rFonts w:ascii="Arial" w:eastAsia="Times New Roman" w:hAnsi="Arial" w:cs="Arial"/>
-          <w:color w:val="000000" w:themeColor="text1"/>
-          <w:sz w:val="24"/>
-          <w:szCs w:val="24"/>
-          <w:lang w:eastAsia="it-IT"/>
-        </w:rPr>
-      </w:pPr>
-    </w:p>
-    <w:p>
-      <w:pPr>
-        <w:spacing w:after="240" w:line="330" w:lineRule="atLeast"/>
-        <w:rPr>
-          <w:rFonts w:ascii="Arial" w:eastAsia="Times New Roman" w:hAnsi="Arial" w:cs="Arial"/>
-          <w:i/>
-          <w:iCs/>
-          <w:color w:val="000000" w:themeColor="text1"/>
-          <w:sz w:val="24"/>
-          <w:szCs w:val="24"/>
-          <w:lang w:eastAsia="it-IT"/>
-        </w:rPr>
-      </w:pPr>
-      <w:r>
-        <w:rPr>
-          <w:rFonts w:ascii="Arial" w:eastAsia="Times New Roman" w:hAnsi="Arial" w:cs="Arial"/>
-          <w:i/>
-          <w:iCs/>
-          <w:color w:val="000000" w:themeColor="text1"/>
-          <w:sz w:val="24"/>
-          <w:szCs w:val="24"/>
-          <w:lang w:eastAsia="it-IT"/>
-        </w:rPr>
-        <w:t>OLD</w:t>
-      </w:r>
-    </w:p>
-    <w:p>
-      <w:pPr>
-        <w:spacing w:after="240" w:line="330" w:lineRule="atLeast"/>
-        <w:rPr>
-          <w:rFonts w:ascii="Arial" w:eastAsia="Times New Roman" w:hAnsi="Arial" w:cs="Arial"/>
-          <w:i/>
-          <w:iCs/>
-          <w:color w:val="000000" w:themeColor="text1"/>
-          <w:sz w:val="24"/>
-          <w:szCs w:val="24"/>
-          <w:lang w:eastAsia="it-IT"/>
-        </w:rPr>
-      </w:pPr>
-      <w:proofErr w:type="spellStart"/>
-      <w:r>
-        <w:rPr>
-          <w:rFonts w:ascii="Arial" w:eastAsia="Times New Roman" w:hAnsi="Arial" w:cs="Arial"/>
-          <w:i/>
-          <w:iCs/>
-          <w:color w:val="000000" w:themeColor="text1"/>
-          <w:sz w:val="24"/>
-          <w:szCs w:val="24"/>
-          <w:lang w:eastAsia="it-IT"/>
-        </w:rPr>
-        <w:t>EEPROM.read</w:t>
-      </w:r>
-      <w:proofErr w:type="spellEnd"/>
-      <w:r>
-        <w:rPr>
-          <w:rFonts w:ascii="Arial" w:eastAsia="Times New Roman" w:hAnsi="Arial" w:cs="Arial"/>
-          <w:i/>
-          <w:iCs/>
-          <w:color w:val="000000" w:themeColor="text1"/>
-          <w:sz w:val="24"/>
-          <w:szCs w:val="24"/>
-          <w:lang w:eastAsia="it-IT"/>
-        </w:rPr>
-        <w:t>(5) Indicatore Rete presente (0) Rete assente (1) - NON PIU' UTILIZZATO</w:t>
-      </w:r>
-    </w:p>
-    <w:p>
-      <w:pPr>
-        <w:spacing w:after="240" w:line="330" w:lineRule="atLeast"/>
-        <w:rPr>
-          <w:rFonts w:ascii="Arial" w:eastAsia="Times New Roman" w:hAnsi="Arial" w:cs="Arial"/>
-          <w:color w:val="000000" w:themeColor="text1"/>
-          <w:sz w:val="24"/>
-          <w:szCs w:val="24"/>
-          <w:lang w:eastAsia="it-IT"/>
-        </w:rPr>
-      </w:pPr>
-    </w:p>
-    <w:p>
-      <w:pPr>
-        <w:spacing w:after="240" w:line="330" w:lineRule="atLeast"/>
-        <w:rPr>
-          <w:rFonts w:ascii="Arial" w:eastAsia="Times New Roman" w:hAnsi="Arial" w:cs="Arial"/>
-          <w:color w:val="000000" w:themeColor="text1"/>
-          <w:sz w:val="24"/>
-          <w:szCs w:val="24"/>
-          <w:lang w:eastAsia="it-IT"/>
-        </w:rPr>
-      </w:pPr>
-      <w:r>
-        <w:rPr>
-          <w:rFonts w:ascii="Arial" w:eastAsia="Times New Roman" w:hAnsi="Arial" w:cs="Arial"/>
-          <w:color w:val="000000" w:themeColor="text1"/>
-          <w:sz w:val="24"/>
-          <w:szCs w:val="24"/>
-          <w:lang w:eastAsia="it-IT"/>
-        </w:rPr>
-        <w:t>  1st Power On</w:t>
-      </w:r>
-    </w:p>
-    <w:p>
-      <w:pPr>
-        <w:spacing w:after="240" w:line="330" w:lineRule="atLeast"/>
-        <w:rPr>
-          <w:rFonts w:ascii="Arial" w:eastAsia="Times New Roman" w:hAnsi="Arial" w:cs="Arial"/>
-          <w:color w:val="000000" w:themeColor="text1"/>
-          <w:sz w:val="24"/>
-          <w:szCs w:val="24"/>
-          <w:lang w:eastAsia="it-IT"/>
-        </w:rPr>
-      </w:pPr>
-      <w:r>
-        <w:rPr>
-          <w:rFonts w:ascii="Arial" w:eastAsia="Times New Roman" w:hAnsi="Arial" w:cs="Arial"/>
-          <w:color w:val="000000" w:themeColor="text1"/>
-          <w:sz w:val="24"/>
-          <w:szCs w:val="24"/>
-          <w:lang w:eastAsia="it-IT"/>
-        </w:rPr>
-        <w:t xml:space="preserve">  -  inizialmente la EEPROM non ha numeri (tutti "") </w:t>
-      </w:r>
-    </w:p>
-    <w:p>
-      <w:pPr>
-        <w:spacing w:after="240" w:line="330" w:lineRule="atLeast"/>
-        <w:rPr>
-          <w:rFonts w:ascii="Arial" w:eastAsia="Times New Roman" w:hAnsi="Arial" w:cs="Arial"/>
-          <w:color w:val="000000" w:themeColor="text1"/>
-          <w:sz w:val="24"/>
-          <w:szCs w:val="24"/>
-          <w:lang w:eastAsia="it-IT"/>
-        </w:rPr>
-      </w:pPr>
-      <w:r>
-        <w:rPr>
-          <w:rFonts w:ascii="Arial" w:eastAsia="Times New Roman" w:hAnsi="Arial" w:cs="Arial"/>
-          <w:color w:val="000000" w:themeColor="text1"/>
-          <w:sz w:val="24"/>
-          <w:szCs w:val="24"/>
-          <w:lang w:eastAsia="it-IT"/>
-        </w:rPr>
-        <w:t>  -  Definire il numero Master (M)</w:t>
-      </w:r>
-      <w:r>
-        <w:rPr>
-          <w:rFonts w:ascii="Arial" w:eastAsia="Times New Roman" w:hAnsi="Arial" w:cs="Arial"/>
-          <w:color w:val="000000" w:themeColor="text1"/>
-          <w:sz w:val="24"/>
-          <w:szCs w:val="24"/>
-          <w:lang w:eastAsia="it-IT"/>
-        </w:rPr>
-        <w:t xml:space="preserve"> con il PIN</w:t>
-      </w:r>
-    </w:p>
-    <w:p>
-      <w:pPr>
-        <w:spacing w:after="240" w:line="330" w:lineRule="atLeast"/>
-        <w:rPr>
-          <w:rFonts w:ascii="Arial" w:eastAsia="Times New Roman" w:hAnsi="Arial" w:cs="Arial"/>
-          <w:color w:val="000000" w:themeColor="text1"/>
-          <w:sz w:val="24"/>
-          <w:szCs w:val="24"/>
-          <w:lang w:eastAsia="it-IT"/>
-        </w:rPr>
-      </w:pPr>
-      <w:r>
-        <w:rPr>
-          <w:rFonts w:ascii="Arial" w:eastAsia="Times New Roman" w:hAnsi="Arial" w:cs="Arial"/>
-          <w:color w:val="000000" w:themeColor="text1"/>
-          <w:sz w:val="24"/>
-          <w:szCs w:val="24"/>
-          <w:lang w:eastAsia="it-IT"/>
-        </w:rPr>
-        <w:t xml:space="preserve">  -  Una volta definito il numero </w:t>
-      </w:r>
-      <w:r>
-        <w:rPr>
-          <w:rFonts w:ascii="Arial" w:eastAsia="Times New Roman" w:hAnsi="Arial" w:cs="Arial"/>
-          <w:color w:val="000000" w:themeColor="text1"/>
-          <w:sz w:val="24"/>
-          <w:szCs w:val="24"/>
-          <w:lang w:eastAsia="it-IT"/>
-        </w:rPr>
-        <w:t>M</w:t>
-      </w:r>
-      <w:r>
-        <w:rPr>
-          <w:rFonts w:ascii="Arial" w:eastAsia="Times New Roman" w:hAnsi="Arial" w:cs="Arial"/>
-          <w:color w:val="000000" w:themeColor="text1"/>
-          <w:sz w:val="24"/>
-          <w:szCs w:val="24"/>
-          <w:lang w:eastAsia="it-IT"/>
-        </w:rPr>
-        <w:t>aster è possibile definire il primo numero ausiliario (A1)</w:t>
-      </w:r>
-    </w:p>
-    <w:p>
-      <w:pPr>
-        <w:spacing w:after="240" w:line="330" w:lineRule="atLeast"/>
-        <w:rPr>
-          <w:rFonts w:ascii="Arial" w:eastAsia="Times New Roman" w:hAnsi="Arial" w:cs="Arial"/>
-          <w:color w:val="000000" w:themeColor="text1"/>
-          <w:sz w:val="24"/>
-          <w:szCs w:val="24"/>
-          <w:lang w:eastAsia="it-IT"/>
-        </w:rPr>
-      </w:pPr>
-      <w:r>
-        <w:rPr>
-          <w:rFonts w:ascii="Arial" w:eastAsia="Times New Roman" w:hAnsi="Arial" w:cs="Arial"/>
-          <w:color w:val="000000" w:themeColor="text1"/>
-          <w:sz w:val="24"/>
-          <w:szCs w:val="24"/>
-          <w:lang w:eastAsia="it-IT"/>
-        </w:rPr>
-        <w:t>     e poi il secondo numero Ausiliario (A2)</w:t>
-      </w:r>
-    </w:p>
-    <w:p>
-      <w:pPr>
-        <w:spacing w:after="240" w:line="330" w:lineRule="atLeast"/>
-        <w:rPr>
-          <w:rFonts w:ascii="Arial" w:eastAsia="Times New Roman" w:hAnsi="Arial" w:cs="Arial"/>
-          <w:color w:val="000000" w:themeColor="text1"/>
-          <w:sz w:val="24"/>
-          <w:szCs w:val="24"/>
-          <w:lang w:eastAsia="it-IT"/>
-        </w:rPr>
-      </w:pPr>
-      <w:r>
-        <w:rPr>
-          <w:rFonts w:ascii="Arial" w:eastAsia="Times New Roman" w:hAnsi="Arial" w:cs="Arial"/>
-          <w:color w:val="000000" w:themeColor="text1"/>
-          <w:sz w:val="24"/>
-          <w:szCs w:val="24"/>
-          <w:lang w:eastAsia="it-IT"/>
-        </w:rPr>
-        <w:t>  -  Con "D" il MASTER può CANCELLARE tutti i cellulari eccetto il numero Master autorizzato (0)</w:t>
-      </w:r>
-    </w:p>
-    <w:p>
-      <w:pPr>
-        <w:spacing w:after="240" w:line="330" w:lineRule="atLeast"/>
-        <w:rPr>
-          <w:rFonts w:ascii="Arial" w:eastAsia="Times New Roman" w:hAnsi="Arial" w:cs="Arial"/>
-          <w:color w:val="000000" w:themeColor="text1"/>
-          <w:sz w:val="24"/>
-          <w:szCs w:val="24"/>
-          <w:lang w:eastAsia="it-IT"/>
-        </w:rPr>
-      </w:pPr>
-    </w:p>
-    <w:p>
-      <w:pPr>
-        <w:spacing w:after="0" w:line="330" w:lineRule="atLeast"/>
-        <w:rPr>
-          <w:rFonts w:ascii="Arial" w:eastAsia="Times New Roman" w:hAnsi="Arial" w:cs="Arial"/>
-          <w:color w:val="000000" w:themeColor="text1"/>
-          <w:sz w:val="24"/>
-          <w:szCs w:val="24"/>
-          <w:lang w:eastAsia="it-IT"/>
-        </w:rPr>
-      </w:pPr>
-      <w:r>
-        <w:rPr>
-          <w:rFonts w:ascii="Arial" w:eastAsia="Times New Roman" w:hAnsi="Arial" w:cs="Arial"/>
-          <w:color w:val="000000" w:themeColor="text1"/>
-          <w:sz w:val="24"/>
-          <w:szCs w:val="24"/>
-          <w:lang w:eastAsia="it-IT"/>
-        </w:rPr>
-        <w:t>     ..........................</w:t>
-      </w:r>
-    </w:p>
-    <w:p>
-      <w:pPr>
-        <w:spacing w:after="0" w:line="330" w:lineRule="atLeast"/>
-        <w:rPr>
-          <w:rFonts w:ascii="Arial" w:eastAsia="Times New Roman" w:hAnsi="Arial" w:cs="Arial"/>
-          <w:b/>
-          <w:bCs/>
-          <w:color w:val="000000" w:themeColor="text1"/>
-          <w:sz w:val="32"/>
-          <w:szCs w:val="32"/>
-          <w:lang w:eastAsia="it-IT"/>
-        </w:rPr>
-      </w:pPr>
-      <w:r>
-        <w:rPr>
-          <w:rFonts w:ascii="Arial" w:eastAsia="Times New Roman" w:hAnsi="Arial" w:cs="Arial"/>
-          <w:b/>
-          <w:bCs/>
-          <w:color w:val="000000" w:themeColor="text1"/>
-          <w:sz w:val="32"/>
-          <w:szCs w:val="32"/>
-          <w:lang w:eastAsia="it-IT"/>
-        </w:rPr>
-        <w:t>Scopo del codice</w:t>
-      </w:r>
-    </w:p>
-    <w:p>
-      <w:pPr>
-        <w:spacing w:after="0" w:line="330" w:lineRule="atLeast"/>
-        <w:rPr>
-          <w:rFonts w:ascii="Arial" w:eastAsia="Times New Roman" w:hAnsi="Arial" w:cs="Arial"/>
-          <w:color w:val="000000" w:themeColor="text1"/>
-          <w:sz w:val="24"/>
-          <w:szCs w:val="24"/>
-          <w:lang w:eastAsia="it-IT"/>
-        </w:rPr>
-      </w:pPr>
-    </w:p>
-    <w:p>
-      <w:pPr>
-        <w:spacing w:after="0" w:line="330" w:lineRule="atLeast"/>
-        <w:rPr>
-          <w:rFonts w:ascii="Arial" w:eastAsia="Times New Roman" w:hAnsi="Arial" w:cs="Arial"/>
-          <w:color w:val="000000" w:themeColor="text1"/>
-          <w:sz w:val="24"/>
-          <w:szCs w:val="24"/>
-          <w:lang w:eastAsia="it-IT"/>
-        </w:rPr>
-      </w:pPr>
-      <w:r>
-        <w:rPr>
-          <w:rFonts w:ascii="Arial" w:eastAsia="Times New Roman" w:hAnsi="Arial" w:cs="Arial"/>
-          <w:color w:val="000000" w:themeColor="text1"/>
-          <w:sz w:val="24"/>
-          <w:szCs w:val="24"/>
-          <w:lang w:eastAsia="it-IT"/>
-        </w:rPr>
-        <w:t>Il programma:</w:t>
-      </w:r>
-    </w:p>
-    <w:p>
-      <w:pPr>
-        <w:spacing w:after="0" w:line="330" w:lineRule="atLeast"/>
-        <w:rPr>
-          <w:rFonts w:ascii="Arial" w:eastAsia="Times New Roman" w:hAnsi="Arial" w:cs="Arial"/>
-          <w:color w:val="000000" w:themeColor="text1"/>
-          <w:sz w:val="24"/>
-          <w:szCs w:val="24"/>
-          <w:lang w:eastAsia="it-IT"/>
-        </w:rPr>
-      </w:pPr>
-      <w:r>
-        <w:rPr>
-          <w:rFonts w:ascii="Arial" w:eastAsia="Times New Roman" w:hAnsi="Arial" w:cs="Arial"/>
-          <w:color w:val="000000" w:themeColor="text1"/>
-          <w:sz w:val="24"/>
-          <w:szCs w:val="24"/>
-          <w:u w:val="single"/>
-          <w:lang w:eastAsia="it-IT"/>
-        </w:rPr>
-        <w:t xml:space="preserve">Monitora la tensione di rete tramite un trasformatore e la libreria </w:t>
-      </w:r>
-      <w:proofErr w:type="spellStart"/>
-      <w:r>
-        <w:rPr>
-          <w:rFonts w:ascii="Arial" w:eastAsia="Times New Roman" w:hAnsi="Arial" w:cs="Arial"/>
-          <w:color w:val="000000" w:themeColor="text1"/>
-          <w:sz w:val="24"/>
-          <w:szCs w:val="24"/>
-          <w:u w:val="single"/>
-          <w:lang w:eastAsia="it-IT"/>
-        </w:rPr>
-        <w:t>EmonLib</w:t>
-      </w:r>
-      <w:proofErr w:type="spellEnd"/>
-      <w:r>
-        <w:rPr>
-          <w:rFonts w:ascii="Arial" w:eastAsia="Times New Roman" w:hAnsi="Arial" w:cs="Arial"/>
-          <w:color w:val="000000" w:themeColor="text1"/>
-          <w:sz w:val="24"/>
-          <w:szCs w:val="24"/>
-          <w:u w:val="single"/>
-          <w:lang w:eastAsia="it-IT"/>
-        </w:rPr>
-        <w:t>.</w:t>
-      </w:r>
-    </w:p>
-    <w:p>
-      <w:pPr>
-        <w:spacing w:after="0" w:line="330" w:lineRule="atLeast"/>
-        <w:ind w:left="708"/>
-        <w:rPr>
-          <w:rFonts w:ascii="Arial" w:eastAsia="Times New Roman" w:hAnsi="Arial" w:cs="Arial"/>
-          <w:color w:val="000000" w:themeColor="text1"/>
-          <w:sz w:val="24"/>
-          <w:szCs w:val="24"/>
-          <w:lang w:eastAsia="it-IT"/>
-        </w:rPr>
-      </w:pPr>
-      <w:r>
-        <w:rPr>
-          <w:rFonts w:ascii="Arial" w:eastAsia="Times New Roman" w:hAnsi="Arial" w:cs="Arial"/>
-          <w:color w:val="000000" w:themeColor="text1"/>
-          <w:sz w:val="24"/>
-          <w:szCs w:val="24"/>
-          <w:lang w:eastAsia="it-IT"/>
-        </w:rPr>
-        <w:t>- Notifica via SMS a numeri autorizzati (Master + fino a 3 ausiliari) i seguenti eventi:</w:t>
-      </w:r>
-    </w:p>
-    <w:p>
-      <w:pPr>
-        <w:spacing w:after="0" w:line="330" w:lineRule="atLeast"/>
-        <w:ind w:left="1416"/>
-        <w:rPr>
-          <w:rFonts w:ascii="Arial" w:eastAsia="Times New Roman" w:hAnsi="Arial" w:cs="Arial"/>
-          <w:color w:val="000000" w:themeColor="text1"/>
-          <w:sz w:val="24"/>
-          <w:szCs w:val="24"/>
-          <w:lang w:eastAsia="it-IT"/>
-        </w:rPr>
-      </w:pPr>
-      <w:r>
-        <w:rPr>
-          <w:rFonts w:ascii="Arial" w:eastAsia="Times New Roman" w:hAnsi="Arial" w:cs="Arial"/>
-          <w:color w:val="000000" w:themeColor="text1"/>
-          <w:sz w:val="24"/>
-          <w:szCs w:val="24"/>
-          <w:lang w:eastAsia="it-IT"/>
-        </w:rPr>
-        <w:t>- Mancanza di rete (tensione &lt; 180V)</w:t>
-      </w:r>
-    </w:p>
-    <w:p>
-      <w:pPr>
-        <w:spacing w:after="0" w:line="330" w:lineRule="atLeast"/>
-        <w:ind w:left="1416"/>
-        <w:rPr>
-          <w:rFonts w:ascii="Arial" w:eastAsia="Times New Roman" w:hAnsi="Arial" w:cs="Arial"/>
-          <w:color w:val="000000" w:themeColor="text1"/>
-          <w:sz w:val="24"/>
-          <w:szCs w:val="24"/>
-          <w:lang w:eastAsia="it-IT"/>
-        </w:rPr>
-      </w:pPr>
-      <w:r>
-        <w:rPr>
-          <w:rFonts w:ascii="Arial" w:eastAsia="Times New Roman" w:hAnsi="Arial" w:cs="Arial"/>
-          <w:color w:val="000000" w:themeColor="text1"/>
-          <w:sz w:val="24"/>
-          <w:szCs w:val="24"/>
-          <w:lang w:eastAsia="it-IT"/>
-        </w:rPr>
-        <w:t>- Ripresa rete (tensione &gt; 200V)</w:t>
-      </w:r>
-    </w:p>
-    <w:p>
-      <w:pPr>
-        <w:spacing w:after="0" w:line="330" w:lineRule="atLeast"/>
-        <w:rPr>
-          <w:rFonts w:ascii="Arial" w:eastAsia="Times New Roman" w:hAnsi="Arial" w:cs="Arial"/>
-          <w:color w:val="000000" w:themeColor="text1"/>
-          <w:sz w:val="24"/>
-          <w:szCs w:val="24"/>
-          <w:lang w:eastAsia="it-IT"/>
-        </w:rPr>
-      </w:pPr>
-    </w:p>
-    <w:p>
-      <w:pPr>
-        <w:spacing w:after="0" w:line="330" w:lineRule="atLeast"/>
-        <w:rPr>
-          <w:rFonts w:ascii="Arial" w:eastAsia="Times New Roman" w:hAnsi="Arial" w:cs="Arial"/>
-          <w:color w:val="000000" w:themeColor="text1"/>
-          <w:sz w:val="24"/>
-          <w:szCs w:val="24"/>
-          <w:u w:val="single"/>
-          <w:lang w:eastAsia="it-IT"/>
-        </w:rPr>
-      </w:pPr>
-      <w:r>
-        <w:rPr>
-          <w:rFonts w:ascii="Arial" w:eastAsia="Times New Roman" w:hAnsi="Arial" w:cs="Arial"/>
-          <w:color w:val="000000" w:themeColor="text1"/>
-          <w:sz w:val="24"/>
-          <w:szCs w:val="24"/>
-          <w:u w:val="single"/>
-          <w:lang w:eastAsia="it-IT"/>
-        </w:rPr>
-        <w:t>Gestisce comandi via SMS:</w:t>
-      </w:r>
-    </w:p>
-    <w:p>
-      <w:pPr>
-        <w:spacing w:after="0" w:line="330" w:lineRule="atLeast"/>
-        <w:rPr>
-          <w:rFonts w:ascii="Arial" w:eastAsia="Times New Roman" w:hAnsi="Arial" w:cs="Arial"/>
-          <w:color w:val="000000" w:themeColor="text1"/>
-          <w:sz w:val="24"/>
-          <w:szCs w:val="24"/>
-          <w:lang w:eastAsia="it-IT"/>
-        </w:rPr>
-      </w:pPr>
-    </w:p>
-    <w:p>
-      <w:pPr>
-        <w:spacing w:after="0" w:line="330" w:lineRule="atLeast"/>
-        <w:ind w:left="708"/>
-        <w:rPr>
-          <w:rFonts w:ascii="Arial" w:eastAsia="Times New Roman" w:hAnsi="Arial" w:cs="Arial"/>
-          <w:color w:val="000000" w:themeColor="text1"/>
-          <w:sz w:val="24"/>
-          <w:szCs w:val="24"/>
-          <w:lang w:eastAsia="it-IT"/>
-        </w:rPr>
-      </w:pPr>
-      <w:r>
-        <w:rPr>
-          <w:rFonts w:ascii="Arial" w:eastAsia="Times New Roman" w:hAnsi="Arial" w:cs="Arial"/>
-          <w:color w:val="000000" w:themeColor="text1"/>
-          <w:sz w:val="24"/>
-          <w:szCs w:val="24"/>
-          <w:lang w:eastAsia="it-IT"/>
-        </w:rPr>
-        <w:t xml:space="preserve">- </w:t>
-      </w:r>
-      <w:proofErr w:type="spellStart"/>
-      <w:r>
-        <w:rPr>
-          <w:rFonts w:ascii="Arial" w:eastAsia="Times New Roman" w:hAnsi="Arial" w:cs="Arial"/>
-          <w:b/>
-          <w:bCs/>
-          <w:color w:val="000000" w:themeColor="text1"/>
-          <w:sz w:val="24"/>
-          <w:szCs w:val="24"/>
-          <w:lang w:eastAsia="it-IT"/>
-        </w:rPr>
         <w:t>M+numero</w:t>
       </w:r>
-      <w:proofErr w:type="spellEnd"/>
       <w:r>
         <w:rPr>
           <w:rFonts w:ascii="Arial" w:eastAsia="Times New Roman" w:hAnsi="Arial" w:cs="Arial"/>
@@ -5386,29 +4804,7 @@
           <w:szCs w:val="24"/>
           <w:lang w:val="en-US" w:eastAsia="it-IT"/>
         </w:rPr>
-        <w:t xml:space="preserve">→ </w:t>
-      </w:r>
-      <w:proofErr w:type="spellStart"/>
-      <w:r>
-        <w:rPr>
-          <w:rFonts w:ascii="Arial" w:eastAsia="Times New Roman" w:hAnsi="Arial" w:cs="Arial"/>
-          <w:color w:val="000000" w:themeColor="text1"/>
-          <w:sz w:val="24"/>
-          <w:szCs w:val="24"/>
-          <w:lang w:val="en-US" w:eastAsia="it-IT"/>
-        </w:rPr>
-        <w:t>Aggiorna</w:t>
-      </w:r>
-      <w:proofErr w:type="spellEnd"/>
-      <w:r>
-        <w:rPr>
-          <w:rFonts w:ascii="Arial" w:eastAsia="Times New Roman" w:hAnsi="Arial" w:cs="Arial"/>
-          <w:color w:val="000000" w:themeColor="text1"/>
-          <w:sz w:val="24"/>
-          <w:szCs w:val="24"/>
-          <w:lang w:val="en-US" w:eastAsia="it-IT"/>
-        </w:rPr>
-        <w:t xml:space="preserve"> PIN</w:t>
+        <w:t>→ Aggiorna PIN</w:t>
       </w:r>
     </w:p>
     <w:p>
@@ -5552,29 +4948,7 @@
           <w:szCs w:val="24"/>
           <w:lang w:eastAsia="it-IT"/>
         </w:rPr>
-        <w:t xml:space="preserve">- “F12345” </w:t>
-      </w:r>
-      <w:proofErr w:type="spellStart"/>
-      <w:r>
-        <w:rPr>
-          <w:rFonts w:ascii="Arial" w:eastAsia="Times New Roman" w:hAnsi="Arial" w:cs="Arial"/>
-          <w:color w:val="000000" w:themeColor="text1"/>
-          <w:sz w:val="24"/>
-          <w:szCs w:val="24"/>
-          <w:lang w:eastAsia="it-IT"/>
-        </w:rPr>
-        <w:t>Factory</w:t>
-      </w:r>
-      <w:proofErr w:type="spellEnd"/>
-      <w:r>
-        <w:rPr>
-          <w:rFonts w:ascii="Arial" w:eastAsia="Times New Roman" w:hAnsi="Arial" w:cs="Arial"/>
-          <w:color w:val="000000" w:themeColor="text1"/>
-          <w:sz w:val="24"/>
-          <w:szCs w:val="24"/>
-          <w:lang w:eastAsia="it-IT"/>
-        </w:rPr>
-        <w:t xml:space="preserve"> reset - Con PIN - cancella tutti i numeri e ripristina il PIN di fabbrica.</w:t>
+        <w:t>- “F12345” Factory reset - Con PIN - cancella tutti i numeri e ripristina il PIN di fabbrica.</w:t>
       </w:r>
     </w:p>
     <w:p>
@@ -5945,7 +5319,6 @@
                 <w:lang w:eastAsia="it-IT"/>
               </w:rPr>
             </w:pPr>
-            <w:proofErr w:type="spellStart"/>
             <w:r>
               <w:rPr>
                 <w:rFonts w:ascii="Arial" w:eastAsia="Times New Roman" w:hAnsi="Arial" w:cs="Arial"/>
@@ -5956,7 +5329,6 @@
               </w:rPr>
               <w:t>Command</w:t>
             </w:r>
-            <w:proofErr w:type="spellEnd"/>
           </w:p>
         </w:tc>
         <w:tc>
@@ -6498,51 +5870,7 @@
                 <w:szCs w:val="24"/>
                 <w:lang w:val="en-US" w:eastAsia="it-IT"/>
               </w:rPr>
-              <w:t xml:space="preserve">Delete in EEPROM and </w:t>
-            </w:r>
-            <w:proofErr w:type="spellStart"/>
-            <w:r>
-              <w:rPr>
-                <w:rFonts w:ascii="Arial" w:eastAsia="Times New Roman" w:hAnsi="Arial" w:cs="Arial"/>
-                <w:color w:val="000000" w:themeColor="text1"/>
-                <w:sz w:val="24"/>
-                <w:szCs w:val="24"/>
-                <w:lang w:val="en-US" w:eastAsia="it-IT"/>
-              </w:rPr>
-              <w:t>phoneAut</w:t>
-            </w:r>
-            <w:proofErr w:type="spellEnd"/>
-            <w:r>
-              <w:rPr>
-                <w:rFonts w:ascii="Arial" w:eastAsia="Times New Roman" w:hAnsi="Arial" w:cs="Arial"/>
-                <w:color w:val="000000" w:themeColor="text1"/>
-                <w:sz w:val="24"/>
-                <w:szCs w:val="24"/>
-                <w:lang w:val="en-US" w:eastAsia="it-IT"/>
-              </w:rPr>
-              <w:t xml:space="preserve"> auxiliaries phone numbers except the Authorized </w:t>
-            </w:r>
-            <w:proofErr w:type="gramStart"/>
-            <w:r>
-              <w:rPr>
-                <w:rFonts w:ascii="Arial" w:eastAsia="Times New Roman" w:hAnsi="Arial" w:cs="Arial"/>
-                <w:color w:val="000000" w:themeColor="text1"/>
-                <w:sz w:val="24"/>
-                <w:szCs w:val="24"/>
-                <w:lang w:val="en-US" w:eastAsia="it-IT"/>
-              </w:rPr>
-              <w:t>MASTER[</w:t>
-            </w:r>
-            <w:proofErr w:type="gramEnd"/>
-            <w:r>
-              <w:rPr>
-                <w:rFonts w:ascii="Arial" w:eastAsia="Times New Roman" w:hAnsi="Arial" w:cs="Arial"/>
-                <w:color w:val="000000" w:themeColor="text1"/>
-                <w:sz w:val="24"/>
-                <w:szCs w:val="24"/>
-                <w:lang w:val="en-US" w:eastAsia="it-IT"/>
-              </w:rPr>
-              <w:t>0]</w:t>
+              <w:t>Delete in EEPROM and phoneAut auxiliaries phone numbers except the Authorized MASTER[0]</w:t>
             </w:r>
           </w:p>
           <w:p>
@@ -6695,20 +6023,8 @@
                 <w:szCs w:val="24"/>
                 <w:lang w:eastAsia="it-IT"/>
               </w:rPr>
-              <w:t xml:space="preserve">AGGIUNGI/SOSTITUISCI cellulare AUSILIARIO in </w:t>
-            </w:r>
-            <w:proofErr w:type="gramStart"/>
-            <w:r>
-              <w:rPr>
-                <w:rFonts w:ascii="Arial" w:eastAsia="Times New Roman" w:hAnsi="Arial" w:cs="Arial"/>
-                <w:color w:val="000000" w:themeColor="text1"/>
-                <w:sz w:val="24"/>
-                <w:szCs w:val="24"/>
-                <w:lang w:eastAsia="it-IT"/>
-              </w:rPr>
-              <w:t>posizione....</w:t>
-            </w:r>
-            <w:proofErr w:type="gramEnd"/>
+              <w:t>AGGIUNGI/SOSTITUISCI cellulare AUSILIARIO in posizione....</w:t>
+            </w:r>
           </w:p>
         </w:tc>
       </w:tr>
@@ -7521,29 +6837,7 @@
           <w:szCs w:val="24"/>
           <w:lang w:eastAsia="it-IT"/>
         </w:rPr>
-        <w:t xml:space="preserve"> – equivale ad un </w:t>
-      </w:r>
-      <w:proofErr w:type="spellStart"/>
-      <w:r>
-        <w:rPr>
-          <w:rFonts w:ascii="Arial" w:eastAsia="Times New Roman" w:hAnsi="Arial" w:cs="Arial"/>
-          <w:color w:val="000000" w:themeColor="text1"/>
-          <w:sz w:val="24"/>
-          <w:szCs w:val="24"/>
-          <w:lang w:eastAsia="it-IT"/>
-        </w:rPr>
-        <w:t>Factory</w:t>
-      </w:r>
-      <w:proofErr w:type="spellEnd"/>
-      <w:r>
-        <w:rPr>
-          <w:rFonts w:ascii="Arial" w:eastAsia="Times New Roman" w:hAnsi="Arial" w:cs="Arial"/>
-          <w:color w:val="000000" w:themeColor="text1"/>
-          <w:sz w:val="24"/>
-          <w:szCs w:val="24"/>
-          <w:lang w:eastAsia="it-IT"/>
-        </w:rPr>
-        <w:t xml:space="preserve"> Reset</w:t>
+        <w:t xml:space="preserve"> – equivale ad un Factory Reset</w:t>
       </w:r>
     </w:p>
     <w:p>
@@ -7795,7 +7089,6 @@
         </w:rPr>
       </w:pPr>
       <w:hyperlink r:id="rId6" w:history="1">
-        <w:proofErr w:type="gramStart"/>
         <w:r>
           <w:rPr>
             <w:rFonts w:ascii="Segoe UI" w:eastAsia="Times New Roman" w:hAnsi="Segoe UI" w:cs="Segoe UI"/>
@@ -7806,9 +7099,130 @@
             <w:bdr w:val="single" w:sz="4" w:space="1" w:color="auto" w:frame="1"/>
             <w:lang w:eastAsia="it-IT"/>
           </w:rPr>
-          <w:t>setup(</w:t>
+          <w:t>setup()</w:t>
         </w:r>
-        <w:proofErr w:type="gramEnd"/>
+      </w:hyperlink>
+    </w:p>
+    <w:p>
+      <w:pPr>
+        <w:numPr>
+          <w:ilvl w:val="1"/>
+          <w:numId w:val="1"/>
+        </w:numPr>
+        <w:spacing w:before="60" w:after="60" w:line="240" w:lineRule="auto"/>
+        <w:rPr>
+          <w:rFonts w:ascii="Segoe UI" w:eastAsia="Times New Roman" w:hAnsi="Segoe UI" w:cs="Segoe UI"/>
+          <w:color w:val="000000" w:themeColor="text1"/>
+          <w:sz w:val="20"/>
+          <w:szCs w:val="20"/>
+          <w:lang w:eastAsia="it-IT"/>
+        </w:rPr>
+      </w:pPr>
+      <w:r>
+        <w:rPr>
+          <w:rFonts w:ascii="Segoe UI" w:eastAsia="Times New Roman" w:hAnsi="Segoe UI" w:cs="Segoe UI"/>
+          <w:color w:val="000000" w:themeColor="text1"/>
+          <w:sz w:val="20"/>
+          <w:szCs w:val="20"/>
+          <w:lang w:eastAsia="it-IT"/>
+        </w:rPr>
+        <w:t>inizializza reset pin</w:t>
+      </w:r>
+    </w:p>
+    <w:p>
+      <w:pPr>
+        <w:numPr>
+          <w:ilvl w:val="1"/>
+          <w:numId w:val="1"/>
+        </w:numPr>
+        <w:spacing w:after="0" w:line="240" w:lineRule="auto"/>
+        <w:rPr>
+          <w:rFonts w:ascii="Segoe UI" w:eastAsia="Times New Roman" w:hAnsi="Segoe UI" w:cs="Segoe UI"/>
+          <w:color w:val="000000" w:themeColor="text1"/>
+          <w:sz w:val="20"/>
+          <w:szCs w:val="20"/>
+          <w:lang w:eastAsia="it-IT"/>
+        </w:rPr>
+      </w:pPr>
+      <w:r>
+        <w:rPr>
+          <w:rFonts w:ascii="Segoe UI" w:eastAsia="Times New Roman" w:hAnsi="Segoe UI" w:cs="Segoe UI"/>
+          <w:color w:val="000000" w:themeColor="text1"/>
+          <w:sz w:val="20"/>
+          <w:szCs w:val="20"/>
+          <w:lang w:eastAsia="it-IT"/>
+        </w:rPr>
+        <w:t>chiama </w:t>
+      </w:r>
+      <w:hyperlink r:id="rId7" w:history="1">
+        <w:r>
+          <w:rPr>
+            <w:rFonts w:ascii="Segoe UI" w:eastAsia="Times New Roman" w:hAnsi="Segoe UI" w:cs="Segoe UI"/>
+            <w:color w:val="000000" w:themeColor="text1"/>
+            <w:sz w:val="18"/>
+            <w:szCs w:val="18"/>
+            <w:bdr w:val="single" w:sz="4" w:space="1" w:color="auto" w:frame="1"/>
+            <w:lang w:eastAsia="it-IT"/>
+          </w:rPr>
+          <w:t>initgsm()</w:t>
+        </w:r>
+      </w:hyperlink>
+    </w:p>
+    <w:p>
+      <w:pPr>
+        <w:numPr>
+          <w:ilvl w:val="1"/>
+          <w:numId w:val="1"/>
+        </w:numPr>
+        <w:spacing w:after="0" w:line="240" w:lineRule="auto"/>
+        <w:rPr>
+          <w:rFonts w:ascii="Segoe UI" w:eastAsia="Times New Roman" w:hAnsi="Segoe UI" w:cs="Segoe UI"/>
+          <w:color w:val="000000" w:themeColor="text1"/>
+          <w:sz w:val="20"/>
+          <w:szCs w:val="20"/>
+          <w:lang w:eastAsia="it-IT"/>
+        </w:rPr>
+      </w:pPr>
+      <w:r>
+        <w:rPr>
+          <w:rFonts w:ascii="Segoe UI" w:eastAsia="Times New Roman" w:hAnsi="Segoe UI" w:cs="Segoe UI"/>
+          <w:color w:val="000000" w:themeColor="text1"/>
+          <w:sz w:val="20"/>
+          <w:szCs w:val="20"/>
+          <w:lang w:eastAsia="it-IT"/>
+        </w:rPr>
+        <w:t>carica numeri autorizzati con </w:t>
+      </w:r>
+      <w:hyperlink r:id="rId8" w:history="1">
+        <w:r>
+          <w:rPr>
+            <w:rFonts w:ascii="Segoe UI" w:eastAsia="Times New Roman" w:hAnsi="Segoe UI" w:cs="Segoe UI"/>
+            <w:color w:val="000000" w:themeColor="text1"/>
+            <w:sz w:val="18"/>
+            <w:szCs w:val="18"/>
+            <w:bdr w:val="single" w:sz="4" w:space="1" w:color="auto" w:frame="1"/>
+            <w:lang w:eastAsia="it-IT"/>
+          </w:rPr>
+          <w:t>RestorePhones()</w:t>
+        </w:r>
+      </w:hyperlink>
+    </w:p>
+    <w:p>
+      <w:pPr>
+        <w:numPr>
+          <w:ilvl w:val="0"/>
+          <w:numId w:val="1"/>
+        </w:numPr>
+        <w:spacing w:after="0" w:line="240" w:lineRule="auto"/>
+        <w:rPr>
+          <w:rFonts w:ascii="Segoe UI" w:eastAsia="Times New Roman" w:hAnsi="Segoe UI" w:cs="Segoe UI"/>
+          <w:color w:val="000000" w:themeColor="text1"/>
+          <w:sz w:val="20"/>
+          <w:szCs w:val="20"/>
+          <w:lang w:eastAsia="it-IT"/>
+        </w:rPr>
+      </w:pPr>
+      <w:hyperlink r:id="rId9" w:history="1">
         <w:r>
           <w:rPr>
             <w:rFonts w:ascii="Segoe UI" w:eastAsia="Times New Roman" w:hAnsi="Segoe UI" w:cs="Segoe UI"/>
@@ -7819,227 +7233,7 @@
             <w:bdr w:val="single" w:sz="4" w:space="1" w:color="auto" w:frame="1"/>
             <w:lang w:eastAsia="it-IT"/>
           </w:rPr>
-          <w:t>)</w:t>
-        </w:r>
-      </w:hyperlink>
-    </w:p>
-    <w:p>
-      <w:pPr>
-        <w:numPr>
-          <w:ilvl w:val="1"/>
-          <w:numId w:val="1"/>
-        </w:numPr>
-        <w:spacing w:before="60" w:after="60" w:line="240" w:lineRule="auto"/>
-        <w:rPr>
-          <w:rFonts w:ascii="Segoe UI" w:eastAsia="Times New Roman" w:hAnsi="Segoe UI" w:cs="Segoe UI"/>
-          <w:color w:val="000000" w:themeColor="text1"/>
-          <w:sz w:val="20"/>
-          <w:szCs w:val="20"/>
-          <w:lang w:eastAsia="it-IT"/>
-        </w:rPr>
-      </w:pPr>
-      <w:r>
-        <w:rPr>
-          <w:rFonts w:ascii="Segoe UI" w:eastAsia="Times New Roman" w:hAnsi="Segoe UI" w:cs="Segoe UI"/>
-          <w:color w:val="000000" w:themeColor="text1"/>
-          <w:sz w:val="20"/>
-          <w:szCs w:val="20"/>
-          <w:lang w:eastAsia="it-IT"/>
-        </w:rPr>
-        <w:t>inizializza reset pin</w:t>
-      </w:r>
-    </w:p>
-    <w:p>
-      <w:pPr>
-        <w:numPr>
-          <w:ilvl w:val="1"/>
-          <w:numId w:val="1"/>
-        </w:numPr>
-        <w:spacing w:after="0" w:line="240" w:lineRule="auto"/>
-        <w:rPr>
-          <w:rFonts w:ascii="Segoe UI" w:eastAsia="Times New Roman" w:hAnsi="Segoe UI" w:cs="Segoe UI"/>
-          <w:color w:val="000000" w:themeColor="text1"/>
-          <w:sz w:val="20"/>
-          <w:szCs w:val="20"/>
-          <w:lang w:eastAsia="it-IT"/>
-        </w:rPr>
-      </w:pPr>
-      <w:r>
-        <w:rPr>
-          <w:rFonts w:ascii="Segoe UI" w:eastAsia="Times New Roman" w:hAnsi="Segoe UI" w:cs="Segoe UI"/>
-          <w:color w:val="000000" w:themeColor="text1"/>
-          <w:sz w:val="20"/>
-          <w:szCs w:val="20"/>
-          <w:lang w:eastAsia="it-IT"/>
-        </w:rPr>
-        <w:t>chiama </w:t>
-      </w:r>
-      <w:proofErr w:type="spellStart"/>
-      <w:r>
-        <w:fldChar w:fldCharType="begin"/>
-      </w:r>
-      <w:r>
-        <w:instrText>HYPERLINK "vscode-file://vscode-app/c:/Users/Massimo/AppData/Local/Programs/Microsoft%20VS%20Code/f6cfa2ea24/resources/app/out/vs/code/electron-browser/workbench/workbench.html"</w:instrText>
-      </w:r>
-      <w:r>
-        <w:fldChar w:fldCharType="separate"/>
-      </w:r>
-      <w:proofErr w:type="gramStart"/>
-      <w:r>
-        <w:rPr>
-          <w:rFonts w:ascii="Segoe UI" w:eastAsia="Times New Roman" w:hAnsi="Segoe UI" w:cs="Segoe UI"/>
-          <w:color w:val="000000" w:themeColor="text1"/>
-          <w:sz w:val="18"/>
-          <w:szCs w:val="18"/>
-          <w:bdr w:val="single" w:sz="4" w:space="1" w:color="auto" w:frame="1"/>
-          <w:lang w:eastAsia="it-IT"/>
-        </w:rPr>
-        <w:t>initgsm</w:t>
-      </w:r>
-      <w:proofErr w:type="spellEnd"/>
-      <w:r>
-        <w:rPr>
-          <w:rFonts w:ascii="Segoe UI" w:eastAsia="Times New Roman" w:hAnsi="Segoe UI" w:cs="Segoe UI"/>
-          <w:color w:val="000000" w:themeColor="text1"/>
-          <w:sz w:val="18"/>
-          <w:szCs w:val="18"/>
-          <w:bdr w:val="single" w:sz="4" w:space="1" w:color="auto" w:frame="1"/>
-          <w:lang w:eastAsia="it-IT"/>
-        </w:rPr>
-        <w:t>(</w:t>
-      </w:r>
-      <w:proofErr w:type="gramEnd"/>
-      <w:r>
-        <w:rPr>
-          <w:rFonts w:ascii="Segoe UI" w:eastAsia="Times New Roman" w:hAnsi="Segoe UI" w:cs="Segoe UI"/>
-          <w:color w:val="000000" w:themeColor="text1"/>
-          <w:sz w:val="18"/>
-          <w:szCs w:val="18"/>
-          <w:bdr w:val="single" w:sz="4" w:space="1" w:color="auto" w:frame="1"/>
-          <w:lang w:eastAsia="it-IT"/>
-        </w:rPr>
-        <w:t>)</w:t>
-      </w:r>
-      <w:r>
-        <w:fldChar w:fldCharType="end"/>
-      </w:r>
-    </w:p>
-    <w:p>
-      <w:pPr>
-        <w:numPr>
-          <w:ilvl w:val="1"/>
-          <w:numId w:val="1"/>
-        </w:numPr>
-        <w:spacing w:after="0" w:line="240" w:lineRule="auto"/>
-        <w:rPr>
-          <w:rFonts w:ascii="Segoe UI" w:eastAsia="Times New Roman" w:hAnsi="Segoe UI" w:cs="Segoe UI"/>
-          <w:color w:val="000000" w:themeColor="text1"/>
-          <w:sz w:val="20"/>
-          <w:szCs w:val="20"/>
-          <w:lang w:eastAsia="it-IT"/>
-        </w:rPr>
-      </w:pPr>
-      <w:r>
-        <w:rPr>
-          <w:rFonts w:ascii="Segoe UI" w:eastAsia="Times New Roman" w:hAnsi="Segoe UI" w:cs="Segoe UI"/>
-          <w:color w:val="000000" w:themeColor="text1"/>
-          <w:sz w:val="20"/>
-          <w:szCs w:val="20"/>
-          <w:lang w:eastAsia="it-IT"/>
-        </w:rPr>
-        <w:t>carica numeri autorizzati con </w:t>
-      </w:r>
-      <w:proofErr w:type="spellStart"/>
-      <w:r>
-        <w:fldChar w:fldCharType="begin"/>
-      </w:r>
-      <w:r>
-        <w:instrText>HYPERLINK "vscode-file://vscode-app/c:/Users/Massimo/AppData/Local/Programs/Microsoft%20VS%20Code/f6cfa2ea24/resources/app/out/vs/code/electron-browser/workbench/workbench.html"</w:instrText>
-      </w:r>
-      <w:r>
-        <w:fldChar w:fldCharType="separate"/>
-      </w:r>
-      <w:proofErr w:type="gramStart"/>
-      <w:r>
-        <w:rPr>
-          <w:rFonts w:ascii="Segoe UI" w:eastAsia="Times New Roman" w:hAnsi="Segoe UI" w:cs="Segoe UI"/>
-          <w:color w:val="000000" w:themeColor="text1"/>
-          <w:sz w:val="18"/>
-          <w:szCs w:val="18"/>
-          <w:bdr w:val="single" w:sz="4" w:space="1" w:color="auto" w:frame="1"/>
-          <w:lang w:eastAsia="it-IT"/>
-        </w:rPr>
-        <w:t>RestorePhones</w:t>
-      </w:r>
-      <w:proofErr w:type="spellEnd"/>
-      <w:r>
-        <w:rPr>
-          <w:rFonts w:ascii="Segoe UI" w:eastAsia="Times New Roman" w:hAnsi="Segoe UI" w:cs="Segoe UI"/>
-          <w:color w:val="000000" w:themeColor="text1"/>
-          <w:sz w:val="18"/>
-          <w:szCs w:val="18"/>
-          <w:bdr w:val="single" w:sz="4" w:space="1" w:color="auto" w:frame="1"/>
-          <w:lang w:eastAsia="it-IT"/>
-        </w:rPr>
-        <w:t>(</w:t>
-      </w:r>
-      <w:proofErr w:type="gramEnd"/>
-      <w:r>
-        <w:rPr>
-          <w:rFonts w:ascii="Segoe UI" w:eastAsia="Times New Roman" w:hAnsi="Segoe UI" w:cs="Segoe UI"/>
-          <w:color w:val="000000" w:themeColor="text1"/>
-          <w:sz w:val="18"/>
-          <w:szCs w:val="18"/>
-          <w:bdr w:val="single" w:sz="4" w:space="1" w:color="auto" w:frame="1"/>
-          <w:lang w:eastAsia="it-IT"/>
-        </w:rPr>
-        <w:t>)</w:t>
-      </w:r>
-      <w:r>
-        <w:fldChar w:fldCharType="end"/>
-      </w:r>
-    </w:p>
-    <w:p>
-      <w:pPr>
-        <w:numPr>
-          <w:ilvl w:val="0"/>
-          <w:numId w:val="1"/>
-        </w:numPr>
-        <w:spacing w:after="0" w:line="240" w:lineRule="auto"/>
-        <w:rPr>
-          <w:rFonts w:ascii="Segoe UI" w:eastAsia="Times New Roman" w:hAnsi="Segoe UI" w:cs="Segoe UI"/>
-          <w:color w:val="000000" w:themeColor="text1"/>
-          <w:sz w:val="20"/>
-          <w:szCs w:val="20"/>
-          <w:lang w:eastAsia="it-IT"/>
-        </w:rPr>
-      </w:pPr>
-      <w:hyperlink r:id="rId7" w:history="1">
-        <w:proofErr w:type="gramStart"/>
-        <w:r>
-          <w:rPr>
-            <w:rFonts w:ascii="Segoe UI" w:eastAsia="Times New Roman" w:hAnsi="Segoe UI" w:cs="Segoe UI"/>
-            <w:color w:val="000000" w:themeColor="text1"/>
-            <w:sz w:val="18"/>
-            <w:szCs w:val="18"/>
-            <w:u w:val="single"/>
-            <w:bdr w:val="single" w:sz="4" w:space="1" w:color="auto" w:frame="1"/>
-            <w:lang w:eastAsia="it-IT"/>
-          </w:rPr>
-          <w:t>loop(</w:t>
-        </w:r>
-        <w:proofErr w:type="gramEnd"/>
-        <w:r>
-          <w:rPr>
-            <w:rFonts w:ascii="Segoe UI" w:eastAsia="Times New Roman" w:hAnsi="Segoe UI" w:cs="Segoe UI"/>
-            <w:color w:val="000000" w:themeColor="text1"/>
-            <w:sz w:val="18"/>
-            <w:szCs w:val="18"/>
-            <w:u w:val="single"/>
-            <w:bdr w:val="single" w:sz="4" w:space="1" w:color="auto" w:frame="1"/>
-            <w:lang w:eastAsia="it-IT"/>
-          </w:rPr>
-          <w:t>)</w:t>
+          <w:t>loop()</w:t>
         </w:r>
       </w:hyperlink>
     </w:p>
@@ -8167,29 +7361,7 @@
           <w:szCs w:val="20"/>
           <w:lang w:eastAsia="it-IT"/>
         </w:rPr>
-        <w:t xml:space="preserve">M+PIN = definisce da </w:t>
-      </w:r>
-      <w:proofErr w:type="spellStart"/>
-      <w:r>
-        <w:rPr>
-          <w:rFonts w:ascii="Segoe UI" w:eastAsia="Times New Roman" w:hAnsi="Segoe UI" w:cs="Segoe UI"/>
-          <w:color w:val="000000" w:themeColor="text1"/>
-          <w:sz w:val="20"/>
-          <w:szCs w:val="20"/>
-          <w:lang w:eastAsia="it-IT"/>
-        </w:rPr>
-        <w:t>factory</w:t>
-      </w:r>
-      <w:proofErr w:type="spellEnd"/>
-      <w:r>
-        <w:rPr>
-          <w:rFonts w:ascii="Segoe UI" w:eastAsia="Times New Roman" w:hAnsi="Segoe UI" w:cs="Segoe UI"/>
-          <w:color w:val="000000" w:themeColor="text1"/>
-          <w:sz w:val="20"/>
-          <w:szCs w:val="20"/>
-          <w:lang w:eastAsia="it-IT"/>
-        </w:rPr>
-        <w:t xml:space="preserve"> reset il Master </w:t>
+        <w:t xml:space="preserve">M+PIN = definisce da factory reset il Master </w:t>
       </w:r>
     </w:p>
     <w:p>
@@ -8309,7 +7481,6 @@
         </w:rPr>
         <w:t xml:space="preserve"> = </w:t>
       </w:r>
-      <w:proofErr w:type="spellStart"/>
       <w:r>
         <w:rPr>
           <w:rFonts w:ascii="Segoe UI" w:eastAsia="Times New Roman" w:hAnsi="Segoe UI" w:cs="Segoe UI"/>
@@ -8318,18 +7489,7 @@
           <w:szCs w:val="20"/>
           <w:lang w:eastAsia="it-IT"/>
         </w:rPr>
-        <w:t>factory</w:t>
-      </w:r>
-      <w:proofErr w:type="spellEnd"/>
-      <w:r>
-        <w:rPr>
-          <w:rFonts w:ascii="Segoe UI" w:eastAsia="Times New Roman" w:hAnsi="Segoe UI" w:cs="Segoe UI"/>
-          <w:color w:val="000000" w:themeColor="text1"/>
-          <w:sz w:val="20"/>
-          <w:szCs w:val="20"/>
-          <w:lang w:eastAsia="it-IT"/>
-        </w:rPr>
-        <w:t xml:space="preserve"> reset</w:t>
+        <w:t>factory reset</w:t>
       </w:r>
     </w:p>
     <w:p>
@@ -8436,7 +7596,47 @@
           <w:szCs w:val="20"/>
           <w:lang w:eastAsia="it-IT"/>
         </w:rPr>
-        <w:t>sotto 180V → MANCANZA RETE</w:t>
+        <w:t xml:space="preserve">ogni </w:t>
+      </w:r>
+      <w:r>
+        <w:rPr>
+          <w:rFonts w:ascii="Segoe UI" w:eastAsia="Times New Roman" w:hAnsi="Segoe UI" w:cs="Segoe UI"/>
+          <w:color w:val="000000" w:themeColor="text1"/>
+          <w:sz w:val="20"/>
+          <w:szCs w:val="20"/>
+          <w:lang w:eastAsia="it-IT"/>
+        </w:rPr>
+        <w:t>1</w:t>
+      </w:r>
+      <w:r>
+        <w:rPr>
+          <w:rFonts w:ascii="Segoe UI" w:eastAsia="Times New Roman" w:hAnsi="Segoe UI" w:cs="Segoe UI"/>
+          <w:color w:val="000000" w:themeColor="text1"/>
+          <w:sz w:val="20"/>
+          <w:szCs w:val="20"/>
+          <w:lang w:eastAsia="it-IT"/>
+        </w:rPr>
+        <w:t xml:space="preserve">s controlla </w:t>
+      </w:r>
+      <w:r>
+        <w:rPr>
+          <w:rFonts w:ascii="Segoe UI" w:eastAsia="Times New Roman" w:hAnsi="Segoe UI" w:cs="Segoe UI"/>
+          <w:color w:val="000000" w:themeColor="text1"/>
+          <w:sz w:val="20"/>
+          <w:szCs w:val="20"/>
+          <w:lang w:eastAsia="it-IT"/>
+        </w:rPr>
+        <w:t>Stato rete</w:t>
+      </w:r>
+      <w:r>
+        <w:rPr>
+          <w:rFonts w:ascii="Segoe UI" w:eastAsia="Times New Roman" w:hAnsi="Segoe UI" w:cs="Segoe UI"/>
+          <w:color w:val="000000" w:themeColor="text1"/>
+          <w:sz w:val="20"/>
+          <w:szCs w:val="20"/>
+          <w:lang w:eastAsia="it-IT"/>
+        </w:rPr>
+        <w:t xml:space="preserve"> elettrica</w:t>
       </w:r>
     </w:p>
     <w:p>
@@ -8463,6 +7663,33 @@
           <w:szCs w:val="20"/>
           <w:lang w:eastAsia="it-IT"/>
         </w:rPr>
+        <w:t>sotto 180V → MANCANZA RETE</w:t>
+      </w:r>
+    </w:p>
+    <w:p>
+      <w:pPr>
+        <w:pStyle w:val="Paragrafoelenco"/>
+        <w:numPr>
+          <w:ilvl w:val="2"/>
+          <w:numId w:val="3"/>
+        </w:numPr>
+        <w:spacing w:before="60" w:after="60" w:line="240" w:lineRule="auto"/>
+        <w:rPr>
+          <w:rFonts w:ascii="Segoe UI" w:eastAsia="Times New Roman" w:hAnsi="Segoe UI" w:cs="Segoe UI"/>
+          <w:color w:val="000000" w:themeColor="text1"/>
+          <w:sz w:val="20"/>
+          <w:szCs w:val="20"/>
+          <w:lang w:eastAsia="it-IT"/>
+        </w:rPr>
+      </w:pPr>
+      <w:r>
+        <w:rPr>
+          <w:rFonts w:ascii="Segoe UI" w:eastAsia="Times New Roman" w:hAnsi="Segoe UI" w:cs="Segoe UI"/>
+          <w:color w:val="000000" w:themeColor="text1"/>
+          <w:sz w:val="20"/>
+          <w:szCs w:val="20"/>
+          <w:lang w:eastAsia="it-IT"/>
+        </w:rPr>
         <w:t>sopra 200V → RIPRESA RETE</w:t>
       </w:r>
     </w:p>
@@ -8491,55 +7718,19 @@
         </w:rPr>
         <w:t>ogni 15 minuti verifica reset giornaliero e chiama </w:t>
       </w:r>
-      <w:proofErr w:type="spellStart"/>
-      <w:r>
-        <w:fldChar w:fldCharType="begin"/>
-      </w:r>
-      <w:r>
-        <w:instrText>HYPERLINK "vscode-file://vscode-app/c:/Users/Massimo/AppData/Local/Programs/Microsoft%20VS%20Code/f6cfa2ea24/resources/app/out/vs/code/electron-browser/workbench/workbench.html"</w:instrText>
-      </w:r>
-      <w:r>
-        <w:fldChar w:fldCharType="separate"/>
-      </w:r>
-      <w:proofErr w:type="gramStart"/>
-      <w:r>
-        <w:rPr>
-          <w:rFonts w:ascii="Segoe UI" w:eastAsia="Times New Roman" w:hAnsi="Segoe UI" w:cs="Segoe UI"/>
-          <w:color w:val="000000" w:themeColor="text1"/>
-          <w:sz w:val="18"/>
-          <w:szCs w:val="18"/>
-          <w:bdr w:val="single" w:sz="4" w:space="1" w:color="auto" w:frame="1"/>
-          <w:lang w:eastAsia="it-IT"/>
-        </w:rPr>
-        <w:t>initgsm</w:t>
-      </w:r>
-      <w:proofErr w:type="spellEnd"/>
-      <w:r>
-        <w:rPr>
-          <w:rFonts w:ascii="Segoe UI" w:eastAsia="Times New Roman" w:hAnsi="Segoe UI" w:cs="Segoe UI"/>
-          <w:color w:val="000000" w:themeColor="text1"/>
-          <w:sz w:val="18"/>
-          <w:szCs w:val="18"/>
-          <w:bdr w:val="single" w:sz="4" w:space="1" w:color="auto" w:frame="1"/>
-          <w:lang w:eastAsia="it-IT"/>
-        </w:rPr>
-        <w:t>(</w:t>
-      </w:r>
-      <w:proofErr w:type="gramEnd"/>
-      <w:r>
-        <w:rPr>
-          <w:rFonts w:ascii="Segoe UI" w:eastAsia="Times New Roman" w:hAnsi="Segoe UI" w:cs="Segoe UI"/>
-          <w:color w:val="000000" w:themeColor="text1"/>
-          <w:sz w:val="18"/>
-          <w:szCs w:val="18"/>
-          <w:bdr w:val="single" w:sz="4" w:space="1" w:color="auto" w:frame="1"/>
-          <w:lang w:eastAsia="it-IT"/>
-        </w:rPr>
-        <w:t>)</w:t>
-      </w:r>
-      <w:r>
-        <w:fldChar w:fldCharType="end"/>
-      </w:r>
+      <w:hyperlink r:id="rId10" w:history="1">
+        <w:r>
+          <w:rPr>
+            <w:rFonts w:ascii="Segoe UI" w:eastAsia="Times New Roman" w:hAnsi="Segoe UI" w:cs="Segoe UI"/>
+            <w:color w:val="000000" w:themeColor="text1"/>
+            <w:sz w:val="18"/>
+            <w:szCs w:val="18"/>
+            <w:bdr w:val="single" w:sz="4" w:space="1" w:color="auto" w:frame="1"/>
+            <w:lang w:eastAsia="it-IT"/>
+          </w:rPr>
+          <w:t>initgsm()</w:t>
+        </w:r>
+      </w:hyperlink>
       <w:r>
         <w:rPr>
           <w:rFonts w:ascii="Segoe UI" w:eastAsia="Times New Roman" w:hAnsi="Segoe UI" w:cs="Segoe UI"/>
@@ -8826,21 +8017,7 @@
         <w:rPr>
           <w:rFonts w:ascii="Arial" w:hAnsi="Arial" w:cs="Arial"/>
         </w:rPr>
-        <w:t xml:space="preserve">Dopo un </w:t>
-      </w:r>
-      <w:proofErr w:type="spellStart"/>
-      <w:r>
-        <w:rPr>
-          <w:rFonts w:ascii="Arial" w:hAnsi="Arial" w:cs="Arial"/>
-        </w:rPr>
-        <w:t>Factory</w:t>
-      </w:r>
-      <w:proofErr w:type="spellEnd"/>
-      <w:r>
-        <w:rPr>
-          <w:rFonts w:ascii="Arial" w:hAnsi="Arial" w:cs="Arial"/>
-        </w:rPr>
-        <w:t xml:space="preserve"> Reset (c</w:t>
+        <w:t>Dopo un Factory Reset (c</w:t>
       </w:r>
       <w:r>
         <w:rPr>
@@ -9617,48 +8794,8 @@
           <w:szCs w:val="24"/>
           <w:lang w:val="en-US" w:eastAsia="it-IT"/>
         </w:rPr>
-        <w:t xml:space="preserve">P </w:t>
-      </w:r>
-      <w:proofErr w:type="spellStart"/>
-      <w:r>
-        <w:rPr>
-          <w:rFonts w:ascii="Arial" w:eastAsia="Times New Roman" w:hAnsi="Arial" w:cs="Arial"/>
-          <w:i/>
-          <w:iCs/>
-          <w:color w:val="000000" w:themeColor="text1"/>
-          <w:sz w:val="24"/>
-          <w:szCs w:val="24"/>
-          <w:lang w:val="en-US" w:eastAsia="it-IT"/>
-        </w:rPr>
-        <w:t>OldPIN</w:t>
-      </w:r>
-      <w:proofErr w:type="spellEnd"/>
-      <w:r>
-        <w:rPr>
-          <w:rFonts w:ascii="Arial" w:eastAsia="Times New Roman" w:hAnsi="Arial" w:cs="Arial"/>
-          <w:i/>
-          <w:iCs/>
-          <w:color w:val="000000" w:themeColor="text1"/>
-          <w:sz w:val="24"/>
-          <w:szCs w:val="24"/>
-          <w:lang w:val="en-US" w:eastAsia="it-IT"/>
-        </w:rPr>
-        <w:t xml:space="preserve"> </w:t>
-      </w:r>
-      <w:proofErr w:type="spellStart"/>
-      <w:r>
-        <w:rPr>
-          <w:rFonts w:ascii="Arial" w:eastAsia="Times New Roman" w:hAnsi="Arial" w:cs="Arial"/>
-          <w:i/>
-          <w:iCs/>
-          <w:color w:val="000000" w:themeColor="text1"/>
-          <w:sz w:val="24"/>
-          <w:szCs w:val="24"/>
-          <w:lang w:val="en-US" w:eastAsia="it-IT"/>
-        </w:rPr>
-        <w:t>NewPIN</w:t>
-      </w:r>
-      <w:proofErr w:type="spellEnd"/>
+        <w:t>P OldPIN NewPIN</w:t>
+      </w:r>
     </w:p>
     <w:p>
       <w:pPr>
@@ -9685,7 +8822,6 @@
           <w:lang w:val="en-US" w:eastAsia="it-IT"/>
         </w:rPr>
       </w:pPr>
-      <w:proofErr w:type="spellStart"/>
       <w:r>
         <w:rPr>
           <w:rFonts w:ascii="Arial" w:eastAsia="Times New Roman" w:hAnsi="Arial" w:cs="Arial"/>
@@ -9695,19 +8831,7 @@
           <w:szCs w:val="24"/>
           <w:lang w:val="en-US" w:eastAsia="it-IT"/>
         </w:rPr>
-        <w:t>Comando</w:t>
-      </w:r>
-      <w:proofErr w:type="spellEnd"/>
-      <w:r>
-        <w:rPr>
-          <w:rFonts w:ascii="Arial" w:eastAsia="Times New Roman" w:hAnsi="Arial" w:cs="Arial"/>
-          <w:b/>
-          <w:bCs/>
-          <w:sz w:val="24"/>
-          <w:szCs w:val="24"/>
-          <w:lang w:val="en-US" w:eastAsia="it-IT"/>
-        </w:rPr>
-        <w:t xml:space="preserve"> F – Factory Reset</w:t>
+        <w:t>Comando F – Factory Reset</w:t>
       </w:r>
     </w:p>
     <w:p>
@@ -9907,7 +9031,6 @@
                 <w:lang w:val="en-US" w:eastAsia="it-IT"/>
               </w:rPr>
             </w:pPr>
-            <w:proofErr w:type="gramStart"/>
             <w:r>
               <w:rPr>
                 <w:rFonts w:ascii="Arial" w:eastAsia="Times New Roman" w:hAnsi="Arial" w:cs="Arial"/>
@@ -9920,7 +9043,6 @@
               </w:rPr>
               <w:t>Test  #</w:t>
             </w:r>
-            <w:proofErr w:type="gramEnd"/>
           </w:p>
         </w:tc>
         <w:tc>
@@ -10356,7 +9478,6 @@
                 <w:lang w:val="en-US" w:eastAsia="it-IT"/>
               </w:rPr>
             </w:pPr>
-            <w:proofErr w:type="gramStart"/>
             <w:r>
               <w:rPr>
                 <w:rFonts w:ascii="Arial" w:eastAsia="Times New Roman" w:hAnsi="Arial" w:cs="Arial"/>
@@ -10364,17 +9485,7 @@
                 <w:szCs w:val="16"/>
                 <w:lang w:val="en-US" w:eastAsia="it-IT"/>
               </w:rPr>
-              <w:t>”Authorized</w:t>
-            </w:r>
-            <w:proofErr w:type="gramEnd"/>
-            <w:r>
-              <w:rPr>
-                <w:rFonts w:ascii="Arial" w:eastAsia="Times New Roman" w:hAnsi="Arial" w:cs="Arial"/>
-                <w:sz w:val="16"/>
-                <w:szCs w:val="16"/>
-                <w:lang w:val="en-US" w:eastAsia="it-IT"/>
-              </w:rPr>
-              <w:t xml:space="preserve"> phone n." con:</w:t>
+              <w:t>”Authorized phone n." con:</w:t>
             </w:r>
           </w:p>
           <w:p>
@@ -10542,25 +9653,14 @@
                 <w:lang w:eastAsia="it-IT"/>
               </w:rPr>
             </w:pPr>
-            <w:proofErr w:type="spellStart"/>
-            <w:r>
-              <w:rPr>
-                <w:rFonts w:ascii="Arial" w:eastAsia="Times New Roman" w:hAnsi="Arial" w:cs="Arial"/>
-                <w:sz w:val="16"/>
-                <w:szCs w:val="16"/>
-                <w:lang w:eastAsia="it-IT"/>
-              </w:rPr>
-              <w:t>Factory</w:t>
-            </w:r>
-            <w:proofErr w:type="spellEnd"/>
-            <w:r>
-              <w:rPr>
-                <w:rFonts w:ascii="Arial" w:eastAsia="Times New Roman" w:hAnsi="Arial" w:cs="Arial"/>
-                <w:sz w:val="16"/>
-                <w:szCs w:val="16"/>
-                <w:lang w:eastAsia="it-IT"/>
-              </w:rPr>
-              <w:t xml:space="preserve"> Reset</w:t>
+            <w:r>
+              <w:rPr>
+                <w:rFonts w:ascii="Arial" w:eastAsia="Times New Roman" w:hAnsi="Arial" w:cs="Arial"/>
+                <w:sz w:val="16"/>
+                <w:szCs w:val="16"/>
+                <w:lang w:eastAsia="it-IT"/>
+              </w:rPr>
+              <w:t>Factory Reset</w:t>
             </w:r>
           </w:p>
         </w:tc>
@@ -10821,27 +9921,7 @@
                 <w:szCs w:val="16"/>
                 <w:lang w:eastAsia="it-IT"/>
               </w:rPr>
-              <w:t xml:space="preserve"> (da </w:t>
-            </w:r>
-            <w:proofErr w:type="spellStart"/>
-            <w:r>
-              <w:rPr>
-                <w:rFonts w:ascii="Arial" w:eastAsia="Times New Roman" w:hAnsi="Arial" w:cs="Arial"/>
-                <w:sz w:val="16"/>
-                <w:szCs w:val="16"/>
-                <w:lang w:eastAsia="it-IT"/>
-              </w:rPr>
-              <w:t>Factory</w:t>
-            </w:r>
-            <w:proofErr w:type="spellEnd"/>
-            <w:r>
-              <w:rPr>
-                <w:rFonts w:ascii="Arial" w:eastAsia="Times New Roman" w:hAnsi="Arial" w:cs="Arial"/>
-                <w:sz w:val="16"/>
-                <w:szCs w:val="16"/>
-                <w:lang w:eastAsia="it-IT"/>
-              </w:rPr>
-              <w:t xml:space="preserve"> Reset)</w:t>
+              <w:t xml:space="preserve"> (da Factory Reset)</w:t>
             </w:r>
           </w:p>
         </w:tc>
@@ -10862,25 +9942,14 @@
                 <w:lang w:eastAsia="it-IT"/>
               </w:rPr>
             </w:pPr>
-            <w:proofErr w:type="spellStart"/>
-            <w:r>
-              <w:rPr>
-                <w:rFonts w:ascii="Arial" w:eastAsia="Times New Roman" w:hAnsi="Arial" w:cs="Arial"/>
-                <w:sz w:val="16"/>
-                <w:szCs w:val="16"/>
-                <w:lang w:eastAsia="it-IT"/>
-              </w:rPr>
-              <w:t>Factory</w:t>
-            </w:r>
-            <w:proofErr w:type="spellEnd"/>
-            <w:r>
-              <w:rPr>
-                <w:rFonts w:ascii="Arial" w:eastAsia="Times New Roman" w:hAnsi="Arial" w:cs="Arial"/>
-                <w:sz w:val="16"/>
-                <w:szCs w:val="16"/>
-                <w:lang w:eastAsia="it-IT"/>
-              </w:rPr>
-              <w:t xml:space="preserve"> Reset</w:t>
+            <w:r>
+              <w:rPr>
+                <w:rFonts w:ascii="Arial" w:eastAsia="Times New Roman" w:hAnsi="Arial" w:cs="Arial"/>
+                <w:sz w:val="16"/>
+                <w:szCs w:val="16"/>
+                <w:lang w:eastAsia="it-IT"/>
+              </w:rPr>
+              <w:t>Factory Reset</w:t>
             </w:r>
           </w:p>
         </w:tc>
@@ -11268,7 +10337,6 @@
                 <w:lang w:val="en-US" w:eastAsia="it-IT"/>
               </w:rPr>
             </w:pPr>
-            <w:proofErr w:type="gramStart"/>
             <w:r>
               <w:rPr>
                 <w:rFonts w:ascii="Arial" w:eastAsia="Times New Roman" w:hAnsi="Arial" w:cs="Arial"/>
@@ -11276,17 +10344,7 @@
                 <w:szCs w:val="16"/>
                 <w:lang w:val="en-US" w:eastAsia="it-IT"/>
               </w:rPr>
-              <w:t>”Authorized</w:t>
-            </w:r>
-            <w:proofErr w:type="gramEnd"/>
-            <w:r>
-              <w:rPr>
-                <w:rFonts w:ascii="Arial" w:eastAsia="Times New Roman" w:hAnsi="Arial" w:cs="Arial"/>
-                <w:sz w:val="16"/>
-                <w:szCs w:val="16"/>
-                <w:lang w:val="en-US" w:eastAsia="it-IT"/>
-              </w:rPr>
-              <w:t xml:space="preserve"> phone n." con:</w:t>
+              <w:t>”Authorized phone n." con:</w:t>
             </w:r>
           </w:p>
           <w:p>
@@ -11471,47 +10529,14 @@
                 <w:lang w:eastAsia="it-IT"/>
               </w:rPr>
             </w:pPr>
-            <w:proofErr w:type="spellStart"/>
-            <w:proofErr w:type="gramStart"/>
-            <w:r>
-              <w:rPr>
-                <w:rFonts w:ascii="Arial" w:eastAsia="Times New Roman" w:hAnsi="Arial" w:cs="Arial"/>
-                <w:sz w:val="16"/>
-                <w:szCs w:val="16"/>
-                <w:lang w:eastAsia="it-IT"/>
-              </w:rPr>
-              <w:t>n.telefonico</w:t>
-            </w:r>
-            <w:proofErr w:type="spellEnd"/>
-            <w:proofErr w:type="gramEnd"/>
-            <w:r>
-              <w:rPr>
-                <w:rFonts w:ascii="Arial" w:eastAsia="Times New Roman" w:hAnsi="Arial" w:cs="Arial"/>
-                <w:sz w:val="16"/>
-                <w:szCs w:val="16"/>
-                <w:lang w:eastAsia="it-IT"/>
-              </w:rPr>
-              <w:t xml:space="preserve"> MASTER </w:t>
-            </w:r>
-            <w:proofErr w:type="spellStart"/>
-            <w:r>
-              <w:rPr>
-                <w:rFonts w:ascii="Arial" w:eastAsia="Times New Roman" w:hAnsi="Arial" w:cs="Arial"/>
-                <w:sz w:val="16"/>
-                <w:szCs w:val="16"/>
-                <w:lang w:eastAsia="it-IT"/>
-              </w:rPr>
-              <w:t>gìà</w:t>
-            </w:r>
-            <w:proofErr w:type="spellEnd"/>
-            <w:r>
-              <w:rPr>
-                <w:rFonts w:ascii="Arial" w:eastAsia="Times New Roman" w:hAnsi="Arial" w:cs="Arial"/>
-                <w:sz w:val="16"/>
-                <w:szCs w:val="16"/>
-                <w:lang w:eastAsia="it-IT"/>
-              </w:rPr>
-              <w:t xml:space="preserve"> definito</w:t>
+            <w:r>
+              <w:rPr>
+                <w:rFonts w:ascii="Arial" w:eastAsia="Times New Roman" w:hAnsi="Arial" w:cs="Arial"/>
+                <w:sz w:val="16"/>
+                <w:szCs w:val="16"/>
+                <w:lang w:eastAsia="it-IT"/>
+              </w:rPr>
+              <w:t>n.telefonico MASTER gìà definito</w:t>
             </w:r>
           </w:p>
         </w:tc>
@@ -11882,7 +10907,6 @@
                 <w:lang w:val="en-US" w:eastAsia="it-IT"/>
               </w:rPr>
             </w:pPr>
-            <w:proofErr w:type="gramStart"/>
             <w:r>
               <w:rPr>
                 <w:rFonts w:ascii="Arial" w:eastAsia="Times New Roman" w:hAnsi="Arial" w:cs="Arial"/>
@@ -11890,17 +10914,7 @@
                 <w:szCs w:val="16"/>
                 <w:lang w:val="en-US" w:eastAsia="it-IT"/>
               </w:rPr>
-              <w:t>”Authorized</w:t>
-            </w:r>
-            <w:proofErr w:type="gramEnd"/>
-            <w:r>
-              <w:rPr>
-                <w:rFonts w:ascii="Arial" w:eastAsia="Times New Roman" w:hAnsi="Arial" w:cs="Arial"/>
-                <w:sz w:val="16"/>
-                <w:szCs w:val="16"/>
-                <w:lang w:val="en-US" w:eastAsia="it-IT"/>
-              </w:rPr>
-              <w:t xml:space="preserve"> phone n." con:</w:t>
+              <w:t>”Authorized phone n." con:</w:t>
             </w:r>
           </w:p>
           <w:p>
@@ -12412,7 +11426,6 @@
                 <w:lang w:val="en-US" w:eastAsia="it-IT"/>
               </w:rPr>
             </w:pPr>
-            <w:proofErr w:type="gramStart"/>
             <w:r>
               <w:rPr>
                 <w:rFonts w:ascii="Arial" w:eastAsia="Times New Roman" w:hAnsi="Arial" w:cs="Arial"/>
@@ -12420,17 +11433,7 @@
                 <w:szCs w:val="16"/>
                 <w:lang w:val="en-US" w:eastAsia="it-IT"/>
               </w:rPr>
-              <w:t>”Authorized</w:t>
-            </w:r>
-            <w:proofErr w:type="gramEnd"/>
-            <w:r>
-              <w:rPr>
-                <w:rFonts w:ascii="Arial" w:eastAsia="Times New Roman" w:hAnsi="Arial" w:cs="Arial"/>
-                <w:sz w:val="16"/>
-                <w:szCs w:val="16"/>
-                <w:lang w:val="en-US" w:eastAsia="it-IT"/>
-              </w:rPr>
-              <w:t xml:space="preserve"> phone n." con:</w:t>
+              <w:t>”Authorized phone n." con:</w:t>
             </w:r>
           </w:p>
           <w:p>
@@ -12534,7 +11537,6 @@
                 <w:lang w:val="en-US" w:eastAsia="it-IT"/>
               </w:rPr>
             </w:pPr>
-            <w:proofErr w:type="gramStart"/>
             <w:r>
               <w:rPr>
                 <w:rFonts w:ascii="Arial" w:eastAsia="Times New Roman" w:hAnsi="Arial" w:cs="Arial"/>
@@ -12548,7 +11550,6 @@
               <w:lastRenderedPageBreak/>
               <w:t>Test  #</w:t>
             </w:r>
-            <w:proofErr w:type="gramEnd"/>
           </w:p>
         </w:tc>
         <w:tc>
@@ -12807,7 +11808,7 @@
                 <w:szCs w:val="16"/>
                 <w:lang w:eastAsia="it-IT"/>
               </w:rPr>
-              <w:t>0</w:t>
+              <w:t>2</w:t>
             </w:r>
           </w:p>
         </w:tc>
@@ -12844,7 +11845,7 @@
                 <w:szCs w:val="16"/>
                 <w:lang w:eastAsia="it-IT"/>
               </w:rPr>
-              <w:t xml:space="preserve">elefono Master </w:t>
+              <w:t>elefono Master</w:t>
             </w:r>
           </w:p>
         </w:tc>
@@ -12872,7 +11873,7 @@
                 <w:szCs w:val="16"/>
                 <w:lang w:eastAsia="it-IT"/>
               </w:rPr>
-              <w:t>Imposta il primo numero Ausiliario</w:t>
+              <w:t>Sequenza immissione Ausiliari errata</w:t>
             </w:r>
           </w:p>
         </w:tc>
@@ -12888,9 +11889,6 @@
               <w:jc w:val="center"/>
               <w:rPr>
                 <w:rFonts w:ascii="Arial" w:eastAsia="Times New Roman" w:hAnsi="Arial" w:cs="Arial"/>
-                <w:i/>
-                <w:iCs/>
-                <w:color w:val="000000" w:themeColor="text1"/>
                 <w:sz w:val="16"/>
                 <w:szCs w:val="16"/>
                 <w:lang w:eastAsia="it-IT"/>
@@ -12919,9 +11917,8 @@
               <w:jc w:val="center"/>
               <w:rPr>
                 <w:rFonts w:ascii="Arial" w:eastAsia="Times New Roman" w:hAnsi="Arial" w:cs="Arial"/>
-                <w:i/>
-                <w:iCs/>
-                <w:color w:val="000000" w:themeColor="text1"/>
+                <w:b/>
+                <w:bCs/>
                 <w:sz w:val="16"/>
                 <w:szCs w:val="16"/>
                 <w:lang w:eastAsia="it-IT"/>
@@ -12939,7 +11936,7 @@
                 <w:szCs w:val="16"/>
                 <w:lang w:eastAsia="it-IT"/>
               </w:rPr>
-              <w:t>A1+</w:t>
+              <w:t>A2+</w:t>
             </w:r>
             <w:r>
               <w:rPr>
@@ -12979,38 +11976,8 @@
                 <w:szCs w:val="16"/>
                 <w:lang w:val="en-US" w:eastAsia="it-IT"/>
               </w:rPr>
-              <w:t>SMS: "</w:t>
-            </w:r>
-            <w:r>
-              <w:rPr>
-                <w:rFonts w:ascii="Arial" w:eastAsia="Times New Roman" w:hAnsi="Arial" w:cs="Arial"/>
-                <w:sz w:val="16"/>
-                <w:szCs w:val="16"/>
-                <w:lang w:val="en-US" w:eastAsia="it-IT"/>
-              </w:rPr>
-              <w:t xml:space="preserve">A1 </w:t>
-            </w:r>
-            <w:r>
-              <w:rPr>
-                <w:rFonts w:ascii="Arial" w:eastAsia="Times New Roman" w:hAnsi="Arial" w:cs="Arial"/>
-                <w:sz w:val="16"/>
-                <w:szCs w:val="16"/>
-                <w:lang w:val="en-US" w:eastAsia="it-IT"/>
-              </w:rPr>
-              <w:t>TELEPHONE NUMBER SAVED "</w:t>
-            </w:r>
-          </w:p>
-          <w:p>
-            <w:pPr>
-              <w:spacing w:line="330" w:lineRule="atLeast"/>
-              <w:jc w:val="center"/>
-              <w:rPr>
-                <w:rFonts w:ascii="Arial" w:eastAsia="Times New Roman" w:hAnsi="Arial" w:cs="Arial"/>
-                <w:sz w:val="16"/>
-                <w:szCs w:val="16"/>
-                <w:lang w:val="en-US" w:eastAsia="it-IT"/>
-              </w:rPr>
-            </w:pPr>
+              <w:t>WRONG - INDEX OVERLAP A2+393334188263</w:t>
+            </w:r>
           </w:p>
         </w:tc>
         <w:tc>
@@ -13027,15 +11994,15 @@
                 <w:rFonts w:ascii="Arial" w:eastAsia="Times New Roman" w:hAnsi="Arial" w:cs="Arial"/>
                 <w:sz w:val="16"/>
                 <w:szCs w:val="16"/>
-                <w:lang w:val="en-US" w:eastAsia="it-IT"/>
-              </w:rPr>
-            </w:pPr>
-            <w:r>
-              <w:rPr>
-                <w:rFonts w:ascii="Arial" w:eastAsia="Times New Roman" w:hAnsi="Arial" w:cs="Arial"/>
-                <w:sz w:val="16"/>
-                <w:szCs w:val="16"/>
-                <w:lang w:val="en-US" w:eastAsia="it-IT"/>
+                <w:lang w:eastAsia="it-IT"/>
+              </w:rPr>
+            </w:pPr>
+            <w:r>
+              <w:rPr>
+                <w:rFonts w:ascii="Arial" w:eastAsia="Times New Roman" w:hAnsi="Arial" w:cs="Arial"/>
+                <w:sz w:val="16"/>
+                <w:szCs w:val="16"/>
+                <w:lang w:eastAsia="it-IT"/>
               </w:rPr>
               <w:t>ok</w:t>
             </w:r>
@@ -13079,7 +12046,7 @@
                 <w:szCs w:val="16"/>
                 <w:lang w:eastAsia="it-IT"/>
               </w:rPr>
-              <w:t>1</w:t>
+              <w:t>0</w:t>
             </w:r>
           </w:p>
         </w:tc>
@@ -13116,7 +12083,7 @@
                 <w:szCs w:val="16"/>
                 <w:lang w:eastAsia="it-IT"/>
               </w:rPr>
-              <w:t>elefono Master</w:t>
+              <w:t xml:space="preserve">elefono Master </w:t>
             </w:r>
           </w:p>
         </w:tc>
@@ -13144,7 +12111,7 @@
                 <w:szCs w:val="16"/>
                 <w:lang w:eastAsia="it-IT"/>
               </w:rPr>
-              <w:t>Ritorna i numeri autorizzati</w:t>
+              <w:t>Imposta il primo numero Ausiliario</w:t>
             </w:r>
           </w:p>
         </w:tc>
@@ -13160,6 +12127,9 @@
               <w:jc w:val="center"/>
               <w:rPr>
                 <w:rFonts w:ascii="Arial" w:eastAsia="Times New Roman" w:hAnsi="Arial" w:cs="Arial"/>
+                <w:i/>
+                <w:iCs/>
+                <w:color w:val="000000" w:themeColor="text1"/>
                 <w:sz w:val="16"/>
                 <w:szCs w:val="16"/>
                 <w:lang w:eastAsia="it-IT"/>
@@ -13188,23 +12158,39 @@
               <w:jc w:val="center"/>
               <w:rPr>
                 <w:rFonts w:ascii="Arial" w:eastAsia="Times New Roman" w:hAnsi="Arial" w:cs="Arial"/>
+                <w:i/>
+                <w:iCs/>
+                <w:color w:val="000000" w:themeColor="text1"/>
+                <w:sz w:val="16"/>
+                <w:szCs w:val="16"/>
+                <w:lang w:eastAsia="it-IT"/>
+              </w:rPr>
+            </w:pPr>
+            <w:r>
+              <w:rPr>
+                <w:rFonts w:ascii="Arial" w:eastAsia="Times New Roman" w:hAnsi="Arial" w:cs="Arial"/>
                 <w:b/>
                 <w:bCs/>
-                <w:sz w:val="16"/>
-                <w:szCs w:val="16"/>
-                <w:lang w:eastAsia="it-IT"/>
-              </w:rPr>
-            </w:pPr>
-            <w:r>
-              <w:rPr>
-                <w:rFonts w:ascii="Arial" w:eastAsia="Times New Roman" w:hAnsi="Arial" w:cs="Arial"/>
-                <w:b/>
-                <w:bCs/>
-                <w:sz w:val="16"/>
-                <w:szCs w:val="16"/>
-                <w:lang w:eastAsia="it-IT"/>
-              </w:rPr>
-              <w:t>N</w:t>
+                <w:i/>
+                <w:iCs/>
+                <w:color w:val="000000" w:themeColor="text1"/>
+                <w:sz w:val="16"/>
+                <w:szCs w:val="16"/>
+                <w:lang w:eastAsia="it-IT"/>
+              </w:rPr>
+              <w:t>A1+</w:t>
+            </w:r>
+            <w:r>
+              <w:rPr>
+                <w:rFonts w:ascii="Arial" w:eastAsia="Times New Roman" w:hAnsi="Arial" w:cs="Arial"/>
+                <w:i/>
+                <w:iCs/>
+                <w:color w:val="000000" w:themeColor="text1"/>
+                <w:sz w:val="16"/>
+                <w:szCs w:val="16"/>
+                <w:lang w:eastAsia="it-IT"/>
+              </w:rPr>
+              <w:t xml:space="preserve">393334188263  </w:t>
             </w:r>
           </w:p>
         </w:tc>
@@ -13232,21 +12218,17 @@
                 <w:szCs w:val="16"/>
                 <w:lang w:val="en-US" w:eastAsia="it-IT"/>
               </w:rPr>
-              <w:t>SMS:</w:t>
-            </w:r>
-          </w:p>
-          <w:p>
-            <w:pPr>
-              <w:spacing w:line="330" w:lineRule="atLeast"/>
-              <w:jc w:val="center"/>
+              <w:t>SMS: "</w:t>
+            </w:r>
+            <w:r>
               <w:rPr>
                 <w:rFonts w:ascii="Arial" w:eastAsia="Times New Roman" w:hAnsi="Arial" w:cs="Arial"/>
                 <w:sz w:val="16"/>
                 <w:szCs w:val="16"/>
                 <w:lang w:val="en-US" w:eastAsia="it-IT"/>
               </w:rPr>
-            </w:pPr>
-            <w:proofErr w:type="gramStart"/>
+              <w:t xml:space="preserve">A1 </w:t>
+            </w:r>
             <w:r>
               <w:rPr>
                 <w:rFonts w:ascii="Arial" w:eastAsia="Times New Roman" w:hAnsi="Arial" w:cs="Arial"/>
@@ -13254,197 +12236,20 @@
                 <w:szCs w:val="16"/>
                 <w:lang w:val="en-US" w:eastAsia="it-IT"/>
               </w:rPr>
-              <w:t>”Authorized</w:t>
-            </w:r>
-            <w:proofErr w:type="gramEnd"/>
-            <w:r>
+              <w:t>TELEPHONE NUMBER SAVED "</w:t>
+            </w:r>
+          </w:p>
+          <w:p>
+            <w:pPr>
+              <w:spacing w:line="330" w:lineRule="atLeast"/>
+              <w:jc w:val="center"/>
               <w:rPr>
                 <w:rFonts w:ascii="Arial" w:eastAsia="Times New Roman" w:hAnsi="Arial" w:cs="Arial"/>
                 <w:sz w:val="16"/>
                 <w:szCs w:val="16"/>
                 <w:lang w:val="en-US" w:eastAsia="it-IT"/>
               </w:rPr>
-              <w:t xml:space="preserve"> phone n.</w:t>
-            </w:r>
-            <w:r>
-              <w:rPr>
-                <w:rFonts w:ascii="Arial" w:eastAsia="Times New Roman" w:hAnsi="Arial" w:cs="Arial"/>
-                <w:sz w:val="16"/>
-                <w:szCs w:val="16"/>
-                <w:lang w:val="en-US" w:eastAsia="it-IT"/>
-              </w:rPr>
-              <w:t>0</w:t>
-            </w:r>
-            <w:r>
-              <w:rPr>
-                <w:rFonts w:ascii="Arial" w:eastAsia="Times New Roman" w:hAnsi="Arial" w:cs="Arial"/>
-                <w:sz w:val="16"/>
-                <w:szCs w:val="16"/>
-                <w:lang w:val="en-US" w:eastAsia="it-IT"/>
-              </w:rPr>
-              <w:t>"</w:t>
-            </w:r>
-          </w:p>
-          <w:p>
-            <w:pPr>
-              <w:spacing w:line="330" w:lineRule="atLeast"/>
-              <w:jc w:val="center"/>
-              <w:rPr>
-                <w:rFonts w:ascii="Arial" w:eastAsia="Times New Roman" w:hAnsi="Arial" w:cs="Arial"/>
-                <w:sz w:val="16"/>
-                <w:szCs w:val="16"/>
-                <w:lang w:eastAsia="it-IT"/>
-              </w:rPr>
-            </w:pPr>
-            <w:proofErr w:type="spellStart"/>
-            <w:r>
-              <w:rPr>
-                <w:rFonts w:ascii="Arial" w:eastAsia="Times New Roman" w:hAnsi="Arial" w:cs="Arial"/>
-                <w:sz w:val="16"/>
-                <w:szCs w:val="16"/>
-                <w:lang w:eastAsia="it-IT"/>
-              </w:rPr>
-              <w:t>Authorized</w:t>
-            </w:r>
-            <w:proofErr w:type="spellEnd"/>
-            <w:r>
-              <w:rPr>
-                <w:rFonts w:ascii="Arial" w:eastAsia="Times New Roman" w:hAnsi="Arial" w:cs="Arial"/>
-                <w:sz w:val="16"/>
-                <w:szCs w:val="16"/>
-                <w:lang w:eastAsia="it-IT"/>
-              </w:rPr>
-              <w:t xml:space="preserve"> phone n.</w:t>
-            </w:r>
-            <w:r>
-              <w:rPr>
-                <w:rFonts w:ascii="Arial" w:eastAsia="Times New Roman" w:hAnsi="Arial" w:cs="Arial"/>
-                <w:sz w:val="16"/>
-                <w:szCs w:val="16"/>
-                <w:lang w:eastAsia="it-IT"/>
-              </w:rPr>
-              <w:t>1</w:t>
-            </w:r>
-            <w:r>
-              <w:rPr>
-                <w:rFonts w:ascii="Arial" w:eastAsia="Times New Roman" w:hAnsi="Arial" w:cs="Arial"/>
-                <w:sz w:val="16"/>
-                <w:szCs w:val="16"/>
-                <w:lang w:eastAsia="it-IT"/>
-              </w:rPr>
-              <w:t>"</w:t>
-            </w:r>
-          </w:p>
-          <w:p>
-            <w:pPr>
-              <w:spacing w:line="330" w:lineRule="atLeast"/>
-              <w:jc w:val="center"/>
-              <w:rPr>
-                <w:rFonts w:ascii="Arial" w:eastAsia="Times New Roman" w:hAnsi="Arial" w:cs="Arial"/>
-                <w:sz w:val="16"/>
-                <w:szCs w:val="16"/>
-                <w:lang w:eastAsia="it-IT"/>
-              </w:rPr>
-            </w:pPr>
-            <w:r>
-              <w:rPr>
-                <w:rFonts w:ascii="Arial" w:eastAsia="Times New Roman" w:hAnsi="Arial" w:cs="Arial"/>
-                <w:sz w:val="16"/>
-                <w:szCs w:val="16"/>
-                <w:lang w:eastAsia="it-IT"/>
-              </w:rPr>
-              <w:t xml:space="preserve"> </w:t>
-            </w:r>
-            <w:r>
-              <w:rPr>
-                <w:rFonts w:ascii="Arial" w:eastAsia="Times New Roman" w:hAnsi="Arial" w:cs="Arial"/>
-                <w:sz w:val="16"/>
-                <w:szCs w:val="16"/>
-                <w:lang w:eastAsia="it-IT"/>
-              </w:rPr>
-              <w:t>c</w:t>
-            </w:r>
-            <w:r>
-              <w:rPr>
-                <w:rFonts w:ascii="Arial" w:eastAsia="Times New Roman" w:hAnsi="Arial" w:cs="Arial"/>
-                <w:sz w:val="16"/>
-                <w:szCs w:val="16"/>
-                <w:lang w:eastAsia="it-IT"/>
-              </w:rPr>
-              <w:t>on</w:t>
-            </w:r>
-            <w:r>
-              <w:rPr>
-                <w:rFonts w:ascii="Arial" w:eastAsia="Times New Roman" w:hAnsi="Arial" w:cs="Arial"/>
-                <w:sz w:val="16"/>
-                <w:szCs w:val="16"/>
-                <w:lang w:eastAsia="it-IT"/>
-              </w:rPr>
-              <w:t xml:space="preserve"> </w:t>
-            </w:r>
-            <w:r>
-              <w:rPr>
-                <w:rFonts w:ascii="Arial" w:eastAsia="Times New Roman" w:hAnsi="Arial" w:cs="Arial"/>
-                <w:sz w:val="16"/>
-                <w:szCs w:val="16"/>
-                <w:lang w:eastAsia="it-IT"/>
-              </w:rPr>
-              <w:t>n</w:t>
-            </w:r>
-            <w:r>
-              <w:rPr>
-                <w:rFonts w:ascii="Arial" w:eastAsia="Times New Roman" w:hAnsi="Arial" w:cs="Arial"/>
-                <w:sz w:val="16"/>
-                <w:szCs w:val="16"/>
-                <w:lang w:eastAsia="it-IT"/>
-              </w:rPr>
-              <w:t xml:space="preserve">umero </w:t>
-            </w:r>
-            <w:r>
-              <w:rPr>
-                <w:rFonts w:ascii="Arial" w:eastAsia="Times New Roman" w:hAnsi="Arial" w:cs="Arial"/>
-                <w:sz w:val="16"/>
-                <w:szCs w:val="16"/>
-                <w:lang w:eastAsia="it-IT"/>
-              </w:rPr>
-              <w:t>telefonic</w:t>
-            </w:r>
-            <w:r>
-              <w:rPr>
-                <w:rFonts w:ascii="Arial" w:eastAsia="Times New Roman" w:hAnsi="Arial" w:cs="Arial"/>
-                <w:sz w:val="16"/>
-                <w:szCs w:val="16"/>
-                <w:lang w:eastAsia="it-IT"/>
-              </w:rPr>
-              <w:t>i</w:t>
-            </w:r>
-            <w:r>
-              <w:rPr>
-                <w:rFonts w:ascii="Arial" w:eastAsia="Times New Roman" w:hAnsi="Arial" w:cs="Arial"/>
-                <w:sz w:val="16"/>
-                <w:szCs w:val="16"/>
-                <w:lang w:eastAsia="it-IT"/>
-              </w:rPr>
-              <w:t xml:space="preserve"> del </w:t>
-            </w:r>
-            <w:r>
-              <w:rPr>
-                <w:rFonts w:ascii="Arial" w:eastAsia="Times New Roman" w:hAnsi="Arial" w:cs="Arial"/>
-                <w:sz w:val="16"/>
-                <w:szCs w:val="16"/>
-                <w:lang w:eastAsia="it-IT"/>
-              </w:rPr>
-              <w:t>Master</w:t>
-            </w:r>
-            <w:r>
-              <w:rPr>
-                <w:rFonts w:ascii="Arial" w:eastAsia="Times New Roman" w:hAnsi="Arial" w:cs="Arial"/>
-                <w:sz w:val="16"/>
-                <w:szCs w:val="16"/>
-                <w:lang w:eastAsia="it-IT"/>
-              </w:rPr>
-              <w:t xml:space="preserve"> e Aux1</w:t>
-            </w:r>
+            </w:pPr>
           </w:p>
         </w:tc>
         <w:tc>
@@ -13461,15 +12266,15 @@
                 <w:rFonts w:ascii="Arial" w:eastAsia="Times New Roman" w:hAnsi="Arial" w:cs="Arial"/>
                 <w:sz w:val="16"/>
                 <w:szCs w:val="16"/>
-                <w:lang w:eastAsia="it-IT"/>
-              </w:rPr>
-            </w:pPr>
-            <w:r>
-              <w:rPr>
-                <w:rFonts w:ascii="Arial" w:eastAsia="Times New Roman" w:hAnsi="Arial" w:cs="Arial"/>
-                <w:sz w:val="16"/>
-                <w:szCs w:val="16"/>
-                <w:lang w:eastAsia="it-IT"/>
+                <w:lang w:val="en-US" w:eastAsia="it-IT"/>
+              </w:rPr>
+            </w:pPr>
+            <w:r>
+              <w:rPr>
+                <w:rFonts w:ascii="Arial" w:eastAsia="Times New Roman" w:hAnsi="Arial" w:cs="Arial"/>
+                <w:sz w:val="16"/>
+                <w:szCs w:val="16"/>
+                <w:lang w:val="en-US" w:eastAsia="it-IT"/>
               </w:rPr>
               <w:t>ok</w:t>
             </w:r>
@@ -13513,7 +12318,7 @@
                 <w:szCs w:val="16"/>
                 <w:lang w:eastAsia="it-IT"/>
               </w:rPr>
-              <w:t>2</w:t>
+              <w:t>1</w:t>
             </w:r>
           </w:p>
         </w:tc>
@@ -13578,7 +12383,7 @@
                 <w:szCs w:val="16"/>
                 <w:lang w:eastAsia="it-IT"/>
               </w:rPr>
-              <w:t>Imposta il secondo numero Ausiliario</w:t>
+              <w:t>Ritorna i numeri autorizzati</w:t>
             </w:r>
           </w:p>
         </w:tc>
@@ -13594,9 +12399,6 @@
               <w:jc w:val="center"/>
               <w:rPr>
                 <w:rFonts w:ascii="Arial" w:eastAsia="Times New Roman" w:hAnsi="Arial" w:cs="Arial"/>
-                <w:i/>
-                <w:iCs/>
-                <w:color w:val="000000" w:themeColor="text1"/>
                 <w:sz w:val="16"/>
                 <w:szCs w:val="16"/>
                 <w:lang w:eastAsia="it-IT"/>
@@ -13625,6 +12427,420 @@
               <w:jc w:val="center"/>
               <w:rPr>
                 <w:rFonts w:ascii="Arial" w:eastAsia="Times New Roman" w:hAnsi="Arial" w:cs="Arial"/>
+                <w:b/>
+                <w:bCs/>
+                <w:sz w:val="16"/>
+                <w:szCs w:val="16"/>
+                <w:lang w:eastAsia="it-IT"/>
+              </w:rPr>
+            </w:pPr>
+            <w:r>
+              <w:rPr>
+                <w:rFonts w:ascii="Arial" w:eastAsia="Times New Roman" w:hAnsi="Arial" w:cs="Arial"/>
+                <w:b/>
+                <w:bCs/>
+                <w:sz w:val="16"/>
+                <w:szCs w:val="16"/>
+                <w:lang w:eastAsia="it-IT"/>
+              </w:rPr>
+              <w:t>N</w:t>
+            </w:r>
+          </w:p>
+        </w:tc>
+        <w:tc>
+          <w:tcPr>
+            <w:tcW w:w="3828" w:type="dxa"/>
+            <w:shd w:val="clear" w:color="auto" w:fill="C5E0B3" w:themeFill="accent6" w:themeFillTint="66"/>
+            <w:vAlign w:val="center"/>
+          </w:tcPr>
+          <w:p>
+            <w:pPr>
+              <w:spacing w:line="330" w:lineRule="atLeast"/>
+              <w:jc w:val="center"/>
+              <w:rPr>
+                <w:rFonts w:ascii="Arial" w:eastAsia="Times New Roman" w:hAnsi="Arial" w:cs="Arial"/>
+                <w:sz w:val="16"/>
+                <w:szCs w:val="16"/>
+                <w:lang w:val="en-US" w:eastAsia="it-IT"/>
+              </w:rPr>
+            </w:pPr>
+            <w:r>
+              <w:rPr>
+                <w:rFonts w:ascii="Arial" w:eastAsia="Times New Roman" w:hAnsi="Arial" w:cs="Arial"/>
+                <w:sz w:val="16"/>
+                <w:szCs w:val="16"/>
+                <w:lang w:val="en-US" w:eastAsia="it-IT"/>
+              </w:rPr>
+              <w:t>SMS:</w:t>
+            </w:r>
+          </w:p>
+          <w:p>
+            <w:pPr>
+              <w:spacing w:line="330" w:lineRule="atLeast"/>
+              <w:jc w:val="center"/>
+              <w:rPr>
+                <w:rFonts w:ascii="Arial" w:eastAsia="Times New Roman" w:hAnsi="Arial" w:cs="Arial"/>
+                <w:sz w:val="16"/>
+                <w:szCs w:val="16"/>
+                <w:lang w:val="en-US" w:eastAsia="it-IT"/>
+              </w:rPr>
+            </w:pPr>
+            <w:r>
+              <w:rPr>
+                <w:rFonts w:ascii="Arial" w:eastAsia="Times New Roman" w:hAnsi="Arial" w:cs="Arial"/>
+                <w:sz w:val="16"/>
+                <w:szCs w:val="16"/>
+                <w:lang w:val="en-US" w:eastAsia="it-IT"/>
+              </w:rPr>
+              <w:t>”Authorized phone n.</w:t>
+            </w:r>
+            <w:r>
+              <w:rPr>
+                <w:rFonts w:ascii="Arial" w:eastAsia="Times New Roman" w:hAnsi="Arial" w:cs="Arial"/>
+                <w:sz w:val="16"/>
+                <w:szCs w:val="16"/>
+                <w:lang w:val="en-US" w:eastAsia="it-IT"/>
+              </w:rPr>
+              <w:t>0</w:t>
+            </w:r>
+            <w:r>
+              <w:rPr>
+                <w:rFonts w:ascii="Arial" w:eastAsia="Times New Roman" w:hAnsi="Arial" w:cs="Arial"/>
+                <w:sz w:val="16"/>
+                <w:szCs w:val="16"/>
+                <w:lang w:val="en-US" w:eastAsia="it-IT"/>
+              </w:rPr>
+              <w:t>"</w:t>
+            </w:r>
+          </w:p>
+          <w:p>
+            <w:pPr>
+              <w:spacing w:line="330" w:lineRule="atLeast"/>
+              <w:jc w:val="center"/>
+              <w:rPr>
+                <w:rFonts w:ascii="Arial" w:eastAsia="Times New Roman" w:hAnsi="Arial" w:cs="Arial"/>
+                <w:sz w:val="16"/>
+                <w:szCs w:val="16"/>
+                <w:lang w:eastAsia="it-IT"/>
+              </w:rPr>
+            </w:pPr>
+            <w:r>
+              <w:rPr>
+                <w:rFonts w:ascii="Arial" w:eastAsia="Times New Roman" w:hAnsi="Arial" w:cs="Arial"/>
+                <w:sz w:val="16"/>
+                <w:szCs w:val="16"/>
+                <w:lang w:eastAsia="it-IT"/>
+              </w:rPr>
+              <w:t>Authorized phone n.</w:t>
+            </w:r>
+            <w:r>
+              <w:rPr>
+                <w:rFonts w:ascii="Arial" w:eastAsia="Times New Roman" w:hAnsi="Arial" w:cs="Arial"/>
+                <w:sz w:val="16"/>
+                <w:szCs w:val="16"/>
+                <w:lang w:eastAsia="it-IT"/>
+              </w:rPr>
+              <w:t>1</w:t>
+            </w:r>
+            <w:r>
+              <w:rPr>
+                <w:rFonts w:ascii="Arial" w:eastAsia="Times New Roman" w:hAnsi="Arial" w:cs="Arial"/>
+                <w:sz w:val="16"/>
+                <w:szCs w:val="16"/>
+                <w:lang w:eastAsia="it-IT"/>
+              </w:rPr>
+              <w:t>"</w:t>
+            </w:r>
+          </w:p>
+          <w:p>
+            <w:pPr>
+              <w:spacing w:line="330" w:lineRule="atLeast"/>
+              <w:jc w:val="center"/>
+              <w:rPr>
+                <w:rFonts w:ascii="Arial" w:eastAsia="Times New Roman" w:hAnsi="Arial" w:cs="Arial"/>
+                <w:sz w:val="16"/>
+                <w:szCs w:val="16"/>
+                <w:lang w:eastAsia="it-IT"/>
+              </w:rPr>
+            </w:pPr>
+            <w:r>
+              <w:rPr>
+                <w:rFonts w:ascii="Arial" w:eastAsia="Times New Roman" w:hAnsi="Arial" w:cs="Arial"/>
+                <w:sz w:val="16"/>
+                <w:szCs w:val="16"/>
+                <w:lang w:eastAsia="it-IT"/>
+              </w:rPr>
+              <w:t xml:space="preserve"> </w:t>
+            </w:r>
+            <w:r>
+              <w:rPr>
+                <w:rFonts w:ascii="Arial" w:eastAsia="Times New Roman" w:hAnsi="Arial" w:cs="Arial"/>
+                <w:sz w:val="16"/>
+                <w:szCs w:val="16"/>
+                <w:lang w:eastAsia="it-IT"/>
+              </w:rPr>
+              <w:t>c</w:t>
+            </w:r>
+            <w:r>
+              <w:rPr>
+                <w:rFonts w:ascii="Arial" w:eastAsia="Times New Roman" w:hAnsi="Arial" w:cs="Arial"/>
+                <w:sz w:val="16"/>
+                <w:szCs w:val="16"/>
+                <w:lang w:eastAsia="it-IT"/>
+              </w:rPr>
+              <w:t>on</w:t>
+            </w:r>
+            <w:r>
+              <w:rPr>
+                <w:rFonts w:ascii="Arial" w:eastAsia="Times New Roman" w:hAnsi="Arial" w:cs="Arial"/>
+                <w:sz w:val="16"/>
+                <w:szCs w:val="16"/>
+                <w:lang w:eastAsia="it-IT"/>
+              </w:rPr>
+              <w:t xml:space="preserve"> </w:t>
+            </w:r>
+            <w:r>
+              <w:rPr>
+                <w:rFonts w:ascii="Arial" w:eastAsia="Times New Roman" w:hAnsi="Arial" w:cs="Arial"/>
+                <w:sz w:val="16"/>
+                <w:szCs w:val="16"/>
+                <w:lang w:eastAsia="it-IT"/>
+              </w:rPr>
+              <w:t>n</w:t>
+            </w:r>
+            <w:r>
+              <w:rPr>
+                <w:rFonts w:ascii="Arial" w:eastAsia="Times New Roman" w:hAnsi="Arial" w:cs="Arial"/>
+                <w:sz w:val="16"/>
+                <w:szCs w:val="16"/>
+                <w:lang w:eastAsia="it-IT"/>
+              </w:rPr>
+              <w:t xml:space="preserve">umero </w:t>
+            </w:r>
+            <w:r>
+              <w:rPr>
+                <w:rFonts w:ascii="Arial" w:eastAsia="Times New Roman" w:hAnsi="Arial" w:cs="Arial"/>
+                <w:sz w:val="16"/>
+                <w:szCs w:val="16"/>
+                <w:lang w:eastAsia="it-IT"/>
+              </w:rPr>
+              <w:t>telefonic</w:t>
+            </w:r>
+            <w:r>
+              <w:rPr>
+                <w:rFonts w:ascii="Arial" w:eastAsia="Times New Roman" w:hAnsi="Arial" w:cs="Arial"/>
+                <w:sz w:val="16"/>
+                <w:szCs w:val="16"/>
+                <w:lang w:eastAsia="it-IT"/>
+              </w:rPr>
+              <w:t>i</w:t>
+            </w:r>
+            <w:r>
+              <w:rPr>
+                <w:rFonts w:ascii="Arial" w:eastAsia="Times New Roman" w:hAnsi="Arial" w:cs="Arial"/>
+                <w:sz w:val="16"/>
+                <w:szCs w:val="16"/>
+                <w:lang w:eastAsia="it-IT"/>
+              </w:rPr>
+              <w:t xml:space="preserve"> del </w:t>
+            </w:r>
+            <w:r>
+              <w:rPr>
+                <w:rFonts w:ascii="Arial" w:eastAsia="Times New Roman" w:hAnsi="Arial" w:cs="Arial"/>
+                <w:sz w:val="16"/>
+                <w:szCs w:val="16"/>
+                <w:lang w:eastAsia="it-IT"/>
+              </w:rPr>
+              <w:t>Master</w:t>
+            </w:r>
+            <w:r>
+              <w:rPr>
+                <w:rFonts w:ascii="Arial" w:eastAsia="Times New Roman" w:hAnsi="Arial" w:cs="Arial"/>
+                <w:sz w:val="16"/>
+                <w:szCs w:val="16"/>
+                <w:lang w:eastAsia="it-IT"/>
+              </w:rPr>
+              <w:t xml:space="preserve"> e Aux1</w:t>
+            </w:r>
+          </w:p>
+        </w:tc>
+        <w:tc>
+          <w:tcPr>
+            <w:tcW w:w="992" w:type="dxa"/>
+            <w:shd w:val="clear" w:color="auto" w:fill="FFFFFF" w:themeFill="background1"/>
+            <w:vAlign w:val="center"/>
+          </w:tcPr>
+          <w:p>
+            <w:pPr>
+              <w:spacing w:line="330" w:lineRule="atLeast"/>
+              <w:jc w:val="center"/>
+              <w:rPr>
+                <w:rFonts w:ascii="Arial" w:eastAsia="Times New Roman" w:hAnsi="Arial" w:cs="Arial"/>
+                <w:sz w:val="16"/>
+                <w:szCs w:val="16"/>
+                <w:lang w:eastAsia="it-IT"/>
+              </w:rPr>
+            </w:pPr>
+            <w:r>
+              <w:rPr>
+                <w:rFonts w:ascii="Arial" w:eastAsia="Times New Roman" w:hAnsi="Arial" w:cs="Arial"/>
+                <w:sz w:val="16"/>
+                <w:szCs w:val="16"/>
+                <w:lang w:eastAsia="it-IT"/>
+              </w:rPr>
+              <w:t>ok</w:t>
+            </w:r>
+          </w:p>
+        </w:tc>
+      </w:tr>
+      <w:tr>
+        <w:trPr>
+          <w:jc w:val="center"/>
+        </w:trPr>
+        <w:tc>
+          <w:tcPr>
+            <w:tcW w:w="704" w:type="dxa"/>
+            <w:shd w:val="clear" w:color="auto" w:fill="C5E0B3" w:themeFill="accent6" w:themeFillTint="66"/>
+            <w:vAlign w:val="center"/>
+          </w:tcPr>
+          <w:p>
+            <w:pPr>
+              <w:spacing w:line="330" w:lineRule="atLeast"/>
+              <w:jc w:val="center"/>
+              <w:rPr>
+                <w:rFonts w:ascii="Arial" w:eastAsia="Times New Roman" w:hAnsi="Arial" w:cs="Arial"/>
+                <w:sz w:val="16"/>
+                <w:szCs w:val="16"/>
+                <w:lang w:eastAsia="it-IT"/>
+              </w:rPr>
+            </w:pPr>
+            <w:r>
+              <w:rPr>
+                <w:rFonts w:ascii="Arial" w:eastAsia="Times New Roman" w:hAnsi="Arial" w:cs="Arial"/>
+                <w:sz w:val="16"/>
+                <w:szCs w:val="16"/>
+                <w:lang w:eastAsia="it-IT"/>
+              </w:rPr>
+              <w:t>2.</w:t>
+            </w:r>
+            <w:r>
+              <w:rPr>
+                <w:rFonts w:ascii="Arial" w:eastAsia="Times New Roman" w:hAnsi="Arial" w:cs="Arial"/>
+                <w:sz w:val="16"/>
+                <w:szCs w:val="16"/>
+                <w:lang w:eastAsia="it-IT"/>
+              </w:rPr>
+              <w:t>2</w:t>
+            </w:r>
+          </w:p>
+        </w:tc>
+        <w:tc>
+          <w:tcPr>
+            <w:tcW w:w="1559" w:type="dxa"/>
+            <w:shd w:val="clear" w:color="auto" w:fill="C5E0B3" w:themeFill="accent6" w:themeFillTint="66"/>
+            <w:vAlign w:val="center"/>
+          </w:tcPr>
+          <w:p>
+            <w:pPr>
+              <w:spacing w:line="330" w:lineRule="atLeast"/>
+              <w:jc w:val="center"/>
+              <w:rPr>
+                <w:rFonts w:ascii="Arial" w:eastAsia="Times New Roman" w:hAnsi="Arial" w:cs="Arial"/>
+                <w:sz w:val="16"/>
+                <w:szCs w:val="16"/>
+                <w:lang w:eastAsia="it-IT"/>
+              </w:rPr>
+            </w:pPr>
+            <w:r>
+              <w:rPr>
+                <w:rFonts w:ascii="Arial" w:eastAsia="Times New Roman" w:hAnsi="Arial" w:cs="Arial"/>
+                <w:sz w:val="16"/>
+                <w:szCs w:val="16"/>
+                <w:lang w:eastAsia="it-IT"/>
+              </w:rPr>
+              <w:t>Da t</w:t>
+            </w:r>
+            <w:r>
+              <w:rPr>
+                <w:rFonts w:ascii="Arial" w:eastAsia="Times New Roman" w:hAnsi="Arial" w:cs="Arial"/>
+                <w:sz w:val="16"/>
+                <w:szCs w:val="16"/>
+                <w:lang w:eastAsia="it-IT"/>
+              </w:rPr>
+              <w:t>elefono Master</w:t>
+            </w:r>
+          </w:p>
+        </w:tc>
+        <w:tc>
+          <w:tcPr>
+            <w:tcW w:w="3828" w:type="dxa"/>
+            <w:shd w:val="clear" w:color="auto" w:fill="C5E0B3" w:themeFill="accent6" w:themeFillTint="66"/>
+            <w:vAlign w:val="center"/>
+          </w:tcPr>
+          <w:p>
+            <w:pPr>
+              <w:spacing w:line="330" w:lineRule="atLeast"/>
+              <w:jc w:val="center"/>
+              <w:rPr>
+                <w:rFonts w:ascii="Arial" w:eastAsia="Times New Roman" w:hAnsi="Arial" w:cs="Arial"/>
+                <w:sz w:val="16"/>
+                <w:szCs w:val="16"/>
+                <w:lang w:eastAsia="it-IT"/>
+              </w:rPr>
+            </w:pPr>
+            <w:r>
+              <w:rPr>
+                <w:rFonts w:ascii="Arial" w:eastAsia="Times New Roman" w:hAnsi="Arial" w:cs="Arial"/>
+                <w:sz w:val="16"/>
+                <w:szCs w:val="16"/>
+                <w:lang w:eastAsia="it-IT"/>
+              </w:rPr>
+              <w:t>Sequenza immissione Ausiliari errata</w:t>
+            </w:r>
+          </w:p>
+        </w:tc>
+        <w:tc>
+          <w:tcPr>
+            <w:tcW w:w="2409" w:type="dxa"/>
+            <w:shd w:val="clear" w:color="auto" w:fill="C5E0B3" w:themeFill="accent6" w:themeFillTint="66"/>
+            <w:vAlign w:val="center"/>
+          </w:tcPr>
+          <w:p>
+            <w:pPr>
+              <w:spacing w:line="330" w:lineRule="atLeast"/>
+              <w:jc w:val="center"/>
+              <w:rPr>
+                <w:rFonts w:ascii="Arial" w:eastAsia="Times New Roman" w:hAnsi="Arial" w:cs="Arial"/>
+                <w:sz w:val="16"/>
+                <w:szCs w:val="16"/>
+                <w:lang w:eastAsia="it-IT"/>
+              </w:rPr>
+            </w:pPr>
+            <w:r>
+              <w:rPr>
+                <w:rFonts w:ascii="Arial" w:eastAsia="Times New Roman" w:hAnsi="Arial" w:cs="Arial"/>
+                <w:sz w:val="16"/>
+                <w:szCs w:val="16"/>
+                <w:lang w:eastAsia="it-IT"/>
+              </w:rPr>
+              <w:t>Solo da Tel. MASTER</w:t>
+            </w:r>
+          </w:p>
+        </w:tc>
+        <w:tc>
+          <w:tcPr>
+            <w:tcW w:w="1701" w:type="dxa"/>
+            <w:shd w:val="clear" w:color="auto" w:fill="C5E0B3" w:themeFill="accent6" w:themeFillTint="66"/>
+            <w:vAlign w:val="center"/>
+          </w:tcPr>
+          <w:p>
+            <w:pPr>
+              <w:spacing w:line="330" w:lineRule="atLeast"/>
+              <w:jc w:val="center"/>
+              <w:rPr>
+                <w:rFonts w:ascii="Arial" w:eastAsia="Times New Roman" w:hAnsi="Arial" w:cs="Arial"/>
+                <w:b/>
+                <w:bCs/>
                 <w:sz w:val="16"/>
                 <w:szCs w:val="16"/>
                 <w:lang w:eastAsia="it-IT"/>
@@ -13682,38 +12898,8 @@
                 <w:szCs w:val="16"/>
                 <w:lang w:val="en-US" w:eastAsia="it-IT"/>
               </w:rPr>
-              <w:t>SMS: "</w:t>
-            </w:r>
-            <w:r>
-              <w:rPr>
-                <w:rFonts w:ascii="Arial" w:eastAsia="Times New Roman" w:hAnsi="Arial" w:cs="Arial"/>
-                <w:sz w:val="16"/>
-                <w:szCs w:val="16"/>
-                <w:lang w:val="en-US" w:eastAsia="it-IT"/>
-              </w:rPr>
-              <w:t xml:space="preserve">A2 </w:t>
-            </w:r>
-            <w:r>
-              <w:rPr>
-                <w:rFonts w:ascii="Arial" w:eastAsia="Times New Roman" w:hAnsi="Arial" w:cs="Arial"/>
-                <w:sz w:val="16"/>
-                <w:szCs w:val="16"/>
-                <w:lang w:val="en-US" w:eastAsia="it-IT"/>
-              </w:rPr>
-              <w:t>TELEPHONE NUMBER SAVED "</w:t>
-            </w:r>
-          </w:p>
-          <w:p>
-            <w:pPr>
-              <w:spacing w:line="330" w:lineRule="atLeast"/>
-              <w:jc w:val="center"/>
-              <w:rPr>
-                <w:rFonts w:ascii="Arial" w:eastAsia="Times New Roman" w:hAnsi="Arial" w:cs="Arial"/>
-                <w:sz w:val="16"/>
-                <w:szCs w:val="16"/>
-                <w:lang w:val="en-US" w:eastAsia="it-IT"/>
-              </w:rPr>
-            </w:pPr>
+              <w:t>WRONG - INDEX OVERLAP A2+393334188263</w:t>
+            </w:r>
           </w:p>
         </w:tc>
         <w:tc>
@@ -13730,7 +12916,7 @@
                 <w:rFonts w:ascii="Arial" w:eastAsia="Times New Roman" w:hAnsi="Arial" w:cs="Arial"/>
                 <w:sz w:val="16"/>
                 <w:szCs w:val="16"/>
-                <w:lang w:val="en-US" w:eastAsia="it-IT"/>
+                <w:lang w:eastAsia="it-IT"/>
               </w:rPr>
             </w:pPr>
           </w:p>
@@ -13838,7 +13024,7 @@
                 <w:szCs w:val="16"/>
                 <w:lang w:eastAsia="it-IT"/>
               </w:rPr>
-              <w:t>Ritorna i numeri autorizzati</w:t>
+              <w:t>Imposta il secondo numero Ausiliario</w:t>
             </w:r>
           </w:p>
         </w:tc>
@@ -13854,6 +13040,9 @@
               <w:jc w:val="center"/>
               <w:rPr>
                 <w:rFonts w:ascii="Arial" w:eastAsia="Times New Roman" w:hAnsi="Arial" w:cs="Arial"/>
+                <w:i/>
+                <w:iCs/>
+                <w:color w:val="000000" w:themeColor="text1"/>
                 <w:sz w:val="16"/>
                 <w:szCs w:val="16"/>
                 <w:lang w:eastAsia="it-IT"/>
@@ -13882,23 +13071,36 @@
               <w:jc w:val="center"/>
               <w:rPr>
                 <w:rFonts w:ascii="Arial" w:eastAsia="Times New Roman" w:hAnsi="Arial" w:cs="Arial"/>
+                <w:sz w:val="16"/>
+                <w:szCs w:val="16"/>
+                <w:lang w:eastAsia="it-IT"/>
+              </w:rPr>
+            </w:pPr>
+            <w:r>
+              <w:rPr>
+                <w:rFonts w:ascii="Arial" w:eastAsia="Times New Roman" w:hAnsi="Arial" w:cs="Arial"/>
                 <w:b/>
                 <w:bCs/>
-                <w:sz w:val="16"/>
-                <w:szCs w:val="16"/>
-                <w:lang w:eastAsia="it-IT"/>
-              </w:rPr>
-            </w:pPr>
-            <w:r>
-              <w:rPr>
-                <w:rFonts w:ascii="Arial" w:eastAsia="Times New Roman" w:hAnsi="Arial" w:cs="Arial"/>
-                <w:b/>
-                <w:bCs/>
-                <w:sz w:val="16"/>
-                <w:szCs w:val="16"/>
-                <w:lang w:eastAsia="it-IT"/>
-              </w:rPr>
-              <w:t>N</w:t>
+                <w:i/>
+                <w:iCs/>
+                <w:color w:val="000000" w:themeColor="text1"/>
+                <w:sz w:val="16"/>
+                <w:szCs w:val="16"/>
+                <w:lang w:eastAsia="it-IT"/>
+              </w:rPr>
+              <w:t>A2+</w:t>
+            </w:r>
+            <w:r>
+              <w:rPr>
+                <w:rFonts w:ascii="Arial" w:eastAsia="Times New Roman" w:hAnsi="Arial" w:cs="Arial"/>
+                <w:i/>
+                <w:iCs/>
+                <w:color w:val="000000" w:themeColor="text1"/>
+                <w:sz w:val="16"/>
+                <w:szCs w:val="16"/>
+                <w:lang w:eastAsia="it-IT"/>
+              </w:rPr>
+              <w:t xml:space="preserve">393334188263  </w:t>
             </w:r>
           </w:p>
         </w:tc>
@@ -13926,7 +13128,7 @@
                 <w:szCs w:val="16"/>
                 <w:lang w:val="en-US" w:eastAsia="it-IT"/>
               </w:rPr>
-              <w:t>SMS:</w:t>
+              <w:t>SMS: "A2 TELEPHONE NUMBER SAVED "</w:t>
             </w:r>
           </w:p>
           <w:p>
@@ -13940,83 +13142,6 @@
                 <w:lang w:val="en-US" w:eastAsia="it-IT"/>
               </w:rPr>
             </w:pPr>
-            <w:proofErr w:type="gramStart"/>
-            <w:r>
-              <w:rPr>
-                <w:rFonts w:ascii="Arial" w:eastAsia="Times New Roman" w:hAnsi="Arial" w:cs="Arial"/>
-                <w:sz w:val="16"/>
-                <w:szCs w:val="16"/>
-                <w:lang w:val="en-US" w:eastAsia="it-IT"/>
-              </w:rPr>
-              <w:t>”Authorized</w:t>
-            </w:r>
-            <w:proofErr w:type="gramEnd"/>
-            <w:r>
-              <w:rPr>
-                <w:rFonts w:ascii="Arial" w:eastAsia="Times New Roman" w:hAnsi="Arial" w:cs="Arial"/>
-                <w:sz w:val="16"/>
-                <w:szCs w:val="16"/>
-                <w:lang w:val="en-US" w:eastAsia="it-IT"/>
-              </w:rPr>
-              <w:t xml:space="preserve"> phone n." con:</w:t>
-            </w:r>
-          </w:p>
-          <w:p>
-            <w:pPr>
-              <w:spacing w:line="330" w:lineRule="atLeast"/>
-              <w:jc w:val="center"/>
-              <w:rPr>
-                <w:rFonts w:ascii="Arial" w:eastAsia="Times New Roman" w:hAnsi="Arial" w:cs="Arial"/>
-                <w:sz w:val="16"/>
-                <w:szCs w:val="16"/>
-                <w:lang w:eastAsia="it-IT"/>
-              </w:rPr>
-            </w:pPr>
-            <w:r>
-              <w:rPr>
-                <w:rFonts w:ascii="Arial" w:eastAsia="Times New Roman" w:hAnsi="Arial" w:cs="Arial"/>
-                <w:sz w:val="16"/>
-                <w:szCs w:val="16"/>
-                <w:lang w:eastAsia="it-IT"/>
-              </w:rPr>
-              <w:t>n</w:t>
-            </w:r>
-            <w:r>
-              <w:rPr>
-                <w:rFonts w:ascii="Arial" w:eastAsia="Times New Roman" w:hAnsi="Arial" w:cs="Arial"/>
-                <w:sz w:val="16"/>
-                <w:szCs w:val="16"/>
-                <w:lang w:eastAsia="it-IT"/>
-              </w:rPr>
-              <w:t xml:space="preserve">umero </w:t>
-            </w:r>
-            <w:r>
-              <w:rPr>
-                <w:rFonts w:ascii="Arial" w:eastAsia="Times New Roman" w:hAnsi="Arial" w:cs="Arial"/>
-                <w:sz w:val="16"/>
-                <w:szCs w:val="16"/>
-                <w:lang w:eastAsia="it-IT"/>
-              </w:rPr>
-              <w:t xml:space="preserve">telefonico del </w:t>
-            </w:r>
-            <w:r>
-              <w:rPr>
-                <w:rFonts w:ascii="Arial" w:eastAsia="Times New Roman" w:hAnsi="Arial" w:cs="Arial"/>
-                <w:sz w:val="16"/>
-                <w:szCs w:val="16"/>
-                <w:lang w:eastAsia="it-IT"/>
-              </w:rPr>
-              <w:t>Master</w:t>
-            </w:r>
-            <w:r>
-              <w:rPr>
-                <w:rFonts w:ascii="Arial" w:eastAsia="Times New Roman" w:hAnsi="Arial" w:cs="Arial"/>
-                <w:sz w:val="16"/>
-                <w:szCs w:val="16"/>
-                <w:lang w:eastAsia="it-IT"/>
-              </w:rPr>
-              <w:t>, Aux1e Aux2</w:t>
-            </w:r>
           </w:p>
         </w:tc>
         <w:tc>
@@ -14033,7 +13158,18 @@
                 <w:rFonts w:ascii="Arial" w:eastAsia="Times New Roman" w:hAnsi="Arial" w:cs="Arial"/>
                 <w:sz w:val="16"/>
                 <w:szCs w:val="16"/>
-                <w:lang w:eastAsia="it-IT"/>
+                <w:lang w:val="en-US" w:eastAsia="it-IT"/>
+              </w:rPr>
+            </w:pPr>
+          </w:p>
+          <w:p>
+            <w:pPr>
+              <w:spacing w:line="330" w:lineRule="atLeast"/>
+              <w:rPr>
+                <w:rFonts w:ascii="Arial" w:eastAsia="Times New Roman" w:hAnsi="Arial" w:cs="Arial"/>
+                <w:sz w:val="16"/>
+                <w:szCs w:val="16"/>
+                <w:lang w:val="en-US" w:eastAsia="it-IT"/>
               </w:rPr>
             </w:pPr>
           </w:p>
@@ -14141,6 +13277,298 @@
                 <w:szCs w:val="16"/>
                 <w:lang w:eastAsia="it-IT"/>
               </w:rPr>
+              <w:t>Ritorna i numeri autorizzati</w:t>
+            </w:r>
+          </w:p>
+        </w:tc>
+        <w:tc>
+          <w:tcPr>
+            <w:tcW w:w="2409" w:type="dxa"/>
+            <w:shd w:val="clear" w:color="auto" w:fill="C5E0B3" w:themeFill="accent6" w:themeFillTint="66"/>
+            <w:vAlign w:val="center"/>
+          </w:tcPr>
+          <w:p>
+            <w:pPr>
+              <w:spacing w:line="330" w:lineRule="atLeast"/>
+              <w:jc w:val="center"/>
+              <w:rPr>
+                <w:rFonts w:ascii="Arial" w:eastAsia="Times New Roman" w:hAnsi="Arial" w:cs="Arial"/>
+                <w:sz w:val="16"/>
+                <w:szCs w:val="16"/>
+                <w:lang w:eastAsia="it-IT"/>
+              </w:rPr>
+            </w:pPr>
+            <w:r>
+              <w:rPr>
+                <w:rFonts w:ascii="Arial" w:eastAsia="Times New Roman" w:hAnsi="Arial" w:cs="Arial"/>
+                <w:sz w:val="16"/>
+                <w:szCs w:val="16"/>
+                <w:lang w:eastAsia="it-IT"/>
+              </w:rPr>
+              <w:t>Solo da Tel. MASTER</w:t>
+            </w:r>
+          </w:p>
+        </w:tc>
+        <w:tc>
+          <w:tcPr>
+            <w:tcW w:w="1701" w:type="dxa"/>
+            <w:shd w:val="clear" w:color="auto" w:fill="C5E0B3" w:themeFill="accent6" w:themeFillTint="66"/>
+            <w:vAlign w:val="center"/>
+          </w:tcPr>
+          <w:p>
+            <w:pPr>
+              <w:spacing w:line="330" w:lineRule="atLeast"/>
+              <w:jc w:val="center"/>
+              <w:rPr>
+                <w:rFonts w:ascii="Arial" w:eastAsia="Times New Roman" w:hAnsi="Arial" w:cs="Arial"/>
+                <w:b/>
+                <w:bCs/>
+                <w:sz w:val="16"/>
+                <w:szCs w:val="16"/>
+                <w:lang w:eastAsia="it-IT"/>
+              </w:rPr>
+            </w:pPr>
+            <w:r>
+              <w:rPr>
+                <w:rFonts w:ascii="Arial" w:eastAsia="Times New Roman" w:hAnsi="Arial" w:cs="Arial"/>
+                <w:b/>
+                <w:bCs/>
+                <w:sz w:val="16"/>
+                <w:szCs w:val="16"/>
+                <w:lang w:eastAsia="it-IT"/>
+              </w:rPr>
+              <w:t>N</w:t>
+            </w:r>
+          </w:p>
+        </w:tc>
+        <w:tc>
+          <w:tcPr>
+            <w:tcW w:w="3828" w:type="dxa"/>
+            <w:shd w:val="clear" w:color="auto" w:fill="C5E0B3" w:themeFill="accent6" w:themeFillTint="66"/>
+            <w:vAlign w:val="center"/>
+          </w:tcPr>
+          <w:p>
+            <w:pPr>
+              <w:spacing w:line="330" w:lineRule="atLeast"/>
+              <w:jc w:val="center"/>
+              <w:rPr>
+                <w:rFonts w:ascii="Arial" w:eastAsia="Times New Roman" w:hAnsi="Arial" w:cs="Arial"/>
+                <w:sz w:val="16"/>
+                <w:szCs w:val="16"/>
+                <w:lang w:val="en-US" w:eastAsia="it-IT"/>
+              </w:rPr>
+            </w:pPr>
+            <w:r>
+              <w:rPr>
+                <w:rFonts w:ascii="Arial" w:eastAsia="Times New Roman" w:hAnsi="Arial" w:cs="Arial"/>
+                <w:sz w:val="16"/>
+                <w:szCs w:val="16"/>
+                <w:lang w:val="en-US" w:eastAsia="it-IT"/>
+              </w:rPr>
+              <w:t>SMS:</w:t>
+            </w:r>
+          </w:p>
+          <w:p>
+            <w:pPr>
+              <w:spacing w:line="330" w:lineRule="atLeast"/>
+              <w:jc w:val="center"/>
+              <w:rPr>
+                <w:rFonts w:ascii="Arial" w:eastAsia="Times New Roman" w:hAnsi="Arial" w:cs="Arial"/>
+                <w:sz w:val="16"/>
+                <w:szCs w:val="16"/>
+                <w:lang w:val="en-US" w:eastAsia="it-IT"/>
+              </w:rPr>
+            </w:pPr>
+            <w:r>
+              <w:rPr>
+                <w:rFonts w:ascii="Arial" w:eastAsia="Times New Roman" w:hAnsi="Arial" w:cs="Arial"/>
+                <w:sz w:val="16"/>
+                <w:szCs w:val="16"/>
+                <w:lang w:val="en-US" w:eastAsia="it-IT"/>
+              </w:rPr>
+              <w:t>”Authorized phone n." con:</w:t>
+            </w:r>
+          </w:p>
+          <w:p>
+            <w:pPr>
+              <w:spacing w:line="330" w:lineRule="atLeast"/>
+              <w:jc w:val="center"/>
+              <w:rPr>
+                <w:rFonts w:ascii="Arial" w:eastAsia="Times New Roman" w:hAnsi="Arial" w:cs="Arial"/>
+                <w:sz w:val="16"/>
+                <w:szCs w:val="16"/>
+                <w:lang w:eastAsia="it-IT"/>
+              </w:rPr>
+            </w:pPr>
+            <w:r>
+              <w:rPr>
+                <w:rFonts w:ascii="Arial" w:eastAsia="Times New Roman" w:hAnsi="Arial" w:cs="Arial"/>
+                <w:sz w:val="16"/>
+                <w:szCs w:val="16"/>
+                <w:lang w:eastAsia="it-IT"/>
+              </w:rPr>
+              <w:t>n</w:t>
+            </w:r>
+            <w:r>
+              <w:rPr>
+                <w:rFonts w:ascii="Arial" w:eastAsia="Times New Roman" w:hAnsi="Arial" w:cs="Arial"/>
+                <w:sz w:val="16"/>
+                <w:szCs w:val="16"/>
+                <w:lang w:eastAsia="it-IT"/>
+              </w:rPr>
+              <w:t xml:space="preserve">umero </w:t>
+            </w:r>
+            <w:r>
+              <w:rPr>
+                <w:rFonts w:ascii="Arial" w:eastAsia="Times New Roman" w:hAnsi="Arial" w:cs="Arial"/>
+                <w:sz w:val="16"/>
+                <w:szCs w:val="16"/>
+                <w:lang w:eastAsia="it-IT"/>
+              </w:rPr>
+              <w:t xml:space="preserve">telefonico del </w:t>
+            </w:r>
+            <w:r>
+              <w:rPr>
+                <w:rFonts w:ascii="Arial" w:eastAsia="Times New Roman" w:hAnsi="Arial" w:cs="Arial"/>
+                <w:sz w:val="16"/>
+                <w:szCs w:val="16"/>
+                <w:lang w:eastAsia="it-IT"/>
+              </w:rPr>
+              <w:t>Master</w:t>
+            </w:r>
+            <w:r>
+              <w:rPr>
+                <w:rFonts w:ascii="Arial" w:eastAsia="Times New Roman" w:hAnsi="Arial" w:cs="Arial"/>
+                <w:sz w:val="16"/>
+                <w:szCs w:val="16"/>
+                <w:lang w:eastAsia="it-IT"/>
+              </w:rPr>
+              <w:t>, Aux1e Aux2</w:t>
+            </w:r>
+          </w:p>
+        </w:tc>
+        <w:tc>
+          <w:tcPr>
+            <w:tcW w:w="992" w:type="dxa"/>
+            <w:shd w:val="clear" w:color="auto" w:fill="FFFFFF" w:themeFill="background1"/>
+            <w:vAlign w:val="center"/>
+          </w:tcPr>
+          <w:p>
+            <w:pPr>
+              <w:spacing w:line="330" w:lineRule="atLeast"/>
+              <w:jc w:val="center"/>
+              <w:rPr>
+                <w:rFonts w:ascii="Arial" w:eastAsia="Times New Roman" w:hAnsi="Arial" w:cs="Arial"/>
+                <w:sz w:val="16"/>
+                <w:szCs w:val="16"/>
+                <w:lang w:eastAsia="it-IT"/>
+              </w:rPr>
+            </w:pPr>
+          </w:p>
+        </w:tc>
+      </w:tr>
+      <w:tr>
+        <w:trPr>
+          <w:jc w:val="center"/>
+        </w:trPr>
+        <w:tc>
+          <w:tcPr>
+            <w:tcW w:w="704" w:type="dxa"/>
+            <w:shd w:val="clear" w:color="auto" w:fill="C5E0B3" w:themeFill="accent6" w:themeFillTint="66"/>
+            <w:vAlign w:val="center"/>
+          </w:tcPr>
+          <w:p>
+            <w:pPr>
+              <w:spacing w:line="330" w:lineRule="atLeast"/>
+              <w:jc w:val="center"/>
+              <w:rPr>
+                <w:rFonts w:ascii="Arial" w:eastAsia="Times New Roman" w:hAnsi="Arial" w:cs="Arial"/>
+                <w:sz w:val="16"/>
+                <w:szCs w:val="16"/>
+                <w:lang w:eastAsia="it-IT"/>
+              </w:rPr>
+            </w:pPr>
+            <w:r>
+              <w:rPr>
+                <w:rFonts w:ascii="Arial" w:eastAsia="Times New Roman" w:hAnsi="Arial" w:cs="Arial"/>
+                <w:sz w:val="16"/>
+                <w:szCs w:val="16"/>
+                <w:lang w:eastAsia="it-IT"/>
+              </w:rPr>
+              <w:t>2.</w:t>
+            </w:r>
+            <w:r>
+              <w:rPr>
+                <w:rFonts w:ascii="Arial" w:eastAsia="Times New Roman" w:hAnsi="Arial" w:cs="Arial"/>
+                <w:sz w:val="16"/>
+                <w:szCs w:val="16"/>
+                <w:lang w:eastAsia="it-IT"/>
+              </w:rPr>
+              <w:t>5</w:t>
+            </w:r>
+          </w:p>
+        </w:tc>
+        <w:tc>
+          <w:tcPr>
+            <w:tcW w:w="1559" w:type="dxa"/>
+            <w:shd w:val="clear" w:color="auto" w:fill="C5E0B3" w:themeFill="accent6" w:themeFillTint="66"/>
+            <w:vAlign w:val="center"/>
+          </w:tcPr>
+          <w:p>
+            <w:pPr>
+              <w:spacing w:line="330" w:lineRule="atLeast"/>
+              <w:jc w:val="center"/>
+              <w:rPr>
+                <w:rFonts w:ascii="Arial" w:eastAsia="Times New Roman" w:hAnsi="Arial" w:cs="Arial"/>
+                <w:sz w:val="16"/>
+                <w:szCs w:val="16"/>
+                <w:lang w:eastAsia="it-IT"/>
+              </w:rPr>
+            </w:pPr>
+            <w:r>
+              <w:rPr>
+                <w:rFonts w:ascii="Arial" w:eastAsia="Times New Roman" w:hAnsi="Arial" w:cs="Arial"/>
+                <w:sz w:val="16"/>
+                <w:szCs w:val="16"/>
+                <w:lang w:eastAsia="it-IT"/>
+              </w:rPr>
+              <w:t>Da t</w:t>
+            </w:r>
+            <w:r>
+              <w:rPr>
+                <w:rFonts w:ascii="Arial" w:eastAsia="Times New Roman" w:hAnsi="Arial" w:cs="Arial"/>
+                <w:sz w:val="16"/>
+                <w:szCs w:val="16"/>
+                <w:lang w:eastAsia="it-IT"/>
+              </w:rPr>
+              <w:t>elefono Master</w:t>
+            </w:r>
+          </w:p>
+        </w:tc>
+        <w:tc>
+          <w:tcPr>
+            <w:tcW w:w="3828" w:type="dxa"/>
+            <w:shd w:val="clear" w:color="auto" w:fill="C5E0B3" w:themeFill="accent6" w:themeFillTint="66"/>
+            <w:vAlign w:val="center"/>
+          </w:tcPr>
+          <w:p>
+            <w:pPr>
+              <w:spacing w:line="330" w:lineRule="atLeast"/>
+              <w:jc w:val="center"/>
+              <w:rPr>
+                <w:rFonts w:ascii="Arial" w:eastAsia="Times New Roman" w:hAnsi="Arial" w:cs="Arial"/>
+                <w:sz w:val="16"/>
+                <w:szCs w:val="16"/>
+                <w:lang w:eastAsia="it-IT"/>
+              </w:rPr>
+            </w:pPr>
+            <w:r>
+              <w:rPr>
+                <w:rFonts w:ascii="Arial" w:eastAsia="Times New Roman" w:hAnsi="Arial" w:cs="Arial"/>
+                <w:sz w:val="16"/>
+                <w:szCs w:val="16"/>
+                <w:lang w:eastAsia="it-IT"/>
+              </w:rPr>
               <w:t>Imposta il terzo numero Ausiliario</w:t>
             </w:r>
           </w:p>
@@ -14235,28 +13663,28 @@
                 <w:rFonts w:ascii="Arial" w:eastAsia="Times New Roman" w:hAnsi="Arial" w:cs="Arial"/>
                 <w:sz w:val="16"/>
                 <w:szCs w:val="16"/>
-                <w:lang w:eastAsia="it-IT"/>
-              </w:rPr>
-            </w:pPr>
-            <w:r>
-              <w:rPr>
-                <w:rFonts w:ascii="Arial" w:eastAsia="Times New Roman" w:hAnsi="Arial" w:cs="Arial"/>
-                <w:sz w:val="16"/>
-                <w:szCs w:val="16"/>
-                <w:lang w:eastAsia="it-IT"/>
-              </w:rPr>
-              <w:t>SMS: "TELEPHONE NUMBER SAVED "</w:t>
-            </w:r>
-          </w:p>
-          <w:p>
-            <w:pPr>
-              <w:spacing w:line="330" w:lineRule="atLeast"/>
-              <w:jc w:val="center"/>
-              <w:rPr>
-                <w:rFonts w:ascii="Arial" w:eastAsia="Times New Roman" w:hAnsi="Arial" w:cs="Arial"/>
-                <w:sz w:val="16"/>
-                <w:szCs w:val="16"/>
-                <w:lang w:eastAsia="it-IT"/>
+                <w:lang w:val="en-US" w:eastAsia="it-IT"/>
+              </w:rPr>
+            </w:pPr>
+            <w:r>
+              <w:rPr>
+                <w:rFonts w:ascii="Arial" w:eastAsia="Times New Roman" w:hAnsi="Arial" w:cs="Arial"/>
+                <w:sz w:val="16"/>
+                <w:szCs w:val="16"/>
+                <w:lang w:val="en-US" w:eastAsia="it-IT"/>
+              </w:rPr>
+              <w:t>SMS: "A3 TELEPHONE NUMBER SAVED "</w:t>
+            </w:r>
+          </w:p>
+          <w:p>
+            <w:pPr>
+              <w:spacing w:line="330" w:lineRule="atLeast"/>
+              <w:jc w:val="center"/>
+              <w:rPr>
+                <w:rFonts w:ascii="Arial" w:eastAsia="Times New Roman" w:hAnsi="Arial" w:cs="Arial"/>
+                <w:sz w:val="16"/>
+                <w:szCs w:val="16"/>
+                <w:lang w:val="en-US" w:eastAsia="it-IT"/>
               </w:rPr>
             </w:pPr>
           </w:p>
@@ -14275,7 +13703,7 @@
                 <w:rFonts w:ascii="Arial" w:eastAsia="Times New Roman" w:hAnsi="Arial" w:cs="Arial"/>
                 <w:sz w:val="16"/>
                 <w:szCs w:val="16"/>
-                <w:lang w:eastAsia="it-IT"/>
+                <w:lang w:val="en-US" w:eastAsia="it-IT"/>
               </w:rPr>
             </w:pPr>
           </w:p>
@@ -14309,16 +13737,7 @@
                 <w:szCs w:val="16"/>
                 <w:lang w:eastAsia="it-IT"/>
               </w:rPr>
-              <w:t>2.</w:t>
-            </w:r>
-            <w:r>
-              <w:rPr>
-                <w:rFonts w:ascii="Arial" w:eastAsia="Times New Roman" w:hAnsi="Arial" w:cs="Arial"/>
-                <w:sz w:val="16"/>
-                <w:szCs w:val="16"/>
-                <w:lang w:eastAsia="it-IT"/>
-              </w:rPr>
-              <w:t>5</w:t>
+              <w:t>2.6</w:t>
             </w:r>
           </w:p>
         </w:tc>
@@ -14485,7 +13904,6 @@
                 <w:lang w:val="en-US" w:eastAsia="it-IT"/>
               </w:rPr>
             </w:pPr>
-            <w:proofErr w:type="gramStart"/>
             <w:r>
               <w:rPr>
                 <w:rFonts w:ascii="Arial" w:eastAsia="Times New Roman" w:hAnsi="Arial" w:cs="Arial"/>
@@ -14493,17 +13911,7 @@
                 <w:szCs w:val="16"/>
                 <w:lang w:val="en-US" w:eastAsia="it-IT"/>
               </w:rPr>
-              <w:t>”Authorized</w:t>
-            </w:r>
-            <w:proofErr w:type="gramEnd"/>
-            <w:r>
-              <w:rPr>
-                <w:rFonts w:ascii="Arial" w:eastAsia="Times New Roman" w:hAnsi="Arial" w:cs="Arial"/>
-                <w:sz w:val="16"/>
-                <w:szCs w:val="16"/>
-                <w:lang w:val="en-US" w:eastAsia="it-IT"/>
-              </w:rPr>
-              <w:t xml:space="preserve"> phone n." con:</w:t>
+              <w:t>”Authorized phone n." con:</w:t>
             </w:r>
           </w:p>
           <w:p>
@@ -14633,25 +14041,14 @@
                 <w:lang w:eastAsia="it-IT"/>
               </w:rPr>
             </w:pPr>
-            <w:proofErr w:type="spellStart"/>
-            <w:r>
-              <w:rPr>
-                <w:rFonts w:ascii="Arial" w:eastAsia="Times New Roman" w:hAnsi="Arial" w:cs="Arial"/>
-                <w:sz w:val="16"/>
-                <w:szCs w:val="16"/>
-                <w:lang w:eastAsia="it-IT"/>
-              </w:rPr>
-              <w:t>Operation</w:t>
-            </w:r>
-            <w:proofErr w:type="spellEnd"/>
-            <w:r>
-              <w:rPr>
-                <w:rFonts w:ascii="Arial" w:eastAsia="Times New Roman" w:hAnsi="Arial" w:cs="Arial"/>
-                <w:sz w:val="16"/>
-                <w:szCs w:val="16"/>
-                <w:lang w:eastAsia="it-IT"/>
-              </w:rPr>
-              <w:t xml:space="preserve"> SET</w:t>
+            <w:r>
+              <w:rPr>
+                <w:rFonts w:ascii="Arial" w:eastAsia="Times New Roman" w:hAnsi="Arial" w:cs="Arial"/>
+                <w:sz w:val="16"/>
+                <w:szCs w:val="16"/>
+                <w:lang w:eastAsia="it-IT"/>
+              </w:rPr>
+              <w:t>Operation SET</w:t>
             </w:r>
           </w:p>
         </w:tc>
@@ -14788,7 +14185,6 @@
                 <w:lang w:val="en-US" w:eastAsia="it-IT"/>
               </w:rPr>
             </w:pPr>
-            <w:proofErr w:type="gramStart"/>
             <w:r>
               <w:rPr>
                 <w:rFonts w:ascii="Arial" w:eastAsia="Times New Roman" w:hAnsi="Arial" w:cs="Arial"/>
@@ -14796,17 +14192,7 @@
                 <w:szCs w:val="16"/>
                 <w:lang w:val="en-US" w:eastAsia="it-IT"/>
               </w:rPr>
-              <w:t>”Authorized</w:t>
-            </w:r>
-            <w:proofErr w:type="gramEnd"/>
-            <w:r>
-              <w:rPr>
-                <w:rFonts w:ascii="Arial" w:eastAsia="Times New Roman" w:hAnsi="Arial" w:cs="Arial"/>
-                <w:sz w:val="16"/>
-                <w:szCs w:val="16"/>
-                <w:lang w:val="en-US" w:eastAsia="it-IT"/>
-              </w:rPr>
-              <w:t xml:space="preserve"> phone n." con:</w:t>
+              <w:t>”Authorized phone n." con:</w:t>
             </w:r>
           </w:p>
           <w:p>
@@ -14936,25 +14322,14 @@
                 <w:lang w:eastAsia="it-IT"/>
               </w:rPr>
             </w:pPr>
-            <w:proofErr w:type="spellStart"/>
-            <w:r>
-              <w:rPr>
-                <w:rFonts w:ascii="Arial" w:eastAsia="Times New Roman" w:hAnsi="Arial" w:cs="Arial"/>
-                <w:sz w:val="16"/>
-                <w:szCs w:val="16"/>
-                <w:lang w:eastAsia="it-IT"/>
-              </w:rPr>
-              <w:t>Operation</w:t>
-            </w:r>
-            <w:proofErr w:type="spellEnd"/>
-            <w:r>
-              <w:rPr>
-                <w:rFonts w:ascii="Arial" w:eastAsia="Times New Roman" w:hAnsi="Arial" w:cs="Arial"/>
-                <w:sz w:val="16"/>
-                <w:szCs w:val="16"/>
-                <w:lang w:eastAsia="it-IT"/>
-              </w:rPr>
-              <w:t xml:space="preserve"> SET</w:t>
+            <w:r>
+              <w:rPr>
+                <w:rFonts w:ascii="Arial" w:eastAsia="Times New Roman" w:hAnsi="Arial" w:cs="Arial"/>
+                <w:sz w:val="16"/>
+                <w:szCs w:val="16"/>
+                <w:lang w:eastAsia="it-IT"/>
+              </w:rPr>
+              <w:t>Operation SET</w:t>
             </w:r>
           </w:p>
         </w:tc>
@@ -15070,27 +14445,7 @@
                 <w:szCs w:val="16"/>
                 <w:lang w:val="en-US" w:eastAsia="it-IT"/>
               </w:rPr>
-              <w:t xml:space="preserve">SMS a </w:t>
-            </w:r>
-            <w:proofErr w:type="spellStart"/>
-            <w:r>
-              <w:rPr>
-                <w:rFonts w:ascii="Arial" w:eastAsia="Times New Roman" w:hAnsi="Arial" w:cs="Arial"/>
-                <w:sz w:val="16"/>
-                <w:szCs w:val="16"/>
-                <w:lang w:val="en-US" w:eastAsia="it-IT"/>
-              </w:rPr>
-              <w:t>Richiedente</w:t>
-            </w:r>
-            <w:proofErr w:type="spellEnd"/>
-            <w:r>
-              <w:rPr>
-                <w:rFonts w:ascii="Arial" w:eastAsia="Times New Roman" w:hAnsi="Arial" w:cs="Arial"/>
-                <w:sz w:val="16"/>
-                <w:szCs w:val="16"/>
-                <w:lang w:val="en-US" w:eastAsia="it-IT"/>
-              </w:rPr>
-              <w:t xml:space="preserve">; </w:t>
+              <w:t xml:space="preserve">SMS a Richiedente; </w:t>
             </w:r>
             <w:r>
               <w:rPr>
@@ -15163,6 +14518,7 @@
                 <w:szCs w:val="16"/>
                 <w:lang w:eastAsia="it-IT"/>
               </w:rPr>
+              <w:lastRenderedPageBreak/>
               <w:t>4.2</w:t>
             </w:r>
           </w:p>
@@ -15184,25 +14540,14 @@
                 <w:lang w:eastAsia="it-IT"/>
               </w:rPr>
             </w:pPr>
-            <w:proofErr w:type="spellStart"/>
-            <w:r>
-              <w:rPr>
-                <w:rFonts w:ascii="Arial" w:eastAsia="Times New Roman" w:hAnsi="Arial" w:cs="Arial"/>
-                <w:sz w:val="16"/>
-                <w:szCs w:val="16"/>
-                <w:lang w:eastAsia="it-IT"/>
-              </w:rPr>
-              <w:t>Operation</w:t>
-            </w:r>
-            <w:proofErr w:type="spellEnd"/>
-            <w:r>
-              <w:rPr>
-                <w:rFonts w:ascii="Arial" w:eastAsia="Times New Roman" w:hAnsi="Arial" w:cs="Arial"/>
-                <w:sz w:val="16"/>
-                <w:szCs w:val="16"/>
-                <w:lang w:eastAsia="it-IT"/>
-              </w:rPr>
-              <w:t xml:space="preserve"> SET</w:t>
+            <w:r>
+              <w:rPr>
+                <w:rFonts w:ascii="Arial" w:eastAsia="Times New Roman" w:hAnsi="Arial" w:cs="Arial"/>
+                <w:sz w:val="16"/>
+                <w:szCs w:val="16"/>
+                <w:lang w:eastAsia="it-IT"/>
+              </w:rPr>
+              <w:t>Operation SET</w:t>
             </w:r>
           </w:p>
         </w:tc>
@@ -15348,36 +14693,7 @@
                 <w:szCs w:val="16"/>
                 <w:lang w:eastAsia="it-IT"/>
               </w:rPr>
-              <w:t xml:space="preserve">ANCANZA RETE, ultima lettura, X </w:t>
-            </w:r>
-            <w:proofErr w:type="spellStart"/>
-            <w:r>
-              <w:rPr>
-                <w:rFonts w:ascii="Arial" w:eastAsia="Times New Roman" w:hAnsi="Arial" w:cs="Arial"/>
-                <w:sz w:val="16"/>
-                <w:szCs w:val="16"/>
-                <w:lang w:eastAsia="it-IT"/>
-              </w:rPr>
-              <w:t>Vac</w:t>
-            </w:r>
-            <w:proofErr w:type="spellEnd"/>
-            <w:r>
-              <w:rPr>
-                <w:rFonts w:ascii="Arial" w:eastAsia="Times New Roman" w:hAnsi="Arial" w:cs="Arial"/>
-                <w:sz w:val="16"/>
-                <w:szCs w:val="16"/>
-                <w:lang w:eastAsia="it-IT"/>
-              </w:rPr>
-              <w:t xml:space="preserve"> </w:t>
-            </w:r>
-            <w:r>
-              <w:rPr>
-                <w:rFonts w:ascii="Arial" w:eastAsia="Times New Roman" w:hAnsi="Arial" w:cs="Arial"/>
-                <w:sz w:val="16"/>
-                <w:szCs w:val="16"/>
-                <w:lang w:eastAsia="it-IT"/>
-              </w:rPr>
-              <w:t xml:space="preserve">su tutti i numeri telefonici </w:t>
+              <w:t xml:space="preserve">ANCANZA RETE, ultima lettura, X Vac su tutti i numeri telefonici </w:t>
             </w:r>
             <w:r>
               <w:rPr>
@@ -15513,7 +14829,6 @@
                 <w:szCs w:val="16"/>
                 <w:lang w:eastAsia="it-IT"/>
               </w:rPr>
-              <w:lastRenderedPageBreak/>
               <w:t>4.3</w:t>
             </w:r>
           </w:p>
@@ -15535,25 +14850,14 @@
                 <w:lang w:eastAsia="it-IT"/>
               </w:rPr>
             </w:pPr>
-            <w:proofErr w:type="spellStart"/>
-            <w:r>
-              <w:rPr>
-                <w:rFonts w:ascii="Arial" w:eastAsia="Times New Roman" w:hAnsi="Arial" w:cs="Arial"/>
-                <w:sz w:val="16"/>
-                <w:szCs w:val="16"/>
-                <w:lang w:eastAsia="it-IT"/>
-              </w:rPr>
-              <w:t>Operation</w:t>
-            </w:r>
-            <w:proofErr w:type="spellEnd"/>
-            <w:r>
-              <w:rPr>
-                <w:rFonts w:ascii="Arial" w:eastAsia="Times New Roman" w:hAnsi="Arial" w:cs="Arial"/>
-                <w:sz w:val="16"/>
-                <w:szCs w:val="16"/>
-                <w:lang w:eastAsia="it-IT"/>
-              </w:rPr>
-              <w:t xml:space="preserve"> SET</w:t>
+            <w:r>
+              <w:rPr>
+                <w:rFonts w:ascii="Arial" w:eastAsia="Times New Roman" w:hAnsi="Arial" w:cs="Arial"/>
+                <w:sz w:val="16"/>
+                <w:szCs w:val="16"/>
+                <w:lang w:eastAsia="it-IT"/>
+              </w:rPr>
+              <w:t>Operation SET</w:t>
             </w:r>
           </w:p>
         </w:tc>
@@ -15627,25 +14931,7 @@
                 <w:szCs w:val="16"/>
                 <w:lang w:eastAsia="it-IT"/>
               </w:rPr>
-              <w:t>Ri</w:t>
-            </w:r>
-            <w:r>
-              <w:rPr>
-                <w:rFonts w:ascii="Arial" w:eastAsia="Times New Roman" w:hAnsi="Arial" w:cs="Arial"/>
-                <w:sz w:val="16"/>
-                <w:szCs w:val="16"/>
-                <w:lang w:eastAsia="it-IT"/>
-              </w:rPr>
-              <w:t>presa</w:t>
-            </w:r>
-            <w:r>
-              <w:rPr>
-                <w:rFonts w:ascii="Arial" w:eastAsia="Times New Roman" w:hAnsi="Arial" w:cs="Arial"/>
-                <w:sz w:val="16"/>
-                <w:szCs w:val="16"/>
-                <w:lang w:eastAsia="it-IT"/>
-              </w:rPr>
-              <w:t xml:space="preserve"> </w:t>
+              <w:t xml:space="preserve">Ripresa </w:t>
             </w:r>
             <w:r>
               <w:rPr>
@@ -15762,27 +15048,7 @@
                 <w:szCs w:val="16"/>
                 <w:lang w:eastAsia="it-IT"/>
               </w:rPr>
-              <w:t xml:space="preserve">, ultima lettura, X </w:t>
-            </w:r>
-            <w:proofErr w:type="spellStart"/>
-            <w:r>
-              <w:rPr>
-                <w:rFonts w:ascii="Arial" w:eastAsia="Times New Roman" w:hAnsi="Arial" w:cs="Arial"/>
-                <w:sz w:val="16"/>
-                <w:szCs w:val="16"/>
-                <w:lang w:eastAsia="it-IT"/>
-              </w:rPr>
-              <w:t>Vac</w:t>
-            </w:r>
-            <w:proofErr w:type="spellEnd"/>
-            <w:r>
-              <w:rPr>
-                <w:rFonts w:ascii="Arial" w:eastAsia="Times New Roman" w:hAnsi="Arial" w:cs="Arial"/>
-                <w:sz w:val="16"/>
-                <w:szCs w:val="16"/>
-                <w:lang w:eastAsia="it-IT"/>
-              </w:rPr>
-              <w:t xml:space="preserve"> su tutti i numeri telefonici </w:t>
+              <w:t xml:space="preserve">, ultima lettura, X Vac su tutti i numeri telefonici </w:t>
             </w:r>
             <w:r>
               <w:rPr>
@@ -15957,25 +15223,14 @@
                 <w:lang w:eastAsia="it-IT"/>
               </w:rPr>
             </w:pPr>
-            <w:proofErr w:type="spellStart"/>
-            <w:r>
-              <w:rPr>
-                <w:rFonts w:ascii="Arial" w:eastAsia="Times New Roman" w:hAnsi="Arial" w:cs="Arial"/>
-                <w:sz w:val="16"/>
-                <w:szCs w:val="16"/>
-                <w:lang w:eastAsia="it-IT"/>
-              </w:rPr>
-              <w:t>Operation</w:t>
-            </w:r>
-            <w:proofErr w:type="spellEnd"/>
-            <w:r>
-              <w:rPr>
-                <w:rFonts w:ascii="Arial" w:eastAsia="Times New Roman" w:hAnsi="Arial" w:cs="Arial"/>
-                <w:sz w:val="16"/>
-                <w:szCs w:val="16"/>
-                <w:lang w:eastAsia="it-IT"/>
-              </w:rPr>
-              <w:t xml:space="preserve"> SET</w:t>
+            <w:r>
+              <w:rPr>
+                <w:rFonts w:ascii="Arial" w:eastAsia="Times New Roman" w:hAnsi="Arial" w:cs="Arial"/>
+                <w:sz w:val="16"/>
+                <w:szCs w:val="16"/>
+                <w:lang w:eastAsia="it-IT"/>
+              </w:rPr>
+              <w:t>Operation SET</w:t>
             </w:r>
           </w:p>
         </w:tc>
@@ -16003,19 +15258,8 @@
                 <w:szCs w:val="16"/>
                 <w:lang w:eastAsia="it-IT"/>
               </w:rPr>
-              <w:t xml:space="preserve">Ritorna il valore di Tensione + </w:t>
-            </w:r>
-            <w:proofErr w:type="spellStart"/>
-            <w:r>
-              <w:rPr>
-                <w:rFonts w:ascii="Arial" w:eastAsia="Times New Roman" w:hAnsi="Arial" w:cs="Arial"/>
-                <w:sz w:val="16"/>
-                <w:szCs w:val="16"/>
-                <w:lang w:eastAsia="it-IT"/>
-              </w:rPr>
-              <w:t>Timestamp</w:t>
-            </w:r>
-            <w:proofErr w:type="spellEnd"/>
+              <w:t>Ritorna il valore di Tensione + Timestamp</w:t>
+            </w:r>
           </w:p>
         </w:tc>
         <w:tc>
@@ -16115,7 +15359,6 @@
                 <w:lang w:eastAsia="it-IT"/>
               </w:rPr>
             </w:pPr>
-            <w:proofErr w:type="spellStart"/>
             <w:r>
               <w:rPr>
                 <w:rFonts w:ascii="Arial" w:eastAsia="Times New Roman" w:hAnsi="Arial" w:cs="Arial"/>
@@ -16127,7 +15370,6 @@
               </w:rPr>
               <w:t>timestamp</w:t>
             </w:r>
-            <w:proofErr w:type="spellEnd"/>
             <w:r>
               <w:rPr>
                 <w:rFonts w:ascii="Arial" w:eastAsia="Times New Roman" w:hAnsi="Arial" w:cs="Arial"/>
@@ -16137,7 +15379,6 @@
               </w:rPr>
               <w:t xml:space="preserve"> “Current Voltage: “</w:t>
             </w:r>
-            <w:proofErr w:type="spellStart"/>
             <w:r>
               <w:rPr>
                 <w:rFonts w:ascii="Arial" w:eastAsia="Times New Roman" w:hAnsi="Arial" w:cs="Arial"/>
@@ -16149,35 +15390,14 @@
               </w:rPr>
               <w:t>voltage</w:t>
             </w:r>
-            <w:proofErr w:type="spellEnd"/>
-            <w:r>
-              <w:rPr>
-                <w:rFonts w:ascii="Arial" w:eastAsia="Times New Roman" w:hAnsi="Arial" w:cs="Arial"/>
-                <w:sz w:val="16"/>
-                <w:szCs w:val="16"/>
-                <w:lang w:eastAsia="it-IT"/>
-              </w:rPr>
-              <w:t xml:space="preserve"> “</w:t>
-            </w:r>
-            <w:proofErr w:type="spellStart"/>
-            <w:r>
-              <w:rPr>
-                <w:rFonts w:ascii="Arial" w:eastAsia="Times New Roman" w:hAnsi="Arial" w:cs="Arial"/>
-                <w:sz w:val="16"/>
-                <w:szCs w:val="16"/>
-                <w:lang w:eastAsia="it-IT"/>
-              </w:rPr>
-              <w:t>Vac</w:t>
-            </w:r>
-            <w:proofErr w:type="spellEnd"/>
-            <w:r>
-              <w:rPr>
-                <w:rFonts w:ascii="Arial" w:eastAsia="Times New Roman" w:hAnsi="Arial" w:cs="Arial"/>
-                <w:sz w:val="16"/>
-                <w:szCs w:val="16"/>
-                <w:lang w:eastAsia="it-IT"/>
-              </w:rPr>
-              <w:t>"</w:t>
+            <w:r>
+              <w:rPr>
+                <w:rFonts w:ascii="Arial" w:eastAsia="Times New Roman" w:hAnsi="Arial" w:cs="Arial"/>
+                <w:sz w:val="16"/>
+                <w:szCs w:val="16"/>
+                <w:lang w:eastAsia="it-IT"/>
+              </w:rPr>
+              <w:t xml:space="preserve"> “Vac"</w:t>
             </w:r>
           </w:p>
         </w:tc>
@@ -16262,25 +15482,14 @@
                 <w:lang w:eastAsia="it-IT"/>
               </w:rPr>
             </w:pPr>
-            <w:proofErr w:type="spellStart"/>
-            <w:r>
-              <w:rPr>
-                <w:rFonts w:ascii="Arial" w:eastAsia="Times New Roman" w:hAnsi="Arial" w:cs="Arial"/>
-                <w:sz w:val="16"/>
-                <w:szCs w:val="16"/>
-                <w:lang w:eastAsia="it-IT"/>
-              </w:rPr>
-              <w:t>Operation</w:t>
-            </w:r>
-            <w:proofErr w:type="spellEnd"/>
-            <w:r>
-              <w:rPr>
-                <w:rFonts w:ascii="Arial" w:eastAsia="Times New Roman" w:hAnsi="Arial" w:cs="Arial"/>
-                <w:sz w:val="16"/>
-                <w:szCs w:val="16"/>
-                <w:lang w:eastAsia="it-IT"/>
-              </w:rPr>
-              <w:t xml:space="preserve"> SET</w:t>
+            <w:r>
+              <w:rPr>
+                <w:rFonts w:ascii="Arial" w:eastAsia="Times New Roman" w:hAnsi="Arial" w:cs="Arial"/>
+                <w:sz w:val="16"/>
+                <w:szCs w:val="16"/>
+                <w:lang w:eastAsia="it-IT"/>
+              </w:rPr>
+              <w:t>Operation SET</w:t>
             </w:r>
           </w:p>
         </w:tc>
@@ -16308,19 +15517,8 @@
                 <w:szCs w:val="16"/>
                 <w:lang w:eastAsia="it-IT"/>
               </w:rPr>
-              <w:t xml:space="preserve">Ritorna il valore di Tensione + </w:t>
-            </w:r>
-            <w:proofErr w:type="spellStart"/>
-            <w:r>
-              <w:rPr>
-                <w:rFonts w:ascii="Arial" w:eastAsia="Times New Roman" w:hAnsi="Arial" w:cs="Arial"/>
-                <w:sz w:val="16"/>
-                <w:szCs w:val="16"/>
-                <w:lang w:eastAsia="it-IT"/>
-              </w:rPr>
-              <w:t>Timestamp</w:t>
-            </w:r>
-            <w:proofErr w:type="spellEnd"/>
+              <w:t>Ritorna il valore di Tensione + Timestamp</w:t>
+            </w:r>
           </w:p>
         </w:tc>
         <w:tc>
@@ -16420,7 +15618,6 @@
                 <w:lang w:eastAsia="it-IT"/>
               </w:rPr>
             </w:pPr>
-            <w:proofErr w:type="spellStart"/>
             <w:r>
               <w:rPr>
                 <w:rFonts w:ascii="Arial" w:eastAsia="Times New Roman" w:hAnsi="Arial" w:cs="Arial"/>
@@ -16432,7 +15629,6 @@
               </w:rPr>
               <w:t>timestamp</w:t>
             </w:r>
-            <w:proofErr w:type="spellEnd"/>
             <w:r>
               <w:rPr>
                 <w:rFonts w:ascii="Arial" w:eastAsia="Times New Roman" w:hAnsi="Arial" w:cs="Arial"/>
@@ -16442,7 +15638,6 @@
               </w:rPr>
               <w:t xml:space="preserve"> “Current Voltage: “</w:t>
             </w:r>
-            <w:proofErr w:type="spellStart"/>
             <w:r>
               <w:rPr>
                 <w:rFonts w:ascii="Arial" w:eastAsia="Times New Roman" w:hAnsi="Arial" w:cs="Arial"/>
@@ -16454,35 +15649,14 @@
               </w:rPr>
               <w:t>voltage</w:t>
             </w:r>
-            <w:proofErr w:type="spellEnd"/>
-            <w:r>
-              <w:rPr>
-                <w:rFonts w:ascii="Arial" w:eastAsia="Times New Roman" w:hAnsi="Arial" w:cs="Arial"/>
-                <w:sz w:val="16"/>
-                <w:szCs w:val="16"/>
-                <w:lang w:eastAsia="it-IT"/>
-              </w:rPr>
-              <w:t xml:space="preserve"> “</w:t>
-            </w:r>
-            <w:proofErr w:type="spellStart"/>
-            <w:r>
-              <w:rPr>
-                <w:rFonts w:ascii="Arial" w:eastAsia="Times New Roman" w:hAnsi="Arial" w:cs="Arial"/>
-                <w:sz w:val="16"/>
-                <w:szCs w:val="16"/>
-                <w:lang w:eastAsia="it-IT"/>
-              </w:rPr>
-              <w:t>Vac</w:t>
-            </w:r>
-            <w:proofErr w:type="spellEnd"/>
-            <w:r>
-              <w:rPr>
-                <w:rFonts w:ascii="Arial" w:eastAsia="Times New Roman" w:hAnsi="Arial" w:cs="Arial"/>
-                <w:sz w:val="16"/>
-                <w:szCs w:val="16"/>
-                <w:lang w:eastAsia="it-IT"/>
-              </w:rPr>
-              <w:t>"</w:t>
+            <w:r>
+              <w:rPr>
+                <w:rFonts w:ascii="Arial" w:eastAsia="Times New Roman" w:hAnsi="Arial" w:cs="Arial"/>
+                <w:sz w:val="16"/>
+                <w:szCs w:val="16"/>
+                <w:lang w:eastAsia="it-IT"/>
+              </w:rPr>
+              <w:t xml:space="preserve"> “Vac"</w:t>
             </w:r>
           </w:p>
         </w:tc>
@@ -16554,25 +15728,14 @@
                 <w:lang w:eastAsia="it-IT"/>
               </w:rPr>
             </w:pPr>
-            <w:proofErr w:type="spellStart"/>
-            <w:r>
-              <w:rPr>
-                <w:rFonts w:ascii="Arial" w:eastAsia="Times New Roman" w:hAnsi="Arial" w:cs="Arial"/>
-                <w:sz w:val="16"/>
-                <w:szCs w:val="16"/>
-                <w:lang w:eastAsia="it-IT"/>
-              </w:rPr>
-              <w:t>Operation</w:t>
-            </w:r>
-            <w:proofErr w:type="spellEnd"/>
-            <w:r>
-              <w:rPr>
-                <w:rFonts w:ascii="Arial" w:eastAsia="Times New Roman" w:hAnsi="Arial" w:cs="Arial"/>
-                <w:sz w:val="16"/>
-                <w:szCs w:val="16"/>
-                <w:lang w:eastAsia="it-IT"/>
-              </w:rPr>
-              <w:t xml:space="preserve"> SET</w:t>
+            <w:r>
+              <w:rPr>
+                <w:rFonts w:ascii="Arial" w:eastAsia="Times New Roman" w:hAnsi="Arial" w:cs="Arial"/>
+                <w:sz w:val="16"/>
+                <w:szCs w:val="16"/>
+                <w:lang w:eastAsia="it-IT"/>
+              </w:rPr>
+              <w:t>Operation SET</w:t>
             </w:r>
           </w:p>
         </w:tc>
@@ -16600,19 +15763,8 @@
                 <w:szCs w:val="16"/>
                 <w:lang w:eastAsia="it-IT"/>
               </w:rPr>
-              <w:t xml:space="preserve">Ritorna il valore di Tensione + </w:t>
-            </w:r>
-            <w:proofErr w:type="spellStart"/>
-            <w:r>
-              <w:rPr>
-                <w:rFonts w:ascii="Arial" w:eastAsia="Times New Roman" w:hAnsi="Arial" w:cs="Arial"/>
-                <w:sz w:val="16"/>
-                <w:szCs w:val="16"/>
-                <w:lang w:eastAsia="it-IT"/>
-              </w:rPr>
-              <w:t>Timestamp</w:t>
-            </w:r>
-            <w:proofErr w:type="spellEnd"/>
+              <w:t>Ritorna il valore di Tensione + Timestamp</w:t>
+            </w:r>
           </w:p>
         </w:tc>
         <w:tc>
@@ -16792,25 +15944,14 @@
                 <w:lang w:val="en-US" w:eastAsia="it-IT"/>
               </w:rPr>
             </w:pPr>
-            <w:proofErr w:type="spellStart"/>
-            <w:r>
-              <w:rPr>
-                <w:rFonts w:ascii="Arial" w:eastAsia="Times New Roman" w:hAnsi="Arial" w:cs="Arial"/>
-                <w:sz w:val="16"/>
-                <w:szCs w:val="16"/>
-                <w:lang w:eastAsia="it-IT"/>
-              </w:rPr>
-              <w:t>Operation</w:t>
-            </w:r>
-            <w:proofErr w:type="spellEnd"/>
-            <w:r>
-              <w:rPr>
-                <w:rFonts w:ascii="Arial" w:eastAsia="Times New Roman" w:hAnsi="Arial" w:cs="Arial"/>
-                <w:sz w:val="16"/>
-                <w:szCs w:val="16"/>
-                <w:lang w:eastAsia="it-IT"/>
-              </w:rPr>
-              <w:t xml:space="preserve"> SET</w:t>
+            <w:r>
+              <w:rPr>
+                <w:rFonts w:ascii="Arial" w:eastAsia="Times New Roman" w:hAnsi="Arial" w:cs="Arial"/>
+                <w:sz w:val="16"/>
+                <w:szCs w:val="16"/>
+                <w:lang w:eastAsia="it-IT"/>
+              </w:rPr>
+              <w:t>Operation SET</w:t>
             </w:r>
           </w:p>
         </w:tc>
@@ -17025,25 +16166,14 @@
                 <w:lang w:eastAsia="it-IT"/>
               </w:rPr>
             </w:pPr>
-            <w:proofErr w:type="spellStart"/>
-            <w:r>
-              <w:rPr>
-                <w:rFonts w:ascii="Arial" w:eastAsia="Times New Roman" w:hAnsi="Arial" w:cs="Arial"/>
-                <w:sz w:val="16"/>
-                <w:szCs w:val="16"/>
-                <w:lang w:eastAsia="it-IT"/>
-              </w:rPr>
-              <w:t>Operation</w:t>
-            </w:r>
-            <w:proofErr w:type="spellEnd"/>
-            <w:r>
-              <w:rPr>
-                <w:rFonts w:ascii="Arial" w:eastAsia="Times New Roman" w:hAnsi="Arial" w:cs="Arial"/>
-                <w:sz w:val="16"/>
-                <w:szCs w:val="16"/>
-                <w:lang w:eastAsia="it-IT"/>
-              </w:rPr>
-              <w:t xml:space="preserve"> SET</w:t>
+            <w:r>
+              <w:rPr>
+                <w:rFonts w:ascii="Arial" w:eastAsia="Times New Roman" w:hAnsi="Arial" w:cs="Arial"/>
+                <w:sz w:val="16"/>
+                <w:szCs w:val="16"/>
+                <w:lang w:eastAsia="it-IT"/>
+              </w:rPr>
+              <w:t>Operation SET</w:t>
             </w:r>
           </w:p>
         </w:tc>
@@ -17177,27 +16307,7 @@
                 <w:szCs w:val="16"/>
                 <w:lang w:val="en-US" w:eastAsia="it-IT"/>
               </w:rPr>
-              <w:t xml:space="preserve">SMS a </w:t>
-            </w:r>
-            <w:proofErr w:type="spellStart"/>
-            <w:r>
-              <w:rPr>
-                <w:rFonts w:ascii="Arial" w:eastAsia="Times New Roman" w:hAnsi="Arial" w:cs="Arial"/>
-                <w:sz w:val="16"/>
-                <w:szCs w:val="16"/>
-                <w:lang w:val="en-US" w:eastAsia="it-IT"/>
-              </w:rPr>
-              <w:t>Richiedente</w:t>
-            </w:r>
-            <w:proofErr w:type="spellEnd"/>
-            <w:r>
-              <w:rPr>
-                <w:rFonts w:ascii="Arial" w:eastAsia="Times New Roman" w:hAnsi="Arial" w:cs="Arial"/>
-                <w:sz w:val="16"/>
-                <w:szCs w:val="16"/>
-                <w:lang w:val="en-US" w:eastAsia="it-IT"/>
-              </w:rPr>
-              <w:t xml:space="preserve">; </w:t>
+              <w:t xml:space="preserve">SMS a Richiedente; </w:t>
             </w:r>
             <w:r>
               <w:rPr>
@@ -17278,25 +16388,14 @@
                 <w:lang w:val="en-US" w:eastAsia="it-IT"/>
               </w:rPr>
             </w:pPr>
-            <w:proofErr w:type="spellStart"/>
-            <w:r>
-              <w:rPr>
-                <w:rFonts w:ascii="Arial" w:eastAsia="Times New Roman" w:hAnsi="Arial" w:cs="Arial"/>
-                <w:sz w:val="16"/>
-                <w:szCs w:val="16"/>
-                <w:lang w:eastAsia="it-IT"/>
-              </w:rPr>
-              <w:t>Operation</w:t>
-            </w:r>
-            <w:proofErr w:type="spellEnd"/>
-            <w:r>
-              <w:rPr>
-                <w:rFonts w:ascii="Arial" w:eastAsia="Times New Roman" w:hAnsi="Arial" w:cs="Arial"/>
-                <w:sz w:val="16"/>
-                <w:szCs w:val="16"/>
-                <w:lang w:eastAsia="it-IT"/>
-              </w:rPr>
-              <w:t xml:space="preserve"> SET</w:t>
+            <w:r>
+              <w:rPr>
+                <w:rFonts w:ascii="Arial" w:eastAsia="Times New Roman" w:hAnsi="Arial" w:cs="Arial"/>
+                <w:sz w:val="16"/>
+                <w:szCs w:val="16"/>
+                <w:lang w:eastAsia="it-IT"/>
+              </w:rPr>
+              <w:t>Operation SET</w:t>
             </w:r>
           </w:p>
         </w:tc>
@@ -17426,7 +16525,6 @@
                 <w:lang w:val="en-US" w:eastAsia="it-IT"/>
               </w:rPr>
             </w:pPr>
-            <w:proofErr w:type="gramStart"/>
             <w:r>
               <w:rPr>
                 <w:rFonts w:ascii="Arial" w:eastAsia="Times New Roman" w:hAnsi="Arial" w:cs="Arial"/>
@@ -17434,17 +16532,7 @@
                 <w:szCs w:val="16"/>
                 <w:lang w:val="en-US" w:eastAsia="it-IT"/>
               </w:rPr>
-              <w:t>”Authorized</w:t>
-            </w:r>
-            <w:proofErr w:type="gramEnd"/>
-            <w:r>
-              <w:rPr>
-                <w:rFonts w:ascii="Arial" w:eastAsia="Times New Roman" w:hAnsi="Arial" w:cs="Arial"/>
-                <w:sz w:val="16"/>
-                <w:szCs w:val="16"/>
-                <w:lang w:val="en-US" w:eastAsia="it-IT"/>
-              </w:rPr>
-              <w:t xml:space="preserve"> phone n." con:</w:t>
+              <w:t>”Authorized phone n." con:</w:t>
             </w:r>
           </w:p>
           <w:p>
@@ -17824,25 +16912,14 @@
                 <w:lang w:eastAsia="it-IT"/>
               </w:rPr>
             </w:pPr>
-            <w:proofErr w:type="spellStart"/>
-            <w:r>
-              <w:rPr>
-                <w:rFonts w:ascii="Arial" w:eastAsia="Times New Roman" w:hAnsi="Arial" w:cs="Arial"/>
-                <w:sz w:val="16"/>
-                <w:szCs w:val="16"/>
-                <w:lang w:eastAsia="it-IT"/>
-              </w:rPr>
-              <w:t>Factory</w:t>
-            </w:r>
-            <w:proofErr w:type="spellEnd"/>
-            <w:r>
-              <w:rPr>
-                <w:rFonts w:ascii="Arial" w:eastAsia="Times New Roman" w:hAnsi="Arial" w:cs="Arial"/>
-                <w:sz w:val="16"/>
-                <w:szCs w:val="16"/>
-                <w:lang w:eastAsia="it-IT"/>
-              </w:rPr>
-              <w:t xml:space="preserve"> Reset</w:t>
+            <w:r>
+              <w:rPr>
+                <w:rFonts w:ascii="Arial" w:eastAsia="Times New Roman" w:hAnsi="Arial" w:cs="Arial"/>
+                <w:sz w:val="16"/>
+                <w:szCs w:val="16"/>
+                <w:lang w:eastAsia="it-IT"/>
+              </w:rPr>
+              <w:t>Factory Reset</w:t>
             </w:r>
           </w:p>
         </w:tc>
@@ -18054,7 +17131,7 @@
                     <pic:cNvPicPr/>
                   </pic:nvPicPr>
                   <pic:blipFill>
-                    <a:blip r:embed="rId8"/>
+                    <a:blip r:embed="rId11"/>
                     <a:stretch>
                       <a:fillRect/>
                     </a:stretch>
@@ -18454,8 +17531,6 @@
               </w:rPr>
               <w:t xml:space="preserve">Reset giornaliero </w:t>
             </w:r>
-            <w:proofErr w:type="spellStart"/>
-            <w:proofErr w:type="gramStart"/>
             <w:r>
               <w:rPr>
                 <w:rFonts w:ascii="Courier New" w:eastAsia="Times New Roman" w:hAnsi="Courier New" w:cs="Courier New"/>
@@ -18463,27 +17538,7 @@
                 <w:szCs w:val="20"/>
                 <w:lang w:eastAsia="it-IT"/>
               </w:rPr>
-              <w:t>initapp</w:t>
-            </w:r>
-            <w:proofErr w:type="spellEnd"/>
-            <w:r>
-              <w:rPr>
-                <w:rFonts w:ascii="Courier New" w:eastAsia="Times New Roman" w:hAnsi="Courier New" w:cs="Courier New"/>
-                <w:sz w:val="20"/>
-                <w:szCs w:val="20"/>
-                <w:lang w:eastAsia="it-IT"/>
-              </w:rPr>
-              <w:t>(</w:t>
-            </w:r>
-            <w:proofErr w:type="gramEnd"/>
-            <w:r>
-              <w:rPr>
-                <w:rFonts w:ascii="Courier New" w:eastAsia="Times New Roman" w:hAnsi="Courier New" w:cs="Courier New"/>
-                <w:sz w:val="20"/>
-                <w:szCs w:val="20"/>
-                <w:lang w:eastAsia="it-IT"/>
-              </w:rPr>
-              <w:t>)</w:t>
+              <w:t>initapp()</w:t>
             </w:r>
           </w:p>
         </w:tc>
@@ -18804,8 +17859,6 @@
           <w:lang w:val="en-US" w:eastAsia="it-IT"/>
         </w:rPr>
       </w:pPr>
-      <w:proofErr w:type="spellStart"/>
-      <w:proofErr w:type="gramStart"/>
       <w:r>
         <w:rPr>
           <w:rFonts w:ascii="Consolas" w:eastAsia="Times New Roman" w:hAnsi="Consolas" w:cs="Times New Roman"/>
@@ -18816,7 +17869,6 @@
         </w:rPr>
         <w:t>EStr</w:t>
       </w:r>
-      <w:proofErr w:type="spellEnd"/>
       <w:r>
         <w:rPr>
           <w:rFonts w:ascii="Consolas" w:eastAsia="Times New Roman" w:hAnsi="Consolas" w:cs="Times New Roman"/>
@@ -18827,7 +17879,6 @@
         </w:rPr>
         <w:t>[</w:t>
       </w:r>
-      <w:proofErr w:type="gramEnd"/>
       <w:r>
         <w:rPr>
           <w:rFonts w:ascii="Consolas" w:eastAsia="Times New Roman" w:hAnsi="Consolas" w:cs="Times New Roman"/>
@@ -18909,8 +17960,6 @@
         </w:rPr>
         <w:t xml:space="preserve"> </w:t>
       </w:r>
-      <w:proofErr w:type="spellStart"/>
-      <w:proofErr w:type="gramStart"/>
       <w:r>
         <w:rPr>
           <w:rFonts w:ascii="Consolas" w:eastAsia="Times New Roman" w:hAnsi="Consolas" w:cs="Times New Roman"/>
@@ -18921,7 +17970,6 @@
         </w:rPr>
         <w:t>phoneAut</w:t>
       </w:r>
-      <w:proofErr w:type="spellEnd"/>
       <w:r>
         <w:rPr>
           <w:rFonts w:ascii="Consolas" w:eastAsia="Times New Roman" w:hAnsi="Consolas" w:cs="Times New Roman"/>
@@ -18930,9 +17978,38 @@
           <w:szCs w:val="24"/>
           <w:lang w:val="en-US" w:eastAsia="it-IT"/>
         </w:rPr>
+        <w:t>[]</w:t>
+      </w:r>
+      <w:r>
+        <w:rPr>
+          <w:rFonts w:ascii="Consolas" w:eastAsia="Times New Roman" w:hAnsi="Consolas" w:cs="Times New Roman"/>
+          <w:color w:val="B4B4B4"/>
+          <w:sz w:val="24"/>
+          <w:szCs w:val="24"/>
+          <w:lang w:val="en-US" w:eastAsia="it-IT"/>
+        </w:rPr>
         <w:t>[</w:t>
       </w:r>
-      <w:proofErr w:type="gramEnd"/>
+      <w:r>
+        <w:rPr>
+          <w:rFonts w:ascii="Consolas" w:eastAsia="Times New Roman" w:hAnsi="Consolas" w:cs="Times New Roman"/>
+          <w:color w:val="B5CEA8"/>
+          <w:sz w:val="24"/>
+          <w:szCs w:val="24"/>
+          <w:lang w:val="en-US" w:eastAsia="it-IT"/>
+        </w:rPr>
+        <w:t>16</w:t>
+      </w:r>
+      <w:r>
+        <w:rPr>
+          <w:rFonts w:ascii="Consolas" w:eastAsia="Times New Roman" w:hAnsi="Consolas" w:cs="Times New Roman"/>
+          <w:color w:val="B4B4B4"/>
+          <w:sz w:val="24"/>
+          <w:szCs w:val="24"/>
+          <w:lang w:val="en-US" w:eastAsia="it-IT"/>
+        </w:rPr>
+        <w:t>]</w:t>
+      </w:r>
       <w:r>
         <w:rPr>
           <w:rFonts w:ascii="Consolas" w:eastAsia="Times New Roman" w:hAnsi="Consolas" w:cs="Times New Roman"/>
@@ -18941,7 +18018,7 @@
           <w:szCs w:val="24"/>
           <w:lang w:val="en-US" w:eastAsia="it-IT"/>
         </w:rPr>
-        <w:t>]</w:t>
+        <w:t xml:space="preserve"> </w:t>
       </w:r>
       <w:r>
         <w:rPr>
@@ -18951,7 +18028,306 @@
           <w:szCs w:val="24"/>
           <w:lang w:val="en-US" w:eastAsia="it-IT"/>
         </w:rPr>
-        <w:t>[</w:t>
+        <w:t>=</w:t>
+      </w:r>
+      <w:r>
+        <w:rPr>
+          <w:rFonts w:ascii="Consolas" w:eastAsia="Times New Roman" w:hAnsi="Consolas" w:cs="Times New Roman"/>
+          <w:color w:val="DADADA"/>
+          <w:sz w:val="24"/>
+          <w:szCs w:val="24"/>
+          <w:lang w:val="en-US" w:eastAsia="it-IT"/>
+        </w:rPr>
+        <w:t xml:space="preserve"> </w:t>
+      </w:r>
+      <w:r>
+        <w:rPr>
+          <w:rFonts w:ascii="Consolas" w:eastAsia="Times New Roman" w:hAnsi="Consolas" w:cs="Times New Roman"/>
+          <w:color w:val="B4B4B4"/>
+          <w:sz w:val="24"/>
+          <w:szCs w:val="24"/>
+          <w:lang w:val="en-US" w:eastAsia="it-IT"/>
+        </w:rPr>
+        <w:t>{</w:t>
+      </w:r>
+    </w:p>
+    <w:p>
+      <w:pPr>
+        <w:shd w:val="clear" w:color="auto" w:fill="1E1E1E"/>
+        <w:spacing w:after="0" w:line="330" w:lineRule="atLeast"/>
+        <w:rPr>
+          <w:rFonts w:ascii="Consolas" w:eastAsia="Times New Roman" w:hAnsi="Consolas" w:cs="Times New Roman"/>
+          <w:color w:val="DADADA"/>
+          <w:sz w:val="24"/>
+          <w:szCs w:val="24"/>
+          <w:lang w:val="en-US" w:eastAsia="it-IT"/>
+        </w:rPr>
+      </w:pPr>
+      <w:r>
+        <w:rPr>
+          <w:rFonts w:ascii="Consolas" w:eastAsia="Times New Roman" w:hAnsi="Consolas" w:cs="Times New Roman"/>
+          <w:color w:val="DADADA"/>
+          <w:sz w:val="24"/>
+          <w:szCs w:val="24"/>
+          <w:lang w:val="en-US" w:eastAsia="it-IT"/>
+        </w:rPr>
+        <w:t xml:space="preserve">    </w:t>
+      </w:r>
+      <w:r>
+        <w:rPr>
+          <w:rFonts w:ascii="Consolas" w:eastAsia="Times New Roman" w:hAnsi="Consolas" w:cs="Times New Roman"/>
+          <w:color w:val="E8C9BB"/>
+          <w:sz w:val="24"/>
+          <w:szCs w:val="24"/>
+          <w:lang w:val="en-US" w:eastAsia="it-IT"/>
+        </w:rPr>
+        <w:t>"</w:t>
+      </w:r>
+      <w:r>
+        <w:rPr>
+          <w:rFonts w:ascii="Consolas" w:eastAsia="Times New Roman" w:hAnsi="Consolas" w:cs="Times New Roman"/>
+          <w:color w:val="CE9178"/>
+          <w:sz w:val="24"/>
+          <w:szCs w:val="24"/>
+          <w:lang w:val="en-US" w:eastAsia="it-IT"/>
+        </w:rPr>
+        <w:t>+393334188263</w:t>
+      </w:r>
+      <w:r>
+        <w:rPr>
+          <w:rFonts w:ascii="Consolas" w:eastAsia="Times New Roman" w:hAnsi="Consolas" w:cs="Times New Roman"/>
+          <w:color w:val="E8C9BB"/>
+          <w:sz w:val="24"/>
+          <w:szCs w:val="24"/>
+          <w:lang w:val="en-US" w:eastAsia="it-IT"/>
+        </w:rPr>
+        <w:t>"</w:t>
+      </w:r>
+      <w:r>
+        <w:rPr>
+          <w:rFonts w:ascii="Consolas" w:eastAsia="Times New Roman" w:hAnsi="Consolas" w:cs="Times New Roman"/>
+          <w:color w:val="B4B4B4"/>
+          <w:sz w:val="24"/>
+          <w:szCs w:val="24"/>
+          <w:lang w:val="en-US" w:eastAsia="it-IT"/>
+        </w:rPr>
+        <w:t>,</w:t>
+      </w:r>
+    </w:p>
+    <w:p>
+      <w:pPr>
+        <w:shd w:val="clear" w:color="auto" w:fill="1E1E1E"/>
+        <w:spacing w:after="0" w:line="330" w:lineRule="atLeast"/>
+        <w:rPr>
+          <w:rFonts w:ascii="Consolas" w:eastAsia="Times New Roman" w:hAnsi="Consolas" w:cs="Times New Roman"/>
+          <w:color w:val="DADADA"/>
+          <w:sz w:val="24"/>
+          <w:szCs w:val="24"/>
+          <w:lang w:val="en-US" w:eastAsia="it-IT"/>
+        </w:rPr>
+      </w:pPr>
+      <w:r>
+        <w:rPr>
+          <w:rFonts w:ascii="Consolas" w:eastAsia="Times New Roman" w:hAnsi="Consolas" w:cs="Times New Roman"/>
+          <w:color w:val="DADADA"/>
+          <w:sz w:val="24"/>
+          <w:szCs w:val="24"/>
+          <w:lang w:val="en-US" w:eastAsia="it-IT"/>
+        </w:rPr>
+        <w:t xml:space="preserve">    </w:t>
+      </w:r>
+      <w:r>
+        <w:rPr>
+          <w:rFonts w:ascii="Consolas" w:eastAsia="Times New Roman" w:hAnsi="Consolas" w:cs="Times New Roman"/>
+          <w:color w:val="E8C9BB"/>
+          <w:sz w:val="24"/>
+          <w:szCs w:val="24"/>
+          <w:lang w:val="en-US" w:eastAsia="it-IT"/>
+        </w:rPr>
+        <w:t>""</w:t>
+      </w:r>
+      <w:r>
+        <w:rPr>
+          <w:rFonts w:ascii="Consolas" w:eastAsia="Times New Roman" w:hAnsi="Consolas" w:cs="Times New Roman"/>
+          <w:color w:val="B4B4B4"/>
+          <w:sz w:val="24"/>
+          <w:szCs w:val="24"/>
+          <w:lang w:val="en-US" w:eastAsia="it-IT"/>
+        </w:rPr>
+        <w:t>,</w:t>
+      </w:r>
+    </w:p>
+    <w:p>
+      <w:pPr>
+        <w:shd w:val="clear" w:color="auto" w:fill="1E1E1E"/>
+        <w:spacing w:after="0" w:line="330" w:lineRule="atLeast"/>
+        <w:rPr>
+          <w:rFonts w:ascii="Consolas" w:eastAsia="Times New Roman" w:hAnsi="Consolas" w:cs="Times New Roman"/>
+          <w:color w:val="DADADA"/>
+          <w:sz w:val="24"/>
+          <w:szCs w:val="24"/>
+          <w:lang w:val="en-US" w:eastAsia="it-IT"/>
+        </w:rPr>
+      </w:pPr>
+      <w:r>
+        <w:rPr>
+          <w:rFonts w:ascii="Consolas" w:eastAsia="Times New Roman" w:hAnsi="Consolas" w:cs="Times New Roman"/>
+          <w:color w:val="DADADA"/>
+          <w:sz w:val="24"/>
+          <w:szCs w:val="24"/>
+          <w:lang w:val="en-US" w:eastAsia="it-IT"/>
+        </w:rPr>
+        <w:t xml:space="preserve">    </w:t>
+      </w:r>
+      <w:r>
+        <w:rPr>
+          <w:rFonts w:ascii="Consolas" w:eastAsia="Times New Roman" w:hAnsi="Consolas" w:cs="Times New Roman"/>
+          <w:color w:val="E8C9BB"/>
+          <w:sz w:val="24"/>
+          <w:szCs w:val="24"/>
+          <w:lang w:val="en-US" w:eastAsia="it-IT"/>
+        </w:rPr>
+        <w:t>""</w:t>
+      </w:r>
+      <w:r>
+        <w:rPr>
+          <w:rFonts w:ascii="Consolas" w:eastAsia="Times New Roman" w:hAnsi="Consolas" w:cs="Times New Roman"/>
+          <w:color w:val="B4B4B4"/>
+          <w:sz w:val="24"/>
+          <w:szCs w:val="24"/>
+          <w:lang w:val="en-US" w:eastAsia="it-IT"/>
+        </w:rPr>
+        <w:t>,</w:t>
+      </w:r>
+    </w:p>
+    <w:p>
+      <w:pPr>
+        <w:shd w:val="clear" w:color="auto" w:fill="1E1E1E"/>
+        <w:spacing w:after="0" w:line="330" w:lineRule="atLeast"/>
+        <w:rPr>
+          <w:rFonts w:ascii="Consolas" w:eastAsia="Times New Roman" w:hAnsi="Consolas" w:cs="Times New Roman"/>
+          <w:color w:val="DADADA"/>
+          <w:sz w:val="24"/>
+          <w:szCs w:val="24"/>
+          <w:lang w:val="en-US" w:eastAsia="it-IT"/>
+        </w:rPr>
+      </w:pPr>
+      <w:r>
+        <w:rPr>
+          <w:rFonts w:ascii="Consolas" w:eastAsia="Times New Roman" w:hAnsi="Consolas" w:cs="Times New Roman"/>
+          <w:color w:val="DADADA"/>
+          <w:sz w:val="24"/>
+          <w:szCs w:val="24"/>
+          <w:lang w:val="en-US" w:eastAsia="it-IT"/>
+        </w:rPr>
+        <w:t xml:space="preserve">    </w:t>
+      </w:r>
+      <w:r>
+        <w:rPr>
+          <w:rFonts w:ascii="Consolas" w:eastAsia="Times New Roman" w:hAnsi="Consolas" w:cs="Times New Roman"/>
+          <w:color w:val="E8C9BB"/>
+          <w:sz w:val="24"/>
+          <w:szCs w:val="24"/>
+          <w:lang w:val="en-US" w:eastAsia="it-IT"/>
+        </w:rPr>
+        <w:t>""</w:t>
+      </w:r>
+    </w:p>
+    <w:p>
+      <w:pPr>
+        <w:shd w:val="clear" w:color="auto" w:fill="1E1E1E"/>
+        <w:spacing w:after="0" w:line="330" w:lineRule="atLeast"/>
+        <w:rPr>
+          <w:rFonts w:ascii="Consolas" w:eastAsia="Times New Roman" w:hAnsi="Consolas" w:cs="Times New Roman"/>
+          <w:color w:val="DADADA"/>
+          <w:sz w:val="24"/>
+          <w:szCs w:val="24"/>
+          <w:lang w:val="en-US" w:eastAsia="it-IT"/>
+        </w:rPr>
+      </w:pPr>
+      <w:r>
+        <w:rPr>
+          <w:rFonts w:ascii="Consolas" w:eastAsia="Times New Roman" w:hAnsi="Consolas" w:cs="Times New Roman"/>
+          <w:color w:val="B4B4B4"/>
+          <w:sz w:val="24"/>
+          <w:szCs w:val="24"/>
+          <w:lang w:val="en-US" w:eastAsia="it-IT"/>
+        </w:rPr>
+        <w:t>};</w:t>
+      </w:r>
+    </w:p>
+    <w:p>
+      <w:pPr>
+        <w:rPr>
+          <w:rFonts w:ascii="Arial" w:hAnsi="Arial" w:cs="Arial"/>
+          <w:lang w:val="en-US"/>
+        </w:rPr>
+      </w:pPr>
+    </w:p>
+    <w:p>
+      <w:pPr>
+        <w:rPr>
+          <w:rFonts w:ascii="Arial" w:hAnsi="Arial" w:cs="Arial"/>
+          <w:lang w:val="en-US"/>
+        </w:rPr>
+      </w:pPr>
+      <w:r>
+        <w:rPr>
+          <w:rFonts w:ascii="Arial" w:hAnsi="Arial" w:cs="Arial"/>
+          <w:lang w:val="en-US"/>
+        </w:rPr>
+        <w:t>phoneAut 15 char+”/0” =&gt; 16 char</w:t>
+      </w:r>
+    </w:p>
+    <w:p>
+      <w:pPr>
+        <w:rPr>
+          <w:rFonts w:ascii="Arial" w:hAnsi="Arial" w:cs="Arial"/>
+          <w:lang w:val="en-US"/>
+        </w:rPr>
+      </w:pPr>
+    </w:p>
+    <w:p>
+      <w:pPr>
+        <w:shd w:val="clear" w:color="auto" w:fill="1E1E1E"/>
+        <w:spacing w:after="0" w:line="330" w:lineRule="atLeast"/>
+        <w:rPr>
+          <w:rFonts w:ascii="Consolas" w:eastAsia="Times New Roman" w:hAnsi="Consolas" w:cs="Times New Roman"/>
+          <w:color w:val="DADADA"/>
+          <w:sz w:val="24"/>
+          <w:szCs w:val="24"/>
+          <w:lang w:val="en-US" w:eastAsia="it-IT"/>
+        </w:rPr>
+      </w:pPr>
+      <w:r>
+        <w:rPr>
+          <w:rFonts w:ascii="Consolas" w:eastAsia="Times New Roman" w:hAnsi="Consolas" w:cs="Times New Roman"/>
+          <w:color w:val="DADADA"/>
+          <w:sz w:val="24"/>
+          <w:szCs w:val="24"/>
+          <w:lang w:val="en-US" w:eastAsia="it-IT"/>
+        </w:rPr>
+        <w:t> </w:t>
+      </w:r>
+      <w:r>
+        <w:rPr>
+          <w:rFonts w:ascii="Consolas" w:eastAsia="Times New Roman" w:hAnsi="Consolas" w:cs="Times New Roman"/>
+          <w:color w:val="DCDCAA"/>
+          <w:sz w:val="24"/>
+          <w:szCs w:val="24"/>
+          <w:lang w:val="en-US" w:eastAsia="it-IT"/>
+        </w:rPr>
+        <w:t>writeString</w:t>
+      </w:r>
+      <w:r>
+        <w:rPr>
+          <w:rFonts w:ascii="Consolas" w:eastAsia="Times New Roman" w:hAnsi="Consolas" w:cs="Times New Roman"/>
+          <w:color w:val="B4B4B4"/>
+          <w:sz w:val="24"/>
+          <w:szCs w:val="24"/>
+          <w:lang w:val="en-US" w:eastAsia="it-IT"/>
+        </w:rPr>
+        <w:t>((</w:t>
       </w:r>
       <w:r>
         <w:rPr>
@@ -18961,7 +18337,7 @@
           <w:szCs w:val="24"/>
           <w:lang w:val="en-US" w:eastAsia="it-IT"/>
         </w:rPr>
-        <w:t>16</w:t>
+        <w:t>6</w:t>
       </w:r>
       <w:r>
         <w:rPr>
@@ -18971,7 +18347,47 @@
           <w:szCs w:val="24"/>
           <w:lang w:val="en-US" w:eastAsia="it-IT"/>
         </w:rPr>
-        <w:t>]</w:t>
+        <w:t>+</w:t>
+      </w:r>
+      <w:r>
+        <w:rPr>
+          <w:rFonts w:ascii="Consolas" w:eastAsia="Times New Roman" w:hAnsi="Consolas" w:cs="Times New Roman"/>
+          <w:color w:val="9CDCFE"/>
+          <w:sz w:val="24"/>
+          <w:szCs w:val="24"/>
+          <w:lang w:val="en-US" w:eastAsia="it-IT"/>
+        </w:rPr>
+        <w:t>i</w:t>
+      </w:r>
+      <w:r>
+        <w:rPr>
+          <w:rFonts w:ascii="Consolas" w:eastAsia="Times New Roman" w:hAnsi="Consolas" w:cs="Times New Roman"/>
+          <w:color w:val="B4B4B4"/>
+          <w:sz w:val="24"/>
+          <w:szCs w:val="24"/>
+          <w:lang w:val="en-US" w:eastAsia="it-IT"/>
+        </w:rPr>
+        <w:t>*</w:t>
+      </w:r>
+      <w:r>
+        <w:rPr>
+          <w:rFonts w:ascii="Consolas" w:eastAsia="Times New Roman" w:hAnsi="Consolas" w:cs="Times New Roman"/>
+          <w:color w:val="B5CEA8"/>
+          <w:sz w:val="24"/>
+          <w:szCs w:val="24"/>
+          <w:lang w:val="en-US" w:eastAsia="it-IT"/>
+        </w:rPr>
+        <w:t>17</w:t>
+      </w:r>
+      <w:r>
+        <w:rPr>
+          <w:rFonts w:ascii="Consolas" w:eastAsia="Times New Roman" w:hAnsi="Consolas" w:cs="Times New Roman"/>
+          <w:color w:val="B4B4B4"/>
+          <w:sz w:val="24"/>
+          <w:szCs w:val="24"/>
+          <w:lang w:val="en-US" w:eastAsia="it-IT"/>
+        </w:rPr>
+        <w:t>),</w:t>
       </w:r>
       <w:r>
         <w:rPr>
@@ -18986,22 +18402,12 @@
       <w:r>
         <w:rPr>
           <w:rFonts w:ascii="Consolas" w:eastAsia="Times New Roman" w:hAnsi="Consolas" w:cs="Times New Roman"/>
-          <w:color w:val="B4B4B4"/>
+          <w:color w:val="E8C9BB"/>
           <w:sz w:val="24"/>
           <w:szCs w:val="24"/>
           <w:lang w:val="en-US" w:eastAsia="it-IT"/>
         </w:rPr>
-        <w:t>=</w:t>
-      </w:r>
-      <w:r>
-        <w:rPr>
-          <w:rFonts w:ascii="Consolas" w:eastAsia="Times New Roman" w:hAnsi="Consolas" w:cs="Times New Roman"/>
-          <w:color w:val="DADADA"/>
-          <w:sz w:val="24"/>
-          <w:szCs w:val="24"/>
-          <w:lang w:val="en-US" w:eastAsia="it-IT"/>
-        </w:rPr>
-        <w:t xml:space="preserve"> </w:t>
+        <w:t>""</w:t>
       </w:r>
       <w:r>
         <w:rPr>
@@ -19011,387 +18417,6 @@
           <w:szCs w:val="24"/>
           <w:lang w:val="en-US" w:eastAsia="it-IT"/>
         </w:rPr>
-        <w:t>{</w:t>
-      </w:r>
-    </w:p>
-    <w:p>
-      <w:pPr>
-        <w:shd w:val="clear" w:color="auto" w:fill="1E1E1E"/>
-        <w:spacing w:after="0" w:line="330" w:lineRule="atLeast"/>
-        <w:rPr>
-          <w:rFonts w:ascii="Consolas" w:eastAsia="Times New Roman" w:hAnsi="Consolas" w:cs="Times New Roman"/>
-          <w:color w:val="DADADA"/>
-          <w:sz w:val="24"/>
-          <w:szCs w:val="24"/>
-          <w:lang w:val="en-US" w:eastAsia="it-IT"/>
-        </w:rPr>
-      </w:pPr>
-      <w:r>
-        <w:rPr>
-          <w:rFonts w:ascii="Consolas" w:eastAsia="Times New Roman" w:hAnsi="Consolas" w:cs="Times New Roman"/>
-          <w:color w:val="DADADA"/>
-          <w:sz w:val="24"/>
-          <w:szCs w:val="24"/>
-          <w:lang w:val="en-US" w:eastAsia="it-IT"/>
-        </w:rPr>
-        <w:t xml:space="preserve">    </w:t>
-      </w:r>
-      <w:r>
-        <w:rPr>
-          <w:rFonts w:ascii="Consolas" w:eastAsia="Times New Roman" w:hAnsi="Consolas" w:cs="Times New Roman"/>
-          <w:color w:val="E8C9BB"/>
-          <w:sz w:val="24"/>
-          <w:szCs w:val="24"/>
-          <w:lang w:val="en-US" w:eastAsia="it-IT"/>
-        </w:rPr>
-        <w:t>"</w:t>
-      </w:r>
-      <w:r>
-        <w:rPr>
-          <w:rFonts w:ascii="Consolas" w:eastAsia="Times New Roman" w:hAnsi="Consolas" w:cs="Times New Roman"/>
-          <w:color w:val="CE9178"/>
-          <w:sz w:val="24"/>
-          <w:szCs w:val="24"/>
-          <w:lang w:val="en-US" w:eastAsia="it-IT"/>
-        </w:rPr>
-        <w:t>+393334188263</w:t>
-      </w:r>
-      <w:r>
-        <w:rPr>
-          <w:rFonts w:ascii="Consolas" w:eastAsia="Times New Roman" w:hAnsi="Consolas" w:cs="Times New Roman"/>
-          <w:color w:val="E8C9BB"/>
-          <w:sz w:val="24"/>
-          <w:szCs w:val="24"/>
-          <w:lang w:val="en-US" w:eastAsia="it-IT"/>
-        </w:rPr>
-        <w:t>"</w:t>
-      </w:r>
-      <w:r>
-        <w:rPr>
-          <w:rFonts w:ascii="Consolas" w:eastAsia="Times New Roman" w:hAnsi="Consolas" w:cs="Times New Roman"/>
-          <w:color w:val="B4B4B4"/>
-          <w:sz w:val="24"/>
-          <w:szCs w:val="24"/>
-          <w:lang w:val="en-US" w:eastAsia="it-IT"/>
-        </w:rPr>
-        <w:t>,</w:t>
-      </w:r>
-    </w:p>
-    <w:p>
-      <w:pPr>
-        <w:shd w:val="clear" w:color="auto" w:fill="1E1E1E"/>
-        <w:spacing w:after="0" w:line="330" w:lineRule="atLeast"/>
-        <w:rPr>
-          <w:rFonts w:ascii="Consolas" w:eastAsia="Times New Roman" w:hAnsi="Consolas" w:cs="Times New Roman"/>
-          <w:color w:val="DADADA"/>
-          <w:sz w:val="24"/>
-          <w:szCs w:val="24"/>
-          <w:lang w:val="en-US" w:eastAsia="it-IT"/>
-        </w:rPr>
-      </w:pPr>
-      <w:r>
-        <w:rPr>
-          <w:rFonts w:ascii="Consolas" w:eastAsia="Times New Roman" w:hAnsi="Consolas" w:cs="Times New Roman"/>
-          <w:color w:val="DADADA"/>
-          <w:sz w:val="24"/>
-          <w:szCs w:val="24"/>
-          <w:lang w:val="en-US" w:eastAsia="it-IT"/>
-        </w:rPr>
-        <w:t xml:space="preserve">    </w:t>
-      </w:r>
-      <w:r>
-        <w:rPr>
-          <w:rFonts w:ascii="Consolas" w:eastAsia="Times New Roman" w:hAnsi="Consolas" w:cs="Times New Roman"/>
-          <w:color w:val="E8C9BB"/>
-          <w:sz w:val="24"/>
-          <w:szCs w:val="24"/>
-          <w:lang w:val="en-US" w:eastAsia="it-IT"/>
-        </w:rPr>
-        <w:t>""</w:t>
-      </w:r>
-      <w:r>
-        <w:rPr>
-          <w:rFonts w:ascii="Consolas" w:eastAsia="Times New Roman" w:hAnsi="Consolas" w:cs="Times New Roman"/>
-          <w:color w:val="B4B4B4"/>
-          <w:sz w:val="24"/>
-          <w:szCs w:val="24"/>
-          <w:lang w:val="en-US" w:eastAsia="it-IT"/>
-        </w:rPr>
-        <w:t>,</w:t>
-      </w:r>
-    </w:p>
-    <w:p>
-      <w:pPr>
-        <w:shd w:val="clear" w:color="auto" w:fill="1E1E1E"/>
-        <w:spacing w:after="0" w:line="330" w:lineRule="atLeast"/>
-        <w:rPr>
-          <w:rFonts w:ascii="Consolas" w:eastAsia="Times New Roman" w:hAnsi="Consolas" w:cs="Times New Roman"/>
-          <w:color w:val="DADADA"/>
-          <w:sz w:val="24"/>
-          <w:szCs w:val="24"/>
-          <w:lang w:val="en-US" w:eastAsia="it-IT"/>
-        </w:rPr>
-      </w:pPr>
-      <w:r>
-        <w:rPr>
-          <w:rFonts w:ascii="Consolas" w:eastAsia="Times New Roman" w:hAnsi="Consolas" w:cs="Times New Roman"/>
-          <w:color w:val="DADADA"/>
-          <w:sz w:val="24"/>
-          <w:szCs w:val="24"/>
-          <w:lang w:val="en-US" w:eastAsia="it-IT"/>
-        </w:rPr>
-        <w:t xml:space="preserve">    </w:t>
-      </w:r>
-      <w:r>
-        <w:rPr>
-          <w:rFonts w:ascii="Consolas" w:eastAsia="Times New Roman" w:hAnsi="Consolas" w:cs="Times New Roman"/>
-          <w:color w:val="E8C9BB"/>
-          <w:sz w:val="24"/>
-          <w:szCs w:val="24"/>
-          <w:lang w:val="en-US" w:eastAsia="it-IT"/>
-        </w:rPr>
-        <w:t>""</w:t>
-      </w:r>
-      <w:r>
-        <w:rPr>
-          <w:rFonts w:ascii="Consolas" w:eastAsia="Times New Roman" w:hAnsi="Consolas" w:cs="Times New Roman"/>
-          <w:color w:val="B4B4B4"/>
-          <w:sz w:val="24"/>
-          <w:szCs w:val="24"/>
-          <w:lang w:val="en-US" w:eastAsia="it-IT"/>
-        </w:rPr>
-        <w:t>,</w:t>
-      </w:r>
-    </w:p>
-    <w:p>
-      <w:pPr>
-        <w:shd w:val="clear" w:color="auto" w:fill="1E1E1E"/>
-        <w:spacing w:after="0" w:line="330" w:lineRule="atLeast"/>
-        <w:rPr>
-          <w:rFonts w:ascii="Consolas" w:eastAsia="Times New Roman" w:hAnsi="Consolas" w:cs="Times New Roman"/>
-          <w:color w:val="DADADA"/>
-          <w:sz w:val="24"/>
-          <w:szCs w:val="24"/>
-          <w:lang w:val="en-US" w:eastAsia="it-IT"/>
-        </w:rPr>
-      </w:pPr>
-      <w:r>
-        <w:rPr>
-          <w:rFonts w:ascii="Consolas" w:eastAsia="Times New Roman" w:hAnsi="Consolas" w:cs="Times New Roman"/>
-          <w:color w:val="DADADA"/>
-          <w:sz w:val="24"/>
-          <w:szCs w:val="24"/>
-          <w:lang w:val="en-US" w:eastAsia="it-IT"/>
-        </w:rPr>
-        <w:t xml:space="preserve">    </w:t>
-      </w:r>
-      <w:r>
-        <w:rPr>
-          <w:rFonts w:ascii="Consolas" w:eastAsia="Times New Roman" w:hAnsi="Consolas" w:cs="Times New Roman"/>
-          <w:color w:val="E8C9BB"/>
-          <w:sz w:val="24"/>
-          <w:szCs w:val="24"/>
-          <w:lang w:val="en-US" w:eastAsia="it-IT"/>
-        </w:rPr>
-        <w:t>""</w:t>
-      </w:r>
-    </w:p>
-    <w:p>
-      <w:pPr>
-        <w:shd w:val="clear" w:color="auto" w:fill="1E1E1E"/>
-        <w:spacing w:after="0" w:line="330" w:lineRule="atLeast"/>
-        <w:rPr>
-          <w:rFonts w:ascii="Consolas" w:eastAsia="Times New Roman" w:hAnsi="Consolas" w:cs="Times New Roman"/>
-          <w:color w:val="DADADA"/>
-          <w:sz w:val="24"/>
-          <w:szCs w:val="24"/>
-          <w:lang w:val="en-US" w:eastAsia="it-IT"/>
-        </w:rPr>
-      </w:pPr>
-      <w:r>
-        <w:rPr>
-          <w:rFonts w:ascii="Consolas" w:eastAsia="Times New Roman" w:hAnsi="Consolas" w:cs="Times New Roman"/>
-          <w:color w:val="B4B4B4"/>
-          <w:sz w:val="24"/>
-          <w:szCs w:val="24"/>
-          <w:lang w:val="en-US" w:eastAsia="it-IT"/>
-        </w:rPr>
-        <w:t>};</w:t>
-      </w:r>
-    </w:p>
-    <w:p>
-      <w:pPr>
-        <w:rPr>
-          <w:rFonts w:ascii="Arial" w:hAnsi="Arial" w:cs="Arial"/>
-          <w:lang w:val="en-US"/>
-        </w:rPr>
-      </w:pPr>
-    </w:p>
-    <w:p>
-      <w:pPr>
-        <w:rPr>
-          <w:rFonts w:ascii="Arial" w:hAnsi="Arial" w:cs="Arial"/>
-          <w:lang w:val="en-US"/>
-        </w:rPr>
-      </w:pPr>
-      <w:proofErr w:type="spellStart"/>
-      <w:r>
-        <w:rPr>
-          <w:rFonts w:ascii="Arial" w:hAnsi="Arial" w:cs="Arial"/>
-          <w:lang w:val="en-US"/>
-        </w:rPr>
-        <w:t>phoneAut</w:t>
-      </w:r>
-      <w:proofErr w:type="spellEnd"/>
-      <w:r>
-        <w:rPr>
-          <w:rFonts w:ascii="Arial" w:hAnsi="Arial" w:cs="Arial"/>
-          <w:lang w:val="en-US"/>
-        </w:rPr>
-        <w:t xml:space="preserve"> 15 char+”/0” =&gt; 16 char</w:t>
-      </w:r>
-    </w:p>
-    <w:p>
-      <w:pPr>
-        <w:rPr>
-          <w:rFonts w:ascii="Arial" w:hAnsi="Arial" w:cs="Arial"/>
-          <w:lang w:val="en-US"/>
-        </w:rPr>
-      </w:pPr>
-    </w:p>
-    <w:p>
-      <w:pPr>
-        <w:shd w:val="clear" w:color="auto" w:fill="1E1E1E"/>
-        <w:spacing w:after="0" w:line="330" w:lineRule="atLeast"/>
-        <w:rPr>
-          <w:rFonts w:ascii="Consolas" w:eastAsia="Times New Roman" w:hAnsi="Consolas" w:cs="Times New Roman"/>
-          <w:color w:val="DADADA"/>
-          <w:sz w:val="24"/>
-          <w:szCs w:val="24"/>
-          <w:lang w:val="en-US" w:eastAsia="it-IT"/>
-        </w:rPr>
-      </w:pPr>
-      <w:r>
-        <w:rPr>
-          <w:rFonts w:ascii="Consolas" w:eastAsia="Times New Roman" w:hAnsi="Consolas" w:cs="Times New Roman"/>
-          <w:color w:val="DADADA"/>
-          <w:sz w:val="24"/>
-          <w:szCs w:val="24"/>
-          <w:lang w:val="en-US" w:eastAsia="it-IT"/>
-        </w:rPr>
-        <w:t> </w:t>
-      </w:r>
-      <w:proofErr w:type="spellStart"/>
-      <w:r>
-        <w:rPr>
-          <w:rFonts w:ascii="Consolas" w:eastAsia="Times New Roman" w:hAnsi="Consolas" w:cs="Times New Roman"/>
-          <w:color w:val="DCDCAA"/>
-          <w:sz w:val="24"/>
-          <w:szCs w:val="24"/>
-          <w:lang w:val="en-US" w:eastAsia="it-IT"/>
-        </w:rPr>
-        <w:t>writeString</w:t>
-      </w:r>
-      <w:proofErr w:type="spellEnd"/>
-      <w:r>
-        <w:rPr>
-          <w:rFonts w:ascii="Consolas" w:eastAsia="Times New Roman" w:hAnsi="Consolas" w:cs="Times New Roman"/>
-          <w:color w:val="B4B4B4"/>
-          <w:sz w:val="24"/>
-          <w:szCs w:val="24"/>
-          <w:lang w:val="en-US" w:eastAsia="it-IT"/>
-        </w:rPr>
-        <w:t>((</w:t>
-      </w:r>
-      <w:r>
-        <w:rPr>
-          <w:rFonts w:ascii="Consolas" w:eastAsia="Times New Roman" w:hAnsi="Consolas" w:cs="Times New Roman"/>
-          <w:color w:val="B5CEA8"/>
-          <w:sz w:val="24"/>
-          <w:szCs w:val="24"/>
-          <w:lang w:val="en-US" w:eastAsia="it-IT"/>
-        </w:rPr>
-        <w:t>6</w:t>
-      </w:r>
-      <w:r>
-        <w:rPr>
-          <w:rFonts w:ascii="Consolas" w:eastAsia="Times New Roman" w:hAnsi="Consolas" w:cs="Times New Roman"/>
-          <w:color w:val="B4B4B4"/>
-          <w:sz w:val="24"/>
-          <w:szCs w:val="24"/>
-          <w:lang w:val="en-US" w:eastAsia="it-IT"/>
-        </w:rPr>
-        <w:t>+</w:t>
-      </w:r>
-      <w:r>
-        <w:rPr>
-          <w:rFonts w:ascii="Consolas" w:eastAsia="Times New Roman" w:hAnsi="Consolas" w:cs="Times New Roman"/>
-          <w:color w:val="9CDCFE"/>
-          <w:sz w:val="24"/>
-          <w:szCs w:val="24"/>
-          <w:lang w:val="en-US" w:eastAsia="it-IT"/>
-        </w:rPr>
-        <w:t>i</w:t>
-      </w:r>
-      <w:r>
-        <w:rPr>
-          <w:rFonts w:ascii="Consolas" w:eastAsia="Times New Roman" w:hAnsi="Consolas" w:cs="Times New Roman"/>
-          <w:color w:val="B4B4B4"/>
-          <w:sz w:val="24"/>
-          <w:szCs w:val="24"/>
-          <w:lang w:val="en-US" w:eastAsia="it-IT"/>
-        </w:rPr>
-        <w:t>*</w:t>
-      </w:r>
-      <w:r>
-        <w:rPr>
-          <w:rFonts w:ascii="Consolas" w:eastAsia="Times New Roman" w:hAnsi="Consolas" w:cs="Times New Roman"/>
-          <w:color w:val="B5CEA8"/>
-          <w:sz w:val="24"/>
-          <w:szCs w:val="24"/>
-          <w:lang w:val="en-US" w:eastAsia="it-IT"/>
-        </w:rPr>
-        <w:t>17</w:t>
-      </w:r>
-      <w:r>
-        <w:rPr>
-          <w:rFonts w:ascii="Consolas" w:eastAsia="Times New Roman" w:hAnsi="Consolas" w:cs="Times New Roman"/>
-          <w:color w:val="B4B4B4"/>
-          <w:sz w:val="24"/>
-          <w:szCs w:val="24"/>
-          <w:lang w:val="en-US" w:eastAsia="it-IT"/>
-        </w:rPr>
-        <w:t>),</w:t>
-      </w:r>
-      <w:r>
-        <w:rPr>
-          <w:rFonts w:ascii="Consolas" w:eastAsia="Times New Roman" w:hAnsi="Consolas" w:cs="Times New Roman"/>
-          <w:color w:val="DADADA"/>
-          <w:sz w:val="24"/>
-          <w:szCs w:val="24"/>
-          <w:lang w:val="en-US" w:eastAsia="it-IT"/>
-        </w:rPr>
-        <w:t xml:space="preserve"> </w:t>
-      </w:r>
-      <w:r>
-        <w:rPr>
-          <w:rFonts w:ascii="Consolas" w:eastAsia="Times New Roman" w:hAnsi="Consolas" w:cs="Times New Roman"/>
-          <w:color w:val="E8C9BB"/>
-          <w:sz w:val="24"/>
-          <w:szCs w:val="24"/>
-          <w:lang w:val="en-US" w:eastAsia="it-IT"/>
-        </w:rPr>
-        <w:t>""</w:t>
-      </w:r>
-      <w:proofErr w:type="gramStart"/>
-      <w:r>
-        <w:rPr>
-          <w:rFonts w:ascii="Consolas" w:eastAsia="Times New Roman" w:hAnsi="Consolas" w:cs="Times New Roman"/>
-          <w:color w:val="B4B4B4"/>
-          <w:sz w:val="24"/>
-          <w:szCs w:val="24"/>
-          <w:lang w:val="en-US" w:eastAsia="it-IT"/>
-        </w:rPr>
         <w:t>);</w:t>
       </w:r>
       <w:r>
@@ -19402,55 +18427,33 @@
           <w:szCs w:val="24"/>
           <w:lang w:val="en-US" w:eastAsia="it-IT"/>
         </w:rPr>
-        <w:t xml:space="preserve">  /</w:t>
-      </w:r>
-      <w:proofErr w:type="gramEnd"/>
-      <w:r>
+        <w:t xml:space="preserve">  //Initial Address 6 and String type data [16 char])</w:t>
+      </w:r>
+    </w:p>
+    <w:p>
+      <w:pPr>
         <w:rPr>
           <w:rFonts w:ascii="Consolas" w:eastAsia="Times New Roman" w:hAnsi="Consolas" w:cs="Times New Roman"/>
-          <w:color w:val="57A64A"/>
           <w:sz w:val="24"/>
           <w:szCs w:val="24"/>
           <w:lang w:val="en-US" w:eastAsia="it-IT"/>
         </w:rPr>
-        <w:t>/Initial Address 6 and String type data [16 char])</w:t>
-      </w:r>
-    </w:p>
-    <w:p>
-      <w:pPr>
+      </w:pPr>
+    </w:p>
+    <w:p>
+      <w:pPr>
+        <w:rPr>
+          <w:rFonts w:ascii="Arial" w:hAnsi="Arial" w:cs="Arial"/>
+        </w:rPr>
+      </w:pPr>
+      <w:r>
         <w:rPr>
           <w:rFonts w:ascii="Consolas" w:eastAsia="Times New Roman" w:hAnsi="Consolas" w:cs="Times New Roman"/>
           <w:sz w:val="24"/>
           <w:szCs w:val="24"/>
-          <w:lang w:val="en-US" w:eastAsia="it-IT"/>
-        </w:rPr>
-      </w:pPr>
-    </w:p>
-    <w:p>
-      <w:pPr>
-        <w:rPr>
-          <w:rFonts w:ascii="Arial" w:hAnsi="Arial" w:cs="Arial"/>
-        </w:rPr>
-      </w:pPr>
-      <w:proofErr w:type="spellStart"/>
-      <w:r>
-        <w:rPr>
-          <w:rFonts w:ascii="Consolas" w:eastAsia="Times New Roman" w:hAnsi="Consolas" w:cs="Times New Roman"/>
-          <w:sz w:val="24"/>
-          <w:szCs w:val="24"/>
-          <w:lang w:eastAsia="it-IT"/>
-        </w:rPr>
-        <w:t>writeString</w:t>
-      </w:r>
-      <w:proofErr w:type="spellEnd"/>
-      <w:r>
-        <w:rPr>
-          <w:rFonts w:ascii="Consolas" w:eastAsia="Times New Roman" w:hAnsi="Consolas" w:cs="Times New Roman"/>
-          <w:sz w:val="24"/>
-          <w:szCs w:val="24"/>
-          <w:lang w:eastAsia="it-IT"/>
-        </w:rPr>
-        <w:t>((6+i*17), "");  </w:t>
+          <w:lang w:eastAsia="it-IT"/>
+        </w:rPr>
+        <w:t>writeString((6+i*17), "");  </w:t>
       </w:r>
     </w:p>
     <w:p>
@@ -19687,61 +18690,98 @@
           <w:rStyle w:val="CodiceHTML"/>
         </w:rPr>
       </w:pPr>
-      <w:proofErr w:type="gramStart"/>
       <w:r>
         <w:rPr>
           <w:rStyle w:val="CodiceHTML"/>
         </w:rPr>
-        <w:t>23  →</w:t>
-      </w:r>
-      <w:proofErr w:type="gramEnd"/>
-      <w:r>
+        <w:t>23  → inizio A1</w:t>
+      </w:r>
+    </w:p>
+    <w:p>
+      <w:pPr>
+        <w:pStyle w:val="PreformattatoHTML"/>
         <w:rPr>
           <w:rStyle w:val="CodiceHTML"/>
         </w:rPr>
-        <w:t xml:space="preserve"> inizio A1</w:t>
+      </w:pPr>
+      <w:r>
+        <w:rPr>
+          <w:rStyle w:val="CodiceHTML"/>
+        </w:rPr>
+        <w:lastRenderedPageBreak/>
+        <w:t>40  → inizio A2</w:t>
       </w:r>
     </w:p>
     <w:p>
       <w:pPr>
         <w:pStyle w:val="PreformattatoHTML"/>
+      </w:pPr>
+      <w:r>
         <w:rPr>
           <w:rStyle w:val="CodiceHTML"/>
         </w:rPr>
-      </w:pPr>
-      <w:proofErr w:type="gramStart"/>
-      <w:r>
+        <w:t>57  → inizio A3</w:t>
+      </w:r>
+    </w:p>
+    <w:p>
+      <w:pPr>
+        <w:pStyle w:val="NormaleWeb"/>
+      </w:pPr>
+      <w:r>
+        <w:t>Quindi:</w:t>
+      </w:r>
+    </w:p>
+    <w:p>
+      <w:pPr>
+        <w:pStyle w:val="PreformattatoHTML"/>
         <w:rPr>
           <w:rStyle w:val="CodiceHTML"/>
         </w:rPr>
-        <w:lastRenderedPageBreak/>
-        <w:t>40  →</w:t>
-      </w:r>
-      <w:proofErr w:type="gramEnd"/>
+      </w:pPr>
       <w:r>
         <w:rPr>
           <w:rStyle w:val="CodiceHTML"/>
         </w:rPr>
-        <w:t xml:space="preserve"> inizio A2</w:t>
+        <w:t>6  ... 22   Master</w:t>
       </w:r>
     </w:p>
     <w:p>
       <w:pPr>
         <w:pStyle w:val="PreformattatoHTML"/>
-      </w:pPr>
-      <w:proofErr w:type="gramStart"/>
-      <w:r>
         <w:rPr>
           <w:rStyle w:val="CodiceHTML"/>
         </w:rPr>
-        <w:t>57  →</w:t>
-      </w:r>
-      <w:proofErr w:type="gramEnd"/>
+      </w:pPr>
       <w:r>
         <w:rPr>
           <w:rStyle w:val="CodiceHTML"/>
         </w:rPr>
-        <w:t xml:space="preserve"> inizio A3</w:t>
+        <w:t>23 ... 39   A1</w:t>
+      </w:r>
+    </w:p>
+    <w:p>
+      <w:pPr>
+        <w:pStyle w:val="PreformattatoHTML"/>
+        <w:rPr>
+          <w:rStyle w:val="CodiceHTML"/>
+        </w:rPr>
+      </w:pPr>
+      <w:r>
+        <w:rPr>
+          <w:rStyle w:val="CodiceHTML"/>
+        </w:rPr>
+        <w:t>40 ... 56   A2</w:t>
+      </w:r>
+    </w:p>
+    <w:p>
+      <w:pPr>
+        <w:pStyle w:val="PreformattatoHTML"/>
+      </w:pPr>
+      <w:r>
+        <w:rPr>
+          <w:rStyle w:val="CodiceHTML"/>
+        </w:rPr>
+        <w:t>57 ... 73   A3</w:t>
       </w:r>
     </w:p>
     <w:p>
@@ -19749,75 +18789,6 @@
         <w:pStyle w:val="NormaleWeb"/>
       </w:pPr>
       <w:r>
-        <w:t>Quindi:</w:t>
-      </w:r>
-    </w:p>
-    <w:p>
-      <w:pPr>
-        <w:pStyle w:val="PreformattatoHTML"/>
-        <w:rPr>
-          <w:rStyle w:val="CodiceHTML"/>
-        </w:rPr>
-      </w:pPr>
-      <w:proofErr w:type="gramStart"/>
-      <w:r>
-        <w:rPr>
-          <w:rStyle w:val="CodiceHTML"/>
-        </w:rPr>
-        <w:t>6  ...</w:t>
-      </w:r>
-      <w:proofErr w:type="gramEnd"/>
-      <w:r>
-        <w:rPr>
-          <w:rStyle w:val="CodiceHTML"/>
-        </w:rPr>
-        <w:t xml:space="preserve"> 22   Master</w:t>
-      </w:r>
-    </w:p>
-    <w:p>
-      <w:pPr>
-        <w:pStyle w:val="PreformattatoHTML"/>
-        <w:rPr>
-          <w:rStyle w:val="CodiceHTML"/>
-        </w:rPr>
-      </w:pPr>
-      <w:r>
-        <w:rPr>
-          <w:rStyle w:val="CodiceHTML"/>
-        </w:rPr>
-        <w:t>23 ... 39   A1</w:t>
-      </w:r>
-    </w:p>
-    <w:p>
-      <w:pPr>
-        <w:pStyle w:val="PreformattatoHTML"/>
-        <w:rPr>
-          <w:rStyle w:val="CodiceHTML"/>
-        </w:rPr>
-      </w:pPr>
-      <w:r>
-        <w:rPr>
-          <w:rStyle w:val="CodiceHTML"/>
-        </w:rPr>
-        <w:t>40 ... 56   A2</w:t>
-      </w:r>
-    </w:p>
-    <w:p>
-      <w:pPr>
-        <w:pStyle w:val="PreformattatoHTML"/>
-      </w:pPr>
-      <w:r>
-        <w:rPr>
-          <w:rStyle w:val="CodiceHTML"/>
-        </w:rPr>
-        <w:t>57 ... 73   A3</w:t>
-      </w:r>
-    </w:p>
-    <w:p>
-      <w:pPr>
-        <w:pStyle w:val="NormaleWeb"/>
-      </w:pPr>
-      <w:r>
         <w:t xml:space="preserve">Il </w:t>
       </w:r>
       <w:r>
@@ -19836,14 +18807,12 @@
           <w:rFonts w:ascii="Arial" w:hAnsi="Arial" w:cs="Arial"/>
         </w:rPr>
       </w:pPr>
-      <w:proofErr w:type="spellStart"/>
       <w:r>
         <w:rPr>
           <w:rFonts w:ascii="Arial" w:hAnsi="Arial" w:cs="Arial"/>
         </w:rPr>
         <w:t>EStr</w:t>
       </w:r>
-      <w:proofErr w:type="spellEnd"/>
     </w:p>
     <w:p>
       <w:pPr>
@@ -19851,14 +18820,12 @@
           <w:rFonts w:ascii="Arial" w:hAnsi="Arial" w:cs="Arial"/>
         </w:rPr>
       </w:pPr>
-      <w:proofErr w:type="spellStart"/>
       <w:r>
         <w:rPr>
           <w:rFonts w:ascii="Arial" w:hAnsi="Arial" w:cs="Arial"/>
         </w:rPr>
         <w:t>phoneAuth</w:t>
       </w:r>
-      <w:proofErr w:type="spellEnd"/>
     </w:p>
     <w:p>
       <w:pPr>
@@ -21542,7 +20509,7 @@
   <w:style w:type="paragraph" w:default="1" w:styleId="Normale">
     <w:name w:val="Normal"/>
     <w:qFormat/>
-    <w:rsid w:val="0003154A"/>
+    <w:rsid w:val="00704D2F"/>
   </w:style>
   <w:style w:type="paragraph" w:styleId="Titolo3">
     <w:name w:val="heading 3"/>

--- a/SMS Manager for Power monitoring.docx
+++ b/SMS Manager for Power monitoring.docx
@@ -66,6 +66,7 @@
         </w:rPr>
         <w:t xml:space="preserve">  </w:t>
       </w:r>
+      <w:proofErr w:type="spellStart"/>
       <w:r>
         <w:rPr>
           <w:rFonts w:ascii="Arial" w:eastAsia="Times New Roman" w:hAnsi="Arial" w:cs="Arial"/>
@@ -76,7 +77,20 @@
           <w:szCs w:val="28"/>
           <w:lang w:val="en-US" w:eastAsia="it-IT"/>
         </w:rPr>
-        <w:t>Specifiche:</w:t>
+        <w:t>Specifiche</w:t>
+      </w:r>
+      <w:proofErr w:type="spellEnd"/>
+      <w:r>
+        <w:rPr>
+          <w:rFonts w:ascii="Arial" w:eastAsia="Times New Roman" w:hAnsi="Arial" w:cs="Arial"/>
+          <w:b/>
+          <w:bCs/>
+          <w:color w:val="000000" w:themeColor="text1"/>
+          <w:sz w:val="28"/>
+          <w:szCs w:val="28"/>
+          <w:lang w:val="en-US" w:eastAsia="it-IT"/>
+        </w:rPr>
+        <w:t>:</w:t>
       </w:r>
     </w:p>
     <w:p>
@@ -130,7 +144,29 @@
           <w:szCs w:val="24"/>
           <w:lang w:eastAsia="it-IT"/>
         </w:rPr>
-        <w:t>  -     Reinizializzazione ogni 24 ore (ogni giorno) ad ora prestabilita</w:t>
+        <w:t>  -     </w:t>
+      </w:r>
+      <w:proofErr w:type="spellStart"/>
+      <w:r>
+        <w:rPr>
+          <w:rFonts w:ascii="Arial" w:eastAsia="Times New Roman" w:hAnsi="Arial" w:cs="Arial"/>
+          <w:color w:val="000000" w:themeColor="text1"/>
+          <w:sz w:val="24"/>
+          <w:szCs w:val="24"/>
+          <w:lang w:eastAsia="it-IT"/>
+        </w:rPr>
+        <w:t>Reinizializzazione</w:t>
+      </w:r>
+      <w:proofErr w:type="spellEnd"/>
+      <w:r>
+        <w:rPr>
+          <w:rFonts w:ascii="Arial" w:eastAsia="Times New Roman" w:hAnsi="Arial" w:cs="Arial"/>
+          <w:color w:val="000000" w:themeColor="text1"/>
+          <w:sz w:val="24"/>
+          <w:szCs w:val="24"/>
+          <w:lang w:eastAsia="it-IT"/>
+        </w:rPr>
+        <w:t xml:space="preserve"> ogni 24 ore (ogni giorno) ad ora prestabilita</w:t>
       </w:r>
       <w:r>
         <w:rPr>
@@ -398,7 +434,29 @@
           <w:szCs w:val="24"/>
           <w:lang w:eastAsia="it-IT"/>
         </w:rPr>
-        <w:t xml:space="preserve"> Comando SMS (D)  Cancellazione numeri ausiliari</w:t>
+        <w:t xml:space="preserve"> Comando SMS (D</w:t>
+      </w:r>
+      <w:proofErr w:type="gramStart"/>
+      <w:r>
+        <w:rPr>
+          <w:rFonts w:ascii="Arial" w:eastAsia="Times New Roman" w:hAnsi="Arial" w:cs="Arial"/>
+          <w:color w:val="000000" w:themeColor="text1"/>
+          <w:sz w:val="24"/>
+          <w:szCs w:val="24"/>
+          <w:lang w:eastAsia="it-IT"/>
+        </w:rPr>
+        <w:t>)  Cancellazione</w:t>
+      </w:r>
+      <w:proofErr w:type="gramEnd"/>
+      <w:r>
+        <w:rPr>
+          <w:rFonts w:ascii="Arial" w:eastAsia="Times New Roman" w:hAnsi="Arial" w:cs="Arial"/>
+          <w:color w:val="000000" w:themeColor="text1"/>
+          <w:sz w:val="24"/>
+          <w:szCs w:val="24"/>
+          <w:lang w:eastAsia="it-IT"/>
+        </w:rPr>
+        <w:t xml:space="preserve"> numeri ausiliari</w:t>
       </w:r>
     </w:p>
     <w:p>
@@ -453,8 +511,9 @@
           <w:szCs w:val="24"/>
           <w:lang w:eastAsia="it-IT"/>
         </w:rPr>
-        <w:t>Master V</w:t>
-      </w:r>
+        <w:t xml:space="preserve">Master </w:t>
+      </w:r>
+      <w:proofErr w:type="gramStart"/>
       <w:r>
         <w:rPr>
           <w:rFonts w:ascii="Arial" w:eastAsia="Times New Roman" w:hAnsi="Arial" w:cs="Arial"/>
@@ -465,6 +524,18 @@
           <w:szCs w:val="24"/>
           <w:lang w:eastAsia="it-IT"/>
         </w:rPr>
+        <w:t>V</w:t>
+      </w:r>
+      <w:r>
+        <w:rPr>
+          <w:rFonts w:ascii="Arial" w:eastAsia="Times New Roman" w:hAnsi="Arial" w:cs="Arial"/>
+          <w:i/>
+          <w:iCs/>
+          <w:color w:val="000000" w:themeColor="text1"/>
+          <w:sz w:val="24"/>
+          <w:szCs w:val="24"/>
+          <w:lang w:eastAsia="it-IT"/>
+        </w:rPr>
         <w:t>uoto</w:t>
       </w:r>
       <w:r>
@@ -475,7 +546,18 @@
           <w:szCs w:val="24"/>
           <w:lang w:eastAsia="it-IT"/>
         </w:rPr>
-        <w:t xml:space="preserve">  Comando SMS (</w:t>
+        <w:t xml:space="preserve">  Comando</w:t>
+      </w:r>
+      <w:proofErr w:type="gramEnd"/>
+      <w:r>
+        <w:rPr>
+          <w:rFonts w:ascii="Arial" w:eastAsia="Times New Roman" w:hAnsi="Arial" w:cs="Arial"/>
+          <w:color w:val="000000" w:themeColor="text1"/>
+          <w:sz w:val="24"/>
+          <w:szCs w:val="24"/>
+          <w:lang w:eastAsia="it-IT"/>
+        </w:rPr>
+        <w:t xml:space="preserve"> SMS (</w:t>
       </w:r>
       <w:r>
         <w:rPr>
@@ -612,17 +694,41 @@
           <w:szCs w:val="24"/>
           <w:lang w:eastAsia="it-IT"/>
         </w:rPr>
-        <w:t>Da Master</w:t>
-      </w:r>
-      <w:r>
-        <w:rPr>
-          <w:rFonts w:ascii="Arial" w:eastAsia="Times New Roman" w:hAnsi="Arial" w:cs="Arial"/>
-          <w:color w:val="000000" w:themeColor="text1"/>
-          <w:sz w:val="24"/>
-          <w:szCs w:val="24"/>
-          <w:lang w:eastAsia="it-IT"/>
-        </w:rPr>
-        <w:t xml:space="preserve">  Comando SMS (</w:t>
+        <w:t xml:space="preserve">Da </w:t>
+      </w:r>
+      <w:proofErr w:type="gramStart"/>
+      <w:r>
+        <w:rPr>
+          <w:rFonts w:ascii="Arial" w:eastAsia="Times New Roman" w:hAnsi="Arial" w:cs="Arial"/>
+          <w:i/>
+          <w:iCs/>
+          <w:color w:val="000000" w:themeColor="text1"/>
+          <w:sz w:val="24"/>
+          <w:szCs w:val="24"/>
+          <w:lang w:eastAsia="it-IT"/>
+        </w:rPr>
+        <w:t>Master</w:t>
+      </w:r>
+      <w:r>
+        <w:rPr>
+          <w:rFonts w:ascii="Arial" w:eastAsia="Times New Roman" w:hAnsi="Arial" w:cs="Arial"/>
+          <w:color w:val="000000" w:themeColor="text1"/>
+          <w:sz w:val="24"/>
+          <w:szCs w:val="24"/>
+          <w:lang w:eastAsia="it-IT"/>
+        </w:rPr>
+        <w:t xml:space="preserve">  Comando</w:t>
+      </w:r>
+      <w:proofErr w:type="gramEnd"/>
+      <w:r>
+        <w:rPr>
+          <w:rFonts w:ascii="Arial" w:eastAsia="Times New Roman" w:hAnsi="Arial" w:cs="Arial"/>
+          <w:color w:val="000000" w:themeColor="text1"/>
+          <w:sz w:val="24"/>
+          <w:szCs w:val="24"/>
+          <w:lang w:eastAsia="it-IT"/>
+        </w:rPr>
+        <w:t xml:space="preserve"> SMS (</w:t>
       </w:r>
       <w:r>
         <w:rPr>
@@ -692,7 +798,29 @@
           <w:szCs w:val="24"/>
           <w:lang w:eastAsia="it-IT"/>
         </w:rPr>
-        <w:t>su comando M (per definizione Master da vuoto) o factory reset da comando M</w:t>
+        <w:t xml:space="preserve">su comando M (per definizione Master da vuoto) o </w:t>
+      </w:r>
+      <w:proofErr w:type="spellStart"/>
+      <w:r>
+        <w:rPr>
+          <w:rFonts w:ascii="Arial" w:eastAsia="Times New Roman" w:hAnsi="Arial" w:cs="Arial"/>
+          <w:color w:val="000000" w:themeColor="text1"/>
+          <w:sz w:val="24"/>
+          <w:szCs w:val="24"/>
+          <w:lang w:eastAsia="it-IT"/>
+        </w:rPr>
+        <w:t>factory</w:t>
+      </w:r>
+      <w:proofErr w:type="spellEnd"/>
+      <w:r>
+        <w:rPr>
+          <w:rFonts w:ascii="Arial" w:eastAsia="Times New Roman" w:hAnsi="Arial" w:cs="Arial"/>
+          <w:color w:val="000000" w:themeColor="text1"/>
+          <w:sz w:val="24"/>
+          <w:szCs w:val="24"/>
+          <w:lang w:eastAsia="it-IT"/>
+        </w:rPr>
+        <w:t xml:space="preserve"> reset da comando M</w:t>
       </w:r>
     </w:p>
     <w:p>
@@ -796,6 +924,7 @@
         </w:rPr>
         <w:t xml:space="preserve"> Comando SMS (</w:t>
       </w:r>
+      <w:proofErr w:type="spellStart"/>
       <w:r>
         <w:rPr>
           <w:rFonts w:ascii="Arial" w:eastAsia="Times New Roman" w:hAnsi="Arial" w:cs="Arial"/>
@@ -826,6 +955,7 @@
         </w:rPr>
         <w:t>PinVecchio+PinNuovo</w:t>
       </w:r>
+      <w:proofErr w:type="spellEnd"/>
       <w:r>
         <w:rPr>
           <w:rFonts w:ascii="Arial" w:eastAsia="Times New Roman" w:hAnsi="Arial" w:cs="Arial"/>
@@ -905,17 +1035,51 @@
           <w:szCs w:val="24"/>
           <w:lang w:eastAsia="it-IT"/>
         </w:rPr>
-        <w:t xml:space="preserve">(NON Implementato)    Salvataggio STATO </w:t>
-      </w:r>
-      <w:r>
-        <w:rPr>
-          <w:rFonts w:ascii="Arial" w:eastAsia="Times New Roman" w:hAnsi="Arial" w:cs="Arial"/>
-          <w:color w:val="000000" w:themeColor="text1"/>
-          <w:sz w:val="24"/>
-          <w:szCs w:val="24"/>
-          <w:lang w:eastAsia="it-IT"/>
-        </w:rPr>
-        <w:t xml:space="preserve">Pwr </w:t>
+        <w:t xml:space="preserve">(NON </w:t>
+      </w:r>
+      <w:proofErr w:type="gramStart"/>
+      <w:r>
+        <w:rPr>
+          <w:rFonts w:ascii="Arial" w:eastAsia="Times New Roman" w:hAnsi="Arial" w:cs="Arial"/>
+          <w:color w:val="000000" w:themeColor="text1"/>
+          <w:sz w:val="24"/>
+          <w:szCs w:val="24"/>
+          <w:lang w:eastAsia="it-IT"/>
+        </w:rPr>
+        <w:t>Implementato)  Salvataggio</w:t>
+      </w:r>
+      <w:proofErr w:type="gramEnd"/>
+      <w:r>
+        <w:rPr>
+          <w:rFonts w:ascii="Arial" w:eastAsia="Times New Roman" w:hAnsi="Arial" w:cs="Arial"/>
+          <w:color w:val="000000" w:themeColor="text1"/>
+          <w:sz w:val="24"/>
+          <w:szCs w:val="24"/>
+          <w:lang w:eastAsia="it-IT"/>
+        </w:rPr>
+        <w:t xml:space="preserve"> STATO </w:t>
+      </w:r>
+      <w:proofErr w:type="spellStart"/>
+      <w:r>
+        <w:rPr>
+          <w:rFonts w:ascii="Arial" w:eastAsia="Times New Roman" w:hAnsi="Arial" w:cs="Arial"/>
+          <w:color w:val="000000" w:themeColor="text1"/>
+          <w:sz w:val="24"/>
+          <w:szCs w:val="24"/>
+          <w:lang w:eastAsia="it-IT"/>
+        </w:rPr>
+        <w:t>Pwr</w:t>
+      </w:r>
+      <w:proofErr w:type="spellEnd"/>
+      <w:r>
+        <w:rPr>
+          <w:rFonts w:ascii="Arial" w:eastAsia="Times New Roman" w:hAnsi="Arial" w:cs="Arial"/>
+          <w:color w:val="000000" w:themeColor="text1"/>
+          <w:sz w:val="24"/>
+          <w:szCs w:val="24"/>
+          <w:lang w:eastAsia="it-IT"/>
+        </w:rPr>
+        <w:t xml:space="preserve"> </w:t>
       </w:r>
       <w:r>
         <w:rPr>
@@ -966,6 +1130,11 @@
     </w:p>
     <w:p>
       <w:pPr>
+        <w:pStyle w:val="Paragrafoelenco"/>
+        <w:numPr>
+          <w:ilvl w:val="0"/>
+          <w:numId w:val="10"/>
+        </w:numPr>
         <w:spacing w:after="240" w:line="330" w:lineRule="atLeast"/>
         <w:rPr>
           <w:rFonts w:ascii="Arial" w:eastAsia="Times New Roman" w:hAnsi="Arial" w:cs="Arial"/>
@@ -983,11 +1152,36 @@
           <w:szCs w:val="24"/>
           <w:lang w:eastAsia="it-IT"/>
         </w:rPr>
-        <w:t>  - NON Ancora set/reset pin uscita da SMS numero richiedente abilitato</w:t>
-      </w:r>
-    </w:p>
-    <w:p>
-      <w:pPr>
+        <w:t>NON Ancora</w:t>
+      </w:r>
+      <w:r>
+        <w:rPr>
+          <w:rFonts w:ascii="Arial" w:eastAsia="Times New Roman" w:hAnsi="Arial" w:cs="Arial"/>
+          <w:color w:val="000000" w:themeColor="text1"/>
+          <w:sz w:val="24"/>
+          <w:szCs w:val="24"/>
+          <w:lang w:eastAsia="it-IT"/>
+        </w:rPr>
+        <w:t xml:space="preserve">: </w:t>
+      </w:r>
+      <w:r>
+        <w:rPr>
+          <w:rFonts w:ascii="Arial" w:eastAsia="Times New Roman" w:hAnsi="Arial" w:cs="Arial"/>
+          <w:color w:val="000000" w:themeColor="text1"/>
+          <w:sz w:val="24"/>
+          <w:szCs w:val="24"/>
+          <w:lang w:eastAsia="it-IT"/>
+        </w:rPr>
+        <w:t>set/reset pin uscita da SMS numero richiedente abilitato</w:t>
+      </w:r>
+    </w:p>
+    <w:p>
+      <w:pPr>
+        <w:pStyle w:val="Paragrafoelenco"/>
+        <w:numPr>
+          <w:ilvl w:val="0"/>
+          <w:numId w:val="10"/>
+        </w:numPr>
         <w:spacing w:after="240" w:line="330" w:lineRule="atLeast"/>
         <w:rPr>
           <w:rFonts w:ascii="Arial" w:eastAsia="Times New Roman" w:hAnsi="Arial" w:cs="Arial"/>
@@ -1005,8 +1199,109 @@
           <w:szCs w:val="24"/>
           <w:lang w:eastAsia="it-IT"/>
         </w:rPr>
-        <w:t>  - NON Ancora Stato pin ingresso su richiesta SMS a numero richiedente abilitato</w:t>
-      </w:r>
+        <w:t>NON Ancora</w:t>
+      </w:r>
+      <w:r>
+        <w:rPr>
+          <w:rFonts w:ascii="Arial" w:eastAsia="Times New Roman" w:hAnsi="Arial" w:cs="Arial"/>
+          <w:color w:val="000000" w:themeColor="text1"/>
+          <w:sz w:val="24"/>
+          <w:szCs w:val="24"/>
+          <w:lang w:eastAsia="it-IT"/>
+        </w:rPr>
+        <w:t xml:space="preserve">: </w:t>
+      </w:r>
+      <w:r>
+        <w:rPr>
+          <w:rFonts w:ascii="Arial" w:eastAsia="Times New Roman" w:hAnsi="Arial" w:cs="Arial"/>
+          <w:color w:val="000000" w:themeColor="text1"/>
+          <w:sz w:val="24"/>
+          <w:szCs w:val="24"/>
+          <w:lang w:eastAsia="it-IT"/>
+        </w:rPr>
+        <w:t>Stato pin ingresso su richiesta SMS a numero richiedente abilitato</w:t>
+      </w:r>
+    </w:p>
+    <w:p>
+      <w:pPr>
+        <w:pStyle w:val="Paragrafoelenco"/>
+        <w:numPr>
+          <w:ilvl w:val="0"/>
+          <w:numId w:val="10"/>
+        </w:numPr>
+        <w:spacing w:after="240" w:line="330" w:lineRule="atLeast"/>
+        <w:rPr>
+          <w:rFonts w:ascii="Arial" w:eastAsia="Times New Roman" w:hAnsi="Arial" w:cs="Arial"/>
+          <w:color w:val="000000" w:themeColor="text1"/>
+          <w:sz w:val="24"/>
+          <w:szCs w:val="24"/>
+          <w:lang w:eastAsia="it-IT"/>
+        </w:rPr>
+      </w:pPr>
+      <w:r>
+        <w:rPr>
+          <w:rFonts w:ascii="Arial" w:eastAsia="Times New Roman" w:hAnsi="Arial" w:cs="Arial"/>
+          <w:color w:val="000000" w:themeColor="text1"/>
+          <w:sz w:val="24"/>
+          <w:szCs w:val="24"/>
+          <w:lang w:eastAsia="it-IT"/>
+        </w:rPr>
+        <w:t>NON Ancora</w:t>
+      </w:r>
+      <w:r>
+        <w:rPr>
+          <w:rFonts w:ascii="Arial" w:eastAsia="Times New Roman" w:hAnsi="Arial" w:cs="Arial"/>
+          <w:color w:val="000000" w:themeColor="text1"/>
+          <w:sz w:val="24"/>
+          <w:szCs w:val="24"/>
+          <w:lang w:eastAsia="it-IT"/>
+        </w:rPr>
+        <w:t xml:space="preserve">: </w:t>
+      </w:r>
+      <w:r>
+        <w:rPr>
+          <w:rFonts w:ascii="Arial" w:eastAsia="Times New Roman" w:hAnsi="Arial" w:cs="Arial"/>
+          <w:color w:val="000000" w:themeColor="text1"/>
+          <w:sz w:val="24"/>
+          <w:szCs w:val="24"/>
+          <w:lang w:eastAsia="it-IT"/>
+        </w:rPr>
+        <w:t>Comando I(</w:t>
+      </w:r>
+      <w:proofErr w:type="spellStart"/>
+      <w:r>
+        <w:rPr>
+          <w:rFonts w:ascii="Arial" w:eastAsia="Times New Roman" w:hAnsi="Arial" w:cs="Arial"/>
+          <w:color w:val="000000" w:themeColor="text1"/>
+          <w:sz w:val="24"/>
+          <w:szCs w:val="24"/>
+          <w:lang w:eastAsia="it-IT"/>
+        </w:rPr>
+        <w:t>nfo</w:t>
+      </w:r>
+      <w:proofErr w:type="spellEnd"/>
+      <w:r>
+        <w:rPr>
+          <w:rFonts w:ascii="Arial" w:eastAsia="Times New Roman" w:hAnsi="Arial" w:cs="Arial"/>
+          <w:color w:val="000000" w:themeColor="text1"/>
+          <w:sz w:val="24"/>
+          <w:szCs w:val="24"/>
+          <w:lang w:eastAsia="it-IT"/>
+        </w:rPr>
+        <w:t>) per SMS SALDO residuo</w:t>
+      </w:r>
+    </w:p>
+    <w:p>
+      <w:pPr>
+        <w:spacing w:after="240" w:line="330" w:lineRule="atLeast"/>
+        <w:rPr>
+          <w:rFonts w:ascii="Arial" w:eastAsia="Times New Roman" w:hAnsi="Arial" w:cs="Arial"/>
+          <w:color w:val="000000" w:themeColor="text1"/>
+          <w:sz w:val="24"/>
+          <w:szCs w:val="24"/>
+          <w:lang w:eastAsia="it-IT"/>
+        </w:rPr>
+      </w:pPr>
     </w:p>
     <w:p>
       <w:pPr>
@@ -1109,7 +1404,29 @@
           <w:szCs w:val="24"/>
           <w:lang w:eastAsia="it-IT"/>
         </w:rPr>
-        <w:t>- Monitora la tensione di rete tramite un trasformatore e la libreria EmonLib.</w:t>
+        <w:t xml:space="preserve">- Monitora la tensione di rete tramite un trasformatore e la libreria </w:t>
+      </w:r>
+      <w:proofErr w:type="spellStart"/>
+      <w:r>
+        <w:rPr>
+          <w:rFonts w:ascii="Arial" w:eastAsia="Times New Roman" w:hAnsi="Arial" w:cs="Arial"/>
+          <w:color w:val="000000" w:themeColor="text1"/>
+          <w:sz w:val="24"/>
+          <w:szCs w:val="24"/>
+          <w:lang w:eastAsia="it-IT"/>
+        </w:rPr>
+        <w:t>EmonLib</w:t>
+      </w:r>
+      <w:proofErr w:type="spellEnd"/>
+      <w:r>
+        <w:rPr>
+          <w:rFonts w:ascii="Arial" w:eastAsia="Times New Roman" w:hAnsi="Arial" w:cs="Arial"/>
+          <w:color w:val="000000" w:themeColor="text1"/>
+          <w:sz w:val="24"/>
+          <w:szCs w:val="24"/>
+          <w:lang w:eastAsia="it-IT"/>
+        </w:rPr>
+        <w:t>.</w:t>
       </w:r>
     </w:p>
     <w:p>
@@ -1803,7 +2120,29 @@
           <w:szCs w:val="24"/>
           <w:lang w:eastAsia="it-IT"/>
         </w:rPr>
-        <w:t xml:space="preserve"> Factory reset - </w:t>
+        <w:t xml:space="preserve"> </w:t>
+      </w:r>
+      <w:proofErr w:type="spellStart"/>
+      <w:r>
+        <w:rPr>
+          <w:rFonts w:ascii="Arial" w:eastAsia="Times New Roman" w:hAnsi="Arial" w:cs="Arial"/>
+          <w:color w:val="000000" w:themeColor="text1"/>
+          <w:sz w:val="24"/>
+          <w:szCs w:val="24"/>
+          <w:lang w:eastAsia="it-IT"/>
+        </w:rPr>
+        <w:t>Factory</w:t>
+      </w:r>
+      <w:proofErr w:type="spellEnd"/>
+      <w:r>
+        <w:rPr>
+          <w:rFonts w:ascii="Arial" w:eastAsia="Times New Roman" w:hAnsi="Arial" w:cs="Arial"/>
+          <w:color w:val="000000" w:themeColor="text1"/>
+          <w:sz w:val="24"/>
+          <w:szCs w:val="24"/>
+          <w:lang w:eastAsia="it-IT"/>
+        </w:rPr>
+        <w:t xml:space="preserve"> reset - </w:t>
       </w:r>
       <w:r>
         <w:rPr>
@@ -2046,7 +2385,85 @@
           <w:szCs w:val="24"/>
           <w:lang w:eastAsia="it-IT"/>
         </w:rPr>
-        <w:t>Paese       Prefisso  Esempio internazionale  Cifre numeriche*  Caratteri con +</w:t>
+        <w:t xml:space="preserve">Paese       </w:t>
+      </w:r>
+      <w:proofErr w:type="gramStart"/>
+      <w:r>
+        <w:rPr>
+          <w:rFonts w:ascii="Arial" w:eastAsia="Times New Roman" w:hAnsi="Arial" w:cs="Arial"/>
+          <w:b/>
+          <w:bCs/>
+          <w:color w:val="000000" w:themeColor="text1"/>
+          <w:sz w:val="24"/>
+          <w:szCs w:val="24"/>
+          <w:lang w:eastAsia="it-IT"/>
+        </w:rPr>
+        <w:t>Prefisso  Esempio</w:t>
+      </w:r>
+      <w:proofErr w:type="gramEnd"/>
+      <w:r>
+        <w:rPr>
+          <w:rFonts w:ascii="Arial" w:eastAsia="Times New Roman" w:hAnsi="Arial" w:cs="Arial"/>
+          <w:b/>
+          <w:bCs/>
+          <w:color w:val="000000" w:themeColor="text1"/>
+          <w:sz w:val="24"/>
+          <w:szCs w:val="24"/>
+          <w:lang w:eastAsia="it-IT"/>
+        </w:rPr>
+        <w:t xml:space="preserve"> </w:t>
+      </w:r>
+      <w:proofErr w:type="gramStart"/>
+      <w:r>
+        <w:rPr>
+          <w:rFonts w:ascii="Arial" w:eastAsia="Times New Roman" w:hAnsi="Arial" w:cs="Arial"/>
+          <w:b/>
+          <w:bCs/>
+          <w:color w:val="000000" w:themeColor="text1"/>
+          <w:sz w:val="24"/>
+          <w:szCs w:val="24"/>
+          <w:lang w:eastAsia="it-IT"/>
+        </w:rPr>
+        <w:t>internazionale  Cifre</w:t>
+      </w:r>
+      <w:proofErr w:type="gramEnd"/>
+      <w:r>
+        <w:rPr>
+          <w:rFonts w:ascii="Arial" w:eastAsia="Times New Roman" w:hAnsi="Arial" w:cs="Arial"/>
+          <w:b/>
+          <w:bCs/>
+          <w:color w:val="000000" w:themeColor="text1"/>
+          <w:sz w:val="24"/>
+          <w:szCs w:val="24"/>
+          <w:lang w:eastAsia="it-IT"/>
+        </w:rPr>
+        <w:t xml:space="preserve"> numeriche</w:t>
+      </w:r>
+      <w:proofErr w:type="gramStart"/>
+      <w:r>
+        <w:rPr>
+          <w:rFonts w:ascii="Arial" w:eastAsia="Times New Roman" w:hAnsi="Arial" w:cs="Arial"/>
+          <w:b/>
+          <w:bCs/>
+          <w:color w:val="000000" w:themeColor="text1"/>
+          <w:sz w:val="24"/>
+          <w:szCs w:val="24"/>
+          <w:lang w:eastAsia="it-IT"/>
+        </w:rPr>
+        <w:t>*  Caratteri</w:t>
+      </w:r>
+      <w:proofErr w:type="gramEnd"/>
+      <w:r>
+        <w:rPr>
+          <w:rFonts w:ascii="Arial" w:eastAsia="Times New Roman" w:hAnsi="Arial" w:cs="Arial"/>
+          <w:b/>
+          <w:bCs/>
+          <w:color w:val="000000" w:themeColor="text1"/>
+          <w:sz w:val="24"/>
+          <w:szCs w:val="24"/>
+          <w:lang w:eastAsia="it-IT"/>
+        </w:rPr>
+        <w:t xml:space="preserve"> con +</w:t>
       </w:r>
     </w:p>
     <w:p>
@@ -2474,7 +2891,29 @@
           <w:szCs w:val="24"/>
           <w:lang w:eastAsia="it-IT"/>
         </w:rPr>
-        <w:t>+358  +358451234567</w:t>
+        <w:t>+</w:t>
+      </w:r>
+      <w:proofErr w:type="gramStart"/>
+      <w:r>
+        <w:rPr>
+          <w:rFonts w:ascii="Arial" w:eastAsia="Times New Roman" w:hAnsi="Arial" w:cs="Arial"/>
+          <w:color w:val="000000" w:themeColor="text1"/>
+          <w:sz w:val="24"/>
+          <w:szCs w:val="24"/>
+          <w:lang w:eastAsia="it-IT"/>
+        </w:rPr>
+        <w:t>358  +</w:t>
+      </w:r>
+      <w:proofErr w:type="gramEnd"/>
+      <w:r>
+        <w:rPr>
+          <w:rFonts w:ascii="Arial" w:eastAsia="Times New Roman" w:hAnsi="Arial" w:cs="Arial"/>
+          <w:color w:val="000000" w:themeColor="text1"/>
+          <w:sz w:val="24"/>
+          <w:szCs w:val="24"/>
+          <w:lang w:eastAsia="it-IT"/>
+        </w:rPr>
+        <w:t>358451234567</w:t>
       </w:r>
       <w:r>
         <w:rPr>
@@ -3155,7 +3594,29 @@
           <w:szCs w:val="24"/>
           <w:lang w:eastAsia="it-IT"/>
         </w:rPr>
-        <w:t>PIN (5 Char)                    I -F    Profondità</w:t>
+        <w:t xml:space="preserve">PIN (5 </w:t>
+      </w:r>
+      <w:proofErr w:type="gramStart"/>
+      <w:r>
+        <w:rPr>
+          <w:rFonts w:ascii="Arial" w:eastAsia="Times New Roman" w:hAnsi="Arial" w:cs="Arial"/>
+          <w:color w:val="000000" w:themeColor="text1"/>
+          <w:sz w:val="24"/>
+          <w:szCs w:val="24"/>
+          <w:lang w:eastAsia="it-IT"/>
+        </w:rPr>
+        <w:t xml:space="preserve">Char)   </w:t>
+      </w:r>
+      <w:proofErr w:type="gramEnd"/>
+      <w:r>
+        <w:rPr>
+          <w:rFonts w:ascii="Arial" w:eastAsia="Times New Roman" w:hAnsi="Arial" w:cs="Arial"/>
+          <w:color w:val="000000" w:themeColor="text1"/>
+          <w:sz w:val="24"/>
+          <w:szCs w:val="24"/>
+          <w:lang w:eastAsia="it-IT"/>
+        </w:rPr>
+        <w:t>                 I -F    Profondità</w:t>
       </w:r>
     </w:p>
     <w:p>
@@ -3177,7 +3638,29 @@
           <w:szCs w:val="24"/>
           <w:lang w:eastAsia="it-IT"/>
         </w:rPr>
-        <w:t>          6      Inizio PIN     06-11   6 (5 cifre+\0)=6 caratteri</w:t>
+        <w:t>          6      Inizio PIN     06-11   6 (5 cifre+\</w:t>
+      </w:r>
+      <w:proofErr w:type="gramStart"/>
+      <w:r>
+        <w:rPr>
+          <w:rFonts w:ascii="Arial" w:eastAsia="Times New Roman" w:hAnsi="Arial" w:cs="Arial"/>
+          <w:color w:val="000000" w:themeColor="text1"/>
+          <w:sz w:val="24"/>
+          <w:szCs w:val="24"/>
+          <w:lang w:eastAsia="it-IT"/>
+        </w:rPr>
+        <w:t>0)=</w:t>
+      </w:r>
+      <w:proofErr w:type="gramEnd"/>
+      <w:r>
+        <w:rPr>
+          <w:rFonts w:ascii="Arial" w:eastAsia="Times New Roman" w:hAnsi="Arial" w:cs="Arial"/>
+          <w:color w:val="000000" w:themeColor="text1"/>
+          <w:sz w:val="24"/>
+          <w:szCs w:val="24"/>
+          <w:lang w:eastAsia="it-IT"/>
+        </w:rPr>
+        <w:t>6 caratteri</w:t>
       </w:r>
     </w:p>
     <w:p>
@@ -3263,12 +3746,10 @@
           <w:szCs w:val="24"/>
           <w:lang w:val="en-US" w:eastAsia="it-IT"/>
         </w:rPr>
-        <w:t>n. telefono:</w:t>
-      </w:r>
-    </w:p>
-    <w:p>
-      <w:pPr>
-        <w:spacing w:after="240" w:line="330" w:lineRule="atLeast"/>
+        <w:t xml:space="preserve">n. </w:t>
+      </w:r>
+      <w:proofErr w:type="spellStart"/>
+      <w:r>
         <w:rPr>
           <w:rFonts w:ascii="Arial" w:eastAsia="Times New Roman" w:hAnsi="Arial" w:cs="Arial"/>
           <w:i/>
@@ -3278,7 +3759,9 @@
           <w:szCs w:val="24"/>
           <w:lang w:val="en-US" w:eastAsia="it-IT"/>
         </w:rPr>
-      </w:pPr>
+        <w:t>telefono</w:t>
+      </w:r>
+      <w:proofErr w:type="spellEnd"/>
       <w:r>
         <w:rPr>
           <w:rFonts w:ascii="Arial" w:eastAsia="Times New Roman" w:hAnsi="Arial" w:cs="Arial"/>
@@ -3289,7 +3772,7 @@
           <w:szCs w:val="24"/>
           <w:lang w:val="en-US" w:eastAsia="it-IT"/>
         </w:rPr>
-        <w:t>write_String((12+i*16), "");</w:t>
+        <w:t>:</w:t>
       </w:r>
     </w:p>
     <w:p>
@@ -3305,6 +3788,7 @@
           <w:lang w:val="en-US" w:eastAsia="it-IT"/>
         </w:rPr>
       </w:pPr>
+      <w:proofErr w:type="spellStart"/>
       <w:r>
         <w:rPr>
           <w:rFonts w:ascii="Arial" w:eastAsia="Times New Roman" w:hAnsi="Arial" w:cs="Arial"/>
@@ -3315,169 +3799,10 @@
           <w:szCs w:val="24"/>
           <w:lang w:val="en-US" w:eastAsia="it-IT"/>
         </w:rPr>
-        <w:t>write_StringTel((EPTELIN+i*EPTELPRO), "");</w:t>
-      </w:r>
-    </w:p>
-    <w:p>
-      <w:pPr>
-        <w:spacing w:after="240" w:line="330" w:lineRule="atLeast"/>
-        <w:rPr>
-          <w:rFonts w:ascii="Arial" w:eastAsia="Times New Roman" w:hAnsi="Arial" w:cs="Arial"/>
-          <w:color w:val="000000" w:themeColor="text1"/>
-          <w:sz w:val="24"/>
-          <w:szCs w:val="24"/>
-          <w:lang w:val="en-US" w:eastAsia="it-IT"/>
-        </w:rPr>
-      </w:pPr>
-    </w:p>
-    <w:p>
-      <w:pPr>
-        <w:spacing w:after="240" w:line="330" w:lineRule="atLeast"/>
-        <w:rPr>
-          <w:rFonts w:ascii="Arial" w:eastAsia="Times New Roman" w:hAnsi="Arial" w:cs="Arial"/>
-          <w:color w:val="000000" w:themeColor="text1"/>
-          <w:sz w:val="24"/>
-          <w:szCs w:val="24"/>
-          <w:lang w:eastAsia="it-IT"/>
-        </w:rPr>
-      </w:pPr>
-      <w:r>
-        <w:rPr>
-          <w:rFonts w:ascii="Arial" w:eastAsia="Times New Roman" w:hAnsi="Arial" w:cs="Arial"/>
-          <w:color w:val="000000" w:themeColor="text1"/>
-          <w:sz w:val="24"/>
-          <w:szCs w:val="24"/>
-          <w:lang w:eastAsia="it-IT"/>
-        </w:rPr>
-        <w:t>con EPTELIN=12 ed EPTELPRO=16:</w:t>
-      </w:r>
-    </w:p>
-    <w:p>
-      <w:pPr>
-        <w:spacing w:after="240" w:line="330" w:lineRule="atLeast"/>
-        <w:rPr>
-          <w:rFonts w:ascii="Arial" w:eastAsia="Times New Roman" w:hAnsi="Arial" w:cs="Arial"/>
-          <w:color w:val="000000" w:themeColor="text1"/>
-          <w:sz w:val="24"/>
-          <w:szCs w:val="24"/>
-          <w:lang w:eastAsia="it-IT"/>
-        </w:rPr>
-      </w:pPr>
-      <w:r>
-        <w:rPr>
-          <w:rFonts w:ascii="Arial" w:eastAsia="Times New Roman" w:hAnsi="Arial" w:cs="Arial"/>
-          <w:color w:val="000000" w:themeColor="text1"/>
-          <w:sz w:val="24"/>
-          <w:szCs w:val="24"/>
-          <w:lang w:eastAsia="it-IT"/>
-        </w:rPr>
-        <w:t>        I         I- F      Profondità</w:t>
-      </w:r>
-    </w:p>
-    <w:p>
-      <w:pPr>
-        <w:spacing w:after="240" w:line="330" w:lineRule="atLeast"/>
-        <w:rPr>
-          <w:rFonts w:ascii="Arial" w:eastAsia="Times New Roman" w:hAnsi="Arial" w:cs="Arial"/>
-          <w:color w:val="000000" w:themeColor="text1"/>
-          <w:sz w:val="24"/>
-          <w:szCs w:val="24"/>
-          <w:lang w:eastAsia="it-IT"/>
-        </w:rPr>
-      </w:pPr>
-      <w:r>
-        <w:rPr>
-          <w:rFonts w:ascii="Arial" w:eastAsia="Times New Roman" w:hAnsi="Arial" w:cs="Arial"/>
-          <w:color w:val="000000" w:themeColor="text1"/>
-          <w:sz w:val="24"/>
-          <w:szCs w:val="24"/>
-          <w:lang w:eastAsia="it-IT"/>
-        </w:rPr>
-        <w:t>0 12+0 12   Inizio MASTER   12-27     16  (14 cifre+"+"+"\0")=16 caratteri</w:t>
-      </w:r>
-    </w:p>
-    <w:p>
-      <w:pPr>
-        <w:spacing w:after="240" w:line="330" w:lineRule="atLeast"/>
-        <w:rPr>
-          <w:rFonts w:ascii="Arial" w:eastAsia="Times New Roman" w:hAnsi="Arial" w:cs="Arial"/>
-          <w:color w:val="000000" w:themeColor="text1"/>
-          <w:sz w:val="24"/>
-          <w:szCs w:val="24"/>
-          <w:lang w:eastAsia="it-IT"/>
-        </w:rPr>
-      </w:pPr>
-      <w:r>
-        <w:rPr>
-          <w:rFonts w:ascii="Arial" w:eastAsia="Times New Roman" w:hAnsi="Arial" w:cs="Arial"/>
-          <w:color w:val="000000" w:themeColor="text1"/>
-          <w:sz w:val="24"/>
-          <w:szCs w:val="24"/>
-          <w:lang w:eastAsia="it-IT"/>
-        </w:rPr>
-        <w:lastRenderedPageBreak/>
-        <w:t>1 12+16 28  Inizio A1       28-43     16</w:t>
-      </w:r>
-    </w:p>
-    <w:p>
-      <w:pPr>
-        <w:spacing w:after="240" w:line="330" w:lineRule="atLeast"/>
-        <w:rPr>
-          <w:rFonts w:ascii="Arial" w:eastAsia="Times New Roman" w:hAnsi="Arial" w:cs="Arial"/>
-          <w:color w:val="000000" w:themeColor="text1"/>
-          <w:sz w:val="24"/>
-          <w:szCs w:val="24"/>
-          <w:lang w:eastAsia="it-IT"/>
-        </w:rPr>
-      </w:pPr>
-      <w:r>
-        <w:rPr>
-          <w:rFonts w:ascii="Arial" w:eastAsia="Times New Roman" w:hAnsi="Arial" w:cs="Arial"/>
-          <w:color w:val="000000" w:themeColor="text1"/>
-          <w:sz w:val="24"/>
-          <w:szCs w:val="24"/>
-          <w:lang w:eastAsia="it-IT"/>
-        </w:rPr>
-        <w:t>2 12+32 44  Inizio A2       44-59     16</w:t>
-      </w:r>
-    </w:p>
-    <w:p>
-      <w:pPr>
-        <w:spacing w:after="240" w:line="330" w:lineRule="atLeast"/>
-        <w:rPr>
-          <w:rFonts w:ascii="Arial" w:eastAsia="Times New Roman" w:hAnsi="Arial" w:cs="Arial"/>
-          <w:color w:val="000000" w:themeColor="text1"/>
-          <w:sz w:val="24"/>
-          <w:szCs w:val="24"/>
-          <w:lang w:eastAsia="it-IT"/>
-        </w:rPr>
-      </w:pPr>
-      <w:r>
-        <w:rPr>
-          <w:rFonts w:ascii="Arial" w:eastAsia="Times New Roman" w:hAnsi="Arial" w:cs="Arial"/>
-          <w:color w:val="000000" w:themeColor="text1"/>
-          <w:sz w:val="24"/>
-          <w:szCs w:val="24"/>
-          <w:lang w:eastAsia="it-IT"/>
-        </w:rPr>
-        <w:t>3 12+48 60  Inizio A3       60-75     16</w:t>
-      </w:r>
-    </w:p>
-    <w:p>
-      <w:pPr>
-        <w:spacing w:after="240" w:line="330" w:lineRule="atLeast"/>
-        <w:rPr>
-          <w:rFonts w:ascii="Arial" w:eastAsia="Times New Roman" w:hAnsi="Arial" w:cs="Arial"/>
-          <w:color w:val="000000" w:themeColor="text1"/>
-          <w:sz w:val="24"/>
-          <w:szCs w:val="24"/>
-          <w:lang w:eastAsia="it-IT"/>
-        </w:rPr>
-      </w:pPr>
-    </w:p>
-    <w:p>
-      <w:pPr>
-        <w:spacing w:after="240" w:line="330" w:lineRule="atLeast"/>
+        <w:t>write_String</w:t>
+      </w:r>
+      <w:proofErr w:type="spellEnd"/>
+      <w:r>
         <w:rPr>
           <w:rFonts w:ascii="Arial" w:eastAsia="Times New Roman" w:hAnsi="Arial" w:cs="Arial"/>
           <w:i/>
@@ -3485,10 +3810,14 @@
           <w:color w:val="000000" w:themeColor="text1"/>
           <w:sz w:val="24"/>
           <w:szCs w:val="24"/>
-          <w:lang w:eastAsia="it-IT"/>
-        </w:rPr>
-      </w:pPr>
-      <w:r>
+          <w:lang w:val="en-US" w:eastAsia="it-IT"/>
+        </w:rPr>
+        <w:t>((12+i*16), "");</w:t>
+      </w:r>
+    </w:p>
+    <w:p>
+      <w:pPr>
+        <w:spacing w:after="240" w:line="330" w:lineRule="atLeast"/>
         <w:rPr>
           <w:rFonts w:ascii="Arial" w:eastAsia="Times New Roman" w:hAnsi="Arial" w:cs="Arial"/>
           <w:i/>
@@ -3496,14 +3825,11 @@
           <w:color w:val="000000" w:themeColor="text1"/>
           <w:sz w:val="24"/>
           <w:szCs w:val="24"/>
-          <w:lang w:eastAsia="it-IT"/>
-        </w:rPr>
-        <w:t>OLD</w:t>
-      </w:r>
-    </w:p>
-    <w:p>
-      <w:pPr>
-        <w:spacing w:after="240" w:line="330" w:lineRule="atLeast"/>
+          <w:lang w:val="en-US" w:eastAsia="it-IT"/>
+        </w:rPr>
+      </w:pPr>
+      <w:proofErr w:type="spellStart"/>
+      <w:r>
         <w:rPr>
           <w:rFonts w:ascii="Arial" w:eastAsia="Times New Roman" w:hAnsi="Arial" w:cs="Arial"/>
           <w:i/>
@@ -3511,9 +3837,11 @@
           <w:color w:val="000000" w:themeColor="text1"/>
           <w:sz w:val="24"/>
           <w:szCs w:val="24"/>
-          <w:lang w:eastAsia="it-IT"/>
-        </w:rPr>
-      </w:pPr>
+          <w:lang w:val="en-US" w:eastAsia="it-IT"/>
+        </w:rPr>
+        <w:t>write_StringTel</w:t>
+      </w:r>
+      <w:proofErr w:type="spellEnd"/>
       <w:r>
         <w:rPr>
           <w:rFonts w:ascii="Arial" w:eastAsia="Times New Roman" w:hAnsi="Arial" w:cs="Arial"/>
@@ -3522,9 +3850,368 @@
           <w:color w:val="000000" w:themeColor="text1"/>
           <w:sz w:val="24"/>
           <w:szCs w:val="24"/>
-          <w:lang w:eastAsia="it-IT"/>
-        </w:rPr>
-        <w:t>EEPROM.read(5) Indicatore Rete presente (0) Rete assente (1) - NON PIU' UTILIZZATO</w:t>
+          <w:lang w:val="en-US" w:eastAsia="it-IT"/>
+        </w:rPr>
+        <w:t>((</w:t>
+      </w:r>
+      <w:proofErr w:type="spellStart"/>
+      <w:r>
+        <w:rPr>
+          <w:rFonts w:ascii="Arial" w:eastAsia="Times New Roman" w:hAnsi="Arial" w:cs="Arial"/>
+          <w:i/>
+          <w:iCs/>
+          <w:color w:val="000000" w:themeColor="text1"/>
+          <w:sz w:val="24"/>
+          <w:szCs w:val="24"/>
+          <w:lang w:val="en-US" w:eastAsia="it-IT"/>
+        </w:rPr>
+        <w:t>EPTELIN+i</w:t>
+      </w:r>
+      <w:proofErr w:type="spellEnd"/>
+      <w:r>
+        <w:rPr>
+          <w:rFonts w:ascii="Arial" w:eastAsia="Times New Roman" w:hAnsi="Arial" w:cs="Arial"/>
+          <w:i/>
+          <w:iCs/>
+          <w:color w:val="000000" w:themeColor="text1"/>
+          <w:sz w:val="24"/>
+          <w:szCs w:val="24"/>
+          <w:lang w:val="en-US" w:eastAsia="it-IT"/>
+        </w:rPr>
+        <w:t>*EPTELPRO), "");</w:t>
+      </w:r>
+    </w:p>
+    <w:p>
+      <w:pPr>
+        <w:spacing w:after="240" w:line="330" w:lineRule="atLeast"/>
+        <w:rPr>
+          <w:rFonts w:ascii="Arial" w:eastAsia="Times New Roman" w:hAnsi="Arial" w:cs="Arial"/>
+          <w:color w:val="000000" w:themeColor="text1"/>
+          <w:sz w:val="24"/>
+          <w:szCs w:val="24"/>
+          <w:lang w:val="en-US" w:eastAsia="it-IT"/>
+        </w:rPr>
+      </w:pPr>
+    </w:p>
+    <w:p>
+      <w:pPr>
+        <w:spacing w:after="240" w:line="330" w:lineRule="atLeast"/>
+        <w:rPr>
+          <w:rFonts w:ascii="Arial" w:eastAsia="Times New Roman" w:hAnsi="Arial" w:cs="Arial"/>
+          <w:color w:val="000000" w:themeColor="text1"/>
+          <w:sz w:val="24"/>
+          <w:szCs w:val="24"/>
+          <w:lang w:eastAsia="it-IT"/>
+        </w:rPr>
+      </w:pPr>
+      <w:r>
+        <w:rPr>
+          <w:rFonts w:ascii="Arial" w:eastAsia="Times New Roman" w:hAnsi="Arial" w:cs="Arial"/>
+          <w:color w:val="000000" w:themeColor="text1"/>
+          <w:sz w:val="24"/>
+          <w:szCs w:val="24"/>
+          <w:lang w:eastAsia="it-IT"/>
+        </w:rPr>
+        <w:t>con EPTELIN=12 ed EPTELPRO=16:</w:t>
+      </w:r>
+    </w:p>
+    <w:p>
+      <w:pPr>
+        <w:spacing w:after="240" w:line="330" w:lineRule="atLeast"/>
+        <w:rPr>
+          <w:rFonts w:ascii="Arial" w:eastAsia="Times New Roman" w:hAnsi="Arial" w:cs="Arial"/>
+          <w:color w:val="000000" w:themeColor="text1"/>
+          <w:sz w:val="24"/>
+          <w:szCs w:val="24"/>
+          <w:lang w:eastAsia="it-IT"/>
+        </w:rPr>
+      </w:pPr>
+      <w:r>
+        <w:rPr>
+          <w:rFonts w:ascii="Arial" w:eastAsia="Times New Roman" w:hAnsi="Arial" w:cs="Arial"/>
+          <w:color w:val="000000" w:themeColor="text1"/>
+          <w:sz w:val="24"/>
+          <w:szCs w:val="24"/>
+          <w:lang w:eastAsia="it-IT"/>
+        </w:rPr>
+        <w:t>        I         I- F      Profondità</w:t>
+      </w:r>
+    </w:p>
+    <w:p>
+      <w:pPr>
+        <w:spacing w:after="240" w:line="330" w:lineRule="atLeast"/>
+        <w:rPr>
+          <w:rFonts w:ascii="Arial" w:eastAsia="Times New Roman" w:hAnsi="Arial" w:cs="Arial"/>
+          <w:color w:val="000000" w:themeColor="text1"/>
+          <w:sz w:val="24"/>
+          <w:szCs w:val="24"/>
+          <w:lang w:eastAsia="it-IT"/>
+        </w:rPr>
+      </w:pPr>
+      <w:r>
+        <w:rPr>
+          <w:rFonts w:ascii="Arial" w:eastAsia="Times New Roman" w:hAnsi="Arial" w:cs="Arial"/>
+          <w:color w:val="000000" w:themeColor="text1"/>
+          <w:sz w:val="24"/>
+          <w:szCs w:val="24"/>
+          <w:lang w:eastAsia="it-IT"/>
+        </w:rPr>
+        <w:t xml:space="preserve">0 12+0 12   Inizio MASTER   12-27     </w:t>
+      </w:r>
+      <w:proofErr w:type="gramStart"/>
+      <w:r>
+        <w:rPr>
+          <w:rFonts w:ascii="Arial" w:eastAsia="Times New Roman" w:hAnsi="Arial" w:cs="Arial"/>
+          <w:color w:val="000000" w:themeColor="text1"/>
+          <w:sz w:val="24"/>
+          <w:szCs w:val="24"/>
+          <w:lang w:eastAsia="it-IT"/>
+        </w:rPr>
+        <w:t>16  (</w:t>
+      </w:r>
+      <w:proofErr w:type="gramEnd"/>
+      <w:r>
+        <w:rPr>
+          <w:rFonts w:ascii="Arial" w:eastAsia="Times New Roman" w:hAnsi="Arial" w:cs="Arial"/>
+          <w:color w:val="000000" w:themeColor="text1"/>
+          <w:sz w:val="24"/>
+          <w:szCs w:val="24"/>
+          <w:lang w:eastAsia="it-IT"/>
+        </w:rPr>
+        <w:t>14 cifre+"+"+"\0</w:t>
+      </w:r>
+      <w:proofErr w:type="gramStart"/>
+      <w:r>
+        <w:rPr>
+          <w:rFonts w:ascii="Arial" w:eastAsia="Times New Roman" w:hAnsi="Arial" w:cs="Arial"/>
+          <w:color w:val="000000" w:themeColor="text1"/>
+          <w:sz w:val="24"/>
+          <w:szCs w:val="24"/>
+          <w:lang w:eastAsia="it-IT"/>
+        </w:rPr>
+        <w:t>")=</w:t>
+      </w:r>
+      <w:proofErr w:type="gramEnd"/>
+      <w:r>
+        <w:rPr>
+          <w:rFonts w:ascii="Arial" w:eastAsia="Times New Roman" w:hAnsi="Arial" w:cs="Arial"/>
+          <w:color w:val="000000" w:themeColor="text1"/>
+          <w:sz w:val="24"/>
+          <w:szCs w:val="24"/>
+          <w:lang w:eastAsia="it-IT"/>
+        </w:rPr>
+        <w:t>16 caratteri</w:t>
+      </w:r>
+    </w:p>
+    <w:p>
+      <w:pPr>
+        <w:spacing w:after="240" w:line="330" w:lineRule="atLeast"/>
+        <w:rPr>
+          <w:rFonts w:ascii="Arial" w:eastAsia="Times New Roman" w:hAnsi="Arial" w:cs="Arial"/>
+          <w:color w:val="000000" w:themeColor="text1"/>
+          <w:sz w:val="24"/>
+          <w:szCs w:val="24"/>
+          <w:lang w:eastAsia="it-IT"/>
+        </w:rPr>
+      </w:pPr>
+      <w:r>
+        <w:rPr>
+          <w:rFonts w:ascii="Arial" w:eastAsia="Times New Roman" w:hAnsi="Arial" w:cs="Arial"/>
+          <w:color w:val="000000" w:themeColor="text1"/>
+          <w:sz w:val="24"/>
+          <w:szCs w:val="24"/>
+          <w:lang w:eastAsia="it-IT"/>
+        </w:rPr>
+        <w:lastRenderedPageBreak/>
+        <w:t xml:space="preserve">1 12+16 </w:t>
+      </w:r>
+      <w:proofErr w:type="gramStart"/>
+      <w:r>
+        <w:rPr>
+          <w:rFonts w:ascii="Arial" w:eastAsia="Times New Roman" w:hAnsi="Arial" w:cs="Arial"/>
+          <w:color w:val="000000" w:themeColor="text1"/>
+          <w:sz w:val="24"/>
+          <w:szCs w:val="24"/>
+          <w:lang w:eastAsia="it-IT"/>
+        </w:rPr>
+        <w:t>28  Inizio</w:t>
+      </w:r>
+      <w:proofErr w:type="gramEnd"/>
+      <w:r>
+        <w:rPr>
+          <w:rFonts w:ascii="Arial" w:eastAsia="Times New Roman" w:hAnsi="Arial" w:cs="Arial"/>
+          <w:color w:val="000000" w:themeColor="text1"/>
+          <w:sz w:val="24"/>
+          <w:szCs w:val="24"/>
+          <w:lang w:eastAsia="it-IT"/>
+        </w:rPr>
+        <w:t xml:space="preserve"> A1       28-43     16</w:t>
+      </w:r>
+    </w:p>
+    <w:p>
+      <w:pPr>
+        <w:spacing w:after="240" w:line="330" w:lineRule="atLeast"/>
+        <w:rPr>
+          <w:rFonts w:ascii="Arial" w:eastAsia="Times New Roman" w:hAnsi="Arial" w:cs="Arial"/>
+          <w:color w:val="000000" w:themeColor="text1"/>
+          <w:sz w:val="24"/>
+          <w:szCs w:val="24"/>
+          <w:lang w:eastAsia="it-IT"/>
+        </w:rPr>
+      </w:pPr>
+      <w:r>
+        <w:rPr>
+          <w:rFonts w:ascii="Arial" w:eastAsia="Times New Roman" w:hAnsi="Arial" w:cs="Arial"/>
+          <w:color w:val="000000" w:themeColor="text1"/>
+          <w:sz w:val="24"/>
+          <w:szCs w:val="24"/>
+          <w:lang w:eastAsia="it-IT"/>
+        </w:rPr>
+        <w:t xml:space="preserve">2 12+32 </w:t>
+      </w:r>
+      <w:proofErr w:type="gramStart"/>
+      <w:r>
+        <w:rPr>
+          <w:rFonts w:ascii="Arial" w:eastAsia="Times New Roman" w:hAnsi="Arial" w:cs="Arial"/>
+          <w:color w:val="000000" w:themeColor="text1"/>
+          <w:sz w:val="24"/>
+          <w:szCs w:val="24"/>
+          <w:lang w:eastAsia="it-IT"/>
+        </w:rPr>
+        <w:t>44  Inizio</w:t>
+      </w:r>
+      <w:proofErr w:type="gramEnd"/>
+      <w:r>
+        <w:rPr>
+          <w:rFonts w:ascii="Arial" w:eastAsia="Times New Roman" w:hAnsi="Arial" w:cs="Arial"/>
+          <w:color w:val="000000" w:themeColor="text1"/>
+          <w:sz w:val="24"/>
+          <w:szCs w:val="24"/>
+          <w:lang w:eastAsia="it-IT"/>
+        </w:rPr>
+        <w:t xml:space="preserve"> A2       44-59     16</w:t>
+      </w:r>
+    </w:p>
+    <w:p>
+      <w:pPr>
+        <w:spacing w:after="240" w:line="330" w:lineRule="atLeast"/>
+        <w:rPr>
+          <w:rFonts w:ascii="Arial" w:eastAsia="Times New Roman" w:hAnsi="Arial" w:cs="Arial"/>
+          <w:color w:val="000000" w:themeColor="text1"/>
+          <w:sz w:val="24"/>
+          <w:szCs w:val="24"/>
+          <w:lang w:eastAsia="it-IT"/>
+        </w:rPr>
+      </w:pPr>
+      <w:r>
+        <w:rPr>
+          <w:rFonts w:ascii="Arial" w:eastAsia="Times New Roman" w:hAnsi="Arial" w:cs="Arial"/>
+          <w:color w:val="000000" w:themeColor="text1"/>
+          <w:sz w:val="24"/>
+          <w:szCs w:val="24"/>
+          <w:lang w:eastAsia="it-IT"/>
+        </w:rPr>
+        <w:t xml:space="preserve">3 12+48 </w:t>
+      </w:r>
+      <w:proofErr w:type="gramStart"/>
+      <w:r>
+        <w:rPr>
+          <w:rFonts w:ascii="Arial" w:eastAsia="Times New Roman" w:hAnsi="Arial" w:cs="Arial"/>
+          <w:color w:val="000000" w:themeColor="text1"/>
+          <w:sz w:val="24"/>
+          <w:szCs w:val="24"/>
+          <w:lang w:eastAsia="it-IT"/>
+        </w:rPr>
+        <w:t>60  Inizio</w:t>
+      </w:r>
+      <w:proofErr w:type="gramEnd"/>
+      <w:r>
+        <w:rPr>
+          <w:rFonts w:ascii="Arial" w:eastAsia="Times New Roman" w:hAnsi="Arial" w:cs="Arial"/>
+          <w:color w:val="000000" w:themeColor="text1"/>
+          <w:sz w:val="24"/>
+          <w:szCs w:val="24"/>
+          <w:lang w:eastAsia="it-IT"/>
+        </w:rPr>
+        <w:t xml:space="preserve"> A3       60-75     16</w:t>
+      </w:r>
+    </w:p>
+    <w:p>
+      <w:pPr>
+        <w:spacing w:after="240" w:line="330" w:lineRule="atLeast"/>
+        <w:rPr>
+          <w:rFonts w:ascii="Arial" w:eastAsia="Times New Roman" w:hAnsi="Arial" w:cs="Arial"/>
+          <w:color w:val="000000" w:themeColor="text1"/>
+          <w:sz w:val="24"/>
+          <w:szCs w:val="24"/>
+          <w:lang w:eastAsia="it-IT"/>
+        </w:rPr>
+      </w:pPr>
+    </w:p>
+    <w:p>
+      <w:pPr>
+        <w:spacing w:after="240" w:line="330" w:lineRule="atLeast"/>
+        <w:rPr>
+          <w:rFonts w:ascii="Arial" w:eastAsia="Times New Roman" w:hAnsi="Arial" w:cs="Arial"/>
+          <w:i/>
+          <w:iCs/>
+          <w:color w:val="000000" w:themeColor="text1"/>
+          <w:sz w:val="24"/>
+          <w:szCs w:val="24"/>
+          <w:lang w:eastAsia="it-IT"/>
+        </w:rPr>
+      </w:pPr>
+      <w:r>
+        <w:rPr>
+          <w:rFonts w:ascii="Arial" w:eastAsia="Times New Roman" w:hAnsi="Arial" w:cs="Arial"/>
+          <w:i/>
+          <w:iCs/>
+          <w:color w:val="000000" w:themeColor="text1"/>
+          <w:sz w:val="24"/>
+          <w:szCs w:val="24"/>
+          <w:lang w:eastAsia="it-IT"/>
+        </w:rPr>
+        <w:t>OLD</w:t>
+      </w:r>
+    </w:p>
+    <w:p>
+      <w:pPr>
+        <w:spacing w:after="240" w:line="330" w:lineRule="atLeast"/>
+        <w:rPr>
+          <w:rFonts w:ascii="Arial" w:eastAsia="Times New Roman" w:hAnsi="Arial" w:cs="Arial"/>
+          <w:i/>
+          <w:iCs/>
+          <w:color w:val="000000" w:themeColor="text1"/>
+          <w:sz w:val="24"/>
+          <w:szCs w:val="24"/>
+          <w:lang w:eastAsia="it-IT"/>
+        </w:rPr>
+      </w:pPr>
+      <w:proofErr w:type="spellStart"/>
+      <w:r>
+        <w:rPr>
+          <w:rFonts w:ascii="Arial" w:eastAsia="Times New Roman" w:hAnsi="Arial" w:cs="Arial"/>
+          <w:i/>
+          <w:iCs/>
+          <w:color w:val="000000" w:themeColor="text1"/>
+          <w:sz w:val="24"/>
+          <w:szCs w:val="24"/>
+          <w:lang w:eastAsia="it-IT"/>
+        </w:rPr>
+        <w:t>EEPROM.read</w:t>
+      </w:r>
+      <w:proofErr w:type="spellEnd"/>
+      <w:r>
+        <w:rPr>
+          <w:rFonts w:ascii="Arial" w:eastAsia="Times New Roman" w:hAnsi="Arial" w:cs="Arial"/>
+          <w:i/>
+          <w:iCs/>
+          <w:color w:val="000000" w:themeColor="text1"/>
+          <w:sz w:val="24"/>
+          <w:szCs w:val="24"/>
+          <w:lang w:eastAsia="it-IT"/>
+        </w:rPr>
+        <w:t>(5) Indicatore Rete presente (0) Rete assente (1) - NON PIU' UTILIZZATO</w:t>
       </w:r>
     </w:p>
     <w:p>
@@ -3815,7 +4502,31 @@
           <w:u w:val="single"/>
           <w:lang w:eastAsia="it-IT"/>
         </w:rPr>
-        <w:t>Monitora la tensione di rete tramite un trasformatore e la libreria EmonLib.</w:t>
+        <w:t xml:space="preserve">Monitora la tensione di rete tramite un trasformatore e la libreria </w:t>
+      </w:r>
+      <w:proofErr w:type="spellStart"/>
+      <w:r>
+        <w:rPr>
+          <w:rFonts w:ascii="Arial" w:eastAsia="Times New Roman" w:hAnsi="Arial" w:cs="Arial"/>
+          <w:color w:val="000000" w:themeColor="text1"/>
+          <w:sz w:val="24"/>
+          <w:szCs w:val="24"/>
+          <w:u w:val="single"/>
+          <w:lang w:eastAsia="it-IT"/>
+        </w:rPr>
+        <w:t>EmonLib</w:t>
+      </w:r>
+      <w:proofErr w:type="spellEnd"/>
+      <w:r>
+        <w:rPr>
+          <w:rFonts w:ascii="Arial" w:eastAsia="Times New Roman" w:hAnsi="Arial" w:cs="Arial"/>
+          <w:color w:val="000000" w:themeColor="text1"/>
+          <w:sz w:val="24"/>
+          <w:szCs w:val="24"/>
+          <w:u w:val="single"/>
+          <w:lang w:eastAsia="it-IT"/>
+        </w:rPr>
+        <w:t>.</w:t>
       </w:r>
     </w:p>
     <w:p>
@@ -3957,6 +4668,7 @@
         </w:rPr>
         <w:t xml:space="preserve">- </w:t>
       </w:r>
+      <w:proofErr w:type="spellStart"/>
       <w:r>
         <w:rPr>
           <w:rFonts w:ascii="Arial" w:eastAsia="Times New Roman" w:hAnsi="Arial" w:cs="Arial"/>
@@ -3969,6 +4681,7 @@
         </w:rPr>
         <w:t>M+numero</w:t>
       </w:r>
+      <w:proofErr w:type="spellEnd"/>
       <w:r>
         <w:rPr>
           <w:rFonts w:ascii="Arial" w:eastAsia="Times New Roman" w:hAnsi="Arial" w:cs="Arial"/>
@@ -4804,7 +5517,29 @@
           <w:szCs w:val="24"/>
           <w:lang w:val="en-US" w:eastAsia="it-IT"/>
         </w:rPr>
-        <w:t>→ Aggiorna PIN</w:t>
+        <w:t xml:space="preserve">→ </w:t>
+      </w:r>
+      <w:proofErr w:type="spellStart"/>
+      <w:r>
+        <w:rPr>
+          <w:rFonts w:ascii="Arial" w:eastAsia="Times New Roman" w:hAnsi="Arial" w:cs="Arial"/>
+          <w:color w:val="000000" w:themeColor="text1"/>
+          <w:sz w:val="24"/>
+          <w:szCs w:val="24"/>
+          <w:lang w:val="en-US" w:eastAsia="it-IT"/>
+        </w:rPr>
+        <w:t>Aggiorna</w:t>
+      </w:r>
+      <w:proofErr w:type="spellEnd"/>
+      <w:r>
+        <w:rPr>
+          <w:rFonts w:ascii="Arial" w:eastAsia="Times New Roman" w:hAnsi="Arial" w:cs="Arial"/>
+          <w:color w:val="000000" w:themeColor="text1"/>
+          <w:sz w:val="24"/>
+          <w:szCs w:val="24"/>
+          <w:lang w:val="en-US" w:eastAsia="it-IT"/>
+        </w:rPr>
+        <w:t xml:space="preserve"> PIN</w:t>
       </w:r>
     </w:p>
     <w:p>
@@ -4948,7 +5683,29 @@
           <w:szCs w:val="24"/>
           <w:lang w:eastAsia="it-IT"/>
         </w:rPr>
-        <w:t>- “F12345” Factory reset - Con PIN - cancella tutti i numeri e ripristina il PIN di fabbrica.</w:t>
+        <w:t xml:space="preserve">- “F12345” </w:t>
+      </w:r>
+      <w:proofErr w:type="spellStart"/>
+      <w:r>
+        <w:rPr>
+          <w:rFonts w:ascii="Arial" w:eastAsia="Times New Roman" w:hAnsi="Arial" w:cs="Arial"/>
+          <w:color w:val="000000" w:themeColor="text1"/>
+          <w:sz w:val="24"/>
+          <w:szCs w:val="24"/>
+          <w:lang w:eastAsia="it-IT"/>
+        </w:rPr>
+        <w:t>Factory</w:t>
+      </w:r>
+      <w:proofErr w:type="spellEnd"/>
+      <w:r>
+        <w:rPr>
+          <w:rFonts w:ascii="Arial" w:eastAsia="Times New Roman" w:hAnsi="Arial" w:cs="Arial"/>
+          <w:color w:val="000000" w:themeColor="text1"/>
+          <w:sz w:val="24"/>
+          <w:szCs w:val="24"/>
+          <w:lang w:eastAsia="it-IT"/>
+        </w:rPr>
+        <w:t xml:space="preserve"> reset - Con PIN - cancella tutti i numeri e ripristina il PIN di fabbrica.</w:t>
       </w:r>
     </w:p>
     <w:p>
@@ -5319,6 +6076,7 @@
                 <w:lang w:eastAsia="it-IT"/>
               </w:rPr>
             </w:pPr>
+            <w:proofErr w:type="spellStart"/>
             <w:r>
               <w:rPr>
                 <w:rFonts w:ascii="Arial" w:eastAsia="Times New Roman" w:hAnsi="Arial" w:cs="Arial"/>
@@ -5329,6 +6087,7 @@
               </w:rPr>
               <w:t>Command</w:t>
             </w:r>
+            <w:proofErr w:type="spellEnd"/>
           </w:p>
         </w:tc>
         <w:tc>
@@ -5870,7 +6629,51 @@
                 <w:szCs w:val="24"/>
                 <w:lang w:val="en-US" w:eastAsia="it-IT"/>
               </w:rPr>
-              <w:t>Delete in EEPROM and phoneAut auxiliaries phone numbers except the Authorized MASTER[0]</w:t>
+              <w:t xml:space="preserve">Delete in EEPROM and </w:t>
+            </w:r>
+            <w:proofErr w:type="spellStart"/>
+            <w:r>
+              <w:rPr>
+                <w:rFonts w:ascii="Arial" w:eastAsia="Times New Roman" w:hAnsi="Arial" w:cs="Arial"/>
+                <w:color w:val="000000" w:themeColor="text1"/>
+                <w:sz w:val="24"/>
+                <w:szCs w:val="24"/>
+                <w:lang w:val="en-US" w:eastAsia="it-IT"/>
+              </w:rPr>
+              <w:t>phoneAut</w:t>
+            </w:r>
+            <w:proofErr w:type="spellEnd"/>
+            <w:r>
+              <w:rPr>
+                <w:rFonts w:ascii="Arial" w:eastAsia="Times New Roman" w:hAnsi="Arial" w:cs="Arial"/>
+                <w:color w:val="000000" w:themeColor="text1"/>
+                <w:sz w:val="24"/>
+                <w:szCs w:val="24"/>
+                <w:lang w:val="en-US" w:eastAsia="it-IT"/>
+              </w:rPr>
+              <w:t xml:space="preserve"> auxiliaries phone numbers except the Authorized </w:t>
+            </w:r>
+            <w:proofErr w:type="gramStart"/>
+            <w:r>
+              <w:rPr>
+                <w:rFonts w:ascii="Arial" w:eastAsia="Times New Roman" w:hAnsi="Arial" w:cs="Arial"/>
+                <w:color w:val="000000" w:themeColor="text1"/>
+                <w:sz w:val="24"/>
+                <w:szCs w:val="24"/>
+                <w:lang w:val="en-US" w:eastAsia="it-IT"/>
+              </w:rPr>
+              <w:t>MASTER[</w:t>
+            </w:r>
+            <w:proofErr w:type="gramEnd"/>
+            <w:r>
+              <w:rPr>
+                <w:rFonts w:ascii="Arial" w:eastAsia="Times New Roman" w:hAnsi="Arial" w:cs="Arial"/>
+                <w:color w:val="000000" w:themeColor="text1"/>
+                <w:sz w:val="24"/>
+                <w:szCs w:val="24"/>
+                <w:lang w:val="en-US" w:eastAsia="it-IT"/>
+              </w:rPr>
+              <w:t>0]</w:t>
             </w:r>
           </w:p>
           <w:p>
@@ -6023,8 +6826,20 @@
                 <w:szCs w:val="24"/>
                 <w:lang w:eastAsia="it-IT"/>
               </w:rPr>
-              <w:t>AGGIUNGI/SOSTITUISCI cellulare AUSILIARIO in posizione....</w:t>
-            </w:r>
+              <w:t xml:space="preserve">AGGIUNGI/SOSTITUISCI cellulare AUSILIARIO in </w:t>
+            </w:r>
+            <w:proofErr w:type="gramStart"/>
+            <w:r>
+              <w:rPr>
+                <w:rFonts w:ascii="Arial" w:eastAsia="Times New Roman" w:hAnsi="Arial" w:cs="Arial"/>
+                <w:color w:val="000000" w:themeColor="text1"/>
+                <w:sz w:val="24"/>
+                <w:szCs w:val="24"/>
+                <w:lang w:eastAsia="it-IT"/>
+              </w:rPr>
+              <w:t>posizione....</w:t>
+            </w:r>
+            <w:proofErr w:type="gramEnd"/>
           </w:p>
         </w:tc>
       </w:tr>
@@ -6837,7 +7652,29 @@
           <w:szCs w:val="24"/>
           <w:lang w:eastAsia="it-IT"/>
         </w:rPr>
-        <w:t xml:space="preserve"> – equivale ad un Factory Reset</w:t>
+        <w:t xml:space="preserve"> – equivale ad un </w:t>
+      </w:r>
+      <w:proofErr w:type="spellStart"/>
+      <w:r>
+        <w:rPr>
+          <w:rFonts w:ascii="Arial" w:eastAsia="Times New Roman" w:hAnsi="Arial" w:cs="Arial"/>
+          <w:color w:val="000000" w:themeColor="text1"/>
+          <w:sz w:val="24"/>
+          <w:szCs w:val="24"/>
+          <w:lang w:eastAsia="it-IT"/>
+        </w:rPr>
+        <w:t>Factory</w:t>
+      </w:r>
+      <w:proofErr w:type="spellEnd"/>
+      <w:r>
+        <w:rPr>
+          <w:rFonts w:ascii="Arial" w:eastAsia="Times New Roman" w:hAnsi="Arial" w:cs="Arial"/>
+          <w:color w:val="000000" w:themeColor="text1"/>
+          <w:sz w:val="24"/>
+          <w:szCs w:val="24"/>
+          <w:lang w:eastAsia="it-IT"/>
+        </w:rPr>
+        <w:t xml:space="preserve"> Reset</w:t>
       </w:r>
     </w:p>
     <w:p>
@@ -7089,6 +7926,7 @@
         </w:rPr>
       </w:pPr>
       <w:hyperlink r:id="rId6" w:history="1">
+        <w:proofErr w:type="gramStart"/>
         <w:r>
           <w:rPr>
             <w:rFonts w:ascii="Segoe UI" w:eastAsia="Times New Roman" w:hAnsi="Segoe UI" w:cs="Segoe UI"/>
@@ -7099,130 +7937,9 @@
             <w:bdr w:val="single" w:sz="4" w:space="1" w:color="auto" w:frame="1"/>
             <w:lang w:eastAsia="it-IT"/>
           </w:rPr>
-          <w:t>setup()</w:t>
+          <w:t>setup(</w:t>
         </w:r>
-      </w:hyperlink>
-    </w:p>
-    <w:p>
-      <w:pPr>
-        <w:numPr>
-          <w:ilvl w:val="1"/>
-          <w:numId w:val="1"/>
-        </w:numPr>
-        <w:spacing w:before="60" w:after="60" w:line="240" w:lineRule="auto"/>
-        <w:rPr>
-          <w:rFonts w:ascii="Segoe UI" w:eastAsia="Times New Roman" w:hAnsi="Segoe UI" w:cs="Segoe UI"/>
-          <w:color w:val="000000" w:themeColor="text1"/>
-          <w:sz w:val="20"/>
-          <w:szCs w:val="20"/>
-          <w:lang w:eastAsia="it-IT"/>
-        </w:rPr>
-      </w:pPr>
-      <w:r>
-        <w:rPr>
-          <w:rFonts w:ascii="Segoe UI" w:eastAsia="Times New Roman" w:hAnsi="Segoe UI" w:cs="Segoe UI"/>
-          <w:color w:val="000000" w:themeColor="text1"/>
-          <w:sz w:val="20"/>
-          <w:szCs w:val="20"/>
-          <w:lang w:eastAsia="it-IT"/>
-        </w:rPr>
-        <w:t>inizializza reset pin</w:t>
-      </w:r>
-    </w:p>
-    <w:p>
-      <w:pPr>
-        <w:numPr>
-          <w:ilvl w:val="1"/>
-          <w:numId w:val="1"/>
-        </w:numPr>
-        <w:spacing w:after="0" w:line="240" w:lineRule="auto"/>
-        <w:rPr>
-          <w:rFonts w:ascii="Segoe UI" w:eastAsia="Times New Roman" w:hAnsi="Segoe UI" w:cs="Segoe UI"/>
-          <w:color w:val="000000" w:themeColor="text1"/>
-          <w:sz w:val="20"/>
-          <w:szCs w:val="20"/>
-          <w:lang w:eastAsia="it-IT"/>
-        </w:rPr>
-      </w:pPr>
-      <w:r>
-        <w:rPr>
-          <w:rFonts w:ascii="Segoe UI" w:eastAsia="Times New Roman" w:hAnsi="Segoe UI" w:cs="Segoe UI"/>
-          <w:color w:val="000000" w:themeColor="text1"/>
-          <w:sz w:val="20"/>
-          <w:szCs w:val="20"/>
-          <w:lang w:eastAsia="it-IT"/>
-        </w:rPr>
-        <w:t>chiama </w:t>
-      </w:r>
-      <w:hyperlink r:id="rId7" w:history="1">
-        <w:r>
-          <w:rPr>
-            <w:rFonts w:ascii="Segoe UI" w:eastAsia="Times New Roman" w:hAnsi="Segoe UI" w:cs="Segoe UI"/>
-            <w:color w:val="000000" w:themeColor="text1"/>
-            <w:sz w:val="18"/>
-            <w:szCs w:val="18"/>
-            <w:bdr w:val="single" w:sz="4" w:space="1" w:color="auto" w:frame="1"/>
-            <w:lang w:eastAsia="it-IT"/>
-          </w:rPr>
-          <w:t>initgsm()</w:t>
-        </w:r>
-      </w:hyperlink>
-    </w:p>
-    <w:p>
-      <w:pPr>
-        <w:numPr>
-          <w:ilvl w:val="1"/>
-          <w:numId w:val="1"/>
-        </w:numPr>
-        <w:spacing w:after="0" w:line="240" w:lineRule="auto"/>
-        <w:rPr>
-          <w:rFonts w:ascii="Segoe UI" w:eastAsia="Times New Roman" w:hAnsi="Segoe UI" w:cs="Segoe UI"/>
-          <w:color w:val="000000" w:themeColor="text1"/>
-          <w:sz w:val="20"/>
-          <w:szCs w:val="20"/>
-          <w:lang w:eastAsia="it-IT"/>
-        </w:rPr>
-      </w:pPr>
-      <w:r>
-        <w:rPr>
-          <w:rFonts w:ascii="Segoe UI" w:eastAsia="Times New Roman" w:hAnsi="Segoe UI" w:cs="Segoe UI"/>
-          <w:color w:val="000000" w:themeColor="text1"/>
-          <w:sz w:val="20"/>
-          <w:szCs w:val="20"/>
-          <w:lang w:eastAsia="it-IT"/>
-        </w:rPr>
-        <w:t>carica numeri autorizzati con </w:t>
-      </w:r>
-      <w:hyperlink r:id="rId8" w:history="1">
-        <w:r>
-          <w:rPr>
-            <w:rFonts w:ascii="Segoe UI" w:eastAsia="Times New Roman" w:hAnsi="Segoe UI" w:cs="Segoe UI"/>
-            <w:color w:val="000000" w:themeColor="text1"/>
-            <w:sz w:val="18"/>
-            <w:szCs w:val="18"/>
-            <w:bdr w:val="single" w:sz="4" w:space="1" w:color="auto" w:frame="1"/>
-            <w:lang w:eastAsia="it-IT"/>
-          </w:rPr>
-          <w:t>RestorePhones()</w:t>
-        </w:r>
-      </w:hyperlink>
-    </w:p>
-    <w:p>
-      <w:pPr>
-        <w:numPr>
-          <w:ilvl w:val="0"/>
-          <w:numId w:val="1"/>
-        </w:numPr>
-        <w:spacing w:after="0" w:line="240" w:lineRule="auto"/>
-        <w:rPr>
-          <w:rFonts w:ascii="Segoe UI" w:eastAsia="Times New Roman" w:hAnsi="Segoe UI" w:cs="Segoe UI"/>
-          <w:color w:val="000000" w:themeColor="text1"/>
-          <w:sz w:val="20"/>
-          <w:szCs w:val="20"/>
-          <w:lang w:eastAsia="it-IT"/>
-        </w:rPr>
-      </w:pPr>
-      <w:hyperlink r:id="rId9" w:history="1">
+        <w:proofErr w:type="gramEnd"/>
         <w:r>
           <w:rPr>
             <w:rFonts w:ascii="Segoe UI" w:eastAsia="Times New Roman" w:hAnsi="Segoe UI" w:cs="Segoe UI"/>
@@ -7233,7 +7950,227 @@
             <w:bdr w:val="single" w:sz="4" w:space="1" w:color="auto" w:frame="1"/>
             <w:lang w:eastAsia="it-IT"/>
           </w:rPr>
-          <w:t>loop()</w:t>
+          <w:t>)</w:t>
+        </w:r>
+      </w:hyperlink>
+    </w:p>
+    <w:p>
+      <w:pPr>
+        <w:numPr>
+          <w:ilvl w:val="1"/>
+          <w:numId w:val="1"/>
+        </w:numPr>
+        <w:spacing w:before="60" w:after="60" w:line="240" w:lineRule="auto"/>
+        <w:rPr>
+          <w:rFonts w:ascii="Segoe UI" w:eastAsia="Times New Roman" w:hAnsi="Segoe UI" w:cs="Segoe UI"/>
+          <w:color w:val="000000" w:themeColor="text1"/>
+          <w:sz w:val="20"/>
+          <w:szCs w:val="20"/>
+          <w:lang w:eastAsia="it-IT"/>
+        </w:rPr>
+      </w:pPr>
+      <w:r>
+        <w:rPr>
+          <w:rFonts w:ascii="Segoe UI" w:eastAsia="Times New Roman" w:hAnsi="Segoe UI" w:cs="Segoe UI"/>
+          <w:color w:val="000000" w:themeColor="text1"/>
+          <w:sz w:val="20"/>
+          <w:szCs w:val="20"/>
+          <w:lang w:eastAsia="it-IT"/>
+        </w:rPr>
+        <w:t>inizializza reset pin</w:t>
+      </w:r>
+    </w:p>
+    <w:p>
+      <w:pPr>
+        <w:numPr>
+          <w:ilvl w:val="1"/>
+          <w:numId w:val="1"/>
+        </w:numPr>
+        <w:spacing w:after="0" w:line="240" w:lineRule="auto"/>
+        <w:rPr>
+          <w:rFonts w:ascii="Segoe UI" w:eastAsia="Times New Roman" w:hAnsi="Segoe UI" w:cs="Segoe UI"/>
+          <w:color w:val="000000" w:themeColor="text1"/>
+          <w:sz w:val="20"/>
+          <w:szCs w:val="20"/>
+          <w:lang w:eastAsia="it-IT"/>
+        </w:rPr>
+      </w:pPr>
+      <w:r>
+        <w:rPr>
+          <w:rFonts w:ascii="Segoe UI" w:eastAsia="Times New Roman" w:hAnsi="Segoe UI" w:cs="Segoe UI"/>
+          <w:color w:val="000000" w:themeColor="text1"/>
+          <w:sz w:val="20"/>
+          <w:szCs w:val="20"/>
+          <w:lang w:eastAsia="it-IT"/>
+        </w:rPr>
+        <w:t>chiama </w:t>
+      </w:r>
+      <w:proofErr w:type="spellStart"/>
+      <w:r>
+        <w:fldChar w:fldCharType="begin"/>
+      </w:r>
+      <w:r>
+        <w:instrText>HYPERLINK "vscode-file://vscode-app/c:/Users/Massimo/AppData/Local/Programs/Microsoft%20VS%20Code/f6cfa2ea24/resources/app/out/vs/code/electron-browser/workbench/workbench.html"</w:instrText>
+      </w:r>
+      <w:r>
+        <w:fldChar w:fldCharType="separate"/>
+      </w:r>
+      <w:proofErr w:type="gramStart"/>
+      <w:r>
+        <w:rPr>
+          <w:rFonts w:ascii="Segoe UI" w:eastAsia="Times New Roman" w:hAnsi="Segoe UI" w:cs="Segoe UI"/>
+          <w:color w:val="000000" w:themeColor="text1"/>
+          <w:sz w:val="18"/>
+          <w:szCs w:val="18"/>
+          <w:bdr w:val="single" w:sz="4" w:space="1" w:color="auto" w:frame="1"/>
+          <w:lang w:eastAsia="it-IT"/>
+        </w:rPr>
+        <w:t>initgsm</w:t>
+      </w:r>
+      <w:proofErr w:type="spellEnd"/>
+      <w:r>
+        <w:rPr>
+          <w:rFonts w:ascii="Segoe UI" w:eastAsia="Times New Roman" w:hAnsi="Segoe UI" w:cs="Segoe UI"/>
+          <w:color w:val="000000" w:themeColor="text1"/>
+          <w:sz w:val="18"/>
+          <w:szCs w:val="18"/>
+          <w:bdr w:val="single" w:sz="4" w:space="1" w:color="auto" w:frame="1"/>
+          <w:lang w:eastAsia="it-IT"/>
+        </w:rPr>
+        <w:t>(</w:t>
+      </w:r>
+      <w:proofErr w:type="gramEnd"/>
+      <w:r>
+        <w:rPr>
+          <w:rFonts w:ascii="Segoe UI" w:eastAsia="Times New Roman" w:hAnsi="Segoe UI" w:cs="Segoe UI"/>
+          <w:color w:val="000000" w:themeColor="text1"/>
+          <w:sz w:val="18"/>
+          <w:szCs w:val="18"/>
+          <w:bdr w:val="single" w:sz="4" w:space="1" w:color="auto" w:frame="1"/>
+          <w:lang w:eastAsia="it-IT"/>
+        </w:rPr>
+        <w:t>)</w:t>
+      </w:r>
+      <w:r>
+        <w:fldChar w:fldCharType="end"/>
+      </w:r>
+    </w:p>
+    <w:p>
+      <w:pPr>
+        <w:numPr>
+          <w:ilvl w:val="1"/>
+          <w:numId w:val="1"/>
+        </w:numPr>
+        <w:spacing w:after="0" w:line="240" w:lineRule="auto"/>
+        <w:rPr>
+          <w:rFonts w:ascii="Segoe UI" w:eastAsia="Times New Roman" w:hAnsi="Segoe UI" w:cs="Segoe UI"/>
+          <w:color w:val="000000" w:themeColor="text1"/>
+          <w:sz w:val="20"/>
+          <w:szCs w:val="20"/>
+          <w:lang w:eastAsia="it-IT"/>
+        </w:rPr>
+      </w:pPr>
+      <w:r>
+        <w:rPr>
+          <w:rFonts w:ascii="Segoe UI" w:eastAsia="Times New Roman" w:hAnsi="Segoe UI" w:cs="Segoe UI"/>
+          <w:color w:val="000000" w:themeColor="text1"/>
+          <w:sz w:val="20"/>
+          <w:szCs w:val="20"/>
+          <w:lang w:eastAsia="it-IT"/>
+        </w:rPr>
+        <w:t>carica numeri autorizzati con </w:t>
+      </w:r>
+      <w:proofErr w:type="spellStart"/>
+      <w:r>
+        <w:fldChar w:fldCharType="begin"/>
+      </w:r>
+      <w:r>
+        <w:instrText>HYPERLINK "vscode-file://vscode-app/c:/Users/Massimo/AppData/Local/Programs/Microsoft%20VS%20Code/f6cfa2ea24/resources/app/out/vs/code/electron-browser/workbench/workbench.html"</w:instrText>
+      </w:r>
+      <w:r>
+        <w:fldChar w:fldCharType="separate"/>
+      </w:r>
+      <w:proofErr w:type="gramStart"/>
+      <w:r>
+        <w:rPr>
+          <w:rFonts w:ascii="Segoe UI" w:eastAsia="Times New Roman" w:hAnsi="Segoe UI" w:cs="Segoe UI"/>
+          <w:color w:val="000000" w:themeColor="text1"/>
+          <w:sz w:val="18"/>
+          <w:szCs w:val="18"/>
+          <w:bdr w:val="single" w:sz="4" w:space="1" w:color="auto" w:frame="1"/>
+          <w:lang w:eastAsia="it-IT"/>
+        </w:rPr>
+        <w:t>RestorePhones</w:t>
+      </w:r>
+      <w:proofErr w:type="spellEnd"/>
+      <w:r>
+        <w:rPr>
+          <w:rFonts w:ascii="Segoe UI" w:eastAsia="Times New Roman" w:hAnsi="Segoe UI" w:cs="Segoe UI"/>
+          <w:color w:val="000000" w:themeColor="text1"/>
+          <w:sz w:val="18"/>
+          <w:szCs w:val="18"/>
+          <w:bdr w:val="single" w:sz="4" w:space="1" w:color="auto" w:frame="1"/>
+          <w:lang w:eastAsia="it-IT"/>
+        </w:rPr>
+        <w:t>(</w:t>
+      </w:r>
+      <w:proofErr w:type="gramEnd"/>
+      <w:r>
+        <w:rPr>
+          <w:rFonts w:ascii="Segoe UI" w:eastAsia="Times New Roman" w:hAnsi="Segoe UI" w:cs="Segoe UI"/>
+          <w:color w:val="000000" w:themeColor="text1"/>
+          <w:sz w:val="18"/>
+          <w:szCs w:val="18"/>
+          <w:bdr w:val="single" w:sz="4" w:space="1" w:color="auto" w:frame="1"/>
+          <w:lang w:eastAsia="it-IT"/>
+        </w:rPr>
+        <w:t>)</w:t>
+      </w:r>
+      <w:r>
+        <w:fldChar w:fldCharType="end"/>
+      </w:r>
+    </w:p>
+    <w:p>
+      <w:pPr>
+        <w:numPr>
+          <w:ilvl w:val="0"/>
+          <w:numId w:val="1"/>
+        </w:numPr>
+        <w:spacing w:after="0" w:line="240" w:lineRule="auto"/>
+        <w:rPr>
+          <w:rFonts w:ascii="Segoe UI" w:eastAsia="Times New Roman" w:hAnsi="Segoe UI" w:cs="Segoe UI"/>
+          <w:color w:val="000000" w:themeColor="text1"/>
+          <w:sz w:val="20"/>
+          <w:szCs w:val="20"/>
+          <w:lang w:eastAsia="it-IT"/>
+        </w:rPr>
+      </w:pPr>
+      <w:hyperlink r:id="rId7" w:history="1">
+        <w:proofErr w:type="gramStart"/>
+        <w:r>
+          <w:rPr>
+            <w:rFonts w:ascii="Segoe UI" w:eastAsia="Times New Roman" w:hAnsi="Segoe UI" w:cs="Segoe UI"/>
+            <w:color w:val="000000" w:themeColor="text1"/>
+            <w:sz w:val="18"/>
+            <w:szCs w:val="18"/>
+            <w:u w:val="single"/>
+            <w:bdr w:val="single" w:sz="4" w:space="1" w:color="auto" w:frame="1"/>
+            <w:lang w:eastAsia="it-IT"/>
+          </w:rPr>
+          <w:t>loop(</w:t>
+        </w:r>
+        <w:proofErr w:type="gramEnd"/>
+        <w:r>
+          <w:rPr>
+            <w:rFonts w:ascii="Segoe UI" w:eastAsia="Times New Roman" w:hAnsi="Segoe UI" w:cs="Segoe UI"/>
+            <w:color w:val="000000" w:themeColor="text1"/>
+            <w:sz w:val="18"/>
+            <w:szCs w:val="18"/>
+            <w:u w:val="single"/>
+            <w:bdr w:val="single" w:sz="4" w:space="1" w:color="auto" w:frame="1"/>
+            <w:lang w:eastAsia="it-IT"/>
+          </w:rPr>
+          <w:t>)</w:t>
         </w:r>
       </w:hyperlink>
     </w:p>
@@ -7361,7 +8298,29 @@
           <w:szCs w:val="20"/>
           <w:lang w:eastAsia="it-IT"/>
         </w:rPr>
-        <w:t xml:space="preserve">M+PIN = definisce da factory reset il Master </w:t>
+        <w:t xml:space="preserve">M+PIN = definisce da </w:t>
+      </w:r>
+      <w:proofErr w:type="spellStart"/>
+      <w:r>
+        <w:rPr>
+          <w:rFonts w:ascii="Segoe UI" w:eastAsia="Times New Roman" w:hAnsi="Segoe UI" w:cs="Segoe UI"/>
+          <w:color w:val="000000" w:themeColor="text1"/>
+          <w:sz w:val="20"/>
+          <w:szCs w:val="20"/>
+          <w:lang w:eastAsia="it-IT"/>
+        </w:rPr>
+        <w:t>factory</w:t>
+      </w:r>
+      <w:proofErr w:type="spellEnd"/>
+      <w:r>
+        <w:rPr>
+          <w:rFonts w:ascii="Segoe UI" w:eastAsia="Times New Roman" w:hAnsi="Segoe UI" w:cs="Segoe UI"/>
+          <w:color w:val="000000" w:themeColor="text1"/>
+          <w:sz w:val="20"/>
+          <w:szCs w:val="20"/>
+          <w:lang w:eastAsia="it-IT"/>
+        </w:rPr>
+        <w:t xml:space="preserve"> reset il Master </w:t>
       </w:r>
     </w:p>
     <w:p>
@@ -7481,6 +8440,7 @@
         </w:rPr>
         <w:t xml:space="preserve"> = </w:t>
       </w:r>
+      <w:proofErr w:type="spellStart"/>
       <w:r>
         <w:rPr>
           <w:rFonts w:ascii="Segoe UI" w:eastAsia="Times New Roman" w:hAnsi="Segoe UI" w:cs="Segoe UI"/>
@@ -7489,7 +8449,18 @@
           <w:szCs w:val="20"/>
           <w:lang w:eastAsia="it-IT"/>
         </w:rPr>
-        <w:t>factory reset</w:t>
+        <w:t>factory</w:t>
+      </w:r>
+      <w:proofErr w:type="spellEnd"/>
+      <w:r>
+        <w:rPr>
+          <w:rFonts w:ascii="Segoe UI" w:eastAsia="Times New Roman" w:hAnsi="Segoe UI" w:cs="Segoe UI"/>
+          <w:color w:val="000000" w:themeColor="text1"/>
+          <w:sz w:val="20"/>
+          <w:szCs w:val="20"/>
+          <w:lang w:eastAsia="it-IT"/>
+        </w:rPr>
+        <w:t xml:space="preserve"> reset</w:t>
       </w:r>
     </w:p>
     <w:p>
@@ -7626,17 +8597,7 @@
           <w:szCs w:val="20"/>
           <w:lang w:eastAsia="it-IT"/>
         </w:rPr>
-        <w:t>Stato rete</w:t>
-      </w:r>
-      <w:r>
-        <w:rPr>
-          <w:rFonts w:ascii="Segoe UI" w:eastAsia="Times New Roman" w:hAnsi="Segoe UI" w:cs="Segoe UI"/>
-          <w:color w:val="000000" w:themeColor="text1"/>
-          <w:sz w:val="20"/>
-          <w:szCs w:val="20"/>
-          <w:lang w:eastAsia="it-IT"/>
-        </w:rPr>
-        <w:t xml:space="preserve"> elettrica</w:t>
+        <w:t>Stato rete elettrica</w:t>
       </w:r>
     </w:p>
     <w:p>
@@ -7718,19 +8679,55 @@
         </w:rPr>
         <w:t>ogni 15 minuti verifica reset giornaliero e chiama </w:t>
       </w:r>
-      <w:hyperlink r:id="rId10" w:history="1">
-        <w:r>
-          <w:rPr>
-            <w:rFonts w:ascii="Segoe UI" w:eastAsia="Times New Roman" w:hAnsi="Segoe UI" w:cs="Segoe UI"/>
-            <w:color w:val="000000" w:themeColor="text1"/>
-            <w:sz w:val="18"/>
-            <w:szCs w:val="18"/>
-            <w:bdr w:val="single" w:sz="4" w:space="1" w:color="auto" w:frame="1"/>
-            <w:lang w:eastAsia="it-IT"/>
-          </w:rPr>
-          <w:t>initgsm()</w:t>
-        </w:r>
-      </w:hyperlink>
+      <w:proofErr w:type="spellStart"/>
+      <w:r>
+        <w:fldChar w:fldCharType="begin"/>
+      </w:r>
+      <w:r>
+        <w:instrText>HYPERLINK "vscode-file://vscode-app/c:/Users/Massimo/AppData/Local/Programs/Microsoft%20VS%20Code/f6cfa2ea24/resources/app/out/vs/code/electron-browser/workbench/workbench.html"</w:instrText>
+      </w:r>
+      <w:r>
+        <w:fldChar w:fldCharType="separate"/>
+      </w:r>
+      <w:proofErr w:type="gramStart"/>
+      <w:r>
+        <w:rPr>
+          <w:rFonts w:ascii="Segoe UI" w:eastAsia="Times New Roman" w:hAnsi="Segoe UI" w:cs="Segoe UI"/>
+          <w:color w:val="000000" w:themeColor="text1"/>
+          <w:sz w:val="18"/>
+          <w:szCs w:val="18"/>
+          <w:bdr w:val="single" w:sz="4" w:space="1" w:color="auto" w:frame="1"/>
+          <w:lang w:eastAsia="it-IT"/>
+        </w:rPr>
+        <w:t>initgsm</w:t>
+      </w:r>
+      <w:proofErr w:type="spellEnd"/>
+      <w:r>
+        <w:rPr>
+          <w:rFonts w:ascii="Segoe UI" w:eastAsia="Times New Roman" w:hAnsi="Segoe UI" w:cs="Segoe UI"/>
+          <w:color w:val="000000" w:themeColor="text1"/>
+          <w:sz w:val="18"/>
+          <w:szCs w:val="18"/>
+          <w:bdr w:val="single" w:sz="4" w:space="1" w:color="auto" w:frame="1"/>
+          <w:lang w:eastAsia="it-IT"/>
+        </w:rPr>
+        <w:t>(</w:t>
+      </w:r>
+      <w:proofErr w:type="gramEnd"/>
+      <w:r>
+        <w:rPr>
+          <w:rFonts w:ascii="Segoe UI" w:eastAsia="Times New Roman" w:hAnsi="Segoe UI" w:cs="Segoe UI"/>
+          <w:color w:val="000000" w:themeColor="text1"/>
+          <w:sz w:val="18"/>
+          <w:szCs w:val="18"/>
+          <w:bdr w:val="single" w:sz="4" w:space="1" w:color="auto" w:frame="1"/>
+          <w:lang w:eastAsia="it-IT"/>
+        </w:rPr>
+        <w:t>)</w:t>
+      </w:r>
+      <w:r>
+        <w:fldChar w:fldCharType="end"/>
+      </w:r>
       <w:r>
         <w:rPr>
           <w:rFonts w:ascii="Segoe UI" w:eastAsia="Times New Roman" w:hAnsi="Segoe UI" w:cs="Segoe UI"/>
@@ -8017,7 +9014,21 @@
         <w:rPr>
           <w:rFonts w:ascii="Arial" w:hAnsi="Arial" w:cs="Arial"/>
         </w:rPr>
-        <w:t>Dopo un Factory Reset (c</w:t>
+        <w:t xml:space="preserve">Dopo un </w:t>
+      </w:r>
+      <w:proofErr w:type="spellStart"/>
+      <w:r>
+        <w:rPr>
+          <w:rFonts w:ascii="Arial" w:hAnsi="Arial" w:cs="Arial"/>
+        </w:rPr>
+        <w:t>Factory</w:t>
+      </w:r>
+      <w:proofErr w:type="spellEnd"/>
+      <w:r>
+        <w:rPr>
+          <w:rFonts w:ascii="Arial" w:hAnsi="Arial" w:cs="Arial"/>
+        </w:rPr>
+        <w:t xml:space="preserve"> Reset (c</w:t>
       </w:r>
       <w:r>
         <w:rPr>
@@ -8794,8 +9805,48 @@
           <w:szCs w:val="24"/>
           <w:lang w:val="en-US" w:eastAsia="it-IT"/>
         </w:rPr>
-        <w:t>P OldPIN NewPIN</w:t>
-      </w:r>
+        <w:t xml:space="preserve">P </w:t>
+      </w:r>
+      <w:proofErr w:type="spellStart"/>
+      <w:r>
+        <w:rPr>
+          <w:rFonts w:ascii="Arial" w:eastAsia="Times New Roman" w:hAnsi="Arial" w:cs="Arial"/>
+          <w:i/>
+          <w:iCs/>
+          <w:color w:val="000000" w:themeColor="text1"/>
+          <w:sz w:val="24"/>
+          <w:szCs w:val="24"/>
+          <w:lang w:val="en-US" w:eastAsia="it-IT"/>
+        </w:rPr>
+        <w:t>OldPIN</w:t>
+      </w:r>
+      <w:proofErr w:type="spellEnd"/>
+      <w:r>
+        <w:rPr>
+          <w:rFonts w:ascii="Arial" w:eastAsia="Times New Roman" w:hAnsi="Arial" w:cs="Arial"/>
+          <w:i/>
+          <w:iCs/>
+          <w:color w:val="000000" w:themeColor="text1"/>
+          <w:sz w:val="24"/>
+          <w:szCs w:val="24"/>
+          <w:lang w:val="en-US" w:eastAsia="it-IT"/>
+        </w:rPr>
+        <w:t xml:space="preserve"> </w:t>
+      </w:r>
+      <w:proofErr w:type="spellStart"/>
+      <w:r>
+        <w:rPr>
+          <w:rFonts w:ascii="Arial" w:eastAsia="Times New Roman" w:hAnsi="Arial" w:cs="Arial"/>
+          <w:i/>
+          <w:iCs/>
+          <w:color w:val="000000" w:themeColor="text1"/>
+          <w:sz w:val="24"/>
+          <w:szCs w:val="24"/>
+          <w:lang w:val="en-US" w:eastAsia="it-IT"/>
+        </w:rPr>
+        <w:t>NewPIN</w:t>
+      </w:r>
+      <w:proofErr w:type="spellEnd"/>
     </w:p>
     <w:p>
       <w:pPr>
@@ -8822,6 +9873,7 @@
           <w:lang w:val="en-US" w:eastAsia="it-IT"/>
         </w:rPr>
       </w:pPr>
+      <w:proofErr w:type="spellStart"/>
       <w:r>
         <w:rPr>
           <w:rFonts w:ascii="Arial" w:eastAsia="Times New Roman" w:hAnsi="Arial" w:cs="Arial"/>
@@ -8831,7 +9883,19 @@
           <w:szCs w:val="24"/>
           <w:lang w:val="en-US" w:eastAsia="it-IT"/>
         </w:rPr>
-        <w:t>Comando F – Factory Reset</w:t>
+        <w:t>Comando</w:t>
+      </w:r>
+      <w:proofErr w:type="spellEnd"/>
+      <w:r>
+        <w:rPr>
+          <w:rFonts w:ascii="Arial" w:eastAsia="Times New Roman" w:hAnsi="Arial" w:cs="Arial"/>
+          <w:b/>
+          <w:bCs/>
+          <w:sz w:val="24"/>
+          <w:szCs w:val="24"/>
+          <w:lang w:val="en-US" w:eastAsia="it-IT"/>
+        </w:rPr>
+        <w:t xml:space="preserve"> F – Factory Reset</w:t>
       </w:r>
     </w:p>
     <w:p>
@@ -9031,6 +10095,7 @@
                 <w:lang w:val="en-US" w:eastAsia="it-IT"/>
               </w:rPr>
             </w:pPr>
+            <w:proofErr w:type="gramStart"/>
             <w:r>
               <w:rPr>
                 <w:rFonts w:ascii="Arial" w:eastAsia="Times New Roman" w:hAnsi="Arial" w:cs="Arial"/>
@@ -9043,6 +10108,7 @@
               </w:rPr>
               <w:t>Test  #</w:t>
             </w:r>
+            <w:proofErr w:type="gramEnd"/>
           </w:p>
         </w:tc>
         <w:tc>
@@ -9397,16 +10463,7 @@
                 <w:szCs w:val="16"/>
                 <w:lang w:eastAsia="it-IT"/>
               </w:rPr>
-              <w:t xml:space="preserve"> Precaricato </w:t>
-            </w:r>
-            <w:r>
-              <w:rPr>
-                <w:rFonts w:ascii="Arial" w:eastAsia="Times New Roman" w:hAnsi="Arial" w:cs="Arial"/>
-                <w:sz w:val="16"/>
-                <w:szCs w:val="16"/>
-                <w:lang w:eastAsia="it-IT"/>
-              </w:rPr>
-              <w:t>– solo testing</w:t>
+              <w:t xml:space="preserve"> Precaricato – solo testing</w:t>
             </w:r>
           </w:p>
         </w:tc>
@@ -9478,6 +10535,7 @@
                 <w:lang w:val="en-US" w:eastAsia="it-IT"/>
               </w:rPr>
             </w:pPr>
+            <w:proofErr w:type="gramStart"/>
             <w:r>
               <w:rPr>
                 <w:rFonts w:ascii="Arial" w:eastAsia="Times New Roman" w:hAnsi="Arial" w:cs="Arial"/>
@@ -9485,7 +10543,17 @@
                 <w:szCs w:val="16"/>
                 <w:lang w:val="en-US" w:eastAsia="it-IT"/>
               </w:rPr>
-              <w:t>”Authorized phone n." con:</w:t>
+              <w:t>”Authorized</w:t>
+            </w:r>
+            <w:proofErr w:type="gramEnd"/>
+            <w:r>
+              <w:rPr>
+                <w:rFonts w:ascii="Arial" w:eastAsia="Times New Roman" w:hAnsi="Arial" w:cs="Arial"/>
+                <w:sz w:val="16"/>
+                <w:szCs w:val="16"/>
+                <w:lang w:val="en-US" w:eastAsia="it-IT"/>
+              </w:rPr>
+              <w:t xml:space="preserve"> phone n." con:</w:t>
             </w:r>
           </w:p>
           <w:p>
@@ -9559,20 +10627,29 @@
         <w:tc>
           <w:tcPr>
             <w:tcW w:w="992" w:type="dxa"/>
-            <w:shd w:val="clear" w:color="auto" w:fill="FFFFFF" w:themeFill="background1"/>
-            <w:vAlign w:val="center"/>
-          </w:tcPr>
-          <w:p>
-            <w:pPr>
-              <w:spacing w:line="330" w:lineRule="atLeast"/>
-              <w:jc w:val="center"/>
-              <w:rPr>
-                <w:rFonts w:ascii="Arial" w:eastAsia="Times New Roman" w:hAnsi="Arial" w:cs="Arial"/>
-                <w:sz w:val="16"/>
-                <w:szCs w:val="16"/>
-                <w:lang w:eastAsia="it-IT"/>
-              </w:rPr>
-            </w:pPr>
+            <w:shd w:val="clear" w:color="auto" w:fill="00B050"/>
+            <w:vAlign w:val="center"/>
+          </w:tcPr>
+          <w:p>
+            <w:pPr>
+              <w:spacing w:line="330" w:lineRule="atLeast"/>
+              <w:jc w:val="center"/>
+              <w:rPr>
+                <w:rFonts w:ascii="Arial" w:eastAsia="Times New Roman" w:hAnsi="Arial" w:cs="Arial"/>
+                <w:sz w:val="16"/>
+                <w:szCs w:val="16"/>
+                <w:lang w:eastAsia="it-IT"/>
+              </w:rPr>
+            </w:pPr>
+            <w:r>
+              <w:rPr>
+                <w:rFonts w:ascii="Arial" w:eastAsia="Times New Roman" w:hAnsi="Arial" w:cs="Arial"/>
+                <w:sz w:val="16"/>
+                <w:szCs w:val="16"/>
+                <w:lang w:eastAsia="it-IT"/>
+              </w:rPr>
+              <w:t>ok</w:t>
+            </w:r>
           </w:p>
         </w:tc>
       </w:tr>
@@ -9653,14 +10730,25 @@
                 <w:lang w:eastAsia="it-IT"/>
               </w:rPr>
             </w:pPr>
-            <w:r>
-              <w:rPr>
-                <w:rFonts w:ascii="Arial" w:eastAsia="Times New Roman" w:hAnsi="Arial" w:cs="Arial"/>
-                <w:sz w:val="16"/>
-                <w:szCs w:val="16"/>
-                <w:lang w:eastAsia="it-IT"/>
-              </w:rPr>
-              <w:t>Factory Reset</w:t>
+            <w:proofErr w:type="spellStart"/>
+            <w:r>
+              <w:rPr>
+                <w:rFonts w:ascii="Arial" w:eastAsia="Times New Roman" w:hAnsi="Arial" w:cs="Arial"/>
+                <w:sz w:val="16"/>
+                <w:szCs w:val="16"/>
+                <w:lang w:eastAsia="it-IT"/>
+              </w:rPr>
+              <w:t>Factory</w:t>
+            </w:r>
+            <w:proofErr w:type="spellEnd"/>
+            <w:r>
+              <w:rPr>
+                <w:rFonts w:ascii="Arial" w:eastAsia="Times New Roman" w:hAnsi="Arial" w:cs="Arial"/>
+                <w:sz w:val="16"/>
+                <w:szCs w:val="16"/>
+                <w:lang w:eastAsia="it-IT"/>
+              </w:rPr>
+              <w:t xml:space="preserve"> Reset</w:t>
             </w:r>
           </w:p>
         </w:tc>
@@ -9921,7 +11009,27 @@
                 <w:szCs w:val="16"/>
                 <w:lang w:eastAsia="it-IT"/>
               </w:rPr>
-              <w:t xml:space="preserve"> (da Factory Reset)</w:t>
+              <w:t xml:space="preserve"> (da </w:t>
+            </w:r>
+            <w:proofErr w:type="spellStart"/>
+            <w:r>
+              <w:rPr>
+                <w:rFonts w:ascii="Arial" w:eastAsia="Times New Roman" w:hAnsi="Arial" w:cs="Arial"/>
+                <w:sz w:val="16"/>
+                <w:szCs w:val="16"/>
+                <w:lang w:eastAsia="it-IT"/>
+              </w:rPr>
+              <w:t>Factory</w:t>
+            </w:r>
+            <w:proofErr w:type="spellEnd"/>
+            <w:r>
+              <w:rPr>
+                <w:rFonts w:ascii="Arial" w:eastAsia="Times New Roman" w:hAnsi="Arial" w:cs="Arial"/>
+                <w:sz w:val="16"/>
+                <w:szCs w:val="16"/>
+                <w:lang w:eastAsia="it-IT"/>
+              </w:rPr>
+              <w:t xml:space="preserve"> Reset)</w:t>
             </w:r>
           </w:p>
         </w:tc>
@@ -9942,14 +11050,25 @@
                 <w:lang w:eastAsia="it-IT"/>
               </w:rPr>
             </w:pPr>
-            <w:r>
-              <w:rPr>
-                <w:rFonts w:ascii="Arial" w:eastAsia="Times New Roman" w:hAnsi="Arial" w:cs="Arial"/>
-                <w:sz w:val="16"/>
-                <w:szCs w:val="16"/>
-                <w:lang w:eastAsia="it-IT"/>
-              </w:rPr>
-              <w:t>Factory Reset</w:t>
+            <w:proofErr w:type="spellStart"/>
+            <w:r>
+              <w:rPr>
+                <w:rFonts w:ascii="Arial" w:eastAsia="Times New Roman" w:hAnsi="Arial" w:cs="Arial"/>
+                <w:sz w:val="16"/>
+                <w:szCs w:val="16"/>
+                <w:lang w:eastAsia="it-IT"/>
+              </w:rPr>
+              <w:t>Factory</w:t>
+            </w:r>
+            <w:proofErr w:type="spellEnd"/>
+            <w:r>
+              <w:rPr>
+                <w:rFonts w:ascii="Arial" w:eastAsia="Times New Roman" w:hAnsi="Arial" w:cs="Arial"/>
+                <w:sz w:val="16"/>
+                <w:szCs w:val="16"/>
+                <w:lang w:eastAsia="it-IT"/>
+              </w:rPr>
+              <w:t xml:space="preserve"> Reset</w:t>
             </w:r>
           </w:p>
         </w:tc>
@@ -10115,7 +11234,7 @@
         <w:tc>
           <w:tcPr>
             <w:tcW w:w="992" w:type="dxa"/>
-            <w:shd w:val="clear" w:color="auto" w:fill="FFFFFF" w:themeFill="background1"/>
+            <w:shd w:val="clear" w:color="auto" w:fill="00B050"/>
             <w:vAlign w:val="center"/>
           </w:tcPr>
           <w:p>
@@ -10337,6 +11456,7 @@
                 <w:lang w:val="en-US" w:eastAsia="it-IT"/>
               </w:rPr>
             </w:pPr>
+            <w:proofErr w:type="gramStart"/>
             <w:r>
               <w:rPr>
                 <w:rFonts w:ascii="Arial" w:eastAsia="Times New Roman" w:hAnsi="Arial" w:cs="Arial"/>
@@ -10344,7 +11464,17 @@
                 <w:szCs w:val="16"/>
                 <w:lang w:val="en-US" w:eastAsia="it-IT"/>
               </w:rPr>
-              <w:t>”Authorized phone n." con:</w:t>
+              <w:t>”Authorized</w:t>
+            </w:r>
+            <w:proofErr w:type="gramEnd"/>
+            <w:r>
+              <w:rPr>
+                <w:rFonts w:ascii="Arial" w:eastAsia="Times New Roman" w:hAnsi="Arial" w:cs="Arial"/>
+                <w:sz w:val="16"/>
+                <w:szCs w:val="16"/>
+                <w:lang w:val="en-US" w:eastAsia="it-IT"/>
+              </w:rPr>
+              <w:t xml:space="preserve"> phone n." con:</w:t>
             </w:r>
           </w:p>
           <w:p>
@@ -10398,7 +11528,7 @@
         <w:tc>
           <w:tcPr>
             <w:tcW w:w="992" w:type="dxa"/>
-            <w:shd w:val="clear" w:color="auto" w:fill="FFFFFF" w:themeFill="background1"/>
+            <w:shd w:val="clear" w:color="auto" w:fill="00B050"/>
             <w:vAlign w:val="center"/>
           </w:tcPr>
           <w:p>
@@ -10529,14 +11659,47 @@
                 <w:lang w:eastAsia="it-IT"/>
               </w:rPr>
             </w:pPr>
-            <w:r>
-              <w:rPr>
-                <w:rFonts w:ascii="Arial" w:eastAsia="Times New Roman" w:hAnsi="Arial" w:cs="Arial"/>
-                <w:sz w:val="16"/>
-                <w:szCs w:val="16"/>
-                <w:lang w:eastAsia="it-IT"/>
-              </w:rPr>
-              <w:t>n.telefonico MASTER gìà definito</w:t>
+            <w:proofErr w:type="spellStart"/>
+            <w:proofErr w:type="gramStart"/>
+            <w:r>
+              <w:rPr>
+                <w:rFonts w:ascii="Arial" w:eastAsia="Times New Roman" w:hAnsi="Arial" w:cs="Arial"/>
+                <w:sz w:val="16"/>
+                <w:szCs w:val="16"/>
+                <w:lang w:eastAsia="it-IT"/>
+              </w:rPr>
+              <w:t>n.telefonico</w:t>
+            </w:r>
+            <w:proofErr w:type="spellEnd"/>
+            <w:proofErr w:type="gramEnd"/>
+            <w:r>
+              <w:rPr>
+                <w:rFonts w:ascii="Arial" w:eastAsia="Times New Roman" w:hAnsi="Arial" w:cs="Arial"/>
+                <w:sz w:val="16"/>
+                <w:szCs w:val="16"/>
+                <w:lang w:eastAsia="it-IT"/>
+              </w:rPr>
+              <w:t xml:space="preserve"> MASTER </w:t>
+            </w:r>
+            <w:proofErr w:type="spellStart"/>
+            <w:r>
+              <w:rPr>
+                <w:rFonts w:ascii="Arial" w:eastAsia="Times New Roman" w:hAnsi="Arial" w:cs="Arial"/>
+                <w:sz w:val="16"/>
+                <w:szCs w:val="16"/>
+                <w:lang w:eastAsia="it-IT"/>
+              </w:rPr>
+              <w:t>gìà</w:t>
+            </w:r>
+            <w:proofErr w:type="spellEnd"/>
+            <w:r>
+              <w:rPr>
+                <w:rFonts w:ascii="Arial" w:eastAsia="Times New Roman" w:hAnsi="Arial" w:cs="Arial"/>
+                <w:sz w:val="16"/>
+                <w:szCs w:val="16"/>
+                <w:lang w:eastAsia="it-IT"/>
+              </w:rPr>
+              <w:t xml:space="preserve"> definito</w:t>
             </w:r>
           </w:p>
         </w:tc>
@@ -10675,7 +11838,7 @@
         <w:tc>
           <w:tcPr>
             <w:tcW w:w="992" w:type="dxa"/>
-            <w:shd w:val="clear" w:color="auto" w:fill="FFFFFF" w:themeFill="background1"/>
+            <w:shd w:val="clear" w:color="auto" w:fill="00B050"/>
             <w:vAlign w:val="center"/>
           </w:tcPr>
           <w:p>
@@ -10907,6 +12070,7 @@
                 <w:lang w:val="en-US" w:eastAsia="it-IT"/>
               </w:rPr>
             </w:pPr>
+            <w:proofErr w:type="gramStart"/>
             <w:r>
               <w:rPr>
                 <w:rFonts w:ascii="Arial" w:eastAsia="Times New Roman" w:hAnsi="Arial" w:cs="Arial"/>
@@ -10914,7 +12078,17 @@
                 <w:szCs w:val="16"/>
                 <w:lang w:val="en-US" w:eastAsia="it-IT"/>
               </w:rPr>
-              <w:t>”Authorized phone n." con:</w:t>
+              <w:t>”Authorized</w:t>
+            </w:r>
+            <w:proofErr w:type="gramEnd"/>
+            <w:r>
+              <w:rPr>
+                <w:rFonts w:ascii="Arial" w:eastAsia="Times New Roman" w:hAnsi="Arial" w:cs="Arial"/>
+                <w:sz w:val="16"/>
+                <w:szCs w:val="16"/>
+                <w:lang w:val="en-US" w:eastAsia="it-IT"/>
+              </w:rPr>
+              <w:t xml:space="preserve"> phone n." con:</w:t>
             </w:r>
           </w:p>
           <w:p>
@@ -10969,7 +12143,7 @@
         <w:tc>
           <w:tcPr>
             <w:tcW w:w="992" w:type="dxa"/>
-            <w:shd w:val="clear" w:color="auto" w:fill="FFFFFF" w:themeFill="background1"/>
+            <w:shd w:val="clear" w:color="auto" w:fill="00B050"/>
             <w:vAlign w:val="center"/>
           </w:tcPr>
           <w:p>
@@ -11207,7 +12381,7 @@
         <w:tc>
           <w:tcPr>
             <w:tcW w:w="992" w:type="dxa"/>
-            <w:shd w:val="clear" w:color="auto" w:fill="FFFFFF" w:themeFill="background1"/>
+            <w:shd w:val="clear" w:color="auto" w:fill="00B050"/>
             <w:vAlign w:val="center"/>
           </w:tcPr>
           <w:p>
@@ -11426,6 +12600,7 @@
                 <w:lang w:val="en-US" w:eastAsia="it-IT"/>
               </w:rPr>
             </w:pPr>
+            <w:proofErr w:type="gramStart"/>
             <w:r>
               <w:rPr>
                 <w:rFonts w:ascii="Arial" w:eastAsia="Times New Roman" w:hAnsi="Arial" w:cs="Arial"/>
@@ -11433,7 +12608,17 @@
                 <w:szCs w:val="16"/>
                 <w:lang w:val="en-US" w:eastAsia="it-IT"/>
               </w:rPr>
-              <w:t>”Authorized phone n." con:</w:t>
+              <w:t>”Authorized</w:t>
+            </w:r>
+            <w:proofErr w:type="gramEnd"/>
+            <w:r>
+              <w:rPr>
+                <w:rFonts w:ascii="Arial" w:eastAsia="Times New Roman" w:hAnsi="Arial" w:cs="Arial"/>
+                <w:sz w:val="16"/>
+                <w:szCs w:val="16"/>
+                <w:lang w:val="en-US" w:eastAsia="it-IT"/>
+              </w:rPr>
+              <w:t xml:space="preserve"> phone n." con:</w:t>
             </w:r>
           </w:p>
           <w:p>
@@ -11487,7 +12672,7 @@
         <w:tc>
           <w:tcPr>
             <w:tcW w:w="992" w:type="dxa"/>
-            <w:shd w:val="clear" w:color="auto" w:fill="FFFFFF" w:themeFill="background1"/>
+            <w:shd w:val="clear" w:color="auto" w:fill="00B050"/>
             <w:vAlign w:val="center"/>
           </w:tcPr>
           <w:p>
@@ -11537,6 +12722,7 @@
                 <w:lang w:val="en-US" w:eastAsia="it-IT"/>
               </w:rPr>
             </w:pPr>
+            <w:proofErr w:type="gramStart"/>
             <w:r>
               <w:rPr>
                 <w:rFonts w:ascii="Arial" w:eastAsia="Times New Roman" w:hAnsi="Arial" w:cs="Arial"/>
@@ -11550,6 +12736,7 @@
               <w:lastRenderedPageBreak/>
               <w:t>Test  #</w:t>
             </w:r>
+            <w:proofErr w:type="gramEnd"/>
           </w:p>
         </w:tc>
         <w:tc>
@@ -11983,7 +13170,7 @@
         <w:tc>
           <w:tcPr>
             <w:tcW w:w="992" w:type="dxa"/>
-            <w:shd w:val="clear" w:color="auto" w:fill="FFFFFF" w:themeFill="background1"/>
+            <w:shd w:val="clear" w:color="auto" w:fill="00B050"/>
             <w:vAlign w:val="center"/>
           </w:tcPr>
           <w:p>
@@ -12255,7 +13442,7 @@
         <w:tc>
           <w:tcPr>
             <w:tcW w:w="992" w:type="dxa"/>
-            <w:shd w:val="clear" w:color="auto" w:fill="FFFFFF" w:themeFill="background1"/>
+            <w:shd w:val="clear" w:color="auto" w:fill="00B050"/>
             <w:vAlign w:val="center"/>
           </w:tcPr>
           <w:p>
@@ -12485,6 +13672,7 @@
                 <w:lang w:val="en-US" w:eastAsia="it-IT"/>
               </w:rPr>
             </w:pPr>
+            <w:proofErr w:type="gramStart"/>
             <w:r>
               <w:rPr>
                 <w:rFonts w:ascii="Arial" w:eastAsia="Times New Roman" w:hAnsi="Arial" w:cs="Arial"/>
@@ -12492,8 +13680,9 @@
                 <w:szCs w:val="16"/>
                 <w:lang w:val="en-US" w:eastAsia="it-IT"/>
               </w:rPr>
-              <w:t>”Authorized phone n.</w:t>
-            </w:r>
+              <w:t>”Authorized</w:t>
+            </w:r>
+            <w:proofErr w:type="gramEnd"/>
             <w:r>
               <w:rPr>
                 <w:rFonts w:ascii="Arial" w:eastAsia="Times New Roman" w:hAnsi="Arial" w:cs="Arial"/>
@@ -12501,6 +13690,15 @@
                 <w:szCs w:val="16"/>
                 <w:lang w:val="en-US" w:eastAsia="it-IT"/>
               </w:rPr>
+              <w:t xml:space="preserve"> phone n.</w:t>
+            </w:r>
+            <w:r>
+              <w:rPr>
+                <w:rFonts w:ascii="Arial" w:eastAsia="Times New Roman" w:hAnsi="Arial" w:cs="Arial"/>
+                <w:sz w:val="16"/>
+                <w:szCs w:val="16"/>
+                <w:lang w:val="en-US" w:eastAsia="it-IT"/>
+              </w:rPr>
               <w:t>0</w:t>
             </w:r>
             <w:r>
@@ -12521,54 +13719,36 @@
                 <w:rFonts w:ascii="Arial" w:eastAsia="Times New Roman" w:hAnsi="Arial" w:cs="Arial"/>
                 <w:sz w:val="16"/>
                 <w:szCs w:val="16"/>
-                <w:lang w:eastAsia="it-IT"/>
-              </w:rPr>
-            </w:pPr>
-            <w:r>
-              <w:rPr>
-                <w:rFonts w:ascii="Arial" w:eastAsia="Times New Roman" w:hAnsi="Arial" w:cs="Arial"/>
-                <w:sz w:val="16"/>
-                <w:szCs w:val="16"/>
-                <w:lang w:eastAsia="it-IT"/>
-              </w:rPr>
-              <w:t>Authorized phone n.</w:t>
-            </w:r>
-            <w:r>
-              <w:rPr>
-                <w:rFonts w:ascii="Arial" w:eastAsia="Times New Roman" w:hAnsi="Arial" w:cs="Arial"/>
-                <w:sz w:val="16"/>
-                <w:szCs w:val="16"/>
-                <w:lang w:eastAsia="it-IT"/>
-              </w:rPr>
-              <w:t>1</w:t>
-            </w:r>
-            <w:r>
-              <w:rPr>
-                <w:rFonts w:ascii="Arial" w:eastAsia="Times New Roman" w:hAnsi="Arial" w:cs="Arial"/>
-                <w:sz w:val="16"/>
-                <w:szCs w:val="16"/>
-                <w:lang w:eastAsia="it-IT"/>
-              </w:rPr>
-              <w:t>"</w:t>
-            </w:r>
-          </w:p>
-          <w:p>
-            <w:pPr>
-              <w:spacing w:line="330" w:lineRule="atLeast"/>
-              <w:jc w:val="center"/>
-              <w:rPr>
-                <w:rFonts w:ascii="Arial" w:eastAsia="Times New Roman" w:hAnsi="Arial" w:cs="Arial"/>
-                <w:sz w:val="16"/>
-                <w:szCs w:val="16"/>
-                <w:lang w:eastAsia="it-IT"/>
-              </w:rPr>
-            </w:pPr>
-            <w:r>
-              <w:rPr>
-                <w:rFonts w:ascii="Arial" w:eastAsia="Times New Roman" w:hAnsi="Arial" w:cs="Arial"/>
-                <w:sz w:val="16"/>
-                <w:szCs w:val="16"/>
-                <w:lang w:eastAsia="it-IT"/>
+                <w:lang w:val="en-US" w:eastAsia="it-IT"/>
+              </w:rPr>
+            </w:pPr>
+            <w:r>
+              <w:rPr>
+                <w:rFonts w:ascii="Arial" w:eastAsia="Times New Roman" w:hAnsi="Arial" w:cs="Arial"/>
+                <w:sz w:val="16"/>
+                <w:szCs w:val="16"/>
+                <w:lang w:val="en-US" w:eastAsia="it-IT"/>
+              </w:rPr>
+              <w:t>Authorized phone n.1"</w:t>
+            </w:r>
+          </w:p>
+          <w:p>
+            <w:pPr>
+              <w:spacing w:line="330" w:lineRule="atLeast"/>
+              <w:jc w:val="center"/>
+              <w:rPr>
+                <w:rFonts w:ascii="Arial" w:eastAsia="Times New Roman" w:hAnsi="Arial" w:cs="Arial"/>
+                <w:sz w:val="16"/>
+                <w:szCs w:val="16"/>
+                <w:lang w:eastAsia="it-IT"/>
+              </w:rPr>
+            </w:pPr>
+            <w:r>
+              <w:rPr>
+                <w:rFonts w:ascii="Arial" w:eastAsia="Times New Roman" w:hAnsi="Arial" w:cs="Arial"/>
+                <w:sz w:val="16"/>
+                <w:szCs w:val="16"/>
+                <w:lang w:val="en-US" w:eastAsia="it-IT"/>
               </w:rPr>
               <w:t xml:space="preserve"> </w:t>
             </w:r>
@@ -12667,7 +13847,7 @@
         <w:tc>
           <w:tcPr>
             <w:tcW w:w="992" w:type="dxa"/>
-            <w:shd w:val="clear" w:color="auto" w:fill="FFFFFF" w:themeFill="background1"/>
+            <w:shd w:val="clear" w:color="auto" w:fill="00B050"/>
             <w:vAlign w:val="center"/>
           </w:tcPr>
           <w:p>
@@ -12905,20 +14085,29 @@
         <w:tc>
           <w:tcPr>
             <w:tcW w:w="992" w:type="dxa"/>
-            <w:shd w:val="clear" w:color="auto" w:fill="FFFFFF" w:themeFill="background1"/>
-            <w:vAlign w:val="center"/>
-          </w:tcPr>
-          <w:p>
-            <w:pPr>
-              <w:spacing w:line="330" w:lineRule="atLeast"/>
-              <w:jc w:val="center"/>
-              <w:rPr>
-                <w:rFonts w:ascii="Arial" w:eastAsia="Times New Roman" w:hAnsi="Arial" w:cs="Arial"/>
-                <w:sz w:val="16"/>
-                <w:szCs w:val="16"/>
-                <w:lang w:eastAsia="it-IT"/>
-              </w:rPr>
-            </w:pPr>
+            <w:shd w:val="clear" w:color="auto" w:fill="00B050"/>
+            <w:vAlign w:val="center"/>
+          </w:tcPr>
+          <w:p>
+            <w:pPr>
+              <w:spacing w:line="330" w:lineRule="atLeast"/>
+              <w:jc w:val="center"/>
+              <w:rPr>
+                <w:rFonts w:ascii="Arial" w:eastAsia="Times New Roman" w:hAnsi="Arial" w:cs="Arial"/>
+                <w:sz w:val="16"/>
+                <w:szCs w:val="16"/>
+                <w:lang w:eastAsia="it-IT"/>
+              </w:rPr>
+            </w:pPr>
+            <w:r>
+              <w:rPr>
+                <w:rFonts w:ascii="Arial" w:eastAsia="Times New Roman" w:hAnsi="Arial" w:cs="Arial"/>
+                <w:sz w:val="16"/>
+                <w:szCs w:val="16"/>
+                <w:lang w:eastAsia="it-IT"/>
+              </w:rPr>
+              <w:t>ok</w:t>
+            </w:r>
           </w:p>
         </w:tc>
       </w:tr>
@@ -13147,7 +14336,7 @@
         <w:tc>
           <w:tcPr>
             <w:tcW w:w="992" w:type="dxa"/>
-            <w:shd w:val="clear" w:color="auto" w:fill="FFFFFF" w:themeFill="background1"/>
+            <w:shd w:val="clear" w:color="auto" w:fill="00B050"/>
             <w:vAlign w:val="center"/>
           </w:tcPr>
           <w:p>
@@ -13161,6 +14350,15 @@
                 <w:lang w:val="en-US" w:eastAsia="it-IT"/>
               </w:rPr>
             </w:pPr>
+            <w:r>
+              <w:rPr>
+                <w:rFonts w:ascii="Arial" w:eastAsia="Times New Roman" w:hAnsi="Arial" w:cs="Arial"/>
+                <w:sz w:val="16"/>
+                <w:szCs w:val="16"/>
+                <w:lang w:val="en-US" w:eastAsia="it-IT"/>
+              </w:rPr>
+              <w:t>ok</w:t>
+            </w:r>
           </w:p>
           <w:p>
             <w:pPr>
@@ -13379,6 +14577,7 @@
                 <w:lang w:val="en-US" w:eastAsia="it-IT"/>
               </w:rPr>
             </w:pPr>
+            <w:proofErr w:type="gramStart"/>
             <w:r>
               <w:rPr>
                 <w:rFonts w:ascii="Arial" w:eastAsia="Times New Roman" w:hAnsi="Arial" w:cs="Arial"/>
@@ -13386,7 +14585,17 @@
                 <w:szCs w:val="16"/>
                 <w:lang w:val="en-US" w:eastAsia="it-IT"/>
               </w:rPr>
-              <w:t>”Authorized phone n." con:</w:t>
+              <w:t>”Authorized</w:t>
+            </w:r>
+            <w:proofErr w:type="gramEnd"/>
+            <w:r>
+              <w:rPr>
+                <w:rFonts w:ascii="Arial" w:eastAsia="Times New Roman" w:hAnsi="Arial" w:cs="Arial"/>
+                <w:sz w:val="16"/>
+                <w:szCs w:val="16"/>
+                <w:lang w:val="en-US" w:eastAsia="it-IT"/>
+              </w:rPr>
+              <w:t xml:space="preserve"> phone n." con:</w:t>
             </w:r>
           </w:p>
           <w:p>
@@ -13450,20 +14659,29 @@
         <w:tc>
           <w:tcPr>
             <w:tcW w:w="992" w:type="dxa"/>
-            <w:shd w:val="clear" w:color="auto" w:fill="FFFFFF" w:themeFill="background1"/>
-            <w:vAlign w:val="center"/>
-          </w:tcPr>
-          <w:p>
-            <w:pPr>
-              <w:spacing w:line="330" w:lineRule="atLeast"/>
-              <w:jc w:val="center"/>
-              <w:rPr>
-                <w:rFonts w:ascii="Arial" w:eastAsia="Times New Roman" w:hAnsi="Arial" w:cs="Arial"/>
-                <w:sz w:val="16"/>
-                <w:szCs w:val="16"/>
-                <w:lang w:eastAsia="it-IT"/>
-              </w:rPr>
-            </w:pPr>
+            <w:shd w:val="clear" w:color="auto" w:fill="00B050"/>
+            <w:vAlign w:val="center"/>
+          </w:tcPr>
+          <w:p>
+            <w:pPr>
+              <w:spacing w:line="330" w:lineRule="atLeast"/>
+              <w:jc w:val="center"/>
+              <w:rPr>
+                <w:rFonts w:ascii="Arial" w:eastAsia="Times New Roman" w:hAnsi="Arial" w:cs="Arial"/>
+                <w:sz w:val="16"/>
+                <w:szCs w:val="16"/>
+                <w:lang w:eastAsia="it-IT"/>
+              </w:rPr>
+            </w:pPr>
+            <w:r>
+              <w:rPr>
+                <w:rFonts w:ascii="Arial" w:eastAsia="Times New Roman" w:hAnsi="Arial" w:cs="Arial"/>
+                <w:sz w:val="16"/>
+                <w:szCs w:val="16"/>
+                <w:lang w:eastAsia="it-IT"/>
+              </w:rPr>
+              <w:t>ok</w:t>
+            </w:r>
           </w:p>
         </w:tc>
       </w:tr>
@@ -13692,7 +14910,7 @@
         <w:tc>
           <w:tcPr>
             <w:tcW w:w="992" w:type="dxa"/>
-            <w:shd w:val="clear" w:color="auto" w:fill="FFFFFF" w:themeFill="background1"/>
+            <w:shd w:val="clear" w:color="auto" w:fill="00B050"/>
             <w:vAlign w:val="center"/>
           </w:tcPr>
           <w:p>
@@ -13706,6 +14924,15 @@
                 <w:lang w:val="en-US" w:eastAsia="it-IT"/>
               </w:rPr>
             </w:pPr>
+            <w:r>
+              <w:rPr>
+                <w:rFonts w:ascii="Arial" w:eastAsia="Times New Roman" w:hAnsi="Arial" w:cs="Arial"/>
+                <w:sz w:val="16"/>
+                <w:szCs w:val="16"/>
+                <w:lang w:eastAsia="it-IT"/>
+              </w:rPr>
+              <w:t>ok</w:t>
+            </w:r>
           </w:p>
         </w:tc>
       </w:tr>
@@ -13904,6 +15131,7 @@
                 <w:lang w:val="en-US" w:eastAsia="it-IT"/>
               </w:rPr>
             </w:pPr>
+            <w:proofErr w:type="gramStart"/>
             <w:r>
               <w:rPr>
                 <w:rFonts w:ascii="Arial" w:eastAsia="Times New Roman" w:hAnsi="Arial" w:cs="Arial"/>
@@ -13911,7 +15139,17 @@
                 <w:szCs w:val="16"/>
                 <w:lang w:val="en-US" w:eastAsia="it-IT"/>
               </w:rPr>
-              <w:t>”Authorized phone n." con:</w:t>
+              <w:t>”Authorized</w:t>
+            </w:r>
+            <w:proofErr w:type="gramEnd"/>
+            <w:r>
+              <w:rPr>
+                <w:rFonts w:ascii="Arial" w:eastAsia="Times New Roman" w:hAnsi="Arial" w:cs="Arial"/>
+                <w:sz w:val="16"/>
+                <w:szCs w:val="16"/>
+                <w:lang w:val="en-US" w:eastAsia="it-IT"/>
+              </w:rPr>
+              <w:t xml:space="preserve"> phone n." con:</w:t>
             </w:r>
           </w:p>
           <w:p>
@@ -13975,20 +15213,29 @@
         <w:tc>
           <w:tcPr>
             <w:tcW w:w="992" w:type="dxa"/>
-            <w:shd w:val="clear" w:color="auto" w:fill="C5E0B3" w:themeFill="accent6" w:themeFillTint="66"/>
-            <w:vAlign w:val="center"/>
-          </w:tcPr>
-          <w:p>
-            <w:pPr>
-              <w:spacing w:line="330" w:lineRule="atLeast"/>
-              <w:jc w:val="center"/>
-              <w:rPr>
-                <w:rFonts w:ascii="Arial" w:eastAsia="Times New Roman" w:hAnsi="Arial" w:cs="Arial"/>
-                <w:sz w:val="16"/>
-                <w:szCs w:val="16"/>
-                <w:lang w:eastAsia="it-IT"/>
-              </w:rPr>
-            </w:pPr>
+            <w:shd w:val="clear" w:color="auto" w:fill="00B050"/>
+            <w:vAlign w:val="center"/>
+          </w:tcPr>
+          <w:p>
+            <w:pPr>
+              <w:spacing w:line="330" w:lineRule="atLeast"/>
+              <w:jc w:val="center"/>
+              <w:rPr>
+                <w:rFonts w:ascii="Arial" w:eastAsia="Times New Roman" w:hAnsi="Arial" w:cs="Arial"/>
+                <w:sz w:val="16"/>
+                <w:szCs w:val="16"/>
+                <w:lang w:eastAsia="it-IT"/>
+              </w:rPr>
+            </w:pPr>
+            <w:r>
+              <w:rPr>
+                <w:rFonts w:ascii="Arial" w:eastAsia="Times New Roman" w:hAnsi="Arial" w:cs="Arial"/>
+                <w:sz w:val="16"/>
+                <w:szCs w:val="16"/>
+                <w:lang w:eastAsia="it-IT"/>
+              </w:rPr>
+              <w:t>ok</w:t>
+            </w:r>
           </w:p>
         </w:tc>
       </w:tr>
@@ -14041,14 +15288,25 @@
                 <w:lang w:eastAsia="it-IT"/>
               </w:rPr>
             </w:pPr>
-            <w:r>
-              <w:rPr>
-                <w:rFonts w:ascii="Arial" w:eastAsia="Times New Roman" w:hAnsi="Arial" w:cs="Arial"/>
-                <w:sz w:val="16"/>
-                <w:szCs w:val="16"/>
-                <w:lang w:eastAsia="it-IT"/>
-              </w:rPr>
-              <w:t>Operation SET</w:t>
+            <w:proofErr w:type="spellStart"/>
+            <w:r>
+              <w:rPr>
+                <w:rFonts w:ascii="Arial" w:eastAsia="Times New Roman" w:hAnsi="Arial" w:cs="Arial"/>
+                <w:sz w:val="16"/>
+                <w:szCs w:val="16"/>
+                <w:lang w:eastAsia="it-IT"/>
+              </w:rPr>
+              <w:t>Operation</w:t>
+            </w:r>
+            <w:proofErr w:type="spellEnd"/>
+            <w:r>
+              <w:rPr>
+                <w:rFonts w:ascii="Arial" w:eastAsia="Times New Roman" w:hAnsi="Arial" w:cs="Arial"/>
+                <w:sz w:val="16"/>
+                <w:szCs w:val="16"/>
+                <w:lang w:eastAsia="it-IT"/>
+              </w:rPr>
+              <w:t xml:space="preserve"> SET</w:t>
             </w:r>
           </w:p>
         </w:tc>
@@ -14185,6 +15443,7 @@
                 <w:lang w:val="en-US" w:eastAsia="it-IT"/>
               </w:rPr>
             </w:pPr>
+            <w:proofErr w:type="gramStart"/>
             <w:r>
               <w:rPr>
                 <w:rFonts w:ascii="Arial" w:eastAsia="Times New Roman" w:hAnsi="Arial" w:cs="Arial"/>
@@ -14192,7 +15451,17 @@
                 <w:szCs w:val="16"/>
                 <w:lang w:val="en-US" w:eastAsia="it-IT"/>
               </w:rPr>
-              <w:t>”Authorized phone n." con:</w:t>
+              <w:t>”Authorized</w:t>
+            </w:r>
+            <w:proofErr w:type="gramEnd"/>
+            <w:r>
+              <w:rPr>
+                <w:rFonts w:ascii="Arial" w:eastAsia="Times New Roman" w:hAnsi="Arial" w:cs="Arial"/>
+                <w:sz w:val="16"/>
+                <w:szCs w:val="16"/>
+                <w:lang w:val="en-US" w:eastAsia="it-IT"/>
+              </w:rPr>
+              <w:t xml:space="preserve"> phone n." con:</w:t>
             </w:r>
           </w:p>
           <w:p>
@@ -14256,20 +15525,29 @@
         <w:tc>
           <w:tcPr>
             <w:tcW w:w="992" w:type="dxa"/>
-            <w:shd w:val="clear" w:color="auto" w:fill="FFFFFF" w:themeFill="background1"/>
-            <w:vAlign w:val="center"/>
-          </w:tcPr>
-          <w:p>
-            <w:pPr>
-              <w:spacing w:line="330" w:lineRule="atLeast"/>
-              <w:jc w:val="center"/>
-              <w:rPr>
-                <w:rFonts w:ascii="Arial" w:eastAsia="Times New Roman" w:hAnsi="Arial" w:cs="Arial"/>
-                <w:sz w:val="16"/>
-                <w:szCs w:val="16"/>
-                <w:lang w:eastAsia="it-IT"/>
-              </w:rPr>
-            </w:pPr>
+            <w:shd w:val="clear" w:color="auto" w:fill="00B050"/>
+            <w:vAlign w:val="center"/>
+          </w:tcPr>
+          <w:p>
+            <w:pPr>
+              <w:spacing w:line="330" w:lineRule="atLeast"/>
+              <w:jc w:val="center"/>
+              <w:rPr>
+                <w:rFonts w:ascii="Arial" w:eastAsia="Times New Roman" w:hAnsi="Arial" w:cs="Arial"/>
+                <w:sz w:val="16"/>
+                <w:szCs w:val="16"/>
+                <w:lang w:eastAsia="it-IT"/>
+              </w:rPr>
+            </w:pPr>
+            <w:r>
+              <w:rPr>
+                <w:rFonts w:ascii="Arial" w:eastAsia="Times New Roman" w:hAnsi="Arial" w:cs="Arial"/>
+                <w:sz w:val="16"/>
+                <w:szCs w:val="16"/>
+                <w:lang w:eastAsia="it-IT"/>
+              </w:rPr>
+              <w:t>ok</w:t>
+            </w:r>
           </w:p>
         </w:tc>
       </w:tr>
@@ -14322,14 +15600,25 @@
                 <w:lang w:eastAsia="it-IT"/>
               </w:rPr>
             </w:pPr>
-            <w:r>
-              <w:rPr>
-                <w:rFonts w:ascii="Arial" w:eastAsia="Times New Roman" w:hAnsi="Arial" w:cs="Arial"/>
-                <w:sz w:val="16"/>
-                <w:szCs w:val="16"/>
-                <w:lang w:eastAsia="it-IT"/>
-              </w:rPr>
-              <w:t>Operation SET</w:t>
+            <w:proofErr w:type="spellStart"/>
+            <w:r>
+              <w:rPr>
+                <w:rFonts w:ascii="Arial" w:eastAsia="Times New Roman" w:hAnsi="Arial" w:cs="Arial"/>
+                <w:sz w:val="16"/>
+                <w:szCs w:val="16"/>
+                <w:lang w:eastAsia="it-IT"/>
+              </w:rPr>
+              <w:t>Operation</w:t>
+            </w:r>
+            <w:proofErr w:type="spellEnd"/>
+            <w:r>
+              <w:rPr>
+                <w:rFonts w:ascii="Arial" w:eastAsia="Times New Roman" w:hAnsi="Arial" w:cs="Arial"/>
+                <w:sz w:val="16"/>
+                <w:szCs w:val="16"/>
+                <w:lang w:eastAsia="it-IT"/>
+              </w:rPr>
+              <w:t xml:space="preserve"> SET</w:t>
             </w:r>
           </w:p>
         </w:tc>
@@ -14445,7 +15734,27 @@
                 <w:szCs w:val="16"/>
                 <w:lang w:val="en-US" w:eastAsia="it-IT"/>
               </w:rPr>
-              <w:t xml:space="preserve">SMS a Richiedente; </w:t>
+              <w:t xml:space="preserve">SMS a </w:t>
+            </w:r>
+            <w:proofErr w:type="spellStart"/>
+            <w:r>
+              <w:rPr>
+                <w:rFonts w:ascii="Arial" w:eastAsia="Times New Roman" w:hAnsi="Arial" w:cs="Arial"/>
+                <w:sz w:val="16"/>
+                <w:szCs w:val="16"/>
+                <w:lang w:val="en-US" w:eastAsia="it-IT"/>
+              </w:rPr>
+              <w:t>Richiedente</w:t>
+            </w:r>
+            <w:proofErr w:type="spellEnd"/>
+            <w:r>
+              <w:rPr>
+                <w:rFonts w:ascii="Arial" w:eastAsia="Times New Roman" w:hAnsi="Arial" w:cs="Arial"/>
+                <w:sz w:val="16"/>
+                <w:szCs w:val="16"/>
+                <w:lang w:val="en-US" w:eastAsia="it-IT"/>
+              </w:rPr>
+              <w:t xml:space="preserve">; </w:t>
             </w:r>
             <w:r>
               <w:rPr>
@@ -14540,14 +15849,25 @@
                 <w:lang w:eastAsia="it-IT"/>
               </w:rPr>
             </w:pPr>
-            <w:r>
-              <w:rPr>
-                <w:rFonts w:ascii="Arial" w:eastAsia="Times New Roman" w:hAnsi="Arial" w:cs="Arial"/>
-                <w:sz w:val="16"/>
-                <w:szCs w:val="16"/>
-                <w:lang w:eastAsia="it-IT"/>
-              </w:rPr>
-              <w:t>Operation SET</w:t>
+            <w:proofErr w:type="spellStart"/>
+            <w:r>
+              <w:rPr>
+                <w:rFonts w:ascii="Arial" w:eastAsia="Times New Roman" w:hAnsi="Arial" w:cs="Arial"/>
+                <w:sz w:val="16"/>
+                <w:szCs w:val="16"/>
+                <w:lang w:eastAsia="it-IT"/>
+              </w:rPr>
+              <w:t>Operation</w:t>
+            </w:r>
+            <w:proofErr w:type="spellEnd"/>
+            <w:r>
+              <w:rPr>
+                <w:rFonts w:ascii="Arial" w:eastAsia="Times New Roman" w:hAnsi="Arial" w:cs="Arial"/>
+                <w:sz w:val="16"/>
+                <w:szCs w:val="16"/>
+                <w:lang w:eastAsia="it-IT"/>
+              </w:rPr>
+              <w:t xml:space="preserve"> SET</w:t>
             </w:r>
           </w:p>
         </w:tc>
@@ -14653,15 +15973,15 @@
                 <w:rFonts w:ascii="Arial" w:eastAsia="Times New Roman" w:hAnsi="Arial" w:cs="Arial"/>
                 <w:sz w:val="16"/>
                 <w:szCs w:val="16"/>
-                <w:lang w:val="en-US" w:eastAsia="it-IT"/>
-              </w:rPr>
-            </w:pPr>
-            <w:r>
-              <w:rPr>
-                <w:rFonts w:ascii="Arial" w:eastAsia="Times New Roman" w:hAnsi="Arial" w:cs="Arial"/>
-                <w:sz w:val="16"/>
-                <w:szCs w:val="16"/>
-                <w:lang w:val="en-US" w:eastAsia="it-IT"/>
+                <w:lang w:eastAsia="it-IT"/>
+              </w:rPr>
+            </w:pPr>
+            <w:r>
+              <w:rPr>
+                <w:rFonts w:ascii="Arial" w:eastAsia="Times New Roman" w:hAnsi="Arial" w:cs="Arial"/>
+                <w:sz w:val="16"/>
+                <w:szCs w:val="16"/>
+                <w:lang w:eastAsia="it-IT"/>
               </w:rPr>
               <w:t>SMS:</w:t>
             </w:r>
@@ -14693,7 +16013,27 @@
                 <w:szCs w:val="16"/>
                 <w:lang w:eastAsia="it-IT"/>
               </w:rPr>
-              <w:t xml:space="preserve">ANCANZA RETE, ultima lettura, X Vac su tutti i numeri telefonici </w:t>
+              <w:t xml:space="preserve">ANCANZA RETE, ultima lettura, X </w:t>
+            </w:r>
+            <w:proofErr w:type="spellStart"/>
+            <w:r>
+              <w:rPr>
+                <w:rFonts w:ascii="Arial" w:eastAsia="Times New Roman" w:hAnsi="Arial" w:cs="Arial"/>
+                <w:sz w:val="16"/>
+                <w:szCs w:val="16"/>
+                <w:lang w:eastAsia="it-IT"/>
+              </w:rPr>
+              <w:t>Vac</w:t>
+            </w:r>
+            <w:proofErr w:type="spellEnd"/>
+            <w:r>
+              <w:rPr>
+                <w:rFonts w:ascii="Arial" w:eastAsia="Times New Roman" w:hAnsi="Arial" w:cs="Arial"/>
+                <w:sz w:val="16"/>
+                <w:szCs w:val="16"/>
+                <w:lang w:eastAsia="it-IT"/>
+              </w:rPr>
+              <w:t xml:space="preserve"> su tutti i numeri telefonici </w:t>
             </w:r>
             <w:r>
               <w:rPr>
@@ -14732,16 +16072,7 @@
                 <w:szCs w:val="16"/>
                 <w:lang w:eastAsia="it-IT"/>
               </w:rPr>
-              <w:t xml:space="preserve"> Master, Aux1, Aux2 e Aux3</w:t>
-            </w:r>
-            <w:r>
-              <w:rPr>
-                <w:rFonts w:ascii="Arial" w:eastAsia="Times New Roman" w:hAnsi="Arial" w:cs="Arial"/>
-                <w:sz w:val="16"/>
-                <w:szCs w:val="16"/>
-                <w:lang w:eastAsia="it-IT"/>
-              </w:rPr>
-              <w:t xml:space="preserve"> </w:t>
+              <w:t xml:space="preserve"> Master, Aux1, Aux2 e Aux3 </w:t>
             </w:r>
             <w:r>
               <w:rPr>
@@ -14775,7 +16106,7 @@
         <w:tc>
           <w:tcPr>
             <w:tcW w:w="992" w:type="dxa"/>
-            <w:shd w:val="clear" w:color="auto" w:fill="FFFFFF" w:themeFill="background1"/>
+            <w:shd w:val="clear" w:color="auto" w:fill="00B050"/>
             <w:vAlign w:val="center"/>
           </w:tcPr>
           <w:p>
@@ -14850,14 +16181,25 @@
                 <w:lang w:eastAsia="it-IT"/>
               </w:rPr>
             </w:pPr>
-            <w:r>
-              <w:rPr>
-                <w:rFonts w:ascii="Arial" w:eastAsia="Times New Roman" w:hAnsi="Arial" w:cs="Arial"/>
-                <w:sz w:val="16"/>
-                <w:szCs w:val="16"/>
-                <w:lang w:eastAsia="it-IT"/>
-              </w:rPr>
-              <w:t>Operation SET</w:t>
+            <w:proofErr w:type="spellStart"/>
+            <w:r>
+              <w:rPr>
+                <w:rFonts w:ascii="Arial" w:eastAsia="Times New Roman" w:hAnsi="Arial" w:cs="Arial"/>
+                <w:sz w:val="16"/>
+                <w:szCs w:val="16"/>
+                <w:lang w:eastAsia="it-IT"/>
+              </w:rPr>
+              <w:t>Operation</w:t>
+            </w:r>
+            <w:proofErr w:type="spellEnd"/>
+            <w:r>
+              <w:rPr>
+                <w:rFonts w:ascii="Arial" w:eastAsia="Times New Roman" w:hAnsi="Arial" w:cs="Arial"/>
+                <w:sz w:val="16"/>
+                <w:szCs w:val="16"/>
+                <w:lang w:eastAsia="it-IT"/>
+              </w:rPr>
+              <w:t xml:space="preserve"> SET</w:t>
             </w:r>
           </w:p>
         </w:tc>
@@ -14885,25 +16227,7 @@
                 <w:szCs w:val="16"/>
                 <w:lang w:eastAsia="it-IT"/>
               </w:rPr>
-              <w:t xml:space="preserve">Invia SMS </w:t>
-            </w:r>
-            <w:r>
-              <w:rPr>
-                <w:rFonts w:ascii="Arial" w:eastAsia="Times New Roman" w:hAnsi="Arial" w:cs="Arial"/>
-                <w:sz w:val="16"/>
-                <w:szCs w:val="16"/>
-                <w:lang w:eastAsia="it-IT"/>
-              </w:rPr>
-              <w:t>Ripresa</w:t>
-            </w:r>
-            <w:r>
-              <w:rPr>
-                <w:rFonts w:ascii="Arial" w:eastAsia="Times New Roman" w:hAnsi="Arial" w:cs="Arial"/>
-                <w:sz w:val="16"/>
-                <w:szCs w:val="16"/>
-                <w:lang w:eastAsia="it-IT"/>
-              </w:rPr>
-              <w:t xml:space="preserve"> 220Vca</w:t>
+              <w:t>Invia SMS Ripresa 220Vca</w:t>
             </w:r>
           </w:p>
         </w:tc>
@@ -14931,16 +16255,7 @@
                 <w:szCs w:val="16"/>
                 <w:lang w:eastAsia="it-IT"/>
               </w:rPr>
-              <w:t xml:space="preserve">Ripresa </w:t>
-            </w:r>
-            <w:r>
-              <w:rPr>
-                <w:rFonts w:ascii="Arial" w:eastAsia="Times New Roman" w:hAnsi="Arial" w:cs="Arial"/>
-                <w:sz w:val="16"/>
-                <w:szCs w:val="16"/>
-                <w:lang w:eastAsia="it-IT"/>
-              </w:rPr>
-              <w:t>Alimentazione</w:t>
+              <w:t>Ripresa Alimentazione</w:t>
             </w:r>
           </w:p>
         </w:tc>
@@ -15030,25 +16345,27 @@
                 <w:szCs w:val="16"/>
                 <w:lang w:eastAsia="it-IT"/>
               </w:rPr>
-              <w:t>ANCANZA</w:t>
-            </w:r>
-            <w:r>
-              <w:rPr>
-                <w:rFonts w:ascii="Arial" w:eastAsia="Times New Roman" w:hAnsi="Arial" w:cs="Arial"/>
-                <w:sz w:val="16"/>
-                <w:szCs w:val="16"/>
-                <w:lang w:eastAsia="it-IT"/>
-              </w:rPr>
-              <w:t>RIPRESA</w:t>
-            </w:r>
-            <w:r>
-              <w:rPr>
-                <w:rFonts w:ascii="Arial" w:eastAsia="Times New Roman" w:hAnsi="Arial" w:cs="Arial"/>
-                <w:sz w:val="16"/>
-                <w:szCs w:val="16"/>
-                <w:lang w:eastAsia="it-IT"/>
-              </w:rPr>
-              <w:t xml:space="preserve">, ultima lettura, X Vac su tutti i numeri telefonici </w:t>
+              <w:t xml:space="preserve">ANCANZARIPRESA, ultima lettura, X </w:t>
+            </w:r>
+            <w:proofErr w:type="spellStart"/>
+            <w:r>
+              <w:rPr>
+                <w:rFonts w:ascii="Arial" w:eastAsia="Times New Roman" w:hAnsi="Arial" w:cs="Arial"/>
+                <w:sz w:val="16"/>
+                <w:szCs w:val="16"/>
+                <w:lang w:eastAsia="it-IT"/>
+              </w:rPr>
+              <w:t>Vac</w:t>
+            </w:r>
+            <w:proofErr w:type="spellEnd"/>
+            <w:r>
+              <w:rPr>
+                <w:rFonts w:ascii="Arial" w:eastAsia="Times New Roman" w:hAnsi="Arial" w:cs="Arial"/>
+                <w:sz w:val="16"/>
+                <w:szCs w:val="16"/>
+                <w:lang w:eastAsia="it-IT"/>
+              </w:rPr>
+              <w:t xml:space="preserve"> su tutti i numeri telefonici </w:t>
             </w:r>
             <w:r>
               <w:rPr>
@@ -15114,16 +16431,7 @@
                 <w:szCs w:val="16"/>
                 <w:lang w:eastAsia="it-IT"/>
               </w:rPr>
-              <w:t xml:space="preserve"> </w:t>
-            </w:r>
-            <w:r>
-              <w:rPr>
-                <w:rFonts w:ascii="Arial" w:eastAsia="Times New Roman" w:hAnsi="Arial" w:cs="Arial"/>
-                <w:sz w:val="16"/>
-                <w:szCs w:val="16"/>
-                <w:lang w:eastAsia="it-IT"/>
-              </w:rPr>
-              <w:t>(Testato s</w:t>
+              <w:t xml:space="preserve"> (Testato s</w:t>
             </w:r>
             <w:r>
               <w:rPr>
@@ -15148,7 +16456,7 @@
         <w:tc>
           <w:tcPr>
             <w:tcW w:w="992" w:type="dxa"/>
-            <w:shd w:val="clear" w:color="auto" w:fill="FFFFFF" w:themeFill="background1"/>
+            <w:shd w:val="clear" w:color="auto" w:fill="00B050"/>
             <w:vAlign w:val="center"/>
           </w:tcPr>
           <w:p>
@@ -15223,14 +16531,25 @@
                 <w:lang w:eastAsia="it-IT"/>
               </w:rPr>
             </w:pPr>
-            <w:r>
-              <w:rPr>
-                <w:rFonts w:ascii="Arial" w:eastAsia="Times New Roman" w:hAnsi="Arial" w:cs="Arial"/>
-                <w:sz w:val="16"/>
-                <w:szCs w:val="16"/>
-                <w:lang w:eastAsia="it-IT"/>
-              </w:rPr>
-              <w:t>Operation SET</w:t>
+            <w:proofErr w:type="spellStart"/>
+            <w:r>
+              <w:rPr>
+                <w:rFonts w:ascii="Arial" w:eastAsia="Times New Roman" w:hAnsi="Arial" w:cs="Arial"/>
+                <w:sz w:val="16"/>
+                <w:szCs w:val="16"/>
+                <w:lang w:eastAsia="it-IT"/>
+              </w:rPr>
+              <w:t>Operation</w:t>
+            </w:r>
+            <w:proofErr w:type="spellEnd"/>
+            <w:r>
+              <w:rPr>
+                <w:rFonts w:ascii="Arial" w:eastAsia="Times New Roman" w:hAnsi="Arial" w:cs="Arial"/>
+                <w:sz w:val="16"/>
+                <w:szCs w:val="16"/>
+                <w:lang w:eastAsia="it-IT"/>
+              </w:rPr>
+              <w:t xml:space="preserve"> SET</w:t>
             </w:r>
           </w:p>
         </w:tc>
@@ -15258,8 +16577,19 @@
                 <w:szCs w:val="16"/>
                 <w:lang w:eastAsia="it-IT"/>
               </w:rPr>
-              <w:t>Ritorna il valore di Tensione + Timestamp</w:t>
-            </w:r>
+              <w:t xml:space="preserve">Ritorna il valore di Tensione + </w:t>
+            </w:r>
+            <w:proofErr w:type="spellStart"/>
+            <w:r>
+              <w:rPr>
+                <w:rFonts w:ascii="Arial" w:eastAsia="Times New Roman" w:hAnsi="Arial" w:cs="Arial"/>
+                <w:sz w:val="16"/>
+                <w:szCs w:val="16"/>
+                <w:lang w:eastAsia="it-IT"/>
+              </w:rPr>
+              <w:t>Timestamp</w:t>
+            </w:r>
+            <w:proofErr w:type="spellEnd"/>
           </w:p>
         </w:tc>
         <w:tc>
@@ -15359,6 +16689,7 @@
                 <w:lang w:eastAsia="it-IT"/>
               </w:rPr>
             </w:pPr>
+            <w:proofErr w:type="spellStart"/>
             <w:r>
               <w:rPr>
                 <w:rFonts w:ascii="Arial" w:eastAsia="Times New Roman" w:hAnsi="Arial" w:cs="Arial"/>
@@ -15370,6 +16701,7 @@
               </w:rPr>
               <w:t>timestamp</w:t>
             </w:r>
+            <w:proofErr w:type="spellEnd"/>
             <w:r>
               <w:rPr>
                 <w:rFonts w:ascii="Arial" w:eastAsia="Times New Roman" w:hAnsi="Arial" w:cs="Arial"/>
@@ -15379,6 +16711,7 @@
               </w:rPr>
               <w:t xml:space="preserve"> “Current Voltage: “</w:t>
             </w:r>
+            <w:proofErr w:type="spellStart"/>
             <w:r>
               <w:rPr>
                 <w:rFonts w:ascii="Arial" w:eastAsia="Times New Roman" w:hAnsi="Arial" w:cs="Arial"/>
@@ -15390,34 +16723,64 @@
               </w:rPr>
               <w:t>voltage</w:t>
             </w:r>
-            <w:r>
-              <w:rPr>
-                <w:rFonts w:ascii="Arial" w:eastAsia="Times New Roman" w:hAnsi="Arial" w:cs="Arial"/>
-                <w:sz w:val="16"/>
-                <w:szCs w:val="16"/>
-                <w:lang w:eastAsia="it-IT"/>
-              </w:rPr>
-              <w:t xml:space="preserve"> “Vac"</w:t>
+            <w:proofErr w:type="spellEnd"/>
+            <w:r>
+              <w:rPr>
+                <w:rFonts w:ascii="Arial" w:eastAsia="Times New Roman" w:hAnsi="Arial" w:cs="Arial"/>
+                <w:sz w:val="16"/>
+                <w:szCs w:val="16"/>
+                <w:lang w:eastAsia="it-IT"/>
+              </w:rPr>
+              <w:t xml:space="preserve"> “</w:t>
+            </w:r>
+            <w:proofErr w:type="spellStart"/>
+            <w:r>
+              <w:rPr>
+                <w:rFonts w:ascii="Arial" w:eastAsia="Times New Roman" w:hAnsi="Arial" w:cs="Arial"/>
+                <w:sz w:val="16"/>
+                <w:szCs w:val="16"/>
+                <w:lang w:eastAsia="it-IT"/>
+              </w:rPr>
+              <w:t>Vac</w:t>
+            </w:r>
+            <w:proofErr w:type="spellEnd"/>
+            <w:r>
+              <w:rPr>
+                <w:rFonts w:ascii="Arial" w:eastAsia="Times New Roman" w:hAnsi="Arial" w:cs="Arial"/>
+                <w:sz w:val="16"/>
+                <w:szCs w:val="16"/>
+                <w:lang w:eastAsia="it-IT"/>
+              </w:rPr>
+              <w:t>"</w:t>
             </w:r>
           </w:p>
         </w:tc>
         <w:tc>
           <w:tcPr>
             <w:tcW w:w="992" w:type="dxa"/>
-            <w:shd w:val="clear" w:color="auto" w:fill="FFFFFF" w:themeFill="background1"/>
-            <w:vAlign w:val="center"/>
-          </w:tcPr>
-          <w:p>
-            <w:pPr>
-              <w:spacing w:line="330" w:lineRule="atLeast"/>
-              <w:jc w:val="center"/>
-              <w:rPr>
-                <w:rFonts w:ascii="Arial" w:eastAsia="Times New Roman" w:hAnsi="Arial" w:cs="Arial"/>
-                <w:sz w:val="16"/>
-                <w:szCs w:val="16"/>
-                <w:lang w:eastAsia="it-IT"/>
-              </w:rPr>
-            </w:pPr>
+            <w:shd w:val="clear" w:color="auto" w:fill="00B050"/>
+            <w:vAlign w:val="center"/>
+          </w:tcPr>
+          <w:p>
+            <w:pPr>
+              <w:spacing w:line="330" w:lineRule="atLeast"/>
+              <w:jc w:val="center"/>
+              <w:rPr>
+                <w:rFonts w:ascii="Arial" w:eastAsia="Times New Roman" w:hAnsi="Arial" w:cs="Arial"/>
+                <w:sz w:val="16"/>
+                <w:szCs w:val="16"/>
+                <w:lang w:eastAsia="it-IT"/>
+              </w:rPr>
+            </w:pPr>
+            <w:r>
+              <w:rPr>
+                <w:rFonts w:ascii="Arial" w:eastAsia="Times New Roman" w:hAnsi="Arial" w:cs="Arial"/>
+                <w:sz w:val="16"/>
+                <w:szCs w:val="16"/>
+                <w:lang w:eastAsia="it-IT"/>
+              </w:rPr>
+              <w:t>ok</w:t>
+            </w:r>
           </w:p>
         </w:tc>
       </w:tr>
@@ -15482,14 +16845,25 @@
                 <w:lang w:eastAsia="it-IT"/>
               </w:rPr>
             </w:pPr>
-            <w:r>
-              <w:rPr>
-                <w:rFonts w:ascii="Arial" w:eastAsia="Times New Roman" w:hAnsi="Arial" w:cs="Arial"/>
-                <w:sz w:val="16"/>
-                <w:szCs w:val="16"/>
-                <w:lang w:eastAsia="it-IT"/>
-              </w:rPr>
-              <w:t>Operation SET</w:t>
+            <w:proofErr w:type="spellStart"/>
+            <w:r>
+              <w:rPr>
+                <w:rFonts w:ascii="Arial" w:eastAsia="Times New Roman" w:hAnsi="Arial" w:cs="Arial"/>
+                <w:sz w:val="16"/>
+                <w:szCs w:val="16"/>
+                <w:lang w:eastAsia="it-IT"/>
+              </w:rPr>
+              <w:t>Operation</w:t>
+            </w:r>
+            <w:proofErr w:type="spellEnd"/>
+            <w:r>
+              <w:rPr>
+                <w:rFonts w:ascii="Arial" w:eastAsia="Times New Roman" w:hAnsi="Arial" w:cs="Arial"/>
+                <w:sz w:val="16"/>
+                <w:szCs w:val="16"/>
+                <w:lang w:eastAsia="it-IT"/>
+              </w:rPr>
+              <w:t xml:space="preserve"> SET</w:t>
             </w:r>
           </w:p>
         </w:tc>
@@ -15517,8 +16891,19 @@
                 <w:szCs w:val="16"/>
                 <w:lang w:eastAsia="it-IT"/>
               </w:rPr>
-              <w:t>Ritorna il valore di Tensione + Timestamp</w:t>
-            </w:r>
+              <w:t xml:space="preserve">Ritorna il valore di Tensione + </w:t>
+            </w:r>
+            <w:proofErr w:type="spellStart"/>
+            <w:r>
+              <w:rPr>
+                <w:rFonts w:ascii="Arial" w:eastAsia="Times New Roman" w:hAnsi="Arial" w:cs="Arial"/>
+                <w:sz w:val="16"/>
+                <w:szCs w:val="16"/>
+                <w:lang w:eastAsia="it-IT"/>
+              </w:rPr>
+              <w:t>Timestamp</w:t>
+            </w:r>
+            <w:proofErr w:type="spellEnd"/>
           </w:p>
         </w:tc>
         <w:tc>
@@ -15618,6 +17003,7 @@
                 <w:lang w:eastAsia="it-IT"/>
               </w:rPr>
             </w:pPr>
+            <w:proofErr w:type="spellStart"/>
             <w:r>
               <w:rPr>
                 <w:rFonts w:ascii="Arial" w:eastAsia="Times New Roman" w:hAnsi="Arial" w:cs="Arial"/>
@@ -15629,6 +17015,7 @@
               </w:rPr>
               <w:t>timestamp</w:t>
             </w:r>
+            <w:proofErr w:type="spellEnd"/>
             <w:r>
               <w:rPr>
                 <w:rFonts w:ascii="Arial" w:eastAsia="Times New Roman" w:hAnsi="Arial" w:cs="Arial"/>
@@ -15638,6 +17025,7 @@
               </w:rPr>
               <w:t xml:space="preserve"> “Current Voltage: “</w:t>
             </w:r>
+            <w:proofErr w:type="spellStart"/>
             <w:r>
               <w:rPr>
                 <w:rFonts w:ascii="Arial" w:eastAsia="Times New Roman" w:hAnsi="Arial" w:cs="Arial"/>
@@ -15649,14 +17037,35 @@
               </w:rPr>
               <w:t>voltage</w:t>
             </w:r>
-            <w:r>
-              <w:rPr>
-                <w:rFonts w:ascii="Arial" w:eastAsia="Times New Roman" w:hAnsi="Arial" w:cs="Arial"/>
-                <w:sz w:val="16"/>
-                <w:szCs w:val="16"/>
-                <w:lang w:eastAsia="it-IT"/>
-              </w:rPr>
-              <w:t xml:space="preserve"> “Vac"</w:t>
+            <w:proofErr w:type="spellEnd"/>
+            <w:r>
+              <w:rPr>
+                <w:rFonts w:ascii="Arial" w:eastAsia="Times New Roman" w:hAnsi="Arial" w:cs="Arial"/>
+                <w:sz w:val="16"/>
+                <w:szCs w:val="16"/>
+                <w:lang w:eastAsia="it-IT"/>
+              </w:rPr>
+              <w:t xml:space="preserve"> “</w:t>
+            </w:r>
+            <w:proofErr w:type="spellStart"/>
+            <w:r>
+              <w:rPr>
+                <w:rFonts w:ascii="Arial" w:eastAsia="Times New Roman" w:hAnsi="Arial" w:cs="Arial"/>
+                <w:sz w:val="16"/>
+                <w:szCs w:val="16"/>
+                <w:lang w:eastAsia="it-IT"/>
+              </w:rPr>
+              <w:t>Vac</w:t>
+            </w:r>
+            <w:proofErr w:type="spellEnd"/>
+            <w:r>
+              <w:rPr>
+                <w:rFonts w:ascii="Arial" w:eastAsia="Times New Roman" w:hAnsi="Arial" w:cs="Arial"/>
+                <w:sz w:val="16"/>
+                <w:szCs w:val="16"/>
+                <w:lang w:eastAsia="it-IT"/>
+              </w:rPr>
+              <w:t>"</w:t>
             </w:r>
           </w:p>
         </w:tc>
@@ -15728,14 +17137,25 @@
                 <w:lang w:eastAsia="it-IT"/>
               </w:rPr>
             </w:pPr>
-            <w:r>
-              <w:rPr>
-                <w:rFonts w:ascii="Arial" w:eastAsia="Times New Roman" w:hAnsi="Arial" w:cs="Arial"/>
-                <w:sz w:val="16"/>
-                <w:szCs w:val="16"/>
-                <w:lang w:eastAsia="it-IT"/>
-              </w:rPr>
-              <w:t>Operation SET</w:t>
+            <w:proofErr w:type="spellStart"/>
+            <w:r>
+              <w:rPr>
+                <w:rFonts w:ascii="Arial" w:eastAsia="Times New Roman" w:hAnsi="Arial" w:cs="Arial"/>
+                <w:sz w:val="16"/>
+                <w:szCs w:val="16"/>
+                <w:lang w:eastAsia="it-IT"/>
+              </w:rPr>
+              <w:t>Operation</w:t>
+            </w:r>
+            <w:proofErr w:type="spellEnd"/>
+            <w:r>
+              <w:rPr>
+                <w:rFonts w:ascii="Arial" w:eastAsia="Times New Roman" w:hAnsi="Arial" w:cs="Arial"/>
+                <w:sz w:val="16"/>
+                <w:szCs w:val="16"/>
+                <w:lang w:eastAsia="it-IT"/>
+              </w:rPr>
+              <w:t xml:space="preserve"> SET</w:t>
             </w:r>
           </w:p>
         </w:tc>
@@ -15763,8 +17183,19 @@
                 <w:szCs w:val="16"/>
                 <w:lang w:eastAsia="it-IT"/>
               </w:rPr>
-              <w:t>Ritorna il valore di Tensione + Timestamp</w:t>
-            </w:r>
+              <w:t xml:space="preserve">Ritorna il valore di Tensione + </w:t>
+            </w:r>
+            <w:proofErr w:type="spellStart"/>
+            <w:r>
+              <w:rPr>
+                <w:rFonts w:ascii="Arial" w:eastAsia="Times New Roman" w:hAnsi="Arial" w:cs="Arial"/>
+                <w:sz w:val="16"/>
+                <w:szCs w:val="16"/>
+                <w:lang w:eastAsia="it-IT"/>
+              </w:rPr>
+              <w:t>Timestamp</w:t>
+            </w:r>
+            <w:proofErr w:type="spellEnd"/>
           </w:p>
         </w:tc>
         <w:tc>
@@ -15944,14 +17375,25 @@
                 <w:lang w:val="en-US" w:eastAsia="it-IT"/>
               </w:rPr>
             </w:pPr>
-            <w:r>
-              <w:rPr>
-                <w:rFonts w:ascii="Arial" w:eastAsia="Times New Roman" w:hAnsi="Arial" w:cs="Arial"/>
-                <w:sz w:val="16"/>
-                <w:szCs w:val="16"/>
-                <w:lang w:eastAsia="it-IT"/>
-              </w:rPr>
-              <w:t>Operation SET</w:t>
+            <w:proofErr w:type="spellStart"/>
+            <w:r>
+              <w:rPr>
+                <w:rFonts w:ascii="Arial" w:eastAsia="Times New Roman" w:hAnsi="Arial" w:cs="Arial"/>
+                <w:sz w:val="16"/>
+                <w:szCs w:val="16"/>
+                <w:lang w:eastAsia="it-IT"/>
+              </w:rPr>
+              <w:t>Operation</w:t>
+            </w:r>
+            <w:proofErr w:type="spellEnd"/>
+            <w:r>
+              <w:rPr>
+                <w:rFonts w:ascii="Arial" w:eastAsia="Times New Roman" w:hAnsi="Arial" w:cs="Arial"/>
+                <w:sz w:val="16"/>
+                <w:szCs w:val="16"/>
+                <w:lang w:eastAsia="it-IT"/>
+              </w:rPr>
+              <w:t xml:space="preserve"> SET</w:t>
             </w:r>
           </w:p>
         </w:tc>
@@ -16101,6 +17543,7 @@
         <w:tc>
           <w:tcPr>
             <w:tcW w:w="992" w:type="dxa"/>
+            <w:shd w:val="clear" w:color="auto" w:fill="00B050"/>
             <w:vAlign w:val="center"/>
           </w:tcPr>
           <w:p>
@@ -16114,6 +17557,15 @@
                 <w:lang w:val="en-US" w:eastAsia="it-IT"/>
               </w:rPr>
             </w:pPr>
+            <w:r>
+              <w:rPr>
+                <w:rFonts w:ascii="Arial" w:eastAsia="Times New Roman" w:hAnsi="Arial" w:cs="Arial"/>
+                <w:sz w:val="16"/>
+                <w:szCs w:val="16"/>
+                <w:lang w:val="en-US" w:eastAsia="it-IT"/>
+              </w:rPr>
+              <w:t>ok</w:t>
+            </w:r>
           </w:p>
         </w:tc>
       </w:tr>
@@ -16166,14 +17618,25 @@
                 <w:lang w:eastAsia="it-IT"/>
               </w:rPr>
             </w:pPr>
-            <w:r>
-              <w:rPr>
-                <w:rFonts w:ascii="Arial" w:eastAsia="Times New Roman" w:hAnsi="Arial" w:cs="Arial"/>
-                <w:sz w:val="16"/>
-                <w:szCs w:val="16"/>
-                <w:lang w:eastAsia="it-IT"/>
-              </w:rPr>
-              <w:t>Operation SET</w:t>
+            <w:proofErr w:type="spellStart"/>
+            <w:r>
+              <w:rPr>
+                <w:rFonts w:ascii="Arial" w:eastAsia="Times New Roman" w:hAnsi="Arial" w:cs="Arial"/>
+                <w:sz w:val="16"/>
+                <w:szCs w:val="16"/>
+                <w:lang w:eastAsia="it-IT"/>
+              </w:rPr>
+              <w:t>Operation</w:t>
+            </w:r>
+            <w:proofErr w:type="spellEnd"/>
+            <w:r>
+              <w:rPr>
+                <w:rFonts w:ascii="Arial" w:eastAsia="Times New Roman" w:hAnsi="Arial" w:cs="Arial"/>
+                <w:sz w:val="16"/>
+                <w:szCs w:val="16"/>
+                <w:lang w:eastAsia="it-IT"/>
+              </w:rPr>
+              <w:t xml:space="preserve"> SET</w:t>
             </w:r>
           </w:p>
         </w:tc>
@@ -16307,7 +17770,27 @@
                 <w:szCs w:val="16"/>
                 <w:lang w:val="en-US" w:eastAsia="it-IT"/>
               </w:rPr>
-              <w:t xml:space="preserve">SMS a Richiedente; </w:t>
+              <w:t xml:space="preserve">SMS a </w:t>
+            </w:r>
+            <w:proofErr w:type="spellStart"/>
+            <w:r>
+              <w:rPr>
+                <w:rFonts w:ascii="Arial" w:eastAsia="Times New Roman" w:hAnsi="Arial" w:cs="Arial"/>
+                <w:sz w:val="16"/>
+                <w:szCs w:val="16"/>
+                <w:lang w:val="en-US" w:eastAsia="it-IT"/>
+              </w:rPr>
+              <w:t>Richiedente</w:t>
+            </w:r>
+            <w:proofErr w:type="spellEnd"/>
+            <w:r>
+              <w:rPr>
+                <w:rFonts w:ascii="Arial" w:eastAsia="Times New Roman" w:hAnsi="Arial" w:cs="Arial"/>
+                <w:sz w:val="16"/>
+                <w:szCs w:val="16"/>
+                <w:lang w:val="en-US" w:eastAsia="it-IT"/>
+              </w:rPr>
+              <w:t xml:space="preserve">; </w:t>
             </w:r>
             <w:r>
               <w:rPr>
@@ -16388,14 +17871,25 @@
                 <w:lang w:val="en-US" w:eastAsia="it-IT"/>
               </w:rPr>
             </w:pPr>
-            <w:r>
-              <w:rPr>
-                <w:rFonts w:ascii="Arial" w:eastAsia="Times New Roman" w:hAnsi="Arial" w:cs="Arial"/>
-                <w:sz w:val="16"/>
-                <w:szCs w:val="16"/>
-                <w:lang w:eastAsia="it-IT"/>
-              </w:rPr>
-              <w:t>Operation SET</w:t>
+            <w:proofErr w:type="spellStart"/>
+            <w:r>
+              <w:rPr>
+                <w:rFonts w:ascii="Arial" w:eastAsia="Times New Roman" w:hAnsi="Arial" w:cs="Arial"/>
+                <w:sz w:val="16"/>
+                <w:szCs w:val="16"/>
+                <w:lang w:eastAsia="it-IT"/>
+              </w:rPr>
+              <w:t>Operation</w:t>
+            </w:r>
+            <w:proofErr w:type="spellEnd"/>
+            <w:r>
+              <w:rPr>
+                <w:rFonts w:ascii="Arial" w:eastAsia="Times New Roman" w:hAnsi="Arial" w:cs="Arial"/>
+                <w:sz w:val="16"/>
+                <w:szCs w:val="16"/>
+                <w:lang w:eastAsia="it-IT"/>
+              </w:rPr>
+              <w:t xml:space="preserve"> SET</w:t>
             </w:r>
           </w:p>
         </w:tc>
@@ -16525,6 +18019,7 @@
                 <w:lang w:val="en-US" w:eastAsia="it-IT"/>
               </w:rPr>
             </w:pPr>
+            <w:proofErr w:type="gramStart"/>
             <w:r>
               <w:rPr>
                 <w:rFonts w:ascii="Arial" w:eastAsia="Times New Roman" w:hAnsi="Arial" w:cs="Arial"/>
@@ -16532,7 +18027,17 @@
                 <w:szCs w:val="16"/>
                 <w:lang w:val="en-US" w:eastAsia="it-IT"/>
               </w:rPr>
-              <w:t>”Authorized phone n." con:</w:t>
+              <w:t>”Authorized</w:t>
+            </w:r>
+            <w:proofErr w:type="gramEnd"/>
+            <w:r>
+              <w:rPr>
+                <w:rFonts w:ascii="Arial" w:eastAsia="Times New Roman" w:hAnsi="Arial" w:cs="Arial"/>
+                <w:sz w:val="16"/>
+                <w:szCs w:val="16"/>
+                <w:lang w:val="en-US" w:eastAsia="it-IT"/>
+              </w:rPr>
+              <w:t xml:space="preserve"> phone n." con:</w:t>
             </w:r>
           </w:p>
           <w:p>
@@ -16596,19 +18101,29 @@
         <w:tc>
           <w:tcPr>
             <w:tcW w:w="992" w:type="dxa"/>
-            <w:vAlign w:val="center"/>
-          </w:tcPr>
-          <w:p>
-            <w:pPr>
-              <w:spacing w:line="330" w:lineRule="atLeast"/>
-              <w:jc w:val="center"/>
-              <w:rPr>
-                <w:rFonts w:ascii="Arial" w:eastAsia="Times New Roman" w:hAnsi="Arial" w:cs="Arial"/>
-                <w:sz w:val="16"/>
-                <w:szCs w:val="16"/>
-                <w:lang w:eastAsia="it-IT"/>
-              </w:rPr>
-            </w:pPr>
+            <w:shd w:val="clear" w:color="auto" w:fill="00B050"/>
+            <w:vAlign w:val="center"/>
+          </w:tcPr>
+          <w:p>
+            <w:pPr>
+              <w:spacing w:line="330" w:lineRule="atLeast"/>
+              <w:jc w:val="center"/>
+              <w:rPr>
+                <w:rFonts w:ascii="Arial" w:eastAsia="Times New Roman" w:hAnsi="Arial" w:cs="Arial"/>
+                <w:sz w:val="16"/>
+                <w:szCs w:val="16"/>
+                <w:lang w:eastAsia="it-IT"/>
+              </w:rPr>
+            </w:pPr>
+            <w:r>
+              <w:rPr>
+                <w:rFonts w:ascii="Arial" w:eastAsia="Times New Roman" w:hAnsi="Arial" w:cs="Arial"/>
+                <w:sz w:val="16"/>
+                <w:szCs w:val="16"/>
+                <w:lang w:eastAsia="it-IT"/>
+              </w:rPr>
+              <w:t>ok</w:t>
+            </w:r>
           </w:p>
         </w:tc>
       </w:tr>
@@ -16819,19 +18334,29 @@
         <w:tc>
           <w:tcPr>
             <w:tcW w:w="992" w:type="dxa"/>
-            <w:vAlign w:val="center"/>
-          </w:tcPr>
-          <w:p>
-            <w:pPr>
-              <w:spacing w:line="330" w:lineRule="atLeast"/>
-              <w:jc w:val="center"/>
-              <w:rPr>
-                <w:rFonts w:ascii="Arial" w:eastAsia="Times New Roman" w:hAnsi="Arial" w:cs="Arial"/>
-                <w:sz w:val="16"/>
-                <w:szCs w:val="16"/>
-                <w:lang w:eastAsia="it-IT"/>
-              </w:rPr>
-            </w:pPr>
+            <w:shd w:val="clear" w:color="auto" w:fill="00B050"/>
+            <w:vAlign w:val="center"/>
+          </w:tcPr>
+          <w:p>
+            <w:pPr>
+              <w:spacing w:line="330" w:lineRule="atLeast"/>
+              <w:jc w:val="center"/>
+              <w:rPr>
+                <w:rFonts w:ascii="Arial" w:eastAsia="Times New Roman" w:hAnsi="Arial" w:cs="Arial"/>
+                <w:sz w:val="16"/>
+                <w:szCs w:val="16"/>
+                <w:lang w:eastAsia="it-IT"/>
+              </w:rPr>
+            </w:pPr>
+            <w:r>
+              <w:rPr>
+                <w:rFonts w:ascii="Arial" w:eastAsia="Times New Roman" w:hAnsi="Arial" w:cs="Arial"/>
+                <w:sz w:val="16"/>
+                <w:szCs w:val="16"/>
+                <w:lang w:eastAsia="it-IT"/>
+              </w:rPr>
+              <w:t>ok</w:t>
+            </w:r>
           </w:p>
         </w:tc>
       </w:tr>
@@ -16863,7 +18388,16 @@
                 <w:szCs w:val="16"/>
                 <w:lang w:val="en-US" w:eastAsia="it-IT"/>
               </w:rPr>
-              <w:t>5.1</w:t>
+              <w:t>5.</w:t>
+            </w:r>
+            <w:r>
+              <w:rPr>
+                <w:rFonts w:ascii="Arial" w:eastAsia="Times New Roman" w:hAnsi="Arial" w:cs="Arial"/>
+                <w:sz w:val="16"/>
+                <w:szCs w:val="16"/>
+                <w:lang w:val="en-US" w:eastAsia="it-IT"/>
+              </w:rPr>
+              <w:t>1</w:t>
             </w:r>
           </w:p>
         </w:tc>
@@ -16919,7 +18453,7 @@
                 <w:szCs w:val="16"/>
                 <w:lang w:eastAsia="it-IT"/>
               </w:rPr>
-              <w:t>Factory Reset</w:t>
+              <w:t>Check PIN</w:t>
             </w:r>
           </w:p>
         </w:tc>
@@ -16947,7 +18481,7 @@
                 <w:szCs w:val="16"/>
                 <w:lang w:eastAsia="it-IT"/>
               </w:rPr>
-              <w:t>Power On</w:t>
+              <w:t>Solo da Tel. MASTER</w:t>
             </w:r>
           </w:p>
         </w:tc>
@@ -16973,12 +18507,267 @@
             <w:r>
               <w:rPr>
                 <w:rFonts w:ascii="Arial" w:eastAsia="Times New Roman" w:hAnsi="Arial" w:cs="Arial"/>
+                <w:sz w:val="16"/>
+                <w:szCs w:val="16"/>
+                <w:lang w:eastAsia="it-IT"/>
+              </w:rPr>
+              <w:t>A seguito di Power On</w:t>
+            </w:r>
+          </w:p>
+        </w:tc>
+        <w:tc>
+          <w:tcPr>
+            <w:tcW w:w="3828" w:type="dxa"/>
+            <w:shd w:val="clear" w:color="auto" w:fill="F7CAAC" w:themeFill="accent2" w:themeFillTint="66"/>
+            <w:vAlign w:val="center"/>
+          </w:tcPr>
+          <w:p>
+            <w:pPr>
+              <w:spacing w:line="330" w:lineRule="atLeast"/>
+              <w:jc w:val="center"/>
+              <w:rPr>
+                <w:rFonts w:ascii="Arial" w:eastAsia="Times New Roman" w:hAnsi="Arial" w:cs="Arial"/>
+                <w:sz w:val="16"/>
+                <w:szCs w:val="16"/>
+                <w:lang w:val="en-US" w:eastAsia="it-IT"/>
+              </w:rPr>
+            </w:pPr>
+            <w:r>
+              <w:rPr>
+                <w:rFonts w:ascii="Arial" w:eastAsia="Times New Roman" w:hAnsi="Arial" w:cs="Arial"/>
+                <w:sz w:val="16"/>
+                <w:szCs w:val="16"/>
+                <w:lang w:val="en-US" w:eastAsia="it-IT"/>
+              </w:rPr>
+              <w:t xml:space="preserve">Fron Serial: </w:t>
+            </w:r>
+          </w:p>
+          <w:p>
+            <w:pPr>
+              <w:spacing w:line="330" w:lineRule="atLeast"/>
+              <w:jc w:val="center"/>
+              <w:rPr>
+                <w:rFonts w:ascii="Arial" w:eastAsia="Times New Roman" w:hAnsi="Arial" w:cs="Arial"/>
+                <w:sz w:val="16"/>
+                <w:szCs w:val="16"/>
+                <w:lang w:val="en-US" w:eastAsia="it-IT"/>
+              </w:rPr>
+            </w:pPr>
+            <w:r>
+              <w:rPr>
+                <w:rFonts w:ascii="Arial" w:eastAsia="Times New Roman" w:hAnsi="Arial" w:cs="Arial"/>
+                <w:sz w:val="16"/>
+                <w:szCs w:val="16"/>
+                <w:lang w:val="en-US" w:eastAsia="it-IT"/>
+              </w:rPr>
+              <w:t xml:space="preserve">Executing Setup 123B5 </w:t>
+            </w:r>
+            <w:proofErr w:type="spellStart"/>
+            <w:r>
+              <w:rPr>
+                <w:rFonts w:ascii="Arial" w:eastAsia="Times New Roman" w:hAnsi="Arial" w:cs="Arial"/>
+                <w:sz w:val="16"/>
+                <w:szCs w:val="16"/>
+                <w:lang w:val="en-US" w:eastAsia="it-IT"/>
+              </w:rPr>
+              <w:t>Lunghezza</w:t>
+            </w:r>
+            <w:proofErr w:type="spellEnd"/>
+            <w:r>
+              <w:rPr>
+                <w:rFonts w:ascii="Arial" w:eastAsia="Times New Roman" w:hAnsi="Arial" w:cs="Arial"/>
+                <w:sz w:val="16"/>
+                <w:szCs w:val="16"/>
+                <w:lang w:val="en-US" w:eastAsia="it-IT"/>
+              </w:rPr>
+              <w:t xml:space="preserve"> PIN: 5</w:t>
+            </w:r>
+          </w:p>
+        </w:tc>
+        <w:tc>
+          <w:tcPr>
+            <w:tcW w:w="992" w:type="dxa"/>
+            <w:shd w:val="clear" w:color="auto" w:fill="00B050"/>
+            <w:vAlign w:val="center"/>
+          </w:tcPr>
+          <w:p>
+            <w:pPr>
+              <w:spacing w:line="330" w:lineRule="atLeast"/>
+              <w:jc w:val="center"/>
+              <w:rPr>
+                <w:rFonts w:ascii="Arial" w:eastAsia="Times New Roman" w:hAnsi="Arial" w:cs="Arial"/>
+                <w:sz w:val="16"/>
+                <w:szCs w:val="16"/>
+                <w:lang w:val="en-US" w:eastAsia="it-IT"/>
+              </w:rPr>
+            </w:pPr>
+            <w:r>
+              <w:rPr>
+                <w:rFonts w:ascii="Arial" w:eastAsia="Times New Roman" w:hAnsi="Arial" w:cs="Arial"/>
+                <w:sz w:val="16"/>
+                <w:szCs w:val="16"/>
+                <w:lang w:val="en-US" w:eastAsia="it-IT"/>
+              </w:rPr>
+              <w:t>ok</w:t>
+            </w:r>
+          </w:p>
+        </w:tc>
+      </w:tr>
+      <w:tr>
+        <w:trPr>
+          <w:jc w:val="center"/>
+        </w:trPr>
+        <w:tc>
+          <w:tcPr>
+            <w:tcW w:w="704" w:type="dxa"/>
+            <w:shd w:val="clear" w:color="auto" w:fill="F7CAAC" w:themeFill="accent2" w:themeFillTint="66"/>
+            <w:vAlign w:val="center"/>
+          </w:tcPr>
+          <w:p>
+            <w:pPr>
+              <w:spacing w:line="330" w:lineRule="atLeast"/>
+              <w:jc w:val="center"/>
+              <w:rPr>
+                <w:rFonts w:ascii="Arial" w:eastAsia="Times New Roman" w:hAnsi="Arial" w:cs="Arial"/>
+                <w:sz w:val="16"/>
+                <w:szCs w:val="16"/>
+                <w:lang w:val="en-US" w:eastAsia="it-IT"/>
+              </w:rPr>
+            </w:pPr>
+            <w:r>
+              <w:rPr>
+                <w:rFonts w:ascii="Arial" w:eastAsia="Times New Roman" w:hAnsi="Arial" w:cs="Arial"/>
+                <w:sz w:val="16"/>
+                <w:szCs w:val="16"/>
+                <w:lang w:val="en-US" w:eastAsia="it-IT"/>
+              </w:rPr>
+              <w:t>5.2</w:t>
+            </w:r>
+          </w:p>
+        </w:tc>
+        <w:tc>
+          <w:tcPr>
+            <w:tcW w:w="1559" w:type="dxa"/>
+            <w:shd w:val="clear" w:color="auto" w:fill="F7CAAC" w:themeFill="accent2" w:themeFillTint="66"/>
+            <w:vAlign w:val="center"/>
+          </w:tcPr>
+          <w:p>
+            <w:pPr>
+              <w:spacing w:line="330" w:lineRule="atLeast"/>
+              <w:jc w:val="center"/>
+              <w:rPr>
+                <w:rFonts w:ascii="Arial" w:eastAsia="Times New Roman" w:hAnsi="Arial" w:cs="Arial"/>
+                <w:sz w:val="16"/>
+                <w:szCs w:val="16"/>
+                <w:lang w:eastAsia="it-IT"/>
+              </w:rPr>
+            </w:pPr>
+            <w:r>
+              <w:rPr>
+                <w:rFonts w:ascii="Arial" w:eastAsia="Times New Roman" w:hAnsi="Arial" w:cs="Arial"/>
+                <w:sz w:val="16"/>
+                <w:szCs w:val="16"/>
+                <w:lang w:eastAsia="it-IT"/>
+              </w:rPr>
+              <w:t>PIN SET</w:t>
+            </w:r>
+          </w:p>
+        </w:tc>
+        <w:tc>
+          <w:tcPr>
+            <w:tcW w:w="3828" w:type="dxa"/>
+            <w:shd w:val="clear" w:color="auto" w:fill="F7CAAC" w:themeFill="accent2" w:themeFillTint="66"/>
+            <w:vAlign w:val="center"/>
+          </w:tcPr>
+          <w:p>
+            <w:pPr>
+              <w:spacing w:line="330" w:lineRule="atLeast"/>
+              <w:jc w:val="center"/>
+              <w:rPr>
+                <w:rFonts w:ascii="Arial" w:eastAsia="Times New Roman" w:hAnsi="Arial" w:cs="Arial"/>
+                <w:sz w:val="16"/>
+                <w:szCs w:val="16"/>
+                <w:lang w:eastAsia="it-IT"/>
+              </w:rPr>
+            </w:pPr>
+            <w:proofErr w:type="spellStart"/>
+            <w:r>
+              <w:rPr>
+                <w:rFonts w:ascii="Arial" w:eastAsia="Times New Roman" w:hAnsi="Arial" w:cs="Arial"/>
+                <w:sz w:val="16"/>
+                <w:szCs w:val="16"/>
+                <w:lang w:eastAsia="it-IT"/>
+              </w:rPr>
+              <w:t>Factory</w:t>
+            </w:r>
+            <w:proofErr w:type="spellEnd"/>
+            <w:r>
+              <w:rPr>
+                <w:rFonts w:ascii="Arial" w:eastAsia="Times New Roman" w:hAnsi="Arial" w:cs="Arial"/>
+                <w:sz w:val="16"/>
+                <w:szCs w:val="16"/>
+                <w:lang w:eastAsia="it-IT"/>
+              </w:rPr>
+              <w:t xml:space="preserve"> Reset</w:t>
+            </w:r>
+          </w:p>
+        </w:tc>
+        <w:tc>
+          <w:tcPr>
+            <w:tcW w:w="2409" w:type="dxa"/>
+            <w:shd w:val="clear" w:color="auto" w:fill="F7CAAC" w:themeFill="accent2" w:themeFillTint="66"/>
+            <w:vAlign w:val="center"/>
+          </w:tcPr>
+          <w:p>
+            <w:pPr>
+              <w:spacing w:line="330" w:lineRule="atLeast"/>
+              <w:jc w:val="center"/>
+              <w:rPr>
+                <w:rFonts w:ascii="Arial" w:eastAsia="Times New Roman" w:hAnsi="Arial" w:cs="Arial"/>
+                <w:sz w:val="16"/>
+                <w:szCs w:val="16"/>
+                <w:lang w:eastAsia="it-IT"/>
+              </w:rPr>
+            </w:pPr>
+            <w:r>
+              <w:rPr>
+                <w:rFonts w:ascii="Arial" w:eastAsia="Times New Roman" w:hAnsi="Arial" w:cs="Arial"/>
+                <w:sz w:val="16"/>
+                <w:szCs w:val="16"/>
+                <w:lang w:eastAsia="it-IT"/>
+              </w:rPr>
+              <w:t>Power On</w:t>
+            </w:r>
+          </w:p>
+        </w:tc>
+        <w:tc>
+          <w:tcPr>
+            <w:tcW w:w="1701" w:type="dxa"/>
+            <w:shd w:val="clear" w:color="auto" w:fill="F7CAAC" w:themeFill="accent2" w:themeFillTint="66"/>
+            <w:vAlign w:val="center"/>
+          </w:tcPr>
+          <w:p>
+            <w:pPr>
+              <w:spacing w:line="330" w:lineRule="atLeast"/>
+              <w:jc w:val="center"/>
+              <w:rPr>
+                <w:rFonts w:ascii="Arial" w:eastAsia="Times New Roman" w:hAnsi="Arial" w:cs="Arial"/>
                 <w:b/>
                 <w:bCs/>
                 <w:sz w:val="16"/>
                 <w:szCs w:val="16"/>
                 <w:lang w:eastAsia="it-IT"/>
               </w:rPr>
+            </w:pPr>
+            <w:r>
+              <w:rPr>
+                <w:rFonts w:ascii="Arial" w:eastAsia="Times New Roman" w:hAnsi="Arial" w:cs="Arial"/>
+                <w:b/>
+                <w:bCs/>
+                <w:sz w:val="16"/>
+                <w:szCs w:val="16"/>
+                <w:lang w:eastAsia="it-IT"/>
+              </w:rPr>
               <w:t>F</w:t>
             </w:r>
             <w:r>
@@ -17043,6 +18832,7 @@
         <w:tc>
           <w:tcPr>
             <w:tcW w:w="992" w:type="dxa"/>
+            <w:shd w:val="clear" w:color="auto" w:fill="00B050"/>
             <w:vAlign w:val="center"/>
           </w:tcPr>
           <w:p>
@@ -17056,6 +18846,15 @@
                 <w:lang w:val="en-US" w:eastAsia="it-IT"/>
               </w:rPr>
             </w:pPr>
+            <w:r>
+              <w:rPr>
+                <w:rFonts w:ascii="Arial" w:eastAsia="Times New Roman" w:hAnsi="Arial" w:cs="Arial"/>
+                <w:sz w:val="16"/>
+                <w:szCs w:val="16"/>
+                <w:lang w:val="en-US" w:eastAsia="it-IT"/>
+              </w:rPr>
+              <w:t>ok</w:t>
+            </w:r>
           </w:p>
         </w:tc>
       </w:tr>
@@ -17131,7 +18930,7 @@
                     <pic:cNvPicPr/>
                   </pic:nvPicPr>
                   <pic:blipFill>
-                    <a:blip r:embed="rId11"/>
+                    <a:blip r:embed="rId8"/>
                     <a:stretch>
                       <a:fillRect/>
                     </a:stretch>
@@ -17531,6 +19330,8 @@
               </w:rPr>
               <w:t xml:space="preserve">Reset giornaliero </w:t>
             </w:r>
+            <w:proofErr w:type="spellStart"/>
+            <w:proofErr w:type="gramStart"/>
             <w:r>
               <w:rPr>
                 <w:rFonts w:ascii="Courier New" w:eastAsia="Times New Roman" w:hAnsi="Courier New" w:cs="Courier New"/>
@@ -17538,7 +19339,27 @@
                 <w:szCs w:val="20"/>
                 <w:lang w:eastAsia="it-IT"/>
               </w:rPr>
-              <w:t>initapp()</w:t>
+              <w:t>initapp</w:t>
+            </w:r>
+            <w:proofErr w:type="spellEnd"/>
+            <w:r>
+              <w:rPr>
+                <w:rFonts w:ascii="Courier New" w:eastAsia="Times New Roman" w:hAnsi="Courier New" w:cs="Courier New"/>
+                <w:sz w:val="20"/>
+                <w:szCs w:val="20"/>
+                <w:lang w:eastAsia="it-IT"/>
+              </w:rPr>
+              <w:t>(</w:t>
+            </w:r>
+            <w:proofErr w:type="gramEnd"/>
+            <w:r>
+              <w:rPr>
+                <w:rFonts w:ascii="Courier New" w:eastAsia="Times New Roman" w:hAnsi="Courier New" w:cs="Courier New"/>
+                <w:sz w:val="20"/>
+                <w:szCs w:val="20"/>
+                <w:lang w:eastAsia="it-IT"/>
+              </w:rPr>
+              <w:t>)</w:t>
             </w:r>
           </w:p>
         </w:tc>
@@ -17859,6 +19680,8 @@
           <w:lang w:val="en-US" w:eastAsia="it-IT"/>
         </w:rPr>
       </w:pPr>
+      <w:proofErr w:type="spellStart"/>
+      <w:proofErr w:type="gramStart"/>
       <w:r>
         <w:rPr>
           <w:rFonts w:ascii="Consolas" w:eastAsia="Times New Roman" w:hAnsi="Consolas" w:cs="Times New Roman"/>
@@ -17869,6 +19692,7 @@
         </w:rPr>
         <w:t>EStr</w:t>
       </w:r>
+      <w:proofErr w:type="spellEnd"/>
       <w:r>
         <w:rPr>
           <w:rFonts w:ascii="Consolas" w:eastAsia="Times New Roman" w:hAnsi="Consolas" w:cs="Times New Roman"/>
@@ -17879,6 +19703,7 @@
         </w:rPr>
         <w:t>[</w:t>
       </w:r>
+      <w:proofErr w:type="gramEnd"/>
       <w:r>
         <w:rPr>
           <w:rFonts w:ascii="Consolas" w:eastAsia="Times New Roman" w:hAnsi="Consolas" w:cs="Times New Roman"/>
@@ -17960,6 +19785,8 @@
         </w:rPr>
         <w:t xml:space="preserve"> </w:t>
       </w:r>
+      <w:proofErr w:type="spellStart"/>
+      <w:proofErr w:type="gramStart"/>
       <w:r>
         <w:rPr>
           <w:rFonts w:ascii="Consolas" w:eastAsia="Times New Roman" w:hAnsi="Consolas" w:cs="Times New Roman"/>
@@ -17970,6 +19797,7 @@
         </w:rPr>
         <w:t>phoneAut</w:t>
       </w:r>
+      <w:proofErr w:type="spellEnd"/>
       <w:r>
         <w:rPr>
           <w:rFonts w:ascii="Consolas" w:eastAsia="Times New Roman" w:hAnsi="Consolas" w:cs="Times New Roman"/>
@@ -17978,7 +19806,18 @@
           <w:szCs w:val="24"/>
           <w:lang w:val="en-US" w:eastAsia="it-IT"/>
         </w:rPr>
-        <w:t>[]</w:t>
+        <w:t>[</w:t>
+      </w:r>
+      <w:proofErr w:type="gramEnd"/>
+      <w:r>
+        <w:rPr>
+          <w:rFonts w:ascii="Consolas" w:eastAsia="Times New Roman" w:hAnsi="Consolas" w:cs="Times New Roman"/>
+          <w:color w:val="DADADA"/>
+          <w:sz w:val="24"/>
+          <w:szCs w:val="24"/>
+          <w:lang w:val="en-US" w:eastAsia="it-IT"/>
+        </w:rPr>
+        <w:t>]</w:t>
       </w:r>
       <w:r>
         <w:rPr>
@@ -18271,20 +20110,29 @@
           <w:lang w:val="en-US"/>
         </w:rPr>
       </w:pPr>
+      <w:proofErr w:type="spellStart"/>
       <w:r>
         <w:rPr>
           <w:rFonts w:ascii="Arial" w:hAnsi="Arial" w:cs="Arial"/>
           <w:lang w:val="en-US"/>
         </w:rPr>
-        <w:t>phoneAut 15 char+”/0” =&gt; 16 char</w:t>
-      </w:r>
-    </w:p>
-    <w:p>
-      <w:pPr>
+        <w:t>phoneAut</w:t>
+      </w:r>
+      <w:proofErr w:type="spellEnd"/>
+      <w:r>
         <w:rPr>
           <w:rFonts w:ascii="Arial" w:hAnsi="Arial" w:cs="Arial"/>
           <w:lang w:val="en-US"/>
         </w:rPr>
+        <w:t xml:space="preserve"> 15 char+”/0” =&gt; 16 char</w:t>
+      </w:r>
+    </w:p>
+    <w:p>
+      <w:pPr>
+        <w:rPr>
+          <w:rFonts w:ascii="Arial" w:hAnsi="Arial" w:cs="Arial"/>
+          <w:lang w:val="en-US"/>
+        </w:rPr>
       </w:pPr>
     </w:p>
     <w:p>
@@ -18309,6 +20157,7 @@
         </w:rPr>
         <w:t> </w:t>
       </w:r>
+      <w:proofErr w:type="spellStart"/>
       <w:r>
         <w:rPr>
           <w:rFonts w:ascii="Consolas" w:eastAsia="Times New Roman" w:hAnsi="Consolas" w:cs="Times New Roman"/>
@@ -18319,6 +20168,7 @@
         </w:rPr>
         <w:t>writeString</w:t>
       </w:r>
+      <w:proofErr w:type="spellEnd"/>
       <w:r>
         <w:rPr>
           <w:rFonts w:ascii="Consolas" w:eastAsia="Times New Roman" w:hAnsi="Consolas" w:cs="Times New Roman"/>
@@ -18409,6 +20259,7 @@
         </w:rPr>
         <w:t>""</w:t>
       </w:r>
+      <w:proofErr w:type="gramStart"/>
       <w:r>
         <w:rPr>
           <w:rFonts w:ascii="Consolas" w:eastAsia="Times New Roman" w:hAnsi="Consolas" w:cs="Times New Roman"/>
@@ -18427,17 +20278,28 @@
           <w:szCs w:val="24"/>
           <w:lang w:val="en-US" w:eastAsia="it-IT"/>
         </w:rPr>
-        <w:t xml:space="preserve">  //Initial Address 6 and String type data [16 char])</w:t>
-      </w:r>
-    </w:p>
-    <w:p>
-      <w:pPr>
+        <w:t xml:space="preserve">  /</w:t>
+      </w:r>
+      <w:proofErr w:type="gramEnd"/>
+      <w:r>
         <w:rPr>
           <w:rFonts w:ascii="Consolas" w:eastAsia="Times New Roman" w:hAnsi="Consolas" w:cs="Times New Roman"/>
+          <w:color w:val="57A64A"/>
           <w:sz w:val="24"/>
           <w:szCs w:val="24"/>
           <w:lang w:val="en-US" w:eastAsia="it-IT"/>
         </w:rPr>
+        <w:t>/Initial Address 6 and String type data [16 char])</w:t>
+      </w:r>
+    </w:p>
+    <w:p>
+      <w:pPr>
+        <w:rPr>
+          <w:rFonts w:ascii="Consolas" w:eastAsia="Times New Roman" w:hAnsi="Consolas" w:cs="Times New Roman"/>
+          <w:sz w:val="24"/>
+          <w:szCs w:val="24"/>
+          <w:lang w:val="en-US" w:eastAsia="it-IT"/>
+        </w:rPr>
       </w:pPr>
     </w:p>
     <w:p>
@@ -18446,6 +20308,7 @@
           <w:rFonts w:ascii="Arial" w:hAnsi="Arial" w:cs="Arial"/>
         </w:rPr>
       </w:pPr>
+      <w:proofErr w:type="spellStart"/>
       <w:r>
         <w:rPr>
           <w:rFonts w:ascii="Consolas" w:eastAsia="Times New Roman" w:hAnsi="Consolas" w:cs="Times New Roman"/>
@@ -18453,7 +20316,17 @@
           <w:szCs w:val="24"/>
           <w:lang w:eastAsia="it-IT"/>
         </w:rPr>
-        <w:t>writeString((6+i*17), "");  </w:t>
+        <w:t>writeString</w:t>
+      </w:r>
+      <w:proofErr w:type="spellEnd"/>
+      <w:r>
+        <w:rPr>
+          <w:rFonts w:ascii="Consolas" w:eastAsia="Times New Roman" w:hAnsi="Consolas" w:cs="Times New Roman"/>
+          <w:sz w:val="24"/>
+          <w:szCs w:val="24"/>
+          <w:lang w:eastAsia="it-IT"/>
+        </w:rPr>
+        <w:t>((6+i*17), "");  </w:t>
       </w:r>
     </w:p>
     <w:p>
@@ -18690,11 +20563,19 @@
           <w:rStyle w:val="CodiceHTML"/>
         </w:rPr>
       </w:pPr>
+      <w:proofErr w:type="gramStart"/>
       <w:r>
         <w:rPr>
           <w:rStyle w:val="CodiceHTML"/>
         </w:rPr>
-        <w:t>23  → inizio A1</w:t>
+        <w:t>23  →</w:t>
+      </w:r>
+      <w:proofErr w:type="gramEnd"/>
+      <w:r>
+        <w:rPr>
+          <w:rStyle w:val="CodiceHTML"/>
+        </w:rPr>
+        <w:t xml:space="preserve"> inizio A1</w:t>
       </w:r>
     </w:p>
     <w:p>
@@ -18704,23 +20585,39 @@
           <w:rStyle w:val="CodiceHTML"/>
         </w:rPr>
       </w:pPr>
+      <w:proofErr w:type="gramStart"/>
       <w:r>
         <w:rPr>
           <w:rStyle w:val="CodiceHTML"/>
         </w:rPr>
         <w:lastRenderedPageBreak/>
-        <w:t>40  → inizio A2</w:t>
+        <w:t>40  →</w:t>
+      </w:r>
+      <w:proofErr w:type="gramEnd"/>
+      <w:r>
+        <w:rPr>
+          <w:rStyle w:val="CodiceHTML"/>
+        </w:rPr>
+        <w:t xml:space="preserve"> inizio A2</w:t>
       </w:r>
     </w:p>
     <w:p>
       <w:pPr>
         <w:pStyle w:val="PreformattatoHTML"/>
       </w:pPr>
+      <w:proofErr w:type="gramStart"/>
       <w:r>
         <w:rPr>
           <w:rStyle w:val="CodiceHTML"/>
         </w:rPr>
-        <w:t>57  → inizio A3</w:t>
+        <w:t>57  →</w:t>
+      </w:r>
+      <w:proofErr w:type="gramEnd"/>
+      <w:r>
+        <w:rPr>
+          <w:rStyle w:val="CodiceHTML"/>
+        </w:rPr>
+        <w:t xml:space="preserve"> inizio A3</w:t>
       </w:r>
     </w:p>
     <w:p>
@@ -18738,11 +20635,19 @@
           <w:rStyle w:val="CodiceHTML"/>
         </w:rPr>
       </w:pPr>
+      <w:proofErr w:type="gramStart"/>
       <w:r>
         <w:rPr>
           <w:rStyle w:val="CodiceHTML"/>
         </w:rPr>
-        <w:t>6  ... 22   Master</w:t>
+        <w:t>6  ...</w:t>
+      </w:r>
+      <w:proofErr w:type="gramEnd"/>
+      <w:r>
+        <w:rPr>
+          <w:rStyle w:val="CodiceHTML"/>
+        </w:rPr>
+        <w:t xml:space="preserve"> 22   Master</w:t>
       </w:r>
     </w:p>
     <w:p>
@@ -18807,12 +20712,14 @@
           <w:rFonts w:ascii="Arial" w:hAnsi="Arial" w:cs="Arial"/>
         </w:rPr>
       </w:pPr>
+      <w:proofErr w:type="spellStart"/>
       <w:r>
         <w:rPr>
           <w:rFonts w:ascii="Arial" w:hAnsi="Arial" w:cs="Arial"/>
         </w:rPr>
         <w:t>EStr</w:t>
       </w:r>
+      <w:proofErr w:type="spellEnd"/>
     </w:p>
     <w:p>
       <w:pPr>
@@ -18820,12 +20727,14 @@
           <w:rFonts w:ascii="Arial" w:hAnsi="Arial" w:cs="Arial"/>
         </w:rPr>
       </w:pPr>
+      <w:proofErr w:type="spellStart"/>
       <w:r>
         <w:rPr>
           <w:rFonts w:ascii="Arial" w:hAnsi="Arial" w:cs="Arial"/>
         </w:rPr>
         <w:t>phoneAuth</w:t>
       </w:r>
+      <w:proofErr w:type="spellEnd"/>
     </w:p>
     <w:p>
       <w:pPr>
@@ -20534,7 +22443,6 @@
   <w:style w:type="character" w:default="1" w:styleId="Carpredefinitoparagrafo">
     <w:name w:val="Default Paragraph Font"/>
     <w:uiPriority w:val="1"/>
-    <w:semiHidden/>
     <w:unhideWhenUsed/>
   </w:style>
   <w:style w:type="table" w:default="1" w:styleId="Tabellanormale">

--- a/SMS Manager for Power monitoring.docx
+++ b/SMS Manager for Power monitoring.docx
@@ -1246,27 +1246,7 @@
           <w:szCs w:val="24"/>
           <w:lang w:eastAsia="it-IT"/>
         </w:rPr>
-        <w:t>NON Ancora</w:t>
-      </w:r>
-      <w:r>
-        <w:rPr>
-          <w:rFonts w:ascii="Arial" w:eastAsia="Times New Roman" w:hAnsi="Arial" w:cs="Arial"/>
-          <w:color w:val="000000" w:themeColor="text1"/>
-          <w:sz w:val="24"/>
-          <w:szCs w:val="24"/>
-          <w:lang w:eastAsia="it-IT"/>
-        </w:rPr>
-        <w:t xml:space="preserve">: </w:t>
-      </w:r>
-      <w:r>
-        <w:rPr>
-          <w:rFonts w:ascii="Arial" w:eastAsia="Times New Roman" w:hAnsi="Arial" w:cs="Arial"/>
-          <w:color w:val="000000" w:themeColor="text1"/>
-          <w:sz w:val="24"/>
-          <w:szCs w:val="24"/>
-          <w:lang w:eastAsia="it-IT"/>
-        </w:rPr>
-        <w:t>Comando I(</w:t>
+        <w:t>NON Ancora: Comando I(</w:t>
       </w:r>
       <w:proofErr w:type="spellStart"/>
       <w:r>
@@ -7472,6 +7452,145 @@
                 <w:lang w:eastAsia="it-IT"/>
               </w:rPr>
               <w:t>Aggiorna PIN</w:t>
+            </w:r>
+          </w:p>
+        </w:tc>
+      </w:tr>
+      <w:tr>
+        <w:tc>
+          <w:tcPr>
+            <w:tcW w:w="1324" w:type="dxa"/>
+            <w:vAlign w:val="center"/>
+          </w:tcPr>
+          <w:p>
+            <w:pPr>
+              <w:spacing w:line="330" w:lineRule="atLeast"/>
+              <w:jc w:val="center"/>
+              <w:rPr>
+                <w:rFonts w:ascii="Arial" w:eastAsia="Times New Roman" w:hAnsi="Arial" w:cs="Arial"/>
+                <w:b/>
+                <w:bCs/>
+                <w:color w:val="000000" w:themeColor="text1"/>
+                <w:sz w:val="32"/>
+                <w:szCs w:val="32"/>
+                <w:lang w:eastAsia="it-IT"/>
+              </w:rPr>
+            </w:pPr>
+            <w:r>
+              <w:rPr>
+                <w:rFonts w:ascii="Arial" w:eastAsia="Times New Roman" w:hAnsi="Arial" w:cs="Arial"/>
+                <w:b/>
+                <w:bCs/>
+                <w:color w:val="000000" w:themeColor="text1"/>
+                <w:sz w:val="32"/>
+                <w:szCs w:val="32"/>
+                <w:lang w:eastAsia="it-IT"/>
+              </w:rPr>
+              <w:t>I</w:t>
+            </w:r>
+          </w:p>
+        </w:tc>
+        <w:tc>
+          <w:tcPr>
+            <w:tcW w:w="1365" w:type="dxa"/>
+            <w:vAlign w:val="center"/>
+          </w:tcPr>
+          <w:p>
+            <w:pPr>
+              <w:spacing w:line="330" w:lineRule="atLeast"/>
+              <w:jc w:val="center"/>
+              <w:rPr>
+                <w:rFonts w:ascii="Arial" w:eastAsia="Times New Roman" w:hAnsi="Arial" w:cs="Arial"/>
+                <w:b/>
+                <w:bCs/>
+                <w:color w:val="000000" w:themeColor="text1"/>
+                <w:sz w:val="24"/>
+                <w:szCs w:val="24"/>
+                <w:lang w:eastAsia="it-IT"/>
+              </w:rPr>
+            </w:pPr>
+            <w:r>
+              <w:rPr>
+                <w:rFonts w:ascii="Arial" w:eastAsia="Times New Roman" w:hAnsi="Arial" w:cs="Arial"/>
+                <w:b/>
+                <w:bCs/>
+                <w:color w:val="000000" w:themeColor="text1"/>
+                <w:sz w:val="24"/>
+                <w:szCs w:val="24"/>
+                <w:lang w:eastAsia="it-IT"/>
+              </w:rPr>
+              <w:t>x</w:t>
+            </w:r>
+          </w:p>
+        </w:tc>
+        <w:tc>
+          <w:tcPr>
+            <w:tcW w:w="1559" w:type="dxa"/>
+            <w:vAlign w:val="center"/>
+          </w:tcPr>
+          <w:p>
+            <w:pPr>
+              <w:spacing w:line="330" w:lineRule="atLeast"/>
+              <w:jc w:val="center"/>
+              <w:rPr>
+                <w:rFonts w:ascii="Arial" w:eastAsia="Times New Roman" w:hAnsi="Arial" w:cs="Arial"/>
+                <w:b/>
+                <w:bCs/>
+                <w:color w:val="000000" w:themeColor="text1"/>
+                <w:sz w:val="24"/>
+                <w:szCs w:val="24"/>
+                <w:lang w:eastAsia="it-IT"/>
+              </w:rPr>
+            </w:pPr>
+          </w:p>
+        </w:tc>
+        <w:tc>
+          <w:tcPr>
+            <w:tcW w:w="1276" w:type="dxa"/>
+            <w:vAlign w:val="center"/>
+          </w:tcPr>
+          <w:p>
+            <w:pPr>
+              <w:spacing w:line="330" w:lineRule="atLeast"/>
+              <w:jc w:val="center"/>
+              <w:rPr>
+                <w:rFonts w:ascii="Arial" w:eastAsia="Times New Roman" w:hAnsi="Arial" w:cs="Arial"/>
+                <w:b/>
+                <w:bCs/>
+                <w:color w:val="000000" w:themeColor="text1"/>
+                <w:sz w:val="24"/>
+                <w:szCs w:val="24"/>
+                <w:lang w:eastAsia="it-IT"/>
+              </w:rPr>
+            </w:pPr>
+          </w:p>
+        </w:tc>
+        <w:tc>
+          <w:tcPr>
+            <w:tcW w:w="4104" w:type="dxa"/>
+            <w:vAlign w:val="center"/>
+          </w:tcPr>
+          <w:p>
+            <w:pPr>
+              <w:spacing w:line="330" w:lineRule="atLeast"/>
+              <w:jc w:val="center"/>
+              <w:rPr>
+                <w:rFonts w:ascii="Arial" w:eastAsia="Times New Roman" w:hAnsi="Arial" w:cs="Arial"/>
+                <w:color w:val="000000" w:themeColor="text1"/>
+                <w:sz w:val="24"/>
+                <w:szCs w:val="24"/>
+                <w:lang w:eastAsia="it-IT"/>
+              </w:rPr>
+            </w:pPr>
+            <w:r>
+              <w:rPr>
+                <w:rFonts w:ascii="Arial" w:eastAsia="Times New Roman" w:hAnsi="Arial" w:cs="Arial"/>
+                <w:color w:val="000000" w:themeColor="text1"/>
+                <w:sz w:val="24"/>
+                <w:szCs w:val="24"/>
+                <w:lang w:eastAsia="it-IT"/>
+              </w:rPr>
+              <w:t>Ritorna il messaggio di SALDI SIM - INFO</w:t>
             </w:r>
           </w:p>
         </w:tc>
@@ -8519,6 +8638,53 @@
     </w:p>
     <w:p>
       <w:pPr>
+        <w:pStyle w:val="Paragrafoelenco"/>
+        <w:numPr>
+          <w:ilvl w:val="2"/>
+          <w:numId w:val="1"/>
+        </w:numPr>
+        <w:spacing w:before="60" w:after="60" w:line="240" w:lineRule="auto"/>
+        <w:rPr>
+          <w:rFonts w:ascii="Segoe UI" w:eastAsia="Times New Roman" w:hAnsi="Segoe UI" w:cs="Segoe UI"/>
+          <w:color w:val="000000" w:themeColor="text1"/>
+          <w:sz w:val="20"/>
+          <w:szCs w:val="20"/>
+          <w:lang w:eastAsia="it-IT"/>
+        </w:rPr>
+      </w:pPr>
+      <w:r>
+        <w:rPr>
+          <w:rFonts w:ascii="Segoe UI" w:eastAsia="Times New Roman" w:hAnsi="Segoe UI" w:cs="Segoe UI"/>
+          <w:color w:val="000000" w:themeColor="text1"/>
+          <w:sz w:val="20"/>
+          <w:szCs w:val="20"/>
+          <w:lang w:eastAsia="it-IT"/>
+        </w:rPr>
+        <w:t>I</w:t>
+      </w:r>
+      <w:r>
+        <w:rPr>
+          <w:rFonts w:ascii="Segoe UI" w:eastAsia="Times New Roman" w:hAnsi="Segoe UI" w:cs="Segoe UI"/>
+          <w:color w:val="000000" w:themeColor="text1"/>
+          <w:sz w:val="20"/>
+          <w:szCs w:val="20"/>
+          <w:lang w:eastAsia="it-IT"/>
+        </w:rPr>
+        <w:t xml:space="preserve"> = </w:t>
+      </w:r>
+      <w:r>
+        <w:rPr>
+          <w:rFonts w:ascii="Segoe UI" w:eastAsia="Times New Roman" w:hAnsi="Segoe UI" w:cs="Segoe UI"/>
+          <w:color w:val="000000" w:themeColor="text1"/>
+          <w:sz w:val="20"/>
+          <w:szCs w:val="20"/>
+          <w:lang w:eastAsia="it-IT"/>
+        </w:rPr>
+        <w:t>SALDO SIM (INFO)</w:t>
+      </w:r>
+    </w:p>
+    <w:p>
+      <w:pPr>
         <w:numPr>
           <w:ilvl w:val="1"/>
           <w:numId w:val="1"/>
@@ -9937,17 +10103,6 @@
         <w:ind w:left="708"/>
         <w:rPr>
           <w:rFonts w:ascii="Arial" w:eastAsia="Times New Roman" w:hAnsi="Arial" w:cs="Arial"/>
-          <w:i/>
-          <w:iCs/>
-          <w:color w:val="000000" w:themeColor="text1"/>
-          <w:sz w:val="24"/>
-          <w:szCs w:val="24"/>
-          <w:lang w:eastAsia="it-IT"/>
-        </w:rPr>
-      </w:pPr>
-      <w:r>
-        <w:rPr>
-          <w:rFonts w:ascii="Arial" w:eastAsia="Times New Roman" w:hAnsi="Arial" w:cs="Arial"/>
           <w:b/>
           <w:bCs/>
           <w:i/>
@@ -9957,8 +10112,7 @@
           <w:szCs w:val="24"/>
           <w:lang w:eastAsia="it-IT"/>
         </w:rPr>
-        <w:t>F</w:t>
-      </w:r>
+      </w:pPr>
       <w:r>
         <w:rPr>
           <w:rFonts w:ascii="Arial" w:eastAsia="Times New Roman" w:hAnsi="Arial" w:cs="Arial"/>
@@ -9971,7 +10125,152 @@
           <w:szCs w:val="24"/>
           <w:lang w:eastAsia="it-IT"/>
         </w:rPr>
+        <w:t>F</w:t>
+      </w:r>
+      <w:r>
+        <w:rPr>
+          <w:rFonts w:ascii="Arial" w:eastAsia="Times New Roman" w:hAnsi="Arial" w:cs="Arial"/>
+          <w:b/>
+          <w:bCs/>
+          <w:i/>
+          <w:iCs/>
+          <w:color w:val="000000" w:themeColor="text1"/>
+          <w:sz w:val="24"/>
+          <w:szCs w:val="24"/>
+          <w:lang w:eastAsia="it-IT"/>
+        </w:rPr>
         <w:t>123A5</w:t>
+      </w:r>
+    </w:p>
+    <w:p>
+      <w:pPr>
+        <w:spacing w:after="0" w:line="330" w:lineRule="atLeast"/>
+        <w:ind w:left="708"/>
+        <w:rPr>
+          <w:rFonts w:ascii="Arial" w:eastAsia="Times New Roman" w:hAnsi="Arial" w:cs="Arial"/>
+          <w:b/>
+          <w:bCs/>
+          <w:i/>
+          <w:iCs/>
+          <w:color w:val="000000" w:themeColor="text1"/>
+          <w:sz w:val="24"/>
+          <w:szCs w:val="24"/>
+          <w:lang w:eastAsia="it-IT"/>
+        </w:rPr>
+      </w:pPr>
+    </w:p>
+    <w:p>
+      <w:pPr>
+        <w:spacing w:after="0" w:line="330" w:lineRule="atLeast"/>
+        <w:rPr>
+          <w:rFonts w:ascii="Arial" w:eastAsia="Times New Roman" w:hAnsi="Arial" w:cs="Arial"/>
+          <w:b/>
+          <w:bCs/>
+          <w:sz w:val="24"/>
+          <w:szCs w:val="24"/>
+          <w:lang w:eastAsia="it-IT"/>
+        </w:rPr>
+      </w:pPr>
+      <w:r>
+        <w:rPr>
+          <w:rFonts w:ascii="Arial" w:eastAsia="Times New Roman" w:hAnsi="Arial" w:cs="Arial"/>
+          <w:b/>
+          <w:bCs/>
+          <w:sz w:val="24"/>
+          <w:szCs w:val="24"/>
+          <w:lang w:eastAsia="it-IT"/>
+        </w:rPr>
+        <w:t xml:space="preserve">Comando </w:t>
+      </w:r>
+      <w:r>
+        <w:rPr>
+          <w:rFonts w:ascii="Arial" w:eastAsia="Times New Roman" w:hAnsi="Arial" w:cs="Arial"/>
+          <w:b/>
+          <w:bCs/>
+          <w:sz w:val="24"/>
+          <w:szCs w:val="24"/>
+          <w:lang w:eastAsia="it-IT"/>
+        </w:rPr>
+        <w:t>I</w:t>
+      </w:r>
+      <w:r>
+        <w:rPr>
+          <w:rFonts w:ascii="Arial" w:eastAsia="Times New Roman" w:hAnsi="Arial" w:cs="Arial"/>
+          <w:b/>
+          <w:bCs/>
+          <w:sz w:val="24"/>
+          <w:szCs w:val="24"/>
+          <w:lang w:eastAsia="it-IT"/>
+        </w:rPr>
+        <w:t xml:space="preserve"> – </w:t>
+      </w:r>
+      <w:r>
+        <w:rPr>
+          <w:rFonts w:ascii="Arial" w:eastAsia="Times New Roman" w:hAnsi="Arial" w:cs="Arial"/>
+          <w:b/>
+          <w:bCs/>
+          <w:sz w:val="24"/>
+          <w:szCs w:val="24"/>
+          <w:lang w:eastAsia="it-IT"/>
+        </w:rPr>
+        <w:t>INFO – Richiesta Saldo SIM</w:t>
+      </w:r>
+    </w:p>
+    <w:p>
+      <w:pPr>
+        <w:spacing w:after="0" w:line="330" w:lineRule="atLeast"/>
+        <w:ind w:left="708"/>
+        <w:rPr>
+          <w:rFonts w:ascii="Arial" w:eastAsia="Times New Roman" w:hAnsi="Arial" w:cs="Arial"/>
+          <w:i/>
+          <w:iCs/>
+          <w:color w:val="000000" w:themeColor="text1"/>
+          <w:sz w:val="24"/>
+          <w:szCs w:val="24"/>
+          <w:lang w:eastAsia="it-IT"/>
+        </w:rPr>
+      </w:pPr>
+      <w:r>
+        <w:rPr>
+          <w:rFonts w:ascii="Arial" w:hAnsi="Arial" w:cs="Arial"/>
+        </w:rPr>
+        <w:t xml:space="preserve">Solo da numero Master, </w:t>
+      </w:r>
+      <w:r>
+        <w:rPr>
+          <w:rFonts w:ascii="Arial" w:hAnsi="Arial" w:cs="Arial"/>
+        </w:rPr>
+        <w:t xml:space="preserve">ritorna </w:t>
+      </w:r>
+      <w:proofErr w:type="gramStart"/>
+      <w:r>
+        <w:rPr>
+          <w:rFonts w:ascii="Arial" w:hAnsi="Arial" w:cs="Arial"/>
+        </w:rPr>
+        <w:t>il</w:t>
+      </w:r>
+      <w:proofErr w:type="gramEnd"/>
+      <w:r>
+        <w:rPr>
+          <w:rFonts w:ascii="Arial" w:hAnsi="Arial" w:cs="Arial"/>
+        </w:rPr>
+        <w:t xml:space="preserve"> 1 messaggio di testo con </w:t>
+      </w:r>
+      <w:r>
+        <w:rPr>
+          <w:rFonts w:ascii="Arial" w:hAnsi="Arial" w:cs="Arial"/>
+        </w:rPr>
+        <w:t>il SALDO</w:t>
+      </w:r>
+      <w:r>
+        <w:rPr>
+          <w:rFonts w:ascii="Arial" w:eastAsia="Times New Roman" w:hAnsi="Arial" w:cs="Arial"/>
+          <w:color w:val="000000" w:themeColor="text1"/>
+          <w:sz w:val="24"/>
+          <w:szCs w:val="24"/>
+          <w:lang w:eastAsia="it-IT"/>
+        </w:rPr>
+        <w:t xml:space="preserve"> SIM</w:t>
       </w:r>
     </w:p>
     <w:p>
@@ -10512,15 +10811,15 @@
                 <w:rFonts w:ascii="Arial" w:eastAsia="Times New Roman" w:hAnsi="Arial" w:cs="Arial"/>
                 <w:sz w:val="16"/>
                 <w:szCs w:val="16"/>
-                <w:lang w:val="en-US" w:eastAsia="it-IT"/>
-              </w:rPr>
-            </w:pPr>
-            <w:r>
-              <w:rPr>
-                <w:rFonts w:ascii="Arial" w:eastAsia="Times New Roman" w:hAnsi="Arial" w:cs="Arial"/>
-                <w:sz w:val="16"/>
-                <w:szCs w:val="16"/>
-                <w:lang w:val="en-US" w:eastAsia="it-IT"/>
+                <w:lang w:eastAsia="it-IT"/>
+              </w:rPr>
+            </w:pPr>
+            <w:r>
+              <w:rPr>
+                <w:rFonts w:ascii="Arial" w:eastAsia="Times New Roman" w:hAnsi="Arial" w:cs="Arial"/>
+                <w:sz w:val="16"/>
+                <w:szCs w:val="16"/>
+                <w:lang w:eastAsia="it-IT"/>
               </w:rPr>
               <w:t xml:space="preserve">SMS: </w:t>
             </w:r>
@@ -10532,7 +10831,7 @@
                 <w:rFonts w:ascii="Arial" w:eastAsia="Times New Roman" w:hAnsi="Arial" w:cs="Arial"/>
                 <w:sz w:val="16"/>
                 <w:szCs w:val="16"/>
-                <w:lang w:val="en-US" w:eastAsia="it-IT"/>
+                <w:lang w:eastAsia="it-IT"/>
               </w:rPr>
             </w:pPr>
             <w:proofErr w:type="gramStart"/>
@@ -10541,17 +10840,28 @@
                 <w:rFonts w:ascii="Arial" w:eastAsia="Times New Roman" w:hAnsi="Arial" w:cs="Arial"/>
                 <w:sz w:val="16"/>
                 <w:szCs w:val="16"/>
-                <w:lang w:val="en-US" w:eastAsia="it-IT"/>
-              </w:rPr>
-              <w:t>”Authorized</w:t>
-            </w:r>
+                <w:lang w:eastAsia="it-IT"/>
+              </w:rPr>
+              <w:t>”</w:t>
+            </w:r>
+            <w:proofErr w:type="spellStart"/>
+            <w:r>
+              <w:rPr>
+                <w:rFonts w:ascii="Arial" w:eastAsia="Times New Roman" w:hAnsi="Arial" w:cs="Arial"/>
+                <w:sz w:val="16"/>
+                <w:szCs w:val="16"/>
+                <w:lang w:eastAsia="it-IT"/>
+              </w:rPr>
+              <w:t>Authorized</w:t>
+            </w:r>
+            <w:proofErr w:type="spellEnd"/>
             <w:proofErr w:type="gramEnd"/>
             <w:r>
               <w:rPr>
                 <w:rFonts w:ascii="Arial" w:eastAsia="Times New Roman" w:hAnsi="Arial" w:cs="Arial"/>
                 <w:sz w:val="16"/>
                 <w:szCs w:val="16"/>
-                <w:lang w:val="en-US" w:eastAsia="it-IT"/>
+                <w:lang w:eastAsia="it-IT"/>
               </w:rPr>
               <w:t xml:space="preserve"> phone n." con:</w:t>
             </w:r>
@@ -11433,15 +11743,15 @@
                 <w:rFonts w:ascii="Arial" w:eastAsia="Times New Roman" w:hAnsi="Arial" w:cs="Arial"/>
                 <w:sz w:val="16"/>
                 <w:szCs w:val="16"/>
-                <w:lang w:val="en-US" w:eastAsia="it-IT"/>
-              </w:rPr>
-            </w:pPr>
-            <w:r>
-              <w:rPr>
-                <w:rFonts w:ascii="Arial" w:eastAsia="Times New Roman" w:hAnsi="Arial" w:cs="Arial"/>
-                <w:sz w:val="16"/>
-                <w:szCs w:val="16"/>
-                <w:lang w:val="en-US" w:eastAsia="it-IT"/>
+                <w:lang w:eastAsia="it-IT"/>
+              </w:rPr>
+            </w:pPr>
+            <w:r>
+              <w:rPr>
+                <w:rFonts w:ascii="Arial" w:eastAsia="Times New Roman" w:hAnsi="Arial" w:cs="Arial"/>
+                <w:sz w:val="16"/>
+                <w:szCs w:val="16"/>
+                <w:lang w:eastAsia="it-IT"/>
               </w:rPr>
               <w:t xml:space="preserve">SMS: </w:t>
             </w:r>
@@ -11453,7 +11763,7 @@
                 <w:rFonts w:ascii="Arial" w:eastAsia="Times New Roman" w:hAnsi="Arial" w:cs="Arial"/>
                 <w:sz w:val="16"/>
                 <w:szCs w:val="16"/>
-                <w:lang w:val="en-US" w:eastAsia="it-IT"/>
+                <w:lang w:eastAsia="it-IT"/>
               </w:rPr>
             </w:pPr>
             <w:proofErr w:type="gramStart"/>
@@ -11462,17 +11772,28 @@
                 <w:rFonts w:ascii="Arial" w:eastAsia="Times New Roman" w:hAnsi="Arial" w:cs="Arial"/>
                 <w:sz w:val="16"/>
                 <w:szCs w:val="16"/>
-                <w:lang w:val="en-US" w:eastAsia="it-IT"/>
-              </w:rPr>
-              <w:t>”Authorized</w:t>
-            </w:r>
+                <w:lang w:eastAsia="it-IT"/>
+              </w:rPr>
+              <w:t>”</w:t>
+            </w:r>
+            <w:proofErr w:type="spellStart"/>
+            <w:r>
+              <w:rPr>
+                <w:rFonts w:ascii="Arial" w:eastAsia="Times New Roman" w:hAnsi="Arial" w:cs="Arial"/>
+                <w:sz w:val="16"/>
+                <w:szCs w:val="16"/>
+                <w:lang w:eastAsia="it-IT"/>
+              </w:rPr>
+              <w:t>Authorized</w:t>
+            </w:r>
+            <w:proofErr w:type="spellEnd"/>
             <w:proofErr w:type="gramEnd"/>
             <w:r>
               <w:rPr>
                 <w:rFonts w:ascii="Arial" w:eastAsia="Times New Roman" w:hAnsi="Arial" w:cs="Arial"/>
                 <w:sz w:val="16"/>
                 <w:szCs w:val="16"/>
-                <w:lang w:val="en-US" w:eastAsia="it-IT"/>
+                <w:lang w:eastAsia="it-IT"/>
               </w:rPr>
               <w:t xml:space="preserve"> phone n." con:</w:t>
             </w:r>
@@ -12047,15 +12368,15 @@
                 <w:rFonts w:ascii="Arial" w:eastAsia="Times New Roman" w:hAnsi="Arial" w:cs="Arial"/>
                 <w:sz w:val="16"/>
                 <w:szCs w:val="16"/>
-                <w:lang w:val="en-US" w:eastAsia="it-IT"/>
-              </w:rPr>
-            </w:pPr>
-            <w:r>
-              <w:rPr>
-                <w:rFonts w:ascii="Arial" w:eastAsia="Times New Roman" w:hAnsi="Arial" w:cs="Arial"/>
-                <w:sz w:val="16"/>
-                <w:szCs w:val="16"/>
-                <w:lang w:val="en-US" w:eastAsia="it-IT"/>
+                <w:lang w:eastAsia="it-IT"/>
+              </w:rPr>
+            </w:pPr>
+            <w:r>
+              <w:rPr>
+                <w:rFonts w:ascii="Arial" w:eastAsia="Times New Roman" w:hAnsi="Arial" w:cs="Arial"/>
+                <w:sz w:val="16"/>
+                <w:szCs w:val="16"/>
+                <w:lang w:eastAsia="it-IT"/>
               </w:rPr>
               <w:t xml:space="preserve">SMS: </w:t>
             </w:r>
@@ -12067,7 +12388,7 @@
                 <w:rFonts w:ascii="Arial" w:eastAsia="Times New Roman" w:hAnsi="Arial" w:cs="Arial"/>
                 <w:sz w:val="16"/>
                 <w:szCs w:val="16"/>
-                <w:lang w:val="en-US" w:eastAsia="it-IT"/>
+                <w:lang w:eastAsia="it-IT"/>
               </w:rPr>
             </w:pPr>
             <w:proofErr w:type="gramStart"/>
@@ -12076,17 +12397,28 @@
                 <w:rFonts w:ascii="Arial" w:eastAsia="Times New Roman" w:hAnsi="Arial" w:cs="Arial"/>
                 <w:sz w:val="16"/>
                 <w:szCs w:val="16"/>
-                <w:lang w:val="en-US" w:eastAsia="it-IT"/>
-              </w:rPr>
-              <w:t>”Authorized</w:t>
-            </w:r>
+                <w:lang w:eastAsia="it-IT"/>
+              </w:rPr>
+              <w:t>”</w:t>
+            </w:r>
+            <w:proofErr w:type="spellStart"/>
+            <w:r>
+              <w:rPr>
+                <w:rFonts w:ascii="Arial" w:eastAsia="Times New Roman" w:hAnsi="Arial" w:cs="Arial"/>
+                <w:sz w:val="16"/>
+                <w:szCs w:val="16"/>
+                <w:lang w:eastAsia="it-IT"/>
+              </w:rPr>
+              <w:t>Authorized</w:t>
+            </w:r>
+            <w:proofErr w:type="spellEnd"/>
             <w:proofErr w:type="gramEnd"/>
             <w:r>
               <w:rPr>
                 <w:rFonts w:ascii="Arial" w:eastAsia="Times New Roman" w:hAnsi="Arial" w:cs="Arial"/>
                 <w:sz w:val="16"/>
                 <w:szCs w:val="16"/>
-                <w:lang w:val="en-US" w:eastAsia="it-IT"/>
+                <w:lang w:eastAsia="it-IT"/>
               </w:rPr>
               <w:t xml:space="preserve"> phone n." con:</w:t>
             </w:r>
@@ -12577,15 +12909,15 @@
                 <w:rFonts w:ascii="Arial" w:eastAsia="Times New Roman" w:hAnsi="Arial" w:cs="Arial"/>
                 <w:sz w:val="16"/>
                 <w:szCs w:val="16"/>
-                <w:lang w:val="en-US" w:eastAsia="it-IT"/>
-              </w:rPr>
-            </w:pPr>
-            <w:r>
-              <w:rPr>
-                <w:rFonts w:ascii="Arial" w:eastAsia="Times New Roman" w:hAnsi="Arial" w:cs="Arial"/>
-                <w:sz w:val="16"/>
-                <w:szCs w:val="16"/>
-                <w:lang w:val="en-US" w:eastAsia="it-IT"/>
+                <w:lang w:eastAsia="it-IT"/>
+              </w:rPr>
+            </w:pPr>
+            <w:r>
+              <w:rPr>
+                <w:rFonts w:ascii="Arial" w:eastAsia="Times New Roman" w:hAnsi="Arial" w:cs="Arial"/>
+                <w:sz w:val="16"/>
+                <w:szCs w:val="16"/>
+                <w:lang w:eastAsia="it-IT"/>
               </w:rPr>
               <w:t>SMS:</w:t>
             </w:r>
@@ -12597,7 +12929,7 @@
                 <w:rFonts w:ascii="Arial" w:eastAsia="Times New Roman" w:hAnsi="Arial" w:cs="Arial"/>
                 <w:sz w:val="16"/>
                 <w:szCs w:val="16"/>
-                <w:lang w:val="en-US" w:eastAsia="it-IT"/>
+                <w:lang w:eastAsia="it-IT"/>
               </w:rPr>
             </w:pPr>
             <w:proofErr w:type="gramStart"/>
@@ -12606,17 +12938,28 @@
                 <w:rFonts w:ascii="Arial" w:eastAsia="Times New Roman" w:hAnsi="Arial" w:cs="Arial"/>
                 <w:sz w:val="16"/>
                 <w:szCs w:val="16"/>
-                <w:lang w:val="en-US" w:eastAsia="it-IT"/>
-              </w:rPr>
-              <w:t>”Authorized</w:t>
-            </w:r>
+                <w:lang w:eastAsia="it-IT"/>
+              </w:rPr>
+              <w:t>”</w:t>
+            </w:r>
+            <w:proofErr w:type="spellStart"/>
+            <w:r>
+              <w:rPr>
+                <w:rFonts w:ascii="Arial" w:eastAsia="Times New Roman" w:hAnsi="Arial" w:cs="Arial"/>
+                <w:sz w:val="16"/>
+                <w:szCs w:val="16"/>
+                <w:lang w:eastAsia="it-IT"/>
+              </w:rPr>
+              <w:t>Authorized</w:t>
+            </w:r>
+            <w:proofErr w:type="spellEnd"/>
             <w:proofErr w:type="gramEnd"/>
             <w:r>
               <w:rPr>
                 <w:rFonts w:ascii="Arial" w:eastAsia="Times New Roman" w:hAnsi="Arial" w:cs="Arial"/>
                 <w:sz w:val="16"/>
                 <w:szCs w:val="16"/>
-                <w:lang w:val="en-US" w:eastAsia="it-IT"/>
+                <w:lang w:eastAsia="it-IT"/>
               </w:rPr>
               <w:t xml:space="preserve"> phone n." con:</w:t>
             </w:r>
@@ -14553,15 +14896,15 @@
                 <w:rFonts w:ascii="Arial" w:eastAsia="Times New Roman" w:hAnsi="Arial" w:cs="Arial"/>
                 <w:sz w:val="16"/>
                 <w:szCs w:val="16"/>
-                <w:lang w:val="en-US" w:eastAsia="it-IT"/>
-              </w:rPr>
-            </w:pPr>
-            <w:r>
-              <w:rPr>
-                <w:rFonts w:ascii="Arial" w:eastAsia="Times New Roman" w:hAnsi="Arial" w:cs="Arial"/>
-                <w:sz w:val="16"/>
-                <w:szCs w:val="16"/>
-                <w:lang w:val="en-US" w:eastAsia="it-IT"/>
+                <w:lang w:eastAsia="it-IT"/>
+              </w:rPr>
+            </w:pPr>
+            <w:r>
+              <w:rPr>
+                <w:rFonts w:ascii="Arial" w:eastAsia="Times New Roman" w:hAnsi="Arial" w:cs="Arial"/>
+                <w:sz w:val="16"/>
+                <w:szCs w:val="16"/>
+                <w:lang w:eastAsia="it-IT"/>
               </w:rPr>
               <w:t>SMS:</w:t>
             </w:r>
@@ -14574,7 +14917,7 @@
                 <w:rFonts w:ascii="Arial" w:eastAsia="Times New Roman" w:hAnsi="Arial" w:cs="Arial"/>
                 <w:sz w:val="16"/>
                 <w:szCs w:val="16"/>
-                <w:lang w:val="en-US" w:eastAsia="it-IT"/>
+                <w:lang w:eastAsia="it-IT"/>
               </w:rPr>
             </w:pPr>
             <w:proofErr w:type="gramStart"/>
@@ -14583,17 +14926,28 @@
                 <w:rFonts w:ascii="Arial" w:eastAsia="Times New Roman" w:hAnsi="Arial" w:cs="Arial"/>
                 <w:sz w:val="16"/>
                 <w:szCs w:val="16"/>
-                <w:lang w:val="en-US" w:eastAsia="it-IT"/>
-              </w:rPr>
-              <w:t>”Authorized</w:t>
-            </w:r>
+                <w:lang w:eastAsia="it-IT"/>
+              </w:rPr>
+              <w:t>”</w:t>
+            </w:r>
+            <w:proofErr w:type="spellStart"/>
+            <w:r>
+              <w:rPr>
+                <w:rFonts w:ascii="Arial" w:eastAsia="Times New Roman" w:hAnsi="Arial" w:cs="Arial"/>
+                <w:sz w:val="16"/>
+                <w:szCs w:val="16"/>
+                <w:lang w:eastAsia="it-IT"/>
+              </w:rPr>
+              <w:t>Authorized</w:t>
+            </w:r>
+            <w:proofErr w:type="spellEnd"/>
             <w:proofErr w:type="gramEnd"/>
             <w:r>
               <w:rPr>
                 <w:rFonts w:ascii="Arial" w:eastAsia="Times New Roman" w:hAnsi="Arial" w:cs="Arial"/>
                 <w:sz w:val="16"/>
                 <w:szCs w:val="16"/>
-                <w:lang w:val="en-US" w:eastAsia="it-IT"/>
+                <w:lang w:eastAsia="it-IT"/>
               </w:rPr>
               <w:t xml:space="preserve"> phone n." con:</w:t>
             </w:r>
@@ -15107,15 +15461,15 @@
                 <w:rFonts w:ascii="Arial" w:eastAsia="Times New Roman" w:hAnsi="Arial" w:cs="Arial"/>
                 <w:sz w:val="16"/>
                 <w:szCs w:val="16"/>
-                <w:lang w:val="en-US" w:eastAsia="it-IT"/>
-              </w:rPr>
-            </w:pPr>
-            <w:r>
-              <w:rPr>
-                <w:rFonts w:ascii="Arial" w:eastAsia="Times New Roman" w:hAnsi="Arial" w:cs="Arial"/>
-                <w:sz w:val="16"/>
-                <w:szCs w:val="16"/>
-                <w:lang w:val="en-US" w:eastAsia="it-IT"/>
+                <w:lang w:eastAsia="it-IT"/>
+              </w:rPr>
+            </w:pPr>
+            <w:r>
+              <w:rPr>
+                <w:rFonts w:ascii="Arial" w:eastAsia="Times New Roman" w:hAnsi="Arial" w:cs="Arial"/>
+                <w:sz w:val="16"/>
+                <w:szCs w:val="16"/>
+                <w:lang w:eastAsia="it-IT"/>
               </w:rPr>
               <w:t>SMS:</w:t>
             </w:r>
@@ -15128,7 +15482,7 @@
                 <w:rFonts w:ascii="Arial" w:eastAsia="Times New Roman" w:hAnsi="Arial" w:cs="Arial"/>
                 <w:sz w:val="16"/>
                 <w:szCs w:val="16"/>
-                <w:lang w:val="en-US" w:eastAsia="it-IT"/>
+                <w:lang w:eastAsia="it-IT"/>
               </w:rPr>
             </w:pPr>
             <w:proofErr w:type="gramStart"/>
@@ -15137,17 +15491,28 @@
                 <w:rFonts w:ascii="Arial" w:eastAsia="Times New Roman" w:hAnsi="Arial" w:cs="Arial"/>
                 <w:sz w:val="16"/>
                 <w:szCs w:val="16"/>
-                <w:lang w:val="en-US" w:eastAsia="it-IT"/>
-              </w:rPr>
-              <w:t>”Authorized</w:t>
-            </w:r>
+                <w:lang w:eastAsia="it-IT"/>
+              </w:rPr>
+              <w:t>”</w:t>
+            </w:r>
+            <w:proofErr w:type="spellStart"/>
+            <w:r>
+              <w:rPr>
+                <w:rFonts w:ascii="Arial" w:eastAsia="Times New Roman" w:hAnsi="Arial" w:cs="Arial"/>
+                <w:sz w:val="16"/>
+                <w:szCs w:val="16"/>
+                <w:lang w:eastAsia="it-IT"/>
+              </w:rPr>
+              <w:t>Authorized</w:t>
+            </w:r>
+            <w:proofErr w:type="spellEnd"/>
             <w:proofErr w:type="gramEnd"/>
             <w:r>
               <w:rPr>
                 <w:rFonts w:ascii="Arial" w:eastAsia="Times New Roman" w:hAnsi="Arial" w:cs="Arial"/>
                 <w:sz w:val="16"/>
                 <w:szCs w:val="16"/>
-                <w:lang w:val="en-US" w:eastAsia="it-IT"/>
+                <w:lang w:eastAsia="it-IT"/>
               </w:rPr>
               <w:t xml:space="preserve"> phone n." con:</w:t>
             </w:r>
@@ -15419,15 +15784,15 @@
                 <w:rFonts w:ascii="Arial" w:eastAsia="Times New Roman" w:hAnsi="Arial" w:cs="Arial"/>
                 <w:sz w:val="16"/>
                 <w:szCs w:val="16"/>
-                <w:lang w:val="en-US" w:eastAsia="it-IT"/>
-              </w:rPr>
-            </w:pPr>
-            <w:r>
-              <w:rPr>
-                <w:rFonts w:ascii="Arial" w:eastAsia="Times New Roman" w:hAnsi="Arial" w:cs="Arial"/>
-                <w:sz w:val="16"/>
-                <w:szCs w:val="16"/>
-                <w:lang w:val="en-US" w:eastAsia="it-IT"/>
+                <w:lang w:eastAsia="it-IT"/>
+              </w:rPr>
+            </w:pPr>
+            <w:r>
+              <w:rPr>
+                <w:rFonts w:ascii="Arial" w:eastAsia="Times New Roman" w:hAnsi="Arial" w:cs="Arial"/>
+                <w:sz w:val="16"/>
+                <w:szCs w:val="16"/>
+                <w:lang w:eastAsia="it-IT"/>
               </w:rPr>
               <w:t>SMS:</w:t>
             </w:r>
@@ -15440,7 +15805,7 @@
                 <w:rFonts w:ascii="Arial" w:eastAsia="Times New Roman" w:hAnsi="Arial" w:cs="Arial"/>
                 <w:sz w:val="16"/>
                 <w:szCs w:val="16"/>
-                <w:lang w:val="en-US" w:eastAsia="it-IT"/>
+                <w:lang w:eastAsia="it-IT"/>
               </w:rPr>
             </w:pPr>
             <w:proofErr w:type="gramStart"/>
@@ -15449,17 +15814,28 @@
                 <w:rFonts w:ascii="Arial" w:eastAsia="Times New Roman" w:hAnsi="Arial" w:cs="Arial"/>
                 <w:sz w:val="16"/>
                 <w:szCs w:val="16"/>
-                <w:lang w:val="en-US" w:eastAsia="it-IT"/>
-              </w:rPr>
-              <w:t>”Authorized</w:t>
-            </w:r>
+                <w:lang w:eastAsia="it-IT"/>
+              </w:rPr>
+              <w:t>”</w:t>
+            </w:r>
+            <w:proofErr w:type="spellStart"/>
+            <w:r>
+              <w:rPr>
+                <w:rFonts w:ascii="Arial" w:eastAsia="Times New Roman" w:hAnsi="Arial" w:cs="Arial"/>
+                <w:sz w:val="16"/>
+                <w:szCs w:val="16"/>
+                <w:lang w:eastAsia="it-IT"/>
+              </w:rPr>
+              <w:t>Authorized</w:t>
+            </w:r>
+            <w:proofErr w:type="spellEnd"/>
             <w:proofErr w:type="gramEnd"/>
             <w:r>
               <w:rPr>
                 <w:rFonts w:ascii="Arial" w:eastAsia="Times New Roman" w:hAnsi="Arial" w:cs="Arial"/>
                 <w:sz w:val="16"/>
                 <w:szCs w:val="16"/>
-                <w:lang w:val="en-US" w:eastAsia="it-IT"/>
+                <w:lang w:eastAsia="it-IT"/>
               </w:rPr>
               <w:t xml:space="preserve"> phone n." con:</w:t>
             </w:r>
@@ -17995,15 +18371,15 @@
                 <w:rFonts w:ascii="Arial" w:eastAsia="Times New Roman" w:hAnsi="Arial" w:cs="Arial"/>
                 <w:sz w:val="16"/>
                 <w:szCs w:val="16"/>
-                <w:lang w:val="en-US" w:eastAsia="it-IT"/>
-              </w:rPr>
-            </w:pPr>
-            <w:r>
-              <w:rPr>
-                <w:rFonts w:ascii="Arial" w:eastAsia="Times New Roman" w:hAnsi="Arial" w:cs="Arial"/>
-                <w:sz w:val="16"/>
-                <w:szCs w:val="16"/>
-                <w:lang w:val="en-US" w:eastAsia="it-IT"/>
+                <w:lang w:eastAsia="it-IT"/>
+              </w:rPr>
+            </w:pPr>
+            <w:r>
+              <w:rPr>
+                <w:rFonts w:ascii="Arial" w:eastAsia="Times New Roman" w:hAnsi="Arial" w:cs="Arial"/>
+                <w:sz w:val="16"/>
+                <w:szCs w:val="16"/>
+                <w:lang w:eastAsia="it-IT"/>
               </w:rPr>
               <w:t>SMS:</w:t>
             </w:r>
@@ -18016,7 +18392,7 @@
                 <w:rFonts w:ascii="Arial" w:eastAsia="Times New Roman" w:hAnsi="Arial" w:cs="Arial"/>
                 <w:sz w:val="16"/>
                 <w:szCs w:val="16"/>
-                <w:lang w:val="en-US" w:eastAsia="it-IT"/>
+                <w:lang w:eastAsia="it-IT"/>
               </w:rPr>
             </w:pPr>
             <w:proofErr w:type="gramStart"/>
@@ -18025,17 +18401,28 @@
                 <w:rFonts w:ascii="Arial" w:eastAsia="Times New Roman" w:hAnsi="Arial" w:cs="Arial"/>
                 <w:sz w:val="16"/>
                 <w:szCs w:val="16"/>
-                <w:lang w:val="en-US" w:eastAsia="it-IT"/>
-              </w:rPr>
-              <w:t>”Authorized</w:t>
-            </w:r>
+                <w:lang w:eastAsia="it-IT"/>
+              </w:rPr>
+              <w:t>”</w:t>
+            </w:r>
+            <w:proofErr w:type="spellStart"/>
+            <w:r>
+              <w:rPr>
+                <w:rFonts w:ascii="Arial" w:eastAsia="Times New Roman" w:hAnsi="Arial" w:cs="Arial"/>
+                <w:sz w:val="16"/>
+                <w:szCs w:val="16"/>
+                <w:lang w:eastAsia="it-IT"/>
+              </w:rPr>
+              <w:t>Authorized</w:t>
+            </w:r>
+            <w:proofErr w:type="spellEnd"/>
             <w:proofErr w:type="gramEnd"/>
             <w:r>
               <w:rPr>
                 <w:rFonts w:ascii="Arial" w:eastAsia="Times New Roman" w:hAnsi="Arial" w:cs="Arial"/>
                 <w:sz w:val="16"/>
                 <w:szCs w:val="16"/>
-                <w:lang w:val="en-US" w:eastAsia="it-IT"/>
+                <w:lang w:eastAsia="it-IT"/>
               </w:rPr>
               <w:t xml:space="preserve"> phone n." con:</w:t>
             </w:r>
@@ -18134,7 +18521,7 @@
         <w:tc>
           <w:tcPr>
             <w:tcW w:w="704" w:type="dxa"/>
-            <w:shd w:val="clear" w:color="auto" w:fill="F7CAAC" w:themeFill="accent2" w:themeFillTint="66"/>
+            <w:shd w:val="clear" w:color="auto" w:fill="D9E2F3" w:themeFill="accent1" w:themeFillTint="33"/>
             <w:vAlign w:val="center"/>
           </w:tcPr>
           <w:p>
@@ -18155,70 +18542,81 @@
                 <w:szCs w:val="16"/>
                 <w:lang w:val="en-US" w:eastAsia="it-IT"/>
               </w:rPr>
-              <w:t>5.0</w:t>
+              <w:t>4.91</w:t>
             </w:r>
           </w:p>
         </w:tc>
         <w:tc>
           <w:tcPr>
             <w:tcW w:w="1559" w:type="dxa"/>
-            <w:shd w:val="clear" w:color="auto" w:fill="F7CAAC" w:themeFill="accent2" w:themeFillTint="66"/>
-            <w:vAlign w:val="center"/>
-          </w:tcPr>
-          <w:p>
-            <w:pPr>
-              <w:spacing w:line="330" w:lineRule="atLeast"/>
-              <w:jc w:val="center"/>
-              <w:rPr>
-                <w:rFonts w:ascii="Arial" w:eastAsia="Times New Roman" w:hAnsi="Arial" w:cs="Arial"/>
-                <w:sz w:val="16"/>
-                <w:szCs w:val="16"/>
-                <w:lang w:eastAsia="it-IT"/>
-              </w:rPr>
-            </w:pPr>
-            <w:r>
-              <w:rPr>
-                <w:rFonts w:ascii="Arial" w:eastAsia="Times New Roman" w:hAnsi="Arial" w:cs="Arial"/>
-                <w:sz w:val="16"/>
-                <w:szCs w:val="16"/>
-                <w:lang w:eastAsia="it-IT"/>
-              </w:rPr>
-              <w:t>PIN SET</w:t>
+            <w:shd w:val="clear" w:color="auto" w:fill="D9E2F3" w:themeFill="accent1" w:themeFillTint="33"/>
+            <w:vAlign w:val="center"/>
+          </w:tcPr>
+          <w:p>
+            <w:pPr>
+              <w:spacing w:line="330" w:lineRule="atLeast"/>
+              <w:jc w:val="center"/>
+              <w:rPr>
+                <w:rFonts w:ascii="Arial" w:eastAsia="Times New Roman" w:hAnsi="Arial" w:cs="Arial"/>
+                <w:sz w:val="16"/>
+                <w:szCs w:val="16"/>
+                <w:lang w:eastAsia="it-IT"/>
+              </w:rPr>
+            </w:pPr>
+            <w:proofErr w:type="spellStart"/>
+            <w:r>
+              <w:rPr>
+                <w:rFonts w:ascii="Arial" w:eastAsia="Times New Roman" w:hAnsi="Arial" w:cs="Arial"/>
+                <w:sz w:val="16"/>
+                <w:szCs w:val="16"/>
+                <w:lang w:eastAsia="it-IT"/>
+              </w:rPr>
+              <w:t>Operation</w:t>
+            </w:r>
+            <w:proofErr w:type="spellEnd"/>
+            <w:r>
+              <w:rPr>
+                <w:rFonts w:ascii="Arial" w:eastAsia="Times New Roman" w:hAnsi="Arial" w:cs="Arial"/>
+                <w:sz w:val="16"/>
+                <w:szCs w:val="16"/>
+                <w:lang w:eastAsia="it-IT"/>
+              </w:rPr>
+              <w:t xml:space="preserve"> SET</w:t>
             </w:r>
           </w:p>
         </w:tc>
         <w:tc>
           <w:tcPr>
             <w:tcW w:w="3828" w:type="dxa"/>
-            <w:shd w:val="clear" w:color="auto" w:fill="F7CAAC" w:themeFill="accent2" w:themeFillTint="66"/>
-            <w:vAlign w:val="center"/>
-          </w:tcPr>
-          <w:p>
-            <w:pPr>
-              <w:spacing w:line="330" w:lineRule="atLeast"/>
-              <w:jc w:val="center"/>
-              <w:rPr>
-                <w:rFonts w:ascii="Arial" w:eastAsia="Times New Roman" w:hAnsi="Arial" w:cs="Arial"/>
-                <w:sz w:val="16"/>
-                <w:szCs w:val="16"/>
-                <w:lang w:eastAsia="it-IT"/>
-              </w:rPr>
-            </w:pPr>
-            <w:r>
-              <w:rPr>
-                <w:rFonts w:ascii="Arial" w:eastAsia="Times New Roman" w:hAnsi="Arial" w:cs="Arial"/>
-                <w:sz w:val="16"/>
-                <w:szCs w:val="16"/>
-                <w:lang w:eastAsia="it-IT"/>
-              </w:rPr>
-              <w:t>Change PIN</w:t>
+            <w:shd w:val="clear" w:color="auto" w:fill="D9E2F3" w:themeFill="accent1" w:themeFillTint="33"/>
+            <w:vAlign w:val="center"/>
+          </w:tcPr>
+          <w:p>
+            <w:pPr>
+              <w:spacing w:line="330" w:lineRule="atLeast"/>
+              <w:jc w:val="center"/>
+              <w:rPr>
+                <w:rFonts w:ascii="Arial" w:eastAsia="Times New Roman" w:hAnsi="Arial" w:cs="Arial"/>
+                <w:sz w:val="16"/>
+                <w:szCs w:val="16"/>
+                <w:lang w:eastAsia="it-IT"/>
+              </w:rPr>
+            </w:pPr>
+            <w:r>
+              <w:rPr>
+                <w:rFonts w:ascii="Arial" w:eastAsia="Times New Roman" w:hAnsi="Arial" w:cs="Arial"/>
+                <w:sz w:val="16"/>
+                <w:szCs w:val="16"/>
+                <w:lang w:eastAsia="it-IT"/>
+              </w:rPr>
+              <w:t>Ritorna SALDI SIM</w:t>
             </w:r>
           </w:p>
         </w:tc>
         <w:tc>
           <w:tcPr>
             <w:tcW w:w="2409" w:type="dxa"/>
-            <w:shd w:val="clear" w:color="auto" w:fill="F7CAAC" w:themeFill="accent2" w:themeFillTint="66"/>
+            <w:shd w:val="clear" w:color="auto" w:fill="D9E2F3" w:themeFill="accent1" w:themeFillTint="33"/>
             <w:vAlign w:val="center"/>
           </w:tcPr>
           <w:p>
@@ -18246,21 +18644,13 @@
         <w:tc>
           <w:tcPr>
             <w:tcW w:w="1701" w:type="dxa"/>
-            <w:shd w:val="clear" w:color="auto" w:fill="F7CAAC" w:themeFill="accent2" w:themeFillTint="66"/>
-            <w:vAlign w:val="center"/>
-          </w:tcPr>
-          <w:p>
-            <w:pPr>
-              <w:spacing w:line="330" w:lineRule="atLeast"/>
-              <w:jc w:val="center"/>
-              <w:rPr>
-                <w:rFonts w:ascii="Arial" w:eastAsia="Times New Roman" w:hAnsi="Arial" w:cs="Arial"/>
-                <w:sz w:val="16"/>
-                <w:szCs w:val="16"/>
-                <w:lang w:eastAsia="it-IT"/>
-              </w:rPr>
-            </w:pPr>
-            <w:r>
+            <w:shd w:val="clear" w:color="auto" w:fill="D9E2F3" w:themeFill="accent1" w:themeFillTint="33"/>
+            <w:vAlign w:val="center"/>
+          </w:tcPr>
+          <w:p>
+            <w:pPr>
+              <w:spacing w:line="330" w:lineRule="atLeast"/>
+              <w:jc w:val="center"/>
               <w:rPr>
                 <w:rFonts w:ascii="Arial" w:eastAsia="Times New Roman" w:hAnsi="Arial" w:cs="Arial"/>
                 <w:b/>
@@ -18269,23 +18659,24 @@
                 <w:szCs w:val="16"/>
                 <w:lang w:eastAsia="it-IT"/>
               </w:rPr>
-              <w:t>P</w:t>
-            </w:r>
-            <w:r>
-              <w:rPr>
-                <w:rFonts w:ascii="Arial" w:eastAsia="Times New Roman" w:hAnsi="Arial" w:cs="Arial"/>
-                <w:sz w:val="16"/>
-                <w:szCs w:val="16"/>
-                <w:lang w:eastAsia="it-IT"/>
-              </w:rPr>
-              <w:t xml:space="preserve"> 12345 54321</w:t>
+            </w:pPr>
+            <w:r>
+              <w:rPr>
+                <w:rFonts w:ascii="Arial" w:eastAsia="Times New Roman" w:hAnsi="Arial" w:cs="Arial"/>
+                <w:b/>
+                <w:bCs/>
+                <w:sz w:val="16"/>
+                <w:szCs w:val="16"/>
+                <w:lang w:eastAsia="it-IT"/>
+              </w:rPr>
+              <w:t>I</w:t>
             </w:r>
           </w:p>
         </w:tc>
         <w:tc>
           <w:tcPr>
             <w:tcW w:w="3828" w:type="dxa"/>
-            <w:shd w:val="clear" w:color="auto" w:fill="F7CAAC" w:themeFill="accent2" w:themeFillTint="66"/>
+            <w:shd w:val="clear" w:color="auto" w:fill="D9E2F3" w:themeFill="accent1" w:themeFillTint="33"/>
             <w:vAlign w:val="center"/>
           </w:tcPr>
           <w:p>
@@ -18320,15 +18711,76 @@
                 <w:lang w:eastAsia="it-IT"/>
               </w:rPr>
             </w:pPr>
-            <w:r>
-              <w:rPr>
-                <w:rFonts w:ascii="Arial" w:eastAsia="Times New Roman" w:hAnsi="Arial" w:cs="Arial"/>
-                <w:sz w:val="16"/>
-                <w:szCs w:val="16"/>
-                <w:lang w:eastAsia="it-IT"/>
-              </w:rPr>
-              <w:t>"PIN SAVED"</w:t>
-            </w:r>
+            <w:proofErr w:type="gramStart"/>
+            <w:r>
+              <w:rPr>
+                <w:rFonts w:ascii="Arial" w:eastAsia="Times New Roman" w:hAnsi="Arial" w:cs="Arial"/>
+                <w:sz w:val="16"/>
+                <w:szCs w:val="16"/>
+                <w:lang w:val="en-US" w:eastAsia="it-IT"/>
+              </w:rPr>
+              <w:t>”</w:t>
+            </w:r>
+            <w:r>
+              <w:rPr>
+                <w:rFonts w:ascii="Arial" w:eastAsia="Times New Roman" w:hAnsi="Arial" w:cs="Arial"/>
+                <w:sz w:val="16"/>
+                <w:szCs w:val="16"/>
+                <w:lang w:val="en-US" w:eastAsia="it-IT"/>
+              </w:rPr>
+              <w:t>Credito</w:t>
+            </w:r>
+            <w:proofErr w:type="gramEnd"/>
+            <w:r>
+              <w:rPr>
+                <w:rFonts w:ascii="Arial" w:eastAsia="Times New Roman" w:hAnsi="Arial" w:cs="Arial"/>
+                <w:sz w:val="16"/>
+                <w:szCs w:val="16"/>
+                <w:lang w:val="en-US" w:eastAsia="it-IT"/>
+              </w:rPr>
+              <w:t xml:space="preserve"> </w:t>
+            </w:r>
+            <w:proofErr w:type="spellStart"/>
+            <w:r>
+              <w:rPr>
+                <w:rFonts w:ascii="Arial" w:eastAsia="Times New Roman" w:hAnsi="Arial" w:cs="Arial"/>
+                <w:sz w:val="16"/>
+                <w:szCs w:val="16"/>
+                <w:lang w:val="en-US" w:eastAsia="it-IT"/>
+              </w:rPr>
+              <w:t>residuo</w:t>
+            </w:r>
+            <w:proofErr w:type="spellEnd"/>
+            <w:r>
+              <w:rPr>
+                <w:rFonts w:ascii="Arial" w:eastAsia="Times New Roman" w:hAnsi="Arial" w:cs="Arial"/>
+                <w:sz w:val="16"/>
+                <w:szCs w:val="16"/>
+                <w:lang w:val="en-US" w:eastAsia="it-IT"/>
+              </w:rPr>
+              <w:t>…..</w:t>
+            </w:r>
+            <w:r>
+              <w:rPr>
+                <w:rFonts w:ascii="Arial" w:eastAsia="Times New Roman" w:hAnsi="Arial" w:cs="Arial"/>
+                <w:sz w:val="16"/>
+                <w:szCs w:val="16"/>
+                <w:lang w:val="en-US" w:eastAsia="it-IT"/>
+              </w:rPr>
+              <w:t>."</w:t>
+            </w:r>
+          </w:p>
+          <w:p>
+            <w:pPr>
+              <w:spacing w:line="330" w:lineRule="atLeast"/>
+              <w:jc w:val="center"/>
+              <w:rPr>
+                <w:rFonts w:ascii="Arial" w:eastAsia="Times New Roman" w:hAnsi="Arial" w:cs="Arial"/>
+                <w:sz w:val="16"/>
+                <w:szCs w:val="16"/>
+                <w:lang w:eastAsia="it-IT"/>
+              </w:rPr>
+            </w:pPr>
           </w:p>
         </w:tc>
         <w:tc>
@@ -18388,16 +18840,7 @@
                 <w:szCs w:val="16"/>
                 <w:lang w:val="en-US" w:eastAsia="it-IT"/>
               </w:rPr>
-              <w:t>5.</w:t>
-            </w:r>
-            <w:r>
-              <w:rPr>
-                <w:rFonts w:ascii="Arial" w:eastAsia="Times New Roman" w:hAnsi="Arial" w:cs="Arial"/>
-                <w:sz w:val="16"/>
-                <w:szCs w:val="16"/>
-                <w:lang w:val="en-US" w:eastAsia="it-IT"/>
-              </w:rPr>
-              <w:t>1</w:t>
+              <w:t>5.0</w:t>
             </w:r>
           </w:p>
         </w:tc>
@@ -18453,7 +18896,7 @@
                 <w:szCs w:val="16"/>
                 <w:lang w:eastAsia="it-IT"/>
               </w:rPr>
-              <w:t>Check PIN</w:t>
+              <w:t>Change PIN</w:t>
             </w:r>
           </w:p>
         </w:tc>
@@ -18497,21 +18940,30 @@
               <w:jc w:val="center"/>
               <w:rPr>
                 <w:rFonts w:ascii="Arial" w:eastAsia="Times New Roman" w:hAnsi="Arial" w:cs="Arial"/>
+                <w:sz w:val="16"/>
+                <w:szCs w:val="16"/>
+                <w:lang w:eastAsia="it-IT"/>
+              </w:rPr>
+            </w:pPr>
+            <w:r>
+              <w:rPr>
+                <w:rFonts w:ascii="Arial" w:eastAsia="Times New Roman" w:hAnsi="Arial" w:cs="Arial"/>
                 <w:b/>
                 <w:bCs/>
                 <w:sz w:val="16"/>
                 <w:szCs w:val="16"/>
                 <w:lang w:eastAsia="it-IT"/>
               </w:rPr>
-            </w:pPr>
-            <w:r>
-              <w:rPr>
-                <w:rFonts w:ascii="Arial" w:eastAsia="Times New Roman" w:hAnsi="Arial" w:cs="Arial"/>
-                <w:sz w:val="16"/>
-                <w:szCs w:val="16"/>
-                <w:lang w:eastAsia="it-IT"/>
-              </w:rPr>
-              <w:t>A seguito di Power On</w:t>
+              <w:t>P</w:t>
+            </w:r>
+            <w:r>
+              <w:rPr>
+                <w:rFonts w:ascii="Arial" w:eastAsia="Times New Roman" w:hAnsi="Arial" w:cs="Arial"/>
+                <w:sz w:val="16"/>
+                <w:szCs w:val="16"/>
+                <w:lang w:eastAsia="it-IT"/>
+              </w:rPr>
+              <w:t xml:space="preserve"> 12345 54321</w:t>
             </w:r>
           </w:p>
         </w:tc>
@@ -18539,48 +18991,28 @@
                 <w:szCs w:val="16"/>
                 <w:lang w:val="en-US" w:eastAsia="it-IT"/>
               </w:rPr>
-              <w:t xml:space="preserve">Fron Serial: </w:t>
-            </w:r>
-          </w:p>
-          <w:p>
-            <w:pPr>
-              <w:spacing w:line="330" w:lineRule="atLeast"/>
-              <w:jc w:val="center"/>
-              <w:rPr>
-                <w:rFonts w:ascii="Arial" w:eastAsia="Times New Roman" w:hAnsi="Arial" w:cs="Arial"/>
-                <w:sz w:val="16"/>
-                <w:szCs w:val="16"/>
-                <w:lang w:val="en-US" w:eastAsia="it-IT"/>
-              </w:rPr>
-            </w:pPr>
-            <w:r>
-              <w:rPr>
-                <w:rFonts w:ascii="Arial" w:eastAsia="Times New Roman" w:hAnsi="Arial" w:cs="Arial"/>
-                <w:sz w:val="16"/>
-                <w:szCs w:val="16"/>
-                <w:lang w:val="en-US" w:eastAsia="it-IT"/>
-              </w:rPr>
-              <w:t xml:space="preserve">Executing Setup 123B5 </w:t>
-            </w:r>
-            <w:proofErr w:type="spellStart"/>
-            <w:r>
-              <w:rPr>
-                <w:rFonts w:ascii="Arial" w:eastAsia="Times New Roman" w:hAnsi="Arial" w:cs="Arial"/>
-                <w:sz w:val="16"/>
-                <w:szCs w:val="16"/>
-                <w:lang w:val="en-US" w:eastAsia="it-IT"/>
-              </w:rPr>
-              <w:t>Lunghezza</w:t>
-            </w:r>
-            <w:proofErr w:type="spellEnd"/>
-            <w:r>
-              <w:rPr>
-                <w:rFonts w:ascii="Arial" w:eastAsia="Times New Roman" w:hAnsi="Arial" w:cs="Arial"/>
-                <w:sz w:val="16"/>
-                <w:szCs w:val="16"/>
-                <w:lang w:val="en-US" w:eastAsia="it-IT"/>
-              </w:rPr>
-              <w:t xml:space="preserve"> PIN: 5</w:t>
+              <w:t>SMS:</w:t>
+            </w:r>
+          </w:p>
+          <w:p>
+            <w:pPr>
+              <w:spacing w:line="330" w:lineRule="atLeast"/>
+              <w:jc w:val="center"/>
+              <w:rPr>
+                <w:rFonts w:ascii="Arial" w:eastAsia="Times New Roman" w:hAnsi="Arial" w:cs="Arial"/>
+                <w:sz w:val="16"/>
+                <w:szCs w:val="16"/>
+                <w:lang w:eastAsia="it-IT"/>
+              </w:rPr>
+            </w:pPr>
+            <w:r>
+              <w:rPr>
+                <w:rFonts w:ascii="Arial" w:eastAsia="Times New Roman" w:hAnsi="Arial" w:cs="Arial"/>
+                <w:sz w:val="16"/>
+                <w:szCs w:val="16"/>
+                <w:lang w:eastAsia="it-IT"/>
+              </w:rPr>
+              <w:t>"PIN SAVED"</w:t>
             </w:r>
           </w:p>
         </w:tc>
@@ -18598,15 +19030,15 @@
                 <w:rFonts w:ascii="Arial" w:eastAsia="Times New Roman" w:hAnsi="Arial" w:cs="Arial"/>
                 <w:sz w:val="16"/>
                 <w:szCs w:val="16"/>
-                <w:lang w:val="en-US" w:eastAsia="it-IT"/>
-              </w:rPr>
-            </w:pPr>
-            <w:r>
-              <w:rPr>
-                <w:rFonts w:ascii="Arial" w:eastAsia="Times New Roman" w:hAnsi="Arial" w:cs="Arial"/>
-                <w:sz w:val="16"/>
-                <w:szCs w:val="16"/>
-                <w:lang w:val="en-US" w:eastAsia="it-IT"/>
+                <w:lang w:eastAsia="it-IT"/>
+              </w:rPr>
+            </w:pPr>
+            <w:r>
+              <w:rPr>
+                <w:rFonts w:ascii="Arial" w:eastAsia="Times New Roman" w:hAnsi="Arial" w:cs="Arial"/>
+                <w:sz w:val="16"/>
+                <w:szCs w:val="16"/>
+                <w:lang w:eastAsia="it-IT"/>
               </w:rPr>
               <w:t>ok</w:t>
             </w:r>
@@ -18641,6 +19073,251 @@
                 <w:szCs w:val="16"/>
                 <w:lang w:val="en-US" w:eastAsia="it-IT"/>
               </w:rPr>
+              <w:t>5.1</w:t>
+            </w:r>
+          </w:p>
+        </w:tc>
+        <w:tc>
+          <w:tcPr>
+            <w:tcW w:w="1559" w:type="dxa"/>
+            <w:shd w:val="clear" w:color="auto" w:fill="F7CAAC" w:themeFill="accent2" w:themeFillTint="66"/>
+            <w:vAlign w:val="center"/>
+          </w:tcPr>
+          <w:p>
+            <w:pPr>
+              <w:spacing w:line="330" w:lineRule="atLeast"/>
+              <w:jc w:val="center"/>
+              <w:rPr>
+                <w:rFonts w:ascii="Arial" w:eastAsia="Times New Roman" w:hAnsi="Arial" w:cs="Arial"/>
+                <w:sz w:val="16"/>
+                <w:szCs w:val="16"/>
+                <w:lang w:eastAsia="it-IT"/>
+              </w:rPr>
+            </w:pPr>
+            <w:r>
+              <w:rPr>
+                <w:rFonts w:ascii="Arial" w:eastAsia="Times New Roman" w:hAnsi="Arial" w:cs="Arial"/>
+                <w:sz w:val="16"/>
+                <w:szCs w:val="16"/>
+                <w:lang w:eastAsia="it-IT"/>
+              </w:rPr>
+              <w:t>PIN SET</w:t>
+            </w:r>
+          </w:p>
+        </w:tc>
+        <w:tc>
+          <w:tcPr>
+            <w:tcW w:w="3828" w:type="dxa"/>
+            <w:shd w:val="clear" w:color="auto" w:fill="F7CAAC" w:themeFill="accent2" w:themeFillTint="66"/>
+            <w:vAlign w:val="center"/>
+          </w:tcPr>
+          <w:p>
+            <w:pPr>
+              <w:spacing w:line="330" w:lineRule="atLeast"/>
+              <w:jc w:val="center"/>
+              <w:rPr>
+                <w:rFonts w:ascii="Arial" w:eastAsia="Times New Roman" w:hAnsi="Arial" w:cs="Arial"/>
+                <w:sz w:val="16"/>
+                <w:szCs w:val="16"/>
+                <w:lang w:eastAsia="it-IT"/>
+              </w:rPr>
+            </w:pPr>
+            <w:r>
+              <w:rPr>
+                <w:rFonts w:ascii="Arial" w:eastAsia="Times New Roman" w:hAnsi="Arial" w:cs="Arial"/>
+                <w:sz w:val="16"/>
+                <w:szCs w:val="16"/>
+                <w:lang w:eastAsia="it-IT"/>
+              </w:rPr>
+              <w:t>Check PIN</w:t>
+            </w:r>
+          </w:p>
+        </w:tc>
+        <w:tc>
+          <w:tcPr>
+            <w:tcW w:w="2409" w:type="dxa"/>
+            <w:shd w:val="clear" w:color="auto" w:fill="F7CAAC" w:themeFill="accent2" w:themeFillTint="66"/>
+            <w:vAlign w:val="center"/>
+          </w:tcPr>
+          <w:p>
+            <w:pPr>
+              <w:spacing w:line="330" w:lineRule="atLeast"/>
+              <w:jc w:val="center"/>
+              <w:rPr>
+                <w:rFonts w:ascii="Arial" w:eastAsia="Times New Roman" w:hAnsi="Arial" w:cs="Arial"/>
+                <w:sz w:val="16"/>
+                <w:szCs w:val="16"/>
+                <w:lang w:eastAsia="it-IT"/>
+              </w:rPr>
+            </w:pPr>
+            <w:r>
+              <w:rPr>
+                <w:rFonts w:ascii="Arial" w:eastAsia="Times New Roman" w:hAnsi="Arial" w:cs="Arial"/>
+                <w:sz w:val="16"/>
+                <w:szCs w:val="16"/>
+                <w:lang w:eastAsia="it-IT"/>
+              </w:rPr>
+              <w:t>Solo da Tel. MASTER</w:t>
+            </w:r>
+          </w:p>
+        </w:tc>
+        <w:tc>
+          <w:tcPr>
+            <w:tcW w:w="1701" w:type="dxa"/>
+            <w:shd w:val="clear" w:color="auto" w:fill="F7CAAC" w:themeFill="accent2" w:themeFillTint="66"/>
+            <w:vAlign w:val="center"/>
+          </w:tcPr>
+          <w:p>
+            <w:pPr>
+              <w:spacing w:line="330" w:lineRule="atLeast"/>
+              <w:jc w:val="center"/>
+              <w:rPr>
+                <w:rFonts w:ascii="Arial" w:eastAsia="Times New Roman" w:hAnsi="Arial" w:cs="Arial"/>
+                <w:b/>
+                <w:bCs/>
+                <w:sz w:val="16"/>
+                <w:szCs w:val="16"/>
+                <w:lang w:eastAsia="it-IT"/>
+              </w:rPr>
+            </w:pPr>
+            <w:r>
+              <w:rPr>
+                <w:rFonts w:ascii="Arial" w:eastAsia="Times New Roman" w:hAnsi="Arial" w:cs="Arial"/>
+                <w:sz w:val="16"/>
+                <w:szCs w:val="16"/>
+                <w:lang w:eastAsia="it-IT"/>
+              </w:rPr>
+              <w:t>A seguito di Power On</w:t>
+            </w:r>
+          </w:p>
+        </w:tc>
+        <w:tc>
+          <w:tcPr>
+            <w:tcW w:w="3828" w:type="dxa"/>
+            <w:shd w:val="clear" w:color="auto" w:fill="F7CAAC" w:themeFill="accent2" w:themeFillTint="66"/>
+            <w:vAlign w:val="center"/>
+          </w:tcPr>
+          <w:p>
+            <w:pPr>
+              <w:spacing w:line="330" w:lineRule="atLeast"/>
+              <w:jc w:val="center"/>
+              <w:rPr>
+                <w:rFonts w:ascii="Arial" w:eastAsia="Times New Roman" w:hAnsi="Arial" w:cs="Arial"/>
+                <w:sz w:val="16"/>
+                <w:szCs w:val="16"/>
+                <w:lang w:val="en-US" w:eastAsia="it-IT"/>
+              </w:rPr>
+            </w:pPr>
+            <w:r>
+              <w:rPr>
+                <w:rFonts w:ascii="Arial" w:eastAsia="Times New Roman" w:hAnsi="Arial" w:cs="Arial"/>
+                <w:sz w:val="16"/>
+                <w:szCs w:val="16"/>
+                <w:lang w:val="en-US" w:eastAsia="it-IT"/>
+              </w:rPr>
+              <w:t xml:space="preserve">Fron Serial: </w:t>
+            </w:r>
+          </w:p>
+          <w:p>
+            <w:pPr>
+              <w:spacing w:line="330" w:lineRule="atLeast"/>
+              <w:jc w:val="center"/>
+              <w:rPr>
+                <w:rFonts w:ascii="Arial" w:eastAsia="Times New Roman" w:hAnsi="Arial" w:cs="Arial"/>
+                <w:sz w:val="16"/>
+                <w:szCs w:val="16"/>
+                <w:lang w:val="en-US" w:eastAsia="it-IT"/>
+              </w:rPr>
+            </w:pPr>
+            <w:r>
+              <w:rPr>
+                <w:rFonts w:ascii="Arial" w:eastAsia="Times New Roman" w:hAnsi="Arial" w:cs="Arial"/>
+                <w:sz w:val="16"/>
+                <w:szCs w:val="16"/>
+                <w:lang w:val="en-US" w:eastAsia="it-IT"/>
+              </w:rPr>
+              <w:t xml:space="preserve">Executing Setup 123B5 </w:t>
+            </w:r>
+            <w:proofErr w:type="spellStart"/>
+            <w:r>
+              <w:rPr>
+                <w:rFonts w:ascii="Arial" w:eastAsia="Times New Roman" w:hAnsi="Arial" w:cs="Arial"/>
+                <w:sz w:val="16"/>
+                <w:szCs w:val="16"/>
+                <w:lang w:val="en-US" w:eastAsia="it-IT"/>
+              </w:rPr>
+              <w:t>Lunghezza</w:t>
+            </w:r>
+            <w:proofErr w:type="spellEnd"/>
+            <w:r>
+              <w:rPr>
+                <w:rFonts w:ascii="Arial" w:eastAsia="Times New Roman" w:hAnsi="Arial" w:cs="Arial"/>
+                <w:sz w:val="16"/>
+                <w:szCs w:val="16"/>
+                <w:lang w:val="en-US" w:eastAsia="it-IT"/>
+              </w:rPr>
+              <w:t xml:space="preserve"> PIN: 5</w:t>
+            </w:r>
+          </w:p>
+        </w:tc>
+        <w:tc>
+          <w:tcPr>
+            <w:tcW w:w="992" w:type="dxa"/>
+            <w:shd w:val="clear" w:color="auto" w:fill="00B050"/>
+            <w:vAlign w:val="center"/>
+          </w:tcPr>
+          <w:p>
+            <w:pPr>
+              <w:spacing w:line="330" w:lineRule="atLeast"/>
+              <w:jc w:val="center"/>
+              <w:rPr>
+                <w:rFonts w:ascii="Arial" w:eastAsia="Times New Roman" w:hAnsi="Arial" w:cs="Arial"/>
+                <w:sz w:val="16"/>
+                <w:szCs w:val="16"/>
+                <w:lang w:val="en-US" w:eastAsia="it-IT"/>
+              </w:rPr>
+            </w:pPr>
+            <w:r>
+              <w:rPr>
+                <w:rFonts w:ascii="Arial" w:eastAsia="Times New Roman" w:hAnsi="Arial" w:cs="Arial"/>
+                <w:sz w:val="16"/>
+                <w:szCs w:val="16"/>
+                <w:lang w:val="en-US" w:eastAsia="it-IT"/>
+              </w:rPr>
+              <w:t>ok</w:t>
+            </w:r>
+          </w:p>
+        </w:tc>
+      </w:tr>
+      <w:tr>
+        <w:trPr>
+          <w:jc w:val="center"/>
+        </w:trPr>
+        <w:tc>
+          <w:tcPr>
+            <w:tcW w:w="704" w:type="dxa"/>
+            <w:shd w:val="clear" w:color="auto" w:fill="F7CAAC" w:themeFill="accent2" w:themeFillTint="66"/>
+            <w:vAlign w:val="center"/>
+          </w:tcPr>
+          <w:p>
+            <w:pPr>
+              <w:spacing w:line="330" w:lineRule="atLeast"/>
+              <w:jc w:val="center"/>
+              <w:rPr>
+                <w:rFonts w:ascii="Arial" w:eastAsia="Times New Roman" w:hAnsi="Arial" w:cs="Arial"/>
+                <w:sz w:val="16"/>
+                <w:szCs w:val="16"/>
+                <w:lang w:val="en-US" w:eastAsia="it-IT"/>
+              </w:rPr>
+            </w:pPr>
+            <w:r>
+              <w:rPr>
+                <w:rFonts w:ascii="Arial" w:eastAsia="Times New Roman" w:hAnsi="Arial" w:cs="Arial"/>
+                <w:sz w:val="16"/>
+                <w:szCs w:val="16"/>
+                <w:lang w:val="en-US" w:eastAsia="it-IT"/>
+              </w:rPr>
+              <w:lastRenderedPageBreak/>
               <w:t>5.2</w:t>
             </w:r>
           </w:p>
@@ -22443,6 +23120,7 @@
   <w:style w:type="character" w:default="1" w:styleId="Carpredefinitoparagrafo">
     <w:name w:val="Default Paragraph Font"/>
     <w:uiPriority w:val="1"/>
+    <w:semiHidden/>
     <w:unhideWhenUsed/>
   </w:style>
   <w:style w:type="table" w:default="1" w:styleId="Tabellanormale">

--- a/SMS Manager for Power monitoring.docx
+++ b/SMS Manager for Power monitoring.docx
@@ -8660,27 +8660,7 @@
           <w:szCs w:val="20"/>
           <w:lang w:eastAsia="it-IT"/>
         </w:rPr>
-        <w:t>I</w:t>
-      </w:r>
-      <w:r>
-        <w:rPr>
-          <w:rFonts w:ascii="Segoe UI" w:eastAsia="Times New Roman" w:hAnsi="Segoe UI" w:cs="Segoe UI"/>
-          <w:color w:val="000000" w:themeColor="text1"/>
-          <w:sz w:val="20"/>
-          <w:szCs w:val="20"/>
-          <w:lang w:eastAsia="it-IT"/>
-        </w:rPr>
-        <w:t xml:space="preserve"> = </w:t>
-      </w:r>
-      <w:r>
-        <w:rPr>
-          <w:rFonts w:ascii="Segoe UI" w:eastAsia="Times New Roman" w:hAnsi="Segoe UI" w:cs="Segoe UI"/>
-          <w:color w:val="000000" w:themeColor="text1"/>
-          <w:sz w:val="20"/>
-          <w:szCs w:val="20"/>
-          <w:lang w:eastAsia="it-IT"/>
-        </w:rPr>
-        <w:t>SALDO SIM (INFO)</w:t>
+        <w:t>I = SALDO SIM (INFO)</w:t>
       </w:r>
     </w:p>
     <w:p>
@@ -10234,13 +10214,7 @@
         <w:rPr>
           <w:rFonts w:ascii="Arial" w:hAnsi="Arial" w:cs="Arial"/>
         </w:rPr>
-        <w:t xml:space="preserve">Solo da numero Master, </w:t>
-      </w:r>
-      <w:r>
-        <w:rPr>
-          <w:rFonts w:ascii="Arial" w:hAnsi="Arial" w:cs="Arial"/>
-        </w:rPr>
-        <w:t xml:space="preserve">ritorna </w:t>
+        <w:t xml:space="preserve">Solo da numero Master, ritorna </w:t>
       </w:r>
       <w:proofErr w:type="gramStart"/>
       <w:r>
@@ -10811,15 +10785,15 @@
                 <w:rFonts w:ascii="Arial" w:eastAsia="Times New Roman" w:hAnsi="Arial" w:cs="Arial"/>
                 <w:sz w:val="16"/>
                 <w:szCs w:val="16"/>
-                <w:lang w:eastAsia="it-IT"/>
-              </w:rPr>
-            </w:pPr>
-            <w:r>
-              <w:rPr>
-                <w:rFonts w:ascii="Arial" w:eastAsia="Times New Roman" w:hAnsi="Arial" w:cs="Arial"/>
-                <w:sz w:val="16"/>
-                <w:szCs w:val="16"/>
-                <w:lang w:eastAsia="it-IT"/>
+                <w:lang w:val="en-US" w:eastAsia="it-IT"/>
+              </w:rPr>
+            </w:pPr>
+            <w:r>
+              <w:rPr>
+                <w:rFonts w:ascii="Arial" w:eastAsia="Times New Roman" w:hAnsi="Arial" w:cs="Arial"/>
+                <w:sz w:val="16"/>
+                <w:szCs w:val="16"/>
+                <w:lang w:val="en-US" w:eastAsia="it-IT"/>
               </w:rPr>
               <w:t xml:space="preserve">SMS: </w:t>
             </w:r>
@@ -10831,7 +10805,7 @@
                 <w:rFonts w:ascii="Arial" w:eastAsia="Times New Roman" w:hAnsi="Arial" w:cs="Arial"/>
                 <w:sz w:val="16"/>
                 <w:szCs w:val="16"/>
-                <w:lang w:eastAsia="it-IT"/>
+                <w:lang w:val="en-US" w:eastAsia="it-IT"/>
               </w:rPr>
             </w:pPr>
             <w:proofErr w:type="gramStart"/>
@@ -10840,28 +10814,17 @@
                 <w:rFonts w:ascii="Arial" w:eastAsia="Times New Roman" w:hAnsi="Arial" w:cs="Arial"/>
                 <w:sz w:val="16"/>
                 <w:szCs w:val="16"/>
-                <w:lang w:eastAsia="it-IT"/>
-              </w:rPr>
-              <w:t>”</w:t>
-            </w:r>
-            <w:proofErr w:type="spellStart"/>
-            <w:r>
-              <w:rPr>
-                <w:rFonts w:ascii="Arial" w:eastAsia="Times New Roman" w:hAnsi="Arial" w:cs="Arial"/>
-                <w:sz w:val="16"/>
-                <w:szCs w:val="16"/>
-                <w:lang w:eastAsia="it-IT"/>
-              </w:rPr>
-              <w:t>Authorized</w:t>
-            </w:r>
-            <w:proofErr w:type="spellEnd"/>
+                <w:lang w:val="en-US" w:eastAsia="it-IT"/>
+              </w:rPr>
+              <w:t>”Authorized</w:t>
+            </w:r>
             <w:proofErr w:type="gramEnd"/>
             <w:r>
               <w:rPr>
                 <w:rFonts w:ascii="Arial" w:eastAsia="Times New Roman" w:hAnsi="Arial" w:cs="Arial"/>
                 <w:sz w:val="16"/>
                 <w:szCs w:val="16"/>
-                <w:lang w:eastAsia="it-IT"/>
+                <w:lang w:val="en-US" w:eastAsia="it-IT"/>
               </w:rPr>
               <w:t xml:space="preserve"> phone n." con:</w:t>
             </w:r>
@@ -11743,15 +11706,15 @@
                 <w:rFonts w:ascii="Arial" w:eastAsia="Times New Roman" w:hAnsi="Arial" w:cs="Arial"/>
                 <w:sz w:val="16"/>
                 <w:szCs w:val="16"/>
-                <w:lang w:eastAsia="it-IT"/>
-              </w:rPr>
-            </w:pPr>
-            <w:r>
-              <w:rPr>
-                <w:rFonts w:ascii="Arial" w:eastAsia="Times New Roman" w:hAnsi="Arial" w:cs="Arial"/>
-                <w:sz w:val="16"/>
-                <w:szCs w:val="16"/>
-                <w:lang w:eastAsia="it-IT"/>
+                <w:lang w:val="en-US" w:eastAsia="it-IT"/>
+              </w:rPr>
+            </w:pPr>
+            <w:r>
+              <w:rPr>
+                <w:rFonts w:ascii="Arial" w:eastAsia="Times New Roman" w:hAnsi="Arial" w:cs="Arial"/>
+                <w:sz w:val="16"/>
+                <w:szCs w:val="16"/>
+                <w:lang w:val="en-US" w:eastAsia="it-IT"/>
               </w:rPr>
               <w:t xml:space="preserve">SMS: </w:t>
             </w:r>
@@ -11763,7 +11726,7 @@
                 <w:rFonts w:ascii="Arial" w:eastAsia="Times New Roman" w:hAnsi="Arial" w:cs="Arial"/>
                 <w:sz w:val="16"/>
                 <w:szCs w:val="16"/>
-                <w:lang w:eastAsia="it-IT"/>
+                <w:lang w:val="en-US" w:eastAsia="it-IT"/>
               </w:rPr>
             </w:pPr>
             <w:proofErr w:type="gramStart"/>
@@ -11772,28 +11735,17 @@
                 <w:rFonts w:ascii="Arial" w:eastAsia="Times New Roman" w:hAnsi="Arial" w:cs="Arial"/>
                 <w:sz w:val="16"/>
                 <w:szCs w:val="16"/>
-                <w:lang w:eastAsia="it-IT"/>
-              </w:rPr>
-              <w:t>”</w:t>
-            </w:r>
-            <w:proofErr w:type="spellStart"/>
-            <w:r>
-              <w:rPr>
-                <w:rFonts w:ascii="Arial" w:eastAsia="Times New Roman" w:hAnsi="Arial" w:cs="Arial"/>
-                <w:sz w:val="16"/>
-                <w:szCs w:val="16"/>
-                <w:lang w:eastAsia="it-IT"/>
-              </w:rPr>
-              <w:t>Authorized</w:t>
-            </w:r>
-            <w:proofErr w:type="spellEnd"/>
+                <w:lang w:val="en-US" w:eastAsia="it-IT"/>
+              </w:rPr>
+              <w:t>”Authorized</w:t>
+            </w:r>
             <w:proofErr w:type="gramEnd"/>
             <w:r>
               <w:rPr>
                 <w:rFonts w:ascii="Arial" w:eastAsia="Times New Roman" w:hAnsi="Arial" w:cs="Arial"/>
                 <w:sz w:val="16"/>
                 <w:szCs w:val="16"/>
-                <w:lang w:eastAsia="it-IT"/>
+                <w:lang w:val="en-US" w:eastAsia="it-IT"/>
               </w:rPr>
               <w:t xml:space="preserve"> phone n." con:</w:t>
             </w:r>
@@ -12368,15 +12320,15 @@
                 <w:rFonts w:ascii="Arial" w:eastAsia="Times New Roman" w:hAnsi="Arial" w:cs="Arial"/>
                 <w:sz w:val="16"/>
                 <w:szCs w:val="16"/>
-                <w:lang w:eastAsia="it-IT"/>
-              </w:rPr>
-            </w:pPr>
-            <w:r>
-              <w:rPr>
-                <w:rFonts w:ascii="Arial" w:eastAsia="Times New Roman" w:hAnsi="Arial" w:cs="Arial"/>
-                <w:sz w:val="16"/>
-                <w:szCs w:val="16"/>
-                <w:lang w:eastAsia="it-IT"/>
+                <w:lang w:val="en-US" w:eastAsia="it-IT"/>
+              </w:rPr>
+            </w:pPr>
+            <w:r>
+              <w:rPr>
+                <w:rFonts w:ascii="Arial" w:eastAsia="Times New Roman" w:hAnsi="Arial" w:cs="Arial"/>
+                <w:sz w:val="16"/>
+                <w:szCs w:val="16"/>
+                <w:lang w:val="en-US" w:eastAsia="it-IT"/>
               </w:rPr>
               <w:t xml:space="preserve">SMS: </w:t>
             </w:r>
@@ -12388,7 +12340,7 @@
                 <w:rFonts w:ascii="Arial" w:eastAsia="Times New Roman" w:hAnsi="Arial" w:cs="Arial"/>
                 <w:sz w:val="16"/>
                 <w:szCs w:val="16"/>
-                <w:lang w:eastAsia="it-IT"/>
+                <w:lang w:val="en-US" w:eastAsia="it-IT"/>
               </w:rPr>
             </w:pPr>
             <w:proofErr w:type="gramStart"/>
@@ -12397,28 +12349,17 @@
                 <w:rFonts w:ascii="Arial" w:eastAsia="Times New Roman" w:hAnsi="Arial" w:cs="Arial"/>
                 <w:sz w:val="16"/>
                 <w:szCs w:val="16"/>
-                <w:lang w:eastAsia="it-IT"/>
-              </w:rPr>
-              <w:t>”</w:t>
-            </w:r>
-            <w:proofErr w:type="spellStart"/>
-            <w:r>
-              <w:rPr>
-                <w:rFonts w:ascii="Arial" w:eastAsia="Times New Roman" w:hAnsi="Arial" w:cs="Arial"/>
-                <w:sz w:val="16"/>
-                <w:szCs w:val="16"/>
-                <w:lang w:eastAsia="it-IT"/>
-              </w:rPr>
-              <w:t>Authorized</w:t>
-            </w:r>
-            <w:proofErr w:type="spellEnd"/>
+                <w:lang w:val="en-US" w:eastAsia="it-IT"/>
+              </w:rPr>
+              <w:t>”Authorized</w:t>
+            </w:r>
             <w:proofErr w:type="gramEnd"/>
             <w:r>
               <w:rPr>
                 <w:rFonts w:ascii="Arial" w:eastAsia="Times New Roman" w:hAnsi="Arial" w:cs="Arial"/>
                 <w:sz w:val="16"/>
                 <w:szCs w:val="16"/>
-                <w:lang w:eastAsia="it-IT"/>
+                <w:lang w:val="en-US" w:eastAsia="it-IT"/>
               </w:rPr>
               <w:t xml:space="preserve"> phone n." con:</w:t>
             </w:r>
@@ -12909,15 +12850,15 @@
                 <w:rFonts w:ascii="Arial" w:eastAsia="Times New Roman" w:hAnsi="Arial" w:cs="Arial"/>
                 <w:sz w:val="16"/>
                 <w:szCs w:val="16"/>
-                <w:lang w:eastAsia="it-IT"/>
-              </w:rPr>
-            </w:pPr>
-            <w:r>
-              <w:rPr>
-                <w:rFonts w:ascii="Arial" w:eastAsia="Times New Roman" w:hAnsi="Arial" w:cs="Arial"/>
-                <w:sz w:val="16"/>
-                <w:szCs w:val="16"/>
-                <w:lang w:eastAsia="it-IT"/>
+                <w:lang w:val="en-US" w:eastAsia="it-IT"/>
+              </w:rPr>
+            </w:pPr>
+            <w:r>
+              <w:rPr>
+                <w:rFonts w:ascii="Arial" w:eastAsia="Times New Roman" w:hAnsi="Arial" w:cs="Arial"/>
+                <w:sz w:val="16"/>
+                <w:szCs w:val="16"/>
+                <w:lang w:val="en-US" w:eastAsia="it-IT"/>
               </w:rPr>
               <w:t>SMS:</w:t>
             </w:r>
@@ -12929,7 +12870,7 @@
                 <w:rFonts w:ascii="Arial" w:eastAsia="Times New Roman" w:hAnsi="Arial" w:cs="Arial"/>
                 <w:sz w:val="16"/>
                 <w:szCs w:val="16"/>
-                <w:lang w:eastAsia="it-IT"/>
+                <w:lang w:val="en-US" w:eastAsia="it-IT"/>
               </w:rPr>
             </w:pPr>
             <w:proofErr w:type="gramStart"/>
@@ -12938,28 +12879,17 @@
                 <w:rFonts w:ascii="Arial" w:eastAsia="Times New Roman" w:hAnsi="Arial" w:cs="Arial"/>
                 <w:sz w:val="16"/>
                 <w:szCs w:val="16"/>
-                <w:lang w:eastAsia="it-IT"/>
-              </w:rPr>
-              <w:t>”</w:t>
-            </w:r>
-            <w:proofErr w:type="spellStart"/>
-            <w:r>
-              <w:rPr>
-                <w:rFonts w:ascii="Arial" w:eastAsia="Times New Roman" w:hAnsi="Arial" w:cs="Arial"/>
-                <w:sz w:val="16"/>
-                <w:szCs w:val="16"/>
-                <w:lang w:eastAsia="it-IT"/>
-              </w:rPr>
-              <w:t>Authorized</w:t>
-            </w:r>
-            <w:proofErr w:type="spellEnd"/>
+                <w:lang w:val="en-US" w:eastAsia="it-IT"/>
+              </w:rPr>
+              <w:t>”Authorized</w:t>
+            </w:r>
             <w:proofErr w:type="gramEnd"/>
             <w:r>
               <w:rPr>
                 <w:rFonts w:ascii="Arial" w:eastAsia="Times New Roman" w:hAnsi="Arial" w:cs="Arial"/>
                 <w:sz w:val="16"/>
                 <w:szCs w:val="16"/>
-                <w:lang w:eastAsia="it-IT"/>
+                <w:lang w:val="en-US" w:eastAsia="it-IT"/>
               </w:rPr>
               <w:t xml:space="preserve"> phone n." con:</w:t>
             </w:r>
@@ -14896,15 +14826,15 @@
                 <w:rFonts w:ascii="Arial" w:eastAsia="Times New Roman" w:hAnsi="Arial" w:cs="Arial"/>
                 <w:sz w:val="16"/>
                 <w:szCs w:val="16"/>
-                <w:lang w:eastAsia="it-IT"/>
-              </w:rPr>
-            </w:pPr>
-            <w:r>
-              <w:rPr>
-                <w:rFonts w:ascii="Arial" w:eastAsia="Times New Roman" w:hAnsi="Arial" w:cs="Arial"/>
-                <w:sz w:val="16"/>
-                <w:szCs w:val="16"/>
-                <w:lang w:eastAsia="it-IT"/>
+                <w:lang w:val="en-US" w:eastAsia="it-IT"/>
+              </w:rPr>
+            </w:pPr>
+            <w:r>
+              <w:rPr>
+                <w:rFonts w:ascii="Arial" w:eastAsia="Times New Roman" w:hAnsi="Arial" w:cs="Arial"/>
+                <w:sz w:val="16"/>
+                <w:szCs w:val="16"/>
+                <w:lang w:val="en-US" w:eastAsia="it-IT"/>
               </w:rPr>
               <w:t>SMS:</w:t>
             </w:r>
@@ -14917,7 +14847,7 @@
                 <w:rFonts w:ascii="Arial" w:eastAsia="Times New Roman" w:hAnsi="Arial" w:cs="Arial"/>
                 <w:sz w:val="16"/>
                 <w:szCs w:val="16"/>
-                <w:lang w:eastAsia="it-IT"/>
+                <w:lang w:val="en-US" w:eastAsia="it-IT"/>
               </w:rPr>
             </w:pPr>
             <w:proofErr w:type="gramStart"/>
@@ -14926,28 +14856,17 @@
                 <w:rFonts w:ascii="Arial" w:eastAsia="Times New Roman" w:hAnsi="Arial" w:cs="Arial"/>
                 <w:sz w:val="16"/>
                 <w:szCs w:val="16"/>
-                <w:lang w:eastAsia="it-IT"/>
-              </w:rPr>
-              <w:t>”</w:t>
-            </w:r>
-            <w:proofErr w:type="spellStart"/>
-            <w:r>
-              <w:rPr>
-                <w:rFonts w:ascii="Arial" w:eastAsia="Times New Roman" w:hAnsi="Arial" w:cs="Arial"/>
-                <w:sz w:val="16"/>
-                <w:szCs w:val="16"/>
-                <w:lang w:eastAsia="it-IT"/>
-              </w:rPr>
-              <w:t>Authorized</w:t>
-            </w:r>
-            <w:proofErr w:type="spellEnd"/>
+                <w:lang w:val="en-US" w:eastAsia="it-IT"/>
+              </w:rPr>
+              <w:t>”Authorized</w:t>
+            </w:r>
             <w:proofErr w:type="gramEnd"/>
             <w:r>
               <w:rPr>
                 <w:rFonts w:ascii="Arial" w:eastAsia="Times New Roman" w:hAnsi="Arial" w:cs="Arial"/>
                 <w:sz w:val="16"/>
                 <w:szCs w:val="16"/>
-                <w:lang w:eastAsia="it-IT"/>
+                <w:lang w:val="en-US" w:eastAsia="it-IT"/>
               </w:rPr>
               <w:t xml:space="preserve"> phone n." con:</w:t>
             </w:r>
@@ -15461,15 +15380,15 @@
                 <w:rFonts w:ascii="Arial" w:eastAsia="Times New Roman" w:hAnsi="Arial" w:cs="Arial"/>
                 <w:sz w:val="16"/>
                 <w:szCs w:val="16"/>
-                <w:lang w:eastAsia="it-IT"/>
-              </w:rPr>
-            </w:pPr>
-            <w:r>
-              <w:rPr>
-                <w:rFonts w:ascii="Arial" w:eastAsia="Times New Roman" w:hAnsi="Arial" w:cs="Arial"/>
-                <w:sz w:val="16"/>
-                <w:szCs w:val="16"/>
-                <w:lang w:eastAsia="it-IT"/>
+                <w:lang w:val="en-US" w:eastAsia="it-IT"/>
+              </w:rPr>
+            </w:pPr>
+            <w:r>
+              <w:rPr>
+                <w:rFonts w:ascii="Arial" w:eastAsia="Times New Roman" w:hAnsi="Arial" w:cs="Arial"/>
+                <w:sz w:val="16"/>
+                <w:szCs w:val="16"/>
+                <w:lang w:val="en-US" w:eastAsia="it-IT"/>
               </w:rPr>
               <w:t>SMS:</w:t>
             </w:r>
@@ -15482,7 +15401,7 @@
                 <w:rFonts w:ascii="Arial" w:eastAsia="Times New Roman" w:hAnsi="Arial" w:cs="Arial"/>
                 <w:sz w:val="16"/>
                 <w:szCs w:val="16"/>
-                <w:lang w:eastAsia="it-IT"/>
+                <w:lang w:val="en-US" w:eastAsia="it-IT"/>
               </w:rPr>
             </w:pPr>
             <w:proofErr w:type="gramStart"/>
@@ -15491,28 +15410,17 @@
                 <w:rFonts w:ascii="Arial" w:eastAsia="Times New Roman" w:hAnsi="Arial" w:cs="Arial"/>
                 <w:sz w:val="16"/>
                 <w:szCs w:val="16"/>
-                <w:lang w:eastAsia="it-IT"/>
-              </w:rPr>
-              <w:t>”</w:t>
-            </w:r>
-            <w:proofErr w:type="spellStart"/>
-            <w:r>
-              <w:rPr>
-                <w:rFonts w:ascii="Arial" w:eastAsia="Times New Roman" w:hAnsi="Arial" w:cs="Arial"/>
-                <w:sz w:val="16"/>
-                <w:szCs w:val="16"/>
-                <w:lang w:eastAsia="it-IT"/>
-              </w:rPr>
-              <w:t>Authorized</w:t>
-            </w:r>
-            <w:proofErr w:type="spellEnd"/>
+                <w:lang w:val="en-US" w:eastAsia="it-IT"/>
+              </w:rPr>
+              <w:t>”Authorized</w:t>
+            </w:r>
             <w:proofErr w:type="gramEnd"/>
             <w:r>
               <w:rPr>
                 <w:rFonts w:ascii="Arial" w:eastAsia="Times New Roman" w:hAnsi="Arial" w:cs="Arial"/>
                 <w:sz w:val="16"/>
                 <w:szCs w:val="16"/>
-                <w:lang w:eastAsia="it-IT"/>
+                <w:lang w:val="en-US" w:eastAsia="it-IT"/>
               </w:rPr>
               <w:t xml:space="preserve"> phone n." con:</w:t>
             </w:r>
@@ -15784,15 +15692,15 @@
                 <w:rFonts w:ascii="Arial" w:eastAsia="Times New Roman" w:hAnsi="Arial" w:cs="Arial"/>
                 <w:sz w:val="16"/>
                 <w:szCs w:val="16"/>
-                <w:lang w:eastAsia="it-IT"/>
-              </w:rPr>
-            </w:pPr>
-            <w:r>
-              <w:rPr>
-                <w:rFonts w:ascii="Arial" w:eastAsia="Times New Roman" w:hAnsi="Arial" w:cs="Arial"/>
-                <w:sz w:val="16"/>
-                <w:szCs w:val="16"/>
-                <w:lang w:eastAsia="it-IT"/>
+                <w:lang w:val="en-US" w:eastAsia="it-IT"/>
+              </w:rPr>
+            </w:pPr>
+            <w:r>
+              <w:rPr>
+                <w:rFonts w:ascii="Arial" w:eastAsia="Times New Roman" w:hAnsi="Arial" w:cs="Arial"/>
+                <w:sz w:val="16"/>
+                <w:szCs w:val="16"/>
+                <w:lang w:val="en-US" w:eastAsia="it-IT"/>
               </w:rPr>
               <w:t>SMS:</w:t>
             </w:r>
@@ -15805,7 +15713,7 @@
                 <w:rFonts w:ascii="Arial" w:eastAsia="Times New Roman" w:hAnsi="Arial" w:cs="Arial"/>
                 <w:sz w:val="16"/>
                 <w:szCs w:val="16"/>
-                <w:lang w:eastAsia="it-IT"/>
+                <w:lang w:val="en-US" w:eastAsia="it-IT"/>
               </w:rPr>
             </w:pPr>
             <w:proofErr w:type="gramStart"/>
@@ -15814,28 +15722,17 @@
                 <w:rFonts w:ascii="Arial" w:eastAsia="Times New Roman" w:hAnsi="Arial" w:cs="Arial"/>
                 <w:sz w:val="16"/>
                 <w:szCs w:val="16"/>
-                <w:lang w:eastAsia="it-IT"/>
-              </w:rPr>
-              <w:t>”</w:t>
-            </w:r>
-            <w:proofErr w:type="spellStart"/>
-            <w:r>
-              <w:rPr>
-                <w:rFonts w:ascii="Arial" w:eastAsia="Times New Roman" w:hAnsi="Arial" w:cs="Arial"/>
-                <w:sz w:val="16"/>
-                <w:szCs w:val="16"/>
-                <w:lang w:eastAsia="it-IT"/>
-              </w:rPr>
-              <w:t>Authorized</w:t>
-            </w:r>
-            <w:proofErr w:type="spellEnd"/>
+                <w:lang w:val="en-US" w:eastAsia="it-IT"/>
+              </w:rPr>
+              <w:t>”Authorized</w:t>
+            </w:r>
             <w:proofErr w:type="gramEnd"/>
             <w:r>
               <w:rPr>
                 <w:rFonts w:ascii="Arial" w:eastAsia="Times New Roman" w:hAnsi="Arial" w:cs="Arial"/>
                 <w:sz w:val="16"/>
                 <w:szCs w:val="16"/>
-                <w:lang w:eastAsia="it-IT"/>
+                <w:lang w:val="en-US" w:eastAsia="it-IT"/>
               </w:rPr>
               <w:t xml:space="preserve"> phone n." con:</w:t>
             </w:r>
@@ -18371,15 +18268,15 @@
                 <w:rFonts w:ascii="Arial" w:eastAsia="Times New Roman" w:hAnsi="Arial" w:cs="Arial"/>
                 <w:sz w:val="16"/>
                 <w:szCs w:val="16"/>
-                <w:lang w:eastAsia="it-IT"/>
-              </w:rPr>
-            </w:pPr>
-            <w:r>
-              <w:rPr>
-                <w:rFonts w:ascii="Arial" w:eastAsia="Times New Roman" w:hAnsi="Arial" w:cs="Arial"/>
-                <w:sz w:val="16"/>
-                <w:szCs w:val="16"/>
-                <w:lang w:eastAsia="it-IT"/>
+                <w:lang w:val="en-US" w:eastAsia="it-IT"/>
+              </w:rPr>
+            </w:pPr>
+            <w:r>
+              <w:rPr>
+                <w:rFonts w:ascii="Arial" w:eastAsia="Times New Roman" w:hAnsi="Arial" w:cs="Arial"/>
+                <w:sz w:val="16"/>
+                <w:szCs w:val="16"/>
+                <w:lang w:val="en-US" w:eastAsia="it-IT"/>
               </w:rPr>
               <w:t>SMS:</w:t>
             </w:r>
@@ -18392,7 +18289,7 @@
                 <w:rFonts w:ascii="Arial" w:eastAsia="Times New Roman" w:hAnsi="Arial" w:cs="Arial"/>
                 <w:sz w:val="16"/>
                 <w:szCs w:val="16"/>
-                <w:lang w:eastAsia="it-IT"/>
+                <w:lang w:val="en-US" w:eastAsia="it-IT"/>
               </w:rPr>
             </w:pPr>
             <w:proofErr w:type="gramStart"/>
@@ -18401,28 +18298,17 @@
                 <w:rFonts w:ascii="Arial" w:eastAsia="Times New Roman" w:hAnsi="Arial" w:cs="Arial"/>
                 <w:sz w:val="16"/>
                 <w:szCs w:val="16"/>
-                <w:lang w:eastAsia="it-IT"/>
-              </w:rPr>
-              <w:t>”</w:t>
-            </w:r>
-            <w:proofErr w:type="spellStart"/>
-            <w:r>
-              <w:rPr>
-                <w:rFonts w:ascii="Arial" w:eastAsia="Times New Roman" w:hAnsi="Arial" w:cs="Arial"/>
-                <w:sz w:val="16"/>
-                <w:szCs w:val="16"/>
-                <w:lang w:eastAsia="it-IT"/>
-              </w:rPr>
-              <w:t>Authorized</w:t>
-            </w:r>
-            <w:proofErr w:type="spellEnd"/>
+                <w:lang w:val="en-US" w:eastAsia="it-IT"/>
+              </w:rPr>
+              <w:t>”Authorized</w:t>
+            </w:r>
             <w:proofErr w:type="gramEnd"/>
             <w:r>
               <w:rPr>
                 <w:rFonts w:ascii="Arial" w:eastAsia="Times New Roman" w:hAnsi="Arial" w:cs="Arial"/>
                 <w:sz w:val="16"/>
                 <w:szCs w:val="16"/>
-                <w:lang w:eastAsia="it-IT"/>
+                <w:lang w:val="en-US" w:eastAsia="it-IT"/>
               </w:rPr>
               <w:t xml:space="preserve"> phone n." con:</w:t>
             </w:r>
@@ -19215,30 +19101,29 @@
                 <w:szCs w:val="16"/>
                 <w:lang w:val="en-US" w:eastAsia="it-IT"/>
               </w:rPr>
-              <w:t xml:space="preserve">Fron Serial: </w:t>
-            </w:r>
-          </w:p>
-          <w:p>
-            <w:pPr>
-              <w:spacing w:line="330" w:lineRule="atLeast"/>
-              <w:jc w:val="center"/>
+              <w:t xml:space="preserve">Solo Dev </w:t>
+            </w:r>
+            <w:r>
               <w:rPr>
                 <w:rFonts w:ascii="Arial" w:eastAsia="Times New Roman" w:hAnsi="Arial" w:cs="Arial"/>
                 <w:sz w:val="16"/>
                 <w:szCs w:val="16"/>
                 <w:lang w:val="en-US" w:eastAsia="it-IT"/>
               </w:rPr>
-            </w:pPr>
-            <w:r>
+              <w:t>SMS:</w:t>
+            </w:r>
+          </w:p>
+          <w:p>
+            <w:pPr>
+              <w:spacing w:line="330" w:lineRule="atLeast"/>
+              <w:jc w:val="center"/>
               <w:rPr>
                 <w:rFonts w:ascii="Arial" w:eastAsia="Times New Roman" w:hAnsi="Arial" w:cs="Arial"/>
                 <w:sz w:val="16"/>
                 <w:szCs w:val="16"/>
                 <w:lang w:val="en-US" w:eastAsia="it-IT"/>
               </w:rPr>
-              <w:t xml:space="preserve">Executing Setup 123B5 </w:t>
-            </w:r>
-            <w:proofErr w:type="spellStart"/>
+            </w:pPr>
             <w:r>
               <w:rPr>
                 <w:rFonts w:ascii="Arial" w:eastAsia="Times New Roman" w:hAnsi="Arial" w:cs="Arial"/>
@@ -19246,17 +19131,7 @@
                 <w:szCs w:val="16"/>
                 <w:lang w:val="en-US" w:eastAsia="it-IT"/>
               </w:rPr>
-              <w:t>Lunghezza</w:t>
-            </w:r>
-            <w:proofErr w:type="spellEnd"/>
-            <w:r>
-              <w:rPr>
-                <w:rFonts w:ascii="Arial" w:eastAsia="Times New Roman" w:hAnsi="Arial" w:cs="Arial"/>
-                <w:sz w:val="16"/>
-                <w:szCs w:val="16"/>
-                <w:lang w:val="en-US" w:eastAsia="it-IT"/>
-              </w:rPr>
-              <w:t xml:space="preserve"> PIN: 5</w:t>
+              <w:t>"PIN SAVED"</w:t>
             </w:r>
           </w:p>
         </w:tc>
@@ -19535,6 +19410,241 @@
           </w:p>
         </w:tc>
       </w:tr>
+      <w:tr>
+        <w:trPr>
+          <w:jc w:val="center"/>
+        </w:trPr>
+        <w:tc>
+          <w:tcPr>
+            <w:tcW w:w="704" w:type="dxa"/>
+            <w:shd w:val="clear" w:color="auto" w:fill="C5E0B3" w:themeFill="accent6" w:themeFillTint="66"/>
+            <w:vAlign w:val="center"/>
+          </w:tcPr>
+          <w:p>
+            <w:pPr>
+              <w:spacing w:line="330" w:lineRule="atLeast"/>
+              <w:jc w:val="center"/>
+              <w:rPr>
+                <w:rFonts w:ascii="Arial" w:eastAsia="Times New Roman" w:hAnsi="Arial" w:cs="Arial"/>
+                <w:sz w:val="16"/>
+                <w:szCs w:val="16"/>
+                <w:lang w:val="en-US" w:eastAsia="it-IT"/>
+              </w:rPr>
+            </w:pPr>
+            <w:r>
+              <w:rPr>
+                <w:rFonts w:ascii="Arial" w:eastAsia="Times New Roman" w:hAnsi="Arial" w:cs="Arial"/>
+                <w:sz w:val="16"/>
+                <w:szCs w:val="16"/>
+                <w:lang w:val="en-US" w:eastAsia="it-IT"/>
+              </w:rPr>
+              <w:t>6.0</w:t>
+            </w:r>
+          </w:p>
+        </w:tc>
+        <w:tc>
+          <w:tcPr>
+            <w:tcW w:w="1559" w:type="dxa"/>
+            <w:shd w:val="clear" w:color="auto" w:fill="C5E0B3" w:themeFill="accent6" w:themeFillTint="66"/>
+            <w:vAlign w:val="center"/>
+          </w:tcPr>
+          <w:p>
+            <w:pPr>
+              <w:spacing w:line="330" w:lineRule="atLeast"/>
+              <w:jc w:val="center"/>
+              <w:rPr>
+                <w:rFonts w:ascii="Arial" w:eastAsia="Times New Roman" w:hAnsi="Arial" w:cs="Arial"/>
+                <w:sz w:val="16"/>
+                <w:szCs w:val="16"/>
+                <w:lang w:eastAsia="it-IT"/>
+              </w:rPr>
+            </w:pPr>
+            <w:r>
+              <w:rPr>
+                <w:rFonts w:ascii="Arial" w:eastAsia="Times New Roman" w:hAnsi="Arial" w:cs="Arial"/>
+                <w:sz w:val="16"/>
+                <w:szCs w:val="16"/>
+                <w:lang w:eastAsia="it-IT"/>
+              </w:rPr>
+              <w:t>RESET</w:t>
+            </w:r>
+          </w:p>
+        </w:tc>
+        <w:tc>
+          <w:tcPr>
+            <w:tcW w:w="3828" w:type="dxa"/>
+            <w:shd w:val="clear" w:color="auto" w:fill="C5E0B3" w:themeFill="accent6" w:themeFillTint="66"/>
+            <w:vAlign w:val="center"/>
+          </w:tcPr>
+          <w:p>
+            <w:pPr>
+              <w:spacing w:line="330" w:lineRule="atLeast"/>
+              <w:jc w:val="center"/>
+              <w:rPr>
+                <w:rFonts w:ascii="Arial" w:eastAsia="Times New Roman" w:hAnsi="Arial" w:cs="Arial"/>
+                <w:sz w:val="16"/>
+                <w:szCs w:val="16"/>
+                <w:lang w:eastAsia="it-IT"/>
+              </w:rPr>
+            </w:pPr>
+            <w:r>
+              <w:rPr>
+                <w:rFonts w:ascii="Arial" w:eastAsia="Times New Roman" w:hAnsi="Arial" w:cs="Arial"/>
+                <w:sz w:val="16"/>
+                <w:szCs w:val="16"/>
+                <w:lang w:eastAsia="it-IT"/>
+              </w:rPr>
+              <w:t>D</w:t>
+            </w:r>
+            <w:r>
+              <w:rPr>
+                <w:rFonts w:ascii="Arial" w:eastAsia="Times New Roman" w:hAnsi="Arial" w:cs="Arial"/>
+                <w:sz w:val="16"/>
+                <w:szCs w:val="16"/>
+                <w:lang w:eastAsia="it-IT"/>
+              </w:rPr>
+              <w:t>aily Reset</w:t>
+            </w:r>
+          </w:p>
+        </w:tc>
+        <w:tc>
+          <w:tcPr>
+            <w:tcW w:w="2409" w:type="dxa"/>
+            <w:shd w:val="clear" w:color="auto" w:fill="C5E0B3" w:themeFill="accent6" w:themeFillTint="66"/>
+            <w:vAlign w:val="center"/>
+          </w:tcPr>
+          <w:p>
+            <w:pPr>
+              <w:spacing w:line="330" w:lineRule="atLeast"/>
+              <w:jc w:val="center"/>
+              <w:rPr>
+                <w:rFonts w:ascii="Arial" w:eastAsia="Times New Roman" w:hAnsi="Arial" w:cs="Arial"/>
+                <w:sz w:val="16"/>
+                <w:szCs w:val="16"/>
+                <w:lang w:eastAsia="it-IT"/>
+              </w:rPr>
+            </w:pPr>
+            <w:r>
+              <w:rPr>
+                <w:rFonts w:ascii="Arial" w:eastAsia="Times New Roman" w:hAnsi="Arial" w:cs="Arial"/>
+                <w:sz w:val="16"/>
+                <w:szCs w:val="16"/>
+                <w:lang w:eastAsia="it-IT"/>
+              </w:rPr>
+              <w:t>Ogni notte intorno alle 03.00</w:t>
+            </w:r>
+          </w:p>
+        </w:tc>
+        <w:tc>
+          <w:tcPr>
+            <w:tcW w:w="1701" w:type="dxa"/>
+            <w:shd w:val="clear" w:color="auto" w:fill="C5E0B3" w:themeFill="accent6" w:themeFillTint="66"/>
+            <w:vAlign w:val="center"/>
+          </w:tcPr>
+          <w:p>
+            <w:pPr>
+              <w:spacing w:line="330" w:lineRule="atLeast"/>
+              <w:jc w:val="center"/>
+              <w:rPr>
+                <w:rFonts w:ascii="Arial" w:eastAsia="Times New Roman" w:hAnsi="Arial" w:cs="Arial"/>
+                <w:b/>
+                <w:bCs/>
+                <w:sz w:val="16"/>
+                <w:szCs w:val="16"/>
+                <w:lang w:eastAsia="it-IT"/>
+              </w:rPr>
+            </w:pPr>
+          </w:p>
+        </w:tc>
+        <w:tc>
+          <w:tcPr>
+            <w:tcW w:w="3828" w:type="dxa"/>
+            <w:shd w:val="clear" w:color="auto" w:fill="C5E0B3" w:themeFill="accent6" w:themeFillTint="66"/>
+            <w:vAlign w:val="center"/>
+          </w:tcPr>
+          <w:p>
+            <w:pPr>
+              <w:spacing w:line="330" w:lineRule="atLeast"/>
+              <w:jc w:val="center"/>
+              <w:rPr>
+                <w:rFonts w:ascii="Arial" w:eastAsia="Times New Roman" w:hAnsi="Arial" w:cs="Arial"/>
+                <w:sz w:val="16"/>
+                <w:szCs w:val="16"/>
+                <w:lang w:eastAsia="it-IT"/>
+              </w:rPr>
+            </w:pPr>
+            <w:r>
+              <w:rPr>
+                <w:rFonts w:ascii="Arial" w:eastAsia="Times New Roman" w:hAnsi="Arial" w:cs="Arial"/>
+                <w:sz w:val="16"/>
+                <w:szCs w:val="16"/>
+                <w:lang w:eastAsia="it-IT"/>
+              </w:rPr>
+              <w:t>Solo DEV SMS:</w:t>
+            </w:r>
+          </w:p>
+          <w:p>
+            <w:pPr>
+              <w:spacing w:line="330" w:lineRule="atLeast"/>
+              <w:jc w:val="center"/>
+              <w:rPr>
+                <w:rFonts w:ascii="Arial" w:eastAsia="Times New Roman" w:hAnsi="Arial" w:cs="Arial"/>
+                <w:sz w:val="16"/>
+                <w:szCs w:val="16"/>
+                <w:lang w:eastAsia="it-IT"/>
+              </w:rPr>
+            </w:pPr>
+            <w:r>
+              <w:rPr>
+                <w:rFonts w:ascii="Arial" w:eastAsia="Times New Roman" w:hAnsi="Arial" w:cs="Arial"/>
+                <w:sz w:val="16"/>
+                <w:szCs w:val="16"/>
+                <w:lang w:eastAsia="it-IT"/>
+              </w:rPr>
+              <w:t>“</w:t>
+            </w:r>
+            <w:proofErr w:type="spellStart"/>
+            <w:r>
+              <w:rPr>
+                <w:rFonts w:ascii="Arial" w:eastAsia="Times New Roman" w:hAnsi="Arial" w:cs="Arial"/>
+                <w:sz w:val="16"/>
+                <w:szCs w:val="16"/>
+                <w:lang w:eastAsia="it-IT"/>
+              </w:rPr>
+              <w:t>locDateTime</w:t>
+            </w:r>
+            <w:proofErr w:type="spellEnd"/>
+            <w:r>
+              <w:rPr>
+                <w:rFonts w:ascii="Arial" w:eastAsia="Times New Roman" w:hAnsi="Arial" w:cs="Arial"/>
+                <w:sz w:val="16"/>
+                <w:szCs w:val="16"/>
+                <w:lang w:eastAsia="it-IT"/>
+              </w:rPr>
+              <w:t xml:space="preserve"> RESET Giornaliero"</w:t>
+            </w:r>
+          </w:p>
+        </w:tc>
+        <w:tc>
+          <w:tcPr>
+            <w:tcW w:w="992" w:type="dxa"/>
+            <w:shd w:val="clear" w:color="auto" w:fill="00B050"/>
+            <w:vAlign w:val="center"/>
+          </w:tcPr>
+          <w:p>
+            <w:pPr>
+              <w:spacing w:line="330" w:lineRule="atLeast"/>
+              <w:jc w:val="center"/>
+              <w:rPr>
+                <w:rFonts w:ascii="Arial" w:eastAsia="Times New Roman" w:hAnsi="Arial" w:cs="Arial"/>
+                <w:sz w:val="16"/>
+                <w:szCs w:val="16"/>
+                <w:lang w:eastAsia="it-IT"/>
+              </w:rPr>
+            </w:pPr>
+          </w:p>
+        </w:tc>
+      </w:tr>
     </w:tbl>
     <w:p>
       <w:pPr>
@@ -19543,25 +19653,25 @@
           <w:rFonts w:ascii="Arial" w:eastAsia="Times New Roman" w:hAnsi="Arial" w:cs="Arial"/>
           <w:sz w:val="24"/>
           <w:szCs w:val="24"/>
-          <w:lang w:val="en-US" w:eastAsia="it-IT"/>
-        </w:rPr>
-      </w:pPr>
-    </w:p>
-    <w:p>
-      <w:pPr>
-        <w:rPr>
-          <w:rFonts w:ascii="Arial" w:eastAsia="Times New Roman" w:hAnsi="Arial" w:cs="Arial"/>
-          <w:sz w:val="24"/>
-          <w:szCs w:val="24"/>
-          <w:lang w:val="en-US" w:eastAsia="it-IT"/>
-        </w:rPr>
-      </w:pPr>
-      <w:r>
-        <w:rPr>
-          <w:rFonts w:ascii="Arial" w:eastAsia="Times New Roman" w:hAnsi="Arial" w:cs="Arial"/>
-          <w:sz w:val="24"/>
-          <w:szCs w:val="24"/>
-          <w:lang w:val="en-US" w:eastAsia="it-IT"/>
+          <w:lang w:eastAsia="it-IT"/>
+        </w:rPr>
+      </w:pPr>
+    </w:p>
+    <w:p>
+      <w:pPr>
+        <w:rPr>
+          <w:rFonts w:ascii="Arial" w:eastAsia="Times New Roman" w:hAnsi="Arial" w:cs="Arial"/>
+          <w:sz w:val="24"/>
+          <w:szCs w:val="24"/>
+          <w:lang w:eastAsia="it-IT"/>
+        </w:rPr>
+      </w:pPr>
+      <w:r>
+        <w:rPr>
+          <w:rFonts w:ascii="Arial" w:eastAsia="Times New Roman" w:hAnsi="Arial" w:cs="Arial"/>
+          <w:sz w:val="24"/>
+          <w:szCs w:val="24"/>
+          <w:lang w:eastAsia="it-IT"/>
         </w:rPr>
         <w:br w:type="page"/>
       </w:r>
@@ -19573,7 +19683,7 @@
           <w:rFonts w:ascii="Arial" w:eastAsia="Times New Roman" w:hAnsi="Arial" w:cs="Arial"/>
           <w:sz w:val="24"/>
           <w:szCs w:val="24"/>
-          <w:lang w:val="en-US" w:eastAsia="it-IT"/>
+          <w:lang w:eastAsia="it-IT"/>
         </w:rPr>
       </w:pPr>
     </w:p>
@@ -23095,7 +23205,7 @@
   <w:style w:type="paragraph" w:default="1" w:styleId="Normale">
     <w:name w:val="Normal"/>
     <w:qFormat/>
-    <w:rsid w:val="00704D2F"/>
+    <w:rsid w:val="00345D42"/>
   </w:style>
   <w:style w:type="paragraph" w:styleId="Titolo3">
     <w:name w:val="heading 3"/>
@@ -23120,7 +23230,6 @@
   <w:style w:type="character" w:default="1" w:styleId="Carpredefinitoparagrafo">
     <w:name w:val="Default Paragraph Font"/>
     <w:uiPriority w:val="1"/>
-    <w:semiHidden/>
     <w:unhideWhenUsed/>
   </w:style>
   <w:style w:type="table" w:default="1" w:styleId="Tabellanormale">

--- a/SMS Manager for Power monitoring.docx
+++ b/SMS Manager for Power monitoring.docx
@@ -434,29 +434,7 @@
           <w:szCs w:val="24"/>
           <w:lang w:eastAsia="it-IT"/>
         </w:rPr>
-        <w:t xml:space="preserve"> Comando SMS (D</w:t>
-      </w:r>
-      <w:proofErr w:type="gramStart"/>
-      <w:r>
-        <w:rPr>
-          <w:rFonts w:ascii="Arial" w:eastAsia="Times New Roman" w:hAnsi="Arial" w:cs="Arial"/>
-          <w:color w:val="000000" w:themeColor="text1"/>
-          <w:sz w:val="24"/>
-          <w:szCs w:val="24"/>
-          <w:lang w:eastAsia="it-IT"/>
-        </w:rPr>
-        <w:t>)  Cancellazione</w:t>
-      </w:r>
-      <w:proofErr w:type="gramEnd"/>
-      <w:r>
-        <w:rPr>
-          <w:rFonts w:ascii="Arial" w:eastAsia="Times New Roman" w:hAnsi="Arial" w:cs="Arial"/>
-          <w:color w:val="000000" w:themeColor="text1"/>
-          <w:sz w:val="24"/>
-          <w:szCs w:val="24"/>
-          <w:lang w:eastAsia="it-IT"/>
-        </w:rPr>
-        <w:t xml:space="preserve"> numeri ausiliari</w:t>
+        <w:t xml:space="preserve"> Comando SMS (D)  Cancellazione numeri ausiliari</w:t>
       </w:r>
     </w:p>
     <w:p>
@@ -511,9 +489,8 @@
           <w:szCs w:val="24"/>
           <w:lang w:eastAsia="it-IT"/>
         </w:rPr>
-        <w:t xml:space="preserve">Master </w:t>
-      </w:r>
-      <w:proofErr w:type="gramStart"/>
+        <w:t>Master V</w:t>
+      </w:r>
       <w:r>
         <w:rPr>
           <w:rFonts w:ascii="Arial" w:eastAsia="Times New Roman" w:hAnsi="Arial" w:cs="Arial"/>
@@ -524,18 +501,6 @@
           <w:szCs w:val="24"/>
           <w:lang w:eastAsia="it-IT"/>
         </w:rPr>
-        <w:t>V</w:t>
-      </w:r>
-      <w:r>
-        <w:rPr>
-          <w:rFonts w:ascii="Arial" w:eastAsia="Times New Roman" w:hAnsi="Arial" w:cs="Arial"/>
-          <w:i/>
-          <w:iCs/>
-          <w:color w:val="000000" w:themeColor="text1"/>
-          <w:sz w:val="24"/>
-          <w:szCs w:val="24"/>
-          <w:lang w:eastAsia="it-IT"/>
-        </w:rPr>
         <w:t>uoto</w:t>
       </w:r>
       <w:r>
@@ -546,18 +511,7 @@
           <w:szCs w:val="24"/>
           <w:lang w:eastAsia="it-IT"/>
         </w:rPr>
-        <w:t xml:space="preserve">  Comando</w:t>
-      </w:r>
-      <w:proofErr w:type="gramEnd"/>
-      <w:r>
-        <w:rPr>
-          <w:rFonts w:ascii="Arial" w:eastAsia="Times New Roman" w:hAnsi="Arial" w:cs="Arial"/>
-          <w:color w:val="000000" w:themeColor="text1"/>
-          <w:sz w:val="24"/>
-          <w:szCs w:val="24"/>
-          <w:lang w:eastAsia="it-IT"/>
-        </w:rPr>
-        <w:t xml:space="preserve"> SMS (</w:t>
+        <w:t xml:space="preserve">  Comando SMS (</w:t>
       </w:r>
       <w:r>
         <w:rPr>
@@ -694,41 +648,17 @@
           <w:szCs w:val="24"/>
           <w:lang w:eastAsia="it-IT"/>
         </w:rPr>
-        <w:t xml:space="preserve">Da </w:t>
-      </w:r>
-      <w:proofErr w:type="gramStart"/>
-      <w:r>
-        <w:rPr>
-          <w:rFonts w:ascii="Arial" w:eastAsia="Times New Roman" w:hAnsi="Arial" w:cs="Arial"/>
-          <w:i/>
-          <w:iCs/>
-          <w:color w:val="000000" w:themeColor="text1"/>
-          <w:sz w:val="24"/>
-          <w:szCs w:val="24"/>
-          <w:lang w:eastAsia="it-IT"/>
-        </w:rPr>
-        <w:t>Master</w:t>
-      </w:r>
-      <w:r>
-        <w:rPr>
-          <w:rFonts w:ascii="Arial" w:eastAsia="Times New Roman" w:hAnsi="Arial" w:cs="Arial"/>
-          <w:color w:val="000000" w:themeColor="text1"/>
-          <w:sz w:val="24"/>
-          <w:szCs w:val="24"/>
-          <w:lang w:eastAsia="it-IT"/>
-        </w:rPr>
-        <w:t xml:space="preserve">  Comando</w:t>
-      </w:r>
-      <w:proofErr w:type="gramEnd"/>
-      <w:r>
-        <w:rPr>
-          <w:rFonts w:ascii="Arial" w:eastAsia="Times New Roman" w:hAnsi="Arial" w:cs="Arial"/>
-          <w:color w:val="000000" w:themeColor="text1"/>
-          <w:sz w:val="24"/>
-          <w:szCs w:val="24"/>
-          <w:lang w:eastAsia="it-IT"/>
-        </w:rPr>
-        <w:t xml:space="preserve"> SMS (</w:t>
+        <w:t>Da Master</w:t>
+      </w:r>
+      <w:r>
+        <w:rPr>
+          <w:rFonts w:ascii="Arial" w:eastAsia="Times New Roman" w:hAnsi="Arial" w:cs="Arial"/>
+          <w:color w:val="000000" w:themeColor="text1"/>
+          <w:sz w:val="24"/>
+          <w:szCs w:val="24"/>
+          <w:lang w:eastAsia="it-IT"/>
+        </w:rPr>
+        <w:t xml:space="preserve">  Comando SMS (</w:t>
       </w:r>
       <w:r>
         <w:rPr>
@@ -1000,8 +930,6 @@
     <w:p>
       <w:pPr>
         <w:pStyle w:val="Paragrafoelenco"/>
-        <w:spacing w:after="240" w:line="330" w:lineRule="atLeast"/>
-        <w:ind w:left="492"/>
         <w:rPr>
           <w:rFonts w:ascii="Arial" w:eastAsia="Times New Roman" w:hAnsi="Arial" w:cs="Arial"/>
           <w:color w:val="000000" w:themeColor="text1"/>
@@ -1035,61 +963,51 @@
           <w:szCs w:val="24"/>
           <w:lang w:eastAsia="it-IT"/>
         </w:rPr>
-        <w:t xml:space="preserve">(NON </w:t>
-      </w:r>
-      <w:proofErr w:type="gramStart"/>
-      <w:r>
-        <w:rPr>
-          <w:rFonts w:ascii="Arial" w:eastAsia="Times New Roman" w:hAnsi="Arial" w:cs="Arial"/>
-          <w:color w:val="000000" w:themeColor="text1"/>
-          <w:sz w:val="24"/>
-          <w:szCs w:val="24"/>
-          <w:lang w:eastAsia="it-IT"/>
-        </w:rPr>
-        <w:t>Implementato)  Salvataggio</w:t>
-      </w:r>
-      <w:proofErr w:type="gramEnd"/>
-      <w:r>
-        <w:rPr>
-          <w:rFonts w:ascii="Arial" w:eastAsia="Times New Roman" w:hAnsi="Arial" w:cs="Arial"/>
-          <w:color w:val="000000" w:themeColor="text1"/>
-          <w:sz w:val="24"/>
-          <w:szCs w:val="24"/>
-          <w:lang w:eastAsia="it-IT"/>
-        </w:rPr>
-        <w:t xml:space="preserve"> STATO </w:t>
-      </w:r>
-      <w:proofErr w:type="spellStart"/>
-      <w:r>
-        <w:rPr>
-          <w:rFonts w:ascii="Arial" w:eastAsia="Times New Roman" w:hAnsi="Arial" w:cs="Arial"/>
-          <w:color w:val="000000" w:themeColor="text1"/>
-          <w:sz w:val="24"/>
-          <w:szCs w:val="24"/>
-          <w:lang w:eastAsia="it-IT"/>
-        </w:rPr>
-        <w:t>Pwr</w:t>
-      </w:r>
-      <w:proofErr w:type="spellEnd"/>
-      <w:r>
-        <w:rPr>
-          <w:rFonts w:ascii="Arial" w:eastAsia="Times New Roman" w:hAnsi="Arial" w:cs="Arial"/>
-          <w:color w:val="000000" w:themeColor="text1"/>
-          <w:sz w:val="24"/>
-          <w:szCs w:val="24"/>
-          <w:lang w:eastAsia="it-IT"/>
-        </w:rPr>
-        <w:t xml:space="preserve"> </w:t>
-      </w:r>
-      <w:r>
-        <w:rPr>
-          <w:rFonts w:ascii="Arial" w:eastAsia="Times New Roman" w:hAnsi="Arial" w:cs="Arial"/>
-          <w:color w:val="000000" w:themeColor="text1"/>
-          <w:sz w:val="24"/>
-          <w:szCs w:val="24"/>
-          <w:lang w:eastAsia="it-IT"/>
-        </w:rPr>
-        <w:t>in memoria non volatile (EEPROM O FLASH)</w:t>
+        <w:t xml:space="preserve">Da </w:t>
+      </w:r>
+      <w:r>
+        <w:rPr>
+          <w:rFonts w:ascii="Arial" w:eastAsia="Times New Roman" w:hAnsi="Arial" w:cs="Arial"/>
+          <w:i/>
+          <w:iCs/>
+          <w:color w:val="000000" w:themeColor="text1"/>
+          <w:sz w:val="24"/>
+          <w:szCs w:val="24"/>
+          <w:lang w:eastAsia="it-IT"/>
+        </w:rPr>
+        <w:t>Master</w:t>
+      </w:r>
+      <w:r>
+        <w:rPr>
+          <w:rFonts w:ascii="Arial" w:eastAsia="Times New Roman" w:hAnsi="Arial" w:cs="Arial"/>
+          <w:color w:val="000000" w:themeColor="text1"/>
+          <w:sz w:val="24"/>
+          <w:szCs w:val="24"/>
+          <w:lang w:eastAsia="it-IT"/>
+        </w:rPr>
+        <w:t xml:space="preserve"> Comando SMS</w:t>
+      </w:r>
+      <w:r>
+        <w:rPr>
+          <w:rFonts w:ascii="Arial" w:eastAsia="Times New Roman" w:hAnsi="Arial" w:cs="Arial"/>
+          <w:color w:val="000000" w:themeColor="text1"/>
+          <w:sz w:val="24"/>
+          <w:szCs w:val="24"/>
+          <w:lang w:eastAsia="it-IT"/>
+        </w:rPr>
+        <w:t xml:space="preserve"> (I) – Credito Residuo e Scadenza SIM </w:t>
+      </w:r>
+      <w:r>
+        <w:rPr>
+          <w:rFonts w:ascii="Arial" w:eastAsia="Times New Roman" w:hAnsi="Arial" w:cs="Arial"/>
+          <w:b/>
+          <w:bCs/>
+          <w:color w:val="000000" w:themeColor="text1"/>
+          <w:sz w:val="24"/>
+          <w:szCs w:val="24"/>
+          <w:lang w:eastAsia="it-IT"/>
+        </w:rPr>
+        <w:t>SOLO COOP VOCE</w:t>
       </w:r>
     </w:p>
     <w:p>
@@ -1105,28 +1023,6 @@
           <w:lang w:eastAsia="it-IT"/>
         </w:rPr>
       </w:pPr>
-    </w:p>
-    <w:p>
-      <w:pPr>
-        <w:spacing w:after="240" w:line="330" w:lineRule="atLeast"/>
-        <w:rPr>
-          <w:rFonts w:ascii="Arial" w:eastAsia="Times New Roman" w:hAnsi="Arial" w:cs="Arial"/>
-          <w:color w:val="000000" w:themeColor="text1"/>
-          <w:sz w:val="24"/>
-          <w:szCs w:val="24"/>
-          <w:lang w:eastAsia="it-IT"/>
-        </w:rPr>
-      </w:pPr>
-      <w:r>
-        <w:rPr>
-          <w:rFonts w:ascii="Arial" w:eastAsia="Times New Roman" w:hAnsi="Arial" w:cs="Arial"/>
-          <w:color w:val="000000" w:themeColor="text1"/>
-          <w:sz w:val="24"/>
-          <w:szCs w:val="24"/>
-          <w:lang w:eastAsia="it-IT"/>
-        </w:rPr>
-        <w:t>TO DO:</w:t>
-      </w:r>
     </w:p>
     <w:p>
       <w:pPr>
@@ -1152,27 +1048,75 @@
           <w:szCs w:val="24"/>
           <w:lang w:eastAsia="it-IT"/>
         </w:rPr>
-        <w:t>NON Ancora</w:t>
-      </w:r>
-      <w:r>
-        <w:rPr>
-          <w:rFonts w:ascii="Arial" w:eastAsia="Times New Roman" w:hAnsi="Arial" w:cs="Arial"/>
-          <w:color w:val="000000" w:themeColor="text1"/>
-          <w:sz w:val="24"/>
-          <w:szCs w:val="24"/>
-          <w:lang w:eastAsia="it-IT"/>
-        </w:rPr>
-        <w:t xml:space="preserve">: </w:t>
-      </w:r>
-      <w:r>
-        <w:rPr>
-          <w:rFonts w:ascii="Arial" w:eastAsia="Times New Roman" w:hAnsi="Arial" w:cs="Arial"/>
-          <w:color w:val="000000" w:themeColor="text1"/>
-          <w:sz w:val="24"/>
-          <w:szCs w:val="24"/>
-          <w:lang w:eastAsia="it-IT"/>
-        </w:rPr>
-        <w:t>set/reset pin uscita da SMS numero richiedente abilitato</w:t>
+        <w:t xml:space="preserve">(NON Implementato)  Salvataggio STATO </w:t>
+      </w:r>
+      <w:proofErr w:type="spellStart"/>
+      <w:r>
+        <w:rPr>
+          <w:rFonts w:ascii="Arial" w:eastAsia="Times New Roman" w:hAnsi="Arial" w:cs="Arial"/>
+          <w:color w:val="000000" w:themeColor="text1"/>
+          <w:sz w:val="24"/>
+          <w:szCs w:val="24"/>
+          <w:lang w:eastAsia="it-IT"/>
+        </w:rPr>
+        <w:t>Pwr</w:t>
+      </w:r>
+      <w:proofErr w:type="spellEnd"/>
+      <w:r>
+        <w:rPr>
+          <w:rFonts w:ascii="Arial" w:eastAsia="Times New Roman" w:hAnsi="Arial" w:cs="Arial"/>
+          <w:color w:val="000000" w:themeColor="text1"/>
+          <w:sz w:val="24"/>
+          <w:szCs w:val="24"/>
+          <w:lang w:eastAsia="it-IT"/>
+        </w:rPr>
+        <w:t xml:space="preserve"> </w:t>
+      </w:r>
+      <w:r>
+        <w:rPr>
+          <w:rFonts w:ascii="Arial" w:eastAsia="Times New Roman" w:hAnsi="Arial" w:cs="Arial"/>
+          <w:color w:val="000000" w:themeColor="text1"/>
+          <w:sz w:val="24"/>
+          <w:szCs w:val="24"/>
+          <w:lang w:eastAsia="it-IT"/>
+        </w:rPr>
+        <w:t>in memoria non volatile (EEPROM O FLASH)</w:t>
+      </w:r>
+    </w:p>
+    <w:p>
+      <w:pPr>
+        <w:pStyle w:val="Paragrafoelenco"/>
+        <w:spacing w:after="240" w:line="330" w:lineRule="atLeast"/>
+        <w:ind w:left="492"/>
+        <w:rPr>
+          <w:rFonts w:ascii="Arial" w:eastAsia="Times New Roman" w:hAnsi="Arial" w:cs="Arial"/>
+          <w:color w:val="000000" w:themeColor="text1"/>
+          <w:sz w:val="24"/>
+          <w:szCs w:val="24"/>
+          <w:lang w:eastAsia="it-IT"/>
+        </w:rPr>
+      </w:pPr>
+    </w:p>
+    <w:p>
+      <w:pPr>
+        <w:spacing w:after="240" w:line="330" w:lineRule="atLeast"/>
+        <w:rPr>
+          <w:rFonts w:ascii="Arial" w:eastAsia="Times New Roman" w:hAnsi="Arial" w:cs="Arial"/>
+          <w:color w:val="000000" w:themeColor="text1"/>
+          <w:sz w:val="24"/>
+          <w:szCs w:val="24"/>
+          <w:lang w:eastAsia="it-IT"/>
+        </w:rPr>
+      </w:pPr>
+      <w:r>
+        <w:rPr>
+          <w:rFonts w:ascii="Arial" w:eastAsia="Times New Roman" w:hAnsi="Arial" w:cs="Arial"/>
+          <w:color w:val="000000" w:themeColor="text1"/>
+          <w:sz w:val="24"/>
+          <w:szCs w:val="24"/>
+          <w:lang w:eastAsia="it-IT"/>
+        </w:rPr>
+        <w:t>TO DO:</w:t>
       </w:r>
     </w:p>
     <w:p>
@@ -1219,7 +1163,7 @@
           <w:szCs w:val="24"/>
           <w:lang w:eastAsia="it-IT"/>
         </w:rPr>
-        <w:t>Stato pin ingresso su richiesta SMS a numero richiedente abilitato</w:t>
+        <w:t>set/reset pin uscita da SMS numero richiedente abilitato</w:t>
       </w:r>
     </w:p>
     <w:p>
@@ -1246,6 +1190,53 @@
           <w:szCs w:val="24"/>
           <w:lang w:eastAsia="it-IT"/>
         </w:rPr>
+        <w:t>NON Ancora</w:t>
+      </w:r>
+      <w:r>
+        <w:rPr>
+          <w:rFonts w:ascii="Arial" w:eastAsia="Times New Roman" w:hAnsi="Arial" w:cs="Arial"/>
+          <w:color w:val="000000" w:themeColor="text1"/>
+          <w:sz w:val="24"/>
+          <w:szCs w:val="24"/>
+          <w:lang w:eastAsia="it-IT"/>
+        </w:rPr>
+        <w:t xml:space="preserve">: </w:t>
+      </w:r>
+      <w:r>
+        <w:rPr>
+          <w:rFonts w:ascii="Arial" w:eastAsia="Times New Roman" w:hAnsi="Arial" w:cs="Arial"/>
+          <w:color w:val="000000" w:themeColor="text1"/>
+          <w:sz w:val="24"/>
+          <w:szCs w:val="24"/>
+          <w:lang w:eastAsia="it-IT"/>
+        </w:rPr>
+        <w:t>Stato pin ingresso su richiesta SMS a numero richiedente abilitato</w:t>
+      </w:r>
+    </w:p>
+    <w:p>
+      <w:pPr>
+        <w:pStyle w:val="Paragrafoelenco"/>
+        <w:numPr>
+          <w:ilvl w:val="0"/>
+          <w:numId w:val="10"/>
+        </w:numPr>
+        <w:spacing w:after="240" w:line="330" w:lineRule="atLeast"/>
+        <w:rPr>
+          <w:rFonts w:ascii="Arial" w:eastAsia="Times New Roman" w:hAnsi="Arial" w:cs="Arial"/>
+          <w:color w:val="000000" w:themeColor="text1"/>
+          <w:sz w:val="24"/>
+          <w:szCs w:val="24"/>
+          <w:lang w:eastAsia="it-IT"/>
+        </w:rPr>
+      </w:pPr>
+      <w:r>
+        <w:rPr>
+          <w:rFonts w:ascii="Arial" w:eastAsia="Times New Roman" w:hAnsi="Arial" w:cs="Arial"/>
+          <w:color w:val="000000" w:themeColor="text1"/>
+          <w:sz w:val="24"/>
+          <w:szCs w:val="24"/>
+          <w:lang w:eastAsia="it-IT"/>
+        </w:rPr>
         <w:t>NON Ancora: Comando I(</w:t>
       </w:r>
       <w:proofErr w:type="spellStart"/>
@@ -1301,6 +1292,7 @@
           <w:szCs w:val="24"/>
           <w:lang w:eastAsia="it-IT"/>
         </w:rPr>
+        <w:lastRenderedPageBreak/>
         <w:br w:type="page"/>
       </w:r>
     </w:p>
@@ -2060,6 +2052,92 @@
           <w:szCs w:val="24"/>
           <w:lang w:eastAsia="it-IT"/>
         </w:rPr>
+        <w:t xml:space="preserve">- “I” </w:t>
+      </w:r>
+      <w:r>
+        <w:rPr>
+          <w:rFonts w:ascii="Arial" w:eastAsia="Times New Roman" w:hAnsi="Arial" w:cs="Arial"/>
+          <w:color w:val="000000" w:themeColor="text1"/>
+          <w:sz w:val="24"/>
+          <w:szCs w:val="24"/>
+          <w:lang w:eastAsia="it-IT"/>
+        </w:rPr>
+        <w:t xml:space="preserve">Credito Residuo e Scadenza SIM </w:t>
+      </w:r>
+      <w:r>
+        <w:rPr>
+          <w:rFonts w:ascii="Arial" w:eastAsia="Times New Roman" w:hAnsi="Arial" w:cs="Arial"/>
+          <w:b/>
+          <w:bCs/>
+          <w:color w:val="000000" w:themeColor="text1"/>
+          <w:sz w:val="24"/>
+          <w:szCs w:val="24"/>
+          <w:lang w:eastAsia="it-IT"/>
+        </w:rPr>
+        <w:t xml:space="preserve">SOLO </w:t>
+      </w:r>
+      <w:r>
+        <w:rPr>
+          <w:rFonts w:ascii="Arial" w:eastAsia="Times New Roman" w:hAnsi="Arial" w:cs="Arial"/>
+          <w:b/>
+          <w:bCs/>
+          <w:color w:val="000000" w:themeColor="text1"/>
+          <w:sz w:val="24"/>
+          <w:szCs w:val="24"/>
+          <w:lang w:eastAsia="it-IT"/>
+        </w:rPr>
+        <w:t>COOP VOCE</w:t>
+      </w:r>
+      <w:r>
+        <w:rPr>
+          <w:rFonts w:ascii="Arial" w:eastAsia="Times New Roman" w:hAnsi="Arial" w:cs="Arial"/>
+          <w:color w:val="000000" w:themeColor="text1"/>
+          <w:sz w:val="24"/>
+          <w:szCs w:val="24"/>
+          <w:lang w:eastAsia="it-IT"/>
+        </w:rPr>
+        <w:t xml:space="preserve"> </w:t>
+      </w:r>
+      <w:r>
+        <w:rPr>
+          <w:rFonts w:ascii="Arial" w:eastAsia="Times New Roman" w:hAnsi="Arial" w:cs="Arial"/>
+          <w:color w:val="000000" w:themeColor="text1"/>
+          <w:sz w:val="24"/>
+          <w:szCs w:val="24"/>
+          <w:lang w:eastAsia="it-IT"/>
+        </w:rPr>
+        <w:t xml:space="preserve">- </w:t>
+      </w:r>
+      <w:r>
+        <w:rPr>
+          <w:rFonts w:ascii="Arial" w:eastAsia="Times New Roman" w:hAnsi="Arial" w:cs="Arial"/>
+          <w:color w:val="000000" w:themeColor="text1"/>
+          <w:sz w:val="24"/>
+          <w:szCs w:val="24"/>
+          <w:lang w:eastAsia="it-IT"/>
+        </w:rPr>
+        <w:t>SOLO DA MASTER</w:t>
+      </w:r>
+    </w:p>
+    <w:p>
+      <w:pPr>
+        <w:spacing w:after="240" w:line="330" w:lineRule="atLeast"/>
+        <w:rPr>
+          <w:rFonts w:ascii="Arial" w:eastAsia="Times New Roman" w:hAnsi="Arial" w:cs="Arial"/>
+          <w:color w:val="000000" w:themeColor="text1"/>
+          <w:sz w:val="24"/>
+          <w:szCs w:val="24"/>
+          <w:lang w:eastAsia="it-IT"/>
+        </w:rPr>
+      </w:pPr>
+      <w:r>
+        <w:rPr>
+          <w:rFonts w:ascii="Arial" w:eastAsia="Times New Roman" w:hAnsi="Arial" w:cs="Arial"/>
+          <w:color w:val="000000" w:themeColor="text1"/>
+          <w:sz w:val="24"/>
+          <w:szCs w:val="24"/>
+          <w:lang w:eastAsia="it-IT"/>
+        </w:rPr>
         <w:t xml:space="preserve">- </w:t>
       </w:r>
       <w:r>
@@ -2280,6 +2358,18 @@
     </w:p>
     <w:p>
       <w:pPr>
+        <w:spacing w:after="240" w:line="330" w:lineRule="atLeast"/>
+        <w:rPr>
+          <w:rFonts w:ascii="Arial" w:eastAsia="Times New Roman" w:hAnsi="Arial" w:cs="Arial"/>
+          <w:color w:val="000000" w:themeColor="text1"/>
+          <w:sz w:val="24"/>
+          <w:szCs w:val="24"/>
+          <w:lang w:eastAsia="it-IT"/>
+        </w:rPr>
+      </w:pPr>
+    </w:p>
+    <w:p>
+      <w:pPr>
         <w:rPr>
           <w:rFonts w:ascii="Arial" w:eastAsia="Times New Roman" w:hAnsi="Arial" w:cs="Arial"/>
           <w:b/>
@@ -2365,10 +2455,1073 @@
           <w:szCs w:val="24"/>
           <w:lang w:eastAsia="it-IT"/>
         </w:rPr>
-        <w:t xml:space="preserve">Paese       </w:t>
-      </w:r>
-      <w:proofErr w:type="gramStart"/>
-      <w:r>
+        <w:t>Paese       Prefisso  Esempio internazionale  Cifre numeriche*  Caratteri con +</w:t>
+      </w:r>
+    </w:p>
+    <w:p>
+      <w:pPr>
+        <w:spacing w:after="240" w:line="330" w:lineRule="atLeast"/>
+        <w:rPr>
+          <w:rFonts w:ascii="Arial" w:eastAsia="Times New Roman" w:hAnsi="Arial" w:cs="Arial"/>
+          <w:color w:val="000000" w:themeColor="text1"/>
+          <w:sz w:val="24"/>
+          <w:szCs w:val="24"/>
+          <w:lang w:eastAsia="it-IT"/>
+        </w:rPr>
+      </w:pPr>
+      <w:r>
+        <w:rPr>
+          <w:rFonts w:ascii="Segoe UI Emoji" w:eastAsia="Times New Roman" w:hAnsi="Segoe UI Emoji" w:cs="Segoe UI Emoji"/>
+          <w:color w:val="000000" w:themeColor="text1"/>
+          <w:sz w:val="24"/>
+          <w:szCs w:val="24"/>
+          <w:lang w:eastAsia="it-IT"/>
+        </w:rPr>
+        <w:t>🇮🇹</w:t>
+      </w:r>
+      <w:r>
+        <w:rPr>
+          <w:rFonts w:ascii="Arial" w:eastAsia="Times New Roman" w:hAnsi="Arial" w:cs="Arial"/>
+          <w:color w:val="000000" w:themeColor="text1"/>
+          <w:sz w:val="24"/>
+          <w:szCs w:val="24"/>
+          <w:lang w:eastAsia="it-IT"/>
+        </w:rPr>
+        <w:t xml:space="preserve"> Italia     </w:t>
+      </w:r>
+      <w:r>
+        <w:rPr>
+          <w:rFonts w:ascii="Arial" w:eastAsia="Times New Roman" w:hAnsi="Arial" w:cs="Arial"/>
+          <w:color w:val="000000" w:themeColor="text1"/>
+          <w:sz w:val="24"/>
+          <w:szCs w:val="24"/>
+          <w:lang w:eastAsia="it-IT"/>
+        </w:rPr>
+        <w:tab/>
+      </w:r>
+      <w:r>
+        <w:rPr>
+          <w:rFonts w:ascii="Arial" w:eastAsia="Times New Roman" w:hAnsi="Arial" w:cs="Arial"/>
+          <w:color w:val="000000" w:themeColor="text1"/>
+          <w:sz w:val="24"/>
+          <w:szCs w:val="24"/>
+          <w:lang w:eastAsia="it-IT"/>
+        </w:rPr>
+        <w:tab/>
+      </w:r>
+      <w:r>
+        <w:rPr>
+          <w:rFonts w:ascii="Arial" w:eastAsia="Times New Roman" w:hAnsi="Arial" w:cs="Arial"/>
+          <w:color w:val="000000" w:themeColor="text1"/>
+          <w:sz w:val="24"/>
+          <w:szCs w:val="24"/>
+          <w:lang w:eastAsia="it-IT"/>
+        </w:rPr>
+        <w:t>+39     +393391255597</w:t>
+      </w:r>
+      <w:r>
+        <w:rPr>
+          <w:rFonts w:ascii="Arial" w:eastAsia="Times New Roman" w:hAnsi="Arial" w:cs="Arial"/>
+          <w:color w:val="000000" w:themeColor="text1"/>
+          <w:sz w:val="24"/>
+          <w:szCs w:val="24"/>
+          <w:lang w:eastAsia="it-IT"/>
+        </w:rPr>
+        <w:tab/>
+      </w:r>
+      <w:r>
+        <w:rPr>
+          <w:rFonts w:ascii="Arial" w:eastAsia="Times New Roman" w:hAnsi="Arial" w:cs="Arial"/>
+          <w:color w:val="000000" w:themeColor="text1"/>
+          <w:sz w:val="24"/>
+          <w:szCs w:val="24"/>
+          <w:lang w:eastAsia="it-IT"/>
+        </w:rPr>
+        <w:tab/>
+      </w:r>
+      <w:r>
+        <w:rPr>
+          <w:rFonts w:ascii="Arial" w:eastAsia="Times New Roman" w:hAnsi="Arial" w:cs="Arial"/>
+          <w:color w:val="000000" w:themeColor="text1"/>
+          <w:sz w:val="24"/>
+          <w:szCs w:val="24"/>
+          <w:lang w:eastAsia="it-IT"/>
+        </w:rPr>
+        <w:tab/>
+      </w:r>
+      <w:r>
+        <w:rPr>
+          <w:rFonts w:ascii="Arial" w:eastAsia="Times New Roman" w:hAnsi="Arial" w:cs="Arial"/>
+          <w:color w:val="000000" w:themeColor="text1"/>
+          <w:sz w:val="24"/>
+          <w:szCs w:val="24"/>
+          <w:lang w:eastAsia="it-IT"/>
+        </w:rPr>
+        <w:t>12</w:t>
+      </w:r>
+      <w:r>
+        <w:rPr>
+          <w:rFonts w:ascii="Arial" w:eastAsia="Times New Roman" w:hAnsi="Arial" w:cs="Arial"/>
+          <w:color w:val="000000" w:themeColor="text1"/>
+          <w:sz w:val="24"/>
+          <w:szCs w:val="24"/>
+          <w:lang w:eastAsia="it-IT"/>
+        </w:rPr>
+        <w:tab/>
+      </w:r>
+      <w:r>
+        <w:rPr>
+          <w:rFonts w:ascii="Arial" w:eastAsia="Times New Roman" w:hAnsi="Arial" w:cs="Arial"/>
+          <w:color w:val="000000" w:themeColor="text1"/>
+          <w:sz w:val="24"/>
+          <w:szCs w:val="24"/>
+          <w:lang w:eastAsia="it-IT"/>
+        </w:rPr>
+        <w:tab/>
+      </w:r>
+      <w:r>
+        <w:rPr>
+          <w:rFonts w:ascii="Arial" w:eastAsia="Times New Roman" w:hAnsi="Arial" w:cs="Arial"/>
+          <w:color w:val="000000" w:themeColor="text1"/>
+          <w:sz w:val="24"/>
+          <w:szCs w:val="24"/>
+          <w:lang w:eastAsia="it-IT"/>
+        </w:rPr>
+        <w:t>13</w:t>
+      </w:r>
+    </w:p>
+    <w:p>
+      <w:pPr>
+        <w:spacing w:after="240" w:line="330" w:lineRule="atLeast"/>
+        <w:rPr>
+          <w:rFonts w:ascii="Arial" w:eastAsia="Times New Roman" w:hAnsi="Arial" w:cs="Arial"/>
+          <w:color w:val="000000" w:themeColor="text1"/>
+          <w:sz w:val="24"/>
+          <w:szCs w:val="24"/>
+          <w:lang w:eastAsia="it-IT"/>
+        </w:rPr>
+      </w:pPr>
+      <w:r>
+        <w:rPr>
+          <w:rFonts w:ascii="Segoe UI Emoji" w:eastAsia="Times New Roman" w:hAnsi="Segoe UI Emoji" w:cs="Segoe UI Emoji"/>
+          <w:color w:val="000000" w:themeColor="text1"/>
+          <w:sz w:val="24"/>
+          <w:szCs w:val="24"/>
+          <w:lang w:eastAsia="it-IT"/>
+        </w:rPr>
+        <w:t>🇩🇪</w:t>
+      </w:r>
+      <w:r>
+        <w:rPr>
+          <w:rFonts w:ascii="Arial" w:eastAsia="Times New Roman" w:hAnsi="Arial" w:cs="Arial"/>
+          <w:color w:val="000000" w:themeColor="text1"/>
+          <w:sz w:val="24"/>
+          <w:szCs w:val="24"/>
+          <w:lang w:eastAsia="it-IT"/>
+        </w:rPr>
+        <w:t xml:space="preserve"> Germania </w:t>
+      </w:r>
+      <w:r>
+        <w:rPr>
+          <w:rFonts w:ascii="Arial" w:eastAsia="Times New Roman" w:hAnsi="Arial" w:cs="Arial"/>
+          <w:color w:val="000000" w:themeColor="text1"/>
+          <w:sz w:val="24"/>
+          <w:szCs w:val="24"/>
+          <w:lang w:eastAsia="it-IT"/>
+        </w:rPr>
+        <w:tab/>
+      </w:r>
+      <w:r>
+        <w:rPr>
+          <w:rFonts w:ascii="Arial" w:eastAsia="Times New Roman" w:hAnsi="Arial" w:cs="Arial"/>
+          <w:color w:val="000000" w:themeColor="text1"/>
+          <w:sz w:val="24"/>
+          <w:szCs w:val="24"/>
+          <w:lang w:eastAsia="it-IT"/>
+        </w:rPr>
+        <w:t>+49     +4915123456789</w:t>
+      </w:r>
+      <w:r>
+        <w:rPr>
+          <w:rFonts w:ascii="Arial" w:eastAsia="Times New Roman" w:hAnsi="Arial" w:cs="Arial"/>
+          <w:color w:val="000000" w:themeColor="text1"/>
+          <w:sz w:val="24"/>
+          <w:szCs w:val="24"/>
+          <w:lang w:eastAsia="it-IT"/>
+        </w:rPr>
+        <w:tab/>
+      </w:r>
+      <w:r>
+        <w:rPr>
+          <w:rFonts w:ascii="Arial" w:eastAsia="Times New Roman" w:hAnsi="Arial" w:cs="Arial"/>
+          <w:color w:val="000000" w:themeColor="text1"/>
+          <w:sz w:val="24"/>
+          <w:szCs w:val="24"/>
+          <w:lang w:eastAsia="it-IT"/>
+        </w:rPr>
+        <w:tab/>
+      </w:r>
+      <w:r>
+        <w:rPr>
+          <w:rFonts w:ascii="Arial" w:eastAsia="Times New Roman" w:hAnsi="Arial" w:cs="Arial"/>
+          <w:color w:val="000000" w:themeColor="text1"/>
+          <w:sz w:val="24"/>
+          <w:szCs w:val="24"/>
+          <w:lang w:eastAsia="it-IT"/>
+        </w:rPr>
+        <w:tab/>
+      </w:r>
+      <w:r>
+        <w:rPr>
+          <w:rFonts w:ascii="Arial" w:eastAsia="Times New Roman" w:hAnsi="Arial" w:cs="Arial"/>
+          <w:color w:val="000000" w:themeColor="text1"/>
+          <w:sz w:val="24"/>
+          <w:szCs w:val="24"/>
+          <w:lang w:eastAsia="it-IT"/>
+        </w:rPr>
+        <w:t>13              </w:t>
+      </w:r>
+      <w:r>
+        <w:rPr>
+          <w:rFonts w:ascii="Arial" w:eastAsia="Times New Roman" w:hAnsi="Arial" w:cs="Arial"/>
+          <w:color w:val="000000" w:themeColor="text1"/>
+          <w:sz w:val="24"/>
+          <w:szCs w:val="24"/>
+          <w:lang w:eastAsia="it-IT"/>
+        </w:rPr>
+        <w:tab/>
+      </w:r>
+      <w:r>
+        <w:rPr>
+          <w:rFonts w:ascii="Arial" w:eastAsia="Times New Roman" w:hAnsi="Arial" w:cs="Arial"/>
+          <w:color w:val="000000" w:themeColor="text1"/>
+          <w:sz w:val="24"/>
+          <w:szCs w:val="24"/>
+          <w:lang w:eastAsia="it-IT"/>
+        </w:rPr>
+        <w:t>14</w:t>
+      </w:r>
+    </w:p>
+    <w:p>
+      <w:pPr>
+        <w:spacing w:after="240" w:line="330" w:lineRule="atLeast"/>
+        <w:rPr>
+          <w:rFonts w:ascii="Arial" w:eastAsia="Times New Roman" w:hAnsi="Arial" w:cs="Arial"/>
+          <w:color w:val="000000" w:themeColor="text1"/>
+          <w:sz w:val="24"/>
+          <w:szCs w:val="24"/>
+          <w:lang w:eastAsia="it-IT"/>
+        </w:rPr>
+      </w:pPr>
+      <w:r>
+        <w:rPr>
+          <w:rFonts w:ascii="Segoe UI Emoji" w:eastAsia="Times New Roman" w:hAnsi="Segoe UI Emoji" w:cs="Segoe UI Emoji"/>
+          <w:color w:val="000000" w:themeColor="text1"/>
+          <w:sz w:val="24"/>
+          <w:szCs w:val="24"/>
+          <w:lang w:eastAsia="it-IT"/>
+        </w:rPr>
+        <w:t>🇸🇪</w:t>
+      </w:r>
+      <w:r>
+        <w:rPr>
+          <w:rFonts w:ascii="Arial" w:eastAsia="Times New Roman" w:hAnsi="Arial" w:cs="Arial"/>
+          <w:color w:val="000000" w:themeColor="text1"/>
+          <w:sz w:val="24"/>
+          <w:szCs w:val="24"/>
+          <w:lang w:eastAsia="it-IT"/>
+        </w:rPr>
+        <w:t xml:space="preserve"> Svezia     </w:t>
+      </w:r>
+      <w:r>
+        <w:rPr>
+          <w:rFonts w:ascii="Arial" w:eastAsia="Times New Roman" w:hAnsi="Arial" w:cs="Arial"/>
+          <w:color w:val="000000" w:themeColor="text1"/>
+          <w:sz w:val="24"/>
+          <w:szCs w:val="24"/>
+          <w:lang w:eastAsia="it-IT"/>
+        </w:rPr>
+        <w:tab/>
+      </w:r>
+      <w:r>
+        <w:rPr>
+          <w:rFonts w:ascii="Arial" w:eastAsia="Times New Roman" w:hAnsi="Arial" w:cs="Arial"/>
+          <w:color w:val="000000" w:themeColor="text1"/>
+          <w:sz w:val="24"/>
+          <w:szCs w:val="24"/>
+          <w:lang w:eastAsia="it-IT"/>
+        </w:rPr>
+        <w:tab/>
+      </w:r>
+      <w:r>
+        <w:rPr>
+          <w:rFonts w:ascii="Arial" w:eastAsia="Times New Roman" w:hAnsi="Arial" w:cs="Arial"/>
+          <w:color w:val="000000" w:themeColor="text1"/>
+          <w:sz w:val="24"/>
+          <w:szCs w:val="24"/>
+          <w:lang w:eastAsia="it-IT"/>
+        </w:rPr>
+        <w:t>+46     +46701234567</w:t>
+      </w:r>
+      <w:r>
+        <w:rPr>
+          <w:rFonts w:ascii="Arial" w:eastAsia="Times New Roman" w:hAnsi="Arial" w:cs="Arial"/>
+          <w:color w:val="000000" w:themeColor="text1"/>
+          <w:sz w:val="24"/>
+          <w:szCs w:val="24"/>
+          <w:lang w:eastAsia="it-IT"/>
+        </w:rPr>
+        <w:tab/>
+      </w:r>
+      <w:r>
+        <w:rPr>
+          <w:rFonts w:ascii="Arial" w:eastAsia="Times New Roman" w:hAnsi="Arial" w:cs="Arial"/>
+          <w:color w:val="000000" w:themeColor="text1"/>
+          <w:sz w:val="24"/>
+          <w:szCs w:val="24"/>
+          <w:lang w:eastAsia="it-IT"/>
+        </w:rPr>
+        <w:tab/>
+      </w:r>
+      <w:r>
+        <w:rPr>
+          <w:rFonts w:ascii="Arial" w:eastAsia="Times New Roman" w:hAnsi="Arial" w:cs="Arial"/>
+          <w:color w:val="000000" w:themeColor="text1"/>
+          <w:sz w:val="24"/>
+          <w:szCs w:val="24"/>
+          <w:lang w:eastAsia="it-IT"/>
+        </w:rPr>
+        <w:tab/>
+      </w:r>
+      <w:r>
+        <w:rPr>
+          <w:rFonts w:ascii="Arial" w:eastAsia="Times New Roman" w:hAnsi="Arial" w:cs="Arial"/>
+          <w:color w:val="000000" w:themeColor="text1"/>
+          <w:sz w:val="24"/>
+          <w:szCs w:val="24"/>
+          <w:lang w:eastAsia="it-IT"/>
+        </w:rPr>
+        <w:t>11              </w:t>
+      </w:r>
+      <w:r>
+        <w:rPr>
+          <w:rFonts w:ascii="Arial" w:eastAsia="Times New Roman" w:hAnsi="Arial" w:cs="Arial"/>
+          <w:color w:val="000000" w:themeColor="text1"/>
+          <w:sz w:val="24"/>
+          <w:szCs w:val="24"/>
+          <w:lang w:eastAsia="it-IT"/>
+        </w:rPr>
+        <w:tab/>
+      </w:r>
+      <w:r>
+        <w:rPr>
+          <w:rFonts w:ascii="Arial" w:eastAsia="Times New Roman" w:hAnsi="Arial" w:cs="Arial"/>
+          <w:color w:val="000000" w:themeColor="text1"/>
+          <w:sz w:val="24"/>
+          <w:szCs w:val="24"/>
+          <w:lang w:eastAsia="it-IT"/>
+        </w:rPr>
+        <w:t>12</w:t>
+      </w:r>
+    </w:p>
+    <w:p>
+      <w:pPr>
+        <w:spacing w:after="240" w:line="330" w:lineRule="atLeast"/>
+        <w:rPr>
+          <w:rFonts w:ascii="Arial" w:eastAsia="Times New Roman" w:hAnsi="Arial" w:cs="Arial"/>
+          <w:color w:val="000000" w:themeColor="text1"/>
+          <w:sz w:val="24"/>
+          <w:szCs w:val="24"/>
+          <w:lang w:eastAsia="it-IT"/>
+        </w:rPr>
+      </w:pPr>
+      <w:r>
+        <w:rPr>
+          <w:rFonts w:ascii="Segoe UI Emoji" w:eastAsia="Times New Roman" w:hAnsi="Segoe UI Emoji" w:cs="Segoe UI Emoji"/>
+          <w:color w:val="000000" w:themeColor="text1"/>
+          <w:sz w:val="24"/>
+          <w:szCs w:val="24"/>
+          <w:lang w:eastAsia="it-IT"/>
+        </w:rPr>
+        <w:t>🇫🇮</w:t>
+      </w:r>
+      <w:r>
+        <w:rPr>
+          <w:rFonts w:ascii="Arial" w:eastAsia="Times New Roman" w:hAnsi="Arial" w:cs="Arial"/>
+          <w:color w:val="000000" w:themeColor="text1"/>
+          <w:sz w:val="24"/>
+          <w:szCs w:val="24"/>
+          <w:lang w:eastAsia="it-IT"/>
+        </w:rPr>
+        <w:t xml:space="preserve"> Finlandia</w:t>
+      </w:r>
+      <w:r>
+        <w:rPr>
+          <w:rFonts w:ascii="Arial" w:eastAsia="Times New Roman" w:hAnsi="Arial" w:cs="Arial"/>
+          <w:color w:val="000000" w:themeColor="text1"/>
+          <w:sz w:val="24"/>
+          <w:szCs w:val="24"/>
+          <w:lang w:eastAsia="it-IT"/>
+        </w:rPr>
+        <w:tab/>
+      </w:r>
+      <w:r>
+        <w:rPr>
+          <w:rFonts w:ascii="Arial" w:eastAsia="Times New Roman" w:hAnsi="Arial" w:cs="Arial"/>
+          <w:color w:val="000000" w:themeColor="text1"/>
+          <w:sz w:val="24"/>
+          <w:szCs w:val="24"/>
+          <w:lang w:eastAsia="it-IT"/>
+        </w:rPr>
+        <w:tab/>
+      </w:r>
+      <w:r>
+        <w:rPr>
+          <w:rFonts w:ascii="Arial" w:eastAsia="Times New Roman" w:hAnsi="Arial" w:cs="Arial"/>
+          <w:color w:val="000000" w:themeColor="text1"/>
+          <w:sz w:val="24"/>
+          <w:szCs w:val="24"/>
+          <w:lang w:eastAsia="it-IT"/>
+        </w:rPr>
+        <w:t>+358  +358451234567</w:t>
+      </w:r>
+      <w:r>
+        <w:rPr>
+          <w:rFonts w:ascii="Arial" w:eastAsia="Times New Roman" w:hAnsi="Arial" w:cs="Arial"/>
+          <w:color w:val="000000" w:themeColor="text1"/>
+          <w:sz w:val="24"/>
+          <w:szCs w:val="24"/>
+          <w:lang w:eastAsia="it-IT"/>
+        </w:rPr>
+        <w:tab/>
+      </w:r>
+      <w:r>
+        <w:rPr>
+          <w:rFonts w:ascii="Arial" w:eastAsia="Times New Roman" w:hAnsi="Arial" w:cs="Arial"/>
+          <w:color w:val="000000" w:themeColor="text1"/>
+          <w:sz w:val="24"/>
+          <w:szCs w:val="24"/>
+          <w:lang w:eastAsia="it-IT"/>
+        </w:rPr>
+        <w:tab/>
+      </w:r>
+      <w:r>
+        <w:rPr>
+          <w:rFonts w:ascii="Arial" w:eastAsia="Times New Roman" w:hAnsi="Arial" w:cs="Arial"/>
+          <w:color w:val="000000" w:themeColor="text1"/>
+          <w:sz w:val="24"/>
+          <w:szCs w:val="24"/>
+          <w:lang w:eastAsia="it-IT"/>
+        </w:rPr>
+        <w:tab/>
+      </w:r>
+      <w:r>
+        <w:rPr>
+          <w:rFonts w:ascii="Arial" w:eastAsia="Times New Roman" w:hAnsi="Arial" w:cs="Arial"/>
+          <w:color w:val="000000" w:themeColor="text1"/>
+          <w:sz w:val="24"/>
+          <w:szCs w:val="24"/>
+          <w:lang w:eastAsia="it-IT"/>
+        </w:rPr>
+        <w:t>12              </w:t>
+      </w:r>
+      <w:r>
+        <w:rPr>
+          <w:rFonts w:ascii="Arial" w:eastAsia="Times New Roman" w:hAnsi="Arial" w:cs="Arial"/>
+          <w:color w:val="000000" w:themeColor="text1"/>
+          <w:sz w:val="24"/>
+          <w:szCs w:val="24"/>
+          <w:lang w:eastAsia="it-IT"/>
+        </w:rPr>
+        <w:tab/>
+      </w:r>
+      <w:r>
+        <w:rPr>
+          <w:rFonts w:ascii="Arial" w:eastAsia="Times New Roman" w:hAnsi="Arial" w:cs="Arial"/>
+          <w:color w:val="000000" w:themeColor="text1"/>
+          <w:sz w:val="24"/>
+          <w:szCs w:val="24"/>
+          <w:lang w:eastAsia="it-IT"/>
+        </w:rPr>
+        <w:t>13</w:t>
+      </w:r>
+    </w:p>
+    <w:p>
+      <w:pPr>
+        <w:spacing w:after="240" w:line="330" w:lineRule="atLeast"/>
+        <w:rPr>
+          <w:rFonts w:ascii="Arial" w:eastAsia="Times New Roman" w:hAnsi="Arial" w:cs="Arial"/>
+          <w:color w:val="000000" w:themeColor="text1"/>
+          <w:sz w:val="24"/>
+          <w:szCs w:val="24"/>
+          <w:lang w:eastAsia="it-IT"/>
+        </w:rPr>
+      </w:pPr>
+      <w:r>
+        <w:rPr>
+          <w:rFonts w:ascii="Segoe UI Emoji" w:eastAsia="Times New Roman" w:hAnsi="Segoe UI Emoji" w:cs="Segoe UI Emoji"/>
+          <w:color w:val="000000" w:themeColor="text1"/>
+          <w:sz w:val="24"/>
+          <w:szCs w:val="24"/>
+          <w:lang w:eastAsia="it-IT"/>
+        </w:rPr>
+        <w:t>🇮🇸</w:t>
+      </w:r>
+      <w:r>
+        <w:rPr>
+          <w:rFonts w:ascii="Arial" w:eastAsia="Times New Roman" w:hAnsi="Arial" w:cs="Arial"/>
+          <w:color w:val="000000" w:themeColor="text1"/>
+          <w:sz w:val="24"/>
+          <w:szCs w:val="24"/>
+          <w:lang w:eastAsia="it-IT"/>
+        </w:rPr>
+        <w:t xml:space="preserve"> Islanda</w:t>
+      </w:r>
+      <w:r>
+        <w:rPr>
+          <w:rFonts w:ascii="Arial" w:eastAsia="Times New Roman" w:hAnsi="Arial" w:cs="Arial"/>
+          <w:color w:val="000000" w:themeColor="text1"/>
+          <w:sz w:val="24"/>
+          <w:szCs w:val="24"/>
+          <w:lang w:eastAsia="it-IT"/>
+        </w:rPr>
+        <w:tab/>
+      </w:r>
+      <w:r>
+        <w:rPr>
+          <w:rFonts w:ascii="Arial" w:eastAsia="Times New Roman" w:hAnsi="Arial" w:cs="Arial"/>
+          <w:color w:val="000000" w:themeColor="text1"/>
+          <w:sz w:val="24"/>
+          <w:szCs w:val="24"/>
+          <w:lang w:eastAsia="it-IT"/>
+        </w:rPr>
+        <w:tab/>
+      </w:r>
+      <w:r>
+        <w:rPr>
+          <w:rFonts w:ascii="Arial" w:eastAsia="Times New Roman" w:hAnsi="Arial" w:cs="Arial"/>
+          <w:color w:val="000000" w:themeColor="text1"/>
+          <w:sz w:val="24"/>
+          <w:szCs w:val="24"/>
+          <w:lang w:eastAsia="it-IT"/>
+        </w:rPr>
+        <w:t>+354</w:t>
+      </w:r>
+      <w:r>
+        <w:rPr>
+          <w:rFonts w:ascii="Arial" w:eastAsia="Times New Roman" w:hAnsi="Arial" w:cs="Arial"/>
+          <w:color w:val="000000" w:themeColor="text1"/>
+          <w:sz w:val="24"/>
+          <w:szCs w:val="24"/>
+          <w:lang w:eastAsia="it-IT"/>
+        </w:rPr>
+        <w:tab/>
+        <w:t>+354 611 1234</w:t>
+      </w:r>
+      <w:r>
+        <w:rPr>
+          <w:rFonts w:ascii="Arial" w:eastAsia="Times New Roman" w:hAnsi="Arial" w:cs="Arial"/>
+          <w:color w:val="000000" w:themeColor="text1"/>
+          <w:sz w:val="24"/>
+          <w:szCs w:val="24"/>
+          <w:lang w:eastAsia="it-IT"/>
+        </w:rPr>
+        <w:tab/>
+      </w:r>
+      <w:r>
+        <w:rPr>
+          <w:rFonts w:ascii="Arial" w:eastAsia="Times New Roman" w:hAnsi="Arial" w:cs="Arial"/>
+          <w:color w:val="000000" w:themeColor="text1"/>
+          <w:sz w:val="24"/>
+          <w:szCs w:val="24"/>
+          <w:lang w:eastAsia="it-IT"/>
+        </w:rPr>
+        <w:tab/>
+      </w:r>
+      <w:r>
+        <w:rPr>
+          <w:rFonts w:ascii="Arial" w:eastAsia="Times New Roman" w:hAnsi="Arial" w:cs="Arial"/>
+          <w:color w:val="000000" w:themeColor="text1"/>
+          <w:sz w:val="24"/>
+          <w:szCs w:val="24"/>
+          <w:lang w:eastAsia="it-IT"/>
+        </w:rPr>
+        <w:tab/>
+      </w:r>
+      <w:r>
+        <w:rPr>
+          <w:rFonts w:ascii="Arial" w:eastAsia="Times New Roman" w:hAnsi="Arial" w:cs="Arial"/>
+          <w:color w:val="000000" w:themeColor="text1"/>
+          <w:sz w:val="24"/>
+          <w:szCs w:val="24"/>
+          <w:lang w:eastAsia="it-IT"/>
+        </w:rPr>
+        <w:t xml:space="preserve">10     </w:t>
+      </w:r>
+      <w:r>
+        <w:rPr>
+          <w:rFonts w:ascii="Arial" w:eastAsia="Times New Roman" w:hAnsi="Arial" w:cs="Arial"/>
+          <w:color w:val="000000" w:themeColor="text1"/>
+          <w:sz w:val="24"/>
+          <w:szCs w:val="24"/>
+          <w:lang w:eastAsia="it-IT"/>
+        </w:rPr>
+        <w:tab/>
+      </w:r>
+      <w:r>
+        <w:rPr>
+          <w:rFonts w:ascii="Arial" w:eastAsia="Times New Roman" w:hAnsi="Arial" w:cs="Arial"/>
+          <w:color w:val="000000" w:themeColor="text1"/>
+          <w:sz w:val="24"/>
+          <w:szCs w:val="24"/>
+          <w:lang w:eastAsia="it-IT"/>
+        </w:rPr>
+        <w:tab/>
+      </w:r>
+      <w:r>
+        <w:rPr>
+          <w:rFonts w:ascii="Arial" w:eastAsia="Times New Roman" w:hAnsi="Arial" w:cs="Arial"/>
+          <w:color w:val="000000" w:themeColor="text1"/>
+          <w:sz w:val="24"/>
+          <w:szCs w:val="24"/>
+          <w:lang w:eastAsia="it-IT"/>
+        </w:rPr>
+        <w:t>11</w:t>
+      </w:r>
+    </w:p>
+    <w:p>
+      <w:pPr>
+        <w:spacing w:after="240" w:line="330" w:lineRule="atLeast"/>
+        <w:rPr>
+          <w:rFonts w:ascii="Arial" w:eastAsia="Times New Roman" w:hAnsi="Arial" w:cs="Arial"/>
+          <w:color w:val="000000" w:themeColor="text1"/>
+          <w:sz w:val="24"/>
+          <w:szCs w:val="24"/>
+          <w:lang w:eastAsia="it-IT"/>
+        </w:rPr>
+      </w:pPr>
+      <w:r>
+        <w:rPr>
+          <w:rFonts w:ascii="Segoe UI Emoji" w:eastAsia="Times New Roman" w:hAnsi="Segoe UI Emoji" w:cs="Segoe UI Emoji"/>
+          <w:color w:val="000000" w:themeColor="text1"/>
+          <w:sz w:val="24"/>
+          <w:szCs w:val="24"/>
+          <w:lang w:eastAsia="it-IT"/>
+        </w:rPr>
+        <w:t>🇳🇴</w:t>
+      </w:r>
+      <w:r>
+        <w:rPr>
+          <w:rFonts w:ascii="Arial" w:eastAsia="Times New Roman" w:hAnsi="Arial" w:cs="Arial"/>
+          <w:color w:val="000000" w:themeColor="text1"/>
+          <w:sz w:val="24"/>
+          <w:szCs w:val="24"/>
+          <w:lang w:eastAsia="it-IT"/>
+        </w:rPr>
+        <w:t xml:space="preserve"> Norvegia</w:t>
+      </w:r>
+      <w:r>
+        <w:rPr>
+          <w:rFonts w:ascii="Arial" w:eastAsia="Times New Roman" w:hAnsi="Arial" w:cs="Arial"/>
+          <w:color w:val="000000" w:themeColor="text1"/>
+          <w:sz w:val="24"/>
+          <w:szCs w:val="24"/>
+          <w:lang w:eastAsia="it-IT"/>
+        </w:rPr>
+        <w:tab/>
+      </w:r>
+      <w:r>
+        <w:rPr>
+          <w:rFonts w:ascii="Arial" w:eastAsia="Times New Roman" w:hAnsi="Arial" w:cs="Arial"/>
+          <w:color w:val="000000" w:themeColor="text1"/>
+          <w:sz w:val="24"/>
+          <w:szCs w:val="24"/>
+          <w:lang w:eastAsia="it-IT"/>
+        </w:rPr>
+        <w:tab/>
+      </w:r>
+      <w:r>
+        <w:rPr>
+          <w:rFonts w:ascii="Arial" w:eastAsia="Times New Roman" w:hAnsi="Arial" w:cs="Arial"/>
+          <w:color w:val="000000" w:themeColor="text1"/>
+          <w:sz w:val="24"/>
+          <w:szCs w:val="24"/>
+          <w:lang w:eastAsia="it-IT"/>
+        </w:rPr>
+        <w:t>+47</w:t>
+      </w:r>
+      <w:r>
+        <w:rPr>
+          <w:rFonts w:ascii="Arial" w:eastAsia="Times New Roman" w:hAnsi="Arial" w:cs="Arial"/>
+          <w:color w:val="000000" w:themeColor="text1"/>
+          <w:sz w:val="24"/>
+          <w:szCs w:val="24"/>
+          <w:lang w:eastAsia="it-IT"/>
+        </w:rPr>
+        <w:tab/>
+        <w:t>+47 912 34 567</w:t>
+      </w:r>
+      <w:r>
+        <w:rPr>
+          <w:rFonts w:ascii="Arial" w:eastAsia="Times New Roman" w:hAnsi="Arial" w:cs="Arial"/>
+          <w:color w:val="000000" w:themeColor="text1"/>
+          <w:sz w:val="24"/>
+          <w:szCs w:val="24"/>
+          <w:lang w:eastAsia="it-IT"/>
+        </w:rPr>
+        <w:tab/>
+      </w:r>
+      <w:r>
+        <w:rPr>
+          <w:rFonts w:ascii="Arial" w:eastAsia="Times New Roman" w:hAnsi="Arial" w:cs="Arial"/>
+          <w:color w:val="000000" w:themeColor="text1"/>
+          <w:sz w:val="24"/>
+          <w:szCs w:val="24"/>
+          <w:lang w:eastAsia="it-IT"/>
+        </w:rPr>
+        <w:tab/>
+      </w:r>
+      <w:r>
+        <w:rPr>
+          <w:rFonts w:ascii="Arial" w:eastAsia="Times New Roman" w:hAnsi="Arial" w:cs="Arial"/>
+          <w:color w:val="000000" w:themeColor="text1"/>
+          <w:sz w:val="24"/>
+          <w:szCs w:val="24"/>
+          <w:lang w:eastAsia="it-IT"/>
+        </w:rPr>
+        <w:tab/>
+      </w:r>
+      <w:r>
+        <w:rPr>
+          <w:rFonts w:ascii="Arial" w:eastAsia="Times New Roman" w:hAnsi="Arial" w:cs="Arial"/>
+          <w:color w:val="000000" w:themeColor="text1"/>
+          <w:sz w:val="24"/>
+          <w:szCs w:val="24"/>
+          <w:lang w:eastAsia="it-IT"/>
+        </w:rPr>
+        <w:t xml:space="preserve">10     </w:t>
+      </w:r>
+      <w:r>
+        <w:rPr>
+          <w:rFonts w:ascii="Arial" w:eastAsia="Times New Roman" w:hAnsi="Arial" w:cs="Arial"/>
+          <w:color w:val="000000" w:themeColor="text1"/>
+          <w:sz w:val="24"/>
+          <w:szCs w:val="24"/>
+          <w:lang w:eastAsia="it-IT"/>
+        </w:rPr>
+        <w:tab/>
+      </w:r>
+      <w:r>
+        <w:rPr>
+          <w:rFonts w:ascii="Arial" w:eastAsia="Times New Roman" w:hAnsi="Arial" w:cs="Arial"/>
+          <w:color w:val="000000" w:themeColor="text1"/>
+          <w:sz w:val="24"/>
+          <w:szCs w:val="24"/>
+          <w:lang w:eastAsia="it-IT"/>
+        </w:rPr>
+        <w:tab/>
+      </w:r>
+      <w:r>
+        <w:rPr>
+          <w:rFonts w:ascii="Arial" w:eastAsia="Times New Roman" w:hAnsi="Arial" w:cs="Arial"/>
+          <w:color w:val="000000" w:themeColor="text1"/>
+          <w:sz w:val="24"/>
+          <w:szCs w:val="24"/>
+          <w:lang w:eastAsia="it-IT"/>
+        </w:rPr>
+        <w:t>11</w:t>
+      </w:r>
+    </w:p>
+    <w:p>
+      <w:pPr>
+        <w:spacing w:after="240" w:line="330" w:lineRule="atLeast"/>
+        <w:rPr>
+          <w:rFonts w:ascii="Arial" w:eastAsia="Times New Roman" w:hAnsi="Arial" w:cs="Arial"/>
+          <w:color w:val="000000" w:themeColor="text1"/>
+          <w:sz w:val="24"/>
+          <w:szCs w:val="24"/>
+          <w:lang w:eastAsia="it-IT"/>
+        </w:rPr>
+      </w:pPr>
+      <w:r>
+        <w:rPr>
+          <w:rFonts w:ascii="Segoe UI Emoji" w:eastAsia="Times New Roman" w:hAnsi="Segoe UI Emoji" w:cs="Segoe UI Emoji"/>
+          <w:color w:val="000000" w:themeColor="text1"/>
+          <w:sz w:val="24"/>
+          <w:szCs w:val="24"/>
+          <w:lang w:eastAsia="it-IT"/>
+        </w:rPr>
+        <w:t>🇩🇰</w:t>
+      </w:r>
+      <w:r>
+        <w:rPr>
+          <w:rFonts w:ascii="Arial" w:eastAsia="Times New Roman" w:hAnsi="Arial" w:cs="Arial"/>
+          <w:color w:val="000000" w:themeColor="text1"/>
+          <w:sz w:val="24"/>
+          <w:szCs w:val="24"/>
+          <w:lang w:eastAsia="it-IT"/>
+        </w:rPr>
+        <w:t xml:space="preserve"> Danimarca</w:t>
+      </w:r>
+      <w:r>
+        <w:rPr>
+          <w:rFonts w:ascii="Arial" w:eastAsia="Times New Roman" w:hAnsi="Arial" w:cs="Arial"/>
+          <w:color w:val="000000" w:themeColor="text1"/>
+          <w:sz w:val="24"/>
+          <w:szCs w:val="24"/>
+          <w:lang w:eastAsia="it-IT"/>
+        </w:rPr>
+        <w:tab/>
+      </w:r>
+      <w:r>
+        <w:rPr>
+          <w:rFonts w:ascii="Arial" w:eastAsia="Times New Roman" w:hAnsi="Arial" w:cs="Arial"/>
+          <w:color w:val="000000" w:themeColor="text1"/>
+          <w:sz w:val="24"/>
+          <w:szCs w:val="24"/>
+          <w:lang w:eastAsia="it-IT"/>
+        </w:rPr>
+        <w:t>+45</w:t>
+      </w:r>
+      <w:r>
+        <w:rPr>
+          <w:rFonts w:ascii="Arial" w:eastAsia="Times New Roman" w:hAnsi="Arial" w:cs="Arial"/>
+          <w:color w:val="000000" w:themeColor="text1"/>
+          <w:sz w:val="24"/>
+          <w:szCs w:val="24"/>
+          <w:lang w:eastAsia="it-IT"/>
+        </w:rPr>
+        <w:tab/>
+        <w:t>+45 20 12 34 56</w:t>
+      </w:r>
+      <w:r>
+        <w:rPr>
+          <w:rFonts w:ascii="Arial" w:eastAsia="Times New Roman" w:hAnsi="Arial" w:cs="Arial"/>
+          <w:color w:val="000000" w:themeColor="text1"/>
+          <w:sz w:val="24"/>
+          <w:szCs w:val="24"/>
+          <w:lang w:eastAsia="it-IT"/>
+        </w:rPr>
+        <w:tab/>
+      </w:r>
+      <w:r>
+        <w:rPr>
+          <w:rFonts w:ascii="Arial" w:eastAsia="Times New Roman" w:hAnsi="Arial" w:cs="Arial"/>
+          <w:color w:val="000000" w:themeColor="text1"/>
+          <w:sz w:val="24"/>
+          <w:szCs w:val="24"/>
+          <w:lang w:eastAsia="it-IT"/>
+        </w:rPr>
+        <w:tab/>
+      </w:r>
+      <w:r>
+        <w:rPr>
+          <w:rFonts w:ascii="Arial" w:eastAsia="Times New Roman" w:hAnsi="Arial" w:cs="Arial"/>
+          <w:color w:val="000000" w:themeColor="text1"/>
+          <w:sz w:val="24"/>
+          <w:szCs w:val="24"/>
+          <w:lang w:eastAsia="it-IT"/>
+        </w:rPr>
+        <w:tab/>
+      </w:r>
+      <w:r>
+        <w:rPr>
+          <w:rFonts w:ascii="Arial" w:eastAsia="Times New Roman" w:hAnsi="Arial" w:cs="Arial"/>
+          <w:color w:val="000000" w:themeColor="text1"/>
+          <w:sz w:val="24"/>
+          <w:szCs w:val="24"/>
+          <w:lang w:eastAsia="it-IT"/>
+        </w:rPr>
+        <w:t xml:space="preserve">10     </w:t>
+      </w:r>
+      <w:r>
+        <w:rPr>
+          <w:rFonts w:ascii="Arial" w:eastAsia="Times New Roman" w:hAnsi="Arial" w:cs="Arial"/>
+          <w:color w:val="000000" w:themeColor="text1"/>
+          <w:sz w:val="24"/>
+          <w:szCs w:val="24"/>
+          <w:lang w:eastAsia="it-IT"/>
+        </w:rPr>
+        <w:tab/>
+      </w:r>
+      <w:r>
+        <w:rPr>
+          <w:rFonts w:ascii="Arial" w:eastAsia="Times New Roman" w:hAnsi="Arial" w:cs="Arial"/>
+          <w:color w:val="000000" w:themeColor="text1"/>
+          <w:sz w:val="24"/>
+          <w:szCs w:val="24"/>
+          <w:lang w:eastAsia="it-IT"/>
+        </w:rPr>
+        <w:tab/>
+      </w:r>
+      <w:r>
+        <w:rPr>
+          <w:rFonts w:ascii="Arial" w:eastAsia="Times New Roman" w:hAnsi="Arial" w:cs="Arial"/>
+          <w:color w:val="000000" w:themeColor="text1"/>
+          <w:sz w:val="24"/>
+          <w:szCs w:val="24"/>
+          <w:lang w:eastAsia="it-IT"/>
+        </w:rPr>
+        <w:t>11</w:t>
+      </w:r>
+    </w:p>
+    <w:p>
+      <w:pPr>
+        <w:spacing w:after="240" w:line="330" w:lineRule="atLeast"/>
+        <w:rPr>
+          <w:rFonts w:ascii="Arial" w:eastAsia="Times New Roman" w:hAnsi="Arial" w:cs="Arial"/>
+          <w:color w:val="000000" w:themeColor="text1"/>
+          <w:sz w:val="24"/>
+          <w:szCs w:val="24"/>
+          <w:lang w:eastAsia="it-IT"/>
+        </w:rPr>
+      </w:pPr>
+      <w:r>
+        <w:rPr>
+          <w:rFonts w:ascii="Segoe UI Emoji" w:eastAsia="Times New Roman" w:hAnsi="Segoe UI Emoji" w:cs="Segoe UI Emoji"/>
+          <w:color w:val="000000" w:themeColor="text1"/>
+          <w:sz w:val="24"/>
+          <w:szCs w:val="24"/>
+          <w:lang w:eastAsia="it-IT"/>
+        </w:rPr>
+        <w:t>🇱🇮</w:t>
+      </w:r>
+      <w:r>
+        <w:rPr>
+          <w:rFonts w:ascii="Arial" w:eastAsia="Times New Roman" w:hAnsi="Arial" w:cs="Arial"/>
+          <w:color w:val="000000" w:themeColor="text1"/>
+          <w:sz w:val="24"/>
+          <w:szCs w:val="24"/>
+          <w:lang w:eastAsia="it-IT"/>
+        </w:rPr>
+        <w:t xml:space="preserve"> Liechtenstein</w:t>
+      </w:r>
+      <w:r>
+        <w:rPr>
+          <w:rFonts w:ascii="Arial" w:eastAsia="Times New Roman" w:hAnsi="Arial" w:cs="Arial"/>
+          <w:color w:val="000000" w:themeColor="text1"/>
+          <w:sz w:val="24"/>
+          <w:szCs w:val="24"/>
+          <w:lang w:eastAsia="it-IT"/>
+        </w:rPr>
+        <w:tab/>
+        <w:t>+423</w:t>
+      </w:r>
+      <w:r>
+        <w:rPr>
+          <w:rFonts w:ascii="Arial" w:eastAsia="Times New Roman" w:hAnsi="Arial" w:cs="Arial"/>
+          <w:color w:val="000000" w:themeColor="text1"/>
+          <w:sz w:val="24"/>
+          <w:szCs w:val="24"/>
+          <w:lang w:eastAsia="it-IT"/>
+        </w:rPr>
+        <w:tab/>
+        <w:t>+423 661 12 34</w:t>
+      </w:r>
+      <w:r>
+        <w:rPr>
+          <w:rFonts w:ascii="Arial" w:eastAsia="Times New Roman" w:hAnsi="Arial" w:cs="Arial"/>
+          <w:color w:val="000000" w:themeColor="text1"/>
+          <w:sz w:val="24"/>
+          <w:szCs w:val="24"/>
+          <w:lang w:eastAsia="it-IT"/>
+        </w:rPr>
+        <w:tab/>
+      </w:r>
+      <w:r>
+        <w:rPr>
+          <w:rFonts w:ascii="Arial" w:eastAsia="Times New Roman" w:hAnsi="Arial" w:cs="Arial"/>
+          <w:color w:val="000000" w:themeColor="text1"/>
+          <w:sz w:val="24"/>
+          <w:szCs w:val="24"/>
+          <w:lang w:eastAsia="it-IT"/>
+        </w:rPr>
+        <w:tab/>
+      </w:r>
+      <w:r>
+        <w:rPr>
+          <w:rFonts w:ascii="Arial" w:eastAsia="Times New Roman" w:hAnsi="Arial" w:cs="Arial"/>
+          <w:color w:val="000000" w:themeColor="text1"/>
+          <w:sz w:val="24"/>
+          <w:szCs w:val="24"/>
+          <w:lang w:eastAsia="it-IT"/>
+        </w:rPr>
+        <w:tab/>
+      </w:r>
+      <w:r>
+        <w:rPr>
+          <w:rFonts w:ascii="Arial" w:eastAsia="Times New Roman" w:hAnsi="Arial" w:cs="Arial"/>
+          <w:color w:val="000000" w:themeColor="text1"/>
+          <w:sz w:val="24"/>
+          <w:szCs w:val="24"/>
+          <w:lang w:eastAsia="it-IT"/>
+        </w:rPr>
+        <w:t xml:space="preserve">10     </w:t>
+      </w:r>
+      <w:r>
+        <w:rPr>
+          <w:rFonts w:ascii="Arial" w:eastAsia="Times New Roman" w:hAnsi="Arial" w:cs="Arial"/>
+          <w:color w:val="000000" w:themeColor="text1"/>
+          <w:sz w:val="24"/>
+          <w:szCs w:val="24"/>
+          <w:lang w:eastAsia="it-IT"/>
+        </w:rPr>
+        <w:tab/>
+      </w:r>
+      <w:r>
+        <w:rPr>
+          <w:rFonts w:ascii="Arial" w:eastAsia="Times New Roman" w:hAnsi="Arial" w:cs="Arial"/>
+          <w:color w:val="000000" w:themeColor="text1"/>
+          <w:sz w:val="24"/>
+          <w:szCs w:val="24"/>
+          <w:lang w:eastAsia="it-IT"/>
+        </w:rPr>
+        <w:tab/>
+      </w:r>
+      <w:r>
+        <w:rPr>
+          <w:rFonts w:ascii="Arial" w:eastAsia="Times New Roman" w:hAnsi="Arial" w:cs="Arial"/>
+          <w:color w:val="000000" w:themeColor="text1"/>
+          <w:sz w:val="24"/>
+          <w:szCs w:val="24"/>
+          <w:lang w:eastAsia="it-IT"/>
+        </w:rPr>
+        <w:t>11</w:t>
+      </w:r>
+    </w:p>
+    <w:p>
+      <w:pPr>
+        <w:spacing w:after="240" w:line="330" w:lineRule="atLeast"/>
+        <w:rPr>
+          <w:lang w:eastAsia="it-IT"/>
+        </w:rPr>
+      </w:pPr>
+    </w:p>
+    <w:p>
+      <w:pPr>
+        <w:spacing w:after="240" w:line="330" w:lineRule="atLeast"/>
+        <w:rPr>
+          <w:rFonts w:ascii="Arial" w:eastAsia="Times New Roman" w:hAnsi="Arial" w:cs="Arial"/>
+          <w:color w:val="000000" w:themeColor="text1"/>
+          <w:sz w:val="24"/>
+          <w:szCs w:val="24"/>
+          <w:lang w:eastAsia="it-IT"/>
+        </w:rPr>
+      </w:pPr>
+      <w:r>
+        <w:rPr>
+          <w:rFonts w:ascii="Arial" w:eastAsia="Times New Roman" w:hAnsi="Arial" w:cs="Arial"/>
+          <w:color w:val="000000" w:themeColor="text1"/>
+          <w:sz w:val="24"/>
+          <w:szCs w:val="24"/>
+          <w:lang w:eastAsia="it-IT"/>
+        </w:rPr>
+        <w:t xml:space="preserve">  </w:t>
+      </w:r>
+    </w:p>
+    <w:p>
+      <w:pPr>
+        <w:spacing w:after="240" w:line="330" w:lineRule="atLeast"/>
         <w:rPr>
           <w:rFonts w:ascii="Arial" w:eastAsia="Times New Roman" w:hAnsi="Arial" w:cs="Arial"/>
           <w:b/>
@@ -2378,9 +3531,7 @@
           <w:szCs w:val="24"/>
           <w:lang w:eastAsia="it-IT"/>
         </w:rPr>
-        <w:t>Prefisso  Esempio</w:t>
-      </w:r>
-      <w:proofErr w:type="gramEnd"/>
+      </w:pPr>
       <w:r>
         <w:rPr>
           <w:rFonts w:ascii="Arial" w:eastAsia="Times New Roman" w:hAnsi="Arial" w:cs="Arial"/>
@@ -2391,59 +3542,7 @@
           <w:szCs w:val="24"/>
           <w:lang w:eastAsia="it-IT"/>
         </w:rPr>
-        <w:t xml:space="preserve"> </w:t>
-      </w:r>
-      <w:proofErr w:type="gramStart"/>
-      <w:r>
-        <w:rPr>
-          <w:rFonts w:ascii="Arial" w:eastAsia="Times New Roman" w:hAnsi="Arial" w:cs="Arial"/>
-          <w:b/>
-          <w:bCs/>
-          <w:color w:val="000000" w:themeColor="text1"/>
-          <w:sz w:val="24"/>
-          <w:szCs w:val="24"/>
-          <w:lang w:eastAsia="it-IT"/>
-        </w:rPr>
-        <w:t>internazionale  Cifre</w:t>
-      </w:r>
-      <w:proofErr w:type="gramEnd"/>
-      <w:r>
-        <w:rPr>
-          <w:rFonts w:ascii="Arial" w:eastAsia="Times New Roman" w:hAnsi="Arial" w:cs="Arial"/>
-          <w:b/>
-          <w:bCs/>
-          <w:color w:val="000000" w:themeColor="text1"/>
-          <w:sz w:val="24"/>
-          <w:szCs w:val="24"/>
-          <w:lang w:eastAsia="it-IT"/>
-        </w:rPr>
-        <w:t xml:space="preserve"> numeriche</w:t>
-      </w:r>
-      <w:proofErr w:type="gramStart"/>
-      <w:r>
-        <w:rPr>
-          <w:rFonts w:ascii="Arial" w:eastAsia="Times New Roman" w:hAnsi="Arial" w:cs="Arial"/>
-          <w:b/>
-          <w:bCs/>
-          <w:color w:val="000000" w:themeColor="text1"/>
-          <w:sz w:val="24"/>
-          <w:szCs w:val="24"/>
-          <w:lang w:eastAsia="it-IT"/>
-        </w:rPr>
-        <w:t>*  Caratteri</w:t>
-      </w:r>
-      <w:proofErr w:type="gramEnd"/>
-      <w:r>
-        <w:rPr>
-          <w:rFonts w:ascii="Arial" w:eastAsia="Times New Roman" w:hAnsi="Arial" w:cs="Arial"/>
-          <w:b/>
-          <w:bCs/>
-          <w:color w:val="000000" w:themeColor="text1"/>
-          <w:sz w:val="24"/>
-          <w:szCs w:val="24"/>
-          <w:lang w:eastAsia="it-IT"/>
-        </w:rPr>
-        <w:t xml:space="preserve"> con +</w:t>
+        <w:t>Struttura EEPROM</w:t>
       </w:r>
     </w:p>
     <w:p>
@@ -2459,123 +3558,13 @@
       </w:pPr>
       <w:r>
         <w:rPr>
-          <w:rFonts w:ascii="Segoe UI Emoji" w:eastAsia="Times New Roman" w:hAnsi="Segoe UI Emoji" w:cs="Segoe UI Emoji"/>
-          <w:color w:val="000000" w:themeColor="text1"/>
-          <w:sz w:val="24"/>
-          <w:szCs w:val="24"/>
-          <w:lang w:eastAsia="it-IT"/>
-        </w:rPr>
-        <w:t>🇮🇹</w:t>
-      </w:r>
-      <w:r>
-        <w:rPr>
-          <w:rFonts w:ascii="Arial" w:eastAsia="Times New Roman" w:hAnsi="Arial" w:cs="Arial"/>
-          <w:color w:val="000000" w:themeColor="text1"/>
-          <w:sz w:val="24"/>
-          <w:szCs w:val="24"/>
-          <w:lang w:eastAsia="it-IT"/>
-        </w:rPr>
-        <w:t xml:space="preserve"> Italia     </w:t>
-      </w:r>
-      <w:r>
-        <w:rPr>
-          <w:rFonts w:ascii="Arial" w:eastAsia="Times New Roman" w:hAnsi="Arial" w:cs="Arial"/>
-          <w:color w:val="000000" w:themeColor="text1"/>
-          <w:sz w:val="24"/>
-          <w:szCs w:val="24"/>
-          <w:lang w:eastAsia="it-IT"/>
-        </w:rPr>
-        <w:tab/>
-      </w:r>
-      <w:r>
-        <w:rPr>
-          <w:rFonts w:ascii="Arial" w:eastAsia="Times New Roman" w:hAnsi="Arial" w:cs="Arial"/>
-          <w:color w:val="000000" w:themeColor="text1"/>
-          <w:sz w:val="24"/>
-          <w:szCs w:val="24"/>
-          <w:lang w:eastAsia="it-IT"/>
-        </w:rPr>
-        <w:tab/>
-      </w:r>
-      <w:r>
-        <w:rPr>
-          <w:rFonts w:ascii="Arial" w:eastAsia="Times New Roman" w:hAnsi="Arial" w:cs="Arial"/>
-          <w:color w:val="000000" w:themeColor="text1"/>
-          <w:sz w:val="24"/>
-          <w:szCs w:val="24"/>
-          <w:lang w:eastAsia="it-IT"/>
-        </w:rPr>
-        <w:t>+39     +393391255597</w:t>
-      </w:r>
-      <w:r>
-        <w:rPr>
-          <w:rFonts w:ascii="Arial" w:eastAsia="Times New Roman" w:hAnsi="Arial" w:cs="Arial"/>
-          <w:color w:val="000000" w:themeColor="text1"/>
-          <w:sz w:val="24"/>
-          <w:szCs w:val="24"/>
-          <w:lang w:eastAsia="it-IT"/>
-        </w:rPr>
-        <w:tab/>
-      </w:r>
-      <w:r>
-        <w:rPr>
-          <w:rFonts w:ascii="Arial" w:eastAsia="Times New Roman" w:hAnsi="Arial" w:cs="Arial"/>
-          <w:color w:val="000000" w:themeColor="text1"/>
-          <w:sz w:val="24"/>
-          <w:szCs w:val="24"/>
-          <w:lang w:eastAsia="it-IT"/>
-        </w:rPr>
-        <w:tab/>
-      </w:r>
-      <w:r>
-        <w:rPr>
-          <w:rFonts w:ascii="Arial" w:eastAsia="Times New Roman" w:hAnsi="Arial" w:cs="Arial"/>
-          <w:color w:val="000000" w:themeColor="text1"/>
-          <w:sz w:val="24"/>
-          <w:szCs w:val="24"/>
-          <w:lang w:eastAsia="it-IT"/>
-        </w:rPr>
-        <w:tab/>
-      </w:r>
-      <w:r>
-        <w:rPr>
-          <w:rFonts w:ascii="Arial" w:eastAsia="Times New Roman" w:hAnsi="Arial" w:cs="Arial"/>
-          <w:color w:val="000000" w:themeColor="text1"/>
-          <w:sz w:val="24"/>
-          <w:szCs w:val="24"/>
-          <w:lang w:eastAsia="it-IT"/>
-        </w:rPr>
-        <w:t>12</w:t>
-      </w:r>
-      <w:r>
-        <w:rPr>
-          <w:rFonts w:ascii="Arial" w:eastAsia="Times New Roman" w:hAnsi="Arial" w:cs="Arial"/>
-          <w:color w:val="000000" w:themeColor="text1"/>
-          <w:sz w:val="24"/>
-          <w:szCs w:val="24"/>
-          <w:lang w:eastAsia="it-IT"/>
-        </w:rPr>
-        <w:tab/>
-      </w:r>
-      <w:r>
-        <w:rPr>
-          <w:rFonts w:ascii="Arial" w:eastAsia="Times New Roman" w:hAnsi="Arial" w:cs="Arial"/>
-          <w:color w:val="000000" w:themeColor="text1"/>
-          <w:sz w:val="24"/>
-          <w:szCs w:val="24"/>
-          <w:lang w:eastAsia="it-IT"/>
-        </w:rPr>
-        <w:tab/>
-      </w:r>
-      <w:r>
-        <w:rPr>
-          <w:rFonts w:ascii="Arial" w:eastAsia="Times New Roman" w:hAnsi="Arial" w:cs="Arial"/>
-          <w:color w:val="000000" w:themeColor="text1"/>
-          <w:sz w:val="24"/>
-          <w:szCs w:val="24"/>
-          <w:lang w:eastAsia="it-IT"/>
-        </w:rPr>
-        <w:t>13</w:t>
+          <w:rFonts w:ascii="Arial" w:eastAsia="Times New Roman" w:hAnsi="Arial" w:cs="Arial"/>
+          <w:color w:val="000000" w:themeColor="text1"/>
+          <w:sz w:val="24"/>
+          <w:szCs w:val="24"/>
+          <w:lang w:eastAsia="it-IT"/>
+        </w:rPr>
+        <w:t>PIN (5 Char)                    I -F    Profondità</w:t>
       </w:r>
     </w:p>
     <w:p>
@@ -2591,1056 +3580,13 @@
       </w:pPr>
       <w:r>
         <w:rPr>
-          <w:rFonts w:ascii="Segoe UI Emoji" w:eastAsia="Times New Roman" w:hAnsi="Segoe UI Emoji" w:cs="Segoe UI Emoji"/>
-          <w:color w:val="000000" w:themeColor="text1"/>
-          <w:sz w:val="24"/>
-          <w:szCs w:val="24"/>
-          <w:lang w:eastAsia="it-IT"/>
-        </w:rPr>
-        <w:t>🇩🇪</w:t>
-      </w:r>
-      <w:r>
-        <w:rPr>
-          <w:rFonts w:ascii="Arial" w:eastAsia="Times New Roman" w:hAnsi="Arial" w:cs="Arial"/>
-          <w:color w:val="000000" w:themeColor="text1"/>
-          <w:sz w:val="24"/>
-          <w:szCs w:val="24"/>
-          <w:lang w:eastAsia="it-IT"/>
-        </w:rPr>
-        <w:t xml:space="preserve"> Germania </w:t>
-      </w:r>
-      <w:r>
-        <w:rPr>
-          <w:rFonts w:ascii="Arial" w:eastAsia="Times New Roman" w:hAnsi="Arial" w:cs="Arial"/>
-          <w:color w:val="000000" w:themeColor="text1"/>
-          <w:sz w:val="24"/>
-          <w:szCs w:val="24"/>
-          <w:lang w:eastAsia="it-IT"/>
-        </w:rPr>
-        <w:tab/>
-      </w:r>
-      <w:r>
-        <w:rPr>
-          <w:rFonts w:ascii="Arial" w:eastAsia="Times New Roman" w:hAnsi="Arial" w:cs="Arial"/>
-          <w:color w:val="000000" w:themeColor="text1"/>
-          <w:sz w:val="24"/>
-          <w:szCs w:val="24"/>
-          <w:lang w:eastAsia="it-IT"/>
-        </w:rPr>
-        <w:t>+49     +4915123456789</w:t>
-      </w:r>
-      <w:r>
-        <w:rPr>
-          <w:rFonts w:ascii="Arial" w:eastAsia="Times New Roman" w:hAnsi="Arial" w:cs="Arial"/>
-          <w:color w:val="000000" w:themeColor="text1"/>
-          <w:sz w:val="24"/>
-          <w:szCs w:val="24"/>
-          <w:lang w:eastAsia="it-IT"/>
-        </w:rPr>
-        <w:tab/>
-      </w:r>
-      <w:r>
-        <w:rPr>
-          <w:rFonts w:ascii="Arial" w:eastAsia="Times New Roman" w:hAnsi="Arial" w:cs="Arial"/>
-          <w:color w:val="000000" w:themeColor="text1"/>
-          <w:sz w:val="24"/>
-          <w:szCs w:val="24"/>
-          <w:lang w:eastAsia="it-IT"/>
-        </w:rPr>
-        <w:tab/>
-      </w:r>
-      <w:r>
-        <w:rPr>
-          <w:rFonts w:ascii="Arial" w:eastAsia="Times New Roman" w:hAnsi="Arial" w:cs="Arial"/>
-          <w:color w:val="000000" w:themeColor="text1"/>
-          <w:sz w:val="24"/>
-          <w:szCs w:val="24"/>
-          <w:lang w:eastAsia="it-IT"/>
-        </w:rPr>
-        <w:tab/>
-      </w:r>
-      <w:r>
-        <w:rPr>
-          <w:rFonts w:ascii="Arial" w:eastAsia="Times New Roman" w:hAnsi="Arial" w:cs="Arial"/>
-          <w:color w:val="000000" w:themeColor="text1"/>
-          <w:sz w:val="24"/>
-          <w:szCs w:val="24"/>
-          <w:lang w:eastAsia="it-IT"/>
-        </w:rPr>
-        <w:t>13              </w:t>
-      </w:r>
-      <w:r>
-        <w:rPr>
-          <w:rFonts w:ascii="Arial" w:eastAsia="Times New Roman" w:hAnsi="Arial" w:cs="Arial"/>
-          <w:color w:val="000000" w:themeColor="text1"/>
-          <w:sz w:val="24"/>
-          <w:szCs w:val="24"/>
-          <w:lang w:eastAsia="it-IT"/>
-        </w:rPr>
-        <w:tab/>
-      </w:r>
-      <w:r>
-        <w:rPr>
-          <w:rFonts w:ascii="Arial" w:eastAsia="Times New Roman" w:hAnsi="Arial" w:cs="Arial"/>
-          <w:color w:val="000000" w:themeColor="text1"/>
-          <w:sz w:val="24"/>
-          <w:szCs w:val="24"/>
-          <w:lang w:eastAsia="it-IT"/>
-        </w:rPr>
-        <w:t>14</w:t>
-      </w:r>
-    </w:p>
-    <w:p>
-      <w:pPr>
-        <w:spacing w:after="240" w:line="330" w:lineRule="atLeast"/>
-        <w:rPr>
-          <w:rFonts w:ascii="Arial" w:eastAsia="Times New Roman" w:hAnsi="Arial" w:cs="Arial"/>
-          <w:color w:val="000000" w:themeColor="text1"/>
-          <w:sz w:val="24"/>
-          <w:szCs w:val="24"/>
-          <w:lang w:eastAsia="it-IT"/>
-        </w:rPr>
-      </w:pPr>
-      <w:r>
-        <w:rPr>
-          <w:rFonts w:ascii="Segoe UI Emoji" w:eastAsia="Times New Roman" w:hAnsi="Segoe UI Emoji" w:cs="Segoe UI Emoji"/>
-          <w:color w:val="000000" w:themeColor="text1"/>
-          <w:sz w:val="24"/>
-          <w:szCs w:val="24"/>
-          <w:lang w:eastAsia="it-IT"/>
-        </w:rPr>
-        <w:t>🇸🇪</w:t>
-      </w:r>
-      <w:r>
-        <w:rPr>
-          <w:rFonts w:ascii="Arial" w:eastAsia="Times New Roman" w:hAnsi="Arial" w:cs="Arial"/>
-          <w:color w:val="000000" w:themeColor="text1"/>
-          <w:sz w:val="24"/>
-          <w:szCs w:val="24"/>
-          <w:lang w:eastAsia="it-IT"/>
-        </w:rPr>
-        <w:t xml:space="preserve"> Svezia     </w:t>
-      </w:r>
-      <w:r>
-        <w:rPr>
-          <w:rFonts w:ascii="Arial" w:eastAsia="Times New Roman" w:hAnsi="Arial" w:cs="Arial"/>
-          <w:color w:val="000000" w:themeColor="text1"/>
-          <w:sz w:val="24"/>
-          <w:szCs w:val="24"/>
-          <w:lang w:eastAsia="it-IT"/>
-        </w:rPr>
-        <w:tab/>
-      </w:r>
-      <w:r>
-        <w:rPr>
-          <w:rFonts w:ascii="Arial" w:eastAsia="Times New Roman" w:hAnsi="Arial" w:cs="Arial"/>
-          <w:color w:val="000000" w:themeColor="text1"/>
-          <w:sz w:val="24"/>
-          <w:szCs w:val="24"/>
-          <w:lang w:eastAsia="it-IT"/>
-        </w:rPr>
-        <w:tab/>
-      </w:r>
-      <w:r>
-        <w:rPr>
-          <w:rFonts w:ascii="Arial" w:eastAsia="Times New Roman" w:hAnsi="Arial" w:cs="Arial"/>
-          <w:color w:val="000000" w:themeColor="text1"/>
-          <w:sz w:val="24"/>
-          <w:szCs w:val="24"/>
-          <w:lang w:eastAsia="it-IT"/>
-        </w:rPr>
-        <w:t>+46     +46701234567</w:t>
-      </w:r>
-      <w:r>
-        <w:rPr>
-          <w:rFonts w:ascii="Arial" w:eastAsia="Times New Roman" w:hAnsi="Arial" w:cs="Arial"/>
-          <w:color w:val="000000" w:themeColor="text1"/>
-          <w:sz w:val="24"/>
-          <w:szCs w:val="24"/>
-          <w:lang w:eastAsia="it-IT"/>
-        </w:rPr>
-        <w:tab/>
-      </w:r>
-      <w:r>
-        <w:rPr>
-          <w:rFonts w:ascii="Arial" w:eastAsia="Times New Roman" w:hAnsi="Arial" w:cs="Arial"/>
-          <w:color w:val="000000" w:themeColor="text1"/>
-          <w:sz w:val="24"/>
-          <w:szCs w:val="24"/>
-          <w:lang w:eastAsia="it-IT"/>
-        </w:rPr>
-        <w:tab/>
-      </w:r>
-      <w:r>
-        <w:rPr>
-          <w:rFonts w:ascii="Arial" w:eastAsia="Times New Roman" w:hAnsi="Arial" w:cs="Arial"/>
-          <w:color w:val="000000" w:themeColor="text1"/>
-          <w:sz w:val="24"/>
-          <w:szCs w:val="24"/>
-          <w:lang w:eastAsia="it-IT"/>
-        </w:rPr>
-        <w:tab/>
-      </w:r>
-      <w:r>
-        <w:rPr>
-          <w:rFonts w:ascii="Arial" w:eastAsia="Times New Roman" w:hAnsi="Arial" w:cs="Arial"/>
-          <w:color w:val="000000" w:themeColor="text1"/>
-          <w:sz w:val="24"/>
-          <w:szCs w:val="24"/>
-          <w:lang w:eastAsia="it-IT"/>
-        </w:rPr>
-        <w:t>11              </w:t>
-      </w:r>
-      <w:r>
-        <w:rPr>
-          <w:rFonts w:ascii="Arial" w:eastAsia="Times New Roman" w:hAnsi="Arial" w:cs="Arial"/>
-          <w:color w:val="000000" w:themeColor="text1"/>
-          <w:sz w:val="24"/>
-          <w:szCs w:val="24"/>
-          <w:lang w:eastAsia="it-IT"/>
-        </w:rPr>
-        <w:tab/>
-      </w:r>
-      <w:r>
-        <w:rPr>
-          <w:rFonts w:ascii="Arial" w:eastAsia="Times New Roman" w:hAnsi="Arial" w:cs="Arial"/>
-          <w:color w:val="000000" w:themeColor="text1"/>
-          <w:sz w:val="24"/>
-          <w:szCs w:val="24"/>
-          <w:lang w:eastAsia="it-IT"/>
-        </w:rPr>
-        <w:t>12</w:t>
-      </w:r>
-    </w:p>
-    <w:p>
-      <w:pPr>
-        <w:spacing w:after="240" w:line="330" w:lineRule="atLeast"/>
-        <w:rPr>
-          <w:rFonts w:ascii="Arial" w:eastAsia="Times New Roman" w:hAnsi="Arial" w:cs="Arial"/>
-          <w:color w:val="000000" w:themeColor="text1"/>
-          <w:sz w:val="24"/>
-          <w:szCs w:val="24"/>
-          <w:lang w:eastAsia="it-IT"/>
-        </w:rPr>
-      </w:pPr>
-      <w:r>
-        <w:rPr>
-          <w:rFonts w:ascii="Segoe UI Emoji" w:eastAsia="Times New Roman" w:hAnsi="Segoe UI Emoji" w:cs="Segoe UI Emoji"/>
-          <w:color w:val="000000" w:themeColor="text1"/>
-          <w:sz w:val="24"/>
-          <w:szCs w:val="24"/>
-          <w:lang w:eastAsia="it-IT"/>
-        </w:rPr>
-        <w:t>🇫🇮</w:t>
-      </w:r>
-      <w:r>
-        <w:rPr>
-          <w:rFonts w:ascii="Arial" w:eastAsia="Times New Roman" w:hAnsi="Arial" w:cs="Arial"/>
-          <w:color w:val="000000" w:themeColor="text1"/>
-          <w:sz w:val="24"/>
-          <w:szCs w:val="24"/>
-          <w:lang w:eastAsia="it-IT"/>
-        </w:rPr>
-        <w:t xml:space="preserve"> Finlandia</w:t>
-      </w:r>
-      <w:r>
-        <w:rPr>
-          <w:rFonts w:ascii="Arial" w:eastAsia="Times New Roman" w:hAnsi="Arial" w:cs="Arial"/>
-          <w:color w:val="000000" w:themeColor="text1"/>
-          <w:sz w:val="24"/>
-          <w:szCs w:val="24"/>
-          <w:lang w:eastAsia="it-IT"/>
-        </w:rPr>
-        <w:tab/>
-      </w:r>
-      <w:r>
-        <w:rPr>
-          <w:rFonts w:ascii="Arial" w:eastAsia="Times New Roman" w:hAnsi="Arial" w:cs="Arial"/>
-          <w:color w:val="000000" w:themeColor="text1"/>
-          <w:sz w:val="24"/>
-          <w:szCs w:val="24"/>
-          <w:lang w:eastAsia="it-IT"/>
-        </w:rPr>
-        <w:tab/>
-      </w:r>
-      <w:r>
-        <w:rPr>
-          <w:rFonts w:ascii="Arial" w:eastAsia="Times New Roman" w:hAnsi="Arial" w:cs="Arial"/>
-          <w:color w:val="000000" w:themeColor="text1"/>
-          <w:sz w:val="24"/>
-          <w:szCs w:val="24"/>
-          <w:lang w:eastAsia="it-IT"/>
-        </w:rPr>
-        <w:t>+</w:t>
-      </w:r>
-      <w:proofErr w:type="gramStart"/>
-      <w:r>
-        <w:rPr>
-          <w:rFonts w:ascii="Arial" w:eastAsia="Times New Roman" w:hAnsi="Arial" w:cs="Arial"/>
-          <w:color w:val="000000" w:themeColor="text1"/>
-          <w:sz w:val="24"/>
-          <w:szCs w:val="24"/>
-          <w:lang w:eastAsia="it-IT"/>
-        </w:rPr>
-        <w:t>358  +</w:t>
-      </w:r>
-      <w:proofErr w:type="gramEnd"/>
-      <w:r>
-        <w:rPr>
-          <w:rFonts w:ascii="Arial" w:eastAsia="Times New Roman" w:hAnsi="Arial" w:cs="Arial"/>
-          <w:color w:val="000000" w:themeColor="text1"/>
-          <w:sz w:val="24"/>
-          <w:szCs w:val="24"/>
-          <w:lang w:eastAsia="it-IT"/>
-        </w:rPr>
-        <w:t>358451234567</w:t>
-      </w:r>
-      <w:r>
-        <w:rPr>
-          <w:rFonts w:ascii="Arial" w:eastAsia="Times New Roman" w:hAnsi="Arial" w:cs="Arial"/>
-          <w:color w:val="000000" w:themeColor="text1"/>
-          <w:sz w:val="24"/>
-          <w:szCs w:val="24"/>
-          <w:lang w:eastAsia="it-IT"/>
-        </w:rPr>
-        <w:tab/>
-      </w:r>
-      <w:r>
-        <w:rPr>
-          <w:rFonts w:ascii="Arial" w:eastAsia="Times New Roman" w:hAnsi="Arial" w:cs="Arial"/>
-          <w:color w:val="000000" w:themeColor="text1"/>
-          <w:sz w:val="24"/>
-          <w:szCs w:val="24"/>
-          <w:lang w:eastAsia="it-IT"/>
-        </w:rPr>
-        <w:tab/>
-      </w:r>
-      <w:r>
-        <w:rPr>
-          <w:rFonts w:ascii="Arial" w:eastAsia="Times New Roman" w:hAnsi="Arial" w:cs="Arial"/>
-          <w:color w:val="000000" w:themeColor="text1"/>
-          <w:sz w:val="24"/>
-          <w:szCs w:val="24"/>
-          <w:lang w:eastAsia="it-IT"/>
-        </w:rPr>
-        <w:tab/>
-      </w:r>
-      <w:r>
-        <w:rPr>
-          <w:rFonts w:ascii="Arial" w:eastAsia="Times New Roman" w:hAnsi="Arial" w:cs="Arial"/>
-          <w:color w:val="000000" w:themeColor="text1"/>
-          <w:sz w:val="24"/>
-          <w:szCs w:val="24"/>
-          <w:lang w:eastAsia="it-IT"/>
-        </w:rPr>
-        <w:t>12              </w:t>
-      </w:r>
-      <w:r>
-        <w:rPr>
-          <w:rFonts w:ascii="Arial" w:eastAsia="Times New Roman" w:hAnsi="Arial" w:cs="Arial"/>
-          <w:color w:val="000000" w:themeColor="text1"/>
-          <w:sz w:val="24"/>
-          <w:szCs w:val="24"/>
-          <w:lang w:eastAsia="it-IT"/>
-        </w:rPr>
-        <w:tab/>
-      </w:r>
-      <w:r>
-        <w:rPr>
-          <w:rFonts w:ascii="Arial" w:eastAsia="Times New Roman" w:hAnsi="Arial" w:cs="Arial"/>
-          <w:color w:val="000000" w:themeColor="text1"/>
-          <w:sz w:val="24"/>
-          <w:szCs w:val="24"/>
-          <w:lang w:eastAsia="it-IT"/>
-        </w:rPr>
-        <w:t>13</w:t>
-      </w:r>
-    </w:p>
-    <w:p>
-      <w:pPr>
-        <w:spacing w:after="240" w:line="330" w:lineRule="atLeast"/>
-        <w:rPr>
-          <w:rFonts w:ascii="Arial" w:eastAsia="Times New Roman" w:hAnsi="Arial" w:cs="Arial"/>
-          <w:color w:val="000000" w:themeColor="text1"/>
-          <w:sz w:val="24"/>
-          <w:szCs w:val="24"/>
-          <w:lang w:eastAsia="it-IT"/>
-        </w:rPr>
-      </w:pPr>
-      <w:r>
-        <w:rPr>
-          <w:rFonts w:ascii="Segoe UI Emoji" w:eastAsia="Times New Roman" w:hAnsi="Segoe UI Emoji" w:cs="Segoe UI Emoji"/>
-          <w:color w:val="000000" w:themeColor="text1"/>
-          <w:sz w:val="24"/>
-          <w:szCs w:val="24"/>
-          <w:lang w:eastAsia="it-IT"/>
-        </w:rPr>
-        <w:t>🇮🇸</w:t>
-      </w:r>
-      <w:r>
-        <w:rPr>
-          <w:rFonts w:ascii="Arial" w:eastAsia="Times New Roman" w:hAnsi="Arial" w:cs="Arial"/>
-          <w:color w:val="000000" w:themeColor="text1"/>
-          <w:sz w:val="24"/>
-          <w:szCs w:val="24"/>
-          <w:lang w:eastAsia="it-IT"/>
-        </w:rPr>
-        <w:t xml:space="preserve"> Islanda</w:t>
-      </w:r>
-      <w:r>
-        <w:rPr>
-          <w:rFonts w:ascii="Arial" w:eastAsia="Times New Roman" w:hAnsi="Arial" w:cs="Arial"/>
-          <w:color w:val="000000" w:themeColor="text1"/>
-          <w:sz w:val="24"/>
-          <w:szCs w:val="24"/>
-          <w:lang w:eastAsia="it-IT"/>
-        </w:rPr>
-        <w:tab/>
-      </w:r>
-      <w:r>
-        <w:rPr>
-          <w:rFonts w:ascii="Arial" w:eastAsia="Times New Roman" w:hAnsi="Arial" w:cs="Arial"/>
-          <w:color w:val="000000" w:themeColor="text1"/>
-          <w:sz w:val="24"/>
-          <w:szCs w:val="24"/>
-          <w:lang w:eastAsia="it-IT"/>
-        </w:rPr>
-        <w:tab/>
-      </w:r>
-      <w:r>
-        <w:rPr>
-          <w:rFonts w:ascii="Arial" w:eastAsia="Times New Roman" w:hAnsi="Arial" w:cs="Arial"/>
-          <w:color w:val="000000" w:themeColor="text1"/>
-          <w:sz w:val="24"/>
-          <w:szCs w:val="24"/>
-          <w:lang w:eastAsia="it-IT"/>
-        </w:rPr>
-        <w:t>+354</w:t>
-      </w:r>
-      <w:r>
-        <w:rPr>
-          <w:rFonts w:ascii="Arial" w:eastAsia="Times New Roman" w:hAnsi="Arial" w:cs="Arial"/>
-          <w:color w:val="000000" w:themeColor="text1"/>
-          <w:sz w:val="24"/>
-          <w:szCs w:val="24"/>
-          <w:lang w:eastAsia="it-IT"/>
-        </w:rPr>
-        <w:tab/>
-        <w:t>+354 611 1234</w:t>
-      </w:r>
-      <w:r>
-        <w:rPr>
-          <w:rFonts w:ascii="Arial" w:eastAsia="Times New Roman" w:hAnsi="Arial" w:cs="Arial"/>
-          <w:color w:val="000000" w:themeColor="text1"/>
-          <w:sz w:val="24"/>
-          <w:szCs w:val="24"/>
-          <w:lang w:eastAsia="it-IT"/>
-        </w:rPr>
-        <w:tab/>
-      </w:r>
-      <w:r>
-        <w:rPr>
-          <w:rFonts w:ascii="Arial" w:eastAsia="Times New Roman" w:hAnsi="Arial" w:cs="Arial"/>
-          <w:color w:val="000000" w:themeColor="text1"/>
-          <w:sz w:val="24"/>
-          <w:szCs w:val="24"/>
-          <w:lang w:eastAsia="it-IT"/>
-        </w:rPr>
-        <w:tab/>
-      </w:r>
-      <w:r>
-        <w:rPr>
-          <w:rFonts w:ascii="Arial" w:eastAsia="Times New Roman" w:hAnsi="Arial" w:cs="Arial"/>
-          <w:color w:val="000000" w:themeColor="text1"/>
-          <w:sz w:val="24"/>
-          <w:szCs w:val="24"/>
-          <w:lang w:eastAsia="it-IT"/>
-        </w:rPr>
-        <w:tab/>
-      </w:r>
-      <w:r>
-        <w:rPr>
-          <w:rFonts w:ascii="Arial" w:eastAsia="Times New Roman" w:hAnsi="Arial" w:cs="Arial"/>
-          <w:color w:val="000000" w:themeColor="text1"/>
-          <w:sz w:val="24"/>
-          <w:szCs w:val="24"/>
-          <w:lang w:eastAsia="it-IT"/>
-        </w:rPr>
-        <w:t xml:space="preserve">10     </w:t>
-      </w:r>
-      <w:r>
-        <w:rPr>
-          <w:rFonts w:ascii="Arial" w:eastAsia="Times New Roman" w:hAnsi="Arial" w:cs="Arial"/>
-          <w:color w:val="000000" w:themeColor="text1"/>
-          <w:sz w:val="24"/>
-          <w:szCs w:val="24"/>
-          <w:lang w:eastAsia="it-IT"/>
-        </w:rPr>
-        <w:tab/>
-      </w:r>
-      <w:r>
-        <w:rPr>
-          <w:rFonts w:ascii="Arial" w:eastAsia="Times New Roman" w:hAnsi="Arial" w:cs="Arial"/>
-          <w:color w:val="000000" w:themeColor="text1"/>
-          <w:sz w:val="24"/>
-          <w:szCs w:val="24"/>
-          <w:lang w:eastAsia="it-IT"/>
-        </w:rPr>
-        <w:tab/>
-      </w:r>
-      <w:r>
-        <w:rPr>
-          <w:rFonts w:ascii="Arial" w:eastAsia="Times New Roman" w:hAnsi="Arial" w:cs="Arial"/>
-          <w:color w:val="000000" w:themeColor="text1"/>
-          <w:sz w:val="24"/>
-          <w:szCs w:val="24"/>
-          <w:lang w:eastAsia="it-IT"/>
-        </w:rPr>
-        <w:t>11</w:t>
-      </w:r>
-    </w:p>
-    <w:p>
-      <w:pPr>
-        <w:spacing w:after="240" w:line="330" w:lineRule="atLeast"/>
-        <w:rPr>
-          <w:rFonts w:ascii="Arial" w:eastAsia="Times New Roman" w:hAnsi="Arial" w:cs="Arial"/>
-          <w:color w:val="000000" w:themeColor="text1"/>
-          <w:sz w:val="24"/>
-          <w:szCs w:val="24"/>
-          <w:lang w:eastAsia="it-IT"/>
-        </w:rPr>
-      </w:pPr>
-      <w:r>
-        <w:rPr>
-          <w:rFonts w:ascii="Segoe UI Emoji" w:eastAsia="Times New Roman" w:hAnsi="Segoe UI Emoji" w:cs="Segoe UI Emoji"/>
-          <w:color w:val="000000" w:themeColor="text1"/>
-          <w:sz w:val="24"/>
-          <w:szCs w:val="24"/>
-          <w:lang w:eastAsia="it-IT"/>
-        </w:rPr>
-        <w:t>🇳🇴</w:t>
-      </w:r>
-      <w:r>
-        <w:rPr>
-          <w:rFonts w:ascii="Arial" w:eastAsia="Times New Roman" w:hAnsi="Arial" w:cs="Arial"/>
-          <w:color w:val="000000" w:themeColor="text1"/>
-          <w:sz w:val="24"/>
-          <w:szCs w:val="24"/>
-          <w:lang w:eastAsia="it-IT"/>
-        </w:rPr>
-        <w:t xml:space="preserve"> Norvegia</w:t>
-      </w:r>
-      <w:r>
-        <w:rPr>
-          <w:rFonts w:ascii="Arial" w:eastAsia="Times New Roman" w:hAnsi="Arial" w:cs="Arial"/>
-          <w:color w:val="000000" w:themeColor="text1"/>
-          <w:sz w:val="24"/>
-          <w:szCs w:val="24"/>
-          <w:lang w:eastAsia="it-IT"/>
-        </w:rPr>
-        <w:tab/>
-      </w:r>
-      <w:r>
-        <w:rPr>
-          <w:rFonts w:ascii="Arial" w:eastAsia="Times New Roman" w:hAnsi="Arial" w:cs="Arial"/>
-          <w:color w:val="000000" w:themeColor="text1"/>
-          <w:sz w:val="24"/>
-          <w:szCs w:val="24"/>
-          <w:lang w:eastAsia="it-IT"/>
-        </w:rPr>
-        <w:tab/>
-      </w:r>
-      <w:r>
-        <w:rPr>
-          <w:rFonts w:ascii="Arial" w:eastAsia="Times New Roman" w:hAnsi="Arial" w:cs="Arial"/>
-          <w:color w:val="000000" w:themeColor="text1"/>
-          <w:sz w:val="24"/>
-          <w:szCs w:val="24"/>
-          <w:lang w:eastAsia="it-IT"/>
-        </w:rPr>
-        <w:t>+47</w:t>
-      </w:r>
-      <w:r>
-        <w:rPr>
-          <w:rFonts w:ascii="Arial" w:eastAsia="Times New Roman" w:hAnsi="Arial" w:cs="Arial"/>
-          <w:color w:val="000000" w:themeColor="text1"/>
-          <w:sz w:val="24"/>
-          <w:szCs w:val="24"/>
-          <w:lang w:eastAsia="it-IT"/>
-        </w:rPr>
-        <w:tab/>
-        <w:t>+47 912 34 567</w:t>
-      </w:r>
-      <w:r>
-        <w:rPr>
-          <w:rFonts w:ascii="Arial" w:eastAsia="Times New Roman" w:hAnsi="Arial" w:cs="Arial"/>
-          <w:color w:val="000000" w:themeColor="text1"/>
-          <w:sz w:val="24"/>
-          <w:szCs w:val="24"/>
-          <w:lang w:eastAsia="it-IT"/>
-        </w:rPr>
-        <w:tab/>
-      </w:r>
-      <w:r>
-        <w:rPr>
-          <w:rFonts w:ascii="Arial" w:eastAsia="Times New Roman" w:hAnsi="Arial" w:cs="Arial"/>
-          <w:color w:val="000000" w:themeColor="text1"/>
-          <w:sz w:val="24"/>
-          <w:szCs w:val="24"/>
-          <w:lang w:eastAsia="it-IT"/>
-        </w:rPr>
-        <w:tab/>
-      </w:r>
-      <w:r>
-        <w:rPr>
-          <w:rFonts w:ascii="Arial" w:eastAsia="Times New Roman" w:hAnsi="Arial" w:cs="Arial"/>
-          <w:color w:val="000000" w:themeColor="text1"/>
-          <w:sz w:val="24"/>
-          <w:szCs w:val="24"/>
-          <w:lang w:eastAsia="it-IT"/>
-        </w:rPr>
-        <w:tab/>
-      </w:r>
-      <w:r>
-        <w:rPr>
-          <w:rFonts w:ascii="Arial" w:eastAsia="Times New Roman" w:hAnsi="Arial" w:cs="Arial"/>
-          <w:color w:val="000000" w:themeColor="text1"/>
-          <w:sz w:val="24"/>
-          <w:szCs w:val="24"/>
-          <w:lang w:eastAsia="it-IT"/>
-        </w:rPr>
-        <w:t xml:space="preserve">10     </w:t>
-      </w:r>
-      <w:r>
-        <w:rPr>
-          <w:rFonts w:ascii="Arial" w:eastAsia="Times New Roman" w:hAnsi="Arial" w:cs="Arial"/>
-          <w:color w:val="000000" w:themeColor="text1"/>
-          <w:sz w:val="24"/>
-          <w:szCs w:val="24"/>
-          <w:lang w:eastAsia="it-IT"/>
-        </w:rPr>
-        <w:tab/>
-      </w:r>
-      <w:r>
-        <w:rPr>
-          <w:rFonts w:ascii="Arial" w:eastAsia="Times New Roman" w:hAnsi="Arial" w:cs="Arial"/>
-          <w:color w:val="000000" w:themeColor="text1"/>
-          <w:sz w:val="24"/>
-          <w:szCs w:val="24"/>
-          <w:lang w:eastAsia="it-IT"/>
-        </w:rPr>
-        <w:tab/>
-      </w:r>
-      <w:r>
-        <w:rPr>
-          <w:rFonts w:ascii="Arial" w:eastAsia="Times New Roman" w:hAnsi="Arial" w:cs="Arial"/>
-          <w:color w:val="000000" w:themeColor="text1"/>
-          <w:sz w:val="24"/>
-          <w:szCs w:val="24"/>
-          <w:lang w:eastAsia="it-IT"/>
-        </w:rPr>
-        <w:t>11</w:t>
-      </w:r>
-    </w:p>
-    <w:p>
-      <w:pPr>
-        <w:spacing w:after="240" w:line="330" w:lineRule="atLeast"/>
-        <w:rPr>
-          <w:rFonts w:ascii="Arial" w:eastAsia="Times New Roman" w:hAnsi="Arial" w:cs="Arial"/>
-          <w:color w:val="000000" w:themeColor="text1"/>
-          <w:sz w:val="24"/>
-          <w:szCs w:val="24"/>
-          <w:lang w:eastAsia="it-IT"/>
-        </w:rPr>
-      </w:pPr>
-      <w:r>
-        <w:rPr>
-          <w:rFonts w:ascii="Segoe UI Emoji" w:eastAsia="Times New Roman" w:hAnsi="Segoe UI Emoji" w:cs="Segoe UI Emoji"/>
-          <w:color w:val="000000" w:themeColor="text1"/>
-          <w:sz w:val="24"/>
-          <w:szCs w:val="24"/>
-          <w:lang w:eastAsia="it-IT"/>
-        </w:rPr>
-        <w:t>🇩🇰</w:t>
-      </w:r>
-      <w:r>
-        <w:rPr>
-          <w:rFonts w:ascii="Arial" w:eastAsia="Times New Roman" w:hAnsi="Arial" w:cs="Arial"/>
-          <w:color w:val="000000" w:themeColor="text1"/>
-          <w:sz w:val="24"/>
-          <w:szCs w:val="24"/>
-          <w:lang w:eastAsia="it-IT"/>
-        </w:rPr>
-        <w:t xml:space="preserve"> Danimarca</w:t>
-      </w:r>
-      <w:r>
-        <w:rPr>
-          <w:rFonts w:ascii="Arial" w:eastAsia="Times New Roman" w:hAnsi="Arial" w:cs="Arial"/>
-          <w:color w:val="000000" w:themeColor="text1"/>
-          <w:sz w:val="24"/>
-          <w:szCs w:val="24"/>
-          <w:lang w:eastAsia="it-IT"/>
-        </w:rPr>
-        <w:tab/>
-      </w:r>
-      <w:r>
-        <w:rPr>
-          <w:rFonts w:ascii="Arial" w:eastAsia="Times New Roman" w:hAnsi="Arial" w:cs="Arial"/>
-          <w:color w:val="000000" w:themeColor="text1"/>
-          <w:sz w:val="24"/>
-          <w:szCs w:val="24"/>
-          <w:lang w:eastAsia="it-IT"/>
-        </w:rPr>
-        <w:t>+45</w:t>
-      </w:r>
-      <w:r>
-        <w:rPr>
-          <w:rFonts w:ascii="Arial" w:eastAsia="Times New Roman" w:hAnsi="Arial" w:cs="Arial"/>
-          <w:color w:val="000000" w:themeColor="text1"/>
-          <w:sz w:val="24"/>
-          <w:szCs w:val="24"/>
-          <w:lang w:eastAsia="it-IT"/>
-        </w:rPr>
-        <w:tab/>
-        <w:t>+45 20 12 34 56</w:t>
-      </w:r>
-      <w:r>
-        <w:rPr>
-          <w:rFonts w:ascii="Arial" w:eastAsia="Times New Roman" w:hAnsi="Arial" w:cs="Arial"/>
-          <w:color w:val="000000" w:themeColor="text1"/>
-          <w:sz w:val="24"/>
-          <w:szCs w:val="24"/>
-          <w:lang w:eastAsia="it-IT"/>
-        </w:rPr>
-        <w:tab/>
-      </w:r>
-      <w:r>
-        <w:rPr>
-          <w:rFonts w:ascii="Arial" w:eastAsia="Times New Roman" w:hAnsi="Arial" w:cs="Arial"/>
-          <w:color w:val="000000" w:themeColor="text1"/>
-          <w:sz w:val="24"/>
-          <w:szCs w:val="24"/>
-          <w:lang w:eastAsia="it-IT"/>
-        </w:rPr>
-        <w:tab/>
-      </w:r>
-      <w:r>
-        <w:rPr>
-          <w:rFonts w:ascii="Arial" w:eastAsia="Times New Roman" w:hAnsi="Arial" w:cs="Arial"/>
-          <w:color w:val="000000" w:themeColor="text1"/>
-          <w:sz w:val="24"/>
-          <w:szCs w:val="24"/>
-          <w:lang w:eastAsia="it-IT"/>
-        </w:rPr>
-        <w:tab/>
-      </w:r>
-      <w:r>
-        <w:rPr>
-          <w:rFonts w:ascii="Arial" w:eastAsia="Times New Roman" w:hAnsi="Arial" w:cs="Arial"/>
-          <w:color w:val="000000" w:themeColor="text1"/>
-          <w:sz w:val="24"/>
-          <w:szCs w:val="24"/>
-          <w:lang w:eastAsia="it-IT"/>
-        </w:rPr>
-        <w:t xml:space="preserve">10     </w:t>
-      </w:r>
-      <w:r>
-        <w:rPr>
-          <w:rFonts w:ascii="Arial" w:eastAsia="Times New Roman" w:hAnsi="Arial" w:cs="Arial"/>
-          <w:color w:val="000000" w:themeColor="text1"/>
-          <w:sz w:val="24"/>
-          <w:szCs w:val="24"/>
-          <w:lang w:eastAsia="it-IT"/>
-        </w:rPr>
-        <w:tab/>
-      </w:r>
-      <w:r>
-        <w:rPr>
-          <w:rFonts w:ascii="Arial" w:eastAsia="Times New Roman" w:hAnsi="Arial" w:cs="Arial"/>
-          <w:color w:val="000000" w:themeColor="text1"/>
-          <w:sz w:val="24"/>
-          <w:szCs w:val="24"/>
-          <w:lang w:eastAsia="it-IT"/>
-        </w:rPr>
-        <w:tab/>
-      </w:r>
-      <w:r>
-        <w:rPr>
-          <w:rFonts w:ascii="Arial" w:eastAsia="Times New Roman" w:hAnsi="Arial" w:cs="Arial"/>
-          <w:color w:val="000000" w:themeColor="text1"/>
-          <w:sz w:val="24"/>
-          <w:szCs w:val="24"/>
-          <w:lang w:eastAsia="it-IT"/>
-        </w:rPr>
-        <w:t>11</w:t>
-      </w:r>
-    </w:p>
-    <w:p>
-      <w:pPr>
-        <w:spacing w:after="240" w:line="330" w:lineRule="atLeast"/>
-        <w:rPr>
-          <w:rFonts w:ascii="Arial" w:eastAsia="Times New Roman" w:hAnsi="Arial" w:cs="Arial"/>
-          <w:color w:val="000000" w:themeColor="text1"/>
-          <w:sz w:val="24"/>
-          <w:szCs w:val="24"/>
-          <w:lang w:eastAsia="it-IT"/>
-        </w:rPr>
-      </w:pPr>
-      <w:r>
-        <w:rPr>
-          <w:rFonts w:ascii="Segoe UI Emoji" w:eastAsia="Times New Roman" w:hAnsi="Segoe UI Emoji" w:cs="Segoe UI Emoji"/>
-          <w:color w:val="000000" w:themeColor="text1"/>
-          <w:sz w:val="24"/>
-          <w:szCs w:val="24"/>
-          <w:lang w:eastAsia="it-IT"/>
-        </w:rPr>
-        <w:t>🇱🇮</w:t>
-      </w:r>
-      <w:r>
-        <w:rPr>
-          <w:rFonts w:ascii="Arial" w:eastAsia="Times New Roman" w:hAnsi="Arial" w:cs="Arial"/>
-          <w:color w:val="000000" w:themeColor="text1"/>
-          <w:sz w:val="24"/>
-          <w:szCs w:val="24"/>
-          <w:lang w:eastAsia="it-IT"/>
-        </w:rPr>
-        <w:t xml:space="preserve"> Liechtenstein</w:t>
-      </w:r>
-      <w:r>
-        <w:rPr>
-          <w:rFonts w:ascii="Arial" w:eastAsia="Times New Roman" w:hAnsi="Arial" w:cs="Arial"/>
-          <w:color w:val="000000" w:themeColor="text1"/>
-          <w:sz w:val="24"/>
-          <w:szCs w:val="24"/>
-          <w:lang w:eastAsia="it-IT"/>
-        </w:rPr>
-        <w:tab/>
-        <w:t>+423</w:t>
-      </w:r>
-      <w:r>
-        <w:rPr>
-          <w:rFonts w:ascii="Arial" w:eastAsia="Times New Roman" w:hAnsi="Arial" w:cs="Arial"/>
-          <w:color w:val="000000" w:themeColor="text1"/>
-          <w:sz w:val="24"/>
-          <w:szCs w:val="24"/>
-          <w:lang w:eastAsia="it-IT"/>
-        </w:rPr>
-        <w:tab/>
-        <w:t>+423 661 12 34</w:t>
-      </w:r>
-      <w:r>
-        <w:rPr>
-          <w:rFonts w:ascii="Arial" w:eastAsia="Times New Roman" w:hAnsi="Arial" w:cs="Arial"/>
-          <w:color w:val="000000" w:themeColor="text1"/>
-          <w:sz w:val="24"/>
-          <w:szCs w:val="24"/>
-          <w:lang w:eastAsia="it-IT"/>
-        </w:rPr>
-        <w:tab/>
-      </w:r>
-      <w:r>
-        <w:rPr>
-          <w:rFonts w:ascii="Arial" w:eastAsia="Times New Roman" w:hAnsi="Arial" w:cs="Arial"/>
-          <w:color w:val="000000" w:themeColor="text1"/>
-          <w:sz w:val="24"/>
-          <w:szCs w:val="24"/>
-          <w:lang w:eastAsia="it-IT"/>
-        </w:rPr>
-        <w:tab/>
-      </w:r>
-      <w:r>
-        <w:rPr>
-          <w:rFonts w:ascii="Arial" w:eastAsia="Times New Roman" w:hAnsi="Arial" w:cs="Arial"/>
-          <w:color w:val="000000" w:themeColor="text1"/>
-          <w:sz w:val="24"/>
-          <w:szCs w:val="24"/>
-          <w:lang w:eastAsia="it-IT"/>
-        </w:rPr>
-        <w:tab/>
-      </w:r>
-      <w:r>
-        <w:rPr>
-          <w:rFonts w:ascii="Arial" w:eastAsia="Times New Roman" w:hAnsi="Arial" w:cs="Arial"/>
-          <w:color w:val="000000" w:themeColor="text1"/>
-          <w:sz w:val="24"/>
-          <w:szCs w:val="24"/>
-          <w:lang w:eastAsia="it-IT"/>
-        </w:rPr>
-        <w:t xml:space="preserve">10     </w:t>
-      </w:r>
-      <w:r>
-        <w:rPr>
-          <w:rFonts w:ascii="Arial" w:eastAsia="Times New Roman" w:hAnsi="Arial" w:cs="Arial"/>
-          <w:color w:val="000000" w:themeColor="text1"/>
-          <w:sz w:val="24"/>
-          <w:szCs w:val="24"/>
-          <w:lang w:eastAsia="it-IT"/>
-        </w:rPr>
-        <w:tab/>
-      </w:r>
-      <w:r>
-        <w:rPr>
-          <w:rFonts w:ascii="Arial" w:eastAsia="Times New Roman" w:hAnsi="Arial" w:cs="Arial"/>
-          <w:color w:val="000000" w:themeColor="text1"/>
-          <w:sz w:val="24"/>
-          <w:szCs w:val="24"/>
-          <w:lang w:eastAsia="it-IT"/>
-        </w:rPr>
-        <w:tab/>
-      </w:r>
-      <w:r>
-        <w:rPr>
-          <w:rFonts w:ascii="Arial" w:eastAsia="Times New Roman" w:hAnsi="Arial" w:cs="Arial"/>
-          <w:color w:val="000000" w:themeColor="text1"/>
-          <w:sz w:val="24"/>
-          <w:szCs w:val="24"/>
-          <w:lang w:eastAsia="it-IT"/>
-        </w:rPr>
-        <w:t>11</w:t>
-      </w:r>
-    </w:p>
-    <w:p>
-      <w:pPr>
-        <w:spacing w:after="240" w:line="330" w:lineRule="atLeast"/>
-        <w:rPr>
-          <w:lang w:eastAsia="it-IT"/>
-        </w:rPr>
-      </w:pPr>
-    </w:p>
-    <w:p>
-      <w:pPr>
-        <w:spacing w:after="240" w:line="330" w:lineRule="atLeast"/>
-        <w:rPr>
-          <w:rFonts w:ascii="Arial" w:eastAsia="Times New Roman" w:hAnsi="Arial" w:cs="Arial"/>
-          <w:color w:val="000000" w:themeColor="text1"/>
-          <w:sz w:val="24"/>
-          <w:szCs w:val="24"/>
-          <w:lang w:eastAsia="it-IT"/>
-        </w:rPr>
-      </w:pPr>
-      <w:r>
-        <w:rPr>
-          <w:rFonts w:ascii="Arial" w:eastAsia="Times New Roman" w:hAnsi="Arial" w:cs="Arial"/>
-          <w:color w:val="000000" w:themeColor="text1"/>
-          <w:sz w:val="24"/>
-          <w:szCs w:val="24"/>
-          <w:lang w:eastAsia="it-IT"/>
-        </w:rPr>
-        <w:t xml:space="preserve">  </w:t>
-      </w:r>
-    </w:p>
-    <w:p>
-      <w:pPr>
-        <w:spacing w:after="240" w:line="330" w:lineRule="atLeast"/>
-        <w:rPr>
-          <w:rFonts w:ascii="Arial" w:eastAsia="Times New Roman" w:hAnsi="Arial" w:cs="Arial"/>
-          <w:b/>
-          <w:bCs/>
-          <w:color w:val="000000" w:themeColor="text1"/>
-          <w:sz w:val="24"/>
-          <w:szCs w:val="24"/>
-          <w:lang w:eastAsia="it-IT"/>
-        </w:rPr>
-      </w:pPr>
-      <w:r>
-        <w:rPr>
-          <w:rFonts w:ascii="Arial" w:eastAsia="Times New Roman" w:hAnsi="Arial" w:cs="Arial"/>
-          <w:b/>
-          <w:bCs/>
-          <w:color w:val="000000" w:themeColor="text1"/>
-          <w:sz w:val="24"/>
-          <w:szCs w:val="24"/>
-          <w:lang w:eastAsia="it-IT"/>
-        </w:rPr>
-        <w:t>Struttura EEPROM</w:t>
-      </w:r>
-    </w:p>
-    <w:p>
-      <w:pPr>
-        <w:spacing w:after="240" w:line="330" w:lineRule="atLeast"/>
-        <w:rPr>
-          <w:rFonts w:ascii="Arial" w:eastAsia="Times New Roman" w:hAnsi="Arial" w:cs="Arial"/>
-          <w:color w:val="000000" w:themeColor="text1"/>
-          <w:sz w:val="24"/>
-          <w:szCs w:val="24"/>
-          <w:lang w:eastAsia="it-IT"/>
-        </w:rPr>
-      </w:pPr>
-      <w:r>
-        <w:rPr>
-          <w:rFonts w:ascii="Arial" w:eastAsia="Times New Roman" w:hAnsi="Arial" w:cs="Arial"/>
-          <w:color w:val="000000" w:themeColor="text1"/>
-          <w:sz w:val="24"/>
-          <w:szCs w:val="24"/>
-          <w:lang w:eastAsia="it-IT"/>
-        </w:rPr>
-        <w:t xml:space="preserve">PIN (5 </w:t>
-      </w:r>
-      <w:proofErr w:type="gramStart"/>
-      <w:r>
-        <w:rPr>
-          <w:rFonts w:ascii="Arial" w:eastAsia="Times New Roman" w:hAnsi="Arial" w:cs="Arial"/>
-          <w:color w:val="000000" w:themeColor="text1"/>
-          <w:sz w:val="24"/>
-          <w:szCs w:val="24"/>
-          <w:lang w:eastAsia="it-IT"/>
-        </w:rPr>
-        <w:t xml:space="preserve">Char)   </w:t>
-      </w:r>
-      <w:proofErr w:type="gramEnd"/>
-      <w:r>
-        <w:rPr>
-          <w:rFonts w:ascii="Arial" w:eastAsia="Times New Roman" w:hAnsi="Arial" w:cs="Arial"/>
-          <w:color w:val="000000" w:themeColor="text1"/>
-          <w:sz w:val="24"/>
-          <w:szCs w:val="24"/>
-          <w:lang w:eastAsia="it-IT"/>
-        </w:rPr>
-        <w:t>                 I -F    Profondità</w:t>
-      </w:r>
-    </w:p>
-    <w:p>
-      <w:pPr>
-        <w:spacing w:after="240" w:line="330" w:lineRule="atLeast"/>
-        <w:rPr>
-          <w:rFonts w:ascii="Arial" w:eastAsia="Times New Roman" w:hAnsi="Arial" w:cs="Arial"/>
-          <w:color w:val="000000" w:themeColor="text1"/>
-          <w:sz w:val="24"/>
-          <w:szCs w:val="24"/>
-          <w:lang w:eastAsia="it-IT"/>
-        </w:rPr>
-      </w:pPr>
-      <w:r>
-        <w:rPr>
-          <w:rFonts w:ascii="Arial" w:eastAsia="Times New Roman" w:hAnsi="Arial" w:cs="Arial"/>
-          <w:color w:val="000000" w:themeColor="text1"/>
-          <w:sz w:val="24"/>
-          <w:szCs w:val="24"/>
-          <w:lang w:eastAsia="it-IT"/>
-        </w:rPr>
-        <w:t>          6      Inizio PIN     06-11   6 (5 cifre+\</w:t>
-      </w:r>
-      <w:proofErr w:type="gramStart"/>
-      <w:r>
-        <w:rPr>
-          <w:rFonts w:ascii="Arial" w:eastAsia="Times New Roman" w:hAnsi="Arial" w:cs="Arial"/>
-          <w:color w:val="000000" w:themeColor="text1"/>
-          <w:sz w:val="24"/>
-          <w:szCs w:val="24"/>
-          <w:lang w:eastAsia="it-IT"/>
-        </w:rPr>
-        <w:t>0)=</w:t>
-      </w:r>
-      <w:proofErr w:type="gramEnd"/>
-      <w:r>
-        <w:rPr>
-          <w:rFonts w:ascii="Arial" w:eastAsia="Times New Roman" w:hAnsi="Arial" w:cs="Arial"/>
-          <w:color w:val="000000" w:themeColor="text1"/>
-          <w:sz w:val="24"/>
-          <w:szCs w:val="24"/>
-          <w:lang w:eastAsia="it-IT"/>
-        </w:rPr>
-        <w:t>6 caratteri</w:t>
+          <w:rFonts w:ascii="Arial" w:eastAsia="Times New Roman" w:hAnsi="Arial" w:cs="Arial"/>
+          <w:color w:val="000000" w:themeColor="text1"/>
+          <w:sz w:val="24"/>
+          <w:szCs w:val="24"/>
+          <w:lang w:eastAsia="it-IT"/>
+        </w:rPr>
+        <w:t>          6      Inizio PIN     06-11   6 (5 cifre+\0)=6 caratteri</w:t>
       </w:r>
     </w:p>
     <w:p>
@@ -3936,51 +3882,7 @@
           <w:szCs w:val="24"/>
           <w:lang w:eastAsia="it-IT"/>
         </w:rPr>
-        <w:t xml:space="preserve">0 12+0 12   Inizio MASTER   12-27     </w:t>
-      </w:r>
-      <w:proofErr w:type="gramStart"/>
-      <w:r>
-        <w:rPr>
-          <w:rFonts w:ascii="Arial" w:eastAsia="Times New Roman" w:hAnsi="Arial" w:cs="Arial"/>
-          <w:color w:val="000000" w:themeColor="text1"/>
-          <w:sz w:val="24"/>
-          <w:szCs w:val="24"/>
-          <w:lang w:eastAsia="it-IT"/>
-        </w:rPr>
-        <w:t>16  (</w:t>
-      </w:r>
-      <w:proofErr w:type="gramEnd"/>
-      <w:r>
-        <w:rPr>
-          <w:rFonts w:ascii="Arial" w:eastAsia="Times New Roman" w:hAnsi="Arial" w:cs="Arial"/>
-          <w:color w:val="000000" w:themeColor="text1"/>
-          <w:sz w:val="24"/>
-          <w:szCs w:val="24"/>
-          <w:lang w:eastAsia="it-IT"/>
-        </w:rPr>
-        <w:t>14 cifre+"+"+"\0</w:t>
-      </w:r>
-      <w:proofErr w:type="gramStart"/>
-      <w:r>
-        <w:rPr>
-          <w:rFonts w:ascii="Arial" w:eastAsia="Times New Roman" w:hAnsi="Arial" w:cs="Arial"/>
-          <w:color w:val="000000" w:themeColor="text1"/>
-          <w:sz w:val="24"/>
-          <w:szCs w:val="24"/>
-          <w:lang w:eastAsia="it-IT"/>
-        </w:rPr>
-        <w:t>")=</w:t>
-      </w:r>
-      <w:proofErr w:type="gramEnd"/>
-      <w:r>
-        <w:rPr>
-          <w:rFonts w:ascii="Arial" w:eastAsia="Times New Roman" w:hAnsi="Arial" w:cs="Arial"/>
-          <w:color w:val="000000" w:themeColor="text1"/>
-          <w:sz w:val="24"/>
-          <w:szCs w:val="24"/>
-          <w:lang w:eastAsia="it-IT"/>
-        </w:rPr>
-        <w:t>16 caratteri</w:t>
+        <w:t>0 12+0 12   Inizio MASTER   12-27     16  (14 cifre+"+"+"\0")=16 caratteri</w:t>
       </w:r>
     </w:p>
     <w:p>
@@ -4003,29 +3905,7 @@
           <w:lang w:eastAsia="it-IT"/>
         </w:rPr>
         <w:lastRenderedPageBreak/>
-        <w:t xml:space="preserve">1 12+16 </w:t>
-      </w:r>
-      <w:proofErr w:type="gramStart"/>
-      <w:r>
-        <w:rPr>
-          <w:rFonts w:ascii="Arial" w:eastAsia="Times New Roman" w:hAnsi="Arial" w:cs="Arial"/>
-          <w:color w:val="000000" w:themeColor="text1"/>
-          <w:sz w:val="24"/>
-          <w:szCs w:val="24"/>
-          <w:lang w:eastAsia="it-IT"/>
-        </w:rPr>
-        <w:t>28  Inizio</w:t>
-      </w:r>
-      <w:proofErr w:type="gramEnd"/>
-      <w:r>
-        <w:rPr>
-          <w:rFonts w:ascii="Arial" w:eastAsia="Times New Roman" w:hAnsi="Arial" w:cs="Arial"/>
-          <w:color w:val="000000" w:themeColor="text1"/>
-          <w:sz w:val="24"/>
-          <w:szCs w:val="24"/>
-          <w:lang w:eastAsia="it-IT"/>
-        </w:rPr>
-        <w:t xml:space="preserve"> A1       28-43     16</w:t>
+        <w:t>1 12+16 28  Inizio A1       28-43     16</w:t>
       </w:r>
     </w:p>
     <w:p>
@@ -4047,29 +3927,7 @@
           <w:szCs w:val="24"/>
           <w:lang w:eastAsia="it-IT"/>
         </w:rPr>
-        <w:t xml:space="preserve">2 12+32 </w:t>
-      </w:r>
-      <w:proofErr w:type="gramStart"/>
-      <w:r>
-        <w:rPr>
-          <w:rFonts w:ascii="Arial" w:eastAsia="Times New Roman" w:hAnsi="Arial" w:cs="Arial"/>
-          <w:color w:val="000000" w:themeColor="text1"/>
-          <w:sz w:val="24"/>
-          <w:szCs w:val="24"/>
-          <w:lang w:eastAsia="it-IT"/>
-        </w:rPr>
-        <w:t>44  Inizio</w:t>
-      </w:r>
-      <w:proofErr w:type="gramEnd"/>
-      <w:r>
-        <w:rPr>
-          <w:rFonts w:ascii="Arial" w:eastAsia="Times New Roman" w:hAnsi="Arial" w:cs="Arial"/>
-          <w:color w:val="000000" w:themeColor="text1"/>
-          <w:sz w:val="24"/>
-          <w:szCs w:val="24"/>
-          <w:lang w:eastAsia="it-IT"/>
-        </w:rPr>
-        <w:t xml:space="preserve"> A2       44-59     16</w:t>
+        <w:t>2 12+32 44  Inizio A2       44-59     16</w:t>
       </w:r>
     </w:p>
     <w:p>
@@ -4091,29 +3949,7 @@
           <w:szCs w:val="24"/>
           <w:lang w:eastAsia="it-IT"/>
         </w:rPr>
-        <w:t xml:space="preserve">3 12+48 </w:t>
-      </w:r>
-      <w:proofErr w:type="gramStart"/>
-      <w:r>
-        <w:rPr>
-          <w:rFonts w:ascii="Arial" w:eastAsia="Times New Roman" w:hAnsi="Arial" w:cs="Arial"/>
-          <w:color w:val="000000" w:themeColor="text1"/>
-          <w:sz w:val="24"/>
-          <w:szCs w:val="24"/>
-          <w:lang w:eastAsia="it-IT"/>
-        </w:rPr>
-        <w:t>60  Inizio</w:t>
-      </w:r>
-      <w:proofErr w:type="gramEnd"/>
-      <w:r>
-        <w:rPr>
-          <w:rFonts w:ascii="Arial" w:eastAsia="Times New Roman" w:hAnsi="Arial" w:cs="Arial"/>
-          <w:color w:val="000000" w:themeColor="text1"/>
-          <w:sz w:val="24"/>
-          <w:szCs w:val="24"/>
-          <w:lang w:eastAsia="it-IT"/>
-        </w:rPr>
-        <w:t xml:space="preserve"> A3       60-75     16</w:t>
+        <w:t>3 12+48 60  Inizio A3       60-75     16</w:t>
       </w:r>
     </w:p>
     <w:p>
@@ -5533,7 +5369,6 @@
           <w:color w:val="00B050"/>
           <w:sz w:val="24"/>
           <w:szCs w:val="24"/>
-          <w:u w:val="single"/>
           <w:lang w:eastAsia="it-IT"/>
         </w:rPr>
       </w:pPr>
@@ -5596,6 +5431,222 @@
           <w:lang w:eastAsia="it-IT"/>
         </w:rPr>
         <w:t>aster</w:t>
+      </w:r>
+    </w:p>
+    <w:p>
+      <w:pPr>
+        <w:spacing w:after="0" w:line="330" w:lineRule="atLeast"/>
+        <w:ind w:left="708"/>
+        <w:rPr>
+          <w:rFonts w:ascii="Arial" w:eastAsia="Times New Roman" w:hAnsi="Arial" w:cs="Arial"/>
+          <w:b/>
+          <w:bCs/>
+          <w:color w:val="00B050"/>
+          <w:sz w:val="24"/>
+          <w:szCs w:val="24"/>
+          <w:lang w:eastAsia="it-IT"/>
+        </w:rPr>
+      </w:pPr>
+    </w:p>
+    <w:p>
+      <w:pPr>
+        <w:spacing w:after="0" w:line="330" w:lineRule="atLeast"/>
+        <w:ind w:left="708"/>
+        <w:rPr>
+          <w:rFonts w:ascii="Arial" w:eastAsia="Times New Roman" w:hAnsi="Arial" w:cs="Arial"/>
+          <w:color w:val="000000" w:themeColor="text1"/>
+          <w:sz w:val="24"/>
+          <w:szCs w:val="24"/>
+          <w:lang w:eastAsia="it-IT"/>
+        </w:rPr>
+      </w:pPr>
+      <w:r>
+        <w:rPr>
+          <w:rFonts w:ascii="Arial" w:eastAsia="Times New Roman" w:hAnsi="Arial" w:cs="Arial"/>
+          <w:color w:val="000000" w:themeColor="text1"/>
+          <w:sz w:val="24"/>
+          <w:szCs w:val="24"/>
+          <w:lang w:eastAsia="it-IT"/>
+        </w:rPr>
+        <w:t xml:space="preserve">- </w:t>
+      </w:r>
+      <w:r>
+        <w:rPr>
+          <w:rFonts w:ascii="Arial" w:eastAsia="Times New Roman" w:hAnsi="Arial" w:cs="Arial"/>
+          <w:b/>
+          <w:bCs/>
+          <w:color w:val="000000" w:themeColor="text1"/>
+          <w:sz w:val="24"/>
+          <w:szCs w:val="24"/>
+          <w:lang w:eastAsia="it-IT"/>
+        </w:rPr>
+        <w:t>I</w:t>
+      </w:r>
+      <w:r>
+        <w:rPr>
+          <w:rFonts w:ascii="Arial" w:eastAsia="Times New Roman" w:hAnsi="Arial" w:cs="Arial"/>
+          <w:color w:val="000000" w:themeColor="text1"/>
+          <w:sz w:val="24"/>
+          <w:szCs w:val="24"/>
+          <w:lang w:eastAsia="it-IT"/>
+        </w:rPr>
+        <w:t xml:space="preserve"> </w:t>
+      </w:r>
+      <w:r>
+        <w:rPr>
+          <w:rFonts w:ascii="Arial" w:eastAsia="Times New Roman" w:hAnsi="Arial" w:cs="Arial"/>
+          <w:color w:val="000000" w:themeColor="text1"/>
+          <w:sz w:val="24"/>
+          <w:szCs w:val="24"/>
+          <w:lang w:eastAsia="it-IT"/>
+        </w:rPr>
+        <w:t xml:space="preserve">Credito Residuo e </w:t>
+      </w:r>
+      <w:proofErr w:type="spellStart"/>
+      <w:r>
+        <w:rPr>
+          <w:rFonts w:ascii="Arial" w:eastAsia="Times New Roman" w:hAnsi="Arial" w:cs="Arial"/>
+          <w:color w:val="000000" w:themeColor="text1"/>
+          <w:sz w:val="24"/>
+          <w:szCs w:val="24"/>
+          <w:lang w:eastAsia="it-IT"/>
+        </w:rPr>
+        <w:t>Scadebza</w:t>
+      </w:r>
+      <w:proofErr w:type="spellEnd"/>
+      <w:r>
+        <w:rPr>
+          <w:rFonts w:ascii="Arial" w:eastAsia="Times New Roman" w:hAnsi="Arial" w:cs="Arial"/>
+          <w:color w:val="000000" w:themeColor="text1"/>
+          <w:sz w:val="24"/>
+          <w:szCs w:val="24"/>
+          <w:lang w:eastAsia="it-IT"/>
+        </w:rPr>
+        <w:t xml:space="preserve"> SIM</w:t>
+      </w:r>
+    </w:p>
+    <w:p>
+      <w:pPr>
+        <w:spacing w:after="0" w:line="330" w:lineRule="atLeast"/>
+        <w:ind w:left="708"/>
+        <w:rPr>
+          <w:rFonts w:ascii="Arial" w:eastAsia="Times New Roman" w:hAnsi="Arial" w:cs="Arial"/>
+          <w:b/>
+          <w:bCs/>
+          <w:color w:val="00B050"/>
+          <w:sz w:val="24"/>
+          <w:szCs w:val="24"/>
+          <w:u w:val="single"/>
+          <w:lang w:eastAsia="it-IT"/>
+        </w:rPr>
+      </w:pPr>
+      <w:r>
+        <w:rPr>
+          <w:rFonts w:ascii="Arial" w:eastAsia="Times New Roman" w:hAnsi="Arial" w:cs="Arial"/>
+          <w:b/>
+          <w:bCs/>
+          <w:color w:val="00B050"/>
+          <w:sz w:val="24"/>
+          <w:szCs w:val="24"/>
+          <w:lang w:eastAsia="it-IT"/>
+        </w:rPr>
+        <w:t xml:space="preserve">- </w:t>
+      </w:r>
+      <w:r>
+        <w:rPr>
+          <w:rFonts w:ascii="Arial" w:eastAsia="Times New Roman" w:hAnsi="Arial" w:cs="Arial"/>
+          <w:b/>
+          <w:bCs/>
+          <w:color w:val="00B050"/>
+          <w:sz w:val="24"/>
+          <w:szCs w:val="24"/>
+          <w:lang w:eastAsia="it-IT"/>
+        </w:rPr>
+        <w:t>S</w:t>
+      </w:r>
+      <w:r>
+        <w:rPr>
+          <w:rFonts w:ascii="Arial" w:eastAsia="Times New Roman" w:hAnsi="Arial" w:cs="Arial"/>
+          <w:b/>
+          <w:bCs/>
+          <w:color w:val="00B050"/>
+          <w:sz w:val="24"/>
+          <w:szCs w:val="24"/>
+          <w:lang w:eastAsia="it-IT"/>
+        </w:rPr>
+        <w:t xml:space="preserve">olo se numero </w:t>
+      </w:r>
+      <w:r>
+        <w:rPr>
+          <w:rFonts w:ascii="Arial" w:eastAsia="Times New Roman" w:hAnsi="Arial" w:cs="Arial"/>
+          <w:b/>
+          <w:bCs/>
+          <w:color w:val="00B050"/>
+          <w:sz w:val="24"/>
+          <w:szCs w:val="24"/>
+          <w:lang w:eastAsia="it-IT"/>
+        </w:rPr>
+        <w:t>M</w:t>
+      </w:r>
+      <w:r>
+        <w:rPr>
+          <w:rFonts w:ascii="Arial" w:eastAsia="Times New Roman" w:hAnsi="Arial" w:cs="Arial"/>
+          <w:b/>
+          <w:bCs/>
+          <w:color w:val="00B050"/>
+          <w:sz w:val="24"/>
+          <w:szCs w:val="24"/>
+          <w:lang w:eastAsia="it-IT"/>
+        </w:rPr>
+        <w:t>aster</w:t>
+      </w:r>
+      <w:r>
+        <w:rPr>
+          <w:rFonts w:ascii="Arial" w:eastAsia="Times New Roman" w:hAnsi="Arial" w:cs="Arial"/>
+          <w:b/>
+          <w:bCs/>
+          <w:color w:val="00B050"/>
+          <w:sz w:val="24"/>
+          <w:szCs w:val="24"/>
+          <w:lang w:eastAsia="it-IT"/>
+        </w:rPr>
+        <w:t xml:space="preserve"> </w:t>
+      </w:r>
+      <w:r>
+        <w:rPr>
+          <w:rFonts w:ascii="Arial" w:eastAsia="Times New Roman" w:hAnsi="Arial" w:cs="Arial"/>
+          <w:b/>
+          <w:bCs/>
+          <w:color w:val="EE0000"/>
+          <w:sz w:val="24"/>
+          <w:szCs w:val="24"/>
+          <w:lang w:eastAsia="it-IT"/>
+        </w:rPr>
+        <w:t>-</w:t>
+      </w:r>
+      <w:r>
+        <w:rPr>
+          <w:rFonts w:ascii="Arial" w:eastAsia="Times New Roman" w:hAnsi="Arial" w:cs="Arial"/>
+          <w:b/>
+          <w:bCs/>
+          <w:color w:val="EE0000"/>
+          <w:sz w:val="24"/>
+          <w:szCs w:val="24"/>
+          <w:lang w:eastAsia="it-IT"/>
+        </w:rPr>
+        <w:t xml:space="preserve"> </w:t>
+      </w:r>
+      <w:r>
+        <w:rPr>
+          <w:rFonts w:ascii="Arial" w:eastAsia="Times New Roman" w:hAnsi="Arial" w:cs="Arial"/>
+          <w:b/>
+          <w:bCs/>
+          <w:color w:val="EE0000"/>
+          <w:sz w:val="24"/>
+          <w:szCs w:val="24"/>
+          <w:lang w:eastAsia="it-IT"/>
+        </w:rPr>
+        <w:t>SOLO COOP VOCE</w:t>
       </w:r>
     </w:p>
     <w:p>
@@ -6631,29 +6682,7 @@
                 <w:szCs w:val="24"/>
                 <w:lang w:val="en-US" w:eastAsia="it-IT"/>
               </w:rPr>
-              <w:t xml:space="preserve"> auxiliaries phone numbers except the Authorized </w:t>
-            </w:r>
-            <w:proofErr w:type="gramStart"/>
-            <w:r>
-              <w:rPr>
-                <w:rFonts w:ascii="Arial" w:eastAsia="Times New Roman" w:hAnsi="Arial" w:cs="Arial"/>
-                <w:color w:val="000000" w:themeColor="text1"/>
-                <w:sz w:val="24"/>
-                <w:szCs w:val="24"/>
-                <w:lang w:val="en-US" w:eastAsia="it-IT"/>
-              </w:rPr>
-              <w:t>MASTER[</w:t>
-            </w:r>
-            <w:proofErr w:type="gramEnd"/>
-            <w:r>
-              <w:rPr>
-                <w:rFonts w:ascii="Arial" w:eastAsia="Times New Roman" w:hAnsi="Arial" w:cs="Arial"/>
-                <w:color w:val="000000" w:themeColor="text1"/>
-                <w:sz w:val="24"/>
-                <w:szCs w:val="24"/>
-                <w:lang w:val="en-US" w:eastAsia="it-IT"/>
-              </w:rPr>
-              <w:t>0]</w:t>
+              <w:t xml:space="preserve"> auxiliaries phone numbers except the Authorized MASTER[0]</w:t>
             </w:r>
           </w:p>
           <w:p>
@@ -6806,20 +6835,8 @@
                 <w:szCs w:val="24"/>
                 <w:lang w:eastAsia="it-IT"/>
               </w:rPr>
-              <w:t xml:space="preserve">AGGIUNGI/SOSTITUISCI cellulare AUSILIARIO in </w:t>
-            </w:r>
-            <w:proofErr w:type="gramStart"/>
-            <w:r>
-              <w:rPr>
-                <w:rFonts w:ascii="Arial" w:eastAsia="Times New Roman" w:hAnsi="Arial" w:cs="Arial"/>
-                <w:color w:val="000000" w:themeColor="text1"/>
-                <w:sz w:val="24"/>
-                <w:szCs w:val="24"/>
-                <w:lang w:eastAsia="it-IT"/>
-              </w:rPr>
-              <w:t>posizione....</w:t>
-            </w:r>
-            <w:proofErr w:type="gramEnd"/>
+              <w:t>AGGIUNGI/SOSTITUISCI cellulare AUSILIARIO in posizione....</w:t>
+            </w:r>
           </w:p>
         </w:tc>
       </w:tr>
@@ -7590,7 +7607,82 @@
                 <w:szCs w:val="24"/>
                 <w:lang w:eastAsia="it-IT"/>
               </w:rPr>
-              <w:t>Ritorna il messaggio di SALDI SIM - INFO</w:t>
+              <w:t xml:space="preserve">Ritorna il messaggio di </w:t>
+            </w:r>
+            <w:r>
+              <w:rPr>
+                <w:rFonts w:ascii="Arial" w:eastAsia="Times New Roman" w:hAnsi="Arial" w:cs="Arial"/>
+                <w:color w:val="000000" w:themeColor="text1"/>
+                <w:sz w:val="24"/>
+                <w:szCs w:val="24"/>
+                <w:lang w:eastAsia="it-IT"/>
+              </w:rPr>
+              <w:t>INFO</w:t>
+            </w:r>
+            <w:r>
+              <w:rPr>
+                <w:rFonts w:ascii="Arial" w:eastAsia="Times New Roman" w:hAnsi="Arial" w:cs="Arial"/>
+                <w:color w:val="000000" w:themeColor="text1"/>
+                <w:sz w:val="24"/>
+                <w:szCs w:val="24"/>
+                <w:lang w:eastAsia="it-IT"/>
+              </w:rPr>
+              <w:t xml:space="preserve"> SIM </w:t>
+            </w:r>
+            <w:r>
+              <w:rPr>
+                <w:rFonts w:ascii="Arial" w:eastAsia="Times New Roman" w:hAnsi="Arial" w:cs="Arial"/>
+                <w:color w:val="000000" w:themeColor="text1"/>
+                <w:sz w:val="24"/>
+                <w:szCs w:val="24"/>
+                <w:lang w:eastAsia="it-IT"/>
+              </w:rPr>
+              <w:t>–</w:t>
+            </w:r>
+            <w:r>
+              <w:rPr>
+                <w:rFonts w:ascii="Arial" w:eastAsia="Times New Roman" w:hAnsi="Arial" w:cs="Arial"/>
+                <w:color w:val="000000" w:themeColor="text1"/>
+                <w:sz w:val="24"/>
+                <w:szCs w:val="24"/>
+                <w:lang w:eastAsia="it-IT"/>
+              </w:rPr>
+              <w:t xml:space="preserve"> </w:t>
+            </w:r>
+          </w:p>
+          <w:p>
+            <w:pPr>
+              <w:spacing w:line="330" w:lineRule="atLeast"/>
+              <w:jc w:val="center"/>
+              <w:rPr>
+                <w:rFonts w:ascii="Arial" w:eastAsia="Times New Roman" w:hAnsi="Arial" w:cs="Arial"/>
+                <w:color w:val="000000" w:themeColor="text1"/>
+                <w:sz w:val="24"/>
+                <w:szCs w:val="24"/>
+                <w:lang w:eastAsia="it-IT"/>
+              </w:rPr>
+            </w:pPr>
+            <w:r>
+              <w:rPr>
+                <w:rFonts w:ascii="Arial" w:eastAsia="Times New Roman" w:hAnsi="Arial" w:cs="Arial"/>
+                <w:color w:val="000000" w:themeColor="text1"/>
+                <w:sz w:val="24"/>
+                <w:szCs w:val="24"/>
+                <w:lang w:eastAsia="it-IT"/>
+              </w:rPr>
+              <w:t xml:space="preserve">Credito Residuo e Scadenza SIM </w:t>
+            </w:r>
+            <w:r>
+              <w:rPr>
+                <w:rFonts w:ascii="Arial" w:eastAsia="Times New Roman" w:hAnsi="Arial" w:cs="Arial"/>
+                <w:b/>
+                <w:bCs/>
+                <w:color w:val="000000" w:themeColor="text1"/>
+                <w:sz w:val="24"/>
+                <w:szCs w:val="24"/>
+                <w:lang w:eastAsia="it-IT"/>
+              </w:rPr>
+              <w:t>SOLO COOP VOCE</w:t>
             </w:r>
           </w:p>
         </w:tc>
@@ -8045,7 +8137,6 @@
         </w:rPr>
       </w:pPr>
       <w:hyperlink r:id="rId6" w:history="1">
-        <w:proofErr w:type="gramStart"/>
         <w:r>
           <w:rPr>
             <w:rFonts w:ascii="Segoe UI" w:eastAsia="Times New Roman" w:hAnsi="Segoe UI" w:cs="Segoe UI"/>
@@ -8056,9 +8147,176 @@
             <w:bdr w:val="single" w:sz="4" w:space="1" w:color="auto" w:frame="1"/>
             <w:lang w:eastAsia="it-IT"/>
           </w:rPr>
-          <w:t>setup(</w:t>
+          <w:t>setup()</w:t>
         </w:r>
-        <w:proofErr w:type="gramEnd"/>
+      </w:hyperlink>
+    </w:p>
+    <w:p>
+      <w:pPr>
+        <w:numPr>
+          <w:ilvl w:val="1"/>
+          <w:numId w:val="1"/>
+        </w:numPr>
+        <w:spacing w:before="60" w:after="60" w:line="240" w:lineRule="auto"/>
+        <w:rPr>
+          <w:rFonts w:ascii="Segoe UI" w:eastAsia="Times New Roman" w:hAnsi="Segoe UI" w:cs="Segoe UI"/>
+          <w:color w:val="000000" w:themeColor="text1"/>
+          <w:sz w:val="20"/>
+          <w:szCs w:val="20"/>
+          <w:lang w:eastAsia="it-IT"/>
+        </w:rPr>
+      </w:pPr>
+      <w:r>
+        <w:rPr>
+          <w:rFonts w:ascii="Segoe UI" w:eastAsia="Times New Roman" w:hAnsi="Segoe UI" w:cs="Segoe UI"/>
+          <w:color w:val="000000" w:themeColor="text1"/>
+          <w:sz w:val="20"/>
+          <w:szCs w:val="20"/>
+          <w:lang w:eastAsia="it-IT"/>
+        </w:rPr>
+        <w:t>inizializza reset pin</w:t>
+      </w:r>
+    </w:p>
+    <w:p>
+      <w:pPr>
+        <w:numPr>
+          <w:ilvl w:val="1"/>
+          <w:numId w:val="1"/>
+        </w:numPr>
+        <w:spacing w:after="0" w:line="240" w:lineRule="auto"/>
+        <w:rPr>
+          <w:rFonts w:ascii="Segoe UI" w:eastAsia="Times New Roman" w:hAnsi="Segoe UI" w:cs="Segoe UI"/>
+          <w:color w:val="000000" w:themeColor="text1"/>
+          <w:sz w:val="20"/>
+          <w:szCs w:val="20"/>
+          <w:lang w:eastAsia="it-IT"/>
+        </w:rPr>
+      </w:pPr>
+      <w:r>
+        <w:rPr>
+          <w:rFonts w:ascii="Segoe UI" w:eastAsia="Times New Roman" w:hAnsi="Segoe UI" w:cs="Segoe UI"/>
+          <w:color w:val="000000" w:themeColor="text1"/>
+          <w:sz w:val="20"/>
+          <w:szCs w:val="20"/>
+          <w:lang w:eastAsia="it-IT"/>
+        </w:rPr>
+        <w:t>chiama </w:t>
+      </w:r>
+      <w:proofErr w:type="spellStart"/>
+      <w:r>
+        <w:fldChar w:fldCharType="begin"/>
+      </w:r>
+      <w:r>
+        <w:instrText>HYPERLINK "vscode-file://vscode-app/c:/Users/Massimo/AppData/Local/Programs/Microsoft%20VS%20Code/f6cfa2ea24/resources/app/out/vs/code/electron-browser/workbench/workbench.html"</w:instrText>
+      </w:r>
+      <w:r>
+        <w:fldChar w:fldCharType="separate"/>
+      </w:r>
+      <w:r>
+        <w:rPr>
+          <w:rFonts w:ascii="Segoe UI" w:eastAsia="Times New Roman" w:hAnsi="Segoe UI" w:cs="Segoe UI"/>
+          <w:color w:val="000000" w:themeColor="text1"/>
+          <w:sz w:val="18"/>
+          <w:szCs w:val="18"/>
+          <w:bdr w:val="single" w:sz="4" w:space="1" w:color="auto" w:frame="1"/>
+          <w:lang w:eastAsia="it-IT"/>
+        </w:rPr>
+        <w:t>initgsm</w:t>
+      </w:r>
+      <w:proofErr w:type="spellEnd"/>
+      <w:r>
+        <w:rPr>
+          <w:rFonts w:ascii="Segoe UI" w:eastAsia="Times New Roman" w:hAnsi="Segoe UI" w:cs="Segoe UI"/>
+          <w:color w:val="000000" w:themeColor="text1"/>
+          <w:sz w:val="18"/>
+          <w:szCs w:val="18"/>
+          <w:bdr w:val="single" w:sz="4" w:space="1" w:color="auto" w:frame="1"/>
+          <w:lang w:eastAsia="it-IT"/>
+        </w:rPr>
+        <w:t>()</w:t>
+      </w:r>
+      <w:r>
+        <w:fldChar w:fldCharType="end"/>
+      </w:r>
+    </w:p>
+    <w:p>
+      <w:pPr>
+        <w:numPr>
+          <w:ilvl w:val="1"/>
+          <w:numId w:val="1"/>
+        </w:numPr>
+        <w:spacing w:after="0" w:line="240" w:lineRule="auto"/>
+        <w:rPr>
+          <w:rFonts w:ascii="Segoe UI" w:eastAsia="Times New Roman" w:hAnsi="Segoe UI" w:cs="Segoe UI"/>
+          <w:color w:val="000000" w:themeColor="text1"/>
+          <w:sz w:val="20"/>
+          <w:szCs w:val="20"/>
+          <w:lang w:eastAsia="it-IT"/>
+        </w:rPr>
+      </w:pPr>
+      <w:r>
+        <w:rPr>
+          <w:rFonts w:ascii="Segoe UI" w:eastAsia="Times New Roman" w:hAnsi="Segoe UI" w:cs="Segoe UI"/>
+          <w:color w:val="000000" w:themeColor="text1"/>
+          <w:sz w:val="20"/>
+          <w:szCs w:val="20"/>
+          <w:lang w:eastAsia="it-IT"/>
+        </w:rPr>
+        <w:t>carica numeri autorizzati con </w:t>
+      </w:r>
+      <w:proofErr w:type="spellStart"/>
+      <w:r>
+        <w:fldChar w:fldCharType="begin"/>
+      </w:r>
+      <w:r>
+        <w:instrText>HYPERLINK "vscode-file://vscode-app/c:/Users/Massimo/AppData/Local/Programs/Microsoft%20VS%20Code/f6cfa2ea24/resources/app/out/vs/code/electron-browser/workbench/workbench.html"</w:instrText>
+      </w:r>
+      <w:r>
+        <w:fldChar w:fldCharType="separate"/>
+      </w:r>
+      <w:r>
+        <w:rPr>
+          <w:rFonts w:ascii="Segoe UI" w:eastAsia="Times New Roman" w:hAnsi="Segoe UI" w:cs="Segoe UI"/>
+          <w:color w:val="000000" w:themeColor="text1"/>
+          <w:sz w:val="18"/>
+          <w:szCs w:val="18"/>
+          <w:bdr w:val="single" w:sz="4" w:space="1" w:color="auto" w:frame="1"/>
+          <w:lang w:eastAsia="it-IT"/>
+        </w:rPr>
+        <w:t>RestorePhones</w:t>
+      </w:r>
+      <w:proofErr w:type="spellEnd"/>
+      <w:r>
+        <w:rPr>
+          <w:rFonts w:ascii="Segoe UI" w:eastAsia="Times New Roman" w:hAnsi="Segoe UI" w:cs="Segoe UI"/>
+          <w:color w:val="000000" w:themeColor="text1"/>
+          <w:sz w:val="18"/>
+          <w:szCs w:val="18"/>
+          <w:bdr w:val="single" w:sz="4" w:space="1" w:color="auto" w:frame="1"/>
+          <w:lang w:eastAsia="it-IT"/>
+        </w:rPr>
+        <w:t>()</w:t>
+      </w:r>
+      <w:r>
+        <w:fldChar w:fldCharType="end"/>
+      </w:r>
+    </w:p>
+    <w:p>
+      <w:pPr>
+        <w:numPr>
+          <w:ilvl w:val="0"/>
+          <w:numId w:val="1"/>
+        </w:numPr>
+        <w:spacing w:after="0" w:line="240" w:lineRule="auto"/>
+        <w:rPr>
+          <w:rFonts w:ascii="Segoe UI" w:eastAsia="Times New Roman" w:hAnsi="Segoe UI" w:cs="Segoe UI"/>
+          <w:color w:val="000000" w:themeColor="text1"/>
+          <w:sz w:val="20"/>
+          <w:szCs w:val="20"/>
+          <w:lang w:eastAsia="it-IT"/>
+        </w:rPr>
+      </w:pPr>
+      <w:hyperlink r:id="rId7" w:history="1">
         <w:r>
           <w:rPr>
             <w:rFonts w:ascii="Segoe UI" w:eastAsia="Times New Roman" w:hAnsi="Segoe UI" w:cs="Segoe UI"/>
@@ -8069,227 +8327,7 @@
             <w:bdr w:val="single" w:sz="4" w:space="1" w:color="auto" w:frame="1"/>
             <w:lang w:eastAsia="it-IT"/>
           </w:rPr>
-          <w:t>)</w:t>
-        </w:r>
-      </w:hyperlink>
-    </w:p>
-    <w:p>
-      <w:pPr>
-        <w:numPr>
-          <w:ilvl w:val="1"/>
-          <w:numId w:val="1"/>
-        </w:numPr>
-        <w:spacing w:before="60" w:after="60" w:line="240" w:lineRule="auto"/>
-        <w:rPr>
-          <w:rFonts w:ascii="Segoe UI" w:eastAsia="Times New Roman" w:hAnsi="Segoe UI" w:cs="Segoe UI"/>
-          <w:color w:val="000000" w:themeColor="text1"/>
-          <w:sz w:val="20"/>
-          <w:szCs w:val="20"/>
-          <w:lang w:eastAsia="it-IT"/>
-        </w:rPr>
-      </w:pPr>
-      <w:r>
-        <w:rPr>
-          <w:rFonts w:ascii="Segoe UI" w:eastAsia="Times New Roman" w:hAnsi="Segoe UI" w:cs="Segoe UI"/>
-          <w:color w:val="000000" w:themeColor="text1"/>
-          <w:sz w:val="20"/>
-          <w:szCs w:val="20"/>
-          <w:lang w:eastAsia="it-IT"/>
-        </w:rPr>
-        <w:t>inizializza reset pin</w:t>
-      </w:r>
-    </w:p>
-    <w:p>
-      <w:pPr>
-        <w:numPr>
-          <w:ilvl w:val="1"/>
-          <w:numId w:val="1"/>
-        </w:numPr>
-        <w:spacing w:after="0" w:line="240" w:lineRule="auto"/>
-        <w:rPr>
-          <w:rFonts w:ascii="Segoe UI" w:eastAsia="Times New Roman" w:hAnsi="Segoe UI" w:cs="Segoe UI"/>
-          <w:color w:val="000000" w:themeColor="text1"/>
-          <w:sz w:val="20"/>
-          <w:szCs w:val="20"/>
-          <w:lang w:eastAsia="it-IT"/>
-        </w:rPr>
-      </w:pPr>
-      <w:r>
-        <w:rPr>
-          <w:rFonts w:ascii="Segoe UI" w:eastAsia="Times New Roman" w:hAnsi="Segoe UI" w:cs="Segoe UI"/>
-          <w:color w:val="000000" w:themeColor="text1"/>
-          <w:sz w:val="20"/>
-          <w:szCs w:val="20"/>
-          <w:lang w:eastAsia="it-IT"/>
-        </w:rPr>
-        <w:t>chiama </w:t>
-      </w:r>
-      <w:proofErr w:type="spellStart"/>
-      <w:r>
-        <w:fldChar w:fldCharType="begin"/>
-      </w:r>
-      <w:r>
-        <w:instrText>HYPERLINK "vscode-file://vscode-app/c:/Users/Massimo/AppData/Local/Programs/Microsoft%20VS%20Code/f6cfa2ea24/resources/app/out/vs/code/electron-browser/workbench/workbench.html"</w:instrText>
-      </w:r>
-      <w:r>
-        <w:fldChar w:fldCharType="separate"/>
-      </w:r>
-      <w:proofErr w:type="gramStart"/>
-      <w:r>
-        <w:rPr>
-          <w:rFonts w:ascii="Segoe UI" w:eastAsia="Times New Roman" w:hAnsi="Segoe UI" w:cs="Segoe UI"/>
-          <w:color w:val="000000" w:themeColor="text1"/>
-          <w:sz w:val="18"/>
-          <w:szCs w:val="18"/>
-          <w:bdr w:val="single" w:sz="4" w:space="1" w:color="auto" w:frame="1"/>
-          <w:lang w:eastAsia="it-IT"/>
-        </w:rPr>
-        <w:t>initgsm</w:t>
-      </w:r>
-      <w:proofErr w:type="spellEnd"/>
-      <w:r>
-        <w:rPr>
-          <w:rFonts w:ascii="Segoe UI" w:eastAsia="Times New Roman" w:hAnsi="Segoe UI" w:cs="Segoe UI"/>
-          <w:color w:val="000000" w:themeColor="text1"/>
-          <w:sz w:val="18"/>
-          <w:szCs w:val="18"/>
-          <w:bdr w:val="single" w:sz="4" w:space="1" w:color="auto" w:frame="1"/>
-          <w:lang w:eastAsia="it-IT"/>
-        </w:rPr>
-        <w:t>(</w:t>
-      </w:r>
-      <w:proofErr w:type="gramEnd"/>
-      <w:r>
-        <w:rPr>
-          <w:rFonts w:ascii="Segoe UI" w:eastAsia="Times New Roman" w:hAnsi="Segoe UI" w:cs="Segoe UI"/>
-          <w:color w:val="000000" w:themeColor="text1"/>
-          <w:sz w:val="18"/>
-          <w:szCs w:val="18"/>
-          <w:bdr w:val="single" w:sz="4" w:space="1" w:color="auto" w:frame="1"/>
-          <w:lang w:eastAsia="it-IT"/>
-        </w:rPr>
-        <w:t>)</w:t>
-      </w:r>
-      <w:r>
-        <w:fldChar w:fldCharType="end"/>
-      </w:r>
-    </w:p>
-    <w:p>
-      <w:pPr>
-        <w:numPr>
-          <w:ilvl w:val="1"/>
-          <w:numId w:val="1"/>
-        </w:numPr>
-        <w:spacing w:after="0" w:line="240" w:lineRule="auto"/>
-        <w:rPr>
-          <w:rFonts w:ascii="Segoe UI" w:eastAsia="Times New Roman" w:hAnsi="Segoe UI" w:cs="Segoe UI"/>
-          <w:color w:val="000000" w:themeColor="text1"/>
-          <w:sz w:val="20"/>
-          <w:szCs w:val="20"/>
-          <w:lang w:eastAsia="it-IT"/>
-        </w:rPr>
-      </w:pPr>
-      <w:r>
-        <w:rPr>
-          <w:rFonts w:ascii="Segoe UI" w:eastAsia="Times New Roman" w:hAnsi="Segoe UI" w:cs="Segoe UI"/>
-          <w:color w:val="000000" w:themeColor="text1"/>
-          <w:sz w:val="20"/>
-          <w:szCs w:val="20"/>
-          <w:lang w:eastAsia="it-IT"/>
-        </w:rPr>
-        <w:t>carica numeri autorizzati con </w:t>
-      </w:r>
-      <w:proofErr w:type="spellStart"/>
-      <w:r>
-        <w:fldChar w:fldCharType="begin"/>
-      </w:r>
-      <w:r>
-        <w:instrText>HYPERLINK "vscode-file://vscode-app/c:/Users/Massimo/AppData/Local/Programs/Microsoft%20VS%20Code/f6cfa2ea24/resources/app/out/vs/code/electron-browser/workbench/workbench.html"</w:instrText>
-      </w:r>
-      <w:r>
-        <w:fldChar w:fldCharType="separate"/>
-      </w:r>
-      <w:proofErr w:type="gramStart"/>
-      <w:r>
-        <w:rPr>
-          <w:rFonts w:ascii="Segoe UI" w:eastAsia="Times New Roman" w:hAnsi="Segoe UI" w:cs="Segoe UI"/>
-          <w:color w:val="000000" w:themeColor="text1"/>
-          <w:sz w:val="18"/>
-          <w:szCs w:val="18"/>
-          <w:bdr w:val="single" w:sz="4" w:space="1" w:color="auto" w:frame="1"/>
-          <w:lang w:eastAsia="it-IT"/>
-        </w:rPr>
-        <w:t>RestorePhones</w:t>
-      </w:r>
-      <w:proofErr w:type="spellEnd"/>
-      <w:r>
-        <w:rPr>
-          <w:rFonts w:ascii="Segoe UI" w:eastAsia="Times New Roman" w:hAnsi="Segoe UI" w:cs="Segoe UI"/>
-          <w:color w:val="000000" w:themeColor="text1"/>
-          <w:sz w:val="18"/>
-          <w:szCs w:val="18"/>
-          <w:bdr w:val="single" w:sz="4" w:space="1" w:color="auto" w:frame="1"/>
-          <w:lang w:eastAsia="it-IT"/>
-        </w:rPr>
-        <w:t>(</w:t>
-      </w:r>
-      <w:proofErr w:type="gramEnd"/>
-      <w:r>
-        <w:rPr>
-          <w:rFonts w:ascii="Segoe UI" w:eastAsia="Times New Roman" w:hAnsi="Segoe UI" w:cs="Segoe UI"/>
-          <w:color w:val="000000" w:themeColor="text1"/>
-          <w:sz w:val="18"/>
-          <w:szCs w:val="18"/>
-          <w:bdr w:val="single" w:sz="4" w:space="1" w:color="auto" w:frame="1"/>
-          <w:lang w:eastAsia="it-IT"/>
-        </w:rPr>
-        <w:t>)</w:t>
-      </w:r>
-      <w:r>
-        <w:fldChar w:fldCharType="end"/>
-      </w:r>
-    </w:p>
-    <w:p>
-      <w:pPr>
-        <w:numPr>
-          <w:ilvl w:val="0"/>
-          <w:numId w:val="1"/>
-        </w:numPr>
-        <w:spacing w:after="0" w:line="240" w:lineRule="auto"/>
-        <w:rPr>
-          <w:rFonts w:ascii="Segoe UI" w:eastAsia="Times New Roman" w:hAnsi="Segoe UI" w:cs="Segoe UI"/>
-          <w:color w:val="000000" w:themeColor="text1"/>
-          <w:sz w:val="20"/>
-          <w:szCs w:val="20"/>
-          <w:lang w:eastAsia="it-IT"/>
-        </w:rPr>
-      </w:pPr>
-      <w:hyperlink r:id="rId7" w:history="1">
-        <w:proofErr w:type="gramStart"/>
-        <w:r>
-          <w:rPr>
-            <w:rFonts w:ascii="Segoe UI" w:eastAsia="Times New Roman" w:hAnsi="Segoe UI" w:cs="Segoe UI"/>
-            <w:color w:val="000000" w:themeColor="text1"/>
-            <w:sz w:val="18"/>
-            <w:szCs w:val="18"/>
-            <w:u w:val="single"/>
-            <w:bdr w:val="single" w:sz="4" w:space="1" w:color="auto" w:frame="1"/>
-            <w:lang w:eastAsia="it-IT"/>
-          </w:rPr>
-          <w:t>loop(</w:t>
-        </w:r>
-        <w:proofErr w:type="gramEnd"/>
-        <w:r>
-          <w:rPr>
-            <w:rFonts w:ascii="Segoe UI" w:eastAsia="Times New Roman" w:hAnsi="Segoe UI" w:cs="Segoe UI"/>
-            <w:color w:val="000000" w:themeColor="text1"/>
-            <w:sz w:val="18"/>
-            <w:szCs w:val="18"/>
-            <w:u w:val="single"/>
-            <w:bdr w:val="single" w:sz="4" w:space="1" w:color="auto" w:frame="1"/>
-            <w:lang w:eastAsia="it-IT"/>
-          </w:rPr>
-          <w:t>)</w:t>
+          <w:t>loop()</w:t>
         </w:r>
       </w:hyperlink>
     </w:p>
@@ -8835,7 +8873,6 @@
       <w:r>
         <w:fldChar w:fldCharType="separate"/>
       </w:r>
-      <w:proofErr w:type="gramStart"/>
       <w:r>
         <w:rPr>
           <w:rFonts w:ascii="Segoe UI" w:eastAsia="Times New Roman" w:hAnsi="Segoe UI" w:cs="Segoe UI"/>
@@ -8857,19 +8894,7 @@
           <w:bdr w:val="single" w:sz="4" w:space="1" w:color="auto" w:frame="1"/>
           <w:lang w:eastAsia="it-IT"/>
         </w:rPr>
-        <w:t>(</w:t>
-      </w:r>
-      <w:proofErr w:type="gramEnd"/>
-      <w:r>
-        <w:rPr>
-          <w:rFonts w:ascii="Segoe UI" w:eastAsia="Times New Roman" w:hAnsi="Segoe UI" w:cs="Segoe UI"/>
-          <w:color w:val="000000" w:themeColor="text1"/>
-          <w:sz w:val="18"/>
-          <w:szCs w:val="18"/>
-          <w:bdr w:val="single" w:sz="4" w:space="1" w:color="auto" w:frame="1"/>
-          <w:lang w:eastAsia="it-IT"/>
-        </w:rPr>
-        <w:t>)</w:t>
+        <w:t>()</w:t>
       </w:r>
       <w:r>
         <w:fldChar w:fldCharType="end"/>
@@ -10214,37 +10239,35 @@
         <w:rPr>
           <w:rFonts w:ascii="Arial" w:hAnsi="Arial" w:cs="Arial"/>
         </w:rPr>
-        <w:t xml:space="preserve">Solo da numero Master, ritorna </w:t>
-      </w:r>
-      <w:proofErr w:type="gramStart"/>
+        <w:t>Solo da numero Master</w:t>
+      </w:r>
       <w:r>
         <w:rPr>
           <w:rFonts w:ascii="Arial" w:hAnsi="Arial" w:cs="Arial"/>
         </w:rPr>
-        <w:t>il</w:t>
-      </w:r>
-      <w:proofErr w:type="gramEnd"/>
+        <w:t xml:space="preserve">, </w:t>
+      </w:r>
       <w:r>
         <w:rPr>
           <w:rFonts w:ascii="Arial" w:hAnsi="Arial" w:cs="Arial"/>
-        </w:rPr>
-        <w:t xml:space="preserve"> 1 messaggio di testo con </w:t>
+          <w:b/>
+          <w:bCs/>
+        </w:rPr>
+        <w:t>SOLO COOP VOCE</w:t>
       </w:r>
       <w:r>
         <w:rPr>
           <w:rFonts w:ascii="Arial" w:hAnsi="Arial" w:cs="Arial"/>
-        </w:rPr>
-        <w:t>il SALDO</w:t>
-      </w:r>
-      <w:r>
-        <w:rPr>
-          <w:rFonts w:ascii="Arial" w:eastAsia="Times New Roman" w:hAnsi="Arial" w:cs="Arial"/>
-          <w:color w:val="000000" w:themeColor="text1"/>
-          <w:sz w:val="24"/>
-          <w:szCs w:val="24"/>
-          <w:lang w:eastAsia="it-IT"/>
-        </w:rPr>
-        <w:t xml:space="preserve"> SIM</w:t>
+          <w:b/>
+          <w:bCs/>
+        </w:rPr>
+        <w:t xml:space="preserve">. </w:t>
+      </w:r>
+      <w:r>
+        <w:rPr>
+          <w:rFonts w:ascii="Arial" w:hAnsi="Arial" w:cs="Arial"/>
+        </w:rPr>
+        <w:t>Credito Residuo e Scadenza SIM</w:t>
       </w:r>
     </w:p>
     <w:p>
@@ -10311,7 +10334,7 @@
           <w:rFonts w:ascii="Arial" w:eastAsia="Times New Roman" w:hAnsi="Arial" w:cs="Arial"/>
           <w:sz w:val="24"/>
           <w:szCs w:val="24"/>
-          <w:lang w:val="en-US" w:eastAsia="it-IT"/>
+          <w:lang w:eastAsia="it-IT"/>
         </w:rPr>
       </w:pPr>
       <w:r>
@@ -10321,7 +10344,7 @@
           <w:bCs/>
           <w:sz w:val="32"/>
           <w:szCs w:val="32"/>
-          <w:lang w:val="en-US" w:eastAsia="it-IT"/>
+          <w:lang w:eastAsia="it-IT"/>
         </w:rPr>
         <w:lastRenderedPageBreak/>
         <w:t>TEST PLAN</w:t>
@@ -10368,7 +10391,6 @@
                 <w:lang w:val="en-US" w:eastAsia="it-IT"/>
               </w:rPr>
             </w:pPr>
-            <w:proofErr w:type="gramStart"/>
             <w:r>
               <w:rPr>
                 <w:rFonts w:ascii="Arial" w:eastAsia="Times New Roman" w:hAnsi="Arial" w:cs="Arial"/>
@@ -10381,7 +10403,6 @@
               </w:rPr>
               <w:t>Test  #</w:t>
             </w:r>
-            <w:proofErr w:type="gramEnd"/>
           </w:p>
         </w:tc>
         <w:tc>
@@ -10785,15 +10806,15 @@
                 <w:rFonts w:ascii="Arial" w:eastAsia="Times New Roman" w:hAnsi="Arial" w:cs="Arial"/>
                 <w:sz w:val="16"/>
                 <w:szCs w:val="16"/>
-                <w:lang w:val="en-US" w:eastAsia="it-IT"/>
-              </w:rPr>
-            </w:pPr>
-            <w:r>
-              <w:rPr>
-                <w:rFonts w:ascii="Arial" w:eastAsia="Times New Roman" w:hAnsi="Arial" w:cs="Arial"/>
-                <w:sz w:val="16"/>
-                <w:szCs w:val="16"/>
-                <w:lang w:val="en-US" w:eastAsia="it-IT"/>
+                <w:lang w:eastAsia="it-IT"/>
+              </w:rPr>
+            </w:pPr>
+            <w:r>
+              <w:rPr>
+                <w:rFonts w:ascii="Arial" w:eastAsia="Times New Roman" w:hAnsi="Arial" w:cs="Arial"/>
+                <w:sz w:val="16"/>
+                <w:szCs w:val="16"/>
+                <w:lang w:eastAsia="it-IT"/>
               </w:rPr>
               <w:t xml:space="preserve">SMS: </w:t>
             </w:r>
@@ -10805,26 +10826,35 @@
                 <w:rFonts w:ascii="Arial" w:eastAsia="Times New Roman" w:hAnsi="Arial" w:cs="Arial"/>
                 <w:sz w:val="16"/>
                 <w:szCs w:val="16"/>
-                <w:lang w:val="en-US" w:eastAsia="it-IT"/>
-              </w:rPr>
-            </w:pPr>
-            <w:proofErr w:type="gramStart"/>
-            <w:r>
-              <w:rPr>
-                <w:rFonts w:ascii="Arial" w:eastAsia="Times New Roman" w:hAnsi="Arial" w:cs="Arial"/>
-                <w:sz w:val="16"/>
-                <w:szCs w:val="16"/>
-                <w:lang w:val="en-US" w:eastAsia="it-IT"/>
-              </w:rPr>
-              <w:t>”Authorized</w:t>
-            </w:r>
-            <w:proofErr w:type="gramEnd"/>
-            <w:r>
-              <w:rPr>
-                <w:rFonts w:ascii="Arial" w:eastAsia="Times New Roman" w:hAnsi="Arial" w:cs="Arial"/>
-                <w:sz w:val="16"/>
-                <w:szCs w:val="16"/>
-                <w:lang w:val="en-US" w:eastAsia="it-IT"/>
+                <w:lang w:eastAsia="it-IT"/>
+              </w:rPr>
+            </w:pPr>
+            <w:r>
+              <w:rPr>
+                <w:rFonts w:ascii="Arial" w:eastAsia="Times New Roman" w:hAnsi="Arial" w:cs="Arial"/>
+                <w:sz w:val="16"/>
+                <w:szCs w:val="16"/>
+                <w:lang w:eastAsia="it-IT"/>
+              </w:rPr>
+              <w:t>”</w:t>
+            </w:r>
+            <w:proofErr w:type="spellStart"/>
+            <w:r>
+              <w:rPr>
+                <w:rFonts w:ascii="Arial" w:eastAsia="Times New Roman" w:hAnsi="Arial" w:cs="Arial"/>
+                <w:sz w:val="16"/>
+                <w:szCs w:val="16"/>
+                <w:lang w:eastAsia="it-IT"/>
+              </w:rPr>
+              <w:t>Authorized</w:t>
+            </w:r>
+            <w:proofErr w:type="spellEnd"/>
+            <w:r>
+              <w:rPr>
+                <w:rFonts w:ascii="Arial" w:eastAsia="Times New Roman" w:hAnsi="Arial" w:cs="Arial"/>
+                <w:sz w:val="16"/>
+                <w:szCs w:val="16"/>
+                <w:lang w:eastAsia="it-IT"/>
               </w:rPr>
               <w:t xml:space="preserve"> phone n." con:</w:t>
             </w:r>
@@ -11706,15 +11736,15 @@
                 <w:rFonts w:ascii="Arial" w:eastAsia="Times New Roman" w:hAnsi="Arial" w:cs="Arial"/>
                 <w:sz w:val="16"/>
                 <w:szCs w:val="16"/>
-                <w:lang w:val="en-US" w:eastAsia="it-IT"/>
-              </w:rPr>
-            </w:pPr>
-            <w:r>
-              <w:rPr>
-                <w:rFonts w:ascii="Arial" w:eastAsia="Times New Roman" w:hAnsi="Arial" w:cs="Arial"/>
-                <w:sz w:val="16"/>
-                <w:szCs w:val="16"/>
-                <w:lang w:val="en-US" w:eastAsia="it-IT"/>
+                <w:lang w:eastAsia="it-IT"/>
+              </w:rPr>
+            </w:pPr>
+            <w:r>
+              <w:rPr>
+                <w:rFonts w:ascii="Arial" w:eastAsia="Times New Roman" w:hAnsi="Arial" w:cs="Arial"/>
+                <w:sz w:val="16"/>
+                <w:szCs w:val="16"/>
+                <w:lang w:eastAsia="it-IT"/>
               </w:rPr>
               <w:t xml:space="preserve">SMS: </w:t>
             </w:r>
@@ -11726,26 +11756,35 @@
                 <w:rFonts w:ascii="Arial" w:eastAsia="Times New Roman" w:hAnsi="Arial" w:cs="Arial"/>
                 <w:sz w:val="16"/>
                 <w:szCs w:val="16"/>
-                <w:lang w:val="en-US" w:eastAsia="it-IT"/>
-              </w:rPr>
-            </w:pPr>
-            <w:proofErr w:type="gramStart"/>
-            <w:r>
-              <w:rPr>
-                <w:rFonts w:ascii="Arial" w:eastAsia="Times New Roman" w:hAnsi="Arial" w:cs="Arial"/>
-                <w:sz w:val="16"/>
-                <w:szCs w:val="16"/>
-                <w:lang w:val="en-US" w:eastAsia="it-IT"/>
-              </w:rPr>
-              <w:t>”Authorized</w:t>
-            </w:r>
-            <w:proofErr w:type="gramEnd"/>
-            <w:r>
-              <w:rPr>
-                <w:rFonts w:ascii="Arial" w:eastAsia="Times New Roman" w:hAnsi="Arial" w:cs="Arial"/>
-                <w:sz w:val="16"/>
-                <w:szCs w:val="16"/>
-                <w:lang w:val="en-US" w:eastAsia="it-IT"/>
+                <w:lang w:eastAsia="it-IT"/>
+              </w:rPr>
+            </w:pPr>
+            <w:r>
+              <w:rPr>
+                <w:rFonts w:ascii="Arial" w:eastAsia="Times New Roman" w:hAnsi="Arial" w:cs="Arial"/>
+                <w:sz w:val="16"/>
+                <w:szCs w:val="16"/>
+                <w:lang w:eastAsia="it-IT"/>
+              </w:rPr>
+              <w:t>”</w:t>
+            </w:r>
+            <w:proofErr w:type="spellStart"/>
+            <w:r>
+              <w:rPr>
+                <w:rFonts w:ascii="Arial" w:eastAsia="Times New Roman" w:hAnsi="Arial" w:cs="Arial"/>
+                <w:sz w:val="16"/>
+                <w:szCs w:val="16"/>
+                <w:lang w:eastAsia="it-IT"/>
+              </w:rPr>
+              <w:t>Authorized</w:t>
+            </w:r>
+            <w:proofErr w:type="spellEnd"/>
+            <w:r>
+              <w:rPr>
+                <w:rFonts w:ascii="Arial" w:eastAsia="Times New Roman" w:hAnsi="Arial" w:cs="Arial"/>
+                <w:sz w:val="16"/>
+                <w:szCs w:val="16"/>
+                <w:lang w:eastAsia="it-IT"/>
               </w:rPr>
               <w:t xml:space="preserve"> phone n." con:</w:t>
             </w:r>
@@ -11933,7 +11972,6 @@
               </w:rPr>
             </w:pPr>
             <w:proofErr w:type="spellStart"/>
-            <w:proofErr w:type="gramStart"/>
             <w:r>
               <w:rPr>
                 <w:rFonts w:ascii="Arial" w:eastAsia="Times New Roman" w:hAnsi="Arial" w:cs="Arial"/>
@@ -11944,7 +11982,6 @@
               <w:t>n.telefonico</w:t>
             </w:r>
             <w:proofErr w:type="spellEnd"/>
-            <w:proofErr w:type="gramEnd"/>
             <w:r>
               <w:rPr>
                 <w:rFonts w:ascii="Arial" w:eastAsia="Times New Roman" w:hAnsi="Arial" w:cs="Arial"/>
@@ -12320,15 +12357,15 @@
                 <w:rFonts w:ascii="Arial" w:eastAsia="Times New Roman" w:hAnsi="Arial" w:cs="Arial"/>
                 <w:sz w:val="16"/>
                 <w:szCs w:val="16"/>
-                <w:lang w:val="en-US" w:eastAsia="it-IT"/>
-              </w:rPr>
-            </w:pPr>
-            <w:r>
-              <w:rPr>
-                <w:rFonts w:ascii="Arial" w:eastAsia="Times New Roman" w:hAnsi="Arial" w:cs="Arial"/>
-                <w:sz w:val="16"/>
-                <w:szCs w:val="16"/>
-                <w:lang w:val="en-US" w:eastAsia="it-IT"/>
+                <w:lang w:eastAsia="it-IT"/>
+              </w:rPr>
+            </w:pPr>
+            <w:r>
+              <w:rPr>
+                <w:rFonts w:ascii="Arial" w:eastAsia="Times New Roman" w:hAnsi="Arial" w:cs="Arial"/>
+                <w:sz w:val="16"/>
+                <w:szCs w:val="16"/>
+                <w:lang w:eastAsia="it-IT"/>
               </w:rPr>
               <w:t xml:space="preserve">SMS: </w:t>
             </w:r>
@@ -12340,26 +12377,35 @@
                 <w:rFonts w:ascii="Arial" w:eastAsia="Times New Roman" w:hAnsi="Arial" w:cs="Arial"/>
                 <w:sz w:val="16"/>
                 <w:szCs w:val="16"/>
-                <w:lang w:val="en-US" w:eastAsia="it-IT"/>
-              </w:rPr>
-            </w:pPr>
-            <w:proofErr w:type="gramStart"/>
-            <w:r>
-              <w:rPr>
-                <w:rFonts w:ascii="Arial" w:eastAsia="Times New Roman" w:hAnsi="Arial" w:cs="Arial"/>
-                <w:sz w:val="16"/>
-                <w:szCs w:val="16"/>
-                <w:lang w:val="en-US" w:eastAsia="it-IT"/>
-              </w:rPr>
-              <w:t>”Authorized</w:t>
-            </w:r>
-            <w:proofErr w:type="gramEnd"/>
-            <w:r>
-              <w:rPr>
-                <w:rFonts w:ascii="Arial" w:eastAsia="Times New Roman" w:hAnsi="Arial" w:cs="Arial"/>
-                <w:sz w:val="16"/>
-                <w:szCs w:val="16"/>
-                <w:lang w:val="en-US" w:eastAsia="it-IT"/>
+                <w:lang w:eastAsia="it-IT"/>
+              </w:rPr>
+            </w:pPr>
+            <w:r>
+              <w:rPr>
+                <w:rFonts w:ascii="Arial" w:eastAsia="Times New Roman" w:hAnsi="Arial" w:cs="Arial"/>
+                <w:sz w:val="16"/>
+                <w:szCs w:val="16"/>
+                <w:lang w:eastAsia="it-IT"/>
+              </w:rPr>
+              <w:t>”</w:t>
+            </w:r>
+            <w:proofErr w:type="spellStart"/>
+            <w:r>
+              <w:rPr>
+                <w:rFonts w:ascii="Arial" w:eastAsia="Times New Roman" w:hAnsi="Arial" w:cs="Arial"/>
+                <w:sz w:val="16"/>
+                <w:szCs w:val="16"/>
+                <w:lang w:eastAsia="it-IT"/>
+              </w:rPr>
+              <w:t>Authorized</w:t>
+            </w:r>
+            <w:proofErr w:type="spellEnd"/>
+            <w:r>
+              <w:rPr>
+                <w:rFonts w:ascii="Arial" w:eastAsia="Times New Roman" w:hAnsi="Arial" w:cs="Arial"/>
+                <w:sz w:val="16"/>
+                <w:szCs w:val="16"/>
+                <w:lang w:eastAsia="it-IT"/>
               </w:rPr>
               <w:t xml:space="preserve"> phone n." con:</w:t>
             </w:r>
@@ -12850,15 +12896,15 @@
                 <w:rFonts w:ascii="Arial" w:eastAsia="Times New Roman" w:hAnsi="Arial" w:cs="Arial"/>
                 <w:sz w:val="16"/>
                 <w:szCs w:val="16"/>
-                <w:lang w:val="en-US" w:eastAsia="it-IT"/>
-              </w:rPr>
-            </w:pPr>
-            <w:r>
-              <w:rPr>
-                <w:rFonts w:ascii="Arial" w:eastAsia="Times New Roman" w:hAnsi="Arial" w:cs="Arial"/>
-                <w:sz w:val="16"/>
-                <w:szCs w:val="16"/>
-                <w:lang w:val="en-US" w:eastAsia="it-IT"/>
+                <w:lang w:eastAsia="it-IT"/>
+              </w:rPr>
+            </w:pPr>
+            <w:r>
+              <w:rPr>
+                <w:rFonts w:ascii="Arial" w:eastAsia="Times New Roman" w:hAnsi="Arial" w:cs="Arial"/>
+                <w:sz w:val="16"/>
+                <w:szCs w:val="16"/>
+                <w:lang w:eastAsia="it-IT"/>
               </w:rPr>
               <w:t>SMS:</w:t>
             </w:r>
@@ -12870,26 +12916,35 @@
                 <w:rFonts w:ascii="Arial" w:eastAsia="Times New Roman" w:hAnsi="Arial" w:cs="Arial"/>
                 <w:sz w:val="16"/>
                 <w:szCs w:val="16"/>
-                <w:lang w:val="en-US" w:eastAsia="it-IT"/>
-              </w:rPr>
-            </w:pPr>
-            <w:proofErr w:type="gramStart"/>
-            <w:r>
-              <w:rPr>
-                <w:rFonts w:ascii="Arial" w:eastAsia="Times New Roman" w:hAnsi="Arial" w:cs="Arial"/>
-                <w:sz w:val="16"/>
-                <w:szCs w:val="16"/>
-                <w:lang w:val="en-US" w:eastAsia="it-IT"/>
-              </w:rPr>
-              <w:t>”Authorized</w:t>
-            </w:r>
-            <w:proofErr w:type="gramEnd"/>
-            <w:r>
-              <w:rPr>
-                <w:rFonts w:ascii="Arial" w:eastAsia="Times New Roman" w:hAnsi="Arial" w:cs="Arial"/>
-                <w:sz w:val="16"/>
-                <w:szCs w:val="16"/>
-                <w:lang w:val="en-US" w:eastAsia="it-IT"/>
+                <w:lang w:eastAsia="it-IT"/>
+              </w:rPr>
+            </w:pPr>
+            <w:r>
+              <w:rPr>
+                <w:rFonts w:ascii="Arial" w:eastAsia="Times New Roman" w:hAnsi="Arial" w:cs="Arial"/>
+                <w:sz w:val="16"/>
+                <w:szCs w:val="16"/>
+                <w:lang w:eastAsia="it-IT"/>
+              </w:rPr>
+              <w:t>”</w:t>
+            </w:r>
+            <w:proofErr w:type="spellStart"/>
+            <w:r>
+              <w:rPr>
+                <w:rFonts w:ascii="Arial" w:eastAsia="Times New Roman" w:hAnsi="Arial" w:cs="Arial"/>
+                <w:sz w:val="16"/>
+                <w:szCs w:val="16"/>
+                <w:lang w:eastAsia="it-IT"/>
+              </w:rPr>
+              <w:t>Authorized</w:t>
+            </w:r>
+            <w:proofErr w:type="spellEnd"/>
+            <w:r>
+              <w:rPr>
+                <w:rFonts w:ascii="Arial" w:eastAsia="Times New Roman" w:hAnsi="Arial" w:cs="Arial"/>
+                <w:sz w:val="16"/>
+                <w:szCs w:val="16"/>
+                <w:lang w:eastAsia="it-IT"/>
               </w:rPr>
               <w:t xml:space="preserve"> phone n." con:</w:t>
             </w:r>
@@ -12995,7 +13050,6 @@
                 <w:lang w:val="en-US" w:eastAsia="it-IT"/>
               </w:rPr>
             </w:pPr>
-            <w:proofErr w:type="gramStart"/>
             <w:r>
               <w:rPr>
                 <w:rFonts w:ascii="Arial" w:eastAsia="Times New Roman" w:hAnsi="Arial" w:cs="Arial"/>
@@ -13009,7 +13063,6 @@
               <w:lastRenderedPageBreak/>
               <w:t>Test  #</w:t>
             </w:r>
-            <w:proofErr w:type="gramEnd"/>
           </w:p>
         </w:tc>
         <w:tc>
@@ -13945,7 +13998,6 @@
                 <w:lang w:val="en-US" w:eastAsia="it-IT"/>
               </w:rPr>
             </w:pPr>
-            <w:proofErr w:type="gramStart"/>
             <w:r>
               <w:rPr>
                 <w:rFonts w:ascii="Arial" w:eastAsia="Times New Roman" w:hAnsi="Arial" w:cs="Arial"/>
@@ -13953,17 +14005,7 @@
                 <w:szCs w:val="16"/>
                 <w:lang w:val="en-US" w:eastAsia="it-IT"/>
               </w:rPr>
-              <w:t>”Authorized</w:t>
-            </w:r>
-            <w:proofErr w:type="gramEnd"/>
-            <w:r>
-              <w:rPr>
-                <w:rFonts w:ascii="Arial" w:eastAsia="Times New Roman" w:hAnsi="Arial" w:cs="Arial"/>
-                <w:sz w:val="16"/>
-                <w:szCs w:val="16"/>
-                <w:lang w:val="en-US" w:eastAsia="it-IT"/>
-              </w:rPr>
-              <w:t xml:space="preserve"> phone n.</w:t>
+              <w:t>”Authorized phone n.</w:t>
             </w:r>
             <w:r>
               <w:rPr>
@@ -14826,15 +14868,15 @@
                 <w:rFonts w:ascii="Arial" w:eastAsia="Times New Roman" w:hAnsi="Arial" w:cs="Arial"/>
                 <w:sz w:val="16"/>
                 <w:szCs w:val="16"/>
-                <w:lang w:val="en-US" w:eastAsia="it-IT"/>
-              </w:rPr>
-            </w:pPr>
-            <w:r>
-              <w:rPr>
-                <w:rFonts w:ascii="Arial" w:eastAsia="Times New Roman" w:hAnsi="Arial" w:cs="Arial"/>
-                <w:sz w:val="16"/>
-                <w:szCs w:val="16"/>
-                <w:lang w:val="en-US" w:eastAsia="it-IT"/>
+                <w:lang w:eastAsia="it-IT"/>
+              </w:rPr>
+            </w:pPr>
+            <w:r>
+              <w:rPr>
+                <w:rFonts w:ascii="Arial" w:eastAsia="Times New Roman" w:hAnsi="Arial" w:cs="Arial"/>
+                <w:sz w:val="16"/>
+                <w:szCs w:val="16"/>
+                <w:lang w:eastAsia="it-IT"/>
               </w:rPr>
               <w:t>SMS:</w:t>
             </w:r>
@@ -14847,26 +14889,35 @@
                 <w:rFonts w:ascii="Arial" w:eastAsia="Times New Roman" w:hAnsi="Arial" w:cs="Arial"/>
                 <w:sz w:val="16"/>
                 <w:szCs w:val="16"/>
-                <w:lang w:val="en-US" w:eastAsia="it-IT"/>
-              </w:rPr>
-            </w:pPr>
-            <w:proofErr w:type="gramStart"/>
-            <w:r>
-              <w:rPr>
-                <w:rFonts w:ascii="Arial" w:eastAsia="Times New Roman" w:hAnsi="Arial" w:cs="Arial"/>
-                <w:sz w:val="16"/>
-                <w:szCs w:val="16"/>
-                <w:lang w:val="en-US" w:eastAsia="it-IT"/>
-              </w:rPr>
-              <w:t>”Authorized</w:t>
-            </w:r>
-            <w:proofErr w:type="gramEnd"/>
-            <w:r>
-              <w:rPr>
-                <w:rFonts w:ascii="Arial" w:eastAsia="Times New Roman" w:hAnsi="Arial" w:cs="Arial"/>
-                <w:sz w:val="16"/>
-                <w:szCs w:val="16"/>
-                <w:lang w:val="en-US" w:eastAsia="it-IT"/>
+                <w:lang w:eastAsia="it-IT"/>
+              </w:rPr>
+            </w:pPr>
+            <w:r>
+              <w:rPr>
+                <w:rFonts w:ascii="Arial" w:eastAsia="Times New Roman" w:hAnsi="Arial" w:cs="Arial"/>
+                <w:sz w:val="16"/>
+                <w:szCs w:val="16"/>
+                <w:lang w:eastAsia="it-IT"/>
+              </w:rPr>
+              <w:t>”</w:t>
+            </w:r>
+            <w:proofErr w:type="spellStart"/>
+            <w:r>
+              <w:rPr>
+                <w:rFonts w:ascii="Arial" w:eastAsia="Times New Roman" w:hAnsi="Arial" w:cs="Arial"/>
+                <w:sz w:val="16"/>
+                <w:szCs w:val="16"/>
+                <w:lang w:eastAsia="it-IT"/>
+              </w:rPr>
+              <w:t>Authorized</w:t>
+            </w:r>
+            <w:proofErr w:type="spellEnd"/>
+            <w:r>
+              <w:rPr>
+                <w:rFonts w:ascii="Arial" w:eastAsia="Times New Roman" w:hAnsi="Arial" w:cs="Arial"/>
+                <w:sz w:val="16"/>
+                <w:szCs w:val="16"/>
+                <w:lang w:eastAsia="it-IT"/>
               </w:rPr>
               <w:t xml:space="preserve"> phone n." con:</w:t>
             </w:r>
@@ -15380,15 +15431,15 @@
                 <w:rFonts w:ascii="Arial" w:eastAsia="Times New Roman" w:hAnsi="Arial" w:cs="Arial"/>
                 <w:sz w:val="16"/>
                 <w:szCs w:val="16"/>
-                <w:lang w:val="en-US" w:eastAsia="it-IT"/>
-              </w:rPr>
-            </w:pPr>
-            <w:r>
-              <w:rPr>
-                <w:rFonts w:ascii="Arial" w:eastAsia="Times New Roman" w:hAnsi="Arial" w:cs="Arial"/>
-                <w:sz w:val="16"/>
-                <w:szCs w:val="16"/>
-                <w:lang w:val="en-US" w:eastAsia="it-IT"/>
+                <w:lang w:eastAsia="it-IT"/>
+              </w:rPr>
+            </w:pPr>
+            <w:r>
+              <w:rPr>
+                <w:rFonts w:ascii="Arial" w:eastAsia="Times New Roman" w:hAnsi="Arial" w:cs="Arial"/>
+                <w:sz w:val="16"/>
+                <w:szCs w:val="16"/>
+                <w:lang w:eastAsia="it-IT"/>
               </w:rPr>
               <w:t>SMS:</w:t>
             </w:r>
@@ -15401,26 +15452,35 @@
                 <w:rFonts w:ascii="Arial" w:eastAsia="Times New Roman" w:hAnsi="Arial" w:cs="Arial"/>
                 <w:sz w:val="16"/>
                 <w:szCs w:val="16"/>
-                <w:lang w:val="en-US" w:eastAsia="it-IT"/>
-              </w:rPr>
-            </w:pPr>
-            <w:proofErr w:type="gramStart"/>
-            <w:r>
-              <w:rPr>
-                <w:rFonts w:ascii="Arial" w:eastAsia="Times New Roman" w:hAnsi="Arial" w:cs="Arial"/>
-                <w:sz w:val="16"/>
-                <w:szCs w:val="16"/>
-                <w:lang w:val="en-US" w:eastAsia="it-IT"/>
-              </w:rPr>
-              <w:t>”Authorized</w:t>
-            </w:r>
-            <w:proofErr w:type="gramEnd"/>
-            <w:r>
-              <w:rPr>
-                <w:rFonts w:ascii="Arial" w:eastAsia="Times New Roman" w:hAnsi="Arial" w:cs="Arial"/>
-                <w:sz w:val="16"/>
-                <w:szCs w:val="16"/>
-                <w:lang w:val="en-US" w:eastAsia="it-IT"/>
+                <w:lang w:eastAsia="it-IT"/>
+              </w:rPr>
+            </w:pPr>
+            <w:r>
+              <w:rPr>
+                <w:rFonts w:ascii="Arial" w:eastAsia="Times New Roman" w:hAnsi="Arial" w:cs="Arial"/>
+                <w:sz w:val="16"/>
+                <w:szCs w:val="16"/>
+                <w:lang w:eastAsia="it-IT"/>
+              </w:rPr>
+              <w:t>”</w:t>
+            </w:r>
+            <w:proofErr w:type="spellStart"/>
+            <w:r>
+              <w:rPr>
+                <w:rFonts w:ascii="Arial" w:eastAsia="Times New Roman" w:hAnsi="Arial" w:cs="Arial"/>
+                <w:sz w:val="16"/>
+                <w:szCs w:val="16"/>
+                <w:lang w:eastAsia="it-IT"/>
+              </w:rPr>
+              <w:t>Authorized</w:t>
+            </w:r>
+            <w:proofErr w:type="spellEnd"/>
+            <w:r>
+              <w:rPr>
+                <w:rFonts w:ascii="Arial" w:eastAsia="Times New Roman" w:hAnsi="Arial" w:cs="Arial"/>
+                <w:sz w:val="16"/>
+                <w:szCs w:val="16"/>
+                <w:lang w:eastAsia="it-IT"/>
               </w:rPr>
               <w:t xml:space="preserve"> phone n." con:</w:t>
             </w:r>
@@ -15692,15 +15752,15 @@
                 <w:rFonts w:ascii="Arial" w:eastAsia="Times New Roman" w:hAnsi="Arial" w:cs="Arial"/>
                 <w:sz w:val="16"/>
                 <w:szCs w:val="16"/>
-                <w:lang w:val="en-US" w:eastAsia="it-IT"/>
-              </w:rPr>
-            </w:pPr>
-            <w:r>
-              <w:rPr>
-                <w:rFonts w:ascii="Arial" w:eastAsia="Times New Roman" w:hAnsi="Arial" w:cs="Arial"/>
-                <w:sz w:val="16"/>
-                <w:szCs w:val="16"/>
-                <w:lang w:val="en-US" w:eastAsia="it-IT"/>
+                <w:lang w:eastAsia="it-IT"/>
+              </w:rPr>
+            </w:pPr>
+            <w:r>
+              <w:rPr>
+                <w:rFonts w:ascii="Arial" w:eastAsia="Times New Roman" w:hAnsi="Arial" w:cs="Arial"/>
+                <w:sz w:val="16"/>
+                <w:szCs w:val="16"/>
+                <w:lang w:eastAsia="it-IT"/>
               </w:rPr>
               <w:t>SMS:</w:t>
             </w:r>
@@ -15713,26 +15773,35 @@
                 <w:rFonts w:ascii="Arial" w:eastAsia="Times New Roman" w:hAnsi="Arial" w:cs="Arial"/>
                 <w:sz w:val="16"/>
                 <w:szCs w:val="16"/>
-                <w:lang w:val="en-US" w:eastAsia="it-IT"/>
-              </w:rPr>
-            </w:pPr>
-            <w:proofErr w:type="gramStart"/>
-            <w:r>
-              <w:rPr>
-                <w:rFonts w:ascii="Arial" w:eastAsia="Times New Roman" w:hAnsi="Arial" w:cs="Arial"/>
-                <w:sz w:val="16"/>
-                <w:szCs w:val="16"/>
-                <w:lang w:val="en-US" w:eastAsia="it-IT"/>
-              </w:rPr>
-              <w:t>”Authorized</w:t>
-            </w:r>
-            <w:proofErr w:type="gramEnd"/>
-            <w:r>
-              <w:rPr>
-                <w:rFonts w:ascii="Arial" w:eastAsia="Times New Roman" w:hAnsi="Arial" w:cs="Arial"/>
-                <w:sz w:val="16"/>
-                <w:szCs w:val="16"/>
-                <w:lang w:val="en-US" w:eastAsia="it-IT"/>
+                <w:lang w:eastAsia="it-IT"/>
+              </w:rPr>
+            </w:pPr>
+            <w:r>
+              <w:rPr>
+                <w:rFonts w:ascii="Arial" w:eastAsia="Times New Roman" w:hAnsi="Arial" w:cs="Arial"/>
+                <w:sz w:val="16"/>
+                <w:szCs w:val="16"/>
+                <w:lang w:eastAsia="it-IT"/>
+              </w:rPr>
+              <w:t>”</w:t>
+            </w:r>
+            <w:proofErr w:type="spellStart"/>
+            <w:r>
+              <w:rPr>
+                <w:rFonts w:ascii="Arial" w:eastAsia="Times New Roman" w:hAnsi="Arial" w:cs="Arial"/>
+                <w:sz w:val="16"/>
+                <w:szCs w:val="16"/>
+                <w:lang w:eastAsia="it-IT"/>
+              </w:rPr>
+              <w:t>Authorized</w:t>
+            </w:r>
+            <w:proofErr w:type="spellEnd"/>
+            <w:r>
+              <w:rPr>
+                <w:rFonts w:ascii="Arial" w:eastAsia="Times New Roman" w:hAnsi="Arial" w:cs="Arial"/>
+                <w:sz w:val="16"/>
+                <w:szCs w:val="16"/>
+                <w:lang w:eastAsia="it-IT"/>
               </w:rPr>
               <w:t xml:space="preserve"> phone n." con:</w:t>
             </w:r>
@@ -18268,15 +18337,15 @@
                 <w:rFonts w:ascii="Arial" w:eastAsia="Times New Roman" w:hAnsi="Arial" w:cs="Arial"/>
                 <w:sz w:val="16"/>
                 <w:szCs w:val="16"/>
-                <w:lang w:val="en-US" w:eastAsia="it-IT"/>
-              </w:rPr>
-            </w:pPr>
-            <w:r>
-              <w:rPr>
-                <w:rFonts w:ascii="Arial" w:eastAsia="Times New Roman" w:hAnsi="Arial" w:cs="Arial"/>
-                <w:sz w:val="16"/>
-                <w:szCs w:val="16"/>
-                <w:lang w:val="en-US" w:eastAsia="it-IT"/>
+                <w:lang w:eastAsia="it-IT"/>
+              </w:rPr>
+            </w:pPr>
+            <w:r>
+              <w:rPr>
+                <w:rFonts w:ascii="Arial" w:eastAsia="Times New Roman" w:hAnsi="Arial" w:cs="Arial"/>
+                <w:sz w:val="16"/>
+                <w:szCs w:val="16"/>
+                <w:lang w:eastAsia="it-IT"/>
               </w:rPr>
               <w:t>SMS:</w:t>
             </w:r>
@@ -18289,26 +18358,35 @@
                 <w:rFonts w:ascii="Arial" w:eastAsia="Times New Roman" w:hAnsi="Arial" w:cs="Arial"/>
                 <w:sz w:val="16"/>
                 <w:szCs w:val="16"/>
-                <w:lang w:val="en-US" w:eastAsia="it-IT"/>
-              </w:rPr>
-            </w:pPr>
-            <w:proofErr w:type="gramStart"/>
-            <w:r>
-              <w:rPr>
-                <w:rFonts w:ascii="Arial" w:eastAsia="Times New Roman" w:hAnsi="Arial" w:cs="Arial"/>
-                <w:sz w:val="16"/>
-                <w:szCs w:val="16"/>
-                <w:lang w:val="en-US" w:eastAsia="it-IT"/>
-              </w:rPr>
-              <w:t>”Authorized</w:t>
-            </w:r>
-            <w:proofErr w:type="gramEnd"/>
-            <w:r>
-              <w:rPr>
-                <w:rFonts w:ascii="Arial" w:eastAsia="Times New Roman" w:hAnsi="Arial" w:cs="Arial"/>
-                <w:sz w:val="16"/>
-                <w:szCs w:val="16"/>
-                <w:lang w:val="en-US" w:eastAsia="it-IT"/>
+                <w:lang w:eastAsia="it-IT"/>
+              </w:rPr>
+            </w:pPr>
+            <w:r>
+              <w:rPr>
+                <w:rFonts w:ascii="Arial" w:eastAsia="Times New Roman" w:hAnsi="Arial" w:cs="Arial"/>
+                <w:sz w:val="16"/>
+                <w:szCs w:val="16"/>
+                <w:lang w:eastAsia="it-IT"/>
+              </w:rPr>
+              <w:t>”</w:t>
+            </w:r>
+            <w:proofErr w:type="spellStart"/>
+            <w:r>
+              <w:rPr>
+                <w:rFonts w:ascii="Arial" w:eastAsia="Times New Roman" w:hAnsi="Arial" w:cs="Arial"/>
+                <w:sz w:val="16"/>
+                <w:szCs w:val="16"/>
+                <w:lang w:eastAsia="it-IT"/>
+              </w:rPr>
+              <w:t>Authorized</w:t>
+            </w:r>
+            <w:proofErr w:type="spellEnd"/>
+            <w:r>
+              <w:rPr>
+                <w:rFonts w:ascii="Arial" w:eastAsia="Times New Roman" w:hAnsi="Arial" w:cs="Arial"/>
+                <w:sz w:val="16"/>
+                <w:szCs w:val="16"/>
+                <w:lang w:eastAsia="it-IT"/>
               </w:rPr>
               <w:t xml:space="preserve"> phone n." con:</w:t>
             </w:r>
@@ -18495,7 +18573,25 @@
                 <w:szCs w:val="16"/>
                 <w:lang w:eastAsia="it-IT"/>
               </w:rPr>
-              <w:t>Ritorna SALDI SIM</w:t>
+              <w:t xml:space="preserve">Ritorna </w:t>
+            </w:r>
+            <w:r>
+              <w:rPr>
+                <w:rFonts w:ascii="Arial" w:eastAsia="Times New Roman" w:hAnsi="Arial" w:cs="Arial"/>
+                <w:sz w:val="16"/>
+                <w:szCs w:val="16"/>
+                <w:lang w:eastAsia="it-IT"/>
+              </w:rPr>
+              <w:t>INFO</w:t>
+            </w:r>
+            <w:r>
+              <w:rPr>
+                <w:rFonts w:ascii="Arial" w:eastAsia="Times New Roman" w:hAnsi="Arial" w:cs="Arial"/>
+                <w:sz w:val="16"/>
+                <w:szCs w:val="16"/>
+                <w:lang w:eastAsia="it-IT"/>
+              </w:rPr>
+              <w:t xml:space="preserve"> SIM</w:t>
             </w:r>
           </w:p>
         </w:tc>
@@ -18594,17 +18690,16 @@
                 <w:rFonts w:ascii="Arial" w:eastAsia="Times New Roman" w:hAnsi="Arial" w:cs="Arial"/>
                 <w:sz w:val="16"/>
                 <w:szCs w:val="16"/>
-                <w:lang w:eastAsia="it-IT"/>
-              </w:rPr>
-            </w:pPr>
-            <w:proofErr w:type="gramStart"/>
-            <w:r>
-              <w:rPr>
-                <w:rFonts w:ascii="Arial" w:eastAsia="Times New Roman" w:hAnsi="Arial" w:cs="Arial"/>
-                <w:sz w:val="16"/>
-                <w:szCs w:val="16"/>
                 <w:lang w:val="en-US" w:eastAsia="it-IT"/>
               </w:rPr>
+            </w:pPr>
+            <w:r>
+              <w:rPr>
+                <w:rFonts w:ascii="Arial" w:eastAsia="Times New Roman" w:hAnsi="Arial" w:cs="Arial"/>
+                <w:sz w:val="16"/>
+                <w:szCs w:val="16"/>
+                <w:lang w:val="en-US" w:eastAsia="it-IT"/>
+              </w:rPr>
               <w:t>”</w:t>
             </w:r>
             <w:r>
@@ -18614,9 +18709,9 @@
                 <w:szCs w:val="16"/>
                 <w:lang w:val="en-US" w:eastAsia="it-IT"/>
               </w:rPr>
-              <w:t>Credito</w:t>
-            </w:r>
-            <w:proofErr w:type="gramEnd"/>
+              <w:t xml:space="preserve">Credito </w:t>
+            </w:r>
+            <w:proofErr w:type="spellStart"/>
             <w:r>
               <w:rPr>
                 <w:rFonts w:ascii="Arial" w:eastAsia="Times New Roman" w:hAnsi="Arial" w:cs="Arial"/>
@@ -18624,9 +18719,9 @@
                 <w:szCs w:val="16"/>
                 <w:lang w:val="en-US" w:eastAsia="it-IT"/>
               </w:rPr>
-              <w:t xml:space="preserve"> </w:t>
-            </w:r>
-            <w:proofErr w:type="spellStart"/>
+              <w:t>residuo</w:t>
+            </w:r>
+            <w:proofErr w:type="spellEnd"/>
             <w:r>
               <w:rPr>
                 <w:rFonts w:ascii="Arial" w:eastAsia="Times New Roman" w:hAnsi="Arial" w:cs="Arial"/>
@@ -18634,9 +18729,8 @@
                 <w:szCs w:val="16"/>
                 <w:lang w:val="en-US" w:eastAsia="it-IT"/>
               </w:rPr>
-              <w:t>residuo</w:t>
-            </w:r>
-            <w:proofErr w:type="spellEnd"/>
+              <w:t>…..</w:t>
+            </w:r>
             <w:r>
               <w:rPr>
                 <w:rFonts w:ascii="Arial" w:eastAsia="Times New Roman" w:hAnsi="Arial" w:cs="Arial"/>
@@ -18644,57 +18738,113 @@
                 <w:szCs w:val="16"/>
                 <w:lang w:val="en-US" w:eastAsia="it-IT"/>
               </w:rPr>
-              <w:t>…..</w:t>
-            </w:r>
-            <w:r>
-              <w:rPr>
-                <w:rFonts w:ascii="Arial" w:eastAsia="Times New Roman" w:hAnsi="Arial" w:cs="Arial"/>
-                <w:sz w:val="16"/>
-                <w:szCs w:val="16"/>
-                <w:lang w:val="en-US" w:eastAsia="it-IT"/>
-              </w:rPr>
-              <w:t>."</w:t>
-            </w:r>
-          </w:p>
-          <w:p>
-            <w:pPr>
-              <w:spacing w:line="330" w:lineRule="atLeast"/>
-              <w:jc w:val="center"/>
-              <w:rPr>
-                <w:rFonts w:ascii="Arial" w:eastAsia="Times New Roman" w:hAnsi="Arial" w:cs="Arial"/>
-                <w:sz w:val="16"/>
-                <w:szCs w:val="16"/>
-                <w:lang w:eastAsia="it-IT"/>
-              </w:rPr>
-            </w:pPr>
+              <w:t>.</w:t>
+            </w:r>
+          </w:p>
+          <w:p>
+            <w:pPr>
+              <w:spacing w:line="330" w:lineRule="atLeast"/>
+              <w:jc w:val="center"/>
+              <w:rPr>
+                <w:rFonts w:ascii="Arial" w:eastAsia="Times New Roman" w:hAnsi="Arial" w:cs="Arial"/>
+                <w:sz w:val="16"/>
+                <w:szCs w:val="16"/>
+                <w:lang w:eastAsia="it-IT"/>
+              </w:rPr>
+            </w:pPr>
+            <w:r>
+              <w:rPr>
+                <w:rFonts w:ascii="Arial" w:eastAsia="Times New Roman" w:hAnsi="Arial" w:cs="Arial"/>
+                <w:sz w:val="16"/>
+                <w:szCs w:val="16"/>
+                <w:lang w:eastAsia="it-IT"/>
+              </w:rPr>
+              <w:t>Scadenza SIM…..</w:t>
+            </w:r>
+            <w:r>
+              <w:rPr>
+                <w:rFonts w:ascii="Arial" w:eastAsia="Times New Roman" w:hAnsi="Arial" w:cs="Arial"/>
+                <w:sz w:val="16"/>
+                <w:szCs w:val="16"/>
+                <w:lang w:eastAsia="it-IT"/>
+              </w:rPr>
+              <w:t>"</w:t>
+            </w:r>
+          </w:p>
+          <w:p>
+            <w:pPr>
+              <w:spacing w:line="330" w:lineRule="atLeast"/>
+              <w:jc w:val="center"/>
+              <w:rPr>
+                <w:rFonts w:ascii="Arial" w:eastAsia="Times New Roman" w:hAnsi="Arial" w:cs="Arial"/>
+                <w:sz w:val="16"/>
+                <w:szCs w:val="16"/>
+                <w:lang w:eastAsia="it-IT"/>
+              </w:rPr>
+            </w:pPr>
+            <w:r>
+              <w:rPr>
+                <w:rFonts w:ascii="Arial" w:eastAsia="Times New Roman" w:hAnsi="Arial" w:cs="Arial"/>
+                <w:sz w:val="16"/>
+                <w:szCs w:val="16"/>
+                <w:lang w:eastAsia="it-IT"/>
+              </w:rPr>
+              <w:t xml:space="preserve">SOLO </w:t>
+            </w:r>
+            <w:r>
+              <w:rPr>
+                <w:rFonts w:ascii="Arial" w:eastAsia="Times New Roman" w:hAnsi="Arial" w:cs="Arial"/>
+                <w:sz w:val="16"/>
+                <w:szCs w:val="16"/>
+                <w:lang w:eastAsia="it-IT"/>
+              </w:rPr>
+              <w:t>n</w:t>
+            </w:r>
+            <w:r>
+              <w:rPr>
+                <w:rFonts w:ascii="Arial" w:eastAsia="Times New Roman" w:hAnsi="Arial" w:cs="Arial"/>
+                <w:sz w:val="16"/>
+                <w:szCs w:val="16"/>
+                <w:lang w:eastAsia="it-IT"/>
+              </w:rPr>
+              <w:t xml:space="preserve">umero </w:t>
+            </w:r>
+            <w:r>
+              <w:rPr>
+                <w:rFonts w:ascii="Arial" w:eastAsia="Times New Roman" w:hAnsi="Arial" w:cs="Arial"/>
+                <w:sz w:val="16"/>
+                <w:szCs w:val="16"/>
+                <w:lang w:eastAsia="it-IT"/>
+              </w:rPr>
+              <w:t xml:space="preserve">telefonico del </w:t>
+            </w:r>
+            <w:r>
+              <w:rPr>
+                <w:rFonts w:ascii="Arial" w:eastAsia="Times New Roman" w:hAnsi="Arial" w:cs="Arial"/>
+                <w:sz w:val="16"/>
+                <w:szCs w:val="16"/>
+                <w:lang w:eastAsia="it-IT"/>
+              </w:rPr>
+              <w:t>Master</w:t>
+            </w:r>
           </w:p>
         </w:tc>
         <w:tc>
           <w:tcPr>
             <w:tcW w:w="992" w:type="dxa"/>
-            <w:shd w:val="clear" w:color="auto" w:fill="00B050"/>
-            <w:vAlign w:val="center"/>
-          </w:tcPr>
-          <w:p>
-            <w:pPr>
-              <w:spacing w:line="330" w:lineRule="atLeast"/>
-              <w:jc w:val="center"/>
-              <w:rPr>
-                <w:rFonts w:ascii="Arial" w:eastAsia="Times New Roman" w:hAnsi="Arial" w:cs="Arial"/>
-                <w:sz w:val="16"/>
-                <w:szCs w:val="16"/>
-                <w:lang w:eastAsia="it-IT"/>
-              </w:rPr>
-            </w:pPr>
-            <w:r>
-              <w:rPr>
-                <w:rFonts w:ascii="Arial" w:eastAsia="Times New Roman" w:hAnsi="Arial" w:cs="Arial"/>
-                <w:sz w:val="16"/>
-                <w:szCs w:val="16"/>
-                <w:lang w:eastAsia="it-IT"/>
-              </w:rPr>
-              <w:t>ok</w:t>
-            </w:r>
+            <w:vAlign w:val="center"/>
+          </w:tcPr>
+          <w:p>
+            <w:pPr>
+              <w:spacing w:line="330" w:lineRule="atLeast"/>
+              <w:jc w:val="center"/>
+              <w:rPr>
+                <w:rFonts w:ascii="Arial" w:eastAsia="Times New Roman" w:hAnsi="Arial" w:cs="Arial"/>
+                <w:sz w:val="16"/>
+                <w:szCs w:val="16"/>
+                <w:lang w:eastAsia="it-IT"/>
+              </w:rPr>
+            </w:pPr>
           </w:p>
         </w:tc>
       </w:tr>
@@ -18959,6 +19109,7 @@
                 <w:szCs w:val="16"/>
                 <w:lang w:val="en-US" w:eastAsia="it-IT"/>
               </w:rPr>
+              <w:lastRenderedPageBreak/>
               <w:t>5.1</w:t>
             </w:r>
           </w:p>
@@ -19101,16 +19252,7 @@
                 <w:szCs w:val="16"/>
                 <w:lang w:val="en-US" w:eastAsia="it-IT"/>
               </w:rPr>
-              <w:t xml:space="preserve">Solo Dev </w:t>
-            </w:r>
-            <w:r>
-              <w:rPr>
-                <w:rFonts w:ascii="Arial" w:eastAsia="Times New Roman" w:hAnsi="Arial" w:cs="Arial"/>
-                <w:sz w:val="16"/>
-                <w:szCs w:val="16"/>
-                <w:lang w:val="en-US" w:eastAsia="it-IT"/>
-              </w:rPr>
-              <w:t>SMS:</w:t>
+              <w:t>Solo Dev SMS:</w:t>
             </w:r>
           </w:p>
           <w:p>
@@ -19192,7 +19334,6 @@
                 <w:szCs w:val="16"/>
                 <w:lang w:val="en-US" w:eastAsia="it-IT"/>
               </w:rPr>
-              <w:lastRenderedPageBreak/>
               <w:t>5.2</w:t>
             </w:r>
           </w:p>
@@ -20118,7 +20259,6 @@
               <w:t xml:space="preserve">Reset giornaliero </w:t>
             </w:r>
             <w:proofErr w:type="spellStart"/>
-            <w:proofErr w:type="gramStart"/>
             <w:r>
               <w:rPr>
                 <w:rFonts w:ascii="Courier New" w:eastAsia="Times New Roman" w:hAnsi="Courier New" w:cs="Courier New"/>
@@ -20136,17 +20276,7 @@
                 <w:szCs w:val="20"/>
                 <w:lang w:eastAsia="it-IT"/>
               </w:rPr>
-              <w:t>(</w:t>
-            </w:r>
-            <w:proofErr w:type="gramEnd"/>
-            <w:r>
-              <w:rPr>
-                <w:rFonts w:ascii="Courier New" w:eastAsia="Times New Roman" w:hAnsi="Courier New" w:cs="Courier New"/>
-                <w:sz w:val="20"/>
-                <w:szCs w:val="20"/>
-                <w:lang w:eastAsia="it-IT"/>
-              </w:rPr>
-              <w:t>)</w:t>
+              <w:t>()</w:t>
             </w:r>
           </w:p>
         </w:tc>
@@ -20468,7 +20598,6 @@
         </w:rPr>
       </w:pPr>
       <w:proofErr w:type="spellStart"/>
-      <w:proofErr w:type="gramStart"/>
       <w:r>
         <w:rPr>
           <w:rFonts w:ascii="Consolas" w:eastAsia="Times New Roman" w:hAnsi="Consolas" w:cs="Times New Roman"/>
@@ -20490,7 +20619,6 @@
         </w:rPr>
         <w:t>[</w:t>
       </w:r>
-      <w:proofErr w:type="gramEnd"/>
       <w:r>
         <w:rPr>
           <w:rFonts w:ascii="Consolas" w:eastAsia="Times New Roman" w:hAnsi="Consolas" w:cs="Times New Roman"/>
@@ -20573,7 +20701,6 @@
         <w:t xml:space="preserve"> </w:t>
       </w:r>
       <w:proofErr w:type="spellStart"/>
-      <w:proofErr w:type="gramStart"/>
       <w:r>
         <w:rPr>
           <w:rFonts w:ascii="Consolas" w:eastAsia="Times New Roman" w:hAnsi="Consolas" w:cs="Times New Roman"/>
@@ -20593,9 +20720,38 @@
           <w:szCs w:val="24"/>
           <w:lang w:val="en-US" w:eastAsia="it-IT"/>
         </w:rPr>
+        <w:t>[]</w:t>
+      </w:r>
+      <w:r>
+        <w:rPr>
+          <w:rFonts w:ascii="Consolas" w:eastAsia="Times New Roman" w:hAnsi="Consolas" w:cs="Times New Roman"/>
+          <w:color w:val="B4B4B4"/>
+          <w:sz w:val="24"/>
+          <w:szCs w:val="24"/>
+          <w:lang w:val="en-US" w:eastAsia="it-IT"/>
+        </w:rPr>
         <w:t>[</w:t>
       </w:r>
-      <w:proofErr w:type="gramEnd"/>
+      <w:r>
+        <w:rPr>
+          <w:rFonts w:ascii="Consolas" w:eastAsia="Times New Roman" w:hAnsi="Consolas" w:cs="Times New Roman"/>
+          <w:color w:val="B5CEA8"/>
+          <w:sz w:val="24"/>
+          <w:szCs w:val="24"/>
+          <w:lang w:val="en-US" w:eastAsia="it-IT"/>
+        </w:rPr>
+        <w:t>16</w:t>
+      </w:r>
+      <w:r>
+        <w:rPr>
+          <w:rFonts w:ascii="Consolas" w:eastAsia="Times New Roman" w:hAnsi="Consolas" w:cs="Times New Roman"/>
+          <w:color w:val="B4B4B4"/>
+          <w:sz w:val="24"/>
+          <w:szCs w:val="24"/>
+          <w:lang w:val="en-US" w:eastAsia="it-IT"/>
+        </w:rPr>
+        <w:t>]</w:t>
+      </w:r>
       <w:r>
         <w:rPr>
           <w:rFonts w:ascii="Consolas" w:eastAsia="Times New Roman" w:hAnsi="Consolas" w:cs="Times New Roman"/>
@@ -20604,7 +20760,7 @@
           <w:szCs w:val="24"/>
           <w:lang w:val="en-US" w:eastAsia="it-IT"/>
         </w:rPr>
-        <w:t>]</w:t>
+        <w:t xml:space="preserve"> </w:t>
       </w:r>
       <w:r>
         <w:rPr>
@@ -20614,7 +20770,317 @@
           <w:szCs w:val="24"/>
           <w:lang w:val="en-US" w:eastAsia="it-IT"/>
         </w:rPr>
-        <w:t>[</w:t>
+        <w:t>=</w:t>
+      </w:r>
+      <w:r>
+        <w:rPr>
+          <w:rFonts w:ascii="Consolas" w:eastAsia="Times New Roman" w:hAnsi="Consolas" w:cs="Times New Roman"/>
+          <w:color w:val="DADADA"/>
+          <w:sz w:val="24"/>
+          <w:szCs w:val="24"/>
+          <w:lang w:val="en-US" w:eastAsia="it-IT"/>
+        </w:rPr>
+        <w:t xml:space="preserve"> </w:t>
+      </w:r>
+      <w:r>
+        <w:rPr>
+          <w:rFonts w:ascii="Consolas" w:eastAsia="Times New Roman" w:hAnsi="Consolas" w:cs="Times New Roman"/>
+          <w:color w:val="B4B4B4"/>
+          <w:sz w:val="24"/>
+          <w:szCs w:val="24"/>
+          <w:lang w:val="en-US" w:eastAsia="it-IT"/>
+        </w:rPr>
+        <w:t>{</w:t>
+      </w:r>
+    </w:p>
+    <w:p>
+      <w:pPr>
+        <w:shd w:val="clear" w:color="auto" w:fill="1E1E1E"/>
+        <w:spacing w:after="0" w:line="330" w:lineRule="atLeast"/>
+        <w:rPr>
+          <w:rFonts w:ascii="Consolas" w:eastAsia="Times New Roman" w:hAnsi="Consolas" w:cs="Times New Roman"/>
+          <w:color w:val="DADADA"/>
+          <w:sz w:val="24"/>
+          <w:szCs w:val="24"/>
+          <w:lang w:val="en-US" w:eastAsia="it-IT"/>
+        </w:rPr>
+      </w:pPr>
+      <w:r>
+        <w:rPr>
+          <w:rFonts w:ascii="Consolas" w:eastAsia="Times New Roman" w:hAnsi="Consolas" w:cs="Times New Roman"/>
+          <w:color w:val="DADADA"/>
+          <w:sz w:val="24"/>
+          <w:szCs w:val="24"/>
+          <w:lang w:val="en-US" w:eastAsia="it-IT"/>
+        </w:rPr>
+        <w:t xml:space="preserve">    </w:t>
+      </w:r>
+      <w:r>
+        <w:rPr>
+          <w:rFonts w:ascii="Consolas" w:eastAsia="Times New Roman" w:hAnsi="Consolas" w:cs="Times New Roman"/>
+          <w:color w:val="E8C9BB"/>
+          <w:sz w:val="24"/>
+          <w:szCs w:val="24"/>
+          <w:lang w:val="en-US" w:eastAsia="it-IT"/>
+        </w:rPr>
+        <w:t>"</w:t>
+      </w:r>
+      <w:r>
+        <w:rPr>
+          <w:rFonts w:ascii="Consolas" w:eastAsia="Times New Roman" w:hAnsi="Consolas" w:cs="Times New Roman"/>
+          <w:color w:val="CE9178"/>
+          <w:sz w:val="24"/>
+          <w:szCs w:val="24"/>
+          <w:lang w:val="en-US" w:eastAsia="it-IT"/>
+        </w:rPr>
+        <w:t>+393334188263</w:t>
+      </w:r>
+      <w:r>
+        <w:rPr>
+          <w:rFonts w:ascii="Consolas" w:eastAsia="Times New Roman" w:hAnsi="Consolas" w:cs="Times New Roman"/>
+          <w:color w:val="E8C9BB"/>
+          <w:sz w:val="24"/>
+          <w:szCs w:val="24"/>
+          <w:lang w:val="en-US" w:eastAsia="it-IT"/>
+        </w:rPr>
+        <w:t>"</w:t>
+      </w:r>
+      <w:r>
+        <w:rPr>
+          <w:rFonts w:ascii="Consolas" w:eastAsia="Times New Roman" w:hAnsi="Consolas" w:cs="Times New Roman"/>
+          <w:color w:val="B4B4B4"/>
+          <w:sz w:val="24"/>
+          <w:szCs w:val="24"/>
+          <w:lang w:val="en-US" w:eastAsia="it-IT"/>
+        </w:rPr>
+        <w:t>,</w:t>
+      </w:r>
+    </w:p>
+    <w:p>
+      <w:pPr>
+        <w:shd w:val="clear" w:color="auto" w:fill="1E1E1E"/>
+        <w:spacing w:after="0" w:line="330" w:lineRule="atLeast"/>
+        <w:rPr>
+          <w:rFonts w:ascii="Consolas" w:eastAsia="Times New Roman" w:hAnsi="Consolas" w:cs="Times New Roman"/>
+          <w:color w:val="DADADA"/>
+          <w:sz w:val="24"/>
+          <w:szCs w:val="24"/>
+          <w:lang w:val="en-US" w:eastAsia="it-IT"/>
+        </w:rPr>
+      </w:pPr>
+      <w:r>
+        <w:rPr>
+          <w:rFonts w:ascii="Consolas" w:eastAsia="Times New Roman" w:hAnsi="Consolas" w:cs="Times New Roman"/>
+          <w:color w:val="DADADA"/>
+          <w:sz w:val="24"/>
+          <w:szCs w:val="24"/>
+          <w:lang w:val="en-US" w:eastAsia="it-IT"/>
+        </w:rPr>
+        <w:t xml:space="preserve">    </w:t>
+      </w:r>
+      <w:r>
+        <w:rPr>
+          <w:rFonts w:ascii="Consolas" w:eastAsia="Times New Roman" w:hAnsi="Consolas" w:cs="Times New Roman"/>
+          <w:color w:val="E8C9BB"/>
+          <w:sz w:val="24"/>
+          <w:szCs w:val="24"/>
+          <w:lang w:val="en-US" w:eastAsia="it-IT"/>
+        </w:rPr>
+        <w:t>""</w:t>
+      </w:r>
+      <w:r>
+        <w:rPr>
+          <w:rFonts w:ascii="Consolas" w:eastAsia="Times New Roman" w:hAnsi="Consolas" w:cs="Times New Roman"/>
+          <w:color w:val="B4B4B4"/>
+          <w:sz w:val="24"/>
+          <w:szCs w:val="24"/>
+          <w:lang w:val="en-US" w:eastAsia="it-IT"/>
+        </w:rPr>
+        <w:t>,</w:t>
+      </w:r>
+    </w:p>
+    <w:p>
+      <w:pPr>
+        <w:shd w:val="clear" w:color="auto" w:fill="1E1E1E"/>
+        <w:spacing w:after="0" w:line="330" w:lineRule="atLeast"/>
+        <w:rPr>
+          <w:rFonts w:ascii="Consolas" w:eastAsia="Times New Roman" w:hAnsi="Consolas" w:cs="Times New Roman"/>
+          <w:color w:val="DADADA"/>
+          <w:sz w:val="24"/>
+          <w:szCs w:val="24"/>
+          <w:lang w:val="en-US" w:eastAsia="it-IT"/>
+        </w:rPr>
+      </w:pPr>
+      <w:r>
+        <w:rPr>
+          <w:rFonts w:ascii="Consolas" w:eastAsia="Times New Roman" w:hAnsi="Consolas" w:cs="Times New Roman"/>
+          <w:color w:val="DADADA"/>
+          <w:sz w:val="24"/>
+          <w:szCs w:val="24"/>
+          <w:lang w:val="en-US" w:eastAsia="it-IT"/>
+        </w:rPr>
+        <w:t xml:space="preserve">    </w:t>
+      </w:r>
+      <w:r>
+        <w:rPr>
+          <w:rFonts w:ascii="Consolas" w:eastAsia="Times New Roman" w:hAnsi="Consolas" w:cs="Times New Roman"/>
+          <w:color w:val="E8C9BB"/>
+          <w:sz w:val="24"/>
+          <w:szCs w:val="24"/>
+          <w:lang w:val="en-US" w:eastAsia="it-IT"/>
+        </w:rPr>
+        <w:t>""</w:t>
+      </w:r>
+      <w:r>
+        <w:rPr>
+          <w:rFonts w:ascii="Consolas" w:eastAsia="Times New Roman" w:hAnsi="Consolas" w:cs="Times New Roman"/>
+          <w:color w:val="B4B4B4"/>
+          <w:sz w:val="24"/>
+          <w:szCs w:val="24"/>
+          <w:lang w:val="en-US" w:eastAsia="it-IT"/>
+        </w:rPr>
+        <w:t>,</w:t>
+      </w:r>
+    </w:p>
+    <w:p>
+      <w:pPr>
+        <w:shd w:val="clear" w:color="auto" w:fill="1E1E1E"/>
+        <w:spacing w:after="0" w:line="330" w:lineRule="atLeast"/>
+        <w:rPr>
+          <w:rFonts w:ascii="Consolas" w:eastAsia="Times New Roman" w:hAnsi="Consolas" w:cs="Times New Roman"/>
+          <w:color w:val="DADADA"/>
+          <w:sz w:val="24"/>
+          <w:szCs w:val="24"/>
+          <w:lang w:val="en-US" w:eastAsia="it-IT"/>
+        </w:rPr>
+      </w:pPr>
+      <w:r>
+        <w:rPr>
+          <w:rFonts w:ascii="Consolas" w:eastAsia="Times New Roman" w:hAnsi="Consolas" w:cs="Times New Roman"/>
+          <w:color w:val="DADADA"/>
+          <w:sz w:val="24"/>
+          <w:szCs w:val="24"/>
+          <w:lang w:val="en-US" w:eastAsia="it-IT"/>
+        </w:rPr>
+        <w:t xml:space="preserve">    </w:t>
+      </w:r>
+      <w:r>
+        <w:rPr>
+          <w:rFonts w:ascii="Consolas" w:eastAsia="Times New Roman" w:hAnsi="Consolas" w:cs="Times New Roman"/>
+          <w:color w:val="E8C9BB"/>
+          <w:sz w:val="24"/>
+          <w:szCs w:val="24"/>
+          <w:lang w:val="en-US" w:eastAsia="it-IT"/>
+        </w:rPr>
+        <w:t>""</w:t>
+      </w:r>
+    </w:p>
+    <w:p>
+      <w:pPr>
+        <w:shd w:val="clear" w:color="auto" w:fill="1E1E1E"/>
+        <w:spacing w:after="0" w:line="330" w:lineRule="atLeast"/>
+        <w:rPr>
+          <w:rFonts w:ascii="Consolas" w:eastAsia="Times New Roman" w:hAnsi="Consolas" w:cs="Times New Roman"/>
+          <w:color w:val="DADADA"/>
+          <w:sz w:val="24"/>
+          <w:szCs w:val="24"/>
+          <w:lang w:val="en-US" w:eastAsia="it-IT"/>
+        </w:rPr>
+      </w:pPr>
+      <w:r>
+        <w:rPr>
+          <w:rFonts w:ascii="Consolas" w:eastAsia="Times New Roman" w:hAnsi="Consolas" w:cs="Times New Roman"/>
+          <w:color w:val="B4B4B4"/>
+          <w:sz w:val="24"/>
+          <w:szCs w:val="24"/>
+          <w:lang w:val="en-US" w:eastAsia="it-IT"/>
+        </w:rPr>
+        <w:t>};</w:t>
+      </w:r>
+    </w:p>
+    <w:p>
+      <w:pPr>
+        <w:rPr>
+          <w:rFonts w:ascii="Arial" w:hAnsi="Arial" w:cs="Arial"/>
+          <w:lang w:val="en-US"/>
+        </w:rPr>
+      </w:pPr>
+    </w:p>
+    <w:p>
+      <w:pPr>
+        <w:rPr>
+          <w:rFonts w:ascii="Arial" w:hAnsi="Arial" w:cs="Arial"/>
+          <w:lang w:val="en-US"/>
+        </w:rPr>
+      </w:pPr>
+      <w:proofErr w:type="spellStart"/>
+      <w:r>
+        <w:rPr>
+          <w:rFonts w:ascii="Arial" w:hAnsi="Arial" w:cs="Arial"/>
+          <w:lang w:val="en-US"/>
+        </w:rPr>
+        <w:t>phoneAut</w:t>
+      </w:r>
+      <w:proofErr w:type="spellEnd"/>
+      <w:r>
+        <w:rPr>
+          <w:rFonts w:ascii="Arial" w:hAnsi="Arial" w:cs="Arial"/>
+          <w:lang w:val="en-US"/>
+        </w:rPr>
+        <w:t xml:space="preserve"> 15 char+”/0” =&gt; 16 char</w:t>
+      </w:r>
+    </w:p>
+    <w:p>
+      <w:pPr>
+        <w:rPr>
+          <w:rFonts w:ascii="Arial" w:hAnsi="Arial" w:cs="Arial"/>
+          <w:lang w:val="en-US"/>
+        </w:rPr>
+      </w:pPr>
+    </w:p>
+    <w:p>
+      <w:pPr>
+        <w:shd w:val="clear" w:color="auto" w:fill="1E1E1E"/>
+        <w:spacing w:after="0" w:line="330" w:lineRule="atLeast"/>
+        <w:rPr>
+          <w:rFonts w:ascii="Consolas" w:eastAsia="Times New Roman" w:hAnsi="Consolas" w:cs="Times New Roman"/>
+          <w:color w:val="DADADA"/>
+          <w:sz w:val="24"/>
+          <w:szCs w:val="24"/>
+          <w:lang w:val="en-US" w:eastAsia="it-IT"/>
+        </w:rPr>
+      </w:pPr>
+      <w:r>
+        <w:rPr>
+          <w:rFonts w:ascii="Consolas" w:eastAsia="Times New Roman" w:hAnsi="Consolas" w:cs="Times New Roman"/>
+          <w:color w:val="DADADA"/>
+          <w:sz w:val="24"/>
+          <w:szCs w:val="24"/>
+          <w:lang w:val="en-US" w:eastAsia="it-IT"/>
+        </w:rPr>
+        <w:t> </w:t>
+      </w:r>
+      <w:proofErr w:type="spellStart"/>
+      <w:r>
+        <w:rPr>
+          <w:rFonts w:ascii="Consolas" w:eastAsia="Times New Roman" w:hAnsi="Consolas" w:cs="Times New Roman"/>
+          <w:color w:val="DCDCAA"/>
+          <w:sz w:val="24"/>
+          <w:szCs w:val="24"/>
+          <w:lang w:val="en-US" w:eastAsia="it-IT"/>
+        </w:rPr>
+        <w:t>writeString</w:t>
+      </w:r>
+      <w:proofErr w:type="spellEnd"/>
+      <w:r>
+        <w:rPr>
+          <w:rFonts w:ascii="Consolas" w:eastAsia="Times New Roman" w:hAnsi="Consolas" w:cs="Times New Roman"/>
+          <w:color w:val="B4B4B4"/>
+          <w:sz w:val="24"/>
+          <w:szCs w:val="24"/>
+          <w:lang w:val="en-US" w:eastAsia="it-IT"/>
+        </w:rPr>
+        <w:t>((</w:t>
       </w:r>
       <w:r>
         <w:rPr>
@@ -20624,7 +21090,7 @@
           <w:szCs w:val="24"/>
           <w:lang w:val="en-US" w:eastAsia="it-IT"/>
         </w:rPr>
-        <w:t>16</w:t>
+        <w:t>6</w:t>
       </w:r>
       <w:r>
         <w:rPr>
@@ -20634,7 +21100,47 @@
           <w:szCs w:val="24"/>
           <w:lang w:val="en-US" w:eastAsia="it-IT"/>
         </w:rPr>
-        <w:t>]</w:t>
+        <w:t>+</w:t>
+      </w:r>
+      <w:r>
+        <w:rPr>
+          <w:rFonts w:ascii="Consolas" w:eastAsia="Times New Roman" w:hAnsi="Consolas" w:cs="Times New Roman"/>
+          <w:color w:val="9CDCFE"/>
+          <w:sz w:val="24"/>
+          <w:szCs w:val="24"/>
+          <w:lang w:val="en-US" w:eastAsia="it-IT"/>
+        </w:rPr>
+        <w:t>i</w:t>
+      </w:r>
+      <w:r>
+        <w:rPr>
+          <w:rFonts w:ascii="Consolas" w:eastAsia="Times New Roman" w:hAnsi="Consolas" w:cs="Times New Roman"/>
+          <w:color w:val="B4B4B4"/>
+          <w:sz w:val="24"/>
+          <w:szCs w:val="24"/>
+          <w:lang w:val="en-US" w:eastAsia="it-IT"/>
+        </w:rPr>
+        <w:t>*</w:t>
+      </w:r>
+      <w:r>
+        <w:rPr>
+          <w:rFonts w:ascii="Consolas" w:eastAsia="Times New Roman" w:hAnsi="Consolas" w:cs="Times New Roman"/>
+          <w:color w:val="B5CEA8"/>
+          <w:sz w:val="24"/>
+          <w:szCs w:val="24"/>
+          <w:lang w:val="en-US" w:eastAsia="it-IT"/>
+        </w:rPr>
+        <w:t>17</w:t>
+      </w:r>
+      <w:r>
+        <w:rPr>
+          <w:rFonts w:ascii="Consolas" w:eastAsia="Times New Roman" w:hAnsi="Consolas" w:cs="Times New Roman"/>
+          <w:color w:val="B4B4B4"/>
+          <w:sz w:val="24"/>
+          <w:szCs w:val="24"/>
+          <w:lang w:val="en-US" w:eastAsia="it-IT"/>
+        </w:rPr>
+        <w:t>),</w:t>
       </w:r>
       <w:r>
         <w:rPr>
@@ -20649,22 +21155,12 @@
       <w:r>
         <w:rPr>
           <w:rFonts w:ascii="Consolas" w:eastAsia="Times New Roman" w:hAnsi="Consolas" w:cs="Times New Roman"/>
-          <w:color w:val="B4B4B4"/>
+          <w:color w:val="E8C9BB"/>
           <w:sz w:val="24"/>
           <w:szCs w:val="24"/>
           <w:lang w:val="en-US" w:eastAsia="it-IT"/>
         </w:rPr>
-        <w:t>=</w:t>
-      </w:r>
-      <w:r>
-        <w:rPr>
-          <w:rFonts w:ascii="Consolas" w:eastAsia="Times New Roman" w:hAnsi="Consolas" w:cs="Times New Roman"/>
-          <w:color w:val="DADADA"/>
-          <w:sz w:val="24"/>
-          <w:szCs w:val="24"/>
-          <w:lang w:val="en-US" w:eastAsia="it-IT"/>
-        </w:rPr>
-        <w:t xml:space="preserve"> </w:t>
+        <w:t>""</w:t>
       </w:r>
       <w:r>
         <w:rPr>
@@ -20674,387 +21170,6 @@
           <w:szCs w:val="24"/>
           <w:lang w:val="en-US" w:eastAsia="it-IT"/>
         </w:rPr>
-        <w:t>{</w:t>
-      </w:r>
-    </w:p>
-    <w:p>
-      <w:pPr>
-        <w:shd w:val="clear" w:color="auto" w:fill="1E1E1E"/>
-        <w:spacing w:after="0" w:line="330" w:lineRule="atLeast"/>
-        <w:rPr>
-          <w:rFonts w:ascii="Consolas" w:eastAsia="Times New Roman" w:hAnsi="Consolas" w:cs="Times New Roman"/>
-          <w:color w:val="DADADA"/>
-          <w:sz w:val="24"/>
-          <w:szCs w:val="24"/>
-          <w:lang w:val="en-US" w:eastAsia="it-IT"/>
-        </w:rPr>
-      </w:pPr>
-      <w:r>
-        <w:rPr>
-          <w:rFonts w:ascii="Consolas" w:eastAsia="Times New Roman" w:hAnsi="Consolas" w:cs="Times New Roman"/>
-          <w:color w:val="DADADA"/>
-          <w:sz w:val="24"/>
-          <w:szCs w:val="24"/>
-          <w:lang w:val="en-US" w:eastAsia="it-IT"/>
-        </w:rPr>
-        <w:t xml:space="preserve">    </w:t>
-      </w:r>
-      <w:r>
-        <w:rPr>
-          <w:rFonts w:ascii="Consolas" w:eastAsia="Times New Roman" w:hAnsi="Consolas" w:cs="Times New Roman"/>
-          <w:color w:val="E8C9BB"/>
-          <w:sz w:val="24"/>
-          <w:szCs w:val="24"/>
-          <w:lang w:val="en-US" w:eastAsia="it-IT"/>
-        </w:rPr>
-        <w:t>"</w:t>
-      </w:r>
-      <w:r>
-        <w:rPr>
-          <w:rFonts w:ascii="Consolas" w:eastAsia="Times New Roman" w:hAnsi="Consolas" w:cs="Times New Roman"/>
-          <w:color w:val="CE9178"/>
-          <w:sz w:val="24"/>
-          <w:szCs w:val="24"/>
-          <w:lang w:val="en-US" w:eastAsia="it-IT"/>
-        </w:rPr>
-        <w:t>+393334188263</w:t>
-      </w:r>
-      <w:r>
-        <w:rPr>
-          <w:rFonts w:ascii="Consolas" w:eastAsia="Times New Roman" w:hAnsi="Consolas" w:cs="Times New Roman"/>
-          <w:color w:val="E8C9BB"/>
-          <w:sz w:val="24"/>
-          <w:szCs w:val="24"/>
-          <w:lang w:val="en-US" w:eastAsia="it-IT"/>
-        </w:rPr>
-        <w:t>"</w:t>
-      </w:r>
-      <w:r>
-        <w:rPr>
-          <w:rFonts w:ascii="Consolas" w:eastAsia="Times New Roman" w:hAnsi="Consolas" w:cs="Times New Roman"/>
-          <w:color w:val="B4B4B4"/>
-          <w:sz w:val="24"/>
-          <w:szCs w:val="24"/>
-          <w:lang w:val="en-US" w:eastAsia="it-IT"/>
-        </w:rPr>
-        <w:t>,</w:t>
-      </w:r>
-    </w:p>
-    <w:p>
-      <w:pPr>
-        <w:shd w:val="clear" w:color="auto" w:fill="1E1E1E"/>
-        <w:spacing w:after="0" w:line="330" w:lineRule="atLeast"/>
-        <w:rPr>
-          <w:rFonts w:ascii="Consolas" w:eastAsia="Times New Roman" w:hAnsi="Consolas" w:cs="Times New Roman"/>
-          <w:color w:val="DADADA"/>
-          <w:sz w:val="24"/>
-          <w:szCs w:val="24"/>
-          <w:lang w:val="en-US" w:eastAsia="it-IT"/>
-        </w:rPr>
-      </w:pPr>
-      <w:r>
-        <w:rPr>
-          <w:rFonts w:ascii="Consolas" w:eastAsia="Times New Roman" w:hAnsi="Consolas" w:cs="Times New Roman"/>
-          <w:color w:val="DADADA"/>
-          <w:sz w:val="24"/>
-          <w:szCs w:val="24"/>
-          <w:lang w:val="en-US" w:eastAsia="it-IT"/>
-        </w:rPr>
-        <w:t xml:space="preserve">    </w:t>
-      </w:r>
-      <w:r>
-        <w:rPr>
-          <w:rFonts w:ascii="Consolas" w:eastAsia="Times New Roman" w:hAnsi="Consolas" w:cs="Times New Roman"/>
-          <w:color w:val="E8C9BB"/>
-          <w:sz w:val="24"/>
-          <w:szCs w:val="24"/>
-          <w:lang w:val="en-US" w:eastAsia="it-IT"/>
-        </w:rPr>
-        <w:t>""</w:t>
-      </w:r>
-      <w:r>
-        <w:rPr>
-          <w:rFonts w:ascii="Consolas" w:eastAsia="Times New Roman" w:hAnsi="Consolas" w:cs="Times New Roman"/>
-          <w:color w:val="B4B4B4"/>
-          <w:sz w:val="24"/>
-          <w:szCs w:val="24"/>
-          <w:lang w:val="en-US" w:eastAsia="it-IT"/>
-        </w:rPr>
-        <w:t>,</w:t>
-      </w:r>
-    </w:p>
-    <w:p>
-      <w:pPr>
-        <w:shd w:val="clear" w:color="auto" w:fill="1E1E1E"/>
-        <w:spacing w:after="0" w:line="330" w:lineRule="atLeast"/>
-        <w:rPr>
-          <w:rFonts w:ascii="Consolas" w:eastAsia="Times New Roman" w:hAnsi="Consolas" w:cs="Times New Roman"/>
-          <w:color w:val="DADADA"/>
-          <w:sz w:val="24"/>
-          <w:szCs w:val="24"/>
-          <w:lang w:val="en-US" w:eastAsia="it-IT"/>
-        </w:rPr>
-      </w:pPr>
-      <w:r>
-        <w:rPr>
-          <w:rFonts w:ascii="Consolas" w:eastAsia="Times New Roman" w:hAnsi="Consolas" w:cs="Times New Roman"/>
-          <w:color w:val="DADADA"/>
-          <w:sz w:val="24"/>
-          <w:szCs w:val="24"/>
-          <w:lang w:val="en-US" w:eastAsia="it-IT"/>
-        </w:rPr>
-        <w:t xml:space="preserve">    </w:t>
-      </w:r>
-      <w:r>
-        <w:rPr>
-          <w:rFonts w:ascii="Consolas" w:eastAsia="Times New Roman" w:hAnsi="Consolas" w:cs="Times New Roman"/>
-          <w:color w:val="E8C9BB"/>
-          <w:sz w:val="24"/>
-          <w:szCs w:val="24"/>
-          <w:lang w:val="en-US" w:eastAsia="it-IT"/>
-        </w:rPr>
-        <w:t>""</w:t>
-      </w:r>
-      <w:r>
-        <w:rPr>
-          <w:rFonts w:ascii="Consolas" w:eastAsia="Times New Roman" w:hAnsi="Consolas" w:cs="Times New Roman"/>
-          <w:color w:val="B4B4B4"/>
-          <w:sz w:val="24"/>
-          <w:szCs w:val="24"/>
-          <w:lang w:val="en-US" w:eastAsia="it-IT"/>
-        </w:rPr>
-        <w:t>,</w:t>
-      </w:r>
-    </w:p>
-    <w:p>
-      <w:pPr>
-        <w:shd w:val="clear" w:color="auto" w:fill="1E1E1E"/>
-        <w:spacing w:after="0" w:line="330" w:lineRule="atLeast"/>
-        <w:rPr>
-          <w:rFonts w:ascii="Consolas" w:eastAsia="Times New Roman" w:hAnsi="Consolas" w:cs="Times New Roman"/>
-          <w:color w:val="DADADA"/>
-          <w:sz w:val="24"/>
-          <w:szCs w:val="24"/>
-          <w:lang w:val="en-US" w:eastAsia="it-IT"/>
-        </w:rPr>
-      </w:pPr>
-      <w:r>
-        <w:rPr>
-          <w:rFonts w:ascii="Consolas" w:eastAsia="Times New Roman" w:hAnsi="Consolas" w:cs="Times New Roman"/>
-          <w:color w:val="DADADA"/>
-          <w:sz w:val="24"/>
-          <w:szCs w:val="24"/>
-          <w:lang w:val="en-US" w:eastAsia="it-IT"/>
-        </w:rPr>
-        <w:t xml:space="preserve">    </w:t>
-      </w:r>
-      <w:r>
-        <w:rPr>
-          <w:rFonts w:ascii="Consolas" w:eastAsia="Times New Roman" w:hAnsi="Consolas" w:cs="Times New Roman"/>
-          <w:color w:val="E8C9BB"/>
-          <w:sz w:val="24"/>
-          <w:szCs w:val="24"/>
-          <w:lang w:val="en-US" w:eastAsia="it-IT"/>
-        </w:rPr>
-        <w:t>""</w:t>
-      </w:r>
-    </w:p>
-    <w:p>
-      <w:pPr>
-        <w:shd w:val="clear" w:color="auto" w:fill="1E1E1E"/>
-        <w:spacing w:after="0" w:line="330" w:lineRule="atLeast"/>
-        <w:rPr>
-          <w:rFonts w:ascii="Consolas" w:eastAsia="Times New Roman" w:hAnsi="Consolas" w:cs="Times New Roman"/>
-          <w:color w:val="DADADA"/>
-          <w:sz w:val="24"/>
-          <w:szCs w:val="24"/>
-          <w:lang w:val="en-US" w:eastAsia="it-IT"/>
-        </w:rPr>
-      </w:pPr>
-      <w:r>
-        <w:rPr>
-          <w:rFonts w:ascii="Consolas" w:eastAsia="Times New Roman" w:hAnsi="Consolas" w:cs="Times New Roman"/>
-          <w:color w:val="B4B4B4"/>
-          <w:sz w:val="24"/>
-          <w:szCs w:val="24"/>
-          <w:lang w:val="en-US" w:eastAsia="it-IT"/>
-        </w:rPr>
-        <w:t>};</w:t>
-      </w:r>
-    </w:p>
-    <w:p>
-      <w:pPr>
-        <w:rPr>
-          <w:rFonts w:ascii="Arial" w:hAnsi="Arial" w:cs="Arial"/>
-          <w:lang w:val="en-US"/>
-        </w:rPr>
-      </w:pPr>
-    </w:p>
-    <w:p>
-      <w:pPr>
-        <w:rPr>
-          <w:rFonts w:ascii="Arial" w:hAnsi="Arial" w:cs="Arial"/>
-          <w:lang w:val="en-US"/>
-        </w:rPr>
-      </w:pPr>
-      <w:proofErr w:type="spellStart"/>
-      <w:r>
-        <w:rPr>
-          <w:rFonts w:ascii="Arial" w:hAnsi="Arial" w:cs="Arial"/>
-          <w:lang w:val="en-US"/>
-        </w:rPr>
-        <w:t>phoneAut</w:t>
-      </w:r>
-      <w:proofErr w:type="spellEnd"/>
-      <w:r>
-        <w:rPr>
-          <w:rFonts w:ascii="Arial" w:hAnsi="Arial" w:cs="Arial"/>
-          <w:lang w:val="en-US"/>
-        </w:rPr>
-        <w:t xml:space="preserve"> 15 char+”/0” =&gt; 16 char</w:t>
-      </w:r>
-    </w:p>
-    <w:p>
-      <w:pPr>
-        <w:rPr>
-          <w:rFonts w:ascii="Arial" w:hAnsi="Arial" w:cs="Arial"/>
-          <w:lang w:val="en-US"/>
-        </w:rPr>
-      </w:pPr>
-    </w:p>
-    <w:p>
-      <w:pPr>
-        <w:shd w:val="clear" w:color="auto" w:fill="1E1E1E"/>
-        <w:spacing w:after="0" w:line="330" w:lineRule="atLeast"/>
-        <w:rPr>
-          <w:rFonts w:ascii="Consolas" w:eastAsia="Times New Roman" w:hAnsi="Consolas" w:cs="Times New Roman"/>
-          <w:color w:val="DADADA"/>
-          <w:sz w:val="24"/>
-          <w:szCs w:val="24"/>
-          <w:lang w:val="en-US" w:eastAsia="it-IT"/>
-        </w:rPr>
-      </w:pPr>
-      <w:r>
-        <w:rPr>
-          <w:rFonts w:ascii="Consolas" w:eastAsia="Times New Roman" w:hAnsi="Consolas" w:cs="Times New Roman"/>
-          <w:color w:val="DADADA"/>
-          <w:sz w:val="24"/>
-          <w:szCs w:val="24"/>
-          <w:lang w:val="en-US" w:eastAsia="it-IT"/>
-        </w:rPr>
-        <w:t> </w:t>
-      </w:r>
-      <w:proofErr w:type="spellStart"/>
-      <w:r>
-        <w:rPr>
-          <w:rFonts w:ascii="Consolas" w:eastAsia="Times New Roman" w:hAnsi="Consolas" w:cs="Times New Roman"/>
-          <w:color w:val="DCDCAA"/>
-          <w:sz w:val="24"/>
-          <w:szCs w:val="24"/>
-          <w:lang w:val="en-US" w:eastAsia="it-IT"/>
-        </w:rPr>
-        <w:t>writeString</w:t>
-      </w:r>
-      <w:proofErr w:type="spellEnd"/>
-      <w:r>
-        <w:rPr>
-          <w:rFonts w:ascii="Consolas" w:eastAsia="Times New Roman" w:hAnsi="Consolas" w:cs="Times New Roman"/>
-          <w:color w:val="B4B4B4"/>
-          <w:sz w:val="24"/>
-          <w:szCs w:val="24"/>
-          <w:lang w:val="en-US" w:eastAsia="it-IT"/>
-        </w:rPr>
-        <w:t>((</w:t>
-      </w:r>
-      <w:r>
-        <w:rPr>
-          <w:rFonts w:ascii="Consolas" w:eastAsia="Times New Roman" w:hAnsi="Consolas" w:cs="Times New Roman"/>
-          <w:color w:val="B5CEA8"/>
-          <w:sz w:val="24"/>
-          <w:szCs w:val="24"/>
-          <w:lang w:val="en-US" w:eastAsia="it-IT"/>
-        </w:rPr>
-        <w:t>6</w:t>
-      </w:r>
-      <w:r>
-        <w:rPr>
-          <w:rFonts w:ascii="Consolas" w:eastAsia="Times New Roman" w:hAnsi="Consolas" w:cs="Times New Roman"/>
-          <w:color w:val="B4B4B4"/>
-          <w:sz w:val="24"/>
-          <w:szCs w:val="24"/>
-          <w:lang w:val="en-US" w:eastAsia="it-IT"/>
-        </w:rPr>
-        <w:t>+</w:t>
-      </w:r>
-      <w:r>
-        <w:rPr>
-          <w:rFonts w:ascii="Consolas" w:eastAsia="Times New Roman" w:hAnsi="Consolas" w:cs="Times New Roman"/>
-          <w:color w:val="9CDCFE"/>
-          <w:sz w:val="24"/>
-          <w:szCs w:val="24"/>
-          <w:lang w:val="en-US" w:eastAsia="it-IT"/>
-        </w:rPr>
-        <w:t>i</w:t>
-      </w:r>
-      <w:r>
-        <w:rPr>
-          <w:rFonts w:ascii="Consolas" w:eastAsia="Times New Roman" w:hAnsi="Consolas" w:cs="Times New Roman"/>
-          <w:color w:val="B4B4B4"/>
-          <w:sz w:val="24"/>
-          <w:szCs w:val="24"/>
-          <w:lang w:val="en-US" w:eastAsia="it-IT"/>
-        </w:rPr>
-        <w:t>*</w:t>
-      </w:r>
-      <w:r>
-        <w:rPr>
-          <w:rFonts w:ascii="Consolas" w:eastAsia="Times New Roman" w:hAnsi="Consolas" w:cs="Times New Roman"/>
-          <w:color w:val="B5CEA8"/>
-          <w:sz w:val="24"/>
-          <w:szCs w:val="24"/>
-          <w:lang w:val="en-US" w:eastAsia="it-IT"/>
-        </w:rPr>
-        <w:t>17</w:t>
-      </w:r>
-      <w:r>
-        <w:rPr>
-          <w:rFonts w:ascii="Consolas" w:eastAsia="Times New Roman" w:hAnsi="Consolas" w:cs="Times New Roman"/>
-          <w:color w:val="B4B4B4"/>
-          <w:sz w:val="24"/>
-          <w:szCs w:val="24"/>
-          <w:lang w:val="en-US" w:eastAsia="it-IT"/>
-        </w:rPr>
-        <w:t>),</w:t>
-      </w:r>
-      <w:r>
-        <w:rPr>
-          <w:rFonts w:ascii="Consolas" w:eastAsia="Times New Roman" w:hAnsi="Consolas" w:cs="Times New Roman"/>
-          <w:color w:val="DADADA"/>
-          <w:sz w:val="24"/>
-          <w:szCs w:val="24"/>
-          <w:lang w:val="en-US" w:eastAsia="it-IT"/>
-        </w:rPr>
-        <w:t xml:space="preserve"> </w:t>
-      </w:r>
-      <w:r>
-        <w:rPr>
-          <w:rFonts w:ascii="Consolas" w:eastAsia="Times New Roman" w:hAnsi="Consolas" w:cs="Times New Roman"/>
-          <w:color w:val="E8C9BB"/>
-          <w:sz w:val="24"/>
-          <w:szCs w:val="24"/>
-          <w:lang w:val="en-US" w:eastAsia="it-IT"/>
-        </w:rPr>
-        <w:t>""</w:t>
-      </w:r>
-      <w:proofErr w:type="gramStart"/>
-      <w:r>
-        <w:rPr>
-          <w:rFonts w:ascii="Consolas" w:eastAsia="Times New Roman" w:hAnsi="Consolas" w:cs="Times New Roman"/>
-          <w:color w:val="B4B4B4"/>
-          <w:sz w:val="24"/>
-          <w:szCs w:val="24"/>
-          <w:lang w:val="en-US" w:eastAsia="it-IT"/>
-        </w:rPr>
         <w:t>);</w:t>
       </w:r>
       <w:r>
@@ -21065,18 +21180,7 @@
           <w:szCs w:val="24"/>
           <w:lang w:val="en-US" w:eastAsia="it-IT"/>
         </w:rPr>
-        <w:t xml:space="preserve">  /</w:t>
-      </w:r>
-      <w:proofErr w:type="gramEnd"/>
-      <w:r>
-        <w:rPr>
-          <w:rFonts w:ascii="Consolas" w:eastAsia="Times New Roman" w:hAnsi="Consolas" w:cs="Times New Roman"/>
-          <w:color w:val="57A64A"/>
-          <w:sz w:val="24"/>
-          <w:szCs w:val="24"/>
-          <w:lang w:val="en-US" w:eastAsia="it-IT"/>
-        </w:rPr>
-        <w:t>/Initial Address 6 and String type data [16 char])</w:t>
+        <w:t xml:space="preserve">  //Initial Address 6 and String type data [16 char])</w:t>
       </w:r>
     </w:p>
     <w:p>
@@ -21350,91 +21454,59 @@
           <w:rStyle w:val="CodiceHTML"/>
         </w:rPr>
       </w:pPr>
-      <w:proofErr w:type="gramStart"/>
       <w:r>
         <w:rPr>
           <w:rStyle w:val="CodiceHTML"/>
         </w:rPr>
-        <w:t>23  →</w:t>
-      </w:r>
-      <w:proofErr w:type="gramEnd"/>
-      <w:r>
+        <w:t>23  → inizio A1</w:t>
+      </w:r>
+    </w:p>
+    <w:p>
+      <w:pPr>
+        <w:pStyle w:val="PreformattatoHTML"/>
         <w:rPr>
           <w:rStyle w:val="CodiceHTML"/>
         </w:rPr>
-        <w:t xml:space="preserve"> inizio A1</w:t>
+      </w:pPr>
+      <w:r>
+        <w:rPr>
+          <w:rStyle w:val="CodiceHTML"/>
+        </w:rPr>
+        <w:lastRenderedPageBreak/>
+        <w:t>40  → inizio A2</w:t>
       </w:r>
     </w:p>
     <w:p>
       <w:pPr>
         <w:pStyle w:val="PreformattatoHTML"/>
+      </w:pPr>
+      <w:r>
         <w:rPr>
           <w:rStyle w:val="CodiceHTML"/>
         </w:rPr>
-      </w:pPr>
-      <w:proofErr w:type="gramStart"/>
-      <w:r>
+        <w:t>57  → inizio A3</w:t>
+      </w:r>
+    </w:p>
+    <w:p>
+      <w:pPr>
+        <w:pStyle w:val="NormaleWeb"/>
+      </w:pPr>
+      <w:r>
+        <w:t>Quindi:</w:t>
+      </w:r>
+    </w:p>
+    <w:p>
+      <w:pPr>
+        <w:pStyle w:val="PreformattatoHTML"/>
         <w:rPr>
           <w:rStyle w:val="CodiceHTML"/>
         </w:rPr>
-        <w:lastRenderedPageBreak/>
-        <w:t>40  →</w:t>
-      </w:r>
-      <w:proofErr w:type="gramEnd"/>
+      </w:pPr>
       <w:r>
         <w:rPr>
           <w:rStyle w:val="CodiceHTML"/>
         </w:rPr>
-        <w:t xml:space="preserve"> inizio A2</w:t>
-      </w:r>
-    </w:p>
-    <w:p>
-      <w:pPr>
-        <w:pStyle w:val="PreformattatoHTML"/>
-      </w:pPr>
-      <w:proofErr w:type="gramStart"/>
-      <w:r>
-        <w:rPr>
-          <w:rStyle w:val="CodiceHTML"/>
-        </w:rPr>
-        <w:t>57  →</w:t>
-      </w:r>
-      <w:proofErr w:type="gramEnd"/>
-      <w:r>
-        <w:rPr>
-          <w:rStyle w:val="CodiceHTML"/>
-        </w:rPr>
-        <w:t xml:space="preserve"> inizio A3</w:t>
-      </w:r>
-    </w:p>
-    <w:p>
-      <w:pPr>
-        <w:pStyle w:val="NormaleWeb"/>
-      </w:pPr>
-      <w:r>
-        <w:t>Quindi:</w:t>
-      </w:r>
-    </w:p>
-    <w:p>
-      <w:pPr>
-        <w:pStyle w:val="PreformattatoHTML"/>
-        <w:rPr>
-          <w:rStyle w:val="CodiceHTML"/>
-        </w:rPr>
-      </w:pPr>
-      <w:proofErr w:type="gramStart"/>
-      <w:r>
-        <w:rPr>
-          <w:rStyle w:val="CodiceHTML"/>
-        </w:rPr>
-        <w:t>6  ...</w:t>
-      </w:r>
-      <w:proofErr w:type="gramEnd"/>
-      <w:r>
-        <w:rPr>
-          <w:rStyle w:val="CodiceHTML"/>
-        </w:rPr>
-        <w:t xml:space="preserve"> 22   Master</w:t>
+        <w:t>6  ... 22   Master</w:t>
       </w:r>
     </w:p>
     <w:p>
@@ -23230,6 +23302,7 @@
   <w:style w:type="character" w:default="1" w:styleId="Carpredefinitoparagrafo">
     <w:name w:val="Default Paragraph Font"/>
     <w:uiPriority w:val="1"/>
+    <w:semiHidden/>
     <w:unhideWhenUsed/>
   </w:style>
   <w:style w:type="table" w:default="1" w:styleId="Tabellanormale">

--- a/SMS Manager for Power monitoring.docx
+++ b/SMS Manager for Power monitoring.docx
@@ -434,7 +434,29 @@
           <w:szCs w:val="24"/>
           <w:lang w:eastAsia="it-IT"/>
         </w:rPr>
-        <w:t xml:space="preserve"> Comando SMS (D)  Cancellazione numeri ausiliari</w:t>
+        <w:t xml:space="preserve"> Comando SMS (D</w:t>
+      </w:r>
+      <w:proofErr w:type="gramStart"/>
+      <w:r>
+        <w:rPr>
+          <w:rFonts w:ascii="Arial" w:eastAsia="Times New Roman" w:hAnsi="Arial" w:cs="Arial"/>
+          <w:color w:val="000000" w:themeColor="text1"/>
+          <w:sz w:val="24"/>
+          <w:szCs w:val="24"/>
+          <w:lang w:eastAsia="it-IT"/>
+        </w:rPr>
+        <w:t>)  Cancellazione</w:t>
+      </w:r>
+      <w:proofErr w:type="gramEnd"/>
+      <w:r>
+        <w:rPr>
+          <w:rFonts w:ascii="Arial" w:eastAsia="Times New Roman" w:hAnsi="Arial" w:cs="Arial"/>
+          <w:color w:val="000000" w:themeColor="text1"/>
+          <w:sz w:val="24"/>
+          <w:szCs w:val="24"/>
+          <w:lang w:eastAsia="it-IT"/>
+        </w:rPr>
+        <w:t xml:space="preserve"> numeri ausiliari</w:t>
       </w:r>
     </w:p>
     <w:p>
@@ -489,8 +511,9 @@
           <w:szCs w:val="24"/>
           <w:lang w:eastAsia="it-IT"/>
         </w:rPr>
-        <w:t>Master V</w:t>
-      </w:r>
+        <w:t xml:space="preserve">Master </w:t>
+      </w:r>
+      <w:proofErr w:type="gramStart"/>
       <w:r>
         <w:rPr>
           <w:rFonts w:ascii="Arial" w:eastAsia="Times New Roman" w:hAnsi="Arial" w:cs="Arial"/>
@@ -501,6 +524,18 @@
           <w:szCs w:val="24"/>
           <w:lang w:eastAsia="it-IT"/>
         </w:rPr>
+        <w:t>V</w:t>
+      </w:r>
+      <w:r>
+        <w:rPr>
+          <w:rFonts w:ascii="Arial" w:eastAsia="Times New Roman" w:hAnsi="Arial" w:cs="Arial"/>
+          <w:i/>
+          <w:iCs/>
+          <w:color w:val="000000" w:themeColor="text1"/>
+          <w:sz w:val="24"/>
+          <w:szCs w:val="24"/>
+          <w:lang w:eastAsia="it-IT"/>
+        </w:rPr>
         <w:t>uoto</w:t>
       </w:r>
       <w:r>
@@ -511,7 +546,18 @@
           <w:szCs w:val="24"/>
           <w:lang w:eastAsia="it-IT"/>
         </w:rPr>
-        <w:t xml:space="preserve">  Comando SMS (</w:t>
+        <w:t xml:space="preserve">  Comando</w:t>
+      </w:r>
+      <w:proofErr w:type="gramEnd"/>
+      <w:r>
+        <w:rPr>
+          <w:rFonts w:ascii="Arial" w:eastAsia="Times New Roman" w:hAnsi="Arial" w:cs="Arial"/>
+          <w:color w:val="000000" w:themeColor="text1"/>
+          <w:sz w:val="24"/>
+          <w:szCs w:val="24"/>
+          <w:lang w:eastAsia="it-IT"/>
+        </w:rPr>
+        <w:t xml:space="preserve"> SMS (</w:t>
       </w:r>
       <w:r>
         <w:rPr>
@@ -648,17 +694,41 @@
           <w:szCs w:val="24"/>
           <w:lang w:eastAsia="it-IT"/>
         </w:rPr>
-        <w:t>Da Master</w:t>
-      </w:r>
-      <w:r>
-        <w:rPr>
-          <w:rFonts w:ascii="Arial" w:eastAsia="Times New Roman" w:hAnsi="Arial" w:cs="Arial"/>
-          <w:color w:val="000000" w:themeColor="text1"/>
-          <w:sz w:val="24"/>
-          <w:szCs w:val="24"/>
-          <w:lang w:eastAsia="it-IT"/>
-        </w:rPr>
-        <w:t xml:space="preserve">  Comando SMS (</w:t>
+        <w:t xml:space="preserve">Da </w:t>
+      </w:r>
+      <w:proofErr w:type="gramStart"/>
+      <w:r>
+        <w:rPr>
+          <w:rFonts w:ascii="Arial" w:eastAsia="Times New Roman" w:hAnsi="Arial" w:cs="Arial"/>
+          <w:i/>
+          <w:iCs/>
+          <w:color w:val="000000" w:themeColor="text1"/>
+          <w:sz w:val="24"/>
+          <w:szCs w:val="24"/>
+          <w:lang w:eastAsia="it-IT"/>
+        </w:rPr>
+        <w:t>Master</w:t>
+      </w:r>
+      <w:r>
+        <w:rPr>
+          <w:rFonts w:ascii="Arial" w:eastAsia="Times New Roman" w:hAnsi="Arial" w:cs="Arial"/>
+          <w:color w:val="000000" w:themeColor="text1"/>
+          <w:sz w:val="24"/>
+          <w:szCs w:val="24"/>
+          <w:lang w:eastAsia="it-IT"/>
+        </w:rPr>
+        <w:t xml:space="preserve">  Comando</w:t>
+      </w:r>
+      <w:proofErr w:type="gramEnd"/>
+      <w:r>
+        <w:rPr>
+          <w:rFonts w:ascii="Arial" w:eastAsia="Times New Roman" w:hAnsi="Arial" w:cs="Arial"/>
+          <w:color w:val="000000" w:themeColor="text1"/>
+          <w:sz w:val="24"/>
+          <w:szCs w:val="24"/>
+          <w:lang w:eastAsia="it-IT"/>
+        </w:rPr>
+        <w:t xml:space="preserve"> SMS (</w:t>
       </w:r>
       <w:r>
         <w:rPr>
@@ -1048,7 +1118,29 @@
           <w:szCs w:val="24"/>
           <w:lang w:eastAsia="it-IT"/>
         </w:rPr>
-        <w:t xml:space="preserve">(NON Implementato)  Salvataggio STATO </w:t>
+        <w:t xml:space="preserve">(NON </w:t>
+      </w:r>
+      <w:proofErr w:type="gramStart"/>
+      <w:r>
+        <w:rPr>
+          <w:rFonts w:ascii="Arial" w:eastAsia="Times New Roman" w:hAnsi="Arial" w:cs="Arial"/>
+          <w:color w:val="000000" w:themeColor="text1"/>
+          <w:sz w:val="24"/>
+          <w:szCs w:val="24"/>
+          <w:lang w:eastAsia="it-IT"/>
+        </w:rPr>
+        <w:t>Implementato)  Salvataggio</w:t>
+      </w:r>
+      <w:proofErr w:type="gramEnd"/>
+      <w:r>
+        <w:rPr>
+          <w:rFonts w:ascii="Arial" w:eastAsia="Times New Roman" w:hAnsi="Arial" w:cs="Arial"/>
+          <w:color w:val="000000" w:themeColor="text1"/>
+          <w:sz w:val="24"/>
+          <w:szCs w:val="24"/>
+          <w:lang w:eastAsia="it-IT"/>
+        </w:rPr>
+        <w:t xml:space="preserve"> STATO </w:t>
       </w:r>
       <w:proofErr w:type="spellStart"/>
       <w:r>
@@ -2052,17 +2144,7 @@
           <w:szCs w:val="24"/>
           <w:lang w:eastAsia="it-IT"/>
         </w:rPr>
-        <w:t xml:space="preserve">- “I” </w:t>
-      </w:r>
-      <w:r>
-        <w:rPr>
-          <w:rFonts w:ascii="Arial" w:eastAsia="Times New Roman" w:hAnsi="Arial" w:cs="Arial"/>
-          <w:color w:val="000000" w:themeColor="text1"/>
-          <w:sz w:val="24"/>
-          <w:szCs w:val="24"/>
-          <w:lang w:eastAsia="it-IT"/>
-        </w:rPr>
-        <w:t xml:space="preserve">Credito Residuo e Scadenza SIM </w:t>
+        <w:t xml:space="preserve">- “I” Credito Residuo e Scadenza SIM </w:t>
       </w:r>
       <w:r>
         <w:rPr>
@@ -2455,7 +2537,85 @@
           <w:szCs w:val="24"/>
           <w:lang w:eastAsia="it-IT"/>
         </w:rPr>
-        <w:t>Paese       Prefisso  Esempio internazionale  Cifre numeriche*  Caratteri con +</w:t>
+        <w:t xml:space="preserve">Paese       </w:t>
+      </w:r>
+      <w:proofErr w:type="gramStart"/>
+      <w:r>
+        <w:rPr>
+          <w:rFonts w:ascii="Arial" w:eastAsia="Times New Roman" w:hAnsi="Arial" w:cs="Arial"/>
+          <w:b/>
+          <w:bCs/>
+          <w:color w:val="000000" w:themeColor="text1"/>
+          <w:sz w:val="24"/>
+          <w:szCs w:val="24"/>
+          <w:lang w:eastAsia="it-IT"/>
+        </w:rPr>
+        <w:t>Prefisso  Esempio</w:t>
+      </w:r>
+      <w:proofErr w:type="gramEnd"/>
+      <w:r>
+        <w:rPr>
+          <w:rFonts w:ascii="Arial" w:eastAsia="Times New Roman" w:hAnsi="Arial" w:cs="Arial"/>
+          <w:b/>
+          <w:bCs/>
+          <w:color w:val="000000" w:themeColor="text1"/>
+          <w:sz w:val="24"/>
+          <w:szCs w:val="24"/>
+          <w:lang w:eastAsia="it-IT"/>
+        </w:rPr>
+        <w:t xml:space="preserve"> </w:t>
+      </w:r>
+      <w:proofErr w:type="gramStart"/>
+      <w:r>
+        <w:rPr>
+          <w:rFonts w:ascii="Arial" w:eastAsia="Times New Roman" w:hAnsi="Arial" w:cs="Arial"/>
+          <w:b/>
+          <w:bCs/>
+          <w:color w:val="000000" w:themeColor="text1"/>
+          <w:sz w:val="24"/>
+          <w:szCs w:val="24"/>
+          <w:lang w:eastAsia="it-IT"/>
+        </w:rPr>
+        <w:t>internazionale  Cifre</w:t>
+      </w:r>
+      <w:proofErr w:type="gramEnd"/>
+      <w:r>
+        <w:rPr>
+          <w:rFonts w:ascii="Arial" w:eastAsia="Times New Roman" w:hAnsi="Arial" w:cs="Arial"/>
+          <w:b/>
+          <w:bCs/>
+          <w:color w:val="000000" w:themeColor="text1"/>
+          <w:sz w:val="24"/>
+          <w:szCs w:val="24"/>
+          <w:lang w:eastAsia="it-IT"/>
+        </w:rPr>
+        <w:t xml:space="preserve"> numeriche</w:t>
+      </w:r>
+      <w:proofErr w:type="gramStart"/>
+      <w:r>
+        <w:rPr>
+          <w:rFonts w:ascii="Arial" w:eastAsia="Times New Roman" w:hAnsi="Arial" w:cs="Arial"/>
+          <w:b/>
+          <w:bCs/>
+          <w:color w:val="000000" w:themeColor="text1"/>
+          <w:sz w:val="24"/>
+          <w:szCs w:val="24"/>
+          <w:lang w:eastAsia="it-IT"/>
+        </w:rPr>
+        <w:t>*  Caratteri</w:t>
+      </w:r>
+      <w:proofErr w:type="gramEnd"/>
+      <w:r>
+        <w:rPr>
+          <w:rFonts w:ascii="Arial" w:eastAsia="Times New Roman" w:hAnsi="Arial" w:cs="Arial"/>
+          <w:b/>
+          <w:bCs/>
+          <w:color w:val="000000" w:themeColor="text1"/>
+          <w:sz w:val="24"/>
+          <w:szCs w:val="24"/>
+          <w:lang w:eastAsia="it-IT"/>
+        </w:rPr>
+        <w:t xml:space="preserve"> con +</w:t>
       </w:r>
     </w:p>
     <w:p>
@@ -2883,7 +3043,29 @@
           <w:szCs w:val="24"/>
           <w:lang w:eastAsia="it-IT"/>
         </w:rPr>
-        <w:t>+358  +358451234567</w:t>
+        <w:t>+</w:t>
+      </w:r>
+      <w:proofErr w:type="gramStart"/>
+      <w:r>
+        <w:rPr>
+          <w:rFonts w:ascii="Arial" w:eastAsia="Times New Roman" w:hAnsi="Arial" w:cs="Arial"/>
+          <w:color w:val="000000" w:themeColor="text1"/>
+          <w:sz w:val="24"/>
+          <w:szCs w:val="24"/>
+          <w:lang w:eastAsia="it-IT"/>
+        </w:rPr>
+        <w:t>358  +</w:t>
+      </w:r>
+      <w:proofErr w:type="gramEnd"/>
+      <w:r>
+        <w:rPr>
+          <w:rFonts w:ascii="Arial" w:eastAsia="Times New Roman" w:hAnsi="Arial" w:cs="Arial"/>
+          <w:color w:val="000000" w:themeColor="text1"/>
+          <w:sz w:val="24"/>
+          <w:szCs w:val="24"/>
+          <w:lang w:eastAsia="it-IT"/>
+        </w:rPr>
+        <w:t>358451234567</w:t>
       </w:r>
       <w:r>
         <w:rPr>
@@ -3564,7 +3746,29 @@
           <w:szCs w:val="24"/>
           <w:lang w:eastAsia="it-IT"/>
         </w:rPr>
-        <w:t>PIN (5 Char)                    I -F    Profondità</w:t>
+        <w:t xml:space="preserve">PIN (5 </w:t>
+      </w:r>
+      <w:proofErr w:type="gramStart"/>
+      <w:r>
+        <w:rPr>
+          <w:rFonts w:ascii="Arial" w:eastAsia="Times New Roman" w:hAnsi="Arial" w:cs="Arial"/>
+          <w:color w:val="000000" w:themeColor="text1"/>
+          <w:sz w:val="24"/>
+          <w:szCs w:val="24"/>
+          <w:lang w:eastAsia="it-IT"/>
+        </w:rPr>
+        <w:t xml:space="preserve">Char)   </w:t>
+      </w:r>
+      <w:proofErr w:type="gramEnd"/>
+      <w:r>
+        <w:rPr>
+          <w:rFonts w:ascii="Arial" w:eastAsia="Times New Roman" w:hAnsi="Arial" w:cs="Arial"/>
+          <w:color w:val="000000" w:themeColor="text1"/>
+          <w:sz w:val="24"/>
+          <w:szCs w:val="24"/>
+          <w:lang w:eastAsia="it-IT"/>
+        </w:rPr>
+        <w:t>                 I -F    Profondità</w:t>
       </w:r>
     </w:p>
     <w:p>
@@ -3586,7 +3790,29 @@
           <w:szCs w:val="24"/>
           <w:lang w:eastAsia="it-IT"/>
         </w:rPr>
-        <w:t>          6      Inizio PIN     06-11   6 (5 cifre+\0)=6 caratteri</w:t>
+        <w:t>          6      Inizio PIN     06-11   6 (5 cifre+\</w:t>
+      </w:r>
+      <w:proofErr w:type="gramStart"/>
+      <w:r>
+        <w:rPr>
+          <w:rFonts w:ascii="Arial" w:eastAsia="Times New Roman" w:hAnsi="Arial" w:cs="Arial"/>
+          <w:color w:val="000000" w:themeColor="text1"/>
+          <w:sz w:val="24"/>
+          <w:szCs w:val="24"/>
+          <w:lang w:eastAsia="it-IT"/>
+        </w:rPr>
+        <w:t>0)=</w:t>
+      </w:r>
+      <w:proofErr w:type="gramEnd"/>
+      <w:r>
+        <w:rPr>
+          <w:rFonts w:ascii="Arial" w:eastAsia="Times New Roman" w:hAnsi="Arial" w:cs="Arial"/>
+          <w:color w:val="000000" w:themeColor="text1"/>
+          <w:sz w:val="24"/>
+          <w:szCs w:val="24"/>
+          <w:lang w:eastAsia="it-IT"/>
+        </w:rPr>
+        <w:t>6 caratteri</w:t>
       </w:r>
     </w:p>
     <w:p>
@@ -3882,7 +4108,51 @@
           <w:szCs w:val="24"/>
           <w:lang w:eastAsia="it-IT"/>
         </w:rPr>
-        <w:t>0 12+0 12   Inizio MASTER   12-27     16  (14 cifre+"+"+"\0")=16 caratteri</w:t>
+        <w:t xml:space="preserve">0 12+0 12   Inizio MASTER   12-27     </w:t>
+      </w:r>
+      <w:proofErr w:type="gramStart"/>
+      <w:r>
+        <w:rPr>
+          <w:rFonts w:ascii="Arial" w:eastAsia="Times New Roman" w:hAnsi="Arial" w:cs="Arial"/>
+          <w:color w:val="000000" w:themeColor="text1"/>
+          <w:sz w:val="24"/>
+          <w:szCs w:val="24"/>
+          <w:lang w:eastAsia="it-IT"/>
+        </w:rPr>
+        <w:t>16  (</w:t>
+      </w:r>
+      <w:proofErr w:type="gramEnd"/>
+      <w:r>
+        <w:rPr>
+          <w:rFonts w:ascii="Arial" w:eastAsia="Times New Roman" w:hAnsi="Arial" w:cs="Arial"/>
+          <w:color w:val="000000" w:themeColor="text1"/>
+          <w:sz w:val="24"/>
+          <w:szCs w:val="24"/>
+          <w:lang w:eastAsia="it-IT"/>
+        </w:rPr>
+        <w:t>14 cifre+"+"+"\0</w:t>
+      </w:r>
+      <w:proofErr w:type="gramStart"/>
+      <w:r>
+        <w:rPr>
+          <w:rFonts w:ascii="Arial" w:eastAsia="Times New Roman" w:hAnsi="Arial" w:cs="Arial"/>
+          <w:color w:val="000000" w:themeColor="text1"/>
+          <w:sz w:val="24"/>
+          <w:szCs w:val="24"/>
+          <w:lang w:eastAsia="it-IT"/>
+        </w:rPr>
+        <w:t>")=</w:t>
+      </w:r>
+      <w:proofErr w:type="gramEnd"/>
+      <w:r>
+        <w:rPr>
+          <w:rFonts w:ascii="Arial" w:eastAsia="Times New Roman" w:hAnsi="Arial" w:cs="Arial"/>
+          <w:color w:val="000000" w:themeColor="text1"/>
+          <w:sz w:val="24"/>
+          <w:szCs w:val="24"/>
+          <w:lang w:eastAsia="it-IT"/>
+        </w:rPr>
+        <w:t>16 caratteri</w:t>
       </w:r>
     </w:p>
     <w:p>
@@ -3905,7 +4175,29 @@
           <w:lang w:eastAsia="it-IT"/>
         </w:rPr>
         <w:lastRenderedPageBreak/>
-        <w:t>1 12+16 28  Inizio A1       28-43     16</w:t>
+        <w:t xml:space="preserve">1 12+16 </w:t>
+      </w:r>
+      <w:proofErr w:type="gramStart"/>
+      <w:r>
+        <w:rPr>
+          <w:rFonts w:ascii="Arial" w:eastAsia="Times New Roman" w:hAnsi="Arial" w:cs="Arial"/>
+          <w:color w:val="000000" w:themeColor="text1"/>
+          <w:sz w:val="24"/>
+          <w:szCs w:val="24"/>
+          <w:lang w:eastAsia="it-IT"/>
+        </w:rPr>
+        <w:t>28  Inizio</w:t>
+      </w:r>
+      <w:proofErr w:type="gramEnd"/>
+      <w:r>
+        <w:rPr>
+          <w:rFonts w:ascii="Arial" w:eastAsia="Times New Roman" w:hAnsi="Arial" w:cs="Arial"/>
+          <w:color w:val="000000" w:themeColor="text1"/>
+          <w:sz w:val="24"/>
+          <w:szCs w:val="24"/>
+          <w:lang w:eastAsia="it-IT"/>
+        </w:rPr>
+        <w:t xml:space="preserve"> A1       28-43     16</w:t>
       </w:r>
     </w:p>
     <w:p>
@@ -3927,7 +4219,29 @@
           <w:szCs w:val="24"/>
           <w:lang w:eastAsia="it-IT"/>
         </w:rPr>
-        <w:t>2 12+32 44  Inizio A2       44-59     16</w:t>
+        <w:t xml:space="preserve">2 12+32 </w:t>
+      </w:r>
+      <w:proofErr w:type="gramStart"/>
+      <w:r>
+        <w:rPr>
+          <w:rFonts w:ascii="Arial" w:eastAsia="Times New Roman" w:hAnsi="Arial" w:cs="Arial"/>
+          <w:color w:val="000000" w:themeColor="text1"/>
+          <w:sz w:val="24"/>
+          <w:szCs w:val="24"/>
+          <w:lang w:eastAsia="it-IT"/>
+        </w:rPr>
+        <w:t>44  Inizio</w:t>
+      </w:r>
+      <w:proofErr w:type="gramEnd"/>
+      <w:r>
+        <w:rPr>
+          <w:rFonts w:ascii="Arial" w:eastAsia="Times New Roman" w:hAnsi="Arial" w:cs="Arial"/>
+          <w:color w:val="000000" w:themeColor="text1"/>
+          <w:sz w:val="24"/>
+          <w:szCs w:val="24"/>
+          <w:lang w:eastAsia="it-IT"/>
+        </w:rPr>
+        <w:t xml:space="preserve"> A2       44-59     16</w:t>
       </w:r>
     </w:p>
     <w:p>
@@ -3949,7 +4263,29 @@
           <w:szCs w:val="24"/>
           <w:lang w:eastAsia="it-IT"/>
         </w:rPr>
-        <w:t>3 12+48 60  Inizio A3       60-75     16</w:t>
+        <w:t xml:space="preserve">3 12+48 </w:t>
+      </w:r>
+      <w:proofErr w:type="gramStart"/>
+      <w:r>
+        <w:rPr>
+          <w:rFonts w:ascii="Arial" w:eastAsia="Times New Roman" w:hAnsi="Arial" w:cs="Arial"/>
+          <w:color w:val="000000" w:themeColor="text1"/>
+          <w:sz w:val="24"/>
+          <w:szCs w:val="24"/>
+          <w:lang w:eastAsia="it-IT"/>
+        </w:rPr>
+        <w:t>60  Inizio</w:t>
+      </w:r>
+      <w:proofErr w:type="gramEnd"/>
+      <w:r>
+        <w:rPr>
+          <w:rFonts w:ascii="Arial" w:eastAsia="Times New Roman" w:hAnsi="Arial" w:cs="Arial"/>
+          <w:color w:val="000000" w:themeColor="text1"/>
+          <w:sz w:val="24"/>
+          <w:szCs w:val="24"/>
+          <w:lang w:eastAsia="it-IT"/>
+        </w:rPr>
+        <w:t xml:space="preserve"> A3       60-75     16</w:t>
       </w:r>
     </w:p>
     <w:p>
@@ -5490,17 +5826,7 @@
           <w:szCs w:val="24"/>
           <w:lang w:eastAsia="it-IT"/>
         </w:rPr>
-        <w:t xml:space="preserve"> </w:t>
-      </w:r>
-      <w:r>
-        <w:rPr>
-          <w:rFonts w:ascii="Arial" w:eastAsia="Times New Roman" w:hAnsi="Arial" w:cs="Arial"/>
-          <w:color w:val="000000" w:themeColor="text1"/>
-          <w:sz w:val="24"/>
-          <w:szCs w:val="24"/>
-          <w:lang w:eastAsia="it-IT"/>
-        </w:rPr>
-        <w:t xml:space="preserve">Credito Residuo e </w:t>
+        <w:t xml:space="preserve"> Credito Residuo e </w:t>
       </w:r>
       <w:proofErr w:type="spellStart"/>
       <w:r>
@@ -6682,7 +7008,29 @@
                 <w:szCs w:val="24"/>
                 <w:lang w:val="en-US" w:eastAsia="it-IT"/>
               </w:rPr>
-              <w:t xml:space="preserve"> auxiliaries phone numbers except the Authorized MASTER[0]</w:t>
+              <w:t xml:space="preserve"> auxiliaries phone numbers except the Authorized </w:t>
+            </w:r>
+            <w:proofErr w:type="gramStart"/>
+            <w:r>
+              <w:rPr>
+                <w:rFonts w:ascii="Arial" w:eastAsia="Times New Roman" w:hAnsi="Arial" w:cs="Arial"/>
+                <w:color w:val="000000" w:themeColor="text1"/>
+                <w:sz w:val="24"/>
+                <w:szCs w:val="24"/>
+                <w:lang w:val="en-US" w:eastAsia="it-IT"/>
+              </w:rPr>
+              <w:t>MASTER[</w:t>
+            </w:r>
+            <w:proofErr w:type="gramEnd"/>
+            <w:r>
+              <w:rPr>
+                <w:rFonts w:ascii="Arial" w:eastAsia="Times New Roman" w:hAnsi="Arial" w:cs="Arial"/>
+                <w:color w:val="000000" w:themeColor="text1"/>
+                <w:sz w:val="24"/>
+                <w:szCs w:val="24"/>
+                <w:lang w:val="en-US" w:eastAsia="it-IT"/>
+              </w:rPr>
+              <w:t>0]</w:t>
             </w:r>
           </w:p>
           <w:p>
@@ -6835,8 +7183,20 @@
                 <w:szCs w:val="24"/>
                 <w:lang w:eastAsia="it-IT"/>
               </w:rPr>
-              <w:t>AGGIUNGI/SOSTITUISCI cellulare AUSILIARIO in posizione....</w:t>
-            </w:r>
+              <w:t xml:space="preserve">AGGIUNGI/SOSTITUISCI cellulare AUSILIARIO in </w:t>
+            </w:r>
+            <w:proofErr w:type="gramStart"/>
+            <w:r>
+              <w:rPr>
+                <w:rFonts w:ascii="Arial" w:eastAsia="Times New Roman" w:hAnsi="Arial" w:cs="Arial"/>
+                <w:color w:val="000000" w:themeColor="text1"/>
+                <w:sz w:val="24"/>
+                <w:szCs w:val="24"/>
+                <w:lang w:eastAsia="it-IT"/>
+              </w:rPr>
+              <w:t>posizione....</w:t>
+            </w:r>
+            <w:proofErr w:type="gramEnd"/>
           </w:p>
         </w:tc>
       </w:tr>
@@ -8137,6 +8497,7 @@
         </w:rPr>
       </w:pPr>
       <w:hyperlink r:id="rId6" w:history="1">
+        <w:proofErr w:type="gramStart"/>
         <w:r>
           <w:rPr>
             <w:rFonts w:ascii="Segoe UI" w:eastAsia="Times New Roman" w:hAnsi="Segoe UI" w:cs="Segoe UI"/>
@@ -8147,176 +8508,9 @@
             <w:bdr w:val="single" w:sz="4" w:space="1" w:color="auto" w:frame="1"/>
             <w:lang w:eastAsia="it-IT"/>
           </w:rPr>
-          <w:t>setup()</w:t>
+          <w:t>setup(</w:t>
         </w:r>
-      </w:hyperlink>
-    </w:p>
-    <w:p>
-      <w:pPr>
-        <w:numPr>
-          <w:ilvl w:val="1"/>
-          <w:numId w:val="1"/>
-        </w:numPr>
-        <w:spacing w:before="60" w:after="60" w:line="240" w:lineRule="auto"/>
-        <w:rPr>
-          <w:rFonts w:ascii="Segoe UI" w:eastAsia="Times New Roman" w:hAnsi="Segoe UI" w:cs="Segoe UI"/>
-          <w:color w:val="000000" w:themeColor="text1"/>
-          <w:sz w:val="20"/>
-          <w:szCs w:val="20"/>
-          <w:lang w:eastAsia="it-IT"/>
-        </w:rPr>
-      </w:pPr>
-      <w:r>
-        <w:rPr>
-          <w:rFonts w:ascii="Segoe UI" w:eastAsia="Times New Roman" w:hAnsi="Segoe UI" w:cs="Segoe UI"/>
-          <w:color w:val="000000" w:themeColor="text1"/>
-          <w:sz w:val="20"/>
-          <w:szCs w:val="20"/>
-          <w:lang w:eastAsia="it-IT"/>
-        </w:rPr>
-        <w:t>inizializza reset pin</w:t>
-      </w:r>
-    </w:p>
-    <w:p>
-      <w:pPr>
-        <w:numPr>
-          <w:ilvl w:val="1"/>
-          <w:numId w:val="1"/>
-        </w:numPr>
-        <w:spacing w:after="0" w:line="240" w:lineRule="auto"/>
-        <w:rPr>
-          <w:rFonts w:ascii="Segoe UI" w:eastAsia="Times New Roman" w:hAnsi="Segoe UI" w:cs="Segoe UI"/>
-          <w:color w:val="000000" w:themeColor="text1"/>
-          <w:sz w:val="20"/>
-          <w:szCs w:val="20"/>
-          <w:lang w:eastAsia="it-IT"/>
-        </w:rPr>
-      </w:pPr>
-      <w:r>
-        <w:rPr>
-          <w:rFonts w:ascii="Segoe UI" w:eastAsia="Times New Roman" w:hAnsi="Segoe UI" w:cs="Segoe UI"/>
-          <w:color w:val="000000" w:themeColor="text1"/>
-          <w:sz w:val="20"/>
-          <w:szCs w:val="20"/>
-          <w:lang w:eastAsia="it-IT"/>
-        </w:rPr>
-        <w:t>chiama </w:t>
-      </w:r>
-      <w:proofErr w:type="spellStart"/>
-      <w:r>
-        <w:fldChar w:fldCharType="begin"/>
-      </w:r>
-      <w:r>
-        <w:instrText>HYPERLINK "vscode-file://vscode-app/c:/Users/Massimo/AppData/Local/Programs/Microsoft%20VS%20Code/f6cfa2ea24/resources/app/out/vs/code/electron-browser/workbench/workbench.html"</w:instrText>
-      </w:r>
-      <w:r>
-        <w:fldChar w:fldCharType="separate"/>
-      </w:r>
-      <w:r>
-        <w:rPr>
-          <w:rFonts w:ascii="Segoe UI" w:eastAsia="Times New Roman" w:hAnsi="Segoe UI" w:cs="Segoe UI"/>
-          <w:color w:val="000000" w:themeColor="text1"/>
-          <w:sz w:val="18"/>
-          <w:szCs w:val="18"/>
-          <w:bdr w:val="single" w:sz="4" w:space="1" w:color="auto" w:frame="1"/>
-          <w:lang w:eastAsia="it-IT"/>
-        </w:rPr>
-        <w:t>initgsm</w:t>
-      </w:r>
-      <w:proofErr w:type="spellEnd"/>
-      <w:r>
-        <w:rPr>
-          <w:rFonts w:ascii="Segoe UI" w:eastAsia="Times New Roman" w:hAnsi="Segoe UI" w:cs="Segoe UI"/>
-          <w:color w:val="000000" w:themeColor="text1"/>
-          <w:sz w:val="18"/>
-          <w:szCs w:val="18"/>
-          <w:bdr w:val="single" w:sz="4" w:space="1" w:color="auto" w:frame="1"/>
-          <w:lang w:eastAsia="it-IT"/>
-        </w:rPr>
-        <w:t>()</w:t>
-      </w:r>
-      <w:r>
-        <w:fldChar w:fldCharType="end"/>
-      </w:r>
-    </w:p>
-    <w:p>
-      <w:pPr>
-        <w:numPr>
-          <w:ilvl w:val="1"/>
-          <w:numId w:val="1"/>
-        </w:numPr>
-        <w:spacing w:after="0" w:line="240" w:lineRule="auto"/>
-        <w:rPr>
-          <w:rFonts w:ascii="Segoe UI" w:eastAsia="Times New Roman" w:hAnsi="Segoe UI" w:cs="Segoe UI"/>
-          <w:color w:val="000000" w:themeColor="text1"/>
-          <w:sz w:val="20"/>
-          <w:szCs w:val="20"/>
-          <w:lang w:eastAsia="it-IT"/>
-        </w:rPr>
-      </w:pPr>
-      <w:r>
-        <w:rPr>
-          <w:rFonts w:ascii="Segoe UI" w:eastAsia="Times New Roman" w:hAnsi="Segoe UI" w:cs="Segoe UI"/>
-          <w:color w:val="000000" w:themeColor="text1"/>
-          <w:sz w:val="20"/>
-          <w:szCs w:val="20"/>
-          <w:lang w:eastAsia="it-IT"/>
-        </w:rPr>
-        <w:t>carica numeri autorizzati con </w:t>
-      </w:r>
-      <w:proofErr w:type="spellStart"/>
-      <w:r>
-        <w:fldChar w:fldCharType="begin"/>
-      </w:r>
-      <w:r>
-        <w:instrText>HYPERLINK "vscode-file://vscode-app/c:/Users/Massimo/AppData/Local/Programs/Microsoft%20VS%20Code/f6cfa2ea24/resources/app/out/vs/code/electron-browser/workbench/workbench.html"</w:instrText>
-      </w:r>
-      <w:r>
-        <w:fldChar w:fldCharType="separate"/>
-      </w:r>
-      <w:r>
-        <w:rPr>
-          <w:rFonts w:ascii="Segoe UI" w:eastAsia="Times New Roman" w:hAnsi="Segoe UI" w:cs="Segoe UI"/>
-          <w:color w:val="000000" w:themeColor="text1"/>
-          <w:sz w:val="18"/>
-          <w:szCs w:val="18"/>
-          <w:bdr w:val="single" w:sz="4" w:space="1" w:color="auto" w:frame="1"/>
-          <w:lang w:eastAsia="it-IT"/>
-        </w:rPr>
-        <w:t>RestorePhones</w:t>
-      </w:r>
-      <w:proofErr w:type="spellEnd"/>
-      <w:r>
-        <w:rPr>
-          <w:rFonts w:ascii="Segoe UI" w:eastAsia="Times New Roman" w:hAnsi="Segoe UI" w:cs="Segoe UI"/>
-          <w:color w:val="000000" w:themeColor="text1"/>
-          <w:sz w:val="18"/>
-          <w:szCs w:val="18"/>
-          <w:bdr w:val="single" w:sz="4" w:space="1" w:color="auto" w:frame="1"/>
-          <w:lang w:eastAsia="it-IT"/>
-        </w:rPr>
-        <w:t>()</w:t>
-      </w:r>
-      <w:r>
-        <w:fldChar w:fldCharType="end"/>
-      </w:r>
-    </w:p>
-    <w:p>
-      <w:pPr>
-        <w:numPr>
-          <w:ilvl w:val="0"/>
-          <w:numId w:val="1"/>
-        </w:numPr>
-        <w:spacing w:after="0" w:line="240" w:lineRule="auto"/>
-        <w:rPr>
-          <w:rFonts w:ascii="Segoe UI" w:eastAsia="Times New Roman" w:hAnsi="Segoe UI" w:cs="Segoe UI"/>
-          <w:color w:val="000000" w:themeColor="text1"/>
-          <w:sz w:val="20"/>
-          <w:szCs w:val="20"/>
-          <w:lang w:eastAsia="it-IT"/>
-        </w:rPr>
-      </w:pPr>
-      <w:hyperlink r:id="rId7" w:history="1">
+        <w:proofErr w:type="gramEnd"/>
         <w:r>
           <w:rPr>
             <w:rFonts w:ascii="Segoe UI" w:eastAsia="Times New Roman" w:hAnsi="Segoe UI" w:cs="Segoe UI"/>
@@ -8327,7 +8521,227 @@
             <w:bdr w:val="single" w:sz="4" w:space="1" w:color="auto" w:frame="1"/>
             <w:lang w:eastAsia="it-IT"/>
           </w:rPr>
-          <w:t>loop()</w:t>
+          <w:t>)</w:t>
+        </w:r>
+      </w:hyperlink>
+    </w:p>
+    <w:p>
+      <w:pPr>
+        <w:numPr>
+          <w:ilvl w:val="1"/>
+          <w:numId w:val="1"/>
+        </w:numPr>
+        <w:spacing w:before="60" w:after="60" w:line="240" w:lineRule="auto"/>
+        <w:rPr>
+          <w:rFonts w:ascii="Segoe UI" w:eastAsia="Times New Roman" w:hAnsi="Segoe UI" w:cs="Segoe UI"/>
+          <w:color w:val="000000" w:themeColor="text1"/>
+          <w:sz w:val="20"/>
+          <w:szCs w:val="20"/>
+          <w:lang w:eastAsia="it-IT"/>
+        </w:rPr>
+      </w:pPr>
+      <w:r>
+        <w:rPr>
+          <w:rFonts w:ascii="Segoe UI" w:eastAsia="Times New Roman" w:hAnsi="Segoe UI" w:cs="Segoe UI"/>
+          <w:color w:val="000000" w:themeColor="text1"/>
+          <w:sz w:val="20"/>
+          <w:szCs w:val="20"/>
+          <w:lang w:eastAsia="it-IT"/>
+        </w:rPr>
+        <w:t>inizializza reset pin</w:t>
+      </w:r>
+    </w:p>
+    <w:p>
+      <w:pPr>
+        <w:numPr>
+          <w:ilvl w:val="1"/>
+          <w:numId w:val="1"/>
+        </w:numPr>
+        <w:spacing w:after="0" w:line="240" w:lineRule="auto"/>
+        <w:rPr>
+          <w:rFonts w:ascii="Segoe UI" w:eastAsia="Times New Roman" w:hAnsi="Segoe UI" w:cs="Segoe UI"/>
+          <w:color w:val="000000" w:themeColor="text1"/>
+          <w:sz w:val="20"/>
+          <w:szCs w:val="20"/>
+          <w:lang w:eastAsia="it-IT"/>
+        </w:rPr>
+      </w:pPr>
+      <w:r>
+        <w:rPr>
+          <w:rFonts w:ascii="Segoe UI" w:eastAsia="Times New Roman" w:hAnsi="Segoe UI" w:cs="Segoe UI"/>
+          <w:color w:val="000000" w:themeColor="text1"/>
+          <w:sz w:val="20"/>
+          <w:szCs w:val="20"/>
+          <w:lang w:eastAsia="it-IT"/>
+        </w:rPr>
+        <w:t>chiama </w:t>
+      </w:r>
+      <w:proofErr w:type="spellStart"/>
+      <w:r>
+        <w:fldChar w:fldCharType="begin"/>
+      </w:r>
+      <w:r>
+        <w:instrText>HYPERLINK "vscode-file://vscode-app/c:/Users/Massimo/AppData/Local/Programs/Microsoft%20VS%20Code/f6cfa2ea24/resources/app/out/vs/code/electron-browser/workbench/workbench.html"</w:instrText>
+      </w:r>
+      <w:r>
+        <w:fldChar w:fldCharType="separate"/>
+      </w:r>
+      <w:proofErr w:type="gramStart"/>
+      <w:r>
+        <w:rPr>
+          <w:rFonts w:ascii="Segoe UI" w:eastAsia="Times New Roman" w:hAnsi="Segoe UI" w:cs="Segoe UI"/>
+          <w:color w:val="000000" w:themeColor="text1"/>
+          <w:sz w:val="18"/>
+          <w:szCs w:val="18"/>
+          <w:bdr w:val="single" w:sz="4" w:space="1" w:color="auto" w:frame="1"/>
+          <w:lang w:eastAsia="it-IT"/>
+        </w:rPr>
+        <w:t>initgsm</w:t>
+      </w:r>
+      <w:proofErr w:type="spellEnd"/>
+      <w:r>
+        <w:rPr>
+          <w:rFonts w:ascii="Segoe UI" w:eastAsia="Times New Roman" w:hAnsi="Segoe UI" w:cs="Segoe UI"/>
+          <w:color w:val="000000" w:themeColor="text1"/>
+          <w:sz w:val="18"/>
+          <w:szCs w:val="18"/>
+          <w:bdr w:val="single" w:sz="4" w:space="1" w:color="auto" w:frame="1"/>
+          <w:lang w:eastAsia="it-IT"/>
+        </w:rPr>
+        <w:t>(</w:t>
+      </w:r>
+      <w:proofErr w:type="gramEnd"/>
+      <w:r>
+        <w:rPr>
+          <w:rFonts w:ascii="Segoe UI" w:eastAsia="Times New Roman" w:hAnsi="Segoe UI" w:cs="Segoe UI"/>
+          <w:color w:val="000000" w:themeColor="text1"/>
+          <w:sz w:val="18"/>
+          <w:szCs w:val="18"/>
+          <w:bdr w:val="single" w:sz="4" w:space="1" w:color="auto" w:frame="1"/>
+          <w:lang w:eastAsia="it-IT"/>
+        </w:rPr>
+        <w:t>)</w:t>
+      </w:r>
+      <w:r>
+        <w:fldChar w:fldCharType="end"/>
+      </w:r>
+    </w:p>
+    <w:p>
+      <w:pPr>
+        <w:numPr>
+          <w:ilvl w:val="1"/>
+          <w:numId w:val="1"/>
+        </w:numPr>
+        <w:spacing w:after="0" w:line="240" w:lineRule="auto"/>
+        <w:rPr>
+          <w:rFonts w:ascii="Segoe UI" w:eastAsia="Times New Roman" w:hAnsi="Segoe UI" w:cs="Segoe UI"/>
+          <w:color w:val="000000" w:themeColor="text1"/>
+          <w:sz w:val="20"/>
+          <w:szCs w:val="20"/>
+          <w:lang w:eastAsia="it-IT"/>
+        </w:rPr>
+      </w:pPr>
+      <w:r>
+        <w:rPr>
+          <w:rFonts w:ascii="Segoe UI" w:eastAsia="Times New Roman" w:hAnsi="Segoe UI" w:cs="Segoe UI"/>
+          <w:color w:val="000000" w:themeColor="text1"/>
+          <w:sz w:val="20"/>
+          <w:szCs w:val="20"/>
+          <w:lang w:eastAsia="it-IT"/>
+        </w:rPr>
+        <w:t>carica numeri autorizzati con </w:t>
+      </w:r>
+      <w:proofErr w:type="spellStart"/>
+      <w:r>
+        <w:fldChar w:fldCharType="begin"/>
+      </w:r>
+      <w:r>
+        <w:instrText>HYPERLINK "vscode-file://vscode-app/c:/Users/Massimo/AppData/Local/Programs/Microsoft%20VS%20Code/f6cfa2ea24/resources/app/out/vs/code/electron-browser/workbench/workbench.html"</w:instrText>
+      </w:r>
+      <w:r>
+        <w:fldChar w:fldCharType="separate"/>
+      </w:r>
+      <w:proofErr w:type="gramStart"/>
+      <w:r>
+        <w:rPr>
+          <w:rFonts w:ascii="Segoe UI" w:eastAsia="Times New Roman" w:hAnsi="Segoe UI" w:cs="Segoe UI"/>
+          <w:color w:val="000000" w:themeColor="text1"/>
+          <w:sz w:val="18"/>
+          <w:szCs w:val="18"/>
+          <w:bdr w:val="single" w:sz="4" w:space="1" w:color="auto" w:frame="1"/>
+          <w:lang w:eastAsia="it-IT"/>
+        </w:rPr>
+        <w:t>RestorePhones</w:t>
+      </w:r>
+      <w:proofErr w:type="spellEnd"/>
+      <w:r>
+        <w:rPr>
+          <w:rFonts w:ascii="Segoe UI" w:eastAsia="Times New Roman" w:hAnsi="Segoe UI" w:cs="Segoe UI"/>
+          <w:color w:val="000000" w:themeColor="text1"/>
+          <w:sz w:val="18"/>
+          <w:szCs w:val="18"/>
+          <w:bdr w:val="single" w:sz="4" w:space="1" w:color="auto" w:frame="1"/>
+          <w:lang w:eastAsia="it-IT"/>
+        </w:rPr>
+        <w:t>(</w:t>
+      </w:r>
+      <w:proofErr w:type="gramEnd"/>
+      <w:r>
+        <w:rPr>
+          <w:rFonts w:ascii="Segoe UI" w:eastAsia="Times New Roman" w:hAnsi="Segoe UI" w:cs="Segoe UI"/>
+          <w:color w:val="000000" w:themeColor="text1"/>
+          <w:sz w:val="18"/>
+          <w:szCs w:val="18"/>
+          <w:bdr w:val="single" w:sz="4" w:space="1" w:color="auto" w:frame="1"/>
+          <w:lang w:eastAsia="it-IT"/>
+        </w:rPr>
+        <w:t>)</w:t>
+      </w:r>
+      <w:r>
+        <w:fldChar w:fldCharType="end"/>
+      </w:r>
+    </w:p>
+    <w:p>
+      <w:pPr>
+        <w:numPr>
+          <w:ilvl w:val="0"/>
+          <w:numId w:val="1"/>
+        </w:numPr>
+        <w:spacing w:after="0" w:line="240" w:lineRule="auto"/>
+        <w:rPr>
+          <w:rFonts w:ascii="Segoe UI" w:eastAsia="Times New Roman" w:hAnsi="Segoe UI" w:cs="Segoe UI"/>
+          <w:color w:val="000000" w:themeColor="text1"/>
+          <w:sz w:val="20"/>
+          <w:szCs w:val="20"/>
+          <w:lang w:eastAsia="it-IT"/>
+        </w:rPr>
+      </w:pPr>
+      <w:hyperlink r:id="rId7" w:history="1">
+        <w:proofErr w:type="gramStart"/>
+        <w:r>
+          <w:rPr>
+            <w:rFonts w:ascii="Segoe UI" w:eastAsia="Times New Roman" w:hAnsi="Segoe UI" w:cs="Segoe UI"/>
+            <w:color w:val="000000" w:themeColor="text1"/>
+            <w:sz w:val="18"/>
+            <w:szCs w:val="18"/>
+            <w:u w:val="single"/>
+            <w:bdr w:val="single" w:sz="4" w:space="1" w:color="auto" w:frame="1"/>
+            <w:lang w:eastAsia="it-IT"/>
+          </w:rPr>
+          <w:t>loop(</w:t>
+        </w:r>
+        <w:proofErr w:type="gramEnd"/>
+        <w:r>
+          <w:rPr>
+            <w:rFonts w:ascii="Segoe UI" w:eastAsia="Times New Roman" w:hAnsi="Segoe UI" w:cs="Segoe UI"/>
+            <w:color w:val="000000" w:themeColor="text1"/>
+            <w:sz w:val="18"/>
+            <w:szCs w:val="18"/>
+            <w:u w:val="single"/>
+            <w:bdr w:val="single" w:sz="4" w:space="1" w:color="auto" w:frame="1"/>
+            <w:lang w:eastAsia="it-IT"/>
+          </w:rPr>
+          <w:t>)</w:t>
         </w:r>
       </w:hyperlink>
     </w:p>
@@ -8873,6 +9287,7 @@
       <w:r>
         <w:fldChar w:fldCharType="separate"/>
       </w:r>
+      <w:proofErr w:type="gramStart"/>
       <w:r>
         <w:rPr>
           <w:rFonts w:ascii="Segoe UI" w:eastAsia="Times New Roman" w:hAnsi="Segoe UI" w:cs="Segoe UI"/>
@@ -8894,7 +9309,19 @@
           <w:bdr w:val="single" w:sz="4" w:space="1" w:color="auto" w:frame="1"/>
           <w:lang w:eastAsia="it-IT"/>
         </w:rPr>
-        <w:t>()</w:t>
+        <w:t>(</w:t>
+      </w:r>
+      <w:proofErr w:type="gramEnd"/>
+      <w:r>
+        <w:rPr>
+          <w:rFonts w:ascii="Segoe UI" w:eastAsia="Times New Roman" w:hAnsi="Segoe UI" w:cs="Segoe UI"/>
+          <w:color w:val="000000" w:themeColor="text1"/>
+          <w:sz w:val="18"/>
+          <w:szCs w:val="18"/>
+          <w:bdr w:val="single" w:sz="4" w:space="1" w:color="auto" w:frame="1"/>
+          <w:lang w:eastAsia="it-IT"/>
+        </w:rPr>
+        <w:t>)</w:t>
       </w:r>
       <w:r>
         <w:fldChar w:fldCharType="end"/>
@@ -10391,6 +10818,7 @@
                 <w:lang w:val="en-US" w:eastAsia="it-IT"/>
               </w:rPr>
             </w:pPr>
+            <w:proofErr w:type="gramStart"/>
             <w:r>
               <w:rPr>
                 <w:rFonts w:ascii="Arial" w:eastAsia="Times New Roman" w:hAnsi="Arial" w:cs="Arial"/>
@@ -10403,6 +10831,7 @@
               </w:rPr>
               <w:t>Test  #</w:t>
             </w:r>
+            <w:proofErr w:type="gramEnd"/>
           </w:p>
         </w:tc>
         <w:tc>
@@ -10806,15 +11235,15 @@
                 <w:rFonts w:ascii="Arial" w:eastAsia="Times New Roman" w:hAnsi="Arial" w:cs="Arial"/>
                 <w:sz w:val="16"/>
                 <w:szCs w:val="16"/>
-                <w:lang w:eastAsia="it-IT"/>
-              </w:rPr>
-            </w:pPr>
-            <w:r>
-              <w:rPr>
-                <w:rFonts w:ascii="Arial" w:eastAsia="Times New Roman" w:hAnsi="Arial" w:cs="Arial"/>
-                <w:sz w:val="16"/>
-                <w:szCs w:val="16"/>
-                <w:lang w:eastAsia="it-IT"/>
+                <w:lang w:val="en-US" w:eastAsia="it-IT"/>
+              </w:rPr>
+            </w:pPr>
+            <w:r>
+              <w:rPr>
+                <w:rFonts w:ascii="Arial" w:eastAsia="Times New Roman" w:hAnsi="Arial" w:cs="Arial"/>
+                <w:sz w:val="16"/>
+                <w:szCs w:val="16"/>
+                <w:lang w:val="en-US" w:eastAsia="it-IT"/>
               </w:rPr>
               <w:t xml:space="preserve">SMS: </w:t>
             </w:r>
@@ -10826,35 +11255,26 @@
                 <w:rFonts w:ascii="Arial" w:eastAsia="Times New Roman" w:hAnsi="Arial" w:cs="Arial"/>
                 <w:sz w:val="16"/>
                 <w:szCs w:val="16"/>
-                <w:lang w:eastAsia="it-IT"/>
-              </w:rPr>
-            </w:pPr>
-            <w:r>
-              <w:rPr>
-                <w:rFonts w:ascii="Arial" w:eastAsia="Times New Roman" w:hAnsi="Arial" w:cs="Arial"/>
-                <w:sz w:val="16"/>
-                <w:szCs w:val="16"/>
-                <w:lang w:eastAsia="it-IT"/>
-              </w:rPr>
-              <w:t>”</w:t>
-            </w:r>
-            <w:proofErr w:type="spellStart"/>
-            <w:r>
-              <w:rPr>
-                <w:rFonts w:ascii="Arial" w:eastAsia="Times New Roman" w:hAnsi="Arial" w:cs="Arial"/>
-                <w:sz w:val="16"/>
-                <w:szCs w:val="16"/>
-                <w:lang w:eastAsia="it-IT"/>
-              </w:rPr>
-              <w:t>Authorized</w:t>
-            </w:r>
-            <w:proofErr w:type="spellEnd"/>
-            <w:r>
-              <w:rPr>
-                <w:rFonts w:ascii="Arial" w:eastAsia="Times New Roman" w:hAnsi="Arial" w:cs="Arial"/>
-                <w:sz w:val="16"/>
-                <w:szCs w:val="16"/>
-                <w:lang w:eastAsia="it-IT"/>
+                <w:lang w:val="en-US" w:eastAsia="it-IT"/>
+              </w:rPr>
+            </w:pPr>
+            <w:proofErr w:type="gramStart"/>
+            <w:r>
+              <w:rPr>
+                <w:rFonts w:ascii="Arial" w:eastAsia="Times New Roman" w:hAnsi="Arial" w:cs="Arial"/>
+                <w:sz w:val="16"/>
+                <w:szCs w:val="16"/>
+                <w:lang w:val="en-US" w:eastAsia="it-IT"/>
+              </w:rPr>
+              <w:t>”Authorized</w:t>
+            </w:r>
+            <w:proofErr w:type="gramEnd"/>
+            <w:r>
+              <w:rPr>
+                <w:rFonts w:ascii="Arial" w:eastAsia="Times New Roman" w:hAnsi="Arial" w:cs="Arial"/>
+                <w:sz w:val="16"/>
+                <w:szCs w:val="16"/>
+                <w:lang w:val="en-US" w:eastAsia="it-IT"/>
               </w:rPr>
               <w:t xml:space="preserve"> phone n." con:</w:t>
             </w:r>
@@ -11193,7 +11613,7 @@
         <w:tc>
           <w:tcPr>
             <w:tcW w:w="992" w:type="dxa"/>
-            <w:shd w:val="clear" w:color="auto" w:fill="FFFFFF" w:themeFill="background1"/>
+            <w:shd w:val="clear" w:color="auto" w:fill="00B050"/>
             <w:vAlign w:val="center"/>
           </w:tcPr>
           <w:p>
@@ -11207,6 +11627,15 @@
                 <w:lang w:val="en-US" w:eastAsia="it-IT"/>
               </w:rPr>
             </w:pPr>
+            <w:r>
+              <w:rPr>
+                <w:rFonts w:ascii="Arial" w:eastAsia="Times New Roman" w:hAnsi="Arial" w:cs="Arial"/>
+                <w:sz w:val="16"/>
+                <w:szCs w:val="16"/>
+                <w:lang w:eastAsia="it-IT"/>
+              </w:rPr>
+              <w:t>ok</w:t>
+            </w:r>
           </w:p>
         </w:tc>
       </w:tr>
@@ -11736,15 +12165,15 @@
                 <w:rFonts w:ascii="Arial" w:eastAsia="Times New Roman" w:hAnsi="Arial" w:cs="Arial"/>
                 <w:sz w:val="16"/>
                 <w:szCs w:val="16"/>
-                <w:lang w:eastAsia="it-IT"/>
-              </w:rPr>
-            </w:pPr>
-            <w:r>
-              <w:rPr>
-                <w:rFonts w:ascii="Arial" w:eastAsia="Times New Roman" w:hAnsi="Arial" w:cs="Arial"/>
-                <w:sz w:val="16"/>
-                <w:szCs w:val="16"/>
-                <w:lang w:eastAsia="it-IT"/>
+                <w:lang w:val="en-US" w:eastAsia="it-IT"/>
+              </w:rPr>
+            </w:pPr>
+            <w:r>
+              <w:rPr>
+                <w:rFonts w:ascii="Arial" w:eastAsia="Times New Roman" w:hAnsi="Arial" w:cs="Arial"/>
+                <w:sz w:val="16"/>
+                <w:szCs w:val="16"/>
+                <w:lang w:val="en-US" w:eastAsia="it-IT"/>
               </w:rPr>
               <w:t xml:space="preserve">SMS: </w:t>
             </w:r>
@@ -11756,35 +12185,26 @@
                 <w:rFonts w:ascii="Arial" w:eastAsia="Times New Roman" w:hAnsi="Arial" w:cs="Arial"/>
                 <w:sz w:val="16"/>
                 <w:szCs w:val="16"/>
-                <w:lang w:eastAsia="it-IT"/>
-              </w:rPr>
-            </w:pPr>
-            <w:r>
-              <w:rPr>
-                <w:rFonts w:ascii="Arial" w:eastAsia="Times New Roman" w:hAnsi="Arial" w:cs="Arial"/>
-                <w:sz w:val="16"/>
-                <w:szCs w:val="16"/>
-                <w:lang w:eastAsia="it-IT"/>
-              </w:rPr>
-              <w:t>”</w:t>
-            </w:r>
-            <w:proofErr w:type="spellStart"/>
-            <w:r>
-              <w:rPr>
-                <w:rFonts w:ascii="Arial" w:eastAsia="Times New Roman" w:hAnsi="Arial" w:cs="Arial"/>
-                <w:sz w:val="16"/>
-                <w:szCs w:val="16"/>
-                <w:lang w:eastAsia="it-IT"/>
-              </w:rPr>
-              <w:t>Authorized</w:t>
-            </w:r>
-            <w:proofErr w:type="spellEnd"/>
-            <w:r>
-              <w:rPr>
-                <w:rFonts w:ascii="Arial" w:eastAsia="Times New Roman" w:hAnsi="Arial" w:cs="Arial"/>
-                <w:sz w:val="16"/>
-                <w:szCs w:val="16"/>
-                <w:lang w:eastAsia="it-IT"/>
+                <w:lang w:val="en-US" w:eastAsia="it-IT"/>
+              </w:rPr>
+            </w:pPr>
+            <w:proofErr w:type="gramStart"/>
+            <w:r>
+              <w:rPr>
+                <w:rFonts w:ascii="Arial" w:eastAsia="Times New Roman" w:hAnsi="Arial" w:cs="Arial"/>
+                <w:sz w:val="16"/>
+                <w:szCs w:val="16"/>
+                <w:lang w:val="en-US" w:eastAsia="it-IT"/>
+              </w:rPr>
+              <w:t>”Authorized</w:t>
+            </w:r>
+            <w:proofErr w:type="gramEnd"/>
+            <w:r>
+              <w:rPr>
+                <w:rFonts w:ascii="Arial" w:eastAsia="Times New Roman" w:hAnsi="Arial" w:cs="Arial"/>
+                <w:sz w:val="16"/>
+                <w:szCs w:val="16"/>
+                <w:lang w:val="en-US" w:eastAsia="it-IT"/>
               </w:rPr>
               <w:t xml:space="preserve"> phone n." con:</w:t>
             </w:r>
@@ -11972,6 +12392,7 @@
               </w:rPr>
             </w:pPr>
             <w:proofErr w:type="spellStart"/>
+            <w:proofErr w:type="gramStart"/>
             <w:r>
               <w:rPr>
                 <w:rFonts w:ascii="Arial" w:eastAsia="Times New Roman" w:hAnsi="Arial" w:cs="Arial"/>
@@ -11982,6 +12403,7 @@
               <w:t>n.telefonico</w:t>
             </w:r>
             <w:proofErr w:type="spellEnd"/>
+            <w:proofErr w:type="gramEnd"/>
             <w:r>
               <w:rPr>
                 <w:rFonts w:ascii="Arial" w:eastAsia="Times New Roman" w:hAnsi="Arial" w:cs="Arial"/>
@@ -12357,15 +12779,15 @@
                 <w:rFonts w:ascii="Arial" w:eastAsia="Times New Roman" w:hAnsi="Arial" w:cs="Arial"/>
                 <w:sz w:val="16"/>
                 <w:szCs w:val="16"/>
-                <w:lang w:eastAsia="it-IT"/>
-              </w:rPr>
-            </w:pPr>
-            <w:r>
-              <w:rPr>
-                <w:rFonts w:ascii="Arial" w:eastAsia="Times New Roman" w:hAnsi="Arial" w:cs="Arial"/>
-                <w:sz w:val="16"/>
-                <w:szCs w:val="16"/>
-                <w:lang w:eastAsia="it-IT"/>
+                <w:lang w:val="en-US" w:eastAsia="it-IT"/>
+              </w:rPr>
+            </w:pPr>
+            <w:r>
+              <w:rPr>
+                <w:rFonts w:ascii="Arial" w:eastAsia="Times New Roman" w:hAnsi="Arial" w:cs="Arial"/>
+                <w:sz w:val="16"/>
+                <w:szCs w:val="16"/>
+                <w:lang w:val="en-US" w:eastAsia="it-IT"/>
               </w:rPr>
               <w:t xml:space="preserve">SMS: </w:t>
             </w:r>
@@ -12377,35 +12799,26 @@
                 <w:rFonts w:ascii="Arial" w:eastAsia="Times New Roman" w:hAnsi="Arial" w:cs="Arial"/>
                 <w:sz w:val="16"/>
                 <w:szCs w:val="16"/>
-                <w:lang w:eastAsia="it-IT"/>
-              </w:rPr>
-            </w:pPr>
-            <w:r>
-              <w:rPr>
-                <w:rFonts w:ascii="Arial" w:eastAsia="Times New Roman" w:hAnsi="Arial" w:cs="Arial"/>
-                <w:sz w:val="16"/>
-                <w:szCs w:val="16"/>
-                <w:lang w:eastAsia="it-IT"/>
-              </w:rPr>
-              <w:t>”</w:t>
-            </w:r>
-            <w:proofErr w:type="spellStart"/>
-            <w:r>
-              <w:rPr>
-                <w:rFonts w:ascii="Arial" w:eastAsia="Times New Roman" w:hAnsi="Arial" w:cs="Arial"/>
-                <w:sz w:val="16"/>
-                <w:szCs w:val="16"/>
-                <w:lang w:eastAsia="it-IT"/>
-              </w:rPr>
-              <w:t>Authorized</w:t>
-            </w:r>
-            <w:proofErr w:type="spellEnd"/>
-            <w:r>
-              <w:rPr>
-                <w:rFonts w:ascii="Arial" w:eastAsia="Times New Roman" w:hAnsi="Arial" w:cs="Arial"/>
-                <w:sz w:val="16"/>
-                <w:szCs w:val="16"/>
-                <w:lang w:eastAsia="it-IT"/>
+                <w:lang w:val="en-US" w:eastAsia="it-IT"/>
+              </w:rPr>
+            </w:pPr>
+            <w:proofErr w:type="gramStart"/>
+            <w:r>
+              <w:rPr>
+                <w:rFonts w:ascii="Arial" w:eastAsia="Times New Roman" w:hAnsi="Arial" w:cs="Arial"/>
+                <w:sz w:val="16"/>
+                <w:szCs w:val="16"/>
+                <w:lang w:val="en-US" w:eastAsia="it-IT"/>
+              </w:rPr>
+              <w:t>”Authorized</w:t>
+            </w:r>
+            <w:proofErr w:type="gramEnd"/>
+            <w:r>
+              <w:rPr>
+                <w:rFonts w:ascii="Arial" w:eastAsia="Times New Roman" w:hAnsi="Arial" w:cs="Arial"/>
+                <w:sz w:val="16"/>
+                <w:szCs w:val="16"/>
+                <w:lang w:val="en-US" w:eastAsia="it-IT"/>
               </w:rPr>
               <w:t xml:space="preserve"> phone n." con:</w:t>
             </w:r>
@@ -12896,15 +13309,15 @@
                 <w:rFonts w:ascii="Arial" w:eastAsia="Times New Roman" w:hAnsi="Arial" w:cs="Arial"/>
                 <w:sz w:val="16"/>
                 <w:szCs w:val="16"/>
-                <w:lang w:eastAsia="it-IT"/>
-              </w:rPr>
-            </w:pPr>
-            <w:r>
-              <w:rPr>
-                <w:rFonts w:ascii="Arial" w:eastAsia="Times New Roman" w:hAnsi="Arial" w:cs="Arial"/>
-                <w:sz w:val="16"/>
-                <w:szCs w:val="16"/>
-                <w:lang w:eastAsia="it-IT"/>
+                <w:lang w:val="en-US" w:eastAsia="it-IT"/>
+              </w:rPr>
+            </w:pPr>
+            <w:r>
+              <w:rPr>
+                <w:rFonts w:ascii="Arial" w:eastAsia="Times New Roman" w:hAnsi="Arial" w:cs="Arial"/>
+                <w:sz w:val="16"/>
+                <w:szCs w:val="16"/>
+                <w:lang w:val="en-US" w:eastAsia="it-IT"/>
               </w:rPr>
               <w:t>SMS:</w:t>
             </w:r>
@@ -12916,35 +13329,26 @@
                 <w:rFonts w:ascii="Arial" w:eastAsia="Times New Roman" w:hAnsi="Arial" w:cs="Arial"/>
                 <w:sz w:val="16"/>
                 <w:szCs w:val="16"/>
-                <w:lang w:eastAsia="it-IT"/>
-              </w:rPr>
-            </w:pPr>
-            <w:r>
-              <w:rPr>
-                <w:rFonts w:ascii="Arial" w:eastAsia="Times New Roman" w:hAnsi="Arial" w:cs="Arial"/>
-                <w:sz w:val="16"/>
-                <w:szCs w:val="16"/>
-                <w:lang w:eastAsia="it-IT"/>
-              </w:rPr>
-              <w:t>”</w:t>
-            </w:r>
-            <w:proofErr w:type="spellStart"/>
-            <w:r>
-              <w:rPr>
-                <w:rFonts w:ascii="Arial" w:eastAsia="Times New Roman" w:hAnsi="Arial" w:cs="Arial"/>
-                <w:sz w:val="16"/>
-                <w:szCs w:val="16"/>
-                <w:lang w:eastAsia="it-IT"/>
-              </w:rPr>
-              <w:t>Authorized</w:t>
-            </w:r>
-            <w:proofErr w:type="spellEnd"/>
-            <w:r>
-              <w:rPr>
-                <w:rFonts w:ascii="Arial" w:eastAsia="Times New Roman" w:hAnsi="Arial" w:cs="Arial"/>
-                <w:sz w:val="16"/>
-                <w:szCs w:val="16"/>
-                <w:lang w:eastAsia="it-IT"/>
+                <w:lang w:val="en-US" w:eastAsia="it-IT"/>
+              </w:rPr>
+            </w:pPr>
+            <w:proofErr w:type="gramStart"/>
+            <w:r>
+              <w:rPr>
+                <w:rFonts w:ascii="Arial" w:eastAsia="Times New Roman" w:hAnsi="Arial" w:cs="Arial"/>
+                <w:sz w:val="16"/>
+                <w:szCs w:val="16"/>
+                <w:lang w:val="en-US" w:eastAsia="it-IT"/>
+              </w:rPr>
+              <w:t>”Authorized</w:t>
+            </w:r>
+            <w:proofErr w:type="gramEnd"/>
+            <w:r>
+              <w:rPr>
+                <w:rFonts w:ascii="Arial" w:eastAsia="Times New Roman" w:hAnsi="Arial" w:cs="Arial"/>
+                <w:sz w:val="16"/>
+                <w:szCs w:val="16"/>
+                <w:lang w:val="en-US" w:eastAsia="it-IT"/>
               </w:rPr>
               <w:t xml:space="preserve"> phone n." con:</w:t>
             </w:r>
@@ -13050,6 +13454,7 @@
                 <w:lang w:val="en-US" w:eastAsia="it-IT"/>
               </w:rPr>
             </w:pPr>
+            <w:proofErr w:type="gramStart"/>
             <w:r>
               <w:rPr>
                 <w:rFonts w:ascii="Arial" w:eastAsia="Times New Roman" w:hAnsi="Arial" w:cs="Arial"/>
@@ -13063,6 +13468,7 @@
               <w:lastRenderedPageBreak/>
               <w:t>Test  #</w:t>
             </w:r>
+            <w:proofErr w:type="gramEnd"/>
           </w:p>
         </w:tc>
         <w:tc>
@@ -13998,6 +14404,7 @@
                 <w:lang w:val="en-US" w:eastAsia="it-IT"/>
               </w:rPr>
             </w:pPr>
+            <w:proofErr w:type="gramStart"/>
             <w:r>
               <w:rPr>
                 <w:rFonts w:ascii="Arial" w:eastAsia="Times New Roman" w:hAnsi="Arial" w:cs="Arial"/>
@@ -14005,7 +14412,17 @@
                 <w:szCs w:val="16"/>
                 <w:lang w:val="en-US" w:eastAsia="it-IT"/>
               </w:rPr>
-              <w:t>”Authorized phone n.</w:t>
+              <w:t>”Authorized</w:t>
+            </w:r>
+            <w:proofErr w:type="gramEnd"/>
+            <w:r>
+              <w:rPr>
+                <w:rFonts w:ascii="Arial" w:eastAsia="Times New Roman" w:hAnsi="Arial" w:cs="Arial"/>
+                <w:sz w:val="16"/>
+                <w:szCs w:val="16"/>
+                <w:lang w:val="en-US" w:eastAsia="it-IT"/>
+              </w:rPr>
+              <w:t xml:space="preserve"> phone n.</w:t>
             </w:r>
             <w:r>
               <w:rPr>
@@ -14868,15 +15285,15 @@
                 <w:rFonts w:ascii="Arial" w:eastAsia="Times New Roman" w:hAnsi="Arial" w:cs="Arial"/>
                 <w:sz w:val="16"/>
                 <w:szCs w:val="16"/>
-                <w:lang w:eastAsia="it-IT"/>
-              </w:rPr>
-            </w:pPr>
-            <w:r>
-              <w:rPr>
-                <w:rFonts w:ascii="Arial" w:eastAsia="Times New Roman" w:hAnsi="Arial" w:cs="Arial"/>
-                <w:sz w:val="16"/>
-                <w:szCs w:val="16"/>
-                <w:lang w:eastAsia="it-IT"/>
+                <w:lang w:val="en-US" w:eastAsia="it-IT"/>
+              </w:rPr>
+            </w:pPr>
+            <w:r>
+              <w:rPr>
+                <w:rFonts w:ascii="Arial" w:eastAsia="Times New Roman" w:hAnsi="Arial" w:cs="Arial"/>
+                <w:sz w:val="16"/>
+                <w:szCs w:val="16"/>
+                <w:lang w:val="en-US" w:eastAsia="it-IT"/>
               </w:rPr>
               <w:t>SMS:</w:t>
             </w:r>
@@ -14889,35 +15306,26 @@
                 <w:rFonts w:ascii="Arial" w:eastAsia="Times New Roman" w:hAnsi="Arial" w:cs="Arial"/>
                 <w:sz w:val="16"/>
                 <w:szCs w:val="16"/>
-                <w:lang w:eastAsia="it-IT"/>
-              </w:rPr>
-            </w:pPr>
-            <w:r>
-              <w:rPr>
-                <w:rFonts w:ascii="Arial" w:eastAsia="Times New Roman" w:hAnsi="Arial" w:cs="Arial"/>
-                <w:sz w:val="16"/>
-                <w:szCs w:val="16"/>
-                <w:lang w:eastAsia="it-IT"/>
-              </w:rPr>
-              <w:t>”</w:t>
-            </w:r>
-            <w:proofErr w:type="spellStart"/>
-            <w:r>
-              <w:rPr>
-                <w:rFonts w:ascii="Arial" w:eastAsia="Times New Roman" w:hAnsi="Arial" w:cs="Arial"/>
-                <w:sz w:val="16"/>
-                <w:szCs w:val="16"/>
-                <w:lang w:eastAsia="it-IT"/>
-              </w:rPr>
-              <w:t>Authorized</w:t>
-            </w:r>
-            <w:proofErr w:type="spellEnd"/>
-            <w:r>
-              <w:rPr>
-                <w:rFonts w:ascii="Arial" w:eastAsia="Times New Roman" w:hAnsi="Arial" w:cs="Arial"/>
-                <w:sz w:val="16"/>
-                <w:szCs w:val="16"/>
-                <w:lang w:eastAsia="it-IT"/>
+                <w:lang w:val="en-US" w:eastAsia="it-IT"/>
+              </w:rPr>
+            </w:pPr>
+            <w:proofErr w:type="gramStart"/>
+            <w:r>
+              <w:rPr>
+                <w:rFonts w:ascii="Arial" w:eastAsia="Times New Roman" w:hAnsi="Arial" w:cs="Arial"/>
+                <w:sz w:val="16"/>
+                <w:szCs w:val="16"/>
+                <w:lang w:val="en-US" w:eastAsia="it-IT"/>
+              </w:rPr>
+              <w:t>”Authorized</w:t>
+            </w:r>
+            <w:proofErr w:type="gramEnd"/>
+            <w:r>
+              <w:rPr>
+                <w:rFonts w:ascii="Arial" w:eastAsia="Times New Roman" w:hAnsi="Arial" w:cs="Arial"/>
+                <w:sz w:val="16"/>
+                <w:szCs w:val="16"/>
+                <w:lang w:val="en-US" w:eastAsia="it-IT"/>
               </w:rPr>
               <w:t xml:space="preserve"> phone n." con:</w:t>
             </w:r>
@@ -15431,15 +15839,15 @@
                 <w:rFonts w:ascii="Arial" w:eastAsia="Times New Roman" w:hAnsi="Arial" w:cs="Arial"/>
                 <w:sz w:val="16"/>
                 <w:szCs w:val="16"/>
-                <w:lang w:eastAsia="it-IT"/>
-              </w:rPr>
-            </w:pPr>
-            <w:r>
-              <w:rPr>
-                <w:rFonts w:ascii="Arial" w:eastAsia="Times New Roman" w:hAnsi="Arial" w:cs="Arial"/>
-                <w:sz w:val="16"/>
-                <w:szCs w:val="16"/>
-                <w:lang w:eastAsia="it-IT"/>
+                <w:lang w:val="en-US" w:eastAsia="it-IT"/>
+              </w:rPr>
+            </w:pPr>
+            <w:r>
+              <w:rPr>
+                <w:rFonts w:ascii="Arial" w:eastAsia="Times New Roman" w:hAnsi="Arial" w:cs="Arial"/>
+                <w:sz w:val="16"/>
+                <w:szCs w:val="16"/>
+                <w:lang w:val="en-US" w:eastAsia="it-IT"/>
               </w:rPr>
               <w:t>SMS:</w:t>
             </w:r>
@@ -15452,35 +15860,26 @@
                 <w:rFonts w:ascii="Arial" w:eastAsia="Times New Roman" w:hAnsi="Arial" w:cs="Arial"/>
                 <w:sz w:val="16"/>
                 <w:szCs w:val="16"/>
-                <w:lang w:eastAsia="it-IT"/>
-              </w:rPr>
-            </w:pPr>
-            <w:r>
-              <w:rPr>
-                <w:rFonts w:ascii="Arial" w:eastAsia="Times New Roman" w:hAnsi="Arial" w:cs="Arial"/>
-                <w:sz w:val="16"/>
-                <w:szCs w:val="16"/>
-                <w:lang w:eastAsia="it-IT"/>
-              </w:rPr>
-              <w:t>”</w:t>
-            </w:r>
-            <w:proofErr w:type="spellStart"/>
-            <w:r>
-              <w:rPr>
-                <w:rFonts w:ascii="Arial" w:eastAsia="Times New Roman" w:hAnsi="Arial" w:cs="Arial"/>
-                <w:sz w:val="16"/>
-                <w:szCs w:val="16"/>
-                <w:lang w:eastAsia="it-IT"/>
-              </w:rPr>
-              <w:t>Authorized</w:t>
-            </w:r>
-            <w:proofErr w:type="spellEnd"/>
-            <w:r>
-              <w:rPr>
-                <w:rFonts w:ascii="Arial" w:eastAsia="Times New Roman" w:hAnsi="Arial" w:cs="Arial"/>
-                <w:sz w:val="16"/>
-                <w:szCs w:val="16"/>
-                <w:lang w:eastAsia="it-IT"/>
+                <w:lang w:val="en-US" w:eastAsia="it-IT"/>
+              </w:rPr>
+            </w:pPr>
+            <w:proofErr w:type="gramStart"/>
+            <w:r>
+              <w:rPr>
+                <w:rFonts w:ascii="Arial" w:eastAsia="Times New Roman" w:hAnsi="Arial" w:cs="Arial"/>
+                <w:sz w:val="16"/>
+                <w:szCs w:val="16"/>
+                <w:lang w:val="en-US" w:eastAsia="it-IT"/>
+              </w:rPr>
+              <w:t>”Authorized</w:t>
+            </w:r>
+            <w:proofErr w:type="gramEnd"/>
+            <w:r>
+              <w:rPr>
+                <w:rFonts w:ascii="Arial" w:eastAsia="Times New Roman" w:hAnsi="Arial" w:cs="Arial"/>
+                <w:sz w:val="16"/>
+                <w:szCs w:val="16"/>
+                <w:lang w:val="en-US" w:eastAsia="it-IT"/>
               </w:rPr>
               <w:t xml:space="preserve"> phone n." con:</w:t>
             </w:r>
@@ -15752,15 +16151,15 @@
                 <w:rFonts w:ascii="Arial" w:eastAsia="Times New Roman" w:hAnsi="Arial" w:cs="Arial"/>
                 <w:sz w:val="16"/>
                 <w:szCs w:val="16"/>
-                <w:lang w:eastAsia="it-IT"/>
-              </w:rPr>
-            </w:pPr>
-            <w:r>
-              <w:rPr>
-                <w:rFonts w:ascii="Arial" w:eastAsia="Times New Roman" w:hAnsi="Arial" w:cs="Arial"/>
-                <w:sz w:val="16"/>
-                <w:szCs w:val="16"/>
-                <w:lang w:eastAsia="it-IT"/>
+                <w:lang w:val="en-US" w:eastAsia="it-IT"/>
+              </w:rPr>
+            </w:pPr>
+            <w:r>
+              <w:rPr>
+                <w:rFonts w:ascii="Arial" w:eastAsia="Times New Roman" w:hAnsi="Arial" w:cs="Arial"/>
+                <w:sz w:val="16"/>
+                <w:szCs w:val="16"/>
+                <w:lang w:val="en-US" w:eastAsia="it-IT"/>
               </w:rPr>
               <w:t>SMS:</w:t>
             </w:r>
@@ -15773,35 +16172,26 @@
                 <w:rFonts w:ascii="Arial" w:eastAsia="Times New Roman" w:hAnsi="Arial" w:cs="Arial"/>
                 <w:sz w:val="16"/>
                 <w:szCs w:val="16"/>
-                <w:lang w:eastAsia="it-IT"/>
-              </w:rPr>
-            </w:pPr>
-            <w:r>
-              <w:rPr>
-                <w:rFonts w:ascii="Arial" w:eastAsia="Times New Roman" w:hAnsi="Arial" w:cs="Arial"/>
-                <w:sz w:val="16"/>
-                <w:szCs w:val="16"/>
-                <w:lang w:eastAsia="it-IT"/>
-              </w:rPr>
-              <w:t>”</w:t>
-            </w:r>
-            <w:proofErr w:type="spellStart"/>
-            <w:r>
-              <w:rPr>
-                <w:rFonts w:ascii="Arial" w:eastAsia="Times New Roman" w:hAnsi="Arial" w:cs="Arial"/>
-                <w:sz w:val="16"/>
-                <w:szCs w:val="16"/>
-                <w:lang w:eastAsia="it-IT"/>
-              </w:rPr>
-              <w:t>Authorized</w:t>
-            </w:r>
-            <w:proofErr w:type="spellEnd"/>
-            <w:r>
-              <w:rPr>
-                <w:rFonts w:ascii="Arial" w:eastAsia="Times New Roman" w:hAnsi="Arial" w:cs="Arial"/>
-                <w:sz w:val="16"/>
-                <w:szCs w:val="16"/>
-                <w:lang w:eastAsia="it-IT"/>
+                <w:lang w:val="en-US" w:eastAsia="it-IT"/>
+              </w:rPr>
+            </w:pPr>
+            <w:proofErr w:type="gramStart"/>
+            <w:r>
+              <w:rPr>
+                <w:rFonts w:ascii="Arial" w:eastAsia="Times New Roman" w:hAnsi="Arial" w:cs="Arial"/>
+                <w:sz w:val="16"/>
+                <w:szCs w:val="16"/>
+                <w:lang w:val="en-US" w:eastAsia="it-IT"/>
+              </w:rPr>
+              <w:t>”Authorized</w:t>
+            </w:r>
+            <w:proofErr w:type="gramEnd"/>
+            <w:r>
+              <w:rPr>
+                <w:rFonts w:ascii="Arial" w:eastAsia="Times New Roman" w:hAnsi="Arial" w:cs="Arial"/>
+                <w:sz w:val="16"/>
+                <w:szCs w:val="16"/>
+                <w:lang w:val="en-US" w:eastAsia="it-IT"/>
               </w:rPr>
               <w:t xml:space="preserve"> phone n." con:</w:t>
             </w:r>
@@ -18337,15 +18727,15 @@
                 <w:rFonts w:ascii="Arial" w:eastAsia="Times New Roman" w:hAnsi="Arial" w:cs="Arial"/>
                 <w:sz w:val="16"/>
                 <w:szCs w:val="16"/>
-                <w:lang w:eastAsia="it-IT"/>
-              </w:rPr>
-            </w:pPr>
-            <w:r>
-              <w:rPr>
-                <w:rFonts w:ascii="Arial" w:eastAsia="Times New Roman" w:hAnsi="Arial" w:cs="Arial"/>
-                <w:sz w:val="16"/>
-                <w:szCs w:val="16"/>
-                <w:lang w:eastAsia="it-IT"/>
+                <w:lang w:val="en-US" w:eastAsia="it-IT"/>
+              </w:rPr>
+            </w:pPr>
+            <w:r>
+              <w:rPr>
+                <w:rFonts w:ascii="Arial" w:eastAsia="Times New Roman" w:hAnsi="Arial" w:cs="Arial"/>
+                <w:sz w:val="16"/>
+                <w:szCs w:val="16"/>
+                <w:lang w:val="en-US" w:eastAsia="it-IT"/>
               </w:rPr>
               <w:t>SMS:</w:t>
             </w:r>
@@ -18358,35 +18748,26 @@
                 <w:rFonts w:ascii="Arial" w:eastAsia="Times New Roman" w:hAnsi="Arial" w:cs="Arial"/>
                 <w:sz w:val="16"/>
                 <w:szCs w:val="16"/>
-                <w:lang w:eastAsia="it-IT"/>
-              </w:rPr>
-            </w:pPr>
-            <w:r>
-              <w:rPr>
-                <w:rFonts w:ascii="Arial" w:eastAsia="Times New Roman" w:hAnsi="Arial" w:cs="Arial"/>
-                <w:sz w:val="16"/>
-                <w:szCs w:val="16"/>
-                <w:lang w:eastAsia="it-IT"/>
-              </w:rPr>
-              <w:t>”</w:t>
-            </w:r>
-            <w:proofErr w:type="spellStart"/>
-            <w:r>
-              <w:rPr>
-                <w:rFonts w:ascii="Arial" w:eastAsia="Times New Roman" w:hAnsi="Arial" w:cs="Arial"/>
-                <w:sz w:val="16"/>
-                <w:szCs w:val="16"/>
-                <w:lang w:eastAsia="it-IT"/>
-              </w:rPr>
-              <w:t>Authorized</w:t>
-            </w:r>
-            <w:proofErr w:type="spellEnd"/>
-            <w:r>
-              <w:rPr>
-                <w:rFonts w:ascii="Arial" w:eastAsia="Times New Roman" w:hAnsi="Arial" w:cs="Arial"/>
-                <w:sz w:val="16"/>
-                <w:szCs w:val="16"/>
-                <w:lang w:eastAsia="it-IT"/>
+                <w:lang w:val="en-US" w:eastAsia="it-IT"/>
+              </w:rPr>
+            </w:pPr>
+            <w:proofErr w:type="gramStart"/>
+            <w:r>
+              <w:rPr>
+                <w:rFonts w:ascii="Arial" w:eastAsia="Times New Roman" w:hAnsi="Arial" w:cs="Arial"/>
+                <w:sz w:val="16"/>
+                <w:szCs w:val="16"/>
+                <w:lang w:val="en-US" w:eastAsia="it-IT"/>
+              </w:rPr>
+              <w:t>”Authorized</w:t>
+            </w:r>
+            <w:proofErr w:type="gramEnd"/>
+            <w:r>
+              <w:rPr>
+                <w:rFonts w:ascii="Arial" w:eastAsia="Times New Roman" w:hAnsi="Arial" w:cs="Arial"/>
+                <w:sz w:val="16"/>
+                <w:szCs w:val="16"/>
+                <w:lang w:val="en-US" w:eastAsia="it-IT"/>
               </w:rPr>
               <w:t xml:space="preserve"> phone n." con:</w:t>
             </w:r>
@@ -18573,25 +18954,7 @@
                 <w:szCs w:val="16"/>
                 <w:lang w:eastAsia="it-IT"/>
               </w:rPr>
-              <w:t xml:space="preserve">Ritorna </w:t>
-            </w:r>
-            <w:r>
-              <w:rPr>
-                <w:rFonts w:ascii="Arial" w:eastAsia="Times New Roman" w:hAnsi="Arial" w:cs="Arial"/>
-                <w:sz w:val="16"/>
-                <w:szCs w:val="16"/>
-                <w:lang w:eastAsia="it-IT"/>
-              </w:rPr>
-              <w:t>INFO</w:t>
-            </w:r>
-            <w:r>
-              <w:rPr>
-                <w:rFonts w:ascii="Arial" w:eastAsia="Times New Roman" w:hAnsi="Arial" w:cs="Arial"/>
-                <w:sz w:val="16"/>
-                <w:szCs w:val="16"/>
-                <w:lang w:eastAsia="it-IT"/>
-              </w:rPr>
-              <w:t xml:space="preserve"> SIM</w:t>
+              <w:t>Ritorna INFO SIM</w:t>
             </w:r>
           </w:p>
         </w:tc>
@@ -18669,15 +19032,15 @@
                 <w:rFonts w:ascii="Arial" w:eastAsia="Times New Roman" w:hAnsi="Arial" w:cs="Arial"/>
                 <w:sz w:val="16"/>
                 <w:szCs w:val="16"/>
-                <w:lang w:val="en-US" w:eastAsia="it-IT"/>
-              </w:rPr>
-            </w:pPr>
-            <w:r>
-              <w:rPr>
-                <w:rFonts w:ascii="Arial" w:eastAsia="Times New Roman" w:hAnsi="Arial" w:cs="Arial"/>
-                <w:sz w:val="16"/>
-                <w:szCs w:val="16"/>
-                <w:lang w:val="en-US" w:eastAsia="it-IT"/>
+                <w:lang w:eastAsia="it-IT"/>
+              </w:rPr>
+            </w:pPr>
+            <w:r>
+              <w:rPr>
+                <w:rFonts w:ascii="Arial" w:eastAsia="Times New Roman" w:hAnsi="Arial" w:cs="Arial"/>
+                <w:sz w:val="16"/>
+                <w:szCs w:val="16"/>
+                <w:lang w:eastAsia="it-IT"/>
               </w:rPr>
               <w:t>SMS:</w:t>
             </w:r>
@@ -18690,85 +19053,69 @@
                 <w:rFonts w:ascii="Arial" w:eastAsia="Times New Roman" w:hAnsi="Arial" w:cs="Arial"/>
                 <w:sz w:val="16"/>
                 <w:szCs w:val="16"/>
-                <w:lang w:val="en-US" w:eastAsia="it-IT"/>
-              </w:rPr>
-            </w:pPr>
-            <w:r>
-              <w:rPr>
-                <w:rFonts w:ascii="Arial" w:eastAsia="Times New Roman" w:hAnsi="Arial" w:cs="Arial"/>
-                <w:sz w:val="16"/>
-                <w:szCs w:val="16"/>
-                <w:lang w:val="en-US" w:eastAsia="it-IT"/>
-              </w:rPr>
-              <w:t>”</w:t>
-            </w:r>
-            <w:r>
-              <w:rPr>
-                <w:rFonts w:ascii="Arial" w:eastAsia="Times New Roman" w:hAnsi="Arial" w:cs="Arial"/>
-                <w:sz w:val="16"/>
-                <w:szCs w:val="16"/>
-                <w:lang w:val="en-US" w:eastAsia="it-IT"/>
-              </w:rPr>
-              <w:t xml:space="preserve">Credito </w:t>
-            </w:r>
-            <w:proofErr w:type="spellStart"/>
-            <w:r>
-              <w:rPr>
-                <w:rFonts w:ascii="Arial" w:eastAsia="Times New Roman" w:hAnsi="Arial" w:cs="Arial"/>
-                <w:sz w:val="16"/>
-                <w:szCs w:val="16"/>
-                <w:lang w:val="en-US" w:eastAsia="it-IT"/>
-              </w:rPr>
-              <w:t>residuo</w:t>
-            </w:r>
-            <w:proofErr w:type="spellEnd"/>
-            <w:r>
-              <w:rPr>
-                <w:rFonts w:ascii="Arial" w:eastAsia="Times New Roman" w:hAnsi="Arial" w:cs="Arial"/>
-                <w:sz w:val="16"/>
-                <w:szCs w:val="16"/>
-                <w:lang w:val="en-US" w:eastAsia="it-IT"/>
-              </w:rPr>
-              <w:t>…..</w:t>
-            </w:r>
-            <w:r>
-              <w:rPr>
-                <w:rFonts w:ascii="Arial" w:eastAsia="Times New Roman" w:hAnsi="Arial" w:cs="Arial"/>
-                <w:sz w:val="16"/>
-                <w:szCs w:val="16"/>
-                <w:lang w:val="en-US" w:eastAsia="it-IT"/>
-              </w:rPr>
-              <w:t>.</w:t>
-            </w:r>
-          </w:p>
-          <w:p>
-            <w:pPr>
-              <w:spacing w:line="330" w:lineRule="atLeast"/>
-              <w:jc w:val="center"/>
-              <w:rPr>
-                <w:rFonts w:ascii="Arial" w:eastAsia="Times New Roman" w:hAnsi="Arial" w:cs="Arial"/>
-                <w:sz w:val="16"/>
-                <w:szCs w:val="16"/>
-                <w:lang w:eastAsia="it-IT"/>
-              </w:rPr>
-            </w:pPr>
-            <w:r>
-              <w:rPr>
-                <w:rFonts w:ascii="Arial" w:eastAsia="Times New Roman" w:hAnsi="Arial" w:cs="Arial"/>
-                <w:sz w:val="16"/>
-                <w:szCs w:val="16"/>
-                <w:lang w:eastAsia="it-IT"/>
-              </w:rPr>
-              <w:t>Scadenza SIM…..</w:t>
-            </w:r>
-            <w:r>
-              <w:rPr>
-                <w:rFonts w:ascii="Arial" w:eastAsia="Times New Roman" w:hAnsi="Arial" w:cs="Arial"/>
-                <w:sz w:val="16"/>
-                <w:szCs w:val="16"/>
-                <w:lang w:eastAsia="it-IT"/>
-              </w:rPr>
-              <w:t>"</w:t>
+                <w:lang w:eastAsia="it-IT"/>
+              </w:rPr>
+            </w:pPr>
+            <w:proofErr w:type="gramStart"/>
+            <w:r>
+              <w:rPr>
+                <w:rFonts w:ascii="Arial" w:eastAsia="Times New Roman" w:hAnsi="Arial" w:cs="Arial"/>
+                <w:sz w:val="16"/>
+                <w:szCs w:val="16"/>
+                <w:lang w:eastAsia="it-IT"/>
+              </w:rPr>
+              <w:t>”Credito</w:t>
+            </w:r>
+            <w:proofErr w:type="gramEnd"/>
+            <w:r>
+              <w:rPr>
+                <w:rFonts w:ascii="Arial" w:eastAsia="Times New Roman" w:hAnsi="Arial" w:cs="Arial"/>
+                <w:sz w:val="16"/>
+                <w:szCs w:val="16"/>
+                <w:lang w:eastAsia="it-IT"/>
+              </w:rPr>
+              <w:t xml:space="preserve"> residuo…...</w:t>
+            </w:r>
+          </w:p>
+          <w:p>
+            <w:pPr>
+              <w:spacing w:line="330" w:lineRule="atLeast"/>
+              <w:jc w:val="center"/>
+              <w:rPr>
+                <w:rFonts w:ascii="Arial" w:eastAsia="Times New Roman" w:hAnsi="Arial" w:cs="Arial"/>
+                <w:sz w:val="16"/>
+                <w:szCs w:val="16"/>
+                <w:lang w:eastAsia="it-IT"/>
+              </w:rPr>
+            </w:pPr>
+            <w:r>
+              <w:rPr>
+                <w:rFonts w:ascii="Arial" w:eastAsia="Times New Roman" w:hAnsi="Arial" w:cs="Arial"/>
+                <w:sz w:val="16"/>
+                <w:szCs w:val="16"/>
+                <w:lang w:eastAsia="it-IT"/>
+              </w:rPr>
+              <w:t xml:space="preserve">Scadenza </w:t>
+            </w:r>
+            <w:proofErr w:type="gramStart"/>
+            <w:r>
+              <w:rPr>
+                <w:rFonts w:ascii="Arial" w:eastAsia="Times New Roman" w:hAnsi="Arial" w:cs="Arial"/>
+                <w:sz w:val="16"/>
+                <w:szCs w:val="16"/>
+                <w:lang w:eastAsia="it-IT"/>
+              </w:rPr>
+              <w:t>SIM….</w:t>
+            </w:r>
+            <w:proofErr w:type="gramEnd"/>
+            <w:r>
+              <w:rPr>
+                <w:rFonts w:ascii="Arial" w:eastAsia="Times New Roman" w:hAnsi="Arial" w:cs="Arial"/>
+                <w:sz w:val="16"/>
+                <w:szCs w:val="16"/>
+                <w:lang w:eastAsia="it-IT"/>
+              </w:rPr>
+              <w:t>."</w:t>
             </w:r>
           </w:p>
           <w:p>
@@ -18832,19 +19179,29 @@
         <w:tc>
           <w:tcPr>
             <w:tcW w:w="992" w:type="dxa"/>
-            <w:vAlign w:val="center"/>
-          </w:tcPr>
-          <w:p>
-            <w:pPr>
-              <w:spacing w:line="330" w:lineRule="atLeast"/>
-              <w:jc w:val="center"/>
-              <w:rPr>
-                <w:rFonts w:ascii="Arial" w:eastAsia="Times New Roman" w:hAnsi="Arial" w:cs="Arial"/>
-                <w:sz w:val="16"/>
-                <w:szCs w:val="16"/>
-                <w:lang w:eastAsia="it-IT"/>
-              </w:rPr>
-            </w:pPr>
+            <w:shd w:val="clear" w:color="auto" w:fill="00B050"/>
+            <w:vAlign w:val="center"/>
+          </w:tcPr>
+          <w:p>
+            <w:pPr>
+              <w:spacing w:line="330" w:lineRule="atLeast"/>
+              <w:jc w:val="center"/>
+              <w:rPr>
+                <w:rFonts w:ascii="Arial" w:eastAsia="Times New Roman" w:hAnsi="Arial" w:cs="Arial"/>
+                <w:sz w:val="16"/>
+                <w:szCs w:val="16"/>
+                <w:lang w:eastAsia="it-IT"/>
+              </w:rPr>
+            </w:pPr>
+            <w:r>
+              <w:rPr>
+                <w:rFonts w:ascii="Arial" w:eastAsia="Times New Roman" w:hAnsi="Arial" w:cs="Arial"/>
+                <w:sz w:val="16"/>
+                <w:szCs w:val="16"/>
+                <w:lang w:eastAsia="it-IT"/>
+              </w:rPr>
+              <w:t>ok</w:t>
+            </w:r>
           </w:p>
         </w:tc>
       </w:tr>
@@ -19783,6 +20140,15 @@
                 <w:lang w:eastAsia="it-IT"/>
               </w:rPr>
             </w:pPr>
+            <w:r>
+              <w:rPr>
+                <w:rFonts w:ascii="Arial" w:eastAsia="Times New Roman" w:hAnsi="Arial" w:cs="Arial"/>
+                <w:sz w:val="16"/>
+                <w:szCs w:val="16"/>
+                <w:lang w:val="en-US" w:eastAsia="it-IT"/>
+              </w:rPr>
+              <w:t>ok</w:t>
+            </w:r>
           </w:p>
         </w:tc>
       </w:tr>
@@ -19819,22 +20185,27 @@
     </w:p>
     <w:p>
       <w:pPr>
+        <w:rPr>
+          <w:rFonts w:ascii="Arial" w:eastAsia="Times New Roman" w:hAnsi="Arial" w:cs="Arial"/>
+          <w:sz w:val="24"/>
+          <w:szCs w:val="24"/>
+          <w:lang w:eastAsia="it-IT"/>
+        </w:rPr>
+        <w:sectPr>
+          <w:pgSz w:w="16838" w:h="11906" w:orient="landscape" w:code="9"/>
+          <w:pgMar w:top="1134" w:right="1417" w:bottom="1134" w:left="1134" w:header="708" w:footer="708" w:gutter="0"/>
+          <w:cols w:space="708"/>
+          <w:docGrid w:linePitch="360"/>
+        </w:sectPr>
+      </w:pPr>
+    </w:p>
+    <w:p>
+      <w:pPr>
         <w:spacing w:after="0" w:line="330" w:lineRule="atLeast"/>
         <w:rPr>
           <w:rFonts w:ascii="Arial" w:eastAsia="Times New Roman" w:hAnsi="Arial" w:cs="Arial"/>
           <w:sz w:val="24"/>
           <w:szCs w:val="24"/>
-          <w:lang w:eastAsia="it-IT"/>
-        </w:rPr>
-      </w:pPr>
-    </w:p>
-    <w:p>
-      <w:pPr>
-        <w:spacing w:after="0" w:line="330" w:lineRule="atLeast"/>
-        <w:rPr>
-          <w:rFonts w:ascii="Arial" w:eastAsia="Times New Roman" w:hAnsi="Arial" w:cs="Arial"/>
-          <w:sz w:val="24"/>
-          <w:szCs w:val="24"/>
           <w:lang w:val="en-US" w:eastAsia="it-IT"/>
         </w:rPr>
       </w:pPr>
@@ -19842,6 +20213,7 @@
         <w:rPr>
           <w:noProof/>
         </w:rPr>
+        <w:lastRenderedPageBreak/>
         <w:drawing>
           <wp:inline distT="0" distB="0" distL="0" distR="0" wp14:anchorId="1658BE8B" wp14:editId="11EEE27F">
             <wp:extent cx="5079145" cy="4150653"/>
@@ -20259,6 +20631,7 @@
               <w:t xml:space="preserve">Reset giornaliero </w:t>
             </w:r>
             <w:proofErr w:type="spellStart"/>
+            <w:proofErr w:type="gramStart"/>
             <w:r>
               <w:rPr>
                 <w:rFonts w:ascii="Courier New" w:eastAsia="Times New Roman" w:hAnsi="Courier New" w:cs="Courier New"/>
@@ -20276,7 +20649,17 @@
                 <w:szCs w:val="20"/>
                 <w:lang w:eastAsia="it-IT"/>
               </w:rPr>
-              <w:t>()</w:t>
+              <w:t>(</w:t>
+            </w:r>
+            <w:proofErr w:type="gramEnd"/>
+            <w:r>
+              <w:rPr>
+                <w:rFonts w:ascii="Courier New" w:eastAsia="Times New Roman" w:hAnsi="Courier New" w:cs="Courier New"/>
+                <w:sz w:val="20"/>
+                <w:szCs w:val="20"/>
+                <w:lang w:eastAsia="it-IT"/>
+              </w:rPr>
+              <w:t>)</w:t>
             </w:r>
           </w:p>
         </w:tc>
@@ -20598,6 +20981,7 @@
         </w:rPr>
       </w:pPr>
       <w:proofErr w:type="spellStart"/>
+      <w:proofErr w:type="gramStart"/>
       <w:r>
         <w:rPr>
           <w:rFonts w:ascii="Consolas" w:eastAsia="Times New Roman" w:hAnsi="Consolas" w:cs="Times New Roman"/>
@@ -20619,6 +21003,7 @@
         </w:rPr>
         <w:t>[</w:t>
       </w:r>
+      <w:proofErr w:type="gramEnd"/>
       <w:r>
         <w:rPr>
           <w:rFonts w:ascii="Consolas" w:eastAsia="Times New Roman" w:hAnsi="Consolas" w:cs="Times New Roman"/>
@@ -20701,6 +21086,7 @@
         <w:t xml:space="preserve"> </w:t>
       </w:r>
       <w:proofErr w:type="spellStart"/>
+      <w:proofErr w:type="gramStart"/>
       <w:r>
         <w:rPr>
           <w:rFonts w:ascii="Consolas" w:eastAsia="Times New Roman" w:hAnsi="Consolas" w:cs="Times New Roman"/>
@@ -20720,7 +21106,18 @@
           <w:szCs w:val="24"/>
           <w:lang w:val="en-US" w:eastAsia="it-IT"/>
         </w:rPr>
-        <w:t>[]</w:t>
+        <w:t>[</w:t>
+      </w:r>
+      <w:proofErr w:type="gramEnd"/>
+      <w:r>
+        <w:rPr>
+          <w:rFonts w:ascii="Consolas" w:eastAsia="Times New Roman" w:hAnsi="Consolas" w:cs="Times New Roman"/>
+          <w:color w:val="DADADA"/>
+          <w:sz w:val="24"/>
+          <w:szCs w:val="24"/>
+          <w:lang w:val="en-US" w:eastAsia="it-IT"/>
+        </w:rPr>
+        <w:t>]</w:t>
       </w:r>
       <w:r>
         <w:rPr>
@@ -21162,6 +21559,7 @@
         </w:rPr>
         <w:t>""</w:t>
       </w:r>
+      <w:proofErr w:type="gramStart"/>
       <w:r>
         <w:rPr>
           <w:rFonts w:ascii="Consolas" w:eastAsia="Times New Roman" w:hAnsi="Consolas" w:cs="Times New Roman"/>
@@ -21180,7 +21578,18 @@
           <w:szCs w:val="24"/>
           <w:lang w:val="en-US" w:eastAsia="it-IT"/>
         </w:rPr>
-        <w:t xml:space="preserve">  //Initial Address 6 and String type data [16 char])</w:t>
+        <w:t xml:space="preserve">  /</w:t>
+      </w:r>
+      <w:proofErr w:type="gramEnd"/>
+      <w:r>
+        <w:rPr>
+          <w:rFonts w:ascii="Consolas" w:eastAsia="Times New Roman" w:hAnsi="Consolas" w:cs="Times New Roman"/>
+          <w:color w:val="57A64A"/>
+          <w:sz w:val="24"/>
+          <w:szCs w:val="24"/>
+          <w:lang w:val="en-US" w:eastAsia="it-IT"/>
+        </w:rPr>
+        <w:t>/Initial Address 6 and String type data [16 char])</w:t>
       </w:r>
     </w:p>
     <w:p>
@@ -21454,11 +21863,19 @@
           <w:rStyle w:val="CodiceHTML"/>
         </w:rPr>
       </w:pPr>
+      <w:proofErr w:type="gramStart"/>
       <w:r>
         <w:rPr>
           <w:rStyle w:val="CodiceHTML"/>
         </w:rPr>
-        <w:t>23  → inizio A1</w:t>
+        <w:t>23  →</w:t>
+      </w:r>
+      <w:proofErr w:type="gramEnd"/>
+      <w:r>
+        <w:rPr>
+          <w:rStyle w:val="CodiceHTML"/>
+        </w:rPr>
+        <w:t xml:space="preserve"> inizio A1</w:t>
       </w:r>
     </w:p>
     <w:p>
@@ -21468,23 +21885,38 @@
           <w:rStyle w:val="CodiceHTML"/>
         </w:rPr>
       </w:pPr>
+      <w:proofErr w:type="gramStart"/>
       <w:r>
         <w:rPr>
           <w:rStyle w:val="CodiceHTML"/>
         </w:rPr>
-        <w:lastRenderedPageBreak/>
-        <w:t>40  → inizio A2</w:t>
+        <w:t>40  →</w:t>
+      </w:r>
+      <w:proofErr w:type="gramEnd"/>
+      <w:r>
+        <w:rPr>
+          <w:rStyle w:val="CodiceHTML"/>
+        </w:rPr>
+        <w:t xml:space="preserve"> inizio A2</w:t>
       </w:r>
     </w:p>
     <w:p>
       <w:pPr>
         <w:pStyle w:val="PreformattatoHTML"/>
       </w:pPr>
+      <w:proofErr w:type="gramStart"/>
       <w:r>
         <w:rPr>
           <w:rStyle w:val="CodiceHTML"/>
         </w:rPr>
-        <w:t>57  → inizio A3</w:t>
+        <w:t>57  →</w:t>
+      </w:r>
+      <w:proofErr w:type="gramEnd"/>
+      <w:r>
+        <w:rPr>
+          <w:rStyle w:val="CodiceHTML"/>
+        </w:rPr>
+        <w:t xml:space="preserve"> inizio A3</w:t>
       </w:r>
     </w:p>
     <w:p>
@@ -21502,11 +21934,19 @@
           <w:rStyle w:val="CodiceHTML"/>
         </w:rPr>
       </w:pPr>
+      <w:proofErr w:type="gramStart"/>
       <w:r>
         <w:rPr>
           <w:rStyle w:val="CodiceHTML"/>
         </w:rPr>
-        <w:t>6  ... 22   Master</w:t>
+        <w:t>6  ...</w:t>
+      </w:r>
+      <w:proofErr w:type="gramEnd"/>
+      <w:r>
+        <w:rPr>
+          <w:rStyle w:val="CodiceHTML"/>
+        </w:rPr>
+        <w:t xml:space="preserve"> 22   Master</w:t>
       </w:r>
     </w:p>
     <w:p>
@@ -21565,46 +22005,9 @@
         <w:t>, non il numero di caratteri del telefono.</w:t>
       </w:r>
     </w:p>
-    <w:p>
-      <w:pPr>
-        <w:rPr>
-          <w:rFonts w:ascii="Arial" w:hAnsi="Arial" w:cs="Arial"/>
-        </w:rPr>
-      </w:pPr>
-      <w:proofErr w:type="spellStart"/>
-      <w:r>
-        <w:rPr>
-          <w:rFonts w:ascii="Arial" w:hAnsi="Arial" w:cs="Arial"/>
-        </w:rPr>
-        <w:t>EStr</w:t>
-      </w:r>
-      <w:proofErr w:type="spellEnd"/>
-    </w:p>
-    <w:p>
-      <w:pPr>
-        <w:rPr>
-          <w:rFonts w:ascii="Arial" w:hAnsi="Arial" w:cs="Arial"/>
-        </w:rPr>
-      </w:pPr>
-      <w:proofErr w:type="spellStart"/>
-      <w:r>
-        <w:rPr>
-          <w:rFonts w:ascii="Arial" w:hAnsi="Arial" w:cs="Arial"/>
-        </w:rPr>
-        <w:t>phoneAuth</w:t>
-      </w:r>
-      <w:proofErr w:type="spellEnd"/>
-    </w:p>
-    <w:p>
-      <w:pPr>
-        <w:rPr>
-          <w:rFonts w:ascii="Arial" w:hAnsi="Arial" w:cs="Arial"/>
-        </w:rPr>
-      </w:pPr>
-    </w:p>
     <w:sectPr>
-      <w:pgSz w:w="16838" w:h="11906" w:orient="landscape" w:code="9"/>
-      <w:pgMar w:top="1134" w:right="1417" w:bottom="1134" w:left="1134" w:header="708" w:footer="708" w:gutter="0"/>
+      <w:pgSz w:w="11906" w:h="16838" w:code="9"/>
+      <w:pgMar w:top="1134" w:right="1134" w:bottom="1417" w:left="1134" w:header="708" w:footer="708" w:gutter="0"/>
       <w:cols w:space="708"/>
       <w:docGrid w:linePitch="360"/>
     </w:sectPr>
@@ -23302,7 +23705,6 @@
   <w:style w:type="character" w:default="1" w:styleId="Carpredefinitoparagrafo">
     <w:name w:val="Default Paragraph Font"/>
     <w:uiPriority w:val="1"/>
-    <w:semiHidden/>
     <w:unhideWhenUsed/>
   </w:style>
   <w:style w:type="table" w:default="1" w:styleId="Tabellanormale">
@@ -23345,7 +23747,6 @@
     <w:name w:val="Normal (Web)"/>
     <w:basedOn w:val="Normale"/>
     <w:uiPriority w:val="99"/>
-    <w:semiHidden/>
     <w:unhideWhenUsed/>
     <w:rsid w:val="009A72EE"/>
     <w:pPr>
